--- a/docs/Feature Guide.docx
+++ b/docs/Feature Guide.docx
@@ -98,7 +98,7 @@
       <w:pPr>
         <w:pStyle w:val="NormalWeb"/>
         <w:shd w:val="clear" w:color="auto" w:fill="EEF2F8"/>
-        <w:divId w:val="1290671762"/>
+        <w:divId w:val="418991074"/>
         <w:rPr>
           <w:rFonts w:ascii="Calibri" w:hAnsi="Calibri" w:cs="Calibri"/>
           <w:color w:val="404040"/>
@@ -113,7 +113,7 @@
           <w:sz w:val="22"/>
           <w:szCs w:val="22"/>
         </w:rPr>
-        <w:t>Parts not built yet (Attendance, Payroll, Cash Advances, Website Admin) are listed at the end. This guide grows as they are finished.</w:t>
+        <w:t>Parts not built yet (Attendance, Payroll, Cash Advances, the Website Admin app) are listed at the end. This guide grows as they are finished.</w:t>
       </w:r>
     </w:p>
     <w:p>
@@ -704,9 +704,9 @@
         <w:tblLook w:val="04A0" w:firstRow="1" w:lastRow="0" w:firstColumn="1" w:lastColumn="0" w:noHBand="0" w:noVBand="1"/>
       </w:tblPr>
       <w:tblGrid>
-        <w:gridCol w:w="3057"/>
-        <w:gridCol w:w="2263"/>
-        <w:gridCol w:w="2881"/>
+        <w:gridCol w:w="2300"/>
+        <w:gridCol w:w="2552"/>
+        <w:gridCol w:w="3349"/>
         <w:gridCol w:w="1143"/>
       </w:tblGrid>
       <w:tr>
@@ -1080,7 +1080,7 @@
                 <w:szCs w:val="22"/>
               </w:rPr>
               <w:lastRenderedPageBreak/>
-              <w:t>Projects, User Accounts, Website Admin</w:t>
+              <w:t>Projects, User Accounts</w:t>
             </w:r>
           </w:p>
         </w:tc>
@@ -9227,7 +9227,7 @@
           <w:sz w:val="22"/>
           <w:szCs w:val="22"/>
         </w:rPr>
-        <w:t xml:space="preserve">sends the project to Website Admin, where its photos and website details will be added </w:t>
+        <w:t xml:space="preserve">sends the project to the Website Admin app, where its photos and website details will be added </w:t>
       </w:r>
       <w:r>
         <w:rPr>
@@ -14747,16 +14747,16 @@
           <w:sz w:val="22"/>
           <w:szCs w:val="22"/>
         </w:rPr>
-        <w:t>Website Admin:</w:t>
-      </w:r>
-      <w:r>
-        <w:rPr>
-          <w:rFonts w:ascii="Calibri" w:eastAsia="Times New Roman" w:hAnsi="Calibri" w:cs="Calibri"/>
-          <w:color w:val="1A1A1A"/>
-          <w:sz w:val="22"/>
-          <w:szCs w:val="22"/>
-        </w:rPr>
-        <w:t xml:space="preserve"> edit the public website, choose which projects show, and read Contact form messages.</w:t>
+        <w:t>Website Admin app:</w:t>
+      </w:r>
+      <w:r>
+        <w:rPr>
+          <w:rFonts w:ascii="Calibri" w:eastAsia="Times New Roman" w:hAnsi="Calibri" w:cs="Calibri"/>
+          <w:color w:val="1A1A1A"/>
+          <w:sz w:val="22"/>
+          <w:szCs w:val="22"/>
+        </w:rPr>
+        <w:t xml:space="preserve"> a separate program with its own accounts (not part of the office app) to edit the public website, choose which projects show, and read Contact form messages.</w:t>
       </w:r>
     </w:p>
     <w:p>
@@ -14955,7 +14955,16 @@
                 <w:sz w:val="22"/>
                 <w:szCs w:val="22"/>
               </w:rPr>
-              <w:t>The Supervisor's (or Admin's) decision on a request. Only approved items count.</w:t>
+              <w:t>The Supervisor's (or Admin'</w:t>
+            </w:r>
+            <w:r>
+              <w:rPr>
+                <w:rFonts w:ascii="Calibri" w:eastAsia="Times New Roman" w:hAnsi="Calibri" w:cs="Calibri"/>
+                <w:color w:val="1A1A1A"/>
+                <w:sz w:val="22"/>
+                <w:szCs w:val="22"/>
+              </w:rPr>
+              <w:t>s) decision on a request. Only approved items count.</w:t>
             </w:r>
           </w:p>
         </w:tc>
@@ -15455,9 +15464,9 @@
 <file path=word/numbering.xml><?xml version="1.0" encoding="utf-8"?>
 <w:numbering xmlns:wpc="http://schemas.microsoft.com/office/word/2010/wordprocessingCanvas" xmlns:cx="http://schemas.microsoft.com/office/drawing/2014/chartex" xmlns:cx1="http://schemas.microsoft.com/office/drawing/2015/9/8/chartex" xmlns:cx2="http://schemas.microsoft.com/office/drawing/2015/10/21/chartex" xmlns:cx3="http://schemas.microsoft.com/office/drawing/2016/5/9/chartex" xmlns:cx4="http://schemas.microsoft.com/office/drawing/2016/5/10/chartex" xmlns:cx5="http://schemas.microsoft.com/office/drawing/2016/5/11/chartex" xmlns:cx6="http://schemas.microsoft.com/office/drawing/2016/5/12/chartex" xmlns:cx7="http://schemas.microsoft.com/office/drawing/2016/5/13/chartex" xmlns:cx8="http://schemas.microsoft.com/office/drawing/2016/5/14/chartex" xmlns:mc="http://schemas.openxmlformats.org/markup-compatibility/2006" xmlns:aink="http://schemas.microsoft.com/office/drawing/2016/ink" xmlns:am3d="http://schemas.microsoft.com/office/drawing/2017/model3d" xmlns:o="urn:schemas-microsoft-com:office:office" xmlns:oel="http://schemas.microsoft.com/office/2019/extlst" xmlns:r="http://schemas.openxmlformats.org/officeDocument/2006/relationships" xmlns:m="http://schemas.openxmlformats.org/officeDocument/2006/math" xmlns:v="urn:schemas-microsoft-com:vml" xmlns:wp14="http://schemas.microsoft.com/office/word/2010/wordprocessingDrawing" xmlns:wp="http://schemas.openxmlformats.org/drawingml/2006/wordprocessingDrawing" xmlns:w10="urn:schemas-microsoft-com:office:word" xmlns:w="http://schemas.openxmlformats.org/wordprocessingml/2006/main" xmlns:w14="http://schemas.microsoft.com/office/word/2010/wordml" xmlns:w15="http://schemas.microsoft.com/office/word/2012/wordml" xmlns:w16cex="http://schemas.microsoft.com/office/word/2018/wordml/cex" xmlns:w16cid="http://schemas.microsoft.com/office/word/2016/wordml/cid" xmlns:w16="http://schemas.microsoft.com/office/word/2018/wordml" xmlns:w16du="http://schemas.microsoft.com/office/word/2023/wordml/word16du" xmlns:w16sdtdh="http://schemas.microsoft.com/office/word/2020/wordml/sdtdatahash" xmlns:w16sdtfl="http://schemas.microsoft.com/office/word/2024/wordml/sdtformatlock" xmlns:w16se="http://schemas.microsoft.com/office/word/2015/wordml/symex" xmlns:wpg="http://schemas.microsoft.com/office/word/2010/wordprocessingGroup" xmlns:wpi="http://schemas.microsoft.com/office/word/2010/wordprocessingInk" xmlns:wne="http://schemas.microsoft.com/office/word/2006/wordml" xmlns:wps="http://schemas.microsoft.com/office/word/2010/wordprocessingShape" mc:Ignorable="w14 w15 w16se w16cid w16 w16cex w16sdtdh w16sdtfl w16du wp14">
   <w:abstractNum w:abstractNumId="0" w15:restartNumberingAfterBreak="0">
-    <w:nsid w:val="059A2022"/>
+    <w:nsid w:val="09D97C5D"/>
     <w:multiLevelType w:val="multilevel"/>
-    <w:tmpl w:val="ED08E366"/>
+    <w:tmpl w:val="B046EDB6"/>
     <w:lvl w:ilvl="0">
       <w:start w:val="1"/>
       <w:numFmt w:val="bullet"/>
@@ -15604,9 +15613,9 @@
     </w:lvl>
   </w:abstractNum>
   <w:abstractNum w:abstractNumId="1" w15:restartNumberingAfterBreak="0">
-    <w:nsid w:val="06A10B1A"/>
+    <w:nsid w:val="0BB26C29"/>
     <w:multiLevelType w:val="multilevel"/>
-    <w:tmpl w:val="299A4456"/>
+    <w:tmpl w:val="3C701BB4"/>
     <w:lvl w:ilvl="0">
       <w:start w:val="1"/>
       <w:numFmt w:val="bullet"/>
@@ -15753,9 +15762,9 @@
     </w:lvl>
   </w:abstractNum>
   <w:abstractNum w:abstractNumId="2" w15:restartNumberingAfterBreak="0">
-    <w:nsid w:val="08863BD8"/>
+    <w:nsid w:val="0F597382"/>
     <w:multiLevelType w:val="multilevel"/>
-    <w:tmpl w:val="000077AA"/>
+    <w:tmpl w:val="0C58D2E0"/>
     <w:lvl w:ilvl="0">
       <w:start w:val="1"/>
       <w:numFmt w:val="bullet"/>
@@ -15902,9 +15911,9 @@
     </w:lvl>
   </w:abstractNum>
   <w:abstractNum w:abstractNumId="3" w15:restartNumberingAfterBreak="0">
-    <w:nsid w:val="08B53F8D"/>
+    <w:nsid w:val="102932A1"/>
     <w:multiLevelType w:val="multilevel"/>
-    <w:tmpl w:val="64D83756"/>
+    <w:tmpl w:val="1E7014C0"/>
     <w:lvl w:ilvl="0">
       <w:start w:val="1"/>
       <w:numFmt w:val="bullet"/>
@@ -16051,9 +16060,9 @@
     </w:lvl>
   </w:abstractNum>
   <w:abstractNum w:abstractNumId="4" w15:restartNumberingAfterBreak="0">
-    <w:nsid w:val="0F780F74"/>
+    <w:nsid w:val="1B78043D"/>
     <w:multiLevelType w:val="multilevel"/>
-    <w:tmpl w:val="09C400CE"/>
+    <w:tmpl w:val="87D80856"/>
     <w:lvl w:ilvl="0">
       <w:start w:val="1"/>
       <w:numFmt w:val="decimal"/>
@@ -16164,9 +16173,9 @@
     </w:lvl>
   </w:abstractNum>
   <w:abstractNum w:abstractNumId="5" w15:restartNumberingAfterBreak="0">
-    <w:nsid w:val="11260F1E"/>
+    <w:nsid w:val="21E212AD"/>
     <w:multiLevelType w:val="multilevel"/>
-    <w:tmpl w:val="4D623406"/>
+    <w:tmpl w:val="6A304E26"/>
     <w:lvl w:ilvl="0">
       <w:start w:val="1"/>
       <w:numFmt w:val="bullet"/>
@@ -16313,9 +16322,9 @@
     </w:lvl>
   </w:abstractNum>
   <w:abstractNum w:abstractNumId="6" w15:restartNumberingAfterBreak="0">
-    <w:nsid w:val="121A2C6D"/>
+    <w:nsid w:val="242563F9"/>
     <w:multiLevelType w:val="multilevel"/>
-    <w:tmpl w:val="FFDE90CE"/>
+    <w:tmpl w:val="319479DA"/>
     <w:lvl w:ilvl="0">
       <w:start w:val="1"/>
       <w:numFmt w:val="bullet"/>
@@ -16462,13 +16471,13 @@
     </w:lvl>
   </w:abstractNum>
   <w:abstractNum w:abstractNumId="7" w15:restartNumberingAfterBreak="0">
-    <w:nsid w:val="155516AE"/>
+    <w:nsid w:val="27CE4709"/>
     <w:multiLevelType w:val="multilevel"/>
-    <w:tmpl w:val="AF804C0E"/>
+    <w:tmpl w:val="BB0C6C6C"/>
     <w:lvl w:ilvl="0">
       <w:start w:val="1"/>
-      <w:numFmt w:val="bullet"/>
-      <w:lvlText w:val=""/>
+      <w:numFmt w:val="decimal"/>
+      <w:lvlText w:val="%1."/>
       <w:lvlJc w:val="left"/>
       <w:pPr>
         <w:tabs>
@@ -16476,15 +16485,11 @@
         </w:tabs>
         <w:ind w:left="720" w:hanging="360"/>
       </w:pPr>
-      <w:rPr>
-        <w:rFonts w:ascii="Symbol" w:hAnsi="Symbol" w:hint="default"/>
-        <w:sz w:val="20"/>
-      </w:rPr>
     </w:lvl>
     <w:lvl w:ilvl="1" w:tentative="1">
       <w:start w:val="1"/>
-      <w:numFmt w:val="bullet"/>
-      <w:lvlText w:val="o"/>
+      <w:numFmt w:val="decimal"/>
+      <w:lvlText w:val="%2."/>
       <w:lvlJc w:val="left"/>
       <w:pPr>
         <w:tabs>
@@ -16492,15 +16497,11 @@
         </w:tabs>
         <w:ind w:left="1440" w:hanging="360"/>
       </w:pPr>
-      <w:rPr>
-        <w:rFonts w:ascii="Courier New" w:hAnsi="Courier New" w:hint="default"/>
-        <w:sz w:val="20"/>
-      </w:rPr>
     </w:lvl>
     <w:lvl w:ilvl="2" w:tentative="1">
       <w:start w:val="1"/>
-      <w:numFmt w:val="bullet"/>
-      <w:lvlText w:val=""/>
+      <w:numFmt w:val="decimal"/>
+      <w:lvlText w:val="%3."/>
       <w:lvlJc w:val="left"/>
       <w:pPr>
         <w:tabs>
@@ -16508,15 +16509,11 @@
         </w:tabs>
         <w:ind w:left="2160" w:hanging="360"/>
       </w:pPr>
-      <w:rPr>
-        <w:rFonts w:ascii="Wingdings" w:hAnsi="Wingdings" w:hint="default"/>
-        <w:sz w:val="20"/>
-      </w:rPr>
     </w:lvl>
     <w:lvl w:ilvl="3" w:tentative="1">
       <w:start w:val="1"/>
-      <w:numFmt w:val="bullet"/>
-      <w:lvlText w:val=""/>
+      <w:numFmt w:val="decimal"/>
+      <w:lvlText w:val="%4."/>
       <w:lvlJc w:val="left"/>
       <w:pPr>
         <w:tabs>
@@ -16524,15 +16521,11 @@
         </w:tabs>
         <w:ind w:left="2880" w:hanging="360"/>
       </w:pPr>
-      <w:rPr>
-        <w:rFonts w:ascii="Wingdings" w:hAnsi="Wingdings" w:hint="default"/>
-        <w:sz w:val="20"/>
-      </w:rPr>
     </w:lvl>
     <w:lvl w:ilvl="4" w:tentative="1">
       <w:start w:val="1"/>
-      <w:numFmt w:val="bullet"/>
-      <w:lvlText w:val=""/>
+      <w:numFmt w:val="decimal"/>
+      <w:lvlText w:val="%5."/>
       <w:lvlJc w:val="left"/>
       <w:pPr>
         <w:tabs>
@@ -16540,15 +16533,11 @@
         </w:tabs>
         <w:ind w:left="3600" w:hanging="360"/>
       </w:pPr>
-      <w:rPr>
-        <w:rFonts w:ascii="Wingdings" w:hAnsi="Wingdings" w:hint="default"/>
-        <w:sz w:val="20"/>
-      </w:rPr>
     </w:lvl>
     <w:lvl w:ilvl="5" w:tentative="1">
       <w:start w:val="1"/>
-      <w:numFmt w:val="bullet"/>
-      <w:lvlText w:val=""/>
+      <w:numFmt w:val="decimal"/>
+      <w:lvlText w:val="%6."/>
       <w:lvlJc w:val="left"/>
       <w:pPr>
         <w:tabs>
@@ -16556,15 +16545,11 @@
         </w:tabs>
         <w:ind w:left="4320" w:hanging="360"/>
       </w:pPr>
-      <w:rPr>
-        <w:rFonts w:ascii="Wingdings" w:hAnsi="Wingdings" w:hint="default"/>
-        <w:sz w:val="20"/>
-      </w:rPr>
     </w:lvl>
     <w:lvl w:ilvl="6" w:tentative="1">
       <w:start w:val="1"/>
-      <w:numFmt w:val="bullet"/>
-      <w:lvlText w:val=""/>
+      <w:numFmt w:val="decimal"/>
+      <w:lvlText w:val="%7."/>
       <w:lvlJc w:val="left"/>
       <w:pPr>
         <w:tabs>
@@ -16572,15 +16557,11 @@
         </w:tabs>
         <w:ind w:left="5040" w:hanging="360"/>
       </w:pPr>
-      <w:rPr>
-        <w:rFonts w:ascii="Wingdings" w:hAnsi="Wingdings" w:hint="default"/>
-        <w:sz w:val="20"/>
-      </w:rPr>
     </w:lvl>
     <w:lvl w:ilvl="7" w:tentative="1">
       <w:start w:val="1"/>
-      <w:numFmt w:val="bullet"/>
-      <w:lvlText w:val=""/>
+      <w:numFmt w:val="decimal"/>
+      <w:lvlText w:val="%8."/>
       <w:lvlJc w:val="left"/>
       <w:pPr>
         <w:tabs>
@@ -16588,15 +16569,11 @@
         </w:tabs>
         <w:ind w:left="5760" w:hanging="360"/>
       </w:pPr>
-      <w:rPr>
-        <w:rFonts w:ascii="Wingdings" w:hAnsi="Wingdings" w:hint="default"/>
-        <w:sz w:val="20"/>
-      </w:rPr>
     </w:lvl>
     <w:lvl w:ilvl="8" w:tentative="1">
       <w:start w:val="1"/>
-      <w:numFmt w:val="bullet"/>
-      <w:lvlText w:val=""/>
+      <w:numFmt w:val="decimal"/>
+      <w:lvlText w:val="%9."/>
       <w:lvlJc w:val="left"/>
       <w:pPr>
         <w:tabs>
@@ -16604,16 +16581,12 @@
         </w:tabs>
         <w:ind w:left="6480" w:hanging="360"/>
       </w:pPr>
-      <w:rPr>
-        <w:rFonts w:ascii="Wingdings" w:hAnsi="Wingdings" w:hint="default"/>
-        <w:sz w:val="20"/>
-      </w:rPr>
     </w:lvl>
   </w:abstractNum>
   <w:abstractNum w:abstractNumId="8" w15:restartNumberingAfterBreak="0">
-    <w:nsid w:val="18134783"/>
+    <w:nsid w:val="30167A3E"/>
     <w:multiLevelType w:val="multilevel"/>
-    <w:tmpl w:val="78107F62"/>
+    <w:tmpl w:val="E24C100E"/>
     <w:lvl w:ilvl="0">
       <w:start w:val="1"/>
       <w:numFmt w:val="bullet"/>
@@ -16760,9 +16733,9 @@
     </w:lvl>
   </w:abstractNum>
   <w:abstractNum w:abstractNumId="9" w15:restartNumberingAfterBreak="0">
-    <w:nsid w:val="19377AD6"/>
+    <w:nsid w:val="309E5860"/>
     <w:multiLevelType w:val="multilevel"/>
-    <w:tmpl w:val="75722F18"/>
+    <w:tmpl w:val="62AA96FC"/>
     <w:lvl w:ilvl="0">
       <w:start w:val="1"/>
       <w:numFmt w:val="bullet"/>
@@ -16909,9 +16882,307 @@
     </w:lvl>
   </w:abstractNum>
   <w:abstractNum w:abstractNumId="10" w15:restartNumberingAfterBreak="0">
-    <w:nsid w:val="1E4E4219"/>
+    <w:nsid w:val="35872EF0"/>
     <w:multiLevelType w:val="multilevel"/>
-    <w:tmpl w:val="EF344D84"/>
+    <w:tmpl w:val="E306E254"/>
+    <w:lvl w:ilvl="0">
+      <w:start w:val="1"/>
+      <w:numFmt w:val="bullet"/>
+      <w:lvlText w:val=""/>
+      <w:lvlJc w:val="left"/>
+      <w:pPr>
+        <w:tabs>
+          <w:tab w:val="num" w:pos="720"/>
+        </w:tabs>
+        <w:ind w:left="720" w:hanging="360"/>
+      </w:pPr>
+      <w:rPr>
+        <w:rFonts w:ascii="Symbol" w:hAnsi="Symbol" w:hint="default"/>
+        <w:sz w:val="20"/>
+      </w:rPr>
+    </w:lvl>
+    <w:lvl w:ilvl="1" w:tentative="1">
+      <w:start w:val="1"/>
+      <w:numFmt w:val="bullet"/>
+      <w:lvlText w:val="o"/>
+      <w:lvlJc w:val="left"/>
+      <w:pPr>
+        <w:tabs>
+          <w:tab w:val="num" w:pos="1440"/>
+        </w:tabs>
+        <w:ind w:left="1440" w:hanging="360"/>
+      </w:pPr>
+      <w:rPr>
+        <w:rFonts w:ascii="Courier New" w:hAnsi="Courier New" w:hint="default"/>
+        <w:sz w:val="20"/>
+      </w:rPr>
+    </w:lvl>
+    <w:lvl w:ilvl="2" w:tentative="1">
+      <w:start w:val="1"/>
+      <w:numFmt w:val="bullet"/>
+      <w:lvlText w:val=""/>
+      <w:lvlJc w:val="left"/>
+      <w:pPr>
+        <w:tabs>
+          <w:tab w:val="num" w:pos="2160"/>
+        </w:tabs>
+        <w:ind w:left="2160" w:hanging="360"/>
+      </w:pPr>
+      <w:rPr>
+        <w:rFonts w:ascii="Wingdings" w:hAnsi="Wingdings" w:hint="default"/>
+        <w:sz w:val="20"/>
+      </w:rPr>
+    </w:lvl>
+    <w:lvl w:ilvl="3" w:tentative="1">
+      <w:start w:val="1"/>
+      <w:numFmt w:val="bullet"/>
+      <w:lvlText w:val=""/>
+      <w:lvlJc w:val="left"/>
+      <w:pPr>
+        <w:tabs>
+          <w:tab w:val="num" w:pos="2880"/>
+        </w:tabs>
+        <w:ind w:left="2880" w:hanging="360"/>
+      </w:pPr>
+      <w:rPr>
+        <w:rFonts w:ascii="Wingdings" w:hAnsi="Wingdings" w:hint="default"/>
+        <w:sz w:val="20"/>
+      </w:rPr>
+    </w:lvl>
+    <w:lvl w:ilvl="4" w:tentative="1">
+      <w:start w:val="1"/>
+      <w:numFmt w:val="bullet"/>
+      <w:lvlText w:val=""/>
+      <w:lvlJc w:val="left"/>
+      <w:pPr>
+        <w:tabs>
+          <w:tab w:val="num" w:pos="3600"/>
+        </w:tabs>
+        <w:ind w:left="3600" w:hanging="360"/>
+      </w:pPr>
+      <w:rPr>
+        <w:rFonts w:ascii="Wingdings" w:hAnsi="Wingdings" w:hint="default"/>
+        <w:sz w:val="20"/>
+      </w:rPr>
+    </w:lvl>
+    <w:lvl w:ilvl="5" w:tentative="1">
+      <w:start w:val="1"/>
+      <w:numFmt w:val="bullet"/>
+      <w:lvlText w:val=""/>
+      <w:lvlJc w:val="left"/>
+      <w:pPr>
+        <w:tabs>
+          <w:tab w:val="num" w:pos="4320"/>
+        </w:tabs>
+        <w:ind w:left="4320" w:hanging="360"/>
+      </w:pPr>
+      <w:rPr>
+        <w:rFonts w:ascii="Wingdings" w:hAnsi="Wingdings" w:hint="default"/>
+        <w:sz w:val="20"/>
+      </w:rPr>
+    </w:lvl>
+    <w:lvl w:ilvl="6" w:tentative="1">
+      <w:start w:val="1"/>
+      <w:numFmt w:val="bullet"/>
+      <w:lvlText w:val=""/>
+      <w:lvlJc w:val="left"/>
+      <w:pPr>
+        <w:tabs>
+          <w:tab w:val="num" w:pos="5040"/>
+        </w:tabs>
+        <w:ind w:left="5040" w:hanging="360"/>
+      </w:pPr>
+      <w:rPr>
+        <w:rFonts w:ascii="Wingdings" w:hAnsi="Wingdings" w:hint="default"/>
+        <w:sz w:val="20"/>
+      </w:rPr>
+    </w:lvl>
+    <w:lvl w:ilvl="7" w:tentative="1">
+      <w:start w:val="1"/>
+      <w:numFmt w:val="bullet"/>
+      <w:lvlText w:val=""/>
+      <w:lvlJc w:val="left"/>
+      <w:pPr>
+        <w:tabs>
+          <w:tab w:val="num" w:pos="5760"/>
+        </w:tabs>
+        <w:ind w:left="5760" w:hanging="360"/>
+      </w:pPr>
+      <w:rPr>
+        <w:rFonts w:ascii="Wingdings" w:hAnsi="Wingdings" w:hint="default"/>
+        <w:sz w:val="20"/>
+      </w:rPr>
+    </w:lvl>
+    <w:lvl w:ilvl="8" w:tentative="1">
+      <w:start w:val="1"/>
+      <w:numFmt w:val="bullet"/>
+      <w:lvlText w:val=""/>
+      <w:lvlJc w:val="left"/>
+      <w:pPr>
+        <w:tabs>
+          <w:tab w:val="num" w:pos="6480"/>
+        </w:tabs>
+        <w:ind w:left="6480" w:hanging="360"/>
+      </w:pPr>
+      <w:rPr>
+        <w:rFonts w:ascii="Wingdings" w:hAnsi="Wingdings" w:hint="default"/>
+        <w:sz w:val="20"/>
+      </w:rPr>
+    </w:lvl>
+  </w:abstractNum>
+  <w:abstractNum w:abstractNumId="11" w15:restartNumberingAfterBreak="0">
+    <w:nsid w:val="367600E4"/>
+    <w:multiLevelType w:val="multilevel"/>
+    <w:tmpl w:val="A432AA12"/>
+    <w:lvl w:ilvl="0">
+      <w:start w:val="1"/>
+      <w:numFmt w:val="bullet"/>
+      <w:lvlText w:val=""/>
+      <w:lvlJc w:val="left"/>
+      <w:pPr>
+        <w:tabs>
+          <w:tab w:val="num" w:pos="720"/>
+        </w:tabs>
+        <w:ind w:left="720" w:hanging="360"/>
+      </w:pPr>
+      <w:rPr>
+        <w:rFonts w:ascii="Symbol" w:hAnsi="Symbol" w:hint="default"/>
+        <w:sz w:val="20"/>
+      </w:rPr>
+    </w:lvl>
+    <w:lvl w:ilvl="1" w:tentative="1">
+      <w:start w:val="1"/>
+      <w:numFmt w:val="bullet"/>
+      <w:lvlText w:val="o"/>
+      <w:lvlJc w:val="left"/>
+      <w:pPr>
+        <w:tabs>
+          <w:tab w:val="num" w:pos="1440"/>
+        </w:tabs>
+        <w:ind w:left="1440" w:hanging="360"/>
+      </w:pPr>
+      <w:rPr>
+        <w:rFonts w:ascii="Courier New" w:hAnsi="Courier New" w:hint="default"/>
+        <w:sz w:val="20"/>
+      </w:rPr>
+    </w:lvl>
+    <w:lvl w:ilvl="2" w:tentative="1">
+      <w:start w:val="1"/>
+      <w:numFmt w:val="bullet"/>
+      <w:lvlText w:val=""/>
+      <w:lvlJc w:val="left"/>
+      <w:pPr>
+        <w:tabs>
+          <w:tab w:val="num" w:pos="2160"/>
+        </w:tabs>
+        <w:ind w:left="2160" w:hanging="360"/>
+      </w:pPr>
+      <w:rPr>
+        <w:rFonts w:ascii="Wingdings" w:hAnsi="Wingdings" w:hint="default"/>
+        <w:sz w:val="20"/>
+      </w:rPr>
+    </w:lvl>
+    <w:lvl w:ilvl="3" w:tentative="1">
+      <w:start w:val="1"/>
+      <w:numFmt w:val="bullet"/>
+      <w:lvlText w:val=""/>
+      <w:lvlJc w:val="left"/>
+      <w:pPr>
+        <w:tabs>
+          <w:tab w:val="num" w:pos="2880"/>
+        </w:tabs>
+        <w:ind w:left="2880" w:hanging="360"/>
+      </w:pPr>
+      <w:rPr>
+        <w:rFonts w:ascii="Wingdings" w:hAnsi="Wingdings" w:hint="default"/>
+        <w:sz w:val="20"/>
+      </w:rPr>
+    </w:lvl>
+    <w:lvl w:ilvl="4" w:tentative="1">
+      <w:start w:val="1"/>
+      <w:numFmt w:val="bullet"/>
+      <w:lvlText w:val=""/>
+      <w:lvlJc w:val="left"/>
+      <w:pPr>
+        <w:tabs>
+          <w:tab w:val="num" w:pos="3600"/>
+        </w:tabs>
+        <w:ind w:left="3600" w:hanging="360"/>
+      </w:pPr>
+      <w:rPr>
+        <w:rFonts w:ascii="Wingdings" w:hAnsi="Wingdings" w:hint="default"/>
+        <w:sz w:val="20"/>
+      </w:rPr>
+    </w:lvl>
+    <w:lvl w:ilvl="5" w:tentative="1">
+      <w:start w:val="1"/>
+      <w:numFmt w:val="bullet"/>
+      <w:lvlText w:val=""/>
+      <w:lvlJc w:val="left"/>
+      <w:pPr>
+        <w:tabs>
+          <w:tab w:val="num" w:pos="4320"/>
+        </w:tabs>
+        <w:ind w:left="4320" w:hanging="360"/>
+      </w:pPr>
+      <w:rPr>
+        <w:rFonts w:ascii="Wingdings" w:hAnsi="Wingdings" w:hint="default"/>
+        <w:sz w:val="20"/>
+      </w:rPr>
+    </w:lvl>
+    <w:lvl w:ilvl="6" w:tentative="1">
+      <w:start w:val="1"/>
+      <w:numFmt w:val="bullet"/>
+      <w:lvlText w:val=""/>
+      <w:lvlJc w:val="left"/>
+      <w:pPr>
+        <w:tabs>
+          <w:tab w:val="num" w:pos="5040"/>
+        </w:tabs>
+        <w:ind w:left="5040" w:hanging="360"/>
+      </w:pPr>
+      <w:rPr>
+        <w:rFonts w:ascii="Wingdings" w:hAnsi="Wingdings" w:hint="default"/>
+        <w:sz w:val="20"/>
+      </w:rPr>
+    </w:lvl>
+    <w:lvl w:ilvl="7" w:tentative="1">
+      <w:start w:val="1"/>
+      <w:numFmt w:val="bullet"/>
+      <w:lvlText w:val=""/>
+      <w:lvlJc w:val="left"/>
+      <w:pPr>
+        <w:tabs>
+          <w:tab w:val="num" w:pos="5760"/>
+        </w:tabs>
+        <w:ind w:left="5760" w:hanging="360"/>
+      </w:pPr>
+      <w:rPr>
+        <w:rFonts w:ascii="Wingdings" w:hAnsi="Wingdings" w:hint="default"/>
+        <w:sz w:val="20"/>
+      </w:rPr>
+    </w:lvl>
+    <w:lvl w:ilvl="8" w:tentative="1">
+      <w:start w:val="1"/>
+      <w:numFmt w:val="bullet"/>
+      <w:lvlText w:val=""/>
+      <w:lvlJc w:val="left"/>
+      <w:pPr>
+        <w:tabs>
+          <w:tab w:val="num" w:pos="6480"/>
+        </w:tabs>
+        <w:ind w:left="6480" w:hanging="360"/>
+      </w:pPr>
+      <w:rPr>
+        <w:rFonts w:ascii="Wingdings" w:hAnsi="Wingdings" w:hint="default"/>
+        <w:sz w:val="20"/>
+      </w:rPr>
+    </w:lvl>
+  </w:abstractNum>
+  <w:abstractNum w:abstractNumId="12" w15:restartNumberingAfterBreak="0">
+    <w:nsid w:val="383B6A71"/>
+    <w:multiLevelType w:val="multilevel"/>
+    <w:tmpl w:val="92A8CC4A"/>
     <w:lvl w:ilvl="0">
       <w:start w:val="1"/>
       <w:numFmt w:val="decimal"/>
@@ -17021,308 +17292,10 @@
       </w:pPr>
     </w:lvl>
   </w:abstractNum>
-  <w:abstractNum w:abstractNumId="11" w15:restartNumberingAfterBreak="0">
-    <w:nsid w:val="208F340E"/>
+  <w:abstractNum w:abstractNumId="13" w15:restartNumberingAfterBreak="0">
+    <w:nsid w:val="38747A06"/>
     <w:multiLevelType w:val="multilevel"/>
-    <w:tmpl w:val="8C169FBC"/>
-    <w:lvl w:ilvl="0">
-      <w:start w:val="1"/>
-      <w:numFmt w:val="bullet"/>
-      <w:lvlText w:val=""/>
-      <w:lvlJc w:val="left"/>
-      <w:pPr>
-        <w:tabs>
-          <w:tab w:val="num" w:pos="720"/>
-        </w:tabs>
-        <w:ind w:left="720" w:hanging="360"/>
-      </w:pPr>
-      <w:rPr>
-        <w:rFonts w:ascii="Symbol" w:hAnsi="Symbol" w:hint="default"/>
-        <w:sz w:val="20"/>
-      </w:rPr>
-    </w:lvl>
-    <w:lvl w:ilvl="1" w:tentative="1">
-      <w:start w:val="1"/>
-      <w:numFmt w:val="bullet"/>
-      <w:lvlText w:val="o"/>
-      <w:lvlJc w:val="left"/>
-      <w:pPr>
-        <w:tabs>
-          <w:tab w:val="num" w:pos="1440"/>
-        </w:tabs>
-        <w:ind w:left="1440" w:hanging="360"/>
-      </w:pPr>
-      <w:rPr>
-        <w:rFonts w:ascii="Courier New" w:hAnsi="Courier New" w:hint="default"/>
-        <w:sz w:val="20"/>
-      </w:rPr>
-    </w:lvl>
-    <w:lvl w:ilvl="2" w:tentative="1">
-      <w:start w:val="1"/>
-      <w:numFmt w:val="bullet"/>
-      <w:lvlText w:val=""/>
-      <w:lvlJc w:val="left"/>
-      <w:pPr>
-        <w:tabs>
-          <w:tab w:val="num" w:pos="2160"/>
-        </w:tabs>
-        <w:ind w:left="2160" w:hanging="360"/>
-      </w:pPr>
-      <w:rPr>
-        <w:rFonts w:ascii="Wingdings" w:hAnsi="Wingdings" w:hint="default"/>
-        <w:sz w:val="20"/>
-      </w:rPr>
-    </w:lvl>
-    <w:lvl w:ilvl="3" w:tentative="1">
-      <w:start w:val="1"/>
-      <w:numFmt w:val="bullet"/>
-      <w:lvlText w:val=""/>
-      <w:lvlJc w:val="left"/>
-      <w:pPr>
-        <w:tabs>
-          <w:tab w:val="num" w:pos="2880"/>
-        </w:tabs>
-        <w:ind w:left="2880" w:hanging="360"/>
-      </w:pPr>
-      <w:rPr>
-        <w:rFonts w:ascii="Wingdings" w:hAnsi="Wingdings" w:hint="default"/>
-        <w:sz w:val="20"/>
-      </w:rPr>
-    </w:lvl>
-    <w:lvl w:ilvl="4" w:tentative="1">
-      <w:start w:val="1"/>
-      <w:numFmt w:val="bullet"/>
-      <w:lvlText w:val=""/>
-      <w:lvlJc w:val="left"/>
-      <w:pPr>
-        <w:tabs>
-          <w:tab w:val="num" w:pos="3600"/>
-        </w:tabs>
-        <w:ind w:left="3600" w:hanging="360"/>
-      </w:pPr>
-      <w:rPr>
-        <w:rFonts w:ascii="Wingdings" w:hAnsi="Wingdings" w:hint="default"/>
-        <w:sz w:val="20"/>
-      </w:rPr>
-    </w:lvl>
-    <w:lvl w:ilvl="5" w:tentative="1">
-      <w:start w:val="1"/>
-      <w:numFmt w:val="bullet"/>
-      <w:lvlText w:val=""/>
-      <w:lvlJc w:val="left"/>
-      <w:pPr>
-        <w:tabs>
-          <w:tab w:val="num" w:pos="4320"/>
-        </w:tabs>
-        <w:ind w:left="4320" w:hanging="360"/>
-      </w:pPr>
-      <w:rPr>
-        <w:rFonts w:ascii="Wingdings" w:hAnsi="Wingdings" w:hint="default"/>
-        <w:sz w:val="20"/>
-      </w:rPr>
-    </w:lvl>
-    <w:lvl w:ilvl="6" w:tentative="1">
-      <w:start w:val="1"/>
-      <w:numFmt w:val="bullet"/>
-      <w:lvlText w:val=""/>
-      <w:lvlJc w:val="left"/>
-      <w:pPr>
-        <w:tabs>
-          <w:tab w:val="num" w:pos="5040"/>
-        </w:tabs>
-        <w:ind w:left="5040" w:hanging="360"/>
-      </w:pPr>
-      <w:rPr>
-        <w:rFonts w:ascii="Wingdings" w:hAnsi="Wingdings" w:hint="default"/>
-        <w:sz w:val="20"/>
-      </w:rPr>
-    </w:lvl>
-    <w:lvl w:ilvl="7" w:tentative="1">
-      <w:start w:val="1"/>
-      <w:numFmt w:val="bullet"/>
-      <w:lvlText w:val=""/>
-      <w:lvlJc w:val="left"/>
-      <w:pPr>
-        <w:tabs>
-          <w:tab w:val="num" w:pos="5760"/>
-        </w:tabs>
-        <w:ind w:left="5760" w:hanging="360"/>
-      </w:pPr>
-      <w:rPr>
-        <w:rFonts w:ascii="Wingdings" w:hAnsi="Wingdings" w:hint="default"/>
-        <w:sz w:val="20"/>
-      </w:rPr>
-    </w:lvl>
-    <w:lvl w:ilvl="8" w:tentative="1">
-      <w:start w:val="1"/>
-      <w:numFmt w:val="bullet"/>
-      <w:lvlText w:val=""/>
-      <w:lvlJc w:val="left"/>
-      <w:pPr>
-        <w:tabs>
-          <w:tab w:val="num" w:pos="6480"/>
-        </w:tabs>
-        <w:ind w:left="6480" w:hanging="360"/>
-      </w:pPr>
-      <w:rPr>
-        <w:rFonts w:ascii="Wingdings" w:hAnsi="Wingdings" w:hint="default"/>
-        <w:sz w:val="20"/>
-      </w:rPr>
-    </w:lvl>
-  </w:abstractNum>
-  <w:abstractNum w:abstractNumId="12" w15:restartNumberingAfterBreak="0">
-    <w:nsid w:val="244C3533"/>
-    <w:multiLevelType w:val="multilevel"/>
-    <w:tmpl w:val="2A4E36C0"/>
-    <w:lvl w:ilvl="0">
-      <w:start w:val="1"/>
-      <w:numFmt w:val="bullet"/>
-      <w:lvlText w:val=""/>
-      <w:lvlJc w:val="left"/>
-      <w:pPr>
-        <w:tabs>
-          <w:tab w:val="num" w:pos="720"/>
-        </w:tabs>
-        <w:ind w:left="720" w:hanging="360"/>
-      </w:pPr>
-      <w:rPr>
-        <w:rFonts w:ascii="Symbol" w:hAnsi="Symbol" w:hint="default"/>
-        <w:sz w:val="20"/>
-      </w:rPr>
-    </w:lvl>
-    <w:lvl w:ilvl="1" w:tentative="1">
-      <w:start w:val="1"/>
-      <w:numFmt w:val="bullet"/>
-      <w:lvlText w:val="o"/>
-      <w:lvlJc w:val="left"/>
-      <w:pPr>
-        <w:tabs>
-          <w:tab w:val="num" w:pos="1440"/>
-        </w:tabs>
-        <w:ind w:left="1440" w:hanging="360"/>
-      </w:pPr>
-      <w:rPr>
-        <w:rFonts w:ascii="Courier New" w:hAnsi="Courier New" w:hint="default"/>
-        <w:sz w:val="20"/>
-      </w:rPr>
-    </w:lvl>
-    <w:lvl w:ilvl="2" w:tentative="1">
-      <w:start w:val="1"/>
-      <w:numFmt w:val="bullet"/>
-      <w:lvlText w:val=""/>
-      <w:lvlJc w:val="left"/>
-      <w:pPr>
-        <w:tabs>
-          <w:tab w:val="num" w:pos="2160"/>
-        </w:tabs>
-        <w:ind w:left="2160" w:hanging="360"/>
-      </w:pPr>
-      <w:rPr>
-        <w:rFonts w:ascii="Wingdings" w:hAnsi="Wingdings" w:hint="default"/>
-        <w:sz w:val="20"/>
-      </w:rPr>
-    </w:lvl>
-    <w:lvl w:ilvl="3" w:tentative="1">
-      <w:start w:val="1"/>
-      <w:numFmt w:val="bullet"/>
-      <w:lvlText w:val=""/>
-      <w:lvlJc w:val="left"/>
-      <w:pPr>
-        <w:tabs>
-          <w:tab w:val="num" w:pos="2880"/>
-        </w:tabs>
-        <w:ind w:left="2880" w:hanging="360"/>
-      </w:pPr>
-      <w:rPr>
-        <w:rFonts w:ascii="Wingdings" w:hAnsi="Wingdings" w:hint="default"/>
-        <w:sz w:val="20"/>
-      </w:rPr>
-    </w:lvl>
-    <w:lvl w:ilvl="4" w:tentative="1">
-      <w:start w:val="1"/>
-      <w:numFmt w:val="bullet"/>
-      <w:lvlText w:val=""/>
-      <w:lvlJc w:val="left"/>
-      <w:pPr>
-        <w:tabs>
-          <w:tab w:val="num" w:pos="3600"/>
-        </w:tabs>
-        <w:ind w:left="3600" w:hanging="360"/>
-      </w:pPr>
-      <w:rPr>
-        <w:rFonts w:ascii="Wingdings" w:hAnsi="Wingdings" w:hint="default"/>
-        <w:sz w:val="20"/>
-      </w:rPr>
-    </w:lvl>
-    <w:lvl w:ilvl="5" w:tentative="1">
-      <w:start w:val="1"/>
-      <w:numFmt w:val="bullet"/>
-      <w:lvlText w:val=""/>
-      <w:lvlJc w:val="left"/>
-      <w:pPr>
-        <w:tabs>
-          <w:tab w:val="num" w:pos="4320"/>
-        </w:tabs>
-        <w:ind w:left="4320" w:hanging="360"/>
-      </w:pPr>
-      <w:rPr>
-        <w:rFonts w:ascii="Wingdings" w:hAnsi="Wingdings" w:hint="default"/>
-        <w:sz w:val="20"/>
-      </w:rPr>
-    </w:lvl>
-    <w:lvl w:ilvl="6" w:tentative="1">
-      <w:start w:val="1"/>
-      <w:numFmt w:val="bullet"/>
-      <w:lvlText w:val=""/>
-      <w:lvlJc w:val="left"/>
-      <w:pPr>
-        <w:tabs>
-          <w:tab w:val="num" w:pos="5040"/>
-        </w:tabs>
-        <w:ind w:left="5040" w:hanging="360"/>
-      </w:pPr>
-      <w:rPr>
-        <w:rFonts w:ascii="Wingdings" w:hAnsi="Wingdings" w:hint="default"/>
-        <w:sz w:val="20"/>
-      </w:rPr>
-    </w:lvl>
-    <w:lvl w:ilvl="7" w:tentative="1">
-      <w:start w:val="1"/>
-      <w:numFmt w:val="bullet"/>
-      <w:lvlText w:val=""/>
-      <w:lvlJc w:val="left"/>
-      <w:pPr>
-        <w:tabs>
-          <w:tab w:val="num" w:pos="5760"/>
-        </w:tabs>
-        <w:ind w:left="5760" w:hanging="360"/>
-      </w:pPr>
-      <w:rPr>
-        <w:rFonts w:ascii="Wingdings" w:hAnsi="Wingdings" w:hint="default"/>
-        <w:sz w:val="20"/>
-      </w:rPr>
-    </w:lvl>
-    <w:lvl w:ilvl="8" w:tentative="1">
-      <w:start w:val="1"/>
-      <w:numFmt w:val="bullet"/>
-      <w:lvlText w:val=""/>
-      <w:lvlJc w:val="left"/>
-      <w:pPr>
-        <w:tabs>
-          <w:tab w:val="num" w:pos="6480"/>
-        </w:tabs>
-        <w:ind w:left="6480" w:hanging="360"/>
-      </w:pPr>
-      <w:rPr>
-        <w:rFonts w:ascii="Wingdings" w:hAnsi="Wingdings" w:hint="default"/>
-        <w:sz w:val="20"/>
-      </w:rPr>
-    </w:lvl>
-  </w:abstractNum>
-  <w:abstractNum w:abstractNumId="13" w15:restartNumberingAfterBreak="0">
-    <w:nsid w:val="30236AC8"/>
-    <w:multiLevelType w:val="multilevel"/>
-    <w:tmpl w:val="B5BA4EE8"/>
+    <w:tmpl w:val="0A92DBBC"/>
     <w:lvl w:ilvl="0">
       <w:start w:val="1"/>
       <w:numFmt w:val="bullet"/>
@@ -17469,9 +17442,9 @@
     </w:lvl>
   </w:abstractNum>
   <w:abstractNum w:abstractNumId="14" w15:restartNumberingAfterBreak="0">
-    <w:nsid w:val="321C0D2C"/>
+    <w:nsid w:val="3B712255"/>
     <w:multiLevelType w:val="multilevel"/>
-    <w:tmpl w:val="EF9A83E6"/>
+    <w:tmpl w:val="B6CE9BC0"/>
     <w:lvl w:ilvl="0">
       <w:start w:val="1"/>
       <w:numFmt w:val="bullet"/>
@@ -17618,9 +17591,9 @@
     </w:lvl>
   </w:abstractNum>
   <w:abstractNum w:abstractNumId="15" w15:restartNumberingAfterBreak="0">
-    <w:nsid w:val="37E50769"/>
+    <w:nsid w:val="3E6562A2"/>
     <w:multiLevelType w:val="multilevel"/>
-    <w:tmpl w:val="FEBE5362"/>
+    <w:tmpl w:val="6F4636D0"/>
     <w:lvl w:ilvl="0">
       <w:start w:val="1"/>
       <w:numFmt w:val="bullet"/>
@@ -17767,9 +17740,1201 @@
     </w:lvl>
   </w:abstractNum>
   <w:abstractNum w:abstractNumId="16" w15:restartNumberingAfterBreak="0">
-    <w:nsid w:val="37F44CC0"/>
+    <w:nsid w:val="429F0033"/>
     <w:multiLevelType w:val="multilevel"/>
-    <w:tmpl w:val="543E4406"/>
+    <w:tmpl w:val="AFD87306"/>
+    <w:lvl w:ilvl="0">
+      <w:start w:val="1"/>
+      <w:numFmt w:val="bullet"/>
+      <w:lvlText w:val=""/>
+      <w:lvlJc w:val="left"/>
+      <w:pPr>
+        <w:tabs>
+          <w:tab w:val="num" w:pos="720"/>
+        </w:tabs>
+        <w:ind w:left="720" w:hanging="360"/>
+      </w:pPr>
+      <w:rPr>
+        <w:rFonts w:ascii="Symbol" w:hAnsi="Symbol" w:hint="default"/>
+        <w:sz w:val="20"/>
+      </w:rPr>
+    </w:lvl>
+    <w:lvl w:ilvl="1" w:tentative="1">
+      <w:start w:val="1"/>
+      <w:numFmt w:val="bullet"/>
+      <w:lvlText w:val="o"/>
+      <w:lvlJc w:val="left"/>
+      <w:pPr>
+        <w:tabs>
+          <w:tab w:val="num" w:pos="1440"/>
+        </w:tabs>
+        <w:ind w:left="1440" w:hanging="360"/>
+      </w:pPr>
+      <w:rPr>
+        <w:rFonts w:ascii="Courier New" w:hAnsi="Courier New" w:hint="default"/>
+        <w:sz w:val="20"/>
+      </w:rPr>
+    </w:lvl>
+    <w:lvl w:ilvl="2" w:tentative="1">
+      <w:start w:val="1"/>
+      <w:numFmt w:val="bullet"/>
+      <w:lvlText w:val=""/>
+      <w:lvlJc w:val="left"/>
+      <w:pPr>
+        <w:tabs>
+          <w:tab w:val="num" w:pos="2160"/>
+        </w:tabs>
+        <w:ind w:left="2160" w:hanging="360"/>
+      </w:pPr>
+      <w:rPr>
+        <w:rFonts w:ascii="Wingdings" w:hAnsi="Wingdings" w:hint="default"/>
+        <w:sz w:val="20"/>
+      </w:rPr>
+    </w:lvl>
+    <w:lvl w:ilvl="3" w:tentative="1">
+      <w:start w:val="1"/>
+      <w:numFmt w:val="bullet"/>
+      <w:lvlText w:val=""/>
+      <w:lvlJc w:val="left"/>
+      <w:pPr>
+        <w:tabs>
+          <w:tab w:val="num" w:pos="2880"/>
+        </w:tabs>
+        <w:ind w:left="2880" w:hanging="360"/>
+      </w:pPr>
+      <w:rPr>
+        <w:rFonts w:ascii="Wingdings" w:hAnsi="Wingdings" w:hint="default"/>
+        <w:sz w:val="20"/>
+      </w:rPr>
+    </w:lvl>
+    <w:lvl w:ilvl="4" w:tentative="1">
+      <w:start w:val="1"/>
+      <w:numFmt w:val="bullet"/>
+      <w:lvlText w:val=""/>
+      <w:lvlJc w:val="left"/>
+      <w:pPr>
+        <w:tabs>
+          <w:tab w:val="num" w:pos="3600"/>
+        </w:tabs>
+        <w:ind w:left="3600" w:hanging="360"/>
+      </w:pPr>
+      <w:rPr>
+        <w:rFonts w:ascii="Wingdings" w:hAnsi="Wingdings" w:hint="default"/>
+        <w:sz w:val="20"/>
+      </w:rPr>
+    </w:lvl>
+    <w:lvl w:ilvl="5" w:tentative="1">
+      <w:start w:val="1"/>
+      <w:numFmt w:val="bullet"/>
+      <w:lvlText w:val=""/>
+      <w:lvlJc w:val="left"/>
+      <w:pPr>
+        <w:tabs>
+          <w:tab w:val="num" w:pos="4320"/>
+        </w:tabs>
+        <w:ind w:left="4320" w:hanging="360"/>
+      </w:pPr>
+      <w:rPr>
+        <w:rFonts w:ascii="Wingdings" w:hAnsi="Wingdings" w:hint="default"/>
+        <w:sz w:val="20"/>
+      </w:rPr>
+    </w:lvl>
+    <w:lvl w:ilvl="6" w:tentative="1">
+      <w:start w:val="1"/>
+      <w:numFmt w:val="bullet"/>
+      <w:lvlText w:val=""/>
+      <w:lvlJc w:val="left"/>
+      <w:pPr>
+        <w:tabs>
+          <w:tab w:val="num" w:pos="5040"/>
+        </w:tabs>
+        <w:ind w:left="5040" w:hanging="360"/>
+      </w:pPr>
+      <w:rPr>
+        <w:rFonts w:ascii="Wingdings" w:hAnsi="Wingdings" w:hint="default"/>
+        <w:sz w:val="20"/>
+      </w:rPr>
+    </w:lvl>
+    <w:lvl w:ilvl="7" w:tentative="1">
+      <w:start w:val="1"/>
+      <w:numFmt w:val="bullet"/>
+      <w:lvlText w:val=""/>
+      <w:lvlJc w:val="left"/>
+      <w:pPr>
+        <w:tabs>
+          <w:tab w:val="num" w:pos="5760"/>
+        </w:tabs>
+        <w:ind w:left="5760" w:hanging="360"/>
+      </w:pPr>
+      <w:rPr>
+        <w:rFonts w:ascii="Wingdings" w:hAnsi="Wingdings" w:hint="default"/>
+        <w:sz w:val="20"/>
+      </w:rPr>
+    </w:lvl>
+    <w:lvl w:ilvl="8" w:tentative="1">
+      <w:start w:val="1"/>
+      <w:numFmt w:val="bullet"/>
+      <w:lvlText w:val=""/>
+      <w:lvlJc w:val="left"/>
+      <w:pPr>
+        <w:tabs>
+          <w:tab w:val="num" w:pos="6480"/>
+        </w:tabs>
+        <w:ind w:left="6480" w:hanging="360"/>
+      </w:pPr>
+      <w:rPr>
+        <w:rFonts w:ascii="Wingdings" w:hAnsi="Wingdings" w:hint="default"/>
+        <w:sz w:val="20"/>
+      </w:rPr>
+    </w:lvl>
+  </w:abstractNum>
+  <w:abstractNum w:abstractNumId="17" w15:restartNumberingAfterBreak="0">
+    <w:nsid w:val="43F71ECB"/>
+    <w:multiLevelType w:val="multilevel"/>
+    <w:tmpl w:val="FD2A00F0"/>
+    <w:lvl w:ilvl="0">
+      <w:start w:val="1"/>
+      <w:numFmt w:val="bullet"/>
+      <w:lvlText w:val=""/>
+      <w:lvlJc w:val="left"/>
+      <w:pPr>
+        <w:tabs>
+          <w:tab w:val="num" w:pos="720"/>
+        </w:tabs>
+        <w:ind w:left="720" w:hanging="360"/>
+      </w:pPr>
+      <w:rPr>
+        <w:rFonts w:ascii="Symbol" w:hAnsi="Symbol" w:hint="default"/>
+        <w:sz w:val="20"/>
+      </w:rPr>
+    </w:lvl>
+    <w:lvl w:ilvl="1" w:tentative="1">
+      <w:start w:val="1"/>
+      <w:numFmt w:val="bullet"/>
+      <w:lvlText w:val="o"/>
+      <w:lvlJc w:val="left"/>
+      <w:pPr>
+        <w:tabs>
+          <w:tab w:val="num" w:pos="1440"/>
+        </w:tabs>
+        <w:ind w:left="1440" w:hanging="360"/>
+      </w:pPr>
+      <w:rPr>
+        <w:rFonts w:ascii="Courier New" w:hAnsi="Courier New" w:hint="default"/>
+        <w:sz w:val="20"/>
+      </w:rPr>
+    </w:lvl>
+    <w:lvl w:ilvl="2" w:tentative="1">
+      <w:start w:val="1"/>
+      <w:numFmt w:val="bullet"/>
+      <w:lvlText w:val=""/>
+      <w:lvlJc w:val="left"/>
+      <w:pPr>
+        <w:tabs>
+          <w:tab w:val="num" w:pos="2160"/>
+        </w:tabs>
+        <w:ind w:left="2160" w:hanging="360"/>
+      </w:pPr>
+      <w:rPr>
+        <w:rFonts w:ascii="Wingdings" w:hAnsi="Wingdings" w:hint="default"/>
+        <w:sz w:val="20"/>
+      </w:rPr>
+    </w:lvl>
+    <w:lvl w:ilvl="3" w:tentative="1">
+      <w:start w:val="1"/>
+      <w:numFmt w:val="bullet"/>
+      <w:lvlText w:val=""/>
+      <w:lvlJc w:val="left"/>
+      <w:pPr>
+        <w:tabs>
+          <w:tab w:val="num" w:pos="2880"/>
+        </w:tabs>
+        <w:ind w:left="2880" w:hanging="360"/>
+      </w:pPr>
+      <w:rPr>
+        <w:rFonts w:ascii="Wingdings" w:hAnsi="Wingdings" w:hint="default"/>
+        <w:sz w:val="20"/>
+      </w:rPr>
+    </w:lvl>
+    <w:lvl w:ilvl="4" w:tentative="1">
+      <w:start w:val="1"/>
+      <w:numFmt w:val="bullet"/>
+      <w:lvlText w:val=""/>
+      <w:lvlJc w:val="left"/>
+      <w:pPr>
+        <w:tabs>
+          <w:tab w:val="num" w:pos="3600"/>
+        </w:tabs>
+        <w:ind w:left="3600" w:hanging="360"/>
+      </w:pPr>
+      <w:rPr>
+        <w:rFonts w:ascii="Wingdings" w:hAnsi="Wingdings" w:hint="default"/>
+        <w:sz w:val="20"/>
+      </w:rPr>
+    </w:lvl>
+    <w:lvl w:ilvl="5" w:tentative="1">
+      <w:start w:val="1"/>
+      <w:numFmt w:val="bullet"/>
+      <w:lvlText w:val=""/>
+      <w:lvlJc w:val="left"/>
+      <w:pPr>
+        <w:tabs>
+          <w:tab w:val="num" w:pos="4320"/>
+        </w:tabs>
+        <w:ind w:left="4320" w:hanging="360"/>
+      </w:pPr>
+      <w:rPr>
+        <w:rFonts w:ascii="Wingdings" w:hAnsi="Wingdings" w:hint="default"/>
+        <w:sz w:val="20"/>
+      </w:rPr>
+    </w:lvl>
+    <w:lvl w:ilvl="6" w:tentative="1">
+      <w:start w:val="1"/>
+      <w:numFmt w:val="bullet"/>
+      <w:lvlText w:val=""/>
+      <w:lvlJc w:val="left"/>
+      <w:pPr>
+        <w:tabs>
+          <w:tab w:val="num" w:pos="5040"/>
+        </w:tabs>
+        <w:ind w:left="5040" w:hanging="360"/>
+      </w:pPr>
+      <w:rPr>
+        <w:rFonts w:ascii="Wingdings" w:hAnsi="Wingdings" w:hint="default"/>
+        <w:sz w:val="20"/>
+      </w:rPr>
+    </w:lvl>
+    <w:lvl w:ilvl="7" w:tentative="1">
+      <w:start w:val="1"/>
+      <w:numFmt w:val="bullet"/>
+      <w:lvlText w:val=""/>
+      <w:lvlJc w:val="left"/>
+      <w:pPr>
+        <w:tabs>
+          <w:tab w:val="num" w:pos="5760"/>
+        </w:tabs>
+        <w:ind w:left="5760" w:hanging="360"/>
+      </w:pPr>
+      <w:rPr>
+        <w:rFonts w:ascii="Wingdings" w:hAnsi="Wingdings" w:hint="default"/>
+        <w:sz w:val="20"/>
+      </w:rPr>
+    </w:lvl>
+    <w:lvl w:ilvl="8" w:tentative="1">
+      <w:start w:val="1"/>
+      <w:numFmt w:val="bullet"/>
+      <w:lvlText w:val=""/>
+      <w:lvlJc w:val="left"/>
+      <w:pPr>
+        <w:tabs>
+          <w:tab w:val="num" w:pos="6480"/>
+        </w:tabs>
+        <w:ind w:left="6480" w:hanging="360"/>
+      </w:pPr>
+      <w:rPr>
+        <w:rFonts w:ascii="Wingdings" w:hAnsi="Wingdings" w:hint="default"/>
+        <w:sz w:val="20"/>
+      </w:rPr>
+    </w:lvl>
+  </w:abstractNum>
+  <w:abstractNum w:abstractNumId="18" w15:restartNumberingAfterBreak="0">
+    <w:nsid w:val="478D290A"/>
+    <w:multiLevelType w:val="multilevel"/>
+    <w:tmpl w:val="1ABE5A28"/>
+    <w:lvl w:ilvl="0">
+      <w:start w:val="1"/>
+      <w:numFmt w:val="bullet"/>
+      <w:lvlText w:val=""/>
+      <w:lvlJc w:val="left"/>
+      <w:pPr>
+        <w:tabs>
+          <w:tab w:val="num" w:pos="720"/>
+        </w:tabs>
+        <w:ind w:left="720" w:hanging="360"/>
+      </w:pPr>
+      <w:rPr>
+        <w:rFonts w:ascii="Symbol" w:hAnsi="Symbol" w:hint="default"/>
+        <w:sz w:val="20"/>
+      </w:rPr>
+    </w:lvl>
+    <w:lvl w:ilvl="1" w:tentative="1">
+      <w:start w:val="1"/>
+      <w:numFmt w:val="bullet"/>
+      <w:lvlText w:val="o"/>
+      <w:lvlJc w:val="left"/>
+      <w:pPr>
+        <w:tabs>
+          <w:tab w:val="num" w:pos="1440"/>
+        </w:tabs>
+        <w:ind w:left="1440" w:hanging="360"/>
+      </w:pPr>
+      <w:rPr>
+        <w:rFonts w:ascii="Courier New" w:hAnsi="Courier New" w:hint="default"/>
+        <w:sz w:val="20"/>
+      </w:rPr>
+    </w:lvl>
+    <w:lvl w:ilvl="2" w:tentative="1">
+      <w:start w:val="1"/>
+      <w:numFmt w:val="bullet"/>
+      <w:lvlText w:val=""/>
+      <w:lvlJc w:val="left"/>
+      <w:pPr>
+        <w:tabs>
+          <w:tab w:val="num" w:pos="2160"/>
+        </w:tabs>
+        <w:ind w:left="2160" w:hanging="360"/>
+      </w:pPr>
+      <w:rPr>
+        <w:rFonts w:ascii="Wingdings" w:hAnsi="Wingdings" w:hint="default"/>
+        <w:sz w:val="20"/>
+      </w:rPr>
+    </w:lvl>
+    <w:lvl w:ilvl="3" w:tentative="1">
+      <w:start w:val="1"/>
+      <w:numFmt w:val="bullet"/>
+      <w:lvlText w:val=""/>
+      <w:lvlJc w:val="left"/>
+      <w:pPr>
+        <w:tabs>
+          <w:tab w:val="num" w:pos="2880"/>
+        </w:tabs>
+        <w:ind w:left="2880" w:hanging="360"/>
+      </w:pPr>
+      <w:rPr>
+        <w:rFonts w:ascii="Wingdings" w:hAnsi="Wingdings" w:hint="default"/>
+        <w:sz w:val="20"/>
+      </w:rPr>
+    </w:lvl>
+    <w:lvl w:ilvl="4" w:tentative="1">
+      <w:start w:val="1"/>
+      <w:numFmt w:val="bullet"/>
+      <w:lvlText w:val=""/>
+      <w:lvlJc w:val="left"/>
+      <w:pPr>
+        <w:tabs>
+          <w:tab w:val="num" w:pos="3600"/>
+        </w:tabs>
+        <w:ind w:left="3600" w:hanging="360"/>
+      </w:pPr>
+      <w:rPr>
+        <w:rFonts w:ascii="Wingdings" w:hAnsi="Wingdings" w:hint="default"/>
+        <w:sz w:val="20"/>
+      </w:rPr>
+    </w:lvl>
+    <w:lvl w:ilvl="5" w:tentative="1">
+      <w:start w:val="1"/>
+      <w:numFmt w:val="bullet"/>
+      <w:lvlText w:val=""/>
+      <w:lvlJc w:val="left"/>
+      <w:pPr>
+        <w:tabs>
+          <w:tab w:val="num" w:pos="4320"/>
+        </w:tabs>
+        <w:ind w:left="4320" w:hanging="360"/>
+      </w:pPr>
+      <w:rPr>
+        <w:rFonts w:ascii="Wingdings" w:hAnsi="Wingdings" w:hint="default"/>
+        <w:sz w:val="20"/>
+      </w:rPr>
+    </w:lvl>
+    <w:lvl w:ilvl="6" w:tentative="1">
+      <w:start w:val="1"/>
+      <w:numFmt w:val="bullet"/>
+      <w:lvlText w:val=""/>
+      <w:lvlJc w:val="left"/>
+      <w:pPr>
+        <w:tabs>
+          <w:tab w:val="num" w:pos="5040"/>
+        </w:tabs>
+        <w:ind w:left="5040" w:hanging="360"/>
+      </w:pPr>
+      <w:rPr>
+        <w:rFonts w:ascii="Wingdings" w:hAnsi="Wingdings" w:hint="default"/>
+        <w:sz w:val="20"/>
+      </w:rPr>
+    </w:lvl>
+    <w:lvl w:ilvl="7" w:tentative="1">
+      <w:start w:val="1"/>
+      <w:numFmt w:val="bullet"/>
+      <w:lvlText w:val=""/>
+      <w:lvlJc w:val="left"/>
+      <w:pPr>
+        <w:tabs>
+          <w:tab w:val="num" w:pos="5760"/>
+        </w:tabs>
+        <w:ind w:left="5760" w:hanging="360"/>
+      </w:pPr>
+      <w:rPr>
+        <w:rFonts w:ascii="Wingdings" w:hAnsi="Wingdings" w:hint="default"/>
+        <w:sz w:val="20"/>
+      </w:rPr>
+    </w:lvl>
+    <w:lvl w:ilvl="8" w:tentative="1">
+      <w:start w:val="1"/>
+      <w:numFmt w:val="bullet"/>
+      <w:lvlText w:val=""/>
+      <w:lvlJc w:val="left"/>
+      <w:pPr>
+        <w:tabs>
+          <w:tab w:val="num" w:pos="6480"/>
+        </w:tabs>
+        <w:ind w:left="6480" w:hanging="360"/>
+      </w:pPr>
+      <w:rPr>
+        <w:rFonts w:ascii="Wingdings" w:hAnsi="Wingdings" w:hint="default"/>
+        <w:sz w:val="20"/>
+      </w:rPr>
+    </w:lvl>
+  </w:abstractNum>
+  <w:abstractNum w:abstractNumId="19" w15:restartNumberingAfterBreak="0">
+    <w:nsid w:val="523D36E3"/>
+    <w:multiLevelType w:val="multilevel"/>
+    <w:tmpl w:val="E1FC021C"/>
+    <w:lvl w:ilvl="0">
+      <w:start w:val="1"/>
+      <w:numFmt w:val="bullet"/>
+      <w:lvlText w:val=""/>
+      <w:lvlJc w:val="left"/>
+      <w:pPr>
+        <w:tabs>
+          <w:tab w:val="num" w:pos="720"/>
+        </w:tabs>
+        <w:ind w:left="720" w:hanging="360"/>
+      </w:pPr>
+      <w:rPr>
+        <w:rFonts w:ascii="Symbol" w:hAnsi="Symbol" w:hint="default"/>
+        <w:sz w:val="20"/>
+      </w:rPr>
+    </w:lvl>
+    <w:lvl w:ilvl="1" w:tentative="1">
+      <w:start w:val="1"/>
+      <w:numFmt w:val="bullet"/>
+      <w:lvlText w:val="o"/>
+      <w:lvlJc w:val="left"/>
+      <w:pPr>
+        <w:tabs>
+          <w:tab w:val="num" w:pos="1440"/>
+        </w:tabs>
+        <w:ind w:left="1440" w:hanging="360"/>
+      </w:pPr>
+      <w:rPr>
+        <w:rFonts w:ascii="Courier New" w:hAnsi="Courier New" w:hint="default"/>
+        <w:sz w:val="20"/>
+      </w:rPr>
+    </w:lvl>
+    <w:lvl w:ilvl="2" w:tentative="1">
+      <w:start w:val="1"/>
+      <w:numFmt w:val="bullet"/>
+      <w:lvlText w:val=""/>
+      <w:lvlJc w:val="left"/>
+      <w:pPr>
+        <w:tabs>
+          <w:tab w:val="num" w:pos="2160"/>
+        </w:tabs>
+        <w:ind w:left="2160" w:hanging="360"/>
+      </w:pPr>
+      <w:rPr>
+        <w:rFonts w:ascii="Wingdings" w:hAnsi="Wingdings" w:hint="default"/>
+        <w:sz w:val="20"/>
+      </w:rPr>
+    </w:lvl>
+    <w:lvl w:ilvl="3" w:tentative="1">
+      <w:start w:val="1"/>
+      <w:numFmt w:val="bullet"/>
+      <w:lvlText w:val=""/>
+      <w:lvlJc w:val="left"/>
+      <w:pPr>
+        <w:tabs>
+          <w:tab w:val="num" w:pos="2880"/>
+        </w:tabs>
+        <w:ind w:left="2880" w:hanging="360"/>
+      </w:pPr>
+      <w:rPr>
+        <w:rFonts w:ascii="Wingdings" w:hAnsi="Wingdings" w:hint="default"/>
+        <w:sz w:val="20"/>
+      </w:rPr>
+    </w:lvl>
+    <w:lvl w:ilvl="4" w:tentative="1">
+      <w:start w:val="1"/>
+      <w:numFmt w:val="bullet"/>
+      <w:lvlText w:val=""/>
+      <w:lvlJc w:val="left"/>
+      <w:pPr>
+        <w:tabs>
+          <w:tab w:val="num" w:pos="3600"/>
+        </w:tabs>
+        <w:ind w:left="3600" w:hanging="360"/>
+      </w:pPr>
+      <w:rPr>
+        <w:rFonts w:ascii="Wingdings" w:hAnsi="Wingdings" w:hint="default"/>
+        <w:sz w:val="20"/>
+      </w:rPr>
+    </w:lvl>
+    <w:lvl w:ilvl="5" w:tentative="1">
+      <w:start w:val="1"/>
+      <w:numFmt w:val="bullet"/>
+      <w:lvlText w:val=""/>
+      <w:lvlJc w:val="left"/>
+      <w:pPr>
+        <w:tabs>
+          <w:tab w:val="num" w:pos="4320"/>
+        </w:tabs>
+        <w:ind w:left="4320" w:hanging="360"/>
+      </w:pPr>
+      <w:rPr>
+        <w:rFonts w:ascii="Wingdings" w:hAnsi="Wingdings" w:hint="default"/>
+        <w:sz w:val="20"/>
+      </w:rPr>
+    </w:lvl>
+    <w:lvl w:ilvl="6" w:tentative="1">
+      <w:start w:val="1"/>
+      <w:numFmt w:val="bullet"/>
+      <w:lvlText w:val=""/>
+      <w:lvlJc w:val="left"/>
+      <w:pPr>
+        <w:tabs>
+          <w:tab w:val="num" w:pos="5040"/>
+        </w:tabs>
+        <w:ind w:left="5040" w:hanging="360"/>
+      </w:pPr>
+      <w:rPr>
+        <w:rFonts w:ascii="Wingdings" w:hAnsi="Wingdings" w:hint="default"/>
+        <w:sz w:val="20"/>
+      </w:rPr>
+    </w:lvl>
+    <w:lvl w:ilvl="7" w:tentative="1">
+      <w:start w:val="1"/>
+      <w:numFmt w:val="bullet"/>
+      <w:lvlText w:val=""/>
+      <w:lvlJc w:val="left"/>
+      <w:pPr>
+        <w:tabs>
+          <w:tab w:val="num" w:pos="5760"/>
+        </w:tabs>
+        <w:ind w:left="5760" w:hanging="360"/>
+      </w:pPr>
+      <w:rPr>
+        <w:rFonts w:ascii="Wingdings" w:hAnsi="Wingdings" w:hint="default"/>
+        <w:sz w:val="20"/>
+      </w:rPr>
+    </w:lvl>
+    <w:lvl w:ilvl="8" w:tentative="1">
+      <w:start w:val="1"/>
+      <w:numFmt w:val="bullet"/>
+      <w:lvlText w:val=""/>
+      <w:lvlJc w:val="left"/>
+      <w:pPr>
+        <w:tabs>
+          <w:tab w:val="num" w:pos="6480"/>
+        </w:tabs>
+        <w:ind w:left="6480" w:hanging="360"/>
+      </w:pPr>
+      <w:rPr>
+        <w:rFonts w:ascii="Wingdings" w:hAnsi="Wingdings" w:hint="default"/>
+        <w:sz w:val="20"/>
+      </w:rPr>
+    </w:lvl>
+  </w:abstractNum>
+  <w:abstractNum w:abstractNumId="20" w15:restartNumberingAfterBreak="0">
+    <w:nsid w:val="56426037"/>
+    <w:multiLevelType w:val="multilevel"/>
+    <w:tmpl w:val="BAF6286E"/>
+    <w:lvl w:ilvl="0">
+      <w:start w:val="1"/>
+      <w:numFmt w:val="bullet"/>
+      <w:lvlText w:val=""/>
+      <w:lvlJc w:val="left"/>
+      <w:pPr>
+        <w:tabs>
+          <w:tab w:val="num" w:pos="720"/>
+        </w:tabs>
+        <w:ind w:left="720" w:hanging="360"/>
+      </w:pPr>
+      <w:rPr>
+        <w:rFonts w:ascii="Symbol" w:hAnsi="Symbol" w:hint="default"/>
+        <w:sz w:val="20"/>
+      </w:rPr>
+    </w:lvl>
+    <w:lvl w:ilvl="1" w:tentative="1">
+      <w:start w:val="1"/>
+      <w:numFmt w:val="bullet"/>
+      <w:lvlText w:val="o"/>
+      <w:lvlJc w:val="left"/>
+      <w:pPr>
+        <w:tabs>
+          <w:tab w:val="num" w:pos="1440"/>
+        </w:tabs>
+        <w:ind w:left="1440" w:hanging="360"/>
+      </w:pPr>
+      <w:rPr>
+        <w:rFonts w:ascii="Courier New" w:hAnsi="Courier New" w:hint="default"/>
+        <w:sz w:val="20"/>
+      </w:rPr>
+    </w:lvl>
+    <w:lvl w:ilvl="2" w:tentative="1">
+      <w:start w:val="1"/>
+      <w:numFmt w:val="bullet"/>
+      <w:lvlText w:val=""/>
+      <w:lvlJc w:val="left"/>
+      <w:pPr>
+        <w:tabs>
+          <w:tab w:val="num" w:pos="2160"/>
+        </w:tabs>
+        <w:ind w:left="2160" w:hanging="360"/>
+      </w:pPr>
+      <w:rPr>
+        <w:rFonts w:ascii="Wingdings" w:hAnsi="Wingdings" w:hint="default"/>
+        <w:sz w:val="20"/>
+      </w:rPr>
+    </w:lvl>
+    <w:lvl w:ilvl="3" w:tentative="1">
+      <w:start w:val="1"/>
+      <w:numFmt w:val="bullet"/>
+      <w:lvlText w:val=""/>
+      <w:lvlJc w:val="left"/>
+      <w:pPr>
+        <w:tabs>
+          <w:tab w:val="num" w:pos="2880"/>
+        </w:tabs>
+        <w:ind w:left="2880" w:hanging="360"/>
+      </w:pPr>
+      <w:rPr>
+        <w:rFonts w:ascii="Wingdings" w:hAnsi="Wingdings" w:hint="default"/>
+        <w:sz w:val="20"/>
+      </w:rPr>
+    </w:lvl>
+    <w:lvl w:ilvl="4" w:tentative="1">
+      <w:start w:val="1"/>
+      <w:numFmt w:val="bullet"/>
+      <w:lvlText w:val=""/>
+      <w:lvlJc w:val="left"/>
+      <w:pPr>
+        <w:tabs>
+          <w:tab w:val="num" w:pos="3600"/>
+        </w:tabs>
+        <w:ind w:left="3600" w:hanging="360"/>
+      </w:pPr>
+      <w:rPr>
+        <w:rFonts w:ascii="Wingdings" w:hAnsi="Wingdings" w:hint="default"/>
+        <w:sz w:val="20"/>
+      </w:rPr>
+    </w:lvl>
+    <w:lvl w:ilvl="5" w:tentative="1">
+      <w:start w:val="1"/>
+      <w:numFmt w:val="bullet"/>
+      <w:lvlText w:val=""/>
+      <w:lvlJc w:val="left"/>
+      <w:pPr>
+        <w:tabs>
+          <w:tab w:val="num" w:pos="4320"/>
+        </w:tabs>
+        <w:ind w:left="4320" w:hanging="360"/>
+      </w:pPr>
+      <w:rPr>
+        <w:rFonts w:ascii="Wingdings" w:hAnsi="Wingdings" w:hint="default"/>
+        <w:sz w:val="20"/>
+      </w:rPr>
+    </w:lvl>
+    <w:lvl w:ilvl="6" w:tentative="1">
+      <w:start w:val="1"/>
+      <w:numFmt w:val="bullet"/>
+      <w:lvlText w:val=""/>
+      <w:lvlJc w:val="left"/>
+      <w:pPr>
+        <w:tabs>
+          <w:tab w:val="num" w:pos="5040"/>
+        </w:tabs>
+        <w:ind w:left="5040" w:hanging="360"/>
+      </w:pPr>
+      <w:rPr>
+        <w:rFonts w:ascii="Wingdings" w:hAnsi="Wingdings" w:hint="default"/>
+        <w:sz w:val="20"/>
+      </w:rPr>
+    </w:lvl>
+    <w:lvl w:ilvl="7" w:tentative="1">
+      <w:start w:val="1"/>
+      <w:numFmt w:val="bullet"/>
+      <w:lvlText w:val=""/>
+      <w:lvlJc w:val="left"/>
+      <w:pPr>
+        <w:tabs>
+          <w:tab w:val="num" w:pos="5760"/>
+        </w:tabs>
+        <w:ind w:left="5760" w:hanging="360"/>
+      </w:pPr>
+      <w:rPr>
+        <w:rFonts w:ascii="Wingdings" w:hAnsi="Wingdings" w:hint="default"/>
+        <w:sz w:val="20"/>
+      </w:rPr>
+    </w:lvl>
+    <w:lvl w:ilvl="8" w:tentative="1">
+      <w:start w:val="1"/>
+      <w:numFmt w:val="bullet"/>
+      <w:lvlText w:val=""/>
+      <w:lvlJc w:val="left"/>
+      <w:pPr>
+        <w:tabs>
+          <w:tab w:val="num" w:pos="6480"/>
+        </w:tabs>
+        <w:ind w:left="6480" w:hanging="360"/>
+      </w:pPr>
+      <w:rPr>
+        <w:rFonts w:ascii="Wingdings" w:hAnsi="Wingdings" w:hint="default"/>
+        <w:sz w:val="20"/>
+      </w:rPr>
+    </w:lvl>
+  </w:abstractNum>
+  <w:abstractNum w:abstractNumId="21" w15:restartNumberingAfterBreak="0">
+    <w:nsid w:val="5688610F"/>
+    <w:multiLevelType w:val="multilevel"/>
+    <w:tmpl w:val="729AED18"/>
+    <w:lvl w:ilvl="0">
+      <w:start w:val="1"/>
+      <w:numFmt w:val="bullet"/>
+      <w:lvlText w:val=""/>
+      <w:lvlJc w:val="left"/>
+      <w:pPr>
+        <w:tabs>
+          <w:tab w:val="num" w:pos="720"/>
+        </w:tabs>
+        <w:ind w:left="720" w:hanging="360"/>
+      </w:pPr>
+      <w:rPr>
+        <w:rFonts w:ascii="Symbol" w:hAnsi="Symbol" w:hint="default"/>
+        <w:sz w:val="20"/>
+      </w:rPr>
+    </w:lvl>
+    <w:lvl w:ilvl="1" w:tentative="1">
+      <w:start w:val="1"/>
+      <w:numFmt w:val="bullet"/>
+      <w:lvlText w:val="o"/>
+      <w:lvlJc w:val="left"/>
+      <w:pPr>
+        <w:tabs>
+          <w:tab w:val="num" w:pos="1440"/>
+        </w:tabs>
+        <w:ind w:left="1440" w:hanging="360"/>
+      </w:pPr>
+      <w:rPr>
+        <w:rFonts w:ascii="Courier New" w:hAnsi="Courier New" w:hint="default"/>
+        <w:sz w:val="20"/>
+      </w:rPr>
+    </w:lvl>
+    <w:lvl w:ilvl="2" w:tentative="1">
+      <w:start w:val="1"/>
+      <w:numFmt w:val="bullet"/>
+      <w:lvlText w:val=""/>
+      <w:lvlJc w:val="left"/>
+      <w:pPr>
+        <w:tabs>
+          <w:tab w:val="num" w:pos="2160"/>
+        </w:tabs>
+        <w:ind w:left="2160" w:hanging="360"/>
+      </w:pPr>
+      <w:rPr>
+        <w:rFonts w:ascii="Wingdings" w:hAnsi="Wingdings" w:hint="default"/>
+        <w:sz w:val="20"/>
+      </w:rPr>
+    </w:lvl>
+    <w:lvl w:ilvl="3" w:tentative="1">
+      <w:start w:val="1"/>
+      <w:numFmt w:val="bullet"/>
+      <w:lvlText w:val=""/>
+      <w:lvlJc w:val="left"/>
+      <w:pPr>
+        <w:tabs>
+          <w:tab w:val="num" w:pos="2880"/>
+        </w:tabs>
+        <w:ind w:left="2880" w:hanging="360"/>
+      </w:pPr>
+      <w:rPr>
+        <w:rFonts w:ascii="Wingdings" w:hAnsi="Wingdings" w:hint="default"/>
+        <w:sz w:val="20"/>
+      </w:rPr>
+    </w:lvl>
+    <w:lvl w:ilvl="4" w:tentative="1">
+      <w:start w:val="1"/>
+      <w:numFmt w:val="bullet"/>
+      <w:lvlText w:val=""/>
+      <w:lvlJc w:val="left"/>
+      <w:pPr>
+        <w:tabs>
+          <w:tab w:val="num" w:pos="3600"/>
+        </w:tabs>
+        <w:ind w:left="3600" w:hanging="360"/>
+      </w:pPr>
+      <w:rPr>
+        <w:rFonts w:ascii="Wingdings" w:hAnsi="Wingdings" w:hint="default"/>
+        <w:sz w:val="20"/>
+      </w:rPr>
+    </w:lvl>
+    <w:lvl w:ilvl="5" w:tentative="1">
+      <w:start w:val="1"/>
+      <w:numFmt w:val="bullet"/>
+      <w:lvlText w:val=""/>
+      <w:lvlJc w:val="left"/>
+      <w:pPr>
+        <w:tabs>
+          <w:tab w:val="num" w:pos="4320"/>
+        </w:tabs>
+        <w:ind w:left="4320" w:hanging="360"/>
+      </w:pPr>
+      <w:rPr>
+        <w:rFonts w:ascii="Wingdings" w:hAnsi="Wingdings" w:hint="default"/>
+        <w:sz w:val="20"/>
+      </w:rPr>
+    </w:lvl>
+    <w:lvl w:ilvl="6" w:tentative="1">
+      <w:start w:val="1"/>
+      <w:numFmt w:val="bullet"/>
+      <w:lvlText w:val=""/>
+      <w:lvlJc w:val="left"/>
+      <w:pPr>
+        <w:tabs>
+          <w:tab w:val="num" w:pos="5040"/>
+        </w:tabs>
+        <w:ind w:left="5040" w:hanging="360"/>
+      </w:pPr>
+      <w:rPr>
+        <w:rFonts w:ascii="Wingdings" w:hAnsi="Wingdings" w:hint="default"/>
+        <w:sz w:val="20"/>
+      </w:rPr>
+    </w:lvl>
+    <w:lvl w:ilvl="7" w:tentative="1">
+      <w:start w:val="1"/>
+      <w:numFmt w:val="bullet"/>
+      <w:lvlText w:val=""/>
+      <w:lvlJc w:val="left"/>
+      <w:pPr>
+        <w:tabs>
+          <w:tab w:val="num" w:pos="5760"/>
+        </w:tabs>
+        <w:ind w:left="5760" w:hanging="360"/>
+      </w:pPr>
+      <w:rPr>
+        <w:rFonts w:ascii="Wingdings" w:hAnsi="Wingdings" w:hint="default"/>
+        <w:sz w:val="20"/>
+      </w:rPr>
+    </w:lvl>
+    <w:lvl w:ilvl="8" w:tentative="1">
+      <w:start w:val="1"/>
+      <w:numFmt w:val="bullet"/>
+      <w:lvlText w:val=""/>
+      <w:lvlJc w:val="left"/>
+      <w:pPr>
+        <w:tabs>
+          <w:tab w:val="num" w:pos="6480"/>
+        </w:tabs>
+        <w:ind w:left="6480" w:hanging="360"/>
+      </w:pPr>
+      <w:rPr>
+        <w:rFonts w:ascii="Wingdings" w:hAnsi="Wingdings" w:hint="default"/>
+        <w:sz w:val="20"/>
+      </w:rPr>
+    </w:lvl>
+  </w:abstractNum>
+  <w:abstractNum w:abstractNumId="22" w15:restartNumberingAfterBreak="0">
+    <w:nsid w:val="64113E84"/>
+    <w:multiLevelType w:val="multilevel"/>
+    <w:tmpl w:val="3FD89600"/>
+    <w:lvl w:ilvl="0">
+      <w:start w:val="1"/>
+      <w:numFmt w:val="bullet"/>
+      <w:lvlText w:val=""/>
+      <w:lvlJc w:val="left"/>
+      <w:pPr>
+        <w:tabs>
+          <w:tab w:val="num" w:pos="720"/>
+        </w:tabs>
+        <w:ind w:left="720" w:hanging="360"/>
+      </w:pPr>
+      <w:rPr>
+        <w:rFonts w:ascii="Symbol" w:hAnsi="Symbol" w:hint="default"/>
+        <w:sz w:val="20"/>
+      </w:rPr>
+    </w:lvl>
+    <w:lvl w:ilvl="1" w:tentative="1">
+      <w:start w:val="1"/>
+      <w:numFmt w:val="bullet"/>
+      <w:lvlText w:val="o"/>
+      <w:lvlJc w:val="left"/>
+      <w:pPr>
+        <w:tabs>
+          <w:tab w:val="num" w:pos="1440"/>
+        </w:tabs>
+        <w:ind w:left="1440" w:hanging="360"/>
+      </w:pPr>
+      <w:rPr>
+        <w:rFonts w:ascii="Courier New" w:hAnsi="Courier New" w:hint="default"/>
+        <w:sz w:val="20"/>
+      </w:rPr>
+    </w:lvl>
+    <w:lvl w:ilvl="2" w:tentative="1">
+      <w:start w:val="1"/>
+      <w:numFmt w:val="bullet"/>
+      <w:lvlText w:val=""/>
+      <w:lvlJc w:val="left"/>
+      <w:pPr>
+        <w:tabs>
+          <w:tab w:val="num" w:pos="2160"/>
+        </w:tabs>
+        <w:ind w:left="2160" w:hanging="360"/>
+      </w:pPr>
+      <w:rPr>
+        <w:rFonts w:ascii="Wingdings" w:hAnsi="Wingdings" w:hint="default"/>
+        <w:sz w:val="20"/>
+      </w:rPr>
+    </w:lvl>
+    <w:lvl w:ilvl="3" w:tentative="1">
+      <w:start w:val="1"/>
+      <w:numFmt w:val="bullet"/>
+      <w:lvlText w:val=""/>
+      <w:lvlJc w:val="left"/>
+      <w:pPr>
+        <w:tabs>
+          <w:tab w:val="num" w:pos="2880"/>
+        </w:tabs>
+        <w:ind w:left="2880" w:hanging="360"/>
+      </w:pPr>
+      <w:rPr>
+        <w:rFonts w:ascii="Wingdings" w:hAnsi="Wingdings" w:hint="default"/>
+        <w:sz w:val="20"/>
+      </w:rPr>
+    </w:lvl>
+    <w:lvl w:ilvl="4" w:tentative="1">
+      <w:start w:val="1"/>
+      <w:numFmt w:val="bullet"/>
+      <w:lvlText w:val=""/>
+      <w:lvlJc w:val="left"/>
+      <w:pPr>
+        <w:tabs>
+          <w:tab w:val="num" w:pos="3600"/>
+        </w:tabs>
+        <w:ind w:left="3600" w:hanging="360"/>
+      </w:pPr>
+      <w:rPr>
+        <w:rFonts w:ascii="Wingdings" w:hAnsi="Wingdings" w:hint="default"/>
+        <w:sz w:val="20"/>
+      </w:rPr>
+    </w:lvl>
+    <w:lvl w:ilvl="5" w:tentative="1">
+      <w:start w:val="1"/>
+      <w:numFmt w:val="bullet"/>
+      <w:lvlText w:val=""/>
+      <w:lvlJc w:val="left"/>
+      <w:pPr>
+        <w:tabs>
+          <w:tab w:val="num" w:pos="4320"/>
+        </w:tabs>
+        <w:ind w:left="4320" w:hanging="360"/>
+      </w:pPr>
+      <w:rPr>
+        <w:rFonts w:ascii="Wingdings" w:hAnsi="Wingdings" w:hint="default"/>
+        <w:sz w:val="20"/>
+      </w:rPr>
+    </w:lvl>
+    <w:lvl w:ilvl="6" w:tentative="1">
+      <w:start w:val="1"/>
+      <w:numFmt w:val="bullet"/>
+      <w:lvlText w:val=""/>
+      <w:lvlJc w:val="left"/>
+      <w:pPr>
+        <w:tabs>
+          <w:tab w:val="num" w:pos="5040"/>
+        </w:tabs>
+        <w:ind w:left="5040" w:hanging="360"/>
+      </w:pPr>
+      <w:rPr>
+        <w:rFonts w:ascii="Wingdings" w:hAnsi="Wingdings" w:hint="default"/>
+        <w:sz w:val="20"/>
+      </w:rPr>
+    </w:lvl>
+    <w:lvl w:ilvl="7" w:tentative="1">
+      <w:start w:val="1"/>
+      <w:numFmt w:val="bullet"/>
+      <w:lvlText w:val=""/>
+      <w:lvlJc w:val="left"/>
+      <w:pPr>
+        <w:tabs>
+          <w:tab w:val="num" w:pos="5760"/>
+        </w:tabs>
+        <w:ind w:left="5760" w:hanging="360"/>
+      </w:pPr>
+      <w:rPr>
+        <w:rFonts w:ascii="Wingdings" w:hAnsi="Wingdings" w:hint="default"/>
+        <w:sz w:val="20"/>
+      </w:rPr>
+    </w:lvl>
+    <w:lvl w:ilvl="8" w:tentative="1">
+      <w:start w:val="1"/>
+      <w:numFmt w:val="bullet"/>
+      <w:lvlText w:val=""/>
+      <w:lvlJc w:val="left"/>
+      <w:pPr>
+        <w:tabs>
+          <w:tab w:val="num" w:pos="6480"/>
+        </w:tabs>
+        <w:ind w:left="6480" w:hanging="360"/>
+      </w:pPr>
+      <w:rPr>
+        <w:rFonts w:ascii="Wingdings" w:hAnsi="Wingdings" w:hint="default"/>
+        <w:sz w:val="20"/>
+      </w:rPr>
+    </w:lvl>
+  </w:abstractNum>
+  <w:abstractNum w:abstractNumId="23" w15:restartNumberingAfterBreak="0">
+    <w:nsid w:val="69343AB6"/>
+    <w:multiLevelType w:val="multilevel"/>
+    <w:tmpl w:val="47BA1BBE"/>
+    <w:lvl w:ilvl="0">
+      <w:start w:val="1"/>
+      <w:numFmt w:val="bullet"/>
+      <w:lvlText w:val=""/>
+      <w:lvlJc w:val="left"/>
+      <w:pPr>
+        <w:tabs>
+          <w:tab w:val="num" w:pos="720"/>
+        </w:tabs>
+        <w:ind w:left="720" w:hanging="360"/>
+      </w:pPr>
+      <w:rPr>
+        <w:rFonts w:ascii="Symbol" w:hAnsi="Symbol" w:hint="default"/>
+        <w:sz w:val="20"/>
+      </w:rPr>
+    </w:lvl>
+    <w:lvl w:ilvl="1" w:tentative="1">
+      <w:start w:val="1"/>
+      <w:numFmt w:val="bullet"/>
+      <w:lvlText w:val="o"/>
+      <w:lvlJc w:val="left"/>
+      <w:pPr>
+        <w:tabs>
+          <w:tab w:val="num" w:pos="1440"/>
+        </w:tabs>
+        <w:ind w:left="1440" w:hanging="360"/>
+      </w:pPr>
+      <w:rPr>
+        <w:rFonts w:ascii="Courier New" w:hAnsi="Courier New" w:hint="default"/>
+        <w:sz w:val="20"/>
+      </w:rPr>
+    </w:lvl>
+    <w:lvl w:ilvl="2" w:tentative="1">
+      <w:start w:val="1"/>
+      <w:numFmt w:val="bullet"/>
+      <w:lvlText w:val=""/>
+      <w:lvlJc w:val="left"/>
+      <w:pPr>
+        <w:tabs>
+          <w:tab w:val="num" w:pos="2160"/>
+        </w:tabs>
+        <w:ind w:left="2160" w:hanging="360"/>
+      </w:pPr>
+      <w:rPr>
+        <w:rFonts w:ascii="Wingdings" w:hAnsi="Wingdings" w:hint="default"/>
+        <w:sz w:val="20"/>
+      </w:rPr>
+    </w:lvl>
+    <w:lvl w:ilvl="3" w:tentative="1">
+      <w:start w:val="1"/>
+      <w:numFmt w:val="bullet"/>
+      <w:lvlText w:val=""/>
+      <w:lvlJc w:val="left"/>
+      <w:pPr>
+        <w:tabs>
+          <w:tab w:val="num" w:pos="2880"/>
+        </w:tabs>
+        <w:ind w:left="2880" w:hanging="360"/>
+      </w:pPr>
+      <w:rPr>
+        <w:rFonts w:ascii="Wingdings" w:hAnsi="Wingdings" w:hint="default"/>
+        <w:sz w:val="20"/>
+      </w:rPr>
+    </w:lvl>
+    <w:lvl w:ilvl="4" w:tentative="1">
+      <w:start w:val="1"/>
+      <w:numFmt w:val="bullet"/>
+      <w:lvlText w:val=""/>
+      <w:lvlJc w:val="left"/>
+      <w:pPr>
+        <w:tabs>
+          <w:tab w:val="num" w:pos="3600"/>
+        </w:tabs>
+        <w:ind w:left="3600" w:hanging="360"/>
+      </w:pPr>
+      <w:rPr>
+        <w:rFonts w:ascii="Wingdings" w:hAnsi="Wingdings" w:hint="default"/>
+        <w:sz w:val="20"/>
+      </w:rPr>
+    </w:lvl>
+    <w:lvl w:ilvl="5" w:tentative="1">
+      <w:start w:val="1"/>
+      <w:numFmt w:val="bullet"/>
+      <w:lvlText w:val=""/>
+      <w:lvlJc w:val="left"/>
+      <w:pPr>
+        <w:tabs>
+          <w:tab w:val="num" w:pos="4320"/>
+        </w:tabs>
+        <w:ind w:left="4320" w:hanging="360"/>
+      </w:pPr>
+      <w:rPr>
+        <w:rFonts w:ascii="Wingdings" w:hAnsi="Wingdings" w:hint="default"/>
+        <w:sz w:val="20"/>
+      </w:rPr>
+    </w:lvl>
+    <w:lvl w:ilvl="6" w:tentative="1">
+      <w:start w:val="1"/>
+      <w:numFmt w:val="bullet"/>
+      <w:lvlText w:val=""/>
+      <w:lvlJc w:val="left"/>
+      <w:pPr>
+        <w:tabs>
+          <w:tab w:val="num" w:pos="5040"/>
+        </w:tabs>
+        <w:ind w:left="5040" w:hanging="360"/>
+      </w:pPr>
+      <w:rPr>
+        <w:rFonts w:ascii="Wingdings" w:hAnsi="Wingdings" w:hint="default"/>
+        <w:sz w:val="20"/>
+      </w:rPr>
+    </w:lvl>
+    <w:lvl w:ilvl="7" w:tentative="1">
+      <w:start w:val="1"/>
+      <w:numFmt w:val="bullet"/>
+      <w:lvlText w:val=""/>
+      <w:lvlJc w:val="left"/>
+      <w:pPr>
+        <w:tabs>
+          <w:tab w:val="num" w:pos="5760"/>
+        </w:tabs>
+        <w:ind w:left="5760" w:hanging="360"/>
+      </w:pPr>
+      <w:rPr>
+        <w:rFonts w:ascii="Wingdings" w:hAnsi="Wingdings" w:hint="default"/>
+        <w:sz w:val="20"/>
+      </w:rPr>
+    </w:lvl>
+    <w:lvl w:ilvl="8" w:tentative="1">
+      <w:start w:val="1"/>
+      <w:numFmt w:val="bullet"/>
+      <w:lvlText w:val=""/>
+      <w:lvlJc w:val="left"/>
+      <w:pPr>
+        <w:tabs>
+          <w:tab w:val="num" w:pos="6480"/>
+        </w:tabs>
+        <w:ind w:left="6480" w:hanging="360"/>
+      </w:pPr>
+      <w:rPr>
+        <w:rFonts w:ascii="Wingdings" w:hAnsi="Wingdings" w:hint="default"/>
+        <w:sz w:val="20"/>
+      </w:rPr>
+    </w:lvl>
+  </w:abstractNum>
+  <w:abstractNum w:abstractNumId="24" w15:restartNumberingAfterBreak="0">
+    <w:nsid w:val="6BD52730"/>
+    <w:multiLevelType w:val="multilevel"/>
+    <w:tmpl w:val="507C3C26"/>
     <w:lvl w:ilvl="0">
       <w:start w:val="1"/>
       <w:numFmt w:val="decimal"/>
@@ -17879,10 +19044,10 @@
       </w:pPr>
     </w:lvl>
   </w:abstractNum>
-  <w:abstractNum w:abstractNumId="17" w15:restartNumberingAfterBreak="0">
-    <w:nsid w:val="3CE90158"/>
+  <w:abstractNum w:abstractNumId="25" w15:restartNumberingAfterBreak="0">
+    <w:nsid w:val="75AB667B"/>
     <w:multiLevelType w:val="multilevel"/>
-    <w:tmpl w:val="9A7866A2"/>
+    <w:tmpl w:val="77268270"/>
     <w:lvl w:ilvl="0">
       <w:start w:val="1"/>
       <w:numFmt w:val="bullet"/>
@@ -18028,10 +19193,159 @@
       </w:rPr>
     </w:lvl>
   </w:abstractNum>
-  <w:abstractNum w:abstractNumId="18" w15:restartNumberingAfterBreak="0">
-    <w:nsid w:val="3FA90A78"/>
+  <w:abstractNum w:abstractNumId="26" w15:restartNumberingAfterBreak="0">
+    <w:nsid w:val="7BBF2A7E"/>
     <w:multiLevelType w:val="multilevel"/>
-    <w:tmpl w:val="94C261C0"/>
+    <w:tmpl w:val="CB2CE4C8"/>
+    <w:lvl w:ilvl="0">
+      <w:start w:val="1"/>
+      <w:numFmt w:val="bullet"/>
+      <w:lvlText w:val=""/>
+      <w:lvlJc w:val="left"/>
+      <w:pPr>
+        <w:tabs>
+          <w:tab w:val="num" w:pos="720"/>
+        </w:tabs>
+        <w:ind w:left="720" w:hanging="360"/>
+      </w:pPr>
+      <w:rPr>
+        <w:rFonts w:ascii="Symbol" w:hAnsi="Symbol" w:hint="default"/>
+        <w:sz w:val="20"/>
+      </w:rPr>
+    </w:lvl>
+    <w:lvl w:ilvl="1" w:tentative="1">
+      <w:start w:val="1"/>
+      <w:numFmt w:val="bullet"/>
+      <w:lvlText w:val="o"/>
+      <w:lvlJc w:val="left"/>
+      <w:pPr>
+        <w:tabs>
+          <w:tab w:val="num" w:pos="1440"/>
+        </w:tabs>
+        <w:ind w:left="1440" w:hanging="360"/>
+      </w:pPr>
+      <w:rPr>
+        <w:rFonts w:ascii="Courier New" w:hAnsi="Courier New" w:hint="default"/>
+        <w:sz w:val="20"/>
+      </w:rPr>
+    </w:lvl>
+    <w:lvl w:ilvl="2" w:tentative="1">
+      <w:start w:val="1"/>
+      <w:numFmt w:val="bullet"/>
+      <w:lvlText w:val=""/>
+      <w:lvlJc w:val="left"/>
+      <w:pPr>
+        <w:tabs>
+          <w:tab w:val="num" w:pos="2160"/>
+        </w:tabs>
+        <w:ind w:left="2160" w:hanging="360"/>
+      </w:pPr>
+      <w:rPr>
+        <w:rFonts w:ascii="Wingdings" w:hAnsi="Wingdings" w:hint="default"/>
+        <w:sz w:val="20"/>
+      </w:rPr>
+    </w:lvl>
+    <w:lvl w:ilvl="3" w:tentative="1">
+      <w:start w:val="1"/>
+      <w:numFmt w:val="bullet"/>
+      <w:lvlText w:val=""/>
+      <w:lvlJc w:val="left"/>
+      <w:pPr>
+        <w:tabs>
+          <w:tab w:val="num" w:pos="2880"/>
+        </w:tabs>
+        <w:ind w:left="2880" w:hanging="360"/>
+      </w:pPr>
+      <w:rPr>
+        <w:rFonts w:ascii="Wingdings" w:hAnsi="Wingdings" w:hint="default"/>
+        <w:sz w:val="20"/>
+      </w:rPr>
+    </w:lvl>
+    <w:lvl w:ilvl="4" w:tentative="1">
+      <w:start w:val="1"/>
+      <w:numFmt w:val="bullet"/>
+      <w:lvlText w:val=""/>
+      <w:lvlJc w:val="left"/>
+      <w:pPr>
+        <w:tabs>
+          <w:tab w:val="num" w:pos="3600"/>
+        </w:tabs>
+        <w:ind w:left="3600" w:hanging="360"/>
+      </w:pPr>
+      <w:rPr>
+        <w:rFonts w:ascii="Wingdings" w:hAnsi="Wingdings" w:hint="default"/>
+        <w:sz w:val="20"/>
+      </w:rPr>
+    </w:lvl>
+    <w:lvl w:ilvl="5" w:tentative="1">
+      <w:start w:val="1"/>
+      <w:numFmt w:val="bullet"/>
+      <w:lvlText w:val=""/>
+      <w:lvlJc w:val="left"/>
+      <w:pPr>
+        <w:tabs>
+          <w:tab w:val="num" w:pos="4320"/>
+        </w:tabs>
+        <w:ind w:left="4320" w:hanging="360"/>
+      </w:pPr>
+      <w:rPr>
+        <w:rFonts w:ascii="Wingdings" w:hAnsi="Wingdings" w:hint="default"/>
+        <w:sz w:val="20"/>
+      </w:rPr>
+    </w:lvl>
+    <w:lvl w:ilvl="6" w:tentative="1">
+      <w:start w:val="1"/>
+      <w:numFmt w:val="bullet"/>
+      <w:lvlText w:val=""/>
+      <w:lvlJc w:val="left"/>
+      <w:pPr>
+        <w:tabs>
+          <w:tab w:val="num" w:pos="5040"/>
+        </w:tabs>
+        <w:ind w:left="5040" w:hanging="360"/>
+      </w:pPr>
+      <w:rPr>
+        <w:rFonts w:ascii="Wingdings" w:hAnsi="Wingdings" w:hint="default"/>
+        <w:sz w:val="20"/>
+      </w:rPr>
+    </w:lvl>
+    <w:lvl w:ilvl="7" w:tentative="1">
+      <w:start w:val="1"/>
+      <w:numFmt w:val="bullet"/>
+      <w:lvlText w:val=""/>
+      <w:lvlJc w:val="left"/>
+      <w:pPr>
+        <w:tabs>
+          <w:tab w:val="num" w:pos="5760"/>
+        </w:tabs>
+        <w:ind w:left="5760" w:hanging="360"/>
+      </w:pPr>
+      <w:rPr>
+        <w:rFonts w:ascii="Wingdings" w:hAnsi="Wingdings" w:hint="default"/>
+        <w:sz w:val="20"/>
+      </w:rPr>
+    </w:lvl>
+    <w:lvl w:ilvl="8" w:tentative="1">
+      <w:start w:val="1"/>
+      <w:numFmt w:val="bullet"/>
+      <w:lvlText w:val=""/>
+      <w:lvlJc w:val="left"/>
+      <w:pPr>
+        <w:tabs>
+          <w:tab w:val="num" w:pos="6480"/>
+        </w:tabs>
+        <w:ind w:left="6480" w:hanging="360"/>
+      </w:pPr>
+      <w:rPr>
+        <w:rFonts w:ascii="Wingdings" w:hAnsi="Wingdings" w:hint="default"/>
+        <w:sz w:val="20"/>
+      </w:rPr>
+    </w:lvl>
+  </w:abstractNum>
+  <w:abstractNum w:abstractNumId="27" w15:restartNumberingAfterBreak="0">
+    <w:nsid w:val="7CE4171F"/>
+    <w:multiLevelType w:val="multilevel"/>
+    <w:tmpl w:val="5F26C79E"/>
     <w:lvl w:ilvl="0">
       <w:start w:val="1"/>
       <w:numFmt w:val="decimal"/>
@@ -18141,1394 +19455,89 @@
       </w:pPr>
     </w:lvl>
   </w:abstractNum>
-  <w:abstractNum w:abstractNumId="19" w15:restartNumberingAfterBreak="0">
-    <w:nsid w:val="49FA4F3F"/>
-    <w:multiLevelType w:val="multilevel"/>
-    <w:tmpl w:val="BFFEE798"/>
-    <w:lvl w:ilvl="0">
-      <w:start w:val="1"/>
-      <w:numFmt w:val="bullet"/>
-      <w:lvlText w:val=""/>
-      <w:lvlJc w:val="left"/>
-      <w:pPr>
-        <w:tabs>
-          <w:tab w:val="num" w:pos="720"/>
-        </w:tabs>
-        <w:ind w:left="720" w:hanging="360"/>
-      </w:pPr>
-      <w:rPr>
-        <w:rFonts w:ascii="Symbol" w:hAnsi="Symbol" w:hint="default"/>
-        <w:sz w:val="20"/>
-      </w:rPr>
-    </w:lvl>
-    <w:lvl w:ilvl="1" w:tentative="1">
-      <w:start w:val="1"/>
-      <w:numFmt w:val="bullet"/>
-      <w:lvlText w:val="o"/>
-      <w:lvlJc w:val="left"/>
-      <w:pPr>
-        <w:tabs>
-          <w:tab w:val="num" w:pos="1440"/>
-        </w:tabs>
-        <w:ind w:left="1440" w:hanging="360"/>
-      </w:pPr>
-      <w:rPr>
-        <w:rFonts w:ascii="Courier New" w:hAnsi="Courier New" w:hint="default"/>
-        <w:sz w:val="20"/>
-      </w:rPr>
-    </w:lvl>
-    <w:lvl w:ilvl="2" w:tentative="1">
-      <w:start w:val="1"/>
-      <w:numFmt w:val="bullet"/>
-      <w:lvlText w:val=""/>
-      <w:lvlJc w:val="left"/>
-      <w:pPr>
-        <w:tabs>
-          <w:tab w:val="num" w:pos="2160"/>
-        </w:tabs>
-        <w:ind w:left="2160" w:hanging="360"/>
-      </w:pPr>
-      <w:rPr>
-        <w:rFonts w:ascii="Wingdings" w:hAnsi="Wingdings" w:hint="default"/>
-        <w:sz w:val="20"/>
-      </w:rPr>
-    </w:lvl>
-    <w:lvl w:ilvl="3" w:tentative="1">
-      <w:start w:val="1"/>
-      <w:numFmt w:val="bullet"/>
-      <w:lvlText w:val=""/>
-      <w:lvlJc w:val="left"/>
-      <w:pPr>
-        <w:tabs>
-          <w:tab w:val="num" w:pos="2880"/>
-        </w:tabs>
-        <w:ind w:left="2880" w:hanging="360"/>
-      </w:pPr>
-      <w:rPr>
-        <w:rFonts w:ascii="Wingdings" w:hAnsi="Wingdings" w:hint="default"/>
-        <w:sz w:val="20"/>
-      </w:rPr>
-    </w:lvl>
-    <w:lvl w:ilvl="4" w:tentative="1">
-      <w:start w:val="1"/>
-      <w:numFmt w:val="bullet"/>
-      <w:lvlText w:val=""/>
-      <w:lvlJc w:val="left"/>
-      <w:pPr>
-        <w:tabs>
-          <w:tab w:val="num" w:pos="3600"/>
-        </w:tabs>
-        <w:ind w:left="3600" w:hanging="360"/>
-      </w:pPr>
-      <w:rPr>
-        <w:rFonts w:ascii="Wingdings" w:hAnsi="Wingdings" w:hint="default"/>
-        <w:sz w:val="20"/>
-      </w:rPr>
-    </w:lvl>
-    <w:lvl w:ilvl="5" w:tentative="1">
-      <w:start w:val="1"/>
-      <w:numFmt w:val="bullet"/>
-      <w:lvlText w:val=""/>
-      <w:lvlJc w:val="left"/>
-      <w:pPr>
-        <w:tabs>
-          <w:tab w:val="num" w:pos="4320"/>
-        </w:tabs>
-        <w:ind w:left="4320" w:hanging="360"/>
-      </w:pPr>
-      <w:rPr>
-        <w:rFonts w:ascii="Wingdings" w:hAnsi="Wingdings" w:hint="default"/>
-        <w:sz w:val="20"/>
-      </w:rPr>
-    </w:lvl>
-    <w:lvl w:ilvl="6" w:tentative="1">
-      <w:start w:val="1"/>
-      <w:numFmt w:val="bullet"/>
-      <w:lvlText w:val=""/>
-      <w:lvlJc w:val="left"/>
-      <w:pPr>
-        <w:tabs>
-          <w:tab w:val="num" w:pos="5040"/>
-        </w:tabs>
-        <w:ind w:left="5040" w:hanging="360"/>
-      </w:pPr>
-      <w:rPr>
-        <w:rFonts w:ascii="Wingdings" w:hAnsi="Wingdings" w:hint="default"/>
-        <w:sz w:val="20"/>
-      </w:rPr>
-    </w:lvl>
-    <w:lvl w:ilvl="7" w:tentative="1">
-      <w:start w:val="1"/>
-      <w:numFmt w:val="bullet"/>
-      <w:lvlText w:val=""/>
-      <w:lvlJc w:val="left"/>
-      <w:pPr>
-        <w:tabs>
-          <w:tab w:val="num" w:pos="5760"/>
-        </w:tabs>
-        <w:ind w:left="5760" w:hanging="360"/>
-      </w:pPr>
-      <w:rPr>
-        <w:rFonts w:ascii="Wingdings" w:hAnsi="Wingdings" w:hint="default"/>
-        <w:sz w:val="20"/>
-      </w:rPr>
-    </w:lvl>
-    <w:lvl w:ilvl="8" w:tentative="1">
-      <w:start w:val="1"/>
-      <w:numFmt w:val="bullet"/>
-      <w:lvlText w:val=""/>
-      <w:lvlJc w:val="left"/>
-      <w:pPr>
-        <w:tabs>
-          <w:tab w:val="num" w:pos="6480"/>
-        </w:tabs>
-        <w:ind w:left="6480" w:hanging="360"/>
-      </w:pPr>
-      <w:rPr>
-        <w:rFonts w:ascii="Wingdings" w:hAnsi="Wingdings" w:hint="default"/>
-        <w:sz w:val="20"/>
-      </w:rPr>
-    </w:lvl>
-  </w:abstractNum>
-  <w:abstractNum w:abstractNumId="20" w15:restartNumberingAfterBreak="0">
-    <w:nsid w:val="530B0BCD"/>
-    <w:multiLevelType w:val="multilevel"/>
-    <w:tmpl w:val="BC62A8D0"/>
-    <w:lvl w:ilvl="0">
-      <w:start w:val="1"/>
-      <w:numFmt w:val="bullet"/>
-      <w:lvlText w:val=""/>
-      <w:lvlJc w:val="left"/>
-      <w:pPr>
-        <w:tabs>
-          <w:tab w:val="num" w:pos="720"/>
-        </w:tabs>
-        <w:ind w:left="720" w:hanging="360"/>
-      </w:pPr>
-      <w:rPr>
-        <w:rFonts w:ascii="Symbol" w:hAnsi="Symbol" w:hint="default"/>
-        <w:sz w:val="20"/>
-      </w:rPr>
-    </w:lvl>
-    <w:lvl w:ilvl="1" w:tentative="1">
-      <w:start w:val="1"/>
-      <w:numFmt w:val="bullet"/>
-      <w:lvlText w:val="o"/>
-      <w:lvlJc w:val="left"/>
-      <w:pPr>
-        <w:tabs>
-          <w:tab w:val="num" w:pos="1440"/>
-        </w:tabs>
-        <w:ind w:left="1440" w:hanging="360"/>
-      </w:pPr>
-      <w:rPr>
-        <w:rFonts w:ascii="Courier New" w:hAnsi="Courier New" w:hint="default"/>
-        <w:sz w:val="20"/>
-      </w:rPr>
-    </w:lvl>
-    <w:lvl w:ilvl="2" w:tentative="1">
-      <w:start w:val="1"/>
-      <w:numFmt w:val="bullet"/>
-      <w:lvlText w:val=""/>
-      <w:lvlJc w:val="left"/>
-      <w:pPr>
-        <w:tabs>
-          <w:tab w:val="num" w:pos="2160"/>
-        </w:tabs>
-        <w:ind w:left="2160" w:hanging="360"/>
-      </w:pPr>
-      <w:rPr>
-        <w:rFonts w:ascii="Wingdings" w:hAnsi="Wingdings" w:hint="default"/>
-        <w:sz w:val="20"/>
-      </w:rPr>
-    </w:lvl>
-    <w:lvl w:ilvl="3" w:tentative="1">
-      <w:start w:val="1"/>
-      <w:numFmt w:val="bullet"/>
-      <w:lvlText w:val=""/>
-      <w:lvlJc w:val="left"/>
-      <w:pPr>
-        <w:tabs>
-          <w:tab w:val="num" w:pos="2880"/>
-        </w:tabs>
-        <w:ind w:left="2880" w:hanging="360"/>
-      </w:pPr>
-      <w:rPr>
-        <w:rFonts w:ascii="Wingdings" w:hAnsi="Wingdings" w:hint="default"/>
-        <w:sz w:val="20"/>
-      </w:rPr>
-    </w:lvl>
-    <w:lvl w:ilvl="4" w:tentative="1">
-      <w:start w:val="1"/>
-      <w:numFmt w:val="bullet"/>
-      <w:lvlText w:val=""/>
-      <w:lvlJc w:val="left"/>
-      <w:pPr>
-        <w:tabs>
-          <w:tab w:val="num" w:pos="3600"/>
-        </w:tabs>
-        <w:ind w:left="3600" w:hanging="360"/>
-      </w:pPr>
-      <w:rPr>
-        <w:rFonts w:ascii="Wingdings" w:hAnsi="Wingdings" w:hint="default"/>
-        <w:sz w:val="20"/>
-      </w:rPr>
-    </w:lvl>
-    <w:lvl w:ilvl="5" w:tentative="1">
-      <w:start w:val="1"/>
-      <w:numFmt w:val="bullet"/>
-      <w:lvlText w:val=""/>
-      <w:lvlJc w:val="left"/>
-      <w:pPr>
-        <w:tabs>
-          <w:tab w:val="num" w:pos="4320"/>
-        </w:tabs>
-        <w:ind w:left="4320" w:hanging="360"/>
-      </w:pPr>
-      <w:rPr>
-        <w:rFonts w:ascii="Wingdings" w:hAnsi="Wingdings" w:hint="default"/>
-        <w:sz w:val="20"/>
-      </w:rPr>
-    </w:lvl>
-    <w:lvl w:ilvl="6" w:tentative="1">
-      <w:start w:val="1"/>
-      <w:numFmt w:val="bullet"/>
-      <w:lvlText w:val=""/>
-      <w:lvlJc w:val="left"/>
-      <w:pPr>
-        <w:tabs>
-          <w:tab w:val="num" w:pos="5040"/>
-        </w:tabs>
-        <w:ind w:left="5040" w:hanging="360"/>
-      </w:pPr>
-      <w:rPr>
-        <w:rFonts w:ascii="Wingdings" w:hAnsi="Wingdings" w:hint="default"/>
-        <w:sz w:val="20"/>
-      </w:rPr>
-    </w:lvl>
-    <w:lvl w:ilvl="7" w:tentative="1">
-      <w:start w:val="1"/>
-      <w:numFmt w:val="bullet"/>
-      <w:lvlText w:val=""/>
-      <w:lvlJc w:val="left"/>
-      <w:pPr>
-        <w:tabs>
-          <w:tab w:val="num" w:pos="5760"/>
-        </w:tabs>
-        <w:ind w:left="5760" w:hanging="360"/>
-      </w:pPr>
-      <w:rPr>
-        <w:rFonts w:ascii="Wingdings" w:hAnsi="Wingdings" w:hint="default"/>
-        <w:sz w:val="20"/>
-      </w:rPr>
-    </w:lvl>
-    <w:lvl w:ilvl="8" w:tentative="1">
-      <w:start w:val="1"/>
-      <w:numFmt w:val="bullet"/>
-      <w:lvlText w:val=""/>
-      <w:lvlJc w:val="left"/>
-      <w:pPr>
-        <w:tabs>
-          <w:tab w:val="num" w:pos="6480"/>
-        </w:tabs>
-        <w:ind w:left="6480" w:hanging="360"/>
-      </w:pPr>
-      <w:rPr>
-        <w:rFonts w:ascii="Wingdings" w:hAnsi="Wingdings" w:hint="default"/>
-        <w:sz w:val="20"/>
-      </w:rPr>
-    </w:lvl>
-  </w:abstractNum>
-  <w:abstractNum w:abstractNumId="21" w15:restartNumberingAfterBreak="0">
-    <w:nsid w:val="5F4C3767"/>
-    <w:multiLevelType w:val="multilevel"/>
-    <w:tmpl w:val="3A6E0182"/>
-    <w:lvl w:ilvl="0">
-      <w:start w:val="1"/>
-      <w:numFmt w:val="decimal"/>
-      <w:lvlText w:val="%1."/>
-      <w:lvlJc w:val="left"/>
-      <w:pPr>
-        <w:tabs>
-          <w:tab w:val="num" w:pos="720"/>
-        </w:tabs>
-        <w:ind w:left="720" w:hanging="360"/>
-      </w:pPr>
-    </w:lvl>
-    <w:lvl w:ilvl="1" w:tentative="1">
-      <w:start w:val="1"/>
-      <w:numFmt w:val="decimal"/>
-      <w:lvlText w:val="%2."/>
-      <w:lvlJc w:val="left"/>
-      <w:pPr>
-        <w:tabs>
-          <w:tab w:val="num" w:pos="1440"/>
-        </w:tabs>
-        <w:ind w:left="1440" w:hanging="360"/>
-      </w:pPr>
-    </w:lvl>
-    <w:lvl w:ilvl="2" w:tentative="1">
-      <w:start w:val="1"/>
-      <w:numFmt w:val="decimal"/>
-      <w:lvlText w:val="%3."/>
-      <w:lvlJc w:val="left"/>
-      <w:pPr>
-        <w:tabs>
-          <w:tab w:val="num" w:pos="2160"/>
-        </w:tabs>
-        <w:ind w:left="2160" w:hanging="360"/>
-      </w:pPr>
-    </w:lvl>
-    <w:lvl w:ilvl="3" w:tentative="1">
-      <w:start w:val="1"/>
-      <w:numFmt w:val="decimal"/>
-      <w:lvlText w:val="%4."/>
-      <w:lvlJc w:val="left"/>
-      <w:pPr>
-        <w:tabs>
-          <w:tab w:val="num" w:pos="2880"/>
-        </w:tabs>
-        <w:ind w:left="2880" w:hanging="360"/>
-      </w:pPr>
-    </w:lvl>
-    <w:lvl w:ilvl="4" w:tentative="1">
-      <w:start w:val="1"/>
-      <w:numFmt w:val="decimal"/>
-      <w:lvlText w:val="%5."/>
-      <w:lvlJc w:val="left"/>
-      <w:pPr>
-        <w:tabs>
-          <w:tab w:val="num" w:pos="3600"/>
-        </w:tabs>
-        <w:ind w:left="3600" w:hanging="360"/>
-      </w:pPr>
-    </w:lvl>
-    <w:lvl w:ilvl="5" w:tentative="1">
-      <w:start w:val="1"/>
-      <w:numFmt w:val="decimal"/>
-      <w:lvlText w:val="%6."/>
-      <w:lvlJc w:val="left"/>
-      <w:pPr>
-        <w:tabs>
-          <w:tab w:val="num" w:pos="4320"/>
-        </w:tabs>
-        <w:ind w:left="4320" w:hanging="360"/>
-      </w:pPr>
-    </w:lvl>
-    <w:lvl w:ilvl="6" w:tentative="1">
-      <w:start w:val="1"/>
-      <w:numFmt w:val="decimal"/>
-      <w:lvlText w:val="%7."/>
-      <w:lvlJc w:val="left"/>
-      <w:pPr>
-        <w:tabs>
-          <w:tab w:val="num" w:pos="5040"/>
-        </w:tabs>
-        <w:ind w:left="5040" w:hanging="360"/>
-      </w:pPr>
-    </w:lvl>
-    <w:lvl w:ilvl="7" w:tentative="1">
-      <w:start w:val="1"/>
-      <w:numFmt w:val="decimal"/>
-      <w:lvlText w:val="%8."/>
-      <w:lvlJc w:val="left"/>
-      <w:pPr>
-        <w:tabs>
-          <w:tab w:val="num" w:pos="5760"/>
-        </w:tabs>
-        <w:ind w:left="5760" w:hanging="360"/>
-      </w:pPr>
-    </w:lvl>
-    <w:lvl w:ilvl="8" w:tentative="1">
-      <w:start w:val="1"/>
-      <w:numFmt w:val="decimal"/>
-      <w:lvlText w:val="%9."/>
-      <w:lvlJc w:val="left"/>
-      <w:pPr>
-        <w:tabs>
-          <w:tab w:val="num" w:pos="6480"/>
-        </w:tabs>
-        <w:ind w:left="6480" w:hanging="360"/>
-      </w:pPr>
-    </w:lvl>
-  </w:abstractNum>
-  <w:abstractNum w:abstractNumId="22" w15:restartNumberingAfterBreak="0">
-    <w:nsid w:val="6506710F"/>
-    <w:multiLevelType w:val="multilevel"/>
-    <w:tmpl w:val="30F21A06"/>
-    <w:lvl w:ilvl="0">
-      <w:start w:val="1"/>
-      <w:numFmt w:val="bullet"/>
-      <w:lvlText w:val=""/>
-      <w:lvlJc w:val="left"/>
-      <w:pPr>
-        <w:tabs>
-          <w:tab w:val="num" w:pos="720"/>
-        </w:tabs>
-        <w:ind w:left="720" w:hanging="360"/>
-      </w:pPr>
-      <w:rPr>
-        <w:rFonts w:ascii="Symbol" w:hAnsi="Symbol" w:hint="default"/>
-        <w:sz w:val="20"/>
-      </w:rPr>
-    </w:lvl>
-    <w:lvl w:ilvl="1" w:tentative="1">
-      <w:start w:val="1"/>
-      <w:numFmt w:val="bullet"/>
-      <w:lvlText w:val="o"/>
-      <w:lvlJc w:val="left"/>
-      <w:pPr>
-        <w:tabs>
-          <w:tab w:val="num" w:pos="1440"/>
-        </w:tabs>
-        <w:ind w:left="1440" w:hanging="360"/>
-      </w:pPr>
-      <w:rPr>
-        <w:rFonts w:ascii="Courier New" w:hAnsi="Courier New" w:hint="default"/>
-        <w:sz w:val="20"/>
-      </w:rPr>
-    </w:lvl>
-    <w:lvl w:ilvl="2" w:tentative="1">
-      <w:start w:val="1"/>
-      <w:numFmt w:val="bullet"/>
-      <w:lvlText w:val=""/>
-      <w:lvlJc w:val="left"/>
-      <w:pPr>
-        <w:tabs>
-          <w:tab w:val="num" w:pos="2160"/>
-        </w:tabs>
-        <w:ind w:left="2160" w:hanging="360"/>
-      </w:pPr>
-      <w:rPr>
-        <w:rFonts w:ascii="Wingdings" w:hAnsi="Wingdings" w:hint="default"/>
-        <w:sz w:val="20"/>
-      </w:rPr>
-    </w:lvl>
-    <w:lvl w:ilvl="3" w:tentative="1">
-      <w:start w:val="1"/>
-      <w:numFmt w:val="bullet"/>
-      <w:lvlText w:val=""/>
-      <w:lvlJc w:val="left"/>
-      <w:pPr>
-        <w:tabs>
-          <w:tab w:val="num" w:pos="2880"/>
-        </w:tabs>
-        <w:ind w:left="2880" w:hanging="360"/>
-      </w:pPr>
-      <w:rPr>
-        <w:rFonts w:ascii="Wingdings" w:hAnsi="Wingdings" w:hint="default"/>
-        <w:sz w:val="20"/>
-      </w:rPr>
-    </w:lvl>
-    <w:lvl w:ilvl="4" w:tentative="1">
-      <w:start w:val="1"/>
-      <w:numFmt w:val="bullet"/>
-      <w:lvlText w:val=""/>
-      <w:lvlJc w:val="left"/>
-      <w:pPr>
-        <w:tabs>
-          <w:tab w:val="num" w:pos="3600"/>
-        </w:tabs>
-        <w:ind w:left="3600" w:hanging="360"/>
-      </w:pPr>
-      <w:rPr>
-        <w:rFonts w:ascii="Wingdings" w:hAnsi="Wingdings" w:hint="default"/>
-        <w:sz w:val="20"/>
-      </w:rPr>
-    </w:lvl>
-    <w:lvl w:ilvl="5" w:tentative="1">
-      <w:start w:val="1"/>
-      <w:numFmt w:val="bullet"/>
-      <w:lvlText w:val=""/>
-      <w:lvlJc w:val="left"/>
-      <w:pPr>
-        <w:tabs>
-          <w:tab w:val="num" w:pos="4320"/>
-        </w:tabs>
-        <w:ind w:left="4320" w:hanging="360"/>
-      </w:pPr>
-      <w:rPr>
-        <w:rFonts w:ascii="Wingdings" w:hAnsi="Wingdings" w:hint="default"/>
-        <w:sz w:val="20"/>
-      </w:rPr>
-    </w:lvl>
-    <w:lvl w:ilvl="6" w:tentative="1">
-      <w:start w:val="1"/>
-      <w:numFmt w:val="bullet"/>
-      <w:lvlText w:val=""/>
-      <w:lvlJc w:val="left"/>
-      <w:pPr>
-        <w:tabs>
-          <w:tab w:val="num" w:pos="5040"/>
-        </w:tabs>
-        <w:ind w:left="5040" w:hanging="360"/>
-      </w:pPr>
-      <w:rPr>
-        <w:rFonts w:ascii="Wingdings" w:hAnsi="Wingdings" w:hint="default"/>
-        <w:sz w:val="20"/>
-      </w:rPr>
-    </w:lvl>
-    <w:lvl w:ilvl="7" w:tentative="1">
-      <w:start w:val="1"/>
-      <w:numFmt w:val="bullet"/>
-      <w:lvlText w:val=""/>
-      <w:lvlJc w:val="left"/>
-      <w:pPr>
-        <w:tabs>
-          <w:tab w:val="num" w:pos="5760"/>
-        </w:tabs>
-        <w:ind w:left="5760" w:hanging="360"/>
-      </w:pPr>
-      <w:rPr>
-        <w:rFonts w:ascii="Wingdings" w:hAnsi="Wingdings" w:hint="default"/>
-        <w:sz w:val="20"/>
-      </w:rPr>
-    </w:lvl>
-    <w:lvl w:ilvl="8" w:tentative="1">
-      <w:start w:val="1"/>
-      <w:numFmt w:val="bullet"/>
-      <w:lvlText w:val=""/>
-      <w:lvlJc w:val="left"/>
-      <w:pPr>
-        <w:tabs>
-          <w:tab w:val="num" w:pos="6480"/>
-        </w:tabs>
-        <w:ind w:left="6480" w:hanging="360"/>
-      </w:pPr>
-      <w:rPr>
-        <w:rFonts w:ascii="Wingdings" w:hAnsi="Wingdings" w:hint="default"/>
-        <w:sz w:val="20"/>
-      </w:rPr>
-    </w:lvl>
-  </w:abstractNum>
-  <w:abstractNum w:abstractNumId="23" w15:restartNumberingAfterBreak="0">
-    <w:nsid w:val="66C153B9"/>
-    <w:multiLevelType w:val="multilevel"/>
-    <w:tmpl w:val="32F2CF3C"/>
-    <w:lvl w:ilvl="0">
-      <w:start w:val="1"/>
-      <w:numFmt w:val="bullet"/>
-      <w:lvlText w:val=""/>
-      <w:lvlJc w:val="left"/>
-      <w:pPr>
-        <w:tabs>
-          <w:tab w:val="num" w:pos="720"/>
-        </w:tabs>
-        <w:ind w:left="720" w:hanging="360"/>
-      </w:pPr>
-      <w:rPr>
-        <w:rFonts w:ascii="Symbol" w:hAnsi="Symbol" w:hint="default"/>
-        <w:sz w:val="20"/>
-      </w:rPr>
-    </w:lvl>
-    <w:lvl w:ilvl="1" w:tentative="1">
-      <w:start w:val="1"/>
-      <w:numFmt w:val="bullet"/>
-      <w:lvlText w:val="o"/>
-      <w:lvlJc w:val="left"/>
-      <w:pPr>
-        <w:tabs>
-          <w:tab w:val="num" w:pos="1440"/>
-        </w:tabs>
-        <w:ind w:left="1440" w:hanging="360"/>
-      </w:pPr>
-      <w:rPr>
-        <w:rFonts w:ascii="Courier New" w:hAnsi="Courier New" w:hint="default"/>
-        <w:sz w:val="20"/>
-      </w:rPr>
-    </w:lvl>
-    <w:lvl w:ilvl="2" w:tentative="1">
-      <w:start w:val="1"/>
-      <w:numFmt w:val="bullet"/>
-      <w:lvlText w:val=""/>
-      <w:lvlJc w:val="left"/>
-      <w:pPr>
-        <w:tabs>
-          <w:tab w:val="num" w:pos="2160"/>
-        </w:tabs>
-        <w:ind w:left="2160" w:hanging="360"/>
-      </w:pPr>
-      <w:rPr>
-        <w:rFonts w:ascii="Wingdings" w:hAnsi="Wingdings" w:hint="default"/>
-        <w:sz w:val="20"/>
-      </w:rPr>
-    </w:lvl>
-    <w:lvl w:ilvl="3" w:tentative="1">
-      <w:start w:val="1"/>
-      <w:numFmt w:val="bullet"/>
-      <w:lvlText w:val=""/>
-      <w:lvlJc w:val="left"/>
-      <w:pPr>
-        <w:tabs>
-          <w:tab w:val="num" w:pos="2880"/>
-        </w:tabs>
-        <w:ind w:left="2880" w:hanging="360"/>
-      </w:pPr>
-      <w:rPr>
-        <w:rFonts w:ascii="Wingdings" w:hAnsi="Wingdings" w:hint="default"/>
-        <w:sz w:val="20"/>
-      </w:rPr>
-    </w:lvl>
-    <w:lvl w:ilvl="4" w:tentative="1">
-      <w:start w:val="1"/>
-      <w:numFmt w:val="bullet"/>
-      <w:lvlText w:val=""/>
-      <w:lvlJc w:val="left"/>
-      <w:pPr>
-        <w:tabs>
-          <w:tab w:val="num" w:pos="3600"/>
-        </w:tabs>
-        <w:ind w:left="3600" w:hanging="360"/>
-      </w:pPr>
-      <w:rPr>
-        <w:rFonts w:ascii="Wingdings" w:hAnsi="Wingdings" w:hint="default"/>
-        <w:sz w:val="20"/>
-      </w:rPr>
-    </w:lvl>
-    <w:lvl w:ilvl="5" w:tentative="1">
-      <w:start w:val="1"/>
-      <w:numFmt w:val="bullet"/>
-      <w:lvlText w:val=""/>
-      <w:lvlJc w:val="left"/>
-      <w:pPr>
-        <w:tabs>
-          <w:tab w:val="num" w:pos="4320"/>
-        </w:tabs>
-        <w:ind w:left="4320" w:hanging="360"/>
-      </w:pPr>
-      <w:rPr>
-        <w:rFonts w:ascii="Wingdings" w:hAnsi="Wingdings" w:hint="default"/>
-        <w:sz w:val="20"/>
-      </w:rPr>
-    </w:lvl>
-    <w:lvl w:ilvl="6" w:tentative="1">
-      <w:start w:val="1"/>
-      <w:numFmt w:val="bullet"/>
-      <w:lvlText w:val=""/>
-      <w:lvlJc w:val="left"/>
-      <w:pPr>
-        <w:tabs>
-          <w:tab w:val="num" w:pos="5040"/>
-        </w:tabs>
-        <w:ind w:left="5040" w:hanging="360"/>
-      </w:pPr>
-      <w:rPr>
-        <w:rFonts w:ascii="Wingdings" w:hAnsi="Wingdings" w:hint="default"/>
-        <w:sz w:val="20"/>
-      </w:rPr>
-    </w:lvl>
-    <w:lvl w:ilvl="7" w:tentative="1">
-      <w:start w:val="1"/>
-      <w:numFmt w:val="bullet"/>
-      <w:lvlText w:val=""/>
-      <w:lvlJc w:val="left"/>
-      <w:pPr>
-        <w:tabs>
-          <w:tab w:val="num" w:pos="5760"/>
-        </w:tabs>
-        <w:ind w:left="5760" w:hanging="360"/>
-      </w:pPr>
-      <w:rPr>
-        <w:rFonts w:ascii="Wingdings" w:hAnsi="Wingdings" w:hint="default"/>
-        <w:sz w:val="20"/>
-      </w:rPr>
-    </w:lvl>
-    <w:lvl w:ilvl="8" w:tentative="1">
-      <w:start w:val="1"/>
-      <w:numFmt w:val="bullet"/>
-      <w:lvlText w:val=""/>
-      <w:lvlJc w:val="left"/>
-      <w:pPr>
-        <w:tabs>
-          <w:tab w:val="num" w:pos="6480"/>
-        </w:tabs>
-        <w:ind w:left="6480" w:hanging="360"/>
-      </w:pPr>
-      <w:rPr>
-        <w:rFonts w:ascii="Wingdings" w:hAnsi="Wingdings" w:hint="default"/>
-        <w:sz w:val="20"/>
-      </w:rPr>
-    </w:lvl>
-  </w:abstractNum>
-  <w:abstractNum w:abstractNumId="24" w15:restartNumberingAfterBreak="0">
-    <w:nsid w:val="72113705"/>
-    <w:multiLevelType w:val="multilevel"/>
-    <w:tmpl w:val="D3421250"/>
-    <w:lvl w:ilvl="0">
-      <w:start w:val="1"/>
-      <w:numFmt w:val="bullet"/>
-      <w:lvlText w:val=""/>
-      <w:lvlJc w:val="left"/>
-      <w:pPr>
-        <w:tabs>
-          <w:tab w:val="num" w:pos="720"/>
-        </w:tabs>
-        <w:ind w:left="720" w:hanging="360"/>
-      </w:pPr>
-      <w:rPr>
-        <w:rFonts w:ascii="Symbol" w:hAnsi="Symbol" w:hint="default"/>
-        <w:sz w:val="20"/>
-      </w:rPr>
-    </w:lvl>
-    <w:lvl w:ilvl="1" w:tentative="1">
-      <w:start w:val="1"/>
-      <w:numFmt w:val="bullet"/>
-      <w:lvlText w:val="o"/>
-      <w:lvlJc w:val="left"/>
-      <w:pPr>
-        <w:tabs>
-          <w:tab w:val="num" w:pos="1440"/>
-        </w:tabs>
-        <w:ind w:left="1440" w:hanging="360"/>
-      </w:pPr>
-      <w:rPr>
-        <w:rFonts w:ascii="Courier New" w:hAnsi="Courier New" w:hint="default"/>
-        <w:sz w:val="20"/>
-      </w:rPr>
-    </w:lvl>
-    <w:lvl w:ilvl="2" w:tentative="1">
-      <w:start w:val="1"/>
-      <w:numFmt w:val="bullet"/>
-      <w:lvlText w:val=""/>
-      <w:lvlJc w:val="left"/>
-      <w:pPr>
-        <w:tabs>
-          <w:tab w:val="num" w:pos="2160"/>
-        </w:tabs>
-        <w:ind w:left="2160" w:hanging="360"/>
-      </w:pPr>
-      <w:rPr>
-        <w:rFonts w:ascii="Wingdings" w:hAnsi="Wingdings" w:hint="default"/>
-        <w:sz w:val="20"/>
-      </w:rPr>
-    </w:lvl>
-    <w:lvl w:ilvl="3" w:tentative="1">
-      <w:start w:val="1"/>
-      <w:numFmt w:val="bullet"/>
-      <w:lvlText w:val=""/>
-      <w:lvlJc w:val="left"/>
-      <w:pPr>
-        <w:tabs>
-          <w:tab w:val="num" w:pos="2880"/>
-        </w:tabs>
-        <w:ind w:left="2880" w:hanging="360"/>
-      </w:pPr>
-      <w:rPr>
-        <w:rFonts w:ascii="Wingdings" w:hAnsi="Wingdings" w:hint="default"/>
-        <w:sz w:val="20"/>
-      </w:rPr>
-    </w:lvl>
-    <w:lvl w:ilvl="4" w:tentative="1">
-      <w:start w:val="1"/>
-      <w:numFmt w:val="bullet"/>
-      <w:lvlText w:val=""/>
-      <w:lvlJc w:val="left"/>
-      <w:pPr>
-        <w:tabs>
-          <w:tab w:val="num" w:pos="3600"/>
-        </w:tabs>
-        <w:ind w:left="3600" w:hanging="360"/>
-      </w:pPr>
-      <w:rPr>
-        <w:rFonts w:ascii="Wingdings" w:hAnsi="Wingdings" w:hint="default"/>
-        <w:sz w:val="20"/>
-      </w:rPr>
-    </w:lvl>
-    <w:lvl w:ilvl="5" w:tentative="1">
-      <w:start w:val="1"/>
-      <w:numFmt w:val="bullet"/>
-      <w:lvlText w:val=""/>
-      <w:lvlJc w:val="left"/>
-      <w:pPr>
-        <w:tabs>
-          <w:tab w:val="num" w:pos="4320"/>
-        </w:tabs>
-        <w:ind w:left="4320" w:hanging="360"/>
-      </w:pPr>
-      <w:rPr>
-        <w:rFonts w:ascii="Wingdings" w:hAnsi="Wingdings" w:hint="default"/>
-        <w:sz w:val="20"/>
-      </w:rPr>
-    </w:lvl>
-    <w:lvl w:ilvl="6" w:tentative="1">
-      <w:start w:val="1"/>
-      <w:numFmt w:val="bullet"/>
-      <w:lvlText w:val=""/>
-      <w:lvlJc w:val="left"/>
-      <w:pPr>
-        <w:tabs>
-          <w:tab w:val="num" w:pos="5040"/>
-        </w:tabs>
-        <w:ind w:left="5040" w:hanging="360"/>
-      </w:pPr>
-      <w:rPr>
-        <w:rFonts w:ascii="Wingdings" w:hAnsi="Wingdings" w:hint="default"/>
-        <w:sz w:val="20"/>
-      </w:rPr>
-    </w:lvl>
-    <w:lvl w:ilvl="7" w:tentative="1">
-      <w:start w:val="1"/>
-      <w:numFmt w:val="bullet"/>
-      <w:lvlText w:val=""/>
-      <w:lvlJc w:val="left"/>
-      <w:pPr>
-        <w:tabs>
-          <w:tab w:val="num" w:pos="5760"/>
-        </w:tabs>
-        <w:ind w:left="5760" w:hanging="360"/>
-      </w:pPr>
-      <w:rPr>
-        <w:rFonts w:ascii="Wingdings" w:hAnsi="Wingdings" w:hint="default"/>
-        <w:sz w:val="20"/>
-      </w:rPr>
-    </w:lvl>
-    <w:lvl w:ilvl="8" w:tentative="1">
-      <w:start w:val="1"/>
-      <w:numFmt w:val="bullet"/>
-      <w:lvlText w:val=""/>
-      <w:lvlJc w:val="left"/>
-      <w:pPr>
-        <w:tabs>
-          <w:tab w:val="num" w:pos="6480"/>
-        </w:tabs>
-        <w:ind w:left="6480" w:hanging="360"/>
-      </w:pPr>
-      <w:rPr>
-        <w:rFonts w:ascii="Wingdings" w:hAnsi="Wingdings" w:hint="default"/>
-        <w:sz w:val="20"/>
-      </w:rPr>
-    </w:lvl>
-  </w:abstractNum>
-  <w:abstractNum w:abstractNumId="25" w15:restartNumberingAfterBreak="0">
-    <w:nsid w:val="76130896"/>
-    <w:multiLevelType w:val="multilevel"/>
-    <w:tmpl w:val="0FD6EADA"/>
-    <w:lvl w:ilvl="0">
-      <w:start w:val="1"/>
-      <w:numFmt w:val="bullet"/>
-      <w:lvlText w:val=""/>
-      <w:lvlJc w:val="left"/>
-      <w:pPr>
-        <w:tabs>
-          <w:tab w:val="num" w:pos="720"/>
-        </w:tabs>
-        <w:ind w:left="720" w:hanging="360"/>
-      </w:pPr>
-      <w:rPr>
-        <w:rFonts w:ascii="Symbol" w:hAnsi="Symbol" w:hint="default"/>
-        <w:sz w:val="20"/>
-      </w:rPr>
-    </w:lvl>
-    <w:lvl w:ilvl="1" w:tentative="1">
-      <w:start w:val="1"/>
-      <w:numFmt w:val="bullet"/>
-      <w:lvlText w:val="o"/>
-      <w:lvlJc w:val="left"/>
-      <w:pPr>
-        <w:tabs>
-          <w:tab w:val="num" w:pos="1440"/>
-        </w:tabs>
-        <w:ind w:left="1440" w:hanging="360"/>
-      </w:pPr>
-      <w:rPr>
-        <w:rFonts w:ascii="Courier New" w:hAnsi="Courier New" w:hint="default"/>
-        <w:sz w:val="20"/>
-      </w:rPr>
-    </w:lvl>
-    <w:lvl w:ilvl="2" w:tentative="1">
-      <w:start w:val="1"/>
-      <w:numFmt w:val="bullet"/>
-      <w:lvlText w:val=""/>
-      <w:lvlJc w:val="left"/>
-      <w:pPr>
-        <w:tabs>
-          <w:tab w:val="num" w:pos="2160"/>
-        </w:tabs>
-        <w:ind w:left="2160" w:hanging="360"/>
-      </w:pPr>
-      <w:rPr>
-        <w:rFonts w:ascii="Wingdings" w:hAnsi="Wingdings" w:hint="default"/>
-        <w:sz w:val="20"/>
-      </w:rPr>
-    </w:lvl>
-    <w:lvl w:ilvl="3" w:tentative="1">
-      <w:start w:val="1"/>
-      <w:numFmt w:val="bullet"/>
-      <w:lvlText w:val=""/>
-      <w:lvlJc w:val="left"/>
-      <w:pPr>
-        <w:tabs>
-          <w:tab w:val="num" w:pos="2880"/>
-        </w:tabs>
-        <w:ind w:left="2880" w:hanging="360"/>
-      </w:pPr>
-      <w:rPr>
-        <w:rFonts w:ascii="Wingdings" w:hAnsi="Wingdings" w:hint="default"/>
-        <w:sz w:val="20"/>
-      </w:rPr>
-    </w:lvl>
-    <w:lvl w:ilvl="4" w:tentative="1">
-      <w:start w:val="1"/>
-      <w:numFmt w:val="bullet"/>
-      <w:lvlText w:val=""/>
-      <w:lvlJc w:val="left"/>
-      <w:pPr>
-        <w:tabs>
-          <w:tab w:val="num" w:pos="3600"/>
-        </w:tabs>
-        <w:ind w:left="3600" w:hanging="360"/>
-      </w:pPr>
-      <w:rPr>
-        <w:rFonts w:ascii="Wingdings" w:hAnsi="Wingdings" w:hint="default"/>
-        <w:sz w:val="20"/>
-      </w:rPr>
-    </w:lvl>
-    <w:lvl w:ilvl="5" w:tentative="1">
-      <w:start w:val="1"/>
-      <w:numFmt w:val="bullet"/>
-      <w:lvlText w:val=""/>
-      <w:lvlJc w:val="left"/>
-      <w:pPr>
-        <w:tabs>
-          <w:tab w:val="num" w:pos="4320"/>
-        </w:tabs>
-        <w:ind w:left="4320" w:hanging="360"/>
-      </w:pPr>
-      <w:rPr>
-        <w:rFonts w:ascii="Wingdings" w:hAnsi="Wingdings" w:hint="default"/>
-        <w:sz w:val="20"/>
-      </w:rPr>
-    </w:lvl>
-    <w:lvl w:ilvl="6" w:tentative="1">
-      <w:start w:val="1"/>
-      <w:numFmt w:val="bullet"/>
-      <w:lvlText w:val=""/>
-      <w:lvlJc w:val="left"/>
-      <w:pPr>
-        <w:tabs>
-          <w:tab w:val="num" w:pos="5040"/>
-        </w:tabs>
-        <w:ind w:left="5040" w:hanging="360"/>
-      </w:pPr>
-      <w:rPr>
-        <w:rFonts w:ascii="Wingdings" w:hAnsi="Wingdings" w:hint="default"/>
-        <w:sz w:val="20"/>
-      </w:rPr>
-    </w:lvl>
-    <w:lvl w:ilvl="7" w:tentative="1">
-      <w:start w:val="1"/>
-      <w:numFmt w:val="bullet"/>
-      <w:lvlText w:val=""/>
-      <w:lvlJc w:val="left"/>
-      <w:pPr>
-        <w:tabs>
-          <w:tab w:val="num" w:pos="5760"/>
-        </w:tabs>
-        <w:ind w:left="5760" w:hanging="360"/>
-      </w:pPr>
-      <w:rPr>
-        <w:rFonts w:ascii="Wingdings" w:hAnsi="Wingdings" w:hint="default"/>
-        <w:sz w:val="20"/>
-      </w:rPr>
-    </w:lvl>
-    <w:lvl w:ilvl="8" w:tentative="1">
-      <w:start w:val="1"/>
-      <w:numFmt w:val="bullet"/>
-      <w:lvlText w:val=""/>
-      <w:lvlJc w:val="left"/>
-      <w:pPr>
-        <w:tabs>
-          <w:tab w:val="num" w:pos="6480"/>
-        </w:tabs>
-        <w:ind w:left="6480" w:hanging="360"/>
-      </w:pPr>
-      <w:rPr>
-        <w:rFonts w:ascii="Wingdings" w:hAnsi="Wingdings" w:hint="default"/>
-        <w:sz w:val="20"/>
-      </w:rPr>
-    </w:lvl>
-  </w:abstractNum>
-  <w:abstractNum w:abstractNumId="26" w15:restartNumberingAfterBreak="0">
-    <w:nsid w:val="7D031E6F"/>
-    <w:multiLevelType w:val="multilevel"/>
-    <w:tmpl w:val="A176C498"/>
-    <w:lvl w:ilvl="0">
-      <w:start w:val="1"/>
-      <w:numFmt w:val="bullet"/>
-      <w:lvlText w:val=""/>
-      <w:lvlJc w:val="left"/>
-      <w:pPr>
-        <w:tabs>
-          <w:tab w:val="num" w:pos="720"/>
-        </w:tabs>
-        <w:ind w:left="720" w:hanging="360"/>
-      </w:pPr>
-      <w:rPr>
-        <w:rFonts w:ascii="Symbol" w:hAnsi="Symbol" w:hint="default"/>
-        <w:sz w:val="20"/>
-      </w:rPr>
-    </w:lvl>
-    <w:lvl w:ilvl="1" w:tentative="1">
-      <w:start w:val="1"/>
-      <w:numFmt w:val="bullet"/>
-      <w:lvlText w:val="o"/>
-      <w:lvlJc w:val="left"/>
-      <w:pPr>
-        <w:tabs>
-          <w:tab w:val="num" w:pos="1440"/>
-        </w:tabs>
-        <w:ind w:left="1440" w:hanging="360"/>
-      </w:pPr>
-      <w:rPr>
-        <w:rFonts w:ascii="Courier New" w:hAnsi="Courier New" w:hint="default"/>
-        <w:sz w:val="20"/>
-      </w:rPr>
-    </w:lvl>
-    <w:lvl w:ilvl="2" w:tentative="1">
-      <w:start w:val="1"/>
-      <w:numFmt w:val="bullet"/>
-      <w:lvlText w:val=""/>
-      <w:lvlJc w:val="left"/>
-      <w:pPr>
-        <w:tabs>
-          <w:tab w:val="num" w:pos="2160"/>
-        </w:tabs>
-        <w:ind w:left="2160" w:hanging="360"/>
-      </w:pPr>
-      <w:rPr>
-        <w:rFonts w:ascii="Wingdings" w:hAnsi="Wingdings" w:hint="default"/>
-        <w:sz w:val="20"/>
-      </w:rPr>
-    </w:lvl>
-    <w:lvl w:ilvl="3" w:tentative="1">
-      <w:start w:val="1"/>
-      <w:numFmt w:val="bullet"/>
-      <w:lvlText w:val=""/>
-      <w:lvlJc w:val="left"/>
-      <w:pPr>
-        <w:tabs>
-          <w:tab w:val="num" w:pos="2880"/>
-        </w:tabs>
-        <w:ind w:left="2880" w:hanging="360"/>
-      </w:pPr>
-      <w:rPr>
-        <w:rFonts w:ascii="Wingdings" w:hAnsi="Wingdings" w:hint="default"/>
-        <w:sz w:val="20"/>
-      </w:rPr>
-    </w:lvl>
-    <w:lvl w:ilvl="4" w:tentative="1">
-      <w:start w:val="1"/>
-      <w:numFmt w:val="bullet"/>
-      <w:lvlText w:val=""/>
-      <w:lvlJc w:val="left"/>
-      <w:pPr>
-        <w:tabs>
-          <w:tab w:val="num" w:pos="3600"/>
-        </w:tabs>
-        <w:ind w:left="3600" w:hanging="360"/>
-      </w:pPr>
-      <w:rPr>
-        <w:rFonts w:ascii="Wingdings" w:hAnsi="Wingdings" w:hint="default"/>
-        <w:sz w:val="20"/>
-      </w:rPr>
-    </w:lvl>
-    <w:lvl w:ilvl="5" w:tentative="1">
-      <w:start w:val="1"/>
-      <w:numFmt w:val="bullet"/>
-      <w:lvlText w:val=""/>
-      <w:lvlJc w:val="left"/>
-      <w:pPr>
-        <w:tabs>
-          <w:tab w:val="num" w:pos="4320"/>
-        </w:tabs>
-        <w:ind w:left="4320" w:hanging="360"/>
-      </w:pPr>
-      <w:rPr>
-        <w:rFonts w:ascii="Wingdings" w:hAnsi="Wingdings" w:hint="default"/>
-        <w:sz w:val="20"/>
-      </w:rPr>
-    </w:lvl>
-    <w:lvl w:ilvl="6" w:tentative="1">
-      <w:start w:val="1"/>
-      <w:numFmt w:val="bullet"/>
-      <w:lvlText w:val=""/>
-      <w:lvlJc w:val="left"/>
-      <w:pPr>
-        <w:tabs>
-          <w:tab w:val="num" w:pos="5040"/>
-        </w:tabs>
-        <w:ind w:left="5040" w:hanging="360"/>
-      </w:pPr>
-      <w:rPr>
-        <w:rFonts w:ascii="Wingdings" w:hAnsi="Wingdings" w:hint="default"/>
-        <w:sz w:val="20"/>
-      </w:rPr>
-    </w:lvl>
-    <w:lvl w:ilvl="7" w:tentative="1">
-      <w:start w:val="1"/>
-      <w:numFmt w:val="bullet"/>
-      <w:lvlText w:val=""/>
-      <w:lvlJc w:val="left"/>
-      <w:pPr>
-        <w:tabs>
-          <w:tab w:val="num" w:pos="5760"/>
-        </w:tabs>
-        <w:ind w:left="5760" w:hanging="360"/>
-      </w:pPr>
-      <w:rPr>
-        <w:rFonts w:ascii="Wingdings" w:hAnsi="Wingdings" w:hint="default"/>
-        <w:sz w:val="20"/>
-      </w:rPr>
-    </w:lvl>
-    <w:lvl w:ilvl="8" w:tentative="1">
-      <w:start w:val="1"/>
-      <w:numFmt w:val="bullet"/>
-      <w:lvlText w:val=""/>
-      <w:lvlJc w:val="left"/>
-      <w:pPr>
-        <w:tabs>
-          <w:tab w:val="num" w:pos="6480"/>
-        </w:tabs>
-        <w:ind w:left="6480" w:hanging="360"/>
-      </w:pPr>
-      <w:rPr>
-        <w:rFonts w:ascii="Wingdings" w:hAnsi="Wingdings" w:hint="default"/>
-        <w:sz w:val="20"/>
-      </w:rPr>
-    </w:lvl>
-  </w:abstractNum>
-  <w:abstractNum w:abstractNumId="27" w15:restartNumberingAfterBreak="0">
-    <w:nsid w:val="7D904A6E"/>
-    <w:multiLevelType w:val="multilevel"/>
-    <w:tmpl w:val="51CC6EDA"/>
-    <w:lvl w:ilvl="0">
-      <w:start w:val="1"/>
-      <w:numFmt w:val="bullet"/>
-      <w:lvlText w:val=""/>
-      <w:lvlJc w:val="left"/>
-      <w:pPr>
-        <w:tabs>
-          <w:tab w:val="num" w:pos="720"/>
-        </w:tabs>
-        <w:ind w:left="720" w:hanging="360"/>
-      </w:pPr>
-      <w:rPr>
-        <w:rFonts w:ascii="Symbol" w:hAnsi="Symbol" w:hint="default"/>
-        <w:sz w:val="20"/>
-      </w:rPr>
-    </w:lvl>
-    <w:lvl w:ilvl="1" w:tentative="1">
-      <w:start w:val="1"/>
-      <w:numFmt w:val="bullet"/>
-      <w:lvlText w:val="o"/>
-      <w:lvlJc w:val="left"/>
-      <w:pPr>
-        <w:tabs>
-          <w:tab w:val="num" w:pos="1440"/>
-        </w:tabs>
-        <w:ind w:left="1440" w:hanging="360"/>
-      </w:pPr>
-      <w:rPr>
-        <w:rFonts w:ascii="Courier New" w:hAnsi="Courier New" w:hint="default"/>
-        <w:sz w:val="20"/>
-      </w:rPr>
-    </w:lvl>
-    <w:lvl w:ilvl="2" w:tentative="1">
-      <w:start w:val="1"/>
-      <w:numFmt w:val="bullet"/>
-      <w:lvlText w:val=""/>
-      <w:lvlJc w:val="left"/>
-      <w:pPr>
-        <w:tabs>
-          <w:tab w:val="num" w:pos="2160"/>
-        </w:tabs>
-        <w:ind w:left="2160" w:hanging="360"/>
-      </w:pPr>
-      <w:rPr>
-        <w:rFonts w:ascii="Wingdings" w:hAnsi="Wingdings" w:hint="default"/>
-        <w:sz w:val="20"/>
-      </w:rPr>
-    </w:lvl>
-    <w:lvl w:ilvl="3" w:tentative="1">
-      <w:start w:val="1"/>
-      <w:numFmt w:val="bullet"/>
-      <w:lvlText w:val=""/>
-      <w:lvlJc w:val="left"/>
-      <w:pPr>
-        <w:tabs>
-          <w:tab w:val="num" w:pos="2880"/>
-        </w:tabs>
-        <w:ind w:left="2880" w:hanging="360"/>
-      </w:pPr>
-      <w:rPr>
-        <w:rFonts w:ascii="Wingdings" w:hAnsi="Wingdings" w:hint="default"/>
-        <w:sz w:val="20"/>
-      </w:rPr>
-    </w:lvl>
-    <w:lvl w:ilvl="4" w:tentative="1">
-      <w:start w:val="1"/>
-      <w:numFmt w:val="bullet"/>
-      <w:lvlText w:val=""/>
-      <w:lvlJc w:val="left"/>
-      <w:pPr>
-        <w:tabs>
-          <w:tab w:val="num" w:pos="3600"/>
-        </w:tabs>
-        <w:ind w:left="3600" w:hanging="360"/>
-      </w:pPr>
-      <w:rPr>
-        <w:rFonts w:ascii="Wingdings" w:hAnsi="Wingdings" w:hint="default"/>
-        <w:sz w:val="20"/>
-      </w:rPr>
-    </w:lvl>
-    <w:lvl w:ilvl="5" w:tentative="1">
-      <w:start w:val="1"/>
-      <w:numFmt w:val="bullet"/>
-      <w:lvlText w:val=""/>
-      <w:lvlJc w:val="left"/>
-      <w:pPr>
-        <w:tabs>
-          <w:tab w:val="num" w:pos="4320"/>
-        </w:tabs>
-        <w:ind w:left="4320" w:hanging="360"/>
-      </w:pPr>
-      <w:rPr>
-        <w:rFonts w:ascii="Wingdings" w:hAnsi="Wingdings" w:hint="default"/>
-        <w:sz w:val="20"/>
-      </w:rPr>
-    </w:lvl>
-    <w:lvl w:ilvl="6" w:tentative="1">
-      <w:start w:val="1"/>
-      <w:numFmt w:val="bullet"/>
-      <w:lvlText w:val=""/>
-      <w:lvlJc w:val="left"/>
-      <w:pPr>
-        <w:tabs>
-          <w:tab w:val="num" w:pos="5040"/>
-        </w:tabs>
-        <w:ind w:left="5040" w:hanging="360"/>
-      </w:pPr>
-      <w:rPr>
-        <w:rFonts w:ascii="Wingdings" w:hAnsi="Wingdings" w:hint="default"/>
-        <w:sz w:val="20"/>
-      </w:rPr>
-    </w:lvl>
-    <w:lvl w:ilvl="7" w:tentative="1">
-      <w:start w:val="1"/>
-      <w:numFmt w:val="bullet"/>
-      <w:lvlText w:val=""/>
-      <w:lvlJc w:val="left"/>
-      <w:pPr>
-        <w:tabs>
-          <w:tab w:val="num" w:pos="5760"/>
-        </w:tabs>
-        <w:ind w:left="5760" w:hanging="360"/>
-      </w:pPr>
-      <w:rPr>
-        <w:rFonts w:ascii="Wingdings" w:hAnsi="Wingdings" w:hint="default"/>
-        <w:sz w:val="20"/>
-      </w:rPr>
-    </w:lvl>
-    <w:lvl w:ilvl="8" w:tentative="1">
-      <w:start w:val="1"/>
-      <w:numFmt w:val="bullet"/>
-      <w:lvlText w:val=""/>
-      <w:lvlJc w:val="left"/>
-      <w:pPr>
-        <w:tabs>
-          <w:tab w:val="num" w:pos="6480"/>
-        </w:tabs>
-        <w:ind w:left="6480" w:hanging="360"/>
-      </w:pPr>
-      <w:rPr>
-        <w:rFonts w:ascii="Wingdings" w:hAnsi="Wingdings" w:hint="default"/>
-        <w:sz w:val="20"/>
-      </w:rPr>
-    </w:lvl>
-  </w:abstractNum>
-  <w:num w:numId="1" w16cid:durableId="968822150">
+  <w:num w:numId="1" w16cid:durableId="251207452">
+    <w:abstractNumId w:val="1"/>
+  </w:num>
+  <w:num w:numId="2" w16cid:durableId="557209908">
+    <w:abstractNumId w:val="13"/>
+  </w:num>
+  <w:num w:numId="3" w16cid:durableId="29494628">
+    <w:abstractNumId w:val="22"/>
+  </w:num>
+  <w:num w:numId="4" w16cid:durableId="869954637">
+    <w:abstractNumId w:val="21"/>
+  </w:num>
+  <w:num w:numId="5" w16cid:durableId="1413817904">
+    <w:abstractNumId w:val="25"/>
+  </w:num>
+  <w:num w:numId="6" w16cid:durableId="481000126">
+    <w:abstractNumId w:val="8"/>
+  </w:num>
+  <w:num w:numId="7" w16cid:durableId="735737150">
+    <w:abstractNumId w:val="2"/>
+  </w:num>
+  <w:num w:numId="8" w16cid:durableId="1328054133">
+    <w:abstractNumId w:val="5"/>
+  </w:num>
+  <w:num w:numId="9" w16cid:durableId="898201233">
+    <w:abstractNumId w:val="27"/>
+  </w:num>
+  <w:num w:numId="10" w16cid:durableId="723675123">
     <w:abstractNumId w:val="26"/>
   </w:num>
-  <w:num w:numId="2" w16cid:durableId="742988157">
-    <w:abstractNumId w:val="2"/>
+  <w:num w:numId="11" w16cid:durableId="827792243">
+    <w:abstractNumId w:val="20"/>
   </w:num>
-  <w:num w:numId="3" w16cid:durableId="254288588">
-    <w:abstractNumId w:val="1"/>
+  <w:num w:numId="12" w16cid:durableId="367337681">
+    <w:abstractNumId w:val="19"/>
   </w:num>
-  <w:num w:numId="4" w16cid:durableId="201480266">
+  <w:num w:numId="13" w16cid:durableId="491218498">
+    <w:abstractNumId w:val="16"/>
+  </w:num>
+  <w:num w:numId="14" w16cid:durableId="634912903">
+    <w:abstractNumId w:val="18"/>
+  </w:num>
+  <w:num w:numId="15" w16cid:durableId="1718506408">
+    <w:abstractNumId w:val="23"/>
+  </w:num>
+  <w:num w:numId="16" w16cid:durableId="1043289840">
+    <w:abstractNumId w:val="3"/>
+  </w:num>
+  <w:num w:numId="17" w16cid:durableId="2123920129">
+    <w:abstractNumId w:val="0"/>
+  </w:num>
+  <w:num w:numId="18" w16cid:durableId="1585262579">
+    <w:abstractNumId w:val="14"/>
+  </w:num>
+  <w:num w:numId="19" w16cid:durableId="1908109445">
+    <w:abstractNumId w:val="12"/>
+  </w:num>
+  <w:num w:numId="20" w16cid:durableId="26639362">
+    <w:abstractNumId w:val="24"/>
+  </w:num>
+  <w:num w:numId="21" w16cid:durableId="329255510">
+    <w:abstractNumId w:val="11"/>
+  </w:num>
+  <w:num w:numId="22" w16cid:durableId="158622668">
+    <w:abstractNumId w:val="6"/>
+  </w:num>
+  <w:num w:numId="23" w16cid:durableId="552927990">
+    <w:abstractNumId w:val="17"/>
+  </w:num>
+  <w:num w:numId="24" w16cid:durableId="2045784094">
+    <w:abstractNumId w:val="7"/>
+  </w:num>
+  <w:num w:numId="25" w16cid:durableId="1448424305">
     <w:abstractNumId w:val="9"/>
   </w:num>
-  <w:num w:numId="5" w16cid:durableId="438305287">
-    <w:abstractNumId w:val="19"/>
-  </w:num>
-  <w:num w:numId="6" w16cid:durableId="1892569333">
-    <w:abstractNumId w:val="24"/>
-  </w:num>
-  <w:num w:numId="7" w16cid:durableId="441413703">
-    <w:abstractNumId w:val="7"/>
-  </w:num>
-  <w:num w:numId="8" w16cid:durableId="1593663432">
-    <w:abstractNumId w:val="6"/>
-  </w:num>
-  <w:num w:numId="9" w16cid:durableId="1235044801">
-    <w:abstractNumId w:val="18"/>
-  </w:num>
-  <w:num w:numId="10" w16cid:durableId="1445493546">
-    <w:abstractNumId w:val="14"/>
-  </w:num>
-  <w:num w:numId="11" w16cid:durableId="821851447">
-    <w:abstractNumId w:val="3"/>
-  </w:num>
-  <w:num w:numId="12" w16cid:durableId="609246226">
-    <w:abstractNumId w:val="0"/>
-  </w:num>
-  <w:num w:numId="13" w16cid:durableId="2001960520">
-    <w:abstractNumId w:val="17"/>
-  </w:num>
-  <w:num w:numId="14" w16cid:durableId="1858276434">
-    <w:abstractNumId w:val="20"/>
-  </w:num>
-  <w:num w:numId="15" w16cid:durableId="1710565829">
-    <w:abstractNumId w:val="23"/>
-  </w:num>
-  <w:num w:numId="16" w16cid:durableId="428045874">
-    <w:abstractNumId w:val="25"/>
-  </w:num>
-  <w:num w:numId="17" w16cid:durableId="852033559">
+  <w:num w:numId="26" w16cid:durableId="387415329">
     <w:abstractNumId w:val="15"/>
   </w:num>
-  <w:num w:numId="18" w16cid:durableId="923534344">
-    <w:abstractNumId w:val="13"/>
-  </w:num>
-  <w:num w:numId="19" w16cid:durableId="139544417">
-    <w:abstractNumId w:val="21"/>
-  </w:num>
-  <w:num w:numId="20" w16cid:durableId="593634466">
+  <w:num w:numId="27" w16cid:durableId="380129456">
     <w:abstractNumId w:val="4"/>
   </w:num>
-  <w:num w:numId="21" w16cid:durableId="469401585">
-    <w:abstractNumId w:val="8"/>
-  </w:num>
-  <w:num w:numId="22" w16cid:durableId="1836609019">
-    <w:abstractNumId w:val="12"/>
-  </w:num>
-  <w:num w:numId="23" w16cid:durableId="169297224">
-    <w:abstractNumId w:val="5"/>
-  </w:num>
-  <w:num w:numId="24" w16cid:durableId="203954354">
-    <w:abstractNumId w:val="16"/>
-  </w:num>
-  <w:num w:numId="25" w16cid:durableId="1111170518">
-    <w:abstractNumId w:val="11"/>
-  </w:num>
-  <w:num w:numId="26" w16cid:durableId="1824081699">
-    <w:abstractNumId w:val="22"/>
-  </w:num>
-  <w:num w:numId="27" w16cid:durableId="144856342">
+  <w:num w:numId="28" w16cid:durableId="651375811">
     <w:abstractNumId w:val="10"/>
-  </w:num>
-  <w:num w:numId="28" w16cid:durableId="198862744">
-    <w:abstractNumId w:val="27"/>
   </w:num>
 </w:numbering>
 </file>

--- a/docs/Feature Guide.docx
+++ b/docs/Feature Guide.docx
@@ -98,7 +98,7 @@
       <w:pPr>
         <w:pStyle w:val="NormalWeb"/>
         <w:shd w:val="clear" w:color="auto" w:fill="EEF2F8"/>
-        <w:divId w:val="418991074"/>
+        <w:divId w:val="1847094367"/>
         <w:rPr>
           <w:rFonts w:ascii="Calibri" w:hAnsi="Calibri" w:cs="Calibri"/>
           <w:color w:val="404040"/>
@@ -2590,16 +2590,7 @@
           <w:sz w:val="22"/>
           <w:szCs w:val="22"/>
         </w:rPr>
-        <w:t xml:space="preserve"> </w:t>
-      </w:r>
-      <w:r>
-        <w:rPr>
-          <w:rFonts w:ascii="Calibri" w:eastAsia="Times New Roman" w:hAnsi="Calibri" w:cs="Calibri"/>
-          <w:color w:val="1A1A1A"/>
-          <w:sz w:val="22"/>
-          <w:szCs w:val="22"/>
-        </w:rPr>
-        <w:t>is shown in pesos, for example ₱1,250.00.</w:t>
+        <w:t xml:space="preserve"> is shown in pesos, for example ₱1,250.00.</w:t>
       </w:r>
     </w:p>
     <w:p>
@@ -14756,7 +14747,26 @@
           <w:sz w:val="22"/>
           <w:szCs w:val="22"/>
         </w:rPr>
-        <w:t xml:space="preserve"> a separate program with its own accounts (not part of the office app) to edit the public website, choose which projects show, and read Contact form messages.</w:t>
+        <w:t xml:space="preserve"> a separate program with its own accounts (not part of the office app) to edit the public website, choose which projects show, and read Contact form messages. </w:t>
+      </w:r>
+      <w:r>
+        <w:rPr>
+          <w:rStyle w:val="Strong"/>
+          <w:rFonts w:ascii="Calibri" w:eastAsia="Times New Roman" w:hAnsi="Calibri" w:cs="Calibri"/>
+          <w:color w:val="1A1A1A"/>
+          <w:sz w:val="22"/>
+          <w:szCs w:val="22"/>
+        </w:rPr>
+        <w:t>Built so far:</w:t>
+      </w:r>
+      <w:r>
+        <w:rPr>
+          <w:rFonts w:ascii="Calibri" w:eastAsia="Times New Roman" w:hAnsi="Calibri" w:cs="Calibri"/>
+          <w:color w:val="1A1A1A"/>
+          <w:sz w:val="22"/>
+          <w:szCs w:val="22"/>
+        </w:rPr>
+        <w:t xml:space="preserve"> its sign-in (same password and lock-out rules as the office app) and its main window.</w:t>
       </w:r>
     </w:p>
     <w:p>
@@ -14955,16 +14965,7 @@
                 <w:sz w:val="22"/>
                 <w:szCs w:val="22"/>
               </w:rPr>
-              <w:t>The Supervisor's (or Admin'</w:t>
-            </w:r>
-            <w:r>
-              <w:rPr>
-                <w:rFonts w:ascii="Calibri" w:eastAsia="Times New Roman" w:hAnsi="Calibri" w:cs="Calibri"/>
-                <w:color w:val="1A1A1A"/>
-                <w:sz w:val="22"/>
-                <w:szCs w:val="22"/>
-              </w:rPr>
-              <w:t>s) decision on a request. Only approved items count.</w:t>
+              <w:t>The Supervisor's (or Admin's) decision on a request. Only approved items count.</w:t>
             </w:r>
           </w:p>
         </w:tc>
@@ -15464,9 +15465,9 @@
 <file path=word/numbering.xml><?xml version="1.0" encoding="utf-8"?>
 <w:numbering xmlns:wpc="http://schemas.microsoft.com/office/word/2010/wordprocessingCanvas" xmlns:cx="http://schemas.microsoft.com/office/drawing/2014/chartex" xmlns:cx1="http://schemas.microsoft.com/office/drawing/2015/9/8/chartex" xmlns:cx2="http://schemas.microsoft.com/office/drawing/2015/10/21/chartex" xmlns:cx3="http://schemas.microsoft.com/office/drawing/2016/5/9/chartex" xmlns:cx4="http://schemas.microsoft.com/office/drawing/2016/5/10/chartex" xmlns:cx5="http://schemas.microsoft.com/office/drawing/2016/5/11/chartex" xmlns:cx6="http://schemas.microsoft.com/office/drawing/2016/5/12/chartex" xmlns:cx7="http://schemas.microsoft.com/office/drawing/2016/5/13/chartex" xmlns:cx8="http://schemas.microsoft.com/office/drawing/2016/5/14/chartex" xmlns:mc="http://schemas.openxmlformats.org/markup-compatibility/2006" xmlns:aink="http://schemas.microsoft.com/office/drawing/2016/ink" xmlns:am3d="http://schemas.microsoft.com/office/drawing/2017/model3d" xmlns:o="urn:schemas-microsoft-com:office:office" xmlns:oel="http://schemas.microsoft.com/office/2019/extlst" xmlns:r="http://schemas.openxmlformats.org/officeDocument/2006/relationships" xmlns:m="http://schemas.openxmlformats.org/officeDocument/2006/math" xmlns:v="urn:schemas-microsoft-com:vml" xmlns:wp14="http://schemas.microsoft.com/office/word/2010/wordprocessingDrawing" xmlns:wp="http://schemas.openxmlformats.org/drawingml/2006/wordprocessingDrawing" xmlns:w10="urn:schemas-microsoft-com:office:word" xmlns:w="http://schemas.openxmlformats.org/wordprocessingml/2006/main" xmlns:w14="http://schemas.microsoft.com/office/word/2010/wordml" xmlns:w15="http://schemas.microsoft.com/office/word/2012/wordml" xmlns:w16cex="http://schemas.microsoft.com/office/word/2018/wordml/cex" xmlns:w16cid="http://schemas.microsoft.com/office/word/2016/wordml/cid" xmlns:w16="http://schemas.microsoft.com/office/word/2018/wordml" xmlns:w16du="http://schemas.microsoft.com/office/word/2023/wordml/word16du" xmlns:w16sdtdh="http://schemas.microsoft.com/office/word/2020/wordml/sdtdatahash" xmlns:w16sdtfl="http://schemas.microsoft.com/office/word/2024/wordml/sdtformatlock" xmlns:w16se="http://schemas.microsoft.com/office/word/2015/wordml/symex" xmlns:wpg="http://schemas.microsoft.com/office/word/2010/wordprocessingGroup" xmlns:wpi="http://schemas.microsoft.com/office/word/2010/wordprocessingInk" xmlns:wne="http://schemas.microsoft.com/office/word/2006/wordml" xmlns:wps="http://schemas.microsoft.com/office/word/2010/wordprocessingShape" mc:Ignorable="w14 w15 w16se w16cid w16 w16cex w16sdtdh w16sdtfl w16du wp14">
   <w:abstractNum w:abstractNumId="0" w15:restartNumberingAfterBreak="0">
-    <w:nsid w:val="09D97C5D"/>
+    <w:nsid w:val="04FE364F"/>
     <w:multiLevelType w:val="multilevel"/>
-    <w:tmpl w:val="B046EDB6"/>
+    <w:tmpl w:val="4830EAE8"/>
     <w:lvl w:ilvl="0">
       <w:start w:val="1"/>
       <w:numFmt w:val="bullet"/>
@@ -15613,9 +15614,9 @@
     </w:lvl>
   </w:abstractNum>
   <w:abstractNum w:abstractNumId="1" w15:restartNumberingAfterBreak="0">
-    <w:nsid w:val="0BB26C29"/>
+    <w:nsid w:val="0CAD7FDD"/>
     <w:multiLevelType w:val="multilevel"/>
-    <w:tmpl w:val="3C701BB4"/>
+    <w:tmpl w:val="310E42E0"/>
     <w:lvl w:ilvl="0">
       <w:start w:val="1"/>
       <w:numFmt w:val="bullet"/>
@@ -15762,9 +15763,9 @@
     </w:lvl>
   </w:abstractNum>
   <w:abstractNum w:abstractNumId="2" w15:restartNumberingAfterBreak="0">
-    <w:nsid w:val="0F597382"/>
+    <w:nsid w:val="0D1E7500"/>
     <w:multiLevelType w:val="multilevel"/>
-    <w:tmpl w:val="0C58D2E0"/>
+    <w:tmpl w:val="80B420E8"/>
     <w:lvl w:ilvl="0">
       <w:start w:val="1"/>
       <w:numFmt w:val="bullet"/>
@@ -15911,9 +15912,9 @@
     </w:lvl>
   </w:abstractNum>
   <w:abstractNum w:abstractNumId="3" w15:restartNumberingAfterBreak="0">
-    <w:nsid w:val="102932A1"/>
+    <w:nsid w:val="17B24C1E"/>
     <w:multiLevelType w:val="multilevel"/>
-    <w:tmpl w:val="1E7014C0"/>
+    <w:tmpl w:val="C2DADE46"/>
     <w:lvl w:ilvl="0">
       <w:start w:val="1"/>
       <w:numFmt w:val="bullet"/>
@@ -16060,9 +16061,456 @@
     </w:lvl>
   </w:abstractNum>
   <w:abstractNum w:abstractNumId="4" w15:restartNumberingAfterBreak="0">
-    <w:nsid w:val="1B78043D"/>
+    <w:nsid w:val="19E06837"/>
     <w:multiLevelType w:val="multilevel"/>
-    <w:tmpl w:val="87D80856"/>
+    <w:tmpl w:val="AAC030DE"/>
+    <w:lvl w:ilvl="0">
+      <w:start w:val="1"/>
+      <w:numFmt w:val="bullet"/>
+      <w:lvlText w:val=""/>
+      <w:lvlJc w:val="left"/>
+      <w:pPr>
+        <w:tabs>
+          <w:tab w:val="num" w:pos="720"/>
+        </w:tabs>
+        <w:ind w:left="720" w:hanging="360"/>
+      </w:pPr>
+      <w:rPr>
+        <w:rFonts w:ascii="Symbol" w:hAnsi="Symbol" w:hint="default"/>
+        <w:sz w:val="20"/>
+      </w:rPr>
+    </w:lvl>
+    <w:lvl w:ilvl="1" w:tentative="1">
+      <w:start w:val="1"/>
+      <w:numFmt w:val="bullet"/>
+      <w:lvlText w:val="o"/>
+      <w:lvlJc w:val="left"/>
+      <w:pPr>
+        <w:tabs>
+          <w:tab w:val="num" w:pos="1440"/>
+        </w:tabs>
+        <w:ind w:left="1440" w:hanging="360"/>
+      </w:pPr>
+      <w:rPr>
+        <w:rFonts w:ascii="Courier New" w:hAnsi="Courier New" w:hint="default"/>
+        <w:sz w:val="20"/>
+      </w:rPr>
+    </w:lvl>
+    <w:lvl w:ilvl="2" w:tentative="1">
+      <w:start w:val="1"/>
+      <w:numFmt w:val="bullet"/>
+      <w:lvlText w:val=""/>
+      <w:lvlJc w:val="left"/>
+      <w:pPr>
+        <w:tabs>
+          <w:tab w:val="num" w:pos="2160"/>
+        </w:tabs>
+        <w:ind w:left="2160" w:hanging="360"/>
+      </w:pPr>
+      <w:rPr>
+        <w:rFonts w:ascii="Wingdings" w:hAnsi="Wingdings" w:hint="default"/>
+        <w:sz w:val="20"/>
+      </w:rPr>
+    </w:lvl>
+    <w:lvl w:ilvl="3" w:tentative="1">
+      <w:start w:val="1"/>
+      <w:numFmt w:val="bullet"/>
+      <w:lvlText w:val=""/>
+      <w:lvlJc w:val="left"/>
+      <w:pPr>
+        <w:tabs>
+          <w:tab w:val="num" w:pos="2880"/>
+        </w:tabs>
+        <w:ind w:left="2880" w:hanging="360"/>
+      </w:pPr>
+      <w:rPr>
+        <w:rFonts w:ascii="Wingdings" w:hAnsi="Wingdings" w:hint="default"/>
+        <w:sz w:val="20"/>
+      </w:rPr>
+    </w:lvl>
+    <w:lvl w:ilvl="4" w:tentative="1">
+      <w:start w:val="1"/>
+      <w:numFmt w:val="bullet"/>
+      <w:lvlText w:val=""/>
+      <w:lvlJc w:val="left"/>
+      <w:pPr>
+        <w:tabs>
+          <w:tab w:val="num" w:pos="3600"/>
+        </w:tabs>
+        <w:ind w:left="3600" w:hanging="360"/>
+      </w:pPr>
+      <w:rPr>
+        <w:rFonts w:ascii="Wingdings" w:hAnsi="Wingdings" w:hint="default"/>
+        <w:sz w:val="20"/>
+      </w:rPr>
+    </w:lvl>
+    <w:lvl w:ilvl="5" w:tentative="1">
+      <w:start w:val="1"/>
+      <w:numFmt w:val="bullet"/>
+      <w:lvlText w:val=""/>
+      <w:lvlJc w:val="left"/>
+      <w:pPr>
+        <w:tabs>
+          <w:tab w:val="num" w:pos="4320"/>
+        </w:tabs>
+        <w:ind w:left="4320" w:hanging="360"/>
+      </w:pPr>
+      <w:rPr>
+        <w:rFonts w:ascii="Wingdings" w:hAnsi="Wingdings" w:hint="default"/>
+        <w:sz w:val="20"/>
+      </w:rPr>
+    </w:lvl>
+    <w:lvl w:ilvl="6" w:tentative="1">
+      <w:start w:val="1"/>
+      <w:numFmt w:val="bullet"/>
+      <w:lvlText w:val=""/>
+      <w:lvlJc w:val="left"/>
+      <w:pPr>
+        <w:tabs>
+          <w:tab w:val="num" w:pos="5040"/>
+        </w:tabs>
+        <w:ind w:left="5040" w:hanging="360"/>
+      </w:pPr>
+      <w:rPr>
+        <w:rFonts w:ascii="Wingdings" w:hAnsi="Wingdings" w:hint="default"/>
+        <w:sz w:val="20"/>
+      </w:rPr>
+    </w:lvl>
+    <w:lvl w:ilvl="7" w:tentative="1">
+      <w:start w:val="1"/>
+      <w:numFmt w:val="bullet"/>
+      <w:lvlText w:val=""/>
+      <w:lvlJc w:val="left"/>
+      <w:pPr>
+        <w:tabs>
+          <w:tab w:val="num" w:pos="5760"/>
+        </w:tabs>
+        <w:ind w:left="5760" w:hanging="360"/>
+      </w:pPr>
+      <w:rPr>
+        <w:rFonts w:ascii="Wingdings" w:hAnsi="Wingdings" w:hint="default"/>
+        <w:sz w:val="20"/>
+      </w:rPr>
+    </w:lvl>
+    <w:lvl w:ilvl="8" w:tentative="1">
+      <w:start w:val="1"/>
+      <w:numFmt w:val="bullet"/>
+      <w:lvlText w:val=""/>
+      <w:lvlJc w:val="left"/>
+      <w:pPr>
+        <w:tabs>
+          <w:tab w:val="num" w:pos="6480"/>
+        </w:tabs>
+        <w:ind w:left="6480" w:hanging="360"/>
+      </w:pPr>
+      <w:rPr>
+        <w:rFonts w:ascii="Wingdings" w:hAnsi="Wingdings" w:hint="default"/>
+        <w:sz w:val="20"/>
+      </w:rPr>
+    </w:lvl>
+  </w:abstractNum>
+  <w:abstractNum w:abstractNumId="5" w15:restartNumberingAfterBreak="0">
+    <w:nsid w:val="1A9455A7"/>
+    <w:multiLevelType w:val="multilevel"/>
+    <w:tmpl w:val="6ABE60C6"/>
+    <w:lvl w:ilvl="0">
+      <w:start w:val="1"/>
+      <w:numFmt w:val="bullet"/>
+      <w:lvlText w:val=""/>
+      <w:lvlJc w:val="left"/>
+      <w:pPr>
+        <w:tabs>
+          <w:tab w:val="num" w:pos="720"/>
+        </w:tabs>
+        <w:ind w:left="720" w:hanging="360"/>
+      </w:pPr>
+      <w:rPr>
+        <w:rFonts w:ascii="Symbol" w:hAnsi="Symbol" w:hint="default"/>
+        <w:sz w:val="20"/>
+      </w:rPr>
+    </w:lvl>
+    <w:lvl w:ilvl="1" w:tentative="1">
+      <w:start w:val="1"/>
+      <w:numFmt w:val="bullet"/>
+      <w:lvlText w:val="o"/>
+      <w:lvlJc w:val="left"/>
+      <w:pPr>
+        <w:tabs>
+          <w:tab w:val="num" w:pos="1440"/>
+        </w:tabs>
+        <w:ind w:left="1440" w:hanging="360"/>
+      </w:pPr>
+      <w:rPr>
+        <w:rFonts w:ascii="Courier New" w:hAnsi="Courier New" w:hint="default"/>
+        <w:sz w:val="20"/>
+      </w:rPr>
+    </w:lvl>
+    <w:lvl w:ilvl="2" w:tentative="1">
+      <w:start w:val="1"/>
+      <w:numFmt w:val="bullet"/>
+      <w:lvlText w:val=""/>
+      <w:lvlJc w:val="left"/>
+      <w:pPr>
+        <w:tabs>
+          <w:tab w:val="num" w:pos="2160"/>
+        </w:tabs>
+        <w:ind w:left="2160" w:hanging="360"/>
+      </w:pPr>
+      <w:rPr>
+        <w:rFonts w:ascii="Wingdings" w:hAnsi="Wingdings" w:hint="default"/>
+        <w:sz w:val="20"/>
+      </w:rPr>
+    </w:lvl>
+    <w:lvl w:ilvl="3" w:tentative="1">
+      <w:start w:val="1"/>
+      <w:numFmt w:val="bullet"/>
+      <w:lvlText w:val=""/>
+      <w:lvlJc w:val="left"/>
+      <w:pPr>
+        <w:tabs>
+          <w:tab w:val="num" w:pos="2880"/>
+        </w:tabs>
+        <w:ind w:left="2880" w:hanging="360"/>
+      </w:pPr>
+      <w:rPr>
+        <w:rFonts w:ascii="Wingdings" w:hAnsi="Wingdings" w:hint="default"/>
+        <w:sz w:val="20"/>
+      </w:rPr>
+    </w:lvl>
+    <w:lvl w:ilvl="4" w:tentative="1">
+      <w:start w:val="1"/>
+      <w:numFmt w:val="bullet"/>
+      <w:lvlText w:val=""/>
+      <w:lvlJc w:val="left"/>
+      <w:pPr>
+        <w:tabs>
+          <w:tab w:val="num" w:pos="3600"/>
+        </w:tabs>
+        <w:ind w:left="3600" w:hanging="360"/>
+      </w:pPr>
+      <w:rPr>
+        <w:rFonts w:ascii="Wingdings" w:hAnsi="Wingdings" w:hint="default"/>
+        <w:sz w:val="20"/>
+      </w:rPr>
+    </w:lvl>
+    <w:lvl w:ilvl="5" w:tentative="1">
+      <w:start w:val="1"/>
+      <w:numFmt w:val="bullet"/>
+      <w:lvlText w:val=""/>
+      <w:lvlJc w:val="left"/>
+      <w:pPr>
+        <w:tabs>
+          <w:tab w:val="num" w:pos="4320"/>
+        </w:tabs>
+        <w:ind w:left="4320" w:hanging="360"/>
+      </w:pPr>
+      <w:rPr>
+        <w:rFonts w:ascii="Wingdings" w:hAnsi="Wingdings" w:hint="default"/>
+        <w:sz w:val="20"/>
+      </w:rPr>
+    </w:lvl>
+    <w:lvl w:ilvl="6" w:tentative="1">
+      <w:start w:val="1"/>
+      <w:numFmt w:val="bullet"/>
+      <w:lvlText w:val=""/>
+      <w:lvlJc w:val="left"/>
+      <w:pPr>
+        <w:tabs>
+          <w:tab w:val="num" w:pos="5040"/>
+        </w:tabs>
+        <w:ind w:left="5040" w:hanging="360"/>
+      </w:pPr>
+      <w:rPr>
+        <w:rFonts w:ascii="Wingdings" w:hAnsi="Wingdings" w:hint="default"/>
+        <w:sz w:val="20"/>
+      </w:rPr>
+    </w:lvl>
+    <w:lvl w:ilvl="7" w:tentative="1">
+      <w:start w:val="1"/>
+      <w:numFmt w:val="bullet"/>
+      <w:lvlText w:val=""/>
+      <w:lvlJc w:val="left"/>
+      <w:pPr>
+        <w:tabs>
+          <w:tab w:val="num" w:pos="5760"/>
+        </w:tabs>
+        <w:ind w:left="5760" w:hanging="360"/>
+      </w:pPr>
+      <w:rPr>
+        <w:rFonts w:ascii="Wingdings" w:hAnsi="Wingdings" w:hint="default"/>
+        <w:sz w:val="20"/>
+      </w:rPr>
+    </w:lvl>
+    <w:lvl w:ilvl="8" w:tentative="1">
+      <w:start w:val="1"/>
+      <w:numFmt w:val="bullet"/>
+      <w:lvlText w:val=""/>
+      <w:lvlJc w:val="left"/>
+      <w:pPr>
+        <w:tabs>
+          <w:tab w:val="num" w:pos="6480"/>
+        </w:tabs>
+        <w:ind w:left="6480" w:hanging="360"/>
+      </w:pPr>
+      <w:rPr>
+        <w:rFonts w:ascii="Wingdings" w:hAnsi="Wingdings" w:hint="default"/>
+        <w:sz w:val="20"/>
+      </w:rPr>
+    </w:lvl>
+  </w:abstractNum>
+  <w:abstractNum w:abstractNumId="6" w15:restartNumberingAfterBreak="0">
+    <w:nsid w:val="1D3D55D7"/>
+    <w:multiLevelType w:val="multilevel"/>
+    <w:tmpl w:val="9CF26D72"/>
+    <w:lvl w:ilvl="0">
+      <w:start w:val="1"/>
+      <w:numFmt w:val="bullet"/>
+      <w:lvlText w:val=""/>
+      <w:lvlJc w:val="left"/>
+      <w:pPr>
+        <w:tabs>
+          <w:tab w:val="num" w:pos="720"/>
+        </w:tabs>
+        <w:ind w:left="720" w:hanging="360"/>
+      </w:pPr>
+      <w:rPr>
+        <w:rFonts w:ascii="Symbol" w:hAnsi="Symbol" w:hint="default"/>
+        <w:sz w:val="20"/>
+      </w:rPr>
+    </w:lvl>
+    <w:lvl w:ilvl="1" w:tentative="1">
+      <w:start w:val="1"/>
+      <w:numFmt w:val="bullet"/>
+      <w:lvlText w:val="o"/>
+      <w:lvlJc w:val="left"/>
+      <w:pPr>
+        <w:tabs>
+          <w:tab w:val="num" w:pos="1440"/>
+        </w:tabs>
+        <w:ind w:left="1440" w:hanging="360"/>
+      </w:pPr>
+      <w:rPr>
+        <w:rFonts w:ascii="Courier New" w:hAnsi="Courier New" w:hint="default"/>
+        <w:sz w:val="20"/>
+      </w:rPr>
+    </w:lvl>
+    <w:lvl w:ilvl="2" w:tentative="1">
+      <w:start w:val="1"/>
+      <w:numFmt w:val="bullet"/>
+      <w:lvlText w:val=""/>
+      <w:lvlJc w:val="left"/>
+      <w:pPr>
+        <w:tabs>
+          <w:tab w:val="num" w:pos="2160"/>
+        </w:tabs>
+        <w:ind w:left="2160" w:hanging="360"/>
+      </w:pPr>
+      <w:rPr>
+        <w:rFonts w:ascii="Wingdings" w:hAnsi="Wingdings" w:hint="default"/>
+        <w:sz w:val="20"/>
+      </w:rPr>
+    </w:lvl>
+    <w:lvl w:ilvl="3" w:tentative="1">
+      <w:start w:val="1"/>
+      <w:numFmt w:val="bullet"/>
+      <w:lvlText w:val=""/>
+      <w:lvlJc w:val="left"/>
+      <w:pPr>
+        <w:tabs>
+          <w:tab w:val="num" w:pos="2880"/>
+        </w:tabs>
+        <w:ind w:left="2880" w:hanging="360"/>
+      </w:pPr>
+      <w:rPr>
+        <w:rFonts w:ascii="Wingdings" w:hAnsi="Wingdings" w:hint="default"/>
+        <w:sz w:val="20"/>
+      </w:rPr>
+    </w:lvl>
+    <w:lvl w:ilvl="4" w:tentative="1">
+      <w:start w:val="1"/>
+      <w:numFmt w:val="bullet"/>
+      <w:lvlText w:val=""/>
+      <w:lvlJc w:val="left"/>
+      <w:pPr>
+        <w:tabs>
+          <w:tab w:val="num" w:pos="3600"/>
+        </w:tabs>
+        <w:ind w:left="3600" w:hanging="360"/>
+      </w:pPr>
+      <w:rPr>
+        <w:rFonts w:ascii="Wingdings" w:hAnsi="Wingdings" w:hint="default"/>
+        <w:sz w:val="20"/>
+      </w:rPr>
+    </w:lvl>
+    <w:lvl w:ilvl="5" w:tentative="1">
+      <w:start w:val="1"/>
+      <w:numFmt w:val="bullet"/>
+      <w:lvlText w:val=""/>
+      <w:lvlJc w:val="left"/>
+      <w:pPr>
+        <w:tabs>
+          <w:tab w:val="num" w:pos="4320"/>
+        </w:tabs>
+        <w:ind w:left="4320" w:hanging="360"/>
+      </w:pPr>
+      <w:rPr>
+        <w:rFonts w:ascii="Wingdings" w:hAnsi="Wingdings" w:hint="default"/>
+        <w:sz w:val="20"/>
+      </w:rPr>
+    </w:lvl>
+    <w:lvl w:ilvl="6" w:tentative="1">
+      <w:start w:val="1"/>
+      <w:numFmt w:val="bullet"/>
+      <w:lvlText w:val=""/>
+      <w:lvlJc w:val="left"/>
+      <w:pPr>
+        <w:tabs>
+          <w:tab w:val="num" w:pos="5040"/>
+        </w:tabs>
+        <w:ind w:left="5040" w:hanging="360"/>
+      </w:pPr>
+      <w:rPr>
+        <w:rFonts w:ascii="Wingdings" w:hAnsi="Wingdings" w:hint="default"/>
+        <w:sz w:val="20"/>
+      </w:rPr>
+    </w:lvl>
+    <w:lvl w:ilvl="7" w:tentative="1">
+      <w:start w:val="1"/>
+      <w:numFmt w:val="bullet"/>
+      <w:lvlText w:val=""/>
+      <w:lvlJc w:val="left"/>
+      <w:pPr>
+        <w:tabs>
+          <w:tab w:val="num" w:pos="5760"/>
+        </w:tabs>
+        <w:ind w:left="5760" w:hanging="360"/>
+      </w:pPr>
+      <w:rPr>
+        <w:rFonts w:ascii="Wingdings" w:hAnsi="Wingdings" w:hint="default"/>
+        <w:sz w:val="20"/>
+      </w:rPr>
+    </w:lvl>
+    <w:lvl w:ilvl="8" w:tentative="1">
+      <w:start w:val="1"/>
+      <w:numFmt w:val="bullet"/>
+      <w:lvlText w:val=""/>
+      <w:lvlJc w:val="left"/>
+      <w:pPr>
+        <w:tabs>
+          <w:tab w:val="num" w:pos="6480"/>
+        </w:tabs>
+        <w:ind w:left="6480" w:hanging="360"/>
+      </w:pPr>
+      <w:rPr>
+        <w:rFonts w:ascii="Wingdings" w:hAnsi="Wingdings" w:hint="default"/>
+        <w:sz w:val="20"/>
+      </w:rPr>
+    </w:lvl>
+  </w:abstractNum>
+  <w:abstractNum w:abstractNumId="7" w15:restartNumberingAfterBreak="0">
+    <w:nsid w:val="1D840A1C"/>
+    <w:multiLevelType w:val="multilevel"/>
+    <w:tmpl w:val="10224E56"/>
     <w:lvl w:ilvl="0">
       <w:start w:val="1"/>
       <w:numFmt w:val="decimal"/>
@@ -16172,10 +16620,10 @@
       </w:pPr>
     </w:lvl>
   </w:abstractNum>
-  <w:abstractNum w:abstractNumId="5" w15:restartNumberingAfterBreak="0">
-    <w:nsid w:val="21E212AD"/>
+  <w:abstractNum w:abstractNumId="8" w15:restartNumberingAfterBreak="0">
+    <w:nsid w:val="1EE73469"/>
     <w:multiLevelType w:val="multilevel"/>
-    <w:tmpl w:val="6A304E26"/>
+    <w:tmpl w:val="A32C3E04"/>
     <w:lvl w:ilvl="0">
       <w:start w:val="1"/>
       <w:numFmt w:val="bullet"/>
@@ -16321,10 +16769,10 @@
       </w:rPr>
     </w:lvl>
   </w:abstractNum>
-  <w:abstractNum w:abstractNumId="6" w15:restartNumberingAfterBreak="0">
-    <w:nsid w:val="242563F9"/>
+  <w:abstractNum w:abstractNumId="9" w15:restartNumberingAfterBreak="0">
+    <w:nsid w:val="232E650F"/>
     <w:multiLevelType w:val="multilevel"/>
-    <w:tmpl w:val="319479DA"/>
+    <w:tmpl w:val="86063CE0"/>
     <w:lvl w:ilvl="0">
       <w:start w:val="1"/>
       <w:numFmt w:val="bullet"/>
@@ -16470,10 +16918,308 @@
       </w:rPr>
     </w:lvl>
   </w:abstractNum>
-  <w:abstractNum w:abstractNumId="7" w15:restartNumberingAfterBreak="0">
-    <w:nsid w:val="27CE4709"/>
+  <w:abstractNum w:abstractNumId="10" w15:restartNumberingAfterBreak="0">
+    <w:nsid w:val="2A3E3CD4"/>
     <w:multiLevelType w:val="multilevel"/>
-    <w:tmpl w:val="BB0C6C6C"/>
+    <w:tmpl w:val="82C67356"/>
+    <w:lvl w:ilvl="0">
+      <w:start w:val="1"/>
+      <w:numFmt w:val="bullet"/>
+      <w:lvlText w:val=""/>
+      <w:lvlJc w:val="left"/>
+      <w:pPr>
+        <w:tabs>
+          <w:tab w:val="num" w:pos="720"/>
+        </w:tabs>
+        <w:ind w:left="720" w:hanging="360"/>
+      </w:pPr>
+      <w:rPr>
+        <w:rFonts w:ascii="Symbol" w:hAnsi="Symbol" w:hint="default"/>
+        <w:sz w:val="20"/>
+      </w:rPr>
+    </w:lvl>
+    <w:lvl w:ilvl="1" w:tentative="1">
+      <w:start w:val="1"/>
+      <w:numFmt w:val="bullet"/>
+      <w:lvlText w:val="o"/>
+      <w:lvlJc w:val="left"/>
+      <w:pPr>
+        <w:tabs>
+          <w:tab w:val="num" w:pos="1440"/>
+        </w:tabs>
+        <w:ind w:left="1440" w:hanging="360"/>
+      </w:pPr>
+      <w:rPr>
+        <w:rFonts w:ascii="Courier New" w:hAnsi="Courier New" w:hint="default"/>
+        <w:sz w:val="20"/>
+      </w:rPr>
+    </w:lvl>
+    <w:lvl w:ilvl="2" w:tentative="1">
+      <w:start w:val="1"/>
+      <w:numFmt w:val="bullet"/>
+      <w:lvlText w:val=""/>
+      <w:lvlJc w:val="left"/>
+      <w:pPr>
+        <w:tabs>
+          <w:tab w:val="num" w:pos="2160"/>
+        </w:tabs>
+        <w:ind w:left="2160" w:hanging="360"/>
+      </w:pPr>
+      <w:rPr>
+        <w:rFonts w:ascii="Wingdings" w:hAnsi="Wingdings" w:hint="default"/>
+        <w:sz w:val="20"/>
+      </w:rPr>
+    </w:lvl>
+    <w:lvl w:ilvl="3" w:tentative="1">
+      <w:start w:val="1"/>
+      <w:numFmt w:val="bullet"/>
+      <w:lvlText w:val=""/>
+      <w:lvlJc w:val="left"/>
+      <w:pPr>
+        <w:tabs>
+          <w:tab w:val="num" w:pos="2880"/>
+        </w:tabs>
+        <w:ind w:left="2880" w:hanging="360"/>
+      </w:pPr>
+      <w:rPr>
+        <w:rFonts w:ascii="Wingdings" w:hAnsi="Wingdings" w:hint="default"/>
+        <w:sz w:val="20"/>
+      </w:rPr>
+    </w:lvl>
+    <w:lvl w:ilvl="4" w:tentative="1">
+      <w:start w:val="1"/>
+      <w:numFmt w:val="bullet"/>
+      <w:lvlText w:val=""/>
+      <w:lvlJc w:val="left"/>
+      <w:pPr>
+        <w:tabs>
+          <w:tab w:val="num" w:pos="3600"/>
+        </w:tabs>
+        <w:ind w:left="3600" w:hanging="360"/>
+      </w:pPr>
+      <w:rPr>
+        <w:rFonts w:ascii="Wingdings" w:hAnsi="Wingdings" w:hint="default"/>
+        <w:sz w:val="20"/>
+      </w:rPr>
+    </w:lvl>
+    <w:lvl w:ilvl="5" w:tentative="1">
+      <w:start w:val="1"/>
+      <w:numFmt w:val="bullet"/>
+      <w:lvlText w:val=""/>
+      <w:lvlJc w:val="left"/>
+      <w:pPr>
+        <w:tabs>
+          <w:tab w:val="num" w:pos="4320"/>
+        </w:tabs>
+        <w:ind w:left="4320" w:hanging="360"/>
+      </w:pPr>
+      <w:rPr>
+        <w:rFonts w:ascii="Wingdings" w:hAnsi="Wingdings" w:hint="default"/>
+        <w:sz w:val="20"/>
+      </w:rPr>
+    </w:lvl>
+    <w:lvl w:ilvl="6" w:tentative="1">
+      <w:start w:val="1"/>
+      <w:numFmt w:val="bullet"/>
+      <w:lvlText w:val=""/>
+      <w:lvlJc w:val="left"/>
+      <w:pPr>
+        <w:tabs>
+          <w:tab w:val="num" w:pos="5040"/>
+        </w:tabs>
+        <w:ind w:left="5040" w:hanging="360"/>
+      </w:pPr>
+      <w:rPr>
+        <w:rFonts w:ascii="Wingdings" w:hAnsi="Wingdings" w:hint="default"/>
+        <w:sz w:val="20"/>
+      </w:rPr>
+    </w:lvl>
+    <w:lvl w:ilvl="7" w:tentative="1">
+      <w:start w:val="1"/>
+      <w:numFmt w:val="bullet"/>
+      <w:lvlText w:val=""/>
+      <w:lvlJc w:val="left"/>
+      <w:pPr>
+        <w:tabs>
+          <w:tab w:val="num" w:pos="5760"/>
+        </w:tabs>
+        <w:ind w:left="5760" w:hanging="360"/>
+      </w:pPr>
+      <w:rPr>
+        <w:rFonts w:ascii="Wingdings" w:hAnsi="Wingdings" w:hint="default"/>
+        <w:sz w:val="20"/>
+      </w:rPr>
+    </w:lvl>
+    <w:lvl w:ilvl="8" w:tentative="1">
+      <w:start w:val="1"/>
+      <w:numFmt w:val="bullet"/>
+      <w:lvlText w:val=""/>
+      <w:lvlJc w:val="left"/>
+      <w:pPr>
+        <w:tabs>
+          <w:tab w:val="num" w:pos="6480"/>
+        </w:tabs>
+        <w:ind w:left="6480" w:hanging="360"/>
+      </w:pPr>
+      <w:rPr>
+        <w:rFonts w:ascii="Wingdings" w:hAnsi="Wingdings" w:hint="default"/>
+        <w:sz w:val="20"/>
+      </w:rPr>
+    </w:lvl>
+  </w:abstractNum>
+  <w:abstractNum w:abstractNumId="11" w15:restartNumberingAfterBreak="0">
+    <w:nsid w:val="2AA24FF8"/>
+    <w:multiLevelType w:val="multilevel"/>
+    <w:tmpl w:val="586C7F40"/>
+    <w:lvl w:ilvl="0">
+      <w:start w:val="1"/>
+      <w:numFmt w:val="bullet"/>
+      <w:lvlText w:val=""/>
+      <w:lvlJc w:val="left"/>
+      <w:pPr>
+        <w:tabs>
+          <w:tab w:val="num" w:pos="720"/>
+        </w:tabs>
+        <w:ind w:left="720" w:hanging="360"/>
+      </w:pPr>
+      <w:rPr>
+        <w:rFonts w:ascii="Symbol" w:hAnsi="Symbol" w:hint="default"/>
+        <w:sz w:val="20"/>
+      </w:rPr>
+    </w:lvl>
+    <w:lvl w:ilvl="1" w:tentative="1">
+      <w:start w:val="1"/>
+      <w:numFmt w:val="bullet"/>
+      <w:lvlText w:val="o"/>
+      <w:lvlJc w:val="left"/>
+      <w:pPr>
+        <w:tabs>
+          <w:tab w:val="num" w:pos="1440"/>
+        </w:tabs>
+        <w:ind w:left="1440" w:hanging="360"/>
+      </w:pPr>
+      <w:rPr>
+        <w:rFonts w:ascii="Courier New" w:hAnsi="Courier New" w:hint="default"/>
+        <w:sz w:val="20"/>
+      </w:rPr>
+    </w:lvl>
+    <w:lvl w:ilvl="2" w:tentative="1">
+      <w:start w:val="1"/>
+      <w:numFmt w:val="bullet"/>
+      <w:lvlText w:val=""/>
+      <w:lvlJc w:val="left"/>
+      <w:pPr>
+        <w:tabs>
+          <w:tab w:val="num" w:pos="2160"/>
+        </w:tabs>
+        <w:ind w:left="2160" w:hanging="360"/>
+      </w:pPr>
+      <w:rPr>
+        <w:rFonts w:ascii="Wingdings" w:hAnsi="Wingdings" w:hint="default"/>
+        <w:sz w:val="20"/>
+      </w:rPr>
+    </w:lvl>
+    <w:lvl w:ilvl="3" w:tentative="1">
+      <w:start w:val="1"/>
+      <w:numFmt w:val="bullet"/>
+      <w:lvlText w:val=""/>
+      <w:lvlJc w:val="left"/>
+      <w:pPr>
+        <w:tabs>
+          <w:tab w:val="num" w:pos="2880"/>
+        </w:tabs>
+        <w:ind w:left="2880" w:hanging="360"/>
+      </w:pPr>
+      <w:rPr>
+        <w:rFonts w:ascii="Wingdings" w:hAnsi="Wingdings" w:hint="default"/>
+        <w:sz w:val="20"/>
+      </w:rPr>
+    </w:lvl>
+    <w:lvl w:ilvl="4" w:tentative="1">
+      <w:start w:val="1"/>
+      <w:numFmt w:val="bullet"/>
+      <w:lvlText w:val=""/>
+      <w:lvlJc w:val="left"/>
+      <w:pPr>
+        <w:tabs>
+          <w:tab w:val="num" w:pos="3600"/>
+        </w:tabs>
+        <w:ind w:left="3600" w:hanging="360"/>
+      </w:pPr>
+      <w:rPr>
+        <w:rFonts w:ascii="Wingdings" w:hAnsi="Wingdings" w:hint="default"/>
+        <w:sz w:val="20"/>
+      </w:rPr>
+    </w:lvl>
+    <w:lvl w:ilvl="5" w:tentative="1">
+      <w:start w:val="1"/>
+      <w:numFmt w:val="bullet"/>
+      <w:lvlText w:val=""/>
+      <w:lvlJc w:val="left"/>
+      <w:pPr>
+        <w:tabs>
+          <w:tab w:val="num" w:pos="4320"/>
+        </w:tabs>
+        <w:ind w:left="4320" w:hanging="360"/>
+      </w:pPr>
+      <w:rPr>
+        <w:rFonts w:ascii="Wingdings" w:hAnsi="Wingdings" w:hint="default"/>
+        <w:sz w:val="20"/>
+      </w:rPr>
+    </w:lvl>
+    <w:lvl w:ilvl="6" w:tentative="1">
+      <w:start w:val="1"/>
+      <w:numFmt w:val="bullet"/>
+      <w:lvlText w:val=""/>
+      <w:lvlJc w:val="left"/>
+      <w:pPr>
+        <w:tabs>
+          <w:tab w:val="num" w:pos="5040"/>
+        </w:tabs>
+        <w:ind w:left="5040" w:hanging="360"/>
+      </w:pPr>
+      <w:rPr>
+        <w:rFonts w:ascii="Wingdings" w:hAnsi="Wingdings" w:hint="default"/>
+        <w:sz w:val="20"/>
+      </w:rPr>
+    </w:lvl>
+    <w:lvl w:ilvl="7" w:tentative="1">
+      <w:start w:val="1"/>
+      <w:numFmt w:val="bullet"/>
+      <w:lvlText w:val=""/>
+      <w:lvlJc w:val="left"/>
+      <w:pPr>
+        <w:tabs>
+          <w:tab w:val="num" w:pos="5760"/>
+        </w:tabs>
+        <w:ind w:left="5760" w:hanging="360"/>
+      </w:pPr>
+      <w:rPr>
+        <w:rFonts w:ascii="Wingdings" w:hAnsi="Wingdings" w:hint="default"/>
+        <w:sz w:val="20"/>
+      </w:rPr>
+    </w:lvl>
+    <w:lvl w:ilvl="8" w:tentative="1">
+      <w:start w:val="1"/>
+      <w:numFmt w:val="bullet"/>
+      <w:lvlText w:val=""/>
+      <w:lvlJc w:val="left"/>
+      <w:pPr>
+        <w:tabs>
+          <w:tab w:val="num" w:pos="6480"/>
+        </w:tabs>
+        <w:ind w:left="6480" w:hanging="360"/>
+      </w:pPr>
+      <w:rPr>
+        <w:rFonts w:ascii="Wingdings" w:hAnsi="Wingdings" w:hint="default"/>
+        <w:sz w:val="20"/>
+      </w:rPr>
+    </w:lvl>
+  </w:abstractNum>
+  <w:abstractNum w:abstractNumId="12" w15:restartNumberingAfterBreak="0">
+    <w:nsid w:val="2B353A2C"/>
+    <w:multiLevelType w:val="multilevel"/>
+    <w:tmpl w:val="B72C9C52"/>
     <w:lvl w:ilvl="0">
       <w:start w:val="1"/>
       <w:numFmt w:val="decimal"/>
@@ -16583,10 +17329,10 @@
       </w:pPr>
     </w:lvl>
   </w:abstractNum>
-  <w:abstractNum w:abstractNumId="8" w15:restartNumberingAfterBreak="0">
-    <w:nsid w:val="30167A3E"/>
+  <w:abstractNum w:abstractNumId="13" w15:restartNumberingAfterBreak="0">
+    <w:nsid w:val="2CDE79D2"/>
     <w:multiLevelType w:val="multilevel"/>
-    <w:tmpl w:val="E24C100E"/>
+    <w:tmpl w:val="909E86BA"/>
     <w:lvl w:ilvl="0">
       <w:start w:val="1"/>
       <w:numFmt w:val="bullet"/>
@@ -16732,10 +17478,10 @@
       </w:rPr>
     </w:lvl>
   </w:abstractNum>
-  <w:abstractNum w:abstractNumId="9" w15:restartNumberingAfterBreak="0">
-    <w:nsid w:val="309E5860"/>
+  <w:abstractNum w:abstractNumId="14" w15:restartNumberingAfterBreak="0">
+    <w:nsid w:val="31537BEC"/>
     <w:multiLevelType w:val="multilevel"/>
-    <w:tmpl w:val="62AA96FC"/>
+    <w:tmpl w:val="CEB0F272"/>
     <w:lvl w:ilvl="0">
       <w:start w:val="1"/>
       <w:numFmt w:val="bullet"/>
@@ -16881,308 +17627,10 @@
       </w:rPr>
     </w:lvl>
   </w:abstractNum>
-  <w:abstractNum w:abstractNumId="10" w15:restartNumberingAfterBreak="0">
-    <w:nsid w:val="35872EF0"/>
+  <w:abstractNum w:abstractNumId="15" w15:restartNumberingAfterBreak="0">
+    <w:nsid w:val="36871B0B"/>
     <w:multiLevelType w:val="multilevel"/>
-    <w:tmpl w:val="E306E254"/>
-    <w:lvl w:ilvl="0">
-      <w:start w:val="1"/>
-      <w:numFmt w:val="bullet"/>
-      <w:lvlText w:val=""/>
-      <w:lvlJc w:val="left"/>
-      <w:pPr>
-        <w:tabs>
-          <w:tab w:val="num" w:pos="720"/>
-        </w:tabs>
-        <w:ind w:left="720" w:hanging="360"/>
-      </w:pPr>
-      <w:rPr>
-        <w:rFonts w:ascii="Symbol" w:hAnsi="Symbol" w:hint="default"/>
-        <w:sz w:val="20"/>
-      </w:rPr>
-    </w:lvl>
-    <w:lvl w:ilvl="1" w:tentative="1">
-      <w:start w:val="1"/>
-      <w:numFmt w:val="bullet"/>
-      <w:lvlText w:val="o"/>
-      <w:lvlJc w:val="left"/>
-      <w:pPr>
-        <w:tabs>
-          <w:tab w:val="num" w:pos="1440"/>
-        </w:tabs>
-        <w:ind w:left="1440" w:hanging="360"/>
-      </w:pPr>
-      <w:rPr>
-        <w:rFonts w:ascii="Courier New" w:hAnsi="Courier New" w:hint="default"/>
-        <w:sz w:val="20"/>
-      </w:rPr>
-    </w:lvl>
-    <w:lvl w:ilvl="2" w:tentative="1">
-      <w:start w:val="1"/>
-      <w:numFmt w:val="bullet"/>
-      <w:lvlText w:val=""/>
-      <w:lvlJc w:val="left"/>
-      <w:pPr>
-        <w:tabs>
-          <w:tab w:val="num" w:pos="2160"/>
-        </w:tabs>
-        <w:ind w:left="2160" w:hanging="360"/>
-      </w:pPr>
-      <w:rPr>
-        <w:rFonts w:ascii="Wingdings" w:hAnsi="Wingdings" w:hint="default"/>
-        <w:sz w:val="20"/>
-      </w:rPr>
-    </w:lvl>
-    <w:lvl w:ilvl="3" w:tentative="1">
-      <w:start w:val="1"/>
-      <w:numFmt w:val="bullet"/>
-      <w:lvlText w:val=""/>
-      <w:lvlJc w:val="left"/>
-      <w:pPr>
-        <w:tabs>
-          <w:tab w:val="num" w:pos="2880"/>
-        </w:tabs>
-        <w:ind w:left="2880" w:hanging="360"/>
-      </w:pPr>
-      <w:rPr>
-        <w:rFonts w:ascii="Wingdings" w:hAnsi="Wingdings" w:hint="default"/>
-        <w:sz w:val="20"/>
-      </w:rPr>
-    </w:lvl>
-    <w:lvl w:ilvl="4" w:tentative="1">
-      <w:start w:val="1"/>
-      <w:numFmt w:val="bullet"/>
-      <w:lvlText w:val=""/>
-      <w:lvlJc w:val="left"/>
-      <w:pPr>
-        <w:tabs>
-          <w:tab w:val="num" w:pos="3600"/>
-        </w:tabs>
-        <w:ind w:left="3600" w:hanging="360"/>
-      </w:pPr>
-      <w:rPr>
-        <w:rFonts w:ascii="Wingdings" w:hAnsi="Wingdings" w:hint="default"/>
-        <w:sz w:val="20"/>
-      </w:rPr>
-    </w:lvl>
-    <w:lvl w:ilvl="5" w:tentative="1">
-      <w:start w:val="1"/>
-      <w:numFmt w:val="bullet"/>
-      <w:lvlText w:val=""/>
-      <w:lvlJc w:val="left"/>
-      <w:pPr>
-        <w:tabs>
-          <w:tab w:val="num" w:pos="4320"/>
-        </w:tabs>
-        <w:ind w:left="4320" w:hanging="360"/>
-      </w:pPr>
-      <w:rPr>
-        <w:rFonts w:ascii="Wingdings" w:hAnsi="Wingdings" w:hint="default"/>
-        <w:sz w:val="20"/>
-      </w:rPr>
-    </w:lvl>
-    <w:lvl w:ilvl="6" w:tentative="1">
-      <w:start w:val="1"/>
-      <w:numFmt w:val="bullet"/>
-      <w:lvlText w:val=""/>
-      <w:lvlJc w:val="left"/>
-      <w:pPr>
-        <w:tabs>
-          <w:tab w:val="num" w:pos="5040"/>
-        </w:tabs>
-        <w:ind w:left="5040" w:hanging="360"/>
-      </w:pPr>
-      <w:rPr>
-        <w:rFonts w:ascii="Wingdings" w:hAnsi="Wingdings" w:hint="default"/>
-        <w:sz w:val="20"/>
-      </w:rPr>
-    </w:lvl>
-    <w:lvl w:ilvl="7" w:tentative="1">
-      <w:start w:val="1"/>
-      <w:numFmt w:val="bullet"/>
-      <w:lvlText w:val=""/>
-      <w:lvlJc w:val="left"/>
-      <w:pPr>
-        <w:tabs>
-          <w:tab w:val="num" w:pos="5760"/>
-        </w:tabs>
-        <w:ind w:left="5760" w:hanging="360"/>
-      </w:pPr>
-      <w:rPr>
-        <w:rFonts w:ascii="Wingdings" w:hAnsi="Wingdings" w:hint="default"/>
-        <w:sz w:val="20"/>
-      </w:rPr>
-    </w:lvl>
-    <w:lvl w:ilvl="8" w:tentative="1">
-      <w:start w:val="1"/>
-      <w:numFmt w:val="bullet"/>
-      <w:lvlText w:val=""/>
-      <w:lvlJc w:val="left"/>
-      <w:pPr>
-        <w:tabs>
-          <w:tab w:val="num" w:pos="6480"/>
-        </w:tabs>
-        <w:ind w:left="6480" w:hanging="360"/>
-      </w:pPr>
-      <w:rPr>
-        <w:rFonts w:ascii="Wingdings" w:hAnsi="Wingdings" w:hint="default"/>
-        <w:sz w:val="20"/>
-      </w:rPr>
-    </w:lvl>
-  </w:abstractNum>
-  <w:abstractNum w:abstractNumId="11" w15:restartNumberingAfterBreak="0">
-    <w:nsid w:val="367600E4"/>
-    <w:multiLevelType w:val="multilevel"/>
-    <w:tmpl w:val="A432AA12"/>
-    <w:lvl w:ilvl="0">
-      <w:start w:val="1"/>
-      <w:numFmt w:val="bullet"/>
-      <w:lvlText w:val=""/>
-      <w:lvlJc w:val="left"/>
-      <w:pPr>
-        <w:tabs>
-          <w:tab w:val="num" w:pos="720"/>
-        </w:tabs>
-        <w:ind w:left="720" w:hanging="360"/>
-      </w:pPr>
-      <w:rPr>
-        <w:rFonts w:ascii="Symbol" w:hAnsi="Symbol" w:hint="default"/>
-        <w:sz w:val="20"/>
-      </w:rPr>
-    </w:lvl>
-    <w:lvl w:ilvl="1" w:tentative="1">
-      <w:start w:val="1"/>
-      <w:numFmt w:val="bullet"/>
-      <w:lvlText w:val="o"/>
-      <w:lvlJc w:val="left"/>
-      <w:pPr>
-        <w:tabs>
-          <w:tab w:val="num" w:pos="1440"/>
-        </w:tabs>
-        <w:ind w:left="1440" w:hanging="360"/>
-      </w:pPr>
-      <w:rPr>
-        <w:rFonts w:ascii="Courier New" w:hAnsi="Courier New" w:hint="default"/>
-        <w:sz w:val="20"/>
-      </w:rPr>
-    </w:lvl>
-    <w:lvl w:ilvl="2" w:tentative="1">
-      <w:start w:val="1"/>
-      <w:numFmt w:val="bullet"/>
-      <w:lvlText w:val=""/>
-      <w:lvlJc w:val="left"/>
-      <w:pPr>
-        <w:tabs>
-          <w:tab w:val="num" w:pos="2160"/>
-        </w:tabs>
-        <w:ind w:left="2160" w:hanging="360"/>
-      </w:pPr>
-      <w:rPr>
-        <w:rFonts w:ascii="Wingdings" w:hAnsi="Wingdings" w:hint="default"/>
-        <w:sz w:val="20"/>
-      </w:rPr>
-    </w:lvl>
-    <w:lvl w:ilvl="3" w:tentative="1">
-      <w:start w:val="1"/>
-      <w:numFmt w:val="bullet"/>
-      <w:lvlText w:val=""/>
-      <w:lvlJc w:val="left"/>
-      <w:pPr>
-        <w:tabs>
-          <w:tab w:val="num" w:pos="2880"/>
-        </w:tabs>
-        <w:ind w:left="2880" w:hanging="360"/>
-      </w:pPr>
-      <w:rPr>
-        <w:rFonts w:ascii="Wingdings" w:hAnsi="Wingdings" w:hint="default"/>
-        <w:sz w:val="20"/>
-      </w:rPr>
-    </w:lvl>
-    <w:lvl w:ilvl="4" w:tentative="1">
-      <w:start w:val="1"/>
-      <w:numFmt w:val="bullet"/>
-      <w:lvlText w:val=""/>
-      <w:lvlJc w:val="left"/>
-      <w:pPr>
-        <w:tabs>
-          <w:tab w:val="num" w:pos="3600"/>
-        </w:tabs>
-        <w:ind w:left="3600" w:hanging="360"/>
-      </w:pPr>
-      <w:rPr>
-        <w:rFonts w:ascii="Wingdings" w:hAnsi="Wingdings" w:hint="default"/>
-        <w:sz w:val="20"/>
-      </w:rPr>
-    </w:lvl>
-    <w:lvl w:ilvl="5" w:tentative="1">
-      <w:start w:val="1"/>
-      <w:numFmt w:val="bullet"/>
-      <w:lvlText w:val=""/>
-      <w:lvlJc w:val="left"/>
-      <w:pPr>
-        <w:tabs>
-          <w:tab w:val="num" w:pos="4320"/>
-        </w:tabs>
-        <w:ind w:left="4320" w:hanging="360"/>
-      </w:pPr>
-      <w:rPr>
-        <w:rFonts w:ascii="Wingdings" w:hAnsi="Wingdings" w:hint="default"/>
-        <w:sz w:val="20"/>
-      </w:rPr>
-    </w:lvl>
-    <w:lvl w:ilvl="6" w:tentative="1">
-      <w:start w:val="1"/>
-      <w:numFmt w:val="bullet"/>
-      <w:lvlText w:val=""/>
-      <w:lvlJc w:val="left"/>
-      <w:pPr>
-        <w:tabs>
-          <w:tab w:val="num" w:pos="5040"/>
-        </w:tabs>
-        <w:ind w:left="5040" w:hanging="360"/>
-      </w:pPr>
-      <w:rPr>
-        <w:rFonts w:ascii="Wingdings" w:hAnsi="Wingdings" w:hint="default"/>
-        <w:sz w:val="20"/>
-      </w:rPr>
-    </w:lvl>
-    <w:lvl w:ilvl="7" w:tentative="1">
-      <w:start w:val="1"/>
-      <w:numFmt w:val="bullet"/>
-      <w:lvlText w:val=""/>
-      <w:lvlJc w:val="left"/>
-      <w:pPr>
-        <w:tabs>
-          <w:tab w:val="num" w:pos="5760"/>
-        </w:tabs>
-        <w:ind w:left="5760" w:hanging="360"/>
-      </w:pPr>
-      <w:rPr>
-        <w:rFonts w:ascii="Wingdings" w:hAnsi="Wingdings" w:hint="default"/>
-        <w:sz w:val="20"/>
-      </w:rPr>
-    </w:lvl>
-    <w:lvl w:ilvl="8" w:tentative="1">
-      <w:start w:val="1"/>
-      <w:numFmt w:val="bullet"/>
-      <w:lvlText w:val=""/>
-      <w:lvlJc w:val="left"/>
-      <w:pPr>
-        <w:tabs>
-          <w:tab w:val="num" w:pos="6480"/>
-        </w:tabs>
-        <w:ind w:left="6480" w:hanging="360"/>
-      </w:pPr>
-      <w:rPr>
-        <w:rFonts w:ascii="Wingdings" w:hAnsi="Wingdings" w:hint="default"/>
-        <w:sz w:val="20"/>
-      </w:rPr>
-    </w:lvl>
-  </w:abstractNum>
-  <w:abstractNum w:abstractNumId="12" w15:restartNumberingAfterBreak="0">
-    <w:nsid w:val="383B6A71"/>
-    <w:multiLevelType w:val="multilevel"/>
-    <w:tmpl w:val="92A8CC4A"/>
+    <w:tmpl w:val="5B0C7932"/>
     <w:lvl w:ilvl="0">
       <w:start w:val="1"/>
       <w:numFmt w:val="decimal"/>
@@ -17292,14 +17740,14 @@
       </w:pPr>
     </w:lvl>
   </w:abstractNum>
-  <w:abstractNum w:abstractNumId="13" w15:restartNumberingAfterBreak="0">
-    <w:nsid w:val="38747A06"/>
+  <w:abstractNum w:abstractNumId="16" w15:restartNumberingAfterBreak="0">
+    <w:nsid w:val="3F7060AE"/>
     <w:multiLevelType w:val="multilevel"/>
-    <w:tmpl w:val="0A92DBBC"/>
+    <w:tmpl w:val="63180460"/>
     <w:lvl w:ilvl="0">
       <w:start w:val="1"/>
-      <w:numFmt w:val="bullet"/>
-      <w:lvlText w:val=""/>
+      <w:numFmt w:val="decimal"/>
+      <w:lvlText w:val="%1."/>
       <w:lvlJc w:val="left"/>
       <w:pPr>
         <w:tabs>
@@ -17307,15 +17755,11 @@
         </w:tabs>
         <w:ind w:left="720" w:hanging="360"/>
       </w:pPr>
-      <w:rPr>
-        <w:rFonts w:ascii="Symbol" w:hAnsi="Symbol" w:hint="default"/>
-        <w:sz w:val="20"/>
-      </w:rPr>
     </w:lvl>
     <w:lvl w:ilvl="1" w:tentative="1">
       <w:start w:val="1"/>
-      <w:numFmt w:val="bullet"/>
-      <w:lvlText w:val="o"/>
+      <w:numFmt w:val="decimal"/>
+      <w:lvlText w:val="%2."/>
       <w:lvlJc w:val="left"/>
       <w:pPr>
         <w:tabs>
@@ -17323,15 +17767,11 @@
         </w:tabs>
         <w:ind w:left="1440" w:hanging="360"/>
       </w:pPr>
-      <w:rPr>
-        <w:rFonts w:ascii="Courier New" w:hAnsi="Courier New" w:hint="default"/>
-        <w:sz w:val="20"/>
-      </w:rPr>
     </w:lvl>
     <w:lvl w:ilvl="2" w:tentative="1">
       <w:start w:val="1"/>
-      <w:numFmt w:val="bullet"/>
-      <w:lvlText w:val=""/>
+      <w:numFmt w:val="decimal"/>
+      <w:lvlText w:val="%3."/>
       <w:lvlJc w:val="left"/>
       <w:pPr>
         <w:tabs>
@@ -17339,15 +17779,11 @@
         </w:tabs>
         <w:ind w:left="2160" w:hanging="360"/>
       </w:pPr>
-      <w:rPr>
-        <w:rFonts w:ascii="Wingdings" w:hAnsi="Wingdings" w:hint="default"/>
-        <w:sz w:val="20"/>
-      </w:rPr>
     </w:lvl>
     <w:lvl w:ilvl="3" w:tentative="1">
       <w:start w:val="1"/>
-      <w:numFmt w:val="bullet"/>
-      <w:lvlText w:val=""/>
+      <w:numFmt w:val="decimal"/>
+      <w:lvlText w:val="%4."/>
       <w:lvlJc w:val="left"/>
       <w:pPr>
         <w:tabs>
@@ -17355,15 +17791,11 @@
         </w:tabs>
         <w:ind w:left="2880" w:hanging="360"/>
       </w:pPr>
-      <w:rPr>
-        <w:rFonts w:ascii="Wingdings" w:hAnsi="Wingdings" w:hint="default"/>
-        <w:sz w:val="20"/>
-      </w:rPr>
     </w:lvl>
     <w:lvl w:ilvl="4" w:tentative="1">
       <w:start w:val="1"/>
-      <w:numFmt w:val="bullet"/>
-      <w:lvlText w:val=""/>
+      <w:numFmt w:val="decimal"/>
+      <w:lvlText w:val="%5."/>
       <w:lvlJc w:val="left"/>
       <w:pPr>
         <w:tabs>
@@ -17371,15 +17803,11 @@
         </w:tabs>
         <w:ind w:left="3600" w:hanging="360"/>
       </w:pPr>
-      <w:rPr>
-        <w:rFonts w:ascii="Wingdings" w:hAnsi="Wingdings" w:hint="default"/>
-        <w:sz w:val="20"/>
-      </w:rPr>
     </w:lvl>
     <w:lvl w:ilvl="5" w:tentative="1">
       <w:start w:val="1"/>
-      <w:numFmt w:val="bullet"/>
-      <w:lvlText w:val=""/>
+      <w:numFmt w:val="decimal"/>
+      <w:lvlText w:val="%6."/>
       <w:lvlJc w:val="left"/>
       <w:pPr>
         <w:tabs>
@@ -17387,15 +17815,11 @@
         </w:tabs>
         <w:ind w:left="4320" w:hanging="360"/>
       </w:pPr>
-      <w:rPr>
-        <w:rFonts w:ascii="Wingdings" w:hAnsi="Wingdings" w:hint="default"/>
-        <w:sz w:val="20"/>
-      </w:rPr>
     </w:lvl>
     <w:lvl w:ilvl="6" w:tentative="1">
       <w:start w:val="1"/>
-      <w:numFmt w:val="bullet"/>
-      <w:lvlText w:val=""/>
+      <w:numFmt w:val="decimal"/>
+      <w:lvlText w:val="%7."/>
       <w:lvlJc w:val="left"/>
       <w:pPr>
         <w:tabs>
@@ -17403,15 +17827,11 @@
         </w:tabs>
         <w:ind w:left="5040" w:hanging="360"/>
       </w:pPr>
-      <w:rPr>
-        <w:rFonts w:ascii="Wingdings" w:hAnsi="Wingdings" w:hint="default"/>
-        <w:sz w:val="20"/>
-      </w:rPr>
     </w:lvl>
     <w:lvl w:ilvl="7" w:tentative="1">
       <w:start w:val="1"/>
-      <w:numFmt w:val="bullet"/>
-      <w:lvlText w:val=""/>
+      <w:numFmt w:val="decimal"/>
+      <w:lvlText w:val="%8."/>
       <w:lvlJc w:val="left"/>
       <w:pPr>
         <w:tabs>
@@ -17419,15 +17839,11 @@
         </w:tabs>
         <w:ind w:left="5760" w:hanging="360"/>
       </w:pPr>
-      <w:rPr>
-        <w:rFonts w:ascii="Wingdings" w:hAnsi="Wingdings" w:hint="default"/>
-        <w:sz w:val="20"/>
-      </w:rPr>
     </w:lvl>
     <w:lvl w:ilvl="8" w:tentative="1">
       <w:start w:val="1"/>
-      <w:numFmt w:val="bullet"/>
-      <w:lvlText w:val=""/>
+      <w:numFmt w:val="decimal"/>
+      <w:lvlText w:val="%9."/>
       <w:lvlJc w:val="left"/>
       <w:pPr>
         <w:tabs>
@@ -17435,463 +17851,12 @@
         </w:tabs>
         <w:ind w:left="6480" w:hanging="360"/>
       </w:pPr>
-      <w:rPr>
-        <w:rFonts w:ascii="Wingdings" w:hAnsi="Wingdings" w:hint="default"/>
-        <w:sz w:val="20"/>
-      </w:rPr>
-    </w:lvl>
-  </w:abstractNum>
-  <w:abstractNum w:abstractNumId="14" w15:restartNumberingAfterBreak="0">
-    <w:nsid w:val="3B712255"/>
-    <w:multiLevelType w:val="multilevel"/>
-    <w:tmpl w:val="B6CE9BC0"/>
-    <w:lvl w:ilvl="0">
-      <w:start w:val="1"/>
-      <w:numFmt w:val="bullet"/>
-      <w:lvlText w:val=""/>
-      <w:lvlJc w:val="left"/>
-      <w:pPr>
-        <w:tabs>
-          <w:tab w:val="num" w:pos="720"/>
-        </w:tabs>
-        <w:ind w:left="720" w:hanging="360"/>
-      </w:pPr>
-      <w:rPr>
-        <w:rFonts w:ascii="Symbol" w:hAnsi="Symbol" w:hint="default"/>
-        <w:sz w:val="20"/>
-      </w:rPr>
-    </w:lvl>
-    <w:lvl w:ilvl="1" w:tentative="1">
-      <w:start w:val="1"/>
-      <w:numFmt w:val="bullet"/>
-      <w:lvlText w:val="o"/>
-      <w:lvlJc w:val="left"/>
-      <w:pPr>
-        <w:tabs>
-          <w:tab w:val="num" w:pos="1440"/>
-        </w:tabs>
-        <w:ind w:left="1440" w:hanging="360"/>
-      </w:pPr>
-      <w:rPr>
-        <w:rFonts w:ascii="Courier New" w:hAnsi="Courier New" w:hint="default"/>
-        <w:sz w:val="20"/>
-      </w:rPr>
-    </w:lvl>
-    <w:lvl w:ilvl="2" w:tentative="1">
-      <w:start w:val="1"/>
-      <w:numFmt w:val="bullet"/>
-      <w:lvlText w:val=""/>
-      <w:lvlJc w:val="left"/>
-      <w:pPr>
-        <w:tabs>
-          <w:tab w:val="num" w:pos="2160"/>
-        </w:tabs>
-        <w:ind w:left="2160" w:hanging="360"/>
-      </w:pPr>
-      <w:rPr>
-        <w:rFonts w:ascii="Wingdings" w:hAnsi="Wingdings" w:hint="default"/>
-        <w:sz w:val="20"/>
-      </w:rPr>
-    </w:lvl>
-    <w:lvl w:ilvl="3" w:tentative="1">
-      <w:start w:val="1"/>
-      <w:numFmt w:val="bullet"/>
-      <w:lvlText w:val=""/>
-      <w:lvlJc w:val="left"/>
-      <w:pPr>
-        <w:tabs>
-          <w:tab w:val="num" w:pos="2880"/>
-        </w:tabs>
-        <w:ind w:left="2880" w:hanging="360"/>
-      </w:pPr>
-      <w:rPr>
-        <w:rFonts w:ascii="Wingdings" w:hAnsi="Wingdings" w:hint="default"/>
-        <w:sz w:val="20"/>
-      </w:rPr>
-    </w:lvl>
-    <w:lvl w:ilvl="4" w:tentative="1">
-      <w:start w:val="1"/>
-      <w:numFmt w:val="bullet"/>
-      <w:lvlText w:val=""/>
-      <w:lvlJc w:val="left"/>
-      <w:pPr>
-        <w:tabs>
-          <w:tab w:val="num" w:pos="3600"/>
-        </w:tabs>
-        <w:ind w:left="3600" w:hanging="360"/>
-      </w:pPr>
-      <w:rPr>
-        <w:rFonts w:ascii="Wingdings" w:hAnsi="Wingdings" w:hint="default"/>
-        <w:sz w:val="20"/>
-      </w:rPr>
-    </w:lvl>
-    <w:lvl w:ilvl="5" w:tentative="1">
-      <w:start w:val="1"/>
-      <w:numFmt w:val="bullet"/>
-      <w:lvlText w:val=""/>
-      <w:lvlJc w:val="left"/>
-      <w:pPr>
-        <w:tabs>
-          <w:tab w:val="num" w:pos="4320"/>
-        </w:tabs>
-        <w:ind w:left="4320" w:hanging="360"/>
-      </w:pPr>
-      <w:rPr>
-        <w:rFonts w:ascii="Wingdings" w:hAnsi="Wingdings" w:hint="default"/>
-        <w:sz w:val="20"/>
-      </w:rPr>
-    </w:lvl>
-    <w:lvl w:ilvl="6" w:tentative="1">
-      <w:start w:val="1"/>
-      <w:numFmt w:val="bullet"/>
-      <w:lvlText w:val=""/>
-      <w:lvlJc w:val="left"/>
-      <w:pPr>
-        <w:tabs>
-          <w:tab w:val="num" w:pos="5040"/>
-        </w:tabs>
-        <w:ind w:left="5040" w:hanging="360"/>
-      </w:pPr>
-      <w:rPr>
-        <w:rFonts w:ascii="Wingdings" w:hAnsi="Wingdings" w:hint="default"/>
-        <w:sz w:val="20"/>
-      </w:rPr>
-    </w:lvl>
-    <w:lvl w:ilvl="7" w:tentative="1">
-      <w:start w:val="1"/>
-      <w:numFmt w:val="bullet"/>
-      <w:lvlText w:val=""/>
-      <w:lvlJc w:val="left"/>
-      <w:pPr>
-        <w:tabs>
-          <w:tab w:val="num" w:pos="5760"/>
-        </w:tabs>
-        <w:ind w:left="5760" w:hanging="360"/>
-      </w:pPr>
-      <w:rPr>
-        <w:rFonts w:ascii="Wingdings" w:hAnsi="Wingdings" w:hint="default"/>
-        <w:sz w:val="20"/>
-      </w:rPr>
-    </w:lvl>
-    <w:lvl w:ilvl="8" w:tentative="1">
-      <w:start w:val="1"/>
-      <w:numFmt w:val="bullet"/>
-      <w:lvlText w:val=""/>
-      <w:lvlJc w:val="left"/>
-      <w:pPr>
-        <w:tabs>
-          <w:tab w:val="num" w:pos="6480"/>
-        </w:tabs>
-        <w:ind w:left="6480" w:hanging="360"/>
-      </w:pPr>
-      <w:rPr>
-        <w:rFonts w:ascii="Wingdings" w:hAnsi="Wingdings" w:hint="default"/>
-        <w:sz w:val="20"/>
-      </w:rPr>
-    </w:lvl>
-  </w:abstractNum>
-  <w:abstractNum w:abstractNumId="15" w15:restartNumberingAfterBreak="0">
-    <w:nsid w:val="3E6562A2"/>
-    <w:multiLevelType w:val="multilevel"/>
-    <w:tmpl w:val="6F4636D0"/>
-    <w:lvl w:ilvl="0">
-      <w:start w:val="1"/>
-      <w:numFmt w:val="bullet"/>
-      <w:lvlText w:val=""/>
-      <w:lvlJc w:val="left"/>
-      <w:pPr>
-        <w:tabs>
-          <w:tab w:val="num" w:pos="720"/>
-        </w:tabs>
-        <w:ind w:left="720" w:hanging="360"/>
-      </w:pPr>
-      <w:rPr>
-        <w:rFonts w:ascii="Symbol" w:hAnsi="Symbol" w:hint="default"/>
-        <w:sz w:val="20"/>
-      </w:rPr>
-    </w:lvl>
-    <w:lvl w:ilvl="1" w:tentative="1">
-      <w:start w:val="1"/>
-      <w:numFmt w:val="bullet"/>
-      <w:lvlText w:val="o"/>
-      <w:lvlJc w:val="left"/>
-      <w:pPr>
-        <w:tabs>
-          <w:tab w:val="num" w:pos="1440"/>
-        </w:tabs>
-        <w:ind w:left="1440" w:hanging="360"/>
-      </w:pPr>
-      <w:rPr>
-        <w:rFonts w:ascii="Courier New" w:hAnsi="Courier New" w:hint="default"/>
-        <w:sz w:val="20"/>
-      </w:rPr>
-    </w:lvl>
-    <w:lvl w:ilvl="2" w:tentative="1">
-      <w:start w:val="1"/>
-      <w:numFmt w:val="bullet"/>
-      <w:lvlText w:val=""/>
-      <w:lvlJc w:val="left"/>
-      <w:pPr>
-        <w:tabs>
-          <w:tab w:val="num" w:pos="2160"/>
-        </w:tabs>
-        <w:ind w:left="2160" w:hanging="360"/>
-      </w:pPr>
-      <w:rPr>
-        <w:rFonts w:ascii="Wingdings" w:hAnsi="Wingdings" w:hint="default"/>
-        <w:sz w:val="20"/>
-      </w:rPr>
-    </w:lvl>
-    <w:lvl w:ilvl="3" w:tentative="1">
-      <w:start w:val="1"/>
-      <w:numFmt w:val="bullet"/>
-      <w:lvlText w:val=""/>
-      <w:lvlJc w:val="left"/>
-      <w:pPr>
-        <w:tabs>
-          <w:tab w:val="num" w:pos="2880"/>
-        </w:tabs>
-        <w:ind w:left="2880" w:hanging="360"/>
-      </w:pPr>
-      <w:rPr>
-        <w:rFonts w:ascii="Wingdings" w:hAnsi="Wingdings" w:hint="default"/>
-        <w:sz w:val="20"/>
-      </w:rPr>
-    </w:lvl>
-    <w:lvl w:ilvl="4" w:tentative="1">
-      <w:start w:val="1"/>
-      <w:numFmt w:val="bullet"/>
-      <w:lvlText w:val=""/>
-      <w:lvlJc w:val="left"/>
-      <w:pPr>
-        <w:tabs>
-          <w:tab w:val="num" w:pos="3600"/>
-        </w:tabs>
-        <w:ind w:left="3600" w:hanging="360"/>
-      </w:pPr>
-      <w:rPr>
-        <w:rFonts w:ascii="Wingdings" w:hAnsi="Wingdings" w:hint="default"/>
-        <w:sz w:val="20"/>
-      </w:rPr>
-    </w:lvl>
-    <w:lvl w:ilvl="5" w:tentative="1">
-      <w:start w:val="1"/>
-      <w:numFmt w:val="bullet"/>
-      <w:lvlText w:val=""/>
-      <w:lvlJc w:val="left"/>
-      <w:pPr>
-        <w:tabs>
-          <w:tab w:val="num" w:pos="4320"/>
-        </w:tabs>
-        <w:ind w:left="4320" w:hanging="360"/>
-      </w:pPr>
-      <w:rPr>
-        <w:rFonts w:ascii="Wingdings" w:hAnsi="Wingdings" w:hint="default"/>
-        <w:sz w:val="20"/>
-      </w:rPr>
-    </w:lvl>
-    <w:lvl w:ilvl="6" w:tentative="1">
-      <w:start w:val="1"/>
-      <w:numFmt w:val="bullet"/>
-      <w:lvlText w:val=""/>
-      <w:lvlJc w:val="left"/>
-      <w:pPr>
-        <w:tabs>
-          <w:tab w:val="num" w:pos="5040"/>
-        </w:tabs>
-        <w:ind w:left="5040" w:hanging="360"/>
-      </w:pPr>
-      <w:rPr>
-        <w:rFonts w:ascii="Wingdings" w:hAnsi="Wingdings" w:hint="default"/>
-        <w:sz w:val="20"/>
-      </w:rPr>
-    </w:lvl>
-    <w:lvl w:ilvl="7" w:tentative="1">
-      <w:start w:val="1"/>
-      <w:numFmt w:val="bullet"/>
-      <w:lvlText w:val=""/>
-      <w:lvlJc w:val="left"/>
-      <w:pPr>
-        <w:tabs>
-          <w:tab w:val="num" w:pos="5760"/>
-        </w:tabs>
-        <w:ind w:left="5760" w:hanging="360"/>
-      </w:pPr>
-      <w:rPr>
-        <w:rFonts w:ascii="Wingdings" w:hAnsi="Wingdings" w:hint="default"/>
-        <w:sz w:val="20"/>
-      </w:rPr>
-    </w:lvl>
-    <w:lvl w:ilvl="8" w:tentative="1">
-      <w:start w:val="1"/>
-      <w:numFmt w:val="bullet"/>
-      <w:lvlText w:val=""/>
-      <w:lvlJc w:val="left"/>
-      <w:pPr>
-        <w:tabs>
-          <w:tab w:val="num" w:pos="6480"/>
-        </w:tabs>
-        <w:ind w:left="6480" w:hanging="360"/>
-      </w:pPr>
-      <w:rPr>
-        <w:rFonts w:ascii="Wingdings" w:hAnsi="Wingdings" w:hint="default"/>
-        <w:sz w:val="20"/>
-      </w:rPr>
-    </w:lvl>
-  </w:abstractNum>
-  <w:abstractNum w:abstractNumId="16" w15:restartNumberingAfterBreak="0">
-    <w:nsid w:val="429F0033"/>
-    <w:multiLevelType w:val="multilevel"/>
-    <w:tmpl w:val="AFD87306"/>
-    <w:lvl w:ilvl="0">
-      <w:start w:val="1"/>
-      <w:numFmt w:val="bullet"/>
-      <w:lvlText w:val=""/>
-      <w:lvlJc w:val="left"/>
-      <w:pPr>
-        <w:tabs>
-          <w:tab w:val="num" w:pos="720"/>
-        </w:tabs>
-        <w:ind w:left="720" w:hanging="360"/>
-      </w:pPr>
-      <w:rPr>
-        <w:rFonts w:ascii="Symbol" w:hAnsi="Symbol" w:hint="default"/>
-        <w:sz w:val="20"/>
-      </w:rPr>
-    </w:lvl>
-    <w:lvl w:ilvl="1" w:tentative="1">
-      <w:start w:val="1"/>
-      <w:numFmt w:val="bullet"/>
-      <w:lvlText w:val="o"/>
-      <w:lvlJc w:val="left"/>
-      <w:pPr>
-        <w:tabs>
-          <w:tab w:val="num" w:pos="1440"/>
-        </w:tabs>
-        <w:ind w:left="1440" w:hanging="360"/>
-      </w:pPr>
-      <w:rPr>
-        <w:rFonts w:ascii="Courier New" w:hAnsi="Courier New" w:hint="default"/>
-        <w:sz w:val="20"/>
-      </w:rPr>
-    </w:lvl>
-    <w:lvl w:ilvl="2" w:tentative="1">
-      <w:start w:val="1"/>
-      <w:numFmt w:val="bullet"/>
-      <w:lvlText w:val=""/>
-      <w:lvlJc w:val="left"/>
-      <w:pPr>
-        <w:tabs>
-          <w:tab w:val="num" w:pos="2160"/>
-        </w:tabs>
-        <w:ind w:left="2160" w:hanging="360"/>
-      </w:pPr>
-      <w:rPr>
-        <w:rFonts w:ascii="Wingdings" w:hAnsi="Wingdings" w:hint="default"/>
-        <w:sz w:val="20"/>
-      </w:rPr>
-    </w:lvl>
-    <w:lvl w:ilvl="3" w:tentative="1">
-      <w:start w:val="1"/>
-      <w:numFmt w:val="bullet"/>
-      <w:lvlText w:val=""/>
-      <w:lvlJc w:val="left"/>
-      <w:pPr>
-        <w:tabs>
-          <w:tab w:val="num" w:pos="2880"/>
-        </w:tabs>
-        <w:ind w:left="2880" w:hanging="360"/>
-      </w:pPr>
-      <w:rPr>
-        <w:rFonts w:ascii="Wingdings" w:hAnsi="Wingdings" w:hint="default"/>
-        <w:sz w:val="20"/>
-      </w:rPr>
-    </w:lvl>
-    <w:lvl w:ilvl="4" w:tentative="1">
-      <w:start w:val="1"/>
-      <w:numFmt w:val="bullet"/>
-      <w:lvlText w:val=""/>
-      <w:lvlJc w:val="left"/>
-      <w:pPr>
-        <w:tabs>
-          <w:tab w:val="num" w:pos="3600"/>
-        </w:tabs>
-        <w:ind w:left="3600" w:hanging="360"/>
-      </w:pPr>
-      <w:rPr>
-        <w:rFonts w:ascii="Wingdings" w:hAnsi="Wingdings" w:hint="default"/>
-        <w:sz w:val="20"/>
-      </w:rPr>
-    </w:lvl>
-    <w:lvl w:ilvl="5" w:tentative="1">
-      <w:start w:val="1"/>
-      <w:numFmt w:val="bullet"/>
-      <w:lvlText w:val=""/>
-      <w:lvlJc w:val="left"/>
-      <w:pPr>
-        <w:tabs>
-          <w:tab w:val="num" w:pos="4320"/>
-        </w:tabs>
-        <w:ind w:left="4320" w:hanging="360"/>
-      </w:pPr>
-      <w:rPr>
-        <w:rFonts w:ascii="Wingdings" w:hAnsi="Wingdings" w:hint="default"/>
-        <w:sz w:val="20"/>
-      </w:rPr>
-    </w:lvl>
-    <w:lvl w:ilvl="6" w:tentative="1">
-      <w:start w:val="1"/>
-      <w:numFmt w:val="bullet"/>
-      <w:lvlText w:val=""/>
-      <w:lvlJc w:val="left"/>
-      <w:pPr>
-        <w:tabs>
-          <w:tab w:val="num" w:pos="5040"/>
-        </w:tabs>
-        <w:ind w:left="5040" w:hanging="360"/>
-      </w:pPr>
-      <w:rPr>
-        <w:rFonts w:ascii="Wingdings" w:hAnsi="Wingdings" w:hint="default"/>
-        <w:sz w:val="20"/>
-      </w:rPr>
-    </w:lvl>
-    <w:lvl w:ilvl="7" w:tentative="1">
-      <w:start w:val="1"/>
-      <w:numFmt w:val="bullet"/>
-      <w:lvlText w:val=""/>
-      <w:lvlJc w:val="left"/>
-      <w:pPr>
-        <w:tabs>
-          <w:tab w:val="num" w:pos="5760"/>
-        </w:tabs>
-        <w:ind w:left="5760" w:hanging="360"/>
-      </w:pPr>
-      <w:rPr>
-        <w:rFonts w:ascii="Wingdings" w:hAnsi="Wingdings" w:hint="default"/>
-        <w:sz w:val="20"/>
-      </w:rPr>
-    </w:lvl>
-    <w:lvl w:ilvl="8" w:tentative="1">
-      <w:start w:val="1"/>
-      <w:numFmt w:val="bullet"/>
-      <w:lvlText w:val=""/>
-      <w:lvlJc w:val="left"/>
-      <w:pPr>
-        <w:tabs>
-          <w:tab w:val="num" w:pos="6480"/>
-        </w:tabs>
-        <w:ind w:left="6480" w:hanging="360"/>
-      </w:pPr>
-      <w:rPr>
-        <w:rFonts w:ascii="Wingdings" w:hAnsi="Wingdings" w:hint="default"/>
-        <w:sz w:val="20"/>
-      </w:rPr>
     </w:lvl>
   </w:abstractNum>
   <w:abstractNum w:abstractNumId="17" w15:restartNumberingAfterBreak="0">
-    <w:nsid w:val="43F71ECB"/>
+    <w:nsid w:val="4DB671A6"/>
     <w:multiLevelType w:val="multilevel"/>
-    <w:tmpl w:val="FD2A00F0"/>
+    <w:tmpl w:val="7196E216"/>
     <w:lvl w:ilvl="0">
       <w:start w:val="1"/>
       <w:numFmt w:val="bullet"/>
@@ -18038,9 +18003,9 @@
     </w:lvl>
   </w:abstractNum>
   <w:abstractNum w:abstractNumId="18" w15:restartNumberingAfterBreak="0">
-    <w:nsid w:val="478D290A"/>
+    <w:nsid w:val="4E6843ED"/>
     <w:multiLevelType w:val="multilevel"/>
-    <w:tmpl w:val="1ABE5A28"/>
+    <w:tmpl w:val="15548A3C"/>
     <w:lvl w:ilvl="0">
       <w:start w:val="1"/>
       <w:numFmt w:val="bullet"/>
@@ -18187,13 +18152,13 @@
     </w:lvl>
   </w:abstractNum>
   <w:abstractNum w:abstractNumId="19" w15:restartNumberingAfterBreak="0">
-    <w:nsid w:val="523D36E3"/>
+    <w:nsid w:val="593F15E0"/>
     <w:multiLevelType w:val="multilevel"/>
-    <w:tmpl w:val="E1FC021C"/>
+    <w:tmpl w:val="D51C4512"/>
     <w:lvl w:ilvl="0">
       <w:start w:val="1"/>
-      <w:numFmt w:val="bullet"/>
-      <w:lvlText w:val=""/>
+      <w:numFmt w:val="decimal"/>
+      <w:lvlText w:val="%1."/>
       <w:lvlJc w:val="left"/>
       <w:pPr>
         <w:tabs>
@@ -18201,15 +18166,11 @@
         </w:tabs>
         <w:ind w:left="720" w:hanging="360"/>
       </w:pPr>
-      <w:rPr>
-        <w:rFonts w:ascii="Symbol" w:hAnsi="Symbol" w:hint="default"/>
-        <w:sz w:val="20"/>
-      </w:rPr>
     </w:lvl>
     <w:lvl w:ilvl="1" w:tentative="1">
       <w:start w:val="1"/>
-      <w:numFmt w:val="bullet"/>
-      <w:lvlText w:val="o"/>
+      <w:numFmt w:val="decimal"/>
+      <w:lvlText w:val="%2."/>
       <w:lvlJc w:val="left"/>
       <w:pPr>
         <w:tabs>
@@ -18217,15 +18178,11 @@
         </w:tabs>
         <w:ind w:left="1440" w:hanging="360"/>
       </w:pPr>
-      <w:rPr>
-        <w:rFonts w:ascii="Courier New" w:hAnsi="Courier New" w:hint="default"/>
-        <w:sz w:val="20"/>
-      </w:rPr>
     </w:lvl>
     <w:lvl w:ilvl="2" w:tentative="1">
       <w:start w:val="1"/>
-      <w:numFmt w:val="bullet"/>
-      <w:lvlText w:val=""/>
+      <w:numFmt w:val="decimal"/>
+      <w:lvlText w:val="%3."/>
       <w:lvlJc w:val="left"/>
       <w:pPr>
         <w:tabs>
@@ -18233,15 +18190,11 @@
         </w:tabs>
         <w:ind w:left="2160" w:hanging="360"/>
       </w:pPr>
-      <w:rPr>
-        <w:rFonts w:ascii="Wingdings" w:hAnsi="Wingdings" w:hint="default"/>
-        <w:sz w:val="20"/>
-      </w:rPr>
     </w:lvl>
     <w:lvl w:ilvl="3" w:tentative="1">
       <w:start w:val="1"/>
-      <w:numFmt w:val="bullet"/>
-      <w:lvlText w:val=""/>
+      <w:numFmt w:val="decimal"/>
+      <w:lvlText w:val="%4."/>
       <w:lvlJc w:val="left"/>
       <w:pPr>
         <w:tabs>
@@ -18249,15 +18202,11 @@
         </w:tabs>
         <w:ind w:left="2880" w:hanging="360"/>
       </w:pPr>
-      <w:rPr>
-        <w:rFonts w:ascii="Wingdings" w:hAnsi="Wingdings" w:hint="default"/>
-        <w:sz w:val="20"/>
-      </w:rPr>
     </w:lvl>
     <w:lvl w:ilvl="4" w:tentative="1">
       <w:start w:val="1"/>
-      <w:numFmt w:val="bullet"/>
-      <w:lvlText w:val=""/>
+      <w:numFmt w:val="decimal"/>
+      <w:lvlText w:val="%5."/>
       <w:lvlJc w:val="left"/>
       <w:pPr>
         <w:tabs>
@@ -18265,15 +18214,11 @@
         </w:tabs>
         <w:ind w:left="3600" w:hanging="360"/>
       </w:pPr>
-      <w:rPr>
-        <w:rFonts w:ascii="Wingdings" w:hAnsi="Wingdings" w:hint="default"/>
-        <w:sz w:val="20"/>
-      </w:rPr>
     </w:lvl>
     <w:lvl w:ilvl="5" w:tentative="1">
       <w:start w:val="1"/>
-      <w:numFmt w:val="bullet"/>
-      <w:lvlText w:val=""/>
+      <w:numFmt w:val="decimal"/>
+      <w:lvlText w:val="%6."/>
       <w:lvlJc w:val="left"/>
       <w:pPr>
         <w:tabs>
@@ -18281,15 +18226,11 @@
         </w:tabs>
         <w:ind w:left="4320" w:hanging="360"/>
       </w:pPr>
-      <w:rPr>
-        <w:rFonts w:ascii="Wingdings" w:hAnsi="Wingdings" w:hint="default"/>
-        <w:sz w:val="20"/>
-      </w:rPr>
     </w:lvl>
     <w:lvl w:ilvl="6" w:tentative="1">
       <w:start w:val="1"/>
-      <w:numFmt w:val="bullet"/>
-      <w:lvlText w:val=""/>
+      <w:numFmt w:val="decimal"/>
+      <w:lvlText w:val="%7."/>
       <w:lvlJc w:val="left"/>
       <w:pPr>
         <w:tabs>
@@ -18297,15 +18238,11 @@
         </w:tabs>
         <w:ind w:left="5040" w:hanging="360"/>
       </w:pPr>
-      <w:rPr>
-        <w:rFonts w:ascii="Wingdings" w:hAnsi="Wingdings" w:hint="default"/>
-        <w:sz w:val="20"/>
-      </w:rPr>
     </w:lvl>
     <w:lvl w:ilvl="7" w:tentative="1">
       <w:start w:val="1"/>
-      <w:numFmt w:val="bullet"/>
-      <w:lvlText w:val=""/>
+      <w:numFmt w:val="decimal"/>
+      <w:lvlText w:val="%8."/>
       <w:lvlJc w:val="left"/>
       <w:pPr>
         <w:tabs>
@@ -18313,15 +18250,11 @@
         </w:tabs>
         <w:ind w:left="5760" w:hanging="360"/>
       </w:pPr>
-      <w:rPr>
-        <w:rFonts w:ascii="Wingdings" w:hAnsi="Wingdings" w:hint="default"/>
-        <w:sz w:val="20"/>
-      </w:rPr>
     </w:lvl>
     <w:lvl w:ilvl="8" w:tentative="1">
       <w:start w:val="1"/>
-      <w:numFmt w:val="bullet"/>
-      <w:lvlText w:val=""/>
+      <w:numFmt w:val="decimal"/>
+      <w:lvlText w:val="%9."/>
       <w:lvlJc w:val="left"/>
       <w:pPr>
         <w:tabs>
@@ -18329,16 +18262,12 @@
         </w:tabs>
         <w:ind w:left="6480" w:hanging="360"/>
       </w:pPr>
-      <w:rPr>
-        <w:rFonts w:ascii="Wingdings" w:hAnsi="Wingdings" w:hint="default"/>
-        <w:sz w:val="20"/>
-      </w:rPr>
     </w:lvl>
   </w:abstractNum>
   <w:abstractNum w:abstractNumId="20" w15:restartNumberingAfterBreak="0">
-    <w:nsid w:val="56426037"/>
+    <w:nsid w:val="597362DC"/>
     <w:multiLevelType w:val="multilevel"/>
-    <w:tmpl w:val="BAF6286E"/>
+    <w:tmpl w:val="DF10E596"/>
     <w:lvl w:ilvl="0">
       <w:start w:val="1"/>
       <w:numFmt w:val="bullet"/>
@@ -18485,9 +18414,9 @@
     </w:lvl>
   </w:abstractNum>
   <w:abstractNum w:abstractNumId="21" w15:restartNumberingAfterBreak="0">
-    <w:nsid w:val="5688610F"/>
+    <w:nsid w:val="5C8405E2"/>
     <w:multiLevelType w:val="multilevel"/>
-    <w:tmpl w:val="729AED18"/>
+    <w:tmpl w:val="A26808A6"/>
     <w:lvl w:ilvl="0">
       <w:start w:val="1"/>
       <w:numFmt w:val="bullet"/>
@@ -18634,9 +18563,9 @@
     </w:lvl>
   </w:abstractNum>
   <w:abstractNum w:abstractNumId="22" w15:restartNumberingAfterBreak="0">
-    <w:nsid w:val="64113E84"/>
+    <w:nsid w:val="5D5B3B91"/>
     <w:multiLevelType w:val="multilevel"/>
-    <w:tmpl w:val="3FD89600"/>
+    <w:tmpl w:val="BBFC4F10"/>
     <w:lvl w:ilvl="0">
       <w:start w:val="1"/>
       <w:numFmt w:val="bullet"/>
@@ -18783,9 +18712,9 @@
     </w:lvl>
   </w:abstractNum>
   <w:abstractNum w:abstractNumId="23" w15:restartNumberingAfterBreak="0">
-    <w:nsid w:val="69343AB6"/>
+    <w:nsid w:val="60457B99"/>
     <w:multiLevelType w:val="multilevel"/>
-    <w:tmpl w:val="47BA1BBE"/>
+    <w:tmpl w:val="C2281A54"/>
     <w:lvl w:ilvl="0">
       <w:start w:val="1"/>
       <w:numFmt w:val="bullet"/>
@@ -18932,13 +18861,13 @@
     </w:lvl>
   </w:abstractNum>
   <w:abstractNum w:abstractNumId="24" w15:restartNumberingAfterBreak="0">
-    <w:nsid w:val="6BD52730"/>
+    <w:nsid w:val="6A563B98"/>
     <w:multiLevelType w:val="multilevel"/>
-    <w:tmpl w:val="507C3C26"/>
+    <w:tmpl w:val="0D167EB0"/>
     <w:lvl w:ilvl="0">
       <w:start w:val="1"/>
-      <w:numFmt w:val="decimal"/>
-      <w:lvlText w:val="%1."/>
+      <w:numFmt w:val="bullet"/>
+      <w:lvlText w:val=""/>
       <w:lvlJc w:val="left"/>
       <w:pPr>
         <w:tabs>
@@ -18946,11 +18875,15 @@
         </w:tabs>
         <w:ind w:left="720" w:hanging="360"/>
       </w:pPr>
+      <w:rPr>
+        <w:rFonts w:ascii="Symbol" w:hAnsi="Symbol" w:hint="default"/>
+        <w:sz w:val="20"/>
+      </w:rPr>
     </w:lvl>
     <w:lvl w:ilvl="1" w:tentative="1">
       <w:start w:val="1"/>
-      <w:numFmt w:val="decimal"/>
-      <w:lvlText w:val="%2."/>
+      <w:numFmt w:val="bullet"/>
+      <w:lvlText w:val="o"/>
       <w:lvlJc w:val="left"/>
       <w:pPr>
         <w:tabs>
@@ -18958,11 +18891,15 @@
         </w:tabs>
         <w:ind w:left="1440" w:hanging="360"/>
       </w:pPr>
+      <w:rPr>
+        <w:rFonts w:ascii="Courier New" w:hAnsi="Courier New" w:hint="default"/>
+        <w:sz w:val="20"/>
+      </w:rPr>
     </w:lvl>
     <w:lvl w:ilvl="2" w:tentative="1">
       <w:start w:val="1"/>
-      <w:numFmt w:val="decimal"/>
-      <w:lvlText w:val="%3."/>
+      <w:numFmt w:val="bullet"/>
+      <w:lvlText w:val=""/>
       <w:lvlJc w:val="left"/>
       <w:pPr>
         <w:tabs>
@@ -18970,11 +18907,15 @@
         </w:tabs>
         <w:ind w:left="2160" w:hanging="360"/>
       </w:pPr>
+      <w:rPr>
+        <w:rFonts w:ascii="Wingdings" w:hAnsi="Wingdings" w:hint="default"/>
+        <w:sz w:val="20"/>
+      </w:rPr>
     </w:lvl>
     <w:lvl w:ilvl="3" w:tentative="1">
       <w:start w:val="1"/>
-      <w:numFmt w:val="decimal"/>
-      <w:lvlText w:val="%4."/>
+      <w:numFmt w:val="bullet"/>
+      <w:lvlText w:val=""/>
       <w:lvlJc w:val="left"/>
       <w:pPr>
         <w:tabs>
@@ -18982,11 +18923,15 @@
         </w:tabs>
         <w:ind w:left="2880" w:hanging="360"/>
       </w:pPr>
+      <w:rPr>
+        <w:rFonts w:ascii="Wingdings" w:hAnsi="Wingdings" w:hint="default"/>
+        <w:sz w:val="20"/>
+      </w:rPr>
     </w:lvl>
     <w:lvl w:ilvl="4" w:tentative="1">
       <w:start w:val="1"/>
-      <w:numFmt w:val="decimal"/>
-      <w:lvlText w:val="%5."/>
+      <w:numFmt w:val="bullet"/>
+      <w:lvlText w:val=""/>
       <w:lvlJc w:val="left"/>
       <w:pPr>
         <w:tabs>
@@ -18994,11 +18939,15 @@
         </w:tabs>
         <w:ind w:left="3600" w:hanging="360"/>
       </w:pPr>
+      <w:rPr>
+        <w:rFonts w:ascii="Wingdings" w:hAnsi="Wingdings" w:hint="default"/>
+        <w:sz w:val="20"/>
+      </w:rPr>
     </w:lvl>
     <w:lvl w:ilvl="5" w:tentative="1">
       <w:start w:val="1"/>
-      <w:numFmt w:val="decimal"/>
-      <w:lvlText w:val="%6."/>
+      <w:numFmt w:val="bullet"/>
+      <w:lvlText w:val=""/>
       <w:lvlJc w:val="left"/>
       <w:pPr>
         <w:tabs>
@@ -19006,11 +18955,15 @@
         </w:tabs>
         <w:ind w:left="4320" w:hanging="360"/>
       </w:pPr>
+      <w:rPr>
+        <w:rFonts w:ascii="Wingdings" w:hAnsi="Wingdings" w:hint="default"/>
+        <w:sz w:val="20"/>
+      </w:rPr>
     </w:lvl>
     <w:lvl w:ilvl="6" w:tentative="1">
       <w:start w:val="1"/>
-      <w:numFmt w:val="decimal"/>
-      <w:lvlText w:val="%7."/>
+      <w:numFmt w:val="bullet"/>
+      <w:lvlText w:val=""/>
       <w:lvlJc w:val="left"/>
       <w:pPr>
         <w:tabs>
@@ -19018,11 +18971,15 @@
         </w:tabs>
         <w:ind w:left="5040" w:hanging="360"/>
       </w:pPr>
+      <w:rPr>
+        <w:rFonts w:ascii="Wingdings" w:hAnsi="Wingdings" w:hint="default"/>
+        <w:sz w:val="20"/>
+      </w:rPr>
     </w:lvl>
     <w:lvl w:ilvl="7" w:tentative="1">
       <w:start w:val="1"/>
-      <w:numFmt w:val="decimal"/>
-      <w:lvlText w:val="%8."/>
+      <w:numFmt w:val="bullet"/>
+      <w:lvlText w:val=""/>
       <w:lvlJc w:val="left"/>
       <w:pPr>
         <w:tabs>
@@ -19030,11 +18987,15 @@
         </w:tabs>
         <w:ind w:left="5760" w:hanging="360"/>
       </w:pPr>
+      <w:rPr>
+        <w:rFonts w:ascii="Wingdings" w:hAnsi="Wingdings" w:hint="default"/>
+        <w:sz w:val="20"/>
+      </w:rPr>
     </w:lvl>
     <w:lvl w:ilvl="8" w:tentative="1">
       <w:start w:val="1"/>
-      <w:numFmt w:val="decimal"/>
-      <w:lvlText w:val="%9."/>
+      <w:numFmt w:val="bullet"/>
+      <w:lvlText w:val=""/>
       <w:lvlJc w:val="left"/>
       <w:pPr>
         <w:tabs>
@@ -19042,12 +19003,16 @@
         </w:tabs>
         <w:ind w:left="6480" w:hanging="360"/>
       </w:pPr>
+      <w:rPr>
+        <w:rFonts w:ascii="Wingdings" w:hAnsi="Wingdings" w:hint="default"/>
+        <w:sz w:val="20"/>
+      </w:rPr>
     </w:lvl>
   </w:abstractNum>
   <w:abstractNum w:abstractNumId="25" w15:restartNumberingAfterBreak="0">
-    <w:nsid w:val="75AB667B"/>
+    <w:nsid w:val="6A75631E"/>
     <w:multiLevelType w:val="multilevel"/>
-    <w:tmpl w:val="77268270"/>
+    <w:tmpl w:val="8220762E"/>
     <w:lvl w:ilvl="0">
       <w:start w:val="1"/>
       <w:numFmt w:val="bullet"/>
@@ -19194,9 +19159,9 @@
     </w:lvl>
   </w:abstractNum>
   <w:abstractNum w:abstractNumId="26" w15:restartNumberingAfterBreak="0">
-    <w:nsid w:val="7BBF2A7E"/>
+    <w:nsid w:val="6D312DB9"/>
     <w:multiLevelType w:val="multilevel"/>
-    <w:tmpl w:val="CB2CE4C8"/>
+    <w:tmpl w:val="A910567C"/>
     <w:lvl w:ilvl="0">
       <w:start w:val="1"/>
       <w:numFmt w:val="bullet"/>
@@ -19343,13 +19308,13 @@
     </w:lvl>
   </w:abstractNum>
   <w:abstractNum w:abstractNumId="27" w15:restartNumberingAfterBreak="0">
-    <w:nsid w:val="7CE4171F"/>
+    <w:nsid w:val="75410AC8"/>
     <w:multiLevelType w:val="multilevel"/>
-    <w:tmpl w:val="5F26C79E"/>
+    <w:tmpl w:val="921E24D4"/>
     <w:lvl w:ilvl="0">
       <w:start w:val="1"/>
-      <w:numFmt w:val="decimal"/>
-      <w:lvlText w:val="%1."/>
+      <w:numFmt w:val="bullet"/>
+      <w:lvlText w:val=""/>
       <w:lvlJc w:val="left"/>
       <w:pPr>
         <w:tabs>
@@ -19357,11 +19322,15 @@
         </w:tabs>
         <w:ind w:left="720" w:hanging="360"/>
       </w:pPr>
+      <w:rPr>
+        <w:rFonts w:ascii="Symbol" w:hAnsi="Symbol" w:hint="default"/>
+        <w:sz w:val="20"/>
+      </w:rPr>
     </w:lvl>
     <w:lvl w:ilvl="1" w:tentative="1">
       <w:start w:val="1"/>
-      <w:numFmt w:val="decimal"/>
-      <w:lvlText w:val="%2."/>
+      <w:numFmt w:val="bullet"/>
+      <w:lvlText w:val="o"/>
       <w:lvlJc w:val="left"/>
       <w:pPr>
         <w:tabs>
@@ -19369,11 +19338,15 @@
         </w:tabs>
         <w:ind w:left="1440" w:hanging="360"/>
       </w:pPr>
+      <w:rPr>
+        <w:rFonts w:ascii="Courier New" w:hAnsi="Courier New" w:hint="default"/>
+        <w:sz w:val="20"/>
+      </w:rPr>
     </w:lvl>
     <w:lvl w:ilvl="2" w:tentative="1">
       <w:start w:val="1"/>
-      <w:numFmt w:val="decimal"/>
-      <w:lvlText w:val="%3."/>
+      <w:numFmt w:val="bullet"/>
+      <w:lvlText w:val=""/>
       <w:lvlJc w:val="left"/>
       <w:pPr>
         <w:tabs>
@@ -19381,11 +19354,15 @@
         </w:tabs>
         <w:ind w:left="2160" w:hanging="360"/>
       </w:pPr>
+      <w:rPr>
+        <w:rFonts w:ascii="Wingdings" w:hAnsi="Wingdings" w:hint="default"/>
+        <w:sz w:val="20"/>
+      </w:rPr>
     </w:lvl>
     <w:lvl w:ilvl="3" w:tentative="1">
       <w:start w:val="1"/>
-      <w:numFmt w:val="decimal"/>
-      <w:lvlText w:val="%4."/>
+      <w:numFmt w:val="bullet"/>
+      <w:lvlText w:val=""/>
       <w:lvlJc w:val="left"/>
       <w:pPr>
         <w:tabs>
@@ -19393,11 +19370,15 @@
         </w:tabs>
         <w:ind w:left="2880" w:hanging="360"/>
       </w:pPr>
+      <w:rPr>
+        <w:rFonts w:ascii="Wingdings" w:hAnsi="Wingdings" w:hint="default"/>
+        <w:sz w:val="20"/>
+      </w:rPr>
     </w:lvl>
     <w:lvl w:ilvl="4" w:tentative="1">
       <w:start w:val="1"/>
-      <w:numFmt w:val="decimal"/>
-      <w:lvlText w:val="%5."/>
+      <w:numFmt w:val="bullet"/>
+      <w:lvlText w:val=""/>
       <w:lvlJc w:val="left"/>
       <w:pPr>
         <w:tabs>
@@ -19405,11 +19386,15 @@
         </w:tabs>
         <w:ind w:left="3600" w:hanging="360"/>
       </w:pPr>
+      <w:rPr>
+        <w:rFonts w:ascii="Wingdings" w:hAnsi="Wingdings" w:hint="default"/>
+        <w:sz w:val="20"/>
+      </w:rPr>
     </w:lvl>
     <w:lvl w:ilvl="5" w:tentative="1">
       <w:start w:val="1"/>
-      <w:numFmt w:val="decimal"/>
-      <w:lvlText w:val="%6."/>
+      <w:numFmt w:val="bullet"/>
+      <w:lvlText w:val=""/>
       <w:lvlJc w:val="left"/>
       <w:pPr>
         <w:tabs>
@@ -19417,11 +19402,15 @@
         </w:tabs>
         <w:ind w:left="4320" w:hanging="360"/>
       </w:pPr>
+      <w:rPr>
+        <w:rFonts w:ascii="Wingdings" w:hAnsi="Wingdings" w:hint="default"/>
+        <w:sz w:val="20"/>
+      </w:rPr>
     </w:lvl>
     <w:lvl w:ilvl="6" w:tentative="1">
       <w:start w:val="1"/>
-      <w:numFmt w:val="decimal"/>
-      <w:lvlText w:val="%7."/>
+      <w:numFmt w:val="bullet"/>
+      <w:lvlText w:val=""/>
       <w:lvlJc w:val="left"/>
       <w:pPr>
         <w:tabs>
@@ -19429,11 +19418,15 @@
         </w:tabs>
         <w:ind w:left="5040" w:hanging="360"/>
       </w:pPr>
+      <w:rPr>
+        <w:rFonts w:ascii="Wingdings" w:hAnsi="Wingdings" w:hint="default"/>
+        <w:sz w:val="20"/>
+      </w:rPr>
     </w:lvl>
     <w:lvl w:ilvl="7" w:tentative="1">
       <w:start w:val="1"/>
-      <w:numFmt w:val="decimal"/>
-      <w:lvlText w:val="%8."/>
+      <w:numFmt w:val="bullet"/>
+      <w:lvlText w:val=""/>
       <w:lvlJc w:val="left"/>
       <w:pPr>
         <w:tabs>
@@ -19441,11 +19434,15 @@
         </w:tabs>
         <w:ind w:left="5760" w:hanging="360"/>
       </w:pPr>
+      <w:rPr>
+        <w:rFonts w:ascii="Wingdings" w:hAnsi="Wingdings" w:hint="default"/>
+        <w:sz w:val="20"/>
+      </w:rPr>
     </w:lvl>
     <w:lvl w:ilvl="8" w:tentative="1">
       <w:start w:val="1"/>
-      <w:numFmt w:val="decimal"/>
-      <w:lvlText w:val="%9."/>
+      <w:numFmt w:val="bullet"/>
+      <w:lvlText w:val=""/>
       <w:lvlJc w:val="left"/>
       <w:pPr>
         <w:tabs>
@@ -19453,91 +19450,95 @@
         </w:tabs>
         <w:ind w:left="6480" w:hanging="360"/>
       </w:pPr>
+      <w:rPr>
+        <w:rFonts w:ascii="Wingdings" w:hAnsi="Wingdings" w:hint="default"/>
+        <w:sz w:val="20"/>
+      </w:rPr>
     </w:lvl>
   </w:abstractNum>
-  <w:num w:numId="1" w16cid:durableId="251207452">
+  <w:num w:numId="1" w16cid:durableId="1121456554">
+    <w:abstractNumId w:val="14"/>
+  </w:num>
+  <w:num w:numId="2" w16cid:durableId="949164030">
+    <w:abstractNumId w:val="22"/>
+  </w:num>
+  <w:num w:numId="3" w16cid:durableId="477655099">
+    <w:abstractNumId w:val="6"/>
+  </w:num>
+  <w:num w:numId="4" w16cid:durableId="479350570">
+    <w:abstractNumId w:val="25"/>
+  </w:num>
+  <w:num w:numId="5" w16cid:durableId="1310473845">
+    <w:abstractNumId w:val="18"/>
+  </w:num>
+  <w:num w:numId="6" w16cid:durableId="47461286">
+    <w:abstractNumId w:val="21"/>
+  </w:num>
+  <w:num w:numId="7" w16cid:durableId="586423321">
+    <w:abstractNumId w:val="4"/>
+  </w:num>
+  <w:num w:numId="8" w16cid:durableId="324207073">
+    <w:abstractNumId w:val="10"/>
+  </w:num>
+  <w:num w:numId="9" w16cid:durableId="1769696862">
+    <w:abstractNumId w:val="15"/>
+  </w:num>
+  <w:num w:numId="10" w16cid:durableId="1172263383">
+    <w:abstractNumId w:val="23"/>
+  </w:num>
+  <w:num w:numId="11" w16cid:durableId="1987780213">
+    <w:abstractNumId w:val="5"/>
+  </w:num>
+  <w:num w:numId="12" w16cid:durableId="1475100437">
+    <w:abstractNumId w:val="8"/>
+  </w:num>
+  <w:num w:numId="13" w16cid:durableId="1153793034">
+    <w:abstractNumId w:val="24"/>
+  </w:num>
+  <w:num w:numId="14" w16cid:durableId="2001537912">
+    <w:abstractNumId w:val="17"/>
+  </w:num>
+  <w:num w:numId="15" w16cid:durableId="710688953">
+    <w:abstractNumId w:val="11"/>
+  </w:num>
+  <w:num w:numId="16" w16cid:durableId="443037352">
+    <w:abstractNumId w:val="27"/>
+  </w:num>
+  <w:num w:numId="17" w16cid:durableId="1612399837">
+    <w:abstractNumId w:val="3"/>
+  </w:num>
+  <w:num w:numId="18" w16cid:durableId="1948805164">
     <w:abstractNumId w:val="1"/>
   </w:num>
-  <w:num w:numId="2" w16cid:durableId="557209908">
-    <w:abstractNumId w:val="13"/>
+  <w:num w:numId="19" w16cid:durableId="1387990354">
+    <w:abstractNumId w:val="7"/>
   </w:num>
-  <w:num w:numId="3" w16cid:durableId="29494628">
-    <w:abstractNumId w:val="22"/>
+  <w:num w:numId="20" w16cid:durableId="1217277782">
+    <w:abstractNumId w:val="12"/>
   </w:num>
-  <w:num w:numId="4" w16cid:durableId="869954637">
-    <w:abstractNumId w:val="21"/>
+  <w:num w:numId="21" w16cid:durableId="1826244020">
+    <w:abstractNumId w:val="9"/>
   </w:num>
-  <w:num w:numId="5" w16cid:durableId="1413817904">
-    <w:abstractNumId w:val="25"/>
+  <w:num w:numId="22" w16cid:durableId="413473302">
+    <w:abstractNumId w:val="20"/>
   </w:num>
-  <w:num w:numId="6" w16cid:durableId="481000126">
-    <w:abstractNumId w:val="8"/>
+  <w:num w:numId="23" w16cid:durableId="902058537">
+    <w:abstractNumId w:val="0"/>
   </w:num>
-  <w:num w:numId="7" w16cid:durableId="735737150">
+  <w:num w:numId="24" w16cid:durableId="400911994">
+    <w:abstractNumId w:val="19"/>
+  </w:num>
+  <w:num w:numId="25" w16cid:durableId="1946688466">
     <w:abstractNumId w:val="2"/>
   </w:num>
-  <w:num w:numId="8" w16cid:durableId="1328054133">
-    <w:abstractNumId w:val="5"/>
-  </w:num>
-  <w:num w:numId="9" w16cid:durableId="898201233">
-    <w:abstractNumId w:val="27"/>
-  </w:num>
-  <w:num w:numId="10" w16cid:durableId="723675123">
+  <w:num w:numId="26" w16cid:durableId="740180319">
     <w:abstractNumId w:val="26"/>
   </w:num>
-  <w:num w:numId="11" w16cid:durableId="827792243">
-    <w:abstractNumId w:val="20"/>
-  </w:num>
-  <w:num w:numId="12" w16cid:durableId="367337681">
-    <w:abstractNumId w:val="19"/>
-  </w:num>
-  <w:num w:numId="13" w16cid:durableId="491218498">
+  <w:num w:numId="27" w16cid:durableId="456335923">
     <w:abstractNumId w:val="16"/>
   </w:num>
-  <w:num w:numId="14" w16cid:durableId="634912903">
-    <w:abstractNumId w:val="18"/>
-  </w:num>
-  <w:num w:numId="15" w16cid:durableId="1718506408">
-    <w:abstractNumId w:val="23"/>
-  </w:num>
-  <w:num w:numId="16" w16cid:durableId="1043289840">
-    <w:abstractNumId w:val="3"/>
-  </w:num>
-  <w:num w:numId="17" w16cid:durableId="2123920129">
-    <w:abstractNumId w:val="0"/>
-  </w:num>
-  <w:num w:numId="18" w16cid:durableId="1585262579">
-    <w:abstractNumId w:val="14"/>
-  </w:num>
-  <w:num w:numId="19" w16cid:durableId="1908109445">
-    <w:abstractNumId w:val="12"/>
-  </w:num>
-  <w:num w:numId="20" w16cid:durableId="26639362">
-    <w:abstractNumId w:val="24"/>
-  </w:num>
-  <w:num w:numId="21" w16cid:durableId="329255510">
-    <w:abstractNumId w:val="11"/>
-  </w:num>
-  <w:num w:numId="22" w16cid:durableId="158622668">
-    <w:abstractNumId w:val="6"/>
-  </w:num>
-  <w:num w:numId="23" w16cid:durableId="552927990">
-    <w:abstractNumId w:val="17"/>
-  </w:num>
-  <w:num w:numId="24" w16cid:durableId="2045784094">
-    <w:abstractNumId w:val="7"/>
-  </w:num>
-  <w:num w:numId="25" w16cid:durableId="1448424305">
-    <w:abstractNumId w:val="9"/>
-  </w:num>
-  <w:num w:numId="26" w16cid:durableId="387415329">
-    <w:abstractNumId w:val="15"/>
-  </w:num>
-  <w:num w:numId="27" w16cid:durableId="380129456">
-    <w:abstractNumId w:val="4"/>
-  </w:num>
-  <w:num w:numId="28" w16cid:durableId="651375811">
-    <w:abstractNumId w:val="10"/>
+  <w:num w:numId="28" w16cid:durableId="116148717">
+    <w:abstractNumId w:val="13"/>
   </w:num>
 </w:numbering>
 </file>

--- a/docs/Feature Guide.docx
+++ b/docs/Feature Guide.docx
@@ -98,7 +98,7 @@
       <w:pPr>
         <w:pStyle w:val="NormalWeb"/>
         <w:shd w:val="clear" w:color="auto" w:fill="EEF2F8"/>
-        <w:divId w:val="1847094367"/>
+        <w:divId w:val="471169097"/>
         <w:rPr>
           <w:rFonts w:ascii="Calibri" w:hAnsi="Calibri" w:cs="Calibri"/>
           <w:color w:val="404040"/>
@@ -14766,7 +14766,45 @@
           <w:sz w:val="22"/>
           <w:szCs w:val="22"/>
         </w:rPr>
-        <w:t xml:space="preserve"> its sign-in (same password and lock-out rules as the office app) and its main window.</w:t>
+        <w:t xml:space="preserve"> its sign-in (same password and lock-out rules as the office app), its main window, and the </w:t>
+      </w:r>
+      <w:r>
+        <w:rPr>
+          <w:rStyle w:val="Strong"/>
+          <w:rFonts w:ascii="Calibri" w:eastAsia="Times New Roman" w:hAnsi="Calibri" w:cs="Calibri"/>
+          <w:color w:val="1A1A1A"/>
+          <w:sz w:val="22"/>
+          <w:szCs w:val="22"/>
+        </w:rPr>
+        <w:t>Accounts</w:t>
+      </w:r>
+      <w:r>
+        <w:rPr>
+          <w:rFonts w:ascii="Calibri" w:eastAsia="Times New Roman" w:hAnsi="Calibri" w:cs="Calibri"/>
+          <w:color w:val="1A1A1A"/>
+          <w:sz w:val="22"/>
+          <w:szCs w:val="22"/>
+        </w:rPr>
+        <w:t xml:space="preserve"> tab: only </w:t>
+      </w:r>
+      <w:r>
+        <w:rPr>
+          <w:rStyle w:val="Strong"/>
+          <w:rFonts w:ascii="Calibri" w:eastAsia="Times New Roman" w:hAnsi="Calibri" w:cs="Calibri"/>
+          <w:color w:val="1A1A1A"/>
+          <w:sz w:val="22"/>
+          <w:szCs w:val="22"/>
+        </w:rPr>
+        <w:t>main</w:t>
+      </w:r>
+      <w:r>
+        <w:rPr>
+          <w:rFonts w:ascii="Calibri" w:eastAsia="Times New Roman" w:hAnsi="Calibri" w:cs="Calibri"/>
+          <w:color w:val="1A1A1A"/>
+          <w:sz w:val="22"/>
+          <w:szCs w:val="22"/>
+        </w:rPr>
+        <w:t xml:space="preserve"> accounts can create, change, unlock, turn off or set passwords for the other Website Admin accounts (you can't turn off yourself or remove your own main status).</w:t>
       </w:r>
     </w:p>
     <w:p>
@@ -15465,9 +15503,9 @@
 <file path=word/numbering.xml><?xml version="1.0" encoding="utf-8"?>
 <w:numbering xmlns:wpc="http://schemas.microsoft.com/office/word/2010/wordprocessingCanvas" xmlns:cx="http://schemas.microsoft.com/office/drawing/2014/chartex" xmlns:cx1="http://schemas.microsoft.com/office/drawing/2015/9/8/chartex" xmlns:cx2="http://schemas.microsoft.com/office/drawing/2015/10/21/chartex" xmlns:cx3="http://schemas.microsoft.com/office/drawing/2016/5/9/chartex" xmlns:cx4="http://schemas.microsoft.com/office/drawing/2016/5/10/chartex" xmlns:cx5="http://schemas.microsoft.com/office/drawing/2016/5/11/chartex" xmlns:cx6="http://schemas.microsoft.com/office/drawing/2016/5/12/chartex" xmlns:cx7="http://schemas.microsoft.com/office/drawing/2016/5/13/chartex" xmlns:cx8="http://schemas.microsoft.com/office/drawing/2016/5/14/chartex" xmlns:mc="http://schemas.openxmlformats.org/markup-compatibility/2006" xmlns:aink="http://schemas.microsoft.com/office/drawing/2016/ink" xmlns:am3d="http://schemas.microsoft.com/office/drawing/2017/model3d" xmlns:o="urn:schemas-microsoft-com:office:office" xmlns:oel="http://schemas.microsoft.com/office/2019/extlst" xmlns:r="http://schemas.openxmlformats.org/officeDocument/2006/relationships" xmlns:m="http://schemas.openxmlformats.org/officeDocument/2006/math" xmlns:v="urn:schemas-microsoft-com:vml" xmlns:wp14="http://schemas.microsoft.com/office/word/2010/wordprocessingDrawing" xmlns:wp="http://schemas.openxmlformats.org/drawingml/2006/wordprocessingDrawing" xmlns:w10="urn:schemas-microsoft-com:office:word" xmlns:w="http://schemas.openxmlformats.org/wordprocessingml/2006/main" xmlns:w14="http://schemas.microsoft.com/office/word/2010/wordml" xmlns:w15="http://schemas.microsoft.com/office/word/2012/wordml" xmlns:w16cex="http://schemas.microsoft.com/office/word/2018/wordml/cex" xmlns:w16cid="http://schemas.microsoft.com/office/word/2016/wordml/cid" xmlns:w16="http://schemas.microsoft.com/office/word/2018/wordml" xmlns:w16du="http://schemas.microsoft.com/office/word/2023/wordml/word16du" xmlns:w16sdtdh="http://schemas.microsoft.com/office/word/2020/wordml/sdtdatahash" xmlns:w16sdtfl="http://schemas.microsoft.com/office/word/2024/wordml/sdtformatlock" xmlns:w16se="http://schemas.microsoft.com/office/word/2015/wordml/symex" xmlns:wpg="http://schemas.microsoft.com/office/word/2010/wordprocessingGroup" xmlns:wpi="http://schemas.microsoft.com/office/word/2010/wordprocessingInk" xmlns:wne="http://schemas.microsoft.com/office/word/2006/wordml" xmlns:wps="http://schemas.microsoft.com/office/word/2010/wordprocessingShape" mc:Ignorable="w14 w15 w16se w16cid w16 w16cex w16sdtdh w16sdtfl w16du wp14">
   <w:abstractNum w:abstractNumId="0" w15:restartNumberingAfterBreak="0">
-    <w:nsid w:val="04FE364F"/>
+    <w:nsid w:val="007C500D"/>
     <w:multiLevelType w:val="multilevel"/>
-    <w:tmpl w:val="4830EAE8"/>
+    <w:tmpl w:val="A400467C"/>
     <w:lvl w:ilvl="0">
       <w:start w:val="1"/>
       <w:numFmt w:val="bullet"/>
@@ -15614,13 +15652,13 @@
     </w:lvl>
   </w:abstractNum>
   <w:abstractNum w:abstractNumId="1" w15:restartNumberingAfterBreak="0">
-    <w:nsid w:val="0CAD7FDD"/>
+    <w:nsid w:val="03E354ED"/>
     <w:multiLevelType w:val="multilevel"/>
-    <w:tmpl w:val="310E42E0"/>
+    <w:tmpl w:val="84E6EAFE"/>
     <w:lvl w:ilvl="0">
       <w:start w:val="1"/>
-      <w:numFmt w:val="bullet"/>
-      <w:lvlText w:val=""/>
+      <w:numFmt w:val="decimal"/>
+      <w:lvlText w:val="%1."/>
       <w:lvlJc w:val="left"/>
       <w:pPr>
         <w:tabs>
@@ -15628,15 +15666,11 @@
         </w:tabs>
         <w:ind w:left="720" w:hanging="360"/>
       </w:pPr>
-      <w:rPr>
-        <w:rFonts w:ascii="Symbol" w:hAnsi="Symbol" w:hint="default"/>
-        <w:sz w:val="20"/>
-      </w:rPr>
     </w:lvl>
     <w:lvl w:ilvl="1" w:tentative="1">
       <w:start w:val="1"/>
-      <w:numFmt w:val="bullet"/>
-      <w:lvlText w:val="o"/>
+      <w:numFmt w:val="decimal"/>
+      <w:lvlText w:val="%2."/>
       <w:lvlJc w:val="left"/>
       <w:pPr>
         <w:tabs>
@@ -15644,15 +15678,11 @@
         </w:tabs>
         <w:ind w:left="1440" w:hanging="360"/>
       </w:pPr>
-      <w:rPr>
-        <w:rFonts w:ascii="Courier New" w:hAnsi="Courier New" w:hint="default"/>
-        <w:sz w:val="20"/>
-      </w:rPr>
     </w:lvl>
     <w:lvl w:ilvl="2" w:tentative="1">
       <w:start w:val="1"/>
-      <w:numFmt w:val="bullet"/>
-      <w:lvlText w:val=""/>
+      <w:numFmt w:val="decimal"/>
+      <w:lvlText w:val="%3."/>
       <w:lvlJc w:val="left"/>
       <w:pPr>
         <w:tabs>
@@ -15660,15 +15690,11 @@
         </w:tabs>
         <w:ind w:left="2160" w:hanging="360"/>
       </w:pPr>
-      <w:rPr>
-        <w:rFonts w:ascii="Wingdings" w:hAnsi="Wingdings" w:hint="default"/>
-        <w:sz w:val="20"/>
-      </w:rPr>
     </w:lvl>
     <w:lvl w:ilvl="3" w:tentative="1">
       <w:start w:val="1"/>
-      <w:numFmt w:val="bullet"/>
-      <w:lvlText w:val=""/>
+      <w:numFmt w:val="decimal"/>
+      <w:lvlText w:val="%4."/>
       <w:lvlJc w:val="left"/>
       <w:pPr>
         <w:tabs>
@@ -15676,15 +15702,11 @@
         </w:tabs>
         <w:ind w:left="2880" w:hanging="360"/>
       </w:pPr>
-      <w:rPr>
-        <w:rFonts w:ascii="Wingdings" w:hAnsi="Wingdings" w:hint="default"/>
-        <w:sz w:val="20"/>
-      </w:rPr>
     </w:lvl>
     <w:lvl w:ilvl="4" w:tentative="1">
       <w:start w:val="1"/>
-      <w:numFmt w:val="bullet"/>
-      <w:lvlText w:val=""/>
+      <w:numFmt w:val="decimal"/>
+      <w:lvlText w:val="%5."/>
       <w:lvlJc w:val="left"/>
       <w:pPr>
         <w:tabs>
@@ -15692,15 +15714,11 @@
         </w:tabs>
         <w:ind w:left="3600" w:hanging="360"/>
       </w:pPr>
-      <w:rPr>
-        <w:rFonts w:ascii="Wingdings" w:hAnsi="Wingdings" w:hint="default"/>
-        <w:sz w:val="20"/>
-      </w:rPr>
     </w:lvl>
     <w:lvl w:ilvl="5" w:tentative="1">
       <w:start w:val="1"/>
-      <w:numFmt w:val="bullet"/>
-      <w:lvlText w:val=""/>
+      <w:numFmt w:val="decimal"/>
+      <w:lvlText w:val="%6."/>
       <w:lvlJc w:val="left"/>
       <w:pPr>
         <w:tabs>
@@ -15708,15 +15726,11 @@
         </w:tabs>
         <w:ind w:left="4320" w:hanging="360"/>
       </w:pPr>
-      <w:rPr>
-        <w:rFonts w:ascii="Wingdings" w:hAnsi="Wingdings" w:hint="default"/>
-        <w:sz w:val="20"/>
-      </w:rPr>
     </w:lvl>
     <w:lvl w:ilvl="6" w:tentative="1">
       <w:start w:val="1"/>
-      <w:numFmt w:val="bullet"/>
-      <w:lvlText w:val=""/>
+      <w:numFmt w:val="decimal"/>
+      <w:lvlText w:val="%7."/>
       <w:lvlJc w:val="left"/>
       <w:pPr>
         <w:tabs>
@@ -15724,15 +15738,11 @@
         </w:tabs>
         <w:ind w:left="5040" w:hanging="360"/>
       </w:pPr>
-      <w:rPr>
-        <w:rFonts w:ascii="Wingdings" w:hAnsi="Wingdings" w:hint="default"/>
-        <w:sz w:val="20"/>
-      </w:rPr>
     </w:lvl>
     <w:lvl w:ilvl="7" w:tentative="1">
       <w:start w:val="1"/>
-      <w:numFmt w:val="bullet"/>
-      <w:lvlText w:val=""/>
+      <w:numFmt w:val="decimal"/>
+      <w:lvlText w:val="%8."/>
       <w:lvlJc w:val="left"/>
       <w:pPr>
         <w:tabs>
@@ -15740,15 +15750,11 @@
         </w:tabs>
         <w:ind w:left="5760" w:hanging="360"/>
       </w:pPr>
-      <w:rPr>
-        <w:rFonts w:ascii="Wingdings" w:hAnsi="Wingdings" w:hint="default"/>
-        <w:sz w:val="20"/>
-      </w:rPr>
     </w:lvl>
     <w:lvl w:ilvl="8" w:tentative="1">
       <w:start w:val="1"/>
-      <w:numFmt w:val="bullet"/>
-      <w:lvlText w:val=""/>
+      <w:numFmt w:val="decimal"/>
+      <w:lvlText w:val="%9."/>
       <w:lvlJc w:val="left"/>
       <w:pPr>
         <w:tabs>
@@ -15756,16 +15762,12 @@
         </w:tabs>
         <w:ind w:left="6480" w:hanging="360"/>
       </w:pPr>
-      <w:rPr>
-        <w:rFonts w:ascii="Wingdings" w:hAnsi="Wingdings" w:hint="default"/>
-        <w:sz w:val="20"/>
-      </w:rPr>
     </w:lvl>
   </w:abstractNum>
   <w:abstractNum w:abstractNumId="2" w15:restartNumberingAfterBreak="0">
-    <w:nsid w:val="0D1E7500"/>
+    <w:nsid w:val="040E3747"/>
     <w:multiLevelType w:val="multilevel"/>
-    <w:tmpl w:val="80B420E8"/>
+    <w:tmpl w:val="AACE26BA"/>
     <w:lvl w:ilvl="0">
       <w:start w:val="1"/>
       <w:numFmt w:val="bullet"/>
@@ -15912,13 +15914,13 @@
     </w:lvl>
   </w:abstractNum>
   <w:abstractNum w:abstractNumId="3" w15:restartNumberingAfterBreak="0">
-    <w:nsid w:val="17B24C1E"/>
+    <w:nsid w:val="053A2202"/>
     <w:multiLevelType w:val="multilevel"/>
-    <w:tmpl w:val="C2DADE46"/>
+    <w:tmpl w:val="A636F48C"/>
     <w:lvl w:ilvl="0">
       <w:start w:val="1"/>
-      <w:numFmt w:val="bullet"/>
-      <w:lvlText w:val=""/>
+      <w:numFmt w:val="decimal"/>
+      <w:lvlText w:val="%1."/>
       <w:lvlJc w:val="left"/>
       <w:pPr>
         <w:tabs>
@@ -15926,15 +15928,11 @@
         </w:tabs>
         <w:ind w:left="720" w:hanging="360"/>
       </w:pPr>
-      <w:rPr>
-        <w:rFonts w:ascii="Symbol" w:hAnsi="Symbol" w:hint="default"/>
-        <w:sz w:val="20"/>
-      </w:rPr>
     </w:lvl>
     <w:lvl w:ilvl="1" w:tentative="1">
       <w:start w:val="1"/>
-      <w:numFmt w:val="bullet"/>
-      <w:lvlText w:val="o"/>
+      <w:numFmt w:val="decimal"/>
+      <w:lvlText w:val="%2."/>
       <w:lvlJc w:val="left"/>
       <w:pPr>
         <w:tabs>
@@ -15942,15 +15940,11 @@
         </w:tabs>
         <w:ind w:left="1440" w:hanging="360"/>
       </w:pPr>
-      <w:rPr>
-        <w:rFonts w:ascii="Courier New" w:hAnsi="Courier New" w:hint="default"/>
-        <w:sz w:val="20"/>
-      </w:rPr>
     </w:lvl>
     <w:lvl w:ilvl="2" w:tentative="1">
       <w:start w:val="1"/>
-      <w:numFmt w:val="bullet"/>
-      <w:lvlText w:val=""/>
+      <w:numFmt w:val="decimal"/>
+      <w:lvlText w:val="%3."/>
       <w:lvlJc w:val="left"/>
       <w:pPr>
         <w:tabs>
@@ -15958,15 +15952,11 @@
         </w:tabs>
         <w:ind w:left="2160" w:hanging="360"/>
       </w:pPr>
-      <w:rPr>
-        <w:rFonts w:ascii="Wingdings" w:hAnsi="Wingdings" w:hint="default"/>
-        <w:sz w:val="20"/>
-      </w:rPr>
     </w:lvl>
     <w:lvl w:ilvl="3" w:tentative="1">
       <w:start w:val="1"/>
-      <w:numFmt w:val="bullet"/>
-      <w:lvlText w:val=""/>
+      <w:numFmt w:val="decimal"/>
+      <w:lvlText w:val="%4."/>
       <w:lvlJc w:val="left"/>
       <w:pPr>
         <w:tabs>
@@ -15974,15 +15964,11 @@
         </w:tabs>
         <w:ind w:left="2880" w:hanging="360"/>
       </w:pPr>
-      <w:rPr>
-        <w:rFonts w:ascii="Wingdings" w:hAnsi="Wingdings" w:hint="default"/>
-        <w:sz w:val="20"/>
-      </w:rPr>
     </w:lvl>
     <w:lvl w:ilvl="4" w:tentative="1">
       <w:start w:val="1"/>
-      <w:numFmt w:val="bullet"/>
-      <w:lvlText w:val=""/>
+      <w:numFmt w:val="decimal"/>
+      <w:lvlText w:val="%5."/>
       <w:lvlJc w:val="left"/>
       <w:pPr>
         <w:tabs>
@@ -15990,15 +15976,11 @@
         </w:tabs>
         <w:ind w:left="3600" w:hanging="360"/>
       </w:pPr>
-      <w:rPr>
-        <w:rFonts w:ascii="Wingdings" w:hAnsi="Wingdings" w:hint="default"/>
-        <w:sz w:val="20"/>
-      </w:rPr>
     </w:lvl>
     <w:lvl w:ilvl="5" w:tentative="1">
       <w:start w:val="1"/>
-      <w:numFmt w:val="bullet"/>
-      <w:lvlText w:val=""/>
+      <w:numFmt w:val="decimal"/>
+      <w:lvlText w:val="%6."/>
       <w:lvlJc w:val="left"/>
       <w:pPr>
         <w:tabs>
@@ -16006,15 +15988,11 @@
         </w:tabs>
         <w:ind w:left="4320" w:hanging="360"/>
       </w:pPr>
-      <w:rPr>
-        <w:rFonts w:ascii="Wingdings" w:hAnsi="Wingdings" w:hint="default"/>
-        <w:sz w:val="20"/>
-      </w:rPr>
     </w:lvl>
     <w:lvl w:ilvl="6" w:tentative="1">
       <w:start w:val="1"/>
-      <w:numFmt w:val="bullet"/>
-      <w:lvlText w:val=""/>
+      <w:numFmt w:val="decimal"/>
+      <w:lvlText w:val="%7."/>
       <w:lvlJc w:val="left"/>
       <w:pPr>
         <w:tabs>
@@ -16022,15 +16000,11 @@
         </w:tabs>
         <w:ind w:left="5040" w:hanging="360"/>
       </w:pPr>
-      <w:rPr>
-        <w:rFonts w:ascii="Wingdings" w:hAnsi="Wingdings" w:hint="default"/>
-        <w:sz w:val="20"/>
-      </w:rPr>
     </w:lvl>
     <w:lvl w:ilvl="7" w:tentative="1">
       <w:start w:val="1"/>
-      <w:numFmt w:val="bullet"/>
-      <w:lvlText w:val=""/>
+      <w:numFmt w:val="decimal"/>
+      <w:lvlText w:val="%8."/>
       <w:lvlJc w:val="left"/>
       <w:pPr>
         <w:tabs>
@@ -16038,15 +16012,11 @@
         </w:tabs>
         <w:ind w:left="5760" w:hanging="360"/>
       </w:pPr>
-      <w:rPr>
-        <w:rFonts w:ascii="Wingdings" w:hAnsi="Wingdings" w:hint="default"/>
-        <w:sz w:val="20"/>
-      </w:rPr>
     </w:lvl>
     <w:lvl w:ilvl="8" w:tentative="1">
       <w:start w:val="1"/>
-      <w:numFmt w:val="bullet"/>
-      <w:lvlText w:val=""/>
+      <w:numFmt w:val="decimal"/>
+      <w:lvlText w:val="%9."/>
       <w:lvlJc w:val="left"/>
       <w:pPr>
         <w:tabs>
@@ -16054,16 +16024,12 @@
         </w:tabs>
         <w:ind w:left="6480" w:hanging="360"/>
       </w:pPr>
-      <w:rPr>
-        <w:rFonts w:ascii="Wingdings" w:hAnsi="Wingdings" w:hint="default"/>
-        <w:sz w:val="20"/>
-      </w:rPr>
     </w:lvl>
   </w:abstractNum>
   <w:abstractNum w:abstractNumId="4" w15:restartNumberingAfterBreak="0">
-    <w:nsid w:val="19E06837"/>
+    <w:nsid w:val="05DA3925"/>
     <w:multiLevelType w:val="multilevel"/>
-    <w:tmpl w:val="AAC030DE"/>
+    <w:tmpl w:val="E7F2F0F0"/>
     <w:lvl w:ilvl="0">
       <w:start w:val="1"/>
       <w:numFmt w:val="bullet"/>
@@ -16210,9 +16176,9 @@
     </w:lvl>
   </w:abstractNum>
   <w:abstractNum w:abstractNumId="5" w15:restartNumberingAfterBreak="0">
-    <w:nsid w:val="1A9455A7"/>
+    <w:nsid w:val="0B113F6F"/>
     <w:multiLevelType w:val="multilevel"/>
-    <w:tmpl w:val="6ABE60C6"/>
+    <w:tmpl w:val="84149C78"/>
     <w:lvl w:ilvl="0">
       <w:start w:val="1"/>
       <w:numFmt w:val="bullet"/>
@@ -16359,13 +16325,13 @@
     </w:lvl>
   </w:abstractNum>
   <w:abstractNum w:abstractNumId="6" w15:restartNumberingAfterBreak="0">
-    <w:nsid w:val="1D3D55D7"/>
+    <w:nsid w:val="0D1331E2"/>
     <w:multiLevelType w:val="multilevel"/>
-    <w:tmpl w:val="9CF26D72"/>
+    <w:tmpl w:val="C3120696"/>
     <w:lvl w:ilvl="0">
       <w:start w:val="1"/>
-      <w:numFmt w:val="bullet"/>
-      <w:lvlText w:val=""/>
+      <w:numFmt w:val="decimal"/>
+      <w:lvlText w:val="%1."/>
       <w:lvlJc w:val="left"/>
       <w:pPr>
         <w:tabs>
@@ -16373,15 +16339,11 @@
         </w:tabs>
         <w:ind w:left="720" w:hanging="360"/>
       </w:pPr>
-      <w:rPr>
-        <w:rFonts w:ascii="Symbol" w:hAnsi="Symbol" w:hint="default"/>
-        <w:sz w:val="20"/>
-      </w:rPr>
     </w:lvl>
     <w:lvl w:ilvl="1" w:tentative="1">
       <w:start w:val="1"/>
-      <w:numFmt w:val="bullet"/>
-      <w:lvlText w:val="o"/>
+      <w:numFmt w:val="decimal"/>
+      <w:lvlText w:val="%2."/>
       <w:lvlJc w:val="left"/>
       <w:pPr>
         <w:tabs>
@@ -16389,15 +16351,11 @@
         </w:tabs>
         <w:ind w:left="1440" w:hanging="360"/>
       </w:pPr>
-      <w:rPr>
-        <w:rFonts w:ascii="Courier New" w:hAnsi="Courier New" w:hint="default"/>
-        <w:sz w:val="20"/>
-      </w:rPr>
     </w:lvl>
     <w:lvl w:ilvl="2" w:tentative="1">
       <w:start w:val="1"/>
-      <w:numFmt w:val="bullet"/>
-      <w:lvlText w:val=""/>
+      <w:numFmt w:val="decimal"/>
+      <w:lvlText w:val="%3."/>
       <w:lvlJc w:val="left"/>
       <w:pPr>
         <w:tabs>
@@ -16405,15 +16363,11 @@
         </w:tabs>
         <w:ind w:left="2160" w:hanging="360"/>
       </w:pPr>
-      <w:rPr>
-        <w:rFonts w:ascii="Wingdings" w:hAnsi="Wingdings" w:hint="default"/>
-        <w:sz w:val="20"/>
-      </w:rPr>
     </w:lvl>
     <w:lvl w:ilvl="3" w:tentative="1">
       <w:start w:val="1"/>
-      <w:numFmt w:val="bullet"/>
-      <w:lvlText w:val=""/>
+      <w:numFmt w:val="decimal"/>
+      <w:lvlText w:val="%4."/>
       <w:lvlJc w:val="left"/>
       <w:pPr>
         <w:tabs>
@@ -16421,15 +16375,11 @@
         </w:tabs>
         <w:ind w:left="2880" w:hanging="360"/>
       </w:pPr>
-      <w:rPr>
-        <w:rFonts w:ascii="Wingdings" w:hAnsi="Wingdings" w:hint="default"/>
-        <w:sz w:val="20"/>
-      </w:rPr>
     </w:lvl>
     <w:lvl w:ilvl="4" w:tentative="1">
       <w:start w:val="1"/>
-      <w:numFmt w:val="bullet"/>
-      <w:lvlText w:val=""/>
+      <w:numFmt w:val="decimal"/>
+      <w:lvlText w:val="%5."/>
       <w:lvlJc w:val="left"/>
       <w:pPr>
         <w:tabs>
@@ -16437,15 +16387,11 @@
         </w:tabs>
         <w:ind w:left="3600" w:hanging="360"/>
       </w:pPr>
-      <w:rPr>
-        <w:rFonts w:ascii="Wingdings" w:hAnsi="Wingdings" w:hint="default"/>
-        <w:sz w:val="20"/>
-      </w:rPr>
     </w:lvl>
     <w:lvl w:ilvl="5" w:tentative="1">
       <w:start w:val="1"/>
-      <w:numFmt w:val="bullet"/>
-      <w:lvlText w:val=""/>
+      <w:numFmt w:val="decimal"/>
+      <w:lvlText w:val="%6."/>
       <w:lvlJc w:val="left"/>
       <w:pPr>
         <w:tabs>
@@ -16453,15 +16399,11 @@
         </w:tabs>
         <w:ind w:left="4320" w:hanging="360"/>
       </w:pPr>
-      <w:rPr>
-        <w:rFonts w:ascii="Wingdings" w:hAnsi="Wingdings" w:hint="default"/>
-        <w:sz w:val="20"/>
-      </w:rPr>
     </w:lvl>
     <w:lvl w:ilvl="6" w:tentative="1">
       <w:start w:val="1"/>
-      <w:numFmt w:val="bullet"/>
-      <w:lvlText w:val=""/>
+      <w:numFmt w:val="decimal"/>
+      <w:lvlText w:val="%7."/>
       <w:lvlJc w:val="left"/>
       <w:pPr>
         <w:tabs>
@@ -16469,15 +16411,11 @@
         </w:tabs>
         <w:ind w:left="5040" w:hanging="360"/>
       </w:pPr>
-      <w:rPr>
-        <w:rFonts w:ascii="Wingdings" w:hAnsi="Wingdings" w:hint="default"/>
-        <w:sz w:val="20"/>
-      </w:rPr>
     </w:lvl>
     <w:lvl w:ilvl="7" w:tentative="1">
       <w:start w:val="1"/>
-      <w:numFmt w:val="bullet"/>
-      <w:lvlText w:val=""/>
+      <w:numFmt w:val="decimal"/>
+      <w:lvlText w:val="%8."/>
       <w:lvlJc w:val="left"/>
       <w:pPr>
         <w:tabs>
@@ -16485,15 +16423,11 @@
         </w:tabs>
         <w:ind w:left="5760" w:hanging="360"/>
       </w:pPr>
-      <w:rPr>
-        <w:rFonts w:ascii="Wingdings" w:hAnsi="Wingdings" w:hint="default"/>
-        <w:sz w:val="20"/>
-      </w:rPr>
     </w:lvl>
     <w:lvl w:ilvl="8" w:tentative="1">
       <w:start w:val="1"/>
-      <w:numFmt w:val="bullet"/>
-      <w:lvlText w:val=""/>
+      <w:numFmt w:val="decimal"/>
+      <w:lvlText w:val="%9."/>
       <w:lvlJc w:val="left"/>
       <w:pPr>
         <w:tabs>
@@ -16501,16 +16435,1949 @@
         </w:tabs>
         <w:ind w:left="6480" w:hanging="360"/>
       </w:pPr>
-      <w:rPr>
-        <w:rFonts w:ascii="Wingdings" w:hAnsi="Wingdings" w:hint="default"/>
-        <w:sz w:val="20"/>
-      </w:rPr>
     </w:lvl>
   </w:abstractNum>
   <w:abstractNum w:abstractNumId="7" w15:restartNumberingAfterBreak="0">
-    <w:nsid w:val="1D840A1C"/>
+    <w:nsid w:val="14CF0205"/>
     <w:multiLevelType w:val="multilevel"/>
-    <w:tmpl w:val="10224E56"/>
+    <w:tmpl w:val="6254ABFE"/>
+    <w:lvl w:ilvl="0">
+      <w:start w:val="1"/>
+      <w:numFmt w:val="bullet"/>
+      <w:lvlText w:val=""/>
+      <w:lvlJc w:val="left"/>
+      <w:pPr>
+        <w:tabs>
+          <w:tab w:val="num" w:pos="720"/>
+        </w:tabs>
+        <w:ind w:left="720" w:hanging="360"/>
+      </w:pPr>
+      <w:rPr>
+        <w:rFonts w:ascii="Symbol" w:hAnsi="Symbol" w:hint="default"/>
+        <w:sz w:val="20"/>
+      </w:rPr>
+    </w:lvl>
+    <w:lvl w:ilvl="1" w:tentative="1">
+      <w:start w:val="1"/>
+      <w:numFmt w:val="bullet"/>
+      <w:lvlText w:val="o"/>
+      <w:lvlJc w:val="left"/>
+      <w:pPr>
+        <w:tabs>
+          <w:tab w:val="num" w:pos="1440"/>
+        </w:tabs>
+        <w:ind w:left="1440" w:hanging="360"/>
+      </w:pPr>
+      <w:rPr>
+        <w:rFonts w:ascii="Courier New" w:hAnsi="Courier New" w:hint="default"/>
+        <w:sz w:val="20"/>
+      </w:rPr>
+    </w:lvl>
+    <w:lvl w:ilvl="2" w:tentative="1">
+      <w:start w:val="1"/>
+      <w:numFmt w:val="bullet"/>
+      <w:lvlText w:val=""/>
+      <w:lvlJc w:val="left"/>
+      <w:pPr>
+        <w:tabs>
+          <w:tab w:val="num" w:pos="2160"/>
+        </w:tabs>
+        <w:ind w:left="2160" w:hanging="360"/>
+      </w:pPr>
+      <w:rPr>
+        <w:rFonts w:ascii="Wingdings" w:hAnsi="Wingdings" w:hint="default"/>
+        <w:sz w:val="20"/>
+      </w:rPr>
+    </w:lvl>
+    <w:lvl w:ilvl="3" w:tentative="1">
+      <w:start w:val="1"/>
+      <w:numFmt w:val="bullet"/>
+      <w:lvlText w:val=""/>
+      <w:lvlJc w:val="left"/>
+      <w:pPr>
+        <w:tabs>
+          <w:tab w:val="num" w:pos="2880"/>
+        </w:tabs>
+        <w:ind w:left="2880" w:hanging="360"/>
+      </w:pPr>
+      <w:rPr>
+        <w:rFonts w:ascii="Wingdings" w:hAnsi="Wingdings" w:hint="default"/>
+        <w:sz w:val="20"/>
+      </w:rPr>
+    </w:lvl>
+    <w:lvl w:ilvl="4" w:tentative="1">
+      <w:start w:val="1"/>
+      <w:numFmt w:val="bullet"/>
+      <w:lvlText w:val=""/>
+      <w:lvlJc w:val="left"/>
+      <w:pPr>
+        <w:tabs>
+          <w:tab w:val="num" w:pos="3600"/>
+        </w:tabs>
+        <w:ind w:left="3600" w:hanging="360"/>
+      </w:pPr>
+      <w:rPr>
+        <w:rFonts w:ascii="Wingdings" w:hAnsi="Wingdings" w:hint="default"/>
+        <w:sz w:val="20"/>
+      </w:rPr>
+    </w:lvl>
+    <w:lvl w:ilvl="5" w:tentative="1">
+      <w:start w:val="1"/>
+      <w:numFmt w:val="bullet"/>
+      <w:lvlText w:val=""/>
+      <w:lvlJc w:val="left"/>
+      <w:pPr>
+        <w:tabs>
+          <w:tab w:val="num" w:pos="4320"/>
+        </w:tabs>
+        <w:ind w:left="4320" w:hanging="360"/>
+      </w:pPr>
+      <w:rPr>
+        <w:rFonts w:ascii="Wingdings" w:hAnsi="Wingdings" w:hint="default"/>
+        <w:sz w:val="20"/>
+      </w:rPr>
+    </w:lvl>
+    <w:lvl w:ilvl="6" w:tentative="1">
+      <w:start w:val="1"/>
+      <w:numFmt w:val="bullet"/>
+      <w:lvlText w:val=""/>
+      <w:lvlJc w:val="left"/>
+      <w:pPr>
+        <w:tabs>
+          <w:tab w:val="num" w:pos="5040"/>
+        </w:tabs>
+        <w:ind w:left="5040" w:hanging="360"/>
+      </w:pPr>
+      <w:rPr>
+        <w:rFonts w:ascii="Wingdings" w:hAnsi="Wingdings" w:hint="default"/>
+        <w:sz w:val="20"/>
+      </w:rPr>
+    </w:lvl>
+    <w:lvl w:ilvl="7" w:tentative="1">
+      <w:start w:val="1"/>
+      <w:numFmt w:val="bullet"/>
+      <w:lvlText w:val=""/>
+      <w:lvlJc w:val="left"/>
+      <w:pPr>
+        <w:tabs>
+          <w:tab w:val="num" w:pos="5760"/>
+        </w:tabs>
+        <w:ind w:left="5760" w:hanging="360"/>
+      </w:pPr>
+      <w:rPr>
+        <w:rFonts w:ascii="Wingdings" w:hAnsi="Wingdings" w:hint="default"/>
+        <w:sz w:val="20"/>
+      </w:rPr>
+    </w:lvl>
+    <w:lvl w:ilvl="8" w:tentative="1">
+      <w:start w:val="1"/>
+      <w:numFmt w:val="bullet"/>
+      <w:lvlText w:val=""/>
+      <w:lvlJc w:val="left"/>
+      <w:pPr>
+        <w:tabs>
+          <w:tab w:val="num" w:pos="6480"/>
+        </w:tabs>
+        <w:ind w:left="6480" w:hanging="360"/>
+      </w:pPr>
+      <w:rPr>
+        <w:rFonts w:ascii="Wingdings" w:hAnsi="Wingdings" w:hint="default"/>
+        <w:sz w:val="20"/>
+      </w:rPr>
+    </w:lvl>
+  </w:abstractNum>
+  <w:abstractNum w:abstractNumId="8" w15:restartNumberingAfterBreak="0">
+    <w:nsid w:val="17A13767"/>
+    <w:multiLevelType w:val="multilevel"/>
+    <w:tmpl w:val="3188B6AA"/>
+    <w:lvl w:ilvl="0">
+      <w:start w:val="1"/>
+      <w:numFmt w:val="bullet"/>
+      <w:lvlText w:val=""/>
+      <w:lvlJc w:val="left"/>
+      <w:pPr>
+        <w:tabs>
+          <w:tab w:val="num" w:pos="720"/>
+        </w:tabs>
+        <w:ind w:left="720" w:hanging="360"/>
+      </w:pPr>
+      <w:rPr>
+        <w:rFonts w:ascii="Symbol" w:hAnsi="Symbol" w:hint="default"/>
+        <w:sz w:val="20"/>
+      </w:rPr>
+    </w:lvl>
+    <w:lvl w:ilvl="1" w:tentative="1">
+      <w:start w:val="1"/>
+      <w:numFmt w:val="bullet"/>
+      <w:lvlText w:val="o"/>
+      <w:lvlJc w:val="left"/>
+      <w:pPr>
+        <w:tabs>
+          <w:tab w:val="num" w:pos="1440"/>
+        </w:tabs>
+        <w:ind w:left="1440" w:hanging="360"/>
+      </w:pPr>
+      <w:rPr>
+        <w:rFonts w:ascii="Courier New" w:hAnsi="Courier New" w:hint="default"/>
+        <w:sz w:val="20"/>
+      </w:rPr>
+    </w:lvl>
+    <w:lvl w:ilvl="2" w:tentative="1">
+      <w:start w:val="1"/>
+      <w:numFmt w:val="bullet"/>
+      <w:lvlText w:val=""/>
+      <w:lvlJc w:val="left"/>
+      <w:pPr>
+        <w:tabs>
+          <w:tab w:val="num" w:pos="2160"/>
+        </w:tabs>
+        <w:ind w:left="2160" w:hanging="360"/>
+      </w:pPr>
+      <w:rPr>
+        <w:rFonts w:ascii="Wingdings" w:hAnsi="Wingdings" w:hint="default"/>
+        <w:sz w:val="20"/>
+      </w:rPr>
+    </w:lvl>
+    <w:lvl w:ilvl="3" w:tentative="1">
+      <w:start w:val="1"/>
+      <w:numFmt w:val="bullet"/>
+      <w:lvlText w:val=""/>
+      <w:lvlJc w:val="left"/>
+      <w:pPr>
+        <w:tabs>
+          <w:tab w:val="num" w:pos="2880"/>
+        </w:tabs>
+        <w:ind w:left="2880" w:hanging="360"/>
+      </w:pPr>
+      <w:rPr>
+        <w:rFonts w:ascii="Wingdings" w:hAnsi="Wingdings" w:hint="default"/>
+        <w:sz w:val="20"/>
+      </w:rPr>
+    </w:lvl>
+    <w:lvl w:ilvl="4" w:tentative="1">
+      <w:start w:val="1"/>
+      <w:numFmt w:val="bullet"/>
+      <w:lvlText w:val=""/>
+      <w:lvlJc w:val="left"/>
+      <w:pPr>
+        <w:tabs>
+          <w:tab w:val="num" w:pos="3600"/>
+        </w:tabs>
+        <w:ind w:left="3600" w:hanging="360"/>
+      </w:pPr>
+      <w:rPr>
+        <w:rFonts w:ascii="Wingdings" w:hAnsi="Wingdings" w:hint="default"/>
+        <w:sz w:val="20"/>
+      </w:rPr>
+    </w:lvl>
+    <w:lvl w:ilvl="5" w:tentative="1">
+      <w:start w:val="1"/>
+      <w:numFmt w:val="bullet"/>
+      <w:lvlText w:val=""/>
+      <w:lvlJc w:val="left"/>
+      <w:pPr>
+        <w:tabs>
+          <w:tab w:val="num" w:pos="4320"/>
+        </w:tabs>
+        <w:ind w:left="4320" w:hanging="360"/>
+      </w:pPr>
+      <w:rPr>
+        <w:rFonts w:ascii="Wingdings" w:hAnsi="Wingdings" w:hint="default"/>
+        <w:sz w:val="20"/>
+      </w:rPr>
+    </w:lvl>
+    <w:lvl w:ilvl="6" w:tentative="1">
+      <w:start w:val="1"/>
+      <w:numFmt w:val="bullet"/>
+      <w:lvlText w:val=""/>
+      <w:lvlJc w:val="left"/>
+      <w:pPr>
+        <w:tabs>
+          <w:tab w:val="num" w:pos="5040"/>
+        </w:tabs>
+        <w:ind w:left="5040" w:hanging="360"/>
+      </w:pPr>
+      <w:rPr>
+        <w:rFonts w:ascii="Wingdings" w:hAnsi="Wingdings" w:hint="default"/>
+        <w:sz w:val="20"/>
+      </w:rPr>
+    </w:lvl>
+    <w:lvl w:ilvl="7" w:tentative="1">
+      <w:start w:val="1"/>
+      <w:numFmt w:val="bullet"/>
+      <w:lvlText w:val=""/>
+      <w:lvlJc w:val="left"/>
+      <w:pPr>
+        <w:tabs>
+          <w:tab w:val="num" w:pos="5760"/>
+        </w:tabs>
+        <w:ind w:left="5760" w:hanging="360"/>
+      </w:pPr>
+      <w:rPr>
+        <w:rFonts w:ascii="Wingdings" w:hAnsi="Wingdings" w:hint="default"/>
+        <w:sz w:val="20"/>
+      </w:rPr>
+    </w:lvl>
+    <w:lvl w:ilvl="8" w:tentative="1">
+      <w:start w:val="1"/>
+      <w:numFmt w:val="bullet"/>
+      <w:lvlText w:val=""/>
+      <w:lvlJc w:val="left"/>
+      <w:pPr>
+        <w:tabs>
+          <w:tab w:val="num" w:pos="6480"/>
+        </w:tabs>
+        <w:ind w:left="6480" w:hanging="360"/>
+      </w:pPr>
+      <w:rPr>
+        <w:rFonts w:ascii="Wingdings" w:hAnsi="Wingdings" w:hint="default"/>
+        <w:sz w:val="20"/>
+      </w:rPr>
+    </w:lvl>
+  </w:abstractNum>
+  <w:abstractNum w:abstractNumId="9" w15:restartNumberingAfterBreak="0">
+    <w:nsid w:val="187F659D"/>
+    <w:multiLevelType w:val="multilevel"/>
+    <w:tmpl w:val="20DCE4C2"/>
+    <w:lvl w:ilvl="0">
+      <w:start w:val="1"/>
+      <w:numFmt w:val="bullet"/>
+      <w:lvlText w:val=""/>
+      <w:lvlJc w:val="left"/>
+      <w:pPr>
+        <w:tabs>
+          <w:tab w:val="num" w:pos="720"/>
+        </w:tabs>
+        <w:ind w:left="720" w:hanging="360"/>
+      </w:pPr>
+      <w:rPr>
+        <w:rFonts w:ascii="Symbol" w:hAnsi="Symbol" w:hint="default"/>
+        <w:sz w:val="20"/>
+      </w:rPr>
+    </w:lvl>
+    <w:lvl w:ilvl="1" w:tentative="1">
+      <w:start w:val="1"/>
+      <w:numFmt w:val="bullet"/>
+      <w:lvlText w:val="o"/>
+      <w:lvlJc w:val="left"/>
+      <w:pPr>
+        <w:tabs>
+          <w:tab w:val="num" w:pos="1440"/>
+        </w:tabs>
+        <w:ind w:left="1440" w:hanging="360"/>
+      </w:pPr>
+      <w:rPr>
+        <w:rFonts w:ascii="Courier New" w:hAnsi="Courier New" w:hint="default"/>
+        <w:sz w:val="20"/>
+      </w:rPr>
+    </w:lvl>
+    <w:lvl w:ilvl="2" w:tentative="1">
+      <w:start w:val="1"/>
+      <w:numFmt w:val="bullet"/>
+      <w:lvlText w:val=""/>
+      <w:lvlJc w:val="left"/>
+      <w:pPr>
+        <w:tabs>
+          <w:tab w:val="num" w:pos="2160"/>
+        </w:tabs>
+        <w:ind w:left="2160" w:hanging="360"/>
+      </w:pPr>
+      <w:rPr>
+        <w:rFonts w:ascii="Wingdings" w:hAnsi="Wingdings" w:hint="default"/>
+        <w:sz w:val="20"/>
+      </w:rPr>
+    </w:lvl>
+    <w:lvl w:ilvl="3" w:tentative="1">
+      <w:start w:val="1"/>
+      <w:numFmt w:val="bullet"/>
+      <w:lvlText w:val=""/>
+      <w:lvlJc w:val="left"/>
+      <w:pPr>
+        <w:tabs>
+          <w:tab w:val="num" w:pos="2880"/>
+        </w:tabs>
+        <w:ind w:left="2880" w:hanging="360"/>
+      </w:pPr>
+      <w:rPr>
+        <w:rFonts w:ascii="Wingdings" w:hAnsi="Wingdings" w:hint="default"/>
+        <w:sz w:val="20"/>
+      </w:rPr>
+    </w:lvl>
+    <w:lvl w:ilvl="4" w:tentative="1">
+      <w:start w:val="1"/>
+      <w:numFmt w:val="bullet"/>
+      <w:lvlText w:val=""/>
+      <w:lvlJc w:val="left"/>
+      <w:pPr>
+        <w:tabs>
+          <w:tab w:val="num" w:pos="3600"/>
+        </w:tabs>
+        <w:ind w:left="3600" w:hanging="360"/>
+      </w:pPr>
+      <w:rPr>
+        <w:rFonts w:ascii="Wingdings" w:hAnsi="Wingdings" w:hint="default"/>
+        <w:sz w:val="20"/>
+      </w:rPr>
+    </w:lvl>
+    <w:lvl w:ilvl="5" w:tentative="1">
+      <w:start w:val="1"/>
+      <w:numFmt w:val="bullet"/>
+      <w:lvlText w:val=""/>
+      <w:lvlJc w:val="left"/>
+      <w:pPr>
+        <w:tabs>
+          <w:tab w:val="num" w:pos="4320"/>
+        </w:tabs>
+        <w:ind w:left="4320" w:hanging="360"/>
+      </w:pPr>
+      <w:rPr>
+        <w:rFonts w:ascii="Wingdings" w:hAnsi="Wingdings" w:hint="default"/>
+        <w:sz w:val="20"/>
+      </w:rPr>
+    </w:lvl>
+    <w:lvl w:ilvl="6" w:tentative="1">
+      <w:start w:val="1"/>
+      <w:numFmt w:val="bullet"/>
+      <w:lvlText w:val=""/>
+      <w:lvlJc w:val="left"/>
+      <w:pPr>
+        <w:tabs>
+          <w:tab w:val="num" w:pos="5040"/>
+        </w:tabs>
+        <w:ind w:left="5040" w:hanging="360"/>
+      </w:pPr>
+      <w:rPr>
+        <w:rFonts w:ascii="Wingdings" w:hAnsi="Wingdings" w:hint="default"/>
+        <w:sz w:val="20"/>
+      </w:rPr>
+    </w:lvl>
+    <w:lvl w:ilvl="7" w:tentative="1">
+      <w:start w:val="1"/>
+      <w:numFmt w:val="bullet"/>
+      <w:lvlText w:val=""/>
+      <w:lvlJc w:val="left"/>
+      <w:pPr>
+        <w:tabs>
+          <w:tab w:val="num" w:pos="5760"/>
+        </w:tabs>
+        <w:ind w:left="5760" w:hanging="360"/>
+      </w:pPr>
+      <w:rPr>
+        <w:rFonts w:ascii="Wingdings" w:hAnsi="Wingdings" w:hint="default"/>
+        <w:sz w:val="20"/>
+      </w:rPr>
+    </w:lvl>
+    <w:lvl w:ilvl="8" w:tentative="1">
+      <w:start w:val="1"/>
+      <w:numFmt w:val="bullet"/>
+      <w:lvlText w:val=""/>
+      <w:lvlJc w:val="left"/>
+      <w:pPr>
+        <w:tabs>
+          <w:tab w:val="num" w:pos="6480"/>
+        </w:tabs>
+        <w:ind w:left="6480" w:hanging="360"/>
+      </w:pPr>
+      <w:rPr>
+        <w:rFonts w:ascii="Wingdings" w:hAnsi="Wingdings" w:hint="default"/>
+        <w:sz w:val="20"/>
+      </w:rPr>
+    </w:lvl>
+  </w:abstractNum>
+  <w:abstractNum w:abstractNumId="10" w15:restartNumberingAfterBreak="0">
+    <w:nsid w:val="198B1245"/>
+    <w:multiLevelType w:val="multilevel"/>
+    <w:tmpl w:val="36F813AE"/>
+    <w:lvl w:ilvl="0">
+      <w:start w:val="1"/>
+      <w:numFmt w:val="bullet"/>
+      <w:lvlText w:val=""/>
+      <w:lvlJc w:val="left"/>
+      <w:pPr>
+        <w:tabs>
+          <w:tab w:val="num" w:pos="720"/>
+        </w:tabs>
+        <w:ind w:left="720" w:hanging="360"/>
+      </w:pPr>
+      <w:rPr>
+        <w:rFonts w:ascii="Symbol" w:hAnsi="Symbol" w:hint="default"/>
+        <w:sz w:val="20"/>
+      </w:rPr>
+    </w:lvl>
+    <w:lvl w:ilvl="1" w:tentative="1">
+      <w:start w:val="1"/>
+      <w:numFmt w:val="bullet"/>
+      <w:lvlText w:val="o"/>
+      <w:lvlJc w:val="left"/>
+      <w:pPr>
+        <w:tabs>
+          <w:tab w:val="num" w:pos="1440"/>
+        </w:tabs>
+        <w:ind w:left="1440" w:hanging="360"/>
+      </w:pPr>
+      <w:rPr>
+        <w:rFonts w:ascii="Courier New" w:hAnsi="Courier New" w:hint="default"/>
+        <w:sz w:val="20"/>
+      </w:rPr>
+    </w:lvl>
+    <w:lvl w:ilvl="2" w:tentative="1">
+      <w:start w:val="1"/>
+      <w:numFmt w:val="bullet"/>
+      <w:lvlText w:val=""/>
+      <w:lvlJc w:val="left"/>
+      <w:pPr>
+        <w:tabs>
+          <w:tab w:val="num" w:pos="2160"/>
+        </w:tabs>
+        <w:ind w:left="2160" w:hanging="360"/>
+      </w:pPr>
+      <w:rPr>
+        <w:rFonts w:ascii="Wingdings" w:hAnsi="Wingdings" w:hint="default"/>
+        <w:sz w:val="20"/>
+      </w:rPr>
+    </w:lvl>
+    <w:lvl w:ilvl="3" w:tentative="1">
+      <w:start w:val="1"/>
+      <w:numFmt w:val="bullet"/>
+      <w:lvlText w:val=""/>
+      <w:lvlJc w:val="left"/>
+      <w:pPr>
+        <w:tabs>
+          <w:tab w:val="num" w:pos="2880"/>
+        </w:tabs>
+        <w:ind w:left="2880" w:hanging="360"/>
+      </w:pPr>
+      <w:rPr>
+        <w:rFonts w:ascii="Wingdings" w:hAnsi="Wingdings" w:hint="default"/>
+        <w:sz w:val="20"/>
+      </w:rPr>
+    </w:lvl>
+    <w:lvl w:ilvl="4" w:tentative="1">
+      <w:start w:val="1"/>
+      <w:numFmt w:val="bullet"/>
+      <w:lvlText w:val=""/>
+      <w:lvlJc w:val="left"/>
+      <w:pPr>
+        <w:tabs>
+          <w:tab w:val="num" w:pos="3600"/>
+        </w:tabs>
+        <w:ind w:left="3600" w:hanging="360"/>
+      </w:pPr>
+      <w:rPr>
+        <w:rFonts w:ascii="Wingdings" w:hAnsi="Wingdings" w:hint="default"/>
+        <w:sz w:val="20"/>
+      </w:rPr>
+    </w:lvl>
+    <w:lvl w:ilvl="5" w:tentative="1">
+      <w:start w:val="1"/>
+      <w:numFmt w:val="bullet"/>
+      <w:lvlText w:val=""/>
+      <w:lvlJc w:val="left"/>
+      <w:pPr>
+        <w:tabs>
+          <w:tab w:val="num" w:pos="4320"/>
+        </w:tabs>
+        <w:ind w:left="4320" w:hanging="360"/>
+      </w:pPr>
+      <w:rPr>
+        <w:rFonts w:ascii="Wingdings" w:hAnsi="Wingdings" w:hint="default"/>
+        <w:sz w:val="20"/>
+      </w:rPr>
+    </w:lvl>
+    <w:lvl w:ilvl="6" w:tentative="1">
+      <w:start w:val="1"/>
+      <w:numFmt w:val="bullet"/>
+      <w:lvlText w:val=""/>
+      <w:lvlJc w:val="left"/>
+      <w:pPr>
+        <w:tabs>
+          <w:tab w:val="num" w:pos="5040"/>
+        </w:tabs>
+        <w:ind w:left="5040" w:hanging="360"/>
+      </w:pPr>
+      <w:rPr>
+        <w:rFonts w:ascii="Wingdings" w:hAnsi="Wingdings" w:hint="default"/>
+        <w:sz w:val="20"/>
+      </w:rPr>
+    </w:lvl>
+    <w:lvl w:ilvl="7" w:tentative="1">
+      <w:start w:val="1"/>
+      <w:numFmt w:val="bullet"/>
+      <w:lvlText w:val=""/>
+      <w:lvlJc w:val="left"/>
+      <w:pPr>
+        <w:tabs>
+          <w:tab w:val="num" w:pos="5760"/>
+        </w:tabs>
+        <w:ind w:left="5760" w:hanging="360"/>
+      </w:pPr>
+      <w:rPr>
+        <w:rFonts w:ascii="Wingdings" w:hAnsi="Wingdings" w:hint="default"/>
+        <w:sz w:val="20"/>
+      </w:rPr>
+    </w:lvl>
+    <w:lvl w:ilvl="8" w:tentative="1">
+      <w:start w:val="1"/>
+      <w:numFmt w:val="bullet"/>
+      <w:lvlText w:val=""/>
+      <w:lvlJc w:val="left"/>
+      <w:pPr>
+        <w:tabs>
+          <w:tab w:val="num" w:pos="6480"/>
+        </w:tabs>
+        <w:ind w:left="6480" w:hanging="360"/>
+      </w:pPr>
+      <w:rPr>
+        <w:rFonts w:ascii="Wingdings" w:hAnsi="Wingdings" w:hint="default"/>
+        <w:sz w:val="20"/>
+      </w:rPr>
+    </w:lvl>
+  </w:abstractNum>
+  <w:abstractNum w:abstractNumId="11" w15:restartNumberingAfterBreak="0">
+    <w:nsid w:val="1CA06B71"/>
+    <w:multiLevelType w:val="multilevel"/>
+    <w:tmpl w:val="3062708A"/>
+    <w:lvl w:ilvl="0">
+      <w:start w:val="1"/>
+      <w:numFmt w:val="bullet"/>
+      <w:lvlText w:val=""/>
+      <w:lvlJc w:val="left"/>
+      <w:pPr>
+        <w:tabs>
+          <w:tab w:val="num" w:pos="720"/>
+        </w:tabs>
+        <w:ind w:left="720" w:hanging="360"/>
+      </w:pPr>
+      <w:rPr>
+        <w:rFonts w:ascii="Symbol" w:hAnsi="Symbol" w:hint="default"/>
+        <w:sz w:val="20"/>
+      </w:rPr>
+    </w:lvl>
+    <w:lvl w:ilvl="1" w:tentative="1">
+      <w:start w:val="1"/>
+      <w:numFmt w:val="bullet"/>
+      <w:lvlText w:val="o"/>
+      <w:lvlJc w:val="left"/>
+      <w:pPr>
+        <w:tabs>
+          <w:tab w:val="num" w:pos="1440"/>
+        </w:tabs>
+        <w:ind w:left="1440" w:hanging="360"/>
+      </w:pPr>
+      <w:rPr>
+        <w:rFonts w:ascii="Courier New" w:hAnsi="Courier New" w:hint="default"/>
+        <w:sz w:val="20"/>
+      </w:rPr>
+    </w:lvl>
+    <w:lvl w:ilvl="2" w:tentative="1">
+      <w:start w:val="1"/>
+      <w:numFmt w:val="bullet"/>
+      <w:lvlText w:val=""/>
+      <w:lvlJc w:val="left"/>
+      <w:pPr>
+        <w:tabs>
+          <w:tab w:val="num" w:pos="2160"/>
+        </w:tabs>
+        <w:ind w:left="2160" w:hanging="360"/>
+      </w:pPr>
+      <w:rPr>
+        <w:rFonts w:ascii="Wingdings" w:hAnsi="Wingdings" w:hint="default"/>
+        <w:sz w:val="20"/>
+      </w:rPr>
+    </w:lvl>
+    <w:lvl w:ilvl="3" w:tentative="1">
+      <w:start w:val="1"/>
+      <w:numFmt w:val="bullet"/>
+      <w:lvlText w:val=""/>
+      <w:lvlJc w:val="left"/>
+      <w:pPr>
+        <w:tabs>
+          <w:tab w:val="num" w:pos="2880"/>
+        </w:tabs>
+        <w:ind w:left="2880" w:hanging="360"/>
+      </w:pPr>
+      <w:rPr>
+        <w:rFonts w:ascii="Wingdings" w:hAnsi="Wingdings" w:hint="default"/>
+        <w:sz w:val="20"/>
+      </w:rPr>
+    </w:lvl>
+    <w:lvl w:ilvl="4" w:tentative="1">
+      <w:start w:val="1"/>
+      <w:numFmt w:val="bullet"/>
+      <w:lvlText w:val=""/>
+      <w:lvlJc w:val="left"/>
+      <w:pPr>
+        <w:tabs>
+          <w:tab w:val="num" w:pos="3600"/>
+        </w:tabs>
+        <w:ind w:left="3600" w:hanging="360"/>
+      </w:pPr>
+      <w:rPr>
+        <w:rFonts w:ascii="Wingdings" w:hAnsi="Wingdings" w:hint="default"/>
+        <w:sz w:val="20"/>
+      </w:rPr>
+    </w:lvl>
+    <w:lvl w:ilvl="5" w:tentative="1">
+      <w:start w:val="1"/>
+      <w:numFmt w:val="bullet"/>
+      <w:lvlText w:val=""/>
+      <w:lvlJc w:val="left"/>
+      <w:pPr>
+        <w:tabs>
+          <w:tab w:val="num" w:pos="4320"/>
+        </w:tabs>
+        <w:ind w:left="4320" w:hanging="360"/>
+      </w:pPr>
+      <w:rPr>
+        <w:rFonts w:ascii="Wingdings" w:hAnsi="Wingdings" w:hint="default"/>
+        <w:sz w:val="20"/>
+      </w:rPr>
+    </w:lvl>
+    <w:lvl w:ilvl="6" w:tentative="1">
+      <w:start w:val="1"/>
+      <w:numFmt w:val="bullet"/>
+      <w:lvlText w:val=""/>
+      <w:lvlJc w:val="left"/>
+      <w:pPr>
+        <w:tabs>
+          <w:tab w:val="num" w:pos="5040"/>
+        </w:tabs>
+        <w:ind w:left="5040" w:hanging="360"/>
+      </w:pPr>
+      <w:rPr>
+        <w:rFonts w:ascii="Wingdings" w:hAnsi="Wingdings" w:hint="default"/>
+        <w:sz w:val="20"/>
+      </w:rPr>
+    </w:lvl>
+    <w:lvl w:ilvl="7" w:tentative="1">
+      <w:start w:val="1"/>
+      <w:numFmt w:val="bullet"/>
+      <w:lvlText w:val=""/>
+      <w:lvlJc w:val="left"/>
+      <w:pPr>
+        <w:tabs>
+          <w:tab w:val="num" w:pos="5760"/>
+        </w:tabs>
+        <w:ind w:left="5760" w:hanging="360"/>
+      </w:pPr>
+      <w:rPr>
+        <w:rFonts w:ascii="Wingdings" w:hAnsi="Wingdings" w:hint="default"/>
+        <w:sz w:val="20"/>
+      </w:rPr>
+    </w:lvl>
+    <w:lvl w:ilvl="8" w:tentative="1">
+      <w:start w:val="1"/>
+      <w:numFmt w:val="bullet"/>
+      <w:lvlText w:val=""/>
+      <w:lvlJc w:val="left"/>
+      <w:pPr>
+        <w:tabs>
+          <w:tab w:val="num" w:pos="6480"/>
+        </w:tabs>
+        <w:ind w:left="6480" w:hanging="360"/>
+      </w:pPr>
+      <w:rPr>
+        <w:rFonts w:ascii="Wingdings" w:hAnsi="Wingdings" w:hint="default"/>
+        <w:sz w:val="20"/>
+      </w:rPr>
+    </w:lvl>
+  </w:abstractNum>
+  <w:abstractNum w:abstractNumId="12" w15:restartNumberingAfterBreak="0">
+    <w:nsid w:val="1D724C2F"/>
+    <w:multiLevelType w:val="multilevel"/>
+    <w:tmpl w:val="DB48D704"/>
+    <w:lvl w:ilvl="0">
+      <w:start w:val="1"/>
+      <w:numFmt w:val="bullet"/>
+      <w:lvlText w:val=""/>
+      <w:lvlJc w:val="left"/>
+      <w:pPr>
+        <w:tabs>
+          <w:tab w:val="num" w:pos="720"/>
+        </w:tabs>
+        <w:ind w:left="720" w:hanging="360"/>
+      </w:pPr>
+      <w:rPr>
+        <w:rFonts w:ascii="Symbol" w:hAnsi="Symbol" w:hint="default"/>
+        <w:sz w:val="20"/>
+      </w:rPr>
+    </w:lvl>
+    <w:lvl w:ilvl="1" w:tentative="1">
+      <w:start w:val="1"/>
+      <w:numFmt w:val="bullet"/>
+      <w:lvlText w:val="o"/>
+      <w:lvlJc w:val="left"/>
+      <w:pPr>
+        <w:tabs>
+          <w:tab w:val="num" w:pos="1440"/>
+        </w:tabs>
+        <w:ind w:left="1440" w:hanging="360"/>
+      </w:pPr>
+      <w:rPr>
+        <w:rFonts w:ascii="Courier New" w:hAnsi="Courier New" w:hint="default"/>
+        <w:sz w:val="20"/>
+      </w:rPr>
+    </w:lvl>
+    <w:lvl w:ilvl="2" w:tentative="1">
+      <w:start w:val="1"/>
+      <w:numFmt w:val="bullet"/>
+      <w:lvlText w:val=""/>
+      <w:lvlJc w:val="left"/>
+      <w:pPr>
+        <w:tabs>
+          <w:tab w:val="num" w:pos="2160"/>
+        </w:tabs>
+        <w:ind w:left="2160" w:hanging="360"/>
+      </w:pPr>
+      <w:rPr>
+        <w:rFonts w:ascii="Wingdings" w:hAnsi="Wingdings" w:hint="default"/>
+        <w:sz w:val="20"/>
+      </w:rPr>
+    </w:lvl>
+    <w:lvl w:ilvl="3" w:tentative="1">
+      <w:start w:val="1"/>
+      <w:numFmt w:val="bullet"/>
+      <w:lvlText w:val=""/>
+      <w:lvlJc w:val="left"/>
+      <w:pPr>
+        <w:tabs>
+          <w:tab w:val="num" w:pos="2880"/>
+        </w:tabs>
+        <w:ind w:left="2880" w:hanging="360"/>
+      </w:pPr>
+      <w:rPr>
+        <w:rFonts w:ascii="Wingdings" w:hAnsi="Wingdings" w:hint="default"/>
+        <w:sz w:val="20"/>
+      </w:rPr>
+    </w:lvl>
+    <w:lvl w:ilvl="4" w:tentative="1">
+      <w:start w:val="1"/>
+      <w:numFmt w:val="bullet"/>
+      <w:lvlText w:val=""/>
+      <w:lvlJc w:val="left"/>
+      <w:pPr>
+        <w:tabs>
+          <w:tab w:val="num" w:pos="3600"/>
+        </w:tabs>
+        <w:ind w:left="3600" w:hanging="360"/>
+      </w:pPr>
+      <w:rPr>
+        <w:rFonts w:ascii="Wingdings" w:hAnsi="Wingdings" w:hint="default"/>
+        <w:sz w:val="20"/>
+      </w:rPr>
+    </w:lvl>
+    <w:lvl w:ilvl="5" w:tentative="1">
+      <w:start w:val="1"/>
+      <w:numFmt w:val="bullet"/>
+      <w:lvlText w:val=""/>
+      <w:lvlJc w:val="left"/>
+      <w:pPr>
+        <w:tabs>
+          <w:tab w:val="num" w:pos="4320"/>
+        </w:tabs>
+        <w:ind w:left="4320" w:hanging="360"/>
+      </w:pPr>
+      <w:rPr>
+        <w:rFonts w:ascii="Wingdings" w:hAnsi="Wingdings" w:hint="default"/>
+        <w:sz w:val="20"/>
+      </w:rPr>
+    </w:lvl>
+    <w:lvl w:ilvl="6" w:tentative="1">
+      <w:start w:val="1"/>
+      <w:numFmt w:val="bullet"/>
+      <w:lvlText w:val=""/>
+      <w:lvlJc w:val="left"/>
+      <w:pPr>
+        <w:tabs>
+          <w:tab w:val="num" w:pos="5040"/>
+        </w:tabs>
+        <w:ind w:left="5040" w:hanging="360"/>
+      </w:pPr>
+      <w:rPr>
+        <w:rFonts w:ascii="Wingdings" w:hAnsi="Wingdings" w:hint="default"/>
+        <w:sz w:val="20"/>
+      </w:rPr>
+    </w:lvl>
+    <w:lvl w:ilvl="7" w:tentative="1">
+      <w:start w:val="1"/>
+      <w:numFmt w:val="bullet"/>
+      <w:lvlText w:val=""/>
+      <w:lvlJc w:val="left"/>
+      <w:pPr>
+        <w:tabs>
+          <w:tab w:val="num" w:pos="5760"/>
+        </w:tabs>
+        <w:ind w:left="5760" w:hanging="360"/>
+      </w:pPr>
+      <w:rPr>
+        <w:rFonts w:ascii="Wingdings" w:hAnsi="Wingdings" w:hint="default"/>
+        <w:sz w:val="20"/>
+      </w:rPr>
+    </w:lvl>
+    <w:lvl w:ilvl="8" w:tentative="1">
+      <w:start w:val="1"/>
+      <w:numFmt w:val="bullet"/>
+      <w:lvlText w:val=""/>
+      <w:lvlJc w:val="left"/>
+      <w:pPr>
+        <w:tabs>
+          <w:tab w:val="num" w:pos="6480"/>
+        </w:tabs>
+        <w:ind w:left="6480" w:hanging="360"/>
+      </w:pPr>
+      <w:rPr>
+        <w:rFonts w:ascii="Wingdings" w:hAnsi="Wingdings" w:hint="default"/>
+        <w:sz w:val="20"/>
+      </w:rPr>
+    </w:lvl>
+  </w:abstractNum>
+  <w:abstractNum w:abstractNumId="13" w15:restartNumberingAfterBreak="0">
+    <w:nsid w:val="2B7260A7"/>
+    <w:multiLevelType w:val="multilevel"/>
+    <w:tmpl w:val="7676EAEC"/>
+    <w:lvl w:ilvl="0">
+      <w:start w:val="1"/>
+      <w:numFmt w:val="bullet"/>
+      <w:lvlText w:val=""/>
+      <w:lvlJc w:val="left"/>
+      <w:pPr>
+        <w:tabs>
+          <w:tab w:val="num" w:pos="720"/>
+        </w:tabs>
+        <w:ind w:left="720" w:hanging="360"/>
+      </w:pPr>
+      <w:rPr>
+        <w:rFonts w:ascii="Symbol" w:hAnsi="Symbol" w:hint="default"/>
+        <w:sz w:val="20"/>
+      </w:rPr>
+    </w:lvl>
+    <w:lvl w:ilvl="1" w:tentative="1">
+      <w:start w:val="1"/>
+      <w:numFmt w:val="bullet"/>
+      <w:lvlText w:val="o"/>
+      <w:lvlJc w:val="left"/>
+      <w:pPr>
+        <w:tabs>
+          <w:tab w:val="num" w:pos="1440"/>
+        </w:tabs>
+        <w:ind w:left="1440" w:hanging="360"/>
+      </w:pPr>
+      <w:rPr>
+        <w:rFonts w:ascii="Courier New" w:hAnsi="Courier New" w:hint="default"/>
+        <w:sz w:val="20"/>
+      </w:rPr>
+    </w:lvl>
+    <w:lvl w:ilvl="2" w:tentative="1">
+      <w:start w:val="1"/>
+      <w:numFmt w:val="bullet"/>
+      <w:lvlText w:val=""/>
+      <w:lvlJc w:val="left"/>
+      <w:pPr>
+        <w:tabs>
+          <w:tab w:val="num" w:pos="2160"/>
+        </w:tabs>
+        <w:ind w:left="2160" w:hanging="360"/>
+      </w:pPr>
+      <w:rPr>
+        <w:rFonts w:ascii="Wingdings" w:hAnsi="Wingdings" w:hint="default"/>
+        <w:sz w:val="20"/>
+      </w:rPr>
+    </w:lvl>
+    <w:lvl w:ilvl="3" w:tentative="1">
+      <w:start w:val="1"/>
+      <w:numFmt w:val="bullet"/>
+      <w:lvlText w:val=""/>
+      <w:lvlJc w:val="left"/>
+      <w:pPr>
+        <w:tabs>
+          <w:tab w:val="num" w:pos="2880"/>
+        </w:tabs>
+        <w:ind w:left="2880" w:hanging="360"/>
+      </w:pPr>
+      <w:rPr>
+        <w:rFonts w:ascii="Wingdings" w:hAnsi="Wingdings" w:hint="default"/>
+        <w:sz w:val="20"/>
+      </w:rPr>
+    </w:lvl>
+    <w:lvl w:ilvl="4" w:tentative="1">
+      <w:start w:val="1"/>
+      <w:numFmt w:val="bullet"/>
+      <w:lvlText w:val=""/>
+      <w:lvlJc w:val="left"/>
+      <w:pPr>
+        <w:tabs>
+          <w:tab w:val="num" w:pos="3600"/>
+        </w:tabs>
+        <w:ind w:left="3600" w:hanging="360"/>
+      </w:pPr>
+      <w:rPr>
+        <w:rFonts w:ascii="Wingdings" w:hAnsi="Wingdings" w:hint="default"/>
+        <w:sz w:val="20"/>
+      </w:rPr>
+    </w:lvl>
+    <w:lvl w:ilvl="5" w:tentative="1">
+      <w:start w:val="1"/>
+      <w:numFmt w:val="bullet"/>
+      <w:lvlText w:val=""/>
+      <w:lvlJc w:val="left"/>
+      <w:pPr>
+        <w:tabs>
+          <w:tab w:val="num" w:pos="4320"/>
+        </w:tabs>
+        <w:ind w:left="4320" w:hanging="360"/>
+      </w:pPr>
+      <w:rPr>
+        <w:rFonts w:ascii="Wingdings" w:hAnsi="Wingdings" w:hint="default"/>
+        <w:sz w:val="20"/>
+      </w:rPr>
+    </w:lvl>
+    <w:lvl w:ilvl="6" w:tentative="1">
+      <w:start w:val="1"/>
+      <w:numFmt w:val="bullet"/>
+      <w:lvlText w:val=""/>
+      <w:lvlJc w:val="left"/>
+      <w:pPr>
+        <w:tabs>
+          <w:tab w:val="num" w:pos="5040"/>
+        </w:tabs>
+        <w:ind w:left="5040" w:hanging="360"/>
+      </w:pPr>
+      <w:rPr>
+        <w:rFonts w:ascii="Wingdings" w:hAnsi="Wingdings" w:hint="default"/>
+        <w:sz w:val="20"/>
+      </w:rPr>
+    </w:lvl>
+    <w:lvl w:ilvl="7" w:tentative="1">
+      <w:start w:val="1"/>
+      <w:numFmt w:val="bullet"/>
+      <w:lvlText w:val=""/>
+      <w:lvlJc w:val="left"/>
+      <w:pPr>
+        <w:tabs>
+          <w:tab w:val="num" w:pos="5760"/>
+        </w:tabs>
+        <w:ind w:left="5760" w:hanging="360"/>
+      </w:pPr>
+      <w:rPr>
+        <w:rFonts w:ascii="Wingdings" w:hAnsi="Wingdings" w:hint="default"/>
+        <w:sz w:val="20"/>
+      </w:rPr>
+    </w:lvl>
+    <w:lvl w:ilvl="8" w:tentative="1">
+      <w:start w:val="1"/>
+      <w:numFmt w:val="bullet"/>
+      <w:lvlText w:val=""/>
+      <w:lvlJc w:val="left"/>
+      <w:pPr>
+        <w:tabs>
+          <w:tab w:val="num" w:pos="6480"/>
+        </w:tabs>
+        <w:ind w:left="6480" w:hanging="360"/>
+      </w:pPr>
+      <w:rPr>
+        <w:rFonts w:ascii="Wingdings" w:hAnsi="Wingdings" w:hint="default"/>
+        <w:sz w:val="20"/>
+      </w:rPr>
+    </w:lvl>
+  </w:abstractNum>
+  <w:abstractNum w:abstractNumId="14" w15:restartNumberingAfterBreak="0">
+    <w:nsid w:val="37E178BE"/>
+    <w:multiLevelType w:val="multilevel"/>
+    <w:tmpl w:val="CFAEF94E"/>
+    <w:lvl w:ilvl="0">
+      <w:start w:val="1"/>
+      <w:numFmt w:val="bullet"/>
+      <w:lvlText w:val=""/>
+      <w:lvlJc w:val="left"/>
+      <w:pPr>
+        <w:tabs>
+          <w:tab w:val="num" w:pos="720"/>
+        </w:tabs>
+        <w:ind w:left="720" w:hanging="360"/>
+      </w:pPr>
+      <w:rPr>
+        <w:rFonts w:ascii="Symbol" w:hAnsi="Symbol" w:hint="default"/>
+        <w:sz w:val="20"/>
+      </w:rPr>
+    </w:lvl>
+    <w:lvl w:ilvl="1" w:tentative="1">
+      <w:start w:val="1"/>
+      <w:numFmt w:val="bullet"/>
+      <w:lvlText w:val="o"/>
+      <w:lvlJc w:val="left"/>
+      <w:pPr>
+        <w:tabs>
+          <w:tab w:val="num" w:pos="1440"/>
+        </w:tabs>
+        <w:ind w:left="1440" w:hanging="360"/>
+      </w:pPr>
+      <w:rPr>
+        <w:rFonts w:ascii="Courier New" w:hAnsi="Courier New" w:hint="default"/>
+        <w:sz w:val="20"/>
+      </w:rPr>
+    </w:lvl>
+    <w:lvl w:ilvl="2" w:tentative="1">
+      <w:start w:val="1"/>
+      <w:numFmt w:val="bullet"/>
+      <w:lvlText w:val=""/>
+      <w:lvlJc w:val="left"/>
+      <w:pPr>
+        <w:tabs>
+          <w:tab w:val="num" w:pos="2160"/>
+        </w:tabs>
+        <w:ind w:left="2160" w:hanging="360"/>
+      </w:pPr>
+      <w:rPr>
+        <w:rFonts w:ascii="Wingdings" w:hAnsi="Wingdings" w:hint="default"/>
+        <w:sz w:val="20"/>
+      </w:rPr>
+    </w:lvl>
+    <w:lvl w:ilvl="3" w:tentative="1">
+      <w:start w:val="1"/>
+      <w:numFmt w:val="bullet"/>
+      <w:lvlText w:val=""/>
+      <w:lvlJc w:val="left"/>
+      <w:pPr>
+        <w:tabs>
+          <w:tab w:val="num" w:pos="2880"/>
+        </w:tabs>
+        <w:ind w:left="2880" w:hanging="360"/>
+      </w:pPr>
+      <w:rPr>
+        <w:rFonts w:ascii="Wingdings" w:hAnsi="Wingdings" w:hint="default"/>
+        <w:sz w:val="20"/>
+      </w:rPr>
+    </w:lvl>
+    <w:lvl w:ilvl="4" w:tentative="1">
+      <w:start w:val="1"/>
+      <w:numFmt w:val="bullet"/>
+      <w:lvlText w:val=""/>
+      <w:lvlJc w:val="left"/>
+      <w:pPr>
+        <w:tabs>
+          <w:tab w:val="num" w:pos="3600"/>
+        </w:tabs>
+        <w:ind w:left="3600" w:hanging="360"/>
+      </w:pPr>
+      <w:rPr>
+        <w:rFonts w:ascii="Wingdings" w:hAnsi="Wingdings" w:hint="default"/>
+        <w:sz w:val="20"/>
+      </w:rPr>
+    </w:lvl>
+    <w:lvl w:ilvl="5" w:tentative="1">
+      <w:start w:val="1"/>
+      <w:numFmt w:val="bullet"/>
+      <w:lvlText w:val=""/>
+      <w:lvlJc w:val="left"/>
+      <w:pPr>
+        <w:tabs>
+          <w:tab w:val="num" w:pos="4320"/>
+        </w:tabs>
+        <w:ind w:left="4320" w:hanging="360"/>
+      </w:pPr>
+      <w:rPr>
+        <w:rFonts w:ascii="Wingdings" w:hAnsi="Wingdings" w:hint="default"/>
+        <w:sz w:val="20"/>
+      </w:rPr>
+    </w:lvl>
+    <w:lvl w:ilvl="6" w:tentative="1">
+      <w:start w:val="1"/>
+      <w:numFmt w:val="bullet"/>
+      <w:lvlText w:val=""/>
+      <w:lvlJc w:val="left"/>
+      <w:pPr>
+        <w:tabs>
+          <w:tab w:val="num" w:pos="5040"/>
+        </w:tabs>
+        <w:ind w:left="5040" w:hanging="360"/>
+      </w:pPr>
+      <w:rPr>
+        <w:rFonts w:ascii="Wingdings" w:hAnsi="Wingdings" w:hint="default"/>
+        <w:sz w:val="20"/>
+      </w:rPr>
+    </w:lvl>
+    <w:lvl w:ilvl="7" w:tentative="1">
+      <w:start w:val="1"/>
+      <w:numFmt w:val="bullet"/>
+      <w:lvlText w:val=""/>
+      <w:lvlJc w:val="left"/>
+      <w:pPr>
+        <w:tabs>
+          <w:tab w:val="num" w:pos="5760"/>
+        </w:tabs>
+        <w:ind w:left="5760" w:hanging="360"/>
+      </w:pPr>
+      <w:rPr>
+        <w:rFonts w:ascii="Wingdings" w:hAnsi="Wingdings" w:hint="default"/>
+        <w:sz w:val="20"/>
+      </w:rPr>
+    </w:lvl>
+    <w:lvl w:ilvl="8" w:tentative="1">
+      <w:start w:val="1"/>
+      <w:numFmt w:val="bullet"/>
+      <w:lvlText w:val=""/>
+      <w:lvlJc w:val="left"/>
+      <w:pPr>
+        <w:tabs>
+          <w:tab w:val="num" w:pos="6480"/>
+        </w:tabs>
+        <w:ind w:left="6480" w:hanging="360"/>
+      </w:pPr>
+      <w:rPr>
+        <w:rFonts w:ascii="Wingdings" w:hAnsi="Wingdings" w:hint="default"/>
+        <w:sz w:val="20"/>
+      </w:rPr>
+    </w:lvl>
+  </w:abstractNum>
+  <w:abstractNum w:abstractNumId="15" w15:restartNumberingAfterBreak="0">
+    <w:nsid w:val="38C23B46"/>
+    <w:multiLevelType w:val="multilevel"/>
+    <w:tmpl w:val="3A1C911A"/>
+    <w:lvl w:ilvl="0">
+      <w:start w:val="1"/>
+      <w:numFmt w:val="bullet"/>
+      <w:lvlText w:val=""/>
+      <w:lvlJc w:val="left"/>
+      <w:pPr>
+        <w:tabs>
+          <w:tab w:val="num" w:pos="720"/>
+        </w:tabs>
+        <w:ind w:left="720" w:hanging="360"/>
+      </w:pPr>
+      <w:rPr>
+        <w:rFonts w:ascii="Symbol" w:hAnsi="Symbol" w:hint="default"/>
+        <w:sz w:val="20"/>
+      </w:rPr>
+    </w:lvl>
+    <w:lvl w:ilvl="1" w:tentative="1">
+      <w:start w:val="1"/>
+      <w:numFmt w:val="bullet"/>
+      <w:lvlText w:val="o"/>
+      <w:lvlJc w:val="left"/>
+      <w:pPr>
+        <w:tabs>
+          <w:tab w:val="num" w:pos="1440"/>
+        </w:tabs>
+        <w:ind w:left="1440" w:hanging="360"/>
+      </w:pPr>
+      <w:rPr>
+        <w:rFonts w:ascii="Courier New" w:hAnsi="Courier New" w:hint="default"/>
+        <w:sz w:val="20"/>
+      </w:rPr>
+    </w:lvl>
+    <w:lvl w:ilvl="2" w:tentative="1">
+      <w:start w:val="1"/>
+      <w:numFmt w:val="bullet"/>
+      <w:lvlText w:val=""/>
+      <w:lvlJc w:val="left"/>
+      <w:pPr>
+        <w:tabs>
+          <w:tab w:val="num" w:pos="2160"/>
+        </w:tabs>
+        <w:ind w:left="2160" w:hanging="360"/>
+      </w:pPr>
+      <w:rPr>
+        <w:rFonts w:ascii="Wingdings" w:hAnsi="Wingdings" w:hint="default"/>
+        <w:sz w:val="20"/>
+      </w:rPr>
+    </w:lvl>
+    <w:lvl w:ilvl="3" w:tentative="1">
+      <w:start w:val="1"/>
+      <w:numFmt w:val="bullet"/>
+      <w:lvlText w:val=""/>
+      <w:lvlJc w:val="left"/>
+      <w:pPr>
+        <w:tabs>
+          <w:tab w:val="num" w:pos="2880"/>
+        </w:tabs>
+        <w:ind w:left="2880" w:hanging="360"/>
+      </w:pPr>
+      <w:rPr>
+        <w:rFonts w:ascii="Wingdings" w:hAnsi="Wingdings" w:hint="default"/>
+        <w:sz w:val="20"/>
+      </w:rPr>
+    </w:lvl>
+    <w:lvl w:ilvl="4" w:tentative="1">
+      <w:start w:val="1"/>
+      <w:numFmt w:val="bullet"/>
+      <w:lvlText w:val=""/>
+      <w:lvlJc w:val="left"/>
+      <w:pPr>
+        <w:tabs>
+          <w:tab w:val="num" w:pos="3600"/>
+        </w:tabs>
+        <w:ind w:left="3600" w:hanging="360"/>
+      </w:pPr>
+      <w:rPr>
+        <w:rFonts w:ascii="Wingdings" w:hAnsi="Wingdings" w:hint="default"/>
+        <w:sz w:val="20"/>
+      </w:rPr>
+    </w:lvl>
+    <w:lvl w:ilvl="5" w:tentative="1">
+      <w:start w:val="1"/>
+      <w:numFmt w:val="bullet"/>
+      <w:lvlText w:val=""/>
+      <w:lvlJc w:val="left"/>
+      <w:pPr>
+        <w:tabs>
+          <w:tab w:val="num" w:pos="4320"/>
+        </w:tabs>
+        <w:ind w:left="4320" w:hanging="360"/>
+      </w:pPr>
+      <w:rPr>
+        <w:rFonts w:ascii="Wingdings" w:hAnsi="Wingdings" w:hint="default"/>
+        <w:sz w:val="20"/>
+      </w:rPr>
+    </w:lvl>
+    <w:lvl w:ilvl="6" w:tentative="1">
+      <w:start w:val="1"/>
+      <w:numFmt w:val="bullet"/>
+      <w:lvlText w:val=""/>
+      <w:lvlJc w:val="left"/>
+      <w:pPr>
+        <w:tabs>
+          <w:tab w:val="num" w:pos="5040"/>
+        </w:tabs>
+        <w:ind w:left="5040" w:hanging="360"/>
+      </w:pPr>
+      <w:rPr>
+        <w:rFonts w:ascii="Wingdings" w:hAnsi="Wingdings" w:hint="default"/>
+        <w:sz w:val="20"/>
+      </w:rPr>
+    </w:lvl>
+    <w:lvl w:ilvl="7" w:tentative="1">
+      <w:start w:val="1"/>
+      <w:numFmt w:val="bullet"/>
+      <w:lvlText w:val=""/>
+      <w:lvlJc w:val="left"/>
+      <w:pPr>
+        <w:tabs>
+          <w:tab w:val="num" w:pos="5760"/>
+        </w:tabs>
+        <w:ind w:left="5760" w:hanging="360"/>
+      </w:pPr>
+      <w:rPr>
+        <w:rFonts w:ascii="Wingdings" w:hAnsi="Wingdings" w:hint="default"/>
+        <w:sz w:val="20"/>
+      </w:rPr>
+    </w:lvl>
+    <w:lvl w:ilvl="8" w:tentative="1">
+      <w:start w:val="1"/>
+      <w:numFmt w:val="bullet"/>
+      <w:lvlText w:val=""/>
+      <w:lvlJc w:val="left"/>
+      <w:pPr>
+        <w:tabs>
+          <w:tab w:val="num" w:pos="6480"/>
+        </w:tabs>
+        <w:ind w:left="6480" w:hanging="360"/>
+      </w:pPr>
+      <w:rPr>
+        <w:rFonts w:ascii="Wingdings" w:hAnsi="Wingdings" w:hint="default"/>
+        <w:sz w:val="20"/>
+      </w:rPr>
+    </w:lvl>
+  </w:abstractNum>
+  <w:abstractNum w:abstractNumId="16" w15:restartNumberingAfterBreak="0">
+    <w:nsid w:val="41CE2BC7"/>
+    <w:multiLevelType w:val="multilevel"/>
+    <w:tmpl w:val="667E7B62"/>
+    <w:lvl w:ilvl="0">
+      <w:start w:val="1"/>
+      <w:numFmt w:val="bullet"/>
+      <w:lvlText w:val=""/>
+      <w:lvlJc w:val="left"/>
+      <w:pPr>
+        <w:tabs>
+          <w:tab w:val="num" w:pos="720"/>
+        </w:tabs>
+        <w:ind w:left="720" w:hanging="360"/>
+      </w:pPr>
+      <w:rPr>
+        <w:rFonts w:ascii="Symbol" w:hAnsi="Symbol" w:hint="default"/>
+        <w:sz w:val="20"/>
+      </w:rPr>
+    </w:lvl>
+    <w:lvl w:ilvl="1" w:tentative="1">
+      <w:start w:val="1"/>
+      <w:numFmt w:val="bullet"/>
+      <w:lvlText w:val="o"/>
+      <w:lvlJc w:val="left"/>
+      <w:pPr>
+        <w:tabs>
+          <w:tab w:val="num" w:pos="1440"/>
+        </w:tabs>
+        <w:ind w:left="1440" w:hanging="360"/>
+      </w:pPr>
+      <w:rPr>
+        <w:rFonts w:ascii="Courier New" w:hAnsi="Courier New" w:hint="default"/>
+        <w:sz w:val="20"/>
+      </w:rPr>
+    </w:lvl>
+    <w:lvl w:ilvl="2" w:tentative="1">
+      <w:start w:val="1"/>
+      <w:numFmt w:val="bullet"/>
+      <w:lvlText w:val=""/>
+      <w:lvlJc w:val="left"/>
+      <w:pPr>
+        <w:tabs>
+          <w:tab w:val="num" w:pos="2160"/>
+        </w:tabs>
+        <w:ind w:left="2160" w:hanging="360"/>
+      </w:pPr>
+      <w:rPr>
+        <w:rFonts w:ascii="Wingdings" w:hAnsi="Wingdings" w:hint="default"/>
+        <w:sz w:val="20"/>
+      </w:rPr>
+    </w:lvl>
+    <w:lvl w:ilvl="3" w:tentative="1">
+      <w:start w:val="1"/>
+      <w:numFmt w:val="bullet"/>
+      <w:lvlText w:val=""/>
+      <w:lvlJc w:val="left"/>
+      <w:pPr>
+        <w:tabs>
+          <w:tab w:val="num" w:pos="2880"/>
+        </w:tabs>
+        <w:ind w:left="2880" w:hanging="360"/>
+      </w:pPr>
+      <w:rPr>
+        <w:rFonts w:ascii="Wingdings" w:hAnsi="Wingdings" w:hint="default"/>
+        <w:sz w:val="20"/>
+      </w:rPr>
+    </w:lvl>
+    <w:lvl w:ilvl="4" w:tentative="1">
+      <w:start w:val="1"/>
+      <w:numFmt w:val="bullet"/>
+      <w:lvlText w:val=""/>
+      <w:lvlJc w:val="left"/>
+      <w:pPr>
+        <w:tabs>
+          <w:tab w:val="num" w:pos="3600"/>
+        </w:tabs>
+        <w:ind w:left="3600" w:hanging="360"/>
+      </w:pPr>
+      <w:rPr>
+        <w:rFonts w:ascii="Wingdings" w:hAnsi="Wingdings" w:hint="default"/>
+        <w:sz w:val="20"/>
+      </w:rPr>
+    </w:lvl>
+    <w:lvl w:ilvl="5" w:tentative="1">
+      <w:start w:val="1"/>
+      <w:numFmt w:val="bullet"/>
+      <w:lvlText w:val=""/>
+      <w:lvlJc w:val="left"/>
+      <w:pPr>
+        <w:tabs>
+          <w:tab w:val="num" w:pos="4320"/>
+        </w:tabs>
+        <w:ind w:left="4320" w:hanging="360"/>
+      </w:pPr>
+      <w:rPr>
+        <w:rFonts w:ascii="Wingdings" w:hAnsi="Wingdings" w:hint="default"/>
+        <w:sz w:val="20"/>
+      </w:rPr>
+    </w:lvl>
+    <w:lvl w:ilvl="6" w:tentative="1">
+      <w:start w:val="1"/>
+      <w:numFmt w:val="bullet"/>
+      <w:lvlText w:val=""/>
+      <w:lvlJc w:val="left"/>
+      <w:pPr>
+        <w:tabs>
+          <w:tab w:val="num" w:pos="5040"/>
+        </w:tabs>
+        <w:ind w:left="5040" w:hanging="360"/>
+      </w:pPr>
+      <w:rPr>
+        <w:rFonts w:ascii="Wingdings" w:hAnsi="Wingdings" w:hint="default"/>
+        <w:sz w:val="20"/>
+      </w:rPr>
+    </w:lvl>
+    <w:lvl w:ilvl="7" w:tentative="1">
+      <w:start w:val="1"/>
+      <w:numFmt w:val="bullet"/>
+      <w:lvlText w:val=""/>
+      <w:lvlJc w:val="left"/>
+      <w:pPr>
+        <w:tabs>
+          <w:tab w:val="num" w:pos="5760"/>
+        </w:tabs>
+        <w:ind w:left="5760" w:hanging="360"/>
+      </w:pPr>
+      <w:rPr>
+        <w:rFonts w:ascii="Wingdings" w:hAnsi="Wingdings" w:hint="default"/>
+        <w:sz w:val="20"/>
+      </w:rPr>
+    </w:lvl>
+    <w:lvl w:ilvl="8" w:tentative="1">
+      <w:start w:val="1"/>
+      <w:numFmt w:val="bullet"/>
+      <w:lvlText w:val=""/>
+      <w:lvlJc w:val="left"/>
+      <w:pPr>
+        <w:tabs>
+          <w:tab w:val="num" w:pos="6480"/>
+        </w:tabs>
+        <w:ind w:left="6480" w:hanging="360"/>
+      </w:pPr>
+      <w:rPr>
+        <w:rFonts w:ascii="Wingdings" w:hAnsi="Wingdings" w:hint="default"/>
+        <w:sz w:val="20"/>
+      </w:rPr>
+    </w:lvl>
+  </w:abstractNum>
+  <w:abstractNum w:abstractNumId="17" w15:restartNumberingAfterBreak="0">
+    <w:nsid w:val="41EE07C8"/>
+    <w:multiLevelType w:val="multilevel"/>
+    <w:tmpl w:val="73E8F472"/>
+    <w:lvl w:ilvl="0">
+      <w:start w:val="1"/>
+      <w:numFmt w:val="bullet"/>
+      <w:lvlText w:val=""/>
+      <w:lvlJc w:val="left"/>
+      <w:pPr>
+        <w:tabs>
+          <w:tab w:val="num" w:pos="720"/>
+        </w:tabs>
+        <w:ind w:left="720" w:hanging="360"/>
+      </w:pPr>
+      <w:rPr>
+        <w:rFonts w:ascii="Symbol" w:hAnsi="Symbol" w:hint="default"/>
+        <w:sz w:val="20"/>
+      </w:rPr>
+    </w:lvl>
+    <w:lvl w:ilvl="1" w:tentative="1">
+      <w:start w:val="1"/>
+      <w:numFmt w:val="bullet"/>
+      <w:lvlText w:val="o"/>
+      <w:lvlJc w:val="left"/>
+      <w:pPr>
+        <w:tabs>
+          <w:tab w:val="num" w:pos="1440"/>
+        </w:tabs>
+        <w:ind w:left="1440" w:hanging="360"/>
+      </w:pPr>
+      <w:rPr>
+        <w:rFonts w:ascii="Courier New" w:hAnsi="Courier New" w:hint="default"/>
+        <w:sz w:val="20"/>
+      </w:rPr>
+    </w:lvl>
+    <w:lvl w:ilvl="2" w:tentative="1">
+      <w:start w:val="1"/>
+      <w:numFmt w:val="bullet"/>
+      <w:lvlText w:val=""/>
+      <w:lvlJc w:val="left"/>
+      <w:pPr>
+        <w:tabs>
+          <w:tab w:val="num" w:pos="2160"/>
+        </w:tabs>
+        <w:ind w:left="2160" w:hanging="360"/>
+      </w:pPr>
+      <w:rPr>
+        <w:rFonts w:ascii="Wingdings" w:hAnsi="Wingdings" w:hint="default"/>
+        <w:sz w:val="20"/>
+      </w:rPr>
+    </w:lvl>
+    <w:lvl w:ilvl="3" w:tentative="1">
+      <w:start w:val="1"/>
+      <w:numFmt w:val="bullet"/>
+      <w:lvlText w:val=""/>
+      <w:lvlJc w:val="left"/>
+      <w:pPr>
+        <w:tabs>
+          <w:tab w:val="num" w:pos="2880"/>
+        </w:tabs>
+        <w:ind w:left="2880" w:hanging="360"/>
+      </w:pPr>
+      <w:rPr>
+        <w:rFonts w:ascii="Wingdings" w:hAnsi="Wingdings" w:hint="default"/>
+        <w:sz w:val="20"/>
+      </w:rPr>
+    </w:lvl>
+    <w:lvl w:ilvl="4" w:tentative="1">
+      <w:start w:val="1"/>
+      <w:numFmt w:val="bullet"/>
+      <w:lvlText w:val=""/>
+      <w:lvlJc w:val="left"/>
+      <w:pPr>
+        <w:tabs>
+          <w:tab w:val="num" w:pos="3600"/>
+        </w:tabs>
+        <w:ind w:left="3600" w:hanging="360"/>
+      </w:pPr>
+      <w:rPr>
+        <w:rFonts w:ascii="Wingdings" w:hAnsi="Wingdings" w:hint="default"/>
+        <w:sz w:val="20"/>
+      </w:rPr>
+    </w:lvl>
+    <w:lvl w:ilvl="5" w:tentative="1">
+      <w:start w:val="1"/>
+      <w:numFmt w:val="bullet"/>
+      <w:lvlText w:val=""/>
+      <w:lvlJc w:val="left"/>
+      <w:pPr>
+        <w:tabs>
+          <w:tab w:val="num" w:pos="4320"/>
+        </w:tabs>
+        <w:ind w:left="4320" w:hanging="360"/>
+      </w:pPr>
+      <w:rPr>
+        <w:rFonts w:ascii="Wingdings" w:hAnsi="Wingdings" w:hint="default"/>
+        <w:sz w:val="20"/>
+      </w:rPr>
+    </w:lvl>
+    <w:lvl w:ilvl="6" w:tentative="1">
+      <w:start w:val="1"/>
+      <w:numFmt w:val="bullet"/>
+      <w:lvlText w:val=""/>
+      <w:lvlJc w:val="left"/>
+      <w:pPr>
+        <w:tabs>
+          <w:tab w:val="num" w:pos="5040"/>
+        </w:tabs>
+        <w:ind w:left="5040" w:hanging="360"/>
+      </w:pPr>
+      <w:rPr>
+        <w:rFonts w:ascii="Wingdings" w:hAnsi="Wingdings" w:hint="default"/>
+        <w:sz w:val="20"/>
+      </w:rPr>
+    </w:lvl>
+    <w:lvl w:ilvl="7" w:tentative="1">
+      <w:start w:val="1"/>
+      <w:numFmt w:val="bullet"/>
+      <w:lvlText w:val=""/>
+      <w:lvlJc w:val="left"/>
+      <w:pPr>
+        <w:tabs>
+          <w:tab w:val="num" w:pos="5760"/>
+        </w:tabs>
+        <w:ind w:left="5760" w:hanging="360"/>
+      </w:pPr>
+      <w:rPr>
+        <w:rFonts w:ascii="Wingdings" w:hAnsi="Wingdings" w:hint="default"/>
+        <w:sz w:val="20"/>
+      </w:rPr>
+    </w:lvl>
+    <w:lvl w:ilvl="8" w:tentative="1">
+      <w:start w:val="1"/>
+      <w:numFmt w:val="bullet"/>
+      <w:lvlText w:val=""/>
+      <w:lvlJc w:val="left"/>
+      <w:pPr>
+        <w:tabs>
+          <w:tab w:val="num" w:pos="6480"/>
+        </w:tabs>
+        <w:ind w:left="6480" w:hanging="360"/>
+      </w:pPr>
+      <w:rPr>
+        <w:rFonts w:ascii="Wingdings" w:hAnsi="Wingdings" w:hint="default"/>
+        <w:sz w:val="20"/>
+      </w:rPr>
+    </w:lvl>
+  </w:abstractNum>
+  <w:abstractNum w:abstractNumId="18" w15:restartNumberingAfterBreak="0">
+    <w:nsid w:val="4215736A"/>
+    <w:multiLevelType w:val="multilevel"/>
+    <w:tmpl w:val="07E8D45E"/>
+    <w:lvl w:ilvl="0">
+      <w:start w:val="1"/>
+      <w:numFmt w:val="bullet"/>
+      <w:lvlText w:val=""/>
+      <w:lvlJc w:val="left"/>
+      <w:pPr>
+        <w:tabs>
+          <w:tab w:val="num" w:pos="720"/>
+        </w:tabs>
+        <w:ind w:left="720" w:hanging="360"/>
+      </w:pPr>
+      <w:rPr>
+        <w:rFonts w:ascii="Symbol" w:hAnsi="Symbol" w:hint="default"/>
+        <w:sz w:val="20"/>
+      </w:rPr>
+    </w:lvl>
+    <w:lvl w:ilvl="1" w:tentative="1">
+      <w:start w:val="1"/>
+      <w:numFmt w:val="bullet"/>
+      <w:lvlText w:val="o"/>
+      <w:lvlJc w:val="left"/>
+      <w:pPr>
+        <w:tabs>
+          <w:tab w:val="num" w:pos="1440"/>
+        </w:tabs>
+        <w:ind w:left="1440" w:hanging="360"/>
+      </w:pPr>
+      <w:rPr>
+        <w:rFonts w:ascii="Courier New" w:hAnsi="Courier New" w:hint="default"/>
+        <w:sz w:val="20"/>
+      </w:rPr>
+    </w:lvl>
+    <w:lvl w:ilvl="2" w:tentative="1">
+      <w:start w:val="1"/>
+      <w:numFmt w:val="bullet"/>
+      <w:lvlText w:val=""/>
+      <w:lvlJc w:val="left"/>
+      <w:pPr>
+        <w:tabs>
+          <w:tab w:val="num" w:pos="2160"/>
+        </w:tabs>
+        <w:ind w:left="2160" w:hanging="360"/>
+      </w:pPr>
+      <w:rPr>
+        <w:rFonts w:ascii="Wingdings" w:hAnsi="Wingdings" w:hint="default"/>
+        <w:sz w:val="20"/>
+      </w:rPr>
+    </w:lvl>
+    <w:lvl w:ilvl="3" w:tentative="1">
+      <w:start w:val="1"/>
+      <w:numFmt w:val="bullet"/>
+      <w:lvlText w:val=""/>
+      <w:lvlJc w:val="left"/>
+      <w:pPr>
+        <w:tabs>
+          <w:tab w:val="num" w:pos="2880"/>
+        </w:tabs>
+        <w:ind w:left="2880" w:hanging="360"/>
+      </w:pPr>
+      <w:rPr>
+        <w:rFonts w:ascii="Wingdings" w:hAnsi="Wingdings" w:hint="default"/>
+        <w:sz w:val="20"/>
+      </w:rPr>
+    </w:lvl>
+    <w:lvl w:ilvl="4" w:tentative="1">
+      <w:start w:val="1"/>
+      <w:numFmt w:val="bullet"/>
+      <w:lvlText w:val=""/>
+      <w:lvlJc w:val="left"/>
+      <w:pPr>
+        <w:tabs>
+          <w:tab w:val="num" w:pos="3600"/>
+        </w:tabs>
+        <w:ind w:left="3600" w:hanging="360"/>
+      </w:pPr>
+      <w:rPr>
+        <w:rFonts w:ascii="Wingdings" w:hAnsi="Wingdings" w:hint="default"/>
+        <w:sz w:val="20"/>
+      </w:rPr>
+    </w:lvl>
+    <w:lvl w:ilvl="5" w:tentative="1">
+      <w:start w:val="1"/>
+      <w:numFmt w:val="bullet"/>
+      <w:lvlText w:val=""/>
+      <w:lvlJc w:val="left"/>
+      <w:pPr>
+        <w:tabs>
+          <w:tab w:val="num" w:pos="4320"/>
+        </w:tabs>
+        <w:ind w:left="4320" w:hanging="360"/>
+      </w:pPr>
+      <w:rPr>
+        <w:rFonts w:ascii="Wingdings" w:hAnsi="Wingdings" w:hint="default"/>
+        <w:sz w:val="20"/>
+      </w:rPr>
+    </w:lvl>
+    <w:lvl w:ilvl="6" w:tentative="1">
+      <w:start w:val="1"/>
+      <w:numFmt w:val="bullet"/>
+      <w:lvlText w:val=""/>
+      <w:lvlJc w:val="left"/>
+      <w:pPr>
+        <w:tabs>
+          <w:tab w:val="num" w:pos="5040"/>
+        </w:tabs>
+        <w:ind w:left="5040" w:hanging="360"/>
+      </w:pPr>
+      <w:rPr>
+        <w:rFonts w:ascii="Wingdings" w:hAnsi="Wingdings" w:hint="default"/>
+        <w:sz w:val="20"/>
+      </w:rPr>
+    </w:lvl>
+    <w:lvl w:ilvl="7" w:tentative="1">
+      <w:start w:val="1"/>
+      <w:numFmt w:val="bullet"/>
+      <w:lvlText w:val=""/>
+      <w:lvlJc w:val="left"/>
+      <w:pPr>
+        <w:tabs>
+          <w:tab w:val="num" w:pos="5760"/>
+        </w:tabs>
+        <w:ind w:left="5760" w:hanging="360"/>
+      </w:pPr>
+      <w:rPr>
+        <w:rFonts w:ascii="Wingdings" w:hAnsi="Wingdings" w:hint="default"/>
+        <w:sz w:val="20"/>
+      </w:rPr>
+    </w:lvl>
+    <w:lvl w:ilvl="8" w:tentative="1">
+      <w:start w:val="1"/>
+      <w:numFmt w:val="bullet"/>
+      <w:lvlText w:val=""/>
+      <w:lvlJc w:val="left"/>
+      <w:pPr>
+        <w:tabs>
+          <w:tab w:val="num" w:pos="6480"/>
+        </w:tabs>
+        <w:ind w:left="6480" w:hanging="360"/>
+      </w:pPr>
+      <w:rPr>
+        <w:rFonts w:ascii="Wingdings" w:hAnsi="Wingdings" w:hint="default"/>
+        <w:sz w:val="20"/>
+      </w:rPr>
+    </w:lvl>
+  </w:abstractNum>
+  <w:abstractNum w:abstractNumId="19" w15:restartNumberingAfterBreak="0">
+    <w:nsid w:val="4A682F30"/>
+    <w:multiLevelType w:val="multilevel"/>
+    <w:tmpl w:val="260600E4"/>
+    <w:lvl w:ilvl="0">
+      <w:start w:val="1"/>
+      <w:numFmt w:val="bullet"/>
+      <w:lvlText w:val=""/>
+      <w:lvlJc w:val="left"/>
+      <w:pPr>
+        <w:tabs>
+          <w:tab w:val="num" w:pos="720"/>
+        </w:tabs>
+        <w:ind w:left="720" w:hanging="360"/>
+      </w:pPr>
+      <w:rPr>
+        <w:rFonts w:ascii="Symbol" w:hAnsi="Symbol" w:hint="default"/>
+        <w:sz w:val="20"/>
+      </w:rPr>
+    </w:lvl>
+    <w:lvl w:ilvl="1" w:tentative="1">
+      <w:start w:val="1"/>
+      <w:numFmt w:val="bullet"/>
+      <w:lvlText w:val="o"/>
+      <w:lvlJc w:val="left"/>
+      <w:pPr>
+        <w:tabs>
+          <w:tab w:val="num" w:pos="1440"/>
+        </w:tabs>
+        <w:ind w:left="1440" w:hanging="360"/>
+      </w:pPr>
+      <w:rPr>
+        <w:rFonts w:ascii="Courier New" w:hAnsi="Courier New" w:hint="default"/>
+        <w:sz w:val="20"/>
+      </w:rPr>
+    </w:lvl>
+    <w:lvl w:ilvl="2" w:tentative="1">
+      <w:start w:val="1"/>
+      <w:numFmt w:val="bullet"/>
+      <w:lvlText w:val=""/>
+      <w:lvlJc w:val="left"/>
+      <w:pPr>
+        <w:tabs>
+          <w:tab w:val="num" w:pos="2160"/>
+        </w:tabs>
+        <w:ind w:left="2160" w:hanging="360"/>
+      </w:pPr>
+      <w:rPr>
+        <w:rFonts w:ascii="Wingdings" w:hAnsi="Wingdings" w:hint="default"/>
+        <w:sz w:val="20"/>
+      </w:rPr>
+    </w:lvl>
+    <w:lvl w:ilvl="3" w:tentative="1">
+      <w:start w:val="1"/>
+      <w:numFmt w:val="bullet"/>
+      <w:lvlText w:val=""/>
+      <w:lvlJc w:val="left"/>
+      <w:pPr>
+        <w:tabs>
+          <w:tab w:val="num" w:pos="2880"/>
+        </w:tabs>
+        <w:ind w:left="2880" w:hanging="360"/>
+      </w:pPr>
+      <w:rPr>
+        <w:rFonts w:ascii="Wingdings" w:hAnsi="Wingdings" w:hint="default"/>
+        <w:sz w:val="20"/>
+      </w:rPr>
+    </w:lvl>
+    <w:lvl w:ilvl="4" w:tentative="1">
+      <w:start w:val="1"/>
+      <w:numFmt w:val="bullet"/>
+      <w:lvlText w:val=""/>
+      <w:lvlJc w:val="left"/>
+      <w:pPr>
+        <w:tabs>
+          <w:tab w:val="num" w:pos="3600"/>
+        </w:tabs>
+        <w:ind w:left="3600" w:hanging="360"/>
+      </w:pPr>
+      <w:rPr>
+        <w:rFonts w:ascii="Wingdings" w:hAnsi="Wingdings" w:hint="default"/>
+        <w:sz w:val="20"/>
+      </w:rPr>
+    </w:lvl>
+    <w:lvl w:ilvl="5" w:tentative="1">
+      <w:start w:val="1"/>
+      <w:numFmt w:val="bullet"/>
+      <w:lvlText w:val=""/>
+      <w:lvlJc w:val="left"/>
+      <w:pPr>
+        <w:tabs>
+          <w:tab w:val="num" w:pos="4320"/>
+        </w:tabs>
+        <w:ind w:left="4320" w:hanging="360"/>
+      </w:pPr>
+      <w:rPr>
+        <w:rFonts w:ascii="Wingdings" w:hAnsi="Wingdings" w:hint="default"/>
+        <w:sz w:val="20"/>
+      </w:rPr>
+    </w:lvl>
+    <w:lvl w:ilvl="6" w:tentative="1">
+      <w:start w:val="1"/>
+      <w:numFmt w:val="bullet"/>
+      <w:lvlText w:val=""/>
+      <w:lvlJc w:val="left"/>
+      <w:pPr>
+        <w:tabs>
+          <w:tab w:val="num" w:pos="5040"/>
+        </w:tabs>
+        <w:ind w:left="5040" w:hanging="360"/>
+      </w:pPr>
+      <w:rPr>
+        <w:rFonts w:ascii="Wingdings" w:hAnsi="Wingdings" w:hint="default"/>
+        <w:sz w:val="20"/>
+      </w:rPr>
+    </w:lvl>
+    <w:lvl w:ilvl="7" w:tentative="1">
+      <w:start w:val="1"/>
+      <w:numFmt w:val="bullet"/>
+      <w:lvlText w:val=""/>
+      <w:lvlJc w:val="left"/>
+      <w:pPr>
+        <w:tabs>
+          <w:tab w:val="num" w:pos="5760"/>
+        </w:tabs>
+        <w:ind w:left="5760" w:hanging="360"/>
+      </w:pPr>
+      <w:rPr>
+        <w:rFonts w:ascii="Wingdings" w:hAnsi="Wingdings" w:hint="default"/>
+        <w:sz w:val="20"/>
+      </w:rPr>
+    </w:lvl>
+    <w:lvl w:ilvl="8" w:tentative="1">
+      <w:start w:val="1"/>
+      <w:numFmt w:val="bullet"/>
+      <w:lvlText w:val=""/>
+      <w:lvlJc w:val="left"/>
+      <w:pPr>
+        <w:tabs>
+          <w:tab w:val="num" w:pos="6480"/>
+        </w:tabs>
+        <w:ind w:left="6480" w:hanging="360"/>
+      </w:pPr>
+      <w:rPr>
+        <w:rFonts w:ascii="Wingdings" w:hAnsi="Wingdings" w:hint="default"/>
+        <w:sz w:val="20"/>
+      </w:rPr>
+    </w:lvl>
+  </w:abstractNum>
+  <w:abstractNum w:abstractNumId="20" w15:restartNumberingAfterBreak="0">
+    <w:nsid w:val="559E687A"/>
+    <w:multiLevelType w:val="multilevel"/>
+    <w:tmpl w:val="DE54DC5A"/>
     <w:lvl w:ilvl="0">
       <w:start w:val="1"/>
       <w:numFmt w:val="decimal"/>
@@ -16620,606 +18487,10 @@
       </w:pPr>
     </w:lvl>
   </w:abstractNum>
-  <w:abstractNum w:abstractNumId="8" w15:restartNumberingAfterBreak="0">
-    <w:nsid w:val="1EE73469"/>
+  <w:abstractNum w:abstractNumId="21" w15:restartNumberingAfterBreak="0">
+    <w:nsid w:val="56EF56F2"/>
     <w:multiLevelType w:val="multilevel"/>
-    <w:tmpl w:val="A32C3E04"/>
-    <w:lvl w:ilvl="0">
-      <w:start w:val="1"/>
-      <w:numFmt w:val="bullet"/>
-      <w:lvlText w:val=""/>
-      <w:lvlJc w:val="left"/>
-      <w:pPr>
-        <w:tabs>
-          <w:tab w:val="num" w:pos="720"/>
-        </w:tabs>
-        <w:ind w:left="720" w:hanging="360"/>
-      </w:pPr>
-      <w:rPr>
-        <w:rFonts w:ascii="Symbol" w:hAnsi="Symbol" w:hint="default"/>
-        <w:sz w:val="20"/>
-      </w:rPr>
-    </w:lvl>
-    <w:lvl w:ilvl="1" w:tentative="1">
-      <w:start w:val="1"/>
-      <w:numFmt w:val="bullet"/>
-      <w:lvlText w:val="o"/>
-      <w:lvlJc w:val="left"/>
-      <w:pPr>
-        <w:tabs>
-          <w:tab w:val="num" w:pos="1440"/>
-        </w:tabs>
-        <w:ind w:left="1440" w:hanging="360"/>
-      </w:pPr>
-      <w:rPr>
-        <w:rFonts w:ascii="Courier New" w:hAnsi="Courier New" w:hint="default"/>
-        <w:sz w:val="20"/>
-      </w:rPr>
-    </w:lvl>
-    <w:lvl w:ilvl="2" w:tentative="1">
-      <w:start w:val="1"/>
-      <w:numFmt w:val="bullet"/>
-      <w:lvlText w:val=""/>
-      <w:lvlJc w:val="left"/>
-      <w:pPr>
-        <w:tabs>
-          <w:tab w:val="num" w:pos="2160"/>
-        </w:tabs>
-        <w:ind w:left="2160" w:hanging="360"/>
-      </w:pPr>
-      <w:rPr>
-        <w:rFonts w:ascii="Wingdings" w:hAnsi="Wingdings" w:hint="default"/>
-        <w:sz w:val="20"/>
-      </w:rPr>
-    </w:lvl>
-    <w:lvl w:ilvl="3" w:tentative="1">
-      <w:start w:val="1"/>
-      <w:numFmt w:val="bullet"/>
-      <w:lvlText w:val=""/>
-      <w:lvlJc w:val="left"/>
-      <w:pPr>
-        <w:tabs>
-          <w:tab w:val="num" w:pos="2880"/>
-        </w:tabs>
-        <w:ind w:left="2880" w:hanging="360"/>
-      </w:pPr>
-      <w:rPr>
-        <w:rFonts w:ascii="Wingdings" w:hAnsi="Wingdings" w:hint="default"/>
-        <w:sz w:val="20"/>
-      </w:rPr>
-    </w:lvl>
-    <w:lvl w:ilvl="4" w:tentative="1">
-      <w:start w:val="1"/>
-      <w:numFmt w:val="bullet"/>
-      <w:lvlText w:val=""/>
-      <w:lvlJc w:val="left"/>
-      <w:pPr>
-        <w:tabs>
-          <w:tab w:val="num" w:pos="3600"/>
-        </w:tabs>
-        <w:ind w:left="3600" w:hanging="360"/>
-      </w:pPr>
-      <w:rPr>
-        <w:rFonts w:ascii="Wingdings" w:hAnsi="Wingdings" w:hint="default"/>
-        <w:sz w:val="20"/>
-      </w:rPr>
-    </w:lvl>
-    <w:lvl w:ilvl="5" w:tentative="1">
-      <w:start w:val="1"/>
-      <w:numFmt w:val="bullet"/>
-      <w:lvlText w:val=""/>
-      <w:lvlJc w:val="left"/>
-      <w:pPr>
-        <w:tabs>
-          <w:tab w:val="num" w:pos="4320"/>
-        </w:tabs>
-        <w:ind w:left="4320" w:hanging="360"/>
-      </w:pPr>
-      <w:rPr>
-        <w:rFonts w:ascii="Wingdings" w:hAnsi="Wingdings" w:hint="default"/>
-        <w:sz w:val="20"/>
-      </w:rPr>
-    </w:lvl>
-    <w:lvl w:ilvl="6" w:tentative="1">
-      <w:start w:val="1"/>
-      <w:numFmt w:val="bullet"/>
-      <w:lvlText w:val=""/>
-      <w:lvlJc w:val="left"/>
-      <w:pPr>
-        <w:tabs>
-          <w:tab w:val="num" w:pos="5040"/>
-        </w:tabs>
-        <w:ind w:left="5040" w:hanging="360"/>
-      </w:pPr>
-      <w:rPr>
-        <w:rFonts w:ascii="Wingdings" w:hAnsi="Wingdings" w:hint="default"/>
-        <w:sz w:val="20"/>
-      </w:rPr>
-    </w:lvl>
-    <w:lvl w:ilvl="7" w:tentative="1">
-      <w:start w:val="1"/>
-      <w:numFmt w:val="bullet"/>
-      <w:lvlText w:val=""/>
-      <w:lvlJc w:val="left"/>
-      <w:pPr>
-        <w:tabs>
-          <w:tab w:val="num" w:pos="5760"/>
-        </w:tabs>
-        <w:ind w:left="5760" w:hanging="360"/>
-      </w:pPr>
-      <w:rPr>
-        <w:rFonts w:ascii="Wingdings" w:hAnsi="Wingdings" w:hint="default"/>
-        <w:sz w:val="20"/>
-      </w:rPr>
-    </w:lvl>
-    <w:lvl w:ilvl="8" w:tentative="1">
-      <w:start w:val="1"/>
-      <w:numFmt w:val="bullet"/>
-      <w:lvlText w:val=""/>
-      <w:lvlJc w:val="left"/>
-      <w:pPr>
-        <w:tabs>
-          <w:tab w:val="num" w:pos="6480"/>
-        </w:tabs>
-        <w:ind w:left="6480" w:hanging="360"/>
-      </w:pPr>
-      <w:rPr>
-        <w:rFonts w:ascii="Wingdings" w:hAnsi="Wingdings" w:hint="default"/>
-        <w:sz w:val="20"/>
-      </w:rPr>
-    </w:lvl>
-  </w:abstractNum>
-  <w:abstractNum w:abstractNumId="9" w15:restartNumberingAfterBreak="0">
-    <w:nsid w:val="232E650F"/>
-    <w:multiLevelType w:val="multilevel"/>
-    <w:tmpl w:val="86063CE0"/>
-    <w:lvl w:ilvl="0">
-      <w:start w:val="1"/>
-      <w:numFmt w:val="bullet"/>
-      <w:lvlText w:val=""/>
-      <w:lvlJc w:val="left"/>
-      <w:pPr>
-        <w:tabs>
-          <w:tab w:val="num" w:pos="720"/>
-        </w:tabs>
-        <w:ind w:left="720" w:hanging="360"/>
-      </w:pPr>
-      <w:rPr>
-        <w:rFonts w:ascii="Symbol" w:hAnsi="Symbol" w:hint="default"/>
-        <w:sz w:val="20"/>
-      </w:rPr>
-    </w:lvl>
-    <w:lvl w:ilvl="1" w:tentative="1">
-      <w:start w:val="1"/>
-      <w:numFmt w:val="bullet"/>
-      <w:lvlText w:val="o"/>
-      <w:lvlJc w:val="left"/>
-      <w:pPr>
-        <w:tabs>
-          <w:tab w:val="num" w:pos="1440"/>
-        </w:tabs>
-        <w:ind w:left="1440" w:hanging="360"/>
-      </w:pPr>
-      <w:rPr>
-        <w:rFonts w:ascii="Courier New" w:hAnsi="Courier New" w:hint="default"/>
-        <w:sz w:val="20"/>
-      </w:rPr>
-    </w:lvl>
-    <w:lvl w:ilvl="2" w:tentative="1">
-      <w:start w:val="1"/>
-      <w:numFmt w:val="bullet"/>
-      <w:lvlText w:val=""/>
-      <w:lvlJc w:val="left"/>
-      <w:pPr>
-        <w:tabs>
-          <w:tab w:val="num" w:pos="2160"/>
-        </w:tabs>
-        <w:ind w:left="2160" w:hanging="360"/>
-      </w:pPr>
-      <w:rPr>
-        <w:rFonts w:ascii="Wingdings" w:hAnsi="Wingdings" w:hint="default"/>
-        <w:sz w:val="20"/>
-      </w:rPr>
-    </w:lvl>
-    <w:lvl w:ilvl="3" w:tentative="1">
-      <w:start w:val="1"/>
-      <w:numFmt w:val="bullet"/>
-      <w:lvlText w:val=""/>
-      <w:lvlJc w:val="left"/>
-      <w:pPr>
-        <w:tabs>
-          <w:tab w:val="num" w:pos="2880"/>
-        </w:tabs>
-        <w:ind w:left="2880" w:hanging="360"/>
-      </w:pPr>
-      <w:rPr>
-        <w:rFonts w:ascii="Wingdings" w:hAnsi="Wingdings" w:hint="default"/>
-        <w:sz w:val="20"/>
-      </w:rPr>
-    </w:lvl>
-    <w:lvl w:ilvl="4" w:tentative="1">
-      <w:start w:val="1"/>
-      <w:numFmt w:val="bullet"/>
-      <w:lvlText w:val=""/>
-      <w:lvlJc w:val="left"/>
-      <w:pPr>
-        <w:tabs>
-          <w:tab w:val="num" w:pos="3600"/>
-        </w:tabs>
-        <w:ind w:left="3600" w:hanging="360"/>
-      </w:pPr>
-      <w:rPr>
-        <w:rFonts w:ascii="Wingdings" w:hAnsi="Wingdings" w:hint="default"/>
-        <w:sz w:val="20"/>
-      </w:rPr>
-    </w:lvl>
-    <w:lvl w:ilvl="5" w:tentative="1">
-      <w:start w:val="1"/>
-      <w:numFmt w:val="bullet"/>
-      <w:lvlText w:val=""/>
-      <w:lvlJc w:val="left"/>
-      <w:pPr>
-        <w:tabs>
-          <w:tab w:val="num" w:pos="4320"/>
-        </w:tabs>
-        <w:ind w:left="4320" w:hanging="360"/>
-      </w:pPr>
-      <w:rPr>
-        <w:rFonts w:ascii="Wingdings" w:hAnsi="Wingdings" w:hint="default"/>
-        <w:sz w:val="20"/>
-      </w:rPr>
-    </w:lvl>
-    <w:lvl w:ilvl="6" w:tentative="1">
-      <w:start w:val="1"/>
-      <w:numFmt w:val="bullet"/>
-      <w:lvlText w:val=""/>
-      <w:lvlJc w:val="left"/>
-      <w:pPr>
-        <w:tabs>
-          <w:tab w:val="num" w:pos="5040"/>
-        </w:tabs>
-        <w:ind w:left="5040" w:hanging="360"/>
-      </w:pPr>
-      <w:rPr>
-        <w:rFonts w:ascii="Wingdings" w:hAnsi="Wingdings" w:hint="default"/>
-        <w:sz w:val="20"/>
-      </w:rPr>
-    </w:lvl>
-    <w:lvl w:ilvl="7" w:tentative="1">
-      <w:start w:val="1"/>
-      <w:numFmt w:val="bullet"/>
-      <w:lvlText w:val=""/>
-      <w:lvlJc w:val="left"/>
-      <w:pPr>
-        <w:tabs>
-          <w:tab w:val="num" w:pos="5760"/>
-        </w:tabs>
-        <w:ind w:left="5760" w:hanging="360"/>
-      </w:pPr>
-      <w:rPr>
-        <w:rFonts w:ascii="Wingdings" w:hAnsi="Wingdings" w:hint="default"/>
-        <w:sz w:val="20"/>
-      </w:rPr>
-    </w:lvl>
-    <w:lvl w:ilvl="8" w:tentative="1">
-      <w:start w:val="1"/>
-      <w:numFmt w:val="bullet"/>
-      <w:lvlText w:val=""/>
-      <w:lvlJc w:val="left"/>
-      <w:pPr>
-        <w:tabs>
-          <w:tab w:val="num" w:pos="6480"/>
-        </w:tabs>
-        <w:ind w:left="6480" w:hanging="360"/>
-      </w:pPr>
-      <w:rPr>
-        <w:rFonts w:ascii="Wingdings" w:hAnsi="Wingdings" w:hint="default"/>
-        <w:sz w:val="20"/>
-      </w:rPr>
-    </w:lvl>
-  </w:abstractNum>
-  <w:abstractNum w:abstractNumId="10" w15:restartNumberingAfterBreak="0">
-    <w:nsid w:val="2A3E3CD4"/>
-    <w:multiLevelType w:val="multilevel"/>
-    <w:tmpl w:val="82C67356"/>
-    <w:lvl w:ilvl="0">
-      <w:start w:val="1"/>
-      <w:numFmt w:val="bullet"/>
-      <w:lvlText w:val=""/>
-      <w:lvlJc w:val="left"/>
-      <w:pPr>
-        <w:tabs>
-          <w:tab w:val="num" w:pos="720"/>
-        </w:tabs>
-        <w:ind w:left="720" w:hanging="360"/>
-      </w:pPr>
-      <w:rPr>
-        <w:rFonts w:ascii="Symbol" w:hAnsi="Symbol" w:hint="default"/>
-        <w:sz w:val="20"/>
-      </w:rPr>
-    </w:lvl>
-    <w:lvl w:ilvl="1" w:tentative="1">
-      <w:start w:val="1"/>
-      <w:numFmt w:val="bullet"/>
-      <w:lvlText w:val="o"/>
-      <w:lvlJc w:val="left"/>
-      <w:pPr>
-        <w:tabs>
-          <w:tab w:val="num" w:pos="1440"/>
-        </w:tabs>
-        <w:ind w:left="1440" w:hanging="360"/>
-      </w:pPr>
-      <w:rPr>
-        <w:rFonts w:ascii="Courier New" w:hAnsi="Courier New" w:hint="default"/>
-        <w:sz w:val="20"/>
-      </w:rPr>
-    </w:lvl>
-    <w:lvl w:ilvl="2" w:tentative="1">
-      <w:start w:val="1"/>
-      <w:numFmt w:val="bullet"/>
-      <w:lvlText w:val=""/>
-      <w:lvlJc w:val="left"/>
-      <w:pPr>
-        <w:tabs>
-          <w:tab w:val="num" w:pos="2160"/>
-        </w:tabs>
-        <w:ind w:left="2160" w:hanging="360"/>
-      </w:pPr>
-      <w:rPr>
-        <w:rFonts w:ascii="Wingdings" w:hAnsi="Wingdings" w:hint="default"/>
-        <w:sz w:val="20"/>
-      </w:rPr>
-    </w:lvl>
-    <w:lvl w:ilvl="3" w:tentative="1">
-      <w:start w:val="1"/>
-      <w:numFmt w:val="bullet"/>
-      <w:lvlText w:val=""/>
-      <w:lvlJc w:val="left"/>
-      <w:pPr>
-        <w:tabs>
-          <w:tab w:val="num" w:pos="2880"/>
-        </w:tabs>
-        <w:ind w:left="2880" w:hanging="360"/>
-      </w:pPr>
-      <w:rPr>
-        <w:rFonts w:ascii="Wingdings" w:hAnsi="Wingdings" w:hint="default"/>
-        <w:sz w:val="20"/>
-      </w:rPr>
-    </w:lvl>
-    <w:lvl w:ilvl="4" w:tentative="1">
-      <w:start w:val="1"/>
-      <w:numFmt w:val="bullet"/>
-      <w:lvlText w:val=""/>
-      <w:lvlJc w:val="left"/>
-      <w:pPr>
-        <w:tabs>
-          <w:tab w:val="num" w:pos="3600"/>
-        </w:tabs>
-        <w:ind w:left="3600" w:hanging="360"/>
-      </w:pPr>
-      <w:rPr>
-        <w:rFonts w:ascii="Wingdings" w:hAnsi="Wingdings" w:hint="default"/>
-        <w:sz w:val="20"/>
-      </w:rPr>
-    </w:lvl>
-    <w:lvl w:ilvl="5" w:tentative="1">
-      <w:start w:val="1"/>
-      <w:numFmt w:val="bullet"/>
-      <w:lvlText w:val=""/>
-      <w:lvlJc w:val="left"/>
-      <w:pPr>
-        <w:tabs>
-          <w:tab w:val="num" w:pos="4320"/>
-        </w:tabs>
-        <w:ind w:left="4320" w:hanging="360"/>
-      </w:pPr>
-      <w:rPr>
-        <w:rFonts w:ascii="Wingdings" w:hAnsi="Wingdings" w:hint="default"/>
-        <w:sz w:val="20"/>
-      </w:rPr>
-    </w:lvl>
-    <w:lvl w:ilvl="6" w:tentative="1">
-      <w:start w:val="1"/>
-      <w:numFmt w:val="bullet"/>
-      <w:lvlText w:val=""/>
-      <w:lvlJc w:val="left"/>
-      <w:pPr>
-        <w:tabs>
-          <w:tab w:val="num" w:pos="5040"/>
-        </w:tabs>
-        <w:ind w:left="5040" w:hanging="360"/>
-      </w:pPr>
-      <w:rPr>
-        <w:rFonts w:ascii="Wingdings" w:hAnsi="Wingdings" w:hint="default"/>
-        <w:sz w:val="20"/>
-      </w:rPr>
-    </w:lvl>
-    <w:lvl w:ilvl="7" w:tentative="1">
-      <w:start w:val="1"/>
-      <w:numFmt w:val="bullet"/>
-      <w:lvlText w:val=""/>
-      <w:lvlJc w:val="left"/>
-      <w:pPr>
-        <w:tabs>
-          <w:tab w:val="num" w:pos="5760"/>
-        </w:tabs>
-        <w:ind w:left="5760" w:hanging="360"/>
-      </w:pPr>
-      <w:rPr>
-        <w:rFonts w:ascii="Wingdings" w:hAnsi="Wingdings" w:hint="default"/>
-        <w:sz w:val="20"/>
-      </w:rPr>
-    </w:lvl>
-    <w:lvl w:ilvl="8" w:tentative="1">
-      <w:start w:val="1"/>
-      <w:numFmt w:val="bullet"/>
-      <w:lvlText w:val=""/>
-      <w:lvlJc w:val="left"/>
-      <w:pPr>
-        <w:tabs>
-          <w:tab w:val="num" w:pos="6480"/>
-        </w:tabs>
-        <w:ind w:left="6480" w:hanging="360"/>
-      </w:pPr>
-      <w:rPr>
-        <w:rFonts w:ascii="Wingdings" w:hAnsi="Wingdings" w:hint="default"/>
-        <w:sz w:val="20"/>
-      </w:rPr>
-    </w:lvl>
-  </w:abstractNum>
-  <w:abstractNum w:abstractNumId="11" w15:restartNumberingAfterBreak="0">
-    <w:nsid w:val="2AA24FF8"/>
-    <w:multiLevelType w:val="multilevel"/>
-    <w:tmpl w:val="586C7F40"/>
-    <w:lvl w:ilvl="0">
-      <w:start w:val="1"/>
-      <w:numFmt w:val="bullet"/>
-      <w:lvlText w:val=""/>
-      <w:lvlJc w:val="left"/>
-      <w:pPr>
-        <w:tabs>
-          <w:tab w:val="num" w:pos="720"/>
-        </w:tabs>
-        <w:ind w:left="720" w:hanging="360"/>
-      </w:pPr>
-      <w:rPr>
-        <w:rFonts w:ascii="Symbol" w:hAnsi="Symbol" w:hint="default"/>
-        <w:sz w:val="20"/>
-      </w:rPr>
-    </w:lvl>
-    <w:lvl w:ilvl="1" w:tentative="1">
-      <w:start w:val="1"/>
-      <w:numFmt w:val="bullet"/>
-      <w:lvlText w:val="o"/>
-      <w:lvlJc w:val="left"/>
-      <w:pPr>
-        <w:tabs>
-          <w:tab w:val="num" w:pos="1440"/>
-        </w:tabs>
-        <w:ind w:left="1440" w:hanging="360"/>
-      </w:pPr>
-      <w:rPr>
-        <w:rFonts w:ascii="Courier New" w:hAnsi="Courier New" w:hint="default"/>
-        <w:sz w:val="20"/>
-      </w:rPr>
-    </w:lvl>
-    <w:lvl w:ilvl="2" w:tentative="1">
-      <w:start w:val="1"/>
-      <w:numFmt w:val="bullet"/>
-      <w:lvlText w:val=""/>
-      <w:lvlJc w:val="left"/>
-      <w:pPr>
-        <w:tabs>
-          <w:tab w:val="num" w:pos="2160"/>
-        </w:tabs>
-        <w:ind w:left="2160" w:hanging="360"/>
-      </w:pPr>
-      <w:rPr>
-        <w:rFonts w:ascii="Wingdings" w:hAnsi="Wingdings" w:hint="default"/>
-        <w:sz w:val="20"/>
-      </w:rPr>
-    </w:lvl>
-    <w:lvl w:ilvl="3" w:tentative="1">
-      <w:start w:val="1"/>
-      <w:numFmt w:val="bullet"/>
-      <w:lvlText w:val=""/>
-      <w:lvlJc w:val="left"/>
-      <w:pPr>
-        <w:tabs>
-          <w:tab w:val="num" w:pos="2880"/>
-        </w:tabs>
-        <w:ind w:left="2880" w:hanging="360"/>
-      </w:pPr>
-      <w:rPr>
-        <w:rFonts w:ascii="Wingdings" w:hAnsi="Wingdings" w:hint="default"/>
-        <w:sz w:val="20"/>
-      </w:rPr>
-    </w:lvl>
-    <w:lvl w:ilvl="4" w:tentative="1">
-      <w:start w:val="1"/>
-      <w:numFmt w:val="bullet"/>
-      <w:lvlText w:val=""/>
-      <w:lvlJc w:val="left"/>
-      <w:pPr>
-        <w:tabs>
-          <w:tab w:val="num" w:pos="3600"/>
-        </w:tabs>
-        <w:ind w:left="3600" w:hanging="360"/>
-      </w:pPr>
-      <w:rPr>
-        <w:rFonts w:ascii="Wingdings" w:hAnsi="Wingdings" w:hint="default"/>
-        <w:sz w:val="20"/>
-      </w:rPr>
-    </w:lvl>
-    <w:lvl w:ilvl="5" w:tentative="1">
-      <w:start w:val="1"/>
-      <w:numFmt w:val="bullet"/>
-      <w:lvlText w:val=""/>
-      <w:lvlJc w:val="left"/>
-      <w:pPr>
-        <w:tabs>
-          <w:tab w:val="num" w:pos="4320"/>
-        </w:tabs>
-        <w:ind w:left="4320" w:hanging="360"/>
-      </w:pPr>
-      <w:rPr>
-        <w:rFonts w:ascii="Wingdings" w:hAnsi="Wingdings" w:hint="default"/>
-        <w:sz w:val="20"/>
-      </w:rPr>
-    </w:lvl>
-    <w:lvl w:ilvl="6" w:tentative="1">
-      <w:start w:val="1"/>
-      <w:numFmt w:val="bullet"/>
-      <w:lvlText w:val=""/>
-      <w:lvlJc w:val="left"/>
-      <w:pPr>
-        <w:tabs>
-          <w:tab w:val="num" w:pos="5040"/>
-        </w:tabs>
-        <w:ind w:left="5040" w:hanging="360"/>
-      </w:pPr>
-      <w:rPr>
-        <w:rFonts w:ascii="Wingdings" w:hAnsi="Wingdings" w:hint="default"/>
-        <w:sz w:val="20"/>
-      </w:rPr>
-    </w:lvl>
-    <w:lvl w:ilvl="7" w:tentative="1">
-      <w:start w:val="1"/>
-      <w:numFmt w:val="bullet"/>
-      <w:lvlText w:val=""/>
-      <w:lvlJc w:val="left"/>
-      <w:pPr>
-        <w:tabs>
-          <w:tab w:val="num" w:pos="5760"/>
-        </w:tabs>
-        <w:ind w:left="5760" w:hanging="360"/>
-      </w:pPr>
-      <w:rPr>
-        <w:rFonts w:ascii="Wingdings" w:hAnsi="Wingdings" w:hint="default"/>
-        <w:sz w:val="20"/>
-      </w:rPr>
-    </w:lvl>
-    <w:lvl w:ilvl="8" w:tentative="1">
-      <w:start w:val="1"/>
-      <w:numFmt w:val="bullet"/>
-      <w:lvlText w:val=""/>
-      <w:lvlJc w:val="left"/>
-      <w:pPr>
-        <w:tabs>
-          <w:tab w:val="num" w:pos="6480"/>
-        </w:tabs>
-        <w:ind w:left="6480" w:hanging="360"/>
-      </w:pPr>
-      <w:rPr>
-        <w:rFonts w:ascii="Wingdings" w:hAnsi="Wingdings" w:hint="default"/>
-        <w:sz w:val="20"/>
-      </w:rPr>
-    </w:lvl>
-  </w:abstractNum>
-  <w:abstractNum w:abstractNumId="12" w15:restartNumberingAfterBreak="0">
-    <w:nsid w:val="2B353A2C"/>
-    <w:multiLevelType w:val="multilevel"/>
-    <w:tmpl w:val="B72C9C52"/>
+    <w:tmpl w:val="8A22D23C"/>
     <w:lvl w:ilvl="0">
       <w:start w:val="1"/>
       <w:numFmt w:val="decimal"/>
@@ -17329,1243 +18600,10 @@
       </w:pPr>
     </w:lvl>
   </w:abstractNum>
-  <w:abstractNum w:abstractNumId="13" w15:restartNumberingAfterBreak="0">
-    <w:nsid w:val="2CDE79D2"/>
+  <w:abstractNum w:abstractNumId="22" w15:restartNumberingAfterBreak="0">
+    <w:nsid w:val="5DE025BD"/>
     <w:multiLevelType w:val="multilevel"/>
-    <w:tmpl w:val="909E86BA"/>
-    <w:lvl w:ilvl="0">
-      <w:start w:val="1"/>
-      <w:numFmt w:val="bullet"/>
-      <w:lvlText w:val=""/>
-      <w:lvlJc w:val="left"/>
-      <w:pPr>
-        <w:tabs>
-          <w:tab w:val="num" w:pos="720"/>
-        </w:tabs>
-        <w:ind w:left="720" w:hanging="360"/>
-      </w:pPr>
-      <w:rPr>
-        <w:rFonts w:ascii="Symbol" w:hAnsi="Symbol" w:hint="default"/>
-        <w:sz w:val="20"/>
-      </w:rPr>
-    </w:lvl>
-    <w:lvl w:ilvl="1" w:tentative="1">
-      <w:start w:val="1"/>
-      <w:numFmt w:val="bullet"/>
-      <w:lvlText w:val="o"/>
-      <w:lvlJc w:val="left"/>
-      <w:pPr>
-        <w:tabs>
-          <w:tab w:val="num" w:pos="1440"/>
-        </w:tabs>
-        <w:ind w:left="1440" w:hanging="360"/>
-      </w:pPr>
-      <w:rPr>
-        <w:rFonts w:ascii="Courier New" w:hAnsi="Courier New" w:hint="default"/>
-        <w:sz w:val="20"/>
-      </w:rPr>
-    </w:lvl>
-    <w:lvl w:ilvl="2" w:tentative="1">
-      <w:start w:val="1"/>
-      <w:numFmt w:val="bullet"/>
-      <w:lvlText w:val=""/>
-      <w:lvlJc w:val="left"/>
-      <w:pPr>
-        <w:tabs>
-          <w:tab w:val="num" w:pos="2160"/>
-        </w:tabs>
-        <w:ind w:left="2160" w:hanging="360"/>
-      </w:pPr>
-      <w:rPr>
-        <w:rFonts w:ascii="Wingdings" w:hAnsi="Wingdings" w:hint="default"/>
-        <w:sz w:val="20"/>
-      </w:rPr>
-    </w:lvl>
-    <w:lvl w:ilvl="3" w:tentative="1">
-      <w:start w:val="1"/>
-      <w:numFmt w:val="bullet"/>
-      <w:lvlText w:val=""/>
-      <w:lvlJc w:val="left"/>
-      <w:pPr>
-        <w:tabs>
-          <w:tab w:val="num" w:pos="2880"/>
-        </w:tabs>
-        <w:ind w:left="2880" w:hanging="360"/>
-      </w:pPr>
-      <w:rPr>
-        <w:rFonts w:ascii="Wingdings" w:hAnsi="Wingdings" w:hint="default"/>
-        <w:sz w:val="20"/>
-      </w:rPr>
-    </w:lvl>
-    <w:lvl w:ilvl="4" w:tentative="1">
-      <w:start w:val="1"/>
-      <w:numFmt w:val="bullet"/>
-      <w:lvlText w:val=""/>
-      <w:lvlJc w:val="left"/>
-      <w:pPr>
-        <w:tabs>
-          <w:tab w:val="num" w:pos="3600"/>
-        </w:tabs>
-        <w:ind w:left="3600" w:hanging="360"/>
-      </w:pPr>
-      <w:rPr>
-        <w:rFonts w:ascii="Wingdings" w:hAnsi="Wingdings" w:hint="default"/>
-        <w:sz w:val="20"/>
-      </w:rPr>
-    </w:lvl>
-    <w:lvl w:ilvl="5" w:tentative="1">
-      <w:start w:val="1"/>
-      <w:numFmt w:val="bullet"/>
-      <w:lvlText w:val=""/>
-      <w:lvlJc w:val="left"/>
-      <w:pPr>
-        <w:tabs>
-          <w:tab w:val="num" w:pos="4320"/>
-        </w:tabs>
-        <w:ind w:left="4320" w:hanging="360"/>
-      </w:pPr>
-      <w:rPr>
-        <w:rFonts w:ascii="Wingdings" w:hAnsi="Wingdings" w:hint="default"/>
-        <w:sz w:val="20"/>
-      </w:rPr>
-    </w:lvl>
-    <w:lvl w:ilvl="6" w:tentative="1">
-      <w:start w:val="1"/>
-      <w:numFmt w:val="bullet"/>
-      <w:lvlText w:val=""/>
-      <w:lvlJc w:val="left"/>
-      <w:pPr>
-        <w:tabs>
-          <w:tab w:val="num" w:pos="5040"/>
-        </w:tabs>
-        <w:ind w:left="5040" w:hanging="360"/>
-      </w:pPr>
-      <w:rPr>
-        <w:rFonts w:ascii="Wingdings" w:hAnsi="Wingdings" w:hint="default"/>
-        <w:sz w:val="20"/>
-      </w:rPr>
-    </w:lvl>
-    <w:lvl w:ilvl="7" w:tentative="1">
-      <w:start w:val="1"/>
-      <w:numFmt w:val="bullet"/>
-      <w:lvlText w:val=""/>
-      <w:lvlJc w:val="left"/>
-      <w:pPr>
-        <w:tabs>
-          <w:tab w:val="num" w:pos="5760"/>
-        </w:tabs>
-        <w:ind w:left="5760" w:hanging="360"/>
-      </w:pPr>
-      <w:rPr>
-        <w:rFonts w:ascii="Wingdings" w:hAnsi="Wingdings" w:hint="default"/>
-        <w:sz w:val="20"/>
-      </w:rPr>
-    </w:lvl>
-    <w:lvl w:ilvl="8" w:tentative="1">
-      <w:start w:val="1"/>
-      <w:numFmt w:val="bullet"/>
-      <w:lvlText w:val=""/>
-      <w:lvlJc w:val="left"/>
-      <w:pPr>
-        <w:tabs>
-          <w:tab w:val="num" w:pos="6480"/>
-        </w:tabs>
-        <w:ind w:left="6480" w:hanging="360"/>
-      </w:pPr>
-      <w:rPr>
-        <w:rFonts w:ascii="Wingdings" w:hAnsi="Wingdings" w:hint="default"/>
-        <w:sz w:val="20"/>
-      </w:rPr>
-    </w:lvl>
-  </w:abstractNum>
-  <w:abstractNum w:abstractNumId="14" w15:restartNumberingAfterBreak="0">
-    <w:nsid w:val="31537BEC"/>
-    <w:multiLevelType w:val="multilevel"/>
-    <w:tmpl w:val="CEB0F272"/>
-    <w:lvl w:ilvl="0">
-      <w:start w:val="1"/>
-      <w:numFmt w:val="bullet"/>
-      <w:lvlText w:val=""/>
-      <w:lvlJc w:val="left"/>
-      <w:pPr>
-        <w:tabs>
-          <w:tab w:val="num" w:pos="720"/>
-        </w:tabs>
-        <w:ind w:left="720" w:hanging="360"/>
-      </w:pPr>
-      <w:rPr>
-        <w:rFonts w:ascii="Symbol" w:hAnsi="Symbol" w:hint="default"/>
-        <w:sz w:val="20"/>
-      </w:rPr>
-    </w:lvl>
-    <w:lvl w:ilvl="1" w:tentative="1">
-      <w:start w:val="1"/>
-      <w:numFmt w:val="bullet"/>
-      <w:lvlText w:val="o"/>
-      <w:lvlJc w:val="left"/>
-      <w:pPr>
-        <w:tabs>
-          <w:tab w:val="num" w:pos="1440"/>
-        </w:tabs>
-        <w:ind w:left="1440" w:hanging="360"/>
-      </w:pPr>
-      <w:rPr>
-        <w:rFonts w:ascii="Courier New" w:hAnsi="Courier New" w:hint="default"/>
-        <w:sz w:val="20"/>
-      </w:rPr>
-    </w:lvl>
-    <w:lvl w:ilvl="2" w:tentative="1">
-      <w:start w:val="1"/>
-      <w:numFmt w:val="bullet"/>
-      <w:lvlText w:val=""/>
-      <w:lvlJc w:val="left"/>
-      <w:pPr>
-        <w:tabs>
-          <w:tab w:val="num" w:pos="2160"/>
-        </w:tabs>
-        <w:ind w:left="2160" w:hanging="360"/>
-      </w:pPr>
-      <w:rPr>
-        <w:rFonts w:ascii="Wingdings" w:hAnsi="Wingdings" w:hint="default"/>
-        <w:sz w:val="20"/>
-      </w:rPr>
-    </w:lvl>
-    <w:lvl w:ilvl="3" w:tentative="1">
-      <w:start w:val="1"/>
-      <w:numFmt w:val="bullet"/>
-      <w:lvlText w:val=""/>
-      <w:lvlJc w:val="left"/>
-      <w:pPr>
-        <w:tabs>
-          <w:tab w:val="num" w:pos="2880"/>
-        </w:tabs>
-        <w:ind w:left="2880" w:hanging="360"/>
-      </w:pPr>
-      <w:rPr>
-        <w:rFonts w:ascii="Wingdings" w:hAnsi="Wingdings" w:hint="default"/>
-        <w:sz w:val="20"/>
-      </w:rPr>
-    </w:lvl>
-    <w:lvl w:ilvl="4" w:tentative="1">
-      <w:start w:val="1"/>
-      <w:numFmt w:val="bullet"/>
-      <w:lvlText w:val=""/>
-      <w:lvlJc w:val="left"/>
-      <w:pPr>
-        <w:tabs>
-          <w:tab w:val="num" w:pos="3600"/>
-        </w:tabs>
-        <w:ind w:left="3600" w:hanging="360"/>
-      </w:pPr>
-      <w:rPr>
-        <w:rFonts w:ascii="Wingdings" w:hAnsi="Wingdings" w:hint="default"/>
-        <w:sz w:val="20"/>
-      </w:rPr>
-    </w:lvl>
-    <w:lvl w:ilvl="5" w:tentative="1">
-      <w:start w:val="1"/>
-      <w:numFmt w:val="bullet"/>
-      <w:lvlText w:val=""/>
-      <w:lvlJc w:val="left"/>
-      <w:pPr>
-        <w:tabs>
-          <w:tab w:val="num" w:pos="4320"/>
-        </w:tabs>
-        <w:ind w:left="4320" w:hanging="360"/>
-      </w:pPr>
-      <w:rPr>
-        <w:rFonts w:ascii="Wingdings" w:hAnsi="Wingdings" w:hint="default"/>
-        <w:sz w:val="20"/>
-      </w:rPr>
-    </w:lvl>
-    <w:lvl w:ilvl="6" w:tentative="1">
-      <w:start w:val="1"/>
-      <w:numFmt w:val="bullet"/>
-      <w:lvlText w:val=""/>
-      <w:lvlJc w:val="left"/>
-      <w:pPr>
-        <w:tabs>
-          <w:tab w:val="num" w:pos="5040"/>
-        </w:tabs>
-        <w:ind w:left="5040" w:hanging="360"/>
-      </w:pPr>
-      <w:rPr>
-        <w:rFonts w:ascii="Wingdings" w:hAnsi="Wingdings" w:hint="default"/>
-        <w:sz w:val="20"/>
-      </w:rPr>
-    </w:lvl>
-    <w:lvl w:ilvl="7" w:tentative="1">
-      <w:start w:val="1"/>
-      <w:numFmt w:val="bullet"/>
-      <w:lvlText w:val=""/>
-      <w:lvlJc w:val="left"/>
-      <w:pPr>
-        <w:tabs>
-          <w:tab w:val="num" w:pos="5760"/>
-        </w:tabs>
-        <w:ind w:left="5760" w:hanging="360"/>
-      </w:pPr>
-      <w:rPr>
-        <w:rFonts w:ascii="Wingdings" w:hAnsi="Wingdings" w:hint="default"/>
-        <w:sz w:val="20"/>
-      </w:rPr>
-    </w:lvl>
-    <w:lvl w:ilvl="8" w:tentative="1">
-      <w:start w:val="1"/>
-      <w:numFmt w:val="bullet"/>
-      <w:lvlText w:val=""/>
-      <w:lvlJc w:val="left"/>
-      <w:pPr>
-        <w:tabs>
-          <w:tab w:val="num" w:pos="6480"/>
-        </w:tabs>
-        <w:ind w:left="6480" w:hanging="360"/>
-      </w:pPr>
-      <w:rPr>
-        <w:rFonts w:ascii="Wingdings" w:hAnsi="Wingdings" w:hint="default"/>
-        <w:sz w:val="20"/>
-      </w:rPr>
-    </w:lvl>
-  </w:abstractNum>
-  <w:abstractNum w:abstractNumId="15" w15:restartNumberingAfterBreak="0">
-    <w:nsid w:val="36871B0B"/>
-    <w:multiLevelType w:val="multilevel"/>
-    <w:tmpl w:val="5B0C7932"/>
-    <w:lvl w:ilvl="0">
-      <w:start w:val="1"/>
-      <w:numFmt w:val="decimal"/>
-      <w:lvlText w:val="%1."/>
-      <w:lvlJc w:val="left"/>
-      <w:pPr>
-        <w:tabs>
-          <w:tab w:val="num" w:pos="720"/>
-        </w:tabs>
-        <w:ind w:left="720" w:hanging="360"/>
-      </w:pPr>
-    </w:lvl>
-    <w:lvl w:ilvl="1" w:tentative="1">
-      <w:start w:val="1"/>
-      <w:numFmt w:val="decimal"/>
-      <w:lvlText w:val="%2."/>
-      <w:lvlJc w:val="left"/>
-      <w:pPr>
-        <w:tabs>
-          <w:tab w:val="num" w:pos="1440"/>
-        </w:tabs>
-        <w:ind w:left="1440" w:hanging="360"/>
-      </w:pPr>
-    </w:lvl>
-    <w:lvl w:ilvl="2" w:tentative="1">
-      <w:start w:val="1"/>
-      <w:numFmt w:val="decimal"/>
-      <w:lvlText w:val="%3."/>
-      <w:lvlJc w:val="left"/>
-      <w:pPr>
-        <w:tabs>
-          <w:tab w:val="num" w:pos="2160"/>
-        </w:tabs>
-        <w:ind w:left="2160" w:hanging="360"/>
-      </w:pPr>
-    </w:lvl>
-    <w:lvl w:ilvl="3" w:tentative="1">
-      <w:start w:val="1"/>
-      <w:numFmt w:val="decimal"/>
-      <w:lvlText w:val="%4."/>
-      <w:lvlJc w:val="left"/>
-      <w:pPr>
-        <w:tabs>
-          <w:tab w:val="num" w:pos="2880"/>
-        </w:tabs>
-        <w:ind w:left="2880" w:hanging="360"/>
-      </w:pPr>
-    </w:lvl>
-    <w:lvl w:ilvl="4" w:tentative="1">
-      <w:start w:val="1"/>
-      <w:numFmt w:val="decimal"/>
-      <w:lvlText w:val="%5."/>
-      <w:lvlJc w:val="left"/>
-      <w:pPr>
-        <w:tabs>
-          <w:tab w:val="num" w:pos="3600"/>
-        </w:tabs>
-        <w:ind w:left="3600" w:hanging="360"/>
-      </w:pPr>
-    </w:lvl>
-    <w:lvl w:ilvl="5" w:tentative="1">
-      <w:start w:val="1"/>
-      <w:numFmt w:val="decimal"/>
-      <w:lvlText w:val="%6."/>
-      <w:lvlJc w:val="left"/>
-      <w:pPr>
-        <w:tabs>
-          <w:tab w:val="num" w:pos="4320"/>
-        </w:tabs>
-        <w:ind w:left="4320" w:hanging="360"/>
-      </w:pPr>
-    </w:lvl>
-    <w:lvl w:ilvl="6" w:tentative="1">
-      <w:start w:val="1"/>
-      <w:numFmt w:val="decimal"/>
-      <w:lvlText w:val="%7."/>
-      <w:lvlJc w:val="left"/>
-      <w:pPr>
-        <w:tabs>
-          <w:tab w:val="num" w:pos="5040"/>
-        </w:tabs>
-        <w:ind w:left="5040" w:hanging="360"/>
-      </w:pPr>
-    </w:lvl>
-    <w:lvl w:ilvl="7" w:tentative="1">
-      <w:start w:val="1"/>
-      <w:numFmt w:val="decimal"/>
-      <w:lvlText w:val="%8."/>
-      <w:lvlJc w:val="left"/>
-      <w:pPr>
-        <w:tabs>
-          <w:tab w:val="num" w:pos="5760"/>
-        </w:tabs>
-        <w:ind w:left="5760" w:hanging="360"/>
-      </w:pPr>
-    </w:lvl>
-    <w:lvl w:ilvl="8" w:tentative="1">
-      <w:start w:val="1"/>
-      <w:numFmt w:val="decimal"/>
-      <w:lvlText w:val="%9."/>
-      <w:lvlJc w:val="left"/>
-      <w:pPr>
-        <w:tabs>
-          <w:tab w:val="num" w:pos="6480"/>
-        </w:tabs>
-        <w:ind w:left="6480" w:hanging="360"/>
-      </w:pPr>
-    </w:lvl>
-  </w:abstractNum>
-  <w:abstractNum w:abstractNumId="16" w15:restartNumberingAfterBreak="0">
-    <w:nsid w:val="3F7060AE"/>
-    <w:multiLevelType w:val="multilevel"/>
-    <w:tmpl w:val="63180460"/>
-    <w:lvl w:ilvl="0">
-      <w:start w:val="1"/>
-      <w:numFmt w:val="decimal"/>
-      <w:lvlText w:val="%1."/>
-      <w:lvlJc w:val="left"/>
-      <w:pPr>
-        <w:tabs>
-          <w:tab w:val="num" w:pos="720"/>
-        </w:tabs>
-        <w:ind w:left="720" w:hanging="360"/>
-      </w:pPr>
-    </w:lvl>
-    <w:lvl w:ilvl="1" w:tentative="1">
-      <w:start w:val="1"/>
-      <w:numFmt w:val="decimal"/>
-      <w:lvlText w:val="%2."/>
-      <w:lvlJc w:val="left"/>
-      <w:pPr>
-        <w:tabs>
-          <w:tab w:val="num" w:pos="1440"/>
-        </w:tabs>
-        <w:ind w:left="1440" w:hanging="360"/>
-      </w:pPr>
-    </w:lvl>
-    <w:lvl w:ilvl="2" w:tentative="1">
-      <w:start w:val="1"/>
-      <w:numFmt w:val="decimal"/>
-      <w:lvlText w:val="%3."/>
-      <w:lvlJc w:val="left"/>
-      <w:pPr>
-        <w:tabs>
-          <w:tab w:val="num" w:pos="2160"/>
-        </w:tabs>
-        <w:ind w:left="2160" w:hanging="360"/>
-      </w:pPr>
-    </w:lvl>
-    <w:lvl w:ilvl="3" w:tentative="1">
-      <w:start w:val="1"/>
-      <w:numFmt w:val="decimal"/>
-      <w:lvlText w:val="%4."/>
-      <w:lvlJc w:val="left"/>
-      <w:pPr>
-        <w:tabs>
-          <w:tab w:val="num" w:pos="2880"/>
-        </w:tabs>
-        <w:ind w:left="2880" w:hanging="360"/>
-      </w:pPr>
-    </w:lvl>
-    <w:lvl w:ilvl="4" w:tentative="1">
-      <w:start w:val="1"/>
-      <w:numFmt w:val="decimal"/>
-      <w:lvlText w:val="%5."/>
-      <w:lvlJc w:val="left"/>
-      <w:pPr>
-        <w:tabs>
-          <w:tab w:val="num" w:pos="3600"/>
-        </w:tabs>
-        <w:ind w:left="3600" w:hanging="360"/>
-      </w:pPr>
-    </w:lvl>
-    <w:lvl w:ilvl="5" w:tentative="1">
-      <w:start w:val="1"/>
-      <w:numFmt w:val="decimal"/>
-      <w:lvlText w:val="%6."/>
-      <w:lvlJc w:val="left"/>
-      <w:pPr>
-        <w:tabs>
-          <w:tab w:val="num" w:pos="4320"/>
-        </w:tabs>
-        <w:ind w:left="4320" w:hanging="360"/>
-      </w:pPr>
-    </w:lvl>
-    <w:lvl w:ilvl="6" w:tentative="1">
-      <w:start w:val="1"/>
-      <w:numFmt w:val="decimal"/>
-      <w:lvlText w:val="%7."/>
-      <w:lvlJc w:val="left"/>
-      <w:pPr>
-        <w:tabs>
-          <w:tab w:val="num" w:pos="5040"/>
-        </w:tabs>
-        <w:ind w:left="5040" w:hanging="360"/>
-      </w:pPr>
-    </w:lvl>
-    <w:lvl w:ilvl="7" w:tentative="1">
-      <w:start w:val="1"/>
-      <w:numFmt w:val="decimal"/>
-      <w:lvlText w:val="%8."/>
-      <w:lvlJc w:val="left"/>
-      <w:pPr>
-        <w:tabs>
-          <w:tab w:val="num" w:pos="5760"/>
-        </w:tabs>
-        <w:ind w:left="5760" w:hanging="360"/>
-      </w:pPr>
-    </w:lvl>
-    <w:lvl w:ilvl="8" w:tentative="1">
-      <w:start w:val="1"/>
-      <w:numFmt w:val="decimal"/>
-      <w:lvlText w:val="%9."/>
-      <w:lvlJc w:val="left"/>
-      <w:pPr>
-        <w:tabs>
-          <w:tab w:val="num" w:pos="6480"/>
-        </w:tabs>
-        <w:ind w:left="6480" w:hanging="360"/>
-      </w:pPr>
-    </w:lvl>
-  </w:abstractNum>
-  <w:abstractNum w:abstractNumId="17" w15:restartNumberingAfterBreak="0">
-    <w:nsid w:val="4DB671A6"/>
-    <w:multiLevelType w:val="multilevel"/>
-    <w:tmpl w:val="7196E216"/>
-    <w:lvl w:ilvl="0">
-      <w:start w:val="1"/>
-      <w:numFmt w:val="bullet"/>
-      <w:lvlText w:val=""/>
-      <w:lvlJc w:val="left"/>
-      <w:pPr>
-        <w:tabs>
-          <w:tab w:val="num" w:pos="720"/>
-        </w:tabs>
-        <w:ind w:left="720" w:hanging="360"/>
-      </w:pPr>
-      <w:rPr>
-        <w:rFonts w:ascii="Symbol" w:hAnsi="Symbol" w:hint="default"/>
-        <w:sz w:val="20"/>
-      </w:rPr>
-    </w:lvl>
-    <w:lvl w:ilvl="1" w:tentative="1">
-      <w:start w:val="1"/>
-      <w:numFmt w:val="bullet"/>
-      <w:lvlText w:val="o"/>
-      <w:lvlJc w:val="left"/>
-      <w:pPr>
-        <w:tabs>
-          <w:tab w:val="num" w:pos="1440"/>
-        </w:tabs>
-        <w:ind w:left="1440" w:hanging="360"/>
-      </w:pPr>
-      <w:rPr>
-        <w:rFonts w:ascii="Courier New" w:hAnsi="Courier New" w:hint="default"/>
-        <w:sz w:val="20"/>
-      </w:rPr>
-    </w:lvl>
-    <w:lvl w:ilvl="2" w:tentative="1">
-      <w:start w:val="1"/>
-      <w:numFmt w:val="bullet"/>
-      <w:lvlText w:val=""/>
-      <w:lvlJc w:val="left"/>
-      <w:pPr>
-        <w:tabs>
-          <w:tab w:val="num" w:pos="2160"/>
-        </w:tabs>
-        <w:ind w:left="2160" w:hanging="360"/>
-      </w:pPr>
-      <w:rPr>
-        <w:rFonts w:ascii="Wingdings" w:hAnsi="Wingdings" w:hint="default"/>
-        <w:sz w:val="20"/>
-      </w:rPr>
-    </w:lvl>
-    <w:lvl w:ilvl="3" w:tentative="1">
-      <w:start w:val="1"/>
-      <w:numFmt w:val="bullet"/>
-      <w:lvlText w:val=""/>
-      <w:lvlJc w:val="left"/>
-      <w:pPr>
-        <w:tabs>
-          <w:tab w:val="num" w:pos="2880"/>
-        </w:tabs>
-        <w:ind w:left="2880" w:hanging="360"/>
-      </w:pPr>
-      <w:rPr>
-        <w:rFonts w:ascii="Wingdings" w:hAnsi="Wingdings" w:hint="default"/>
-        <w:sz w:val="20"/>
-      </w:rPr>
-    </w:lvl>
-    <w:lvl w:ilvl="4" w:tentative="1">
-      <w:start w:val="1"/>
-      <w:numFmt w:val="bullet"/>
-      <w:lvlText w:val=""/>
-      <w:lvlJc w:val="left"/>
-      <w:pPr>
-        <w:tabs>
-          <w:tab w:val="num" w:pos="3600"/>
-        </w:tabs>
-        <w:ind w:left="3600" w:hanging="360"/>
-      </w:pPr>
-      <w:rPr>
-        <w:rFonts w:ascii="Wingdings" w:hAnsi="Wingdings" w:hint="default"/>
-        <w:sz w:val="20"/>
-      </w:rPr>
-    </w:lvl>
-    <w:lvl w:ilvl="5" w:tentative="1">
-      <w:start w:val="1"/>
-      <w:numFmt w:val="bullet"/>
-      <w:lvlText w:val=""/>
-      <w:lvlJc w:val="left"/>
-      <w:pPr>
-        <w:tabs>
-          <w:tab w:val="num" w:pos="4320"/>
-        </w:tabs>
-        <w:ind w:left="4320" w:hanging="360"/>
-      </w:pPr>
-      <w:rPr>
-        <w:rFonts w:ascii="Wingdings" w:hAnsi="Wingdings" w:hint="default"/>
-        <w:sz w:val="20"/>
-      </w:rPr>
-    </w:lvl>
-    <w:lvl w:ilvl="6" w:tentative="1">
-      <w:start w:val="1"/>
-      <w:numFmt w:val="bullet"/>
-      <w:lvlText w:val=""/>
-      <w:lvlJc w:val="left"/>
-      <w:pPr>
-        <w:tabs>
-          <w:tab w:val="num" w:pos="5040"/>
-        </w:tabs>
-        <w:ind w:left="5040" w:hanging="360"/>
-      </w:pPr>
-      <w:rPr>
-        <w:rFonts w:ascii="Wingdings" w:hAnsi="Wingdings" w:hint="default"/>
-        <w:sz w:val="20"/>
-      </w:rPr>
-    </w:lvl>
-    <w:lvl w:ilvl="7" w:tentative="1">
-      <w:start w:val="1"/>
-      <w:numFmt w:val="bullet"/>
-      <w:lvlText w:val=""/>
-      <w:lvlJc w:val="left"/>
-      <w:pPr>
-        <w:tabs>
-          <w:tab w:val="num" w:pos="5760"/>
-        </w:tabs>
-        <w:ind w:left="5760" w:hanging="360"/>
-      </w:pPr>
-      <w:rPr>
-        <w:rFonts w:ascii="Wingdings" w:hAnsi="Wingdings" w:hint="default"/>
-        <w:sz w:val="20"/>
-      </w:rPr>
-    </w:lvl>
-    <w:lvl w:ilvl="8" w:tentative="1">
-      <w:start w:val="1"/>
-      <w:numFmt w:val="bullet"/>
-      <w:lvlText w:val=""/>
-      <w:lvlJc w:val="left"/>
-      <w:pPr>
-        <w:tabs>
-          <w:tab w:val="num" w:pos="6480"/>
-        </w:tabs>
-        <w:ind w:left="6480" w:hanging="360"/>
-      </w:pPr>
-      <w:rPr>
-        <w:rFonts w:ascii="Wingdings" w:hAnsi="Wingdings" w:hint="default"/>
-        <w:sz w:val="20"/>
-      </w:rPr>
-    </w:lvl>
-  </w:abstractNum>
-  <w:abstractNum w:abstractNumId="18" w15:restartNumberingAfterBreak="0">
-    <w:nsid w:val="4E6843ED"/>
-    <w:multiLevelType w:val="multilevel"/>
-    <w:tmpl w:val="15548A3C"/>
-    <w:lvl w:ilvl="0">
-      <w:start w:val="1"/>
-      <w:numFmt w:val="bullet"/>
-      <w:lvlText w:val=""/>
-      <w:lvlJc w:val="left"/>
-      <w:pPr>
-        <w:tabs>
-          <w:tab w:val="num" w:pos="720"/>
-        </w:tabs>
-        <w:ind w:left="720" w:hanging="360"/>
-      </w:pPr>
-      <w:rPr>
-        <w:rFonts w:ascii="Symbol" w:hAnsi="Symbol" w:hint="default"/>
-        <w:sz w:val="20"/>
-      </w:rPr>
-    </w:lvl>
-    <w:lvl w:ilvl="1" w:tentative="1">
-      <w:start w:val="1"/>
-      <w:numFmt w:val="bullet"/>
-      <w:lvlText w:val="o"/>
-      <w:lvlJc w:val="left"/>
-      <w:pPr>
-        <w:tabs>
-          <w:tab w:val="num" w:pos="1440"/>
-        </w:tabs>
-        <w:ind w:left="1440" w:hanging="360"/>
-      </w:pPr>
-      <w:rPr>
-        <w:rFonts w:ascii="Courier New" w:hAnsi="Courier New" w:hint="default"/>
-        <w:sz w:val="20"/>
-      </w:rPr>
-    </w:lvl>
-    <w:lvl w:ilvl="2" w:tentative="1">
-      <w:start w:val="1"/>
-      <w:numFmt w:val="bullet"/>
-      <w:lvlText w:val=""/>
-      <w:lvlJc w:val="left"/>
-      <w:pPr>
-        <w:tabs>
-          <w:tab w:val="num" w:pos="2160"/>
-        </w:tabs>
-        <w:ind w:left="2160" w:hanging="360"/>
-      </w:pPr>
-      <w:rPr>
-        <w:rFonts w:ascii="Wingdings" w:hAnsi="Wingdings" w:hint="default"/>
-        <w:sz w:val="20"/>
-      </w:rPr>
-    </w:lvl>
-    <w:lvl w:ilvl="3" w:tentative="1">
-      <w:start w:val="1"/>
-      <w:numFmt w:val="bullet"/>
-      <w:lvlText w:val=""/>
-      <w:lvlJc w:val="left"/>
-      <w:pPr>
-        <w:tabs>
-          <w:tab w:val="num" w:pos="2880"/>
-        </w:tabs>
-        <w:ind w:left="2880" w:hanging="360"/>
-      </w:pPr>
-      <w:rPr>
-        <w:rFonts w:ascii="Wingdings" w:hAnsi="Wingdings" w:hint="default"/>
-        <w:sz w:val="20"/>
-      </w:rPr>
-    </w:lvl>
-    <w:lvl w:ilvl="4" w:tentative="1">
-      <w:start w:val="1"/>
-      <w:numFmt w:val="bullet"/>
-      <w:lvlText w:val=""/>
-      <w:lvlJc w:val="left"/>
-      <w:pPr>
-        <w:tabs>
-          <w:tab w:val="num" w:pos="3600"/>
-        </w:tabs>
-        <w:ind w:left="3600" w:hanging="360"/>
-      </w:pPr>
-      <w:rPr>
-        <w:rFonts w:ascii="Wingdings" w:hAnsi="Wingdings" w:hint="default"/>
-        <w:sz w:val="20"/>
-      </w:rPr>
-    </w:lvl>
-    <w:lvl w:ilvl="5" w:tentative="1">
-      <w:start w:val="1"/>
-      <w:numFmt w:val="bullet"/>
-      <w:lvlText w:val=""/>
-      <w:lvlJc w:val="left"/>
-      <w:pPr>
-        <w:tabs>
-          <w:tab w:val="num" w:pos="4320"/>
-        </w:tabs>
-        <w:ind w:left="4320" w:hanging="360"/>
-      </w:pPr>
-      <w:rPr>
-        <w:rFonts w:ascii="Wingdings" w:hAnsi="Wingdings" w:hint="default"/>
-        <w:sz w:val="20"/>
-      </w:rPr>
-    </w:lvl>
-    <w:lvl w:ilvl="6" w:tentative="1">
-      <w:start w:val="1"/>
-      <w:numFmt w:val="bullet"/>
-      <w:lvlText w:val=""/>
-      <w:lvlJc w:val="left"/>
-      <w:pPr>
-        <w:tabs>
-          <w:tab w:val="num" w:pos="5040"/>
-        </w:tabs>
-        <w:ind w:left="5040" w:hanging="360"/>
-      </w:pPr>
-      <w:rPr>
-        <w:rFonts w:ascii="Wingdings" w:hAnsi="Wingdings" w:hint="default"/>
-        <w:sz w:val="20"/>
-      </w:rPr>
-    </w:lvl>
-    <w:lvl w:ilvl="7" w:tentative="1">
-      <w:start w:val="1"/>
-      <w:numFmt w:val="bullet"/>
-      <w:lvlText w:val=""/>
-      <w:lvlJc w:val="left"/>
-      <w:pPr>
-        <w:tabs>
-          <w:tab w:val="num" w:pos="5760"/>
-        </w:tabs>
-        <w:ind w:left="5760" w:hanging="360"/>
-      </w:pPr>
-      <w:rPr>
-        <w:rFonts w:ascii="Wingdings" w:hAnsi="Wingdings" w:hint="default"/>
-        <w:sz w:val="20"/>
-      </w:rPr>
-    </w:lvl>
-    <w:lvl w:ilvl="8" w:tentative="1">
-      <w:start w:val="1"/>
-      <w:numFmt w:val="bullet"/>
-      <w:lvlText w:val=""/>
-      <w:lvlJc w:val="left"/>
-      <w:pPr>
-        <w:tabs>
-          <w:tab w:val="num" w:pos="6480"/>
-        </w:tabs>
-        <w:ind w:left="6480" w:hanging="360"/>
-      </w:pPr>
-      <w:rPr>
-        <w:rFonts w:ascii="Wingdings" w:hAnsi="Wingdings" w:hint="default"/>
-        <w:sz w:val="20"/>
-      </w:rPr>
-    </w:lvl>
-  </w:abstractNum>
-  <w:abstractNum w:abstractNumId="19" w15:restartNumberingAfterBreak="0">
-    <w:nsid w:val="593F15E0"/>
-    <w:multiLevelType w:val="multilevel"/>
-    <w:tmpl w:val="D51C4512"/>
-    <w:lvl w:ilvl="0">
-      <w:start w:val="1"/>
-      <w:numFmt w:val="decimal"/>
-      <w:lvlText w:val="%1."/>
-      <w:lvlJc w:val="left"/>
-      <w:pPr>
-        <w:tabs>
-          <w:tab w:val="num" w:pos="720"/>
-        </w:tabs>
-        <w:ind w:left="720" w:hanging="360"/>
-      </w:pPr>
-    </w:lvl>
-    <w:lvl w:ilvl="1" w:tentative="1">
-      <w:start w:val="1"/>
-      <w:numFmt w:val="decimal"/>
-      <w:lvlText w:val="%2."/>
-      <w:lvlJc w:val="left"/>
-      <w:pPr>
-        <w:tabs>
-          <w:tab w:val="num" w:pos="1440"/>
-        </w:tabs>
-        <w:ind w:left="1440" w:hanging="360"/>
-      </w:pPr>
-    </w:lvl>
-    <w:lvl w:ilvl="2" w:tentative="1">
-      <w:start w:val="1"/>
-      <w:numFmt w:val="decimal"/>
-      <w:lvlText w:val="%3."/>
-      <w:lvlJc w:val="left"/>
-      <w:pPr>
-        <w:tabs>
-          <w:tab w:val="num" w:pos="2160"/>
-        </w:tabs>
-        <w:ind w:left="2160" w:hanging="360"/>
-      </w:pPr>
-    </w:lvl>
-    <w:lvl w:ilvl="3" w:tentative="1">
-      <w:start w:val="1"/>
-      <w:numFmt w:val="decimal"/>
-      <w:lvlText w:val="%4."/>
-      <w:lvlJc w:val="left"/>
-      <w:pPr>
-        <w:tabs>
-          <w:tab w:val="num" w:pos="2880"/>
-        </w:tabs>
-        <w:ind w:left="2880" w:hanging="360"/>
-      </w:pPr>
-    </w:lvl>
-    <w:lvl w:ilvl="4" w:tentative="1">
-      <w:start w:val="1"/>
-      <w:numFmt w:val="decimal"/>
-      <w:lvlText w:val="%5."/>
-      <w:lvlJc w:val="left"/>
-      <w:pPr>
-        <w:tabs>
-          <w:tab w:val="num" w:pos="3600"/>
-        </w:tabs>
-        <w:ind w:left="3600" w:hanging="360"/>
-      </w:pPr>
-    </w:lvl>
-    <w:lvl w:ilvl="5" w:tentative="1">
-      <w:start w:val="1"/>
-      <w:numFmt w:val="decimal"/>
-      <w:lvlText w:val="%6."/>
-      <w:lvlJc w:val="left"/>
-      <w:pPr>
-        <w:tabs>
-          <w:tab w:val="num" w:pos="4320"/>
-        </w:tabs>
-        <w:ind w:left="4320" w:hanging="360"/>
-      </w:pPr>
-    </w:lvl>
-    <w:lvl w:ilvl="6" w:tentative="1">
-      <w:start w:val="1"/>
-      <w:numFmt w:val="decimal"/>
-      <w:lvlText w:val="%7."/>
-      <w:lvlJc w:val="left"/>
-      <w:pPr>
-        <w:tabs>
-          <w:tab w:val="num" w:pos="5040"/>
-        </w:tabs>
-        <w:ind w:left="5040" w:hanging="360"/>
-      </w:pPr>
-    </w:lvl>
-    <w:lvl w:ilvl="7" w:tentative="1">
-      <w:start w:val="1"/>
-      <w:numFmt w:val="decimal"/>
-      <w:lvlText w:val="%8."/>
-      <w:lvlJc w:val="left"/>
-      <w:pPr>
-        <w:tabs>
-          <w:tab w:val="num" w:pos="5760"/>
-        </w:tabs>
-        <w:ind w:left="5760" w:hanging="360"/>
-      </w:pPr>
-    </w:lvl>
-    <w:lvl w:ilvl="8" w:tentative="1">
-      <w:start w:val="1"/>
-      <w:numFmt w:val="decimal"/>
-      <w:lvlText w:val="%9."/>
-      <w:lvlJc w:val="left"/>
-      <w:pPr>
-        <w:tabs>
-          <w:tab w:val="num" w:pos="6480"/>
-        </w:tabs>
-        <w:ind w:left="6480" w:hanging="360"/>
-      </w:pPr>
-    </w:lvl>
-  </w:abstractNum>
-  <w:abstractNum w:abstractNumId="20" w15:restartNumberingAfterBreak="0">
-    <w:nsid w:val="597362DC"/>
-    <w:multiLevelType w:val="multilevel"/>
-    <w:tmpl w:val="DF10E596"/>
-    <w:lvl w:ilvl="0">
-      <w:start w:val="1"/>
-      <w:numFmt w:val="bullet"/>
-      <w:lvlText w:val=""/>
-      <w:lvlJc w:val="left"/>
-      <w:pPr>
-        <w:tabs>
-          <w:tab w:val="num" w:pos="720"/>
-        </w:tabs>
-        <w:ind w:left="720" w:hanging="360"/>
-      </w:pPr>
-      <w:rPr>
-        <w:rFonts w:ascii="Symbol" w:hAnsi="Symbol" w:hint="default"/>
-        <w:sz w:val="20"/>
-      </w:rPr>
-    </w:lvl>
-    <w:lvl w:ilvl="1" w:tentative="1">
-      <w:start w:val="1"/>
-      <w:numFmt w:val="bullet"/>
-      <w:lvlText w:val="o"/>
-      <w:lvlJc w:val="left"/>
-      <w:pPr>
-        <w:tabs>
-          <w:tab w:val="num" w:pos="1440"/>
-        </w:tabs>
-        <w:ind w:left="1440" w:hanging="360"/>
-      </w:pPr>
-      <w:rPr>
-        <w:rFonts w:ascii="Courier New" w:hAnsi="Courier New" w:hint="default"/>
-        <w:sz w:val="20"/>
-      </w:rPr>
-    </w:lvl>
-    <w:lvl w:ilvl="2" w:tentative="1">
-      <w:start w:val="1"/>
-      <w:numFmt w:val="bullet"/>
-      <w:lvlText w:val=""/>
-      <w:lvlJc w:val="left"/>
-      <w:pPr>
-        <w:tabs>
-          <w:tab w:val="num" w:pos="2160"/>
-        </w:tabs>
-        <w:ind w:left="2160" w:hanging="360"/>
-      </w:pPr>
-      <w:rPr>
-        <w:rFonts w:ascii="Wingdings" w:hAnsi="Wingdings" w:hint="default"/>
-        <w:sz w:val="20"/>
-      </w:rPr>
-    </w:lvl>
-    <w:lvl w:ilvl="3" w:tentative="1">
-      <w:start w:val="1"/>
-      <w:numFmt w:val="bullet"/>
-      <w:lvlText w:val=""/>
-      <w:lvlJc w:val="left"/>
-      <w:pPr>
-        <w:tabs>
-          <w:tab w:val="num" w:pos="2880"/>
-        </w:tabs>
-        <w:ind w:left="2880" w:hanging="360"/>
-      </w:pPr>
-      <w:rPr>
-        <w:rFonts w:ascii="Wingdings" w:hAnsi="Wingdings" w:hint="default"/>
-        <w:sz w:val="20"/>
-      </w:rPr>
-    </w:lvl>
-    <w:lvl w:ilvl="4" w:tentative="1">
-      <w:start w:val="1"/>
-      <w:numFmt w:val="bullet"/>
-      <w:lvlText w:val=""/>
-      <w:lvlJc w:val="left"/>
-      <w:pPr>
-        <w:tabs>
-          <w:tab w:val="num" w:pos="3600"/>
-        </w:tabs>
-        <w:ind w:left="3600" w:hanging="360"/>
-      </w:pPr>
-      <w:rPr>
-        <w:rFonts w:ascii="Wingdings" w:hAnsi="Wingdings" w:hint="default"/>
-        <w:sz w:val="20"/>
-      </w:rPr>
-    </w:lvl>
-    <w:lvl w:ilvl="5" w:tentative="1">
-      <w:start w:val="1"/>
-      <w:numFmt w:val="bullet"/>
-      <w:lvlText w:val=""/>
-      <w:lvlJc w:val="left"/>
-      <w:pPr>
-        <w:tabs>
-          <w:tab w:val="num" w:pos="4320"/>
-        </w:tabs>
-        <w:ind w:left="4320" w:hanging="360"/>
-      </w:pPr>
-      <w:rPr>
-        <w:rFonts w:ascii="Wingdings" w:hAnsi="Wingdings" w:hint="default"/>
-        <w:sz w:val="20"/>
-      </w:rPr>
-    </w:lvl>
-    <w:lvl w:ilvl="6" w:tentative="1">
-      <w:start w:val="1"/>
-      <w:numFmt w:val="bullet"/>
-      <w:lvlText w:val=""/>
-      <w:lvlJc w:val="left"/>
-      <w:pPr>
-        <w:tabs>
-          <w:tab w:val="num" w:pos="5040"/>
-        </w:tabs>
-        <w:ind w:left="5040" w:hanging="360"/>
-      </w:pPr>
-      <w:rPr>
-        <w:rFonts w:ascii="Wingdings" w:hAnsi="Wingdings" w:hint="default"/>
-        <w:sz w:val="20"/>
-      </w:rPr>
-    </w:lvl>
-    <w:lvl w:ilvl="7" w:tentative="1">
-      <w:start w:val="1"/>
-      <w:numFmt w:val="bullet"/>
-      <w:lvlText w:val=""/>
-      <w:lvlJc w:val="left"/>
-      <w:pPr>
-        <w:tabs>
-          <w:tab w:val="num" w:pos="5760"/>
-        </w:tabs>
-        <w:ind w:left="5760" w:hanging="360"/>
-      </w:pPr>
-      <w:rPr>
-        <w:rFonts w:ascii="Wingdings" w:hAnsi="Wingdings" w:hint="default"/>
-        <w:sz w:val="20"/>
-      </w:rPr>
-    </w:lvl>
-    <w:lvl w:ilvl="8" w:tentative="1">
-      <w:start w:val="1"/>
-      <w:numFmt w:val="bullet"/>
-      <w:lvlText w:val=""/>
-      <w:lvlJc w:val="left"/>
-      <w:pPr>
-        <w:tabs>
-          <w:tab w:val="num" w:pos="6480"/>
-        </w:tabs>
-        <w:ind w:left="6480" w:hanging="360"/>
-      </w:pPr>
-      <w:rPr>
-        <w:rFonts w:ascii="Wingdings" w:hAnsi="Wingdings" w:hint="default"/>
-        <w:sz w:val="20"/>
-      </w:rPr>
-    </w:lvl>
-  </w:abstractNum>
-  <w:abstractNum w:abstractNumId="21" w15:restartNumberingAfterBreak="0">
-    <w:nsid w:val="5C8405E2"/>
-    <w:multiLevelType w:val="multilevel"/>
-    <w:tmpl w:val="A26808A6"/>
-    <w:lvl w:ilvl="0">
-      <w:start w:val="1"/>
-      <w:numFmt w:val="bullet"/>
-      <w:lvlText w:val=""/>
-      <w:lvlJc w:val="left"/>
-      <w:pPr>
-        <w:tabs>
-          <w:tab w:val="num" w:pos="720"/>
-        </w:tabs>
-        <w:ind w:left="720" w:hanging="360"/>
-      </w:pPr>
-      <w:rPr>
-        <w:rFonts w:ascii="Symbol" w:hAnsi="Symbol" w:hint="default"/>
-        <w:sz w:val="20"/>
-      </w:rPr>
-    </w:lvl>
-    <w:lvl w:ilvl="1" w:tentative="1">
-      <w:start w:val="1"/>
-      <w:numFmt w:val="bullet"/>
-      <w:lvlText w:val="o"/>
-      <w:lvlJc w:val="left"/>
-      <w:pPr>
-        <w:tabs>
-          <w:tab w:val="num" w:pos="1440"/>
-        </w:tabs>
-        <w:ind w:left="1440" w:hanging="360"/>
-      </w:pPr>
-      <w:rPr>
-        <w:rFonts w:ascii="Courier New" w:hAnsi="Courier New" w:hint="default"/>
-        <w:sz w:val="20"/>
-      </w:rPr>
-    </w:lvl>
-    <w:lvl w:ilvl="2" w:tentative="1">
-      <w:start w:val="1"/>
-      <w:numFmt w:val="bullet"/>
-      <w:lvlText w:val=""/>
-      <w:lvlJc w:val="left"/>
-      <w:pPr>
-        <w:tabs>
-          <w:tab w:val="num" w:pos="2160"/>
-        </w:tabs>
-        <w:ind w:left="2160" w:hanging="360"/>
-      </w:pPr>
-      <w:rPr>
-        <w:rFonts w:ascii="Wingdings" w:hAnsi="Wingdings" w:hint="default"/>
-        <w:sz w:val="20"/>
-      </w:rPr>
-    </w:lvl>
-    <w:lvl w:ilvl="3" w:tentative="1">
-      <w:start w:val="1"/>
-      <w:numFmt w:val="bullet"/>
-      <w:lvlText w:val=""/>
-      <w:lvlJc w:val="left"/>
-      <w:pPr>
-        <w:tabs>
-          <w:tab w:val="num" w:pos="2880"/>
-        </w:tabs>
-        <w:ind w:left="2880" w:hanging="360"/>
-      </w:pPr>
-      <w:rPr>
-        <w:rFonts w:ascii="Wingdings" w:hAnsi="Wingdings" w:hint="default"/>
-        <w:sz w:val="20"/>
-      </w:rPr>
-    </w:lvl>
-    <w:lvl w:ilvl="4" w:tentative="1">
-      <w:start w:val="1"/>
-      <w:numFmt w:val="bullet"/>
-      <w:lvlText w:val=""/>
-      <w:lvlJc w:val="left"/>
-      <w:pPr>
-        <w:tabs>
-          <w:tab w:val="num" w:pos="3600"/>
-        </w:tabs>
-        <w:ind w:left="3600" w:hanging="360"/>
-      </w:pPr>
-      <w:rPr>
-        <w:rFonts w:ascii="Wingdings" w:hAnsi="Wingdings" w:hint="default"/>
-        <w:sz w:val="20"/>
-      </w:rPr>
-    </w:lvl>
-    <w:lvl w:ilvl="5" w:tentative="1">
-      <w:start w:val="1"/>
-      <w:numFmt w:val="bullet"/>
-      <w:lvlText w:val=""/>
-      <w:lvlJc w:val="left"/>
-      <w:pPr>
-        <w:tabs>
-          <w:tab w:val="num" w:pos="4320"/>
-        </w:tabs>
-        <w:ind w:left="4320" w:hanging="360"/>
-      </w:pPr>
-      <w:rPr>
-        <w:rFonts w:ascii="Wingdings" w:hAnsi="Wingdings" w:hint="default"/>
-        <w:sz w:val="20"/>
-      </w:rPr>
-    </w:lvl>
-    <w:lvl w:ilvl="6" w:tentative="1">
-      <w:start w:val="1"/>
-      <w:numFmt w:val="bullet"/>
-      <w:lvlText w:val=""/>
-      <w:lvlJc w:val="left"/>
-      <w:pPr>
-        <w:tabs>
-          <w:tab w:val="num" w:pos="5040"/>
-        </w:tabs>
-        <w:ind w:left="5040" w:hanging="360"/>
-      </w:pPr>
-      <w:rPr>
-        <w:rFonts w:ascii="Wingdings" w:hAnsi="Wingdings" w:hint="default"/>
-        <w:sz w:val="20"/>
-      </w:rPr>
-    </w:lvl>
-    <w:lvl w:ilvl="7" w:tentative="1">
-      <w:start w:val="1"/>
-      <w:numFmt w:val="bullet"/>
-      <w:lvlText w:val=""/>
-      <w:lvlJc w:val="left"/>
-      <w:pPr>
-        <w:tabs>
-          <w:tab w:val="num" w:pos="5760"/>
-        </w:tabs>
-        <w:ind w:left="5760" w:hanging="360"/>
-      </w:pPr>
-      <w:rPr>
-        <w:rFonts w:ascii="Wingdings" w:hAnsi="Wingdings" w:hint="default"/>
-        <w:sz w:val="20"/>
-      </w:rPr>
-    </w:lvl>
-    <w:lvl w:ilvl="8" w:tentative="1">
-      <w:start w:val="1"/>
-      <w:numFmt w:val="bullet"/>
-      <w:lvlText w:val=""/>
-      <w:lvlJc w:val="left"/>
-      <w:pPr>
-        <w:tabs>
-          <w:tab w:val="num" w:pos="6480"/>
-        </w:tabs>
-        <w:ind w:left="6480" w:hanging="360"/>
-      </w:pPr>
-      <w:rPr>
-        <w:rFonts w:ascii="Wingdings" w:hAnsi="Wingdings" w:hint="default"/>
-        <w:sz w:val="20"/>
-      </w:rPr>
-    </w:lvl>
-  </w:abstractNum>
-  <w:abstractNum w:abstractNumId="22" w15:restartNumberingAfterBreak="0">
-    <w:nsid w:val="5D5B3B91"/>
-    <w:multiLevelType w:val="multilevel"/>
-    <w:tmpl w:val="BBFC4F10"/>
+    <w:tmpl w:val="0F5A61FE"/>
     <w:lvl w:ilvl="0">
       <w:start w:val="1"/>
       <w:numFmt w:val="bullet"/>
@@ -18712,9 +18750,9 @@
     </w:lvl>
   </w:abstractNum>
   <w:abstractNum w:abstractNumId="23" w15:restartNumberingAfterBreak="0">
-    <w:nsid w:val="60457B99"/>
+    <w:nsid w:val="5DED0F59"/>
     <w:multiLevelType w:val="multilevel"/>
-    <w:tmpl w:val="C2281A54"/>
+    <w:tmpl w:val="1C66B43E"/>
     <w:lvl w:ilvl="0">
       <w:start w:val="1"/>
       <w:numFmt w:val="bullet"/>
@@ -18861,9 +18899,9 @@
     </w:lvl>
   </w:abstractNum>
   <w:abstractNum w:abstractNumId="24" w15:restartNumberingAfterBreak="0">
-    <w:nsid w:val="6A563B98"/>
+    <w:nsid w:val="69762CA3"/>
     <w:multiLevelType w:val="multilevel"/>
-    <w:tmpl w:val="0D167EB0"/>
+    <w:tmpl w:val="4216BCB0"/>
     <w:lvl w:ilvl="0">
       <w:start w:val="1"/>
       <w:numFmt w:val="bullet"/>
@@ -19010,9 +19048,9 @@
     </w:lvl>
   </w:abstractNum>
   <w:abstractNum w:abstractNumId="25" w15:restartNumberingAfterBreak="0">
-    <w:nsid w:val="6A75631E"/>
+    <w:nsid w:val="6A482C93"/>
     <w:multiLevelType w:val="multilevel"/>
-    <w:tmpl w:val="8220762E"/>
+    <w:tmpl w:val="8864F5B6"/>
     <w:lvl w:ilvl="0">
       <w:start w:val="1"/>
       <w:numFmt w:val="bullet"/>
@@ -19159,9 +19197,9 @@
     </w:lvl>
   </w:abstractNum>
   <w:abstractNum w:abstractNumId="26" w15:restartNumberingAfterBreak="0">
-    <w:nsid w:val="6D312DB9"/>
+    <w:nsid w:val="776B224D"/>
     <w:multiLevelType w:val="multilevel"/>
-    <w:tmpl w:val="A910567C"/>
+    <w:tmpl w:val="2A0A3F1A"/>
     <w:lvl w:ilvl="0">
       <w:start w:val="1"/>
       <w:numFmt w:val="bullet"/>
@@ -19308,9 +19346,9 @@
     </w:lvl>
   </w:abstractNum>
   <w:abstractNum w:abstractNumId="27" w15:restartNumberingAfterBreak="0">
-    <w:nsid w:val="75410AC8"/>
+    <w:nsid w:val="7EEF7CF9"/>
     <w:multiLevelType w:val="multilevel"/>
-    <w:tmpl w:val="921E24D4"/>
+    <w:tmpl w:val="6F70AEF0"/>
     <w:lvl w:ilvl="0">
       <w:start w:val="1"/>
       <w:numFmt w:val="bullet"/>
@@ -19456,89 +19494,89 @@
       </w:rPr>
     </w:lvl>
   </w:abstractNum>
-  <w:num w:numId="1" w16cid:durableId="1121456554">
+  <w:num w:numId="1" w16cid:durableId="1579443267">
+    <w:abstractNumId w:val="18"/>
+  </w:num>
+  <w:num w:numId="2" w16cid:durableId="1698657083">
     <w:abstractNumId w:val="14"/>
   </w:num>
-  <w:num w:numId="2" w16cid:durableId="949164030">
+  <w:num w:numId="3" w16cid:durableId="1769619010">
+    <w:abstractNumId w:val="25"/>
+  </w:num>
+  <w:num w:numId="4" w16cid:durableId="1360737534">
+    <w:abstractNumId w:val="19"/>
+  </w:num>
+  <w:num w:numId="5" w16cid:durableId="292369558">
+    <w:abstractNumId w:val="15"/>
+  </w:num>
+  <w:num w:numId="6" w16cid:durableId="322508325">
+    <w:abstractNumId w:val="13"/>
+  </w:num>
+  <w:num w:numId="7" w16cid:durableId="680163825">
+    <w:abstractNumId w:val="17"/>
+  </w:num>
+  <w:num w:numId="8" w16cid:durableId="263080157">
+    <w:abstractNumId w:val="26"/>
+  </w:num>
+  <w:num w:numId="9" w16cid:durableId="1451851694">
+    <w:abstractNumId w:val="1"/>
+  </w:num>
+  <w:num w:numId="10" w16cid:durableId="1926451835">
+    <w:abstractNumId w:val="4"/>
+  </w:num>
+  <w:num w:numId="11" w16cid:durableId="1076052651">
+    <w:abstractNumId w:val="0"/>
+  </w:num>
+  <w:num w:numId="12" w16cid:durableId="1742866834">
     <w:abstractNumId w:val="22"/>
   </w:num>
-  <w:num w:numId="3" w16cid:durableId="477655099">
+  <w:num w:numId="13" w16cid:durableId="1089808283">
+    <w:abstractNumId w:val="9"/>
+  </w:num>
+  <w:num w:numId="14" w16cid:durableId="647519106">
+    <w:abstractNumId w:val="12"/>
+  </w:num>
+  <w:num w:numId="15" w16cid:durableId="416176666">
+    <w:abstractNumId w:val="23"/>
+  </w:num>
+  <w:num w:numId="16" w16cid:durableId="1778407069">
+    <w:abstractNumId w:val="7"/>
+  </w:num>
+  <w:num w:numId="17" w16cid:durableId="1384208952">
+    <w:abstractNumId w:val="27"/>
+  </w:num>
+  <w:num w:numId="18" w16cid:durableId="795803981">
+    <w:abstractNumId w:val="24"/>
+  </w:num>
+  <w:num w:numId="19" w16cid:durableId="512304699">
+    <w:abstractNumId w:val="3"/>
+  </w:num>
+  <w:num w:numId="20" w16cid:durableId="1950165401">
+    <w:abstractNumId w:val="20"/>
+  </w:num>
+  <w:num w:numId="21" w16cid:durableId="194194085">
+    <w:abstractNumId w:val="2"/>
+  </w:num>
+  <w:num w:numId="22" w16cid:durableId="1570384868">
+    <w:abstractNumId w:val="16"/>
+  </w:num>
+  <w:num w:numId="23" w16cid:durableId="607590828">
+    <w:abstractNumId w:val="8"/>
+  </w:num>
+  <w:num w:numId="24" w16cid:durableId="1680500145">
+    <w:abstractNumId w:val="21"/>
+  </w:num>
+  <w:num w:numId="25" w16cid:durableId="530143311">
+    <w:abstractNumId w:val="5"/>
+  </w:num>
+  <w:num w:numId="26" w16cid:durableId="734856548">
+    <w:abstractNumId w:val="10"/>
+  </w:num>
+  <w:num w:numId="27" w16cid:durableId="1973242865">
     <w:abstractNumId w:val="6"/>
   </w:num>
-  <w:num w:numId="4" w16cid:durableId="479350570">
-    <w:abstractNumId w:val="25"/>
-  </w:num>
-  <w:num w:numId="5" w16cid:durableId="1310473845">
-    <w:abstractNumId w:val="18"/>
-  </w:num>
-  <w:num w:numId="6" w16cid:durableId="47461286">
-    <w:abstractNumId w:val="21"/>
-  </w:num>
-  <w:num w:numId="7" w16cid:durableId="586423321">
-    <w:abstractNumId w:val="4"/>
-  </w:num>
-  <w:num w:numId="8" w16cid:durableId="324207073">
-    <w:abstractNumId w:val="10"/>
-  </w:num>
-  <w:num w:numId="9" w16cid:durableId="1769696862">
-    <w:abstractNumId w:val="15"/>
-  </w:num>
-  <w:num w:numId="10" w16cid:durableId="1172263383">
-    <w:abstractNumId w:val="23"/>
-  </w:num>
-  <w:num w:numId="11" w16cid:durableId="1987780213">
-    <w:abstractNumId w:val="5"/>
-  </w:num>
-  <w:num w:numId="12" w16cid:durableId="1475100437">
-    <w:abstractNumId w:val="8"/>
-  </w:num>
-  <w:num w:numId="13" w16cid:durableId="1153793034">
-    <w:abstractNumId w:val="24"/>
-  </w:num>
-  <w:num w:numId="14" w16cid:durableId="2001537912">
-    <w:abstractNumId w:val="17"/>
-  </w:num>
-  <w:num w:numId="15" w16cid:durableId="710688953">
+  <w:num w:numId="28" w16cid:durableId="2135320739">
     <w:abstractNumId w:val="11"/>
-  </w:num>
-  <w:num w:numId="16" w16cid:durableId="443037352">
-    <w:abstractNumId w:val="27"/>
-  </w:num>
-  <w:num w:numId="17" w16cid:durableId="1612399837">
-    <w:abstractNumId w:val="3"/>
-  </w:num>
-  <w:num w:numId="18" w16cid:durableId="1948805164">
-    <w:abstractNumId w:val="1"/>
-  </w:num>
-  <w:num w:numId="19" w16cid:durableId="1387990354">
-    <w:abstractNumId w:val="7"/>
-  </w:num>
-  <w:num w:numId="20" w16cid:durableId="1217277782">
-    <w:abstractNumId w:val="12"/>
-  </w:num>
-  <w:num w:numId="21" w16cid:durableId="1826244020">
-    <w:abstractNumId w:val="9"/>
-  </w:num>
-  <w:num w:numId="22" w16cid:durableId="413473302">
-    <w:abstractNumId w:val="20"/>
-  </w:num>
-  <w:num w:numId="23" w16cid:durableId="902058537">
-    <w:abstractNumId w:val="0"/>
-  </w:num>
-  <w:num w:numId="24" w16cid:durableId="400911994">
-    <w:abstractNumId w:val="19"/>
-  </w:num>
-  <w:num w:numId="25" w16cid:durableId="1946688466">
-    <w:abstractNumId w:val="2"/>
-  </w:num>
-  <w:num w:numId="26" w16cid:durableId="740180319">
-    <w:abstractNumId w:val="26"/>
-  </w:num>
-  <w:num w:numId="27" w16cid:durableId="456335923">
-    <w:abstractNumId w:val="16"/>
-  </w:num>
-  <w:num w:numId="28" w16cid:durableId="116148717">
-    <w:abstractNumId w:val="13"/>
   </w:num>
 </w:numbering>
 </file>

--- a/docs/Feature Guide.docx
+++ b/docs/Feature Guide.docx
@@ -98,7 +98,7 @@
       <w:pPr>
         <w:pStyle w:val="NormalWeb"/>
         <w:shd w:val="clear" w:color="auto" w:fill="EEF2F8"/>
-        <w:divId w:val="471169097"/>
+        <w:divId w:val="1935744671"/>
         <w:rPr>
           <w:rFonts w:ascii="Calibri" w:hAnsi="Calibri" w:cs="Calibri"/>
           <w:color w:val="404040"/>
@@ -2590,7 +2590,16 @@
           <w:sz w:val="22"/>
           <w:szCs w:val="22"/>
         </w:rPr>
-        <w:t xml:space="preserve"> is shown in pesos, for example ₱1,250.00.</w:t>
+        <w:t xml:space="preserve"> </w:t>
+      </w:r>
+      <w:r>
+        <w:rPr>
+          <w:rFonts w:ascii="Calibri" w:eastAsia="Times New Roman" w:hAnsi="Calibri" w:cs="Calibri"/>
+          <w:color w:val="1A1A1A"/>
+          <w:sz w:val="22"/>
+          <w:szCs w:val="22"/>
+        </w:rPr>
+        <w:t>is shown in pesos, for example ₱1,250.00.</w:t>
       </w:r>
     </w:p>
     <w:p>
@@ -14804,7 +14813,26 @@
           <w:sz w:val="22"/>
           <w:szCs w:val="22"/>
         </w:rPr>
-        <w:t xml:space="preserve"> accounts can create, change, unlock, turn off or set passwords for the other Website Admin accounts (you can't turn off yourself or remove your own main status).</w:t>
+        <w:t xml:space="preserve"> accounts can create, change, unlock, turn off or set passwords for the other Website Admin accounts (you can't turn off yourself or remove your own main status). Also built: the </w:t>
+      </w:r>
+      <w:r>
+        <w:rPr>
+          <w:rStyle w:val="Strong"/>
+          <w:rFonts w:ascii="Calibri" w:eastAsia="Times New Roman" w:hAnsi="Calibri" w:cs="Calibri"/>
+          <w:color w:val="1A1A1A"/>
+          <w:sz w:val="22"/>
+          <w:szCs w:val="22"/>
+        </w:rPr>
+        <w:t>Inquiries</w:t>
+      </w:r>
+      <w:r>
+        <w:rPr>
+          <w:rFonts w:ascii="Calibri" w:eastAsia="Times New Roman" w:hAnsi="Calibri" w:cs="Calibri"/>
+          <w:color w:val="1A1A1A"/>
+          <w:sz w:val="22"/>
+          <w:szCs w:val="22"/>
+        </w:rPr>
+        <w:t xml:space="preserve"> tab: every Contact form message with New / Contacted / Closed and internal notes; any Website Admin account can follow them up; nothing is ever deleted.</w:t>
       </w:r>
     </w:p>
     <w:p>
@@ -15503,9 +15531,9 @@
 <file path=word/numbering.xml><?xml version="1.0" encoding="utf-8"?>
 <w:numbering xmlns:wpc="http://schemas.microsoft.com/office/word/2010/wordprocessingCanvas" xmlns:cx="http://schemas.microsoft.com/office/drawing/2014/chartex" xmlns:cx1="http://schemas.microsoft.com/office/drawing/2015/9/8/chartex" xmlns:cx2="http://schemas.microsoft.com/office/drawing/2015/10/21/chartex" xmlns:cx3="http://schemas.microsoft.com/office/drawing/2016/5/9/chartex" xmlns:cx4="http://schemas.microsoft.com/office/drawing/2016/5/10/chartex" xmlns:cx5="http://schemas.microsoft.com/office/drawing/2016/5/11/chartex" xmlns:cx6="http://schemas.microsoft.com/office/drawing/2016/5/12/chartex" xmlns:cx7="http://schemas.microsoft.com/office/drawing/2016/5/13/chartex" xmlns:cx8="http://schemas.microsoft.com/office/drawing/2016/5/14/chartex" xmlns:mc="http://schemas.openxmlformats.org/markup-compatibility/2006" xmlns:aink="http://schemas.microsoft.com/office/drawing/2016/ink" xmlns:am3d="http://schemas.microsoft.com/office/drawing/2017/model3d" xmlns:o="urn:schemas-microsoft-com:office:office" xmlns:oel="http://schemas.microsoft.com/office/2019/extlst" xmlns:r="http://schemas.openxmlformats.org/officeDocument/2006/relationships" xmlns:m="http://schemas.openxmlformats.org/officeDocument/2006/math" xmlns:v="urn:schemas-microsoft-com:vml" xmlns:wp14="http://schemas.microsoft.com/office/word/2010/wordprocessingDrawing" xmlns:wp="http://schemas.openxmlformats.org/drawingml/2006/wordprocessingDrawing" xmlns:w10="urn:schemas-microsoft-com:office:word" xmlns:w="http://schemas.openxmlformats.org/wordprocessingml/2006/main" xmlns:w14="http://schemas.microsoft.com/office/word/2010/wordml" xmlns:w15="http://schemas.microsoft.com/office/word/2012/wordml" xmlns:w16cex="http://schemas.microsoft.com/office/word/2018/wordml/cex" xmlns:w16cid="http://schemas.microsoft.com/office/word/2016/wordml/cid" xmlns:w16="http://schemas.microsoft.com/office/word/2018/wordml" xmlns:w16du="http://schemas.microsoft.com/office/word/2023/wordml/word16du" xmlns:w16sdtdh="http://schemas.microsoft.com/office/word/2020/wordml/sdtdatahash" xmlns:w16sdtfl="http://schemas.microsoft.com/office/word/2024/wordml/sdtformatlock" xmlns:w16se="http://schemas.microsoft.com/office/word/2015/wordml/symex" xmlns:wpg="http://schemas.microsoft.com/office/word/2010/wordprocessingGroup" xmlns:wpi="http://schemas.microsoft.com/office/word/2010/wordprocessingInk" xmlns:wne="http://schemas.microsoft.com/office/word/2006/wordml" xmlns:wps="http://schemas.microsoft.com/office/word/2010/wordprocessingShape" mc:Ignorable="w14 w15 w16se w16cid w16 w16cex w16sdtdh w16sdtfl w16du wp14">
   <w:abstractNum w:abstractNumId="0" w15:restartNumberingAfterBreak="0">
-    <w:nsid w:val="007C500D"/>
+    <w:nsid w:val="05D26AA9"/>
     <w:multiLevelType w:val="multilevel"/>
-    <w:tmpl w:val="A400467C"/>
+    <w:tmpl w:val="3FDC62CE"/>
     <w:lvl w:ilvl="0">
       <w:start w:val="1"/>
       <w:numFmt w:val="bullet"/>
@@ -15652,9 +15680,1350 @@
     </w:lvl>
   </w:abstractNum>
   <w:abstractNum w:abstractNumId="1" w15:restartNumberingAfterBreak="0">
-    <w:nsid w:val="03E354ED"/>
+    <w:nsid w:val="05EF5E79"/>
     <w:multiLevelType w:val="multilevel"/>
-    <w:tmpl w:val="84E6EAFE"/>
+    <w:tmpl w:val="2AFA3656"/>
+    <w:lvl w:ilvl="0">
+      <w:start w:val="1"/>
+      <w:numFmt w:val="bullet"/>
+      <w:lvlText w:val=""/>
+      <w:lvlJc w:val="left"/>
+      <w:pPr>
+        <w:tabs>
+          <w:tab w:val="num" w:pos="720"/>
+        </w:tabs>
+        <w:ind w:left="720" w:hanging="360"/>
+      </w:pPr>
+      <w:rPr>
+        <w:rFonts w:ascii="Symbol" w:hAnsi="Symbol" w:hint="default"/>
+        <w:sz w:val="20"/>
+      </w:rPr>
+    </w:lvl>
+    <w:lvl w:ilvl="1" w:tentative="1">
+      <w:start w:val="1"/>
+      <w:numFmt w:val="bullet"/>
+      <w:lvlText w:val="o"/>
+      <w:lvlJc w:val="left"/>
+      <w:pPr>
+        <w:tabs>
+          <w:tab w:val="num" w:pos="1440"/>
+        </w:tabs>
+        <w:ind w:left="1440" w:hanging="360"/>
+      </w:pPr>
+      <w:rPr>
+        <w:rFonts w:ascii="Courier New" w:hAnsi="Courier New" w:hint="default"/>
+        <w:sz w:val="20"/>
+      </w:rPr>
+    </w:lvl>
+    <w:lvl w:ilvl="2" w:tentative="1">
+      <w:start w:val="1"/>
+      <w:numFmt w:val="bullet"/>
+      <w:lvlText w:val=""/>
+      <w:lvlJc w:val="left"/>
+      <w:pPr>
+        <w:tabs>
+          <w:tab w:val="num" w:pos="2160"/>
+        </w:tabs>
+        <w:ind w:left="2160" w:hanging="360"/>
+      </w:pPr>
+      <w:rPr>
+        <w:rFonts w:ascii="Wingdings" w:hAnsi="Wingdings" w:hint="default"/>
+        <w:sz w:val="20"/>
+      </w:rPr>
+    </w:lvl>
+    <w:lvl w:ilvl="3" w:tentative="1">
+      <w:start w:val="1"/>
+      <w:numFmt w:val="bullet"/>
+      <w:lvlText w:val=""/>
+      <w:lvlJc w:val="left"/>
+      <w:pPr>
+        <w:tabs>
+          <w:tab w:val="num" w:pos="2880"/>
+        </w:tabs>
+        <w:ind w:left="2880" w:hanging="360"/>
+      </w:pPr>
+      <w:rPr>
+        <w:rFonts w:ascii="Wingdings" w:hAnsi="Wingdings" w:hint="default"/>
+        <w:sz w:val="20"/>
+      </w:rPr>
+    </w:lvl>
+    <w:lvl w:ilvl="4" w:tentative="1">
+      <w:start w:val="1"/>
+      <w:numFmt w:val="bullet"/>
+      <w:lvlText w:val=""/>
+      <w:lvlJc w:val="left"/>
+      <w:pPr>
+        <w:tabs>
+          <w:tab w:val="num" w:pos="3600"/>
+        </w:tabs>
+        <w:ind w:left="3600" w:hanging="360"/>
+      </w:pPr>
+      <w:rPr>
+        <w:rFonts w:ascii="Wingdings" w:hAnsi="Wingdings" w:hint="default"/>
+        <w:sz w:val="20"/>
+      </w:rPr>
+    </w:lvl>
+    <w:lvl w:ilvl="5" w:tentative="1">
+      <w:start w:val="1"/>
+      <w:numFmt w:val="bullet"/>
+      <w:lvlText w:val=""/>
+      <w:lvlJc w:val="left"/>
+      <w:pPr>
+        <w:tabs>
+          <w:tab w:val="num" w:pos="4320"/>
+        </w:tabs>
+        <w:ind w:left="4320" w:hanging="360"/>
+      </w:pPr>
+      <w:rPr>
+        <w:rFonts w:ascii="Wingdings" w:hAnsi="Wingdings" w:hint="default"/>
+        <w:sz w:val="20"/>
+      </w:rPr>
+    </w:lvl>
+    <w:lvl w:ilvl="6" w:tentative="1">
+      <w:start w:val="1"/>
+      <w:numFmt w:val="bullet"/>
+      <w:lvlText w:val=""/>
+      <w:lvlJc w:val="left"/>
+      <w:pPr>
+        <w:tabs>
+          <w:tab w:val="num" w:pos="5040"/>
+        </w:tabs>
+        <w:ind w:left="5040" w:hanging="360"/>
+      </w:pPr>
+      <w:rPr>
+        <w:rFonts w:ascii="Wingdings" w:hAnsi="Wingdings" w:hint="default"/>
+        <w:sz w:val="20"/>
+      </w:rPr>
+    </w:lvl>
+    <w:lvl w:ilvl="7" w:tentative="1">
+      <w:start w:val="1"/>
+      <w:numFmt w:val="bullet"/>
+      <w:lvlText w:val=""/>
+      <w:lvlJc w:val="left"/>
+      <w:pPr>
+        <w:tabs>
+          <w:tab w:val="num" w:pos="5760"/>
+        </w:tabs>
+        <w:ind w:left="5760" w:hanging="360"/>
+      </w:pPr>
+      <w:rPr>
+        <w:rFonts w:ascii="Wingdings" w:hAnsi="Wingdings" w:hint="default"/>
+        <w:sz w:val="20"/>
+      </w:rPr>
+    </w:lvl>
+    <w:lvl w:ilvl="8" w:tentative="1">
+      <w:start w:val="1"/>
+      <w:numFmt w:val="bullet"/>
+      <w:lvlText w:val=""/>
+      <w:lvlJc w:val="left"/>
+      <w:pPr>
+        <w:tabs>
+          <w:tab w:val="num" w:pos="6480"/>
+        </w:tabs>
+        <w:ind w:left="6480" w:hanging="360"/>
+      </w:pPr>
+      <w:rPr>
+        <w:rFonts w:ascii="Wingdings" w:hAnsi="Wingdings" w:hint="default"/>
+        <w:sz w:val="20"/>
+      </w:rPr>
+    </w:lvl>
+  </w:abstractNum>
+  <w:abstractNum w:abstractNumId="2" w15:restartNumberingAfterBreak="0">
+    <w:nsid w:val="0C944E0E"/>
+    <w:multiLevelType w:val="multilevel"/>
+    <w:tmpl w:val="4EEC16CA"/>
+    <w:lvl w:ilvl="0">
+      <w:start w:val="1"/>
+      <w:numFmt w:val="bullet"/>
+      <w:lvlText w:val=""/>
+      <w:lvlJc w:val="left"/>
+      <w:pPr>
+        <w:tabs>
+          <w:tab w:val="num" w:pos="720"/>
+        </w:tabs>
+        <w:ind w:left="720" w:hanging="360"/>
+      </w:pPr>
+      <w:rPr>
+        <w:rFonts w:ascii="Symbol" w:hAnsi="Symbol" w:hint="default"/>
+        <w:sz w:val="20"/>
+      </w:rPr>
+    </w:lvl>
+    <w:lvl w:ilvl="1" w:tentative="1">
+      <w:start w:val="1"/>
+      <w:numFmt w:val="bullet"/>
+      <w:lvlText w:val="o"/>
+      <w:lvlJc w:val="left"/>
+      <w:pPr>
+        <w:tabs>
+          <w:tab w:val="num" w:pos="1440"/>
+        </w:tabs>
+        <w:ind w:left="1440" w:hanging="360"/>
+      </w:pPr>
+      <w:rPr>
+        <w:rFonts w:ascii="Courier New" w:hAnsi="Courier New" w:hint="default"/>
+        <w:sz w:val="20"/>
+      </w:rPr>
+    </w:lvl>
+    <w:lvl w:ilvl="2" w:tentative="1">
+      <w:start w:val="1"/>
+      <w:numFmt w:val="bullet"/>
+      <w:lvlText w:val=""/>
+      <w:lvlJc w:val="left"/>
+      <w:pPr>
+        <w:tabs>
+          <w:tab w:val="num" w:pos="2160"/>
+        </w:tabs>
+        <w:ind w:left="2160" w:hanging="360"/>
+      </w:pPr>
+      <w:rPr>
+        <w:rFonts w:ascii="Wingdings" w:hAnsi="Wingdings" w:hint="default"/>
+        <w:sz w:val="20"/>
+      </w:rPr>
+    </w:lvl>
+    <w:lvl w:ilvl="3" w:tentative="1">
+      <w:start w:val="1"/>
+      <w:numFmt w:val="bullet"/>
+      <w:lvlText w:val=""/>
+      <w:lvlJc w:val="left"/>
+      <w:pPr>
+        <w:tabs>
+          <w:tab w:val="num" w:pos="2880"/>
+        </w:tabs>
+        <w:ind w:left="2880" w:hanging="360"/>
+      </w:pPr>
+      <w:rPr>
+        <w:rFonts w:ascii="Wingdings" w:hAnsi="Wingdings" w:hint="default"/>
+        <w:sz w:val="20"/>
+      </w:rPr>
+    </w:lvl>
+    <w:lvl w:ilvl="4" w:tentative="1">
+      <w:start w:val="1"/>
+      <w:numFmt w:val="bullet"/>
+      <w:lvlText w:val=""/>
+      <w:lvlJc w:val="left"/>
+      <w:pPr>
+        <w:tabs>
+          <w:tab w:val="num" w:pos="3600"/>
+        </w:tabs>
+        <w:ind w:left="3600" w:hanging="360"/>
+      </w:pPr>
+      <w:rPr>
+        <w:rFonts w:ascii="Wingdings" w:hAnsi="Wingdings" w:hint="default"/>
+        <w:sz w:val="20"/>
+      </w:rPr>
+    </w:lvl>
+    <w:lvl w:ilvl="5" w:tentative="1">
+      <w:start w:val="1"/>
+      <w:numFmt w:val="bullet"/>
+      <w:lvlText w:val=""/>
+      <w:lvlJc w:val="left"/>
+      <w:pPr>
+        <w:tabs>
+          <w:tab w:val="num" w:pos="4320"/>
+        </w:tabs>
+        <w:ind w:left="4320" w:hanging="360"/>
+      </w:pPr>
+      <w:rPr>
+        <w:rFonts w:ascii="Wingdings" w:hAnsi="Wingdings" w:hint="default"/>
+        <w:sz w:val="20"/>
+      </w:rPr>
+    </w:lvl>
+    <w:lvl w:ilvl="6" w:tentative="1">
+      <w:start w:val="1"/>
+      <w:numFmt w:val="bullet"/>
+      <w:lvlText w:val=""/>
+      <w:lvlJc w:val="left"/>
+      <w:pPr>
+        <w:tabs>
+          <w:tab w:val="num" w:pos="5040"/>
+        </w:tabs>
+        <w:ind w:left="5040" w:hanging="360"/>
+      </w:pPr>
+      <w:rPr>
+        <w:rFonts w:ascii="Wingdings" w:hAnsi="Wingdings" w:hint="default"/>
+        <w:sz w:val="20"/>
+      </w:rPr>
+    </w:lvl>
+    <w:lvl w:ilvl="7" w:tentative="1">
+      <w:start w:val="1"/>
+      <w:numFmt w:val="bullet"/>
+      <w:lvlText w:val=""/>
+      <w:lvlJc w:val="left"/>
+      <w:pPr>
+        <w:tabs>
+          <w:tab w:val="num" w:pos="5760"/>
+        </w:tabs>
+        <w:ind w:left="5760" w:hanging="360"/>
+      </w:pPr>
+      <w:rPr>
+        <w:rFonts w:ascii="Wingdings" w:hAnsi="Wingdings" w:hint="default"/>
+        <w:sz w:val="20"/>
+      </w:rPr>
+    </w:lvl>
+    <w:lvl w:ilvl="8" w:tentative="1">
+      <w:start w:val="1"/>
+      <w:numFmt w:val="bullet"/>
+      <w:lvlText w:val=""/>
+      <w:lvlJc w:val="left"/>
+      <w:pPr>
+        <w:tabs>
+          <w:tab w:val="num" w:pos="6480"/>
+        </w:tabs>
+        <w:ind w:left="6480" w:hanging="360"/>
+      </w:pPr>
+      <w:rPr>
+        <w:rFonts w:ascii="Wingdings" w:hAnsi="Wingdings" w:hint="default"/>
+        <w:sz w:val="20"/>
+      </w:rPr>
+    </w:lvl>
+  </w:abstractNum>
+  <w:abstractNum w:abstractNumId="3" w15:restartNumberingAfterBreak="0">
+    <w:nsid w:val="0D035318"/>
+    <w:multiLevelType w:val="multilevel"/>
+    <w:tmpl w:val="2D7E8D2A"/>
+    <w:lvl w:ilvl="0">
+      <w:start w:val="1"/>
+      <w:numFmt w:val="bullet"/>
+      <w:lvlText w:val=""/>
+      <w:lvlJc w:val="left"/>
+      <w:pPr>
+        <w:tabs>
+          <w:tab w:val="num" w:pos="720"/>
+        </w:tabs>
+        <w:ind w:left="720" w:hanging="360"/>
+      </w:pPr>
+      <w:rPr>
+        <w:rFonts w:ascii="Symbol" w:hAnsi="Symbol" w:hint="default"/>
+        <w:sz w:val="20"/>
+      </w:rPr>
+    </w:lvl>
+    <w:lvl w:ilvl="1" w:tentative="1">
+      <w:start w:val="1"/>
+      <w:numFmt w:val="bullet"/>
+      <w:lvlText w:val="o"/>
+      <w:lvlJc w:val="left"/>
+      <w:pPr>
+        <w:tabs>
+          <w:tab w:val="num" w:pos="1440"/>
+        </w:tabs>
+        <w:ind w:left="1440" w:hanging="360"/>
+      </w:pPr>
+      <w:rPr>
+        <w:rFonts w:ascii="Courier New" w:hAnsi="Courier New" w:hint="default"/>
+        <w:sz w:val="20"/>
+      </w:rPr>
+    </w:lvl>
+    <w:lvl w:ilvl="2" w:tentative="1">
+      <w:start w:val="1"/>
+      <w:numFmt w:val="bullet"/>
+      <w:lvlText w:val=""/>
+      <w:lvlJc w:val="left"/>
+      <w:pPr>
+        <w:tabs>
+          <w:tab w:val="num" w:pos="2160"/>
+        </w:tabs>
+        <w:ind w:left="2160" w:hanging="360"/>
+      </w:pPr>
+      <w:rPr>
+        <w:rFonts w:ascii="Wingdings" w:hAnsi="Wingdings" w:hint="default"/>
+        <w:sz w:val="20"/>
+      </w:rPr>
+    </w:lvl>
+    <w:lvl w:ilvl="3" w:tentative="1">
+      <w:start w:val="1"/>
+      <w:numFmt w:val="bullet"/>
+      <w:lvlText w:val=""/>
+      <w:lvlJc w:val="left"/>
+      <w:pPr>
+        <w:tabs>
+          <w:tab w:val="num" w:pos="2880"/>
+        </w:tabs>
+        <w:ind w:left="2880" w:hanging="360"/>
+      </w:pPr>
+      <w:rPr>
+        <w:rFonts w:ascii="Wingdings" w:hAnsi="Wingdings" w:hint="default"/>
+        <w:sz w:val="20"/>
+      </w:rPr>
+    </w:lvl>
+    <w:lvl w:ilvl="4" w:tentative="1">
+      <w:start w:val="1"/>
+      <w:numFmt w:val="bullet"/>
+      <w:lvlText w:val=""/>
+      <w:lvlJc w:val="left"/>
+      <w:pPr>
+        <w:tabs>
+          <w:tab w:val="num" w:pos="3600"/>
+        </w:tabs>
+        <w:ind w:left="3600" w:hanging="360"/>
+      </w:pPr>
+      <w:rPr>
+        <w:rFonts w:ascii="Wingdings" w:hAnsi="Wingdings" w:hint="default"/>
+        <w:sz w:val="20"/>
+      </w:rPr>
+    </w:lvl>
+    <w:lvl w:ilvl="5" w:tentative="1">
+      <w:start w:val="1"/>
+      <w:numFmt w:val="bullet"/>
+      <w:lvlText w:val=""/>
+      <w:lvlJc w:val="left"/>
+      <w:pPr>
+        <w:tabs>
+          <w:tab w:val="num" w:pos="4320"/>
+        </w:tabs>
+        <w:ind w:left="4320" w:hanging="360"/>
+      </w:pPr>
+      <w:rPr>
+        <w:rFonts w:ascii="Wingdings" w:hAnsi="Wingdings" w:hint="default"/>
+        <w:sz w:val="20"/>
+      </w:rPr>
+    </w:lvl>
+    <w:lvl w:ilvl="6" w:tentative="1">
+      <w:start w:val="1"/>
+      <w:numFmt w:val="bullet"/>
+      <w:lvlText w:val=""/>
+      <w:lvlJc w:val="left"/>
+      <w:pPr>
+        <w:tabs>
+          <w:tab w:val="num" w:pos="5040"/>
+        </w:tabs>
+        <w:ind w:left="5040" w:hanging="360"/>
+      </w:pPr>
+      <w:rPr>
+        <w:rFonts w:ascii="Wingdings" w:hAnsi="Wingdings" w:hint="default"/>
+        <w:sz w:val="20"/>
+      </w:rPr>
+    </w:lvl>
+    <w:lvl w:ilvl="7" w:tentative="1">
+      <w:start w:val="1"/>
+      <w:numFmt w:val="bullet"/>
+      <w:lvlText w:val=""/>
+      <w:lvlJc w:val="left"/>
+      <w:pPr>
+        <w:tabs>
+          <w:tab w:val="num" w:pos="5760"/>
+        </w:tabs>
+        <w:ind w:left="5760" w:hanging="360"/>
+      </w:pPr>
+      <w:rPr>
+        <w:rFonts w:ascii="Wingdings" w:hAnsi="Wingdings" w:hint="default"/>
+        <w:sz w:val="20"/>
+      </w:rPr>
+    </w:lvl>
+    <w:lvl w:ilvl="8" w:tentative="1">
+      <w:start w:val="1"/>
+      <w:numFmt w:val="bullet"/>
+      <w:lvlText w:val=""/>
+      <w:lvlJc w:val="left"/>
+      <w:pPr>
+        <w:tabs>
+          <w:tab w:val="num" w:pos="6480"/>
+        </w:tabs>
+        <w:ind w:left="6480" w:hanging="360"/>
+      </w:pPr>
+      <w:rPr>
+        <w:rFonts w:ascii="Wingdings" w:hAnsi="Wingdings" w:hint="default"/>
+        <w:sz w:val="20"/>
+      </w:rPr>
+    </w:lvl>
+  </w:abstractNum>
+  <w:abstractNum w:abstractNumId="4" w15:restartNumberingAfterBreak="0">
+    <w:nsid w:val="134F7986"/>
+    <w:multiLevelType w:val="multilevel"/>
+    <w:tmpl w:val="CB062F7A"/>
+    <w:lvl w:ilvl="0">
+      <w:start w:val="1"/>
+      <w:numFmt w:val="bullet"/>
+      <w:lvlText w:val=""/>
+      <w:lvlJc w:val="left"/>
+      <w:pPr>
+        <w:tabs>
+          <w:tab w:val="num" w:pos="720"/>
+        </w:tabs>
+        <w:ind w:left="720" w:hanging="360"/>
+      </w:pPr>
+      <w:rPr>
+        <w:rFonts w:ascii="Symbol" w:hAnsi="Symbol" w:hint="default"/>
+        <w:sz w:val="20"/>
+      </w:rPr>
+    </w:lvl>
+    <w:lvl w:ilvl="1" w:tentative="1">
+      <w:start w:val="1"/>
+      <w:numFmt w:val="bullet"/>
+      <w:lvlText w:val="o"/>
+      <w:lvlJc w:val="left"/>
+      <w:pPr>
+        <w:tabs>
+          <w:tab w:val="num" w:pos="1440"/>
+        </w:tabs>
+        <w:ind w:left="1440" w:hanging="360"/>
+      </w:pPr>
+      <w:rPr>
+        <w:rFonts w:ascii="Courier New" w:hAnsi="Courier New" w:hint="default"/>
+        <w:sz w:val="20"/>
+      </w:rPr>
+    </w:lvl>
+    <w:lvl w:ilvl="2" w:tentative="1">
+      <w:start w:val="1"/>
+      <w:numFmt w:val="bullet"/>
+      <w:lvlText w:val=""/>
+      <w:lvlJc w:val="left"/>
+      <w:pPr>
+        <w:tabs>
+          <w:tab w:val="num" w:pos="2160"/>
+        </w:tabs>
+        <w:ind w:left="2160" w:hanging="360"/>
+      </w:pPr>
+      <w:rPr>
+        <w:rFonts w:ascii="Wingdings" w:hAnsi="Wingdings" w:hint="default"/>
+        <w:sz w:val="20"/>
+      </w:rPr>
+    </w:lvl>
+    <w:lvl w:ilvl="3" w:tentative="1">
+      <w:start w:val="1"/>
+      <w:numFmt w:val="bullet"/>
+      <w:lvlText w:val=""/>
+      <w:lvlJc w:val="left"/>
+      <w:pPr>
+        <w:tabs>
+          <w:tab w:val="num" w:pos="2880"/>
+        </w:tabs>
+        <w:ind w:left="2880" w:hanging="360"/>
+      </w:pPr>
+      <w:rPr>
+        <w:rFonts w:ascii="Wingdings" w:hAnsi="Wingdings" w:hint="default"/>
+        <w:sz w:val="20"/>
+      </w:rPr>
+    </w:lvl>
+    <w:lvl w:ilvl="4" w:tentative="1">
+      <w:start w:val="1"/>
+      <w:numFmt w:val="bullet"/>
+      <w:lvlText w:val=""/>
+      <w:lvlJc w:val="left"/>
+      <w:pPr>
+        <w:tabs>
+          <w:tab w:val="num" w:pos="3600"/>
+        </w:tabs>
+        <w:ind w:left="3600" w:hanging="360"/>
+      </w:pPr>
+      <w:rPr>
+        <w:rFonts w:ascii="Wingdings" w:hAnsi="Wingdings" w:hint="default"/>
+        <w:sz w:val="20"/>
+      </w:rPr>
+    </w:lvl>
+    <w:lvl w:ilvl="5" w:tentative="1">
+      <w:start w:val="1"/>
+      <w:numFmt w:val="bullet"/>
+      <w:lvlText w:val=""/>
+      <w:lvlJc w:val="left"/>
+      <w:pPr>
+        <w:tabs>
+          <w:tab w:val="num" w:pos="4320"/>
+        </w:tabs>
+        <w:ind w:left="4320" w:hanging="360"/>
+      </w:pPr>
+      <w:rPr>
+        <w:rFonts w:ascii="Wingdings" w:hAnsi="Wingdings" w:hint="default"/>
+        <w:sz w:val="20"/>
+      </w:rPr>
+    </w:lvl>
+    <w:lvl w:ilvl="6" w:tentative="1">
+      <w:start w:val="1"/>
+      <w:numFmt w:val="bullet"/>
+      <w:lvlText w:val=""/>
+      <w:lvlJc w:val="left"/>
+      <w:pPr>
+        <w:tabs>
+          <w:tab w:val="num" w:pos="5040"/>
+        </w:tabs>
+        <w:ind w:left="5040" w:hanging="360"/>
+      </w:pPr>
+      <w:rPr>
+        <w:rFonts w:ascii="Wingdings" w:hAnsi="Wingdings" w:hint="default"/>
+        <w:sz w:val="20"/>
+      </w:rPr>
+    </w:lvl>
+    <w:lvl w:ilvl="7" w:tentative="1">
+      <w:start w:val="1"/>
+      <w:numFmt w:val="bullet"/>
+      <w:lvlText w:val=""/>
+      <w:lvlJc w:val="left"/>
+      <w:pPr>
+        <w:tabs>
+          <w:tab w:val="num" w:pos="5760"/>
+        </w:tabs>
+        <w:ind w:left="5760" w:hanging="360"/>
+      </w:pPr>
+      <w:rPr>
+        <w:rFonts w:ascii="Wingdings" w:hAnsi="Wingdings" w:hint="default"/>
+        <w:sz w:val="20"/>
+      </w:rPr>
+    </w:lvl>
+    <w:lvl w:ilvl="8" w:tentative="1">
+      <w:start w:val="1"/>
+      <w:numFmt w:val="bullet"/>
+      <w:lvlText w:val=""/>
+      <w:lvlJc w:val="left"/>
+      <w:pPr>
+        <w:tabs>
+          <w:tab w:val="num" w:pos="6480"/>
+        </w:tabs>
+        <w:ind w:left="6480" w:hanging="360"/>
+      </w:pPr>
+      <w:rPr>
+        <w:rFonts w:ascii="Wingdings" w:hAnsi="Wingdings" w:hint="default"/>
+        <w:sz w:val="20"/>
+      </w:rPr>
+    </w:lvl>
+  </w:abstractNum>
+  <w:abstractNum w:abstractNumId="5" w15:restartNumberingAfterBreak="0">
+    <w:nsid w:val="17C504F6"/>
+    <w:multiLevelType w:val="multilevel"/>
+    <w:tmpl w:val="1DF80DC8"/>
+    <w:lvl w:ilvl="0">
+      <w:start w:val="1"/>
+      <w:numFmt w:val="bullet"/>
+      <w:lvlText w:val=""/>
+      <w:lvlJc w:val="left"/>
+      <w:pPr>
+        <w:tabs>
+          <w:tab w:val="num" w:pos="720"/>
+        </w:tabs>
+        <w:ind w:left="720" w:hanging="360"/>
+      </w:pPr>
+      <w:rPr>
+        <w:rFonts w:ascii="Symbol" w:hAnsi="Symbol" w:hint="default"/>
+        <w:sz w:val="20"/>
+      </w:rPr>
+    </w:lvl>
+    <w:lvl w:ilvl="1" w:tentative="1">
+      <w:start w:val="1"/>
+      <w:numFmt w:val="bullet"/>
+      <w:lvlText w:val="o"/>
+      <w:lvlJc w:val="left"/>
+      <w:pPr>
+        <w:tabs>
+          <w:tab w:val="num" w:pos="1440"/>
+        </w:tabs>
+        <w:ind w:left="1440" w:hanging="360"/>
+      </w:pPr>
+      <w:rPr>
+        <w:rFonts w:ascii="Courier New" w:hAnsi="Courier New" w:hint="default"/>
+        <w:sz w:val="20"/>
+      </w:rPr>
+    </w:lvl>
+    <w:lvl w:ilvl="2" w:tentative="1">
+      <w:start w:val="1"/>
+      <w:numFmt w:val="bullet"/>
+      <w:lvlText w:val=""/>
+      <w:lvlJc w:val="left"/>
+      <w:pPr>
+        <w:tabs>
+          <w:tab w:val="num" w:pos="2160"/>
+        </w:tabs>
+        <w:ind w:left="2160" w:hanging="360"/>
+      </w:pPr>
+      <w:rPr>
+        <w:rFonts w:ascii="Wingdings" w:hAnsi="Wingdings" w:hint="default"/>
+        <w:sz w:val="20"/>
+      </w:rPr>
+    </w:lvl>
+    <w:lvl w:ilvl="3" w:tentative="1">
+      <w:start w:val="1"/>
+      <w:numFmt w:val="bullet"/>
+      <w:lvlText w:val=""/>
+      <w:lvlJc w:val="left"/>
+      <w:pPr>
+        <w:tabs>
+          <w:tab w:val="num" w:pos="2880"/>
+        </w:tabs>
+        <w:ind w:left="2880" w:hanging="360"/>
+      </w:pPr>
+      <w:rPr>
+        <w:rFonts w:ascii="Wingdings" w:hAnsi="Wingdings" w:hint="default"/>
+        <w:sz w:val="20"/>
+      </w:rPr>
+    </w:lvl>
+    <w:lvl w:ilvl="4" w:tentative="1">
+      <w:start w:val="1"/>
+      <w:numFmt w:val="bullet"/>
+      <w:lvlText w:val=""/>
+      <w:lvlJc w:val="left"/>
+      <w:pPr>
+        <w:tabs>
+          <w:tab w:val="num" w:pos="3600"/>
+        </w:tabs>
+        <w:ind w:left="3600" w:hanging="360"/>
+      </w:pPr>
+      <w:rPr>
+        <w:rFonts w:ascii="Wingdings" w:hAnsi="Wingdings" w:hint="default"/>
+        <w:sz w:val="20"/>
+      </w:rPr>
+    </w:lvl>
+    <w:lvl w:ilvl="5" w:tentative="1">
+      <w:start w:val="1"/>
+      <w:numFmt w:val="bullet"/>
+      <w:lvlText w:val=""/>
+      <w:lvlJc w:val="left"/>
+      <w:pPr>
+        <w:tabs>
+          <w:tab w:val="num" w:pos="4320"/>
+        </w:tabs>
+        <w:ind w:left="4320" w:hanging="360"/>
+      </w:pPr>
+      <w:rPr>
+        <w:rFonts w:ascii="Wingdings" w:hAnsi="Wingdings" w:hint="default"/>
+        <w:sz w:val="20"/>
+      </w:rPr>
+    </w:lvl>
+    <w:lvl w:ilvl="6" w:tentative="1">
+      <w:start w:val="1"/>
+      <w:numFmt w:val="bullet"/>
+      <w:lvlText w:val=""/>
+      <w:lvlJc w:val="left"/>
+      <w:pPr>
+        <w:tabs>
+          <w:tab w:val="num" w:pos="5040"/>
+        </w:tabs>
+        <w:ind w:left="5040" w:hanging="360"/>
+      </w:pPr>
+      <w:rPr>
+        <w:rFonts w:ascii="Wingdings" w:hAnsi="Wingdings" w:hint="default"/>
+        <w:sz w:val="20"/>
+      </w:rPr>
+    </w:lvl>
+    <w:lvl w:ilvl="7" w:tentative="1">
+      <w:start w:val="1"/>
+      <w:numFmt w:val="bullet"/>
+      <w:lvlText w:val=""/>
+      <w:lvlJc w:val="left"/>
+      <w:pPr>
+        <w:tabs>
+          <w:tab w:val="num" w:pos="5760"/>
+        </w:tabs>
+        <w:ind w:left="5760" w:hanging="360"/>
+      </w:pPr>
+      <w:rPr>
+        <w:rFonts w:ascii="Wingdings" w:hAnsi="Wingdings" w:hint="default"/>
+        <w:sz w:val="20"/>
+      </w:rPr>
+    </w:lvl>
+    <w:lvl w:ilvl="8" w:tentative="1">
+      <w:start w:val="1"/>
+      <w:numFmt w:val="bullet"/>
+      <w:lvlText w:val=""/>
+      <w:lvlJc w:val="left"/>
+      <w:pPr>
+        <w:tabs>
+          <w:tab w:val="num" w:pos="6480"/>
+        </w:tabs>
+        <w:ind w:left="6480" w:hanging="360"/>
+      </w:pPr>
+      <w:rPr>
+        <w:rFonts w:ascii="Wingdings" w:hAnsi="Wingdings" w:hint="default"/>
+        <w:sz w:val="20"/>
+      </w:rPr>
+    </w:lvl>
+  </w:abstractNum>
+  <w:abstractNum w:abstractNumId="6" w15:restartNumberingAfterBreak="0">
+    <w:nsid w:val="1B1D4F91"/>
+    <w:multiLevelType w:val="multilevel"/>
+    <w:tmpl w:val="51326048"/>
+    <w:lvl w:ilvl="0">
+      <w:start w:val="1"/>
+      <w:numFmt w:val="bullet"/>
+      <w:lvlText w:val=""/>
+      <w:lvlJc w:val="left"/>
+      <w:pPr>
+        <w:tabs>
+          <w:tab w:val="num" w:pos="720"/>
+        </w:tabs>
+        <w:ind w:left="720" w:hanging="360"/>
+      </w:pPr>
+      <w:rPr>
+        <w:rFonts w:ascii="Symbol" w:hAnsi="Symbol" w:hint="default"/>
+        <w:sz w:val="20"/>
+      </w:rPr>
+    </w:lvl>
+    <w:lvl w:ilvl="1" w:tentative="1">
+      <w:start w:val="1"/>
+      <w:numFmt w:val="bullet"/>
+      <w:lvlText w:val="o"/>
+      <w:lvlJc w:val="left"/>
+      <w:pPr>
+        <w:tabs>
+          <w:tab w:val="num" w:pos="1440"/>
+        </w:tabs>
+        <w:ind w:left="1440" w:hanging="360"/>
+      </w:pPr>
+      <w:rPr>
+        <w:rFonts w:ascii="Courier New" w:hAnsi="Courier New" w:hint="default"/>
+        <w:sz w:val="20"/>
+      </w:rPr>
+    </w:lvl>
+    <w:lvl w:ilvl="2" w:tentative="1">
+      <w:start w:val="1"/>
+      <w:numFmt w:val="bullet"/>
+      <w:lvlText w:val=""/>
+      <w:lvlJc w:val="left"/>
+      <w:pPr>
+        <w:tabs>
+          <w:tab w:val="num" w:pos="2160"/>
+        </w:tabs>
+        <w:ind w:left="2160" w:hanging="360"/>
+      </w:pPr>
+      <w:rPr>
+        <w:rFonts w:ascii="Wingdings" w:hAnsi="Wingdings" w:hint="default"/>
+        <w:sz w:val="20"/>
+      </w:rPr>
+    </w:lvl>
+    <w:lvl w:ilvl="3" w:tentative="1">
+      <w:start w:val="1"/>
+      <w:numFmt w:val="bullet"/>
+      <w:lvlText w:val=""/>
+      <w:lvlJc w:val="left"/>
+      <w:pPr>
+        <w:tabs>
+          <w:tab w:val="num" w:pos="2880"/>
+        </w:tabs>
+        <w:ind w:left="2880" w:hanging="360"/>
+      </w:pPr>
+      <w:rPr>
+        <w:rFonts w:ascii="Wingdings" w:hAnsi="Wingdings" w:hint="default"/>
+        <w:sz w:val="20"/>
+      </w:rPr>
+    </w:lvl>
+    <w:lvl w:ilvl="4" w:tentative="1">
+      <w:start w:val="1"/>
+      <w:numFmt w:val="bullet"/>
+      <w:lvlText w:val=""/>
+      <w:lvlJc w:val="left"/>
+      <w:pPr>
+        <w:tabs>
+          <w:tab w:val="num" w:pos="3600"/>
+        </w:tabs>
+        <w:ind w:left="3600" w:hanging="360"/>
+      </w:pPr>
+      <w:rPr>
+        <w:rFonts w:ascii="Wingdings" w:hAnsi="Wingdings" w:hint="default"/>
+        <w:sz w:val="20"/>
+      </w:rPr>
+    </w:lvl>
+    <w:lvl w:ilvl="5" w:tentative="1">
+      <w:start w:val="1"/>
+      <w:numFmt w:val="bullet"/>
+      <w:lvlText w:val=""/>
+      <w:lvlJc w:val="left"/>
+      <w:pPr>
+        <w:tabs>
+          <w:tab w:val="num" w:pos="4320"/>
+        </w:tabs>
+        <w:ind w:left="4320" w:hanging="360"/>
+      </w:pPr>
+      <w:rPr>
+        <w:rFonts w:ascii="Wingdings" w:hAnsi="Wingdings" w:hint="default"/>
+        <w:sz w:val="20"/>
+      </w:rPr>
+    </w:lvl>
+    <w:lvl w:ilvl="6" w:tentative="1">
+      <w:start w:val="1"/>
+      <w:numFmt w:val="bullet"/>
+      <w:lvlText w:val=""/>
+      <w:lvlJc w:val="left"/>
+      <w:pPr>
+        <w:tabs>
+          <w:tab w:val="num" w:pos="5040"/>
+        </w:tabs>
+        <w:ind w:left="5040" w:hanging="360"/>
+      </w:pPr>
+      <w:rPr>
+        <w:rFonts w:ascii="Wingdings" w:hAnsi="Wingdings" w:hint="default"/>
+        <w:sz w:val="20"/>
+      </w:rPr>
+    </w:lvl>
+    <w:lvl w:ilvl="7" w:tentative="1">
+      <w:start w:val="1"/>
+      <w:numFmt w:val="bullet"/>
+      <w:lvlText w:val=""/>
+      <w:lvlJc w:val="left"/>
+      <w:pPr>
+        <w:tabs>
+          <w:tab w:val="num" w:pos="5760"/>
+        </w:tabs>
+        <w:ind w:left="5760" w:hanging="360"/>
+      </w:pPr>
+      <w:rPr>
+        <w:rFonts w:ascii="Wingdings" w:hAnsi="Wingdings" w:hint="default"/>
+        <w:sz w:val="20"/>
+      </w:rPr>
+    </w:lvl>
+    <w:lvl w:ilvl="8" w:tentative="1">
+      <w:start w:val="1"/>
+      <w:numFmt w:val="bullet"/>
+      <w:lvlText w:val=""/>
+      <w:lvlJc w:val="left"/>
+      <w:pPr>
+        <w:tabs>
+          <w:tab w:val="num" w:pos="6480"/>
+        </w:tabs>
+        <w:ind w:left="6480" w:hanging="360"/>
+      </w:pPr>
+      <w:rPr>
+        <w:rFonts w:ascii="Wingdings" w:hAnsi="Wingdings" w:hint="default"/>
+        <w:sz w:val="20"/>
+      </w:rPr>
+    </w:lvl>
+  </w:abstractNum>
+  <w:abstractNum w:abstractNumId="7" w15:restartNumberingAfterBreak="0">
+    <w:nsid w:val="1DD76C36"/>
+    <w:multiLevelType w:val="multilevel"/>
+    <w:tmpl w:val="42A4ECF4"/>
+    <w:lvl w:ilvl="0">
+      <w:start w:val="1"/>
+      <w:numFmt w:val="bullet"/>
+      <w:lvlText w:val=""/>
+      <w:lvlJc w:val="left"/>
+      <w:pPr>
+        <w:tabs>
+          <w:tab w:val="num" w:pos="720"/>
+        </w:tabs>
+        <w:ind w:left="720" w:hanging="360"/>
+      </w:pPr>
+      <w:rPr>
+        <w:rFonts w:ascii="Symbol" w:hAnsi="Symbol" w:hint="default"/>
+        <w:sz w:val="20"/>
+      </w:rPr>
+    </w:lvl>
+    <w:lvl w:ilvl="1" w:tentative="1">
+      <w:start w:val="1"/>
+      <w:numFmt w:val="bullet"/>
+      <w:lvlText w:val="o"/>
+      <w:lvlJc w:val="left"/>
+      <w:pPr>
+        <w:tabs>
+          <w:tab w:val="num" w:pos="1440"/>
+        </w:tabs>
+        <w:ind w:left="1440" w:hanging="360"/>
+      </w:pPr>
+      <w:rPr>
+        <w:rFonts w:ascii="Courier New" w:hAnsi="Courier New" w:hint="default"/>
+        <w:sz w:val="20"/>
+      </w:rPr>
+    </w:lvl>
+    <w:lvl w:ilvl="2" w:tentative="1">
+      <w:start w:val="1"/>
+      <w:numFmt w:val="bullet"/>
+      <w:lvlText w:val=""/>
+      <w:lvlJc w:val="left"/>
+      <w:pPr>
+        <w:tabs>
+          <w:tab w:val="num" w:pos="2160"/>
+        </w:tabs>
+        <w:ind w:left="2160" w:hanging="360"/>
+      </w:pPr>
+      <w:rPr>
+        <w:rFonts w:ascii="Wingdings" w:hAnsi="Wingdings" w:hint="default"/>
+        <w:sz w:val="20"/>
+      </w:rPr>
+    </w:lvl>
+    <w:lvl w:ilvl="3" w:tentative="1">
+      <w:start w:val="1"/>
+      <w:numFmt w:val="bullet"/>
+      <w:lvlText w:val=""/>
+      <w:lvlJc w:val="left"/>
+      <w:pPr>
+        <w:tabs>
+          <w:tab w:val="num" w:pos="2880"/>
+        </w:tabs>
+        <w:ind w:left="2880" w:hanging="360"/>
+      </w:pPr>
+      <w:rPr>
+        <w:rFonts w:ascii="Wingdings" w:hAnsi="Wingdings" w:hint="default"/>
+        <w:sz w:val="20"/>
+      </w:rPr>
+    </w:lvl>
+    <w:lvl w:ilvl="4" w:tentative="1">
+      <w:start w:val="1"/>
+      <w:numFmt w:val="bullet"/>
+      <w:lvlText w:val=""/>
+      <w:lvlJc w:val="left"/>
+      <w:pPr>
+        <w:tabs>
+          <w:tab w:val="num" w:pos="3600"/>
+        </w:tabs>
+        <w:ind w:left="3600" w:hanging="360"/>
+      </w:pPr>
+      <w:rPr>
+        <w:rFonts w:ascii="Wingdings" w:hAnsi="Wingdings" w:hint="default"/>
+        <w:sz w:val="20"/>
+      </w:rPr>
+    </w:lvl>
+    <w:lvl w:ilvl="5" w:tentative="1">
+      <w:start w:val="1"/>
+      <w:numFmt w:val="bullet"/>
+      <w:lvlText w:val=""/>
+      <w:lvlJc w:val="left"/>
+      <w:pPr>
+        <w:tabs>
+          <w:tab w:val="num" w:pos="4320"/>
+        </w:tabs>
+        <w:ind w:left="4320" w:hanging="360"/>
+      </w:pPr>
+      <w:rPr>
+        <w:rFonts w:ascii="Wingdings" w:hAnsi="Wingdings" w:hint="default"/>
+        <w:sz w:val="20"/>
+      </w:rPr>
+    </w:lvl>
+    <w:lvl w:ilvl="6" w:tentative="1">
+      <w:start w:val="1"/>
+      <w:numFmt w:val="bullet"/>
+      <w:lvlText w:val=""/>
+      <w:lvlJc w:val="left"/>
+      <w:pPr>
+        <w:tabs>
+          <w:tab w:val="num" w:pos="5040"/>
+        </w:tabs>
+        <w:ind w:left="5040" w:hanging="360"/>
+      </w:pPr>
+      <w:rPr>
+        <w:rFonts w:ascii="Wingdings" w:hAnsi="Wingdings" w:hint="default"/>
+        <w:sz w:val="20"/>
+      </w:rPr>
+    </w:lvl>
+    <w:lvl w:ilvl="7" w:tentative="1">
+      <w:start w:val="1"/>
+      <w:numFmt w:val="bullet"/>
+      <w:lvlText w:val=""/>
+      <w:lvlJc w:val="left"/>
+      <w:pPr>
+        <w:tabs>
+          <w:tab w:val="num" w:pos="5760"/>
+        </w:tabs>
+        <w:ind w:left="5760" w:hanging="360"/>
+      </w:pPr>
+      <w:rPr>
+        <w:rFonts w:ascii="Wingdings" w:hAnsi="Wingdings" w:hint="default"/>
+        <w:sz w:val="20"/>
+      </w:rPr>
+    </w:lvl>
+    <w:lvl w:ilvl="8" w:tentative="1">
+      <w:start w:val="1"/>
+      <w:numFmt w:val="bullet"/>
+      <w:lvlText w:val=""/>
+      <w:lvlJc w:val="left"/>
+      <w:pPr>
+        <w:tabs>
+          <w:tab w:val="num" w:pos="6480"/>
+        </w:tabs>
+        <w:ind w:left="6480" w:hanging="360"/>
+      </w:pPr>
+      <w:rPr>
+        <w:rFonts w:ascii="Wingdings" w:hAnsi="Wingdings" w:hint="default"/>
+        <w:sz w:val="20"/>
+      </w:rPr>
+    </w:lvl>
+  </w:abstractNum>
+  <w:abstractNum w:abstractNumId="8" w15:restartNumberingAfterBreak="0">
+    <w:nsid w:val="1F9E1920"/>
+    <w:multiLevelType w:val="multilevel"/>
+    <w:tmpl w:val="2C587BDA"/>
+    <w:lvl w:ilvl="0">
+      <w:start w:val="1"/>
+      <w:numFmt w:val="bullet"/>
+      <w:lvlText w:val=""/>
+      <w:lvlJc w:val="left"/>
+      <w:pPr>
+        <w:tabs>
+          <w:tab w:val="num" w:pos="720"/>
+        </w:tabs>
+        <w:ind w:left="720" w:hanging="360"/>
+      </w:pPr>
+      <w:rPr>
+        <w:rFonts w:ascii="Symbol" w:hAnsi="Symbol" w:hint="default"/>
+        <w:sz w:val="20"/>
+      </w:rPr>
+    </w:lvl>
+    <w:lvl w:ilvl="1" w:tentative="1">
+      <w:start w:val="1"/>
+      <w:numFmt w:val="bullet"/>
+      <w:lvlText w:val="o"/>
+      <w:lvlJc w:val="left"/>
+      <w:pPr>
+        <w:tabs>
+          <w:tab w:val="num" w:pos="1440"/>
+        </w:tabs>
+        <w:ind w:left="1440" w:hanging="360"/>
+      </w:pPr>
+      <w:rPr>
+        <w:rFonts w:ascii="Courier New" w:hAnsi="Courier New" w:hint="default"/>
+        <w:sz w:val="20"/>
+      </w:rPr>
+    </w:lvl>
+    <w:lvl w:ilvl="2" w:tentative="1">
+      <w:start w:val="1"/>
+      <w:numFmt w:val="bullet"/>
+      <w:lvlText w:val=""/>
+      <w:lvlJc w:val="left"/>
+      <w:pPr>
+        <w:tabs>
+          <w:tab w:val="num" w:pos="2160"/>
+        </w:tabs>
+        <w:ind w:left="2160" w:hanging="360"/>
+      </w:pPr>
+      <w:rPr>
+        <w:rFonts w:ascii="Wingdings" w:hAnsi="Wingdings" w:hint="default"/>
+        <w:sz w:val="20"/>
+      </w:rPr>
+    </w:lvl>
+    <w:lvl w:ilvl="3" w:tentative="1">
+      <w:start w:val="1"/>
+      <w:numFmt w:val="bullet"/>
+      <w:lvlText w:val=""/>
+      <w:lvlJc w:val="left"/>
+      <w:pPr>
+        <w:tabs>
+          <w:tab w:val="num" w:pos="2880"/>
+        </w:tabs>
+        <w:ind w:left="2880" w:hanging="360"/>
+      </w:pPr>
+      <w:rPr>
+        <w:rFonts w:ascii="Wingdings" w:hAnsi="Wingdings" w:hint="default"/>
+        <w:sz w:val="20"/>
+      </w:rPr>
+    </w:lvl>
+    <w:lvl w:ilvl="4" w:tentative="1">
+      <w:start w:val="1"/>
+      <w:numFmt w:val="bullet"/>
+      <w:lvlText w:val=""/>
+      <w:lvlJc w:val="left"/>
+      <w:pPr>
+        <w:tabs>
+          <w:tab w:val="num" w:pos="3600"/>
+        </w:tabs>
+        <w:ind w:left="3600" w:hanging="360"/>
+      </w:pPr>
+      <w:rPr>
+        <w:rFonts w:ascii="Wingdings" w:hAnsi="Wingdings" w:hint="default"/>
+        <w:sz w:val="20"/>
+      </w:rPr>
+    </w:lvl>
+    <w:lvl w:ilvl="5" w:tentative="1">
+      <w:start w:val="1"/>
+      <w:numFmt w:val="bullet"/>
+      <w:lvlText w:val=""/>
+      <w:lvlJc w:val="left"/>
+      <w:pPr>
+        <w:tabs>
+          <w:tab w:val="num" w:pos="4320"/>
+        </w:tabs>
+        <w:ind w:left="4320" w:hanging="360"/>
+      </w:pPr>
+      <w:rPr>
+        <w:rFonts w:ascii="Wingdings" w:hAnsi="Wingdings" w:hint="default"/>
+        <w:sz w:val="20"/>
+      </w:rPr>
+    </w:lvl>
+    <w:lvl w:ilvl="6" w:tentative="1">
+      <w:start w:val="1"/>
+      <w:numFmt w:val="bullet"/>
+      <w:lvlText w:val=""/>
+      <w:lvlJc w:val="left"/>
+      <w:pPr>
+        <w:tabs>
+          <w:tab w:val="num" w:pos="5040"/>
+        </w:tabs>
+        <w:ind w:left="5040" w:hanging="360"/>
+      </w:pPr>
+      <w:rPr>
+        <w:rFonts w:ascii="Wingdings" w:hAnsi="Wingdings" w:hint="default"/>
+        <w:sz w:val="20"/>
+      </w:rPr>
+    </w:lvl>
+    <w:lvl w:ilvl="7" w:tentative="1">
+      <w:start w:val="1"/>
+      <w:numFmt w:val="bullet"/>
+      <w:lvlText w:val=""/>
+      <w:lvlJc w:val="left"/>
+      <w:pPr>
+        <w:tabs>
+          <w:tab w:val="num" w:pos="5760"/>
+        </w:tabs>
+        <w:ind w:left="5760" w:hanging="360"/>
+      </w:pPr>
+      <w:rPr>
+        <w:rFonts w:ascii="Wingdings" w:hAnsi="Wingdings" w:hint="default"/>
+        <w:sz w:val="20"/>
+      </w:rPr>
+    </w:lvl>
+    <w:lvl w:ilvl="8" w:tentative="1">
+      <w:start w:val="1"/>
+      <w:numFmt w:val="bullet"/>
+      <w:lvlText w:val=""/>
+      <w:lvlJc w:val="left"/>
+      <w:pPr>
+        <w:tabs>
+          <w:tab w:val="num" w:pos="6480"/>
+        </w:tabs>
+        <w:ind w:left="6480" w:hanging="360"/>
+      </w:pPr>
+      <w:rPr>
+        <w:rFonts w:ascii="Wingdings" w:hAnsi="Wingdings" w:hint="default"/>
+        <w:sz w:val="20"/>
+      </w:rPr>
+    </w:lvl>
+  </w:abstractNum>
+  <w:abstractNum w:abstractNumId="9" w15:restartNumberingAfterBreak="0">
+    <w:nsid w:val="25AA3049"/>
+    <w:multiLevelType w:val="multilevel"/>
+    <w:tmpl w:val="251291C2"/>
+    <w:lvl w:ilvl="0">
+      <w:start w:val="1"/>
+      <w:numFmt w:val="bullet"/>
+      <w:lvlText w:val=""/>
+      <w:lvlJc w:val="left"/>
+      <w:pPr>
+        <w:tabs>
+          <w:tab w:val="num" w:pos="720"/>
+        </w:tabs>
+        <w:ind w:left="720" w:hanging="360"/>
+      </w:pPr>
+      <w:rPr>
+        <w:rFonts w:ascii="Symbol" w:hAnsi="Symbol" w:hint="default"/>
+        <w:sz w:val="20"/>
+      </w:rPr>
+    </w:lvl>
+    <w:lvl w:ilvl="1" w:tentative="1">
+      <w:start w:val="1"/>
+      <w:numFmt w:val="bullet"/>
+      <w:lvlText w:val="o"/>
+      <w:lvlJc w:val="left"/>
+      <w:pPr>
+        <w:tabs>
+          <w:tab w:val="num" w:pos="1440"/>
+        </w:tabs>
+        <w:ind w:left="1440" w:hanging="360"/>
+      </w:pPr>
+      <w:rPr>
+        <w:rFonts w:ascii="Courier New" w:hAnsi="Courier New" w:hint="default"/>
+        <w:sz w:val="20"/>
+      </w:rPr>
+    </w:lvl>
+    <w:lvl w:ilvl="2" w:tentative="1">
+      <w:start w:val="1"/>
+      <w:numFmt w:val="bullet"/>
+      <w:lvlText w:val=""/>
+      <w:lvlJc w:val="left"/>
+      <w:pPr>
+        <w:tabs>
+          <w:tab w:val="num" w:pos="2160"/>
+        </w:tabs>
+        <w:ind w:left="2160" w:hanging="360"/>
+      </w:pPr>
+      <w:rPr>
+        <w:rFonts w:ascii="Wingdings" w:hAnsi="Wingdings" w:hint="default"/>
+        <w:sz w:val="20"/>
+      </w:rPr>
+    </w:lvl>
+    <w:lvl w:ilvl="3" w:tentative="1">
+      <w:start w:val="1"/>
+      <w:numFmt w:val="bullet"/>
+      <w:lvlText w:val=""/>
+      <w:lvlJc w:val="left"/>
+      <w:pPr>
+        <w:tabs>
+          <w:tab w:val="num" w:pos="2880"/>
+        </w:tabs>
+        <w:ind w:left="2880" w:hanging="360"/>
+      </w:pPr>
+      <w:rPr>
+        <w:rFonts w:ascii="Wingdings" w:hAnsi="Wingdings" w:hint="default"/>
+        <w:sz w:val="20"/>
+      </w:rPr>
+    </w:lvl>
+    <w:lvl w:ilvl="4" w:tentative="1">
+      <w:start w:val="1"/>
+      <w:numFmt w:val="bullet"/>
+      <w:lvlText w:val=""/>
+      <w:lvlJc w:val="left"/>
+      <w:pPr>
+        <w:tabs>
+          <w:tab w:val="num" w:pos="3600"/>
+        </w:tabs>
+        <w:ind w:left="3600" w:hanging="360"/>
+      </w:pPr>
+      <w:rPr>
+        <w:rFonts w:ascii="Wingdings" w:hAnsi="Wingdings" w:hint="default"/>
+        <w:sz w:val="20"/>
+      </w:rPr>
+    </w:lvl>
+    <w:lvl w:ilvl="5" w:tentative="1">
+      <w:start w:val="1"/>
+      <w:numFmt w:val="bullet"/>
+      <w:lvlText w:val=""/>
+      <w:lvlJc w:val="left"/>
+      <w:pPr>
+        <w:tabs>
+          <w:tab w:val="num" w:pos="4320"/>
+        </w:tabs>
+        <w:ind w:left="4320" w:hanging="360"/>
+      </w:pPr>
+      <w:rPr>
+        <w:rFonts w:ascii="Wingdings" w:hAnsi="Wingdings" w:hint="default"/>
+        <w:sz w:val="20"/>
+      </w:rPr>
+    </w:lvl>
+    <w:lvl w:ilvl="6" w:tentative="1">
+      <w:start w:val="1"/>
+      <w:numFmt w:val="bullet"/>
+      <w:lvlText w:val=""/>
+      <w:lvlJc w:val="left"/>
+      <w:pPr>
+        <w:tabs>
+          <w:tab w:val="num" w:pos="5040"/>
+        </w:tabs>
+        <w:ind w:left="5040" w:hanging="360"/>
+      </w:pPr>
+      <w:rPr>
+        <w:rFonts w:ascii="Wingdings" w:hAnsi="Wingdings" w:hint="default"/>
+        <w:sz w:val="20"/>
+      </w:rPr>
+    </w:lvl>
+    <w:lvl w:ilvl="7" w:tentative="1">
+      <w:start w:val="1"/>
+      <w:numFmt w:val="bullet"/>
+      <w:lvlText w:val=""/>
+      <w:lvlJc w:val="left"/>
+      <w:pPr>
+        <w:tabs>
+          <w:tab w:val="num" w:pos="5760"/>
+        </w:tabs>
+        <w:ind w:left="5760" w:hanging="360"/>
+      </w:pPr>
+      <w:rPr>
+        <w:rFonts w:ascii="Wingdings" w:hAnsi="Wingdings" w:hint="default"/>
+        <w:sz w:val="20"/>
+      </w:rPr>
+    </w:lvl>
+    <w:lvl w:ilvl="8" w:tentative="1">
+      <w:start w:val="1"/>
+      <w:numFmt w:val="bullet"/>
+      <w:lvlText w:val=""/>
+      <w:lvlJc w:val="left"/>
+      <w:pPr>
+        <w:tabs>
+          <w:tab w:val="num" w:pos="6480"/>
+        </w:tabs>
+        <w:ind w:left="6480" w:hanging="360"/>
+      </w:pPr>
+      <w:rPr>
+        <w:rFonts w:ascii="Wingdings" w:hAnsi="Wingdings" w:hint="default"/>
+        <w:sz w:val="20"/>
+      </w:rPr>
+    </w:lvl>
+  </w:abstractNum>
+  <w:abstractNum w:abstractNumId="10" w15:restartNumberingAfterBreak="0">
+    <w:nsid w:val="26AE1B5D"/>
+    <w:multiLevelType w:val="multilevel"/>
+    <w:tmpl w:val="E63409D8"/>
     <w:lvl w:ilvl="0">
       <w:start w:val="1"/>
       <w:numFmt w:val="decimal"/>
@@ -15764,10 +17133,10 @@
       </w:pPr>
     </w:lvl>
   </w:abstractNum>
-  <w:abstractNum w:abstractNumId="2" w15:restartNumberingAfterBreak="0">
-    <w:nsid w:val="040E3747"/>
+  <w:abstractNum w:abstractNumId="11" w15:restartNumberingAfterBreak="0">
+    <w:nsid w:val="28B90567"/>
     <w:multiLevelType w:val="multilevel"/>
-    <w:tmpl w:val="AACE26BA"/>
+    <w:tmpl w:val="E0746CDC"/>
     <w:lvl w:ilvl="0">
       <w:start w:val="1"/>
       <w:numFmt w:val="bullet"/>
@@ -15913,10 +17282,308 @@
       </w:rPr>
     </w:lvl>
   </w:abstractNum>
-  <w:abstractNum w:abstractNumId="3" w15:restartNumberingAfterBreak="0">
-    <w:nsid w:val="053A2202"/>
+  <w:abstractNum w:abstractNumId="12" w15:restartNumberingAfterBreak="0">
+    <w:nsid w:val="2F451C28"/>
     <w:multiLevelType w:val="multilevel"/>
-    <w:tmpl w:val="A636F48C"/>
+    <w:tmpl w:val="DBD64A1E"/>
+    <w:lvl w:ilvl="0">
+      <w:start w:val="1"/>
+      <w:numFmt w:val="bullet"/>
+      <w:lvlText w:val=""/>
+      <w:lvlJc w:val="left"/>
+      <w:pPr>
+        <w:tabs>
+          <w:tab w:val="num" w:pos="720"/>
+        </w:tabs>
+        <w:ind w:left="720" w:hanging="360"/>
+      </w:pPr>
+      <w:rPr>
+        <w:rFonts w:ascii="Symbol" w:hAnsi="Symbol" w:hint="default"/>
+        <w:sz w:val="20"/>
+      </w:rPr>
+    </w:lvl>
+    <w:lvl w:ilvl="1" w:tentative="1">
+      <w:start w:val="1"/>
+      <w:numFmt w:val="bullet"/>
+      <w:lvlText w:val="o"/>
+      <w:lvlJc w:val="left"/>
+      <w:pPr>
+        <w:tabs>
+          <w:tab w:val="num" w:pos="1440"/>
+        </w:tabs>
+        <w:ind w:left="1440" w:hanging="360"/>
+      </w:pPr>
+      <w:rPr>
+        <w:rFonts w:ascii="Courier New" w:hAnsi="Courier New" w:hint="default"/>
+        <w:sz w:val="20"/>
+      </w:rPr>
+    </w:lvl>
+    <w:lvl w:ilvl="2" w:tentative="1">
+      <w:start w:val="1"/>
+      <w:numFmt w:val="bullet"/>
+      <w:lvlText w:val=""/>
+      <w:lvlJc w:val="left"/>
+      <w:pPr>
+        <w:tabs>
+          <w:tab w:val="num" w:pos="2160"/>
+        </w:tabs>
+        <w:ind w:left="2160" w:hanging="360"/>
+      </w:pPr>
+      <w:rPr>
+        <w:rFonts w:ascii="Wingdings" w:hAnsi="Wingdings" w:hint="default"/>
+        <w:sz w:val="20"/>
+      </w:rPr>
+    </w:lvl>
+    <w:lvl w:ilvl="3" w:tentative="1">
+      <w:start w:val="1"/>
+      <w:numFmt w:val="bullet"/>
+      <w:lvlText w:val=""/>
+      <w:lvlJc w:val="left"/>
+      <w:pPr>
+        <w:tabs>
+          <w:tab w:val="num" w:pos="2880"/>
+        </w:tabs>
+        <w:ind w:left="2880" w:hanging="360"/>
+      </w:pPr>
+      <w:rPr>
+        <w:rFonts w:ascii="Wingdings" w:hAnsi="Wingdings" w:hint="default"/>
+        <w:sz w:val="20"/>
+      </w:rPr>
+    </w:lvl>
+    <w:lvl w:ilvl="4" w:tentative="1">
+      <w:start w:val="1"/>
+      <w:numFmt w:val="bullet"/>
+      <w:lvlText w:val=""/>
+      <w:lvlJc w:val="left"/>
+      <w:pPr>
+        <w:tabs>
+          <w:tab w:val="num" w:pos="3600"/>
+        </w:tabs>
+        <w:ind w:left="3600" w:hanging="360"/>
+      </w:pPr>
+      <w:rPr>
+        <w:rFonts w:ascii="Wingdings" w:hAnsi="Wingdings" w:hint="default"/>
+        <w:sz w:val="20"/>
+      </w:rPr>
+    </w:lvl>
+    <w:lvl w:ilvl="5" w:tentative="1">
+      <w:start w:val="1"/>
+      <w:numFmt w:val="bullet"/>
+      <w:lvlText w:val=""/>
+      <w:lvlJc w:val="left"/>
+      <w:pPr>
+        <w:tabs>
+          <w:tab w:val="num" w:pos="4320"/>
+        </w:tabs>
+        <w:ind w:left="4320" w:hanging="360"/>
+      </w:pPr>
+      <w:rPr>
+        <w:rFonts w:ascii="Wingdings" w:hAnsi="Wingdings" w:hint="default"/>
+        <w:sz w:val="20"/>
+      </w:rPr>
+    </w:lvl>
+    <w:lvl w:ilvl="6" w:tentative="1">
+      <w:start w:val="1"/>
+      <w:numFmt w:val="bullet"/>
+      <w:lvlText w:val=""/>
+      <w:lvlJc w:val="left"/>
+      <w:pPr>
+        <w:tabs>
+          <w:tab w:val="num" w:pos="5040"/>
+        </w:tabs>
+        <w:ind w:left="5040" w:hanging="360"/>
+      </w:pPr>
+      <w:rPr>
+        <w:rFonts w:ascii="Wingdings" w:hAnsi="Wingdings" w:hint="default"/>
+        <w:sz w:val="20"/>
+      </w:rPr>
+    </w:lvl>
+    <w:lvl w:ilvl="7" w:tentative="1">
+      <w:start w:val="1"/>
+      <w:numFmt w:val="bullet"/>
+      <w:lvlText w:val=""/>
+      <w:lvlJc w:val="left"/>
+      <w:pPr>
+        <w:tabs>
+          <w:tab w:val="num" w:pos="5760"/>
+        </w:tabs>
+        <w:ind w:left="5760" w:hanging="360"/>
+      </w:pPr>
+      <w:rPr>
+        <w:rFonts w:ascii="Wingdings" w:hAnsi="Wingdings" w:hint="default"/>
+        <w:sz w:val="20"/>
+      </w:rPr>
+    </w:lvl>
+    <w:lvl w:ilvl="8" w:tentative="1">
+      <w:start w:val="1"/>
+      <w:numFmt w:val="bullet"/>
+      <w:lvlText w:val=""/>
+      <w:lvlJc w:val="left"/>
+      <w:pPr>
+        <w:tabs>
+          <w:tab w:val="num" w:pos="6480"/>
+        </w:tabs>
+        <w:ind w:left="6480" w:hanging="360"/>
+      </w:pPr>
+      <w:rPr>
+        <w:rFonts w:ascii="Wingdings" w:hAnsi="Wingdings" w:hint="default"/>
+        <w:sz w:val="20"/>
+      </w:rPr>
+    </w:lvl>
+  </w:abstractNum>
+  <w:abstractNum w:abstractNumId="13" w15:restartNumberingAfterBreak="0">
+    <w:nsid w:val="353323C5"/>
+    <w:multiLevelType w:val="multilevel"/>
+    <w:tmpl w:val="0C126D80"/>
+    <w:lvl w:ilvl="0">
+      <w:start w:val="1"/>
+      <w:numFmt w:val="bullet"/>
+      <w:lvlText w:val=""/>
+      <w:lvlJc w:val="left"/>
+      <w:pPr>
+        <w:tabs>
+          <w:tab w:val="num" w:pos="720"/>
+        </w:tabs>
+        <w:ind w:left="720" w:hanging="360"/>
+      </w:pPr>
+      <w:rPr>
+        <w:rFonts w:ascii="Symbol" w:hAnsi="Symbol" w:hint="default"/>
+        <w:sz w:val="20"/>
+      </w:rPr>
+    </w:lvl>
+    <w:lvl w:ilvl="1" w:tentative="1">
+      <w:start w:val="1"/>
+      <w:numFmt w:val="bullet"/>
+      <w:lvlText w:val="o"/>
+      <w:lvlJc w:val="left"/>
+      <w:pPr>
+        <w:tabs>
+          <w:tab w:val="num" w:pos="1440"/>
+        </w:tabs>
+        <w:ind w:left="1440" w:hanging="360"/>
+      </w:pPr>
+      <w:rPr>
+        <w:rFonts w:ascii="Courier New" w:hAnsi="Courier New" w:hint="default"/>
+        <w:sz w:val="20"/>
+      </w:rPr>
+    </w:lvl>
+    <w:lvl w:ilvl="2" w:tentative="1">
+      <w:start w:val="1"/>
+      <w:numFmt w:val="bullet"/>
+      <w:lvlText w:val=""/>
+      <w:lvlJc w:val="left"/>
+      <w:pPr>
+        <w:tabs>
+          <w:tab w:val="num" w:pos="2160"/>
+        </w:tabs>
+        <w:ind w:left="2160" w:hanging="360"/>
+      </w:pPr>
+      <w:rPr>
+        <w:rFonts w:ascii="Wingdings" w:hAnsi="Wingdings" w:hint="default"/>
+        <w:sz w:val="20"/>
+      </w:rPr>
+    </w:lvl>
+    <w:lvl w:ilvl="3" w:tentative="1">
+      <w:start w:val="1"/>
+      <w:numFmt w:val="bullet"/>
+      <w:lvlText w:val=""/>
+      <w:lvlJc w:val="left"/>
+      <w:pPr>
+        <w:tabs>
+          <w:tab w:val="num" w:pos="2880"/>
+        </w:tabs>
+        <w:ind w:left="2880" w:hanging="360"/>
+      </w:pPr>
+      <w:rPr>
+        <w:rFonts w:ascii="Wingdings" w:hAnsi="Wingdings" w:hint="default"/>
+        <w:sz w:val="20"/>
+      </w:rPr>
+    </w:lvl>
+    <w:lvl w:ilvl="4" w:tentative="1">
+      <w:start w:val="1"/>
+      <w:numFmt w:val="bullet"/>
+      <w:lvlText w:val=""/>
+      <w:lvlJc w:val="left"/>
+      <w:pPr>
+        <w:tabs>
+          <w:tab w:val="num" w:pos="3600"/>
+        </w:tabs>
+        <w:ind w:left="3600" w:hanging="360"/>
+      </w:pPr>
+      <w:rPr>
+        <w:rFonts w:ascii="Wingdings" w:hAnsi="Wingdings" w:hint="default"/>
+        <w:sz w:val="20"/>
+      </w:rPr>
+    </w:lvl>
+    <w:lvl w:ilvl="5" w:tentative="1">
+      <w:start w:val="1"/>
+      <w:numFmt w:val="bullet"/>
+      <w:lvlText w:val=""/>
+      <w:lvlJc w:val="left"/>
+      <w:pPr>
+        <w:tabs>
+          <w:tab w:val="num" w:pos="4320"/>
+        </w:tabs>
+        <w:ind w:left="4320" w:hanging="360"/>
+      </w:pPr>
+      <w:rPr>
+        <w:rFonts w:ascii="Wingdings" w:hAnsi="Wingdings" w:hint="default"/>
+        <w:sz w:val="20"/>
+      </w:rPr>
+    </w:lvl>
+    <w:lvl w:ilvl="6" w:tentative="1">
+      <w:start w:val="1"/>
+      <w:numFmt w:val="bullet"/>
+      <w:lvlText w:val=""/>
+      <w:lvlJc w:val="left"/>
+      <w:pPr>
+        <w:tabs>
+          <w:tab w:val="num" w:pos="5040"/>
+        </w:tabs>
+        <w:ind w:left="5040" w:hanging="360"/>
+      </w:pPr>
+      <w:rPr>
+        <w:rFonts w:ascii="Wingdings" w:hAnsi="Wingdings" w:hint="default"/>
+        <w:sz w:val="20"/>
+      </w:rPr>
+    </w:lvl>
+    <w:lvl w:ilvl="7" w:tentative="1">
+      <w:start w:val="1"/>
+      <w:numFmt w:val="bullet"/>
+      <w:lvlText w:val=""/>
+      <w:lvlJc w:val="left"/>
+      <w:pPr>
+        <w:tabs>
+          <w:tab w:val="num" w:pos="5760"/>
+        </w:tabs>
+        <w:ind w:left="5760" w:hanging="360"/>
+      </w:pPr>
+      <w:rPr>
+        <w:rFonts w:ascii="Wingdings" w:hAnsi="Wingdings" w:hint="default"/>
+        <w:sz w:val="20"/>
+      </w:rPr>
+    </w:lvl>
+    <w:lvl w:ilvl="8" w:tentative="1">
+      <w:start w:val="1"/>
+      <w:numFmt w:val="bullet"/>
+      <w:lvlText w:val=""/>
+      <w:lvlJc w:val="left"/>
+      <w:pPr>
+        <w:tabs>
+          <w:tab w:val="num" w:pos="6480"/>
+        </w:tabs>
+        <w:ind w:left="6480" w:hanging="360"/>
+      </w:pPr>
+      <w:rPr>
+        <w:rFonts w:ascii="Wingdings" w:hAnsi="Wingdings" w:hint="default"/>
+        <w:sz w:val="20"/>
+      </w:rPr>
+    </w:lvl>
+  </w:abstractNum>
+  <w:abstractNum w:abstractNumId="14" w15:restartNumberingAfterBreak="0">
+    <w:nsid w:val="36D72431"/>
+    <w:multiLevelType w:val="multilevel"/>
+    <w:tmpl w:val="68CE37D0"/>
     <w:lvl w:ilvl="0">
       <w:start w:val="1"/>
       <w:numFmt w:val="decimal"/>
@@ -16026,10 +17693,10 @@
       </w:pPr>
     </w:lvl>
   </w:abstractNum>
-  <w:abstractNum w:abstractNumId="4" w15:restartNumberingAfterBreak="0">
-    <w:nsid w:val="05DA3925"/>
+  <w:abstractNum w:abstractNumId="15" w15:restartNumberingAfterBreak="0">
+    <w:nsid w:val="378B1175"/>
     <w:multiLevelType w:val="multilevel"/>
-    <w:tmpl w:val="E7F2F0F0"/>
+    <w:tmpl w:val="ABF0AAA2"/>
     <w:lvl w:ilvl="0">
       <w:start w:val="1"/>
       <w:numFmt w:val="bullet"/>
@@ -16175,10 +17842,10 @@
       </w:rPr>
     </w:lvl>
   </w:abstractNum>
-  <w:abstractNum w:abstractNumId="5" w15:restartNumberingAfterBreak="0">
-    <w:nsid w:val="0B113F6F"/>
+  <w:abstractNum w:abstractNumId="16" w15:restartNumberingAfterBreak="0">
+    <w:nsid w:val="3C181709"/>
     <w:multiLevelType w:val="multilevel"/>
-    <w:tmpl w:val="84149C78"/>
+    <w:tmpl w:val="E2626442"/>
     <w:lvl w:ilvl="0">
       <w:start w:val="1"/>
       <w:numFmt w:val="bullet"/>
@@ -16324,10 +17991,159 @@
       </w:rPr>
     </w:lvl>
   </w:abstractNum>
-  <w:abstractNum w:abstractNumId="6" w15:restartNumberingAfterBreak="0">
-    <w:nsid w:val="0D1331E2"/>
+  <w:abstractNum w:abstractNumId="17" w15:restartNumberingAfterBreak="0">
+    <w:nsid w:val="43BB2394"/>
     <w:multiLevelType w:val="multilevel"/>
-    <w:tmpl w:val="C3120696"/>
+    <w:tmpl w:val="50B00A48"/>
+    <w:lvl w:ilvl="0">
+      <w:start w:val="1"/>
+      <w:numFmt w:val="bullet"/>
+      <w:lvlText w:val=""/>
+      <w:lvlJc w:val="left"/>
+      <w:pPr>
+        <w:tabs>
+          <w:tab w:val="num" w:pos="720"/>
+        </w:tabs>
+        <w:ind w:left="720" w:hanging="360"/>
+      </w:pPr>
+      <w:rPr>
+        <w:rFonts w:ascii="Symbol" w:hAnsi="Symbol" w:hint="default"/>
+        <w:sz w:val="20"/>
+      </w:rPr>
+    </w:lvl>
+    <w:lvl w:ilvl="1" w:tentative="1">
+      <w:start w:val="1"/>
+      <w:numFmt w:val="bullet"/>
+      <w:lvlText w:val="o"/>
+      <w:lvlJc w:val="left"/>
+      <w:pPr>
+        <w:tabs>
+          <w:tab w:val="num" w:pos="1440"/>
+        </w:tabs>
+        <w:ind w:left="1440" w:hanging="360"/>
+      </w:pPr>
+      <w:rPr>
+        <w:rFonts w:ascii="Courier New" w:hAnsi="Courier New" w:hint="default"/>
+        <w:sz w:val="20"/>
+      </w:rPr>
+    </w:lvl>
+    <w:lvl w:ilvl="2" w:tentative="1">
+      <w:start w:val="1"/>
+      <w:numFmt w:val="bullet"/>
+      <w:lvlText w:val=""/>
+      <w:lvlJc w:val="left"/>
+      <w:pPr>
+        <w:tabs>
+          <w:tab w:val="num" w:pos="2160"/>
+        </w:tabs>
+        <w:ind w:left="2160" w:hanging="360"/>
+      </w:pPr>
+      <w:rPr>
+        <w:rFonts w:ascii="Wingdings" w:hAnsi="Wingdings" w:hint="default"/>
+        <w:sz w:val="20"/>
+      </w:rPr>
+    </w:lvl>
+    <w:lvl w:ilvl="3" w:tentative="1">
+      <w:start w:val="1"/>
+      <w:numFmt w:val="bullet"/>
+      <w:lvlText w:val=""/>
+      <w:lvlJc w:val="left"/>
+      <w:pPr>
+        <w:tabs>
+          <w:tab w:val="num" w:pos="2880"/>
+        </w:tabs>
+        <w:ind w:left="2880" w:hanging="360"/>
+      </w:pPr>
+      <w:rPr>
+        <w:rFonts w:ascii="Wingdings" w:hAnsi="Wingdings" w:hint="default"/>
+        <w:sz w:val="20"/>
+      </w:rPr>
+    </w:lvl>
+    <w:lvl w:ilvl="4" w:tentative="1">
+      <w:start w:val="1"/>
+      <w:numFmt w:val="bullet"/>
+      <w:lvlText w:val=""/>
+      <w:lvlJc w:val="left"/>
+      <w:pPr>
+        <w:tabs>
+          <w:tab w:val="num" w:pos="3600"/>
+        </w:tabs>
+        <w:ind w:left="3600" w:hanging="360"/>
+      </w:pPr>
+      <w:rPr>
+        <w:rFonts w:ascii="Wingdings" w:hAnsi="Wingdings" w:hint="default"/>
+        <w:sz w:val="20"/>
+      </w:rPr>
+    </w:lvl>
+    <w:lvl w:ilvl="5" w:tentative="1">
+      <w:start w:val="1"/>
+      <w:numFmt w:val="bullet"/>
+      <w:lvlText w:val=""/>
+      <w:lvlJc w:val="left"/>
+      <w:pPr>
+        <w:tabs>
+          <w:tab w:val="num" w:pos="4320"/>
+        </w:tabs>
+        <w:ind w:left="4320" w:hanging="360"/>
+      </w:pPr>
+      <w:rPr>
+        <w:rFonts w:ascii="Wingdings" w:hAnsi="Wingdings" w:hint="default"/>
+        <w:sz w:val="20"/>
+      </w:rPr>
+    </w:lvl>
+    <w:lvl w:ilvl="6" w:tentative="1">
+      <w:start w:val="1"/>
+      <w:numFmt w:val="bullet"/>
+      <w:lvlText w:val=""/>
+      <w:lvlJc w:val="left"/>
+      <w:pPr>
+        <w:tabs>
+          <w:tab w:val="num" w:pos="5040"/>
+        </w:tabs>
+        <w:ind w:left="5040" w:hanging="360"/>
+      </w:pPr>
+      <w:rPr>
+        <w:rFonts w:ascii="Wingdings" w:hAnsi="Wingdings" w:hint="default"/>
+        <w:sz w:val="20"/>
+      </w:rPr>
+    </w:lvl>
+    <w:lvl w:ilvl="7" w:tentative="1">
+      <w:start w:val="1"/>
+      <w:numFmt w:val="bullet"/>
+      <w:lvlText w:val=""/>
+      <w:lvlJc w:val="left"/>
+      <w:pPr>
+        <w:tabs>
+          <w:tab w:val="num" w:pos="5760"/>
+        </w:tabs>
+        <w:ind w:left="5760" w:hanging="360"/>
+      </w:pPr>
+      <w:rPr>
+        <w:rFonts w:ascii="Wingdings" w:hAnsi="Wingdings" w:hint="default"/>
+        <w:sz w:val="20"/>
+      </w:rPr>
+    </w:lvl>
+    <w:lvl w:ilvl="8" w:tentative="1">
+      <w:start w:val="1"/>
+      <w:numFmt w:val="bullet"/>
+      <w:lvlText w:val=""/>
+      <w:lvlJc w:val="left"/>
+      <w:pPr>
+        <w:tabs>
+          <w:tab w:val="num" w:pos="6480"/>
+        </w:tabs>
+        <w:ind w:left="6480" w:hanging="360"/>
+      </w:pPr>
+      <w:rPr>
+        <w:rFonts w:ascii="Wingdings" w:hAnsi="Wingdings" w:hint="default"/>
+        <w:sz w:val="20"/>
+      </w:rPr>
+    </w:lvl>
+  </w:abstractNum>
+  <w:abstractNum w:abstractNumId="18" w15:restartNumberingAfterBreak="0">
+    <w:nsid w:val="57010330"/>
+    <w:multiLevelType w:val="multilevel"/>
+    <w:tmpl w:val="E084AF46"/>
     <w:lvl w:ilvl="0">
       <w:start w:val="1"/>
       <w:numFmt w:val="decimal"/>
@@ -16437,1798 +18253,10 @@
       </w:pPr>
     </w:lvl>
   </w:abstractNum>
-  <w:abstractNum w:abstractNumId="7" w15:restartNumberingAfterBreak="0">
-    <w:nsid w:val="14CF0205"/>
+  <w:abstractNum w:abstractNumId="19" w15:restartNumberingAfterBreak="0">
+    <w:nsid w:val="58D07299"/>
     <w:multiLevelType w:val="multilevel"/>
-    <w:tmpl w:val="6254ABFE"/>
-    <w:lvl w:ilvl="0">
-      <w:start w:val="1"/>
-      <w:numFmt w:val="bullet"/>
-      <w:lvlText w:val=""/>
-      <w:lvlJc w:val="left"/>
-      <w:pPr>
-        <w:tabs>
-          <w:tab w:val="num" w:pos="720"/>
-        </w:tabs>
-        <w:ind w:left="720" w:hanging="360"/>
-      </w:pPr>
-      <w:rPr>
-        <w:rFonts w:ascii="Symbol" w:hAnsi="Symbol" w:hint="default"/>
-        <w:sz w:val="20"/>
-      </w:rPr>
-    </w:lvl>
-    <w:lvl w:ilvl="1" w:tentative="1">
-      <w:start w:val="1"/>
-      <w:numFmt w:val="bullet"/>
-      <w:lvlText w:val="o"/>
-      <w:lvlJc w:val="left"/>
-      <w:pPr>
-        <w:tabs>
-          <w:tab w:val="num" w:pos="1440"/>
-        </w:tabs>
-        <w:ind w:left="1440" w:hanging="360"/>
-      </w:pPr>
-      <w:rPr>
-        <w:rFonts w:ascii="Courier New" w:hAnsi="Courier New" w:hint="default"/>
-        <w:sz w:val="20"/>
-      </w:rPr>
-    </w:lvl>
-    <w:lvl w:ilvl="2" w:tentative="1">
-      <w:start w:val="1"/>
-      <w:numFmt w:val="bullet"/>
-      <w:lvlText w:val=""/>
-      <w:lvlJc w:val="left"/>
-      <w:pPr>
-        <w:tabs>
-          <w:tab w:val="num" w:pos="2160"/>
-        </w:tabs>
-        <w:ind w:left="2160" w:hanging="360"/>
-      </w:pPr>
-      <w:rPr>
-        <w:rFonts w:ascii="Wingdings" w:hAnsi="Wingdings" w:hint="default"/>
-        <w:sz w:val="20"/>
-      </w:rPr>
-    </w:lvl>
-    <w:lvl w:ilvl="3" w:tentative="1">
-      <w:start w:val="1"/>
-      <w:numFmt w:val="bullet"/>
-      <w:lvlText w:val=""/>
-      <w:lvlJc w:val="left"/>
-      <w:pPr>
-        <w:tabs>
-          <w:tab w:val="num" w:pos="2880"/>
-        </w:tabs>
-        <w:ind w:left="2880" w:hanging="360"/>
-      </w:pPr>
-      <w:rPr>
-        <w:rFonts w:ascii="Wingdings" w:hAnsi="Wingdings" w:hint="default"/>
-        <w:sz w:val="20"/>
-      </w:rPr>
-    </w:lvl>
-    <w:lvl w:ilvl="4" w:tentative="1">
-      <w:start w:val="1"/>
-      <w:numFmt w:val="bullet"/>
-      <w:lvlText w:val=""/>
-      <w:lvlJc w:val="left"/>
-      <w:pPr>
-        <w:tabs>
-          <w:tab w:val="num" w:pos="3600"/>
-        </w:tabs>
-        <w:ind w:left="3600" w:hanging="360"/>
-      </w:pPr>
-      <w:rPr>
-        <w:rFonts w:ascii="Wingdings" w:hAnsi="Wingdings" w:hint="default"/>
-        <w:sz w:val="20"/>
-      </w:rPr>
-    </w:lvl>
-    <w:lvl w:ilvl="5" w:tentative="1">
-      <w:start w:val="1"/>
-      <w:numFmt w:val="bullet"/>
-      <w:lvlText w:val=""/>
-      <w:lvlJc w:val="left"/>
-      <w:pPr>
-        <w:tabs>
-          <w:tab w:val="num" w:pos="4320"/>
-        </w:tabs>
-        <w:ind w:left="4320" w:hanging="360"/>
-      </w:pPr>
-      <w:rPr>
-        <w:rFonts w:ascii="Wingdings" w:hAnsi="Wingdings" w:hint="default"/>
-        <w:sz w:val="20"/>
-      </w:rPr>
-    </w:lvl>
-    <w:lvl w:ilvl="6" w:tentative="1">
-      <w:start w:val="1"/>
-      <w:numFmt w:val="bullet"/>
-      <w:lvlText w:val=""/>
-      <w:lvlJc w:val="left"/>
-      <w:pPr>
-        <w:tabs>
-          <w:tab w:val="num" w:pos="5040"/>
-        </w:tabs>
-        <w:ind w:left="5040" w:hanging="360"/>
-      </w:pPr>
-      <w:rPr>
-        <w:rFonts w:ascii="Wingdings" w:hAnsi="Wingdings" w:hint="default"/>
-        <w:sz w:val="20"/>
-      </w:rPr>
-    </w:lvl>
-    <w:lvl w:ilvl="7" w:tentative="1">
-      <w:start w:val="1"/>
-      <w:numFmt w:val="bullet"/>
-      <w:lvlText w:val=""/>
-      <w:lvlJc w:val="left"/>
-      <w:pPr>
-        <w:tabs>
-          <w:tab w:val="num" w:pos="5760"/>
-        </w:tabs>
-        <w:ind w:left="5760" w:hanging="360"/>
-      </w:pPr>
-      <w:rPr>
-        <w:rFonts w:ascii="Wingdings" w:hAnsi="Wingdings" w:hint="default"/>
-        <w:sz w:val="20"/>
-      </w:rPr>
-    </w:lvl>
-    <w:lvl w:ilvl="8" w:tentative="1">
-      <w:start w:val="1"/>
-      <w:numFmt w:val="bullet"/>
-      <w:lvlText w:val=""/>
-      <w:lvlJc w:val="left"/>
-      <w:pPr>
-        <w:tabs>
-          <w:tab w:val="num" w:pos="6480"/>
-        </w:tabs>
-        <w:ind w:left="6480" w:hanging="360"/>
-      </w:pPr>
-      <w:rPr>
-        <w:rFonts w:ascii="Wingdings" w:hAnsi="Wingdings" w:hint="default"/>
-        <w:sz w:val="20"/>
-      </w:rPr>
-    </w:lvl>
-  </w:abstractNum>
-  <w:abstractNum w:abstractNumId="8" w15:restartNumberingAfterBreak="0">
-    <w:nsid w:val="17A13767"/>
-    <w:multiLevelType w:val="multilevel"/>
-    <w:tmpl w:val="3188B6AA"/>
-    <w:lvl w:ilvl="0">
-      <w:start w:val="1"/>
-      <w:numFmt w:val="bullet"/>
-      <w:lvlText w:val=""/>
-      <w:lvlJc w:val="left"/>
-      <w:pPr>
-        <w:tabs>
-          <w:tab w:val="num" w:pos="720"/>
-        </w:tabs>
-        <w:ind w:left="720" w:hanging="360"/>
-      </w:pPr>
-      <w:rPr>
-        <w:rFonts w:ascii="Symbol" w:hAnsi="Symbol" w:hint="default"/>
-        <w:sz w:val="20"/>
-      </w:rPr>
-    </w:lvl>
-    <w:lvl w:ilvl="1" w:tentative="1">
-      <w:start w:val="1"/>
-      <w:numFmt w:val="bullet"/>
-      <w:lvlText w:val="o"/>
-      <w:lvlJc w:val="left"/>
-      <w:pPr>
-        <w:tabs>
-          <w:tab w:val="num" w:pos="1440"/>
-        </w:tabs>
-        <w:ind w:left="1440" w:hanging="360"/>
-      </w:pPr>
-      <w:rPr>
-        <w:rFonts w:ascii="Courier New" w:hAnsi="Courier New" w:hint="default"/>
-        <w:sz w:val="20"/>
-      </w:rPr>
-    </w:lvl>
-    <w:lvl w:ilvl="2" w:tentative="1">
-      <w:start w:val="1"/>
-      <w:numFmt w:val="bullet"/>
-      <w:lvlText w:val=""/>
-      <w:lvlJc w:val="left"/>
-      <w:pPr>
-        <w:tabs>
-          <w:tab w:val="num" w:pos="2160"/>
-        </w:tabs>
-        <w:ind w:left="2160" w:hanging="360"/>
-      </w:pPr>
-      <w:rPr>
-        <w:rFonts w:ascii="Wingdings" w:hAnsi="Wingdings" w:hint="default"/>
-        <w:sz w:val="20"/>
-      </w:rPr>
-    </w:lvl>
-    <w:lvl w:ilvl="3" w:tentative="1">
-      <w:start w:val="1"/>
-      <w:numFmt w:val="bullet"/>
-      <w:lvlText w:val=""/>
-      <w:lvlJc w:val="left"/>
-      <w:pPr>
-        <w:tabs>
-          <w:tab w:val="num" w:pos="2880"/>
-        </w:tabs>
-        <w:ind w:left="2880" w:hanging="360"/>
-      </w:pPr>
-      <w:rPr>
-        <w:rFonts w:ascii="Wingdings" w:hAnsi="Wingdings" w:hint="default"/>
-        <w:sz w:val="20"/>
-      </w:rPr>
-    </w:lvl>
-    <w:lvl w:ilvl="4" w:tentative="1">
-      <w:start w:val="1"/>
-      <w:numFmt w:val="bullet"/>
-      <w:lvlText w:val=""/>
-      <w:lvlJc w:val="left"/>
-      <w:pPr>
-        <w:tabs>
-          <w:tab w:val="num" w:pos="3600"/>
-        </w:tabs>
-        <w:ind w:left="3600" w:hanging="360"/>
-      </w:pPr>
-      <w:rPr>
-        <w:rFonts w:ascii="Wingdings" w:hAnsi="Wingdings" w:hint="default"/>
-        <w:sz w:val="20"/>
-      </w:rPr>
-    </w:lvl>
-    <w:lvl w:ilvl="5" w:tentative="1">
-      <w:start w:val="1"/>
-      <w:numFmt w:val="bullet"/>
-      <w:lvlText w:val=""/>
-      <w:lvlJc w:val="left"/>
-      <w:pPr>
-        <w:tabs>
-          <w:tab w:val="num" w:pos="4320"/>
-        </w:tabs>
-        <w:ind w:left="4320" w:hanging="360"/>
-      </w:pPr>
-      <w:rPr>
-        <w:rFonts w:ascii="Wingdings" w:hAnsi="Wingdings" w:hint="default"/>
-        <w:sz w:val="20"/>
-      </w:rPr>
-    </w:lvl>
-    <w:lvl w:ilvl="6" w:tentative="1">
-      <w:start w:val="1"/>
-      <w:numFmt w:val="bullet"/>
-      <w:lvlText w:val=""/>
-      <w:lvlJc w:val="left"/>
-      <w:pPr>
-        <w:tabs>
-          <w:tab w:val="num" w:pos="5040"/>
-        </w:tabs>
-        <w:ind w:left="5040" w:hanging="360"/>
-      </w:pPr>
-      <w:rPr>
-        <w:rFonts w:ascii="Wingdings" w:hAnsi="Wingdings" w:hint="default"/>
-        <w:sz w:val="20"/>
-      </w:rPr>
-    </w:lvl>
-    <w:lvl w:ilvl="7" w:tentative="1">
-      <w:start w:val="1"/>
-      <w:numFmt w:val="bullet"/>
-      <w:lvlText w:val=""/>
-      <w:lvlJc w:val="left"/>
-      <w:pPr>
-        <w:tabs>
-          <w:tab w:val="num" w:pos="5760"/>
-        </w:tabs>
-        <w:ind w:left="5760" w:hanging="360"/>
-      </w:pPr>
-      <w:rPr>
-        <w:rFonts w:ascii="Wingdings" w:hAnsi="Wingdings" w:hint="default"/>
-        <w:sz w:val="20"/>
-      </w:rPr>
-    </w:lvl>
-    <w:lvl w:ilvl="8" w:tentative="1">
-      <w:start w:val="1"/>
-      <w:numFmt w:val="bullet"/>
-      <w:lvlText w:val=""/>
-      <w:lvlJc w:val="left"/>
-      <w:pPr>
-        <w:tabs>
-          <w:tab w:val="num" w:pos="6480"/>
-        </w:tabs>
-        <w:ind w:left="6480" w:hanging="360"/>
-      </w:pPr>
-      <w:rPr>
-        <w:rFonts w:ascii="Wingdings" w:hAnsi="Wingdings" w:hint="default"/>
-        <w:sz w:val="20"/>
-      </w:rPr>
-    </w:lvl>
-  </w:abstractNum>
-  <w:abstractNum w:abstractNumId="9" w15:restartNumberingAfterBreak="0">
-    <w:nsid w:val="187F659D"/>
-    <w:multiLevelType w:val="multilevel"/>
-    <w:tmpl w:val="20DCE4C2"/>
-    <w:lvl w:ilvl="0">
-      <w:start w:val="1"/>
-      <w:numFmt w:val="bullet"/>
-      <w:lvlText w:val=""/>
-      <w:lvlJc w:val="left"/>
-      <w:pPr>
-        <w:tabs>
-          <w:tab w:val="num" w:pos="720"/>
-        </w:tabs>
-        <w:ind w:left="720" w:hanging="360"/>
-      </w:pPr>
-      <w:rPr>
-        <w:rFonts w:ascii="Symbol" w:hAnsi="Symbol" w:hint="default"/>
-        <w:sz w:val="20"/>
-      </w:rPr>
-    </w:lvl>
-    <w:lvl w:ilvl="1" w:tentative="1">
-      <w:start w:val="1"/>
-      <w:numFmt w:val="bullet"/>
-      <w:lvlText w:val="o"/>
-      <w:lvlJc w:val="left"/>
-      <w:pPr>
-        <w:tabs>
-          <w:tab w:val="num" w:pos="1440"/>
-        </w:tabs>
-        <w:ind w:left="1440" w:hanging="360"/>
-      </w:pPr>
-      <w:rPr>
-        <w:rFonts w:ascii="Courier New" w:hAnsi="Courier New" w:hint="default"/>
-        <w:sz w:val="20"/>
-      </w:rPr>
-    </w:lvl>
-    <w:lvl w:ilvl="2" w:tentative="1">
-      <w:start w:val="1"/>
-      <w:numFmt w:val="bullet"/>
-      <w:lvlText w:val=""/>
-      <w:lvlJc w:val="left"/>
-      <w:pPr>
-        <w:tabs>
-          <w:tab w:val="num" w:pos="2160"/>
-        </w:tabs>
-        <w:ind w:left="2160" w:hanging="360"/>
-      </w:pPr>
-      <w:rPr>
-        <w:rFonts w:ascii="Wingdings" w:hAnsi="Wingdings" w:hint="default"/>
-        <w:sz w:val="20"/>
-      </w:rPr>
-    </w:lvl>
-    <w:lvl w:ilvl="3" w:tentative="1">
-      <w:start w:val="1"/>
-      <w:numFmt w:val="bullet"/>
-      <w:lvlText w:val=""/>
-      <w:lvlJc w:val="left"/>
-      <w:pPr>
-        <w:tabs>
-          <w:tab w:val="num" w:pos="2880"/>
-        </w:tabs>
-        <w:ind w:left="2880" w:hanging="360"/>
-      </w:pPr>
-      <w:rPr>
-        <w:rFonts w:ascii="Wingdings" w:hAnsi="Wingdings" w:hint="default"/>
-        <w:sz w:val="20"/>
-      </w:rPr>
-    </w:lvl>
-    <w:lvl w:ilvl="4" w:tentative="1">
-      <w:start w:val="1"/>
-      <w:numFmt w:val="bullet"/>
-      <w:lvlText w:val=""/>
-      <w:lvlJc w:val="left"/>
-      <w:pPr>
-        <w:tabs>
-          <w:tab w:val="num" w:pos="3600"/>
-        </w:tabs>
-        <w:ind w:left="3600" w:hanging="360"/>
-      </w:pPr>
-      <w:rPr>
-        <w:rFonts w:ascii="Wingdings" w:hAnsi="Wingdings" w:hint="default"/>
-        <w:sz w:val="20"/>
-      </w:rPr>
-    </w:lvl>
-    <w:lvl w:ilvl="5" w:tentative="1">
-      <w:start w:val="1"/>
-      <w:numFmt w:val="bullet"/>
-      <w:lvlText w:val=""/>
-      <w:lvlJc w:val="left"/>
-      <w:pPr>
-        <w:tabs>
-          <w:tab w:val="num" w:pos="4320"/>
-        </w:tabs>
-        <w:ind w:left="4320" w:hanging="360"/>
-      </w:pPr>
-      <w:rPr>
-        <w:rFonts w:ascii="Wingdings" w:hAnsi="Wingdings" w:hint="default"/>
-        <w:sz w:val="20"/>
-      </w:rPr>
-    </w:lvl>
-    <w:lvl w:ilvl="6" w:tentative="1">
-      <w:start w:val="1"/>
-      <w:numFmt w:val="bullet"/>
-      <w:lvlText w:val=""/>
-      <w:lvlJc w:val="left"/>
-      <w:pPr>
-        <w:tabs>
-          <w:tab w:val="num" w:pos="5040"/>
-        </w:tabs>
-        <w:ind w:left="5040" w:hanging="360"/>
-      </w:pPr>
-      <w:rPr>
-        <w:rFonts w:ascii="Wingdings" w:hAnsi="Wingdings" w:hint="default"/>
-        <w:sz w:val="20"/>
-      </w:rPr>
-    </w:lvl>
-    <w:lvl w:ilvl="7" w:tentative="1">
-      <w:start w:val="1"/>
-      <w:numFmt w:val="bullet"/>
-      <w:lvlText w:val=""/>
-      <w:lvlJc w:val="left"/>
-      <w:pPr>
-        <w:tabs>
-          <w:tab w:val="num" w:pos="5760"/>
-        </w:tabs>
-        <w:ind w:left="5760" w:hanging="360"/>
-      </w:pPr>
-      <w:rPr>
-        <w:rFonts w:ascii="Wingdings" w:hAnsi="Wingdings" w:hint="default"/>
-        <w:sz w:val="20"/>
-      </w:rPr>
-    </w:lvl>
-    <w:lvl w:ilvl="8" w:tentative="1">
-      <w:start w:val="1"/>
-      <w:numFmt w:val="bullet"/>
-      <w:lvlText w:val=""/>
-      <w:lvlJc w:val="left"/>
-      <w:pPr>
-        <w:tabs>
-          <w:tab w:val="num" w:pos="6480"/>
-        </w:tabs>
-        <w:ind w:left="6480" w:hanging="360"/>
-      </w:pPr>
-      <w:rPr>
-        <w:rFonts w:ascii="Wingdings" w:hAnsi="Wingdings" w:hint="default"/>
-        <w:sz w:val="20"/>
-      </w:rPr>
-    </w:lvl>
-  </w:abstractNum>
-  <w:abstractNum w:abstractNumId="10" w15:restartNumberingAfterBreak="0">
-    <w:nsid w:val="198B1245"/>
-    <w:multiLevelType w:val="multilevel"/>
-    <w:tmpl w:val="36F813AE"/>
-    <w:lvl w:ilvl="0">
-      <w:start w:val="1"/>
-      <w:numFmt w:val="bullet"/>
-      <w:lvlText w:val=""/>
-      <w:lvlJc w:val="left"/>
-      <w:pPr>
-        <w:tabs>
-          <w:tab w:val="num" w:pos="720"/>
-        </w:tabs>
-        <w:ind w:left="720" w:hanging="360"/>
-      </w:pPr>
-      <w:rPr>
-        <w:rFonts w:ascii="Symbol" w:hAnsi="Symbol" w:hint="default"/>
-        <w:sz w:val="20"/>
-      </w:rPr>
-    </w:lvl>
-    <w:lvl w:ilvl="1" w:tentative="1">
-      <w:start w:val="1"/>
-      <w:numFmt w:val="bullet"/>
-      <w:lvlText w:val="o"/>
-      <w:lvlJc w:val="left"/>
-      <w:pPr>
-        <w:tabs>
-          <w:tab w:val="num" w:pos="1440"/>
-        </w:tabs>
-        <w:ind w:left="1440" w:hanging="360"/>
-      </w:pPr>
-      <w:rPr>
-        <w:rFonts w:ascii="Courier New" w:hAnsi="Courier New" w:hint="default"/>
-        <w:sz w:val="20"/>
-      </w:rPr>
-    </w:lvl>
-    <w:lvl w:ilvl="2" w:tentative="1">
-      <w:start w:val="1"/>
-      <w:numFmt w:val="bullet"/>
-      <w:lvlText w:val=""/>
-      <w:lvlJc w:val="left"/>
-      <w:pPr>
-        <w:tabs>
-          <w:tab w:val="num" w:pos="2160"/>
-        </w:tabs>
-        <w:ind w:left="2160" w:hanging="360"/>
-      </w:pPr>
-      <w:rPr>
-        <w:rFonts w:ascii="Wingdings" w:hAnsi="Wingdings" w:hint="default"/>
-        <w:sz w:val="20"/>
-      </w:rPr>
-    </w:lvl>
-    <w:lvl w:ilvl="3" w:tentative="1">
-      <w:start w:val="1"/>
-      <w:numFmt w:val="bullet"/>
-      <w:lvlText w:val=""/>
-      <w:lvlJc w:val="left"/>
-      <w:pPr>
-        <w:tabs>
-          <w:tab w:val="num" w:pos="2880"/>
-        </w:tabs>
-        <w:ind w:left="2880" w:hanging="360"/>
-      </w:pPr>
-      <w:rPr>
-        <w:rFonts w:ascii="Wingdings" w:hAnsi="Wingdings" w:hint="default"/>
-        <w:sz w:val="20"/>
-      </w:rPr>
-    </w:lvl>
-    <w:lvl w:ilvl="4" w:tentative="1">
-      <w:start w:val="1"/>
-      <w:numFmt w:val="bullet"/>
-      <w:lvlText w:val=""/>
-      <w:lvlJc w:val="left"/>
-      <w:pPr>
-        <w:tabs>
-          <w:tab w:val="num" w:pos="3600"/>
-        </w:tabs>
-        <w:ind w:left="3600" w:hanging="360"/>
-      </w:pPr>
-      <w:rPr>
-        <w:rFonts w:ascii="Wingdings" w:hAnsi="Wingdings" w:hint="default"/>
-        <w:sz w:val="20"/>
-      </w:rPr>
-    </w:lvl>
-    <w:lvl w:ilvl="5" w:tentative="1">
-      <w:start w:val="1"/>
-      <w:numFmt w:val="bullet"/>
-      <w:lvlText w:val=""/>
-      <w:lvlJc w:val="left"/>
-      <w:pPr>
-        <w:tabs>
-          <w:tab w:val="num" w:pos="4320"/>
-        </w:tabs>
-        <w:ind w:left="4320" w:hanging="360"/>
-      </w:pPr>
-      <w:rPr>
-        <w:rFonts w:ascii="Wingdings" w:hAnsi="Wingdings" w:hint="default"/>
-        <w:sz w:val="20"/>
-      </w:rPr>
-    </w:lvl>
-    <w:lvl w:ilvl="6" w:tentative="1">
-      <w:start w:val="1"/>
-      <w:numFmt w:val="bullet"/>
-      <w:lvlText w:val=""/>
-      <w:lvlJc w:val="left"/>
-      <w:pPr>
-        <w:tabs>
-          <w:tab w:val="num" w:pos="5040"/>
-        </w:tabs>
-        <w:ind w:left="5040" w:hanging="360"/>
-      </w:pPr>
-      <w:rPr>
-        <w:rFonts w:ascii="Wingdings" w:hAnsi="Wingdings" w:hint="default"/>
-        <w:sz w:val="20"/>
-      </w:rPr>
-    </w:lvl>
-    <w:lvl w:ilvl="7" w:tentative="1">
-      <w:start w:val="1"/>
-      <w:numFmt w:val="bullet"/>
-      <w:lvlText w:val=""/>
-      <w:lvlJc w:val="left"/>
-      <w:pPr>
-        <w:tabs>
-          <w:tab w:val="num" w:pos="5760"/>
-        </w:tabs>
-        <w:ind w:left="5760" w:hanging="360"/>
-      </w:pPr>
-      <w:rPr>
-        <w:rFonts w:ascii="Wingdings" w:hAnsi="Wingdings" w:hint="default"/>
-        <w:sz w:val="20"/>
-      </w:rPr>
-    </w:lvl>
-    <w:lvl w:ilvl="8" w:tentative="1">
-      <w:start w:val="1"/>
-      <w:numFmt w:val="bullet"/>
-      <w:lvlText w:val=""/>
-      <w:lvlJc w:val="left"/>
-      <w:pPr>
-        <w:tabs>
-          <w:tab w:val="num" w:pos="6480"/>
-        </w:tabs>
-        <w:ind w:left="6480" w:hanging="360"/>
-      </w:pPr>
-      <w:rPr>
-        <w:rFonts w:ascii="Wingdings" w:hAnsi="Wingdings" w:hint="default"/>
-        <w:sz w:val="20"/>
-      </w:rPr>
-    </w:lvl>
-  </w:abstractNum>
-  <w:abstractNum w:abstractNumId="11" w15:restartNumberingAfterBreak="0">
-    <w:nsid w:val="1CA06B71"/>
-    <w:multiLevelType w:val="multilevel"/>
-    <w:tmpl w:val="3062708A"/>
-    <w:lvl w:ilvl="0">
-      <w:start w:val="1"/>
-      <w:numFmt w:val="bullet"/>
-      <w:lvlText w:val=""/>
-      <w:lvlJc w:val="left"/>
-      <w:pPr>
-        <w:tabs>
-          <w:tab w:val="num" w:pos="720"/>
-        </w:tabs>
-        <w:ind w:left="720" w:hanging="360"/>
-      </w:pPr>
-      <w:rPr>
-        <w:rFonts w:ascii="Symbol" w:hAnsi="Symbol" w:hint="default"/>
-        <w:sz w:val="20"/>
-      </w:rPr>
-    </w:lvl>
-    <w:lvl w:ilvl="1" w:tentative="1">
-      <w:start w:val="1"/>
-      <w:numFmt w:val="bullet"/>
-      <w:lvlText w:val="o"/>
-      <w:lvlJc w:val="left"/>
-      <w:pPr>
-        <w:tabs>
-          <w:tab w:val="num" w:pos="1440"/>
-        </w:tabs>
-        <w:ind w:left="1440" w:hanging="360"/>
-      </w:pPr>
-      <w:rPr>
-        <w:rFonts w:ascii="Courier New" w:hAnsi="Courier New" w:hint="default"/>
-        <w:sz w:val="20"/>
-      </w:rPr>
-    </w:lvl>
-    <w:lvl w:ilvl="2" w:tentative="1">
-      <w:start w:val="1"/>
-      <w:numFmt w:val="bullet"/>
-      <w:lvlText w:val=""/>
-      <w:lvlJc w:val="left"/>
-      <w:pPr>
-        <w:tabs>
-          <w:tab w:val="num" w:pos="2160"/>
-        </w:tabs>
-        <w:ind w:left="2160" w:hanging="360"/>
-      </w:pPr>
-      <w:rPr>
-        <w:rFonts w:ascii="Wingdings" w:hAnsi="Wingdings" w:hint="default"/>
-        <w:sz w:val="20"/>
-      </w:rPr>
-    </w:lvl>
-    <w:lvl w:ilvl="3" w:tentative="1">
-      <w:start w:val="1"/>
-      <w:numFmt w:val="bullet"/>
-      <w:lvlText w:val=""/>
-      <w:lvlJc w:val="left"/>
-      <w:pPr>
-        <w:tabs>
-          <w:tab w:val="num" w:pos="2880"/>
-        </w:tabs>
-        <w:ind w:left="2880" w:hanging="360"/>
-      </w:pPr>
-      <w:rPr>
-        <w:rFonts w:ascii="Wingdings" w:hAnsi="Wingdings" w:hint="default"/>
-        <w:sz w:val="20"/>
-      </w:rPr>
-    </w:lvl>
-    <w:lvl w:ilvl="4" w:tentative="1">
-      <w:start w:val="1"/>
-      <w:numFmt w:val="bullet"/>
-      <w:lvlText w:val=""/>
-      <w:lvlJc w:val="left"/>
-      <w:pPr>
-        <w:tabs>
-          <w:tab w:val="num" w:pos="3600"/>
-        </w:tabs>
-        <w:ind w:left="3600" w:hanging="360"/>
-      </w:pPr>
-      <w:rPr>
-        <w:rFonts w:ascii="Wingdings" w:hAnsi="Wingdings" w:hint="default"/>
-        <w:sz w:val="20"/>
-      </w:rPr>
-    </w:lvl>
-    <w:lvl w:ilvl="5" w:tentative="1">
-      <w:start w:val="1"/>
-      <w:numFmt w:val="bullet"/>
-      <w:lvlText w:val=""/>
-      <w:lvlJc w:val="left"/>
-      <w:pPr>
-        <w:tabs>
-          <w:tab w:val="num" w:pos="4320"/>
-        </w:tabs>
-        <w:ind w:left="4320" w:hanging="360"/>
-      </w:pPr>
-      <w:rPr>
-        <w:rFonts w:ascii="Wingdings" w:hAnsi="Wingdings" w:hint="default"/>
-        <w:sz w:val="20"/>
-      </w:rPr>
-    </w:lvl>
-    <w:lvl w:ilvl="6" w:tentative="1">
-      <w:start w:val="1"/>
-      <w:numFmt w:val="bullet"/>
-      <w:lvlText w:val=""/>
-      <w:lvlJc w:val="left"/>
-      <w:pPr>
-        <w:tabs>
-          <w:tab w:val="num" w:pos="5040"/>
-        </w:tabs>
-        <w:ind w:left="5040" w:hanging="360"/>
-      </w:pPr>
-      <w:rPr>
-        <w:rFonts w:ascii="Wingdings" w:hAnsi="Wingdings" w:hint="default"/>
-        <w:sz w:val="20"/>
-      </w:rPr>
-    </w:lvl>
-    <w:lvl w:ilvl="7" w:tentative="1">
-      <w:start w:val="1"/>
-      <w:numFmt w:val="bullet"/>
-      <w:lvlText w:val=""/>
-      <w:lvlJc w:val="left"/>
-      <w:pPr>
-        <w:tabs>
-          <w:tab w:val="num" w:pos="5760"/>
-        </w:tabs>
-        <w:ind w:left="5760" w:hanging="360"/>
-      </w:pPr>
-      <w:rPr>
-        <w:rFonts w:ascii="Wingdings" w:hAnsi="Wingdings" w:hint="default"/>
-        <w:sz w:val="20"/>
-      </w:rPr>
-    </w:lvl>
-    <w:lvl w:ilvl="8" w:tentative="1">
-      <w:start w:val="1"/>
-      <w:numFmt w:val="bullet"/>
-      <w:lvlText w:val=""/>
-      <w:lvlJc w:val="left"/>
-      <w:pPr>
-        <w:tabs>
-          <w:tab w:val="num" w:pos="6480"/>
-        </w:tabs>
-        <w:ind w:left="6480" w:hanging="360"/>
-      </w:pPr>
-      <w:rPr>
-        <w:rFonts w:ascii="Wingdings" w:hAnsi="Wingdings" w:hint="default"/>
-        <w:sz w:val="20"/>
-      </w:rPr>
-    </w:lvl>
-  </w:abstractNum>
-  <w:abstractNum w:abstractNumId="12" w15:restartNumberingAfterBreak="0">
-    <w:nsid w:val="1D724C2F"/>
-    <w:multiLevelType w:val="multilevel"/>
-    <w:tmpl w:val="DB48D704"/>
-    <w:lvl w:ilvl="0">
-      <w:start w:val="1"/>
-      <w:numFmt w:val="bullet"/>
-      <w:lvlText w:val=""/>
-      <w:lvlJc w:val="left"/>
-      <w:pPr>
-        <w:tabs>
-          <w:tab w:val="num" w:pos="720"/>
-        </w:tabs>
-        <w:ind w:left="720" w:hanging="360"/>
-      </w:pPr>
-      <w:rPr>
-        <w:rFonts w:ascii="Symbol" w:hAnsi="Symbol" w:hint="default"/>
-        <w:sz w:val="20"/>
-      </w:rPr>
-    </w:lvl>
-    <w:lvl w:ilvl="1" w:tentative="1">
-      <w:start w:val="1"/>
-      <w:numFmt w:val="bullet"/>
-      <w:lvlText w:val="o"/>
-      <w:lvlJc w:val="left"/>
-      <w:pPr>
-        <w:tabs>
-          <w:tab w:val="num" w:pos="1440"/>
-        </w:tabs>
-        <w:ind w:left="1440" w:hanging="360"/>
-      </w:pPr>
-      <w:rPr>
-        <w:rFonts w:ascii="Courier New" w:hAnsi="Courier New" w:hint="default"/>
-        <w:sz w:val="20"/>
-      </w:rPr>
-    </w:lvl>
-    <w:lvl w:ilvl="2" w:tentative="1">
-      <w:start w:val="1"/>
-      <w:numFmt w:val="bullet"/>
-      <w:lvlText w:val=""/>
-      <w:lvlJc w:val="left"/>
-      <w:pPr>
-        <w:tabs>
-          <w:tab w:val="num" w:pos="2160"/>
-        </w:tabs>
-        <w:ind w:left="2160" w:hanging="360"/>
-      </w:pPr>
-      <w:rPr>
-        <w:rFonts w:ascii="Wingdings" w:hAnsi="Wingdings" w:hint="default"/>
-        <w:sz w:val="20"/>
-      </w:rPr>
-    </w:lvl>
-    <w:lvl w:ilvl="3" w:tentative="1">
-      <w:start w:val="1"/>
-      <w:numFmt w:val="bullet"/>
-      <w:lvlText w:val=""/>
-      <w:lvlJc w:val="left"/>
-      <w:pPr>
-        <w:tabs>
-          <w:tab w:val="num" w:pos="2880"/>
-        </w:tabs>
-        <w:ind w:left="2880" w:hanging="360"/>
-      </w:pPr>
-      <w:rPr>
-        <w:rFonts w:ascii="Wingdings" w:hAnsi="Wingdings" w:hint="default"/>
-        <w:sz w:val="20"/>
-      </w:rPr>
-    </w:lvl>
-    <w:lvl w:ilvl="4" w:tentative="1">
-      <w:start w:val="1"/>
-      <w:numFmt w:val="bullet"/>
-      <w:lvlText w:val=""/>
-      <w:lvlJc w:val="left"/>
-      <w:pPr>
-        <w:tabs>
-          <w:tab w:val="num" w:pos="3600"/>
-        </w:tabs>
-        <w:ind w:left="3600" w:hanging="360"/>
-      </w:pPr>
-      <w:rPr>
-        <w:rFonts w:ascii="Wingdings" w:hAnsi="Wingdings" w:hint="default"/>
-        <w:sz w:val="20"/>
-      </w:rPr>
-    </w:lvl>
-    <w:lvl w:ilvl="5" w:tentative="1">
-      <w:start w:val="1"/>
-      <w:numFmt w:val="bullet"/>
-      <w:lvlText w:val=""/>
-      <w:lvlJc w:val="left"/>
-      <w:pPr>
-        <w:tabs>
-          <w:tab w:val="num" w:pos="4320"/>
-        </w:tabs>
-        <w:ind w:left="4320" w:hanging="360"/>
-      </w:pPr>
-      <w:rPr>
-        <w:rFonts w:ascii="Wingdings" w:hAnsi="Wingdings" w:hint="default"/>
-        <w:sz w:val="20"/>
-      </w:rPr>
-    </w:lvl>
-    <w:lvl w:ilvl="6" w:tentative="1">
-      <w:start w:val="1"/>
-      <w:numFmt w:val="bullet"/>
-      <w:lvlText w:val=""/>
-      <w:lvlJc w:val="left"/>
-      <w:pPr>
-        <w:tabs>
-          <w:tab w:val="num" w:pos="5040"/>
-        </w:tabs>
-        <w:ind w:left="5040" w:hanging="360"/>
-      </w:pPr>
-      <w:rPr>
-        <w:rFonts w:ascii="Wingdings" w:hAnsi="Wingdings" w:hint="default"/>
-        <w:sz w:val="20"/>
-      </w:rPr>
-    </w:lvl>
-    <w:lvl w:ilvl="7" w:tentative="1">
-      <w:start w:val="1"/>
-      <w:numFmt w:val="bullet"/>
-      <w:lvlText w:val=""/>
-      <w:lvlJc w:val="left"/>
-      <w:pPr>
-        <w:tabs>
-          <w:tab w:val="num" w:pos="5760"/>
-        </w:tabs>
-        <w:ind w:left="5760" w:hanging="360"/>
-      </w:pPr>
-      <w:rPr>
-        <w:rFonts w:ascii="Wingdings" w:hAnsi="Wingdings" w:hint="default"/>
-        <w:sz w:val="20"/>
-      </w:rPr>
-    </w:lvl>
-    <w:lvl w:ilvl="8" w:tentative="1">
-      <w:start w:val="1"/>
-      <w:numFmt w:val="bullet"/>
-      <w:lvlText w:val=""/>
-      <w:lvlJc w:val="left"/>
-      <w:pPr>
-        <w:tabs>
-          <w:tab w:val="num" w:pos="6480"/>
-        </w:tabs>
-        <w:ind w:left="6480" w:hanging="360"/>
-      </w:pPr>
-      <w:rPr>
-        <w:rFonts w:ascii="Wingdings" w:hAnsi="Wingdings" w:hint="default"/>
-        <w:sz w:val="20"/>
-      </w:rPr>
-    </w:lvl>
-  </w:abstractNum>
-  <w:abstractNum w:abstractNumId="13" w15:restartNumberingAfterBreak="0">
-    <w:nsid w:val="2B7260A7"/>
-    <w:multiLevelType w:val="multilevel"/>
-    <w:tmpl w:val="7676EAEC"/>
-    <w:lvl w:ilvl="0">
-      <w:start w:val="1"/>
-      <w:numFmt w:val="bullet"/>
-      <w:lvlText w:val=""/>
-      <w:lvlJc w:val="left"/>
-      <w:pPr>
-        <w:tabs>
-          <w:tab w:val="num" w:pos="720"/>
-        </w:tabs>
-        <w:ind w:left="720" w:hanging="360"/>
-      </w:pPr>
-      <w:rPr>
-        <w:rFonts w:ascii="Symbol" w:hAnsi="Symbol" w:hint="default"/>
-        <w:sz w:val="20"/>
-      </w:rPr>
-    </w:lvl>
-    <w:lvl w:ilvl="1" w:tentative="1">
-      <w:start w:val="1"/>
-      <w:numFmt w:val="bullet"/>
-      <w:lvlText w:val="o"/>
-      <w:lvlJc w:val="left"/>
-      <w:pPr>
-        <w:tabs>
-          <w:tab w:val="num" w:pos="1440"/>
-        </w:tabs>
-        <w:ind w:left="1440" w:hanging="360"/>
-      </w:pPr>
-      <w:rPr>
-        <w:rFonts w:ascii="Courier New" w:hAnsi="Courier New" w:hint="default"/>
-        <w:sz w:val="20"/>
-      </w:rPr>
-    </w:lvl>
-    <w:lvl w:ilvl="2" w:tentative="1">
-      <w:start w:val="1"/>
-      <w:numFmt w:val="bullet"/>
-      <w:lvlText w:val=""/>
-      <w:lvlJc w:val="left"/>
-      <w:pPr>
-        <w:tabs>
-          <w:tab w:val="num" w:pos="2160"/>
-        </w:tabs>
-        <w:ind w:left="2160" w:hanging="360"/>
-      </w:pPr>
-      <w:rPr>
-        <w:rFonts w:ascii="Wingdings" w:hAnsi="Wingdings" w:hint="default"/>
-        <w:sz w:val="20"/>
-      </w:rPr>
-    </w:lvl>
-    <w:lvl w:ilvl="3" w:tentative="1">
-      <w:start w:val="1"/>
-      <w:numFmt w:val="bullet"/>
-      <w:lvlText w:val=""/>
-      <w:lvlJc w:val="left"/>
-      <w:pPr>
-        <w:tabs>
-          <w:tab w:val="num" w:pos="2880"/>
-        </w:tabs>
-        <w:ind w:left="2880" w:hanging="360"/>
-      </w:pPr>
-      <w:rPr>
-        <w:rFonts w:ascii="Wingdings" w:hAnsi="Wingdings" w:hint="default"/>
-        <w:sz w:val="20"/>
-      </w:rPr>
-    </w:lvl>
-    <w:lvl w:ilvl="4" w:tentative="1">
-      <w:start w:val="1"/>
-      <w:numFmt w:val="bullet"/>
-      <w:lvlText w:val=""/>
-      <w:lvlJc w:val="left"/>
-      <w:pPr>
-        <w:tabs>
-          <w:tab w:val="num" w:pos="3600"/>
-        </w:tabs>
-        <w:ind w:left="3600" w:hanging="360"/>
-      </w:pPr>
-      <w:rPr>
-        <w:rFonts w:ascii="Wingdings" w:hAnsi="Wingdings" w:hint="default"/>
-        <w:sz w:val="20"/>
-      </w:rPr>
-    </w:lvl>
-    <w:lvl w:ilvl="5" w:tentative="1">
-      <w:start w:val="1"/>
-      <w:numFmt w:val="bullet"/>
-      <w:lvlText w:val=""/>
-      <w:lvlJc w:val="left"/>
-      <w:pPr>
-        <w:tabs>
-          <w:tab w:val="num" w:pos="4320"/>
-        </w:tabs>
-        <w:ind w:left="4320" w:hanging="360"/>
-      </w:pPr>
-      <w:rPr>
-        <w:rFonts w:ascii="Wingdings" w:hAnsi="Wingdings" w:hint="default"/>
-        <w:sz w:val="20"/>
-      </w:rPr>
-    </w:lvl>
-    <w:lvl w:ilvl="6" w:tentative="1">
-      <w:start w:val="1"/>
-      <w:numFmt w:val="bullet"/>
-      <w:lvlText w:val=""/>
-      <w:lvlJc w:val="left"/>
-      <w:pPr>
-        <w:tabs>
-          <w:tab w:val="num" w:pos="5040"/>
-        </w:tabs>
-        <w:ind w:left="5040" w:hanging="360"/>
-      </w:pPr>
-      <w:rPr>
-        <w:rFonts w:ascii="Wingdings" w:hAnsi="Wingdings" w:hint="default"/>
-        <w:sz w:val="20"/>
-      </w:rPr>
-    </w:lvl>
-    <w:lvl w:ilvl="7" w:tentative="1">
-      <w:start w:val="1"/>
-      <w:numFmt w:val="bullet"/>
-      <w:lvlText w:val=""/>
-      <w:lvlJc w:val="left"/>
-      <w:pPr>
-        <w:tabs>
-          <w:tab w:val="num" w:pos="5760"/>
-        </w:tabs>
-        <w:ind w:left="5760" w:hanging="360"/>
-      </w:pPr>
-      <w:rPr>
-        <w:rFonts w:ascii="Wingdings" w:hAnsi="Wingdings" w:hint="default"/>
-        <w:sz w:val="20"/>
-      </w:rPr>
-    </w:lvl>
-    <w:lvl w:ilvl="8" w:tentative="1">
-      <w:start w:val="1"/>
-      <w:numFmt w:val="bullet"/>
-      <w:lvlText w:val=""/>
-      <w:lvlJc w:val="left"/>
-      <w:pPr>
-        <w:tabs>
-          <w:tab w:val="num" w:pos="6480"/>
-        </w:tabs>
-        <w:ind w:left="6480" w:hanging="360"/>
-      </w:pPr>
-      <w:rPr>
-        <w:rFonts w:ascii="Wingdings" w:hAnsi="Wingdings" w:hint="default"/>
-        <w:sz w:val="20"/>
-      </w:rPr>
-    </w:lvl>
-  </w:abstractNum>
-  <w:abstractNum w:abstractNumId="14" w15:restartNumberingAfterBreak="0">
-    <w:nsid w:val="37E178BE"/>
-    <w:multiLevelType w:val="multilevel"/>
-    <w:tmpl w:val="CFAEF94E"/>
-    <w:lvl w:ilvl="0">
-      <w:start w:val="1"/>
-      <w:numFmt w:val="bullet"/>
-      <w:lvlText w:val=""/>
-      <w:lvlJc w:val="left"/>
-      <w:pPr>
-        <w:tabs>
-          <w:tab w:val="num" w:pos="720"/>
-        </w:tabs>
-        <w:ind w:left="720" w:hanging="360"/>
-      </w:pPr>
-      <w:rPr>
-        <w:rFonts w:ascii="Symbol" w:hAnsi="Symbol" w:hint="default"/>
-        <w:sz w:val="20"/>
-      </w:rPr>
-    </w:lvl>
-    <w:lvl w:ilvl="1" w:tentative="1">
-      <w:start w:val="1"/>
-      <w:numFmt w:val="bullet"/>
-      <w:lvlText w:val="o"/>
-      <w:lvlJc w:val="left"/>
-      <w:pPr>
-        <w:tabs>
-          <w:tab w:val="num" w:pos="1440"/>
-        </w:tabs>
-        <w:ind w:left="1440" w:hanging="360"/>
-      </w:pPr>
-      <w:rPr>
-        <w:rFonts w:ascii="Courier New" w:hAnsi="Courier New" w:hint="default"/>
-        <w:sz w:val="20"/>
-      </w:rPr>
-    </w:lvl>
-    <w:lvl w:ilvl="2" w:tentative="1">
-      <w:start w:val="1"/>
-      <w:numFmt w:val="bullet"/>
-      <w:lvlText w:val=""/>
-      <w:lvlJc w:val="left"/>
-      <w:pPr>
-        <w:tabs>
-          <w:tab w:val="num" w:pos="2160"/>
-        </w:tabs>
-        <w:ind w:left="2160" w:hanging="360"/>
-      </w:pPr>
-      <w:rPr>
-        <w:rFonts w:ascii="Wingdings" w:hAnsi="Wingdings" w:hint="default"/>
-        <w:sz w:val="20"/>
-      </w:rPr>
-    </w:lvl>
-    <w:lvl w:ilvl="3" w:tentative="1">
-      <w:start w:val="1"/>
-      <w:numFmt w:val="bullet"/>
-      <w:lvlText w:val=""/>
-      <w:lvlJc w:val="left"/>
-      <w:pPr>
-        <w:tabs>
-          <w:tab w:val="num" w:pos="2880"/>
-        </w:tabs>
-        <w:ind w:left="2880" w:hanging="360"/>
-      </w:pPr>
-      <w:rPr>
-        <w:rFonts w:ascii="Wingdings" w:hAnsi="Wingdings" w:hint="default"/>
-        <w:sz w:val="20"/>
-      </w:rPr>
-    </w:lvl>
-    <w:lvl w:ilvl="4" w:tentative="1">
-      <w:start w:val="1"/>
-      <w:numFmt w:val="bullet"/>
-      <w:lvlText w:val=""/>
-      <w:lvlJc w:val="left"/>
-      <w:pPr>
-        <w:tabs>
-          <w:tab w:val="num" w:pos="3600"/>
-        </w:tabs>
-        <w:ind w:left="3600" w:hanging="360"/>
-      </w:pPr>
-      <w:rPr>
-        <w:rFonts w:ascii="Wingdings" w:hAnsi="Wingdings" w:hint="default"/>
-        <w:sz w:val="20"/>
-      </w:rPr>
-    </w:lvl>
-    <w:lvl w:ilvl="5" w:tentative="1">
-      <w:start w:val="1"/>
-      <w:numFmt w:val="bullet"/>
-      <w:lvlText w:val=""/>
-      <w:lvlJc w:val="left"/>
-      <w:pPr>
-        <w:tabs>
-          <w:tab w:val="num" w:pos="4320"/>
-        </w:tabs>
-        <w:ind w:left="4320" w:hanging="360"/>
-      </w:pPr>
-      <w:rPr>
-        <w:rFonts w:ascii="Wingdings" w:hAnsi="Wingdings" w:hint="default"/>
-        <w:sz w:val="20"/>
-      </w:rPr>
-    </w:lvl>
-    <w:lvl w:ilvl="6" w:tentative="1">
-      <w:start w:val="1"/>
-      <w:numFmt w:val="bullet"/>
-      <w:lvlText w:val=""/>
-      <w:lvlJc w:val="left"/>
-      <w:pPr>
-        <w:tabs>
-          <w:tab w:val="num" w:pos="5040"/>
-        </w:tabs>
-        <w:ind w:left="5040" w:hanging="360"/>
-      </w:pPr>
-      <w:rPr>
-        <w:rFonts w:ascii="Wingdings" w:hAnsi="Wingdings" w:hint="default"/>
-        <w:sz w:val="20"/>
-      </w:rPr>
-    </w:lvl>
-    <w:lvl w:ilvl="7" w:tentative="1">
-      <w:start w:val="1"/>
-      <w:numFmt w:val="bullet"/>
-      <w:lvlText w:val=""/>
-      <w:lvlJc w:val="left"/>
-      <w:pPr>
-        <w:tabs>
-          <w:tab w:val="num" w:pos="5760"/>
-        </w:tabs>
-        <w:ind w:left="5760" w:hanging="360"/>
-      </w:pPr>
-      <w:rPr>
-        <w:rFonts w:ascii="Wingdings" w:hAnsi="Wingdings" w:hint="default"/>
-        <w:sz w:val="20"/>
-      </w:rPr>
-    </w:lvl>
-    <w:lvl w:ilvl="8" w:tentative="1">
-      <w:start w:val="1"/>
-      <w:numFmt w:val="bullet"/>
-      <w:lvlText w:val=""/>
-      <w:lvlJc w:val="left"/>
-      <w:pPr>
-        <w:tabs>
-          <w:tab w:val="num" w:pos="6480"/>
-        </w:tabs>
-        <w:ind w:left="6480" w:hanging="360"/>
-      </w:pPr>
-      <w:rPr>
-        <w:rFonts w:ascii="Wingdings" w:hAnsi="Wingdings" w:hint="default"/>
-        <w:sz w:val="20"/>
-      </w:rPr>
-    </w:lvl>
-  </w:abstractNum>
-  <w:abstractNum w:abstractNumId="15" w15:restartNumberingAfterBreak="0">
-    <w:nsid w:val="38C23B46"/>
-    <w:multiLevelType w:val="multilevel"/>
-    <w:tmpl w:val="3A1C911A"/>
-    <w:lvl w:ilvl="0">
-      <w:start w:val="1"/>
-      <w:numFmt w:val="bullet"/>
-      <w:lvlText w:val=""/>
-      <w:lvlJc w:val="left"/>
-      <w:pPr>
-        <w:tabs>
-          <w:tab w:val="num" w:pos="720"/>
-        </w:tabs>
-        <w:ind w:left="720" w:hanging="360"/>
-      </w:pPr>
-      <w:rPr>
-        <w:rFonts w:ascii="Symbol" w:hAnsi="Symbol" w:hint="default"/>
-        <w:sz w:val="20"/>
-      </w:rPr>
-    </w:lvl>
-    <w:lvl w:ilvl="1" w:tentative="1">
-      <w:start w:val="1"/>
-      <w:numFmt w:val="bullet"/>
-      <w:lvlText w:val="o"/>
-      <w:lvlJc w:val="left"/>
-      <w:pPr>
-        <w:tabs>
-          <w:tab w:val="num" w:pos="1440"/>
-        </w:tabs>
-        <w:ind w:left="1440" w:hanging="360"/>
-      </w:pPr>
-      <w:rPr>
-        <w:rFonts w:ascii="Courier New" w:hAnsi="Courier New" w:hint="default"/>
-        <w:sz w:val="20"/>
-      </w:rPr>
-    </w:lvl>
-    <w:lvl w:ilvl="2" w:tentative="1">
-      <w:start w:val="1"/>
-      <w:numFmt w:val="bullet"/>
-      <w:lvlText w:val=""/>
-      <w:lvlJc w:val="left"/>
-      <w:pPr>
-        <w:tabs>
-          <w:tab w:val="num" w:pos="2160"/>
-        </w:tabs>
-        <w:ind w:left="2160" w:hanging="360"/>
-      </w:pPr>
-      <w:rPr>
-        <w:rFonts w:ascii="Wingdings" w:hAnsi="Wingdings" w:hint="default"/>
-        <w:sz w:val="20"/>
-      </w:rPr>
-    </w:lvl>
-    <w:lvl w:ilvl="3" w:tentative="1">
-      <w:start w:val="1"/>
-      <w:numFmt w:val="bullet"/>
-      <w:lvlText w:val=""/>
-      <w:lvlJc w:val="left"/>
-      <w:pPr>
-        <w:tabs>
-          <w:tab w:val="num" w:pos="2880"/>
-        </w:tabs>
-        <w:ind w:left="2880" w:hanging="360"/>
-      </w:pPr>
-      <w:rPr>
-        <w:rFonts w:ascii="Wingdings" w:hAnsi="Wingdings" w:hint="default"/>
-        <w:sz w:val="20"/>
-      </w:rPr>
-    </w:lvl>
-    <w:lvl w:ilvl="4" w:tentative="1">
-      <w:start w:val="1"/>
-      <w:numFmt w:val="bullet"/>
-      <w:lvlText w:val=""/>
-      <w:lvlJc w:val="left"/>
-      <w:pPr>
-        <w:tabs>
-          <w:tab w:val="num" w:pos="3600"/>
-        </w:tabs>
-        <w:ind w:left="3600" w:hanging="360"/>
-      </w:pPr>
-      <w:rPr>
-        <w:rFonts w:ascii="Wingdings" w:hAnsi="Wingdings" w:hint="default"/>
-        <w:sz w:val="20"/>
-      </w:rPr>
-    </w:lvl>
-    <w:lvl w:ilvl="5" w:tentative="1">
-      <w:start w:val="1"/>
-      <w:numFmt w:val="bullet"/>
-      <w:lvlText w:val=""/>
-      <w:lvlJc w:val="left"/>
-      <w:pPr>
-        <w:tabs>
-          <w:tab w:val="num" w:pos="4320"/>
-        </w:tabs>
-        <w:ind w:left="4320" w:hanging="360"/>
-      </w:pPr>
-      <w:rPr>
-        <w:rFonts w:ascii="Wingdings" w:hAnsi="Wingdings" w:hint="default"/>
-        <w:sz w:val="20"/>
-      </w:rPr>
-    </w:lvl>
-    <w:lvl w:ilvl="6" w:tentative="1">
-      <w:start w:val="1"/>
-      <w:numFmt w:val="bullet"/>
-      <w:lvlText w:val=""/>
-      <w:lvlJc w:val="left"/>
-      <w:pPr>
-        <w:tabs>
-          <w:tab w:val="num" w:pos="5040"/>
-        </w:tabs>
-        <w:ind w:left="5040" w:hanging="360"/>
-      </w:pPr>
-      <w:rPr>
-        <w:rFonts w:ascii="Wingdings" w:hAnsi="Wingdings" w:hint="default"/>
-        <w:sz w:val="20"/>
-      </w:rPr>
-    </w:lvl>
-    <w:lvl w:ilvl="7" w:tentative="1">
-      <w:start w:val="1"/>
-      <w:numFmt w:val="bullet"/>
-      <w:lvlText w:val=""/>
-      <w:lvlJc w:val="left"/>
-      <w:pPr>
-        <w:tabs>
-          <w:tab w:val="num" w:pos="5760"/>
-        </w:tabs>
-        <w:ind w:left="5760" w:hanging="360"/>
-      </w:pPr>
-      <w:rPr>
-        <w:rFonts w:ascii="Wingdings" w:hAnsi="Wingdings" w:hint="default"/>
-        <w:sz w:val="20"/>
-      </w:rPr>
-    </w:lvl>
-    <w:lvl w:ilvl="8" w:tentative="1">
-      <w:start w:val="1"/>
-      <w:numFmt w:val="bullet"/>
-      <w:lvlText w:val=""/>
-      <w:lvlJc w:val="left"/>
-      <w:pPr>
-        <w:tabs>
-          <w:tab w:val="num" w:pos="6480"/>
-        </w:tabs>
-        <w:ind w:left="6480" w:hanging="360"/>
-      </w:pPr>
-      <w:rPr>
-        <w:rFonts w:ascii="Wingdings" w:hAnsi="Wingdings" w:hint="default"/>
-        <w:sz w:val="20"/>
-      </w:rPr>
-    </w:lvl>
-  </w:abstractNum>
-  <w:abstractNum w:abstractNumId="16" w15:restartNumberingAfterBreak="0">
-    <w:nsid w:val="41CE2BC7"/>
-    <w:multiLevelType w:val="multilevel"/>
-    <w:tmpl w:val="667E7B62"/>
-    <w:lvl w:ilvl="0">
-      <w:start w:val="1"/>
-      <w:numFmt w:val="bullet"/>
-      <w:lvlText w:val=""/>
-      <w:lvlJc w:val="left"/>
-      <w:pPr>
-        <w:tabs>
-          <w:tab w:val="num" w:pos="720"/>
-        </w:tabs>
-        <w:ind w:left="720" w:hanging="360"/>
-      </w:pPr>
-      <w:rPr>
-        <w:rFonts w:ascii="Symbol" w:hAnsi="Symbol" w:hint="default"/>
-        <w:sz w:val="20"/>
-      </w:rPr>
-    </w:lvl>
-    <w:lvl w:ilvl="1" w:tentative="1">
-      <w:start w:val="1"/>
-      <w:numFmt w:val="bullet"/>
-      <w:lvlText w:val="o"/>
-      <w:lvlJc w:val="left"/>
-      <w:pPr>
-        <w:tabs>
-          <w:tab w:val="num" w:pos="1440"/>
-        </w:tabs>
-        <w:ind w:left="1440" w:hanging="360"/>
-      </w:pPr>
-      <w:rPr>
-        <w:rFonts w:ascii="Courier New" w:hAnsi="Courier New" w:hint="default"/>
-        <w:sz w:val="20"/>
-      </w:rPr>
-    </w:lvl>
-    <w:lvl w:ilvl="2" w:tentative="1">
-      <w:start w:val="1"/>
-      <w:numFmt w:val="bullet"/>
-      <w:lvlText w:val=""/>
-      <w:lvlJc w:val="left"/>
-      <w:pPr>
-        <w:tabs>
-          <w:tab w:val="num" w:pos="2160"/>
-        </w:tabs>
-        <w:ind w:left="2160" w:hanging="360"/>
-      </w:pPr>
-      <w:rPr>
-        <w:rFonts w:ascii="Wingdings" w:hAnsi="Wingdings" w:hint="default"/>
-        <w:sz w:val="20"/>
-      </w:rPr>
-    </w:lvl>
-    <w:lvl w:ilvl="3" w:tentative="1">
-      <w:start w:val="1"/>
-      <w:numFmt w:val="bullet"/>
-      <w:lvlText w:val=""/>
-      <w:lvlJc w:val="left"/>
-      <w:pPr>
-        <w:tabs>
-          <w:tab w:val="num" w:pos="2880"/>
-        </w:tabs>
-        <w:ind w:left="2880" w:hanging="360"/>
-      </w:pPr>
-      <w:rPr>
-        <w:rFonts w:ascii="Wingdings" w:hAnsi="Wingdings" w:hint="default"/>
-        <w:sz w:val="20"/>
-      </w:rPr>
-    </w:lvl>
-    <w:lvl w:ilvl="4" w:tentative="1">
-      <w:start w:val="1"/>
-      <w:numFmt w:val="bullet"/>
-      <w:lvlText w:val=""/>
-      <w:lvlJc w:val="left"/>
-      <w:pPr>
-        <w:tabs>
-          <w:tab w:val="num" w:pos="3600"/>
-        </w:tabs>
-        <w:ind w:left="3600" w:hanging="360"/>
-      </w:pPr>
-      <w:rPr>
-        <w:rFonts w:ascii="Wingdings" w:hAnsi="Wingdings" w:hint="default"/>
-        <w:sz w:val="20"/>
-      </w:rPr>
-    </w:lvl>
-    <w:lvl w:ilvl="5" w:tentative="1">
-      <w:start w:val="1"/>
-      <w:numFmt w:val="bullet"/>
-      <w:lvlText w:val=""/>
-      <w:lvlJc w:val="left"/>
-      <w:pPr>
-        <w:tabs>
-          <w:tab w:val="num" w:pos="4320"/>
-        </w:tabs>
-        <w:ind w:left="4320" w:hanging="360"/>
-      </w:pPr>
-      <w:rPr>
-        <w:rFonts w:ascii="Wingdings" w:hAnsi="Wingdings" w:hint="default"/>
-        <w:sz w:val="20"/>
-      </w:rPr>
-    </w:lvl>
-    <w:lvl w:ilvl="6" w:tentative="1">
-      <w:start w:val="1"/>
-      <w:numFmt w:val="bullet"/>
-      <w:lvlText w:val=""/>
-      <w:lvlJc w:val="left"/>
-      <w:pPr>
-        <w:tabs>
-          <w:tab w:val="num" w:pos="5040"/>
-        </w:tabs>
-        <w:ind w:left="5040" w:hanging="360"/>
-      </w:pPr>
-      <w:rPr>
-        <w:rFonts w:ascii="Wingdings" w:hAnsi="Wingdings" w:hint="default"/>
-        <w:sz w:val="20"/>
-      </w:rPr>
-    </w:lvl>
-    <w:lvl w:ilvl="7" w:tentative="1">
-      <w:start w:val="1"/>
-      <w:numFmt w:val="bullet"/>
-      <w:lvlText w:val=""/>
-      <w:lvlJc w:val="left"/>
-      <w:pPr>
-        <w:tabs>
-          <w:tab w:val="num" w:pos="5760"/>
-        </w:tabs>
-        <w:ind w:left="5760" w:hanging="360"/>
-      </w:pPr>
-      <w:rPr>
-        <w:rFonts w:ascii="Wingdings" w:hAnsi="Wingdings" w:hint="default"/>
-        <w:sz w:val="20"/>
-      </w:rPr>
-    </w:lvl>
-    <w:lvl w:ilvl="8" w:tentative="1">
-      <w:start w:val="1"/>
-      <w:numFmt w:val="bullet"/>
-      <w:lvlText w:val=""/>
-      <w:lvlJc w:val="left"/>
-      <w:pPr>
-        <w:tabs>
-          <w:tab w:val="num" w:pos="6480"/>
-        </w:tabs>
-        <w:ind w:left="6480" w:hanging="360"/>
-      </w:pPr>
-      <w:rPr>
-        <w:rFonts w:ascii="Wingdings" w:hAnsi="Wingdings" w:hint="default"/>
-        <w:sz w:val="20"/>
-      </w:rPr>
-    </w:lvl>
-  </w:abstractNum>
-  <w:abstractNum w:abstractNumId="17" w15:restartNumberingAfterBreak="0">
-    <w:nsid w:val="41EE07C8"/>
-    <w:multiLevelType w:val="multilevel"/>
-    <w:tmpl w:val="73E8F472"/>
-    <w:lvl w:ilvl="0">
-      <w:start w:val="1"/>
-      <w:numFmt w:val="bullet"/>
-      <w:lvlText w:val=""/>
-      <w:lvlJc w:val="left"/>
-      <w:pPr>
-        <w:tabs>
-          <w:tab w:val="num" w:pos="720"/>
-        </w:tabs>
-        <w:ind w:left="720" w:hanging="360"/>
-      </w:pPr>
-      <w:rPr>
-        <w:rFonts w:ascii="Symbol" w:hAnsi="Symbol" w:hint="default"/>
-        <w:sz w:val="20"/>
-      </w:rPr>
-    </w:lvl>
-    <w:lvl w:ilvl="1" w:tentative="1">
-      <w:start w:val="1"/>
-      <w:numFmt w:val="bullet"/>
-      <w:lvlText w:val="o"/>
-      <w:lvlJc w:val="left"/>
-      <w:pPr>
-        <w:tabs>
-          <w:tab w:val="num" w:pos="1440"/>
-        </w:tabs>
-        <w:ind w:left="1440" w:hanging="360"/>
-      </w:pPr>
-      <w:rPr>
-        <w:rFonts w:ascii="Courier New" w:hAnsi="Courier New" w:hint="default"/>
-        <w:sz w:val="20"/>
-      </w:rPr>
-    </w:lvl>
-    <w:lvl w:ilvl="2" w:tentative="1">
-      <w:start w:val="1"/>
-      <w:numFmt w:val="bullet"/>
-      <w:lvlText w:val=""/>
-      <w:lvlJc w:val="left"/>
-      <w:pPr>
-        <w:tabs>
-          <w:tab w:val="num" w:pos="2160"/>
-        </w:tabs>
-        <w:ind w:left="2160" w:hanging="360"/>
-      </w:pPr>
-      <w:rPr>
-        <w:rFonts w:ascii="Wingdings" w:hAnsi="Wingdings" w:hint="default"/>
-        <w:sz w:val="20"/>
-      </w:rPr>
-    </w:lvl>
-    <w:lvl w:ilvl="3" w:tentative="1">
-      <w:start w:val="1"/>
-      <w:numFmt w:val="bullet"/>
-      <w:lvlText w:val=""/>
-      <w:lvlJc w:val="left"/>
-      <w:pPr>
-        <w:tabs>
-          <w:tab w:val="num" w:pos="2880"/>
-        </w:tabs>
-        <w:ind w:left="2880" w:hanging="360"/>
-      </w:pPr>
-      <w:rPr>
-        <w:rFonts w:ascii="Wingdings" w:hAnsi="Wingdings" w:hint="default"/>
-        <w:sz w:val="20"/>
-      </w:rPr>
-    </w:lvl>
-    <w:lvl w:ilvl="4" w:tentative="1">
-      <w:start w:val="1"/>
-      <w:numFmt w:val="bullet"/>
-      <w:lvlText w:val=""/>
-      <w:lvlJc w:val="left"/>
-      <w:pPr>
-        <w:tabs>
-          <w:tab w:val="num" w:pos="3600"/>
-        </w:tabs>
-        <w:ind w:left="3600" w:hanging="360"/>
-      </w:pPr>
-      <w:rPr>
-        <w:rFonts w:ascii="Wingdings" w:hAnsi="Wingdings" w:hint="default"/>
-        <w:sz w:val="20"/>
-      </w:rPr>
-    </w:lvl>
-    <w:lvl w:ilvl="5" w:tentative="1">
-      <w:start w:val="1"/>
-      <w:numFmt w:val="bullet"/>
-      <w:lvlText w:val=""/>
-      <w:lvlJc w:val="left"/>
-      <w:pPr>
-        <w:tabs>
-          <w:tab w:val="num" w:pos="4320"/>
-        </w:tabs>
-        <w:ind w:left="4320" w:hanging="360"/>
-      </w:pPr>
-      <w:rPr>
-        <w:rFonts w:ascii="Wingdings" w:hAnsi="Wingdings" w:hint="default"/>
-        <w:sz w:val="20"/>
-      </w:rPr>
-    </w:lvl>
-    <w:lvl w:ilvl="6" w:tentative="1">
-      <w:start w:val="1"/>
-      <w:numFmt w:val="bullet"/>
-      <w:lvlText w:val=""/>
-      <w:lvlJc w:val="left"/>
-      <w:pPr>
-        <w:tabs>
-          <w:tab w:val="num" w:pos="5040"/>
-        </w:tabs>
-        <w:ind w:left="5040" w:hanging="360"/>
-      </w:pPr>
-      <w:rPr>
-        <w:rFonts w:ascii="Wingdings" w:hAnsi="Wingdings" w:hint="default"/>
-        <w:sz w:val="20"/>
-      </w:rPr>
-    </w:lvl>
-    <w:lvl w:ilvl="7" w:tentative="1">
-      <w:start w:val="1"/>
-      <w:numFmt w:val="bullet"/>
-      <w:lvlText w:val=""/>
-      <w:lvlJc w:val="left"/>
-      <w:pPr>
-        <w:tabs>
-          <w:tab w:val="num" w:pos="5760"/>
-        </w:tabs>
-        <w:ind w:left="5760" w:hanging="360"/>
-      </w:pPr>
-      <w:rPr>
-        <w:rFonts w:ascii="Wingdings" w:hAnsi="Wingdings" w:hint="default"/>
-        <w:sz w:val="20"/>
-      </w:rPr>
-    </w:lvl>
-    <w:lvl w:ilvl="8" w:tentative="1">
-      <w:start w:val="1"/>
-      <w:numFmt w:val="bullet"/>
-      <w:lvlText w:val=""/>
-      <w:lvlJc w:val="left"/>
-      <w:pPr>
-        <w:tabs>
-          <w:tab w:val="num" w:pos="6480"/>
-        </w:tabs>
-        <w:ind w:left="6480" w:hanging="360"/>
-      </w:pPr>
-      <w:rPr>
-        <w:rFonts w:ascii="Wingdings" w:hAnsi="Wingdings" w:hint="default"/>
-        <w:sz w:val="20"/>
-      </w:rPr>
-    </w:lvl>
-  </w:abstractNum>
-  <w:abstractNum w:abstractNumId="18" w15:restartNumberingAfterBreak="0">
-    <w:nsid w:val="4215736A"/>
-    <w:multiLevelType w:val="multilevel"/>
-    <w:tmpl w:val="07E8D45E"/>
-    <w:lvl w:ilvl="0">
-      <w:start w:val="1"/>
-      <w:numFmt w:val="bullet"/>
-      <w:lvlText w:val=""/>
-      <w:lvlJc w:val="left"/>
-      <w:pPr>
-        <w:tabs>
-          <w:tab w:val="num" w:pos="720"/>
-        </w:tabs>
-        <w:ind w:left="720" w:hanging="360"/>
-      </w:pPr>
-      <w:rPr>
-        <w:rFonts w:ascii="Symbol" w:hAnsi="Symbol" w:hint="default"/>
-        <w:sz w:val="20"/>
-      </w:rPr>
-    </w:lvl>
-    <w:lvl w:ilvl="1" w:tentative="1">
-      <w:start w:val="1"/>
-      <w:numFmt w:val="bullet"/>
-      <w:lvlText w:val="o"/>
-      <w:lvlJc w:val="left"/>
-      <w:pPr>
-        <w:tabs>
-          <w:tab w:val="num" w:pos="1440"/>
-        </w:tabs>
-        <w:ind w:left="1440" w:hanging="360"/>
-      </w:pPr>
-      <w:rPr>
-        <w:rFonts w:ascii="Courier New" w:hAnsi="Courier New" w:hint="default"/>
-        <w:sz w:val="20"/>
-      </w:rPr>
-    </w:lvl>
-    <w:lvl w:ilvl="2" w:tentative="1">
-      <w:start w:val="1"/>
-      <w:numFmt w:val="bullet"/>
-      <w:lvlText w:val=""/>
-      <w:lvlJc w:val="left"/>
-      <w:pPr>
-        <w:tabs>
-          <w:tab w:val="num" w:pos="2160"/>
-        </w:tabs>
-        <w:ind w:left="2160" w:hanging="360"/>
-      </w:pPr>
-      <w:rPr>
-        <w:rFonts w:ascii="Wingdings" w:hAnsi="Wingdings" w:hint="default"/>
-        <w:sz w:val="20"/>
-      </w:rPr>
-    </w:lvl>
-    <w:lvl w:ilvl="3" w:tentative="1">
-      <w:start w:val="1"/>
-      <w:numFmt w:val="bullet"/>
-      <w:lvlText w:val=""/>
-      <w:lvlJc w:val="left"/>
-      <w:pPr>
-        <w:tabs>
-          <w:tab w:val="num" w:pos="2880"/>
-        </w:tabs>
-        <w:ind w:left="2880" w:hanging="360"/>
-      </w:pPr>
-      <w:rPr>
-        <w:rFonts w:ascii="Wingdings" w:hAnsi="Wingdings" w:hint="default"/>
-        <w:sz w:val="20"/>
-      </w:rPr>
-    </w:lvl>
-    <w:lvl w:ilvl="4" w:tentative="1">
-      <w:start w:val="1"/>
-      <w:numFmt w:val="bullet"/>
-      <w:lvlText w:val=""/>
-      <w:lvlJc w:val="left"/>
-      <w:pPr>
-        <w:tabs>
-          <w:tab w:val="num" w:pos="3600"/>
-        </w:tabs>
-        <w:ind w:left="3600" w:hanging="360"/>
-      </w:pPr>
-      <w:rPr>
-        <w:rFonts w:ascii="Wingdings" w:hAnsi="Wingdings" w:hint="default"/>
-        <w:sz w:val="20"/>
-      </w:rPr>
-    </w:lvl>
-    <w:lvl w:ilvl="5" w:tentative="1">
-      <w:start w:val="1"/>
-      <w:numFmt w:val="bullet"/>
-      <w:lvlText w:val=""/>
-      <w:lvlJc w:val="left"/>
-      <w:pPr>
-        <w:tabs>
-          <w:tab w:val="num" w:pos="4320"/>
-        </w:tabs>
-        <w:ind w:left="4320" w:hanging="360"/>
-      </w:pPr>
-      <w:rPr>
-        <w:rFonts w:ascii="Wingdings" w:hAnsi="Wingdings" w:hint="default"/>
-        <w:sz w:val="20"/>
-      </w:rPr>
-    </w:lvl>
-    <w:lvl w:ilvl="6" w:tentative="1">
-      <w:start w:val="1"/>
-      <w:numFmt w:val="bullet"/>
-      <w:lvlText w:val=""/>
-      <w:lvlJc w:val="left"/>
-      <w:pPr>
-        <w:tabs>
-          <w:tab w:val="num" w:pos="5040"/>
-        </w:tabs>
-        <w:ind w:left="5040" w:hanging="360"/>
-      </w:pPr>
-      <w:rPr>
-        <w:rFonts w:ascii="Wingdings" w:hAnsi="Wingdings" w:hint="default"/>
-        <w:sz w:val="20"/>
-      </w:rPr>
-    </w:lvl>
-    <w:lvl w:ilvl="7" w:tentative="1">
-      <w:start w:val="1"/>
-      <w:numFmt w:val="bullet"/>
-      <w:lvlText w:val=""/>
-      <w:lvlJc w:val="left"/>
-      <w:pPr>
-        <w:tabs>
-          <w:tab w:val="num" w:pos="5760"/>
-        </w:tabs>
-        <w:ind w:left="5760" w:hanging="360"/>
-      </w:pPr>
-      <w:rPr>
-        <w:rFonts w:ascii="Wingdings" w:hAnsi="Wingdings" w:hint="default"/>
-        <w:sz w:val="20"/>
-      </w:rPr>
-    </w:lvl>
-    <w:lvl w:ilvl="8" w:tentative="1">
-      <w:start w:val="1"/>
-      <w:numFmt w:val="bullet"/>
-      <w:lvlText w:val=""/>
-      <w:lvlJc w:val="left"/>
-      <w:pPr>
-        <w:tabs>
-          <w:tab w:val="num" w:pos="6480"/>
-        </w:tabs>
-        <w:ind w:left="6480" w:hanging="360"/>
-      </w:pPr>
-      <w:rPr>
-        <w:rFonts w:ascii="Wingdings" w:hAnsi="Wingdings" w:hint="default"/>
-        <w:sz w:val="20"/>
-      </w:rPr>
-    </w:lvl>
-  </w:abstractNum>
-  <w:abstractNum w:abstractNumId="19" w15:restartNumberingAfterBreak="0">
-    <w:nsid w:val="4A682F30"/>
-    <w:multiLevelType w:val="multilevel"/>
-    <w:tmpl w:val="260600E4"/>
+    <w:tmpl w:val="664264B6"/>
     <w:lvl w:ilvl="0">
       <w:start w:val="1"/>
       <w:numFmt w:val="bullet"/>
@@ -18375,9 +18403,456 @@
     </w:lvl>
   </w:abstractNum>
   <w:abstractNum w:abstractNumId="20" w15:restartNumberingAfterBreak="0">
-    <w:nsid w:val="559E687A"/>
+    <w:nsid w:val="5EE1311B"/>
     <w:multiLevelType w:val="multilevel"/>
-    <w:tmpl w:val="DE54DC5A"/>
+    <w:tmpl w:val="0C48ABB4"/>
+    <w:lvl w:ilvl="0">
+      <w:start w:val="1"/>
+      <w:numFmt w:val="bullet"/>
+      <w:lvlText w:val=""/>
+      <w:lvlJc w:val="left"/>
+      <w:pPr>
+        <w:tabs>
+          <w:tab w:val="num" w:pos="720"/>
+        </w:tabs>
+        <w:ind w:left="720" w:hanging="360"/>
+      </w:pPr>
+      <w:rPr>
+        <w:rFonts w:ascii="Symbol" w:hAnsi="Symbol" w:hint="default"/>
+        <w:sz w:val="20"/>
+      </w:rPr>
+    </w:lvl>
+    <w:lvl w:ilvl="1" w:tentative="1">
+      <w:start w:val="1"/>
+      <w:numFmt w:val="bullet"/>
+      <w:lvlText w:val="o"/>
+      <w:lvlJc w:val="left"/>
+      <w:pPr>
+        <w:tabs>
+          <w:tab w:val="num" w:pos="1440"/>
+        </w:tabs>
+        <w:ind w:left="1440" w:hanging="360"/>
+      </w:pPr>
+      <w:rPr>
+        <w:rFonts w:ascii="Courier New" w:hAnsi="Courier New" w:hint="default"/>
+        <w:sz w:val="20"/>
+      </w:rPr>
+    </w:lvl>
+    <w:lvl w:ilvl="2" w:tentative="1">
+      <w:start w:val="1"/>
+      <w:numFmt w:val="bullet"/>
+      <w:lvlText w:val=""/>
+      <w:lvlJc w:val="left"/>
+      <w:pPr>
+        <w:tabs>
+          <w:tab w:val="num" w:pos="2160"/>
+        </w:tabs>
+        <w:ind w:left="2160" w:hanging="360"/>
+      </w:pPr>
+      <w:rPr>
+        <w:rFonts w:ascii="Wingdings" w:hAnsi="Wingdings" w:hint="default"/>
+        <w:sz w:val="20"/>
+      </w:rPr>
+    </w:lvl>
+    <w:lvl w:ilvl="3" w:tentative="1">
+      <w:start w:val="1"/>
+      <w:numFmt w:val="bullet"/>
+      <w:lvlText w:val=""/>
+      <w:lvlJc w:val="left"/>
+      <w:pPr>
+        <w:tabs>
+          <w:tab w:val="num" w:pos="2880"/>
+        </w:tabs>
+        <w:ind w:left="2880" w:hanging="360"/>
+      </w:pPr>
+      <w:rPr>
+        <w:rFonts w:ascii="Wingdings" w:hAnsi="Wingdings" w:hint="default"/>
+        <w:sz w:val="20"/>
+      </w:rPr>
+    </w:lvl>
+    <w:lvl w:ilvl="4" w:tentative="1">
+      <w:start w:val="1"/>
+      <w:numFmt w:val="bullet"/>
+      <w:lvlText w:val=""/>
+      <w:lvlJc w:val="left"/>
+      <w:pPr>
+        <w:tabs>
+          <w:tab w:val="num" w:pos="3600"/>
+        </w:tabs>
+        <w:ind w:left="3600" w:hanging="360"/>
+      </w:pPr>
+      <w:rPr>
+        <w:rFonts w:ascii="Wingdings" w:hAnsi="Wingdings" w:hint="default"/>
+        <w:sz w:val="20"/>
+      </w:rPr>
+    </w:lvl>
+    <w:lvl w:ilvl="5" w:tentative="1">
+      <w:start w:val="1"/>
+      <w:numFmt w:val="bullet"/>
+      <w:lvlText w:val=""/>
+      <w:lvlJc w:val="left"/>
+      <w:pPr>
+        <w:tabs>
+          <w:tab w:val="num" w:pos="4320"/>
+        </w:tabs>
+        <w:ind w:left="4320" w:hanging="360"/>
+      </w:pPr>
+      <w:rPr>
+        <w:rFonts w:ascii="Wingdings" w:hAnsi="Wingdings" w:hint="default"/>
+        <w:sz w:val="20"/>
+      </w:rPr>
+    </w:lvl>
+    <w:lvl w:ilvl="6" w:tentative="1">
+      <w:start w:val="1"/>
+      <w:numFmt w:val="bullet"/>
+      <w:lvlText w:val=""/>
+      <w:lvlJc w:val="left"/>
+      <w:pPr>
+        <w:tabs>
+          <w:tab w:val="num" w:pos="5040"/>
+        </w:tabs>
+        <w:ind w:left="5040" w:hanging="360"/>
+      </w:pPr>
+      <w:rPr>
+        <w:rFonts w:ascii="Wingdings" w:hAnsi="Wingdings" w:hint="default"/>
+        <w:sz w:val="20"/>
+      </w:rPr>
+    </w:lvl>
+    <w:lvl w:ilvl="7" w:tentative="1">
+      <w:start w:val="1"/>
+      <w:numFmt w:val="bullet"/>
+      <w:lvlText w:val=""/>
+      <w:lvlJc w:val="left"/>
+      <w:pPr>
+        <w:tabs>
+          <w:tab w:val="num" w:pos="5760"/>
+        </w:tabs>
+        <w:ind w:left="5760" w:hanging="360"/>
+      </w:pPr>
+      <w:rPr>
+        <w:rFonts w:ascii="Wingdings" w:hAnsi="Wingdings" w:hint="default"/>
+        <w:sz w:val="20"/>
+      </w:rPr>
+    </w:lvl>
+    <w:lvl w:ilvl="8" w:tentative="1">
+      <w:start w:val="1"/>
+      <w:numFmt w:val="bullet"/>
+      <w:lvlText w:val=""/>
+      <w:lvlJc w:val="left"/>
+      <w:pPr>
+        <w:tabs>
+          <w:tab w:val="num" w:pos="6480"/>
+        </w:tabs>
+        <w:ind w:left="6480" w:hanging="360"/>
+      </w:pPr>
+      <w:rPr>
+        <w:rFonts w:ascii="Wingdings" w:hAnsi="Wingdings" w:hint="default"/>
+        <w:sz w:val="20"/>
+      </w:rPr>
+    </w:lvl>
+  </w:abstractNum>
+  <w:abstractNum w:abstractNumId="21" w15:restartNumberingAfterBreak="0">
+    <w:nsid w:val="65D03599"/>
+    <w:multiLevelType w:val="multilevel"/>
+    <w:tmpl w:val="E8C2EE3C"/>
+    <w:lvl w:ilvl="0">
+      <w:start w:val="1"/>
+      <w:numFmt w:val="bullet"/>
+      <w:lvlText w:val=""/>
+      <w:lvlJc w:val="left"/>
+      <w:pPr>
+        <w:tabs>
+          <w:tab w:val="num" w:pos="720"/>
+        </w:tabs>
+        <w:ind w:left="720" w:hanging="360"/>
+      </w:pPr>
+      <w:rPr>
+        <w:rFonts w:ascii="Symbol" w:hAnsi="Symbol" w:hint="default"/>
+        <w:sz w:val="20"/>
+      </w:rPr>
+    </w:lvl>
+    <w:lvl w:ilvl="1" w:tentative="1">
+      <w:start w:val="1"/>
+      <w:numFmt w:val="bullet"/>
+      <w:lvlText w:val="o"/>
+      <w:lvlJc w:val="left"/>
+      <w:pPr>
+        <w:tabs>
+          <w:tab w:val="num" w:pos="1440"/>
+        </w:tabs>
+        <w:ind w:left="1440" w:hanging="360"/>
+      </w:pPr>
+      <w:rPr>
+        <w:rFonts w:ascii="Courier New" w:hAnsi="Courier New" w:hint="default"/>
+        <w:sz w:val="20"/>
+      </w:rPr>
+    </w:lvl>
+    <w:lvl w:ilvl="2" w:tentative="1">
+      <w:start w:val="1"/>
+      <w:numFmt w:val="bullet"/>
+      <w:lvlText w:val=""/>
+      <w:lvlJc w:val="left"/>
+      <w:pPr>
+        <w:tabs>
+          <w:tab w:val="num" w:pos="2160"/>
+        </w:tabs>
+        <w:ind w:left="2160" w:hanging="360"/>
+      </w:pPr>
+      <w:rPr>
+        <w:rFonts w:ascii="Wingdings" w:hAnsi="Wingdings" w:hint="default"/>
+        <w:sz w:val="20"/>
+      </w:rPr>
+    </w:lvl>
+    <w:lvl w:ilvl="3" w:tentative="1">
+      <w:start w:val="1"/>
+      <w:numFmt w:val="bullet"/>
+      <w:lvlText w:val=""/>
+      <w:lvlJc w:val="left"/>
+      <w:pPr>
+        <w:tabs>
+          <w:tab w:val="num" w:pos="2880"/>
+        </w:tabs>
+        <w:ind w:left="2880" w:hanging="360"/>
+      </w:pPr>
+      <w:rPr>
+        <w:rFonts w:ascii="Wingdings" w:hAnsi="Wingdings" w:hint="default"/>
+        <w:sz w:val="20"/>
+      </w:rPr>
+    </w:lvl>
+    <w:lvl w:ilvl="4" w:tentative="1">
+      <w:start w:val="1"/>
+      <w:numFmt w:val="bullet"/>
+      <w:lvlText w:val=""/>
+      <w:lvlJc w:val="left"/>
+      <w:pPr>
+        <w:tabs>
+          <w:tab w:val="num" w:pos="3600"/>
+        </w:tabs>
+        <w:ind w:left="3600" w:hanging="360"/>
+      </w:pPr>
+      <w:rPr>
+        <w:rFonts w:ascii="Wingdings" w:hAnsi="Wingdings" w:hint="default"/>
+        <w:sz w:val="20"/>
+      </w:rPr>
+    </w:lvl>
+    <w:lvl w:ilvl="5" w:tentative="1">
+      <w:start w:val="1"/>
+      <w:numFmt w:val="bullet"/>
+      <w:lvlText w:val=""/>
+      <w:lvlJc w:val="left"/>
+      <w:pPr>
+        <w:tabs>
+          <w:tab w:val="num" w:pos="4320"/>
+        </w:tabs>
+        <w:ind w:left="4320" w:hanging="360"/>
+      </w:pPr>
+      <w:rPr>
+        <w:rFonts w:ascii="Wingdings" w:hAnsi="Wingdings" w:hint="default"/>
+        <w:sz w:val="20"/>
+      </w:rPr>
+    </w:lvl>
+    <w:lvl w:ilvl="6" w:tentative="1">
+      <w:start w:val="1"/>
+      <w:numFmt w:val="bullet"/>
+      <w:lvlText w:val=""/>
+      <w:lvlJc w:val="left"/>
+      <w:pPr>
+        <w:tabs>
+          <w:tab w:val="num" w:pos="5040"/>
+        </w:tabs>
+        <w:ind w:left="5040" w:hanging="360"/>
+      </w:pPr>
+      <w:rPr>
+        <w:rFonts w:ascii="Wingdings" w:hAnsi="Wingdings" w:hint="default"/>
+        <w:sz w:val="20"/>
+      </w:rPr>
+    </w:lvl>
+    <w:lvl w:ilvl="7" w:tentative="1">
+      <w:start w:val="1"/>
+      <w:numFmt w:val="bullet"/>
+      <w:lvlText w:val=""/>
+      <w:lvlJc w:val="left"/>
+      <w:pPr>
+        <w:tabs>
+          <w:tab w:val="num" w:pos="5760"/>
+        </w:tabs>
+        <w:ind w:left="5760" w:hanging="360"/>
+      </w:pPr>
+      <w:rPr>
+        <w:rFonts w:ascii="Wingdings" w:hAnsi="Wingdings" w:hint="default"/>
+        <w:sz w:val="20"/>
+      </w:rPr>
+    </w:lvl>
+    <w:lvl w:ilvl="8" w:tentative="1">
+      <w:start w:val="1"/>
+      <w:numFmt w:val="bullet"/>
+      <w:lvlText w:val=""/>
+      <w:lvlJc w:val="left"/>
+      <w:pPr>
+        <w:tabs>
+          <w:tab w:val="num" w:pos="6480"/>
+        </w:tabs>
+        <w:ind w:left="6480" w:hanging="360"/>
+      </w:pPr>
+      <w:rPr>
+        <w:rFonts w:ascii="Wingdings" w:hAnsi="Wingdings" w:hint="default"/>
+        <w:sz w:val="20"/>
+      </w:rPr>
+    </w:lvl>
+  </w:abstractNum>
+  <w:abstractNum w:abstractNumId="22" w15:restartNumberingAfterBreak="0">
+    <w:nsid w:val="6B1E2FB4"/>
+    <w:multiLevelType w:val="multilevel"/>
+    <w:tmpl w:val="925ECE96"/>
+    <w:lvl w:ilvl="0">
+      <w:start w:val="1"/>
+      <w:numFmt w:val="bullet"/>
+      <w:lvlText w:val=""/>
+      <w:lvlJc w:val="left"/>
+      <w:pPr>
+        <w:tabs>
+          <w:tab w:val="num" w:pos="720"/>
+        </w:tabs>
+        <w:ind w:left="720" w:hanging="360"/>
+      </w:pPr>
+      <w:rPr>
+        <w:rFonts w:ascii="Symbol" w:hAnsi="Symbol" w:hint="default"/>
+        <w:sz w:val="20"/>
+      </w:rPr>
+    </w:lvl>
+    <w:lvl w:ilvl="1" w:tentative="1">
+      <w:start w:val="1"/>
+      <w:numFmt w:val="bullet"/>
+      <w:lvlText w:val="o"/>
+      <w:lvlJc w:val="left"/>
+      <w:pPr>
+        <w:tabs>
+          <w:tab w:val="num" w:pos="1440"/>
+        </w:tabs>
+        <w:ind w:left="1440" w:hanging="360"/>
+      </w:pPr>
+      <w:rPr>
+        <w:rFonts w:ascii="Courier New" w:hAnsi="Courier New" w:hint="default"/>
+        <w:sz w:val="20"/>
+      </w:rPr>
+    </w:lvl>
+    <w:lvl w:ilvl="2" w:tentative="1">
+      <w:start w:val="1"/>
+      <w:numFmt w:val="bullet"/>
+      <w:lvlText w:val=""/>
+      <w:lvlJc w:val="left"/>
+      <w:pPr>
+        <w:tabs>
+          <w:tab w:val="num" w:pos="2160"/>
+        </w:tabs>
+        <w:ind w:left="2160" w:hanging="360"/>
+      </w:pPr>
+      <w:rPr>
+        <w:rFonts w:ascii="Wingdings" w:hAnsi="Wingdings" w:hint="default"/>
+        <w:sz w:val="20"/>
+      </w:rPr>
+    </w:lvl>
+    <w:lvl w:ilvl="3" w:tentative="1">
+      <w:start w:val="1"/>
+      <w:numFmt w:val="bullet"/>
+      <w:lvlText w:val=""/>
+      <w:lvlJc w:val="left"/>
+      <w:pPr>
+        <w:tabs>
+          <w:tab w:val="num" w:pos="2880"/>
+        </w:tabs>
+        <w:ind w:left="2880" w:hanging="360"/>
+      </w:pPr>
+      <w:rPr>
+        <w:rFonts w:ascii="Wingdings" w:hAnsi="Wingdings" w:hint="default"/>
+        <w:sz w:val="20"/>
+      </w:rPr>
+    </w:lvl>
+    <w:lvl w:ilvl="4" w:tentative="1">
+      <w:start w:val="1"/>
+      <w:numFmt w:val="bullet"/>
+      <w:lvlText w:val=""/>
+      <w:lvlJc w:val="left"/>
+      <w:pPr>
+        <w:tabs>
+          <w:tab w:val="num" w:pos="3600"/>
+        </w:tabs>
+        <w:ind w:left="3600" w:hanging="360"/>
+      </w:pPr>
+      <w:rPr>
+        <w:rFonts w:ascii="Wingdings" w:hAnsi="Wingdings" w:hint="default"/>
+        <w:sz w:val="20"/>
+      </w:rPr>
+    </w:lvl>
+    <w:lvl w:ilvl="5" w:tentative="1">
+      <w:start w:val="1"/>
+      <w:numFmt w:val="bullet"/>
+      <w:lvlText w:val=""/>
+      <w:lvlJc w:val="left"/>
+      <w:pPr>
+        <w:tabs>
+          <w:tab w:val="num" w:pos="4320"/>
+        </w:tabs>
+        <w:ind w:left="4320" w:hanging="360"/>
+      </w:pPr>
+      <w:rPr>
+        <w:rFonts w:ascii="Wingdings" w:hAnsi="Wingdings" w:hint="default"/>
+        <w:sz w:val="20"/>
+      </w:rPr>
+    </w:lvl>
+    <w:lvl w:ilvl="6" w:tentative="1">
+      <w:start w:val="1"/>
+      <w:numFmt w:val="bullet"/>
+      <w:lvlText w:val=""/>
+      <w:lvlJc w:val="left"/>
+      <w:pPr>
+        <w:tabs>
+          <w:tab w:val="num" w:pos="5040"/>
+        </w:tabs>
+        <w:ind w:left="5040" w:hanging="360"/>
+      </w:pPr>
+      <w:rPr>
+        <w:rFonts w:ascii="Wingdings" w:hAnsi="Wingdings" w:hint="default"/>
+        <w:sz w:val="20"/>
+      </w:rPr>
+    </w:lvl>
+    <w:lvl w:ilvl="7" w:tentative="1">
+      <w:start w:val="1"/>
+      <w:numFmt w:val="bullet"/>
+      <w:lvlText w:val=""/>
+      <w:lvlJc w:val="left"/>
+      <w:pPr>
+        <w:tabs>
+          <w:tab w:val="num" w:pos="5760"/>
+        </w:tabs>
+        <w:ind w:left="5760" w:hanging="360"/>
+      </w:pPr>
+      <w:rPr>
+        <w:rFonts w:ascii="Wingdings" w:hAnsi="Wingdings" w:hint="default"/>
+        <w:sz w:val="20"/>
+      </w:rPr>
+    </w:lvl>
+    <w:lvl w:ilvl="8" w:tentative="1">
+      <w:start w:val="1"/>
+      <w:numFmt w:val="bullet"/>
+      <w:lvlText w:val=""/>
+      <w:lvlJc w:val="left"/>
+      <w:pPr>
+        <w:tabs>
+          <w:tab w:val="num" w:pos="6480"/>
+        </w:tabs>
+        <w:ind w:left="6480" w:hanging="360"/>
+      </w:pPr>
+      <w:rPr>
+        <w:rFonts w:ascii="Wingdings" w:hAnsi="Wingdings" w:hint="default"/>
+        <w:sz w:val="20"/>
+      </w:rPr>
+    </w:lvl>
+  </w:abstractNum>
+  <w:abstractNum w:abstractNumId="23" w15:restartNumberingAfterBreak="0">
+    <w:nsid w:val="6B916C3F"/>
+    <w:multiLevelType w:val="multilevel"/>
+    <w:tmpl w:val="11FC55D0"/>
     <w:lvl w:ilvl="0">
       <w:start w:val="1"/>
       <w:numFmt w:val="decimal"/>
@@ -18487,10 +18962,457 @@
       </w:pPr>
     </w:lvl>
   </w:abstractNum>
-  <w:abstractNum w:abstractNumId="21" w15:restartNumberingAfterBreak="0">
-    <w:nsid w:val="56EF56F2"/>
+  <w:abstractNum w:abstractNumId="24" w15:restartNumberingAfterBreak="0">
+    <w:nsid w:val="6C554EB0"/>
     <w:multiLevelType w:val="multilevel"/>
-    <w:tmpl w:val="8A22D23C"/>
+    <w:tmpl w:val="D20EE4BA"/>
+    <w:lvl w:ilvl="0">
+      <w:start w:val="1"/>
+      <w:numFmt w:val="bullet"/>
+      <w:lvlText w:val=""/>
+      <w:lvlJc w:val="left"/>
+      <w:pPr>
+        <w:tabs>
+          <w:tab w:val="num" w:pos="720"/>
+        </w:tabs>
+        <w:ind w:left="720" w:hanging="360"/>
+      </w:pPr>
+      <w:rPr>
+        <w:rFonts w:ascii="Symbol" w:hAnsi="Symbol" w:hint="default"/>
+        <w:sz w:val="20"/>
+      </w:rPr>
+    </w:lvl>
+    <w:lvl w:ilvl="1" w:tentative="1">
+      <w:start w:val="1"/>
+      <w:numFmt w:val="bullet"/>
+      <w:lvlText w:val="o"/>
+      <w:lvlJc w:val="left"/>
+      <w:pPr>
+        <w:tabs>
+          <w:tab w:val="num" w:pos="1440"/>
+        </w:tabs>
+        <w:ind w:left="1440" w:hanging="360"/>
+      </w:pPr>
+      <w:rPr>
+        <w:rFonts w:ascii="Courier New" w:hAnsi="Courier New" w:hint="default"/>
+        <w:sz w:val="20"/>
+      </w:rPr>
+    </w:lvl>
+    <w:lvl w:ilvl="2" w:tentative="1">
+      <w:start w:val="1"/>
+      <w:numFmt w:val="bullet"/>
+      <w:lvlText w:val=""/>
+      <w:lvlJc w:val="left"/>
+      <w:pPr>
+        <w:tabs>
+          <w:tab w:val="num" w:pos="2160"/>
+        </w:tabs>
+        <w:ind w:left="2160" w:hanging="360"/>
+      </w:pPr>
+      <w:rPr>
+        <w:rFonts w:ascii="Wingdings" w:hAnsi="Wingdings" w:hint="default"/>
+        <w:sz w:val="20"/>
+      </w:rPr>
+    </w:lvl>
+    <w:lvl w:ilvl="3" w:tentative="1">
+      <w:start w:val="1"/>
+      <w:numFmt w:val="bullet"/>
+      <w:lvlText w:val=""/>
+      <w:lvlJc w:val="left"/>
+      <w:pPr>
+        <w:tabs>
+          <w:tab w:val="num" w:pos="2880"/>
+        </w:tabs>
+        <w:ind w:left="2880" w:hanging="360"/>
+      </w:pPr>
+      <w:rPr>
+        <w:rFonts w:ascii="Wingdings" w:hAnsi="Wingdings" w:hint="default"/>
+        <w:sz w:val="20"/>
+      </w:rPr>
+    </w:lvl>
+    <w:lvl w:ilvl="4" w:tentative="1">
+      <w:start w:val="1"/>
+      <w:numFmt w:val="bullet"/>
+      <w:lvlText w:val=""/>
+      <w:lvlJc w:val="left"/>
+      <w:pPr>
+        <w:tabs>
+          <w:tab w:val="num" w:pos="3600"/>
+        </w:tabs>
+        <w:ind w:left="3600" w:hanging="360"/>
+      </w:pPr>
+      <w:rPr>
+        <w:rFonts w:ascii="Wingdings" w:hAnsi="Wingdings" w:hint="default"/>
+        <w:sz w:val="20"/>
+      </w:rPr>
+    </w:lvl>
+    <w:lvl w:ilvl="5" w:tentative="1">
+      <w:start w:val="1"/>
+      <w:numFmt w:val="bullet"/>
+      <w:lvlText w:val=""/>
+      <w:lvlJc w:val="left"/>
+      <w:pPr>
+        <w:tabs>
+          <w:tab w:val="num" w:pos="4320"/>
+        </w:tabs>
+        <w:ind w:left="4320" w:hanging="360"/>
+      </w:pPr>
+      <w:rPr>
+        <w:rFonts w:ascii="Wingdings" w:hAnsi="Wingdings" w:hint="default"/>
+        <w:sz w:val="20"/>
+      </w:rPr>
+    </w:lvl>
+    <w:lvl w:ilvl="6" w:tentative="1">
+      <w:start w:val="1"/>
+      <w:numFmt w:val="bullet"/>
+      <w:lvlText w:val=""/>
+      <w:lvlJc w:val="left"/>
+      <w:pPr>
+        <w:tabs>
+          <w:tab w:val="num" w:pos="5040"/>
+        </w:tabs>
+        <w:ind w:left="5040" w:hanging="360"/>
+      </w:pPr>
+      <w:rPr>
+        <w:rFonts w:ascii="Wingdings" w:hAnsi="Wingdings" w:hint="default"/>
+        <w:sz w:val="20"/>
+      </w:rPr>
+    </w:lvl>
+    <w:lvl w:ilvl="7" w:tentative="1">
+      <w:start w:val="1"/>
+      <w:numFmt w:val="bullet"/>
+      <w:lvlText w:val=""/>
+      <w:lvlJc w:val="left"/>
+      <w:pPr>
+        <w:tabs>
+          <w:tab w:val="num" w:pos="5760"/>
+        </w:tabs>
+        <w:ind w:left="5760" w:hanging="360"/>
+      </w:pPr>
+      <w:rPr>
+        <w:rFonts w:ascii="Wingdings" w:hAnsi="Wingdings" w:hint="default"/>
+        <w:sz w:val="20"/>
+      </w:rPr>
+    </w:lvl>
+    <w:lvl w:ilvl="8" w:tentative="1">
+      <w:start w:val="1"/>
+      <w:numFmt w:val="bullet"/>
+      <w:lvlText w:val=""/>
+      <w:lvlJc w:val="left"/>
+      <w:pPr>
+        <w:tabs>
+          <w:tab w:val="num" w:pos="6480"/>
+        </w:tabs>
+        <w:ind w:left="6480" w:hanging="360"/>
+      </w:pPr>
+      <w:rPr>
+        <w:rFonts w:ascii="Wingdings" w:hAnsi="Wingdings" w:hint="default"/>
+        <w:sz w:val="20"/>
+      </w:rPr>
+    </w:lvl>
+  </w:abstractNum>
+  <w:abstractNum w:abstractNumId="25" w15:restartNumberingAfterBreak="0">
+    <w:nsid w:val="6FD16E71"/>
+    <w:multiLevelType w:val="multilevel"/>
+    <w:tmpl w:val="4A6212E4"/>
+    <w:lvl w:ilvl="0">
+      <w:start w:val="1"/>
+      <w:numFmt w:val="bullet"/>
+      <w:lvlText w:val=""/>
+      <w:lvlJc w:val="left"/>
+      <w:pPr>
+        <w:tabs>
+          <w:tab w:val="num" w:pos="720"/>
+        </w:tabs>
+        <w:ind w:left="720" w:hanging="360"/>
+      </w:pPr>
+      <w:rPr>
+        <w:rFonts w:ascii="Symbol" w:hAnsi="Symbol" w:hint="default"/>
+        <w:sz w:val="20"/>
+      </w:rPr>
+    </w:lvl>
+    <w:lvl w:ilvl="1" w:tentative="1">
+      <w:start w:val="1"/>
+      <w:numFmt w:val="bullet"/>
+      <w:lvlText w:val="o"/>
+      <w:lvlJc w:val="left"/>
+      <w:pPr>
+        <w:tabs>
+          <w:tab w:val="num" w:pos="1440"/>
+        </w:tabs>
+        <w:ind w:left="1440" w:hanging="360"/>
+      </w:pPr>
+      <w:rPr>
+        <w:rFonts w:ascii="Courier New" w:hAnsi="Courier New" w:hint="default"/>
+        <w:sz w:val="20"/>
+      </w:rPr>
+    </w:lvl>
+    <w:lvl w:ilvl="2" w:tentative="1">
+      <w:start w:val="1"/>
+      <w:numFmt w:val="bullet"/>
+      <w:lvlText w:val=""/>
+      <w:lvlJc w:val="left"/>
+      <w:pPr>
+        <w:tabs>
+          <w:tab w:val="num" w:pos="2160"/>
+        </w:tabs>
+        <w:ind w:left="2160" w:hanging="360"/>
+      </w:pPr>
+      <w:rPr>
+        <w:rFonts w:ascii="Wingdings" w:hAnsi="Wingdings" w:hint="default"/>
+        <w:sz w:val="20"/>
+      </w:rPr>
+    </w:lvl>
+    <w:lvl w:ilvl="3" w:tentative="1">
+      <w:start w:val="1"/>
+      <w:numFmt w:val="bullet"/>
+      <w:lvlText w:val=""/>
+      <w:lvlJc w:val="left"/>
+      <w:pPr>
+        <w:tabs>
+          <w:tab w:val="num" w:pos="2880"/>
+        </w:tabs>
+        <w:ind w:left="2880" w:hanging="360"/>
+      </w:pPr>
+      <w:rPr>
+        <w:rFonts w:ascii="Wingdings" w:hAnsi="Wingdings" w:hint="default"/>
+        <w:sz w:val="20"/>
+      </w:rPr>
+    </w:lvl>
+    <w:lvl w:ilvl="4" w:tentative="1">
+      <w:start w:val="1"/>
+      <w:numFmt w:val="bullet"/>
+      <w:lvlText w:val=""/>
+      <w:lvlJc w:val="left"/>
+      <w:pPr>
+        <w:tabs>
+          <w:tab w:val="num" w:pos="3600"/>
+        </w:tabs>
+        <w:ind w:left="3600" w:hanging="360"/>
+      </w:pPr>
+      <w:rPr>
+        <w:rFonts w:ascii="Wingdings" w:hAnsi="Wingdings" w:hint="default"/>
+        <w:sz w:val="20"/>
+      </w:rPr>
+    </w:lvl>
+    <w:lvl w:ilvl="5" w:tentative="1">
+      <w:start w:val="1"/>
+      <w:numFmt w:val="bullet"/>
+      <w:lvlText w:val=""/>
+      <w:lvlJc w:val="left"/>
+      <w:pPr>
+        <w:tabs>
+          <w:tab w:val="num" w:pos="4320"/>
+        </w:tabs>
+        <w:ind w:left="4320" w:hanging="360"/>
+      </w:pPr>
+      <w:rPr>
+        <w:rFonts w:ascii="Wingdings" w:hAnsi="Wingdings" w:hint="default"/>
+        <w:sz w:val="20"/>
+      </w:rPr>
+    </w:lvl>
+    <w:lvl w:ilvl="6" w:tentative="1">
+      <w:start w:val="1"/>
+      <w:numFmt w:val="bullet"/>
+      <w:lvlText w:val=""/>
+      <w:lvlJc w:val="left"/>
+      <w:pPr>
+        <w:tabs>
+          <w:tab w:val="num" w:pos="5040"/>
+        </w:tabs>
+        <w:ind w:left="5040" w:hanging="360"/>
+      </w:pPr>
+      <w:rPr>
+        <w:rFonts w:ascii="Wingdings" w:hAnsi="Wingdings" w:hint="default"/>
+        <w:sz w:val="20"/>
+      </w:rPr>
+    </w:lvl>
+    <w:lvl w:ilvl="7" w:tentative="1">
+      <w:start w:val="1"/>
+      <w:numFmt w:val="bullet"/>
+      <w:lvlText w:val=""/>
+      <w:lvlJc w:val="left"/>
+      <w:pPr>
+        <w:tabs>
+          <w:tab w:val="num" w:pos="5760"/>
+        </w:tabs>
+        <w:ind w:left="5760" w:hanging="360"/>
+      </w:pPr>
+      <w:rPr>
+        <w:rFonts w:ascii="Wingdings" w:hAnsi="Wingdings" w:hint="default"/>
+        <w:sz w:val="20"/>
+      </w:rPr>
+    </w:lvl>
+    <w:lvl w:ilvl="8" w:tentative="1">
+      <w:start w:val="1"/>
+      <w:numFmt w:val="bullet"/>
+      <w:lvlText w:val=""/>
+      <w:lvlJc w:val="left"/>
+      <w:pPr>
+        <w:tabs>
+          <w:tab w:val="num" w:pos="6480"/>
+        </w:tabs>
+        <w:ind w:left="6480" w:hanging="360"/>
+      </w:pPr>
+      <w:rPr>
+        <w:rFonts w:ascii="Wingdings" w:hAnsi="Wingdings" w:hint="default"/>
+        <w:sz w:val="20"/>
+      </w:rPr>
+    </w:lvl>
+  </w:abstractNum>
+  <w:abstractNum w:abstractNumId="26" w15:restartNumberingAfterBreak="0">
+    <w:nsid w:val="79DE7DDF"/>
+    <w:multiLevelType w:val="multilevel"/>
+    <w:tmpl w:val="51A45542"/>
+    <w:lvl w:ilvl="0">
+      <w:start w:val="1"/>
+      <w:numFmt w:val="bullet"/>
+      <w:lvlText w:val=""/>
+      <w:lvlJc w:val="left"/>
+      <w:pPr>
+        <w:tabs>
+          <w:tab w:val="num" w:pos="720"/>
+        </w:tabs>
+        <w:ind w:left="720" w:hanging="360"/>
+      </w:pPr>
+      <w:rPr>
+        <w:rFonts w:ascii="Symbol" w:hAnsi="Symbol" w:hint="default"/>
+        <w:sz w:val="20"/>
+      </w:rPr>
+    </w:lvl>
+    <w:lvl w:ilvl="1" w:tentative="1">
+      <w:start w:val="1"/>
+      <w:numFmt w:val="bullet"/>
+      <w:lvlText w:val="o"/>
+      <w:lvlJc w:val="left"/>
+      <w:pPr>
+        <w:tabs>
+          <w:tab w:val="num" w:pos="1440"/>
+        </w:tabs>
+        <w:ind w:left="1440" w:hanging="360"/>
+      </w:pPr>
+      <w:rPr>
+        <w:rFonts w:ascii="Courier New" w:hAnsi="Courier New" w:hint="default"/>
+        <w:sz w:val="20"/>
+      </w:rPr>
+    </w:lvl>
+    <w:lvl w:ilvl="2" w:tentative="1">
+      <w:start w:val="1"/>
+      <w:numFmt w:val="bullet"/>
+      <w:lvlText w:val=""/>
+      <w:lvlJc w:val="left"/>
+      <w:pPr>
+        <w:tabs>
+          <w:tab w:val="num" w:pos="2160"/>
+        </w:tabs>
+        <w:ind w:left="2160" w:hanging="360"/>
+      </w:pPr>
+      <w:rPr>
+        <w:rFonts w:ascii="Wingdings" w:hAnsi="Wingdings" w:hint="default"/>
+        <w:sz w:val="20"/>
+      </w:rPr>
+    </w:lvl>
+    <w:lvl w:ilvl="3" w:tentative="1">
+      <w:start w:val="1"/>
+      <w:numFmt w:val="bullet"/>
+      <w:lvlText w:val=""/>
+      <w:lvlJc w:val="left"/>
+      <w:pPr>
+        <w:tabs>
+          <w:tab w:val="num" w:pos="2880"/>
+        </w:tabs>
+        <w:ind w:left="2880" w:hanging="360"/>
+      </w:pPr>
+      <w:rPr>
+        <w:rFonts w:ascii="Wingdings" w:hAnsi="Wingdings" w:hint="default"/>
+        <w:sz w:val="20"/>
+      </w:rPr>
+    </w:lvl>
+    <w:lvl w:ilvl="4" w:tentative="1">
+      <w:start w:val="1"/>
+      <w:numFmt w:val="bullet"/>
+      <w:lvlText w:val=""/>
+      <w:lvlJc w:val="left"/>
+      <w:pPr>
+        <w:tabs>
+          <w:tab w:val="num" w:pos="3600"/>
+        </w:tabs>
+        <w:ind w:left="3600" w:hanging="360"/>
+      </w:pPr>
+      <w:rPr>
+        <w:rFonts w:ascii="Wingdings" w:hAnsi="Wingdings" w:hint="default"/>
+        <w:sz w:val="20"/>
+      </w:rPr>
+    </w:lvl>
+    <w:lvl w:ilvl="5" w:tentative="1">
+      <w:start w:val="1"/>
+      <w:numFmt w:val="bullet"/>
+      <w:lvlText w:val=""/>
+      <w:lvlJc w:val="left"/>
+      <w:pPr>
+        <w:tabs>
+          <w:tab w:val="num" w:pos="4320"/>
+        </w:tabs>
+        <w:ind w:left="4320" w:hanging="360"/>
+      </w:pPr>
+      <w:rPr>
+        <w:rFonts w:ascii="Wingdings" w:hAnsi="Wingdings" w:hint="default"/>
+        <w:sz w:val="20"/>
+      </w:rPr>
+    </w:lvl>
+    <w:lvl w:ilvl="6" w:tentative="1">
+      <w:start w:val="1"/>
+      <w:numFmt w:val="bullet"/>
+      <w:lvlText w:val=""/>
+      <w:lvlJc w:val="left"/>
+      <w:pPr>
+        <w:tabs>
+          <w:tab w:val="num" w:pos="5040"/>
+        </w:tabs>
+        <w:ind w:left="5040" w:hanging="360"/>
+      </w:pPr>
+      <w:rPr>
+        <w:rFonts w:ascii="Wingdings" w:hAnsi="Wingdings" w:hint="default"/>
+        <w:sz w:val="20"/>
+      </w:rPr>
+    </w:lvl>
+    <w:lvl w:ilvl="7" w:tentative="1">
+      <w:start w:val="1"/>
+      <w:numFmt w:val="bullet"/>
+      <w:lvlText w:val=""/>
+      <w:lvlJc w:val="left"/>
+      <w:pPr>
+        <w:tabs>
+          <w:tab w:val="num" w:pos="5760"/>
+        </w:tabs>
+        <w:ind w:left="5760" w:hanging="360"/>
+      </w:pPr>
+      <w:rPr>
+        <w:rFonts w:ascii="Wingdings" w:hAnsi="Wingdings" w:hint="default"/>
+        <w:sz w:val="20"/>
+      </w:rPr>
+    </w:lvl>
+    <w:lvl w:ilvl="8" w:tentative="1">
+      <w:start w:val="1"/>
+      <w:numFmt w:val="bullet"/>
+      <w:lvlText w:val=""/>
+      <w:lvlJc w:val="left"/>
+      <w:pPr>
+        <w:tabs>
+          <w:tab w:val="num" w:pos="6480"/>
+        </w:tabs>
+        <w:ind w:left="6480" w:hanging="360"/>
+      </w:pPr>
+      <w:rPr>
+        <w:rFonts w:ascii="Wingdings" w:hAnsi="Wingdings" w:hint="default"/>
+        <w:sz w:val="20"/>
+      </w:rPr>
+    </w:lvl>
+  </w:abstractNum>
+  <w:abstractNum w:abstractNumId="27" w15:restartNumberingAfterBreak="0">
+    <w:nsid w:val="7C825974"/>
+    <w:multiLevelType w:val="multilevel"/>
+    <w:tmpl w:val="11DA321A"/>
     <w:lvl w:ilvl="0">
       <w:start w:val="1"/>
       <w:numFmt w:val="decimal"/>
@@ -18600,983 +19522,89 @@
       </w:pPr>
     </w:lvl>
   </w:abstractNum>
-  <w:abstractNum w:abstractNumId="22" w15:restartNumberingAfterBreak="0">
-    <w:nsid w:val="5DE025BD"/>
-    <w:multiLevelType w:val="multilevel"/>
-    <w:tmpl w:val="0F5A61FE"/>
-    <w:lvl w:ilvl="0">
-      <w:start w:val="1"/>
-      <w:numFmt w:val="bullet"/>
-      <w:lvlText w:val=""/>
-      <w:lvlJc w:val="left"/>
-      <w:pPr>
-        <w:tabs>
-          <w:tab w:val="num" w:pos="720"/>
-        </w:tabs>
-        <w:ind w:left="720" w:hanging="360"/>
-      </w:pPr>
-      <w:rPr>
-        <w:rFonts w:ascii="Symbol" w:hAnsi="Symbol" w:hint="default"/>
-        <w:sz w:val="20"/>
-      </w:rPr>
-    </w:lvl>
-    <w:lvl w:ilvl="1" w:tentative="1">
-      <w:start w:val="1"/>
-      <w:numFmt w:val="bullet"/>
-      <w:lvlText w:val="o"/>
-      <w:lvlJc w:val="left"/>
-      <w:pPr>
-        <w:tabs>
-          <w:tab w:val="num" w:pos="1440"/>
-        </w:tabs>
-        <w:ind w:left="1440" w:hanging="360"/>
-      </w:pPr>
-      <w:rPr>
-        <w:rFonts w:ascii="Courier New" w:hAnsi="Courier New" w:hint="default"/>
-        <w:sz w:val="20"/>
-      </w:rPr>
-    </w:lvl>
-    <w:lvl w:ilvl="2" w:tentative="1">
-      <w:start w:val="1"/>
-      <w:numFmt w:val="bullet"/>
-      <w:lvlText w:val=""/>
-      <w:lvlJc w:val="left"/>
-      <w:pPr>
-        <w:tabs>
-          <w:tab w:val="num" w:pos="2160"/>
-        </w:tabs>
-        <w:ind w:left="2160" w:hanging="360"/>
-      </w:pPr>
-      <w:rPr>
-        <w:rFonts w:ascii="Wingdings" w:hAnsi="Wingdings" w:hint="default"/>
-        <w:sz w:val="20"/>
-      </w:rPr>
-    </w:lvl>
-    <w:lvl w:ilvl="3" w:tentative="1">
-      <w:start w:val="1"/>
-      <w:numFmt w:val="bullet"/>
-      <w:lvlText w:val=""/>
-      <w:lvlJc w:val="left"/>
-      <w:pPr>
-        <w:tabs>
-          <w:tab w:val="num" w:pos="2880"/>
-        </w:tabs>
-        <w:ind w:left="2880" w:hanging="360"/>
-      </w:pPr>
-      <w:rPr>
-        <w:rFonts w:ascii="Wingdings" w:hAnsi="Wingdings" w:hint="default"/>
-        <w:sz w:val="20"/>
-      </w:rPr>
-    </w:lvl>
-    <w:lvl w:ilvl="4" w:tentative="1">
-      <w:start w:val="1"/>
-      <w:numFmt w:val="bullet"/>
-      <w:lvlText w:val=""/>
-      <w:lvlJc w:val="left"/>
-      <w:pPr>
-        <w:tabs>
-          <w:tab w:val="num" w:pos="3600"/>
-        </w:tabs>
-        <w:ind w:left="3600" w:hanging="360"/>
-      </w:pPr>
-      <w:rPr>
-        <w:rFonts w:ascii="Wingdings" w:hAnsi="Wingdings" w:hint="default"/>
-        <w:sz w:val="20"/>
-      </w:rPr>
-    </w:lvl>
-    <w:lvl w:ilvl="5" w:tentative="1">
-      <w:start w:val="1"/>
-      <w:numFmt w:val="bullet"/>
-      <w:lvlText w:val=""/>
-      <w:lvlJc w:val="left"/>
-      <w:pPr>
-        <w:tabs>
-          <w:tab w:val="num" w:pos="4320"/>
-        </w:tabs>
-        <w:ind w:left="4320" w:hanging="360"/>
-      </w:pPr>
-      <w:rPr>
-        <w:rFonts w:ascii="Wingdings" w:hAnsi="Wingdings" w:hint="default"/>
-        <w:sz w:val="20"/>
-      </w:rPr>
-    </w:lvl>
-    <w:lvl w:ilvl="6" w:tentative="1">
-      <w:start w:val="1"/>
-      <w:numFmt w:val="bullet"/>
-      <w:lvlText w:val=""/>
-      <w:lvlJc w:val="left"/>
-      <w:pPr>
-        <w:tabs>
-          <w:tab w:val="num" w:pos="5040"/>
-        </w:tabs>
-        <w:ind w:left="5040" w:hanging="360"/>
-      </w:pPr>
-      <w:rPr>
-        <w:rFonts w:ascii="Wingdings" w:hAnsi="Wingdings" w:hint="default"/>
-        <w:sz w:val="20"/>
-      </w:rPr>
-    </w:lvl>
-    <w:lvl w:ilvl="7" w:tentative="1">
-      <w:start w:val="1"/>
-      <w:numFmt w:val="bullet"/>
-      <w:lvlText w:val=""/>
-      <w:lvlJc w:val="left"/>
-      <w:pPr>
-        <w:tabs>
-          <w:tab w:val="num" w:pos="5760"/>
-        </w:tabs>
-        <w:ind w:left="5760" w:hanging="360"/>
-      </w:pPr>
-      <w:rPr>
-        <w:rFonts w:ascii="Wingdings" w:hAnsi="Wingdings" w:hint="default"/>
-        <w:sz w:val="20"/>
-      </w:rPr>
-    </w:lvl>
-    <w:lvl w:ilvl="8" w:tentative="1">
-      <w:start w:val="1"/>
-      <w:numFmt w:val="bullet"/>
-      <w:lvlText w:val=""/>
-      <w:lvlJc w:val="left"/>
-      <w:pPr>
-        <w:tabs>
-          <w:tab w:val="num" w:pos="6480"/>
-        </w:tabs>
-        <w:ind w:left="6480" w:hanging="360"/>
-      </w:pPr>
-      <w:rPr>
-        <w:rFonts w:ascii="Wingdings" w:hAnsi="Wingdings" w:hint="default"/>
-        <w:sz w:val="20"/>
-      </w:rPr>
-    </w:lvl>
-  </w:abstractNum>
-  <w:abstractNum w:abstractNumId="23" w15:restartNumberingAfterBreak="0">
-    <w:nsid w:val="5DED0F59"/>
-    <w:multiLevelType w:val="multilevel"/>
-    <w:tmpl w:val="1C66B43E"/>
-    <w:lvl w:ilvl="0">
-      <w:start w:val="1"/>
-      <w:numFmt w:val="bullet"/>
-      <w:lvlText w:val=""/>
-      <w:lvlJc w:val="left"/>
-      <w:pPr>
-        <w:tabs>
-          <w:tab w:val="num" w:pos="720"/>
-        </w:tabs>
-        <w:ind w:left="720" w:hanging="360"/>
-      </w:pPr>
-      <w:rPr>
-        <w:rFonts w:ascii="Symbol" w:hAnsi="Symbol" w:hint="default"/>
-        <w:sz w:val="20"/>
-      </w:rPr>
-    </w:lvl>
-    <w:lvl w:ilvl="1" w:tentative="1">
-      <w:start w:val="1"/>
-      <w:numFmt w:val="bullet"/>
-      <w:lvlText w:val="o"/>
-      <w:lvlJc w:val="left"/>
-      <w:pPr>
-        <w:tabs>
-          <w:tab w:val="num" w:pos="1440"/>
-        </w:tabs>
-        <w:ind w:left="1440" w:hanging="360"/>
-      </w:pPr>
-      <w:rPr>
-        <w:rFonts w:ascii="Courier New" w:hAnsi="Courier New" w:hint="default"/>
-        <w:sz w:val="20"/>
-      </w:rPr>
-    </w:lvl>
-    <w:lvl w:ilvl="2" w:tentative="1">
-      <w:start w:val="1"/>
-      <w:numFmt w:val="bullet"/>
-      <w:lvlText w:val=""/>
-      <w:lvlJc w:val="left"/>
-      <w:pPr>
-        <w:tabs>
-          <w:tab w:val="num" w:pos="2160"/>
-        </w:tabs>
-        <w:ind w:left="2160" w:hanging="360"/>
-      </w:pPr>
-      <w:rPr>
-        <w:rFonts w:ascii="Wingdings" w:hAnsi="Wingdings" w:hint="default"/>
-        <w:sz w:val="20"/>
-      </w:rPr>
-    </w:lvl>
-    <w:lvl w:ilvl="3" w:tentative="1">
-      <w:start w:val="1"/>
-      <w:numFmt w:val="bullet"/>
-      <w:lvlText w:val=""/>
-      <w:lvlJc w:val="left"/>
-      <w:pPr>
-        <w:tabs>
-          <w:tab w:val="num" w:pos="2880"/>
-        </w:tabs>
-        <w:ind w:left="2880" w:hanging="360"/>
-      </w:pPr>
-      <w:rPr>
-        <w:rFonts w:ascii="Wingdings" w:hAnsi="Wingdings" w:hint="default"/>
-        <w:sz w:val="20"/>
-      </w:rPr>
-    </w:lvl>
-    <w:lvl w:ilvl="4" w:tentative="1">
-      <w:start w:val="1"/>
-      <w:numFmt w:val="bullet"/>
-      <w:lvlText w:val=""/>
-      <w:lvlJc w:val="left"/>
-      <w:pPr>
-        <w:tabs>
-          <w:tab w:val="num" w:pos="3600"/>
-        </w:tabs>
-        <w:ind w:left="3600" w:hanging="360"/>
-      </w:pPr>
-      <w:rPr>
-        <w:rFonts w:ascii="Wingdings" w:hAnsi="Wingdings" w:hint="default"/>
-        <w:sz w:val="20"/>
-      </w:rPr>
-    </w:lvl>
-    <w:lvl w:ilvl="5" w:tentative="1">
-      <w:start w:val="1"/>
-      <w:numFmt w:val="bullet"/>
-      <w:lvlText w:val=""/>
-      <w:lvlJc w:val="left"/>
-      <w:pPr>
-        <w:tabs>
-          <w:tab w:val="num" w:pos="4320"/>
-        </w:tabs>
-        <w:ind w:left="4320" w:hanging="360"/>
-      </w:pPr>
-      <w:rPr>
-        <w:rFonts w:ascii="Wingdings" w:hAnsi="Wingdings" w:hint="default"/>
-        <w:sz w:val="20"/>
-      </w:rPr>
-    </w:lvl>
-    <w:lvl w:ilvl="6" w:tentative="1">
-      <w:start w:val="1"/>
-      <w:numFmt w:val="bullet"/>
-      <w:lvlText w:val=""/>
-      <w:lvlJc w:val="left"/>
-      <w:pPr>
-        <w:tabs>
-          <w:tab w:val="num" w:pos="5040"/>
-        </w:tabs>
-        <w:ind w:left="5040" w:hanging="360"/>
-      </w:pPr>
-      <w:rPr>
-        <w:rFonts w:ascii="Wingdings" w:hAnsi="Wingdings" w:hint="default"/>
-        <w:sz w:val="20"/>
-      </w:rPr>
-    </w:lvl>
-    <w:lvl w:ilvl="7" w:tentative="1">
-      <w:start w:val="1"/>
-      <w:numFmt w:val="bullet"/>
-      <w:lvlText w:val=""/>
-      <w:lvlJc w:val="left"/>
-      <w:pPr>
-        <w:tabs>
-          <w:tab w:val="num" w:pos="5760"/>
-        </w:tabs>
-        <w:ind w:left="5760" w:hanging="360"/>
-      </w:pPr>
-      <w:rPr>
-        <w:rFonts w:ascii="Wingdings" w:hAnsi="Wingdings" w:hint="default"/>
-        <w:sz w:val="20"/>
-      </w:rPr>
-    </w:lvl>
-    <w:lvl w:ilvl="8" w:tentative="1">
-      <w:start w:val="1"/>
-      <w:numFmt w:val="bullet"/>
-      <w:lvlText w:val=""/>
-      <w:lvlJc w:val="left"/>
-      <w:pPr>
-        <w:tabs>
-          <w:tab w:val="num" w:pos="6480"/>
-        </w:tabs>
-        <w:ind w:left="6480" w:hanging="360"/>
-      </w:pPr>
-      <w:rPr>
-        <w:rFonts w:ascii="Wingdings" w:hAnsi="Wingdings" w:hint="default"/>
-        <w:sz w:val="20"/>
-      </w:rPr>
-    </w:lvl>
-  </w:abstractNum>
-  <w:abstractNum w:abstractNumId="24" w15:restartNumberingAfterBreak="0">
-    <w:nsid w:val="69762CA3"/>
-    <w:multiLevelType w:val="multilevel"/>
-    <w:tmpl w:val="4216BCB0"/>
-    <w:lvl w:ilvl="0">
-      <w:start w:val="1"/>
-      <w:numFmt w:val="bullet"/>
-      <w:lvlText w:val=""/>
-      <w:lvlJc w:val="left"/>
-      <w:pPr>
-        <w:tabs>
-          <w:tab w:val="num" w:pos="720"/>
-        </w:tabs>
-        <w:ind w:left="720" w:hanging="360"/>
-      </w:pPr>
-      <w:rPr>
-        <w:rFonts w:ascii="Symbol" w:hAnsi="Symbol" w:hint="default"/>
-        <w:sz w:val="20"/>
-      </w:rPr>
-    </w:lvl>
-    <w:lvl w:ilvl="1" w:tentative="1">
-      <w:start w:val="1"/>
-      <w:numFmt w:val="bullet"/>
-      <w:lvlText w:val="o"/>
-      <w:lvlJc w:val="left"/>
-      <w:pPr>
-        <w:tabs>
-          <w:tab w:val="num" w:pos="1440"/>
-        </w:tabs>
-        <w:ind w:left="1440" w:hanging="360"/>
-      </w:pPr>
-      <w:rPr>
-        <w:rFonts w:ascii="Courier New" w:hAnsi="Courier New" w:hint="default"/>
-        <w:sz w:val="20"/>
-      </w:rPr>
-    </w:lvl>
-    <w:lvl w:ilvl="2" w:tentative="1">
-      <w:start w:val="1"/>
-      <w:numFmt w:val="bullet"/>
-      <w:lvlText w:val=""/>
-      <w:lvlJc w:val="left"/>
-      <w:pPr>
-        <w:tabs>
-          <w:tab w:val="num" w:pos="2160"/>
-        </w:tabs>
-        <w:ind w:left="2160" w:hanging="360"/>
-      </w:pPr>
-      <w:rPr>
-        <w:rFonts w:ascii="Wingdings" w:hAnsi="Wingdings" w:hint="default"/>
-        <w:sz w:val="20"/>
-      </w:rPr>
-    </w:lvl>
-    <w:lvl w:ilvl="3" w:tentative="1">
-      <w:start w:val="1"/>
-      <w:numFmt w:val="bullet"/>
-      <w:lvlText w:val=""/>
-      <w:lvlJc w:val="left"/>
-      <w:pPr>
-        <w:tabs>
-          <w:tab w:val="num" w:pos="2880"/>
-        </w:tabs>
-        <w:ind w:left="2880" w:hanging="360"/>
-      </w:pPr>
-      <w:rPr>
-        <w:rFonts w:ascii="Wingdings" w:hAnsi="Wingdings" w:hint="default"/>
-        <w:sz w:val="20"/>
-      </w:rPr>
-    </w:lvl>
-    <w:lvl w:ilvl="4" w:tentative="1">
-      <w:start w:val="1"/>
-      <w:numFmt w:val="bullet"/>
-      <w:lvlText w:val=""/>
-      <w:lvlJc w:val="left"/>
-      <w:pPr>
-        <w:tabs>
-          <w:tab w:val="num" w:pos="3600"/>
-        </w:tabs>
-        <w:ind w:left="3600" w:hanging="360"/>
-      </w:pPr>
-      <w:rPr>
-        <w:rFonts w:ascii="Wingdings" w:hAnsi="Wingdings" w:hint="default"/>
-        <w:sz w:val="20"/>
-      </w:rPr>
-    </w:lvl>
-    <w:lvl w:ilvl="5" w:tentative="1">
-      <w:start w:val="1"/>
-      <w:numFmt w:val="bullet"/>
-      <w:lvlText w:val=""/>
-      <w:lvlJc w:val="left"/>
-      <w:pPr>
-        <w:tabs>
-          <w:tab w:val="num" w:pos="4320"/>
-        </w:tabs>
-        <w:ind w:left="4320" w:hanging="360"/>
-      </w:pPr>
-      <w:rPr>
-        <w:rFonts w:ascii="Wingdings" w:hAnsi="Wingdings" w:hint="default"/>
-        <w:sz w:val="20"/>
-      </w:rPr>
-    </w:lvl>
-    <w:lvl w:ilvl="6" w:tentative="1">
-      <w:start w:val="1"/>
-      <w:numFmt w:val="bullet"/>
-      <w:lvlText w:val=""/>
-      <w:lvlJc w:val="left"/>
-      <w:pPr>
-        <w:tabs>
-          <w:tab w:val="num" w:pos="5040"/>
-        </w:tabs>
-        <w:ind w:left="5040" w:hanging="360"/>
-      </w:pPr>
-      <w:rPr>
-        <w:rFonts w:ascii="Wingdings" w:hAnsi="Wingdings" w:hint="default"/>
-        <w:sz w:val="20"/>
-      </w:rPr>
-    </w:lvl>
-    <w:lvl w:ilvl="7" w:tentative="1">
-      <w:start w:val="1"/>
-      <w:numFmt w:val="bullet"/>
-      <w:lvlText w:val=""/>
-      <w:lvlJc w:val="left"/>
-      <w:pPr>
-        <w:tabs>
-          <w:tab w:val="num" w:pos="5760"/>
-        </w:tabs>
-        <w:ind w:left="5760" w:hanging="360"/>
-      </w:pPr>
-      <w:rPr>
-        <w:rFonts w:ascii="Wingdings" w:hAnsi="Wingdings" w:hint="default"/>
-        <w:sz w:val="20"/>
-      </w:rPr>
-    </w:lvl>
-    <w:lvl w:ilvl="8" w:tentative="1">
-      <w:start w:val="1"/>
-      <w:numFmt w:val="bullet"/>
-      <w:lvlText w:val=""/>
-      <w:lvlJc w:val="left"/>
-      <w:pPr>
-        <w:tabs>
-          <w:tab w:val="num" w:pos="6480"/>
-        </w:tabs>
-        <w:ind w:left="6480" w:hanging="360"/>
-      </w:pPr>
-      <w:rPr>
-        <w:rFonts w:ascii="Wingdings" w:hAnsi="Wingdings" w:hint="default"/>
-        <w:sz w:val="20"/>
-      </w:rPr>
-    </w:lvl>
-  </w:abstractNum>
-  <w:abstractNum w:abstractNumId="25" w15:restartNumberingAfterBreak="0">
-    <w:nsid w:val="6A482C93"/>
-    <w:multiLevelType w:val="multilevel"/>
-    <w:tmpl w:val="8864F5B6"/>
-    <w:lvl w:ilvl="0">
-      <w:start w:val="1"/>
-      <w:numFmt w:val="bullet"/>
-      <w:lvlText w:val=""/>
-      <w:lvlJc w:val="left"/>
-      <w:pPr>
-        <w:tabs>
-          <w:tab w:val="num" w:pos="720"/>
-        </w:tabs>
-        <w:ind w:left="720" w:hanging="360"/>
-      </w:pPr>
-      <w:rPr>
-        <w:rFonts w:ascii="Symbol" w:hAnsi="Symbol" w:hint="default"/>
-        <w:sz w:val="20"/>
-      </w:rPr>
-    </w:lvl>
-    <w:lvl w:ilvl="1" w:tentative="1">
-      <w:start w:val="1"/>
-      <w:numFmt w:val="bullet"/>
-      <w:lvlText w:val="o"/>
-      <w:lvlJc w:val="left"/>
-      <w:pPr>
-        <w:tabs>
-          <w:tab w:val="num" w:pos="1440"/>
-        </w:tabs>
-        <w:ind w:left="1440" w:hanging="360"/>
-      </w:pPr>
-      <w:rPr>
-        <w:rFonts w:ascii="Courier New" w:hAnsi="Courier New" w:hint="default"/>
-        <w:sz w:val="20"/>
-      </w:rPr>
-    </w:lvl>
-    <w:lvl w:ilvl="2" w:tentative="1">
-      <w:start w:val="1"/>
-      <w:numFmt w:val="bullet"/>
-      <w:lvlText w:val=""/>
-      <w:lvlJc w:val="left"/>
-      <w:pPr>
-        <w:tabs>
-          <w:tab w:val="num" w:pos="2160"/>
-        </w:tabs>
-        <w:ind w:left="2160" w:hanging="360"/>
-      </w:pPr>
-      <w:rPr>
-        <w:rFonts w:ascii="Wingdings" w:hAnsi="Wingdings" w:hint="default"/>
-        <w:sz w:val="20"/>
-      </w:rPr>
-    </w:lvl>
-    <w:lvl w:ilvl="3" w:tentative="1">
-      <w:start w:val="1"/>
-      <w:numFmt w:val="bullet"/>
-      <w:lvlText w:val=""/>
-      <w:lvlJc w:val="left"/>
-      <w:pPr>
-        <w:tabs>
-          <w:tab w:val="num" w:pos="2880"/>
-        </w:tabs>
-        <w:ind w:left="2880" w:hanging="360"/>
-      </w:pPr>
-      <w:rPr>
-        <w:rFonts w:ascii="Wingdings" w:hAnsi="Wingdings" w:hint="default"/>
-        <w:sz w:val="20"/>
-      </w:rPr>
-    </w:lvl>
-    <w:lvl w:ilvl="4" w:tentative="1">
-      <w:start w:val="1"/>
-      <w:numFmt w:val="bullet"/>
-      <w:lvlText w:val=""/>
-      <w:lvlJc w:val="left"/>
-      <w:pPr>
-        <w:tabs>
-          <w:tab w:val="num" w:pos="3600"/>
-        </w:tabs>
-        <w:ind w:left="3600" w:hanging="360"/>
-      </w:pPr>
-      <w:rPr>
-        <w:rFonts w:ascii="Wingdings" w:hAnsi="Wingdings" w:hint="default"/>
-        <w:sz w:val="20"/>
-      </w:rPr>
-    </w:lvl>
-    <w:lvl w:ilvl="5" w:tentative="1">
-      <w:start w:val="1"/>
-      <w:numFmt w:val="bullet"/>
-      <w:lvlText w:val=""/>
-      <w:lvlJc w:val="left"/>
-      <w:pPr>
-        <w:tabs>
-          <w:tab w:val="num" w:pos="4320"/>
-        </w:tabs>
-        <w:ind w:left="4320" w:hanging="360"/>
-      </w:pPr>
-      <w:rPr>
-        <w:rFonts w:ascii="Wingdings" w:hAnsi="Wingdings" w:hint="default"/>
-        <w:sz w:val="20"/>
-      </w:rPr>
-    </w:lvl>
-    <w:lvl w:ilvl="6" w:tentative="1">
-      <w:start w:val="1"/>
-      <w:numFmt w:val="bullet"/>
-      <w:lvlText w:val=""/>
-      <w:lvlJc w:val="left"/>
-      <w:pPr>
-        <w:tabs>
-          <w:tab w:val="num" w:pos="5040"/>
-        </w:tabs>
-        <w:ind w:left="5040" w:hanging="360"/>
-      </w:pPr>
-      <w:rPr>
-        <w:rFonts w:ascii="Wingdings" w:hAnsi="Wingdings" w:hint="default"/>
-        <w:sz w:val="20"/>
-      </w:rPr>
-    </w:lvl>
-    <w:lvl w:ilvl="7" w:tentative="1">
-      <w:start w:val="1"/>
-      <w:numFmt w:val="bullet"/>
-      <w:lvlText w:val=""/>
-      <w:lvlJc w:val="left"/>
-      <w:pPr>
-        <w:tabs>
-          <w:tab w:val="num" w:pos="5760"/>
-        </w:tabs>
-        <w:ind w:left="5760" w:hanging="360"/>
-      </w:pPr>
-      <w:rPr>
-        <w:rFonts w:ascii="Wingdings" w:hAnsi="Wingdings" w:hint="default"/>
-        <w:sz w:val="20"/>
-      </w:rPr>
-    </w:lvl>
-    <w:lvl w:ilvl="8" w:tentative="1">
-      <w:start w:val="1"/>
-      <w:numFmt w:val="bullet"/>
-      <w:lvlText w:val=""/>
-      <w:lvlJc w:val="left"/>
-      <w:pPr>
-        <w:tabs>
-          <w:tab w:val="num" w:pos="6480"/>
-        </w:tabs>
-        <w:ind w:left="6480" w:hanging="360"/>
-      </w:pPr>
-      <w:rPr>
-        <w:rFonts w:ascii="Wingdings" w:hAnsi="Wingdings" w:hint="default"/>
-        <w:sz w:val="20"/>
-      </w:rPr>
-    </w:lvl>
-  </w:abstractNum>
-  <w:abstractNum w:abstractNumId="26" w15:restartNumberingAfterBreak="0">
-    <w:nsid w:val="776B224D"/>
-    <w:multiLevelType w:val="multilevel"/>
-    <w:tmpl w:val="2A0A3F1A"/>
-    <w:lvl w:ilvl="0">
-      <w:start w:val="1"/>
-      <w:numFmt w:val="bullet"/>
-      <w:lvlText w:val=""/>
-      <w:lvlJc w:val="left"/>
-      <w:pPr>
-        <w:tabs>
-          <w:tab w:val="num" w:pos="720"/>
-        </w:tabs>
-        <w:ind w:left="720" w:hanging="360"/>
-      </w:pPr>
-      <w:rPr>
-        <w:rFonts w:ascii="Symbol" w:hAnsi="Symbol" w:hint="default"/>
-        <w:sz w:val="20"/>
-      </w:rPr>
-    </w:lvl>
-    <w:lvl w:ilvl="1" w:tentative="1">
-      <w:start w:val="1"/>
-      <w:numFmt w:val="bullet"/>
-      <w:lvlText w:val="o"/>
-      <w:lvlJc w:val="left"/>
-      <w:pPr>
-        <w:tabs>
-          <w:tab w:val="num" w:pos="1440"/>
-        </w:tabs>
-        <w:ind w:left="1440" w:hanging="360"/>
-      </w:pPr>
-      <w:rPr>
-        <w:rFonts w:ascii="Courier New" w:hAnsi="Courier New" w:hint="default"/>
-        <w:sz w:val="20"/>
-      </w:rPr>
-    </w:lvl>
-    <w:lvl w:ilvl="2" w:tentative="1">
-      <w:start w:val="1"/>
-      <w:numFmt w:val="bullet"/>
-      <w:lvlText w:val=""/>
-      <w:lvlJc w:val="left"/>
-      <w:pPr>
-        <w:tabs>
-          <w:tab w:val="num" w:pos="2160"/>
-        </w:tabs>
-        <w:ind w:left="2160" w:hanging="360"/>
-      </w:pPr>
-      <w:rPr>
-        <w:rFonts w:ascii="Wingdings" w:hAnsi="Wingdings" w:hint="default"/>
-        <w:sz w:val="20"/>
-      </w:rPr>
-    </w:lvl>
-    <w:lvl w:ilvl="3" w:tentative="1">
-      <w:start w:val="1"/>
-      <w:numFmt w:val="bullet"/>
-      <w:lvlText w:val=""/>
-      <w:lvlJc w:val="left"/>
-      <w:pPr>
-        <w:tabs>
-          <w:tab w:val="num" w:pos="2880"/>
-        </w:tabs>
-        <w:ind w:left="2880" w:hanging="360"/>
-      </w:pPr>
-      <w:rPr>
-        <w:rFonts w:ascii="Wingdings" w:hAnsi="Wingdings" w:hint="default"/>
-        <w:sz w:val="20"/>
-      </w:rPr>
-    </w:lvl>
-    <w:lvl w:ilvl="4" w:tentative="1">
-      <w:start w:val="1"/>
-      <w:numFmt w:val="bullet"/>
-      <w:lvlText w:val=""/>
-      <w:lvlJc w:val="left"/>
-      <w:pPr>
-        <w:tabs>
-          <w:tab w:val="num" w:pos="3600"/>
-        </w:tabs>
-        <w:ind w:left="3600" w:hanging="360"/>
-      </w:pPr>
-      <w:rPr>
-        <w:rFonts w:ascii="Wingdings" w:hAnsi="Wingdings" w:hint="default"/>
-        <w:sz w:val="20"/>
-      </w:rPr>
-    </w:lvl>
-    <w:lvl w:ilvl="5" w:tentative="1">
-      <w:start w:val="1"/>
-      <w:numFmt w:val="bullet"/>
-      <w:lvlText w:val=""/>
-      <w:lvlJc w:val="left"/>
-      <w:pPr>
-        <w:tabs>
-          <w:tab w:val="num" w:pos="4320"/>
-        </w:tabs>
-        <w:ind w:left="4320" w:hanging="360"/>
-      </w:pPr>
-      <w:rPr>
-        <w:rFonts w:ascii="Wingdings" w:hAnsi="Wingdings" w:hint="default"/>
-        <w:sz w:val="20"/>
-      </w:rPr>
-    </w:lvl>
-    <w:lvl w:ilvl="6" w:tentative="1">
-      <w:start w:val="1"/>
-      <w:numFmt w:val="bullet"/>
-      <w:lvlText w:val=""/>
-      <w:lvlJc w:val="left"/>
-      <w:pPr>
-        <w:tabs>
-          <w:tab w:val="num" w:pos="5040"/>
-        </w:tabs>
-        <w:ind w:left="5040" w:hanging="360"/>
-      </w:pPr>
-      <w:rPr>
-        <w:rFonts w:ascii="Wingdings" w:hAnsi="Wingdings" w:hint="default"/>
-        <w:sz w:val="20"/>
-      </w:rPr>
-    </w:lvl>
-    <w:lvl w:ilvl="7" w:tentative="1">
-      <w:start w:val="1"/>
-      <w:numFmt w:val="bullet"/>
-      <w:lvlText w:val=""/>
-      <w:lvlJc w:val="left"/>
-      <w:pPr>
-        <w:tabs>
-          <w:tab w:val="num" w:pos="5760"/>
-        </w:tabs>
-        <w:ind w:left="5760" w:hanging="360"/>
-      </w:pPr>
-      <w:rPr>
-        <w:rFonts w:ascii="Wingdings" w:hAnsi="Wingdings" w:hint="default"/>
-        <w:sz w:val="20"/>
-      </w:rPr>
-    </w:lvl>
-    <w:lvl w:ilvl="8" w:tentative="1">
-      <w:start w:val="1"/>
-      <w:numFmt w:val="bullet"/>
-      <w:lvlText w:val=""/>
-      <w:lvlJc w:val="left"/>
-      <w:pPr>
-        <w:tabs>
-          <w:tab w:val="num" w:pos="6480"/>
-        </w:tabs>
-        <w:ind w:left="6480" w:hanging="360"/>
-      </w:pPr>
-      <w:rPr>
-        <w:rFonts w:ascii="Wingdings" w:hAnsi="Wingdings" w:hint="default"/>
-        <w:sz w:val="20"/>
-      </w:rPr>
-    </w:lvl>
-  </w:abstractNum>
-  <w:abstractNum w:abstractNumId="27" w15:restartNumberingAfterBreak="0">
-    <w:nsid w:val="7EEF7CF9"/>
-    <w:multiLevelType w:val="multilevel"/>
-    <w:tmpl w:val="6F70AEF0"/>
-    <w:lvl w:ilvl="0">
-      <w:start w:val="1"/>
-      <w:numFmt w:val="bullet"/>
-      <w:lvlText w:val=""/>
-      <w:lvlJc w:val="left"/>
-      <w:pPr>
-        <w:tabs>
-          <w:tab w:val="num" w:pos="720"/>
-        </w:tabs>
-        <w:ind w:left="720" w:hanging="360"/>
-      </w:pPr>
-      <w:rPr>
-        <w:rFonts w:ascii="Symbol" w:hAnsi="Symbol" w:hint="default"/>
-        <w:sz w:val="20"/>
-      </w:rPr>
-    </w:lvl>
-    <w:lvl w:ilvl="1" w:tentative="1">
-      <w:start w:val="1"/>
-      <w:numFmt w:val="bullet"/>
-      <w:lvlText w:val="o"/>
-      <w:lvlJc w:val="left"/>
-      <w:pPr>
-        <w:tabs>
-          <w:tab w:val="num" w:pos="1440"/>
-        </w:tabs>
-        <w:ind w:left="1440" w:hanging="360"/>
-      </w:pPr>
-      <w:rPr>
-        <w:rFonts w:ascii="Courier New" w:hAnsi="Courier New" w:hint="default"/>
-        <w:sz w:val="20"/>
-      </w:rPr>
-    </w:lvl>
-    <w:lvl w:ilvl="2" w:tentative="1">
-      <w:start w:val="1"/>
-      <w:numFmt w:val="bullet"/>
-      <w:lvlText w:val=""/>
-      <w:lvlJc w:val="left"/>
-      <w:pPr>
-        <w:tabs>
-          <w:tab w:val="num" w:pos="2160"/>
-        </w:tabs>
-        <w:ind w:left="2160" w:hanging="360"/>
-      </w:pPr>
-      <w:rPr>
-        <w:rFonts w:ascii="Wingdings" w:hAnsi="Wingdings" w:hint="default"/>
-        <w:sz w:val="20"/>
-      </w:rPr>
-    </w:lvl>
-    <w:lvl w:ilvl="3" w:tentative="1">
-      <w:start w:val="1"/>
-      <w:numFmt w:val="bullet"/>
-      <w:lvlText w:val=""/>
-      <w:lvlJc w:val="left"/>
-      <w:pPr>
-        <w:tabs>
-          <w:tab w:val="num" w:pos="2880"/>
-        </w:tabs>
-        <w:ind w:left="2880" w:hanging="360"/>
-      </w:pPr>
-      <w:rPr>
-        <w:rFonts w:ascii="Wingdings" w:hAnsi="Wingdings" w:hint="default"/>
-        <w:sz w:val="20"/>
-      </w:rPr>
-    </w:lvl>
-    <w:lvl w:ilvl="4" w:tentative="1">
-      <w:start w:val="1"/>
-      <w:numFmt w:val="bullet"/>
-      <w:lvlText w:val=""/>
-      <w:lvlJc w:val="left"/>
-      <w:pPr>
-        <w:tabs>
-          <w:tab w:val="num" w:pos="3600"/>
-        </w:tabs>
-        <w:ind w:left="3600" w:hanging="360"/>
-      </w:pPr>
-      <w:rPr>
-        <w:rFonts w:ascii="Wingdings" w:hAnsi="Wingdings" w:hint="default"/>
-        <w:sz w:val="20"/>
-      </w:rPr>
-    </w:lvl>
-    <w:lvl w:ilvl="5" w:tentative="1">
-      <w:start w:val="1"/>
-      <w:numFmt w:val="bullet"/>
-      <w:lvlText w:val=""/>
-      <w:lvlJc w:val="left"/>
-      <w:pPr>
-        <w:tabs>
-          <w:tab w:val="num" w:pos="4320"/>
-        </w:tabs>
-        <w:ind w:left="4320" w:hanging="360"/>
-      </w:pPr>
-      <w:rPr>
-        <w:rFonts w:ascii="Wingdings" w:hAnsi="Wingdings" w:hint="default"/>
-        <w:sz w:val="20"/>
-      </w:rPr>
-    </w:lvl>
-    <w:lvl w:ilvl="6" w:tentative="1">
-      <w:start w:val="1"/>
-      <w:numFmt w:val="bullet"/>
-      <w:lvlText w:val=""/>
-      <w:lvlJc w:val="left"/>
-      <w:pPr>
-        <w:tabs>
-          <w:tab w:val="num" w:pos="5040"/>
-        </w:tabs>
-        <w:ind w:left="5040" w:hanging="360"/>
-      </w:pPr>
-      <w:rPr>
-        <w:rFonts w:ascii="Wingdings" w:hAnsi="Wingdings" w:hint="default"/>
-        <w:sz w:val="20"/>
-      </w:rPr>
-    </w:lvl>
-    <w:lvl w:ilvl="7" w:tentative="1">
-      <w:start w:val="1"/>
-      <w:numFmt w:val="bullet"/>
-      <w:lvlText w:val=""/>
-      <w:lvlJc w:val="left"/>
-      <w:pPr>
-        <w:tabs>
-          <w:tab w:val="num" w:pos="5760"/>
-        </w:tabs>
-        <w:ind w:left="5760" w:hanging="360"/>
-      </w:pPr>
-      <w:rPr>
-        <w:rFonts w:ascii="Wingdings" w:hAnsi="Wingdings" w:hint="default"/>
-        <w:sz w:val="20"/>
-      </w:rPr>
-    </w:lvl>
-    <w:lvl w:ilvl="8" w:tentative="1">
-      <w:start w:val="1"/>
-      <w:numFmt w:val="bullet"/>
-      <w:lvlText w:val=""/>
-      <w:lvlJc w:val="left"/>
-      <w:pPr>
-        <w:tabs>
-          <w:tab w:val="num" w:pos="6480"/>
-        </w:tabs>
-        <w:ind w:left="6480" w:hanging="360"/>
-      </w:pPr>
-      <w:rPr>
-        <w:rFonts w:ascii="Wingdings" w:hAnsi="Wingdings" w:hint="default"/>
-        <w:sz w:val="20"/>
-      </w:rPr>
-    </w:lvl>
-  </w:abstractNum>
-  <w:num w:numId="1" w16cid:durableId="1579443267">
+  <w:num w:numId="1" w16cid:durableId="1944412266">
+    <w:abstractNumId w:val="17"/>
+  </w:num>
+  <w:num w:numId="2" w16cid:durableId="2083410737">
+    <w:abstractNumId w:val="8"/>
+  </w:num>
+  <w:num w:numId="3" w16cid:durableId="300962717">
+    <w:abstractNumId w:val="19"/>
+  </w:num>
+  <w:num w:numId="4" w16cid:durableId="1644387740">
+    <w:abstractNumId w:val="16"/>
+  </w:num>
+  <w:num w:numId="5" w16cid:durableId="545259907">
+    <w:abstractNumId w:val="24"/>
+  </w:num>
+  <w:num w:numId="6" w16cid:durableId="5136980">
+    <w:abstractNumId w:val="7"/>
+  </w:num>
+  <w:num w:numId="7" w16cid:durableId="367803702">
+    <w:abstractNumId w:val="25"/>
+  </w:num>
+  <w:num w:numId="8" w16cid:durableId="1756435526">
+    <w:abstractNumId w:val="0"/>
+  </w:num>
+  <w:num w:numId="9" w16cid:durableId="1090853018">
+    <w:abstractNumId w:val="23"/>
+  </w:num>
+  <w:num w:numId="10" w16cid:durableId="1994021153">
+    <w:abstractNumId w:val="3"/>
+  </w:num>
+  <w:num w:numId="11" w16cid:durableId="2001611535">
+    <w:abstractNumId w:val="12"/>
+  </w:num>
+  <w:num w:numId="12" w16cid:durableId="539393885">
+    <w:abstractNumId w:val="9"/>
+  </w:num>
+  <w:num w:numId="13" w16cid:durableId="1823539585">
+    <w:abstractNumId w:val="4"/>
+  </w:num>
+  <w:num w:numId="14" w16cid:durableId="1329363103">
+    <w:abstractNumId w:val="20"/>
+  </w:num>
+  <w:num w:numId="15" w16cid:durableId="505244853">
+    <w:abstractNumId w:val="13"/>
+  </w:num>
+  <w:num w:numId="16" w16cid:durableId="1777867209">
+    <w:abstractNumId w:val="22"/>
+  </w:num>
+  <w:num w:numId="17" w16cid:durableId="511185691">
+    <w:abstractNumId w:val="26"/>
+  </w:num>
+  <w:num w:numId="18" w16cid:durableId="1419984924">
+    <w:abstractNumId w:val="15"/>
+  </w:num>
+  <w:num w:numId="19" w16cid:durableId="1492988744">
+    <w:abstractNumId w:val="14"/>
+  </w:num>
+  <w:num w:numId="20" w16cid:durableId="1008756446">
+    <w:abstractNumId w:val="27"/>
+  </w:num>
+  <w:num w:numId="21" w16cid:durableId="1215195296">
+    <w:abstractNumId w:val="2"/>
+  </w:num>
+  <w:num w:numId="22" w16cid:durableId="14038553">
+    <w:abstractNumId w:val="1"/>
+  </w:num>
+  <w:num w:numId="23" w16cid:durableId="1997028884">
+    <w:abstractNumId w:val="5"/>
+  </w:num>
+  <w:num w:numId="24" w16cid:durableId="1481070650">
     <w:abstractNumId w:val="18"/>
   </w:num>
-  <w:num w:numId="2" w16cid:durableId="1698657083">
-    <w:abstractNumId w:val="14"/>
-  </w:num>
-  <w:num w:numId="3" w16cid:durableId="1769619010">
-    <w:abstractNumId w:val="25"/>
-  </w:num>
-  <w:num w:numId="4" w16cid:durableId="1360737534">
-    <w:abstractNumId w:val="19"/>
-  </w:num>
-  <w:num w:numId="5" w16cid:durableId="292369558">
-    <w:abstractNumId w:val="15"/>
-  </w:num>
-  <w:num w:numId="6" w16cid:durableId="322508325">
-    <w:abstractNumId w:val="13"/>
-  </w:num>
-  <w:num w:numId="7" w16cid:durableId="680163825">
-    <w:abstractNumId w:val="17"/>
-  </w:num>
-  <w:num w:numId="8" w16cid:durableId="263080157">
-    <w:abstractNumId w:val="26"/>
-  </w:num>
-  <w:num w:numId="9" w16cid:durableId="1451851694">
-    <w:abstractNumId w:val="1"/>
-  </w:num>
-  <w:num w:numId="10" w16cid:durableId="1926451835">
-    <w:abstractNumId w:val="4"/>
-  </w:num>
-  <w:num w:numId="11" w16cid:durableId="1076052651">
-    <w:abstractNumId w:val="0"/>
-  </w:num>
-  <w:num w:numId="12" w16cid:durableId="1742866834">
-    <w:abstractNumId w:val="22"/>
-  </w:num>
-  <w:num w:numId="13" w16cid:durableId="1089808283">
-    <w:abstractNumId w:val="9"/>
-  </w:num>
-  <w:num w:numId="14" w16cid:durableId="647519106">
-    <w:abstractNumId w:val="12"/>
-  </w:num>
-  <w:num w:numId="15" w16cid:durableId="416176666">
-    <w:abstractNumId w:val="23"/>
-  </w:num>
-  <w:num w:numId="16" w16cid:durableId="1778407069">
-    <w:abstractNumId w:val="7"/>
-  </w:num>
-  <w:num w:numId="17" w16cid:durableId="1384208952">
-    <w:abstractNumId w:val="27"/>
-  </w:num>
-  <w:num w:numId="18" w16cid:durableId="795803981">
-    <w:abstractNumId w:val="24"/>
-  </w:num>
-  <w:num w:numId="19" w16cid:durableId="512304699">
-    <w:abstractNumId w:val="3"/>
-  </w:num>
-  <w:num w:numId="20" w16cid:durableId="1950165401">
-    <w:abstractNumId w:val="20"/>
-  </w:num>
-  <w:num w:numId="21" w16cid:durableId="194194085">
-    <w:abstractNumId w:val="2"/>
-  </w:num>
-  <w:num w:numId="22" w16cid:durableId="1570384868">
-    <w:abstractNumId w:val="16"/>
-  </w:num>
-  <w:num w:numId="23" w16cid:durableId="607590828">
-    <w:abstractNumId w:val="8"/>
-  </w:num>
-  <w:num w:numId="24" w16cid:durableId="1680500145">
+  <w:num w:numId="25" w16cid:durableId="364795219">
     <w:abstractNumId w:val="21"/>
   </w:num>
-  <w:num w:numId="25" w16cid:durableId="530143311">
-    <w:abstractNumId w:val="5"/>
+  <w:num w:numId="26" w16cid:durableId="1806585674">
+    <w:abstractNumId w:val="11"/>
   </w:num>
-  <w:num w:numId="26" w16cid:durableId="734856548">
+  <w:num w:numId="27" w16cid:durableId="1977293522">
     <w:abstractNumId w:val="10"/>
   </w:num>
-  <w:num w:numId="27" w16cid:durableId="1973242865">
+  <w:num w:numId="28" w16cid:durableId="409084232">
     <w:abstractNumId w:val="6"/>
-  </w:num>
-  <w:num w:numId="28" w16cid:durableId="2135320739">
-    <w:abstractNumId w:val="11"/>
   </w:num>
 </w:numbering>
 </file>

--- a/docs/Feature Guide.docx
+++ b/docs/Feature Guide.docx
@@ -98,7 +98,7 @@
       <w:pPr>
         <w:pStyle w:val="NormalWeb"/>
         <w:shd w:val="clear" w:color="auto" w:fill="EEF2F8"/>
-        <w:divId w:val="1935744671"/>
+        <w:divId w:val="2133745147"/>
         <w:rPr>
           <w:rFonts w:ascii="Calibri" w:hAnsi="Calibri" w:cs="Calibri"/>
           <w:color w:val="404040"/>
@@ -2590,16 +2590,7 @@
           <w:sz w:val="22"/>
           <w:szCs w:val="22"/>
         </w:rPr>
-        <w:t xml:space="preserve"> </w:t>
-      </w:r>
-      <w:r>
-        <w:rPr>
-          <w:rFonts w:ascii="Calibri" w:eastAsia="Times New Roman" w:hAnsi="Calibri" w:cs="Calibri"/>
-          <w:color w:val="1A1A1A"/>
-          <w:sz w:val="22"/>
-          <w:szCs w:val="22"/>
-        </w:rPr>
-        <w:t>is shown in pesos, for example ₱1,250.00.</w:t>
+        <w:t xml:space="preserve"> is shown in pesos, for example ₱1,250.00.</w:t>
       </w:r>
     </w:p>
     <w:p>
@@ -14775,7 +14766,16 @@
           <w:sz w:val="22"/>
           <w:szCs w:val="22"/>
         </w:rPr>
-        <w:t xml:space="preserve"> its sign-in (same password and lock-out rules as the office app), its main window, and the </w:t>
+        <w:t xml:space="preserve"> </w:t>
+      </w:r>
+      <w:r>
+        <w:rPr>
+          <w:rFonts w:ascii="Calibri" w:eastAsia="Times New Roman" w:hAnsi="Calibri" w:cs="Calibri"/>
+          <w:color w:val="1A1A1A"/>
+          <w:sz w:val="22"/>
+          <w:szCs w:val="22"/>
+        </w:rPr>
+        <w:t xml:space="preserve">its sign-in (same password and lock-out rules as the office app), its main window (a sidebar like the office app), and the </w:t>
       </w:r>
       <w:r>
         <w:rPr>
@@ -14794,7 +14794,7 @@
           <w:sz w:val="22"/>
           <w:szCs w:val="22"/>
         </w:rPr>
-        <w:t xml:space="preserve"> tab: only </w:t>
+        <w:t xml:space="preserve"> page: only </w:t>
       </w:r>
       <w:r>
         <w:rPr>
@@ -14832,7 +14832,7 @@
           <w:sz w:val="22"/>
           <w:szCs w:val="22"/>
         </w:rPr>
-        <w:t xml:space="preserve"> tab: every Contact form message with New / Contacted / Closed and internal notes; any Website Admin account can follow them up; nothing is ever deleted.</w:t>
+        <w:t xml:space="preserve"> page: every Contact form message with New / Contacted / Closed and internal notes; any Website Admin account can follow them up; nothing is ever deleted.</w:t>
       </w:r>
     </w:p>
     <w:p>
@@ -15531,9 +15531,9 @@
 <file path=word/numbering.xml><?xml version="1.0" encoding="utf-8"?>
 <w:numbering xmlns:wpc="http://schemas.microsoft.com/office/word/2010/wordprocessingCanvas" xmlns:cx="http://schemas.microsoft.com/office/drawing/2014/chartex" xmlns:cx1="http://schemas.microsoft.com/office/drawing/2015/9/8/chartex" xmlns:cx2="http://schemas.microsoft.com/office/drawing/2015/10/21/chartex" xmlns:cx3="http://schemas.microsoft.com/office/drawing/2016/5/9/chartex" xmlns:cx4="http://schemas.microsoft.com/office/drawing/2016/5/10/chartex" xmlns:cx5="http://schemas.microsoft.com/office/drawing/2016/5/11/chartex" xmlns:cx6="http://schemas.microsoft.com/office/drawing/2016/5/12/chartex" xmlns:cx7="http://schemas.microsoft.com/office/drawing/2016/5/13/chartex" xmlns:cx8="http://schemas.microsoft.com/office/drawing/2016/5/14/chartex" xmlns:mc="http://schemas.openxmlformats.org/markup-compatibility/2006" xmlns:aink="http://schemas.microsoft.com/office/drawing/2016/ink" xmlns:am3d="http://schemas.microsoft.com/office/drawing/2017/model3d" xmlns:o="urn:schemas-microsoft-com:office:office" xmlns:oel="http://schemas.microsoft.com/office/2019/extlst" xmlns:r="http://schemas.openxmlformats.org/officeDocument/2006/relationships" xmlns:m="http://schemas.openxmlformats.org/officeDocument/2006/math" xmlns:v="urn:schemas-microsoft-com:vml" xmlns:wp14="http://schemas.microsoft.com/office/word/2010/wordprocessingDrawing" xmlns:wp="http://schemas.openxmlformats.org/drawingml/2006/wordprocessingDrawing" xmlns:w10="urn:schemas-microsoft-com:office:word" xmlns:w="http://schemas.openxmlformats.org/wordprocessingml/2006/main" xmlns:w14="http://schemas.microsoft.com/office/word/2010/wordml" xmlns:w15="http://schemas.microsoft.com/office/word/2012/wordml" xmlns:w16cex="http://schemas.microsoft.com/office/word/2018/wordml/cex" xmlns:w16cid="http://schemas.microsoft.com/office/word/2016/wordml/cid" xmlns:w16="http://schemas.microsoft.com/office/word/2018/wordml" xmlns:w16du="http://schemas.microsoft.com/office/word/2023/wordml/word16du" xmlns:w16sdtdh="http://schemas.microsoft.com/office/word/2020/wordml/sdtdatahash" xmlns:w16sdtfl="http://schemas.microsoft.com/office/word/2024/wordml/sdtformatlock" xmlns:w16se="http://schemas.microsoft.com/office/word/2015/wordml/symex" xmlns:wpg="http://schemas.microsoft.com/office/word/2010/wordprocessingGroup" xmlns:wpi="http://schemas.microsoft.com/office/word/2010/wordprocessingInk" xmlns:wne="http://schemas.microsoft.com/office/word/2006/wordml" xmlns:wps="http://schemas.microsoft.com/office/word/2010/wordprocessingShape" mc:Ignorable="w14 w15 w16se w16cid w16 w16cex w16sdtdh w16sdtfl w16du wp14">
   <w:abstractNum w:abstractNumId="0" w15:restartNumberingAfterBreak="0">
-    <w:nsid w:val="05D26AA9"/>
+    <w:nsid w:val="07F20360"/>
     <w:multiLevelType w:val="multilevel"/>
-    <w:tmpl w:val="3FDC62CE"/>
+    <w:tmpl w:val="61242FFC"/>
     <w:lvl w:ilvl="0">
       <w:start w:val="1"/>
       <w:numFmt w:val="bullet"/>
@@ -15680,9 +15680,9 @@
     </w:lvl>
   </w:abstractNum>
   <w:abstractNum w:abstractNumId="1" w15:restartNumberingAfterBreak="0">
-    <w:nsid w:val="05EF5E79"/>
+    <w:nsid w:val="150E7CA6"/>
     <w:multiLevelType w:val="multilevel"/>
-    <w:tmpl w:val="2AFA3656"/>
+    <w:tmpl w:val="7B444DAA"/>
     <w:lvl w:ilvl="0">
       <w:start w:val="1"/>
       <w:numFmt w:val="bullet"/>
@@ -15829,9 +15829,9 @@
     </w:lvl>
   </w:abstractNum>
   <w:abstractNum w:abstractNumId="2" w15:restartNumberingAfterBreak="0">
-    <w:nsid w:val="0C944E0E"/>
+    <w:nsid w:val="1EE91820"/>
     <w:multiLevelType w:val="multilevel"/>
-    <w:tmpl w:val="4EEC16CA"/>
+    <w:tmpl w:val="97227F8E"/>
     <w:lvl w:ilvl="0">
       <w:start w:val="1"/>
       <w:numFmt w:val="bullet"/>
@@ -15978,9 +15978,9 @@
     </w:lvl>
   </w:abstractNum>
   <w:abstractNum w:abstractNumId="3" w15:restartNumberingAfterBreak="0">
-    <w:nsid w:val="0D035318"/>
+    <w:nsid w:val="2B3A7DA1"/>
     <w:multiLevelType w:val="multilevel"/>
-    <w:tmpl w:val="2D7E8D2A"/>
+    <w:tmpl w:val="981A9BFC"/>
     <w:lvl w:ilvl="0">
       <w:start w:val="1"/>
       <w:numFmt w:val="bullet"/>
@@ -16127,9 +16127,9 @@
     </w:lvl>
   </w:abstractNum>
   <w:abstractNum w:abstractNumId="4" w15:restartNumberingAfterBreak="0">
-    <w:nsid w:val="134F7986"/>
+    <w:nsid w:val="2FE0599E"/>
     <w:multiLevelType w:val="multilevel"/>
-    <w:tmpl w:val="CB062F7A"/>
+    <w:tmpl w:val="A62C8790"/>
     <w:lvl w:ilvl="0">
       <w:start w:val="1"/>
       <w:numFmt w:val="bullet"/>
@@ -16276,9 +16276,9 @@
     </w:lvl>
   </w:abstractNum>
   <w:abstractNum w:abstractNumId="5" w15:restartNumberingAfterBreak="0">
-    <w:nsid w:val="17C504F6"/>
+    <w:nsid w:val="35FD70AC"/>
     <w:multiLevelType w:val="multilevel"/>
-    <w:tmpl w:val="1DF80DC8"/>
+    <w:tmpl w:val="7DEAE2D8"/>
     <w:lvl w:ilvl="0">
       <w:start w:val="1"/>
       <w:numFmt w:val="bullet"/>
@@ -16425,9 +16425,9 @@
     </w:lvl>
   </w:abstractNum>
   <w:abstractNum w:abstractNumId="6" w15:restartNumberingAfterBreak="0">
-    <w:nsid w:val="1B1D4F91"/>
+    <w:nsid w:val="389A325E"/>
     <w:multiLevelType w:val="multilevel"/>
-    <w:tmpl w:val="51326048"/>
+    <w:tmpl w:val="F9F6F154"/>
     <w:lvl w:ilvl="0">
       <w:start w:val="1"/>
       <w:numFmt w:val="bullet"/>
@@ -16574,9 +16574,9 @@
     </w:lvl>
   </w:abstractNum>
   <w:abstractNum w:abstractNumId="7" w15:restartNumberingAfterBreak="0">
-    <w:nsid w:val="1DD76C36"/>
+    <w:nsid w:val="3DDF47F1"/>
     <w:multiLevelType w:val="multilevel"/>
-    <w:tmpl w:val="42A4ECF4"/>
+    <w:tmpl w:val="42668F8E"/>
     <w:lvl w:ilvl="0">
       <w:start w:val="1"/>
       <w:numFmt w:val="bullet"/>
@@ -16723,9 +16723,9 @@
     </w:lvl>
   </w:abstractNum>
   <w:abstractNum w:abstractNumId="8" w15:restartNumberingAfterBreak="0">
-    <w:nsid w:val="1F9E1920"/>
+    <w:nsid w:val="3F457215"/>
     <w:multiLevelType w:val="multilevel"/>
-    <w:tmpl w:val="2C587BDA"/>
+    <w:tmpl w:val="ABA8C86C"/>
     <w:lvl w:ilvl="0">
       <w:start w:val="1"/>
       <w:numFmt w:val="bullet"/>
@@ -16872,9 +16872,9 @@
     </w:lvl>
   </w:abstractNum>
   <w:abstractNum w:abstractNumId="9" w15:restartNumberingAfterBreak="0">
-    <w:nsid w:val="25AA3049"/>
+    <w:nsid w:val="420E5BC1"/>
     <w:multiLevelType w:val="multilevel"/>
-    <w:tmpl w:val="251291C2"/>
+    <w:tmpl w:val="A67C4E34"/>
     <w:lvl w:ilvl="0">
       <w:start w:val="1"/>
       <w:numFmt w:val="bullet"/>
@@ -17021,9 +17021,9 @@
     </w:lvl>
   </w:abstractNum>
   <w:abstractNum w:abstractNumId="10" w15:restartNumberingAfterBreak="0">
-    <w:nsid w:val="26AE1B5D"/>
+    <w:nsid w:val="44006807"/>
     <w:multiLevelType w:val="multilevel"/>
-    <w:tmpl w:val="E63409D8"/>
+    <w:tmpl w:val="5EBCE6B8"/>
     <w:lvl w:ilvl="0">
       <w:start w:val="1"/>
       <w:numFmt w:val="decimal"/>
@@ -17134,9 +17134,9 @@
     </w:lvl>
   </w:abstractNum>
   <w:abstractNum w:abstractNumId="11" w15:restartNumberingAfterBreak="0">
-    <w:nsid w:val="28B90567"/>
+    <w:nsid w:val="4B507D6F"/>
     <w:multiLevelType w:val="multilevel"/>
-    <w:tmpl w:val="E0746CDC"/>
+    <w:tmpl w:val="E19CDA06"/>
     <w:lvl w:ilvl="0">
       <w:start w:val="1"/>
       <w:numFmt w:val="bullet"/>
@@ -17283,9 +17283,9 @@
     </w:lvl>
   </w:abstractNum>
   <w:abstractNum w:abstractNumId="12" w15:restartNumberingAfterBreak="0">
-    <w:nsid w:val="2F451C28"/>
+    <w:nsid w:val="4D184F31"/>
     <w:multiLevelType w:val="multilevel"/>
-    <w:tmpl w:val="DBD64A1E"/>
+    <w:tmpl w:val="96A4ADCE"/>
     <w:lvl w:ilvl="0">
       <w:start w:val="1"/>
       <w:numFmt w:val="bullet"/>
@@ -17432,9 +17432,9 @@
     </w:lvl>
   </w:abstractNum>
   <w:abstractNum w:abstractNumId="13" w15:restartNumberingAfterBreak="0">
-    <w:nsid w:val="353323C5"/>
+    <w:nsid w:val="4F81550C"/>
     <w:multiLevelType w:val="multilevel"/>
-    <w:tmpl w:val="0C126D80"/>
+    <w:tmpl w:val="C652D640"/>
     <w:lvl w:ilvl="0">
       <w:start w:val="1"/>
       <w:numFmt w:val="bullet"/>
@@ -17581,9 +17581,307 @@
     </w:lvl>
   </w:abstractNum>
   <w:abstractNum w:abstractNumId="14" w15:restartNumberingAfterBreak="0">
-    <w:nsid w:val="36D72431"/>
+    <w:nsid w:val="5A473211"/>
     <w:multiLevelType w:val="multilevel"/>
-    <w:tmpl w:val="68CE37D0"/>
+    <w:tmpl w:val="CE9CC6F6"/>
+    <w:lvl w:ilvl="0">
+      <w:start w:val="1"/>
+      <w:numFmt w:val="bullet"/>
+      <w:lvlText w:val=""/>
+      <w:lvlJc w:val="left"/>
+      <w:pPr>
+        <w:tabs>
+          <w:tab w:val="num" w:pos="720"/>
+        </w:tabs>
+        <w:ind w:left="720" w:hanging="360"/>
+      </w:pPr>
+      <w:rPr>
+        <w:rFonts w:ascii="Symbol" w:hAnsi="Symbol" w:hint="default"/>
+        <w:sz w:val="20"/>
+      </w:rPr>
+    </w:lvl>
+    <w:lvl w:ilvl="1" w:tentative="1">
+      <w:start w:val="1"/>
+      <w:numFmt w:val="bullet"/>
+      <w:lvlText w:val="o"/>
+      <w:lvlJc w:val="left"/>
+      <w:pPr>
+        <w:tabs>
+          <w:tab w:val="num" w:pos="1440"/>
+        </w:tabs>
+        <w:ind w:left="1440" w:hanging="360"/>
+      </w:pPr>
+      <w:rPr>
+        <w:rFonts w:ascii="Courier New" w:hAnsi="Courier New" w:hint="default"/>
+        <w:sz w:val="20"/>
+      </w:rPr>
+    </w:lvl>
+    <w:lvl w:ilvl="2" w:tentative="1">
+      <w:start w:val="1"/>
+      <w:numFmt w:val="bullet"/>
+      <w:lvlText w:val=""/>
+      <w:lvlJc w:val="left"/>
+      <w:pPr>
+        <w:tabs>
+          <w:tab w:val="num" w:pos="2160"/>
+        </w:tabs>
+        <w:ind w:left="2160" w:hanging="360"/>
+      </w:pPr>
+      <w:rPr>
+        <w:rFonts w:ascii="Wingdings" w:hAnsi="Wingdings" w:hint="default"/>
+        <w:sz w:val="20"/>
+      </w:rPr>
+    </w:lvl>
+    <w:lvl w:ilvl="3" w:tentative="1">
+      <w:start w:val="1"/>
+      <w:numFmt w:val="bullet"/>
+      <w:lvlText w:val=""/>
+      <w:lvlJc w:val="left"/>
+      <w:pPr>
+        <w:tabs>
+          <w:tab w:val="num" w:pos="2880"/>
+        </w:tabs>
+        <w:ind w:left="2880" w:hanging="360"/>
+      </w:pPr>
+      <w:rPr>
+        <w:rFonts w:ascii="Wingdings" w:hAnsi="Wingdings" w:hint="default"/>
+        <w:sz w:val="20"/>
+      </w:rPr>
+    </w:lvl>
+    <w:lvl w:ilvl="4" w:tentative="1">
+      <w:start w:val="1"/>
+      <w:numFmt w:val="bullet"/>
+      <w:lvlText w:val=""/>
+      <w:lvlJc w:val="left"/>
+      <w:pPr>
+        <w:tabs>
+          <w:tab w:val="num" w:pos="3600"/>
+        </w:tabs>
+        <w:ind w:left="3600" w:hanging="360"/>
+      </w:pPr>
+      <w:rPr>
+        <w:rFonts w:ascii="Wingdings" w:hAnsi="Wingdings" w:hint="default"/>
+        <w:sz w:val="20"/>
+      </w:rPr>
+    </w:lvl>
+    <w:lvl w:ilvl="5" w:tentative="1">
+      <w:start w:val="1"/>
+      <w:numFmt w:val="bullet"/>
+      <w:lvlText w:val=""/>
+      <w:lvlJc w:val="left"/>
+      <w:pPr>
+        <w:tabs>
+          <w:tab w:val="num" w:pos="4320"/>
+        </w:tabs>
+        <w:ind w:left="4320" w:hanging="360"/>
+      </w:pPr>
+      <w:rPr>
+        <w:rFonts w:ascii="Wingdings" w:hAnsi="Wingdings" w:hint="default"/>
+        <w:sz w:val="20"/>
+      </w:rPr>
+    </w:lvl>
+    <w:lvl w:ilvl="6" w:tentative="1">
+      <w:start w:val="1"/>
+      <w:numFmt w:val="bullet"/>
+      <w:lvlText w:val=""/>
+      <w:lvlJc w:val="left"/>
+      <w:pPr>
+        <w:tabs>
+          <w:tab w:val="num" w:pos="5040"/>
+        </w:tabs>
+        <w:ind w:left="5040" w:hanging="360"/>
+      </w:pPr>
+      <w:rPr>
+        <w:rFonts w:ascii="Wingdings" w:hAnsi="Wingdings" w:hint="default"/>
+        <w:sz w:val="20"/>
+      </w:rPr>
+    </w:lvl>
+    <w:lvl w:ilvl="7" w:tentative="1">
+      <w:start w:val="1"/>
+      <w:numFmt w:val="bullet"/>
+      <w:lvlText w:val=""/>
+      <w:lvlJc w:val="left"/>
+      <w:pPr>
+        <w:tabs>
+          <w:tab w:val="num" w:pos="5760"/>
+        </w:tabs>
+        <w:ind w:left="5760" w:hanging="360"/>
+      </w:pPr>
+      <w:rPr>
+        <w:rFonts w:ascii="Wingdings" w:hAnsi="Wingdings" w:hint="default"/>
+        <w:sz w:val="20"/>
+      </w:rPr>
+    </w:lvl>
+    <w:lvl w:ilvl="8" w:tentative="1">
+      <w:start w:val="1"/>
+      <w:numFmt w:val="bullet"/>
+      <w:lvlText w:val=""/>
+      <w:lvlJc w:val="left"/>
+      <w:pPr>
+        <w:tabs>
+          <w:tab w:val="num" w:pos="6480"/>
+        </w:tabs>
+        <w:ind w:left="6480" w:hanging="360"/>
+      </w:pPr>
+      <w:rPr>
+        <w:rFonts w:ascii="Wingdings" w:hAnsi="Wingdings" w:hint="default"/>
+        <w:sz w:val="20"/>
+      </w:rPr>
+    </w:lvl>
+  </w:abstractNum>
+  <w:abstractNum w:abstractNumId="15" w15:restartNumberingAfterBreak="0">
+    <w:nsid w:val="647C43DC"/>
+    <w:multiLevelType w:val="multilevel"/>
+    <w:tmpl w:val="0902145C"/>
+    <w:lvl w:ilvl="0">
+      <w:start w:val="1"/>
+      <w:numFmt w:val="bullet"/>
+      <w:lvlText w:val=""/>
+      <w:lvlJc w:val="left"/>
+      <w:pPr>
+        <w:tabs>
+          <w:tab w:val="num" w:pos="720"/>
+        </w:tabs>
+        <w:ind w:left="720" w:hanging="360"/>
+      </w:pPr>
+      <w:rPr>
+        <w:rFonts w:ascii="Symbol" w:hAnsi="Symbol" w:hint="default"/>
+        <w:sz w:val="20"/>
+      </w:rPr>
+    </w:lvl>
+    <w:lvl w:ilvl="1" w:tentative="1">
+      <w:start w:val="1"/>
+      <w:numFmt w:val="bullet"/>
+      <w:lvlText w:val="o"/>
+      <w:lvlJc w:val="left"/>
+      <w:pPr>
+        <w:tabs>
+          <w:tab w:val="num" w:pos="1440"/>
+        </w:tabs>
+        <w:ind w:left="1440" w:hanging="360"/>
+      </w:pPr>
+      <w:rPr>
+        <w:rFonts w:ascii="Courier New" w:hAnsi="Courier New" w:hint="default"/>
+        <w:sz w:val="20"/>
+      </w:rPr>
+    </w:lvl>
+    <w:lvl w:ilvl="2" w:tentative="1">
+      <w:start w:val="1"/>
+      <w:numFmt w:val="bullet"/>
+      <w:lvlText w:val=""/>
+      <w:lvlJc w:val="left"/>
+      <w:pPr>
+        <w:tabs>
+          <w:tab w:val="num" w:pos="2160"/>
+        </w:tabs>
+        <w:ind w:left="2160" w:hanging="360"/>
+      </w:pPr>
+      <w:rPr>
+        <w:rFonts w:ascii="Wingdings" w:hAnsi="Wingdings" w:hint="default"/>
+        <w:sz w:val="20"/>
+      </w:rPr>
+    </w:lvl>
+    <w:lvl w:ilvl="3" w:tentative="1">
+      <w:start w:val="1"/>
+      <w:numFmt w:val="bullet"/>
+      <w:lvlText w:val=""/>
+      <w:lvlJc w:val="left"/>
+      <w:pPr>
+        <w:tabs>
+          <w:tab w:val="num" w:pos="2880"/>
+        </w:tabs>
+        <w:ind w:left="2880" w:hanging="360"/>
+      </w:pPr>
+      <w:rPr>
+        <w:rFonts w:ascii="Wingdings" w:hAnsi="Wingdings" w:hint="default"/>
+        <w:sz w:val="20"/>
+      </w:rPr>
+    </w:lvl>
+    <w:lvl w:ilvl="4" w:tentative="1">
+      <w:start w:val="1"/>
+      <w:numFmt w:val="bullet"/>
+      <w:lvlText w:val=""/>
+      <w:lvlJc w:val="left"/>
+      <w:pPr>
+        <w:tabs>
+          <w:tab w:val="num" w:pos="3600"/>
+        </w:tabs>
+        <w:ind w:left="3600" w:hanging="360"/>
+      </w:pPr>
+      <w:rPr>
+        <w:rFonts w:ascii="Wingdings" w:hAnsi="Wingdings" w:hint="default"/>
+        <w:sz w:val="20"/>
+      </w:rPr>
+    </w:lvl>
+    <w:lvl w:ilvl="5" w:tentative="1">
+      <w:start w:val="1"/>
+      <w:numFmt w:val="bullet"/>
+      <w:lvlText w:val=""/>
+      <w:lvlJc w:val="left"/>
+      <w:pPr>
+        <w:tabs>
+          <w:tab w:val="num" w:pos="4320"/>
+        </w:tabs>
+        <w:ind w:left="4320" w:hanging="360"/>
+      </w:pPr>
+      <w:rPr>
+        <w:rFonts w:ascii="Wingdings" w:hAnsi="Wingdings" w:hint="default"/>
+        <w:sz w:val="20"/>
+      </w:rPr>
+    </w:lvl>
+    <w:lvl w:ilvl="6" w:tentative="1">
+      <w:start w:val="1"/>
+      <w:numFmt w:val="bullet"/>
+      <w:lvlText w:val=""/>
+      <w:lvlJc w:val="left"/>
+      <w:pPr>
+        <w:tabs>
+          <w:tab w:val="num" w:pos="5040"/>
+        </w:tabs>
+        <w:ind w:left="5040" w:hanging="360"/>
+      </w:pPr>
+      <w:rPr>
+        <w:rFonts w:ascii="Wingdings" w:hAnsi="Wingdings" w:hint="default"/>
+        <w:sz w:val="20"/>
+      </w:rPr>
+    </w:lvl>
+    <w:lvl w:ilvl="7" w:tentative="1">
+      <w:start w:val="1"/>
+      <w:numFmt w:val="bullet"/>
+      <w:lvlText w:val=""/>
+      <w:lvlJc w:val="left"/>
+      <w:pPr>
+        <w:tabs>
+          <w:tab w:val="num" w:pos="5760"/>
+        </w:tabs>
+        <w:ind w:left="5760" w:hanging="360"/>
+      </w:pPr>
+      <w:rPr>
+        <w:rFonts w:ascii="Wingdings" w:hAnsi="Wingdings" w:hint="default"/>
+        <w:sz w:val="20"/>
+      </w:rPr>
+    </w:lvl>
+    <w:lvl w:ilvl="8" w:tentative="1">
+      <w:start w:val="1"/>
+      <w:numFmt w:val="bullet"/>
+      <w:lvlText w:val=""/>
+      <w:lvlJc w:val="left"/>
+      <w:pPr>
+        <w:tabs>
+          <w:tab w:val="num" w:pos="6480"/>
+        </w:tabs>
+        <w:ind w:left="6480" w:hanging="360"/>
+      </w:pPr>
+      <w:rPr>
+        <w:rFonts w:ascii="Wingdings" w:hAnsi="Wingdings" w:hint="default"/>
+        <w:sz w:val="20"/>
+      </w:rPr>
+    </w:lvl>
+  </w:abstractNum>
+  <w:abstractNum w:abstractNumId="16" w15:restartNumberingAfterBreak="0">
+    <w:nsid w:val="69773D6C"/>
+    <w:multiLevelType w:val="multilevel"/>
+    <w:tmpl w:val="2084CC92"/>
     <w:lvl w:ilvl="0">
       <w:start w:val="1"/>
       <w:numFmt w:val="decimal"/>
@@ -17693,14 +17991,14 @@
       </w:pPr>
     </w:lvl>
   </w:abstractNum>
-  <w:abstractNum w:abstractNumId="15" w15:restartNumberingAfterBreak="0">
-    <w:nsid w:val="378B1175"/>
+  <w:abstractNum w:abstractNumId="17" w15:restartNumberingAfterBreak="0">
+    <w:nsid w:val="69AD6B8D"/>
     <w:multiLevelType w:val="multilevel"/>
-    <w:tmpl w:val="ABF0AAA2"/>
+    <w:tmpl w:val="86A299FC"/>
     <w:lvl w:ilvl="0">
       <w:start w:val="1"/>
-      <w:numFmt w:val="bullet"/>
-      <w:lvlText w:val=""/>
+      <w:numFmt w:val="decimal"/>
+      <w:lvlText w:val="%1."/>
       <w:lvlJc w:val="left"/>
       <w:pPr>
         <w:tabs>
@@ -17708,15 +18006,11 @@
         </w:tabs>
         <w:ind w:left="720" w:hanging="360"/>
       </w:pPr>
-      <w:rPr>
-        <w:rFonts w:ascii="Symbol" w:hAnsi="Symbol" w:hint="default"/>
-        <w:sz w:val="20"/>
-      </w:rPr>
     </w:lvl>
     <w:lvl w:ilvl="1" w:tentative="1">
       <w:start w:val="1"/>
-      <w:numFmt w:val="bullet"/>
-      <w:lvlText w:val="o"/>
+      <w:numFmt w:val="decimal"/>
+      <w:lvlText w:val="%2."/>
       <w:lvlJc w:val="left"/>
       <w:pPr>
         <w:tabs>
@@ -17724,15 +18018,11 @@
         </w:tabs>
         <w:ind w:left="1440" w:hanging="360"/>
       </w:pPr>
-      <w:rPr>
-        <w:rFonts w:ascii="Courier New" w:hAnsi="Courier New" w:hint="default"/>
-        <w:sz w:val="20"/>
-      </w:rPr>
     </w:lvl>
     <w:lvl w:ilvl="2" w:tentative="1">
       <w:start w:val="1"/>
-      <w:numFmt w:val="bullet"/>
-      <w:lvlText w:val=""/>
+      <w:numFmt w:val="decimal"/>
+      <w:lvlText w:val="%3."/>
       <w:lvlJc w:val="left"/>
       <w:pPr>
         <w:tabs>
@@ -17740,15 +18030,11 @@
         </w:tabs>
         <w:ind w:left="2160" w:hanging="360"/>
       </w:pPr>
-      <w:rPr>
-        <w:rFonts w:ascii="Wingdings" w:hAnsi="Wingdings" w:hint="default"/>
-        <w:sz w:val="20"/>
-      </w:rPr>
     </w:lvl>
     <w:lvl w:ilvl="3" w:tentative="1">
       <w:start w:val="1"/>
-      <w:numFmt w:val="bullet"/>
-      <w:lvlText w:val=""/>
+      <w:numFmt w:val="decimal"/>
+      <w:lvlText w:val="%4."/>
       <w:lvlJc w:val="left"/>
       <w:pPr>
         <w:tabs>
@@ -17756,15 +18042,11 @@
         </w:tabs>
         <w:ind w:left="2880" w:hanging="360"/>
       </w:pPr>
-      <w:rPr>
-        <w:rFonts w:ascii="Wingdings" w:hAnsi="Wingdings" w:hint="default"/>
-        <w:sz w:val="20"/>
-      </w:rPr>
     </w:lvl>
     <w:lvl w:ilvl="4" w:tentative="1">
       <w:start w:val="1"/>
-      <w:numFmt w:val="bullet"/>
-      <w:lvlText w:val=""/>
+      <w:numFmt w:val="decimal"/>
+      <w:lvlText w:val="%5."/>
       <w:lvlJc w:val="left"/>
       <w:pPr>
         <w:tabs>
@@ -17772,15 +18054,11 @@
         </w:tabs>
         <w:ind w:left="3600" w:hanging="360"/>
       </w:pPr>
-      <w:rPr>
-        <w:rFonts w:ascii="Wingdings" w:hAnsi="Wingdings" w:hint="default"/>
-        <w:sz w:val="20"/>
-      </w:rPr>
     </w:lvl>
     <w:lvl w:ilvl="5" w:tentative="1">
       <w:start w:val="1"/>
-      <w:numFmt w:val="bullet"/>
-      <w:lvlText w:val=""/>
+      <w:numFmt w:val="decimal"/>
+      <w:lvlText w:val="%6."/>
       <w:lvlJc w:val="left"/>
       <w:pPr>
         <w:tabs>
@@ -17788,15 +18066,11 @@
         </w:tabs>
         <w:ind w:left="4320" w:hanging="360"/>
       </w:pPr>
-      <w:rPr>
-        <w:rFonts w:ascii="Wingdings" w:hAnsi="Wingdings" w:hint="default"/>
-        <w:sz w:val="20"/>
-      </w:rPr>
     </w:lvl>
     <w:lvl w:ilvl="6" w:tentative="1">
       <w:start w:val="1"/>
-      <w:numFmt w:val="bullet"/>
-      <w:lvlText w:val=""/>
+      <w:numFmt w:val="decimal"/>
+      <w:lvlText w:val="%7."/>
       <w:lvlJc w:val="left"/>
       <w:pPr>
         <w:tabs>
@@ -17804,15 +18078,11 @@
         </w:tabs>
         <w:ind w:left="5040" w:hanging="360"/>
       </w:pPr>
-      <w:rPr>
-        <w:rFonts w:ascii="Wingdings" w:hAnsi="Wingdings" w:hint="default"/>
-        <w:sz w:val="20"/>
-      </w:rPr>
     </w:lvl>
     <w:lvl w:ilvl="7" w:tentative="1">
       <w:start w:val="1"/>
-      <w:numFmt w:val="bullet"/>
-      <w:lvlText w:val=""/>
+      <w:numFmt w:val="decimal"/>
+      <w:lvlText w:val="%8."/>
       <w:lvlJc w:val="left"/>
       <w:pPr>
         <w:tabs>
@@ -17820,15 +18090,11 @@
         </w:tabs>
         <w:ind w:left="5760" w:hanging="360"/>
       </w:pPr>
-      <w:rPr>
-        <w:rFonts w:ascii="Wingdings" w:hAnsi="Wingdings" w:hint="default"/>
-        <w:sz w:val="20"/>
-      </w:rPr>
     </w:lvl>
     <w:lvl w:ilvl="8" w:tentative="1">
       <w:start w:val="1"/>
-      <w:numFmt w:val="bullet"/>
-      <w:lvlText w:val=""/>
+      <w:numFmt w:val="decimal"/>
+      <w:lvlText w:val="%9."/>
       <w:lvlJc w:val="left"/>
       <w:pPr>
         <w:tabs>
@@ -17836,314 +18102,906 @@
         </w:tabs>
         <w:ind w:left="6480" w:hanging="360"/>
       </w:pPr>
-      <w:rPr>
-        <w:rFonts w:ascii="Wingdings" w:hAnsi="Wingdings" w:hint="default"/>
-        <w:sz w:val="20"/>
-      </w:rPr>
-    </w:lvl>
-  </w:abstractNum>
-  <w:abstractNum w:abstractNumId="16" w15:restartNumberingAfterBreak="0">
-    <w:nsid w:val="3C181709"/>
-    <w:multiLevelType w:val="multilevel"/>
-    <w:tmpl w:val="E2626442"/>
-    <w:lvl w:ilvl="0">
-      <w:start w:val="1"/>
-      <w:numFmt w:val="bullet"/>
-      <w:lvlText w:val=""/>
-      <w:lvlJc w:val="left"/>
-      <w:pPr>
-        <w:tabs>
-          <w:tab w:val="num" w:pos="720"/>
-        </w:tabs>
-        <w:ind w:left="720" w:hanging="360"/>
-      </w:pPr>
-      <w:rPr>
-        <w:rFonts w:ascii="Symbol" w:hAnsi="Symbol" w:hint="default"/>
-        <w:sz w:val="20"/>
-      </w:rPr>
-    </w:lvl>
-    <w:lvl w:ilvl="1" w:tentative="1">
-      <w:start w:val="1"/>
-      <w:numFmt w:val="bullet"/>
-      <w:lvlText w:val="o"/>
-      <w:lvlJc w:val="left"/>
-      <w:pPr>
-        <w:tabs>
-          <w:tab w:val="num" w:pos="1440"/>
-        </w:tabs>
-        <w:ind w:left="1440" w:hanging="360"/>
-      </w:pPr>
-      <w:rPr>
-        <w:rFonts w:ascii="Courier New" w:hAnsi="Courier New" w:hint="default"/>
-        <w:sz w:val="20"/>
-      </w:rPr>
-    </w:lvl>
-    <w:lvl w:ilvl="2" w:tentative="1">
-      <w:start w:val="1"/>
-      <w:numFmt w:val="bullet"/>
-      <w:lvlText w:val=""/>
-      <w:lvlJc w:val="left"/>
-      <w:pPr>
-        <w:tabs>
-          <w:tab w:val="num" w:pos="2160"/>
-        </w:tabs>
-        <w:ind w:left="2160" w:hanging="360"/>
-      </w:pPr>
-      <w:rPr>
-        <w:rFonts w:ascii="Wingdings" w:hAnsi="Wingdings" w:hint="default"/>
-        <w:sz w:val="20"/>
-      </w:rPr>
-    </w:lvl>
-    <w:lvl w:ilvl="3" w:tentative="1">
-      <w:start w:val="1"/>
-      <w:numFmt w:val="bullet"/>
-      <w:lvlText w:val=""/>
-      <w:lvlJc w:val="left"/>
-      <w:pPr>
-        <w:tabs>
-          <w:tab w:val="num" w:pos="2880"/>
-        </w:tabs>
-        <w:ind w:left="2880" w:hanging="360"/>
-      </w:pPr>
-      <w:rPr>
-        <w:rFonts w:ascii="Wingdings" w:hAnsi="Wingdings" w:hint="default"/>
-        <w:sz w:val="20"/>
-      </w:rPr>
-    </w:lvl>
-    <w:lvl w:ilvl="4" w:tentative="1">
-      <w:start w:val="1"/>
-      <w:numFmt w:val="bullet"/>
-      <w:lvlText w:val=""/>
-      <w:lvlJc w:val="left"/>
-      <w:pPr>
-        <w:tabs>
-          <w:tab w:val="num" w:pos="3600"/>
-        </w:tabs>
-        <w:ind w:left="3600" w:hanging="360"/>
-      </w:pPr>
-      <w:rPr>
-        <w:rFonts w:ascii="Wingdings" w:hAnsi="Wingdings" w:hint="default"/>
-        <w:sz w:val="20"/>
-      </w:rPr>
-    </w:lvl>
-    <w:lvl w:ilvl="5" w:tentative="1">
-      <w:start w:val="1"/>
-      <w:numFmt w:val="bullet"/>
-      <w:lvlText w:val=""/>
-      <w:lvlJc w:val="left"/>
-      <w:pPr>
-        <w:tabs>
-          <w:tab w:val="num" w:pos="4320"/>
-        </w:tabs>
-        <w:ind w:left="4320" w:hanging="360"/>
-      </w:pPr>
-      <w:rPr>
-        <w:rFonts w:ascii="Wingdings" w:hAnsi="Wingdings" w:hint="default"/>
-        <w:sz w:val="20"/>
-      </w:rPr>
-    </w:lvl>
-    <w:lvl w:ilvl="6" w:tentative="1">
-      <w:start w:val="1"/>
-      <w:numFmt w:val="bullet"/>
-      <w:lvlText w:val=""/>
-      <w:lvlJc w:val="left"/>
-      <w:pPr>
-        <w:tabs>
-          <w:tab w:val="num" w:pos="5040"/>
-        </w:tabs>
-        <w:ind w:left="5040" w:hanging="360"/>
-      </w:pPr>
-      <w:rPr>
-        <w:rFonts w:ascii="Wingdings" w:hAnsi="Wingdings" w:hint="default"/>
-        <w:sz w:val="20"/>
-      </w:rPr>
-    </w:lvl>
-    <w:lvl w:ilvl="7" w:tentative="1">
-      <w:start w:val="1"/>
-      <w:numFmt w:val="bullet"/>
-      <w:lvlText w:val=""/>
-      <w:lvlJc w:val="left"/>
-      <w:pPr>
-        <w:tabs>
-          <w:tab w:val="num" w:pos="5760"/>
-        </w:tabs>
-        <w:ind w:left="5760" w:hanging="360"/>
-      </w:pPr>
-      <w:rPr>
-        <w:rFonts w:ascii="Wingdings" w:hAnsi="Wingdings" w:hint="default"/>
-        <w:sz w:val="20"/>
-      </w:rPr>
-    </w:lvl>
-    <w:lvl w:ilvl="8" w:tentative="1">
-      <w:start w:val="1"/>
-      <w:numFmt w:val="bullet"/>
-      <w:lvlText w:val=""/>
-      <w:lvlJc w:val="left"/>
-      <w:pPr>
-        <w:tabs>
-          <w:tab w:val="num" w:pos="6480"/>
-        </w:tabs>
-        <w:ind w:left="6480" w:hanging="360"/>
-      </w:pPr>
-      <w:rPr>
-        <w:rFonts w:ascii="Wingdings" w:hAnsi="Wingdings" w:hint="default"/>
-        <w:sz w:val="20"/>
-      </w:rPr>
-    </w:lvl>
-  </w:abstractNum>
-  <w:abstractNum w:abstractNumId="17" w15:restartNumberingAfterBreak="0">
-    <w:nsid w:val="43BB2394"/>
-    <w:multiLevelType w:val="multilevel"/>
-    <w:tmpl w:val="50B00A48"/>
-    <w:lvl w:ilvl="0">
-      <w:start w:val="1"/>
-      <w:numFmt w:val="bullet"/>
-      <w:lvlText w:val=""/>
-      <w:lvlJc w:val="left"/>
-      <w:pPr>
-        <w:tabs>
-          <w:tab w:val="num" w:pos="720"/>
-        </w:tabs>
-        <w:ind w:left="720" w:hanging="360"/>
-      </w:pPr>
-      <w:rPr>
-        <w:rFonts w:ascii="Symbol" w:hAnsi="Symbol" w:hint="default"/>
-        <w:sz w:val="20"/>
-      </w:rPr>
-    </w:lvl>
-    <w:lvl w:ilvl="1" w:tentative="1">
-      <w:start w:val="1"/>
-      <w:numFmt w:val="bullet"/>
-      <w:lvlText w:val="o"/>
-      <w:lvlJc w:val="left"/>
-      <w:pPr>
-        <w:tabs>
-          <w:tab w:val="num" w:pos="1440"/>
-        </w:tabs>
-        <w:ind w:left="1440" w:hanging="360"/>
-      </w:pPr>
-      <w:rPr>
-        <w:rFonts w:ascii="Courier New" w:hAnsi="Courier New" w:hint="default"/>
-        <w:sz w:val="20"/>
-      </w:rPr>
-    </w:lvl>
-    <w:lvl w:ilvl="2" w:tentative="1">
-      <w:start w:val="1"/>
-      <w:numFmt w:val="bullet"/>
-      <w:lvlText w:val=""/>
-      <w:lvlJc w:val="left"/>
-      <w:pPr>
-        <w:tabs>
-          <w:tab w:val="num" w:pos="2160"/>
-        </w:tabs>
-        <w:ind w:left="2160" w:hanging="360"/>
-      </w:pPr>
-      <w:rPr>
-        <w:rFonts w:ascii="Wingdings" w:hAnsi="Wingdings" w:hint="default"/>
-        <w:sz w:val="20"/>
-      </w:rPr>
-    </w:lvl>
-    <w:lvl w:ilvl="3" w:tentative="1">
-      <w:start w:val="1"/>
-      <w:numFmt w:val="bullet"/>
-      <w:lvlText w:val=""/>
-      <w:lvlJc w:val="left"/>
-      <w:pPr>
-        <w:tabs>
-          <w:tab w:val="num" w:pos="2880"/>
-        </w:tabs>
-        <w:ind w:left="2880" w:hanging="360"/>
-      </w:pPr>
-      <w:rPr>
-        <w:rFonts w:ascii="Wingdings" w:hAnsi="Wingdings" w:hint="default"/>
-        <w:sz w:val="20"/>
-      </w:rPr>
-    </w:lvl>
-    <w:lvl w:ilvl="4" w:tentative="1">
-      <w:start w:val="1"/>
-      <w:numFmt w:val="bullet"/>
-      <w:lvlText w:val=""/>
-      <w:lvlJc w:val="left"/>
-      <w:pPr>
-        <w:tabs>
-          <w:tab w:val="num" w:pos="3600"/>
-        </w:tabs>
-        <w:ind w:left="3600" w:hanging="360"/>
-      </w:pPr>
-      <w:rPr>
-        <w:rFonts w:ascii="Wingdings" w:hAnsi="Wingdings" w:hint="default"/>
-        <w:sz w:val="20"/>
-      </w:rPr>
-    </w:lvl>
-    <w:lvl w:ilvl="5" w:tentative="1">
-      <w:start w:val="1"/>
-      <w:numFmt w:val="bullet"/>
-      <w:lvlText w:val=""/>
-      <w:lvlJc w:val="left"/>
-      <w:pPr>
-        <w:tabs>
-          <w:tab w:val="num" w:pos="4320"/>
-        </w:tabs>
-        <w:ind w:left="4320" w:hanging="360"/>
-      </w:pPr>
-      <w:rPr>
-        <w:rFonts w:ascii="Wingdings" w:hAnsi="Wingdings" w:hint="default"/>
-        <w:sz w:val="20"/>
-      </w:rPr>
-    </w:lvl>
-    <w:lvl w:ilvl="6" w:tentative="1">
-      <w:start w:val="1"/>
-      <w:numFmt w:val="bullet"/>
-      <w:lvlText w:val=""/>
-      <w:lvlJc w:val="left"/>
-      <w:pPr>
-        <w:tabs>
-          <w:tab w:val="num" w:pos="5040"/>
-        </w:tabs>
-        <w:ind w:left="5040" w:hanging="360"/>
-      </w:pPr>
-      <w:rPr>
-        <w:rFonts w:ascii="Wingdings" w:hAnsi="Wingdings" w:hint="default"/>
-        <w:sz w:val="20"/>
-      </w:rPr>
-    </w:lvl>
-    <w:lvl w:ilvl="7" w:tentative="1">
-      <w:start w:val="1"/>
-      <w:numFmt w:val="bullet"/>
-      <w:lvlText w:val=""/>
-      <w:lvlJc w:val="left"/>
-      <w:pPr>
-        <w:tabs>
-          <w:tab w:val="num" w:pos="5760"/>
-        </w:tabs>
-        <w:ind w:left="5760" w:hanging="360"/>
-      </w:pPr>
-      <w:rPr>
-        <w:rFonts w:ascii="Wingdings" w:hAnsi="Wingdings" w:hint="default"/>
-        <w:sz w:val="20"/>
-      </w:rPr>
-    </w:lvl>
-    <w:lvl w:ilvl="8" w:tentative="1">
-      <w:start w:val="1"/>
-      <w:numFmt w:val="bullet"/>
-      <w:lvlText w:val=""/>
-      <w:lvlJc w:val="left"/>
-      <w:pPr>
-        <w:tabs>
-          <w:tab w:val="num" w:pos="6480"/>
-        </w:tabs>
-        <w:ind w:left="6480" w:hanging="360"/>
-      </w:pPr>
-      <w:rPr>
-        <w:rFonts w:ascii="Wingdings" w:hAnsi="Wingdings" w:hint="default"/>
-        <w:sz w:val="20"/>
-      </w:rPr>
     </w:lvl>
   </w:abstractNum>
   <w:abstractNum w:abstractNumId="18" w15:restartNumberingAfterBreak="0">
-    <w:nsid w:val="57010330"/>
+    <w:nsid w:val="6D4B219C"/>
     <w:multiLevelType w:val="multilevel"/>
-    <w:tmpl w:val="E084AF46"/>
+    <w:tmpl w:val="462423DC"/>
+    <w:lvl w:ilvl="0">
+      <w:start w:val="1"/>
+      <w:numFmt w:val="bullet"/>
+      <w:lvlText w:val=""/>
+      <w:lvlJc w:val="left"/>
+      <w:pPr>
+        <w:tabs>
+          <w:tab w:val="num" w:pos="720"/>
+        </w:tabs>
+        <w:ind w:left="720" w:hanging="360"/>
+      </w:pPr>
+      <w:rPr>
+        <w:rFonts w:ascii="Symbol" w:hAnsi="Symbol" w:hint="default"/>
+        <w:sz w:val="20"/>
+      </w:rPr>
+    </w:lvl>
+    <w:lvl w:ilvl="1" w:tentative="1">
+      <w:start w:val="1"/>
+      <w:numFmt w:val="bullet"/>
+      <w:lvlText w:val="o"/>
+      <w:lvlJc w:val="left"/>
+      <w:pPr>
+        <w:tabs>
+          <w:tab w:val="num" w:pos="1440"/>
+        </w:tabs>
+        <w:ind w:left="1440" w:hanging="360"/>
+      </w:pPr>
+      <w:rPr>
+        <w:rFonts w:ascii="Courier New" w:hAnsi="Courier New" w:hint="default"/>
+        <w:sz w:val="20"/>
+      </w:rPr>
+    </w:lvl>
+    <w:lvl w:ilvl="2" w:tentative="1">
+      <w:start w:val="1"/>
+      <w:numFmt w:val="bullet"/>
+      <w:lvlText w:val=""/>
+      <w:lvlJc w:val="left"/>
+      <w:pPr>
+        <w:tabs>
+          <w:tab w:val="num" w:pos="2160"/>
+        </w:tabs>
+        <w:ind w:left="2160" w:hanging="360"/>
+      </w:pPr>
+      <w:rPr>
+        <w:rFonts w:ascii="Wingdings" w:hAnsi="Wingdings" w:hint="default"/>
+        <w:sz w:val="20"/>
+      </w:rPr>
+    </w:lvl>
+    <w:lvl w:ilvl="3" w:tentative="1">
+      <w:start w:val="1"/>
+      <w:numFmt w:val="bullet"/>
+      <w:lvlText w:val=""/>
+      <w:lvlJc w:val="left"/>
+      <w:pPr>
+        <w:tabs>
+          <w:tab w:val="num" w:pos="2880"/>
+        </w:tabs>
+        <w:ind w:left="2880" w:hanging="360"/>
+      </w:pPr>
+      <w:rPr>
+        <w:rFonts w:ascii="Wingdings" w:hAnsi="Wingdings" w:hint="default"/>
+        <w:sz w:val="20"/>
+      </w:rPr>
+    </w:lvl>
+    <w:lvl w:ilvl="4" w:tentative="1">
+      <w:start w:val="1"/>
+      <w:numFmt w:val="bullet"/>
+      <w:lvlText w:val=""/>
+      <w:lvlJc w:val="left"/>
+      <w:pPr>
+        <w:tabs>
+          <w:tab w:val="num" w:pos="3600"/>
+        </w:tabs>
+        <w:ind w:left="3600" w:hanging="360"/>
+      </w:pPr>
+      <w:rPr>
+        <w:rFonts w:ascii="Wingdings" w:hAnsi="Wingdings" w:hint="default"/>
+        <w:sz w:val="20"/>
+      </w:rPr>
+    </w:lvl>
+    <w:lvl w:ilvl="5" w:tentative="1">
+      <w:start w:val="1"/>
+      <w:numFmt w:val="bullet"/>
+      <w:lvlText w:val=""/>
+      <w:lvlJc w:val="left"/>
+      <w:pPr>
+        <w:tabs>
+          <w:tab w:val="num" w:pos="4320"/>
+        </w:tabs>
+        <w:ind w:left="4320" w:hanging="360"/>
+      </w:pPr>
+      <w:rPr>
+        <w:rFonts w:ascii="Wingdings" w:hAnsi="Wingdings" w:hint="default"/>
+        <w:sz w:val="20"/>
+      </w:rPr>
+    </w:lvl>
+    <w:lvl w:ilvl="6" w:tentative="1">
+      <w:start w:val="1"/>
+      <w:numFmt w:val="bullet"/>
+      <w:lvlText w:val=""/>
+      <w:lvlJc w:val="left"/>
+      <w:pPr>
+        <w:tabs>
+          <w:tab w:val="num" w:pos="5040"/>
+        </w:tabs>
+        <w:ind w:left="5040" w:hanging="360"/>
+      </w:pPr>
+      <w:rPr>
+        <w:rFonts w:ascii="Wingdings" w:hAnsi="Wingdings" w:hint="default"/>
+        <w:sz w:val="20"/>
+      </w:rPr>
+    </w:lvl>
+    <w:lvl w:ilvl="7" w:tentative="1">
+      <w:start w:val="1"/>
+      <w:numFmt w:val="bullet"/>
+      <w:lvlText w:val=""/>
+      <w:lvlJc w:val="left"/>
+      <w:pPr>
+        <w:tabs>
+          <w:tab w:val="num" w:pos="5760"/>
+        </w:tabs>
+        <w:ind w:left="5760" w:hanging="360"/>
+      </w:pPr>
+      <w:rPr>
+        <w:rFonts w:ascii="Wingdings" w:hAnsi="Wingdings" w:hint="default"/>
+        <w:sz w:val="20"/>
+      </w:rPr>
+    </w:lvl>
+    <w:lvl w:ilvl="8" w:tentative="1">
+      <w:start w:val="1"/>
+      <w:numFmt w:val="bullet"/>
+      <w:lvlText w:val=""/>
+      <w:lvlJc w:val="left"/>
+      <w:pPr>
+        <w:tabs>
+          <w:tab w:val="num" w:pos="6480"/>
+        </w:tabs>
+        <w:ind w:left="6480" w:hanging="360"/>
+      </w:pPr>
+      <w:rPr>
+        <w:rFonts w:ascii="Wingdings" w:hAnsi="Wingdings" w:hint="default"/>
+        <w:sz w:val="20"/>
+      </w:rPr>
+    </w:lvl>
+  </w:abstractNum>
+  <w:abstractNum w:abstractNumId="19" w15:restartNumberingAfterBreak="0">
+    <w:nsid w:val="6D663ECA"/>
+    <w:multiLevelType w:val="multilevel"/>
+    <w:tmpl w:val="319A3C50"/>
+    <w:lvl w:ilvl="0">
+      <w:start w:val="1"/>
+      <w:numFmt w:val="bullet"/>
+      <w:lvlText w:val=""/>
+      <w:lvlJc w:val="left"/>
+      <w:pPr>
+        <w:tabs>
+          <w:tab w:val="num" w:pos="720"/>
+        </w:tabs>
+        <w:ind w:left="720" w:hanging="360"/>
+      </w:pPr>
+      <w:rPr>
+        <w:rFonts w:ascii="Symbol" w:hAnsi="Symbol" w:hint="default"/>
+        <w:sz w:val="20"/>
+      </w:rPr>
+    </w:lvl>
+    <w:lvl w:ilvl="1" w:tentative="1">
+      <w:start w:val="1"/>
+      <w:numFmt w:val="bullet"/>
+      <w:lvlText w:val="o"/>
+      <w:lvlJc w:val="left"/>
+      <w:pPr>
+        <w:tabs>
+          <w:tab w:val="num" w:pos="1440"/>
+        </w:tabs>
+        <w:ind w:left="1440" w:hanging="360"/>
+      </w:pPr>
+      <w:rPr>
+        <w:rFonts w:ascii="Courier New" w:hAnsi="Courier New" w:hint="default"/>
+        <w:sz w:val="20"/>
+      </w:rPr>
+    </w:lvl>
+    <w:lvl w:ilvl="2" w:tentative="1">
+      <w:start w:val="1"/>
+      <w:numFmt w:val="bullet"/>
+      <w:lvlText w:val=""/>
+      <w:lvlJc w:val="left"/>
+      <w:pPr>
+        <w:tabs>
+          <w:tab w:val="num" w:pos="2160"/>
+        </w:tabs>
+        <w:ind w:left="2160" w:hanging="360"/>
+      </w:pPr>
+      <w:rPr>
+        <w:rFonts w:ascii="Wingdings" w:hAnsi="Wingdings" w:hint="default"/>
+        <w:sz w:val="20"/>
+      </w:rPr>
+    </w:lvl>
+    <w:lvl w:ilvl="3" w:tentative="1">
+      <w:start w:val="1"/>
+      <w:numFmt w:val="bullet"/>
+      <w:lvlText w:val=""/>
+      <w:lvlJc w:val="left"/>
+      <w:pPr>
+        <w:tabs>
+          <w:tab w:val="num" w:pos="2880"/>
+        </w:tabs>
+        <w:ind w:left="2880" w:hanging="360"/>
+      </w:pPr>
+      <w:rPr>
+        <w:rFonts w:ascii="Wingdings" w:hAnsi="Wingdings" w:hint="default"/>
+        <w:sz w:val="20"/>
+      </w:rPr>
+    </w:lvl>
+    <w:lvl w:ilvl="4" w:tentative="1">
+      <w:start w:val="1"/>
+      <w:numFmt w:val="bullet"/>
+      <w:lvlText w:val=""/>
+      <w:lvlJc w:val="left"/>
+      <w:pPr>
+        <w:tabs>
+          <w:tab w:val="num" w:pos="3600"/>
+        </w:tabs>
+        <w:ind w:left="3600" w:hanging="360"/>
+      </w:pPr>
+      <w:rPr>
+        <w:rFonts w:ascii="Wingdings" w:hAnsi="Wingdings" w:hint="default"/>
+        <w:sz w:val="20"/>
+      </w:rPr>
+    </w:lvl>
+    <w:lvl w:ilvl="5" w:tentative="1">
+      <w:start w:val="1"/>
+      <w:numFmt w:val="bullet"/>
+      <w:lvlText w:val=""/>
+      <w:lvlJc w:val="left"/>
+      <w:pPr>
+        <w:tabs>
+          <w:tab w:val="num" w:pos="4320"/>
+        </w:tabs>
+        <w:ind w:left="4320" w:hanging="360"/>
+      </w:pPr>
+      <w:rPr>
+        <w:rFonts w:ascii="Wingdings" w:hAnsi="Wingdings" w:hint="default"/>
+        <w:sz w:val="20"/>
+      </w:rPr>
+    </w:lvl>
+    <w:lvl w:ilvl="6" w:tentative="1">
+      <w:start w:val="1"/>
+      <w:numFmt w:val="bullet"/>
+      <w:lvlText w:val=""/>
+      <w:lvlJc w:val="left"/>
+      <w:pPr>
+        <w:tabs>
+          <w:tab w:val="num" w:pos="5040"/>
+        </w:tabs>
+        <w:ind w:left="5040" w:hanging="360"/>
+      </w:pPr>
+      <w:rPr>
+        <w:rFonts w:ascii="Wingdings" w:hAnsi="Wingdings" w:hint="default"/>
+        <w:sz w:val="20"/>
+      </w:rPr>
+    </w:lvl>
+    <w:lvl w:ilvl="7" w:tentative="1">
+      <w:start w:val="1"/>
+      <w:numFmt w:val="bullet"/>
+      <w:lvlText w:val=""/>
+      <w:lvlJc w:val="left"/>
+      <w:pPr>
+        <w:tabs>
+          <w:tab w:val="num" w:pos="5760"/>
+        </w:tabs>
+        <w:ind w:left="5760" w:hanging="360"/>
+      </w:pPr>
+      <w:rPr>
+        <w:rFonts w:ascii="Wingdings" w:hAnsi="Wingdings" w:hint="default"/>
+        <w:sz w:val="20"/>
+      </w:rPr>
+    </w:lvl>
+    <w:lvl w:ilvl="8" w:tentative="1">
+      <w:start w:val="1"/>
+      <w:numFmt w:val="bullet"/>
+      <w:lvlText w:val=""/>
+      <w:lvlJc w:val="left"/>
+      <w:pPr>
+        <w:tabs>
+          <w:tab w:val="num" w:pos="6480"/>
+        </w:tabs>
+        <w:ind w:left="6480" w:hanging="360"/>
+      </w:pPr>
+      <w:rPr>
+        <w:rFonts w:ascii="Wingdings" w:hAnsi="Wingdings" w:hint="default"/>
+        <w:sz w:val="20"/>
+      </w:rPr>
+    </w:lvl>
+  </w:abstractNum>
+  <w:abstractNum w:abstractNumId="20" w15:restartNumberingAfterBreak="0">
+    <w:nsid w:val="6E9066A5"/>
+    <w:multiLevelType w:val="multilevel"/>
+    <w:tmpl w:val="1B54E72A"/>
+    <w:lvl w:ilvl="0">
+      <w:start w:val="1"/>
+      <w:numFmt w:val="bullet"/>
+      <w:lvlText w:val=""/>
+      <w:lvlJc w:val="left"/>
+      <w:pPr>
+        <w:tabs>
+          <w:tab w:val="num" w:pos="720"/>
+        </w:tabs>
+        <w:ind w:left="720" w:hanging="360"/>
+      </w:pPr>
+      <w:rPr>
+        <w:rFonts w:ascii="Symbol" w:hAnsi="Symbol" w:hint="default"/>
+        <w:sz w:val="20"/>
+      </w:rPr>
+    </w:lvl>
+    <w:lvl w:ilvl="1" w:tentative="1">
+      <w:start w:val="1"/>
+      <w:numFmt w:val="bullet"/>
+      <w:lvlText w:val="o"/>
+      <w:lvlJc w:val="left"/>
+      <w:pPr>
+        <w:tabs>
+          <w:tab w:val="num" w:pos="1440"/>
+        </w:tabs>
+        <w:ind w:left="1440" w:hanging="360"/>
+      </w:pPr>
+      <w:rPr>
+        <w:rFonts w:ascii="Courier New" w:hAnsi="Courier New" w:hint="default"/>
+        <w:sz w:val="20"/>
+      </w:rPr>
+    </w:lvl>
+    <w:lvl w:ilvl="2" w:tentative="1">
+      <w:start w:val="1"/>
+      <w:numFmt w:val="bullet"/>
+      <w:lvlText w:val=""/>
+      <w:lvlJc w:val="left"/>
+      <w:pPr>
+        <w:tabs>
+          <w:tab w:val="num" w:pos="2160"/>
+        </w:tabs>
+        <w:ind w:left="2160" w:hanging="360"/>
+      </w:pPr>
+      <w:rPr>
+        <w:rFonts w:ascii="Wingdings" w:hAnsi="Wingdings" w:hint="default"/>
+        <w:sz w:val="20"/>
+      </w:rPr>
+    </w:lvl>
+    <w:lvl w:ilvl="3" w:tentative="1">
+      <w:start w:val="1"/>
+      <w:numFmt w:val="bullet"/>
+      <w:lvlText w:val=""/>
+      <w:lvlJc w:val="left"/>
+      <w:pPr>
+        <w:tabs>
+          <w:tab w:val="num" w:pos="2880"/>
+        </w:tabs>
+        <w:ind w:left="2880" w:hanging="360"/>
+      </w:pPr>
+      <w:rPr>
+        <w:rFonts w:ascii="Wingdings" w:hAnsi="Wingdings" w:hint="default"/>
+        <w:sz w:val="20"/>
+      </w:rPr>
+    </w:lvl>
+    <w:lvl w:ilvl="4" w:tentative="1">
+      <w:start w:val="1"/>
+      <w:numFmt w:val="bullet"/>
+      <w:lvlText w:val=""/>
+      <w:lvlJc w:val="left"/>
+      <w:pPr>
+        <w:tabs>
+          <w:tab w:val="num" w:pos="3600"/>
+        </w:tabs>
+        <w:ind w:left="3600" w:hanging="360"/>
+      </w:pPr>
+      <w:rPr>
+        <w:rFonts w:ascii="Wingdings" w:hAnsi="Wingdings" w:hint="default"/>
+        <w:sz w:val="20"/>
+      </w:rPr>
+    </w:lvl>
+    <w:lvl w:ilvl="5" w:tentative="1">
+      <w:start w:val="1"/>
+      <w:numFmt w:val="bullet"/>
+      <w:lvlText w:val=""/>
+      <w:lvlJc w:val="left"/>
+      <w:pPr>
+        <w:tabs>
+          <w:tab w:val="num" w:pos="4320"/>
+        </w:tabs>
+        <w:ind w:left="4320" w:hanging="360"/>
+      </w:pPr>
+      <w:rPr>
+        <w:rFonts w:ascii="Wingdings" w:hAnsi="Wingdings" w:hint="default"/>
+        <w:sz w:val="20"/>
+      </w:rPr>
+    </w:lvl>
+    <w:lvl w:ilvl="6" w:tentative="1">
+      <w:start w:val="1"/>
+      <w:numFmt w:val="bullet"/>
+      <w:lvlText w:val=""/>
+      <w:lvlJc w:val="left"/>
+      <w:pPr>
+        <w:tabs>
+          <w:tab w:val="num" w:pos="5040"/>
+        </w:tabs>
+        <w:ind w:left="5040" w:hanging="360"/>
+      </w:pPr>
+      <w:rPr>
+        <w:rFonts w:ascii="Wingdings" w:hAnsi="Wingdings" w:hint="default"/>
+        <w:sz w:val="20"/>
+      </w:rPr>
+    </w:lvl>
+    <w:lvl w:ilvl="7" w:tentative="1">
+      <w:start w:val="1"/>
+      <w:numFmt w:val="bullet"/>
+      <w:lvlText w:val=""/>
+      <w:lvlJc w:val="left"/>
+      <w:pPr>
+        <w:tabs>
+          <w:tab w:val="num" w:pos="5760"/>
+        </w:tabs>
+        <w:ind w:left="5760" w:hanging="360"/>
+      </w:pPr>
+      <w:rPr>
+        <w:rFonts w:ascii="Wingdings" w:hAnsi="Wingdings" w:hint="default"/>
+        <w:sz w:val="20"/>
+      </w:rPr>
+    </w:lvl>
+    <w:lvl w:ilvl="8" w:tentative="1">
+      <w:start w:val="1"/>
+      <w:numFmt w:val="bullet"/>
+      <w:lvlText w:val=""/>
+      <w:lvlJc w:val="left"/>
+      <w:pPr>
+        <w:tabs>
+          <w:tab w:val="num" w:pos="6480"/>
+        </w:tabs>
+        <w:ind w:left="6480" w:hanging="360"/>
+      </w:pPr>
+      <w:rPr>
+        <w:rFonts w:ascii="Wingdings" w:hAnsi="Wingdings" w:hint="default"/>
+        <w:sz w:val="20"/>
+      </w:rPr>
+    </w:lvl>
+  </w:abstractNum>
+  <w:abstractNum w:abstractNumId="21" w15:restartNumberingAfterBreak="0">
+    <w:nsid w:val="6F4B5330"/>
+    <w:multiLevelType w:val="multilevel"/>
+    <w:tmpl w:val="2938A67A"/>
+    <w:lvl w:ilvl="0">
+      <w:start w:val="1"/>
+      <w:numFmt w:val="bullet"/>
+      <w:lvlText w:val=""/>
+      <w:lvlJc w:val="left"/>
+      <w:pPr>
+        <w:tabs>
+          <w:tab w:val="num" w:pos="720"/>
+        </w:tabs>
+        <w:ind w:left="720" w:hanging="360"/>
+      </w:pPr>
+      <w:rPr>
+        <w:rFonts w:ascii="Symbol" w:hAnsi="Symbol" w:hint="default"/>
+        <w:sz w:val="20"/>
+      </w:rPr>
+    </w:lvl>
+    <w:lvl w:ilvl="1" w:tentative="1">
+      <w:start w:val="1"/>
+      <w:numFmt w:val="bullet"/>
+      <w:lvlText w:val="o"/>
+      <w:lvlJc w:val="left"/>
+      <w:pPr>
+        <w:tabs>
+          <w:tab w:val="num" w:pos="1440"/>
+        </w:tabs>
+        <w:ind w:left="1440" w:hanging="360"/>
+      </w:pPr>
+      <w:rPr>
+        <w:rFonts w:ascii="Courier New" w:hAnsi="Courier New" w:hint="default"/>
+        <w:sz w:val="20"/>
+      </w:rPr>
+    </w:lvl>
+    <w:lvl w:ilvl="2" w:tentative="1">
+      <w:start w:val="1"/>
+      <w:numFmt w:val="bullet"/>
+      <w:lvlText w:val=""/>
+      <w:lvlJc w:val="left"/>
+      <w:pPr>
+        <w:tabs>
+          <w:tab w:val="num" w:pos="2160"/>
+        </w:tabs>
+        <w:ind w:left="2160" w:hanging="360"/>
+      </w:pPr>
+      <w:rPr>
+        <w:rFonts w:ascii="Wingdings" w:hAnsi="Wingdings" w:hint="default"/>
+        <w:sz w:val="20"/>
+      </w:rPr>
+    </w:lvl>
+    <w:lvl w:ilvl="3" w:tentative="1">
+      <w:start w:val="1"/>
+      <w:numFmt w:val="bullet"/>
+      <w:lvlText w:val=""/>
+      <w:lvlJc w:val="left"/>
+      <w:pPr>
+        <w:tabs>
+          <w:tab w:val="num" w:pos="2880"/>
+        </w:tabs>
+        <w:ind w:left="2880" w:hanging="360"/>
+      </w:pPr>
+      <w:rPr>
+        <w:rFonts w:ascii="Wingdings" w:hAnsi="Wingdings" w:hint="default"/>
+        <w:sz w:val="20"/>
+      </w:rPr>
+    </w:lvl>
+    <w:lvl w:ilvl="4" w:tentative="1">
+      <w:start w:val="1"/>
+      <w:numFmt w:val="bullet"/>
+      <w:lvlText w:val=""/>
+      <w:lvlJc w:val="left"/>
+      <w:pPr>
+        <w:tabs>
+          <w:tab w:val="num" w:pos="3600"/>
+        </w:tabs>
+        <w:ind w:left="3600" w:hanging="360"/>
+      </w:pPr>
+      <w:rPr>
+        <w:rFonts w:ascii="Wingdings" w:hAnsi="Wingdings" w:hint="default"/>
+        <w:sz w:val="20"/>
+      </w:rPr>
+    </w:lvl>
+    <w:lvl w:ilvl="5" w:tentative="1">
+      <w:start w:val="1"/>
+      <w:numFmt w:val="bullet"/>
+      <w:lvlText w:val=""/>
+      <w:lvlJc w:val="left"/>
+      <w:pPr>
+        <w:tabs>
+          <w:tab w:val="num" w:pos="4320"/>
+        </w:tabs>
+        <w:ind w:left="4320" w:hanging="360"/>
+      </w:pPr>
+      <w:rPr>
+        <w:rFonts w:ascii="Wingdings" w:hAnsi="Wingdings" w:hint="default"/>
+        <w:sz w:val="20"/>
+      </w:rPr>
+    </w:lvl>
+    <w:lvl w:ilvl="6" w:tentative="1">
+      <w:start w:val="1"/>
+      <w:numFmt w:val="bullet"/>
+      <w:lvlText w:val=""/>
+      <w:lvlJc w:val="left"/>
+      <w:pPr>
+        <w:tabs>
+          <w:tab w:val="num" w:pos="5040"/>
+        </w:tabs>
+        <w:ind w:left="5040" w:hanging="360"/>
+      </w:pPr>
+      <w:rPr>
+        <w:rFonts w:ascii="Wingdings" w:hAnsi="Wingdings" w:hint="default"/>
+        <w:sz w:val="20"/>
+      </w:rPr>
+    </w:lvl>
+    <w:lvl w:ilvl="7" w:tentative="1">
+      <w:start w:val="1"/>
+      <w:numFmt w:val="bullet"/>
+      <w:lvlText w:val=""/>
+      <w:lvlJc w:val="left"/>
+      <w:pPr>
+        <w:tabs>
+          <w:tab w:val="num" w:pos="5760"/>
+        </w:tabs>
+        <w:ind w:left="5760" w:hanging="360"/>
+      </w:pPr>
+      <w:rPr>
+        <w:rFonts w:ascii="Wingdings" w:hAnsi="Wingdings" w:hint="default"/>
+        <w:sz w:val="20"/>
+      </w:rPr>
+    </w:lvl>
+    <w:lvl w:ilvl="8" w:tentative="1">
+      <w:start w:val="1"/>
+      <w:numFmt w:val="bullet"/>
+      <w:lvlText w:val=""/>
+      <w:lvlJc w:val="left"/>
+      <w:pPr>
+        <w:tabs>
+          <w:tab w:val="num" w:pos="6480"/>
+        </w:tabs>
+        <w:ind w:left="6480" w:hanging="360"/>
+      </w:pPr>
+      <w:rPr>
+        <w:rFonts w:ascii="Wingdings" w:hAnsi="Wingdings" w:hint="default"/>
+        <w:sz w:val="20"/>
+      </w:rPr>
+    </w:lvl>
+  </w:abstractNum>
+  <w:abstractNum w:abstractNumId="22" w15:restartNumberingAfterBreak="0">
+    <w:nsid w:val="72625F2C"/>
+    <w:multiLevelType w:val="multilevel"/>
+    <w:tmpl w:val="B2EE023E"/>
+    <w:lvl w:ilvl="0">
+      <w:start w:val="1"/>
+      <w:numFmt w:val="bullet"/>
+      <w:lvlText w:val=""/>
+      <w:lvlJc w:val="left"/>
+      <w:pPr>
+        <w:tabs>
+          <w:tab w:val="num" w:pos="720"/>
+        </w:tabs>
+        <w:ind w:left="720" w:hanging="360"/>
+      </w:pPr>
+      <w:rPr>
+        <w:rFonts w:ascii="Symbol" w:hAnsi="Symbol" w:hint="default"/>
+        <w:sz w:val="20"/>
+      </w:rPr>
+    </w:lvl>
+    <w:lvl w:ilvl="1" w:tentative="1">
+      <w:start w:val="1"/>
+      <w:numFmt w:val="bullet"/>
+      <w:lvlText w:val="o"/>
+      <w:lvlJc w:val="left"/>
+      <w:pPr>
+        <w:tabs>
+          <w:tab w:val="num" w:pos="1440"/>
+        </w:tabs>
+        <w:ind w:left="1440" w:hanging="360"/>
+      </w:pPr>
+      <w:rPr>
+        <w:rFonts w:ascii="Courier New" w:hAnsi="Courier New" w:hint="default"/>
+        <w:sz w:val="20"/>
+      </w:rPr>
+    </w:lvl>
+    <w:lvl w:ilvl="2" w:tentative="1">
+      <w:start w:val="1"/>
+      <w:numFmt w:val="bullet"/>
+      <w:lvlText w:val=""/>
+      <w:lvlJc w:val="left"/>
+      <w:pPr>
+        <w:tabs>
+          <w:tab w:val="num" w:pos="2160"/>
+        </w:tabs>
+        <w:ind w:left="2160" w:hanging="360"/>
+      </w:pPr>
+      <w:rPr>
+        <w:rFonts w:ascii="Wingdings" w:hAnsi="Wingdings" w:hint="default"/>
+        <w:sz w:val="20"/>
+      </w:rPr>
+    </w:lvl>
+    <w:lvl w:ilvl="3" w:tentative="1">
+      <w:start w:val="1"/>
+      <w:numFmt w:val="bullet"/>
+      <w:lvlText w:val=""/>
+      <w:lvlJc w:val="left"/>
+      <w:pPr>
+        <w:tabs>
+          <w:tab w:val="num" w:pos="2880"/>
+        </w:tabs>
+        <w:ind w:left="2880" w:hanging="360"/>
+      </w:pPr>
+      <w:rPr>
+        <w:rFonts w:ascii="Wingdings" w:hAnsi="Wingdings" w:hint="default"/>
+        <w:sz w:val="20"/>
+      </w:rPr>
+    </w:lvl>
+    <w:lvl w:ilvl="4" w:tentative="1">
+      <w:start w:val="1"/>
+      <w:numFmt w:val="bullet"/>
+      <w:lvlText w:val=""/>
+      <w:lvlJc w:val="left"/>
+      <w:pPr>
+        <w:tabs>
+          <w:tab w:val="num" w:pos="3600"/>
+        </w:tabs>
+        <w:ind w:left="3600" w:hanging="360"/>
+      </w:pPr>
+      <w:rPr>
+        <w:rFonts w:ascii="Wingdings" w:hAnsi="Wingdings" w:hint="default"/>
+        <w:sz w:val="20"/>
+      </w:rPr>
+    </w:lvl>
+    <w:lvl w:ilvl="5" w:tentative="1">
+      <w:start w:val="1"/>
+      <w:numFmt w:val="bullet"/>
+      <w:lvlText w:val=""/>
+      <w:lvlJc w:val="left"/>
+      <w:pPr>
+        <w:tabs>
+          <w:tab w:val="num" w:pos="4320"/>
+        </w:tabs>
+        <w:ind w:left="4320" w:hanging="360"/>
+      </w:pPr>
+      <w:rPr>
+        <w:rFonts w:ascii="Wingdings" w:hAnsi="Wingdings" w:hint="default"/>
+        <w:sz w:val="20"/>
+      </w:rPr>
+    </w:lvl>
+    <w:lvl w:ilvl="6" w:tentative="1">
+      <w:start w:val="1"/>
+      <w:numFmt w:val="bullet"/>
+      <w:lvlText w:val=""/>
+      <w:lvlJc w:val="left"/>
+      <w:pPr>
+        <w:tabs>
+          <w:tab w:val="num" w:pos="5040"/>
+        </w:tabs>
+        <w:ind w:left="5040" w:hanging="360"/>
+      </w:pPr>
+      <w:rPr>
+        <w:rFonts w:ascii="Wingdings" w:hAnsi="Wingdings" w:hint="default"/>
+        <w:sz w:val="20"/>
+      </w:rPr>
+    </w:lvl>
+    <w:lvl w:ilvl="7" w:tentative="1">
+      <w:start w:val="1"/>
+      <w:numFmt w:val="bullet"/>
+      <w:lvlText w:val=""/>
+      <w:lvlJc w:val="left"/>
+      <w:pPr>
+        <w:tabs>
+          <w:tab w:val="num" w:pos="5760"/>
+        </w:tabs>
+        <w:ind w:left="5760" w:hanging="360"/>
+      </w:pPr>
+      <w:rPr>
+        <w:rFonts w:ascii="Wingdings" w:hAnsi="Wingdings" w:hint="default"/>
+        <w:sz w:val="20"/>
+      </w:rPr>
+    </w:lvl>
+    <w:lvl w:ilvl="8" w:tentative="1">
+      <w:start w:val="1"/>
+      <w:numFmt w:val="bullet"/>
+      <w:lvlText w:val=""/>
+      <w:lvlJc w:val="left"/>
+      <w:pPr>
+        <w:tabs>
+          <w:tab w:val="num" w:pos="6480"/>
+        </w:tabs>
+        <w:ind w:left="6480" w:hanging="360"/>
+      </w:pPr>
+      <w:rPr>
+        <w:rFonts w:ascii="Wingdings" w:hAnsi="Wingdings" w:hint="default"/>
+        <w:sz w:val="20"/>
+      </w:rPr>
+    </w:lvl>
+  </w:abstractNum>
+  <w:abstractNum w:abstractNumId="23" w15:restartNumberingAfterBreak="0">
+    <w:nsid w:val="7662521E"/>
+    <w:multiLevelType w:val="multilevel"/>
+    <w:tmpl w:val="0FC8AFA6"/>
+    <w:lvl w:ilvl="0">
+      <w:start w:val="1"/>
+      <w:numFmt w:val="bullet"/>
+      <w:lvlText w:val=""/>
+      <w:lvlJc w:val="left"/>
+      <w:pPr>
+        <w:tabs>
+          <w:tab w:val="num" w:pos="720"/>
+        </w:tabs>
+        <w:ind w:left="720" w:hanging="360"/>
+      </w:pPr>
+      <w:rPr>
+        <w:rFonts w:ascii="Symbol" w:hAnsi="Symbol" w:hint="default"/>
+        <w:sz w:val="20"/>
+      </w:rPr>
+    </w:lvl>
+    <w:lvl w:ilvl="1" w:tentative="1">
+      <w:start w:val="1"/>
+      <w:numFmt w:val="bullet"/>
+      <w:lvlText w:val="o"/>
+      <w:lvlJc w:val="left"/>
+      <w:pPr>
+        <w:tabs>
+          <w:tab w:val="num" w:pos="1440"/>
+        </w:tabs>
+        <w:ind w:left="1440" w:hanging="360"/>
+      </w:pPr>
+      <w:rPr>
+        <w:rFonts w:ascii="Courier New" w:hAnsi="Courier New" w:hint="default"/>
+        <w:sz w:val="20"/>
+      </w:rPr>
+    </w:lvl>
+    <w:lvl w:ilvl="2" w:tentative="1">
+      <w:start w:val="1"/>
+      <w:numFmt w:val="bullet"/>
+      <w:lvlText w:val=""/>
+      <w:lvlJc w:val="left"/>
+      <w:pPr>
+        <w:tabs>
+          <w:tab w:val="num" w:pos="2160"/>
+        </w:tabs>
+        <w:ind w:left="2160" w:hanging="360"/>
+      </w:pPr>
+      <w:rPr>
+        <w:rFonts w:ascii="Wingdings" w:hAnsi="Wingdings" w:hint="default"/>
+        <w:sz w:val="20"/>
+      </w:rPr>
+    </w:lvl>
+    <w:lvl w:ilvl="3" w:tentative="1">
+      <w:start w:val="1"/>
+      <w:numFmt w:val="bullet"/>
+      <w:lvlText w:val=""/>
+      <w:lvlJc w:val="left"/>
+      <w:pPr>
+        <w:tabs>
+          <w:tab w:val="num" w:pos="2880"/>
+        </w:tabs>
+        <w:ind w:left="2880" w:hanging="360"/>
+      </w:pPr>
+      <w:rPr>
+        <w:rFonts w:ascii="Wingdings" w:hAnsi="Wingdings" w:hint="default"/>
+        <w:sz w:val="20"/>
+      </w:rPr>
+    </w:lvl>
+    <w:lvl w:ilvl="4" w:tentative="1">
+      <w:start w:val="1"/>
+      <w:numFmt w:val="bullet"/>
+      <w:lvlText w:val=""/>
+      <w:lvlJc w:val="left"/>
+      <w:pPr>
+        <w:tabs>
+          <w:tab w:val="num" w:pos="3600"/>
+        </w:tabs>
+        <w:ind w:left="3600" w:hanging="360"/>
+      </w:pPr>
+      <w:rPr>
+        <w:rFonts w:ascii="Wingdings" w:hAnsi="Wingdings" w:hint="default"/>
+        <w:sz w:val="20"/>
+      </w:rPr>
+    </w:lvl>
+    <w:lvl w:ilvl="5" w:tentative="1">
+      <w:start w:val="1"/>
+      <w:numFmt w:val="bullet"/>
+      <w:lvlText w:val=""/>
+      <w:lvlJc w:val="left"/>
+      <w:pPr>
+        <w:tabs>
+          <w:tab w:val="num" w:pos="4320"/>
+        </w:tabs>
+        <w:ind w:left="4320" w:hanging="360"/>
+      </w:pPr>
+      <w:rPr>
+        <w:rFonts w:ascii="Wingdings" w:hAnsi="Wingdings" w:hint="default"/>
+        <w:sz w:val="20"/>
+      </w:rPr>
+    </w:lvl>
+    <w:lvl w:ilvl="6" w:tentative="1">
+      <w:start w:val="1"/>
+      <w:numFmt w:val="bullet"/>
+      <w:lvlText w:val=""/>
+      <w:lvlJc w:val="left"/>
+      <w:pPr>
+        <w:tabs>
+          <w:tab w:val="num" w:pos="5040"/>
+        </w:tabs>
+        <w:ind w:left="5040" w:hanging="360"/>
+      </w:pPr>
+      <w:rPr>
+        <w:rFonts w:ascii="Wingdings" w:hAnsi="Wingdings" w:hint="default"/>
+        <w:sz w:val="20"/>
+      </w:rPr>
+    </w:lvl>
+    <w:lvl w:ilvl="7" w:tentative="1">
+      <w:start w:val="1"/>
+      <w:numFmt w:val="bullet"/>
+      <w:lvlText w:val=""/>
+      <w:lvlJc w:val="left"/>
+      <w:pPr>
+        <w:tabs>
+          <w:tab w:val="num" w:pos="5760"/>
+        </w:tabs>
+        <w:ind w:left="5760" w:hanging="360"/>
+      </w:pPr>
+      <w:rPr>
+        <w:rFonts w:ascii="Wingdings" w:hAnsi="Wingdings" w:hint="default"/>
+        <w:sz w:val="20"/>
+      </w:rPr>
+    </w:lvl>
+    <w:lvl w:ilvl="8" w:tentative="1">
+      <w:start w:val="1"/>
+      <w:numFmt w:val="bullet"/>
+      <w:lvlText w:val=""/>
+      <w:lvlJc w:val="left"/>
+      <w:pPr>
+        <w:tabs>
+          <w:tab w:val="num" w:pos="6480"/>
+        </w:tabs>
+        <w:ind w:left="6480" w:hanging="360"/>
+      </w:pPr>
+      <w:rPr>
+        <w:rFonts w:ascii="Wingdings" w:hAnsi="Wingdings" w:hint="default"/>
+        <w:sz w:val="20"/>
+      </w:rPr>
+    </w:lvl>
+  </w:abstractNum>
+  <w:abstractNum w:abstractNumId="24" w15:restartNumberingAfterBreak="0">
+    <w:nsid w:val="77CF0285"/>
+    <w:multiLevelType w:val="multilevel"/>
+    <w:tmpl w:val="C416105E"/>
     <w:lvl w:ilvl="0">
       <w:start w:val="1"/>
       <w:numFmt w:val="decimal"/>
@@ -18253,10 +19111,10 @@
       </w:pPr>
     </w:lvl>
   </w:abstractNum>
-  <w:abstractNum w:abstractNumId="19" w15:restartNumberingAfterBreak="0">
-    <w:nsid w:val="58D07299"/>
+  <w:abstractNum w:abstractNumId="25" w15:restartNumberingAfterBreak="0">
+    <w:nsid w:val="79690840"/>
     <w:multiLevelType w:val="multilevel"/>
-    <w:tmpl w:val="664264B6"/>
+    <w:tmpl w:val="7FC2A2D8"/>
     <w:lvl w:ilvl="0">
       <w:start w:val="1"/>
       <w:numFmt w:val="bullet"/>
@@ -18402,10 +19260,10 @@
       </w:rPr>
     </w:lvl>
   </w:abstractNum>
-  <w:abstractNum w:abstractNumId="20" w15:restartNumberingAfterBreak="0">
-    <w:nsid w:val="5EE1311B"/>
+  <w:abstractNum w:abstractNumId="26" w15:restartNumberingAfterBreak="0">
+    <w:nsid w:val="79D364EB"/>
     <w:multiLevelType w:val="multilevel"/>
-    <w:tmpl w:val="0C48ABB4"/>
+    <w:tmpl w:val="C7A4624C"/>
     <w:lvl w:ilvl="0">
       <w:start w:val="1"/>
       <w:numFmt w:val="bullet"/>
@@ -18551,308 +19409,10 @@
       </w:rPr>
     </w:lvl>
   </w:abstractNum>
-  <w:abstractNum w:abstractNumId="21" w15:restartNumberingAfterBreak="0">
-    <w:nsid w:val="65D03599"/>
+  <w:abstractNum w:abstractNumId="27" w15:restartNumberingAfterBreak="0">
+    <w:nsid w:val="7C5D3FB3"/>
     <w:multiLevelType w:val="multilevel"/>
-    <w:tmpl w:val="E8C2EE3C"/>
-    <w:lvl w:ilvl="0">
-      <w:start w:val="1"/>
-      <w:numFmt w:val="bullet"/>
-      <w:lvlText w:val=""/>
-      <w:lvlJc w:val="left"/>
-      <w:pPr>
-        <w:tabs>
-          <w:tab w:val="num" w:pos="720"/>
-        </w:tabs>
-        <w:ind w:left="720" w:hanging="360"/>
-      </w:pPr>
-      <w:rPr>
-        <w:rFonts w:ascii="Symbol" w:hAnsi="Symbol" w:hint="default"/>
-        <w:sz w:val="20"/>
-      </w:rPr>
-    </w:lvl>
-    <w:lvl w:ilvl="1" w:tentative="1">
-      <w:start w:val="1"/>
-      <w:numFmt w:val="bullet"/>
-      <w:lvlText w:val="o"/>
-      <w:lvlJc w:val="left"/>
-      <w:pPr>
-        <w:tabs>
-          <w:tab w:val="num" w:pos="1440"/>
-        </w:tabs>
-        <w:ind w:left="1440" w:hanging="360"/>
-      </w:pPr>
-      <w:rPr>
-        <w:rFonts w:ascii="Courier New" w:hAnsi="Courier New" w:hint="default"/>
-        <w:sz w:val="20"/>
-      </w:rPr>
-    </w:lvl>
-    <w:lvl w:ilvl="2" w:tentative="1">
-      <w:start w:val="1"/>
-      <w:numFmt w:val="bullet"/>
-      <w:lvlText w:val=""/>
-      <w:lvlJc w:val="left"/>
-      <w:pPr>
-        <w:tabs>
-          <w:tab w:val="num" w:pos="2160"/>
-        </w:tabs>
-        <w:ind w:left="2160" w:hanging="360"/>
-      </w:pPr>
-      <w:rPr>
-        <w:rFonts w:ascii="Wingdings" w:hAnsi="Wingdings" w:hint="default"/>
-        <w:sz w:val="20"/>
-      </w:rPr>
-    </w:lvl>
-    <w:lvl w:ilvl="3" w:tentative="1">
-      <w:start w:val="1"/>
-      <w:numFmt w:val="bullet"/>
-      <w:lvlText w:val=""/>
-      <w:lvlJc w:val="left"/>
-      <w:pPr>
-        <w:tabs>
-          <w:tab w:val="num" w:pos="2880"/>
-        </w:tabs>
-        <w:ind w:left="2880" w:hanging="360"/>
-      </w:pPr>
-      <w:rPr>
-        <w:rFonts w:ascii="Wingdings" w:hAnsi="Wingdings" w:hint="default"/>
-        <w:sz w:val="20"/>
-      </w:rPr>
-    </w:lvl>
-    <w:lvl w:ilvl="4" w:tentative="1">
-      <w:start w:val="1"/>
-      <w:numFmt w:val="bullet"/>
-      <w:lvlText w:val=""/>
-      <w:lvlJc w:val="left"/>
-      <w:pPr>
-        <w:tabs>
-          <w:tab w:val="num" w:pos="3600"/>
-        </w:tabs>
-        <w:ind w:left="3600" w:hanging="360"/>
-      </w:pPr>
-      <w:rPr>
-        <w:rFonts w:ascii="Wingdings" w:hAnsi="Wingdings" w:hint="default"/>
-        <w:sz w:val="20"/>
-      </w:rPr>
-    </w:lvl>
-    <w:lvl w:ilvl="5" w:tentative="1">
-      <w:start w:val="1"/>
-      <w:numFmt w:val="bullet"/>
-      <w:lvlText w:val=""/>
-      <w:lvlJc w:val="left"/>
-      <w:pPr>
-        <w:tabs>
-          <w:tab w:val="num" w:pos="4320"/>
-        </w:tabs>
-        <w:ind w:left="4320" w:hanging="360"/>
-      </w:pPr>
-      <w:rPr>
-        <w:rFonts w:ascii="Wingdings" w:hAnsi="Wingdings" w:hint="default"/>
-        <w:sz w:val="20"/>
-      </w:rPr>
-    </w:lvl>
-    <w:lvl w:ilvl="6" w:tentative="1">
-      <w:start w:val="1"/>
-      <w:numFmt w:val="bullet"/>
-      <w:lvlText w:val=""/>
-      <w:lvlJc w:val="left"/>
-      <w:pPr>
-        <w:tabs>
-          <w:tab w:val="num" w:pos="5040"/>
-        </w:tabs>
-        <w:ind w:left="5040" w:hanging="360"/>
-      </w:pPr>
-      <w:rPr>
-        <w:rFonts w:ascii="Wingdings" w:hAnsi="Wingdings" w:hint="default"/>
-        <w:sz w:val="20"/>
-      </w:rPr>
-    </w:lvl>
-    <w:lvl w:ilvl="7" w:tentative="1">
-      <w:start w:val="1"/>
-      <w:numFmt w:val="bullet"/>
-      <w:lvlText w:val=""/>
-      <w:lvlJc w:val="left"/>
-      <w:pPr>
-        <w:tabs>
-          <w:tab w:val="num" w:pos="5760"/>
-        </w:tabs>
-        <w:ind w:left="5760" w:hanging="360"/>
-      </w:pPr>
-      <w:rPr>
-        <w:rFonts w:ascii="Wingdings" w:hAnsi="Wingdings" w:hint="default"/>
-        <w:sz w:val="20"/>
-      </w:rPr>
-    </w:lvl>
-    <w:lvl w:ilvl="8" w:tentative="1">
-      <w:start w:val="1"/>
-      <w:numFmt w:val="bullet"/>
-      <w:lvlText w:val=""/>
-      <w:lvlJc w:val="left"/>
-      <w:pPr>
-        <w:tabs>
-          <w:tab w:val="num" w:pos="6480"/>
-        </w:tabs>
-        <w:ind w:left="6480" w:hanging="360"/>
-      </w:pPr>
-      <w:rPr>
-        <w:rFonts w:ascii="Wingdings" w:hAnsi="Wingdings" w:hint="default"/>
-        <w:sz w:val="20"/>
-      </w:rPr>
-    </w:lvl>
-  </w:abstractNum>
-  <w:abstractNum w:abstractNumId="22" w15:restartNumberingAfterBreak="0">
-    <w:nsid w:val="6B1E2FB4"/>
-    <w:multiLevelType w:val="multilevel"/>
-    <w:tmpl w:val="925ECE96"/>
-    <w:lvl w:ilvl="0">
-      <w:start w:val="1"/>
-      <w:numFmt w:val="bullet"/>
-      <w:lvlText w:val=""/>
-      <w:lvlJc w:val="left"/>
-      <w:pPr>
-        <w:tabs>
-          <w:tab w:val="num" w:pos="720"/>
-        </w:tabs>
-        <w:ind w:left="720" w:hanging="360"/>
-      </w:pPr>
-      <w:rPr>
-        <w:rFonts w:ascii="Symbol" w:hAnsi="Symbol" w:hint="default"/>
-        <w:sz w:val="20"/>
-      </w:rPr>
-    </w:lvl>
-    <w:lvl w:ilvl="1" w:tentative="1">
-      <w:start w:val="1"/>
-      <w:numFmt w:val="bullet"/>
-      <w:lvlText w:val="o"/>
-      <w:lvlJc w:val="left"/>
-      <w:pPr>
-        <w:tabs>
-          <w:tab w:val="num" w:pos="1440"/>
-        </w:tabs>
-        <w:ind w:left="1440" w:hanging="360"/>
-      </w:pPr>
-      <w:rPr>
-        <w:rFonts w:ascii="Courier New" w:hAnsi="Courier New" w:hint="default"/>
-        <w:sz w:val="20"/>
-      </w:rPr>
-    </w:lvl>
-    <w:lvl w:ilvl="2" w:tentative="1">
-      <w:start w:val="1"/>
-      <w:numFmt w:val="bullet"/>
-      <w:lvlText w:val=""/>
-      <w:lvlJc w:val="left"/>
-      <w:pPr>
-        <w:tabs>
-          <w:tab w:val="num" w:pos="2160"/>
-        </w:tabs>
-        <w:ind w:left="2160" w:hanging="360"/>
-      </w:pPr>
-      <w:rPr>
-        <w:rFonts w:ascii="Wingdings" w:hAnsi="Wingdings" w:hint="default"/>
-        <w:sz w:val="20"/>
-      </w:rPr>
-    </w:lvl>
-    <w:lvl w:ilvl="3" w:tentative="1">
-      <w:start w:val="1"/>
-      <w:numFmt w:val="bullet"/>
-      <w:lvlText w:val=""/>
-      <w:lvlJc w:val="left"/>
-      <w:pPr>
-        <w:tabs>
-          <w:tab w:val="num" w:pos="2880"/>
-        </w:tabs>
-        <w:ind w:left="2880" w:hanging="360"/>
-      </w:pPr>
-      <w:rPr>
-        <w:rFonts w:ascii="Wingdings" w:hAnsi="Wingdings" w:hint="default"/>
-        <w:sz w:val="20"/>
-      </w:rPr>
-    </w:lvl>
-    <w:lvl w:ilvl="4" w:tentative="1">
-      <w:start w:val="1"/>
-      <w:numFmt w:val="bullet"/>
-      <w:lvlText w:val=""/>
-      <w:lvlJc w:val="left"/>
-      <w:pPr>
-        <w:tabs>
-          <w:tab w:val="num" w:pos="3600"/>
-        </w:tabs>
-        <w:ind w:left="3600" w:hanging="360"/>
-      </w:pPr>
-      <w:rPr>
-        <w:rFonts w:ascii="Wingdings" w:hAnsi="Wingdings" w:hint="default"/>
-        <w:sz w:val="20"/>
-      </w:rPr>
-    </w:lvl>
-    <w:lvl w:ilvl="5" w:tentative="1">
-      <w:start w:val="1"/>
-      <w:numFmt w:val="bullet"/>
-      <w:lvlText w:val=""/>
-      <w:lvlJc w:val="left"/>
-      <w:pPr>
-        <w:tabs>
-          <w:tab w:val="num" w:pos="4320"/>
-        </w:tabs>
-        <w:ind w:left="4320" w:hanging="360"/>
-      </w:pPr>
-      <w:rPr>
-        <w:rFonts w:ascii="Wingdings" w:hAnsi="Wingdings" w:hint="default"/>
-        <w:sz w:val="20"/>
-      </w:rPr>
-    </w:lvl>
-    <w:lvl w:ilvl="6" w:tentative="1">
-      <w:start w:val="1"/>
-      <w:numFmt w:val="bullet"/>
-      <w:lvlText w:val=""/>
-      <w:lvlJc w:val="left"/>
-      <w:pPr>
-        <w:tabs>
-          <w:tab w:val="num" w:pos="5040"/>
-        </w:tabs>
-        <w:ind w:left="5040" w:hanging="360"/>
-      </w:pPr>
-      <w:rPr>
-        <w:rFonts w:ascii="Wingdings" w:hAnsi="Wingdings" w:hint="default"/>
-        <w:sz w:val="20"/>
-      </w:rPr>
-    </w:lvl>
-    <w:lvl w:ilvl="7" w:tentative="1">
-      <w:start w:val="1"/>
-      <w:numFmt w:val="bullet"/>
-      <w:lvlText w:val=""/>
-      <w:lvlJc w:val="left"/>
-      <w:pPr>
-        <w:tabs>
-          <w:tab w:val="num" w:pos="5760"/>
-        </w:tabs>
-        <w:ind w:left="5760" w:hanging="360"/>
-      </w:pPr>
-      <w:rPr>
-        <w:rFonts w:ascii="Wingdings" w:hAnsi="Wingdings" w:hint="default"/>
-        <w:sz w:val="20"/>
-      </w:rPr>
-    </w:lvl>
-    <w:lvl w:ilvl="8" w:tentative="1">
-      <w:start w:val="1"/>
-      <w:numFmt w:val="bullet"/>
-      <w:lvlText w:val=""/>
-      <w:lvlJc w:val="left"/>
-      <w:pPr>
-        <w:tabs>
-          <w:tab w:val="num" w:pos="6480"/>
-        </w:tabs>
-        <w:ind w:left="6480" w:hanging="360"/>
-      </w:pPr>
-      <w:rPr>
-        <w:rFonts w:ascii="Wingdings" w:hAnsi="Wingdings" w:hint="default"/>
-        <w:sz w:val="20"/>
-      </w:rPr>
-    </w:lvl>
-  </w:abstractNum>
-  <w:abstractNum w:abstractNumId="23" w15:restartNumberingAfterBreak="0">
-    <w:nsid w:val="6B916C3F"/>
-    <w:multiLevelType w:val="multilevel"/>
-    <w:tmpl w:val="11FC55D0"/>
+    <w:tmpl w:val="C9EE2EE8"/>
     <w:lvl w:ilvl="0">
       <w:start w:val="1"/>
       <w:numFmt w:val="decimal"/>
@@ -18962,649 +19522,89 @@
       </w:pPr>
     </w:lvl>
   </w:abstractNum>
-  <w:abstractNum w:abstractNumId="24" w15:restartNumberingAfterBreak="0">
-    <w:nsid w:val="6C554EB0"/>
-    <w:multiLevelType w:val="multilevel"/>
-    <w:tmpl w:val="D20EE4BA"/>
-    <w:lvl w:ilvl="0">
-      <w:start w:val="1"/>
-      <w:numFmt w:val="bullet"/>
-      <w:lvlText w:val=""/>
-      <w:lvlJc w:val="left"/>
-      <w:pPr>
-        <w:tabs>
-          <w:tab w:val="num" w:pos="720"/>
-        </w:tabs>
-        <w:ind w:left="720" w:hanging="360"/>
-      </w:pPr>
-      <w:rPr>
-        <w:rFonts w:ascii="Symbol" w:hAnsi="Symbol" w:hint="default"/>
-        <w:sz w:val="20"/>
-      </w:rPr>
-    </w:lvl>
-    <w:lvl w:ilvl="1" w:tentative="1">
-      <w:start w:val="1"/>
-      <w:numFmt w:val="bullet"/>
-      <w:lvlText w:val="o"/>
-      <w:lvlJc w:val="left"/>
-      <w:pPr>
-        <w:tabs>
-          <w:tab w:val="num" w:pos="1440"/>
-        </w:tabs>
-        <w:ind w:left="1440" w:hanging="360"/>
-      </w:pPr>
-      <w:rPr>
-        <w:rFonts w:ascii="Courier New" w:hAnsi="Courier New" w:hint="default"/>
-        <w:sz w:val="20"/>
-      </w:rPr>
-    </w:lvl>
-    <w:lvl w:ilvl="2" w:tentative="1">
-      <w:start w:val="1"/>
-      <w:numFmt w:val="bullet"/>
-      <w:lvlText w:val=""/>
-      <w:lvlJc w:val="left"/>
-      <w:pPr>
-        <w:tabs>
-          <w:tab w:val="num" w:pos="2160"/>
-        </w:tabs>
-        <w:ind w:left="2160" w:hanging="360"/>
-      </w:pPr>
-      <w:rPr>
-        <w:rFonts w:ascii="Wingdings" w:hAnsi="Wingdings" w:hint="default"/>
-        <w:sz w:val="20"/>
-      </w:rPr>
-    </w:lvl>
-    <w:lvl w:ilvl="3" w:tentative="1">
-      <w:start w:val="1"/>
-      <w:numFmt w:val="bullet"/>
-      <w:lvlText w:val=""/>
-      <w:lvlJc w:val="left"/>
-      <w:pPr>
-        <w:tabs>
-          <w:tab w:val="num" w:pos="2880"/>
-        </w:tabs>
-        <w:ind w:left="2880" w:hanging="360"/>
-      </w:pPr>
-      <w:rPr>
-        <w:rFonts w:ascii="Wingdings" w:hAnsi="Wingdings" w:hint="default"/>
-        <w:sz w:val="20"/>
-      </w:rPr>
-    </w:lvl>
-    <w:lvl w:ilvl="4" w:tentative="1">
-      <w:start w:val="1"/>
-      <w:numFmt w:val="bullet"/>
-      <w:lvlText w:val=""/>
-      <w:lvlJc w:val="left"/>
-      <w:pPr>
-        <w:tabs>
-          <w:tab w:val="num" w:pos="3600"/>
-        </w:tabs>
-        <w:ind w:left="3600" w:hanging="360"/>
-      </w:pPr>
-      <w:rPr>
-        <w:rFonts w:ascii="Wingdings" w:hAnsi="Wingdings" w:hint="default"/>
-        <w:sz w:val="20"/>
-      </w:rPr>
-    </w:lvl>
-    <w:lvl w:ilvl="5" w:tentative="1">
-      <w:start w:val="1"/>
-      <w:numFmt w:val="bullet"/>
-      <w:lvlText w:val=""/>
-      <w:lvlJc w:val="left"/>
-      <w:pPr>
-        <w:tabs>
-          <w:tab w:val="num" w:pos="4320"/>
-        </w:tabs>
-        <w:ind w:left="4320" w:hanging="360"/>
-      </w:pPr>
-      <w:rPr>
-        <w:rFonts w:ascii="Wingdings" w:hAnsi="Wingdings" w:hint="default"/>
-        <w:sz w:val="20"/>
-      </w:rPr>
-    </w:lvl>
-    <w:lvl w:ilvl="6" w:tentative="1">
-      <w:start w:val="1"/>
-      <w:numFmt w:val="bullet"/>
-      <w:lvlText w:val=""/>
-      <w:lvlJc w:val="left"/>
-      <w:pPr>
-        <w:tabs>
-          <w:tab w:val="num" w:pos="5040"/>
-        </w:tabs>
-        <w:ind w:left="5040" w:hanging="360"/>
-      </w:pPr>
-      <w:rPr>
-        <w:rFonts w:ascii="Wingdings" w:hAnsi="Wingdings" w:hint="default"/>
-        <w:sz w:val="20"/>
-      </w:rPr>
-    </w:lvl>
-    <w:lvl w:ilvl="7" w:tentative="1">
-      <w:start w:val="1"/>
-      <w:numFmt w:val="bullet"/>
-      <w:lvlText w:val=""/>
-      <w:lvlJc w:val="left"/>
-      <w:pPr>
-        <w:tabs>
-          <w:tab w:val="num" w:pos="5760"/>
-        </w:tabs>
-        <w:ind w:left="5760" w:hanging="360"/>
-      </w:pPr>
-      <w:rPr>
-        <w:rFonts w:ascii="Wingdings" w:hAnsi="Wingdings" w:hint="default"/>
-        <w:sz w:val="20"/>
-      </w:rPr>
-    </w:lvl>
-    <w:lvl w:ilvl="8" w:tentative="1">
-      <w:start w:val="1"/>
-      <w:numFmt w:val="bullet"/>
-      <w:lvlText w:val=""/>
-      <w:lvlJc w:val="left"/>
-      <w:pPr>
-        <w:tabs>
-          <w:tab w:val="num" w:pos="6480"/>
-        </w:tabs>
-        <w:ind w:left="6480" w:hanging="360"/>
-      </w:pPr>
-      <w:rPr>
-        <w:rFonts w:ascii="Wingdings" w:hAnsi="Wingdings" w:hint="default"/>
-        <w:sz w:val="20"/>
-      </w:rPr>
-    </w:lvl>
-  </w:abstractNum>
-  <w:abstractNum w:abstractNumId="25" w15:restartNumberingAfterBreak="0">
-    <w:nsid w:val="6FD16E71"/>
-    <w:multiLevelType w:val="multilevel"/>
-    <w:tmpl w:val="4A6212E4"/>
-    <w:lvl w:ilvl="0">
-      <w:start w:val="1"/>
-      <w:numFmt w:val="bullet"/>
-      <w:lvlText w:val=""/>
-      <w:lvlJc w:val="left"/>
-      <w:pPr>
-        <w:tabs>
-          <w:tab w:val="num" w:pos="720"/>
-        </w:tabs>
-        <w:ind w:left="720" w:hanging="360"/>
-      </w:pPr>
-      <w:rPr>
-        <w:rFonts w:ascii="Symbol" w:hAnsi="Symbol" w:hint="default"/>
-        <w:sz w:val="20"/>
-      </w:rPr>
-    </w:lvl>
-    <w:lvl w:ilvl="1" w:tentative="1">
-      <w:start w:val="1"/>
-      <w:numFmt w:val="bullet"/>
-      <w:lvlText w:val="o"/>
-      <w:lvlJc w:val="left"/>
-      <w:pPr>
-        <w:tabs>
-          <w:tab w:val="num" w:pos="1440"/>
-        </w:tabs>
-        <w:ind w:left="1440" w:hanging="360"/>
-      </w:pPr>
-      <w:rPr>
-        <w:rFonts w:ascii="Courier New" w:hAnsi="Courier New" w:hint="default"/>
-        <w:sz w:val="20"/>
-      </w:rPr>
-    </w:lvl>
-    <w:lvl w:ilvl="2" w:tentative="1">
-      <w:start w:val="1"/>
-      <w:numFmt w:val="bullet"/>
-      <w:lvlText w:val=""/>
-      <w:lvlJc w:val="left"/>
-      <w:pPr>
-        <w:tabs>
-          <w:tab w:val="num" w:pos="2160"/>
-        </w:tabs>
-        <w:ind w:left="2160" w:hanging="360"/>
-      </w:pPr>
-      <w:rPr>
-        <w:rFonts w:ascii="Wingdings" w:hAnsi="Wingdings" w:hint="default"/>
-        <w:sz w:val="20"/>
-      </w:rPr>
-    </w:lvl>
-    <w:lvl w:ilvl="3" w:tentative="1">
-      <w:start w:val="1"/>
-      <w:numFmt w:val="bullet"/>
-      <w:lvlText w:val=""/>
-      <w:lvlJc w:val="left"/>
-      <w:pPr>
-        <w:tabs>
-          <w:tab w:val="num" w:pos="2880"/>
-        </w:tabs>
-        <w:ind w:left="2880" w:hanging="360"/>
-      </w:pPr>
-      <w:rPr>
-        <w:rFonts w:ascii="Wingdings" w:hAnsi="Wingdings" w:hint="default"/>
-        <w:sz w:val="20"/>
-      </w:rPr>
-    </w:lvl>
-    <w:lvl w:ilvl="4" w:tentative="1">
-      <w:start w:val="1"/>
-      <w:numFmt w:val="bullet"/>
-      <w:lvlText w:val=""/>
-      <w:lvlJc w:val="left"/>
-      <w:pPr>
-        <w:tabs>
-          <w:tab w:val="num" w:pos="3600"/>
-        </w:tabs>
-        <w:ind w:left="3600" w:hanging="360"/>
-      </w:pPr>
-      <w:rPr>
-        <w:rFonts w:ascii="Wingdings" w:hAnsi="Wingdings" w:hint="default"/>
-        <w:sz w:val="20"/>
-      </w:rPr>
-    </w:lvl>
-    <w:lvl w:ilvl="5" w:tentative="1">
-      <w:start w:val="1"/>
-      <w:numFmt w:val="bullet"/>
-      <w:lvlText w:val=""/>
-      <w:lvlJc w:val="left"/>
-      <w:pPr>
-        <w:tabs>
-          <w:tab w:val="num" w:pos="4320"/>
-        </w:tabs>
-        <w:ind w:left="4320" w:hanging="360"/>
-      </w:pPr>
-      <w:rPr>
-        <w:rFonts w:ascii="Wingdings" w:hAnsi="Wingdings" w:hint="default"/>
-        <w:sz w:val="20"/>
-      </w:rPr>
-    </w:lvl>
-    <w:lvl w:ilvl="6" w:tentative="1">
-      <w:start w:val="1"/>
-      <w:numFmt w:val="bullet"/>
-      <w:lvlText w:val=""/>
-      <w:lvlJc w:val="left"/>
-      <w:pPr>
-        <w:tabs>
-          <w:tab w:val="num" w:pos="5040"/>
-        </w:tabs>
-        <w:ind w:left="5040" w:hanging="360"/>
-      </w:pPr>
-      <w:rPr>
-        <w:rFonts w:ascii="Wingdings" w:hAnsi="Wingdings" w:hint="default"/>
-        <w:sz w:val="20"/>
-      </w:rPr>
-    </w:lvl>
-    <w:lvl w:ilvl="7" w:tentative="1">
-      <w:start w:val="1"/>
-      <w:numFmt w:val="bullet"/>
-      <w:lvlText w:val=""/>
-      <w:lvlJc w:val="left"/>
-      <w:pPr>
-        <w:tabs>
-          <w:tab w:val="num" w:pos="5760"/>
-        </w:tabs>
-        <w:ind w:left="5760" w:hanging="360"/>
-      </w:pPr>
-      <w:rPr>
-        <w:rFonts w:ascii="Wingdings" w:hAnsi="Wingdings" w:hint="default"/>
-        <w:sz w:val="20"/>
-      </w:rPr>
-    </w:lvl>
-    <w:lvl w:ilvl="8" w:tentative="1">
-      <w:start w:val="1"/>
-      <w:numFmt w:val="bullet"/>
-      <w:lvlText w:val=""/>
-      <w:lvlJc w:val="left"/>
-      <w:pPr>
-        <w:tabs>
-          <w:tab w:val="num" w:pos="6480"/>
-        </w:tabs>
-        <w:ind w:left="6480" w:hanging="360"/>
-      </w:pPr>
-      <w:rPr>
-        <w:rFonts w:ascii="Wingdings" w:hAnsi="Wingdings" w:hint="default"/>
-        <w:sz w:val="20"/>
-      </w:rPr>
-    </w:lvl>
-  </w:abstractNum>
-  <w:abstractNum w:abstractNumId="26" w15:restartNumberingAfterBreak="0">
-    <w:nsid w:val="79DE7DDF"/>
-    <w:multiLevelType w:val="multilevel"/>
-    <w:tmpl w:val="51A45542"/>
-    <w:lvl w:ilvl="0">
-      <w:start w:val="1"/>
-      <w:numFmt w:val="bullet"/>
-      <w:lvlText w:val=""/>
-      <w:lvlJc w:val="left"/>
-      <w:pPr>
-        <w:tabs>
-          <w:tab w:val="num" w:pos="720"/>
-        </w:tabs>
-        <w:ind w:left="720" w:hanging="360"/>
-      </w:pPr>
-      <w:rPr>
-        <w:rFonts w:ascii="Symbol" w:hAnsi="Symbol" w:hint="default"/>
-        <w:sz w:val="20"/>
-      </w:rPr>
-    </w:lvl>
-    <w:lvl w:ilvl="1" w:tentative="1">
-      <w:start w:val="1"/>
-      <w:numFmt w:val="bullet"/>
-      <w:lvlText w:val="o"/>
-      <w:lvlJc w:val="left"/>
-      <w:pPr>
-        <w:tabs>
-          <w:tab w:val="num" w:pos="1440"/>
-        </w:tabs>
-        <w:ind w:left="1440" w:hanging="360"/>
-      </w:pPr>
-      <w:rPr>
-        <w:rFonts w:ascii="Courier New" w:hAnsi="Courier New" w:hint="default"/>
-        <w:sz w:val="20"/>
-      </w:rPr>
-    </w:lvl>
-    <w:lvl w:ilvl="2" w:tentative="1">
-      <w:start w:val="1"/>
-      <w:numFmt w:val="bullet"/>
-      <w:lvlText w:val=""/>
-      <w:lvlJc w:val="left"/>
-      <w:pPr>
-        <w:tabs>
-          <w:tab w:val="num" w:pos="2160"/>
-        </w:tabs>
-        <w:ind w:left="2160" w:hanging="360"/>
-      </w:pPr>
-      <w:rPr>
-        <w:rFonts w:ascii="Wingdings" w:hAnsi="Wingdings" w:hint="default"/>
-        <w:sz w:val="20"/>
-      </w:rPr>
-    </w:lvl>
-    <w:lvl w:ilvl="3" w:tentative="1">
-      <w:start w:val="1"/>
-      <w:numFmt w:val="bullet"/>
-      <w:lvlText w:val=""/>
-      <w:lvlJc w:val="left"/>
-      <w:pPr>
-        <w:tabs>
-          <w:tab w:val="num" w:pos="2880"/>
-        </w:tabs>
-        <w:ind w:left="2880" w:hanging="360"/>
-      </w:pPr>
-      <w:rPr>
-        <w:rFonts w:ascii="Wingdings" w:hAnsi="Wingdings" w:hint="default"/>
-        <w:sz w:val="20"/>
-      </w:rPr>
-    </w:lvl>
-    <w:lvl w:ilvl="4" w:tentative="1">
-      <w:start w:val="1"/>
-      <w:numFmt w:val="bullet"/>
-      <w:lvlText w:val=""/>
-      <w:lvlJc w:val="left"/>
-      <w:pPr>
-        <w:tabs>
-          <w:tab w:val="num" w:pos="3600"/>
-        </w:tabs>
-        <w:ind w:left="3600" w:hanging="360"/>
-      </w:pPr>
-      <w:rPr>
-        <w:rFonts w:ascii="Wingdings" w:hAnsi="Wingdings" w:hint="default"/>
-        <w:sz w:val="20"/>
-      </w:rPr>
-    </w:lvl>
-    <w:lvl w:ilvl="5" w:tentative="1">
-      <w:start w:val="1"/>
-      <w:numFmt w:val="bullet"/>
-      <w:lvlText w:val=""/>
-      <w:lvlJc w:val="left"/>
-      <w:pPr>
-        <w:tabs>
-          <w:tab w:val="num" w:pos="4320"/>
-        </w:tabs>
-        <w:ind w:left="4320" w:hanging="360"/>
-      </w:pPr>
-      <w:rPr>
-        <w:rFonts w:ascii="Wingdings" w:hAnsi="Wingdings" w:hint="default"/>
-        <w:sz w:val="20"/>
-      </w:rPr>
-    </w:lvl>
-    <w:lvl w:ilvl="6" w:tentative="1">
-      <w:start w:val="1"/>
-      <w:numFmt w:val="bullet"/>
-      <w:lvlText w:val=""/>
-      <w:lvlJc w:val="left"/>
-      <w:pPr>
-        <w:tabs>
-          <w:tab w:val="num" w:pos="5040"/>
-        </w:tabs>
-        <w:ind w:left="5040" w:hanging="360"/>
-      </w:pPr>
-      <w:rPr>
-        <w:rFonts w:ascii="Wingdings" w:hAnsi="Wingdings" w:hint="default"/>
-        <w:sz w:val="20"/>
-      </w:rPr>
-    </w:lvl>
-    <w:lvl w:ilvl="7" w:tentative="1">
-      <w:start w:val="1"/>
-      <w:numFmt w:val="bullet"/>
-      <w:lvlText w:val=""/>
-      <w:lvlJc w:val="left"/>
-      <w:pPr>
-        <w:tabs>
-          <w:tab w:val="num" w:pos="5760"/>
-        </w:tabs>
-        <w:ind w:left="5760" w:hanging="360"/>
-      </w:pPr>
-      <w:rPr>
-        <w:rFonts w:ascii="Wingdings" w:hAnsi="Wingdings" w:hint="default"/>
-        <w:sz w:val="20"/>
-      </w:rPr>
-    </w:lvl>
-    <w:lvl w:ilvl="8" w:tentative="1">
-      <w:start w:val="1"/>
-      <w:numFmt w:val="bullet"/>
-      <w:lvlText w:val=""/>
-      <w:lvlJc w:val="left"/>
-      <w:pPr>
-        <w:tabs>
-          <w:tab w:val="num" w:pos="6480"/>
-        </w:tabs>
-        <w:ind w:left="6480" w:hanging="360"/>
-      </w:pPr>
-      <w:rPr>
-        <w:rFonts w:ascii="Wingdings" w:hAnsi="Wingdings" w:hint="default"/>
-        <w:sz w:val="20"/>
-      </w:rPr>
-    </w:lvl>
-  </w:abstractNum>
-  <w:abstractNum w:abstractNumId="27" w15:restartNumberingAfterBreak="0">
-    <w:nsid w:val="7C825974"/>
-    <w:multiLevelType w:val="multilevel"/>
-    <w:tmpl w:val="11DA321A"/>
-    <w:lvl w:ilvl="0">
-      <w:start w:val="1"/>
-      <w:numFmt w:val="decimal"/>
-      <w:lvlText w:val="%1."/>
-      <w:lvlJc w:val="left"/>
-      <w:pPr>
-        <w:tabs>
-          <w:tab w:val="num" w:pos="720"/>
-        </w:tabs>
-        <w:ind w:left="720" w:hanging="360"/>
-      </w:pPr>
-    </w:lvl>
-    <w:lvl w:ilvl="1" w:tentative="1">
-      <w:start w:val="1"/>
-      <w:numFmt w:val="decimal"/>
-      <w:lvlText w:val="%2."/>
-      <w:lvlJc w:val="left"/>
-      <w:pPr>
-        <w:tabs>
-          <w:tab w:val="num" w:pos="1440"/>
-        </w:tabs>
-        <w:ind w:left="1440" w:hanging="360"/>
-      </w:pPr>
-    </w:lvl>
-    <w:lvl w:ilvl="2" w:tentative="1">
-      <w:start w:val="1"/>
-      <w:numFmt w:val="decimal"/>
-      <w:lvlText w:val="%3."/>
-      <w:lvlJc w:val="left"/>
-      <w:pPr>
-        <w:tabs>
-          <w:tab w:val="num" w:pos="2160"/>
-        </w:tabs>
-        <w:ind w:left="2160" w:hanging="360"/>
-      </w:pPr>
-    </w:lvl>
-    <w:lvl w:ilvl="3" w:tentative="1">
-      <w:start w:val="1"/>
-      <w:numFmt w:val="decimal"/>
-      <w:lvlText w:val="%4."/>
-      <w:lvlJc w:val="left"/>
-      <w:pPr>
-        <w:tabs>
-          <w:tab w:val="num" w:pos="2880"/>
-        </w:tabs>
-        <w:ind w:left="2880" w:hanging="360"/>
-      </w:pPr>
-    </w:lvl>
-    <w:lvl w:ilvl="4" w:tentative="1">
-      <w:start w:val="1"/>
-      <w:numFmt w:val="decimal"/>
-      <w:lvlText w:val="%5."/>
-      <w:lvlJc w:val="left"/>
-      <w:pPr>
-        <w:tabs>
-          <w:tab w:val="num" w:pos="3600"/>
-        </w:tabs>
-        <w:ind w:left="3600" w:hanging="360"/>
-      </w:pPr>
-    </w:lvl>
-    <w:lvl w:ilvl="5" w:tentative="1">
-      <w:start w:val="1"/>
-      <w:numFmt w:val="decimal"/>
-      <w:lvlText w:val="%6."/>
-      <w:lvlJc w:val="left"/>
-      <w:pPr>
-        <w:tabs>
-          <w:tab w:val="num" w:pos="4320"/>
-        </w:tabs>
-        <w:ind w:left="4320" w:hanging="360"/>
-      </w:pPr>
-    </w:lvl>
-    <w:lvl w:ilvl="6" w:tentative="1">
-      <w:start w:val="1"/>
-      <w:numFmt w:val="decimal"/>
-      <w:lvlText w:val="%7."/>
-      <w:lvlJc w:val="left"/>
-      <w:pPr>
-        <w:tabs>
-          <w:tab w:val="num" w:pos="5040"/>
-        </w:tabs>
-        <w:ind w:left="5040" w:hanging="360"/>
-      </w:pPr>
-    </w:lvl>
-    <w:lvl w:ilvl="7" w:tentative="1">
-      <w:start w:val="1"/>
-      <w:numFmt w:val="decimal"/>
-      <w:lvlText w:val="%8."/>
-      <w:lvlJc w:val="left"/>
-      <w:pPr>
-        <w:tabs>
-          <w:tab w:val="num" w:pos="5760"/>
-        </w:tabs>
-        <w:ind w:left="5760" w:hanging="360"/>
-      </w:pPr>
-    </w:lvl>
-    <w:lvl w:ilvl="8" w:tentative="1">
-      <w:start w:val="1"/>
-      <w:numFmt w:val="decimal"/>
-      <w:lvlText w:val="%9."/>
-      <w:lvlJc w:val="left"/>
-      <w:pPr>
-        <w:tabs>
-          <w:tab w:val="num" w:pos="6480"/>
-        </w:tabs>
-        <w:ind w:left="6480" w:hanging="360"/>
-      </w:pPr>
-    </w:lvl>
-  </w:abstractNum>
-  <w:num w:numId="1" w16cid:durableId="1944412266">
+  <w:num w:numId="1" w16cid:durableId="857743444">
+    <w:abstractNumId w:val="12"/>
+  </w:num>
+  <w:num w:numId="2" w16cid:durableId="1642954361">
+    <w:abstractNumId w:val="20"/>
+  </w:num>
+  <w:num w:numId="3" w16cid:durableId="1698658058">
+    <w:abstractNumId w:val="6"/>
+  </w:num>
+  <w:num w:numId="4" w16cid:durableId="1599755280">
+    <w:abstractNumId w:val="25"/>
+  </w:num>
+  <w:num w:numId="5" w16cid:durableId="1601061204">
+    <w:abstractNumId w:val="3"/>
+  </w:num>
+  <w:num w:numId="6" w16cid:durableId="905608522">
+    <w:abstractNumId w:val="22"/>
+  </w:num>
+  <w:num w:numId="7" w16cid:durableId="975329135">
+    <w:abstractNumId w:val="9"/>
+  </w:num>
+  <w:num w:numId="8" w16cid:durableId="705638272">
+    <w:abstractNumId w:val="26"/>
+  </w:num>
+  <w:num w:numId="9" w16cid:durableId="2072144850">
+    <w:abstractNumId w:val="27"/>
+  </w:num>
+  <w:num w:numId="10" w16cid:durableId="90778069">
+    <w:abstractNumId w:val="1"/>
+  </w:num>
+  <w:num w:numId="11" w16cid:durableId="401103223">
+    <w:abstractNumId w:val="4"/>
+  </w:num>
+  <w:num w:numId="12" w16cid:durableId="63186870">
+    <w:abstractNumId w:val="21"/>
+  </w:num>
+  <w:num w:numId="13" w16cid:durableId="506362681">
+    <w:abstractNumId w:val="5"/>
+  </w:num>
+  <w:num w:numId="14" w16cid:durableId="2096197931">
+    <w:abstractNumId w:val="2"/>
+  </w:num>
+  <w:num w:numId="15" w16cid:durableId="1688601304">
+    <w:abstractNumId w:val="11"/>
+  </w:num>
+  <w:num w:numId="16" w16cid:durableId="254678580">
+    <w:abstractNumId w:val="18"/>
+  </w:num>
+  <w:num w:numId="17" w16cid:durableId="279073042">
+    <w:abstractNumId w:val="0"/>
+  </w:num>
+  <w:num w:numId="18" w16cid:durableId="2011444246">
+    <w:abstractNumId w:val="23"/>
+  </w:num>
+  <w:num w:numId="19" w16cid:durableId="1464470437">
+    <w:abstractNumId w:val="16"/>
+  </w:num>
+  <w:num w:numId="20" w16cid:durableId="1799839008">
     <w:abstractNumId w:val="17"/>
   </w:num>
-  <w:num w:numId="2" w16cid:durableId="2083410737">
+  <w:num w:numId="21" w16cid:durableId="1908563301">
+    <w:abstractNumId w:val="13"/>
+  </w:num>
+  <w:num w:numId="22" w16cid:durableId="1744796816">
+    <w:abstractNumId w:val="7"/>
+  </w:num>
+  <w:num w:numId="23" w16cid:durableId="924261791">
+    <w:abstractNumId w:val="15"/>
+  </w:num>
+  <w:num w:numId="24" w16cid:durableId="778136958">
+    <w:abstractNumId w:val="24"/>
+  </w:num>
+  <w:num w:numId="25" w16cid:durableId="635062205">
     <w:abstractNumId w:val="8"/>
   </w:num>
-  <w:num w:numId="3" w16cid:durableId="300962717">
-    <w:abstractNumId w:val="19"/>
-  </w:num>
-  <w:num w:numId="4" w16cid:durableId="1644387740">
-    <w:abstractNumId w:val="16"/>
-  </w:num>
-  <w:num w:numId="5" w16cid:durableId="545259907">
-    <w:abstractNumId w:val="24"/>
-  </w:num>
-  <w:num w:numId="6" w16cid:durableId="5136980">
-    <w:abstractNumId w:val="7"/>
-  </w:num>
-  <w:num w:numId="7" w16cid:durableId="367803702">
-    <w:abstractNumId w:val="25"/>
-  </w:num>
-  <w:num w:numId="8" w16cid:durableId="1756435526">
-    <w:abstractNumId w:val="0"/>
-  </w:num>
-  <w:num w:numId="9" w16cid:durableId="1090853018">
-    <w:abstractNumId w:val="23"/>
-  </w:num>
-  <w:num w:numId="10" w16cid:durableId="1994021153">
-    <w:abstractNumId w:val="3"/>
-  </w:num>
-  <w:num w:numId="11" w16cid:durableId="2001611535">
-    <w:abstractNumId w:val="12"/>
-  </w:num>
-  <w:num w:numId="12" w16cid:durableId="539393885">
-    <w:abstractNumId w:val="9"/>
-  </w:num>
-  <w:num w:numId="13" w16cid:durableId="1823539585">
-    <w:abstractNumId w:val="4"/>
-  </w:num>
-  <w:num w:numId="14" w16cid:durableId="1329363103">
-    <w:abstractNumId w:val="20"/>
-  </w:num>
-  <w:num w:numId="15" w16cid:durableId="505244853">
-    <w:abstractNumId w:val="13"/>
-  </w:num>
-  <w:num w:numId="16" w16cid:durableId="1777867209">
-    <w:abstractNumId w:val="22"/>
-  </w:num>
-  <w:num w:numId="17" w16cid:durableId="511185691">
-    <w:abstractNumId w:val="26"/>
-  </w:num>
-  <w:num w:numId="18" w16cid:durableId="1419984924">
-    <w:abstractNumId w:val="15"/>
-  </w:num>
-  <w:num w:numId="19" w16cid:durableId="1492988744">
+  <w:num w:numId="26" w16cid:durableId="902638330">
     <w:abstractNumId w:val="14"/>
   </w:num>
-  <w:num w:numId="20" w16cid:durableId="1008756446">
-    <w:abstractNumId w:val="27"/>
-  </w:num>
-  <w:num w:numId="21" w16cid:durableId="1215195296">
-    <w:abstractNumId w:val="2"/>
-  </w:num>
-  <w:num w:numId="22" w16cid:durableId="14038553">
-    <w:abstractNumId w:val="1"/>
-  </w:num>
-  <w:num w:numId="23" w16cid:durableId="1997028884">
-    <w:abstractNumId w:val="5"/>
-  </w:num>
-  <w:num w:numId="24" w16cid:durableId="1481070650">
-    <w:abstractNumId w:val="18"/>
-  </w:num>
-  <w:num w:numId="25" w16cid:durableId="364795219">
-    <w:abstractNumId w:val="21"/>
-  </w:num>
-  <w:num w:numId="26" w16cid:durableId="1806585674">
-    <w:abstractNumId w:val="11"/>
-  </w:num>
-  <w:num w:numId="27" w16cid:durableId="1977293522">
+  <w:num w:numId="27" w16cid:durableId="1383481520">
     <w:abstractNumId w:val="10"/>
   </w:num>
-  <w:num w:numId="28" w16cid:durableId="409084232">
-    <w:abstractNumId w:val="6"/>
+  <w:num w:numId="28" w16cid:durableId="662854628">
+    <w:abstractNumId w:val="19"/>
   </w:num>
 </w:numbering>
 </file>

--- a/docs/Feature Guide.docx
+++ b/docs/Feature Guide.docx
@@ -98,7 +98,7 @@
       <w:pPr>
         <w:pStyle w:val="NormalWeb"/>
         <w:shd w:val="clear" w:color="auto" w:fill="EEF2F8"/>
-        <w:divId w:val="2133745147"/>
+        <w:divId w:val="278881026"/>
         <w:rPr>
           <w:rFonts w:ascii="Calibri" w:hAnsi="Calibri" w:cs="Calibri"/>
           <w:color w:val="404040"/>
@@ -113,7 +113,7 @@
           <w:sz w:val="22"/>
           <w:szCs w:val="22"/>
         </w:rPr>
-        <w:t>Parts not built yet (Attendance, Payroll, Cash Advances, the Website Admin app) are listed at the end. This guide grows as they are finished.</w:t>
+        <w:t>Parts not built yet (Attendance, Payroll, Cash Advances, most Website Admin pages) are listed at the end. This guide grows as they are finished.</w:t>
       </w:r>
     </w:p>
     <w:p>
@@ -214,8 +214,8 @@
         <w:tblLook w:val="04A0" w:firstRow="1" w:lastRow="0" w:firstColumn="1" w:lastColumn="0" w:noHBand="0" w:noVBand="1"/>
       </w:tblPr>
       <w:tblGrid>
-        <w:gridCol w:w="1212"/>
-        <w:gridCol w:w="8132"/>
+        <w:gridCol w:w="1445"/>
+        <w:gridCol w:w="7899"/>
       </w:tblGrid>
       <w:tr>
         <w:trPr>
@@ -575,6 +575,85 @@
           </w:p>
         </w:tc>
       </w:tr>
+      <w:tr>
+        <w:tc>
+          <w:tcPr>
+            <w:tcW w:w="0" w:type="auto"/>
+            <w:tcBorders>
+              <w:top w:val="single" w:sz="6" w:space="0" w:color="BFBFBF"/>
+              <w:left w:val="single" w:sz="6" w:space="0" w:color="BFBFBF"/>
+              <w:bottom w:val="single" w:sz="6" w:space="0" w:color="BFBFBF"/>
+              <w:right w:val="single" w:sz="6" w:space="0" w:color="BFBFBF"/>
+            </w:tcBorders>
+            <w:tcMar>
+              <w:top w:w="60" w:type="dxa"/>
+              <w:left w:w="120" w:type="dxa"/>
+              <w:bottom w:w="60" w:type="dxa"/>
+              <w:right w:w="120" w:type="dxa"/>
+            </w:tcMar>
+            <w:hideMark/>
+          </w:tcPr>
+          <w:p>
+            <w:pPr>
+              <w:spacing w:before="120" w:after="120"/>
+              <w:rPr>
+                <w:rFonts w:ascii="Calibri" w:eastAsia="Times New Roman" w:hAnsi="Calibri" w:cs="Calibri"/>
+                <w:color w:val="1A1A1A"/>
+                <w:sz w:val="22"/>
+                <w:szCs w:val="22"/>
+              </w:rPr>
+            </w:pPr>
+            <w:r>
+              <w:rPr>
+                <w:rStyle w:val="Strong"/>
+                <w:rFonts w:ascii="Calibri" w:eastAsia="Times New Roman" w:hAnsi="Calibri" w:cs="Calibri"/>
+                <w:color w:val="1A1A1A"/>
+                <w:sz w:val="22"/>
+                <w:szCs w:val="22"/>
+              </w:rPr>
+              <w:t>Website Admin</w:t>
+            </w:r>
+          </w:p>
+        </w:tc>
+        <w:tc>
+          <w:tcPr>
+            <w:tcW w:w="0" w:type="auto"/>
+            <w:tcBorders>
+              <w:top w:val="single" w:sz="6" w:space="0" w:color="BFBFBF"/>
+              <w:left w:val="single" w:sz="6" w:space="0" w:color="BFBFBF"/>
+              <w:bottom w:val="single" w:sz="6" w:space="0" w:color="BFBFBF"/>
+              <w:right w:val="single" w:sz="6" w:space="0" w:color="BFBFBF"/>
+            </w:tcBorders>
+            <w:tcMar>
+              <w:top w:w="60" w:type="dxa"/>
+              <w:left w:w="120" w:type="dxa"/>
+              <w:bottom w:w="60" w:type="dxa"/>
+              <w:right w:w="120" w:type="dxa"/>
+            </w:tcMar>
+            <w:hideMark/>
+          </w:tcPr>
+          <w:p>
+            <w:pPr>
+              <w:spacing w:before="120" w:after="120"/>
+              <w:rPr>
+                <w:rFonts w:ascii="Calibri" w:eastAsia="Times New Roman" w:hAnsi="Calibri" w:cs="Calibri"/>
+                <w:color w:val="1A1A1A"/>
+                <w:sz w:val="22"/>
+                <w:szCs w:val="22"/>
+              </w:rPr>
+            </w:pPr>
+            <w:r>
+              <w:rPr>
+                <w:rFonts w:ascii="Calibri" w:eastAsia="Times New Roman" w:hAnsi="Calibri" w:cs="Calibri"/>
+                <w:color w:val="1A1A1A"/>
+                <w:sz w:val="22"/>
+                <w:szCs w:val="22"/>
+              </w:rPr>
+              <w:t>Manages the public website in the Website Admin screens. No department, no office pages.</w:t>
+            </w:r>
+          </w:p>
+        </w:tc>
+      </w:tr>
     </w:tbl>
     <w:p>
       <w:pPr>
@@ -684,11 +763,70 @@
       </w:pPr>
       <w:r>
         <w:rPr>
-          <w:rFonts w:ascii="Calibri" w:hAnsi="Calibri" w:cs="Calibri"/>
-          <w:color w:val="1A1A1A"/>
-          <w:sz w:val="22"/>
-          <w:szCs w:val="22"/>
-        </w:rPr>
+          <w:rStyle w:val="Strong"/>
+          <w:rFonts w:ascii="Calibri" w:hAnsi="Calibri" w:cs="Calibri"/>
+          <w:color w:val="1A1A1A"/>
+          <w:sz w:val="22"/>
+          <w:szCs w:val="22"/>
+        </w:rPr>
+        <w:t>One Sign In for everything.</w:t>
+      </w:r>
+      <w:r>
+        <w:rPr>
+          <w:rFonts w:ascii="Calibri" w:hAnsi="Calibri" w:cs="Calibri"/>
+          <w:color w:val="1A1A1A"/>
+          <w:sz w:val="22"/>
+          <w:szCs w:val="22"/>
+        </w:rPr>
+        <w:t xml:space="preserve"> Everyone opens </w:t>
+      </w:r>
+      <w:r>
+        <w:rPr>
+          <w:rStyle w:val="Strong"/>
+          <w:rFonts w:ascii="Calibri" w:hAnsi="Calibri" w:cs="Calibri"/>
+          <w:color w:val="1A1A1A"/>
+          <w:sz w:val="22"/>
+          <w:szCs w:val="22"/>
+        </w:rPr>
+        <w:t>Tri-Stone</w:t>
+      </w:r>
+      <w:r>
+        <w:rPr>
+          <w:rFonts w:ascii="Calibri" w:hAnsi="Calibri" w:cs="Calibri"/>
+          <w:color w:val="1A1A1A"/>
+          <w:sz w:val="22"/>
+          <w:szCs w:val="22"/>
+        </w:rPr>
+        <w:t xml:space="preserve"> </w:t>
+      </w:r>
+      <w:r>
+        <w:rPr>
+          <w:rFonts w:ascii="Calibri" w:hAnsi="Calibri" w:cs="Calibri"/>
+          <w:color w:val="1A1A1A"/>
+          <w:sz w:val="22"/>
+          <w:szCs w:val="22"/>
+        </w:rPr>
+        <w:t>and signs in there. A Website Admin login opens the Website Admin screens; an Admin is asked which to open (office or Website Admin); everyone else gets the office app. There is one list of logins (User Accounts), so the same password rules, lock-out and sign-in history apply to all.</w:t>
+      </w:r>
+    </w:p>
+    <w:p>
+      <w:pPr>
+        <w:pStyle w:val="NormalWeb"/>
+        <w:rPr>
+          <w:rFonts w:ascii="Calibri" w:hAnsi="Calibri" w:cs="Calibri"/>
+          <w:color w:val="1A1A1A"/>
+          <w:sz w:val="22"/>
+          <w:szCs w:val="22"/>
+        </w:rPr>
+      </w:pPr>
+      <w:r>
+        <w:rPr>
+          <w:rFonts w:ascii="Calibri" w:hAnsi="Calibri" w:cs="Calibri"/>
+          <w:color w:val="1A1A1A"/>
+          <w:sz w:val="22"/>
+          <w:szCs w:val="22"/>
+        </w:rPr>
+        <w:lastRenderedPageBreak/>
         <w:t>The left sidebar only shows the pages your login may use, so different people see different sidebars. That's normal.</w:t>
       </w:r>
     </w:p>
@@ -1079,7 +1217,6 @@
                 <w:sz w:val="22"/>
                 <w:szCs w:val="22"/>
               </w:rPr>
-              <w:lastRenderedPageBreak/>
               <w:t>Projects, User Accounts</w:t>
             </w:r>
           </w:p>
@@ -2046,6 +2183,7 @@
           <w:sz w:val="22"/>
           <w:szCs w:val="22"/>
         </w:rPr>
+        <w:lastRenderedPageBreak/>
         <w:t xml:space="preserve">Every add, edit and delete is recorded automatically: </w:t>
       </w:r>
       <w:r>
@@ -2213,7 +2351,6 @@
         <w:rPr>
           <w:rFonts w:ascii="Calibri" w:eastAsia="Times New Roman" w:hAnsi="Calibri" w:cs="Calibri"/>
         </w:rPr>
-        <w:lastRenderedPageBreak/>
         <w:t>1.4 Things that work the same everywhere</w:t>
       </w:r>
     </w:p>
@@ -14738,16 +14875,16 @@
           <w:sz w:val="22"/>
           <w:szCs w:val="22"/>
         </w:rPr>
-        <w:t>Website Admin app:</w:t>
-      </w:r>
-      <w:r>
-        <w:rPr>
-          <w:rFonts w:ascii="Calibri" w:eastAsia="Times New Roman" w:hAnsi="Calibri" w:cs="Calibri"/>
-          <w:color w:val="1A1A1A"/>
-          <w:sz w:val="22"/>
-          <w:szCs w:val="22"/>
-        </w:rPr>
-        <w:t xml:space="preserve"> a separate program with its own accounts (not part of the office app) to edit the public website, choose which projects show, and read Contact form messages. </w:t>
+        <w:t>Website Admin:</w:t>
+      </w:r>
+      <w:r>
+        <w:rPr>
+          <w:rFonts w:ascii="Calibri" w:eastAsia="Times New Roman" w:hAnsi="Calibri" w:cs="Calibri"/>
+          <w:color w:val="1A1A1A"/>
+          <w:sz w:val="22"/>
+          <w:szCs w:val="22"/>
+        </w:rPr>
+        <w:t xml:space="preserve"> screens separate from the office pages, to edit the public website, choose which projects show, and read Contact form messages. </w:t>
       </w:r>
       <w:r>
         <w:rPr>
@@ -14766,6 +14903,25 @@
           <w:sz w:val="22"/>
           <w:szCs w:val="22"/>
         </w:rPr>
+        <w:t xml:space="preserve"> its main window (a sidebar like the office app, same idle sign-out) and the </w:t>
+      </w:r>
+      <w:r>
+        <w:rPr>
+          <w:rStyle w:val="Strong"/>
+          <w:rFonts w:ascii="Calibri" w:eastAsia="Times New Roman" w:hAnsi="Calibri" w:cs="Calibri"/>
+          <w:color w:val="1A1A1A"/>
+          <w:sz w:val="22"/>
+          <w:szCs w:val="22"/>
+        </w:rPr>
+        <w:t>Inquiries</w:t>
+      </w:r>
+      <w:r>
+        <w:rPr>
+          <w:rFonts w:ascii="Calibri" w:eastAsia="Times New Roman" w:hAnsi="Calibri" w:cs="Calibri"/>
+          <w:color w:val="1A1A1A"/>
+          <w:sz w:val="22"/>
+          <w:szCs w:val="22"/>
+        </w:rPr>
         <w:t xml:space="preserve"> </w:t>
       </w:r>
       <w:r>
@@ -14775,64 +14931,7 @@
           <w:sz w:val="22"/>
           <w:szCs w:val="22"/>
         </w:rPr>
-        <w:t xml:space="preserve">its sign-in (same password and lock-out rules as the office app), its main window (a sidebar like the office app), and the </w:t>
-      </w:r>
-      <w:r>
-        <w:rPr>
-          <w:rStyle w:val="Strong"/>
-          <w:rFonts w:ascii="Calibri" w:eastAsia="Times New Roman" w:hAnsi="Calibri" w:cs="Calibri"/>
-          <w:color w:val="1A1A1A"/>
-          <w:sz w:val="22"/>
-          <w:szCs w:val="22"/>
-        </w:rPr>
-        <w:t>Accounts</w:t>
-      </w:r>
-      <w:r>
-        <w:rPr>
-          <w:rFonts w:ascii="Calibri" w:eastAsia="Times New Roman" w:hAnsi="Calibri" w:cs="Calibri"/>
-          <w:color w:val="1A1A1A"/>
-          <w:sz w:val="22"/>
-          <w:szCs w:val="22"/>
-        </w:rPr>
-        <w:t xml:space="preserve"> page: only </w:t>
-      </w:r>
-      <w:r>
-        <w:rPr>
-          <w:rStyle w:val="Strong"/>
-          <w:rFonts w:ascii="Calibri" w:eastAsia="Times New Roman" w:hAnsi="Calibri" w:cs="Calibri"/>
-          <w:color w:val="1A1A1A"/>
-          <w:sz w:val="22"/>
-          <w:szCs w:val="22"/>
-        </w:rPr>
-        <w:t>main</w:t>
-      </w:r>
-      <w:r>
-        <w:rPr>
-          <w:rFonts w:ascii="Calibri" w:eastAsia="Times New Roman" w:hAnsi="Calibri" w:cs="Calibri"/>
-          <w:color w:val="1A1A1A"/>
-          <w:sz w:val="22"/>
-          <w:szCs w:val="22"/>
-        </w:rPr>
-        <w:t xml:space="preserve"> accounts can create, change, unlock, turn off or set passwords for the other Website Admin accounts (you can't turn off yourself or remove your own main status). Also built: the </w:t>
-      </w:r>
-      <w:r>
-        <w:rPr>
-          <w:rStyle w:val="Strong"/>
-          <w:rFonts w:ascii="Calibri" w:eastAsia="Times New Roman" w:hAnsi="Calibri" w:cs="Calibri"/>
-          <w:color w:val="1A1A1A"/>
-          <w:sz w:val="22"/>
-          <w:szCs w:val="22"/>
-        </w:rPr>
-        <w:t>Inquiries</w:t>
-      </w:r>
-      <w:r>
-        <w:rPr>
-          <w:rFonts w:ascii="Calibri" w:eastAsia="Times New Roman" w:hAnsi="Calibri" w:cs="Calibri"/>
-          <w:color w:val="1A1A1A"/>
-          <w:sz w:val="22"/>
-          <w:szCs w:val="22"/>
-        </w:rPr>
-        <w:t xml:space="preserve"> page: every Contact form message with New / Contacted / Closed and internal notes; any Website Admin account can follow them up; nothing is ever deleted.</w:t>
+        <w:t>page: every Contact form message with New / Contacted / Closed and internal notes; Website Admins and Admins can follow them up; nothing is ever deleted. Website Admin logins are a Level in User Accounts (see 1.1); Tri-Stone opens these screens for them.</w:t>
       </w:r>
     </w:p>
     <w:p>
@@ -15531,9 +15630,9 @@
 <file path=word/numbering.xml><?xml version="1.0" encoding="utf-8"?>
 <w:numbering xmlns:wpc="http://schemas.microsoft.com/office/word/2010/wordprocessingCanvas" xmlns:cx="http://schemas.microsoft.com/office/drawing/2014/chartex" xmlns:cx1="http://schemas.microsoft.com/office/drawing/2015/9/8/chartex" xmlns:cx2="http://schemas.microsoft.com/office/drawing/2015/10/21/chartex" xmlns:cx3="http://schemas.microsoft.com/office/drawing/2016/5/9/chartex" xmlns:cx4="http://schemas.microsoft.com/office/drawing/2016/5/10/chartex" xmlns:cx5="http://schemas.microsoft.com/office/drawing/2016/5/11/chartex" xmlns:cx6="http://schemas.microsoft.com/office/drawing/2016/5/12/chartex" xmlns:cx7="http://schemas.microsoft.com/office/drawing/2016/5/13/chartex" xmlns:cx8="http://schemas.microsoft.com/office/drawing/2016/5/14/chartex" xmlns:mc="http://schemas.openxmlformats.org/markup-compatibility/2006" xmlns:aink="http://schemas.microsoft.com/office/drawing/2016/ink" xmlns:am3d="http://schemas.microsoft.com/office/drawing/2017/model3d" xmlns:o="urn:schemas-microsoft-com:office:office" xmlns:oel="http://schemas.microsoft.com/office/2019/extlst" xmlns:r="http://schemas.openxmlformats.org/officeDocument/2006/relationships" xmlns:m="http://schemas.openxmlformats.org/officeDocument/2006/math" xmlns:v="urn:schemas-microsoft-com:vml" xmlns:wp14="http://schemas.microsoft.com/office/word/2010/wordprocessingDrawing" xmlns:wp="http://schemas.openxmlformats.org/drawingml/2006/wordprocessingDrawing" xmlns:w10="urn:schemas-microsoft-com:office:word" xmlns:w="http://schemas.openxmlformats.org/wordprocessingml/2006/main" xmlns:w14="http://schemas.microsoft.com/office/word/2010/wordml" xmlns:w15="http://schemas.microsoft.com/office/word/2012/wordml" xmlns:w16cex="http://schemas.microsoft.com/office/word/2018/wordml/cex" xmlns:w16cid="http://schemas.microsoft.com/office/word/2016/wordml/cid" xmlns:w16="http://schemas.microsoft.com/office/word/2018/wordml" xmlns:w16du="http://schemas.microsoft.com/office/word/2023/wordml/word16du" xmlns:w16sdtdh="http://schemas.microsoft.com/office/word/2020/wordml/sdtdatahash" xmlns:w16sdtfl="http://schemas.microsoft.com/office/word/2024/wordml/sdtformatlock" xmlns:w16se="http://schemas.microsoft.com/office/word/2015/wordml/symex" xmlns:wpg="http://schemas.microsoft.com/office/word/2010/wordprocessingGroup" xmlns:wpi="http://schemas.microsoft.com/office/word/2010/wordprocessingInk" xmlns:wne="http://schemas.microsoft.com/office/word/2006/wordml" xmlns:wps="http://schemas.microsoft.com/office/word/2010/wordprocessingShape" mc:Ignorable="w14 w15 w16se w16cid w16 w16cex w16sdtdh w16sdtfl w16du wp14">
   <w:abstractNum w:abstractNumId="0" w15:restartNumberingAfterBreak="0">
-    <w:nsid w:val="07F20360"/>
+    <w:nsid w:val="02DA1DF8"/>
     <w:multiLevelType w:val="multilevel"/>
-    <w:tmpl w:val="61242FFC"/>
+    <w:tmpl w:val="E6D4E624"/>
     <w:lvl w:ilvl="0">
       <w:start w:val="1"/>
       <w:numFmt w:val="bullet"/>
@@ -15680,9 +15779,9 @@
     </w:lvl>
   </w:abstractNum>
   <w:abstractNum w:abstractNumId="1" w15:restartNumberingAfterBreak="0">
-    <w:nsid w:val="150E7CA6"/>
+    <w:nsid w:val="030B7841"/>
     <w:multiLevelType w:val="multilevel"/>
-    <w:tmpl w:val="7B444DAA"/>
+    <w:tmpl w:val="4D68DFBE"/>
     <w:lvl w:ilvl="0">
       <w:start w:val="1"/>
       <w:numFmt w:val="bullet"/>
@@ -15829,9 +15928,122 @@
     </w:lvl>
   </w:abstractNum>
   <w:abstractNum w:abstractNumId="2" w15:restartNumberingAfterBreak="0">
-    <w:nsid w:val="1EE91820"/>
+    <w:nsid w:val="0F44649B"/>
     <w:multiLevelType w:val="multilevel"/>
-    <w:tmpl w:val="97227F8E"/>
+    <w:tmpl w:val="9D2AC73A"/>
+    <w:lvl w:ilvl="0">
+      <w:start w:val="1"/>
+      <w:numFmt w:val="decimal"/>
+      <w:lvlText w:val="%1."/>
+      <w:lvlJc w:val="left"/>
+      <w:pPr>
+        <w:tabs>
+          <w:tab w:val="num" w:pos="720"/>
+        </w:tabs>
+        <w:ind w:left="720" w:hanging="360"/>
+      </w:pPr>
+    </w:lvl>
+    <w:lvl w:ilvl="1" w:tentative="1">
+      <w:start w:val="1"/>
+      <w:numFmt w:val="decimal"/>
+      <w:lvlText w:val="%2."/>
+      <w:lvlJc w:val="left"/>
+      <w:pPr>
+        <w:tabs>
+          <w:tab w:val="num" w:pos="1440"/>
+        </w:tabs>
+        <w:ind w:left="1440" w:hanging="360"/>
+      </w:pPr>
+    </w:lvl>
+    <w:lvl w:ilvl="2" w:tentative="1">
+      <w:start w:val="1"/>
+      <w:numFmt w:val="decimal"/>
+      <w:lvlText w:val="%3."/>
+      <w:lvlJc w:val="left"/>
+      <w:pPr>
+        <w:tabs>
+          <w:tab w:val="num" w:pos="2160"/>
+        </w:tabs>
+        <w:ind w:left="2160" w:hanging="360"/>
+      </w:pPr>
+    </w:lvl>
+    <w:lvl w:ilvl="3" w:tentative="1">
+      <w:start w:val="1"/>
+      <w:numFmt w:val="decimal"/>
+      <w:lvlText w:val="%4."/>
+      <w:lvlJc w:val="left"/>
+      <w:pPr>
+        <w:tabs>
+          <w:tab w:val="num" w:pos="2880"/>
+        </w:tabs>
+        <w:ind w:left="2880" w:hanging="360"/>
+      </w:pPr>
+    </w:lvl>
+    <w:lvl w:ilvl="4" w:tentative="1">
+      <w:start w:val="1"/>
+      <w:numFmt w:val="decimal"/>
+      <w:lvlText w:val="%5."/>
+      <w:lvlJc w:val="left"/>
+      <w:pPr>
+        <w:tabs>
+          <w:tab w:val="num" w:pos="3600"/>
+        </w:tabs>
+        <w:ind w:left="3600" w:hanging="360"/>
+      </w:pPr>
+    </w:lvl>
+    <w:lvl w:ilvl="5" w:tentative="1">
+      <w:start w:val="1"/>
+      <w:numFmt w:val="decimal"/>
+      <w:lvlText w:val="%6."/>
+      <w:lvlJc w:val="left"/>
+      <w:pPr>
+        <w:tabs>
+          <w:tab w:val="num" w:pos="4320"/>
+        </w:tabs>
+        <w:ind w:left="4320" w:hanging="360"/>
+      </w:pPr>
+    </w:lvl>
+    <w:lvl w:ilvl="6" w:tentative="1">
+      <w:start w:val="1"/>
+      <w:numFmt w:val="decimal"/>
+      <w:lvlText w:val="%7."/>
+      <w:lvlJc w:val="left"/>
+      <w:pPr>
+        <w:tabs>
+          <w:tab w:val="num" w:pos="5040"/>
+        </w:tabs>
+        <w:ind w:left="5040" w:hanging="360"/>
+      </w:pPr>
+    </w:lvl>
+    <w:lvl w:ilvl="7" w:tentative="1">
+      <w:start w:val="1"/>
+      <w:numFmt w:val="decimal"/>
+      <w:lvlText w:val="%8."/>
+      <w:lvlJc w:val="left"/>
+      <w:pPr>
+        <w:tabs>
+          <w:tab w:val="num" w:pos="5760"/>
+        </w:tabs>
+        <w:ind w:left="5760" w:hanging="360"/>
+      </w:pPr>
+    </w:lvl>
+    <w:lvl w:ilvl="8" w:tentative="1">
+      <w:start w:val="1"/>
+      <w:numFmt w:val="decimal"/>
+      <w:lvlText w:val="%9."/>
+      <w:lvlJc w:val="left"/>
+      <w:pPr>
+        <w:tabs>
+          <w:tab w:val="num" w:pos="6480"/>
+        </w:tabs>
+        <w:ind w:left="6480" w:hanging="360"/>
+      </w:pPr>
+    </w:lvl>
+  </w:abstractNum>
+  <w:abstractNum w:abstractNumId="3" w15:restartNumberingAfterBreak="0">
+    <w:nsid w:val="12DA7461"/>
+    <w:multiLevelType w:val="multilevel"/>
+    <w:tmpl w:val="EB76AC6C"/>
     <w:lvl w:ilvl="0">
       <w:start w:val="1"/>
       <w:numFmt w:val="bullet"/>
@@ -15977,10 +16189,10 @@
       </w:rPr>
     </w:lvl>
   </w:abstractNum>
-  <w:abstractNum w:abstractNumId="3" w15:restartNumberingAfterBreak="0">
-    <w:nsid w:val="2B3A7DA1"/>
+  <w:abstractNum w:abstractNumId="4" w15:restartNumberingAfterBreak="0">
+    <w:nsid w:val="14AF3DF9"/>
     <w:multiLevelType w:val="multilevel"/>
-    <w:tmpl w:val="981A9BFC"/>
+    <w:tmpl w:val="539ACA4E"/>
     <w:lvl w:ilvl="0">
       <w:start w:val="1"/>
       <w:numFmt w:val="bullet"/>
@@ -16126,10 +16338,10 @@
       </w:rPr>
     </w:lvl>
   </w:abstractNum>
-  <w:abstractNum w:abstractNumId="4" w15:restartNumberingAfterBreak="0">
-    <w:nsid w:val="2FE0599E"/>
+  <w:abstractNum w:abstractNumId="5" w15:restartNumberingAfterBreak="0">
+    <w:nsid w:val="1CBF11BB"/>
     <w:multiLevelType w:val="multilevel"/>
-    <w:tmpl w:val="A62C8790"/>
+    <w:tmpl w:val="C3F4115E"/>
     <w:lvl w:ilvl="0">
       <w:start w:val="1"/>
       <w:numFmt w:val="bullet"/>
@@ -16275,10 +16487,10 @@
       </w:rPr>
     </w:lvl>
   </w:abstractNum>
-  <w:abstractNum w:abstractNumId="5" w15:restartNumberingAfterBreak="0">
-    <w:nsid w:val="35FD70AC"/>
+  <w:abstractNum w:abstractNumId="6" w15:restartNumberingAfterBreak="0">
+    <w:nsid w:val="1DAD38DA"/>
     <w:multiLevelType w:val="multilevel"/>
-    <w:tmpl w:val="7DEAE2D8"/>
+    <w:tmpl w:val="7E8408E8"/>
     <w:lvl w:ilvl="0">
       <w:start w:val="1"/>
       <w:numFmt w:val="bullet"/>
@@ -16424,10 +16636,10 @@
       </w:rPr>
     </w:lvl>
   </w:abstractNum>
-  <w:abstractNum w:abstractNumId="6" w15:restartNumberingAfterBreak="0">
-    <w:nsid w:val="389A325E"/>
+  <w:abstractNum w:abstractNumId="7" w15:restartNumberingAfterBreak="0">
+    <w:nsid w:val="22553CED"/>
     <w:multiLevelType w:val="multilevel"/>
-    <w:tmpl w:val="F9F6F154"/>
+    <w:tmpl w:val="FC68EDC0"/>
     <w:lvl w:ilvl="0">
       <w:start w:val="1"/>
       <w:numFmt w:val="bullet"/>
@@ -16573,10 +16785,10 @@
       </w:rPr>
     </w:lvl>
   </w:abstractNum>
-  <w:abstractNum w:abstractNumId="7" w15:restartNumberingAfterBreak="0">
-    <w:nsid w:val="3DDF47F1"/>
+  <w:abstractNum w:abstractNumId="8" w15:restartNumberingAfterBreak="0">
+    <w:nsid w:val="35746272"/>
     <w:multiLevelType w:val="multilevel"/>
-    <w:tmpl w:val="42668F8E"/>
+    <w:tmpl w:val="E1B20CF6"/>
     <w:lvl w:ilvl="0">
       <w:start w:val="1"/>
       <w:numFmt w:val="bullet"/>
@@ -16722,10 +16934,10 @@
       </w:rPr>
     </w:lvl>
   </w:abstractNum>
-  <w:abstractNum w:abstractNumId="8" w15:restartNumberingAfterBreak="0">
-    <w:nsid w:val="3F457215"/>
+  <w:abstractNum w:abstractNumId="9" w15:restartNumberingAfterBreak="0">
+    <w:nsid w:val="40827FDE"/>
     <w:multiLevelType w:val="multilevel"/>
-    <w:tmpl w:val="ABA8C86C"/>
+    <w:tmpl w:val="6352DCC0"/>
     <w:lvl w:ilvl="0">
       <w:start w:val="1"/>
       <w:numFmt w:val="bullet"/>
@@ -16871,10 +17083,10 @@
       </w:rPr>
     </w:lvl>
   </w:abstractNum>
-  <w:abstractNum w:abstractNumId="9" w15:restartNumberingAfterBreak="0">
-    <w:nsid w:val="420E5BC1"/>
+  <w:abstractNum w:abstractNumId="10" w15:restartNumberingAfterBreak="0">
+    <w:nsid w:val="431A76B3"/>
     <w:multiLevelType w:val="multilevel"/>
-    <w:tmpl w:val="A67C4E34"/>
+    <w:tmpl w:val="0AAA67D2"/>
     <w:lvl w:ilvl="0">
       <w:start w:val="1"/>
       <w:numFmt w:val="bullet"/>
@@ -17020,10 +17232,1053 @@
       </w:rPr>
     </w:lvl>
   </w:abstractNum>
-  <w:abstractNum w:abstractNumId="10" w15:restartNumberingAfterBreak="0">
-    <w:nsid w:val="44006807"/>
+  <w:abstractNum w:abstractNumId="11" w15:restartNumberingAfterBreak="0">
+    <w:nsid w:val="49686BB3"/>
     <w:multiLevelType w:val="multilevel"/>
-    <w:tmpl w:val="5EBCE6B8"/>
+    <w:tmpl w:val="EAAC7780"/>
+    <w:lvl w:ilvl="0">
+      <w:start w:val="1"/>
+      <w:numFmt w:val="bullet"/>
+      <w:lvlText w:val=""/>
+      <w:lvlJc w:val="left"/>
+      <w:pPr>
+        <w:tabs>
+          <w:tab w:val="num" w:pos="720"/>
+        </w:tabs>
+        <w:ind w:left="720" w:hanging="360"/>
+      </w:pPr>
+      <w:rPr>
+        <w:rFonts w:ascii="Symbol" w:hAnsi="Symbol" w:hint="default"/>
+        <w:sz w:val="20"/>
+      </w:rPr>
+    </w:lvl>
+    <w:lvl w:ilvl="1" w:tentative="1">
+      <w:start w:val="1"/>
+      <w:numFmt w:val="bullet"/>
+      <w:lvlText w:val="o"/>
+      <w:lvlJc w:val="left"/>
+      <w:pPr>
+        <w:tabs>
+          <w:tab w:val="num" w:pos="1440"/>
+        </w:tabs>
+        <w:ind w:left="1440" w:hanging="360"/>
+      </w:pPr>
+      <w:rPr>
+        <w:rFonts w:ascii="Courier New" w:hAnsi="Courier New" w:hint="default"/>
+        <w:sz w:val="20"/>
+      </w:rPr>
+    </w:lvl>
+    <w:lvl w:ilvl="2" w:tentative="1">
+      <w:start w:val="1"/>
+      <w:numFmt w:val="bullet"/>
+      <w:lvlText w:val=""/>
+      <w:lvlJc w:val="left"/>
+      <w:pPr>
+        <w:tabs>
+          <w:tab w:val="num" w:pos="2160"/>
+        </w:tabs>
+        <w:ind w:left="2160" w:hanging="360"/>
+      </w:pPr>
+      <w:rPr>
+        <w:rFonts w:ascii="Wingdings" w:hAnsi="Wingdings" w:hint="default"/>
+        <w:sz w:val="20"/>
+      </w:rPr>
+    </w:lvl>
+    <w:lvl w:ilvl="3" w:tentative="1">
+      <w:start w:val="1"/>
+      <w:numFmt w:val="bullet"/>
+      <w:lvlText w:val=""/>
+      <w:lvlJc w:val="left"/>
+      <w:pPr>
+        <w:tabs>
+          <w:tab w:val="num" w:pos="2880"/>
+        </w:tabs>
+        <w:ind w:left="2880" w:hanging="360"/>
+      </w:pPr>
+      <w:rPr>
+        <w:rFonts w:ascii="Wingdings" w:hAnsi="Wingdings" w:hint="default"/>
+        <w:sz w:val="20"/>
+      </w:rPr>
+    </w:lvl>
+    <w:lvl w:ilvl="4" w:tentative="1">
+      <w:start w:val="1"/>
+      <w:numFmt w:val="bullet"/>
+      <w:lvlText w:val=""/>
+      <w:lvlJc w:val="left"/>
+      <w:pPr>
+        <w:tabs>
+          <w:tab w:val="num" w:pos="3600"/>
+        </w:tabs>
+        <w:ind w:left="3600" w:hanging="360"/>
+      </w:pPr>
+      <w:rPr>
+        <w:rFonts w:ascii="Wingdings" w:hAnsi="Wingdings" w:hint="default"/>
+        <w:sz w:val="20"/>
+      </w:rPr>
+    </w:lvl>
+    <w:lvl w:ilvl="5" w:tentative="1">
+      <w:start w:val="1"/>
+      <w:numFmt w:val="bullet"/>
+      <w:lvlText w:val=""/>
+      <w:lvlJc w:val="left"/>
+      <w:pPr>
+        <w:tabs>
+          <w:tab w:val="num" w:pos="4320"/>
+        </w:tabs>
+        <w:ind w:left="4320" w:hanging="360"/>
+      </w:pPr>
+      <w:rPr>
+        <w:rFonts w:ascii="Wingdings" w:hAnsi="Wingdings" w:hint="default"/>
+        <w:sz w:val="20"/>
+      </w:rPr>
+    </w:lvl>
+    <w:lvl w:ilvl="6" w:tentative="1">
+      <w:start w:val="1"/>
+      <w:numFmt w:val="bullet"/>
+      <w:lvlText w:val=""/>
+      <w:lvlJc w:val="left"/>
+      <w:pPr>
+        <w:tabs>
+          <w:tab w:val="num" w:pos="5040"/>
+        </w:tabs>
+        <w:ind w:left="5040" w:hanging="360"/>
+      </w:pPr>
+      <w:rPr>
+        <w:rFonts w:ascii="Wingdings" w:hAnsi="Wingdings" w:hint="default"/>
+        <w:sz w:val="20"/>
+      </w:rPr>
+    </w:lvl>
+    <w:lvl w:ilvl="7" w:tentative="1">
+      <w:start w:val="1"/>
+      <w:numFmt w:val="bullet"/>
+      <w:lvlText w:val=""/>
+      <w:lvlJc w:val="left"/>
+      <w:pPr>
+        <w:tabs>
+          <w:tab w:val="num" w:pos="5760"/>
+        </w:tabs>
+        <w:ind w:left="5760" w:hanging="360"/>
+      </w:pPr>
+      <w:rPr>
+        <w:rFonts w:ascii="Wingdings" w:hAnsi="Wingdings" w:hint="default"/>
+        <w:sz w:val="20"/>
+      </w:rPr>
+    </w:lvl>
+    <w:lvl w:ilvl="8" w:tentative="1">
+      <w:start w:val="1"/>
+      <w:numFmt w:val="bullet"/>
+      <w:lvlText w:val=""/>
+      <w:lvlJc w:val="left"/>
+      <w:pPr>
+        <w:tabs>
+          <w:tab w:val="num" w:pos="6480"/>
+        </w:tabs>
+        <w:ind w:left="6480" w:hanging="360"/>
+      </w:pPr>
+      <w:rPr>
+        <w:rFonts w:ascii="Wingdings" w:hAnsi="Wingdings" w:hint="default"/>
+        <w:sz w:val="20"/>
+      </w:rPr>
+    </w:lvl>
+  </w:abstractNum>
+  <w:abstractNum w:abstractNumId="12" w15:restartNumberingAfterBreak="0">
+    <w:nsid w:val="4ABE1F64"/>
+    <w:multiLevelType w:val="multilevel"/>
+    <w:tmpl w:val="E62CB436"/>
+    <w:lvl w:ilvl="0">
+      <w:start w:val="1"/>
+      <w:numFmt w:val="bullet"/>
+      <w:lvlText w:val=""/>
+      <w:lvlJc w:val="left"/>
+      <w:pPr>
+        <w:tabs>
+          <w:tab w:val="num" w:pos="720"/>
+        </w:tabs>
+        <w:ind w:left="720" w:hanging="360"/>
+      </w:pPr>
+      <w:rPr>
+        <w:rFonts w:ascii="Symbol" w:hAnsi="Symbol" w:hint="default"/>
+        <w:sz w:val="20"/>
+      </w:rPr>
+    </w:lvl>
+    <w:lvl w:ilvl="1" w:tentative="1">
+      <w:start w:val="1"/>
+      <w:numFmt w:val="bullet"/>
+      <w:lvlText w:val="o"/>
+      <w:lvlJc w:val="left"/>
+      <w:pPr>
+        <w:tabs>
+          <w:tab w:val="num" w:pos="1440"/>
+        </w:tabs>
+        <w:ind w:left="1440" w:hanging="360"/>
+      </w:pPr>
+      <w:rPr>
+        <w:rFonts w:ascii="Courier New" w:hAnsi="Courier New" w:hint="default"/>
+        <w:sz w:val="20"/>
+      </w:rPr>
+    </w:lvl>
+    <w:lvl w:ilvl="2" w:tentative="1">
+      <w:start w:val="1"/>
+      <w:numFmt w:val="bullet"/>
+      <w:lvlText w:val=""/>
+      <w:lvlJc w:val="left"/>
+      <w:pPr>
+        <w:tabs>
+          <w:tab w:val="num" w:pos="2160"/>
+        </w:tabs>
+        <w:ind w:left="2160" w:hanging="360"/>
+      </w:pPr>
+      <w:rPr>
+        <w:rFonts w:ascii="Wingdings" w:hAnsi="Wingdings" w:hint="default"/>
+        <w:sz w:val="20"/>
+      </w:rPr>
+    </w:lvl>
+    <w:lvl w:ilvl="3" w:tentative="1">
+      <w:start w:val="1"/>
+      <w:numFmt w:val="bullet"/>
+      <w:lvlText w:val=""/>
+      <w:lvlJc w:val="left"/>
+      <w:pPr>
+        <w:tabs>
+          <w:tab w:val="num" w:pos="2880"/>
+        </w:tabs>
+        <w:ind w:left="2880" w:hanging="360"/>
+      </w:pPr>
+      <w:rPr>
+        <w:rFonts w:ascii="Wingdings" w:hAnsi="Wingdings" w:hint="default"/>
+        <w:sz w:val="20"/>
+      </w:rPr>
+    </w:lvl>
+    <w:lvl w:ilvl="4" w:tentative="1">
+      <w:start w:val="1"/>
+      <w:numFmt w:val="bullet"/>
+      <w:lvlText w:val=""/>
+      <w:lvlJc w:val="left"/>
+      <w:pPr>
+        <w:tabs>
+          <w:tab w:val="num" w:pos="3600"/>
+        </w:tabs>
+        <w:ind w:left="3600" w:hanging="360"/>
+      </w:pPr>
+      <w:rPr>
+        <w:rFonts w:ascii="Wingdings" w:hAnsi="Wingdings" w:hint="default"/>
+        <w:sz w:val="20"/>
+      </w:rPr>
+    </w:lvl>
+    <w:lvl w:ilvl="5" w:tentative="1">
+      <w:start w:val="1"/>
+      <w:numFmt w:val="bullet"/>
+      <w:lvlText w:val=""/>
+      <w:lvlJc w:val="left"/>
+      <w:pPr>
+        <w:tabs>
+          <w:tab w:val="num" w:pos="4320"/>
+        </w:tabs>
+        <w:ind w:left="4320" w:hanging="360"/>
+      </w:pPr>
+      <w:rPr>
+        <w:rFonts w:ascii="Wingdings" w:hAnsi="Wingdings" w:hint="default"/>
+        <w:sz w:val="20"/>
+      </w:rPr>
+    </w:lvl>
+    <w:lvl w:ilvl="6" w:tentative="1">
+      <w:start w:val="1"/>
+      <w:numFmt w:val="bullet"/>
+      <w:lvlText w:val=""/>
+      <w:lvlJc w:val="left"/>
+      <w:pPr>
+        <w:tabs>
+          <w:tab w:val="num" w:pos="5040"/>
+        </w:tabs>
+        <w:ind w:left="5040" w:hanging="360"/>
+      </w:pPr>
+      <w:rPr>
+        <w:rFonts w:ascii="Wingdings" w:hAnsi="Wingdings" w:hint="default"/>
+        <w:sz w:val="20"/>
+      </w:rPr>
+    </w:lvl>
+    <w:lvl w:ilvl="7" w:tentative="1">
+      <w:start w:val="1"/>
+      <w:numFmt w:val="bullet"/>
+      <w:lvlText w:val=""/>
+      <w:lvlJc w:val="left"/>
+      <w:pPr>
+        <w:tabs>
+          <w:tab w:val="num" w:pos="5760"/>
+        </w:tabs>
+        <w:ind w:left="5760" w:hanging="360"/>
+      </w:pPr>
+      <w:rPr>
+        <w:rFonts w:ascii="Wingdings" w:hAnsi="Wingdings" w:hint="default"/>
+        <w:sz w:val="20"/>
+      </w:rPr>
+    </w:lvl>
+    <w:lvl w:ilvl="8" w:tentative="1">
+      <w:start w:val="1"/>
+      <w:numFmt w:val="bullet"/>
+      <w:lvlText w:val=""/>
+      <w:lvlJc w:val="left"/>
+      <w:pPr>
+        <w:tabs>
+          <w:tab w:val="num" w:pos="6480"/>
+        </w:tabs>
+        <w:ind w:left="6480" w:hanging="360"/>
+      </w:pPr>
+      <w:rPr>
+        <w:rFonts w:ascii="Wingdings" w:hAnsi="Wingdings" w:hint="default"/>
+        <w:sz w:val="20"/>
+      </w:rPr>
+    </w:lvl>
+  </w:abstractNum>
+  <w:abstractNum w:abstractNumId="13" w15:restartNumberingAfterBreak="0">
+    <w:nsid w:val="4BF41CDE"/>
+    <w:multiLevelType w:val="multilevel"/>
+    <w:tmpl w:val="5FBAFE62"/>
+    <w:lvl w:ilvl="0">
+      <w:start w:val="1"/>
+      <w:numFmt w:val="bullet"/>
+      <w:lvlText w:val=""/>
+      <w:lvlJc w:val="left"/>
+      <w:pPr>
+        <w:tabs>
+          <w:tab w:val="num" w:pos="720"/>
+        </w:tabs>
+        <w:ind w:left="720" w:hanging="360"/>
+      </w:pPr>
+      <w:rPr>
+        <w:rFonts w:ascii="Symbol" w:hAnsi="Symbol" w:hint="default"/>
+        <w:sz w:val="20"/>
+      </w:rPr>
+    </w:lvl>
+    <w:lvl w:ilvl="1" w:tentative="1">
+      <w:start w:val="1"/>
+      <w:numFmt w:val="bullet"/>
+      <w:lvlText w:val="o"/>
+      <w:lvlJc w:val="left"/>
+      <w:pPr>
+        <w:tabs>
+          <w:tab w:val="num" w:pos="1440"/>
+        </w:tabs>
+        <w:ind w:left="1440" w:hanging="360"/>
+      </w:pPr>
+      <w:rPr>
+        <w:rFonts w:ascii="Courier New" w:hAnsi="Courier New" w:hint="default"/>
+        <w:sz w:val="20"/>
+      </w:rPr>
+    </w:lvl>
+    <w:lvl w:ilvl="2" w:tentative="1">
+      <w:start w:val="1"/>
+      <w:numFmt w:val="bullet"/>
+      <w:lvlText w:val=""/>
+      <w:lvlJc w:val="left"/>
+      <w:pPr>
+        <w:tabs>
+          <w:tab w:val="num" w:pos="2160"/>
+        </w:tabs>
+        <w:ind w:left="2160" w:hanging="360"/>
+      </w:pPr>
+      <w:rPr>
+        <w:rFonts w:ascii="Wingdings" w:hAnsi="Wingdings" w:hint="default"/>
+        <w:sz w:val="20"/>
+      </w:rPr>
+    </w:lvl>
+    <w:lvl w:ilvl="3" w:tentative="1">
+      <w:start w:val="1"/>
+      <w:numFmt w:val="bullet"/>
+      <w:lvlText w:val=""/>
+      <w:lvlJc w:val="left"/>
+      <w:pPr>
+        <w:tabs>
+          <w:tab w:val="num" w:pos="2880"/>
+        </w:tabs>
+        <w:ind w:left="2880" w:hanging="360"/>
+      </w:pPr>
+      <w:rPr>
+        <w:rFonts w:ascii="Wingdings" w:hAnsi="Wingdings" w:hint="default"/>
+        <w:sz w:val="20"/>
+      </w:rPr>
+    </w:lvl>
+    <w:lvl w:ilvl="4" w:tentative="1">
+      <w:start w:val="1"/>
+      <w:numFmt w:val="bullet"/>
+      <w:lvlText w:val=""/>
+      <w:lvlJc w:val="left"/>
+      <w:pPr>
+        <w:tabs>
+          <w:tab w:val="num" w:pos="3600"/>
+        </w:tabs>
+        <w:ind w:left="3600" w:hanging="360"/>
+      </w:pPr>
+      <w:rPr>
+        <w:rFonts w:ascii="Wingdings" w:hAnsi="Wingdings" w:hint="default"/>
+        <w:sz w:val="20"/>
+      </w:rPr>
+    </w:lvl>
+    <w:lvl w:ilvl="5" w:tentative="1">
+      <w:start w:val="1"/>
+      <w:numFmt w:val="bullet"/>
+      <w:lvlText w:val=""/>
+      <w:lvlJc w:val="left"/>
+      <w:pPr>
+        <w:tabs>
+          <w:tab w:val="num" w:pos="4320"/>
+        </w:tabs>
+        <w:ind w:left="4320" w:hanging="360"/>
+      </w:pPr>
+      <w:rPr>
+        <w:rFonts w:ascii="Wingdings" w:hAnsi="Wingdings" w:hint="default"/>
+        <w:sz w:val="20"/>
+      </w:rPr>
+    </w:lvl>
+    <w:lvl w:ilvl="6" w:tentative="1">
+      <w:start w:val="1"/>
+      <w:numFmt w:val="bullet"/>
+      <w:lvlText w:val=""/>
+      <w:lvlJc w:val="left"/>
+      <w:pPr>
+        <w:tabs>
+          <w:tab w:val="num" w:pos="5040"/>
+        </w:tabs>
+        <w:ind w:left="5040" w:hanging="360"/>
+      </w:pPr>
+      <w:rPr>
+        <w:rFonts w:ascii="Wingdings" w:hAnsi="Wingdings" w:hint="default"/>
+        <w:sz w:val="20"/>
+      </w:rPr>
+    </w:lvl>
+    <w:lvl w:ilvl="7" w:tentative="1">
+      <w:start w:val="1"/>
+      <w:numFmt w:val="bullet"/>
+      <w:lvlText w:val=""/>
+      <w:lvlJc w:val="left"/>
+      <w:pPr>
+        <w:tabs>
+          <w:tab w:val="num" w:pos="5760"/>
+        </w:tabs>
+        <w:ind w:left="5760" w:hanging="360"/>
+      </w:pPr>
+      <w:rPr>
+        <w:rFonts w:ascii="Wingdings" w:hAnsi="Wingdings" w:hint="default"/>
+        <w:sz w:val="20"/>
+      </w:rPr>
+    </w:lvl>
+    <w:lvl w:ilvl="8" w:tentative="1">
+      <w:start w:val="1"/>
+      <w:numFmt w:val="bullet"/>
+      <w:lvlText w:val=""/>
+      <w:lvlJc w:val="left"/>
+      <w:pPr>
+        <w:tabs>
+          <w:tab w:val="num" w:pos="6480"/>
+        </w:tabs>
+        <w:ind w:left="6480" w:hanging="360"/>
+      </w:pPr>
+      <w:rPr>
+        <w:rFonts w:ascii="Wingdings" w:hAnsi="Wingdings" w:hint="default"/>
+        <w:sz w:val="20"/>
+      </w:rPr>
+    </w:lvl>
+  </w:abstractNum>
+  <w:abstractNum w:abstractNumId="14" w15:restartNumberingAfterBreak="0">
+    <w:nsid w:val="4CB451C6"/>
+    <w:multiLevelType w:val="multilevel"/>
+    <w:tmpl w:val="C63437DA"/>
+    <w:lvl w:ilvl="0">
+      <w:start w:val="1"/>
+      <w:numFmt w:val="bullet"/>
+      <w:lvlText w:val=""/>
+      <w:lvlJc w:val="left"/>
+      <w:pPr>
+        <w:tabs>
+          <w:tab w:val="num" w:pos="720"/>
+        </w:tabs>
+        <w:ind w:left="720" w:hanging="360"/>
+      </w:pPr>
+      <w:rPr>
+        <w:rFonts w:ascii="Symbol" w:hAnsi="Symbol" w:hint="default"/>
+        <w:sz w:val="20"/>
+      </w:rPr>
+    </w:lvl>
+    <w:lvl w:ilvl="1" w:tentative="1">
+      <w:start w:val="1"/>
+      <w:numFmt w:val="bullet"/>
+      <w:lvlText w:val="o"/>
+      <w:lvlJc w:val="left"/>
+      <w:pPr>
+        <w:tabs>
+          <w:tab w:val="num" w:pos="1440"/>
+        </w:tabs>
+        <w:ind w:left="1440" w:hanging="360"/>
+      </w:pPr>
+      <w:rPr>
+        <w:rFonts w:ascii="Courier New" w:hAnsi="Courier New" w:hint="default"/>
+        <w:sz w:val="20"/>
+      </w:rPr>
+    </w:lvl>
+    <w:lvl w:ilvl="2" w:tentative="1">
+      <w:start w:val="1"/>
+      <w:numFmt w:val="bullet"/>
+      <w:lvlText w:val=""/>
+      <w:lvlJc w:val="left"/>
+      <w:pPr>
+        <w:tabs>
+          <w:tab w:val="num" w:pos="2160"/>
+        </w:tabs>
+        <w:ind w:left="2160" w:hanging="360"/>
+      </w:pPr>
+      <w:rPr>
+        <w:rFonts w:ascii="Wingdings" w:hAnsi="Wingdings" w:hint="default"/>
+        <w:sz w:val="20"/>
+      </w:rPr>
+    </w:lvl>
+    <w:lvl w:ilvl="3" w:tentative="1">
+      <w:start w:val="1"/>
+      <w:numFmt w:val="bullet"/>
+      <w:lvlText w:val=""/>
+      <w:lvlJc w:val="left"/>
+      <w:pPr>
+        <w:tabs>
+          <w:tab w:val="num" w:pos="2880"/>
+        </w:tabs>
+        <w:ind w:left="2880" w:hanging="360"/>
+      </w:pPr>
+      <w:rPr>
+        <w:rFonts w:ascii="Wingdings" w:hAnsi="Wingdings" w:hint="default"/>
+        <w:sz w:val="20"/>
+      </w:rPr>
+    </w:lvl>
+    <w:lvl w:ilvl="4" w:tentative="1">
+      <w:start w:val="1"/>
+      <w:numFmt w:val="bullet"/>
+      <w:lvlText w:val=""/>
+      <w:lvlJc w:val="left"/>
+      <w:pPr>
+        <w:tabs>
+          <w:tab w:val="num" w:pos="3600"/>
+        </w:tabs>
+        <w:ind w:left="3600" w:hanging="360"/>
+      </w:pPr>
+      <w:rPr>
+        <w:rFonts w:ascii="Wingdings" w:hAnsi="Wingdings" w:hint="default"/>
+        <w:sz w:val="20"/>
+      </w:rPr>
+    </w:lvl>
+    <w:lvl w:ilvl="5" w:tentative="1">
+      <w:start w:val="1"/>
+      <w:numFmt w:val="bullet"/>
+      <w:lvlText w:val=""/>
+      <w:lvlJc w:val="left"/>
+      <w:pPr>
+        <w:tabs>
+          <w:tab w:val="num" w:pos="4320"/>
+        </w:tabs>
+        <w:ind w:left="4320" w:hanging="360"/>
+      </w:pPr>
+      <w:rPr>
+        <w:rFonts w:ascii="Wingdings" w:hAnsi="Wingdings" w:hint="default"/>
+        <w:sz w:val="20"/>
+      </w:rPr>
+    </w:lvl>
+    <w:lvl w:ilvl="6" w:tentative="1">
+      <w:start w:val="1"/>
+      <w:numFmt w:val="bullet"/>
+      <w:lvlText w:val=""/>
+      <w:lvlJc w:val="left"/>
+      <w:pPr>
+        <w:tabs>
+          <w:tab w:val="num" w:pos="5040"/>
+        </w:tabs>
+        <w:ind w:left="5040" w:hanging="360"/>
+      </w:pPr>
+      <w:rPr>
+        <w:rFonts w:ascii="Wingdings" w:hAnsi="Wingdings" w:hint="default"/>
+        <w:sz w:val="20"/>
+      </w:rPr>
+    </w:lvl>
+    <w:lvl w:ilvl="7" w:tentative="1">
+      <w:start w:val="1"/>
+      <w:numFmt w:val="bullet"/>
+      <w:lvlText w:val=""/>
+      <w:lvlJc w:val="left"/>
+      <w:pPr>
+        <w:tabs>
+          <w:tab w:val="num" w:pos="5760"/>
+        </w:tabs>
+        <w:ind w:left="5760" w:hanging="360"/>
+      </w:pPr>
+      <w:rPr>
+        <w:rFonts w:ascii="Wingdings" w:hAnsi="Wingdings" w:hint="default"/>
+        <w:sz w:val="20"/>
+      </w:rPr>
+    </w:lvl>
+    <w:lvl w:ilvl="8" w:tentative="1">
+      <w:start w:val="1"/>
+      <w:numFmt w:val="bullet"/>
+      <w:lvlText w:val=""/>
+      <w:lvlJc w:val="left"/>
+      <w:pPr>
+        <w:tabs>
+          <w:tab w:val="num" w:pos="6480"/>
+        </w:tabs>
+        <w:ind w:left="6480" w:hanging="360"/>
+      </w:pPr>
+      <w:rPr>
+        <w:rFonts w:ascii="Wingdings" w:hAnsi="Wingdings" w:hint="default"/>
+        <w:sz w:val="20"/>
+      </w:rPr>
+    </w:lvl>
+  </w:abstractNum>
+  <w:abstractNum w:abstractNumId="15" w15:restartNumberingAfterBreak="0">
+    <w:nsid w:val="50325B33"/>
+    <w:multiLevelType w:val="multilevel"/>
+    <w:tmpl w:val="EF9E49EC"/>
+    <w:lvl w:ilvl="0">
+      <w:start w:val="1"/>
+      <w:numFmt w:val="bullet"/>
+      <w:lvlText w:val=""/>
+      <w:lvlJc w:val="left"/>
+      <w:pPr>
+        <w:tabs>
+          <w:tab w:val="num" w:pos="720"/>
+        </w:tabs>
+        <w:ind w:left="720" w:hanging="360"/>
+      </w:pPr>
+      <w:rPr>
+        <w:rFonts w:ascii="Symbol" w:hAnsi="Symbol" w:hint="default"/>
+        <w:sz w:val="20"/>
+      </w:rPr>
+    </w:lvl>
+    <w:lvl w:ilvl="1" w:tentative="1">
+      <w:start w:val="1"/>
+      <w:numFmt w:val="bullet"/>
+      <w:lvlText w:val="o"/>
+      <w:lvlJc w:val="left"/>
+      <w:pPr>
+        <w:tabs>
+          <w:tab w:val="num" w:pos="1440"/>
+        </w:tabs>
+        <w:ind w:left="1440" w:hanging="360"/>
+      </w:pPr>
+      <w:rPr>
+        <w:rFonts w:ascii="Courier New" w:hAnsi="Courier New" w:hint="default"/>
+        <w:sz w:val="20"/>
+      </w:rPr>
+    </w:lvl>
+    <w:lvl w:ilvl="2" w:tentative="1">
+      <w:start w:val="1"/>
+      <w:numFmt w:val="bullet"/>
+      <w:lvlText w:val=""/>
+      <w:lvlJc w:val="left"/>
+      <w:pPr>
+        <w:tabs>
+          <w:tab w:val="num" w:pos="2160"/>
+        </w:tabs>
+        <w:ind w:left="2160" w:hanging="360"/>
+      </w:pPr>
+      <w:rPr>
+        <w:rFonts w:ascii="Wingdings" w:hAnsi="Wingdings" w:hint="default"/>
+        <w:sz w:val="20"/>
+      </w:rPr>
+    </w:lvl>
+    <w:lvl w:ilvl="3" w:tentative="1">
+      <w:start w:val="1"/>
+      <w:numFmt w:val="bullet"/>
+      <w:lvlText w:val=""/>
+      <w:lvlJc w:val="left"/>
+      <w:pPr>
+        <w:tabs>
+          <w:tab w:val="num" w:pos="2880"/>
+        </w:tabs>
+        <w:ind w:left="2880" w:hanging="360"/>
+      </w:pPr>
+      <w:rPr>
+        <w:rFonts w:ascii="Wingdings" w:hAnsi="Wingdings" w:hint="default"/>
+        <w:sz w:val="20"/>
+      </w:rPr>
+    </w:lvl>
+    <w:lvl w:ilvl="4" w:tentative="1">
+      <w:start w:val="1"/>
+      <w:numFmt w:val="bullet"/>
+      <w:lvlText w:val=""/>
+      <w:lvlJc w:val="left"/>
+      <w:pPr>
+        <w:tabs>
+          <w:tab w:val="num" w:pos="3600"/>
+        </w:tabs>
+        <w:ind w:left="3600" w:hanging="360"/>
+      </w:pPr>
+      <w:rPr>
+        <w:rFonts w:ascii="Wingdings" w:hAnsi="Wingdings" w:hint="default"/>
+        <w:sz w:val="20"/>
+      </w:rPr>
+    </w:lvl>
+    <w:lvl w:ilvl="5" w:tentative="1">
+      <w:start w:val="1"/>
+      <w:numFmt w:val="bullet"/>
+      <w:lvlText w:val=""/>
+      <w:lvlJc w:val="left"/>
+      <w:pPr>
+        <w:tabs>
+          <w:tab w:val="num" w:pos="4320"/>
+        </w:tabs>
+        <w:ind w:left="4320" w:hanging="360"/>
+      </w:pPr>
+      <w:rPr>
+        <w:rFonts w:ascii="Wingdings" w:hAnsi="Wingdings" w:hint="default"/>
+        <w:sz w:val="20"/>
+      </w:rPr>
+    </w:lvl>
+    <w:lvl w:ilvl="6" w:tentative="1">
+      <w:start w:val="1"/>
+      <w:numFmt w:val="bullet"/>
+      <w:lvlText w:val=""/>
+      <w:lvlJc w:val="left"/>
+      <w:pPr>
+        <w:tabs>
+          <w:tab w:val="num" w:pos="5040"/>
+        </w:tabs>
+        <w:ind w:left="5040" w:hanging="360"/>
+      </w:pPr>
+      <w:rPr>
+        <w:rFonts w:ascii="Wingdings" w:hAnsi="Wingdings" w:hint="default"/>
+        <w:sz w:val="20"/>
+      </w:rPr>
+    </w:lvl>
+    <w:lvl w:ilvl="7" w:tentative="1">
+      <w:start w:val="1"/>
+      <w:numFmt w:val="bullet"/>
+      <w:lvlText w:val=""/>
+      <w:lvlJc w:val="left"/>
+      <w:pPr>
+        <w:tabs>
+          <w:tab w:val="num" w:pos="5760"/>
+        </w:tabs>
+        <w:ind w:left="5760" w:hanging="360"/>
+      </w:pPr>
+      <w:rPr>
+        <w:rFonts w:ascii="Wingdings" w:hAnsi="Wingdings" w:hint="default"/>
+        <w:sz w:val="20"/>
+      </w:rPr>
+    </w:lvl>
+    <w:lvl w:ilvl="8" w:tentative="1">
+      <w:start w:val="1"/>
+      <w:numFmt w:val="bullet"/>
+      <w:lvlText w:val=""/>
+      <w:lvlJc w:val="left"/>
+      <w:pPr>
+        <w:tabs>
+          <w:tab w:val="num" w:pos="6480"/>
+        </w:tabs>
+        <w:ind w:left="6480" w:hanging="360"/>
+      </w:pPr>
+      <w:rPr>
+        <w:rFonts w:ascii="Wingdings" w:hAnsi="Wingdings" w:hint="default"/>
+        <w:sz w:val="20"/>
+      </w:rPr>
+    </w:lvl>
+  </w:abstractNum>
+  <w:abstractNum w:abstractNumId="16" w15:restartNumberingAfterBreak="0">
+    <w:nsid w:val="523B5A8D"/>
+    <w:multiLevelType w:val="multilevel"/>
+    <w:tmpl w:val="30C6809C"/>
+    <w:lvl w:ilvl="0">
+      <w:start w:val="1"/>
+      <w:numFmt w:val="bullet"/>
+      <w:lvlText w:val=""/>
+      <w:lvlJc w:val="left"/>
+      <w:pPr>
+        <w:tabs>
+          <w:tab w:val="num" w:pos="720"/>
+        </w:tabs>
+        <w:ind w:left="720" w:hanging="360"/>
+      </w:pPr>
+      <w:rPr>
+        <w:rFonts w:ascii="Symbol" w:hAnsi="Symbol" w:hint="default"/>
+        <w:sz w:val="20"/>
+      </w:rPr>
+    </w:lvl>
+    <w:lvl w:ilvl="1" w:tentative="1">
+      <w:start w:val="1"/>
+      <w:numFmt w:val="bullet"/>
+      <w:lvlText w:val="o"/>
+      <w:lvlJc w:val="left"/>
+      <w:pPr>
+        <w:tabs>
+          <w:tab w:val="num" w:pos="1440"/>
+        </w:tabs>
+        <w:ind w:left="1440" w:hanging="360"/>
+      </w:pPr>
+      <w:rPr>
+        <w:rFonts w:ascii="Courier New" w:hAnsi="Courier New" w:hint="default"/>
+        <w:sz w:val="20"/>
+      </w:rPr>
+    </w:lvl>
+    <w:lvl w:ilvl="2" w:tentative="1">
+      <w:start w:val="1"/>
+      <w:numFmt w:val="bullet"/>
+      <w:lvlText w:val=""/>
+      <w:lvlJc w:val="left"/>
+      <w:pPr>
+        <w:tabs>
+          <w:tab w:val="num" w:pos="2160"/>
+        </w:tabs>
+        <w:ind w:left="2160" w:hanging="360"/>
+      </w:pPr>
+      <w:rPr>
+        <w:rFonts w:ascii="Wingdings" w:hAnsi="Wingdings" w:hint="default"/>
+        <w:sz w:val="20"/>
+      </w:rPr>
+    </w:lvl>
+    <w:lvl w:ilvl="3" w:tentative="1">
+      <w:start w:val="1"/>
+      <w:numFmt w:val="bullet"/>
+      <w:lvlText w:val=""/>
+      <w:lvlJc w:val="left"/>
+      <w:pPr>
+        <w:tabs>
+          <w:tab w:val="num" w:pos="2880"/>
+        </w:tabs>
+        <w:ind w:left="2880" w:hanging="360"/>
+      </w:pPr>
+      <w:rPr>
+        <w:rFonts w:ascii="Wingdings" w:hAnsi="Wingdings" w:hint="default"/>
+        <w:sz w:val="20"/>
+      </w:rPr>
+    </w:lvl>
+    <w:lvl w:ilvl="4" w:tentative="1">
+      <w:start w:val="1"/>
+      <w:numFmt w:val="bullet"/>
+      <w:lvlText w:val=""/>
+      <w:lvlJc w:val="left"/>
+      <w:pPr>
+        <w:tabs>
+          <w:tab w:val="num" w:pos="3600"/>
+        </w:tabs>
+        <w:ind w:left="3600" w:hanging="360"/>
+      </w:pPr>
+      <w:rPr>
+        <w:rFonts w:ascii="Wingdings" w:hAnsi="Wingdings" w:hint="default"/>
+        <w:sz w:val="20"/>
+      </w:rPr>
+    </w:lvl>
+    <w:lvl w:ilvl="5" w:tentative="1">
+      <w:start w:val="1"/>
+      <w:numFmt w:val="bullet"/>
+      <w:lvlText w:val=""/>
+      <w:lvlJc w:val="left"/>
+      <w:pPr>
+        <w:tabs>
+          <w:tab w:val="num" w:pos="4320"/>
+        </w:tabs>
+        <w:ind w:left="4320" w:hanging="360"/>
+      </w:pPr>
+      <w:rPr>
+        <w:rFonts w:ascii="Wingdings" w:hAnsi="Wingdings" w:hint="default"/>
+        <w:sz w:val="20"/>
+      </w:rPr>
+    </w:lvl>
+    <w:lvl w:ilvl="6" w:tentative="1">
+      <w:start w:val="1"/>
+      <w:numFmt w:val="bullet"/>
+      <w:lvlText w:val=""/>
+      <w:lvlJc w:val="left"/>
+      <w:pPr>
+        <w:tabs>
+          <w:tab w:val="num" w:pos="5040"/>
+        </w:tabs>
+        <w:ind w:left="5040" w:hanging="360"/>
+      </w:pPr>
+      <w:rPr>
+        <w:rFonts w:ascii="Wingdings" w:hAnsi="Wingdings" w:hint="default"/>
+        <w:sz w:val="20"/>
+      </w:rPr>
+    </w:lvl>
+    <w:lvl w:ilvl="7" w:tentative="1">
+      <w:start w:val="1"/>
+      <w:numFmt w:val="bullet"/>
+      <w:lvlText w:val=""/>
+      <w:lvlJc w:val="left"/>
+      <w:pPr>
+        <w:tabs>
+          <w:tab w:val="num" w:pos="5760"/>
+        </w:tabs>
+        <w:ind w:left="5760" w:hanging="360"/>
+      </w:pPr>
+      <w:rPr>
+        <w:rFonts w:ascii="Wingdings" w:hAnsi="Wingdings" w:hint="default"/>
+        <w:sz w:val="20"/>
+      </w:rPr>
+    </w:lvl>
+    <w:lvl w:ilvl="8" w:tentative="1">
+      <w:start w:val="1"/>
+      <w:numFmt w:val="bullet"/>
+      <w:lvlText w:val=""/>
+      <w:lvlJc w:val="left"/>
+      <w:pPr>
+        <w:tabs>
+          <w:tab w:val="num" w:pos="6480"/>
+        </w:tabs>
+        <w:ind w:left="6480" w:hanging="360"/>
+      </w:pPr>
+      <w:rPr>
+        <w:rFonts w:ascii="Wingdings" w:hAnsi="Wingdings" w:hint="default"/>
+        <w:sz w:val="20"/>
+      </w:rPr>
+    </w:lvl>
+  </w:abstractNum>
+  <w:abstractNum w:abstractNumId="17" w15:restartNumberingAfterBreak="0">
+    <w:nsid w:val="539B3B24"/>
+    <w:multiLevelType w:val="multilevel"/>
+    <w:tmpl w:val="36E4192C"/>
+    <w:lvl w:ilvl="0">
+      <w:start w:val="1"/>
+      <w:numFmt w:val="bullet"/>
+      <w:lvlText w:val=""/>
+      <w:lvlJc w:val="left"/>
+      <w:pPr>
+        <w:tabs>
+          <w:tab w:val="num" w:pos="720"/>
+        </w:tabs>
+        <w:ind w:left="720" w:hanging="360"/>
+      </w:pPr>
+      <w:rPr>
+        <w:rFonts w:ascii="Symbol" w:hAnsi="Symbol" w:hint="default"/>
+        <w:sz w:val="20"/>
+      </w:rPr>
+    </w:lvl>
+    <w:lvl w:ilvl="1" w:tentative="1">
+      <w:start w:val="1"/>
+      <w:numFmt w:val="bullet"/>
+      <w:lvlText w:val="o"/>
+      <w:lvlJc w:val="left"/>
+      <w:pPr>
+        <w:tabs>
+          <w:tab w:val="num" w:pos="1440"/>
+        </w:tabs>
+        <w:ind w:left="1440" w:hanging="360"/>
+      </w:pPr>
+      <w:rPr>
+        <w:rFonts w:ascii="Courier New" w:hAnsi="Courier New" w:hint="default"/>
+        <w:sz w:val="20"/>
+      </w:rPr>
+    </w:lvl>
+    <w:lvl w:ilvl="2" w:tentative="1">
+      <w:start w:val="1"/>
+      <w:numFmt w:val="bullet"/>
+      <w:lvlText w:val=""/>
+      <w:lvlJc w:val="left"/>
+      <w:pPr>
+        <w:tabs>
+          <w:tab w:val="num" w:pos="2160"/>
+        </w:tabs>
+        <w:ind w:left="2160" w:hanging="360"/>
+      </w:pPr>
+      <w:rPr>
+        <w:rFonts w:ascii="Wingdings" w:hAnsi="Wingdings" w:hint="default"/>
+        <w:sz w:val="20"/>
+      </w:rPr>
+    </w:lvl>
+    <w:lvl w:ilvl="3" w:tentative="1">
+      <w:start w:val="1"/>
+      <w:numFmt w:val="bullet"/>
+      <w:lvlText w:val=""/>
+      <w:lvlJc w:val="left"/>
+      <w:pPr>
+        <w:tabs>
+          <w:tab w:val="num" w:pos="2880"/>
+        </w:tabs>
+        <w:ind w:left="2880" w:hanging="360"/>
+      </w:pPr>
+      <w:rPr>
+        <w:rFonts w:ascii="Wingdings" w:hAnsi="Wingdings" w:hint="default"/>
+        <w:sz w:val="20"/>
+      </w:rPr>
+    </w:lvl>
+    <w:lvl w:ilvl="4" w:tentative="1">
+      <w:start w:val="1"/>
+      <w:numFmt w:val="bullet"/>
+      <w:lvlText w:val=""/>
+      <w:lvlJc w:val="left"/>
+      <w:pPr>
+        <w:tabs>
+          <w:tab w:val="num" w:pos="3600"/>
+        </w:tabs>
+        <w:ind w:left="3600" w:hanging="360"/>
+      </w:pPr>
+      <w:rPr>
+        <w:rFonts w:ascii="Wingdings" w:hAnsi="Wingdings" w:hint="default"/>
+        <w:sz w:val="20"/>
+      </w:rPr>
+    </w:lvl>
+    <w:lvl w:ilvl="5" w:tentative="1">
+      <w:start w:val="1"/>
+      <w:numFmt w:val="bullet"/>
+      <w:lvlText w:val=""/>
+      <w:lvlJc w:val="left"/>
+      <w:pPr>
+        <w:tabs>
+          <w:tab w:val="num" w:pos="4320"/>
+        </w:tabs>
+        <w:ind w:left="4320" w:hanging="360"/>
+      </w:pPr>
+      <w:rPr>
+        <w:rFonts w:ascii="Wingdings" w:hAnsi="Wingdings" w:hint="default"/>
+        <w:sz w:val="20"/>
+      </w:rPr>
+    </w:lvl>
+    <w:lvl w:ilvl="6" w:tentative="1">
+      <w:start w:val="1"/>
+      <w:numFmt w:val="bullet"/>
+      <w:lvlText w:val=""/>
+      <w:lvlJc w:val="left"/>
+      <w:pPr>
+        <w:tabs>
+          <w:tab w:val="num" w:pos="5040"/>
+        </w:tabs>
+        <w:ind w:left="5040" w:hanging="360"/>
+      </w:pPr>
+      <w:rPr>
+        <w:rFonts w:ascii="Wingdings" w:hAnsi="Wingdings" w:hint="default"/>
+        <w:sz w:val="20"/>
+      </w:rPr>
+    </w:lvl>
+    <w:lvl w:ilvl="7" w:tentative="1">
+      <w:start w:val="1"/>
+      <w:numFmt w:val="bullet"/>
+      <w:lvlText w:val=""/>
+      <w:lvlJc w:val="left"/>
+      <w:pPr>
+        <w:tabs>
+          <w:tab w:val="num" w:pos="5760"/>
+        </w:tabs>
+        <w:ind w:left="5760" w:hanging="360"/>
+      </w:pPr>
+      <w:rPr>
+        <w:rFonts w:ascii="Wingdings" w:hAnsi="Wingdings" w:hint="default"/>
+        <w:sz w:val="20"/>
+      </w:rPr>
+    </w:lvl>
+    <w:lvl w:ilvl="8" w:tentative="1">
+      <w:start w:val="1"/>
+      <w:numFmt w:val="bullet"/>
+      <w:lvlText w:val=""/>
+      <w:lvlJc w:val="left"/>
+      <w:pPr>
+        <w:tabs>
+          <w:tab w:val="num" w:pos="6480"/>
+        </w:tabs>
+        <w:ind w:left="6480" w:hanging="360"/>
+      </w:pPr>
+      <w:rPr>
+        <w:rFonts w:ascii="Wingdings" w:hAnsi="Wingdings" w:hint="default"/>
+        <w:sz w:val="20"/>
+      </w:rPr>
+    </w:lvl>
+  </w:abstractNum>
+  <w:abstractNum w:abstractNumId="18" w15:restartNumberingAfterBreak="0">
+    <w:nsid w:val="53DE2ABC"/>
+    <w:multiLevelType w:val="multilevel"/>
+    <w:tmpl w:val="361E7078"/>
     <w:lvl w:ilvl="0">
       <w:start w:val="1"/>
       <w:numFmt w:val="decimal"/>
@@ -17133,10 +18388,123 @@
       </w:pPr>
     </w:lvl>
   </w:abstractNum>
-  <w:abstractNum w:abstractNumId="11" w15:restartNumberingAfterBreak="0">
-    <w:nsid w:val="4B507D6F"/>
+  <w:abstractNum w:abstractNumId="19" w15:restartNumberingAfterBreak="0">
+    <w:nsid w:val="58254653"/>
     <w:multiLevelType w:val="multilevel"/>
-    <w:tmpl w:val="E19CDA06"/>
+    <w:tmpl w:val="518CEA8A"/>
+    <w:lvl w:ilvl="0">
+      <w:start w:val="1"/>
+      <w:numFmt w:val="decimal"/>
+      <w:lvlText w:val="%1."/>
+      <w:lvlJc w:val="left"/>
+      <w:pPr>
+        <w:tabs>
+          <w:tab w:val="num" w:pos="720"/>
+        </w:tabs>
+        <w:ind w:left="720" w:hanging="360"/>
+      </w:pPr>
+    </w:lvl>
+    <w:lvl w:ilvl="1" w:tentative="1">
+      <w:start w:val="1"/>
+      <w:numFmt w:val="decimal"/>
+      <w:lvlText w:val="%2."/>
+      <w:lvlJc w:val="left"/>
+      <w:pPr>
+        <w:tabs>
+          <w:tab w:val="num" w:pos="1440"/>
+        </w:tabs>
+        <w:ind w:left="1440" w:hanging="360"/>
+      </w:pPr>
+    </w:lvl>
+    <w:lvl w:ilvl="2" w:tentative="1">
+      <w:start w:val="1"/>
+      <w:numFmt w:val="decimal"/>
+      <w:lvlText w:val="%3."/>
+      <w:lvlJc w:val="left"/>
+      <w:pPr>
+        <w:tabs>
+          <w:tab w:val="num" w:pos="2160"/>
+        </w:tabs>
+        <w:ind w:left="2160" w:hanging="360"/>
+      </w:pPr>
+    </w:lvl>
+    <w:lvl w:ilvl="3" w:tentative="1">
+      <w:start w:val="1"/>
+      <w:numFmt w:val="decimal"/>
+      <w:lvlText w:val="%4."/>
+      <w:lvlJc w:val="left"/>
+      <w:pPr>
+        <w:tabs>
+          <w:tab w:val="num" w:pos="2880"/>
+        </w:tabs>
+        <w:ind w:left="2880" w:hanging="360"/>
+      </w:pPr>
+    </w:lvl>
+    <w:lvl w:ilvl="4" w:tentative="1">
+      <w:start w:val="1"/>
+      <w:numFmt w:val="decimal"/>
+      <w:lvlText w:val="%5."/>
+      <w:lvlJc w:val="left"/>
+      <w:pPr>
+        <w:tabs>
+          <w:tab w:val="num" w:pos="3600"/>
+        </w:tabs>
+        <w:ind w:left="3600" w:hanging="360"/>
+      </w:pPr>
+    </w:lvl>
+    <w:lvl w:ilvl="5" w:tentative="1">
+      <w:start w:val="1"/>
+      <w:numFmt w:val="decimal"/>
+      <w:lvlText w:val="%6."/>
+      <w:lvlJc w:val="left"/>
+      <w:pPr>
+        <w:tabs>
+          <w:tab w:val="num" w:pos="4320"/>
+        </w:tabs>
+        <w:ind w:left="4320" w:hanging="360"/>
+      </w:pPr>
+    </w:lvl>
+    <w:lvl w:ilvl="6" w:tentative="1">
+      <w:start w:val="1"/>
+      <w:numFmt w:val="decimal"/>
+      <w:lvlText w:val="%7."/>
+      <w:lvlJc w:val="left"/>
+      <w:pPr>
+        <w:tabs>
+          <w:tab w:val="num" w:pos="5040"/>
+        </w:tabs>
+        <w:ind w:left="5040" w:hanging="360"/>
+      </w:pPr>
+    </w:lvl>
+    <w:lvl w:ilvl="7" w:tentative="1">
+      <w:start w:val="1"/>
+      <w:numFmt w:val="decimal"/>
+      <w:lvlText w:val="%8."/>
+      <w:lvlJc w:val="left"/>
+      <w:pPr>
+        <w:tabs>
+          <w:tab w:val="num" w:pos="5760"/>
+        </w:tabs>
+        <w:ind w:left="5760" w:hanging="360"/>
+      </w:pPr>
+    </w:lvl>
+    <w:lvl w:ilvl="8" w:tentative="1">
+      <w:start w:val="1"/>
+      <w:numFmt w:val="decimal"/>
+      <w:lvlText w:val="%9."/>
+      <w:lvlJc w:val="left"/>
+      <w:pPr>
+        <w:tabs>
+          <w:tab w:val="num" w:pos="6480"/>
+        </w:tabs>
+        <w:ind w:left="6480" w:hanging="360"/>
+      </w:pPr>
+    </w:lvl>
+  </w:abstractNum>
+  <w:abstractNum w:abstractNumId="20" w15:restartNumberingAfterBreak="0">
+    <w:nsid w:val="58C83EBD"/>
+    <w:multiLevelType w:val="multilevel"/>
+    <w:tmpl w:val="27AEC222"/>
     <w:lvl w:ilvl="0">
       <w:start w:val="1"/>
       <w:numFmt w:val="bullet"/>
@@ -17282,10 +18650,123 @@
       </w:rPr>
     </w:lvl>
   </w:abstractNum>
-  <w:abstractNum w:abstractNumId="12" w15:restartNumberingAfterBreak="0">
-    <w:nsid w:val="4D184F31"/>
+  <w:abstractNum w:abstractNumId="21" w15:restartNumberingAfterBreak="0">
+    <w:nsid w:val="61484A04"/>
     <w:multiLevelType w:val="multilevel"/>
-    <w:tmpl w:val="96A4ADCE"/>
+    <w:tmpl w:val="5DA28176"/>
+    <w:lvl w:ilvl="0">
+      <w:start w:val="1"/>
+      <w:numFmt w:val="decimal"/>
+      <w:lvlText w:val="%1."/>
+      <w:lvlJc w:val="left"/>
+      <w:pPr>
+        <w:tabs>
+          <w:tab w:val="num" w:pos="720"/>
+        </w:tabs>
+        <w:ind w:left="720" w:hanging="360"/>
+      </w:pPr>
+    </w:lvl>
+    <w:lvl w:ilvl="1" w:tentative="1">
+      <w:start w:val="1"/>
+      <w:numFmt w:val="decimal"/>
+      <w:lvlText w:val="%2."/>
+      <w:lvlJc w:val="left"/>
+      <w:pPr>
+        <w:tabs>
+          <w:tab w:val="num" w:pos="1440"/>
+        </w:tabs>
+        <w:ind w:left="1440" w:hanging="360"/>
+      </w:pPr>
+    </w:lvl>
+    <w:lvl w:ilvl="2" w:tentative="1">
+      <w:start w:val="1"/>
+      <w:numFmt w:val="decimal"/>
+      <w:lvlText w:val="%3."/>
+      <w:lvlJc w:val="left"/>
+      <w:pPr>
+        <w:tabs>
+          <w:tab w:val="num" w:pos="2160"/>
+        </w:tabs>
+        <w:ind w:left="2160" w:hanging="360"/>
+      </w:pPr>
+    </w:lvl>
+    <w:lvl w:ilvl="3" w:tentative="1">
+      <w:start w:val="1"/>
+      <w:numFmt w:val="decimal"/>
+      <w:lvlText w:val="%4."/>
+      <w:lvlJc w:val="left"/>
+      <w:pPr>
+        <w:tabs>
+          <w:tab w:val="num" w:pos="2880"/>
+        </w:tabs>
+        <w:ind w:left="2880" w:hanging="360"/>
+      </w:pPr>
+    </w:lvl>
+    <w:lvl w:ilvl="4" w:tentative="1">
+      <w:start w:val="1"/>
+      <w:numFmt w:val="decimal"/>
+      <w:lvlText w:val="%5."/>
+      <w:lvlJc w:val="left"/>
+      <w:pPr>
+        <w:tabs>
+          <w:tab w:val="num" w:pos="3600"/>
+        </w:tabs>
+        <w:ind w:left="3600" w:hanging="360"/>
+      </w:pPr>
+    </w:lvl>
+    <w:lvl w:ilvl="5" w:tentative="1">
+      <w:start w:val="1"/>
+      <w:numFmt w:val="decimal"/>
+      <w:lvlText w:val="%6."/>
+      <w:lvlJc w:val="left"/>
+      <w:pPr>
+        <w:tabs>
+          <w:tab w:val="num" w:pos="4320"/>
+        </w:tabs>
+        <w:ind w:left="4320" w:hanging="360"/>
+      </w:pPr>
+    </w:lvl>
+    <w:lvl w:ilvl="6" w:tentative="1">
+      <w:start w:val="1"/>
+      <w:numFmt w:val="decimal"/>
+      <w:lvlText w:val="%7."/>
+      <w:lvlJc w:val="left"/>
+      <w:pPr>
+        <w:tabs>
+          <w:tab w:val="num" w:pos="5040"/>
+        </w:tabs>
+        <w:ind w:left="5040" w:hanging="360"/>
+      </w:pPr>
+    </w:lvl>
+    <w:lvl w:ilvl="7" w:tentative="1">
+      <w:start w:val="1"/>
+      <w:numFmt w:val="decimal"/>
+      <w:lvlText w:val="%8."/>
+      <w:lvlJc w:val="left"/>
+      <w:pPr>
+        <w:tabs>
+          <w:tab w:val="num" w:pos="5760"/>
+        </w:tabs>
+        <w:ind w:left="5760" w:hanging="360"/>
+      </w:pPr>
+    </w:lvl>
+    <w:lvl w:ilvl="8" w:tentative="1">
+      <w:start w:val="1"/>
+      <w:numFmt w:val="decimal"/>
+      <w:lvlText w:val="%9."/>
+      <w:lvlJc w:val="left"/>
+      <w:pPr>
+        <w:tabs>
+          <w:tab w:val="num" w:pos="6480"/>
+        </w:tabs>
+        <w:ind w:left="6480" w:hanging="360"/>
+      </w:pPr>
+    </w:lvl>
+  </w:abstractNum>
+  <w:abstractNum w:abstractNumId="22" w15:restartNumberingAfterBreak="0">
+    <w:nsid w:val="69EC5DB1"/>
+    <w:multiLevelType w:val="multilevel"/>
+    <w:tmpl w:val="3CFC1AB2"/>
     <w:lvl w:ilvl="0">
       <w:start w:val="1"/>
       <w:numFmt w:val="bullet"/>
@@ -17431,10 +18912,123 @@
       </w:rPr>
     </w:lvl>
   </w:abstractNum>
-  <w:abstractNum w:abstractNumId="13" w15:restartNumberingAfterBreak="0">
-    <w:nsid w:val="4F81550C"/>
+  <w:abstractNum w:abstractNumId="23" w15:restartNumberingAfterBreak="0">
+    <w:nsid w:val="716E4A5E"/>
     <w:multiLevelType w:val="multilevel"/>
-    <w:tmpl w:val="C652D640"/>
+    <w:tmpl w:val="6082CB78"/>
+    <w:lvl w:ilvl="0">
+      <w:start w:val="1"/>
+      <w:numFmt w:val="decimal"/>
+      <w:lvlText w:val="%1."/>
+      <w:lvlJc w:val="left"/>
+      <w:pPr>
+        <w:tabs>
+          <w:tab w:val="num" w:pos="720"/>
+        </w:tabs>
+        <w:ind w:left="720" w:hanging="360"/>
+      </w:pPr>
+    </w:lvl>
+    <w:lvl w:ilvl="1" w:tentative="1">
+      <w:start w:val="1"/>
+      <w:numFmt w:val="decimal"/>
+      <w:lvlText w:val="%2."/>
+      <w:lvlJc w:val="left"/>
+      <w:pPr>
+        <w:tabs>
+          <w:tab w:val="num" w:pos="1440"/>
+        </w:tabs>
+        <w:ind w:left="1440" w:hanging="360"/>
+      </w:pPr>
+    </w:lvl>
+    <w:lvl w:ilvl="2" w:tentative="1">
+      <w:start w:val="1"/>
+      <w:numFmt w:val="decimal"/>
+      <w:lvlText w:val="%3."/>
+      <w:lvlJc w:val="left"/>
+      <w:pPr>
+        <w:tabs>
+          <w:tab w:val="num" w:pos="2160"/>
+        </w:tabs>
+        <w:ind w:left="2160" w:hanging="360"/>
+      </w:pPr>
+    </w:lvl>
+    <w:lvl w:ilvl="3" w:tentative="1">
+      <w:start w:val="1"/>
+      <w:numFmt w:val="decimal"/>
+      <w:lvlText w:val="%4."/>
+      <w:lvlJc w:val="left"/>
+      <w:pPr>
+        <w:tabs>
+          <w:tab w:val="num" w:pos="2880"/>
+        </w:tabs>
+        <w:ind w:left="2880" w:hanging="360"/>
+      </w:pPr>
+    </w:lvl>
+    <w:lvl w:ilvl="4" w:tentative="1">
+      <w:start w:val="1"/>
+      <w:numFmt w:val="decimal"/>
+      <w:lvlText w:val="%5."/>
+      <w:lvlJc w:val="left"/>
+      <w:pPr>
+        <w:tabs>
+          <w:tab w:val="num" w:pos="3600"/>
+        </w:tabs>
+        <w:ind w:left="3600" w:hanging="360"/>
+      </w:pPr>
+    </w:lvl>
+    <w:lvl w:ilvl="5" w:tentative="1">
+      <w:start w:val="1"/>
+      <w:numFmt w:val="decimal"/>
+      <w:lvlText w:val="%6."/>
+      <w:lvlJc w:val="left"/>
+      <w:pPr>
+        <w:tabs>
+          <w:tab w:val="num" w:pos="4320"/>
+        </w:tabs>
+        <w:ind w:left="4320" w:hanging="360"/>
+      </w:pPr>
+    </w:lvl>
+    <w:lvl w:ilvl="6" w:tentative="1">
+      <w:start w:val="1"/>
+      <w:numFmt w:val="decimal"/>
+      <w:lvlText w:val="%7."/>
+      <w:lvlJc w:val="left"/>
+      <w:pPr>
+        <w:tabs>
+          <w:tab w:val="num" w:pos="5040"/>
+        </w:tabs>
+        <w:ind w:left="5040" w:hanging="360"/>
+      </w:pPr>
+    </w:lvl>
+    <w:lvl w:ilvl="7" w:tentative="1">
+      <w:start w:val="1"/>
+      <w:numFmt w:val="decimal"/>
+      <w:lvlText w:val="%8."/>
+      <w:lvlJc w:val="left"/>
+      <w:pPr>
+        <w:tabs>
+          <w:tab w:val="num" w:pos="5760"/>
+        </w:tabs>
+        <w:ind w:left="5760" w:hanging="360"/>
+      </w:pPr>
+    </w:lvl>
+    <w:lvl w:ilvl="8" w:tentative="1">
+      <w:start w:val="1"/>
+      <w:numFmt w:val="decimal"/>
+      <w:lvlText w:val="%9."/>
+      <w:lvlJc w:val="left"/>
+      <w:pPr>
+        <w:tabs>
+          <w:tab w:val="num" w:pos="6480"/>
+        </w:tabs>
+        <w:ind w:left="6480" w:hanging="360"/>
+      </w:pPr>
+    </w:lvl>
+  </w:abstractNum>
+  <w:abstractNum w:abstractNumId="24" w15:restartNumberingAfterBreak="0">
+    <w:nsid w:val="7233577C"/>
+    <w:multiLevelType w:val="multilevel"/>
+    <w:tmpl w:val="D6B0D1DA"/>
     <w:lvl w:ilvl="0">
       <w:start w:val="1"/>
       <w:numFmt w:val="bullet"/>
@@ -17580,10 +19174,10 @@
       </w:rPr>
     </w:lvl>
   </w:abstractNum>
-  <w:abstractNum w:abstractNumId="14" w15:restartNumberingAfterBreak="0">
-    <w:nsid w:val="5A473211"/>
+  <w:abstractNum w:abstractNumId="25" w15:restartNumberingAfterBreak="0">
+    <w:nsid w:val="73CB79FB"/>
     <w:multiLevelType w:val="multilevel"/>
-    <w:tmpl w:val="CE9CC6F6"/>
+    <w:tmpl w:val="CD9A0946"/>
     <w:lvl w:ilvl="0">
       <w:start w:val="1"/>
       <w:numFmt w:val="bullet"/>
@@ -17729,10 +19323,10 @@
       </w:rPr>
     </w:lvl>
   </w:abstractNum>
-  <w:abstractNum w:abstractNumId="15" w15:restartNumberingAfterBreak="0">
-    <w:nsid w:val="647C43DC"/>
+  <w:abstractNum w:abstractNumId="26" w15:restartNumberingAfterBreak="0">
+    <w:nsid w:val="74024E98"/>
     <w:multiLevelType w:val="multilevel"/>
-    <w:tmpl w:val="0902145C"/>
+    <w:tmpl w:val="B6F21504"/>
     <w:lvl w:ilvl="0">
       <w:start w:val="1"/>
       <w:numFmt w:val="bullet"/>
@@ -17878,236 +19472,10 @@
       </w:rPr>
     </w:lvl>
   </w:abstractNum>
-  <w:abstractNum w:abstractNumId="16" w15:restartNumberingAfterBreak="0">
-    <w:nsid w:val="69773D6C"/>
+  <w:abstractNum w:abstractNumId="27" w15:restartNumberingAfterBreak="0">
+    <w:nsid w:val="778C7573"/>
     <w:multiLevelType w:val="multilevel"/>
-    <w:tmpl w:val="2084CC92"/>
-    <w:lvl w:ilvl="0">
-      <w:start w:val="1"/>
-      <w:numFmt w:val="decimal"/>
-      <w:lvlText w:val="%1."/>
-      <w:lvlJc w:val="left"/>
-      <w:pPr>
-        <w:tabs>
-          <w:tab w:val="num" w:pos="720"/>
-        </w:tabs>
-        <w:ind w:left="720" w:hanging="360"/>
-      </w:pPr>
-    </w:lvl>
-    <w:lvl w:ilvl="1" w:tentative="1">
-      <w:start w:val="1"/>
-      <w:numFmt w:val="decimal"/>
-      <w:lvlText w:val="%2."/>
-      <w:lvlJc w:val="left"/>
-      <w:pPr>
-        <w:tabs>
-          <w:tab w:val="num" w:pos="1440"/>
-        </w:tabs>
-        <w:ind w:left="1440" w:hanging="360"/>
-      </w:pPr>
-    </w:lvl>
-    <w:lvl w:ilvl="2" w:tentative="1">
-      <w:start w:val="1"/>
-      <w:numFmt w:val="decimal"/>
-      <w:lvlText w:val="%3."/>
-      <w:lvlJc w:val="left"/>
-      <w:pPr>
-        <w:tabs>
-          <w:tab w:val="num" w:pos="2160"/>
-        </w:tabs>
-        <w:ind w:left="2160" w:hanging="360"/>
-      </w:pPr>
-    </w:lvl>
-    <w:lvl w:ilvl="3" w:tentative="1">
-      <w:start w:val="1"/>
-      <w:numFmt w:val="decimal"/>
-      <w:lvlText w:val="%4."/>
-      <w:lvlJc w:val="left"/>
-      <w:pPr>
-        <w:tabs>
-          <w:tab w:val="num" w:pos="2880"/>
-        </w:tabs>
-        <w:ind w:left="2880" w:hanging="360"/>
-      </w:pPr>
-    </w:lvl>
-    <w:lvl w:ilvl="4" w:tentative="1">
-      <w:start w:val="1"/>
-      <w:numFmt w:val="decimal"/>
-      <w:lvlText w:val="%5."/>
-      <w:lvlJc w:val="left"/>
-      <w:pPr>
-        <w:tabs>
-          <w:tab w:val="num" w:pos="3600"/>
-        </w:tabs>
-        <w:ind w:left="3600" w:hanging="360"/>
-      </w:pPr>
-    </w:lvl>
-    <w:lvl w:ilvl="5" w:tentative="1">
-      <w:start w:val="1"/>
-      <w:numFmt w:val="decimal"/>
-      <w:lvlText w:val="%6."/>
-      <w:lvlJc w:val="left"/>
-      <w:pPr>
-        <w:tabs>
-          <w:tab w:val="num" w:pos="4320"/>
-        </w:tabs>
-        <w:ind w:left="4320" w:hanging="360"/>
-      </w:pPr>
-    </w:lvl>
-    <w:lvl w:ilvl="6" w:tentative="1">
-      <w:start w:val="1"/>
-      <w:numFmt w:val="decimal"/>
-      <w:lvlText w:val="%7."/>
-      <w:lvlJc w:val="left"/>
-      <w:pPr>
-        <w:tabs>
-          <w:tab w:val="num" w:pos="5040"/>
-        </w:tabs>
-        <w:ind w:left="5040" w:hanging="360"/>
-      </w:pPr>
-    </w:lvl>
-    <w:lvl w:ilvl="7" w:tentative="1">
-      <w:start w:val="1"/>
-      <w:numFmt w:val="decimal"/>
-      <w:lvlText w:val="%8."/>
-      <w:lvlJc w:val="left"/>
-      <w:pPr>
-        <w:tabs>
-          <w:tab w:val="num" w:pos="5760"/>
-        </w:tabs>
-        <w:ind w:left="5760" w:hanging="360"/>
-      </w:pPr>
-    </w:lvl>
-    <w:lvl w:ilvl="8" w:tentative="1">
-      <w:start w:val="1"/>
-      <w:numFmt w:val="decimal"/>
-      <w:lvlText w:val="%9."/>
-      <w:lvlJc w:val="left"/>
-      <w:pPr>
-        <w:tabs>
-          <w:tab w:val="num" w:pos="6480"/>
-        </w:tabs>
-        <w:ind w:left="6480" w:hanging="360"/>
-      </w:pPr>
-    </w:lvl>
-  </w:abstractNum>
-  <w:abstractNum w:abstractNumId="17" w15:restartNumberingAfterBreak="0">
-    <w:nsid w:val="69AD6B8D"/>
-    <w:multiLevelType w:val="multilevel"/>
-    <w:tmpl w:val="86A299FC"/>
-    <w:lvl w:ilvl="0">
-      <w:start w:val="1"/>
-      <w:numFmt w:val="decimal"/>
-      <w:lvlText w:val="%1."/>
-      <w:lvlJc w:val="left"/>
-      <w:pPr>
-        <w:tabs>
-          <w:tab w:val="num" w:pos="720"/>
-        </w:tabs>
-        <w:ind w:left="720" w:hanging="360"/>
-      </w:pPr>
-    </w:lvl>
-    <w:lvl w:ilvl="1" w:tentative="1">
-      <w:start w:val="1"/>
-      <w:numFmt w:val="decimal"/>
-      <w:lvlText w:val="%2."/>
-      <w:lvlJc w:val="left"/>
-      <w:pPr>
-        <w:tabs>
-          <w:tab w:val="num" w:pos="1440"/>
-        </w:tabs>
-        <w:ind w:left="1440" w:hanging="360"/>
-      </w:pPr>
-    </w:lvl>
-    <w:lvl w:ilvl="2" w:tentative="1">
-      <w:start w:val="1"/>
-      <w:numFmt w:val="decimal"/>
-      <w:lvlText w:val="%3."/>
-      <w:lvlJc w:val="left"/>
-      <w:pPr>
-        <w:tabs>
-          <w:tab w:val="num" w:pos="2160"/>
-        </w:tabs>
-        <w:ind w:left="2160" w:hanging="360"/>
-      </w:pPr>
-    </w:lvl>
-    <w:lvl w:ilvl="3" w:tentative="1">
-      <w:start w:val="1"/>
-      <w:numFmt w:val="decimal"/>
-      <w:lvlText w:val="%4."/>
-      <w:lvlJc w:val="left"/>
-      <w:pPr>
-        <w:tabs>
-          <w:tab w:val="num" w:pos="2880"/>
-        </w:tabs>
-        <w:ind w:left="2880" w:hanging="360"/>
-      </w:pPr>
-    </w:lvl>
-    <w:lvl w:ilvl="4" w:tentative="1">
-      <w:start w:val="1"/>
-      <w:numFmt w:val="decimal"/>
-      <w:lvlText w:val="%5."/>
-      <w:lvlJc w:val="left"/>
-      <w:pPr>
-        <w:tabs>
-          <w:tab w:val="num" w:pos="3600"/>
-        </w:tabs>
-        <w:ind w:left="3600" w:hanging="360"/>
-      </w:pPr>
-    </w:lvl>
-    <w:lvl w:ilvl="5" w:tentative="1">
-      <w:start w:val="1"/>
-      <w:numFmt w:val="decimal"/>
-      <w:lvlText w:val="%6."/>
-      <w:lvlJc w:val="left"/>
-      <w:pPr>
-        <w:tabs>
-          <w:tab w:val="num" w:pos="4320"/>
-        </w:tabs>
-        <w:ind w:left="4320" w:hanging="360"/>
-      </w:pPr>
-    </w:lvl>
-    <w:lvl w:ilvl="6" w:tentative="1">
-      <w:start w:val="1"/>
-      <w:numFmt w:val="decimal"/>
-      <w:lvlText w:val="%7."/>
-      <w:lvlJc w:val="left"/>
-      <w:pPr>
-        <w:tabs>
-          <w:tab w:val="num" w:pos="5040"/>
-        </w:tabs>
-        <w:ind w:left="5040" w:hanging="360"/>
-      </w:pPr>
-    </w:lvl>
-    <w:lvl w:ilvl="7" w:tentative="1">
-      <w:start w:val="1"/>
-      <w:numFmt w:val="decimal"/>
-      <w:lvlText w:val="%8."/>
-      <w:lvlJc w:val="left"/>
-      <w:pPr>
-        <w:tabs>
-          <w:tab w:val="num" w:pos="5760"/>
-        </w:tabs>
-        <w:ind w:left="5760" w:hanging="360"/>
-      </w:pPr>
-    </w:lvl>
-    <w:lvl w:ilvl="8" w:tentative="1">
-      <w:start w:val="1"/>
-      <w:numFmt w:val="decimal"/>
-      <w:lvlText w:val="%9."/>
-      <w:lvlJc w:val="left"/>
-      <w:pPr>
-        <w:tabs>
-          <w:tab w:val="num" w:pos="6480"/>
-        </w:tabs>
-        <w:ind w:left="6480" w:hanging="360"/>
-      </w:pPr>
-    </w:lvl>
-  </w:abstractNum>
-  <w:abstractNum w:abstractNumId="18" w15:restartNumberingAfterBreak="0">
-    <w:nsid w:val="6D4B219C"/>
-    <w:multiLevelType w:val="multilevel"/>
-    <w:tmpl w:val="462423DC"/>
+    <w:tmpl w:val="419A036C"/>
     <w:lvl w:ilvl="0">
       <w:start w:val="1"/>
       <w:numFmt w:val="bullet"/>
@@ -18253,1358 +19621,89 @@
       </w:rPr>
     </w:lvl>
   </w:abstractNum>
-  <w:abstractNum w:abstractNumId="19" w15:restartNumberingAfterBreak="0">
-    <w:nsid w:val="6D663ECA"/>
-    <w:multiLevelType w:val="multilevel"/>
-    <w:tmpl w:val="319A3C50"/>
-    <w:lvl w:ilvl="0">
-      <w:start w:val="1"/>
-      <w:numFmt w:val="bullet"/>
-      <w:lvlText w:val=""/>
-      <w:lvlJc w:val="left"/>
-      <w:pPr>
-        <w:tabs>
-          <w:tab w:val="num" w:pos="720"/>
-        </w:tabs>
-        <w:ind w:left="720" w:hanging="360"/>
-      </w:pPr>
-      <w:rPr>
-        <w:rFonts w:ascii="Symbol" w:hAnsi="Symbol" w:hint="default"/>
-        <w:sz w:val="20"/>
-      </w:rPr>
-    </w:lvl>
-    <w:lvl w:ilvl="1" w:tentative="1">
-      <w:start w:val="1"/>
-      <w:numFmt w:val="bullet"/>
-      <w:lvlText w:val="o"/>
-      <w:lvlJc w:val="left"/>
-      <w:pPr>
-        <w:tabs>
-          <w:tab w:val="num" w:pos="1440"/>
-        </w:tabs>
-        <w:ind w:left="1440" w:hanging="360"/>
-      </w:pPr>
-      <w:rPr>
-        <w:rFonts w:ascii="Courier New" w:hAnsi="Courier New" w:hint="default"/>
-        <w:sz w:val="20"/>
-      </w:rPr>
-    </w:lvl>
-    <w:lvl w:ilvl="2" w:tentative="1">
-      <w:start w:val="1"/>
-      <w:numFmt w:val="bullet"/>
-      <w:lvlText w:val=""/>
-      <w:lvlJc w:val="left"/>
-      <w:pPr>
-        <w:tabs>
-          <w:tab w:val="num" w:pos="2160"/>
-        </w:tabs>
-        <w:ind w:left="2160" w:hanging="360"/>
-      </w:pPr>
-      <w:rPr>
-        <w:rFonts w:ascii="Wingdings" w:hAnsi="Wingdings" w:hint="default"/>
-        <w:sz w:val="20"/>
-      </w:rPr>
-    </w:lvl>
-    <w:lvl w:ilvl="3" w:tentative="1">
-      <w:start w:val="1"/>
-      <w:numFmt w:val="bullet"/>
-      <w:lvlText w:val=""/>
-      <w:lvlJc w:val="left"/>
-      <w:pPr>
-        <w:tabs>
-          <w:tab w:val="num" w:pos="2880"/>
-        </w:tabs>
-        <w:ind w:left="2880" w:hanging="360"/>
-      </w:pPr>
-      <w:rPr>
-        <w:rFonts w:ascii="Wingdings" w:hAnsi="Wingdings" w:hint="default"/>
-        <w:sz w:val="20"/>
-      </w:rPr>
-    </w:lvl>
-    <w:lvl w:ilvl="4" w:tentative="1">
-      <w:start w:val="1"/>
-      <w:numFmt w:val="bullet"/>
-      <w:lvlText w:val=""/>
-      <w:lvlJc w:val="left"/>
-      <w:pPr>
-        <w:tabs>
-          <w:tab w:val="num" w:pos="3600"/>
-        </w:tabs>
-        <w:ind w:left="3600" w:hanging="360"/>
-      </w:pPr>
-      <w:rPr>
-        <w:rFonts w:ascii="Wingdings" w:hAnsi="Wingdings" w:hint="default"/>
-        <w:sz w:val="20"/>
-      </w:rPr>
-    </w:lvl>
-    <w:lvl w:ilvl="5" w:tentative="1">
-      <w:start w:val="1"/>
-      <w:numFmt w:val="bullet"/>
-      <w:lvlText w:val=""/>
-      <w:lvlJc w:val="left"/>
-      <w:pPr>
-        <w:tabs>
-          <w:tab w:val="num" w:pos="4320"/>
-        </w:tabs>
-        <w:ind w:left="4320" w:hanging="360"/>
-      </w:pPr>
-      <w:rPr>
-        <w:rFonts w:ascii="Wingdings" w:hAnsi="Wingdings" w:hint="default"/>
-        <w:sz w:val="20"/>
-      </w:rPr>
-    </w:lvl>
-    <w:lvl w:ilvl="6" w:tentative="1">
-      <w:start w:val="1"/>
-      <w:numFmt w:val="bullet"/>
-      <w:lvlText w:val=""/>
-      <w:lvlJc w:val="left"/>
-      <w:pPr>
-        <w:tabs>
-          <w:tab w:val="num" w:pos="5040"/>
-        </w:tabs>
-        <w:ind w:left="5040" w:hanging="360"/>
-      </w:pPr>
-      <w:rPr>
-        <w:rFonts w:ascii="Wingdings" w:hAnsi="Wingdings" w:hint="default"/>
-        <w:sz w:val="20"/>
-      </w:rPr>
-    </w:lvl>
-    <w:lvl w:ilvl="7" w:tentative="1">
-      <w:start w:val="1"/>
-      <w:numFmt w:val="bullet"/>
-      <w:lvlText w:val=""/>
-      <w:lvlJc w:val="left"/>
-      <w:pPr>
-        <w:tabs>
-          <w:tab w:val="num" w:pos="5760"/>
-        </w:tabs>
-        <w:ind w:left="5760" w:hanging="360"/>
-      </w:pPr>
-      <w:rPr>
-        <w:rFonts w:ascii="Wingdings" w:hAnsi="Wingdings" w:hint="default"/>
-        <w:sz w:val="20"/>
-      </w:rPr>
-    </w:lvl>
-    <w:lvl w:ilvl="8" w:tentative="1">
-      <w:start w:val="1"/>
-      <w:numFmt w:val="bullet"/>
-      <w:lvlText w:val=""/>
-      <w:lvlJc w:val="left"/>
-      <w:pPr>
-        <w:tabs>
-          <w:tab w:val="num" w:pos="6480"/>
-        </w:tabs>
-        <w:ind w:left="6480" w:hanging="360"/>
-      </w:pPr>
-      <w:rPr>
-        <w:rFonts w:ascii="Wingdings" w:hAnsi="Wingdings" w:hint="default"/>
-        <w:sz w:val="20"/>
-      </w:rPr>
-    </w:lvl>
-  </w:abstractNum>
-  <w:abstractNum w:abstractNumId="20" w15:restartNumberingAfterBreak="0">
-    <w:nsid w:val="6E9066A5"/>
-    <w:multiLevelType w:val="multilevel"/>
-    <w:tmpl w:val="1B54E72A"/>
-    <w:lvl w:ilvl="0">
-      <w:start w:val="1"/>
-      <w:numFmt w:val="bullet"/>
-      <w:lvlText w:val=""/>
-      <w:lvlJc w:val="left"/>
-      <w:pPr>
-        <w:tabs>
-          <w:tab w:val="num" w:pos="720"/>
-        </w:tabs>
-        <w:ind w:left="720" w:hanging="360"/>
-      </w:pPr>
-      <w:rPr>
-        <w:rFonts w:ascii="Symbol" w:hAnsi="Symbol" w:hint="default"/>
-        <w:sz w:val="20"/>
-      </w:rPr>
-    </w:lvl>
-    <w:lvl w:ilvl="1" w:tentative="1">
-      <w:start w:val="1"/>
-      <w:numFmt w:val="bullet"/>
-      <w:lvlText w:val="o"/>
-      <w:lvlJc w:val="left"/>
-      <w:pPr>
-        <w:tabs>
-          <w:tab w:val="num" w:pos="1440"/>
-        </w:tabs>
-        <w:ind w:left="1440" w:hanging="360"/>
-      </w:pPr>
-      <w:rPr>
-        <w:rFonts w:ascii="Courier New" w:hAnsi="Courier New" w:hint="default"/>
-        <w:sz w:val="20"/>
-      </w:rPr>
-    </w:lvl>
-    <w:lvl w:ilvl="2" w:tentative="1">
-      <w:start w:val="1"/>
-      <w:numFmt w:val="bullet"/>
-      <w:lvlText w:val=""/>
-      <w:lvlJc w:val="left"/>
-      <w:pPr>
-        <w:tabs>
-          <w:tab w:val="num" w:pos="2160"/>
-        </w:tabs>
-        <w:ind w:left="2160" w:hanging="360"/>
-      </w:pPr>
-      <w:rPr>
-        <w:rFonts w:ascii="Wingdings" w:hAnsi="Wingdings" w:hint="default"/>
-        <w:sz w:val="20"/>
-      </w:rPr>
-    </w:lvl>
-    <w:lvl w:ilvl="3" w:tentative="1">
-      <w:start w:val="1"/>
-      <w:numFmt w:val="bullet"/>
-      <w:lvlText w:val=""/>
-      <w:lvlJc w:val="left"/>
-      <w:pPr>
-        <w:tabs>
-          <w:tab w:val="num" w:pos="2880"/>
-        </w:tabs>
-        <w:ind w:left="2880" w:hanging="360"/>
-      </w:pPr>
-      <w:rPr>
-        <w:rFonts w:ascii="Wingdings" w:hAnsi="Wingdings" w:hint="default"/>
-        <w:sz w:val="20"/>
-      </w:rPr>
-    </w:lvl>
-    <w:lvl w:ilvl="4" w:tentative="1">
-      <w:start w:val="1"/>
-      <w:numFmt w:val="bullet"/>
-      <w:lvlText w:val=""/>
-      <w:lvlJc w:val="left"/>
-      <w:pPr>
-        <w:tabs>
-          <w:tab w:val="num" w:pos="3600"/>
-        </w:tabs>
-        <w:ind w:left="3600" w:hanging="360"/>
-      </w:pPr>
-      <w:rPr>
-        <w:rFonts w:ascii="Wingdings" w:hAnsi="Wingdings" w:hint="default"/>
-        <w:sz w:val="20"/>
-      </w:rPr>
-    </w:lvl>
-    <w:lvl w:ilvl="5" w:tentative="1">
-      <w:start w:val="1"/>
-      <w:numFmt w:val="bullet"/>
-      <w:lvlText w:val=""/>
-      <w:lvlJc w:val="left"/>
-      <w:pPr>
-        <w:tabs>
-          <w:tab w:val="num" w:pos="4320"/>
-        </w:tabs>
-        <w:ind w:left="4320" w:hanging="360"/>
-      </w:pPr>
-      <w:rPr>
-        <w:rFonts w:ascii="Wingdings" w:hAnsi="Wingdings" w:hint="default"/>
-        <w:sz w:val="20"/>
-      </w:rPr>
-    </w:lvl>
-    <w:lvl w:ilvl="6" w:tentative="1">
-      <w:start w:val="1"/>
-      <w:numFmt w:val="bullet"/>
-      <w:lvlText w:val=""/>
-      <w:lvlJc w:val="left"/>
-      <w:pPr>
-        <w:tabs>
-          <w:tab w:val="num" w:pos="5040"/>
-        </w:tabs>
-        <w:ind w:left="5040" w:hanging="360"/>
-      </w:pPr>
-      <w:rPr>
-        <w:rFonts w:ascii="Wingdings" w:hAnsi="Wingdings" w:hint="default"/>
-        <w:sz w:val="20"/>
-      </w:rPr>
-    </w:lvl>
-    <w:lvl w:ilvl="7" w:tentative="1">
-      <w:start w:val="1"/>
-      <w:numFmt w:val="bullet"/>
-      <w:lvlText w:val=""/>
-      <w:lvlJc w:val="left"/>
-      <w:pPr>
-        <w:tabs>
-          <w:tab w:val="num" w:pos="5760"/>
-        </w:tabs>
-        <w:ind w:left="5760" w:hanging="360"/>
-      </w:pPr>
-      <w:rPr>
-        <w:rFonts w:ascii="Wingdings" w:hAnsi="Wingdings" w:hint="default"/>
-        <w:sz w:val="20"/>
-      </w:rPr>
-    </w:lvl>
-    <w:lvl w:ilvl="8" w:tentative="1">
-      <w:start w:val="1"/>
-      <w:numFmt w:val="bullet"/>
-      <w:lvlText w:val=""/>
-      <w:lvlJc w:val="left"/>
-      <w:pPr>
-        <w:tabs>
-          <w:tab w:val="num" w:pos="6480"/>
-        </w:tabs>
-        <w:ind w:left="6480" w:hanging="360"/>
-      </w:pPr>
-      <w:rPr>
-        <w:rFonts w:ascii="Wingdings" w:hAnsi="Wingdings" w:hint="default"/>
-        <w:sz w:val="20"/>
-      </w:rPr>
-    </w:lvl>
-  </w:abstractNum>
-  <w:abstractNum w:abstractNumId="21" w15:restartNumberingAfterBreak="0">
-    <w:nsid w:val="6F4B5330"/>
-    <w:multiLevelType w:val="multilevel"/>
-    <w:tmpl w:val="2938A67A"/>
-    <w:lvl w:ilvl="0">
-      <w:start w:val="1"/>
-      <w:numFmt w:val="bullet"/>
-      <w:lvlText w:val=""/>
-      <w:lvlJc w:val="left"/>
-      <w:pPr>
-        <w:tabs>
-          <w:tab w:val="num" w:pos="720"/>
-        </w:tabs>
-        <w:ind w:left="720" w:hanging="360"/>
-      </w:pPr>
-      <w:rPr>
-        <w:rFonts w:ascii="Symbol" w:hAnsi="Symbol" w:hint="default"/>
-        <w:sz w:val="20"/>
-      </w:rPr>
-    </w:lvl>
-    <w:lvl w:ilvl="1" w:tentative="1">
-      <w:start w:val="1"/>
-      <w:numFmt w:val="bullet"/>
-      <w:lvlText w:val="o"/>
-      <w:lvlJc w:val="left"/>
-      <w:pPr>
-        <w:tabs>
-          <w:tab w:val="num" w:pos="1440"/>
-        </w:tabs>
-        <w:ind w:left="1440" w:hanging="360"/>
-      </w:pPr>
-      <w:rPr>
-        <w:rFonts w:ascii="Courier New" w:hAnsi="Courier New" w:hint="default"/>
-        <w:sz w:val="20"/>
-      </w:rPr>
-    </w:lvl>
-    <w:lvl w:ilvl="2" w:tentative="1">
-      <w:start w:val="1"/>
-      <w:numFmt w:val="bullet"/>
-      <w:lvlText w:val=""/>
-      <w:lvlJc w:val="left"/>
-      <w:pPr>
-        <w:tabs>
-          <w:tab w:val="num" w:pos="2160"/>
-        </w:tabs>
-        <w:ind w:left="2160" w:hanging="360"/>
-      </w:pPr>
-      <w:rPr>
-        <w:rFonts w:ascii="Wingdings" w:hAnsi="Wingdings" w:hint="default"/>
-        <w:sz w:val="20"/>
-      </w:rPr>
-    </w:lvl>
-    <w:lvl w:ilvl="3" w:tentative="1">
-      <w:start w:val="1"/>
-      <w:numFmt w:val="bullet"/>
-      <w:lvlText w:val=""/>
-      <w:lvlJc w:val="left"/>
-      <w:pPr>
-        <w:tabs>
-          <w:tab w:val="num" w:pos="2880"/>
-        </w:tabs>
-        <w:ind w:left="2880" w:hanging="360"/>
-      </w:pPr>
-      <w:rPr>
-        <w:rFonts w:ascii="Wingdings" w:hAnsi="Wingdings" w:hint="default"/>
-        <w:sz w:val="20"/>
-      </w:rPr>
-    </w:lvl>
-    <w:lvl w:ilvl="4" w:tentative="1">
-      <w:start w:val="1"/>
-      <w:numFmt w:val="bullet"/>
-      <w:lvlText w:val=""/>
-      <w:lvlJc w:val="left"/>
-      <w:pPr>
-        <w:tabs>
-          <w:tab w:val="num" w:pos="3600"/>
-        </w:tabs>
-        <w:ind w:left="3600" w:hanging="360"/>
-      </w:pPr>
-      <w:rPr>
-        <w:rFonts w:ascii="Wingdings" w:hAnsi="Wingdings" w:hint="default"/>
-        <w:sz w:val="20"/>
-      </w:rPr>
-    </w:lvl>
-    <w:lvl w:ilvl="5" w:tentative="1">
-      <w:start w:val="1"/>
-      <w:numFmt w:val="bullet"/>
-      <w:lvlText w:val=""/>
-      <w:lvlJc w:val="left"/>
-      <w:pPr>
-        <w:tabs>
-          <w:tab w:val="num" w:pos="4320"/>
-        </w:tabs>
-        <w:ind w:left="4320" w:hanging="360"/>
-      </w:pPr>
-      <w:rPr>
-        <w:rFonts w:ascii="Wingdings" w:hAnsi="Wingdings" w:hint="default"/>
-        <w:sz w:val="20"/>
-      </w:rPr>
-    </w:lvl>
-    <w:lvl w:ilvl="6" w:tentative="1">
-      <w:start w:val="1"/>
-      <w:numFmt w:val="bullet"/>
-      <w:lvlText w:val=""/>
-      <w:lvlJc w:val="left"/>
-      <w:pPr>
-        <w:tabs>
-          <w:tab w:val="num" w:pos="5040"/>
-        </w:tabs>
-        <w:ind w:left="5040" w:hanging="360"/>
-      </w:pPr>
-      <w:rPr>
-        <w:rFonts w:ascii="Wingdings" w:hAnsi="Wingdings" w:hint="default"/>
-        <w:sz w:val="20"/>
-      </w:rPr>
-    </w:lvl>
-    <w:lvl w:ilvl="7" w:tentative="1">
-      <w:start w:val="1"/>
-      <w:numFmt w:val="bullet"/>
-      <w:lvlText w:val=""/>
-      <w:lvlJc w:val="left"/>
-      <w:pPr>
-        <w:tabs>
-          <w:tab w:val="num" w:pos="5760"/>
-        </w:tabs>
-        <w:ind w:left="5760" w:hanging="360"/>
-      </w:pPr>
-      <w:rPr>
-        <w:rFonts w:ascii="Wingdings" w:hAnsi="Wingdings" w:hint="default"/>
-        <w:sz w:val="20"/>
-      </w:rPr>
-    </w:lvl>
-    <w:lvl w:ilvl="8" w:tentative="1">
-      <w:start w:val="1"/>
-      <w:numFmt w:val="bullet"/>
-      <w:lvlText w:val=""/>
-      <w:lvlJc w:val="left"/>
-      <w:pPr>
-        <w:tabs>
-          <w:tab w:val="num" w:pos="6480"/>
-        </w:tabs>
-        <w:ind w:left="6480" w:hanging="360"/>
-      </w:pPr>
-      <w:rPr>
-        <w:rFonts w:ascii="Wingdings" w:hAnsi="Wingdings" w:hint="default"/>
-        <w:sz w:val="20"/>
-      </w:rPr>
-    </w:lvl>
-  </w:abstractNum>
-  <w:abstractNum w:abstractNumId="22" w15:restartNumberingAfterBreak="0">
-    <w:nsid w:val="72625F2C"/>
-    <w:multiLevelType w:val="multilevel"/>
-    <w:tmpl w:val="B2EE023E"/>
-    <w:lvl w:ilvl="0">
-      <w:start w:val="1"/>
-      <w:numFmt w:val="bullet"/>
-      <w:lvlText w:val=""/>
-      <w:lvlJc w:val="left"/>
-      <w:pPr>
-        <w:tabs>
-          <w:tab w:val="num" w:pos="720"/>
-        </w:tabs>
-        <w:ind w:left="720" w:hanging="360"/>
-      </w:pPr>
-      <w:rPr>
-        <w:rFonts w:ascii="Symbol" w:hAnsi="Symbol" w:hint="default"/>
-        <w:sz w:val="20"/>
-      </w:rPr>
-    </w:lvl>
-    <w:lvl w:ilvl="1" w:tentative="1">
-      <w:start w:val="1"/>
-      <w:numFmt w:val="bullet"/>
-      <w:lvlText w:val="o"/>
-      <w:lvlJc w:val="left"/>
-      <w:pPr>
-        <w:tabs>
-          <w:tab w:val="num" w:pos="1440"/>
-        </w:tabs>
-        <w:ind w:left="1440" w:hanging="360"/>
-      </w:pPr>
-      <w:rPr>
-        <w:rFonts w:ascii="Courier New" w:hAnsi="Courier New" w:hint="default"/>
-        <w:sz w:val="20"/>
-      </w:rPr>
-    </w:lvl>
-    <w:lvl w:ilvl="2" w:tentative="1">
-      <w:start w:val="1"/>
-      <w:numFmt w:val="bullet"/>
-      <w:lvlText w:val=""/>
-      <w:lvlJc w:val="left"/>
-      <w:pPr>
-        <w:tabs>
-          <w:tab w:val="num" w:pos="2160"/>
-        </w:tabs>
-        <w:ind w:left="2160" w:hanging="360"/>
-      </w:pPr>
-      <w:rPr>
-        <w:rFonts w:ascii="Wingdings" w:hAnsi="Wingdings" w:hint="default"/>
-        <w:sz w:val="20"/>
-      </w:rPr>
-    </w:lvl>
-    <w:lvl w:ilvl="3" w:tentative="1">
-      <w:start w:val="1"/>
-      <w:numFmt w:val="bullet"/>
-      <w:lvlText w:val=""/>
-      <w:lvlJc w:val="left"/>
-      <w:pPr>
-        <w:tabs>
-          <w:tab w:val="num" w:pos="2880"/>
-        </w:tabs>
-        <w:ind w:left="2880" w:hanging="360"/>
-      </w:pPr>
-      <w:rPr>
-        <w:rFonts w:ascii="Wingdings" w:hAnsi="Wingdings" w:hint="default"/>
-        <w:sz w:val="20"/>
-      </w:rPr>
-    </w:lvl>
-    <w:lvl w:ilvl="4" w:tentative="1">
-      <w:start w:val="1"/>
-      <w:numFmt w:val="bullet"/>
-      <w:lvlText w:val=""/>
-      <w:lvlJc w:val="left"/>
-      <w:pPr>
-        <w:tabs>
-          <w:tab w:val="num" w:pos="3600"/>
-        </w:tabs>
-        <w:ind w:left="3600" w:hanging="360"/>
-      </w:pPr>
-      <w:rPr>
-        <w:rFonts w:ascii="Wingdings" w:hAnsi="Wingdings" w:hint="default"/>
-        <w:sz w:val="20"/>
-      </w:rPr>
-    </w:lvl>
-    <w:lvl w:ilvl="5" w:tentative="1">
-      <w:start w:val="1"/>
-      <w:numFmt w:val="bullet"/>
-      <w:lvlText w:val=""/>
-      <w:lvlJc w:val="left"/>
-      <w:pPr>
-        <w:tabs>
-          <w:tab w:val="num" w:pos="4320"/>
-        </w:tabs>
-        <w:ind w:left="4320" w:hanging="360"/>
-      </w:pPr>
-      <w:rPr>
-        <w:rFonts w:ascii="Wingdings" w:hAnsi="Wingdings" w:hint="default"/>
-        <w:sz w:val="20"/>
-      </w:rPr>
-    </w:lvl>
-    <w:lvl w:ilvl="6" w:tentative="1">
-      <w:start w:val="1"/>
-      <w:numFmt w:val="bullet"/>
-      <w:lvlText w:val=""/>
-      <w:lvlJc w:val="left"/>
-      <w:pPr>
-        <w:tabs>
-          <w:tab w:val="num" w:pos="5040"/>
-        </w:tabs>
-        <w:ind w:left="5040" w:hanging="360"/>
-      </w:pPr>
-      <w:rPr>
-        <w:rFonts w:ascii="Wingdings" w:hAnsi="Wingdings" w:hint="default"/>
-        <w:sz w:val="20"/>
-      </w:rPr>
-    </w:lvl>
-    <w:lvl w:ilvl="7" w:tentative="1">
-      <w:start w:val="1"/>
-      <w:numFmt w:val="bullet"/>
-      <w:lvlText w:val=""/>
-      <w:lvlJc w:val="left"/>
-      <w:pPr>
-        <w:tabs>
-          <w:tab w:val="num" w:pos="5760"/>
-        </w:tabs>
-        <w:ind w:left="5760" w:hanging="360"/>
-      </w:pPr>
-      <w:rPr>
-        <w:rFonts w:ascii="Wingdings" w:hAnsi="Wingdings" w:hint="default"/>
-        <w:sz w:val="20"/>
-      </w:rPr>
-    </w:lvl>
-    <w:lvl w:ilvl="8" w:tentative="1">
-      <w:start w:val="1"/>
-      <w:numFmt w:val="bullet"/>
-      <w:lvlText w:val=""/>
-      <w:lvlJc w:val="left"/>
-      <w:pPr>
-        <w:tabs>
-          <w:tab w:val="num" w:pos="6480"/>
-        </w:tabs>
-        <w:ind w:left="6480" w:hanging="360"/>
-      </w:pPr>
-      <w:rPr>
-        <w:rFonts w:ascii="Wingdings" w:hAnsi="Wingdings" w:hint="default"/>
-        <w:sz w:val="20"/>
-      </w:rPr>
-    </w:lvl>
-  </w:abstractNum>
-  <w:abstractNum w:abstractNumId="23" w15:restartNumberingAfterBreak="0">
-    <w:nsid w:val="7662521E"/>
-    <w:multiLevelType w:val="multilevel"/>
-    <w:tmpl w:val="0FC8AFA6"/>
-    <w:lvl w:ilvl="0">
-      <w:start w:val="1"/>
-      <w:numFmt w:val="bullet"/>
-      <w:lvlText w:val=""/>
-      <w:lvlJc w:val="left"/>
-      <w:pPr>
-        <w:tabs>
-          <w:tab w:val="num" w:pos="720"/>
-        </w:tabs>
-        <w:ind w:left="720" w:hanging="360"/>
-      </w:pPr>
-      <w:rPr>
-        <w:rFonts w:ascii="Symbol" w:hAnsi="Symbol" w:hint="default"/>
-        <w:sz w:val="20"/>
-      </w:rPr>
-    </w:lvl>
-    <w:lvl w:ilvl="1" w:tentative="1">
-      <w:start w:val="1"/>
-      <w:numFmt w:val="bullet"/>
-      <w:lvlText w:val="o"/>
-      <w:lvlJc w:val="left"/>
-      <w:pPr>
-        <w:tabs>
-          <w:tab w:val="num" w:pos="1440"/>
-        </w:tabs>
-        <w:ind w:left="1440" w:hanging="360"/>
-      </w:pPr>
-      <w:rPr>
-        <w:rFonts w:ascii="Courier New" w:hAnsi="Courier New" w:hint="default"/>
-        <w:sz w:val="20"/>
-      </w:rPr>
-    </w:lvl>
-    <w:lvl w:ilvl="2" w:tentative="1">
-      <w:start w:val="1"/>
-      <w:numFmt w:val="bullet"/>
-      <w:lvlText w:val=""/>
-      <w:lvlJc w:val="left"/>
-      <w:pPr>
-        <w:tabs>
-          <w:tab w:val="num" w:pos="2160"/>
-        </w:tabs>
-        <w:ind w:left="2160" w:hanging="360"/>
-      </w:pPr>
-      <w:rPr>
-        <w:rFonts w:ascii="Wingdings" w:hAnsi="Wingdings" w:hint="default"/>
-        <w:sz w:val="20"/>
-      </w:rPr>
-    </w:lvl>
-    <w:lvl w:ilvl="3" w:tentative="1">
-      <w:start w:val="1"/>
-      <w:numFmt w:val="bullet"/>
-      <w:lvlText w:val=""/>
-      <w:lvlJc w:val="left"/>
-      <w:pPr>
-        <w:tabs>
-          <w:tab w:val="num" w:pos="2880"/>
-        </w:tabs>
-        <w:ind w:left="2880" w:hanging="360"/>
-      </w:pPr>
-      <w:rPr>
-        <w:rFonts w:ascii="Wingdings" w:hAnsi="Wingdings" w:hint="default"/>
-        <w:sz w:val="20"/>
-      </w:rPr>
-    </w:lvl>
-    <w:lvl w:ilvl="4" w:tentative="1">
-      <w:start w:val="1"/>
-      <w:numFmt w:val="bullet"/>
-      <w:lvlText w:val=""/>
-      <w:lvlJc w:val="left"/>
-      <w:pPr>
-        <w:tabs>
-          <w:tab w:val="num" w:pos="3600"/>
-        </w:tabs>
-        <w:ind w:left="3600" w:hanging="360"/>
-      </w:pPr>
-      <w:rPr>
-        <w:rFonts w:ascii="Wingdings" w:hAnsi="Wingdings" w:hint="default"/>
-        <w:sz w:val="20"/>
-      </w:rPr>
-    </w:lvl>
-    <w:lvl w:ilvl="5" w:tentative="1">
-      <w:start w:val="1"/>
-      <w:numFmt w:val="bullet"/>
-      <w:lvlText w:val=""/>
-      <w:lvlJc w:val="left"/>
-      <w:pPr>
-        <w:tabs>
-          <w:tab w:val="num" w:pos="4320"/>
-        </w:tabs>
-        <w:ind w:left="4320" w:hanging="360"/>
-      </w:pPr>
-      <w:rPr>
-        <w:rFonts w:ascii="Wingdings" w:hAnsi="Wingdings" w:hint="default"/>
-        <w:sz w:val="20"/>
-      </w:rPr>
-    </w:lvl>
-    <w:lvl w:ilvl="6" w:tentative="1">
-      <w:start w:val="1"/>
-      <w:numFmt w:val="bullet"/>
-      <w:lvlText w:val=""/>
-      <w:lvlJc w:val="left"/>
-      <w:pPr>
-        <w:tabs>
-          <w:tab w:val="num" w:pos="5040"/>
-        </w:tabs>
-        <w:ind w:left="5040" w:hanging="360"/>
-      </w:pPr>
-      <w:rPr>
-        <w:rFonts w:ascii="Wingdings" w:hAnsi="Wingdings" w:hint="default"/>
-        <w:sz w:val="20"/>
-      </w:rPr>
-    </w:lvl>
-    <w:lvl w:ilvl="7" w:tentative="1">
-      <w:start w:val="1"/>
-      <w:numFmt w:val="bullet"/>
-      <w:lvlText w:val=""/>
-      <w:lvlJc w:val="left"/>
-      <w:pPr>
-        <w:tabs>
-          <w:tab w:val="num" w:pos="5760"/>
-        </w:tabs>
-        <w:ind w:left="5760" w:hanging="360"/>
-      </w:pPr>
-      <w:rPr>
-        <w:rFonts w:ascii="Wingdings" w:hAnsi="Wingdings" w:hint="default"/>
-        <w:sz w:val="20"/>
-      </w:rPr>
-    </w:lvl>
-    <w:lvl w:ilvl="8" w:tentative="1">
-      <w:start w:val="1"/>
-      <w:numFmt w:val="bullet"/>
-      <w:lvlText w:val=""/>
-      <w:lvlJc w:val="left"/>
-      <w:pPr>
-        <w:tabs>
-          <w:tab w:val="num" w:pos="6480"/>
-        </w:tabs>
-        <w:ind w:left="6480" w:hanging="360"/>
-      </w:pPr>
-      <w:rPr>
-        <w:rFonts w:ascii="Wingdings" w:hAnsi="Wingdings" w:hint="default"/>
-        <w:sz w:val="20"/>
-      </w:rPr>
-    </w:lvl>
-  </w:abstractNum>
-  <w:abstractNum w:abstractNumId="24" w15:restartNumberingAfterBreak="0">
-    <w:nsid w:val="77CF0285"/>
-    <w:multiLevelType w:val="multilevel"/>
-    <w:tmpl w:val="C416105E"/>
-    <w:lvl w:ilvl="0">
-      <w:start w:val="1"/>
-      <w:numFmt w:val="decimal"/>
-      <w:lvlText w:val="%1."/>
-      <w:lvlJc w:val="left"/>
-      <w:pPr>
-        <w:tabs>
-          <w:tab w:val="num" w:pos="720"/>
-        </w:tabs>
-        <w:ind w:left="720" w:hanging="360"/>
-      </w:pPr>
-    </w:lvl>
-    <w:lvl w:ilvl="1" w:tentative="1">
-      <w:start w:val="1"/>
-      <w:numFmt w:val="decimal"/>
-      <w:lvlText w:val="%2."/>
-      <w:lvlJc w:val="left"/>
-      <w:pPr>
-        <w:tabs>
-          <w:tab w:val="num" w:pos="1440"/>
-        </w:tabs>
-        <w:ind w:left="1440" w:hanging="360"/>
-      </w:pPr>
-    </w:lvl>
-    <w:lvl w:ilvl="2" w:tentative="1">
-      <w:start w:val="1"/>
-      <w:numFmt w:val="decimal"/>
-      <w:lvlText w:val="%3."/>
-      <w:lvlJc w:val="left"/>
-      <w:pPr>
-        <w:tabs>
-          <w:tab w:val="num" w:pos="2160"/>
-        </w:tabs>
-        <w:ind w:left="2160" w:hanging="360"/>
-      </w:pPr>
-    </w:lvl>
-    <w:lvl w:ilvl="3" w:tentative="1">
-      <w:start w:val="1"/>
-      <w:numFmt w:val="decimal"/>
-      <w:lvlText w:val="%4."/>
-      <w:lvlJc w:val="left"/>
-      <w:pPr>
-        <w:tabs>
-          <w:tab w:val="num" w:pos="2880"/>
-        </w:tabs>
-        <w:ind w:left="2880" w:hanging="360"/>
-      </w:pPr>
-    </w:lvl>
-    <w:lvl w:ilvl="4" w:tentative="1">
-      <w:start w:val="1"/>
-      <w:numFmt w:val="decimal"/>
-      <w:lvlText w:val="%5."/>
-      <w:lvlJc w:val="left"/>
-      <w:pPr>
-        <w:tabs>
-          <w:tab w:val="num" w:pos="3600"/>
-        </w:tabs>
-        <w:ind w:left="3600" w:hanging="360"/>
-      </w:pPr>
-    </w:lvl>
-    <w:lvl w:ilvl="5" w:tentative="1">
-      <w:start w:val="1"/>
-      <w:numFmt w:val="decimal"/>
-      <w:lvlText w:val="%6."/>
-      <w:lvlJc w:val="left"/>
-      <w:pPr>
-        <w:tabs>
-          <w:tab w:val="num" w:pos="4320"/>
-        </w:tabs>
-        <w:ind w:left="4320" w:hanging="360"/>
-      </w:pPr>
-    </w:lvl>
-    <w:lvl w:ilvl="6" w:tentative="1">
-      <w:start w:val="1"/>
-      <w:numFmt w:val="decimal"/>
-      <w:lvlText w:val="%7."/>
-      <w:lvlJc w:val="left"/>
-      <w:pPr>
-        <w:tabs>
-          <w:tab w:val="num" w:pos="5040"/>
-        </w:tabs>
-        <w:ind w:left="5040" w:hanging="360"/>
-      </w:pPr>
-    </w:lvl>
-    <w:lvl w:ilvl="7" w:tentative="1">
-      <w:start w:val="1"/>
-      <w:numFmt w:val="decimal"/>
-      <w:lvlText w:val="%8."/>
-      <w:lvlJc w:val="left"/>
-      <w:pPr>
-        <w:tabs>
-          <w:tab w:val="num" w:pos="5760"/>
-        </w:tabs>
-        <w:ind w:left="5760" w:hanging="360"/>
-      </w:pPr>
-    </w:lvl>
-    <w:lvl w:ilvl="8" w:tentative="1">
-      <w:start w:val="1"/>
-      <w:numFmt w:val="decimal"/>
-      <w:lvlText w:val="%9."/>
-      <w:lvlJc w:val="left"/>
-      <w:pPr>
-        <w:tabs>
-          <w:tab w:val="num" w:pos="6480"/>
-        </w:tabs>
-        <w:ind w:left="6480" w:hanging="360"/>
-      </w:pPr>
-    </w:lvl>
-  </w:abstractNum>
-  <w:abstractNum w:abstractNumId="25" w15:restartNumberingAfterBreak="0">
-    <w:nsid w:val="79690840"/>
-    <w:multiLevelType w:val="multilevel"/>
-    <w:tmpl w:val="7FC2A2D8"/>
-    <w:lvl w:ilvl="0">
-      <w:start w:val="1"/>
-      <w:numFmt w:val="bullet"/>
-      <w:lvlText w:val=""/>
-      <w:lvlJc w:val="left"/>
-      <w:pPr>
-        <w:tabs>
-          <w:tab w:val="num" w:pos="720"/>
-        </w:tabs>
-        <w:ind w:left="720" w:hanging="360"/>
-      </w:pPr>
-      <w:rPr>
-        <w:rFonts w:ascii="Symbol" w:hAnsi="Symbol" w:hint="default"/>
-        <w:sz w:val="20"/>
-      </w:rPr>
-    </w:lvl>
-    <w:lvl w:ilvl="1" w:tentative="1">
-      <w:start w:val="1"/>
-      <w:numFmt w:val="bullet"/>
-      <w:lvlText w:val="o"/>
-      <w:lvlJc w:val="left"/>
-      <w:pPr>
-        <w:tabs>
-          <w:tab w:val="num" w:pos="1440"/>
-        </w:tabs>
-        <w:ind w:left="1440" w:hanging="360"/>
-      </w:pPr>
-      <w:rPr>
-        <w:rFonts w:ascii="Courier New" w:hAnsi="Courier New" w:hint="default"/>
-        <w:sz w:val="20"/>
-      </w:rPr>
-    </w:lvl>
-    <w:lvl w:ilvl="2" w:tentative="1">
-      <w:start w:val="1"/>
-      <w:numFmt w:val="bullet"/>
-      <w:lvlText w:val=""/>
-      <w:lvlJc w:val="left"/>
-      <w:pPr>
-        <w:tabs>
-          <w:tab w:val="num" w:pos="2160"/>
-        </w:tabs>
-        <w:ind w:left="2160" w:hanging="360"/>
-      </w:pPr>
-      <w:rPr>
-        <w:rFonts w:ascii="Wingdings" w:hAnsi="Wingdings" w:hint="default"/>
-        <w:sz w:val="20"/>
-      </w:rPr>
-    </w:lvl>
-    <w:lvl w:ilvl="3" w:tentative="1">
-      <w:start w:val="1"/>
-      <w:numFmt w:val="bullet"/>
-      <w:lvlText w:val=""/>
-      <w:lvlJc w:val="left"/>
-      <w:pPr>
-        <w:tabs>
-          <w:tab w:val="num" w:pos="2880"/>
-        </w:tabs>
-        <w:ind w:left="2880" w:hanging="360"/>
-      </w:pPr>
-      <w:rPr>
-        <w:rFonts w:ascii="Wingdings" w:hAnsi="Wingdings" w:hint="default"/>
-        <w:sz w:val="20"/>
-      </w:rPr>
-    </w:lvl>
-    <w:lvl w:ilvl="4" w:tentative="1">
-      <w:start w:val="1"/>
-      <w:numFmt w:val="bullet"/>
-      <w:lvlText w:val=""/>
-      <w:lvlJc w:val="left"/>
-      <w:pPr>
-        <w:tabs>
-          <w:tab w:val="num" w:pos="3600"/>
-        </w:tabs>
-        <w:ind w:left="3600" w:hanging="360"/>
-      </w:pPr>
-      <w:rPr>
-        <w:rFonts w:ascii="Wingdings" w:hAnsi="Wingdings" w:hint="default"/>
-        <w:sz w:val="20"/>
-      </w:rPr>
-    </w:lvl>
-    <w:lvl w:ilvl="5" w:tentative="1">
-      <w:start w:val="1"/>
-      <w:numFmt w:val="bullet"/>
-      <w:lvlText w:val=""/>
-      <w:lvlJc w:val="left"/>
-      <w:pPr>
-        <w:tabs>
-          <w:tab w:val="num" w:pos="4320"/>
-        </w:tabs>
-        <w:ind w:left="4320" w:hanging="360"/>
-      </w:pPr>
-      <w:rPr>
-        <w:rFonts w:ascii="Wingdings" w:hAnsi="Wingdings" w:hint="default"/>
-        <w:sz w:val="20"/>
-      </w:rPr>
-    </w:lvl>
-    <w:lvl w:ilvl="6" w:tentative="1">
-      <w:start w:val="1"/>
-      <w:numFmt w:val="bullet"/>
-      <w:lvlText w:val=""/>
-      <w:lvlJc w:val="left"/>
-      <w:pPr>
-        <w:tabs>
-          <w:tab w:val="num" w:pos="5040"/>
-        </w:tabs>
-        <w:ind w:left="5040" w:hanging="360"/>
-      </w:pPr>
-      <w:rPr>
-        <w:rFonts w:ascii="Wingdings" w:hAnsi="Wingdings" w:hint="default"/>
-        <w:sz w:val="20"/>
-      </w:rPr>
-    </w:lvl>
-    <w:lvl w:ilvl="7" w:tentative="1">
-      <w:start w:val="1"/>
-      <w:numFmt w:val="bullet"/>
-      <w:lvlText w:val=""/>
-      <w:lvlJc w:val="left"/>
-      <w:pPr>
-        <w:tabs>
-          <w:tab w:val="num" w:pos="5760"/>
-        </w:tabs>
-        <w:ind w:left="5760" w:hanging="360"/>
-      </w:pPr>
-      <w:rPr>
-        <w:rFonts w:ascii="Wingdings" w:hAnsi="Wingdings" w:hint="default"/>
-        <w:sz w:val="20"/>
-      </w:rPr>
-    </w:lvl>
-    <w:lvl w:ilvl="8" w:tentative="1">
-      <w:start w:val="1"/>
-      <w:numFmt w:val="bullet"/>
-      <w:lvlText w:val=""/>
-      <w:lvlJc w:val="left"/>
-      <w:pPr>
-        <w:tabs>
-          <w:tab w:val="num" w:pos="6480"/>
-        </w:tabs>
-        <w:ind w:left="6480" w:hanging="360"/>
-      </w:pPr>
-      <w:rPr>
-        <w:rFonts w:ascii="Wingdings" w:hAnsi="Wingdings" w:hint="default"/>
-        <w:sz w:val="20"/>
-      </w:rPr>
-    </w:lvl>
-  </w:abstractNum>
-  <w:abstractNum w:abstractNumId="26" w15:restartNumberingAfterBreak="0">
-    <w:nsid w:val="79D364EB"/>
-    <w:multiLevelType w:val="multilevel"/>
-    <w:tmpl w:val="C7A4624C"/>
-    <w:lvl w:ilvl="0">
-      <w:start w:val="1"/>
-      <w:numFmt w:val="bullet"/>
-      <w:lvlText w:val=""/>
-      <w:lvlJc w:val="left"/>
-      <w:pPr>
-        <w:tabs>
-          <w:tab w:val="num" w:pos="720"/>
-        </w:tabs>
-        <w:ind w:left="720" w:hanging="360"/>
-      </w:pPr>
-      <w:rPr>
-        <w:rFonts w:ascii="Symbol" w:hAnsi="Symbol" w:hint="default"/>
-        <w:sz w:val="20"/>
-      </w:rPr>
-    </w:lvl>
-    <w:lvl w:ilvl="1" w:tentative="1">
-      <w:start w:val="1"/>
-      <w:numFmt w:val="bullet"/>
-      <w:lvlText w:val="o"/>
-      <w:lvlJc w:val="left"/>
-      <w:pPr>
-        <w:tabs>
-          <w:tab w:val="num" w:pos="1440"/>
-        </w:tabs>
-        <w:ind w:left="1440" w:hanging="360"/>
-      </w:pPr>
-      <w:rPr>
-        <w:rFonts w:ascii="Courier New" w:hAnsi="Courier New" w:hint="default"/>
-        <w:sz w:val="20"/>
-      </w:rPr>
-    </w:lvl>
-    <w:lvl w:ilvl="2" w:tentative="1">
-      <w:start w:val="1"/>
-      <w:numFmt w:val="bullet"/>
-      <w:lvlText w:val=""/>
-      <w:lvlJc w:val="left"/>
-      <w:pPr>
-        <w:tabs>
-          <w:tab w:val="num" w:pos="2160"/>
-        </w:tabs>
-        <w:ind w:left="2160" w:hanging="360"/>
-      </w:pPr>
-      <w:rPr>
-        <w:rFonts w:ascii="Wingdings" w:hAnsi="Wingdings" w:hint="default"/>
-        <w:sz w:val="20"/>
-      </w:rPr>
-    </w:lvl>
-    <w:lvl w:ilvl="3" w:tentative="1">
-      <w:start w:val="1"/>
-      <w:numFmt w:val="bullet"/>
-      <w:lvlText w:val=""/>
-      <w:lvlJc w:val="left"/>
-      <w:pPr>
-        <w:tabs>
-          <w:tab w:val="num" w:pos="2880"/>
-        </w:tabs>
-        <w:ind w:left="2880" w:hanging="360"/>
-      </w:pPr>
-      <w:rPr>
-        <w:rFonts w:ascii="Wingdings" w:hAnsi="Wingdings" w:hint="default"/>
-        <w:sz w:val="20"/>
-      </w:rPr>
-    </w:lvl>
-    <w:lvl w:ilvl="4" w:tentative="1">
-      <w:start w:val="1"/>
-      <w:numFmt w:val="bullet"/>
-      <w:lvlText w:val=""/>
-      <w:lvlJc w:val="left"/>
-      <w:pPr>
-        <w:tabs>
-          <w:tab w:val="num" w:pos="3600"/>
-        </w:tabs>
-        <w:ind w:left="3600" w:hanging="360"/>
-      </w:pPr>
-      <w:rPr>
-        <w:rFonts w:ascii="Wingdings" w:hAnsi="Wingdings" w:hint="default"/>
-        <w:sz w:val="20"/>
-      </w:rPr>
-    </w:lvl>
-    <w:lvl w:ilvl="5" w:tentative="1">
-      <w:start w:val="1"/>
-      <w:numFmt w:val="bullet"/>
-      <w:lvlText w:val=""/>
-      <w:lvlJc w:val="left"/>
-      <w:pPr>
-        <w:tabs>
-          <w:tab w:val="num" w:pos="4320"/>
-        </w:tabs>
-        <w:ind w:left="4320" w:hanging="360"/>
-      </w:pPr>
-      <w:rPr>
-        <w:rFonts w:ascii="Wingdings" w:hAnsi="Wingdings" w:hint="default"/>
-        <w:sz w:val="20"/>
-      </w:rPr>
-    </w:lvl>
-    <w:lvl w:ilvl="6" w:tentative="1">
-      <w:start w:val="1"/>
-      <w:numFmt w:val="bullet"/>
-      <w:lvlText w:val=""/>
-      <w:lvlJc w:val="left"/>
-      <w:pPr>
-        <w:tabs>
-          <w:tab w:val="num" w:pos="5040"/>
-        </w:tabs>
-        <w:ind w:left="5040" w:hanging="360"/>
-      </w:pPr>
-      <w:rPr>
-        <w:rFonts w:ascii="Wingdings" w:hAnsi="Wingdings" w:hint="default"/>
-        <w:sz w:val="20"/>
-      </w:rPr>
-    </w:lvl>
-    <w:lvl w:ilvl="7" w:tentative="1">
-      <w:start w:val="1"/>
-      <w:numFmt w:val="bullet"/>
-      <w:lvlText w:val=""/>
-      <w:lvlJc w:val="left"/>
-      <w:pPr>
-        <w:tabs>
-          <w:tab w:val="num" w:pos="5760"/>
-        </w:tabs>
-        <w:ind w:left="5760" w:hanging="360"/>
-      </w:pPr>
-      <w:rPr>
-        <w:rFonts w:ascii="Wingdings" w:hAnsi="Wingdings" w:hint="default"/>
-        <w:sz w:val="20"/>
-      </w:rPr>
-    </w:lvl>
-    <w:lvl w:ilvl="8" w:tentative="1">
-      <w:start w:val="1"/>
-      <w:numFmt w:val="bullet"/>
-      <w:lvlText w:val=""/>
-      <w:lvlJc w:val="left"/>
-      <w:pPr>
-        <w:tabs>
-          <w:tab w:val="num" w:pos="6480"/>
-        </w:tabs>
-        <w:ind w:left="6480" w:hanging="360"/>
-      </w:pPr>
-      <w:rPr>
-        <w:rFonts w:ascii="Wingdings" w:hAnsi="Wingdings" w:hint="default"/>
-        <w:sz w:val="20"/>
-      </w:rPr>
-    </w:lvl>
-  </w:abstractNum>
-  <w:abstractNum w:abstractNumId="27" w15:restartNumberingAfterBreak="0">
-    <w:nsid w:val="7C5D3FB3"/>
-    <w:multiLevelType w:val="multilevel"/>
-    <w:tmpl w:val="C9EE2EE8"/>
-    <w:lvl w:ilvl="0">
-      <w:start w:val="1"/>
-      <w:numFmt w:val="decimal"/>
-      <w:lvlText w:val="%1."/>
-      <w:lvlJc w:val="left"/>
-      <w:pPr>
-        <w:tabs>
-          <w:tab w:val="num" w:pos="720"/>
-        </w:tabs>
-        <w:ind w:left="720" w:hanging="360"/>
-      </w:pPr>
-    </w:lvl>
-    <w:lvl w:ilvl="1" w:tentative="1">
-      <w:start w:val="1"/>
-      <w:numFmt w:val="decimal"/>
-      <w:lvlText w:val="%2."/>
-      <w:lvlJc w:val="left"/>
-      <w:pPr>
-        <w:tabs>
-          <w:tab w:val="num" w:pos="1440"/>
-        </w:tabs>
-        <w:ind w:left="1440" w:hanging="360"/>
-      </w:pPr>
-    </w:lvl>
-    <w:lvl w:ilvl="2" w:tentative="1">
-      <w:start w:val="1"/>
-      <w:numFmt w:val="decimal"/>
-      <w:lvlText w:val="%3."/>
-      <w:lvlJc w:val="left"/>
-      <w:pPr>
-        <w:tabs>
-          <w:tab w:val="num" w:pos="2160"/>
-        </w:tabs>
-        <w:ind w:left="2160" w:hanging="360"/>
-      </w:pPr>
-    </w:lvl>
-    <w:lvl w:ilvl="3" w:tentative="1">
-      <w:start w:val="1"/>
-      <w:numFmt w:val="decimal"/>
-      <w:lvlText w:val="%4."/>
-      <w:lvlJc w:val="left"/>
-      <w:pPr>
-        <w:tabs>
-          <w:tab w:val="num" w:pos="2880"/>
-        </w:tabs>
-        <w:ind w:left="2880" w:hanging="360"/>
-      </w:pPr>
-    </w:lvl>
-    <w:lvl w:ilvl="4" w:tentative="1">
-      <w:start w:val="1"/>
-      <w:numFmt w:val="decimal"/>
-      <w:lvlText w:val="%5."/>
-      <w:lvlJc w:val="left"/>
-      <w:pPr>
-        <w:tabs>
-          <w:tab w:val="num" w:pos="3600"/>
-        </w:tabs>
-        <w:ind w:left="3600" w:hanging="360"/>
-      </w:pPr>
-    </w:lvl>
-    <w:lvl w:ilvl="5" w:tentative="1">
-      <w:start w:val="1"/>
-      <w:numFmt w:val="decimal"/>
-      <w:lvlText w:val="%6."/>
-      <w:lvlJc w:val="left"/>
-      <w:pPr>
-        <w:tabs>
-          <w:tab w:val="num" w:pos="4320"/>
-        </w:tabs>
-        <w:ind w:left="4320" w:hanging="360"/>
-      </w:pPr>
-    </w:lvl>
-    <w:lvl w:ilvl="6" w:tentative="1">
-      <w:start w:val="1"/>
-      <w:numFmt w:val="decimal"/>
-      <w:lvlText w:val="%7."/>
-      <w:lvlJc w:val="left"/>
-      <w:pPr>
-        <w:tabs>
-          <w:tab w:val="num" w:pos="5040"/>
-        </w:tabs>
-        <w:ind w:left="5040" w:hanging="360"/>
-      </w:pPr>
-    </w:lvl>
-    <w:lvl w:ilvl="7" w:tentative="1">
-      <w:start w:val="1"/>
-      <w:numFmt w:val="decimal"/>
-      <w:lvlText w:val="%8."/>
-      <w:lvlJc w:val="left"/>
-      <w:pPr>
-        <w:tabs>
-          <w:tab w:val="num" w:pos="5760"/>
-        </w:tabs>
-        <w:ind w:left="5760" w:hanging="360"/>
-      </w:pPr>
-    </w:lvl>
-    <w:lvl w:ilvl="8" w:tentative="1">
-      <w:start w:val="1"/>
-      <w:numFmt w:val="decimal"/>
-      <w:lvlText w:val="%9."/>
-      <w:lvlJc w:val="left"/>
-      <w:pPr>
-        <w:tabs>
-          <w:tab w:val="num" w:pos="6480"/>
-        </w:tabs>
-        <w:ind w:left="6480" w:hanging="360"/>
-      </w:pPr>
-    </w:lvl>
-  </w:abstractNum>
-  <w:num w:numId="1" w16cid:durableId="857743444">
+  <w:num w:numId="1" w16cid:durableId="1189444853">
+    <w:abstractNumId w:val="26"/>
+  </w:num>
+  <w:num w:numId="2" w16cid:durableId="794643765">
+    <w:abstractNumId w:val="3"/>
+  </w:num>
+  <w:num w:numId="3" w16cid:durableId="1356616931">
+    <w:abstractNumId w:val="7"/>
+  </w:num>
+  <w:num w:numId="4" w16cid:durableId="451555773">
+    <w:abstractNumId w:val="20"/>
+  </w:num>
+  <w:num w:numId="5" w16cid:durableId="2028168538">
     <w:abstractNumId w:val="12"/>
   </w:num>
-  <w:num w:numId="2" w16cid:durableId="1642954361">
-    <w:abstractNumId w:val="20"/>
+  <w:num w:numId="6" w16cid:durableId="945424797">
+    <w:abstractNumId w:val="22"/>
   </w:num>
-  <w:num w:numId="3" w16cid:durableId="1698658058">
+  <w:num w:numId="7" w16cid:durableId="349718338">
+    <w:abstractNumId w:val="24"/>
+  </w:num>
+  <w:num w:numId="8" w16cid:durableId="1239100594">
+    <w:abstractNumId w:val="0"/>
+  </w:num>
+  <w:num w:numId="9" w16cid:durableId="970666956">
+    <w:abstractNumId w:val="19"/>
+  </w:num>
+  <w:num w:numId="10" w16cid:durableId="1290162495">
+    <w:abstractNumId w:val="13"/>
+  </w:num>
+  <w:num w:numId="11" w16cid:durableId="583299842">
+    <w:abstractNumId w:val="16"/>
+  </w:num>
+  <w:num w:numId="12" w16cid:durableId="1143549584">
+    <w:abstractNumId w:val="27"/>
+  </w:num>
+  <w:num w:numId="13" w16cid:durableId="210387327">
+    <w:abstractNumId w:val="14"/>
+  </w:num>
+  <w:num w:numId="14" w16cid:durableId="285087359">
+    <w:abstractNumId w:val="25"/>
+  </w:num>
+  <w:num w:numId="15" w16cid:durableId="1069570208">
+    <w:abstractNumId w:val="10"/>
+  </w:num>
+  <w:num w:numId="16" w16cid:durableId="66803088">
+    <w:abstractNumId w:val="17"/>
+  </w:num>
+  <w:num w:numId="17" w16cid:durableId="782916558">
+    <w:abstractNumId w:val="9"/>
+  </w:num>
+  <w:num w:numId="18" w16cid:durableId="1763602095">
+    <w:abstractNumId w:val="11"/>
+  </w:num>
+  <w:num w:numId="19" w16cid:durableId="1456408752">
+    <w:abstractNumId w:val="2"/>
+  </w:num>
+  <w:num w:numId="20" w16cid:durableId="419790750">
+    <w:abstractNumId w:val="23"/>
+  </w:num>
+  <w:num w:numId="21" w16cid:durableId="1354266502">
+    <w:abstractNumId w:val="8"/>
+  </w:num>
+  <w:num w:numId="22" w16cid:durableId="1655984560">
+    <w:abstractNumId w:val="5"/>
+  </w:num>
+  <w:num w:numId="23" w16cid:durableId="107163841">
     <w:abstractNumId w:val="6"/>
   </w:num>
-  <w:num w:numId="4" w16cid:durableId="1599755280">
-    <w:abstractNumId w:val="25"/>
+  <w:num w:numId="24" w16cid:durableId="574123765">
+    <w:abstractNumId w:val="18"/>
   </w:num>
-  <w:num w:numId="5" w16cid:durableId="1601061204">
-    <w:abstractNumId w:val="3"/>
-  </w:num>
-  <w:num w:numId="6" w16cid:durableId="905608522">
-    <w:abstractNumId w:val="22"/>
-  </w:num>
-  <w:num w:numId="7" w16cid:durableId="975329135">
-    <w:abstractNumId w:val="9"/>
-  </w:num>
-  <w:num w:numId="8" w16cid:durableId="705638272">
-    <w:abstractNumId w:val="26"/>
-  </w:num>
-  <w:num w:numId="9" w16cid:durableId="2072144850">
-    <w:abstractNumId w:val="27"/>
-  </w:num>
-  <w:num w:numId="10" w16cid:durableId="90778069">
+  <w:num w:numId="25" w16cid:durableId="186259464">
     <w:abstractNumId w:val="1"/>
   </w:num>
-  <w:num w:numId="11" w16cid:durableId="401103223">
+  <w:num w:numId="26" w16cid:durableId="1624069552">
     <w:abstractNumId w:val="4"/>
   </w:num>
-  <w:num w:numId="12" w16cid:durableId="63186870">
+  <w:num w:numId="27" w16cid:durableId="2064283174">
     <w:abstractNumId w:val="21"/>
   </w:num>
-  <w:num w:numId="13" w16cid:durableId="506362681">
-    <w:abstractNumId w:val="5"/>
-  </w:num>
-  <w:num w:numId="14" w16cid:durableId="2096197931">
-    <w:abstractNumId w:val="2"/>
-  </w:num>
-  <w:num w:numId="15" w16cid:durableId="1688601304">
-    <w:abstractNumId w:val="11"/>
-  </w:num>
-  <w:num w:numId="16" w16cid:durableId="254678580">
-    <w:abstractNumId w:val="18"/>
-  </w:num>
-  <w:num w:numId="17" w16cid:durableId="279073042">
-    <w:abstractNumId w:val="0"/>
-  </w:num>
-  <w:num w:numId="18" w16cid:durableId="2011444246">
-    <w:abstractNumId w:val="23"/>
-  </w:num>
-  <w:num w:numId="19" w16cid:durableId="1464470437">
-    <w:abstractNumId w:val="16"/>
-  </w:num>
-  <w:num w:numId="20" w16cid:durableId="1799839008">
-    <w:abstractNumId w:val="17"/>
-  </w:num>
-  <w:num w:numId="21" w16cid:durableId="1908563301">
-    <w:abstractNumId w:val="13"/>
-  </w:num>
-  <w:num w:numId="22" w16cid:durableId="1744796816">
-    <w:abstractNumId w:val="7"/>
-  </w:num>
-  <w:num w:numId="23" w16cid:durableId="924261791">
+  <w:num w:numId="28" w16cid:durableId="878204602">
     <w:abstractNumId w:val="15"/>
-  </w:num>
-  <w:num w:numId="24" w16cid:durableId="778136958">
-    <w:abstractNumId w:val="24"/>
-  </w:num>
-  <w:num w:numId="25" w16cid:durableId="635062205">
-    <w:abstractNumId w:val="8"/>
-  </w:num>
-  <w:num w:numId="26" w16cid:durableId="902638330">
-    <w:abstractNumId w:val="14"/>
-  </w:num>
-  <w:num w:numId="27" w16cid:durableId="1383481520">
-    <w:abstractNumId w:val="10"/>
-  </w:num>
-  <w:num w:numId="28" w16cid:durableId="662854628">
-    <w:abstractNumId w:val="19"/>
   </w:num>
 </w:numbering>
 </file>

--- a/docs/Feature Guide.docx
+++ b/docs/Feature Guide.docx
@@ -13,7 +13,7 @@
         <w:rPr>
           <w:rFonts w:ascii="Calibri" w:eastAsia="Times New Roman" w:hAnsi="Calibri" w:cs="Calibri"/>
         </w:rPr>
-        <w:t>Tri-Stone Office App: Feature Guide</w:t>
+        <w:t>Tri-Stone: Feature Guide</w:t>
       </w:r>
     </w:p>
     <w:p>
@@ -98,7 +98,7 @@
       <w:pPr>
         <w:pStyle w:val="NormalWeb"/>
         <w:shd w:val="clear" w:color="auto" w:fill="EEF2F8"/>
-        <w:divId w:val="278881026"/>
+        <w:divId w:val="915867953"/>
         <w:rPr>
           <w:rFonts w:ascii="Calibri" w:hAnsi="Calibri" w:cs="Calibri"/>
           <w:color w:val="404040"/>
@@ -2727,7 +2727,16 @@
           <w:sz w:val="22"/>
           <w:szCs w:val="22"/>
         </w:rPr>
-        <w:t xml:space="preserve"> is shown in pesos, for example ₱1,250.00.</w:t>
+        <w:t xml:space="preserve"> </w:t>
+      </w:r>
+      <w:r>
+        <w:rPr>
+          <w:rFonts w:ascii="Calibri" w:eastAsia="Times New Roman" w:hAnsi="Calibri" w:cs="Calibri"/>
+          <w:color w:val="1A1A1A"/>
+          <w:sz w:val="22"/>
+          <w:szCs w:val="22"/>
+        </w:rPr>
+        <w:t>is shown in pesos, for example ₱1,250.00.</w:t>
       </w:r>
     </w:p>
     <w:p>
@@ -3212,7 +3221,26 @@
           <w:sz w:val="22"/>
           <w:szCs w:val="22"/>
         </w:rPr>
-        <w:t xml:space="preserve">Type your </w:t>
+        <w:t xml:space="preserve">Open </w:t>
+      </w:r>
+      <w:r>
+        <w:rPr>
+          <w:rStyle w:val="Strong"/>
+          <w:rFonts w:ascii="Calibri" w:hAnsi="Calibri" w:cs="Calibri"/>
+          <w:color w:val="1A1A1A"/>
+          <w:sz w:val="22"/>
+          <w:szCs w:val="22"/>
+        </w:rPr>
+        <w:t>Tri-Stone</w:t>
+      </w:r>
+      <w:r>
+        <w:rPr>
+          <w:rFonts w:ascii="Calibri" w:hAnsi="Calibri" w:cs="Calibri"/>
+          <w:color w:val="1A1A1A"/>
+          <w:sz w:val="22"/>
+          <w:szCs w:val="22"/>
+        </w:rPr>
+        <w:t xml:space="preserve">, type your </w:t>
       </w:r>
       <w:r>
         <w:rPr>
@@ -3269,7 +3297,7 @@
           <w:sz w:val="22"/>
           <w:szCs w:val="22"/>
         </w:rPr>
-        <w:t>. Capital letters in the username don't matter (</w:t>
+        <w:t>. The same Sign In serves the office app and the Website Admin screens; your login decides which opens (see 1.1). Capital letters in the username don't matter (</w:t>
       </w:r>
       <w:r>
         <w:rPr>
@@ -4689,7 +4717,16 @@
           <w:sz w:val="22"/>
           <w:szCs w:val="22"/>
         </w:rPr>
-        <w:t>. That's on purpose: a new password should never travel by chat or email.</w:t>
+        <w:t>. That</w:t>
+      </w:r>
+      <w:r>
+        <w:rPr>
+          <w:rFonts w:ascii="Calibri" w:eastAsia="Times New Roman" w:hAnsi="Calibri" w:cs="Calibri"/>
+          <w:color w:val="1A1A1A"/>
+          <w:sz w:val="22"/>
+          <w:szCs w:val="22"/>
+        </w:rPr>
+        <w:t>'s on purpose: a new password should never travel by chat or email.</w:t>
       </w:r>
     </w:p>
     <w:p>
@@ -4738,16 +4775,7 @@
           <w:sz w:val="22"/>
           <w:szCs w:val="22"/>
         </w:rPr>
-        <w:t xml:space="preserve"> </w:t>
-      </w:r>
-      <w:r>
-        <w:rPr>
-          <w:rFonts w:ascii="Calibri" w:hAnsi="Calibri" w:cs="Calibri"/>
-          <w:color w:val="1A1A1A"/>
-          <w:sz w:val="22"/>
-          <w:szCs w:val="22"/>
-        </w:rPr>
-        <w:t>instead, then type a new password.</w:t>
+        <w:t xml:space="preserve"> instead, then type a new password.</w:t>
       </w:r>
     </w:p>
     <w:p>
@@ -4923,7 +4951,16 @@
           <w:sz w:val="22"/>
           <w:szCs w:val="22"/>
         </w:rPr>
-        <w:t xml:space="preserve"> without touching the keyboard or mouse, a </w:t>
+        <w:t xml:space="preserve"> </w:t>
+      </w:r>
+      <w:r>
+        <w:rPr>
+          <w:rFonts w:ascii="Calibri" w:hAnsi="Calibri" w:cs="Calibri"/>
+          <w:color w:val="1A1A1A"/>
+          <w:sz w:val="22"/>
+          <w:szCs w:val="22"/>
+        </w:rPr>
+        <w:t xml:space="preserve">without touching the keyboard or mouse, a </w:t>
       </w:r>
       <w:r>
         <w:rPr>
@@ -4961,7 +4998,7 @@
           <w:sz w:val="22"/>
           <w:szCs w:val="22"/>
         </w:rPr>
-        <w:t xml:space="preserve"> countdown.</w:t>
+        <w:t xml:space="preserve"> countdown. This works the same in the office app and the Website Admin screens.</w:t>
       </w:r>
     </w:p>
     <w:p>
@@ -5029,16 +5066,7 @@
           <w:sz w:val="22"/>
           <w:szCs w:val="22"/>
         </w:rPr>
-        <w:t xml:space="preserve"> </w:t>
-      </w:r>
-      <w:r>
-        <w:rPr>
-          <w:rFonts w:ascii="Calibri" w:eastAsia="Times New Roman" w:hAnsi="Calibri" w:cs="Calibri"/>
-          <w:color w:val="1A1A1A"/>
-          <w:sz w:val="22"/>
-          <w:szCs w:val="22"/>
-        </w:rPr>
-        <w:t>sign out now.</w:t>
+        <w:t xml:space="preserve"> sign out now.</w:t>
       </w:r>
     </w:p>
     <w:p>
@@ -5447,7 +5475,16 @@
           <w:sz w:val="22"/>
           <w:szCs w:val="22"/>
         </w:rPr>
-        <w:t xml:space="preserve"> employees who don't have a login yet appear in the list.</w:t>
+        <w:t xml:space="preserve"> employees who don'</w:t>
+      </w:r>
+      <w:r>
+        <w:rPr>
+          <w:rFonts w:ascii="Calibri" w:eastAsia="Times New Roman" w:hAnsi="Calibri" w:cs="Calibri"/>
+          <w:color w:val="1A1A1A"/>
+          <w:sz w:val="22"/>
+          <w:szCs w:val="22"/>
+        </w:rPr>
+        <w:t>t have a login yet appear in the list.</w:t>
       </w:r>
     </w:p>
     <w:p>
@@ -5596,16 +5633,7 @@
           <w:sz w:val="22"/>
           <w:szCs w:val="22"/>
         </w:rPr>
-        <w:t xml:space="preserve"> </w:t>
-      </w:r>
-      <w:r>
-        <w:rPr>
-          <w:rFonts w:ascii="Calibri" w:eastAsia="Times New Roman" w:hAnsi="Calibri" w:cs="Calibri"/>
-          <w:color w:val="1A1A1A"/>
-          <w:sz w:val="22"/>
-          <w:szCs w:val="22"/>
-        </w:rPr>
-        <w:t xml:space="preserve">is suggested: first letter of the first name + surname. For example, Juan Dela Cruz becomes </w:t>
+        <w:t xml:space="preserve"> is suggested: first letter of the first name + surname. For example, Juan Dela Cruz becomes </w:t>
       </w:r>
       <w:r>
         <w:rPr>
@@ -6015,16 +6043,7 @@
           <w:sz w:val="22"/>
           <w:szCs w:val="22"/>
         </w:rPr>
-        <w:t xml:space="preserve"> </w:t>
-      </w:r>
-      <w:r>
-        <w:rPr>
-          <w:rFonts w:ascii="Calibri" w:eastAsia="Times New Roman" w:hAnsi="Calibri" w:cs="Calibri"/>
-          <w:color w:val="1A1A1A"/>
-          <w:sz w:val="22"/>
-          <w:szCs w:val="22"/>
-        </w:rPr>
-        <w:t>fine when you want something easy to read out loud. It still needs 8+ characters with a letter and a number.</w:t>
+        <w:t xml:space="preserve"> fine when you want something easy to read out loud. It still needs 8+ characters with a letter and a number.</w:t>
       </w:r>
     </w:p>
     <w:p>
@@ -6177,7 +6196,16 @@
           <w:sz w:val="22"/>
           <w:szCs w:val="22"/>
         </w:rPr>
-        <w:t xml:space="preserve"> a login. For an existing login it's greyed out; use </w:t>
+        <w:t xml:space="preserve"> </w:t>
+      </w:r>
+      <w:r>
+        <w:rPr>
+          <w:rFonts w:ascii="Calibri" w:hAnsi="Calibri" w:cs="Calibri"/>
+          <w:color w:val="1A1A1A"/>
+          <w:sz w:val="22"/>
+          <w:szCs w:val="22"/>
+        </w:rPr>
+        <w:t xml:space="preserve">a login. For an existing login it's greyed out; use </w:t>
       </w:r>
       <w:r>
         <w:rPr>
@@ -6226,16 +6254,7 @@
           <w:sz w:val="22"/>
           <w:szCs w:val="22"/>
         </w:rPr>
-        <w:t xml:space="preserve"> </w:t>
-      </w:r>
-      <w:r>
-        <w:rPr>
-          <w:rFonts w:ascii="Calibri" w:hAnsi="Calibri" w:cs="Calibri"/>
-          <w:color w:val="1A1A1A"/>
-          <w:sz w:val="22"/>
-          <w:szCs w:val="22"/>
-        </w:rPr>
-        <w:t>Generate is the safer choice. Write the password on paper, hand it over, and have the person keep it private.</w:t>
+        <w:t xml:space="preserve"> Generate is the safer choice. Write the password on paper, hand it over, and have the person keep it private.</w:t>
       </w:r>
     </w:p>
     <w:p>
@@ -7056,7 +7075,16 @@
           <w:sz w:val="22"/>
           <w:szCs w:val="22"/>
         </w:rPr>
-        <w:t xml:space="preserve"> can't be disabled or demoted. There must always be someone who can manage accounts. Make another Admin first.</w:t>
+        <w:t xml:space="preserve"> can'</w:t>
+      </w:r>
+      <w:r>
+        <w:rPr>
+          <w:rFonts w:ascii="Calibri" w:eastAsia="Times New Roman" w:hAnsi="Calibri" w:cs="Calibri"/>
+          <w:color w:val="1A1A1A"/>
+          <w:sz w:val="22"/>
+          <w:szCs w:val="22"/>
+        </w:rPr>
+        <w:t>t be disabled or demoted. There must always be someone who can manage accounts. Make another Admin first.</w:t>
       </w:r>
     </w:p>
     <w:p>
@@ -7080,16 +7108,7 @@
           <w:sz w:val="22"/>
           <w:szCs w:val="22"/>
         </w:rPr>
-        <w:t>An account linked to an employee can'</w:t>
-      </w:r>
-      <w:r>
-        <w:rPr>
-          <w:rFonts w:ascii="Calibri" w:eastAsia="Times New Roman" w:hAnsi="Calibri" w:cs="Calibri"/>
-          <w:color w:val="1A1A1A"/>
-          <w:sz w:val="22"/>
-          <w:szCs w:val="22"/>
-        </w:rPr>
-        <w:t>t be unlinked.</w:t>
+        <w:t>An account linked to an employee can't be unlinked.</w:t>
       </w:r>
     </w:p>
     <w:p>
@@ -7261,7 +7280,16 @@
           <w:sz w:val="22"/>
           <w:szCs w:val="22"/>
         </w:rPr>
-        <w:t xml:space="preserve"> (Generate, Copy, Save). </w:t>
+        <w:t xml:space="preserve"> </w:t>
+      </w:r>
+      <w:r>
+        <w:rPr>
+          <w:rFonts w:ascii="Calibri" w:hAnsi="Calibri" w:cs="Calibri"/>
+          <w:color w:val="1A1A1A"/>
+          <w:sz w:val="22"/>
+          <w:szCs w:val="22"/>
+        </w:rPr>
+        <w:t xml:space="preserve">(Generate, Copy, Save). </w:t>
       </w:r>
       <w:r>
         <w:rPr>
@@ -7403,7 +7431,16 @@
           <w:sz w:val="22"/>
           <w:szCs w:val="22"/>
         </w:rPr>
-        <w:t xml:space="preserve"> pick or type a question, type the answer, and confirm with your current password. The answer is stored scrambled (like a password); nobody can read it, not even other Admins.</w:t>
+        <w:t xml:space="preserve"> </w:t>
+      </w:r>
+      <w:r>
+        <w:rPr>
+          <w:rFonts w:ascii="Calibri" w:eastAsia="Times New Roman" w:hAnsi="Calibri" w:cs="Calibri"/>
+          <w:color w:val="1A1A1A"/>
+          <w:sz w:val="22"/>
+          <w:szCs w:val="22"/>
+        </w:rPr>
+        <w:t>pick or type a question, type the answer, and confirm with your current password. The answer is stored scrambled (like a password); nobody can read it, not even other Admins.</w:t>
       </w:r>
     </w:p>
     <w:p>
@@ -7442,16 +7479,7 @@
           <w:sz w:val="22"/>
           <w:szCs w:val="22"/>
         </w:rPr>
-        <w:t xml:space="preserve"> </w:t>
-      </w:r>
-      <w:r>
-        <w:rPr>
-          <w:rFonts w:ascii="Calibri" w:hAnsi="Calibri" w:cs="Calibri"/>
-          <w:color w:val="1A1A1A"/>
-          <w:sz w:val="22"/>
-          <w:szCs w:val="22"/>
-        </w:rPr>
-        <w:t>first, so nobody can change them on a computer you left signed in.</w:t>
+        <w:t xml:space="preserve"> first, so nobody can change them on a computer you left signed in.</w:t>
       </w:r>
     </w:p>
     <w:p>
@@ -7636,16 +7664,7 @@
           <w:sz w:val="22"/>
           <w:szCs w:val="22"/>
         </w:rPr>
-        <w:t xml:space="preserve"> </w:t>
-      </w:r>
-      <w:r>
-        <w:rPr>
-          <w:rFonts w:ascii="Calibri" w:hAnsi="Calibri" w:cs="Calibri"/>
-          <w:color w:val="1A1A1A"/>
-          <w:sz w:val="22"/>
-          <w:szCs w:val="22"/>
-        </w:rPr>
-        <w:t>a project ran from March to June and was set to Done in June. On "This Month" in May it shows nothing. In June, all of its revenue and expenses appear at once.</w:t>
+        <w:t xml:space="preserve"> a project ran from March to June and was set to Done in June. On "This Month" in May it shows nothing. In June, all of its revenue and expenses appear at once.</w:t>
       </w:r>
     </w:p>
     <w:p>
@@ -8163,7 +8182,16 @@
           <w:sz w:val="22"/>
           <w:szCs w:val="22"/>
         </w:rPr>
-        <w:t>Supervisors always see their own department; Admins can choose one. A department view shows only that department's expenses:</w:t>
+        <w:t>Supervisors always see their own department; Admins can choose one. A department view shows only that department'</w:t>
+      </w:r>
+      <w:r>
+        <w:rPr>
+          <w:rFonts w:ascii="Calibri" w:hAnsi="Calibri" w:cs="Calibri"/>
+          <w:color w:val="1A1A1A"/>
+          <w:sz w:val="22"/>
+          <w:szCs w:val="22"/>
+        </w:rPr>
+        <w:t>s expenses:</w:t>
       </w:r>
     </w:p>
     <w:tbl>
@@ -8705,7 +8733,16 @@
           <w:sz w:val="22"/>
           <w:szCs w:val="22"/>
         </w:rPr>
-        <w:t xml:space="preserve"> projects active during the period, with revenue, expenses, profit and margin </w:t>
+        <w:t xml:space="preserve"> </w:t>
+      </w:r>
+      <w:r>
+        <w:rPr>
+          <w:rFonts w:ascii="Calibri" w:eastAsia="Times New Roman" w:hAnsi="Calibri" w:cs="Calibri"/>
+          <w:color w:val="1A1A1A"/>
+          <w:sz w:val="22"/>
+          <w:szCs w:val="22"/>
+        </w:rPr>
+        <w:t xml:space="preserve">projects active during the period, with revenue, expenses, profit and margin </w:t>
       </w:r>
       <w:r>
         <w:rPr>
@@ -8758,16 +8795,7 @@
           <w:sz w:val="22"/>
           <w:szCs w:val="22"/>
         </w:rPr>
-        <w:t xml:space="preserve"> </w:t>
-      </w:r>
-      <w:r>
-        <w:rPr>
-          <w:rFonts w:ascii="Calibri" w:eastAsia="Times New Roman" w:hAnsi="Calibri" w:cs="Calibri"/>
-          <w:color w:val="1A1A1A"/>
-          <w:sz w:val="22"/>
-          <w:szCs w:val="22"/>
-        </w:rPr>
-        <w:t>(Admins only): sign-ins, sign-outs, failed attempts, locks and unlocks, password changes and requests.</w:t>
+        <w:t xml:space="preserve"> (Admins only): sign-ins, sign-outs, failed attempts, locks and unlocks, password changes and requests.</w:t>
       </w:r>
     </w:p>
     <w:p>
@@ -8868,7 +8896,16 @@
           <w:sz w:val="22"/>
           <w:szCs w:val="22"/>
         </w:rPr>
-        <w:t xml:space="preserve"> name, site/location, sector. The price can't be negative, and the target end date can't be before the start date.</w:t>
+        <w:t xml:space="preserve"> name, site/location, sector. The price can'</w:t>
+      </w:r>
+      <w:r>
+        <w:rPr>
+          <w:rFonts w:ascii="Calibri" w:eastAsia="Times New Roman" w:hAnsi="Calibri" w:cs="Calibri"/>
+          <w:color w:val="1A1A1A"/>
+          <w:sz w:val="22"/>
+          <w:szCs w:val="22"/>
+        </w:rPr>
+        <w:t>t be negative, and the target end date can't be before the start date.</w:t>
       </w:r>
     </w:p>
     <w:p>
@@ -9166,7 +9203,16 @@
           <w:sz w:val="22"/>
           <w:szCs w:val="22"/>
         </w:rPr>
-        <w:t xml:space="preserve"> = Revenue - Expenses.</w:t>
+        <w:t xml:space="preserve"> </w:t>
+      </w:r>
+      <w:r>
+        <w:rPr>
+          <w:rFonts w:ascii="Calibri" w:eastAsia="Times New Roman" w:hAnsi="Calibri" w:cs="Calibri"/>
+          <w:color w:val="1A1A1A"/>
+          <w:sz w:val="22"/>
+          <w:szCs w:val="22"/>
+        </w:rPr>
+        <w:t>= Revenue - Expenses.</w:t>
       </w:r>
     </w:p>
     <w:p>
@@ -9346,16 +9392,7 @@
           <w:sz w:val="22"/>
           <w:szCs w:val="22"/>
         </w:rPr>
-        <w:t xml:space="preserve"> </w:t>
-      </w:r>
-      <w:r>
-        <w:rPr>
-          <w:rFonts w:ascii="Calibri" w:hAnsi="Calibri" w:cs="Calibri"/>
-          <w:color w:val="1A1A1A"/>
-          <w:sz w:val="22"/>
-          <w:szCs w:val="22"/>
-        </w:rPr>
-        <w:t xml:space="preserve">sends the project to the Website Admin app, where its photos and website details will be added </w:t>
+        <w:t xml:space="preserve"> sends the project to the Website Admin app, where its photos and website details will be added </w:t>
       </w:r>
       <w:r>
         <w:rPr>
@@ -10297,16 +10334,7 @@
           <w:sz w:val="22"/>
           <w:szCs w:val="22"/>
         </w:rPr>
-        <w:t xml:space="preserve"> </w:t>
-      </w:r>
-      <w:r>
-        <w:rPr>
-          <w:rFonts w:ascii="Calibri" w:hAnsi="Calibri" w:cs="Calibri"/>
-          <w:color w:val="1A1A1A"/>
-          <w:sz w:val="22"/>
-          <w:szCs w:val="22"/>
-        </w:rPr>
-        <w:t>If you try, the message says who already has it. Attendance will match scans to employees by this number.</w:t>
+        <w:t xml:space="preserve"> If you try, the message says who already has it. Attendance will match scans to employees by this number.</w:t>
       </w:r>
     </w:p>
     <w:p>
@@ -10469,7 +10497,16 @@
           <w:sz w:val="22"/>
           <w:szCs w:val="22"/>
         </w:rPr>
-        <w:t>You can't mark yourself Inactive, or the last active Admin's employee record.</w:t>
+        <w:t>You can'</w:t>
+      </w:r>
+      <w:r>
+        <w:rPr>
+          <w:rFonts w:ascii="Calibri" w:eastAsia="Times New Roman" w:hAnsi="Calibri" w:cs="Calibri"/>
+          <w:color w:val="1A1A1A"/>
+          <w:sz w:val="22"/>
+          <w:szCs w:val="22"/>
+        </w:rPr>
+        <w:t>t mark yourself Inactive, or the last active Admin's employee record.</w:t>
       </w:r>
     </w:p>
     <w:p>
@@ -10647,7 +10684,16 @@
           <w:sz w:val="22"/>
           <w:szCs w:val="22"/>
         </w:rPr>
-        <w:t xml:space="preserve"> by itself:</w:t>
+        <w:t xml:space="preserve"> </w:t>
+      </w:r>
+      <w:r>
+        <w:rPr>
+          <w:rFonts w:ascii="Calibri" w:hAnsi="Calibri" w:cs="Calibri"/>
+          <w:color w:val="1A1A1A"/>
+          <w:sz w:val="22"/>
+          <w:szCs w:val="22"/>
+        </w:rPr>
+        <w:t>by itself:</w:t>
       </w:r>
     </w:p>
     <w:p>
@@ -10783,16 +10829,7 @@
           <w:sz w:val="22"/>
           <w:szCs w:val="22"/>
         </w:rPr>
-        <w:t xml:space="preserve"> </w:t>
-      </w:r>
-      <w:r>
-        <w:rPr>
-          <w:rFonts w:ascii="Calibri" w:hAnsi="Calibri" w:cs="Calibri"/>
-          <w:color w:val="1A1A1A"/>
-          <w:sz w:val="22"/>
-          <w:szCs w:val="22"/>
-        </w:rPr>
-        <w:t>if anyone could type the stock, nobody could trust it. This way every unit can be traced to a delivery or a project.</w:t>
+        <w:t xml:space="preserve"> if anyone could type the stock, nobody could trust it. This way every unit can be traced to a delivery or a project.</w:t>
       </w:r>
     </w:p>
     <w:p>
@@ -10975,7 +11012,16 @@
           <w:sz w:val="22"/>
           <w:szCs w:val="22"/>
         </w:rPr>
-        <w:t xml:space="preserve"> the stock drops, and the cost becomes that project's expense.</w:t>
+        <w:t xml:space="preserve"> the stock drops, and the cost becomes that project'</w:t>
+      </w:r>
+      <w:r>
+        <w:rPr>
+          <w:rFonts w:ascii="Calibri" w:eastAsia="Times New Roman" w:hAnsi="Calibri" w:cs="Calibri"/>
+          <w:color w:val="1A1A1A"/>
+          <w:sz w:val="22"/>
+          <w:szCs w:val="22"/>
+        </w:rPr>
+        <w:t>s expense.</w:t>
       </w:r>
     </w:p>
     <w:p>
@@ -11266,16 +11312,7 @@
           <w:sz w:val="22"/>
           <w:szCs w:val="22"/>
         </w:rPr>
-        <w:t xml:space="preserve"> and sets the material'</w:t>
-      </w:r>
-      <w:r>
-        <w:rPr>
-          <w:rFonts w:ascii="Calibri" w:eastAsia="Times New Roman" w:hAnsi="Calibri" w:cs="Calibri"/>
-          <w:color w:val="1A1A1A"/>
-          <w:sz w:val="22"/>
-          <w:szCs w:val="22"/>
-        </w:rPr>
-        <w:t xml:space="preserve">s price to the </w:t>
+        <w:t xml:space="preserve"> and sets the material's price to the </w:t>
       </w:r>
       <w:r>
         <w:rPr>
@@ -11571,16 +11608,7 @@
           <w:sz w:val="22"/>
           <w:szCs w:val="22"/>
         </w:rPr>
-        <w:t xml:space="preserve"> </w:t>
-      </w:r>
-      <w:r>
-        <w:rPr>
-          <w:rFonts w:ascii="Calibri" w:eastAsia="Times New Roman" w:hAnsi="Calibri" w:cs="Calibri"/>
-          <w:color w:val="1A1A1A"/>
-          <w:sz w:val="22"/>
-          <w:szCs w:val="22"/>
-        </w:rPr>
-        <w:t>after maintenance or a repair; it can move the next maintenance date.</w:t>
+        <w:t xml:space="preserve"> after maintenance or a repair; it can move the next maintenance date.</w:t>
       </w:r>
     </w:p>
     <w:p>
@@ -11859,7 +11887,16 @@
           <w:sz w:val="22"/>
           <w:szCs w:val="22"/>
         </w:rPr>
-        <w:t xml:space="preserve"> split the contract (default: Down payment 30%, Midway 40%, Completion 30%). They must add up to exactly </w:t>
+        <w:t xml:space="preserve"> </w:t>
+      </w:r>
+      <w:r>
+        <w:rPr>
+          <w:rFonts w:ascii="Calibri" w:eastAsia="Times New Roman" w:hAnsi="Calibri" w:cs="Calibri"/>
+          <w:color w:val="1A1A1A"/>
+          <w:sz w:val="22"/>
+          <w:szCs w:val="22"/>
+        </w:rPr>
+        <w:t xml:space="preserve">split the contract (default: Down payment 30%, Midway 40%, Completion 30%). They must add up to exactly </w:t>
       </w:r>
       <w:r>
         <w:rPr>
@@ -12993,16 +13030,7 @@
           <w:sz w:val="22"/>
           <w:szCs w:val="22"/>
         </w:rPr>
-        <w:t xml:space="preserve"> </w:t>
-      </w:r>
-      <w:r>
-        <w:rPr>
-          <w:rFonts w:ascii="Calibri" w:eastAsia="Times New Roman" w:hAnsi="Calibri" w:cs="Calibri"/>
-          <w:color w:val="1A1A1A"/>
-          <w:sz w:val="22"/>
-          <w:szCs w:val="22"/>
-        </w:rPr>
-        <w:t>is recorded for exactly the voucher's amount. Bank transfers and checks need a reference number.</w:t>
+        <w:t xml:space="preserve"> is recorded for exactly the voucher's amount. Bank transfers and checks need a reference number.</w:t>
       </w:r>
     </w:p>
     <w:p>
@@ -13022,7 +13050,16 @@
           <w:sz w:val="22"/>
           <w:szCs w:val="22"/>
         </w:rPr>
-        <w:t>A voucher can't be prepared before its stage is reached, and a payout can't be recorded before approval or twice.</w:t>
+        <w:t>A voucher can'</w:t>
+      </w:r>
+      <w:r>
+        <w:rPr>
+          <w:rFonts w:ascii="Calibri" w:hAnsi="Calibri" w:cs="Calibri"/>
+          <w:color w:val="1A1A1A"/>
+          <w:sz w:val="22"/>
+          <w:szCs w:val="22"/>
+        </w:rPr>
+        <w:t>t be prepared before its stage is reached, and a payout can't be recorded before approval or twice.</w:t>
       </w:r>
     </w:p>
     <w:p>
@@ -13338,13 +13375,7 @@
         <w:rPr>
           <w:rFonts w:ascii="Calibri" w:eastAsia="Times New Roman" w:hAnsi="Calibri" w:cs="Calibri"/>
         </w:rPr>
-        <w:t xml:space="preserve">10. Receipts &amp; </w:t>
-      </w:r>
-      <w:r>
-        <w:rPr>
-          <w:rFonts w:ascii="Calibri" w:eastAsia="Times New Roman" w:hAnsi="Calibri" w:cs="Calibri"/>
-        </w:rPr>
-        <w:t>Change Orders</w:t>
+        <w:t>10. Receipts &amp; Change Orders</w:t>
       </w:r>
     </w:p>
     <w:p>
@@ -14654,6 +14685,68 @@
           <w:sz w:val="22"/>
           <w:szCs w:val="22"/>
         </w:rPr>
+        <w:t xml:space="preserve"> a change order needs a cost change or a days change (or both), and the revised contract price can'</w:t>
+      </w:r>
+      <w:r>
+        <w:rPr>
+          <w:rFonts w:ascii="Calibri" w:hAnsi="Calibri" w:cs="Calibri"/>
+          <w:color w:val="1A1A1A"/>
+          <w:sz w:val="22"/>
+          <w:szCs w:val="22"/>
+        </w:rPr>
+        <w:t>t go below ₱0.</w:t>
+      </w:r>
+    </w:p>
+    <w:p>
+      <w:pPr>
+        <w:pStyle w:val="Heading2"/>
+        <w:rPr>
+          <w:rFonts w:ascii="Calibri" w:eastAsia="Times New Roman" w:hAnsi="Calibri" w:cs="Calibri"/>
+        </w:rPr>
+      </w:pPr>
+      <w:r>
+        <w:rPr>
+          <w:rFonts w:ascii="Calibri" w:eastAsia="Times New Roman" w:hAnsi="Calibri" w:cs="Calibri"/>
+        </w:rPr>
+        <w:t>10.6 Reports</w:t>
+      </w:r>
+    </w:p>
+    <w:p>
+      <w:pPr>
+        <w:pStyle w:val="NormalWeb"/>
+        <w:rPr>
+          <w:rFonts w:ascii="Calibri" w:hAnsi="Calibri" w:cs="Calibri"/>
+          <w:color w:val="1A1A1A"/>
+          <w:sz w:val="22"/>
+          <w:szCs w:val="22"/>
+        </w:rPr>
+      </w:pPr>
+      <w:r>
+        <w:rPr>
+          <w:rFonts w:ascii="Calibri" w:hAnsi="Calibri" w:cs="Calibri"/>
+          <w:color w:val="1A1A1A"/>
+          <w:sz w:val="22"/>
+          <w:szCs w:val="22"/>
+        </w:rPr>
+        <w:t xml:space="preserve">Expense &amp; Receipt Report (per project), Weekly and Monthly Expense Summary. Reports include </w:t>
+      </w:r>
+      <w:r>
+        <w:rPr>
+          <w:rStyle w:val="Strong"/>
+          <w:rFonts w:ascii="Calibri" w:hAnsi="Calibri" w:cs="Calibri"/>
+          <w:color w:val="1A1A1A"/>
+          <w:sz w:val="22"/>
+          <w:szCs w:val="22"/>
+        </w:rPr>
+        <w:t>approved</w:t>
+      </w:r>
+      <w:r>
+        <w:rPr>
+          <w:rFonts w:ascii="Calibri" w:hAnsi="Calibri" w:cs="Calibri"/>
+          <w:color w:val="1A1A1A"/>
+          <w:sz w:val="22"/>
+          <w:szCs w:val="22"/>
+        </w:rPr>
         <w:t xml:space="preserve"> </w:t>
       </w:r>
       <w:r>
@@ -14663,69 +14756,7 @@
           <w:sz w:val="22"/>
           <w:szCs w:val="22"/>
         </w:rPr>
-        <w:t>a change order needs a cost change or a days change (or both), and the revised contract price can'</w:t>
-      </w:r>
-      <w:r>
-        <w:rPr>
-          <w:rFonts w:ascii="Calibri" w:hAnsi="Calibri" w:cs="Calibri"/>
-          <w:color w:val="1A1A1A"/>
-          <w:sz w:val="22"/>
-          <w:szCs w:val="22"/>
-        </w:rPr>
-        <w:t>t go below ₱0.</w:t>
-      </w:r>
-    </w:p>
-    <w:p>
-      <w:pPr>
-        <w:pStyle w:val="Heading2"/>
-        <w:rPr>
-          <w:rFonts w:ascii="Calibri" w:eastAsia="Times New Roman" w:hAnsi="Calibri" w:cs="Calibri"/>
-        </w:rPr>
-      </w:pPr>
-      <w:r>
-        <w:rPr>
-          <w:rFonts w:ascii="Calibri" w:eastAsia="Times New Roman" w:hAnsi="Calibri" w:cs="Calibri"/>
-        </w:rPr>
-        <w:t>10.6 Reports</w:t>
-      </w:r>
-    </w:p>
-    <w:p>
-      <w:pPr>
-        <w:pStyle w:val="NormalWeb"/>
-        <w:rPr>
-          <w:rFonts w:ascii="Calibri" w:hAnsi="Calibri" w:cs="Calibri"/>
-          <w:color w:val="1A1A1A"/>
-          <w:sz w:val="22"/>
-          <w:szCs w:val="22"/>
-        </w:rPr>
-      </w:pPr>
-      <w:r>
-        <w:rPr>
-          <w:rFonts w:ascii="Calibri" w:hAnsi="Calibri" w:cs="Calibri"/>
-          <w:color w:val="1A1A1A"/>
-          <w:sz w:val="22"/>
-          <w:szCs w:val="22"/>
-        </w:rPr>
-        <w:t xml:space="preserve">Expense &amp; Receipt Report (per project), Weekly and Monthly Expense Summary. Reports include </w:t>
-      </w:r>
-      <w:r>
-        <w:rPr>
-          <w:rStyle w:val="Strong"/>
-          <w:rFonts w:ascii="Calibri" w:hAnsi="Calibri" w:cs="Calibri"/>
-          <w:color w:val="1A1A1A"/>
-          <w:sz w:val="22"/>
-          <w:szCs w:val="22"/>
-        </w:rPr>
-        <w:t>approved</w:t>
-      </w:r>
-      <w:r>
-        <w:rPr>
-          <w:rFonts w:ascii="Calibri" w:hAnsi="Calibri" w:cs="Calibri"/>
-          <w:color w:val="1A1A1A"/>
-          <w:sz w:val="22"/>
-          <w:szCs w:val="22"/>
-        </w:rPr>
-        <w:t xml:space="preserve"> expenses only. Print, save as PDF, or export to Excel.</w:t>
+        <w:t>expenses only. Print, save as PDF, or export to Excel.</w:t>
       </w:r>
     </w:p>
     <w:p>
@@ -14807,16 +14838,7 @@
           <w:sz w:val="22"/>
           <w:szCs w:val="22"/>
         </w:rPr>
-        <w:t xml:space="preserve"> </w:t>
-      </w:r>
-      <w:r>
-        <w:rPr>
-          <w:rFonts w:ascii="Calibri" w:eastAsia="Times New Roman" w:hAnsi="Calibri" w:cs="Calibri"/>
-          <w:color w:val="1A1A1A"/>
-          <w:sz w:val="22"/>
-          <w:szCs w:val="22"/>
-        </w:rPr>
-        <w:t>pay worked out from validated attendance, late minutes, approved overtime and deductions; payslips printed or saved as PDF.</w:t>
+        <w:t xml:space="preserve"> pay worked out from validated attendance, late minutes, approved overtime and deductions; payslips printed or saved as PDF.</w:t>
       </w:r>
     </w:p>
     <w:p>
@@ -14884,7 +14906,16 @@
           <w:sz w:val="22"/>
           <w:szCs w:val="22"/>
         </w:rPr>
-        <w:t xml:space="preserve"> screens separate from the office pages, to edit the public website, choose which projects show, and read Contact form messages. </w:t>
+        <w:t xml:space="preserve"> </w:t>
+      </w:r>
+      <w:r>
+        <w:rPr>
+          <w:rFonts w:ascii="Calibri" w:eastAsia="Times New Roman" w:hAnsi="Calibri" w:cs="Calibri"/>
+          <w:color w:val="1A1A1A"/>
+          <w:sz w:val="22"/>
+          <w:szCs w:val="22"/>
+        </w:rPr>
+        <w:t xml:space="preserve">screens separate from the office pages, to edit the public website, choose which projects show, and read Contact form messages. </w:t>
       </w:r>
       <w:r>
         <w:rPr>
@@ -14922,16 +14953,7 @@
           <w:sz w:val="22"/>
           <w:szCs w:val="22"/>
         </w:rPr>
-        <w:t xml:space="preserve"> </w:t>
-      </w:r>
-      <w:r>
-        <w:rPr>
-          <w:rFonts w:ascii="Calibri" w:eastAsia="Times New Roman" w:hAnsi="Calibri" w:cs="Calibri"/>
-          <w:color w:val="1A1A1A"/>
-          <w:sz w:val="22"/>
-          <w:szCs w:val="22"/>
-        </w:rPr>
-        <w:t>page: every Contact form message with New / Contacted / Closed and internal notes; Website Admins and Admins can follow them up; nothing is ever deleted. Website Admin logins are a Level in User Accounts (see 1.1); Tri-Stone opens these screens for them.</w:t>
+        <w:t xml:space="preserve"> page: every Contact form message with New / Contacted / Closed and internal notes; Website Admins and Admins can follow them up; nothing is ever deleted. Website Admin logins are a Level in User Accounts (see 1.1); Tri-Stone opens these screens for them.</w:t>
       </w:r>
     </w:p>
     <w:p>
@@ -15525,7 +15547,16 @@
                 <w:sz w:val="22"/>
                 <w:szCs w:val="22"/>
               </w:rPr>
-              <w:t>Counting a project's money when it's finished, not while it runs.</w:t>
+              <w:t>Counting a project'</w:t>
+            </w:r>
+            <w:r>
+              <w:rPr>
+                <w:rFonts w:ascii="Calibri" w:eastAsia="Times New Roman" w:hAnsi="Calibri" w:cs="Calibri"/>
+                <w:color w:val="1A1A1A"/>
+                <w:sz w:val="22"/>
+                <w:szCs w:val="22"/>
+              </w:rPr>
+              <w:t>s money when it's finished, not while it runs.</w:t>
             </w:r>
           </w:p>
         </w:tc>
@@ -15630,9 +15661,122 @@
 <file path=word/numbering.xml><?xml version="1.0" encoding="utf-8"?>
 <w:numbering xmlns:wpc="http://schemas.microsoft.com/office/word/2010/wordprocessingCanvas" xmlns:cx="http://schemas.microsoft.com/office/drawing/2014/chartex" xmlns:cx1="http://schemas.microsoft.com/office/drawing/2015/9/8/chartex" xmlns:cx2="http://schemas.microsoft.com/office/drawing/2015/10/21/chartex" xmlns:cx3="http://schemas.microsoft.com/office/drawing/2016/5/9/chartex" xmlns:cx4="http://schemas.microsoft.com/office/drawing/2016/5/10/chartex" xmlns:cx5="http://schemas.microsoft.com/office/drawing/2016/5/11/chartex" xmlns:cx6="http://schemas.microsoft.com/office/drawing/2016/5/12/chartex" xmlns:cx7="http://schemas.microsoft.com/office/drawing/2016/5/13/chartex" xmlns:cx8="http://schemas.microsoft.com/office/drawing/2016/5/14/chartex" xmlns:mc="http://schemas.openxmlformats.org/markup-compatibility/2006" xmlns:aink="http://schemas.microsoft.com/office/drawing/2016/ink" xmlns:am3d="http://schemas.microsoft.com/office/drawing/2017/model3d" xmlns:o="urn:schemas-microsoft-com:office:office" xmlns:oel="http://schemas.microsoft.com/office/2019/extlst" xmlns:r="http://schemas.openxmlformats.org/officeDocument/2006/relationships" xmlns:m="http://schemas.openxmlformats.org/officeDocument/2006/math" xmlns:v="urn:schemas-microsoft-com:vml" xmlns:wp14="http://schemas.microsoft.com/office/word/2010/wordprocessingDrawing" xmlns:wp="http://schemas.openxmlformats.org/drawingml/2006/wordprocessingDrawing" xmlns:w10="urn:schemas-microsoft-com:office:word" xmlns:w="http://schemas.openxmlformats.org/wordprocessingml/2006/main" xmlns:w14="http://schemas.microsoft.com/office/word/2010/wordml" xmlns:w15="http://schemas.microsoft.com/office/word/2012/wordml" xmlns:w16cex="http://schemas.microsoft.com/office/word/2018/wordml/cex" xmlns:w16cid="http://schemas.microsoft.com/office/word/2016/wordml/cid" xmlns:w16="http://schemas.microsoft.com/office/word/2018/wordml" xmlns:w16du="http://schemas.microsoft.com/office/word/2023/wordml/word16du" xmlns:w16sdtdh="http://schemas.microsoft.com/office/word/2020/wordml/sdtdatahash" xmlns:w16sdtfl="http://schemas.microsoft.com/office/word/2024/wordml/sdtformatlock" xmlns:w16se="http://schemas.microsoft.com/office/word/2015/wordml/symex" xmlns:wpg="http://schemas.microsoft.com/office/word/2010/wordprocessingGroup" xmlns:wpi="http://schemas.microsoft.com/office/word/2010/wordprocessingInk" xmlns:wne="http://schemas.microsoft.com/office/word/2006/wordml" xmlns:wps="http://schemas.microsoft.com/office/word/2010/wordprocessingShape" mc:Ignorable="w14 w15 w16se w16cid w16 w16cex w16sdtdh w16sdtfl w16du wp14">
   <w:abstractNum w:abstractNumId="0" w15:restartNumberingAfterBreak="0">
-    <w:nsid w:val="02DA1DF8"/>
+    <w:nsid w:val="07E207D1"/>
     <w:multiLevelType w:val="multilevel"/>
-    <w:tmpl w:val="E6D4E624"/>
+    <w:tmpl w:val="2774E072"/>
+    <w:lvl w:ilvl="0">
+      <w:start w:val="1"/>
+      <w:numFmt w:val="decimal"/>
+      <w:lvlText w:val="%1."/>
+      <w:lvlJc w:val="left"/>
+      <w:pPr>
+        <w:tabs>
+          <w:tab w:val="num" w:pos="720"/>
+        </w:tabs>
+        <w:ind w:left="720" w:hanging="360"/>
+      </w:pPr>
+    </w:lvl>
+    <w:lvl w:ilvl="1" w:tentative="1">
+      <w:start w:val="1"/>
+      <w:numFmt w:val="decimal"/>
+      <w:lvlText w:val="%2."/>
+      <w:lvlJc w:val="left"/>
+      <w:pPr>
+        <w:tabs>
+          <w:tab w:val="num" w:pos="1440"/>
+        </w:tabs>
+        <w:ind w:left="1440" w:hanging="360"/>
+      </w:pPr>
+    </w:lvl>
+    <w:lvl w:ilvl="2" w:tentative="1">
+      <w:start w:val="1"/>
+      <w:numFmt w:val="decimal"/>
+      <w:lvlText w:val="%3."/>
+      <w:lvlJc w:val="left"/>
+      <w:pPr>
+        <w:tabs>
+          <w:tab w:val="num" w:pos="2160"/>
+        </w:tabs>
+        <w:ind w:left="2160" w:hanging="360"/>
+      </w:pPr>
+    </w:lvl>
+    <w:lvl w:ilvl="3" w:tentative="1">
+      <w:start w:val="1"/>
+      <w:numFmt w:val="decimal"/>
+      <w:lvlText w:val="%4."/>
+      <w:lvlJc w:val="left"/>
+      <w:pPr>
+        <w:tabs>
+          <w:tab w:val="num" w:pos="2880"/>
+        </w:tabs>
+        <w:ind w:left="2880" w:hanging="360"/>
+      </w:pPr>
+    </w:lvl>
+    <w:lvl w:ilvl="4" w:tentative="1">
+      <w:start w:val="1"/>
+      <w:numFmt w:val="decimal"/>
+      <w:lvlText w:val="%5."/>
+      <w:lvlJc w:val="left"/>
+      <w:pPr>
+        <w:tabs>
+          <w:tab w:val="num" w:pos="3600"/>
+        </w:tabs>
+        <w:ind w:left="3600" w:hanging="360"/>
+      </w:pPr>
+    </w:lvl>
+    <w:lvl w:ilvl="5" w:tentative="1">
+      <w:start w:val="1"/>
+      <w:numFmt w:val="decimal"/>
+      <w:lvlText w:val="%6."/>
+      <w:lvlJc w:val="left"/>
+      <w:pPr>
+        <w:tabs>
+          <w:tab w:val="num" w:pos="4320"/>
+        </w:tabs>
+        <w:ind w:left="4320" w:hanging="360"/>
+      </w:pPr>
+    </w:lvl>
+    <w:lvl w:ilvl="6" w:tentative="1">
+      <w:start w:val="1"/>
+      <w:numFmt w:val="decimal"/>
+      <w:lvlText w:val="%7."/>
+      <w:lvlJc w:val="left"/>
+      <w:pPr>
+        <w:tabs>
+          <w:tab w:val="num" w:pos="5040"/>
+        </w:tabs>
+        <w:ind w:left="5040" w:hanging="360"/>
+      </w:pPr>
+    </w:lvl>
+    <w:lvl w:ilvl="7" w:tentative="1">
+      <w:start w:val="1"/>
+      <w:numFmt w:val="decimal"/>
+      <w:lvlText w:val="%8."/>
+      <w:lvlJc w:val="left"/>
+      <w:pPr>
+        <w:tabs>
+          <w:tab w:val="num" w:pos="5760"/>
+        </w:tabs>
+        <w:ind w:left="5760" w:hanging="360"/>
+      </w:pPr>
+    </w:lvl>
+    <w:lvl w:ilvl="8" w:tentative="1">
+      <w:start w:val="1"/>
+      <w:numFmt w:val="decimal"/>
+      <w:lvlText w:val="%9."/>
+      <w:lvlJc w:val="left"/>
+      <w:pPr>
+        <w:tabs>
+          <w:tab w:val="num" w:pos="6480"/>
+        </w:tabs>
+        <w:ind w:left="6480" w:hanging="360"/>
+      </w:pPr>
+    </w:lvl>
+  </w:abstractNum>
+  <w:abstractNum w:abstractNumId="1" w15:restartNumberingAfterBreak="0">
+    <w:nsid w:val="08530F99"/>
+    <w:multiLevelType w:val="multilevel"/>
+    <w:tmpl w:val="32960BF4"/>
     <w:lvl w:ilvl="0">
       <w:start w:val="1"/>
       <w:numFmt w:val="bullet"/>
@@ -15778,10 +15922,10 @@
       </w:rPr>
     </w:lvl>
   </w:abstractNum>
-  <w:abstractNum w:abstractNumId="1" w15:restartNumberingAfterBreak="0">
-    <w:nsid w:val="030B7841"/>
+  <w:abstractNum w:abstractNumId="2" w15:restartNumberingAfterBreak="0">
+    <w:nsid w:val="0C820C8C"/>
     <w:multiLevelType w:val="multilevel"/>
-    <w:tmpl w:val="4D68DFBE"/>
+    <w:tmpl w:val="F7DAE69A"/>
     <w:lvl w:ilvl="0">
       <w:start w:val="1"/>
       <w:numFmt w:val="bullet"/>
@@ -15927,10 +16071,1798 @@
       </w:rPr>
     </w:lvl>
   </w:abstractNum>
-  <w:abstractNum w:abstractNumId="2" w15:restartNumberingAfterBreak="0">
-    <w:nsid w:val="0F44649B"/>
+  <w:abstractNum w:abstractNumId="3" w15:restartNumberingAfterBreak="0">
+    <w:nsid w:val="110651CC"/>
     <w:multiLevelType w:val="multilevel"/>
-    <w:tmpl w:val="9D2AC73A"/>
+    <w:tmpl w:val="8F960CE0"/>
+    <w:lvl w:ilvl="0">
+      <w:start w:val="1"/>
+      <w:numFmt w:val="bullet"/>
+      <w:lvlText w:val=""/>
+      <w:lvlJc w:val="left"/>
+      <w:pPr>
+        <w:tabs>
+          <w:tab w:val="num" w:pos="720"/>
+        </w:tabs>
+        <w:ind w:left="720" w:hanging="360"/>
+      </w:pPr>
+      <w:rPr>
+        <w:rFonts w:ascii="Symbol" w:hAnsi="Symbol" w:hint="default"/>
+        <w:sz w:val="20"/>
+      </w:rPr>
+    </w:lvl>
+    <w:lvl w:ilvl="1" w:tentative="1">
+      <w:start w:val="1"/>
+      <w:numFmt w:val="bullet"/>
+      <w:lvlText w:val="o"/>
+      <w:lvlJc w:val="left"/>
+      <w:pPr>
+        <w:tabs>
+          <w:tab w:val="num" w:pos="1440"/>
+        </w:tabs>
+        <w:ind w:left="1440" w:hanging="360"/>
+      </w:pPr>
+      <w:rPr>
+        <w:rFonts w:ascii="Courier New" w:hAnsi="Courier New" w:hint="default"/>
+        <w:sz w:val="20"/>
+      </w:rPr>
+    </w:lvl>
+    <w:lvl w:ilvl="2" w:tentative="1">
+      <w:start w:val="1"/>
+      <w:numFmt w:val="bullet"/>
+      <w:lvlText w:val=""/>
+      <w:lvlJc w:val="left"/>
+      <w:pPr>
+        <w:tabs>
+          <w:tab w:val="num" w:pos="2160"/>
+        </w:tabs>
+        <w:ind w:left="2160" w:hanging="360"/>
+      </w:pPr>
+      <w:rPr>
+        <w:rFonts w:ascii="Wingdings" w:hAnsi="Wingdings" w:hint="default"/>
+        <w:sz w:val="20"/>
+      </w:rPr>
+    </w:lvl>
+    <w:lvl w:ilvl="3" w:tentative="1">
+      <w:start w:val="1"/>
+      <w:numFmt w:val="bullet"/>
+      <w:lvlText w:val=""/>
+      <w:lvlJc w:val="left"/>
+      <w:pPr>
+        <w:tabs>
+          <w:tab w:val="num" w:pos="2880"/>
+        </w:tabs>
+        <w:ind w:left="2880" w:hanging="360"/>
+      </w:pPr>
+      <w:rPr>
+        <w:rFonts w:ascii="Wingdings" w:hAnsi="Wingdings" w:hint="default"/>
+        <w:sz w:val="20"/>
+      </w:rPr>
+    </w:lvl>
+    <w:lvl w:ilvl="4" w:tentative="1">
+      <w:start w:val="1"/>
+      <w:numFmt w:val="bullet"/>
+      <w:lvlText w:val=""/>
+      <w:lvlJc w:val="left"/>
+      <w:pPr>
+        <w:tabs>
+          <w:tab w:val="num" w:pos="3600"/>
+        </w:tabs>
+        <w:ind w:left="3600" w:hanging="360"/>
+      </w:pPr>
+      <w:rPr>
+        <w:rFonts w:ascii="Wingdings" w:hAnsi="Wingdings" w:hint="default"/>
+        <w:sz w:val="20"/>
+      </w:rPr>
+    </w:lvl>
+    <w:lvl w:ilvl="5" w:tentative="1">
+      <w:start w:val="1"/>
+      <w:numFmt w:val="bullet"/>
+      <w:lvlText w:val=""/>
+      <w:lvlJc w:val="left"/>
+      <w:pPr>
+        <w:tabs>
+          <w:tab w:val="num" w:pos="4320"/>
+        </w:tabs>
+        <w:ind w:left="4320" w:hanging="360"/>
+      </w:pPr>
+      <w:rPr>
+        <w:rFonts w:ascii="Wingdings" w:hAnsi="Wingdings" w:hint="default"/>
+        <w:sz w:val="20"/>
+      </w:rPr>
+    </w:lvl>
+    <w:lvl w:ilvl="6" w:tentative="1">
+      <w:start w:val="1"/>
+      <w:numFmt w:val="bullet"/>
+      <w:lvlText w:val=""/>
+      <w:lvlJc w:val="left"/>
+      <w:pPr>
+        <w:tabs>
+          <w:tab w:val="num" w:pos="5040"/>
+        </w:tabs>
+        <w:ind w:left="5040" w:hanging="360"/>
+      </w:pPr>
+      <w:rPr>
+        <w:rFonts w:ascii="Wingdings" w:hAnsi="Wingdings" w:hint="default"/>
+        <w:sz w:val="20"/>
+      </w:rPr>
+    </w:lvl>
+    <w:lvl w:ilvl="7" w:tentative="1">
+      <w:start w:val="1"/>
+      <w:numFmt w:val="bullet"/>
+      <w:lvlText w:val=""/>
+      <w:lvlJc w:val="left"/>
+      <w:pPr>
+        <w:tabs>
+          <w:tab w:val="num" w:pos="5760"/>
+        </w:tabs>
+        <w:ind w:left="5760" w:hanging="360"/>
+      </w:pPr>
+      <w:rPr>
+        <w:rFonts w:ascii="Wingdings" w:hAnsi="Wingdings" w:hint="default"/>
+        <w:sz w:val="20"/>
+      </w:rPr>
+    </w:lvl>
+    <w:lvl w:ilvl="8" w:tentative="1">
+      <w:start w:val="1"/>
+      <w:numFmt w:val="bullet"/>
+      <w:lvlText w:val=""/>
+      <w:lvlJc w:val="left"/>
+      <w:pPr>
+        <w:tabs>
+          <w:tab w:val="num" w:pos="6480"/>
+        </w:tabs>
+        <w:ind w:left="6480" w:hanging="360"/>
+      </w:pPr>
+      <w:rPr>
+        <w:rFonts w:ascii="Wingdings" w:hAnsi="Wingdings" w:hint="default"/>
+        <w:sz w:val="20"/>
+      </w:rPr>
+    </w:lvl>
+  </w:abstractNum>
+  <w:abstractNum w:abstractNumId="4" w15:restartNumberingAfterBreak="0">
+    <w:nsid w:val="112D111D"/>
+    <w:multiLevelType w:val="multilevel"/>
+    <w:tmpl w:val="8D068EEA"/>
+    <w:lvl w:ilvl="0">
+      <w:start w:val="1"/>
+      <w:numFmt w:val="bullet"/>
+      <w:lvlText w:val=""/>
+      <w:lvlJc w:val="left"/>
+      <w:pPr>
+        <w:tabs>
+          <w:tab w:val="num" w:pos="720"/>
+        </w:tabs>
+        <w:ind w:left="720" w:hanging="360"/>
+      </w:pPr>
+      <w:rPr>
+        <w:rFonts w:ascii="Symbol" w:hAnsi="Symbol" w:hint="default"/>
+        <w:sz w:val="20"/>
+      </w:rPr>
+    </w:lvl>
+    <w:lvl w:ilvl="1" w:tentative="1">
+      <w:start w:val="1"/>
+      <w:numFmt w:val="bullet"/>
+      <w:lvlText w:val="o"/>
+      <w:lvlJc w:val="left"/>
+      <w:pPr>
+        <w:tabs>
+          <w:tab w:val="num" w:pos="1440"/>
+        </w:tabs>
+        <w:ind w:left="1440" w:hanging="360"/>
+      </w:pPr>
+      <w:rPr>
+        <w:rFonts w:ascii="Courier New" w:hAnsi="Courier New" w:hint="default"/>
+        <w:sz w:val="20"/>
+      </w:rPr>
+    </w:lvl>
+    <w:lvl w:ilvl="2" w:tentative="1">
+      <w:start w:val="1"/>
+      <w:numFmt w:val="bullet"/>
+      <w:lvlText w:val=""/>
+      <w:lvlJc w:val="left"/>
+      <w:pPr>
+        <w:tabs>
+          <w:tab w:val="num" w:pos="2160"/>
+        </w:tabs>
+        <w:ind w:left="2160" w:hanging="360"/>
+      </w:pPr>
+      <w:rPr>
+        <w:rFonts w:ascii="Wingdings" w:hAnsi="Wingdings" w:hint="default"/>
+        <w:sz w:val="20"/>
+      </w:rPr>
+    </w:lvl>
+    <w:lvl w:ilvl="3" w:tentative="1">
+      <w:start w:val="1"/>
+      <w:numFmt w:val="bullet"/>
+      <w:lvlText w:val=""/>
+      <w:lvlJc w:val="left"/>
+      <w:pPr>
+        <w:tabs>
+          <w:tab w:val="num" w:pos="2880"/>
+        </w:tabs>
+        <w:ind w:left="2880" w:hanging="360"/>
+      </w:pPr>
+      <w:rPr>
+        <w:rFonts w:ascii="Wingdings" w:hAnsi="Wingdings" w:hint="default"/>
+        <w:sz w:val="20"/>
+      </w:rPr>
+    </w:lvl>
+    <w:lvl w:ilvl="4" w:tentative="1">
+      <w:start w:val="1"/>
+      <w:numFmt w:val="bullet"/>
+      <w:lvlText w:val=""/>
+      <w:lvlJc w:val="left"/>
+      <w:pPr>
+        <w:tabs>
+          <w:tab w:val="num" w:pos="3600"/>
+        </w:tabs>
+        <w:ind w:left="3600" w:hanging="360"/>
+      </w:pPr>
+      <w:rPr>
+        <w:rFonts w:ascii="Wingdings" w:hAnsi="Wingdings" w:hint="default"/>
+        <w:sz w:val="20"/>
+      </w:rPr>
+    </w:lvl>
+    <w:lvl w:ilvl="5" w:tentative="1">
+      <w:start w:val="1"/>
+      <w:numFmt w:val="bullet"/>
+      <w:lvlText w:val=""/>
+      <w:lvlJc w:val="left"/>
+      <w:pPr>
+        <w:tabs>
+          <w:tab w:val="num" w:pos="4320"/>
+        </w:tabs>
+        <w:ind w:left="4320" w:hanging="360"/>
+      </w:pPr>
+      <w:rPr>
+        <w:rFonts w:ascii="Wingdings" w:hAnsi="Wingdings" w:hint="default"/>
+        <w:sz w:val="20"/>
+      </w:rPr>
+    </w:lvl>
+    <w:lvl w:ilvl="6" w:tentative="1">
+      <w:start w:val="1"/>
+      <w:numFmt w:val="bullet"/>
+      <w:lvlText w:val=""/>
+      <w:lvlJc w:val="left"/>
+      <w:pPr>
+        <w:tabs>
+          <w:tab w:val="num" w:pos="5040"/>
+        </w:tabs>
+        <w:ind w:left="5040" w:hanging="360"/>
+      </w:pPr>
+      <w:rPr>
+        <w:rFonts w:ascii="Wingdings" w:hAnsi="Wingdings" w:hint="default"/>
+        <w:sz w:val="20"/>
+      </w:rPr>
+    </w:lvl>
+    <w:lvl w:ilvl="7" w:tentative="1">
+      <w:start w:val="1"/>
+      <w:numFmt w:val="bullet"/>
+      <w:lvlText w:val=""/>
+      <w:lvlJc w:val="left"/>
+      <w:pPr>
+        <w:tabs>
+          <w:tab w:val="num" w:pos="5760"/>
+        </w:tabs>
+        <w:ind w:left="5760" w:hanging="360"/>
+      </w:pPr>
+      <w:rPr>
+        <w:rFonts w:ascii="Wingdings" w:hAnsi="Wingdings" w:hint="default"/>
+        <w:sz w:val="20"/>
+      </w:rPr>
+    </w:lvl>
+    <w:lvl w:ilvl="8" w:tentative="1">
+      <w:start w:val="1"/>
+      <w:numFmt w:val="bullet"/>
+      <w:lvlText w:val=""/>
+      <w:lvlJc w:val="left"/>
+      <w:pPr>
+        <w:tabs>
+          <w:tab w:val="num" w:pos="6480"/>
+        </w:tabs>
+        <w:ind w:left="6480" w:hanging="360"/>
+      </w:pPr>
+      <w:rPr>
+        <w:rFonts w:ascii="Wingdings" w:hAnsi="Wingdings" w:hint="default"/>
+        <w:sz w:val="20"/>
+      </w:rPr>
+    </w:lvl>
+  </w:abstractNum>
+  <w:abstractNum w:abstractNumId="5" w15:restartNumberingAfterBreak="0">
+    <w:nsid w:val="1ACF20F2"/>
+    <w:multiLevelType w:val="multilevel"/>
+    <w:tmpl w:val="2B4A30E0"/>
+    <w:lvl w:ilvl="0">
+      <w:start w:val="1"/>
+      <w:numFmt w:val="bullet"/>
+      <w:lvlText w:val=""/>
+      <w:lvlJc w:val="left"/>
+      <w:pPr>
+        <w:tabs>
+          <w:tab w:val="num" w:pos="720"/>
+        </w:tabs>
+        <w:ind w:left="720" w:hanging="360"/>
+      </w:pPr>
+      <w:rPr>
+        <w:rFonts w:ascii="Symbol" w:hAnsi="Symbol" w:hint="default"/>
+        <w:sz w:val="20"/>
+      </w:rPr>
+    </w:lvl>
+    <w:lvl w:ilvl="1" w:tentative="1">
+      <w:start w:val="1"/>
+      <w:numFmt w:val="bullet"/>
+      <w:lvlText w:val="o"/>
+      <w:lvlJc w:val="left"/>
+      <w:pPr>
+        <w:tabs>
+          <w:tab w:val="num" w:pos="1440"/>
+        </w:tabs>
+        <w:ind w:left="1440" w:hanging="360"/>
+      </w:pPr>
+      <w:rPr>
+        <w:rFonts w:ascii="Courier New" w:hAnsi="Courier New" w:hint="default"/>
+        <w:sz w:val="20"/>
+      </w:rPr>
+    </w:lvl>
+    <w:lvl w:ilvl="2" w:tentative="1">
+      <w:start w:val="1"/>
+      <w:numFmt w:val="bullet"/>
+      <w:lvlText w:val=""/>
+      <w:lvlJc w:val="left"/>
+      <w:pPr>
+        <w:tabs>
+          <w:tab w:val="num" w:pos="2160"/>
+        </w:tabs>
+        <w:ind w:left="2160" w:hanging="360"/>
+      </w:pPr>
+      <w:rPr>
+        <w:rFonts w:ascii="Wingdings" w:hAnsi="Wingdings" w:hint="default"/>
+        <w:sz w:val="20"/>
+      </w:rPr>
+    </w:lvl>
+    <w:lvl w:ilvl="3" w:tentative="1">
+      <w:start w:val="1"/>
+      <w:numFmt w:val="bullet"/>
+      <w:lvlText w:val=""/>
+      <w:lvlJc w:val="left"/>
+      <w:pPr>
+        <w:tabs>
+          <w:tab w:val="num" w:pos="2880"/>
+        </w:tabs>
+        <w:ind w:left="2880" w:hanging="360"/>
+      </w:pPr>
+      <w:rPr>
+        <w:rFonts w:ascii="Wingdings" w:hAnsi="Wingdings" w:hint="default"/>
+        <w:sz w:val="20"/>
+      </w:rPr>
+    </w:lvl>
+    <w:lvl w:ilvl="4" w:tentative="1">
+      <w:start w:val="1"/>
+      <w:numFmt w:val="bullet"/>
+      <w:lvlText w:val=""/>
+      <w:lvlJc w:val="left"/>
+      <w:pPr>
+        <w:tabs>
+          <w:tab w:val="num" w:pos="3600"/>
+        </w:tabs>
+        <w:ind w:left="3600" w:hanging="360"/>
+      </w:pPr>
+      <w:rPr>
+        <w:rFonts w:ascii="Wingdings" w:hAnsi="Wingdings" w:hint="default"/>
+        <w:sz w:val="20"/>
+      </w:rPr>
+    </w:lvl>
+    <w:lvl w:ilvl="5" w:tentative="1">
+      <w:start w:val="1"/>
+      <w:numFmt w:val="bullet"/>
+      <w:lvlText w:val=""/>
+      <w:lvlJc w:val="left"/>
+      <w:pPr>
+        <w:tabs>
+          <w:tab w:val="num" w:pos="4320"/>
+        </w:tabs>
+        <w:ind w:left="4320" w:hanging="360"/>
+      </w:pPr>
+      <w:rPr>
+        <w:rFonts w:ascii="Wingdings" w:hAnsi="Wingdings" w:hint="default"/>
+        <w:sz w:val="20"/>
+      </w:rPr>
+    </w:lvl>
+    <w:lvl w:ilvl="6" w:tentative="1">
+      <w:start w:val="1"/>
+      <w:numFmt w:val="bullet"/>
+      <w:lvlText w:val=""/>
+      <w:lvlJc w:val="left"/>
+      <w:pPr>
+        <w:tabs>
+          <w:tab w:val="num" w:pos="5040"/>
+        </w:tabs>
+        <w:ind w:left="5040" w:hanging="360"/>
+      </w:pPr>
+      <w:rPr>
+        <w:rFonts w:ascii="Wingdings" w:hAnsi="Wingdings" w:hint="default"/>
+        <w:sz w:val="20"/>
+      </w:rPr>
+    </w:lvl>
+    <w:lvl w:ilvl="7" w:tentative="1">
+      <w:start w:val="1"/>
+      <w:numFmt w:val="bullet"/>
+      <w:lvlText w:val=""/>
+      <w:lvlJc w:val="left"/>
+      <w:pPr>
+        <w:tabs>
+          <w:tab w:val="num" w:pos="5760"/>
+        </w:tabs>
+        <w:ind w:left="5760" w:hanging="360"/>
+      </w:pPr>
+      <w:rPr>
+        <w:rFonts w:ascii="Wingdings" w:hAnsi="Wingdings" w:hint="default"/>
+        <w:sz w:val="20"/>
+      </w:rPr>
+    </w:lvl>
+    <w:lvl w:ilvl="8" w:tentative="1">
+      <w:start w:val="1"/>
+      <w:numFmt w:val="bullet"/>
+      <w:lvlText w:val=""/>
+      <w:lvlJc w:val="left"/>
+      <w:pPr>
+        <w:tabs>
+          <w:tab w:val="num" w:pos="6480"/>
+        </w:tabs>
+        <w:ind w:left="6480" w:hanging="360"/>
+      </w:pPr>
+      <w:rPr>
+        <w:rFonts w:ascii="Wingdings" w:hAnsi="Wingdings" w:hint="default"/>
+        <w:sz w:val="20"/>
+      </w:rPr>
+    </w:lvl>
+  </w:abstractNum>
+  <w:abstractNum w:abstractNumId="6" w15:restartNumberingAfterBreak="0">
+    <w:nsid w:val="1D306B8A"/>
+    <w:multiLevelType w:val="multilevel"/>
+    <w:tmpl w:val="CBBA4EF8"/>
+    <w:lvl w:ilvl="0">
+      <w:start w:val="1"/>
+      <w:numFmt w:val="bullet"/>
+      <w:lvlText w:val=""/>
+      <w:lvlJc w:val="left"/>
+      <w:pPr>
+        <w:tabs>
+          <w:tab w:val="num" w:pos="720"/>
+        </w:tabs>
+        <w:ind w:left="720" w:hanging="360"/>
+      </w:pPr>
+      <w:rPr>
+        <w:rFonts w:ascii="Symbol" w:hAnsi="Symbol" w:hint="default"/>
+        <w:sz w:val="20"/>
+      </w:rPr>
+    </w:lvl>
+    <w:lvl w:ilvl="1" w:tentative="1">
+      <w:start w:val="1"/>
+      <w:numFmt w:val="bullet"/>
+      <w:lvlText w:val="o"/>
+      <w:lvlJc w:val="left"/>
+      <w:pPr>
+        <w:tabs>
+          <w:tab w:val="num" w:pos="1440"/>
+        </w:tabs>
+        <w:ind w:left="1440" w:hanging="360"/>
+      </w:pPr>
+      <w:rPr>
+        <w:rFonts w:ascii="Courier New" w:hAnsi="Courier New" w:hint="default"/>
+        <w:sz w:val="20"/>
+      </w:rPr>
+    </w:lvl>
+    <w:lvl w:ilvl="2" w:tentative="1">
+      <w:start w:val="1"/>
+      <w:numFmt w:val="bullet"/>
+      <w:lvlText w:val=""/>
+      <w:lvlJc w:val="left"/>
+      <w:pPr>
+        <w:tabs>
+          <w:tab w:val="num" w:pos="2160"/>
+        </w:tabs>
+        <w:ind w:left="2160" w:hanging="360"/>
+      </w:pPr>
+      <w:rPr>
+        <w:rFonts w:ascii="Wingdings" w:hAnsi="Wingdings" w:hint="default"/>
+        <w:sz w:val="20"/>
+      </w:rPr>
+    </w:lvl>
+    <w:lvl w:ilvl="3" w:tentative="1">
+      <w:start w:val="1"/>
+      <w:numFmt w:val="bullet"/>
+      <w:lvlText w:val=""/>
+      <w:lvlJc w:val="left"/>
+      <w:pPr>
+        <w:tabs>
+          <w:tab w:val="num" w:pos="2880"/>
+        </w:tabs>
+        <w:ind w:left="2880" w:hanging="360"/>
+      </w:pPr>
+      <w:rPr>
+        <w:rFonts w:ascii="Wingdings" w:hAnsi="Wingdings" w:hint="default"/>
+        <w:sz w:val="20"/>
+      </w:rPr>
+    </w:lvl>
+    <w:lvl w:ilvl="4" w:tentative="1">
+      <w:start w:val="1"/>
+      <w:numFmt w:val="bullet"/>
+      <w:lvlText w:val=""/>
+      <w:lvlJc w:val="left"/>
+      <w:pPr>
+        <w:tabs>
+          <w:tab w:val="num" w:pos="3600"/>
+        </w:tabs>
+        <w:ind w:left="3600" w:hanging="360"/>
+      </w:pPr>
+      <w:rPr>
+        <w:rFonts w:ascii="Wingdings" w:hAnsi="Wingdings" w:hint="default"/>
+        <w:sz w:val="20"/>
+      </w:rPr>
+    </w:lvl>
+    <w:lvl w:ilvl="5" w:tentative="1">
+      <w:start w:val="1"/>
+      <w:numFmt w:val="bullet"/>
+      <w:lvlText w:val=""/>
+      <w:lvlJc w:val="left"/>
+      <w:pPr>
+        <w:tabs>
+          <w:tab w:val="num" w:pos="4320"/>
+        </w:tabs>
+        <w:ind w:left="4320" w:hanging="360"/>
+      </w:pPr>
+      <w:rPr>
+        <w:rFonts w:ascii="Wingdings" w:hAnsi="Wingdings" w:hint="default"/>
+        <w:sz w:val="20"/>
+      </w:rPr>
+    </w:lvl>
+    <w:lvl w:ilvl="6" w:tentative="1">
+      <w:start w:val="1"/>
+      <w:numFmt w:val="bullet"/>
+      <w:lvlText w:val=""/>
+      <w:lvlJc w:val="left"/>
+      <w:pPr>
+        <w:tabs>
+          <w:tab w:val="num" w:pos="5040"/>
+        </w:tabs>
+        <w:ind w:left="5040" w:hanging="360"/>
+      </w:pPr>
+      <w:rPr>
+        <w:rFonts w:ascii="Wingdings" w:hAnsi="Wingdings" w:hint="default"/>
+        <w:sz w:val="20"/>
+      </w:rPr>
+    </w:lvl>
+    <w:lvl w:ilvl="7" w:tentative="1">
+      <w:start w:val="1"/>
+      <w:numFmt w:val="bullet"/>
+      <w:lvlText w:val=""/>
+      <w:lvlJc w:val="left"/>
+      <w:pPr>
+        <w:tabs>
+          <w:tab w:val="num" w:pos="5760"/>
+        </w:tabs>
+        <w:ind w:left="5760" w:hanging="360"/>
+      </w:pPr>
+      <w:rPr>
+        <w:rFonts w:ascii="Wingdings" w:hAnsi="Wingdings" w:hint="default"/>
+        <w:sz w:val="20"/>
+      </w:rPr>
+    </w:lvl>
+    <w:lvl w:ilvl="8" w:tentative="1">
+      <w:start w:val="1"/>
+      <w:numFmt w:val="bullet"/>
+      <w:lvlText w:val=""/>
+      <w:lvlJc w:val="left"/>
+      <w:pPr>
+        <w:tabs>
+          <w:tab w:val="num" w:pos="6480"/>
+        </w:tabs>
+        <w:ind w:left="6480" w:hanging="360"/>
+      </w:pPr>
+      <w:rPr>
+        <w:rFonts w:ascii="Wingdings" w:hAnsi="Wingdings" w:hint="default"/>
+        <w:sz w:val="20"/>
+      </w:rPr>
+    </w:lvl>
+  </w:abstractNum>
+  <w:abstractNum w:abstractNumId="7" w15:restartNumberingAfterBreak="0">
+    <w:nsid w:val="21615144"/>
+    <w:multiLevelType w:val="multilevel"/>
+    <w:tmpl w:val="CF26777C"/>
+    <w:lvl w:ilvl="0">
+      <w:start w:val="1"/>
+      <w:numFmt w:val="bullet"/>
+      <w:lvlText w:val=""/>
+      <w:lvlJc w:val="left"/>
+      <w:pPr>
+        <w:tabs>
+          <w:tab w:val="num" w:pos="720"/>
+        </w:tabs>
+        <w:ind w:left="720" w:hanging="360"/>
+      </w:pPr>
+      <w:rPr>
+        <w:rFonts w:ascii="Symbol" w:hAnsi="Symbol" w:hint="default"/>
+        <w:sz w:val="20"/>
+      </w:rPr>
+    </w:lvl>
+    <w:lvl w:ilvl="1" w:tentative="1">
+      <w:start w:val="1"/>
+      <w:numFmt w:val="bullet"/>
+      <w:lvlText w:val="o"/>
+      <w:lvlJc w:val="left"/>
+      <w:pPr>
+        <w:tabs>
+          <w:tab w:val="num" w:pos="1440"/>
+        </w:tabs>
+        <w:ind w:left="1440" w:hanging="360"/>
+      </w:pPr>
+      <w:rPr>
+        <w:rFonts w:ascii="Courier New" w:hAnsi="Courier New" w:hint="default"/>
+        <w:sz w:val="20"/>
+      </w:rPr>
+    </w:lvl>
+    <w:lvl w:ilvl="2" w:tentative="1">
+      <w:start w:val="1"/>
+      <w:numFmt w:val="bullet"/>
+      <w:lvlText w:val=""/>
+      <w:lvlJc w:val="left"/>
+      <w:pPr>
+        <w:tabs>
+          <w:tab w:val="num" w:pos="2160"/>
+        </w:tabs>
+        <w:ind w:left="2160" w:hanging="360"/>
+      </w:pPr>
+      <w:rPr>
+        <w:rFonts w:ascii="Wingdings" w:hAnsi="Wingdings" w:hint="default"/>
+        <w:sz w:val="20"/>
+      </w:rPr>
+    </w:lvl>
+    <w:lvl w:ilvl="3" w:tentative="1">
+      <w:start w:val="1"/>
+      <w:numFmt w:val="bullet"/>
+      <w:lvlText w:val=""/>
+      <w:lvlJc w:val="left"/>
+      <w:pPr>
+        <w:tabs>
+          <w:tab w:val="num" w:pos="2880"/>
+        </w:tabs>
+        <w:ind w:left="2880" w:hanging="360"/>
+      </w:pPr>
+      <w:rPr>
+        <w:rFonts w:ascii="Wingdings" w:hAnsi="Wingdings" w:hint="default"/>
+        <w:sz w:val="20"/>
+      </w:rPr>
+    </w:lvl>
+    <w:lvl w:ilvl="4" w:tentative="1">
+      <w:start w:val="1"/>
+      <w:numFmt w:val="bullet"/>
+      <w:lvlText w:val=""/>
+      <w:lvlJc w:val="left"/>
+      <w:pPr>
+        <w:tabs>
+          <w:tab w:val="num" w:pos="3600"/>
+        </w:tabs>
+        <w:ind w:left="3600" w:hanging="360"/>
+      </w:pPr>
+      <w:rPr>
+        <w:rFonts w:ascii="Wingdings" w:hAnsi="Wingdings" w:hint="default"/>
+        <w:sz w:val="20"/>
+      </w:rPr>
+    </w:lvl>
+    <w:lvl w:ilvl="5" w:tentative="1">
+      <w:start w:val="1"/>
+      <w:numFmt w:val="bullet"/>
+      <w:lvlText w:val=""/>
+      <w:lvlJc w:val="left"/>
+      <w:pPr>
+        <w:tabs>
+          <w:tab w:val="num" w:pos="4320"/>
+        </w:tabs>
+        <w:ind w:left="4320" w:hanging="360"/>
+      </w:pPr>
+      <w:rPr>
+        <w:rFonts w:ascii="Wingdings" w:hAnsi="Wingdings" w:hint="default"/>
+        <w:sz w:val="20"/>
+      </w:rPr>
+    </w:lvl>
+    <w:lvl w:ilvl="6" w:tentative="1">
+      <w:start w:val="1"/>
+      <w:numFmt w:val="bullet"/>
+      <w:lvlText w:val=""/>
+      <w:lvlJc w:val="left"/>
+      <w:pPr>
+        <w:tabs>
+          <w:tab w:val="num" w:pos="5040"/>
+        </w:tabs>
+        <w:ind w:left="5040" w:hanging="360"/>
+      </w:pPr>
+      <w:rPr>
+        <w:rFonts w:ascii="Wingdings" w:hAnsi="Wingdings" w:hint="default"/>
+        <w:sz w:val="20"/>
+      </w:rPr>
+    </w:lvl>
+    <w:lvl w:ilvl="7" w:tentative="1">
+      <w:start w:val="1"/>
+      <w:numFmt w:val="bullet"/>
+      <w:lvlText w:val=""/>
+      <w:lvlJc w:val="left"/>
+      <w:pPr>
+        <w:tabs>
+          <w:tab w:val="num" w:pos="5760"/>
+        </w:tabs>
+        <w:ind w:left="5760" w:hanging="360"/>
+      </w:pPr>
+      <w:rPr>
+        <w:rFonts w:ascii="Wingdings" w:hAnsi="Wingdings" w:hint="default"/>
+        <w:sz w:val="20"/>
+      </w:rPr>
+    </w:lvl>
+    <w:lvl w:ilvl="8" w:tentative="1">
+      <w:start w:val="1"/>
+      <w:numFmt w:val="bullet"/>
+      <w:lvlText w:val=""/>
+      <w:lvlJc w:val="left"/>
+      <w:pPr>
+        <w:tabs>
+          <w:tab w:val="num" w:pos="6480"/>
+        </w:tabs>
+        <w:ind w:left="6480" w:hanging="360"/>
+      </w:pPr>
+      <w:rPr>
+        <w:rFonts w:ascii="Wingdings" w:hAnsi="Wingdings" w:hint="default"/>
+        <w:sz w:val="20"/>
+      </w:rPr>
+    </w:lvl>
+  </w:abstractNum>
+  <w:abstractNum w:abstractNumId="8" w15:restartNumberingAfterBreak="0">
+    <w:nsid w:val="25CD52C8"/>
+    <w:multiLevelType w:val="multilevel"/>
+    <w:tmpl w:val="1F10F130"/>
+    <w:lvl w:ilvl="0">
+      <w:start w:val="1"/>
+      <w:numFmt w:val="bullet"/>
+      <w:lvlText w:val=""/>
+      <w:lvlJc w:val="left"/>
+      <w:pPr>
+        <w:tabs>
+          <w:tab w:val="num" w:pos="720"/>
+        </w:tabs>
+        <w:ind w:left="720" w:hanging="360"/>
+      </w:pPr>
+      <w:rPr>
+        <w:rFonts w:ascii="Symbol" w:hAnsi="Symbol" w:hint="default"/>
+        <w:sz w:val="20"/>
+      </w:rPr>
+    </w:lvl>
+    <w:lvl w:ilvl="1" w:tentative="1">
+      <w:start w:val="1"/>
+      <w:numFmt w:val="bullet"/>
+      <w:lvlText w:val="o"/>
+      <w:lvlJc w:val="left"/>
+      <w:pPr>
+        <w:tabs>
+          <w:tab w:val="num" w:pos="1440"/>
+        </w:tabs>
+        <w:ind w:left="1440" w:hanging="360"/>
+      </w:pPr>
+      <w:rPr>
+        <w:rFonts w:ascii="Courier New" w:hAnsi="Courier New" w:hint="default"/>
+        <w:sz w:val="20"/>
+      </w:rPr>
+    </w:lvl>
+    <w:lvl w:ilvl="2" w:tentative="1">
+      <w:start w:val="1"/>
+      <w:numFmt w:val="bullet"/>
+      <w:lvlText w:val=""/>
+      <w:lvlJc w:val="left"/>
+      <w:pPr>
+        <w:tabs>
+          <w:tab w:val="num" w:pos="2160"/>
+        </w:tabs>
+        <w:ind w:left="2160" w:hanging="360"/>
+      </w:pPr>
+      <w:rPr>
+        <w:rFonts w:ascii="Wingdings" w:hAnsi="Wingdings" w:hint="default"/>
+        <w:sz w:val="20"/>
+      </w:rPr>
+    </w:lvl>
+    <w:lvl w:ilvl="3" w:tentative="1">
+      <w:start w:val="1"/>
+      <w:numFmt w:val="bullet"/>
+      <w:lvlText w:val=""/>
+      <w:lvlJc w:val="left"/>
+      <w:pPr>
+        <w:tabs>
+          <w:tab w:val="num" w:pos="2880"/>
+        </w:tabs>
+        <w:ind w:left="2880" w:hanging="360"/>
+      </w:pPr>
+      <w:rPr>
+        <w:rFonts w:ascii="Wingdings" w:hAnsi="Wingdings" w:hint="default"/>
+        <w:sz w:val="20"/>
+      </w:rPr>
+    </w:lvl>
+    <w:lvl w:ilvl="4" w:tentative="1">
+      <w:start w:val="1"/>
+      <w:numFmt w:val="bullet"/>
+      <w:lvlText w:val=""/>
+      <w:lvlJc w:val="left"/>
+      <w:pPr>
+        <w:tabs>
+          <w:tab w:val="num" w:pos="3600"/>
+        </w:tabs>
+        <w:ind w:left="3600" w:hanging="360"/>
+      </w:pPr>
+      <w:rPr>
+        <w:rFonts w:ascii="Wingdings" w:hAnsi="Wingdings" w:hint="default"/>
+        <w:sz w:val="20"/>
+      </w:rPr>
+    </w:lvl>
+    <w:lvl w:ilvl="5" w:tentative="1">
+      <w:start w:val="1"/>
+      <w:numFmt w:val="bullet"/>
+      <w:lvlText w:val=""/>
+      <w:lvlJc w:val="left"/>
+      <w:pPr>
+        <w:tabs>
+          <w:tab w:val="num" w:pos="4320"/>
+        </w:tabs>
+        <w:ind w:left="4320" w:hanging="360"/>
+      </w:pPr>
+      <w:rPr>
+        <w:rFonts w:ascii="Wingdings" w:hAnsi="Wingdings" w:hint="default"/>
+        <w:sz w:val="20"/>
+      </w:rPr>
+    </w:lvl>
+    <w:lvl w:ilvl="6" w:tentative="1">
+      <w:start w:val="1"/>
+      <w:numFmt w:val="bullet"/>
+      <w:lvlText w:val=""/>
+      <w:lvlJc w:val="left"/>
+      <w:pPr>
+        <w:tabs>
+          <w:tab w:val="num" w:pos="5040"/>
+        </w:tabs>
+        <w:ind w:left="5040" w:hanging="360"/>
+      </w:pPr>
+      <w:rPr>
+        <w:rFonts w:ascii="Wingdings" w:hAnsi="Wingdings" w:hint="default"/>
+        <w:sz w:val="20"/>
+      </w:rPr>
+    </w:lvl>
+    <w:lvl w:ilvl="7" w:tentative="1">
+      <w:start w:val="1"/>
+      <w:numFmt w:val="bullet"/>
+      <w:lvlText w:val=""/>
+      <w:lvlJc w:val="left"/>
+      <w:pPr>
+        <w:tabs>
+          <w:tab w:val="num" w:pos="5760"/>
+        </w:tabs>
+        <w:ind w:left="5760" w:hanging="360"/>
+      </w:pPr>
+      <w:rPr>
+        <w:rFonts w:ascii="Wingdings" w:hAnsi="Wingdings" w:hint="default"/>
+        <w:sz w:val="20"/>
+      </w:rPr>
+    </w:lvl>
+    <w:lvl w:ilvl="8" w:tentative="1">
+      <w:start w:val="1"/>
+      <w:numFmt w:val="bullet"/>
+      <w:lvlText w:val=""/>
+      <w:lvlJc w:val="left"/>
+      <w:pPr>
+        <w:tabs>
+          <w:tab w:val="num" w:pos="6480"/>
+        </w:tabs>
+        <w:ind w:left="6480" w:hanging="360"/>
+      </w:pPr>
+      <w:rPr>
+        <w:rFonts w:ascii="Wingdings" w:hAnsi="Wingdings" w:hint="default"/>
+        <w:sz w:val="20"/>
+      </w:rPr>
+    </w:lvl>
+  </w:abstractNum>
+  <w:abstractNum w:abstractNumId="9" w15:restartNumberingAfterBreak="0">
+    <w:nsid w:val="2BBB5E2D"/>
+    <w:multiLevelType w:val="multilevel"/>
+    <w:tmpl w:val="4A609382"/>
+    <w:lvl w:ilvl="0">
+      <w:start w:val="1"/>
+      <w:numFmt w:val="bullet"/>
+      <w:lvlText w:val=""/>
+      <w:lvlJc w:val="left"/>
+      <w:pPr>
+        <w:tabs>
+          <w:tab w:val="num" w:pos="720"/>
+        </w:tabs>
+        <w:ind w:left="720" w:hanging="360"/>
+      </w:pPr>
+      <w:rPr>
+        <w:rFonts w:ascii="Symbol" w:hAnsi="Symbol" w:hint="default"/>
+        <w:sz w:val="20"/>
+      </w:rPr>
+    </w:lvl>
+    <w:lvl w:ilvl="1" w:tentative="1">
+      <w:start w:val="1"/>
+      <w:numFmt w:val="bullet"/>
+      <w:lvlText w:val="o"/>
+      <w:lvlJc w:val="left"/>
+      <w:pPr>
+        <w:tabs>
+          <w:tab w:val="num" w:pos="1440"/>
+        </w:tabs>
+        <w:ind w:left="1440" w:hanging="360"/>
+      </w:pPr>
+      <w:rPr>
+        <w:rFonts w:ascii="Courier New" w:hAnsi="Courier New" w:hint="default"/>
+        <w:sz w:val="20"/>
+      </w:rPr>
+    </w:lvl>
+    <w:lvl w:ilvl="2" w:tentative="1">
+      <w:start w:val="1"/>
+      <w:numFmt w:val="bullet"/>
+      <w:lvlText w:val=""/>
+      <w:lvlJc w:val="left"/>
+      <w:pPr>
+        <w:tabs>
+          <w:tab w:val="num" w:pos="2160"/>
+        </w:tabs>
+        <w:ind w:left="2160" w:hanging="360"/>
+      </w:pPr>
+      <w:rPr>
+        <w:rFonts w:ascii="Wingdings" w:hAnsi="Wingdings" w:hint="default"/>
+        <w:sz w:val="20"/>
+      </w:rPr>
+    </w:lvl>
+    <w:lvl w:ilvl="3" w:tentative="1">
+      <w:start w:val="1"/>
+      <w:numFmt w:val="bullet"/>
+      <w:lvlText w:val=""/>
+      <w:lvlJc w:val="left"/>
+      <w:pPr>
+        <w:tabs>
+          <w:tab w:val="num" w:pos="2880"/>
+        </w:tabs>
+        <w:ind w:left="2880" w:hanging="360"/>
+      </w:pPr>
+      <w:rPr>
+        <w:rFonts w:ascii="Wingdings" w:hAnsi="Wingdings" w:hint="default"/>
+        <w:sz w:val="20"/>
+      </w:rPr>
+    </w:lvl>
+    <w:lvl w:ilvl="4" w:tentative="1">
+      <w:start w:val="1"/>
+      <w:numFmt w:val="bullet"/>
+      <w:lvlText w:val=""/>
+      <w:lvlJc w:val="left"/>
+      <w:pPr>
+        <w:tabs>
+          <w:tab w:val="num" w:pos="3600"/>
+        </w:tabs>
+        <w:ind w:left="3600" w:hanging="360"/>
+      </w:pPr>
+      <w:rPr>
+        <w:rFonts w:ascii="Wingdings" w:hAnsi="Wingdings" w:hint="default"/>
+        <w:sz w:val="20"/>
+      </w:rPr>
+    </w:lvl>
+    <w:lvl w:ilvl="5" w:tentative="1">
+      <w:start w:val="1"/>
+      <w:numFmt w:val="bullet"/>
+      <w:lvlText w:val=""/>
+      <w:lvlJc w:val="left"/>
+      <w:pPr>
+        <w:tabs>
+          <w:tab w:val="num" w:pos="4320"/>
+        </w:tabs>
+        <w:ind w:left="4320" w:hanging="360"/>
+      </w:pPr>
+      <w:rPr>
+        <w:rFonts w:ascii="Wingdings" w:hAnsi="Wingdings" w:hint="default"/>
+        <w:sz w:val="20"/>
+      </w:rPr>
+    </w:lvl>
+    <w:lvl w:ilvl="6" w:tentative="1">
+      <w:start w:val="1"/>
+      <w:numFmt w:val="bullet"/>
+      <w:lvlText w:val=""/>
+      <w:lvlJc w:val="left"/>
+      <w:pPr>
+        <w:tabs>
+          <w:tab w:val="num" w:pos="5040"/>
+        </w:tabs>
+        <w:ind w:left="5040" w:hanging="360"/>
+      </w:pPr>
+      <w:rPr>
+        <w:rFonts w:ascii="Wingdings" w:hAnsi="Wingdings" w:hint="default"/>
+        <w:sz w:val="20"/>
+      </w:rPr>
+    </w:lvl>
+    <w:lvl w:ilvl="7" w:tentative="1">
+      <w:start w:val="1"/>
+      <w:numFmt w:val="bullet"/>
+      <w:lvlText w:val=""/>
+      <w:lvlJc w:val="left"/>
+      <w:pPr>
+        <w:tabs>
+          <w:tab w:val="num" w:pos="5760"/>
+        </w:tabs>
+        <w:ind w:left="5760" w:hanging="360"/>
+      </w:pPr>
+      <w:rPr>
+        <w:rFonts w:ascii="Wingdings" w:hAnsi="Wingdings" w:hint="default"/>
+        <w:sz w:val="20"/>
+      </w:rPr>
+    </w:lvl>
+    <w:lvl w:ilvl="8" w:tentative="1">
+      <w:start w:val="1"/>
+      <w:numFmt w:val="bullet"/>
+      <w:lvlText w:val=""/>
+      <w:lvlJc w:val="left"/>
+      <w:pPr>
+        <w:tabs>
+          <w:tab w:val="num" w:pos="6480"/>
+        </w:tabs>
+        <w:ind w:left="6480" w:hanging="360"/>
+      </w:pPr>
+      <w:rPr>
+        <w:rFonts w:ascii="Wingdings" w:hAnsi="Wingdings" w:hint="default"/>
+        <w:sz w:val="20"/>
+      </w:rPr>
+    </w:lvl>
+  </w:abstractNum>
+  <w:abstractNum w:abstractNumId="10" w15:restartNumberingAfterBreak="0">
+    <w:nsid w:val="32C86B4A"/>
+    <w:multiLevelType w:val="multilevel"/>
+    <w:tmpl w:val="A1F6C776"/>
+    <w:lvl w:ilvl="0">
+      <w:start w:val="1"/>
+      <w:numFmt w:val="bullet"/>
+      <w:lvlText w:val=""/>
+      <w:lvlJc w:val="left"/>
+      <w:pPr>
+        <w:tabs>
+          <w:tab w:val="num" w:pos="720"/>
+        </w:tabs>
+        <w:ind w:left="720" w:hanging="360"/>
+      </w:pPr>
+      <w:rPr>
+        <w:rFonts w:ascii="Symbol" w:hAnsi="Symbol" w:hint="default"/>
+        <w:sz w:val="20"/>
+      </w:rPr>
+    </w:lvl>
+    <w:lvl w:ilvl="1" w:tentative="1">
+      <w:start w:val="1"/>
+      <w:numFmt w:val="bullet"/>
+      <w:lvlText w:val="o"/>
+      <w:lvlJc w:val="left"/>
+      <w:pPr>
+        <w:tabs>
+          <w:tab w:val="num" w:pos="1440"/>
+        </w:tabs>
+        <w:ind w:left="1440" w:hanging="360"/>
+      </w:pPr>
+      <w:rPr>
+        <w:rFonts w:ascii="Courier New" w:hAnsi="Courier New" w:hint="default"/>
+        <w:sz w:val="20"/>
+      </w:rPr>
+    </w:lvl>
+    <w:lvl w:ilvl="2" w:tentative="1">
+      <w:start w:val="1"/>
+      <w:numFmt w:val="bullet"/>
+      <w:lvlText w:val=""/>
+      <w:lvlJc w:val="left"/>
+      <w:pPr>
+        <w:tabs>
+          <w:tab w:val="num" w:pos="2160"/>
+        </w:tabs>
+        <w:ind w:left="2160" w:hanging="360"/>
+      </w:pPr>
+      <w:rPr>
+        <w:rFonts w:ascii="Wingdings" w:hAnsi="Wingdings" w:hint="default"/>
+        <w:sz w:val="20"/>
+      </w:rPr>
+    </w:lvl>
+    <w:lvl w:ilvl="3" w:tentative="1">
+      <w:start w:val="1"/>
+      <w:numFmt w:val="bullet"/>
+      <w:lvlText w:val=""/>
+      <w:lvlJc w:val="left"/>
+      <w:pPr>
+        <w:tabs>
+          <w:tab w:val="num" w:pos="2880"/>
+        </w:tabs>
+        <w:ind w:left="2880" w:hanging="360"/>
+      </w:pPr>
+      <w:rPr>
+        <w:rFonts w:ascii="Wingdings" w:hAnsi="Wingdings" w:hint="default"/>
+        <w:sz w:val="20"/>
+      </w:rPr>
+    </w:lvl>
+    <w:lvl w:ilvl="4" w:tentative="1">
+      <w:start w:val="1"/>
+      <w:numFmt w:val="bullet"/>
+      <w:lvlText w:val=""/>
+      <w:lvlJc w:val="left"/>
+      <w:pPr>
+        <w:tabs>
+          <w:tab w:val="num" w:pos="3600"/>
+        </w:tabs>
+        <w:ind w:left="3600" w:hanging="360"/>
+      </w:pPr>
+      <w:rPr>
+        <w:rFonts w:ascii="Wingdings" w:hAnsi="Wingdings" w:hint="default"/>
+        <w:sz w:val="20"/>
+      </w:rPr>
+    </w:lvl>
+    <w:lvl w:ilvl="5" w:tentative="1">
+      <w:start w:val="1"/>
+      <w:numFmt w:val="bullet"/>
+      <w:lvlText w:val=""/>
+      <w:lvlJc w:val="left"/>
+      <w:pPr>
+        <w:tabs>
+          <w:tab w:val="num" w:pos="4320"/>
+        </w:tabs>
+        <w:ind w:left="4320" w:hanging="360"/>
+      </w:pPr>
+      <w:rPr>
+        <w:rFonts w:ascii="Wingdings" w:hAnsi="Wingdings" w:hint="default"/>
+        <w:sz w:val="20"/>
+      </w:rPr>
+    </w:lvl>
+    <w:lvl w:ilvl="6" w:tentative="1">
+      <w:start w:val="1"/>
+      <w:numFmt w:val="bullet"/>
+      <w:lvlText w:val=""/>
+      <w:lvlJc w:val="left"/>
+      <w:pPr>
+        <w:tabs>
+          <w:tab w:val="num" w:pos="5040"/>
+        </w:tabs>
+        <w:ind w:left="5040" w:hanging="360"/>
+      </w:pPr>
+      <w:rPr>
+        <w:rFonts w:ascii="Wingdings" w:hAnsi="Wingdings" w:hint="default"/>
+        <w:sz w:val="20"/>
+      </w:rPr>
+    </w:lvl>
+    <w:lvl w:ilvl="7" w:tentative="1">
+      <w:start w:val="1"/>
+      <w:numFmt w:val="bullet"/>
+      <w:lvlText w:val=""/>
+      <w:lvlJc w:val="left"/>
+      <w:pPr>
+        <w:tabs>
+          <w:tab w:val="num" w:pos="5760"/>
+        </w:tabs>
+        <w:ind w:left="5760" w:hanging="360"/>
+      </w:pPr>
+      <w:rPr>
+        <w:rFonts w:ascii="Wingdings" w:hAnsi="Wingdings" w:hint="default"/>
+        <w:sz w:val="20"/>
+      </w:rPr>
+    </w:lvl>
+    <w:lvl w:ilvl="8" w:tentative="1">
+      <w:start w:val="1"/>
+      <w:numFmt w:val="bullet"/>
+      <w:lvlText w:val=""/>
+      <w:lvlJc w:val="left"/>
+      <w:pPr>
+        <w:tabs>
+          <w:tab w:val="num" w:pos="6480"/>
+        </w:tabs>
+        <w:ind w:left="6480" w:hanging="360"/>
+      </w:pPr>
+      <w:rPr>
+        <w:rFonts w:ascii="Wingdings" w:hAnsi="Wingdings" w:hint="default"/>
+        <w:sz w:val="20"/>
+      </w:rPr>
+    </w:lvl>
+  </w:abstractNum>
+  <w:abstractNum w:abstractNumId="11" w15:restartNumberingAfterBreak="0">
+    <w:nsid w:val="3A6F7553"/>
+    <w:multiLevelType w:val="multilevel"/>
+    <w:tmpl w:val="66C29DFA"/>
+    <w:lvl w:ilvl="0">
+      <w:start w:val="1"/>
+      <w:numFmt w:val="bullet"/>
+      <w:lvlText w:val=""/>
+      <w:lvlJc w:val="left"/>
+      <w:pPr>
+        <w:tabs>
+          <w:tab w:val="num" w:pos="720"/>
+        </w:tabs>
+        <w:ind w:left="720" w:hanging="360"/>
+      </w:pPr>
+      <w:rPr>
+        <w:rFonts w:ascii="Symbol" w:hAnsi="Symbol" w:hint="default"/>
+        <w:sz w:val="20"/>
+      </w:rPr>
+    </w:lvl>
+    <w:lvl w:ilvl="1" w:tentative="1">
+      <w:start w:val="1"/>
+      <w:numFmt w:val="bullet"/>
+      <w:lvlText w:val="o"/>
+      <w:lvlJc w:val="left"/>
+      <w:pPr>
+        <w:tabs>
+          <w:tab w:val="num" w:pos="1440"/>
+        </w:tabs>
+        <w:ind w:left="1440" w:hanging="360"/>
+      </w:pPr>
+      <w:rPr>
+        <w:rFonts w:ascii="Courier New" w:hAnsi="Courier New" w:hint="default"/>
+        <w:sz w:val="20"/>
+      </w:rPr>
+    </w:lvl>
+    <w:lvl w:ilvl="2" w:tentative="1">
+      <w:start w:val="1"/>
+      <w:numFmt w:val="bullet"/>
+      <w:lvlText w:val=""/>
+      <w:lvlJc w:val="left"/>
+      <w:pPr>
+        <w:tabs>
+          <w:tab w:val="num" w:pos="2160"/>
+        </w:tabs>
+        <w:ind w:left="2160" w:hanging="360"/>
+      </w:pPr>
+      <w:rPr>
+        <w:rFonts w:ascii="Wingdings" w:hAnsi="Wingdings" w:hint="default"/>
+        <w:sz w:val="20"/>
+      </w:rPr>
+    </w:lvl>
+    <w:lvl w:ilvl="3" w:tentative="1">
+      <w:start w:val="1"/>
+      <w:numFmt w:val="bullet"/>
+      <w:lvlText w:val=""/>
+      <w:lvlJc w:val="left"/>
+      <w:pPr>
+        <w:tabs>
+          <w:tab w:val="num" w:pos="2880"/>
+        </w:tabs>
+        <w:ind w:left="2880" w:hanging="360"/>
+      </w:pPr>
+      <w:rPr>
+        <w:rFonts w:ascii="Wingdings" w:hAnsi="Wingdings" w:hint="default"/>
+        <w:sz w:val="20"/>
+      </w:rPr>
+    </w:lvl>
+    <w:lvl w:ilvl="4" w:tentative="1">
+      <w:start w:val="1"/>
+      <w:numFmt w:val="bullet"/>
+      <w:lvlText w:val=""/>
+      <w:lvlJc w:val="left"/>
+      <w:pPr>
+        <w:tabs>
+          <w:tab w:val="num" w:pos="3600"/>
+        </w:tabs>
+        <w:ind w:left="3600" w:hanging="360"/>
+      </w:pPr>
+      <w:rPr>
+        <w:rFonts w:ascii="Wingdings" w:hAnsi="Wingdings" w:hint="default"/>
+        <w:sz w:val="20"/>
+      </w:rPr>
+    </w:lvl>
+    <w:lvl w:ilvl="5" w:tentative="1">
+      <w:start w:val="1"/>
+      <w:numFmt w:val="bullet"/>
+      <w:lvlText w:val=""/>
+      <w:lvlJc w:val="left"/>
+      <w:pPr>
+        <w:tabs>
+          <w:tab w:val="num" w:pos="4320"/>
+        </w:tabs>
+        <w:ind w:left="4320" w:hanging="360"/>
+      </w:pPr>
+      <w:rPr>
+        <w:rFonts w:ascii="Wingdings" w:hAnsi="Wingdings" w:hint="default"/>
+        <w:sz w:val="20"/>
+      </w:rPr>
+    </w:lvl>
+    <w:lvl w:ilvl="6" w:tentative="1">
+      <w:start w:val="1"/>
+      <w:numFmt w:val="bullet"/>
+      <w:lvlText w:val=""/>
+      <w:lvlJc w:val="left"/>
+      <w:pPr>
+        <w:tabs>
+          <w:tab w:val="num" w:pos="5040"/>
+        </w:tabs>
+        <w:ind w:left="5040" w:hanging="360"/>
+      </w:pPr>
+      <w:rPr>
+        <w:rFonts w:ascii="Wingdings" w:hAnsi="Wingdings" w:hint="default"/>
+        <w:sz w:val="20"/>
+      </w:rPr>
+    </w:lvl>
+    <w:lvl w:ilvl="7" w:tentative="1">
+      <w:start w:val="1"/>
+      <w:numFmt w:val="bullet"/>
+      <w:lvlText w:val=""/>
+      <w:lvlJc w:val="left"/>
+      <w:pPr>
+        <w:tabs>
+          <w:tab w:val="num" w:pos="5760"/>
+        </w:tabs>
+        <w:ind w:left="5760" w:hanging="360"/>
+      </w:pPr>
+      <w:rPr>
+        <w:rFonts w:ascii="Wingdings" w:hAnsi="Wingdings" w:hint="default"/>
+        <w:sz w:val="20"/>
+      </w:rPr>
+    </w:lvl>
+    <w:lvl w:ilvl="8" w:tentative="1">
+      <w:start w:val="1"/>
+      <w:numFmt w:val="bullet"/>
+      <w:lvlText w:val=""/>
+      <w:lvlJc w:val="left"/>
+      <w:pPr>
+        <w:tabs>
+          <w:tab w:val="num" w:pos="6480"/>
+        </w:tabs>
+        <w:ind w:left="6480" w:hanging="360"/>
+      </w:pPr>
+      <w:rPr>
+        <w:rFonts w:ascii="Wingdings" w:hAnsi="Wingdings" w:hint="default"/>
+        <w:sz w:val="20"/>
+      </w:rPr>
+    </w:lvl>
+  </w:abstractNum>
+  <w:abstractNum w:abstractNumId="12" w15:restartNumberingAfterBreak="0">
+    <w:nsid w:val="447171CB"/>
+    <w:multiLevelType w:val="multilevel"/>
+    <w:tmpl w:val="7E9CCACE"/>
+    <w:lvl w:ilvl="0">
+      <w:start w:val="1"/>
+      <w:numFmt w:val="bullet"/>
+      <w:lvlText w:val=""/>
+      <w:lvlJc w:val="left"/>
+      <w:pPr>
+        <w:tabs>
+          <w:tab w:val="num" w:pos="720"/>
+        </w:tabs>
+        <w:ind w:left="720" w:hanging="360"/>
+      </w:pPr>
+      <w:rPr>
+        <w:rFonts w:ascii="Symbol" w:hAnsi="Symbol" w:hint="default"/>
+        <w:sz w:val="20"/>
+      </w:rPr>
+    </w:lvl>
+    <w:lvl w:ilvl="1" w:tentative="1">
+      <w:start w:val="1"/>
+      <w:numFmt w:val="bullet"/>
+      <w:lvlText w:val="o"/>
+      <w:lvlJc w:val="left"/>
+      <w:pPr>
+        <w:tabs>
+          <w:tab w:val="num" w:pos="1440"/>
+        </w:tabs>
+        <w:ind w:left="1440" w:hanging="360"/>
+      </w:pPr>
+      <w:rPr>
+        <w:rFonts w:ascii="Courier New" w:hAnsi="Courier New" w:hint="default"/>
+        <w:sz w:val="20"/>
+      </w:rPr>
+    </w:lvl>
+    <w:lvl w:ilvl="2" w:tentative="1">
+      <w:start w:val="1"/>
+      <w:numFmt w:val="bullet"/>
+      <w:lvlText w:val=""/>
+      <w:lvlJc w:val="left"/>
+      <w:pPr>
+        <w:tabs>
+          <w:tab w:val="num" w:pos="2160"/>
+        </w:tabs>
+        <w:ind w:left="2160" w:hanging="360"/>
+      </w:pPr>
+      <w:rPr>
+        <w:rFonts w:ascii="Wingdings" w:hAnsi="Wingdings" w:hint="default"/>
+        <w:sz w:val="20"/>
+      </w:rPr>
+    </w:lvl>
+    <w:lvl w:ilvl="3" w:tentative="1">
+      <w:start w:val="1"/>
+      <w:numFmt w:val="bullet"/>
+      <w:lvlText w:val=""/>
+      <w:lvlJc w:val="left"/>
+      <w:pPr>
+        <w:tabs>
+          <w:tab w:val="num" w:pos="2880"/>
+        </w:tabs>
+        <w:ind w:left="2880" w:hanging="360"/>
+      </w:pPr>
+      <w:rPr>
+        <w:rFonts w:ascii="Wingdings" w:hAnsi="Wingdings" w:hint="default"/>
+        <w:sz w:val="20"/>
+      </w:rPr>
+    </w:lvl>
+    <w:lvl w:ilvl="4" w:tentative="1">
+      <w:start w:val="1"/>
+      <w:numFmt w:val="bullet"/>
+      <w:lvlText w:val=""/>
+      <w:lvlJc w:val="left"/>
+      <w:pPr>
+        <w:tabs>
+          <w:tab w:val="num" w:pos="3600"/>
+        </w:tabs>
+        <w:ind w:left="3600" w:hanging="360"/>
+      </w:pPr>
+      <w:rPr>
+        <w:rFonts w:ascii="Wingdings" w:hAnsi="Wingdings" w:hint="default"/>
+        <w:sz w:val="20"/>
+      </w:rPr>
+    </w:lvl>
+    <w:lvl w:ilvl="5" w:tentative="1">
+      <w:start w:val="1"/>
+      <w:numFmt w:val="bullet"/>
+      <w:lvlText w:val=""/>
+      <w:lvlJc w:val="left"/>
+      <w:pPr>
+        <w:tabs>
+          <w:tab w:val="num" w:pos="4320"/>
+        </w:tabs>
+        <w:ind w:left="4320" w:hanging="360"/>
+      </w:pPr>
+      <w:rPr>
+        <w:rFonts w:ascii="Wingdings" w:hAnsi="Wingdings" w:hint="default"/>
+        <w:sz w:val="20"/>
+      </w:rPr>
+    </w:lvl>
+    <w:lvl w:ilvl="6" w:tentative="1">
+      <w:start w:val="1"/>
+      <w:numFmt w:val="bullet"/>
+      <w:lvlText w:val=""/>
+      <w:lvlJc w:val="left"/>
+      <w:pPr>
+        <w:tabs>
+          <w:tab w:val="num" w:pos="5040"/>
+        </w:tabs>
+        <w:ind w:left="5040" w:hanging="360"/>
+      </w:pPr>
+      <w:rPr>
+        <w:rFonts w:ascii="Wingdings" w:hAnsi="Wingdings" w:hint="default"/>
+        <w:sz w:val="20"/>
+      </w:rPr>
+    </w:lvl>
+    <w:lvl w:ilvl="7" w:tentative="1">
+      <w:start w:val="1"/>
+      <w:numFmt w:val="bullet"/>
+      <w:lvlText w:val=""/>
+      <w:lvlJc w:val="left"/>
+      <w:pPr>
+        <w:tabs>
+          <w:tab w:val="num" w:pos="5760"/>
+        </w:tabs>
+        <w:ind w:left="5760" w:hanging="360"/>
+      </w:pPr>
+      <w:rPr>
+        <w:rFonts w:ascii="Wingdings" w:hAnsi="Wingdings" w:hint="default"/>
+        <w:sz w:val="20"/>
+      </w:rPr>
+    </w:lvl>
+    <w:lvl w:ilvl="8" w:tentative="1">
+      <w:start w:val="1"/>
+      <w:numFmt w:val="bullet"/>
+      <w:lvlText w:val=""/>
+      <w:lvlJc w:val="left"/>
+      <w:pPr>
+        <w:tabs>
+          <w:tab w:val="num" w:pos="6480"/>
+        </w:tabs>
+        <w:ind w:left="6480" w:hanging="360"/>
+      </w:pPr>
+      <w:rPr>
+        <w:rFonts w:ascii="Wingdings" w:hAnsi="Wingdings" w:hint="default"/>
+        <w:sz w:val="20"/>
+      </w:rPr>
+    </w:lvl>
+  </w:abstractNum>
+  <w:abstractNum w:abstractNumId="13" w15:restartNumberingAfterBreak="0">
+    <w:nsid w:val="53604EEA"/>
+    <w:multiLevelType w:val="multilevel"/>
+    <w:tmpl w:val="7A56ACEA"/>
+    <w:lvl w:ilvl="0">
+      <w:start w:val="1"/>
+      <w:numFmt w:val="bullet"/>
+      <w:lvlText w:val=""/>
+      <w:lvlJc w:val="left"/>
+      <w:pPr>
+        <w:tabs>
+          <w:tab w:val="num" w:pos="720"/>
+        </w:tabs>
+        <w:ind w:left="720" w:hanging="360"/>
+      </w:pPr>
+      <w:rPr>
+        <w:rFonts w:ascii="Symbol" w:hAnsi="Symbol" w:hint="default"/>
+        <w:sz w:val="20"/>
+      </w:rPr>
+    </w:lvl>
+    <w:lvl w:ilvl="1" w:tentative="1">
+      <w:start w:val="1"/>
+      <w:numFmt w:val="bullet"/>
+      <w:lvlText w:val="o"/>
+      <w:lvlJc w:val="left"/>
+      <w:pPr>
+        <w:tabs>
+          <w:tab w:val="num" w:pos="1440"/>
+        </w:tabs>
+        <w:ind w:left="1440" w:hanging="360"/>
+      </w:pPr>
+      <w:rPr>
+        <w:rFonts w:ascii="Courier New" w:hAnsi="Courier New" w:hint="default"/>
+        <w:sz w:val="20"/>
+      </w:rPr>
+    </w:lvl>
+    <w:lvl w:ilvl="2" w:tentative="1">
+      <w:start w:val="1"/>
+      <w:numFmt w:val="bullet"/>
+      <w:lvlText w:val=""/>
+      <w:lvlJc w:val="left"/>
+      <w:pPr>
+        <w:tabs>
+          <w:tab w:val="num" w:pos="2160"/>
+        </w:tabs>
+        <w:ind w:left="2160" w:hanging="360"/>
+      </w:pPr>
+      <w:rPr>
+        <w:rFonts w:ascii="Wingdings" w:hAnsi="Wingdings" w:hint="default"/>
+        <w:sz w:val="20"/>
+      </w:rPr>
+    </w:lvl>
+    <w:lvl w:ilvl="3" w:tentative="1">
+      <w:start w:val="1"/>
+      <w:numFmt w:val="bullet"/>
+      <w:lvlText w:val=""/>
+      <w:lvlJc w:val="left"/>
+      <w:pPr>
+        <w:tabs>
+          <w:tab w:val="num" w:pos="2880"/>
+        </w:tabs>
+        <w:ind w:left="2880" w:hanging="360"/>
+      </w:pPr>
+      <w:rPr>
+        <w:rFonts w:ascii="Wingdings" w:hAnsi="Wingdings" w:hint="default"/>
+        <w:sz w:val="20"/>
+      </w:rPr>
+    </w:lvl>
+    <w:lvl w:ilvl="4" w:tentative="1">
+      <w:start w:val="1"/>
+      <w:numFmt w:val="bullet"/>
+      <w:lvlText w:val=""/>
+      <w:lvlJc w:val="left"/>
+      <w:pPr>
+        <w:tabs>
+          <w:tab w:val="num" w:pos="3600"/>
+        </w:tabs>
+        <w:ind w:left="3600" w:hanging="360"/>
+      </w:pPr>
+      <w:rPr>
+        <w:rFonts w:ascii="Wingdings" w:hAnsi="Wingdings" w:hint="default"/>
+        <w:sz w:val="20"/>
+      </w:rPr>
+    </w:lvl>
+    <w:lvl w:ilvl="5" w:tentative="1">
+      <w:start w:val="1"/>
+      <w:numFmt w:val="bullet"/>
+      <w:lvlText w:val=""/>
+      <w:lvlJc w:val="left"/>
+      <w:pPr>
+        <w:tabs>
+          <w:tab w:val="num" w:pos="4320"/>
+        </w:tabs>
+        <w:ind w:left="4320" w:hanging="360"/>
+      </w:pPr>
+      <w:rPr>
+        <w:rFonts w:ascii="Wingdings" w:hAnsi="Wingdings" w:hint="default"/>
+        <w:sz w:val="20"/>
+      </w:rPr>
+    </w:lvl>
+    <w:lvl w:ilvl="6" w:tentative="1">
+      <w:start w:val="1"/>
+      <w:numFmt w:val="bullet"/>
+      <w:lvlText w:val=""/>
+      <w:lvlJc w:val="left"/>
+      <w:pPr>
+        <w:tabs>
+          <w:tab w:val="num" w:pos="5040"/>
+        </w:tabs>
+        <w:ind w:left="5040" w:hanging="360"/>
+      </w:pPr>
+      <w:rPr>
+        <w:rFonts w:ascii="Wingdings" w:hAnsi="Wingdings" w:hint="default"/>
+        <w:sz w:val="20"/>
+      </w:rPr>
+    </w:lvl>
+    <w:lvl w:ilvl="7" w:tentative="1">
+      <w:start w:val="1"/>
+      <w:numFmt w:val="bullet"/>
+      <w:lvlText w:val=""/>
+      <w:lvlJc w:val="left"/>
+      <w:pPr>
+        <w:tabs>
+          <w:tab w:val="num" w:pos="5760"/>
+        </w:tabs>
+        <w:ind w:left="5760" w:hanging="360"/>
+      </w:pPr>
+      <w:rPr>
+        <w:rFonts w:ascii="Wingdings" w:hAnsi="Wingdings" w:hint="default"/>
+        <w:sz w:val="20"/>
+      </w:rPr>
+    </w:lvl>
+    <w:lvl w:ilvl="8" w:tentative="1">
+      <w:start w:val="1"/>
+      <w:numFmt w:val="bullet"/>
+      <w:lvlText w:val=""/>
+      <w:lvlJc w:val="left"/>
+      <w:pPr>
+        <w:tabs>
+          <w:tab w:val="num" w:pos="6480"/>
+        </w:tabs>
+        <w:ind w:left="6480" w:hanging="360"/>
+      </w:pPr>
+      <w:rPr>
+        <w:rFonts w:ascii="Wingdings" w:hAnsi="Wingdings" w:hint="default"/>
+        <w:sz w:val="20"/>
+      </w:rPr>
+    </w:lvl>
+  </w:abstractNum>
+  <w:abstractNum w:abstractNumId="14" w15:restartNumberingAfterBreak="0">
+    <w:nsid w:val="56A66263"/>
+    <w:multiLevelType w:val="multilevel"/>
+    <w:tmpl w:val="52B8C442"/>
+    <w:lvl w:ilvl="0">
+      <w:start w:val="1"/>
+      <w:numFmt w:val="bullet"/>
+      <w:lvlText w:val=""/>
+      <w:lvlJc w:val="left"/>
+      <w:pPr>
+        <w:tabs>
+          <w:tab w:val="num" w:pos="720"/>
+        </w:tabs>
+        <w:ind w:left="720" w:hanging="360"/>
+      </w:pPr>
+      <w:rPr>
+        <w:rFonts w:ascii="Symbol" w:hAnsi="Symbol" w:hint="default"/>
+        <w:sz w:val="20"/>
+      </w:rPr>
+    </w:lvl>
+    <w:lvl w:ilvl="1" w:tentative="1">
+      <w:start w:val="1"/>
+      <w:numFmt w:val="bullet"/>
+      <w:lvlText w:val="o"/>
+      <w:lvlJc w:val="left"/>
+      <w:pPr>
+        <w:tabs>
+          <w:tab w:val="num" w:pos="1440"/>
+        </w:tabs>
+        <w:ind w:left="1440" w:hanging="360"/>
+      </w:pPr>
+      <w:rPr>
+        <w:rFonts w:ascii="Courier New" w:hAnsi="Courier New" w:hint="default"/>
+        <w:sz w:val="20"/>
+      </w:rPr>
+    </w:lvl>
+    <w:lvl w:ilvl="2" w:tentative="1">
+      <w:start w:val="1"/>
+      <w:numFmt w:val="bullet"/>
+      <w:lvlText w:val=""/>
+      <w:lvlJc w:val="left"/>
+      <w:pPr>
+        <w:tabs>
+          <w:tab w:val="num" w:pos="2160"/>
+        </w:tabs>
+        <w:ind w:left="2160" w:hanging="360"/>
+      </w:pPr>
+      <w:rPr>
+        <w:rFonts w:ascii="Wingdings" w:hAnsi="Wingdings" w:hint="default"/>
+        <w:sz w:val="20"/>
+      </w:rPr>
+    </w:lvl>
+    <w:lvl w:ilvl="3" w:tentative="1">
+      <w:start w:val="1"/>
+      <w:numFmt w:val="bullet"/>
+      <w:lvlText w:val=""/>
+      <w:lvlJc w:val="left"/>
+      <w:pPr>
+        <w:tabs>
+          <w:tab w:val="num" w:pos="2880"/>
+        </w:tabs>
+        <w:ind w:left="2880" w:hanging="360"/>
+      </w:pPr>
+      <w:rPr>
+        <w:rFonts w:ascii="Wingdings" w:hAnsi="Wingdings" w:hint="default"/>
+        <w:sz w:val="20"/>
+      </w:rPr>
+    </w:lvl>
+    <w:lvl w:ilvl="4" w:tentative="1">
+      <w:start w:val="1"/>
+      <w:numFmt w:val="bullet"/>
+      <w:lvlText w:val=""/>
+      <w:lvlJc w:val="left"/>
+      <w:pPr>
+        <w:tabs>
+          <w:tab w:val="num" w:pos="3600"/>
+        </w:tabs>
+        <w:ind w:left="3600" w:hanging="360"/>
+      </w:pPr>
+      <w:rPr>
+        <w:rFonts w:ascii="Wingdings" w:hAnsi="Wingdings" w:hint="default"/>
+        <w:sz w:val="20"/>
+      </w:rPr>
+    </w:lvl>
+    <w:lvl w:ilvl="5" w:tentative="1">
+      <w:start w:val="1"/>
+      <w:numFmt w:val="bullet"/>
+      <w:lvlText w:val=""/>
+      <w:lvlJc w:val="left"/>
+      <w:pPr>
+        <w:tabs>
+          <w:tab w:val="num" w:pos="4320"/>
+        </w:tabs>
+        <w:ind w:left="4320" w:hanging="360"/>
+      </w:pPr>
+      <w:rPr>
+        <w:rFonts w:ascii="Wingdings" w:hAnsi="Wingdings" w:hint="default"/>
+        <w:sz w:val="20"/>
+      </w:rPr>
+    </w:lvl>
+    <w:lvl w:ilvl="6" w:tentative="1">
+      <w:start w:val="1"/>
+      <w:numFmt w:val="bullet"/>
+      <w:lvlText w:val=""/>
+      <w:lvlJc w:val="left"/>
+      <w:pPr>
+        <w:tabs>
+          <w:tab w:val="num" w:pos="5040"/>
+        </w:tabs>
+        <w:ind w:left="5040" w:hanging="360"/>
+      </w:pPr>
+      <w:rPr>
+        <w:rFonts w:ascii="Wingdings" w:hAnsi="Wingdings" w:hint="default"/>
+        <w:sz w:val="20"/>
+      </w:rPr>
+    </w:lvl>
+    <w:lvl w:ilvl="7" w:tentative="1">
+      <w:start w:val="1"/>
+      <w:numFmt w:val="bullet"/>
+      <w:lvlText w:val=""/>
+      <w:lvlJc w:val="left"/>
+      <w:pPr>
+        <w:tabs>
+          <w:tab w:val="num" w:pos="5760"/>
+        </w:tabs>
+        <w:ind w:left="5760" w:hanging="360"/>
+      </w:pPr>
+      <w:rPr>
+        <w:rFonts w:ascii="Wingdings" w:hAnsi="Wingdings" w:hint="default"/>
+        <w:sz w:val="20"/>
+      </w:rPr>
+    </w:lvl>
+    <w:lvl w:ilvl="8" w:tentative="1">
+      <w:start w:val="1"/>
+      <w:numFmt w:val="bullet"/>
+      <w:lvlText w:val=""/>
+      <w:lvlJc w:val="left"/>
+      <w:pPr>
+        <w:tabs>
+          <w:tab w:val="num" w:pos="6480"/>
+        </w:tabs>
+        <w:ind w:left="6480" w:hanging="360"/>
+      </w:pPr>
+      <w:rPr>
+        <w:rFonts w:ascii="Wingdings" w:hAnsi="Wingdings" w:hint="default"/>
+        <w:sz w:val="20"/>
+      </w:rPr>
+    </w:lvl>
+  </w:abstractNum>
+  <w:abstractNum w:abstractNumId="15" w15:restartNumberingAfterBreak="0">
+    <w:nsid w:val="5AB519D0"/>
+    <w:multiLevelType w:val="multilevel"/>
+    <w:tmpl w:val="F6E432F8"/>
     <w:lvl w:ilvl="0">
       <w:start w:val="1"/>
       <w:numFmt w:val="decimal"/>
@@ -16040,10 +17972,123 @@
       </w:pPr>
     </w:lvl>
   </w:abstractNum>
-  <w:abstractNum w:abstractNumId="3" w15:restartNumberingAfterBreak="0">
-    <w:nsid w:val="12DA7461"/>
+  <w:abstractNum w:abstractNumId="16" w15:restartNumberingAfterBreak="0">
+    <w:nsid w:val="5E164780"/>
     <w:multiLevelType w:val="multilevel"/>
-    <w:tmpl w:val="EB76AC6C"/>
+    <w:tmpl w:val="948412BA"/>
+    <w:lvl w:ilvl="0">
+      <w:start w:val="1"/>
+      <w:numFmt w:val="decimal"/>
+      <w:lvlText w:val="%1."/>
+      <w:lvlJc w:val="left"/>
+      <w:pPr>
+        <w:tabs>
+          <w:tab w:val="num" w:pos="720"/>
+        </w:tabs>
+        <w:ind w:left="720" w:hanging="360"/>
+      </w:pPr>
+    </w:lvl>
+    <w:lvl w:ilvl="1" w:tentative="1">
+      <w:start w:val="1"/>
+      <w:numFmt w:val="decimal"/>
+      <w:lvlText w:val="%2."/>
+      <w:lvlJc w:val="left"/>
+      <w:pPr>
+        <w:tabs>
+          <w:tab w:val="num" w:pos="1440"/>
+        </w:tabs>
+        <w:ind w:left="1440" w:hanging="360"/>
+      </w:pPr>
+    </w:lvl>
+    <w:lvl w:ilvl="2" w:tentative="1">
+      <w:start w:val="1"/>
+      <w:numFmt w:val="decimal"/>
+      <w:lvlText w:val="%3."/>
+      <w:lvlJc w:val="left"/>
+      <w:pPr>
+        <w:tabs>
+          <w:tab w:val="num" w:pos="2160"/>
+        </w:tabs>
+        <w:ind w:left="2160" w:hanging="360"/>
+      </w:pPr>
+    </w:lvl>
+    <w:lvl w:ilvl="3" w:tentative="1">
+      <w:start w:val="1"/>
+      <w:numFmt w:val="decimal"/>
+      <w:lvlText w:val="%4."/>
+      <w:lvlJc w:val="left"/>
+      <w:pPr>
+        <w:tabs>
+          <w:tab w:val="num" w:pos="2880"/>
+        </w:tabs>
+        <w:ind w:left="2880" w:hanging="360"/>
+      </w:pPr>
+    </w:lvl>
+    <w:lvl w:ilvl="4" w:tentative="1">
+      <w:start w:val="1"/>
+      <w:numFmt w:val="decimal"/>
+      <w:lvlText w:val="%5."/>
+      <w:lvlJc w:val="left"/>
+      <w:pPr>
+        <w:tabs>
+          <w:tab w:val="num" w:pos="3600"/>
+        </w:tabs>
+        <w:ind w:left="3600" w:hanging="360"/>
+      </w:pPr>
+    </w:lvl>
+    <w:lvl w:ilvl="5" w:tentative="1">
+      <w:start w:val="1"/>
+      <w:numFmt w:val="decimal"/>
+      <w:lvlText w:val="%6."/>
+      <w:lvlJc w:val="left"/>
+      <w:pPr>
+        <w:tabs>
+          <w:tab w:val="num" w:pos="4320"/>
+        </w:tabs>
+        <w:ind w:left="4320" w:hanging="360"/>
+      </w:pPr>
+    </w:lvl>
+    <w:lvl w:ilvl="6" w:tentative="1">
+      <w:start w:val="1"/>
+      <w:numFmt w:val="decimal"/>
+      <w:lvlText w:val="%7."/>
+      <w:lvlJc w:val="left"/>
+      <w:pPr>
+        <w:tabs>
+          <w:tab w:val="num" w:pos="5040"/>
+        </w:tabs>
+        <w:ind w:left="5040" w:hanging="360"/>
+      </w:pPr>
+    </w:lvl>
+    <w:lvl w:ilvl="7" w:tentative="1">
+      <w:start w:val="1"/>
+      <w:numFmt w:val="decimal"/>
+      <w:lvlText w:val="%8."/>
+      <w:lvlJc w:val="left"/>
+      <w:pPr>
+        <w:tabs>
+          <w:tab w:val="num" w:pos="5760"/>
+        </w:tabs>
+        <w:ind w:left="5760" w:hanging="360"/>
+      </w:pPr>
+    </w:lvl>
+    <w:lvl w:ilvl="8" w:tentative="1">
+      <w:start w:val="1"/>
+      <w:numFmt w:val="decimal"/>
+      <w:lvlText w:val="%9."/>
+      <w:lvlJc w:val="left"/>
+      <w:pPr>
+        <w:tabs>
+          <w:tab w:val="num" w:pos="6480"/>
+        </w:tabs>
+        <w:ind w:left="6480" w:hanging="360"/>
+      </w:pPr>
+    </w:lvl>
+  </w:abstractNum>
+  <w:abstractNum w:abstractNumId="17" w15:restartNumberingAfterBreak="0">
+    <w:nsid w:val="630505A3"/>
+    <w:multiLevelType w:val="multilevel"/>
+    <w:tmpl w:val="D20E0F28"/>
     <w:lvl w:ilvl="0">
       <w:start w:val="1"/>
       <w:numFmt w:val="bullet"/>
@@ -16189,10 +18234,10 @@
       </w:rPr>
     </w:lvl>
   </w:abstractNum>
-  <w:abstractNum w:abstractNumId="4" w15:restartNumberingAfterBreak="0">
-    <w:nsid w:val="14AF3DF9"/>
+  <w:abstractNum w:abstractNumId="18" w15:restartNumberingAfterBreak="0">
+    <w:nsid w:val="63086547"/>
     <w:multiLevelType w:val="multilevel"/>
-    <w:tmpl w:val="539ACA4E"/>
+    <w:tmpl w:val="52F62152"/>
     <w:lvl w:ilvl="0">
       <w:start w:val="1"/>
       <w:numFmt w:val="bullet"/>
@@ -16338,10 +18383,10 @@
       </w:rPr>
     </w:lvl>
   </w:abstractNum>
-  <w:abstractNum w:abstractNumId="5" w15:restartNumberingAfterBreak="0">
-    <w:nsid w:val="1CBF11BB"/>
+  <w:abstractNum w:abstractNumId="19" w15:restartNumberingAfterBreak="0">
+    <w:nsid w:val="6648150E"/>
     <w:multiLevelType w:val="multilevel"/>
-    <w:tmpl w:val="C3F4115E"/>
+    <w:tmpl w:val="FF1EDAC6"/>
     <w:lvl w:ilvl="0">
       <w:start w:val="1"/>
       <w:numFmt w:val="bullet"/>
@@ -16487,10 +18532,10 @@
       </w:rPr>
     </w:lvl>
   </w:abstractNum>
-  <w:abstractNum w:abstractNumId="6" w15:restartNumberingAfterBreak="0">
-    <w:nsid w:val="1DAD38DA"/>
+  <w:abstractNum w:abstractNumId="20" w15:restartNumberingAfterBreak="0">
+    <w:nsid w:val="6B241C9F"/>
     <w:multiLevelType w:val="multilevel"/>
-    <w:tmpl w:val="7E8408E8"/>
+    <w:tmpl w:val="6BB8DA02"/>
     <w:lvl w:ilvl="0">
       <w:start w:val="1"/>
       <w:numFmt w:val="bullet"/>
@@ -16636,10 +18681,10 @@
       </w:rPr>
     </w:lvl>
   </w:abstractNum>
-  <w:abstractNum w:abstractNumId="7" w15:restartNumberingAfterBreak="0">
-    <w:nsid w:val="22553CED"/>
+  <w:abstractNum w:abstractNumId="21" w15:restartNumberingAfterBreak="0">
+    <w:nsid w:val="73D57B90"/>
     <w:multiLevelType w:val="multilevel"/>
-    <w:tmpl w:val="FC68EDC0"/>
+    <w:tmpl w:val="2CD69730"/>
     <w:lvl w:ilvl="0">
       <w:start w:val="1"/>
       <w:numFmt w:val="bullet"/>
@@ -16785,10 +18830,10 @@
       </w:rPr>
     </w:lvl>
   </w:abstractNum>
-  <w:abstractNum w:abstractNumId="8" w15:restartNumberingAfterBreak="0">
-    <w:nsid w:val="35746272"/>
+  <w:abstractNum w:abstractNumId="22" w15:restartNumberingAfterBreak="0">
+    <w:nsid w:val="74E13340"/>
     <w:multiLevelType w:val="multilevel"/>
-    <w:tmpl w:val="E1B20CF6"/>
+    <w:tmpl w:val="D3980BEC"/>
     <w:lvl w:ilvl="0">
       <w:start w:val="1"/>
       <w:numFmt w:val="bullet"/>
@@ -16934,10 +18979,10 @@
       </w:rPr>
     </w:lvl>
   </w:abstractNum>
-  <w:abstractNum w:abstractNumId="9" w15:restartNumberingAfterBreak="0">
-    <w:nsid w:val="40827FDE"/>
+  <w:abstractNum w:abstractNumId="23" w15:restartNumberingAfterBreak="0">
+    <w:nsid w:val="7656236C"/>
     <w:multiLevelType w:val="multilevel"/>
-    <w:tmpl w:val="6352DCC0"/>
+    <w:tmpl w:val="26226C2A"/>
     <w:lvl w:ilvl="0">
       <w:start w:val="1"/>
       <w:numFmt w:val="bullet"/>
@@ -17083,10 +19128,10 @@
       </w:rPr>
     </w:lvl>
   </w:abstractNum>
-  <w:abstractNum w:abstractNumId="10" w15:restartNumberingAfterBreak="0">
-    <w:nsid w:val="431A76B3"/>
+  <w:abstractNum w:abstractNumId="24" w15:restartNumberingAfterBreak="0">
+    <w:nsid w:val="778A3E72"/>
     <w:multiLevelType w:val="multilevel"/>
-    <w:tmpl w:val="0AAA67D2"/>
+    <w:tmpl w:val="B3007BC0"/>
     <w:lvl w:ilvl="0">
       <w:start w:val="1"/>
       <w:numFmt w:val="bullet"/>
@@ -17232,10 +19277,123 @@
       </w:rPr>
     </w:lvl>
   </w:abstractNum>
-  <w:abstractNum w:abstractNumId="11" w15:restartNumberingAfterBreak="0">
-    <w:nsid w:val="49686BB3"/>
+  <w:abstractNum w:abstractNumId="25" w15:restartNumberingAfterBreak="0">
+    <w:nsid w:val="77F36834"/>
     <w:multiLevelType w:val="multilevel"/>
-    <w:tmpl w:val="EAAC7780"/>
+    <w:tmpl w:val="CA5E1AFE"/>
+    <w:lvl w:ilvl="0">
+      <w:start w:val="1"/>
+      <w:numFmt w:val="decimal"/>
+      <w:lvlText w:val="%1."/>
+      <w:lvlJc w:val="left"/>
+      <w:pPr>
+        <w:tabs>
+          <w:tab w:val="num" w:pos="720"/>
+        </w:tabs>
+        <w:ind w:left="720" w:hanging="360"/>
+      </w:pPr>
+    </w:lvl>
+    <w:lvl w:ilvl="1" w:tentative="1">
+      <w:start w:val="1"/>
+      <w:numFmt w:val="decimal"/>
+      <w:lvlText w:val="%2."/>
+      <w:lvlJc w:val="left"/>
+      <w:pPr>
+        <w:tabs>
+          <w:tab w:val="num" w:pos="1440"/>
+        </w:tabs>
+        <w:ind w:left="1440" w:hanging="360"/>
+      </w:pPr>
+    </w:lvl>
+    <w:lvl w:ilvl="2" w:tentative="1">
+      <w:start w:val="1"/>
+      <w:numFmt w:val="decimal"/>
+      <w:lvlText w:val="%3."/>
+      <w:lvlJc w:val="left"/>
+      <w:pPr>
+        <w:tabs>
+          <w:tab w:val="num" w:pos="2160"/>
+        </w:tabs>
+        <w:ind w:left="2160" w:hanging="360"/>
+      </w:pPr>
+    </w:lvl>
+    <w:lvl w:ilvl="3" w:tentative="1">
+      <w:start w:val="1"/>
+      <w:numFmt w:val="decimal"/>
+      <w:lvlText w:val="%4."/>
+      <w:lvlJc w:val="left"/>
+      <w:pPr>
+        <w:tabs>
+          <w:tab w:val="num" w:pos="2880"/>
+        </w:tabs>
+        <w:ind w:left="2880" w:hanging="360"/>
+      </w:pPr>
+    </w:lvl>
+    <w:lvl w:ilvl="4" w:tentative="1">
+      <w:start w:val="1"/>
+      <w:numFmt w:val="decimal"/>
+      <w:lvlText w:val="%5."/>
+      <w:lvlJc w:val="left"/>
+      <w:pPr>
+        <w:tabs>
+          <w:tab w:val="num" w:pos="3600"/>
+        </w:tabs>
+        <w:ind w:left="3600" w:hanging="360"/>
+      </w:pPr>
+    </w:lvl>
+    <w:lvl w:ilvl="5" w:tentative="1">
+      <w:start w:val="1"/>
+      <w:numFmt w:val="decimal"/>
+      <w:lvlText w:val="%6."/>
+      <w:lvlJc w:val="left"/>
+      <w:pPr>
+        <w:tabs>
+          <w:tab w:val="num" w:pos="4320"/>
+        </w:tabs>
+        <w:ind w:left="4320" w:hanging="360"/>
+      </w:pPr>
+    </w:lvl>
+    <w:lvl w:ilvl="6" w:tentative="1">
+      <w:start w:val="1"/>
+      <w:numFmt w:val="decimal"/>
+      <w:lvlText w:val="%7."/>
+      <w:lvlJc w:val="left"/>
+      <w:pPr>
+        <w:tabs>
+          <w:tab w:val="num" w:pos="5040"/>
+        </w:tabs>
+        <w:ind w:left="5040" w:hanging="360"/>
+      </w:pPr>
+    </w:lvl>
+    <w:lvl w:ilvl="7" w:tentative="1">
+      <w:start w:val="1"/>
+      <w:numFmt w:val="decimal"/>
+      <w:lvlText w:val="%8."/>
+      <w:lvlJc w:val="left"/>
+      <w:pPr>
+        <w:tabs>
+          <w:tab w:val="num" w:pos="5760"/>
+        </w:tabs>
+        <w:ind w:left="5760" w:hanging="360"/>
+      </w:pPr>
+    </w:lvl>
+    <w:lvl w:ilvl="8" w:tentative="1">
+      <w:start w:val="1"/>
+      <w:numFmt w:val="decimal"/>
+      <w:lvlText w:val="%9."/>
+      <w:lvlJc w:val="left"/>
+      <w:pPr>
+        <w:tabs>
+          <w:tab w:val="num" w:pos="6480"/>
+        </w:tabs>
+        <w:ind w:left="6480" w:hanging="360"/>
+      </w:pPr>
+    </w:lvl>
+  </w:abstractNum>
+  <w:abstractNum w:abstractNumId="26" w15:restartNumberingAfterBreak="0">
+    <w:nsid w:val="7FD307AC"/>
+    <w:multiLevelType w:val="multilevel"/>
+    <w:tmpl w:val="ECB46FAA"/>
     <w:lvl w:ilvl="0">
       <w:start w:val="1"/>
       <w:numFmt w:val="bullet"/>
@@ -17381,904 +19539,10 @@
       </w:rPr>
     </w:lvl>
   </w:abstractNum>
-  <w:abstractNum w:abstractNumId="12" w15:restartNumberingAfterBreak="0">
-    <w:nsid w:val="4ABE1F64"/>
+  <w:abstractNum w:abstractNumId="27" w15:restartNumberingAfterBreak="0">
+    <w:nsid w:val="7FE70F1E"/>
     <w:multiLevelType w:val="multilevel"/>
-    <w:tmpl w:val="E62CB436"/>
-    <w:lvl w:ilvl="0">
-      <w:start w:val="1"/>
-      <w:numFmt w:val="bullet"/>
-      <w:lvlText w:val=""/>
-      <w:lvlJc w:val="left"/>
-      <w:pPr>
-        <w:tabs>
-          <w:tab w:val="num" w:pos="720"/>
-        </w:tabs>
-        <w:ind w:left="720" w:hanging="360"/>
-      </w:pPr>
-      <w:rPr>
-        <w:rFonts w:ascii="Symbol" w:hAnsi="Symbol" w:hint="default"/>
-        <w:sz w:val="20"/>
-      </w:rPr>
-    </w:lvl>
-    <w:lvl w:ilvl="1" w:tentative="1">
-      <w:start w:val="1"/>
-      <w:numFmt w:val="bullet"/>
-      <w:lvlText w:val="o"/>
-      <w:lvlJc w:val="left"/>
-      <w:pPr>
-        <w:tabs>
-          <w:tab w:val="num" w:pos="1440"/>
-        </w:tabs>
-        <w:ind w:left="1440" w:hanging="360"/>
-      </w:pPr>
-      <w:rPr>
-        <w:rFonts w:ascii="Courier New" w:hAnsi="Courier New" w:hint="default"/>
-        <w:sz w:val="20"/>
-      </w:rPr>
-    </w:lvl>
-    <w:lvl w:ilvl="2" w:tentative="1">
-      <w:start w:val="1"/>
-      <w:numFmt w:val="bullet"/>
-      <w:lvlText w:val=""/>
-      <w:lvlJc w:val="left"/>
-      <w:pPr>
-        <w:tabs>
-          <w:tab w:val="num" w:pos="2160"/>
-        </w:tabs>
-        <w:ind w:left="2160" w:hanging="360"/>
-      </w:pPr>
-      <w:rPr>
-        <w:rFonts w:ascii="Wingdings" w:hAnsi="Wingdings" w:hint="default"/>
-        <w:sz w:val="20"/>
-      </w:rPr>
-    </w:lvl>
-    <w:lvl w:ilvl="3" w:tentative="1">
-      <w:start w:val="1"/>
-      <w:numFmt w:val="bullet"/>
-      <w:lvlText w:val=""/>
-      <w:lvlJc w:val="left"/>
-      <w:pPr>
-        <w:tabs>
-          <w:tab w:val="num" w:pos="2880"/>
-        </w:tabs>
-        <w:ind w:left="2880" w:hanging="360"/>
-      </w:pPr>
-      <w:rPr>
-        <w:rFonts w:ascii="Wingdings" w:hAnsi="Wingdings" w:hint="default"/>
-        <w:sz w:val="20"/>
-      </w:rPr>
-    </w:lvl>
-    <w:lvl w:ilvl="4" w:tentative="1">
-      <w:start w:val="1"/>
-      <w:numFmt w:val="bullet"/>
-      <w:lvlText w:val=""/>
-      <w:lvlJc w:val="left"/>
-      <w:pPr>
-        <w:tabs>
-          <w:tab w:val="num" w:pos="3600"/>
-        </w:tabs>
-        <w:ind w:left="3600" w:hanging="360"/>
-      </w:pPr>
-      <w:rPr>
-        <w:rFonts w:ascii="Wingdings" w:hAnsi="Wingdings" w:hint="default"/>
-        <w:sz w:val="20"/>
-      </w:rPr>
-    </w:lvl>
-    <w:lvl w:ilvl="5" w:tentative="1">
-      <w:start w:val="1"/>
-      <w:numFmt w:val="bullet"/>
-      <w:lvlText w:val=""/>
-      <w:lvlJc w:val="left"/>
-      <w:pPr>
-        <w:tabs>
-          <w:tab w:val="num" w:pos="4320"/>
-        </w:tabs>
-        <w:ind w:left="4320" w:hanging="360"/>
-      </w:pPr>
-      <w:rPr>
-        <w:rFonts w:ascii="Wingdings" w:hAnsi="Wingdings" w:hint="default"/>
-        <w:sz w:val="20"/>
-      </w:rPr>
-    </w:lvl>
-    <w:lvl w:ilvl="6" w:tentative="1">
-      <w:start w:val="1"/>
-      <w:numFmt w:val="bullet"/>
-      <w:lvlText w:val=""/>
-      <w:lvlJc w:val="left"/>
-      <w:pPr>
-        <w:tabs>
-          <w:tab w:val="num" w:pos="5040"/>
-        </w:tabs>
-        <w:ind w:left="5040" w:hanging="360"/>
-      </w:pPr>
-      <w:rPr>
-        <w:rFonts w:ascii="Wingdings" w:hAnsi="Wingdings" w:hint="default"/>
-        <w:sz w:val="20"/>
-      </w:rPr>
-    </w:lvl>
-    <w:lvl w:ilvl="7" w:tentative="1">
-      <w:start w:val="1"/>
-      <w:numFmt w:val="bullet"/>
-      <w:lvlText w:val=""/>
-      <w:lvlJc w:val="left"/>
-      <w:pPr>
-        <w:tabs>
-          <w:tab w:val="num" w:pos="5760"/>
-        </w:tabs>
-        <w:ind w:left="5760" w:hanging="360"/>
-      </w:pPr>
-      <w:rPr>
-        <w:rFonts w:ascii="Wingdings" w:hAnsi="Wingdings" w:hint="default"/>
-        <w:sz w:val="20"/>
-      </w:rPr>
-    </w:lvl>
-    <w:lvl w:ilvl="8" w:tentative="1">
-      <w:start w:val="1"/>
-      <w:numFmt w:val="bullet"/>
-      <w:lvlText w:val=""/>
-      <w:lvlJc w:val="left"/>
-      <w:pPr>
-        <w:tabs>
-          <w:tab w:val="num" w:pos="6480"/>
-        </w:tabs>
-        <w:ind w:left="6480" w:hanging="360"/>
-      </w:pPr>
-      <w:rPr>
-        <w:rFonts w:ascii="Wingdings" w:hAnsi="Wingdings" w:hint="default"/>
-        <w:sz w:val="20"/>
-      </w:rPr>
-    </w:lvl>
-  </w:abstractNum>
-  <w:abstractNum w:abstractNumId="13" w15:restartNumberingAfterBreak="0">
-    <w:nsid w:val="4BF41CDE"/>
-    <w:multiLevelType w:val="multilevel"/>
-    <w:tmpl w:val="5FBAFE62"/>
-    <w:lvl w:ilvl="0">
-      <w:start w:val="1"/>
-      <w:numFmt w:val="bullet"/>
-      <w:lvlText w:val=""/>
-      <w:lvlJc w:val="left"/>
-      <w:pPr>
-        <w:tabs>
-          <w:tab w:val="num" w:pos="720"/>
-        </w:tabs>
-        <w:ind w:left="720" w:hanging="360"/>
-      </w:pPr>
-      <w:rPr>
-        <w:rFonts w:ascii="Symbol" w:hAnsi="Symbol" w:hint="default"/>
-        <w:sz w:val="20"/>
-      </w:rPr>
-    </w:lvl>
-    <w:lvl w:ilvl="1" w:tentative="1">
-      <w:start w:val="1"/>
-      <w:numFmt w:val="bullet"/>
-      <w:lvlText w:val="o"/>
-      <w:lvlJc w:val="left"/>
-      <w:pPr>
-        <w:tabs>
-          <w:tab w:val="num" w:pos="1440"/>
-        </w:tabs>
-        <w:ind w:left="1440" w:hanging="360"/>
-      </w:pPr>
-      <w:rPr>
-        <w:rFonts w:ascii="Courier New" w:hAnsi="Courier New" w:hint="default"/>
-        <w:sz w:val="20"/>
-      </w:rPr>
-    </w:lvl>
-    <w:lvl w:ilvl="2" w:tentative="1">
-      <w:start w:val="1"/>
-      <w:numFmt w:val="bullet"/>
-      <w:lvlText w:val=""/>
-      <w:lvlJc w:val="left"/>
-      <w:pPr>
-        <w:tabs>
-          <w:tab w:val="num" w:pos="2160"/>
-        </w:tabs>
-        <w:ind w:left="2160" w:hanging="360"/>
-      </w:pPr>
-      <w:rPr>
-        <w:rFonts w:ascii="Wingdings" w:hAnsi="Wingdings" w:hint="default"/>
-        <w:sz w:val="20"/>
-      </w:rPr>
-    </w:lvl>
-    <w:lvl w:ilvl="3" w:tentative="1">
-      <w:start w:val="1"/>
-      <w:numFmt w:val="bullet"/>
-      <w:lvlText w:val=""/>
-      <w:lvlJc w:val="left"/>
-      <w:pPr>
-        <w:tabs>
-          <w:tab w:val="num" w:pos="2880"/>
-        </w:tabs>
-        <w:ind w:left="2880" w:hanging="360"/>
-      </w:pPr>
-      <w:rPr>
-        <w:rFonts w:ascii="Wingdings" w:hAnsi="Wingdings" w:hint="default"/>
-        <w:sz w:val="20"/>
-      </w:rPr>
-    </w:lvl>
-    <w:lvl w:ilvl="4" w:tentative="1">
-      <w:start w:val="1"/>
-      <w:numFmt w:val="bullet"/>
-      <w:lvlText w:val=""/>
-      <w:lvlJc w:val="left"/>
-      <w:pPr>
-        <w:tabs>
-          <w:tab w:val="num" w:pos="3600"/>
-        </w:tabs>
-        <w:ind w:left="3600" w:hanging="360"/>
-      </w:pPr>
-      <w:rPr>
-        <w:rFonts w:ascii="Wingdings" w:hAnsi="Wingdings" w:hint="default"/>
-        <w:sz w:val="20"/>
-      </w:rPr>
-    </w:lvl>
-    <w:lvl w:ilvl="5" w:tentative="1">
-      <w:start w:val="1"/>
-      <w:numFmt w:val="bullet"/>
-      <w:lvlText w:val=""/>
-      <w:lvlJc w:val="left"/>
-      <w:pPr>
-        <w:tabs>
-          <w:tab w:val="num" w:pos="4320"/>
-        </w:tabs>
-        <w:ind w:left="4320" w:hanging="360"/>
-      </w:pPr>
-      <w:rPr>
-        <w:rFonts w:ascii="Wingdings" w:hAnsi="Wingdings" w:hint="default"/>
-        <w:sz w:val="20"/>
-      </w:rPr>
-    </w:lvl>
-    <w:lvl w:ilvl="6" w:tentative="1">
-      <w:start w:val="1"/>
-      <w:numFmt w:val="bullet"/>
-      <w:lvlText w:val=""/>
-      <w:lvlJc w:val="left"/>
-      <w:pPr>
-        <w:tabs>
-          <w:tab w:val="num" w:pos="5040"/>
-        </w:tabs>
-        <w:ind w:left="5040" w:hanging="360"/>
-      </w:pPr>
-      <w:rPr>
-        <w:rFonts w:ascii="Wingdings" w:hAnsi="Wingdings" w:hint="default"/>
-        <w:sz w:val="20"/>
-      </w:rPr>
-    </w:lvl>
-    <w:lvl w:ilvl="7" w:tentative="1">
-      <w:start w:val="1"/>
-      <w:numFmt w:val="bullet"/>
-      <w:lvlText w:val=""/>
-      <w:lvlJc w:val="left"/>
-      <w:pPr>
-        <w:tabs>
-          <w:tab w:val="num" w:pos="5760"/>
-        </w:tabs>
-        <w:ind w:left="5760" w:hanging="360"/>
-      </w:pPr>
-      <w:rPr>
-        <w:rFonts w:ascii="Wingdings" w:hAnsi="Wingdings" w:hint="default"/>
-        <w:sz w:val="20"/>
-      </w:rPr>
-    </w:lvl>
-    <w:lvl w:ilvl="8" w:tentative="1">
-      <w:start w:val="1"/>
-      <w:numFmt w:val="bullet"/>
-      <w:lvlText w:val=""/>
-      <w:lvlJc w:val="left"/>
-      <w:pPr>
-        <w:tabs>
-          <w:tab w:val="num" w:pos="6480"/>
-        </w:tabs>
-        <w:ind w:left="6480" w:hanging="360"/>
-      </w:pPr>
-      <w:rPr>
-        <w:rFonts w:ascii="Wingdings" w:hAnsi="Wingdings" w:hint="default"/>
-        <w:sz w:val="20"/>
-      </w:rPr>
-    </w:lvl>
-  </w:abstractNum>
-  <w:abstractNum w:abstractNumId="14" w15:restartNumberingAfterBreak="0">
-    <w:nsid w:val="4CB451C6"/>
-    <w:multiLevelType w:val="multilevel"/>
-    <w:tmpl w:val="C63437DA"/>
-    <w:lvl w:ilvl="0">
-      <w:start w:val="1"/>
-      <w:numFmt w:val="bullet"/>
-      <w:lvlText w:val=""/>
-      <w:lvlJc w:val="left"/>
-      <w:pPr>
-        <w:tabs>
-          <w:tab w:val="num" w:pos="720"/>
-        </w:tabs>
-        <w:ind w:left="720" w:hanging="360"/>
-      </w:pPr>
-      <w:rPr>
-        <w:rFonts w:ascii="Symbol" w:hAnsi="Symbol" w:hint="default"/>
-        <w:sz w:val="20"/>
-      </w:rPr>
-    </w:lvl>
-    <w:lvl w:ilvl="1" w:tentative="1">
-      <w:start w:val="1"/>
-      <w:numFmt w:val="bullet"/>
-      <w:lvlText w:val="o"/>
-      <w:lvlJc w:val="left"/>
-      <w:pPr>
-        <w:tabs>
-          <w:tab w:val="num" w:pos="1440"/>
-        </w:tabs>
-        <w:ind w:left="1440" w:hanging="360"/>
-      </w:pPr>
-      <w:rPr>
-        <w:rFonts w:ascii="Courier New" w:hAnsi="Courier New" w:hint="default"/>
-        <w:sz w:val="20"/>
-      </w:rPr>
-    </w:lvl>
-    <w:lvl w:ilvl="2" w:tentative="1">
-      <w:start w:val="1"/>
-      <w:numFmt w:val="bullet"/>
-      <w:lvlText w:val=""/>
-      <w:lvlJc w:val="left"/>
-      <w:pPr>
-        <w:tabs>
-          <w:tab w:val="num" w:pos="2160"/>
-        </w:tabs>
-        <w:ind w:left="2160" w:hanging="360"/>
-      </w:pPr>
-      <w:rPr>
-        <w:rFonts w:ascii="Wingdings" w:hAnsi="Wingdings" w:hint="default"/>
-        <w:sz w:val="20"/>
-      </w:rPr>
-    </w:lvl>
-    <w:lvl w:ilvl="3" w:tentative="1">
-      <w:start w:val="1"/>
-      <w:numFmt w:val="bullet"/>
-      <w:lvlText w:val=""/>
-      <w:lvlJc w:val="left"/>
-      <w:pPr>
-        <w:tabs>
-          <w:tab w:val="num" w:pos="2880"/>
-        </w:tabs>
-        <w:ind w:left="2880" w:hanging="360"/>
-      </w:pPr>
-      <w:rPr>
-        <w:rFonts w:ascii="Wingdings" w:hAnsi="Wingdings" w:hint="default"/>
-        <w:sz w:val="20"/>
-      </w:rPr>
-    </w:lvl>
-    <w:lvl w:ilvl="4" w:tentative="1">
-      <w:start w:val="1"/>
-      <w:numFmt w:val="bullet"/>
-      <w:lvlText w:val=""/>
-      <w:lvlJc w:val="left"/>
-      <w:pPr>
-        <w:tabs>
-          <w:tab w:val="num" w:pos="3600"/>
-        </w:tabs>
-        <w:ind w:left="3600" w:hanging="360"/>
-      </w:pPr>
-      <w:rPr>
-        <w:rFonts w:ascii="Wingdings" w:hAnsi="Wingdings" w:hint="default"/>
-        <w:sz w:val="20"/>
-      </w:rPr>
-    </w:lvl>
-    <w:lvl w:ilvl="5" w:tentative="1">
-      <w:start w:val="1"/>
-      <w:numFmt w:val="bullet"/>
-      <w:lvlText w:val=""/>
-      <w:lvlJc w:val="left"/>
-      <w:pPr>
-        <w:tabs>
-          <w:tab w:val="num" w:pos="4320"/>
-        </w:tabs>
-        <w:ind w:left="4320" w:hanging="360"/>
-      </w:pPr>
-      <w:rPr>
-        <w:rFonts w:ascii="Wingdings" w:hAnsi="Wingdings" w:hint="default"/>
-        <w:sz w:val="20"/>
-      </w:rPr>
-    </w:lvl>
-    <w:lvl w:ilvl="6" w:tentative="1">
-      <w:start w:val="1"/>
-      <w:numFmt w:val="bullet"/>
-      <w:lvlText w:val=""/>
-      <w:lvlJc w:val="left"/>
-      <w:pPr>
-        <w:tabs>
-          <w:tab w:val="num" w:pos="5040"/>
-        </w:tabs>
-        <w:ind w:left="5040" w:hanging="360"/>
-      </w:pPr>
-      <w:rPr>
-        <w:rFonts w:ascii="Wingdings" w:hAnsi="Wingdings" w:hint="default"/>
-        <w:sz w:val="20"/>
-      </w:rPr>
-    </w:lvl>
-    <w:lvl w:ilvl="7" w:tentative="1">
-      <w:start w:val="1"/>
-      <w:numFmt w:val="bullet"/>
-      <w:lvlText w:val=""/>
-      <w:lvlJc w:val="left"/>
-      <w:pPr>
-        <w:tabs>
-          <w:tab w:val="num" w:pos="5760"/>
-        </w:tabs>
-        <w:ind w:left="5760" w:hanging="360"/>
-      </w:pPr>
-      <w:rPr>
-        <w:rFonts w:ascii="Wingdings" w:hAnsi="Wingdings" w:hint="default"/>
-        <w:sz w:val="20"/>
-      </w:rPr>
-    </w:lvl>
-    <w:lvl w:ilvl="8" w:tentative="1">
-      <w:start w:val="1"/>
-      <w:numFmt w:val="bullet"/>
-      <w:lvlText w:val=""/>
-      <w:lvlJc w:val="left"/>
-      <w:pPr>
-        <w:tabs>
-          <w:tab w:val="num" w:pos="6480"/>
-        </w:tabs>
-        <w:ind w:left="6480" w:hanging="360"/>
-      </w:pPr>
-      <w:rPr>
-        <w:rFonts w:ascii="Wingdings" w:hAnsi="Wingdings" w:hint="default"/>
-        <w:sz w:val="20"/>
-      </w:rPr>
-    </w:lvl>
-  </w:abstractNum>
-  <w:abstractNum w:abstractNumId="15" w15:restartNumberingAfterBreak="0">
-    <w:nsid w:val="50325B33"/>
-    <w:multiLevelType w:val="multilevel"/>
-    <w:tmpl w:val="EF9E49EC"/>
-    <w:lvl w:ilvl="0">
-      <w:start w:val="1"/>
-      <w:numFmt w:val="bullet"/>
-      <w:lvlText w:val=""/>
-      <w:lvlJc w:val="left"/>
-      <w:pPr>
-        <w:tabs>
-          <w:tab w:val="num" w:pos="720"/>
-        </w:tabs>
-        <w:ind w:left="720" w:hanging="360"/>
-      </w:pPr>
-      <w:rPr>
-        <w:rFonts w:ascii="Symbol" w:hAnsi="Symbol" w:hint="default"/>
-        <w:sz w:val="20"/>
-      </w:rPr>
-    </w:lvl>
-    <w:lvl w:ilvl="1" w:tentative="1">
-      <w:start w:val="1"/>
-      <w:numFmt w:val="bullet"/>
-      <w:lvlText w:val="o"/>
-      <w:lvlJc w:val="left"/>
-      <w:pPr>
-        <w:tabs>
-          <w:tab w:val="num" w:pos="1440"/>
-        </w:tabs>
-        <w:ind w:left="1440" w:hanging="360"/>
-      </w:pPr>
-      <w:rPr>
-        <w:rFonts w:ascii="Courier New" w:hAnsi="Courier New" w:hint="default"/>
-        <w:sz w:val="20"/>
-      </w:rPr>
-    </w:lvl>
-    <w:lvl w:ilvl="2" w:tentative="1">
-      <w:start w:val="1"/>
-      <w:numFmt w:val="bullet"/>
-      <w:lvlText w:val=""/>
-      <w:lvlJc w:val="left"/>
-      <w:pPr>
-        <w:tabs>
-          <w:tab w:val="num" w:pos="2160"/>
-        </w:tabs>
-        <w:ind w:left="2160" w:hanging="360"/>
-      </w:pPr>
-      <w:rPr>
-        <w:rFonts w:ascii="Wingdings" w:hAnsi="Wingdings" w:hint="default"/>
-        <w:sz w:val="20"/>
-      </w:rPr>
-    </w:lvl>
-    <w:lvl w:ilvl="3" w:tentative="1">
-      <w:start w:val="1"/>
-      <w:numFmt w:val="bullet"/>
-      <w:lvlText w:val=""/>
-      <w:lvlJc w:val="left"/>
-      <w:pPr>
-        <w:tabs>
-          <w:tab w:val="num" w:pos="2880"/>
-        </w:tabs>
-        <w:ind w:left="2880" w:hanging="360"/>
-      </w:pPr>
-      <w:rPr>
-        <w:rFonts w:ascii="Wingdings" w:hAnsi="Wingdings" w:hint="default"/>
-        <w:sz w:val="20"/>
-      </w:rPr>
-    </w:lvl>
-    <w:lvl w:ilvl="4" w:tentative="1">
-      <w:start w:val="1"/>
-      <w:numFmt w:val="bullet"/>
-      <w:lvlText w:val=""/>
-      <w:lvlJc w:val="left"/>
-      <w:pPr>
-        <w:tabs>
-          <w:tab w:val="num" w:pos="3600"/>
-        </w:tabs>
-        <w:ind w:left="3600" w:hanging="360"/>
-      </w:pPr>
-      <w:rPr>
-        <w:rFonts w:ascii="Wingdings" w:hAnsi="Wingdings" w:hint="default"/>
-        <w:sz w:val="20"/>
-      </w:rPr>
-    </w:lvl>
-    <w:lvl w:ilvl="5" w:tentative="1">
-      <w:start w:val="1"/>
-      <w:numFmt w:val="bullet"/>
-      <w:lvlText w:val=""/>
-      <w:lvlJc w:val="left"/>
-      <w:pPr>
-        <w:tabs>
-          <w:tab w:val="num" w:pos="4320"/>
-        </w:tabs>
-        <w:ind w:left="4320" w:hanging="360"/>
-      </w:pPr>
-      <w:rPr>
-        <w:rFonts w:ascii="Wingdings" w:hAnsi="Wingdings" w:hint="default"/>
-        <w:sz w:val="20"/>
-      </w:rPr>
-    </w:lvl>
-    <w:lvl w:ilvl="6" w:tentative="1">
-      <w:start w:val="1"/>
-      <w:numFmt w:val="bullet"/>
-      <w:lvlText w:val=""/>
-      <w:lvlJc w:val="left"/>
-      <w:pPr>
-        <w:tabs>
-          <w:tab w:val="num" w:pos="5040"/>
-        </w:tabs>
-        <w:ind w:left="5040" w:hanging="360"/>
-      </w:pPr>
-      <w:rPr>
-        <w:rFonts w:ascii="Wingdings" w:hAnsi="Wingdings" w:hint="default"/>
-        <w:sz w:val="20"/>
-      </w:rPr>
-    </w:lvl>
-    <w:lvl w:ilvl="7" w:tentative="1">
-      <w:start w:val="1"/>
-      <w:numFmt w:val="bullet"/>
-      <w:lvlText w:val=""/>
-      <w:lvlJc w:val="left"/>
-      <w:pPr>
-        <w:tabs>
-          <w:tab w:val="num" w:pos="5760"/>
-        </w:tabs>
-        <w:ind w:left="5760" w:hanging="360"/>
-      </w:pPr>
-      <w:rPr>
-        <w:rFonts w:ascii="Wingdings" w:hAnsi="Wingdings" w:hint="default"/>
-        <w:sz w:val="20"/>
-      </w:rPr>
-    </w:lvl>
-    <w:lvl w:ilvl="8" w:tentative="1">
-      <w:start w:val="1"/>
-      <w:numFmt w:val="bullet"/>
-      <w:lvlText w:val=""/>
-      <w:lvlJc w:val="left"/>
-      <w:pPr>
-        <w:tabs>
-          <w:tab w:val="num" w:pos="6480"/>
-        </w:tabs>
-        <w:ind w:left="6480" w:hanging="360"/>
-      </w:pPr>
-      <w:rPr>
-        <w:rFonts w:ascii="Wingdings" w:hAnsi="Wingdings" w:hint="default"/>
-        <w:sz w:val="20"/>
-      </w:rPr>
-    </w:lvl>
-  </w:abstractNum>
-  <w:abstractNum w:abstractNumId="16" w15:restartNumberingAfterBreak="0">
-    <w:nsid w:val="523B5A8D"/>
-    <w:multiLevelType w:val="multilevel"/>
-    <w:tmpl w:val="30C6809C"/>
-    <w:lvl w:ilvl="0">
-      <w:start w:val="1"/>
-      <w:numFmt w:val="bullet"/>
-      <w:lvlText w:val=""/>
-      <w:lvlJc w:val="left"/>
-      <w:pPr>
-        <w:tabs>
-          <w:tab w:val="num" w:pos="720"/>
-        </w:tabs>
-        <w:ind w:left="720" w:hanging="360"/>
-      </w:pPr>
-      <w:rPr>
-        <w:rFonts w:ascii="Symbol" w:hAnsi="Symbol" w:hint="default"/>
-        <w:sz w:val="20"/>
-      </w:rPr>
-    </w:lvl>
-    <w:lvl w:ilvl="1" w:tentative="1">
-      <w:start w:val="1"/>
-      <w:numFmt w:val="bullet"/>
-      <w:lvlText w:val="o"/>
-      <w:lvlJc w:val="left"/>
-      <w:pPr>
-        <w:tabs>
-          <w:tab w:val="num" w:pos="1440"/>
-        </w:tabs>
-        <w:ind w:left="1440" w:hanging="360"/>
-      </w:pPr>
-      <w:rPr>
-        <w:rFonts w:ascii="Courier New" w:hAnsi="Courier New" w:hint="default"/>
-        <w:sz w:val="20"/>
-      </w:rPr>
-    </w:lvl>
-    <w:lvl w:ilvl="2" w:tentative="1">
-      <w:start w:val="1"/>
-      <w:numFmt w:val="bullet"/>
-      <w:lvlText w:val=""/>
-      <w:lvlJc w:val="left"/>
-      <w:pPr>
-        <w:tabs>
-          <w:tab w:val="num" w:pos="2160"/>
-        </w:tabs>
-        <w:ind w:left="2160" w:hanging="360"/>
-      </w:pPr>
-      <w:rPr>
-        <w:rFonts w:ascii="Wingdings" w:hAnsi="Wingdings" w:hint="default"/>
-        <w:sz w:val="20"/>
-      </w:rPr>
-    </w:lvl>
-    <w:lvl w:ilvl="3" w:tentative="1">
-      <w:start w:val="1"/>
-      <w:numFmt w:val="bullet"/>
-      <w:lvlText w:val=""/>
-      <w:lvlJc w:val="left"/>
-      <w:pPr>
-        <w:tabs>
-          <w:tab w:val="num" w:pos="2880"/>
-        </w:tabs>
-        <w:ind w:left="2880" w:hanging="360"/>
-      </w:pPr>
-      <w:rPr>
-        <w:rFonts w:ascii="Wingdings" w:hAnsi="Wingdings" w:hint="default"/>
-        <w:sz w:val="20"/>
-      </w:rPr>
-    </w:lvl>
-    <w:lvl w:ilvl="4" w:tentative="1">
-      <w:start w:val="1"/>
-      <w:numFmt w:val="bullet"/>
-      <w:lvlText w:val=""/>
-      <w:lvlJc w:val="left"/>
-      <w:pPr>
-        <w:tabs>
-          <w:tab w:val="num" w:pos="3600"/>
-        </w:tabs>
-        <w:ind w:left="3600" w:hanging="360"/>
-      </w:pPr>
-      <w:rPr>
-        <w:rFonts w:ascii="Wingdings" w:hAnsi="Wingdings" w:hint="default"/>
-        <w:sz w:val="20"/>
-      </w:rPr>
-    </w:lvl>
-    <w:lvl w:ilvl="5" w:tentative="1">
-      <w:start w:val="1"/>
-      <w:numFmt w:val="bullet"/>
-      <w:lvlText w:val=""/>
-      <w:lvlJc w:val="left"/>
-      <w:pPr>
-        <w:tabs>
-          <w:tab w:val="num" w:pos="4320"/>
-        </w:tabs>
-        <w:ind w:left="4320" w:hanging="360"/>
-      </w:pPr>
-      <w:rPr>
-        <w:rFonts w:ascii="Wingdings" w:hAnsi="Wingdings" w:hint="default"/>
-        <w:sz w:val="20"/>
-      </w:rPr>
-    </w:lvl>
-    <w:lvl w:ilvl="6" w:tentative="1">
-      <w:start w:val="1"/>
-      <w:numFmt w:val="bullet"/>
-      <w:lvlText w:val=""/>
-      <w:lvlJc w:val="left"/>
-      <w:pPr>
-        <w:tabs>
-          <w:tab w:val="num" w:pos="5040"/>
-        </w:tabs>
-        <w:ind w:left="5040" w:hanging="360"/>
-      </w:pPr>
-      <w:rPr>
-        <w:rFonts w:ascii="Wingdings" w:hAnsi="Wingdings" w:hint="default"/>
-        <w:sz w:val="20"/>
-      </w:rPr>
-    </w:lvl>
-    <w:lvl w:ilvl="7" w:tentative="1">
-      <w:start w:val="1"/>
-      <w:numFmt w:val="bullet"/>
-      <w:lvlText w:val=""/>
-      <w:lvlJc w:val="left"/>
-      <w:pPr>
-        <w:tabs>
-          <w:tab w:val="num" w:pos="5760"/>
-        </w:tabs>
-        <w:ind w:left="5760" w:hanging="360"/>
-      </w:pPr>
-      <w:rPr>
-        <w:rFonts w:ascii="Wingdings" w:hAnsi="Wingdings" w:hint="default"/>
-        <w:sz w:val="20"/>
-      </w:rPr>
-    </w:lvl>
-    <w:lvl w:ilvl="8" w:tentative="1">
-      <w:start w:val="1"/>
-      <w:numFmt w:val="bullet"/>
-      <w:lvlText w:val=""/>
-      <w:lvlJc w:val="left"/>
-      <w:pPr>
-        <w:tabs>
-          <w:tab w:val="num" w:pos="6480"/>
-        </w:tabs>
-        <w:ind w:left="6480" w:hanging="360"/>
-      </w:pPr>
-      <w:rPr>
-        <w:rFonts w:ascii="Wingdings" w:hAnsi="Wingdings" w:hint="default"/>
-        <w:sz w:val="20"/>
-      </w:rPr>
-    </w:lvl>
-  </w:abstractNum>
-  <w:abstractNum w:abstractNumId="17" w15:restartNumberingAfterBreak="0">
-    <w:nsid w:val="539B3B24"/>
-    <w:multiLevelType w:val="multilevel"/>
-    <w:tmpl w:val="36E4192C"/>
-    <w:lvl w:ilvl="0">
-      <w:start w:val="1"/>
-      <w:numFmt w:val="bullet"/>
-      <w:lvlText w:val=""/>
-      <w:lvlJc w:val="left"/>
-      <w:pPr>
-        <w:tabs>
-          <w:tab w:val="num" w:pos="720"/>
-        </w:tabs>
-        <w:ind w:left="720" w:hanging="360"/>
-      </w:pPr>
-      <w:rPr>
-        <w:rFonts w:ascii="Symbol" w:hAnsi="Symbol" w:hint="default"/>
-        <w:sz w:val="20"/>
-      </w:rPr>
-    </w:lvl>
-    <w:lvl w:ilvl="1" w:tentative="1">
-      <w:start w:val="1"/>
-      <w:numFmt w:val="bullet"/>
-      <w:lvlText w:val="o"/>
-      <w:lvlJc w:val="left"/>
-      <w:pPr>
-        <w:tabs>
-          <w:tab w:val="num" w:pos="1440"/>
-        </w:tabs>
-        <w:ind w:left="1440" w:hanging="360"/>
-      </w:pPr>
-      <w:rPr>
-        <w:rFonts w:ascii="Courier New" w:hAnsi="Courier New" w:hint="default"/>
-        <w:sz w:val="20"/>
-      </w:rPr>
-    </w:lvl>
-    <w:lvl w:ilvl="2" w:tentative="1">
-      <w:start w:val="1"/>
-      <w:numFmt w:val="bullet"/>
-      <w:lvlText w:val=""/>
-      <w:lvlJc w:val="left"/>
-      <w:pPr>
-        <w:tabs>
-          <w:tab w:val="num" w:pos="2160"/>
-        </w:tabs>
-        <w:ind w:left="2160" w:hanging="360"/>
-      </w:pPr>
-      <w:rPr>
-        <w:rFonts w:ascii="Wingdings" w:hAnsi="Wingdings" w:hint="default"/>
-        <w:sz w:val="20"/>
-      </w:rPr>
-    </w:lvl>
-    <w:lvl w:ilvl="3" w:tentative="1">
-      <w:start w:val="1"/>
-      <w:numFmt w:val="bullet"/>
-      <w:lvlText w:val=""/>
-      <w:lvlJc w:val="left"/>
-      <w:pPr>
-        <w:tabs>
-          <w:tab w:val="num" w:pos="2880"/>
-        </w:tabs>
-        <w:ind w:left="2880" w:hanging="360"/>
-      </w:pPr>
-      <w:rPr>
-        <w:rFonts w:ascii="Wingdings" w:hAnsi="Wingdings" w:hint="default"/>
-        <w:sz w:val="20"/>
-      </w:rPr>
-    </w:lvl>
-    <w:lvl w:ilvl="4" w:tentative="1">
-      <w:start w:val="1"/>
-      <w:numFmt w:val="bullet"/>
-      <w:lvlText w:val=""/>
-      <w:lvlJc w:val="left"/>
-      <w:pPr>
-        <w:tabs>
-          <w:tab w:val="num" w:pos="3600"/>
-        </w:tabs>
-        <w:ind w:left="3600" w:hanging="360"/>
-      </w:pPr>
-      <w:rPr>
-        <w:rFonts w:ascii="Wingdings" w:hAnsi="Wingdings" w:hint="default"/>
-        <w:sz w:val="20"/>
-      </w:rPr>
-    </w:lvl>
-    <w:lvl w:ilvl="5" w:tentative="1">
-      <w:start w:val="1"/>
-      <w:numFmt w:val="bullet"/>
-      <w:lvlText w:val=""/>
-      <w:lvlJc w:val="left"/>
-      <w:pPr>
-        <w:tabs>
-          <w:tab w:val="num" w:pos="4320"/>
-        </w:tabs>
-        <w:ind w:left="4320" w:hanging="360"/>
-      </w:pPr>
-      <w:rPr>
-        <w:rFonts w:ascii="Wingdings" w:hAnsi="Wingdings" w:hint="default"/>
-        <w:sz w:val="20"/>
-      </w:rPr>
-    </w:lvl>
-    <w:lvl w:ilvl="6" w:tentative="1">
-      <w:start w:val="1"/>
-      <w:numFmt w:val="bullet"/>
-      <w:lvlText w:val=""/>
-      <w:lvlJc w:val="left"/>
-      <w:pPr>
-        <w:tabs>
-          <w:tab w:val="num" w:pos="5040"/>
-        </w:tabs>
-        <w:ind w:left="5040" w:hanging="360"/>
-      </w:pPr>
-      <w:rPr>
-        <w:rFonts w:ascii="Wingdings" w:hAnsi="Wingdings" w:hint="default"/>
-        <w:sz w:val="20"/>
-      </w:rPr>
-    </w:lvl>
-    <w:lvl w:ilvl="7" w:tentative="1">
-      <w:start w:val="1"/>
-      <w:numFmt w:val="bullet"/>
-      <w:lvlText w:val=""/>
-      <w:lvlJc w:val="left"/>
-      <w:pPr>
-        <w:tabs>
-          <w:tab w:val="num" w:pos="5760"/>
-        </w:tabs>
-        <w:ind w:left="5760" w:hanging="360"/>
-      </w:pPr>
-      <w:rPr>
-        <w:rFonts w:ascii="Wingdings" w:hAnsi="Wingdings" w:hint="default"/>
-        <w:sz w:val="20"/>
-      </w:rPr>
-    </w:lvl>
-    <w:lvl w:ilvl="8" w:tentative="1">
-      <w:start w:val="1"/>
-      <w:numFmt w:val="bullet"/>
-      <w:lvlText w:val=""/>
-      <w:lvlJc w:val="left"/>
-      <w:pPr>
-        <w:tabs>
-          <w:tab w:val="num" w:pos="6480"/>
-        </w:tabs>
-        <w:ind w:left="6480" w:hanging="360"/>
-      </w:pPr>
-      <w:rPr>
-        <w:rFonts w:ascii="Wingdings" w:hAnsi="Wingdings" w:hint="default"/>
-        <w:sz w:val="20"/>
-      </w:rPr>
-    </w:lvl>
-  </w:abstractNum>
-  <w:abstractNum w:abstractNumId="18" w15:restartNumberingAfterBreak="0">
-    <w:nsid w:val="53DE2ABC"/>
-    <w:multiLevelType w:val="multilevel"/>
-    <w:tmpl w:val="361E7078"/>
+    <w:tmpl w:val="6DD4E414"/>
     <w:lvl w:ilvl="0">
       <w:start w:val="1"/>
       <w:numFmt w:val="decimal"/>
@@ -18388,1322 +19652,89 @@
       </w:pPr>
     </w:lvl>
   </w:abstractNum>
-  <w:abstractNum w:abstractNumId="19" w15:restartNumberingAfterBreak="0">
-    <w:nsid w:val="58254653"/>
-    <w:multiLevelType w:val="multilevel"/>
-    <w:tmpl w:val="518CEA8A"/>
-    <w:lvl w:ilvl="0">
-      <w:start w:val="1"/>
-      <w:numFmt w:val="decimal"/>
-      <w:lvlText w:val="%1."/>
-      <w:lvlJc w:val="left"/>
-      <w:pPr>
-        <w:tabs>
-          <w:tab w:val="num" w:pos="720"/>
-        </w:tabs>
-        <w:ind w:left="720" w:hanging="360"/>
-      </w:pPr>
-    </w:lvl>
-    <w:lvl w:ilvl="1" w:tentative="1">
-      <w:start w:val="1"/>
-      <w:numFmt w:val="decimal"/>
-      <w:lvlText w:val="%2."/>
-      <w:lvlJc w:val="left"/>
-      <w:pPr>
-        <w:tabs>
-          <w:tab w:val="num" w:pos="1440"/>
-        </w:tabs>
-        <w:ind w:left="1440" w:hanging="360"/>
-      </w:pPr>
-    </w:lvl>
-    <w:lvl w:ilvl="2" w:tentative="1">
-      <w:start w:val="1"/>
-      <w:numFmt w:val="decimal"/>
-      <w:lvlText w:val="%3."/>
-      <w:lvlJc w:val="left"/>
-      <w:pPr>
-        <w:tabs>
-          <w:tab w:val="num" w:pos="2160"/>
-        </w:tabs>
-        <w:ind w:left="2160" w:hanging="360"/>
-      </w:pPr>
-    </w:lvl>
-    <w:lvl w:ilvl="3" w:tentative="1">
-      <w:start w:val="1"/>
-      <w:numFmt w:val="decimal"/>
-      <w:lvlText w:val="%4."/>
-      <w:lvlJc w:val="left"/>
-      <w:pPr>
-        <w:tabs>
-          <w:tab w:val="num" w:pos="2880"/>
-        </w:tabs>
-        <w:ind w:left="2880" w:hanging="360"/>
-      </w:pPr>
-    </w:lvl>
-    <w:lvl w:ilvl="4" w:tentative="1">
-      <w:start w:val="1"/>
-      <w:numFmt w:val="decimal"/>
-      <w:lvlText w:val="%5."/>
-      <w:lvlJc w:val="left"/>
-      <w:pPr>
-        <w:tabs>
-          <w:tab w:val="num" w:pos="3600"/>
-        </w:tabs>
-        <w:ind w:left="3600" w:hanging="360"/>
-      </w:pPr>
-    </w:lvl>
-    <w:lvl w:ilvl="5" w:tentative="1">
-      <w:start w:val="1"/>
-      <w:numFmt w:val="decimal"/>
-      <w:lvlText w:val="%6."/>
-      <w:lvlJc w:val="left"/>
-      <w:pPr>
-        <w:tabs>
-          <w:tab w:val="num" w:pos="4320"/>
-        </w:tabs>
-        <w:ind w:left="4320" w:hanging="360"/>
-      </w:pPr>
-    </w:lvl>
-    <w:lvl w:ilvl="6" w:tentative="1">
-      <w:start w:val="1"/>
-      <w:numFmt w:val="decimal"/>
-      <w:lvlText w:val="%7."/>
-      <w:lvlJc w:val="left"/>
-      <w:pPr>
-        <w:tabs>
-          <w:tab w:val="num" w:pos="5040"/>
-        </w:tabs>
-        <w:ind w:left="5040" w:hanging="360"/>
-      </w:pPr>
-    </w:lvl>
-    <w:lvl w:ilvl="7" w:tentative="1">
-      <w:start w:val="1"/>
-      <w:numFmt w:val="decimal"/>
-      <w:lvlText w:val="%8."/>
-      <w:lvlJc w:val="left"/>
-      <w:pPr>
-        <w:tabs>
-          <w:tab w:val="num" w:pos="5760"/>
-        </w:tabs>
-        <w:ind w:left="5760" w:hanging="360"/>
-      </w:pPr>
-    </w:lvl>
-    <w:lvl w:ilvl="8" w:tentative="1">
-      <w:start w:val="1"/>
-      <w:numFmt w:val="decimal"/>
-      <w:lvlText w:val="%9."/>
-      <w:lvlJc w:val="left"/>
-      <w:pPr>
-        <w:tabs>
-          <w:tab w:val="num" w:pos="6480"/>
-        </w:tabs>
-        <w:ind w:left="6480" w:hanging="360"/>
-      </w:pPr>
-    </w:lvl>
-  </w:abstractNum>
-  <w:abstractNum w:abstractNumId="20" w15:restartNumberingAfterBreak="0">
-    <w:nsid w:val="58C83EBD"/>
-    <w:multiLevelType w:val="multilevel"/>
-    <w:tmpl w:val="27AEC222"/>
-    <w:lvl w:ilvl="0">
-      <w:start w:val="1"/>
-      <w:numFmt w:val="bullet"/>
-      <w:lvlText w:val=""/>
-      <w:lvlJc w:val="left"/>
-      <w:pPr>
-        <w:tabs>
-          <w:tab w:val="num" w:pos="720"/>
-        </w:tabs>
-        <w:ind w:left="720" w:hanging="360"/>
-      </w:pPr>
-      <w:rPr>
-        <w:rFonts w:ascii="Symbol" w:hAnsi="Symbol" w:hint="default"/>
-        <w:sz w:val="20"/>
-      </w:rPr>
-    </w:lvl>
-    <w:lvl w:ilvl="1" w:tentative="1">
-      <w:start w:val="1"/>
-      <w:numFmt w:val="bullet"/>
-      <w:lvlText w:val="o"/>
-      <w:lvlJc w:val="left"/>
-      <w:pPr>
-        <w:tabs>
-          <w:tab w:val="num" w:pos="1440"/>
-        </w:tabs>
-        <w:ind w:left="1440" w:hanging="360"/>
-      </w:pPr>
-      <w:rPr>
-        <w:rFonts w:ascii="Courier New" w:hAnsi="Courier New" w:hint="default"/>
-        <w:sz w:val="20"/>
-      </w:rPr>
-    </w:lvl>
-    <w:lvl w:ilvl="2" w:tentative="1">
-      <w:start w:val="1"/>
-      <w:numFmt w:val="bullet"/>
-      <w:lvlText w:val=""/>
-      <w:lvlJc w:val="left"/>
-      <w:pPr>
-        <w:tabs>
-          <w:tab w:val="num" w:pos="2160"/>
-        </w:tabs>
-        <w:ind w:left="2160" w:hanging="360"/>
-      </w:pPr>
-      <w:rPr>
-        <w:rFonts w:ascii="Wingdings" w:hAnsi="Wingdings" w:hint="default"/>
-        <w:sz w:val="20"/>
-      </w:rPr>
-    </w:lvl>
-    <w:lvl w:ilvl="3" w:tentative="1">
-      <w:start w:val="1"/>
-      <w:numFmt w:val="bullet"/>
-      <w:lvlText w:val=""/>
-      <w:lvlJc w:val="left"/>
-      <w:pPr>
-        <w:tabs>
-          <w:tab w:val="num" w:pos="2880"/>
-        </w:tabs>
-        <w:ind w:left="2880" w:hanging="360"/>
-      </w:pPr>
-      <w:rPr>
-        <w:rFonts w:ascii="Wingdings" w:hAnsi="Wingdings" w:hint="default"/>
-        <w:sz w:val="20"/>
-      </w:rPr>
-    </w:lvl>
-    <w:lvl w:ilvl="4" w:tentative="1">
-      <w:start w:val="1"/>
-      <w:numFmt w:val="bullet"/>
-      <w:lvlText w:val=""/>
-      <w:lvlJc w:val="left"/>
-      <w:pPr>
-        <w:tabs>
-          <w:tab w:val="num" w:pos="3600"/>
-        </w:tabs>
-        <w:ind w:left="3600" w:hanging="360"/>
-      </w:pPr>
-      <w:rPr>
-        <w:rFonts w:ascii="Wingdings" w:hAnsi="Wingdings" w:hint="default"/>
-        <w:sz w:val="20"/>
-      </w:rPr>
-    </w:lvl>
-    <w:lvl w:ilvl="5" w:tentative="1">
-      <w:start w:val="1"/>
-      <w:numFmt w:val="bullet"/>
-      <w:lvlText w:val=""/>
-      <w:lvlJc w:val="left"/>
-      <w:pPr>
-        <w:tabs>
-          <w:tab w:val="num" w:pos="4320"/>
-        </w:tabs>
-        <w:ind w:left="4320" w:hanging="360"/>
-      </w:pPr>
-      <w:rPr>
-        <w:rFonts w:ascii="Wingdings" w:hAnsi="Wingdings" w:hint="default"/>
-        <w:sz w:val="20"/>
-      </w:rPr>
-    </w:lvl>
-    <w:lvl w:ilvl="6" w:tentative="1">
-      <w:start w:val="1"/>
-      <w:numFmt w:val="bullet"/>
-      <w:lvlText w:val=""/>
-      <w:lvlJc w:val="left"/>
-      <w:pPr>
-        <w:tabs>
-          <w:tab w:val="num" w:pos="5040"/>
-        </w:tabs>
-        <w:ind w:left="5040" w:hanging="360"/>
-      </w:pPr>
-      <w:rPr>
-        <w:rFonts w:ascii="Wingdings" w:hAnsi="Wingdings" w:hint="default"/>
-        <w:sz w:val="20"/>
-      </w:rPr>
-    </w:lvl>
-    <w:lvl w:ilvl="7" w:tentative="1">
-      <w:start w:val="1"/>
-      <w:numFmt w:val="bullet"/>
-      <w:lvlText w:val=""/>
-      <w:lvlJc w:val="left"/>
-      <w:pPr>
-        <w:tabs>
-          <w:tab w:val="num" w:pos="5760"/>
-        </w:tabs>
-        <w:ind w:left="5760" w:hanging="360"/>
-      </w:pPr>
-      <w:rPr>
-        <w:rFonts w:ascii="Wingdings" w:hAnsi="Wingdings" w:hint="default"/>
-        <w:sz w:val="20"/>
-      </w:rPr>
-    </w:lvl>
-    <w:lvl w:ilvl="8" w:tentative="1">
-      <w:start w:val="1"/>
-      <w:numFmt w:val="bullet"/>
-      <w:lvlText w:val=""/>
-      <w:lvlJc w:val="left"/>
-      <w:pPr>
-        <w:tabs>
-          <w:tab w:val="num" w:pos="6480"/>
-        </w:tabs>
-        <w:ind w:left="6480" w:hanging="360"/>
-      </w:pPr>
-      <w:rPr>
-        <w:rFonts w:ascii="Wingdings" w:hAnsi="Wingdings" w:hint="default"/>
-        <w:sz w:val="20"/>
-      </w:rPr>
-    </w:lvl>
-  </w:abstractNum>
-  <w:abstractNum w:abstractNumId="21" w15:restartNumberingAfterBreak="0">
-    <w:nsid w:val="61484A04"/>
-    <w:multiLevelType w:val="multilevel"/>
-    <w:tmpl w:val="5DA28176"/>
-    <w:lvl w:ilvl="0">
-      <w:start w:val="1"/>
-      <w:numFmt w:val="decimal"/>
-      <w:lvlText w:val="%1."/>
-      <w:lvlJc w:val="left"/>
-      <w:pPr>
-        <w:tabs>
-          <w:tab w:val="num" w:pos="720"/>
-        </w:tabs>
-        <w:ind w:left="720" w:hanging="360"/>
-      </w:pPr>
-    </w:lvl>
-    <w:lvl w:ilvl="1" w:tentative="1">
-      <w:start w:val="1"/>
-      <w:numFmt w:val="decimal"/>
-      <w:lvlText w:val="%2."/>
-      <w:lvlJc w:val="left"/>
-      <w:pPr>
-        <w:tabs>
-          <w:tab w:val="num" w:pos="1440"/>
-        </w:tabs>
-        <w:ind w:left="1440" w:hanging="360"/>
-      </w:pPr>
-    </w:lvl>
-    <w:lvl w:ilvl="2" w:tentative="1">
-      <w:start w:val="1"/>
-      <w:numFmt w:val="decimal"/>
-      <w:lvlText w:val="%3."/>
-      <w:lvlJc w:val="left"/>
-      <w:pPr>
-        <w:tabs>
-          <w:tab w:val="num" w:pos="2160"/>
-        </w:tabs>
-        <w:ind w:left="2160" w:hanging="360"/>
-      </w:pPr>
-    </w:lvl>
-    <w:lvl w:ilvl="3" w:tentative="1">
-      <w:start w:val="1"/>
-      <w:numFmt w:val="decimal"/>
-      <w:lvlText w:val="%4."/>
-      <w:lvlJc w:val="left"/>
-      <w:pPr>
-        <w:tabs>
-          <w:tab w:val="num" w:pos="2880"/>
-        </w:tabs>
-        <w:ind w:left="2880" w:hanging="360"/>
-      </w:pPr>
-    </w:lvl>
-    <w:lvl w:ilvl="4" w:tentative="1">
-      <w:start w:val="1"/>
-      <w:numFmt w:val="decimal"/>
-      <w:lvlText w:val="%5."/>
-      <w:lvlJc w:val="left"/>
-      <w:pPr>
-        <w:tabs>
-          <w:tab w:val="num" w:pos="3600"/>
-        </w:tabs>
-        <w:ind w:left="3600" w:hanging="360"/>
-      </w:pPr>
-    </w:lvl>
-    <w:lvl w:ilvl="5" w:tentative="1">
-      <w:start w:val="1"/>
-      <w:numFmt w:val="decimal"/>
-      <w:lvlText w:val="%6."/>
-      <w:lvlJc w:val="left"/>
-      <w:pPr>
-        <w:tabs>
-          <w:tab w:val="num" w:pos="4320"/>
-        </w:tabs>
-        <w:ind w:left="4320" w:hanging="360"/>
-      </w:pPr>
-    </w:lvl>
-    <w:lvl w:ilvl="6" w:tentative="1">
-      <w:start w:val="1"/>
-      <w:numFmt w:val="decimal"/>
-      <w:lvlText w:val="%7."/>
-      <w:lvlJc w:val="left"/>
-      <w:pPr>
-        <w:tabs>
-          <w:tab w:val="num" w:pos="5040"/>
-        </w:tabs>
-        <w:ind w:left="5040" w:hanging="360"/>
-      </w:pPr>
-    </w:lvl>
-    <w:lvl w:ilvl="7" w:tentative="1">
-      <w:start w:val="1"/>
-      <w:numFmt w:val="decimal"/>
-      <w:lvlText w:val="%8."/>
-      <w:lvlJc w:val="left"/>
-      <w:pPr>
-        <w:tabs>
-          <w:tab w:val="num" w:pos="5760"/>
-        </w:tabs>
-        <w:ind w:left="5760" w:hanging="360"/>
-      </w:pPr>
-    </w:lvl>
-    <w:lvl w:ilvl="8" w:tentative="1">
-      <w:start w:val="1"/>
-      <w:numFmt w:val="decimal"/>
-      <w:lvlText w:val="%9."/>
-      <w:lvlJc w:val="left"/>
-      <w:pPr>
-        <w:tabs>
-          <w:tab w:val="num" w:pos="6480"/>
-        </w:tabs>
-        <w:ind w:left="6480" w:hanging="360"/>
-      </w:pPr>
-    </w:lvl>
-  </w:abstractNum>
-  <w:abstractNum w:abstractNumId="22" w15:restartNumberingAfterBreak="0">
-    <w:nsid w:val="69EC5DB1"/>
-    <w:multiLevelType w:val="multilevel"/>
-    <w:tmpl w:val="3CFC1AB2"/>
-    <w:lvl w:ilvl="0">
-      <w:start w:val="1"/>
-      <w:numFmt w:val="bullet"/>
-      <w:lvlText w:val=""/>
-      <w:lvlJc w:val="left"/>
-      <w:pPr>
-        <w:tabs>
-          <w:tab w:val="num" w:pos="720"/>
-        </w:tabs>
-        <w:ind w:left="720" w:hanging="360"/>
-      </w:pPr>
-      <w:rPr>
-        <w:rFonts w:ascii="Symbol" w:hAnsi="Symbol" w:hint="default"/>
-        <w:sz w:val="20"/>
-      </w:rPr>
-    </w:lvl>
-    <w:lvl w:ilvl="1" w:tentative="1">
-      <w:start w:val="1"/>
-      <w:numFmt w:val="bullet"/>
-      <w:lvlText w:val="o"/>
-      <w:lvlJc w:val="left"/>
-      <w:pPr>
-        <w:tabs>
-          <w:tab w:val="num" w:pos="1440"/>
-        </w:tabs>
-        <w:ind w:left="1440" w:hanging="360"/>
-      </w:pPr>
-      <w:rPr>
-        <w:rFonts w:ascii="Courier New" w:hAnsi="Courier New" w:hint="default"/>
-        <w:sz w:val="20"/>
-      </w:rPr>
-    </w:lvl>
-    <w:lvl w:ilvl="2" w:tentative="1">
-      <w:start w:val="1"/>
-      <w:numFmt w:val="bullet"/>
-      <w:lvlText w:val=""/>
-      <w:lvlJc w:val="left"/>
-      <w:pPr>
-        <w:tabs>
-          <w:tab w:val="num" w:pos="2160"/>
-        </w:tabs>
-        <w:ind w:left="2160" w:hanging="360"/>
-      </w:pPr>
-      <w:rPr>
-        <w:rFonts w:ascii="Wingdings" w:hAnsi="Wingdings" w:hint="default"/>
-        <w:sz w:val="20"/>
-      </w:rPr>
-    </w:lvl>
-    <w:lvl w:ilvl="3" w:tentative="1">
-      <w:start w:val="1"/>
-      <w:numFmt w:val="bullet"/>
-      <w:lvlText w:val=""/>
-      <w:lvlJc w:val="left"/>
-      <w:pPr>
-        <w:tabs>
-          <w:tab w:val="num" w:pos="2880"/>
-        </w:tabs>
-        <w:ind w:left="2880" w:hanging="360"/>
-      </w:pPr>
-      <w:rPr>
-        <w:rFonts w:ascii="Wingdings" w:hAnsi="Wingdings" w:hint="default"/>
-        <w:sz w:val="20"/>
-      </w:rPr>
-    </w:lvl>
-    <w:lvl w:ilvl="4" w:tentative="1">
-      <w:start w:val="1"/>
-      <w:numFmt w:val="bullet"/>
-      <w:lvlText w:val=""/>
-      <w:lvlJc w:val="left"/>
-      <w:pPr>
-        <w:tabs>
-          <w:tab w:val="num" w:pos="3600"/>
-        </w:tabs>
-        <w:ind w:left="3600" w:hanging="360"/>
-      </w:pPr>
-      <w:rPr>
-        <w:rFonts w:ascii="Wingdings" w:hAnsi="Wingdings" w:hint="default"/>
-        <w:sz w:val="20"/>
-      </w:rPr>
-    </w:lvl>
-    <w:lvl w:ilvl="5" w:tentative="1">
-      <w:start w:val="1"/>
-      <w:numFmt w:val="bullet"/>
-      <w:lvlText w:val=""/>
-      <w:lvlJc w:val="left"/>
-      <w:pPr>
-        <w:tabs>
-          <w:tab w:val="num" w:pos="4320"/>
-        </w:tabs>
-        <w:ind w:left="4320" w:hanging="360"/>
-      </w:pPr>
-      <w:rPr>
-        <w:rFonts w:ascii="Wingdings" w:hAnsi="Wingdings" w:hint="default"/>
-        <w:sz w:val="20"/>
-      </w:rPr>
-    </w:lvl>
-    <w:lvl w:ilvl="6" w:tentative="1">
-      <w:start w:val="1"/>
-      <w:numFmt w:val="bullet"/>
-      <w:lvlText w:val=""/>
-      <w:lvlJc w:val="left"/>
-      <w:pPr>
-        <w:tabs>
-          <w:tab w:val="num" w:pos="5040"/>
-        </w:tabs>
-        <w:ind w:left="5040" w:hanging="360"/>
-      </w:pPr>
-      <w:rPr>
-        <w:rFonts w:ascii="Wingdings" w:hAnsi="Wingdings" w:hint="default"/>
-        <w:sz w:val="20"/>
-      </w:rPr>
-    </w:lvl>
-    <w:lvl w:ilvl="7" w:tentative="1">
-      <w:start w:val="1"/>
-      <w:numFmt w:val="bullet"/>
-      <w:lvlText w:val=""/>
-      <w:lvlJc w:val="left"/>
-      <w:pPr>
-        <w:tabs>
-          <w:tab w:val="num" w:pos="5760"/>
-        </w:tabs>
-        <w:ind w:left="5760" w:hanging="360"/>
-      </w:pPr>
-      <w:rPr>
-        <w:rFonts w:ascii="Wingdings" w:hAnsi="Wingdings" w:hint="default"/>
-        <w:sz w:val="20"/>
-      </w:rPr>
-    </w:lvl>
-    <w:lvl w:ilvl="8" w:tentative="1">
-      <w:start w:val="1"/>
-      <w:numFmt w:val="bullet"/>
-      <w:lvlText w:val=""/>
-      <w:lvlJc w:val="left"/>
-      <w:pPr>
-        <w:tabs>
-          <w:tab w:val="num" w:pos="6480"/>
-        </w:tabs>
-        <w:ind w:left="6480" w:hanging="360"/>
-      </w:pPr>
-      <w:rPr>
-        <w:rFonts w:ascii="Wingdings" w:hAnsi="Wingdings" w:hint="default"/>
-        <w:sz w:val="20"/>
-      </w:rPr>
-    </w:lvl>
-  </w:abstractNum>
-  <w:abstractNum w:abstractNumId="23" w15:restartNumberingAfterBreak="0">
-    <w:nsid w:val="716E4A5E"/>
-    <w:multiLevelType w:val="multilevel"/>
-    <w:tmpl w:val="6082CB78"/>
-    <w:lvl w:ilvl="0">
-      <w:start w:val="1"/>
-      <w:numFmt w:val="decimal"/>
-      <w:lvlText w:val="%1."/>
-      <w:lvlJc w:val="left"/>
-      <w:pPr>
-        <w:tabs>
-          <w:tab w:val="num" w:pos="720"/>
-        </w:tabs>
-        <w:ind w:left="720" w:hanging="360"/>
-      </w:pPr>
-    </w:lvl>
-    <w:lvl w:ilvl="1" w:tentative="1">
-      <w:start w:val="1"/>
-      <w:numFmt w:val="decimal"/>
-      <w:lvlText w:val="%2."/>
-      <w:lvlJc w:val="left"/>
-      <w:pPr>
-        <w:tabs>
-          <w:tab w:val="num" w:pos="1440"/>
-        </w:tabs>
-        <w:ind w:left="1440" w:hanging="360"/>
-      </w:pPr>
-    </w:lvl>
-    <w:lvl w:ilvl="2" w:tentative="1">
-      <w:start w:val="1"/>
-      <w:numFmt w:val="decimal"/>
-      <w:lvlText w:val="%3."/>
-      <w:lvlJc w:val="left"/>
-      <w:pPr>
-        <w:tabs>
-          <w:tab w:val="num" w:pos="2160"/>
-        </w:tabs>
-        <w:ind w:left="2160" w:hanging="360"/>
-      </w:pPr>
-    </w:lvl>
-    <w:lvl w:ilvl="3" w:tentative="1">
-      <w:start w:val="1"/>
-      <w:numFmt w:val="decimal"/>
-      <w:lvlText w:val="%4."/>
-      <w:lvlJc w:val="left"/>
-      <w:pPr>
-        <w:tabs>
-          <w:tab w:val="num" w:pos="2880"/>
-        </w:tabs>
-        <w:ind w:left="2880" w:hanging="360"/>
-      </w:pPr>
-    </w:lvl>
-    <w:lvl w:ilvl="4" w:tentative="1">
-      <w:start w:val="1"/>
-      <w:numFmt w:val="decimal"/>
-      <w:lvlText w:val="%5."/>
-      <w:lvlJc w:val="left"/>
-      <w:pPr>
-        <w:tabs>
-          <w:tab w:val="num" w:pos="3600"/>
-        </w:tabs>
-        <w:ind w:left="3600" w:hanging="360"/>
-      </w:pPr>
-    </w:lvl>
-    <w:lvl w:ilvl="5" w:tentative="1">
-      <w:start w:val="1"/>
-      <w:numFmt w:val="decimal"/>
-      <w:lvlText w:val="%6."/>
-      <w:lvlJc w:val="left"/>
-      <w:pPr>
-        <w:tabs>
-          <w:tab w:val="num" w:pos="4320"/>
-        </w:tabs>
-        <w:ind w:left="4320" w:hanging="360"/>
-      </w:pPr>
-    </w:lvl>
-    <w:lvl w:ilvl="6" w:tentative="1">
-      <w:start w:val="1"/>
-      <w:numFmt w:val="decimal"/>
-      <w:lvlText w:val="%7."/>
-      <w:lvlJc w:val="left"/>
-      <w:pPr>
-        <w:tabs>
-          <w:tab w:val="num" w:pos="5040"/>
-        </w:tabs>
-        <w:ind w:left="5040" w:hanging="360"/>
-      </w:pPr>
-    </w:lvl>
-    <w:lvl w:ilvl="7" w:tentative="1">
-      <w:start w:val="1"/>
-      <w:numFmt w:val="decimal"/>
-      <w:lvlText w:val="%8."/>
-      <w:lvlJc w:val="left"/>
-      <w:pPr>
-        <w:tabs>
-          <w:tab w:val="num" w:pos="5760"/>
-        </w:tabs>
-        <w:ind w:left="5760" w:hanging="360"/>
-      </w:pPr>
-    </w:lvl>
-    <w:lvl w:ilvl="8" w:tentative="1">
-      <w:start w:val="1"/>
-      <w:numFmt w:val="decimal"/>
-      <w:lvlText w:val="%9."/>
-      <w:lvlJc w:val="left"/>
-      <w:pPr>
-        <w:tabs>
-          <w:tab w:val="num" w:pos="6480"/>
-        </w:tabs>
-        <w:ind w:left="6480" w:hanging="360"/>
-      </w:pPr>
-    </w:lvl>
-  </w:abstractNum>
-  <w:abstractNum w:abstractNumId="24" w15:restartNumberingAfterBreak="0">
-    <w:nsid w:val="7233577C"/>
-    <w:multiLevelType w:val="multilevel"/>
-    <w:tmpl w:val="D6B0D1DA"/>
-    <w:lvl w:ilvl="0">
-      <w:start w:val="1"/>
-      <w:numFmt w:val="bullet"/>
-      <w:lvlText w:val=""/>
-      <w:lvlJc w:val="left"/>
-      <w:pPr>
-        <w:tabs>
-          <w:tab w:val="num" w:pos="720"/>
-        </w:tabs>
-        <w:ind w:left="720" w:hanging="360"/>
-      </w:pPr>
-      <w:rPr>
-        <w:rFonts w:ascii="Symbol" w:hAnsi="Symbol" w:hint="default"/>
-        <w:sz w:val="20"/>
-      </w:rPr>
-    </w:lvl>
-    <w:lvl w:ilvl="1" w:tentative="1">
-      <w:start w:val="1"/>
-      <w:numFmt w:val="bullet"/>
-      <w:lvlText w:val="o"/>
-      <w:lvlJc w:val="left"/>
-      <w:pPr>
-        <w:tabs>
-          <w:tab w:val="num" w:pos="1440"/>
-        </w:tabs>
-        <w:ind w:left="1440" w:hanging="360"/>
-      </w:pPr>
-      <w:rPr>
-        <w:rFonts w:ascii="Courier New" w:hAnsi="Courier New" w:hint="default"/>
-        <w:sz w:val="20"/>
-      </w:rPr>
-    </w:lvl>
-    <w:lvl w:ilvl="2" w:tentative="1">
-      <w:start w:val="1"/>
-      <w:numFmt w:val="bullet"/>
-      <w:lvlText w:val=""/>
-      <w:lvlJc w:val="left"/>
-      <w:pPr>
-        <w:tabs>
-          <w:tab w:val="num" w:pos="2160"/>
-        </w:tabs>
-        <w:ind w:left="2160" w:hanging="360"/>
-      </w:pPr>
-      <w:rPr>
-        <w:rFonts w:ascii="Wingdings" w:hAnsi="Wingdings" w:hint="default"/>
-        <w:sz w:val="20"/>
-      </w:rPr>
-    </w:lvl>
-    <w:lvl w:ilvl="3" w:tentative="1">
-      <w:start w:val="1"/>
-      <w:numFmt w:val="bullet"/>
-      <w:lvlText w:val=""/>
-      <w:lvlJc w:val="left"/>
-      <w:pPr>
-        <w:tabs>
-          <w:tab w:val="num" w:pos="2880"/>
-        </w:tabs>
-        <w:ind w:left="2880" w:hanging="360"/>
-      </w:pPr>
-      <w:rPr>
-        <w:rFonts w:ascii="Wingdings" w:hAnsi="Wingdings" w:hint="default"/>
-        <w:sz w:val="20"/>
-      </w:rPr>
-    </w:lvl>
-    <w:lvl w:ilvl="4" w:tentative="1">
-      <w:start w:val="1"/>
-      <w:numFmt w:val="bullet"/>
-      <w:lvlText w:val=""/>
-      <w:lvlJc w:val="left"/>
-      <w:pPr>
-        <w:tabs>
-          <w:tab w:val="num" w:pos="3600"/>
-        </w:tabs>
-        <w:ind w:left="3600" w:hanging="360"/>
-      </w:pPr>
-      <w:rPr>
-        <w:rFonts w:ascii="Wingdings" w:hAnsi="Wingdings" w:hint="default"/>
-        <w:sz w:val="20"/>
-      </w:rPr>
-    </w:lvl>
-    <w:lvl w:ilvl="5" w:tentative="1">
-      <w:start w:val="1"/>
-      <w:numFmt w:val="bullet"/>
-      <w:lvlText w:val=""/>
-      <w:lvlJc w:val="left"/>
-      <w:pPr>
-        <w:tabs>
-          <w:tab w:val="num" w:pos="4320"/>
-        </w:tabs>
-        <w:ind w:left="4320" w:hanging="360"/>
-      </w:pPr>
-      <w:rPr>
-        <w:rFonts w:ascii="Wingdings" w:hAnsi="Wingdings" w:hint="default"/>
-        <w:sz w:val="20"/>
-      </w:rPr>
-    </w:lvl>
-    <w:lvl w:ilvl="6" w:tentative="1">
-      <w:start w:val="1"/>
-      <w:numFmt w:val="bullet"/>
-      <w:lvlText w:val=""/>
-      <w:lvlJc w:val="left"/>
-      <w:pPr>
-        <w:tabs>
-          <w:tab w:val="num" w:pos="5040"/>
-        </w:tabs>
-        <w:ind w:left="5040" w:hanging="360"/>
-      </w:pPr>
-      <w:rPr>
-        <w:rFonts w:ascii="Wingdings" w:hAnsi="Wingdings" w:hint="default"/>
-        <w:sz w:val="20"/>
-      </w:rPr>
-    </w:lvl>
-    <w:lvl w:ilvl="7" w:tentative="1">
-      <w:start w:val="1"/>
-      <w:numFmt w:val="bullet"/>
-      <w:lvlText w:val=""/>
-      <w:lvlJc w:val="left"/>
-      <w:pPr>
-        <w:tabs>
-          <w:tab w:val="num" w:pos="5760"/>
-        </w:tabs>
-        <w:ind w:left="5760" w:hanging="360"/>
-      </w:pPr>
-      <w:rPr>
-        <w:rFonts w:ascii="Wingdings" w:hAnsi="Wingdings" w:hint="default"/>
-        <w:sz w:val="20"/>
-      </w:rPr>
-    </w:lvl>
-    <w:lvl w:ilvl="8" w:tentative="1">
-      <w:start w:val="1"/>
-      <w:numFmt w:val="bullet"/>
-      <w:lvlText w:val=""/>
-      <w:lvlJc w:val="left"/>
-      <w:pPr>
-        <w:tabs>
-          <w:tab w:val="num" w:pos="6480"/>
-        </w:tabs>
-        <w:ind w:left="6480" w:hanging="360"/>
-      </w:pPr>
-      <w:rPr>
-        <w:rFonts w:ascii="Wingdings" w:hAnsi="Wingdings" w:hint="default"/>
-        <w:sz w:val="20"/>
-      </w:rPr>
-    </w:lvl>
-  </w:abstractNum>
-  <w:abstractNum w:abstractNumId="25" w15:restartNumberingAfterBreak="0">
-    <w:nsid w:val="73CB79FB"/>
-    <w:multiLevelType w:val="multilevel"/>
-    <w:tmpl w:val="CD9A0946"/>
-    <w:lvl w:ilvl="0">
-      <w:start w:val="1"/>
-      <w:numFmt w:val="bullet"/>
-      <w:lvlText w:val=""/>
-      <w:lvlJc w:val="left"/>
-      <w:pPr>
-        <w:tabs>
-          <w:tab w:val="num" w:pos="720"/>
-        </w:tabs>
-        <w:ind w:left="720" w:hanging="360"/>
-      </w:pPr>
-      <w:rPr>
-        <w:rFonts w:ascii="Symbol" w:hAnsi="Symbol" w:hint="default"/>
-        <w:sz w:val="20"/>
-      </w:rPr>
-    </w:lvl>
-    <w:lvl w:ilvl="1" w:tentative="1">
-      <w:start w:val="1"/>
-      <w:numFmt w:val="bullet"/>
-      <w:lvlText w:val="o"/>
-      <w:lvlJc w:val="left"/>
-      <w:pPr>
-        <w:tabs>
-          <w:tab w:val="num" w:pos="1440"/>
-        </w:tabs>
-        <w:ind w:left="1440" w:hanging="360"/>
-      </w:pPr>
-      <w:rPr>
-        <w:rFonts w:ascii="Courier New" w:hAnsi="Courier New" w:hint="default"/>
-        <w:sz w:val="20"/>
-      </w:rPr>
-    </w:lvl>
-    <w:lvl w:ilvl="2" w:tentative="1">
-      <w:start w:val="1"/>
-      <w:numFmt w:val="bullet"/>
-      <w:lvlText w:val=""/>
-      <w:lvlJc w:val="left"/>
-      <w:pPr>
-        <w:tabs>
-          <w:tab w:val="num" w:pos="2160"/>
-        </w:tabs>
-        <w:ind w:left="2160" w:hanging="360"/>
-      </w:pPr>
-      <w:rPr>
-        <w:rFonts w:ascii="Wingdings" w:hAnsi="Wingdings" w:hint="default"/>
-        <w:sz w:val="20"/>
-      </w:rPr>
-    </w:lvl>
-    <w:lvl w:ilvl="3" w:tentative="1">
-      <w:start w:val="1"/>
-      <w:numFmt w:val="bullet"/>
-      <w:lvlText w:val=""/>
-      <w:lvlJc w:val="left"/>
-      <w:pPr>
-        <w:tabs>
-          <w:tab w:val="num" w:pos="2880"/>
-        </w:tabs>
-        <w:ind w:left="2880" w:hanging="360"/>
-      </w:pPr>
-      <w:rPr>
-        <w:rFonts w:ascii="Wingdings" w:hAnsi="Wingdings" w:hint="default"/>
-        <w:sz w:val="20"/>
-      </w:rPr>
-    </w:lvl>
-    <w:lvl w:ilvl="4" w:tentative="1">
-      <w:start w:val="1"/>
-      <w:numFmt w:val="bullet"/>
-      <w:lvlText w:val=""/>
-      <w:lvlJc w:val="left"/>
-      <w:pPr>
-        <w:tabs>
-          <w:tab w:val="num" w:pos="3600"/>
-        </w:tabs>
-        <w:ind w:left="3600" w:hanging="360"/>
-      </w:pPr>
-      <w:rPr>
-        <w:rFonts w:ascii="Wingdings" w:hAnsi="Wingdings" w:hint="default"/>
-        <w:sz w:val="20"/>
-      </w:rPr>
-    </w:lvl>
-    <w:lvl w:ilvl="5" w:tentative="1">
-      <w:start w:val="1"/>
-      <w:numFmt w:val="bullet"/>
-      <w:lvlText w:val=""/>
-      <w:lvlJc w:val="left"/>
-      <w:pPr>
-        <w:tabs>
-          <w:tab w:val="num" w:pos="4320"/>
-        </w:tabs>
-        <w:ind w:left="4320" w:hanging="360"/>
-      </w:pPr>
-      <w:rPr>
-        <w:rFonts w:ascii="Wingdings" w:hAnsi="Wingdings" w:hint="default"/>
-        <w:sz w:val="20"/>
-      </w:rPr>
-    </w:lvl>
-    <w:lvl w:ilvl="6" w:tentative="1">
-      <w:start w:val="1"/>
-      <w:numFmt w:val="bullet"/>
-      <w:lvlText w:val=""/>
-      <w:lvlJc w:val="left"/>
-      <w:pPr>
-        <w:tabs>
-          <w:tab w:val="num" w:pos="5040"/>
-        </w:tabs>
-        <w:ind w:left="5040" w:hanging="360"/>
-      </w:pPr>
-      <w:rPr>
-        <w:rFonts w:ascii="Wingdings" w:hAnsi="Wingdings" w:hint="default"/>
-        <w:sz w:val="20"/>
-      </w:rPr>
-    </w:lvl>
-    <w:lvl w:ilvl="7" w:tentative="1">
-      <w:start w:val="1"/>
-      <w:numFmt w:val="bullet"/>
-      <w:lvlText w:val=""/>
-      <w:lvlJc w:val="left"/>
-      <w:pPr>
-        <w:tabs>
-          <w:tab w:val="num" w:pos="5760"/>
-        </w:tabs>
-        <w:ind w:left="5760" w:hanging="360"/>
-      </w:pPr>
-      <w:rPr>
-        <w:rFonts w:ascii="Wingdings" w:hAnsi="Wingdings" w:hint="default"/>
-        <w:sz w:val="20"/>
-      </w:rPr>
-    </w:lvl>
-    <w:lvl w:ilvl="8" w:tentative="1">
-      <w:start w:val="1"/>
-      <w:numFmt w:val="bullet"/>
-      <w:lvlText w:val=""/>
-      <w:lvlJc w:val="left"/>
-      <w:pPr>
-        <w:tabs>
-          <w:tab w:val="num" w:pos="6480"/>
-        </w:tabs>
-        <w:ind w:left="6480" w:hanging="360"/>
-      </w:pPr>
-      <w:rPr>
-        <w:rFonts w:ascii="Wingdings" w:hAnsi="Wingdings" w:hint="default"/>
-        <w:sz w:val="20"/>
-      </w:rPr>
-    </w:lvl>
-  </w:abstractNum>
-  <w:abstractNum w:abstractNumId="26" w15:restartNumberingAfterBreak="0">
-    <w:nsid w:val="74024E98"/>
-    <w:multiLevelType w:val="multilevel"/>
-    <w:tmpl w:val="B6F21504"/>
-    <w:lvl w:ilvl="0">
-      <w:start w:val="1"/>
-      <w:numFmt w:val="bullet"/>
-      <w:lvlText w:val=""/>
-      <w:lvlJc w:val="left"/>
-      <w:pPr>
-        <w:tabs>
-          <w:tab w:val="num" w:pos="720"/>
-        </w:tabs>
-        <w:ind w:left="720" w:hanging="360"/>
-      </w:pPr>
-      <w:rPr>
-        <w:rFonts w:ascii="Symbol" w:hAnsi="Symbol" w:hint="default"/>
-        <w:sz w:val="20"/>
-      </w:rPr>
-    </w:lvl>
-    <w:lvl w:ilvl="1" w:tentative="1">
-      <w:start w:val="1"/>
-      <w:numFmt w:val="bullet"/>
-      <w:lvlText w:val="o"/>
-      <w:lvlJc w:val="left"/>
-      <w:pPr>
-        <w:tabs>
-          <w:tab w:val="num" w:pos="1440"/>
-        </w:tabs>
-        <w:ind w:left="1440" w:hanging="360"/>
-      </w:pPr>
-      <w:rPr>
-        <w:rFonts w:ascii="Courier New" w:hAnsi="Courier New" w:hint="default"/>
-        <w:sz w:val="20"/>
-      </w:rPr>
-    </w:lvl>
-    <w:lvl w:ilvl="2" w:tentative="1">
-      <w:start w:val="1"/>
-      <w:numFmt w:val="bullet"/>
-      <w:lvlText w:val=""/>
-      <w:lvlJc w:val="left"/>
-      <w:pPr>
-        <w:tabs>
-          <w:tab w:val="num" w:pos="2160"/>
-        </w:tabs>
-        <w:ind w:left="2160" w:hanging="360"/>
-      </w:pPr>
-      <w:rPr>
-        <w:rFonts w:ascii="Wingdings" w:hAnsi="Wingdings" w:hint="default"/>
-        <w:sz w:val="20"/>
-      </w:rPr>
-    </w:lvl>
-    <w:lvl w:ilvl="3" w:tentative="1">
-      <w:start w:val="1"/>
-      <w:numFmt w:val="bullet"/>
-      <w:lvlText w:val=""/>
-      <w:lvlJc w:val="left"/>
-      <w:pPr>
-        <w:tabs>
-          <w:tab w:val="num" w:pos="2880"/>
-        </w:tabs>
-        <w:ind w:left="2880" w:hanging="360"/>
-      </w:pPr>
-      <w:rPr>
-        <w:rFonts w:ascii="Wingdings" w:hAnsi="Wingdings" w:hint="default"/>
-        <w:sz w:val="20"/>
-      </w:rPr>
-    </w:lvl>
-    <w:lvl w:ilvl="4" w:tentative="1">
-      <w:start w:val="1"/>
-      <w:numFmt w:val="bullet"/>
-      <w:lvlText w:val=""/>
-      <w:lvlJc w:val="left"/>
-      <w:pPr>
-        <w:tabs>
-          <w:tab w:val="num" w:pos="3600"/>
-        </w:tabs>
-        <w:ind w:left="3600" w:hanging="360"/>
-      </w:pPr>
-      <w:rPr>
-        <w:rFonts w:ascii="Wingdings" w:hAnsi="Wingdings" w:hint="default"/>
-        <w:sz w:val="20"/>
-      </w:rPr>
-    </w:lvl>
-    <w:lvl w:ilvl="5" w:tentative="1">
-      <w:start w:val="1"/>
-      <w:numFmt w:val="bullet"/>
-      <w:lvlText w:val=""/>
-      <w:lvlJc w:val="left"/>
-      <w:pPr>
-        <w:tabs>
-          <w:tab w:val="num" w:pos="4320"/>
-        </w:tabs>
-        <w:ind w:left="4320" w:hanging="360"/>
-      </w:pPr>
-      <w:rPr>
-        <w:rFonts w:ascii="Wingdings" w:hAnsi="Wingdings" w:hint="default"/>
-        <w:sz w:val="20"/>
-      </w:rPr>
-    </w:lvl>
-    <w:lvl w:ilvl="6" w:tentative="1">
-      <w:start w:val="1"/>
-      <w:numFmt w:val="bullet"/>
-      <w:lvlText w:val=""/>
-      <w:lvlJc w:val="left"/>
-      <w:pPr>
-        <w:tabs>
-          <w:tab w:val="num" w:pos="5040"/>
-        </w:tabs>
-        <w:ind w:left="5040" w:hanging="360"/>
-      </w:pPr>
-      <w:rPr>
-        <w:rFonts w:ascii="Wingdings" w:hAnsi="Wingdings" w:hint="default"/>
-        <w:sz w:val="20"/>
-      </w:rPr>
-    </w:lvl>
-    <w:lvl w:ilvl="7" w:tentative="1">
-      <w:start w:val="1"/>
-      <w:numFmt w:val="bullet"/>
-      <w:lvlText w:val=""/>
-      <w:lvlJc w:val="left"/>
-      <w:pPr>
-        <w:tabs>
-          <w:tab w:val="num" w:pos="5760"/>
-        </w:tabs>
-        <w:ind w:left="5760" w:hanging="360"/>
-      </w:pPr>
-      <w:rPr>
-        <w:rFonts w:ascii="Wingdings" w:hAnsi="Wingdings" w:hint="default"/>
-        <w:sz w:val="20"/>
-      </w:rPr>
-    </w:lvl>
-    <w:lvl w:ilvl="8" w:tentative="1">
-      <w:start w:val="1"/>
-      <w:numFmt w:val="bullet"/>
-      <w:lvlText w:val=""/>
-      <w:lvlJc w:val="left"/>
-      <w:pPr>
-        <w:tabs>
-          <w:tab w:val="num" w:pos="6480"/>
-        </w:tabs>
-        <w:ind w:left="6480" w:hanging="360"/>
-      </w:pPr>
-      <w:rPr>
-        <w:rFonts w:ascii="Wingdings" w:hAnsi="Wingdings" w:hint="default"/>
-        <w:sz w:val="20"/>
-      </w:rPr>
-    </w:lvl>
-  </w:abstractNum>
-  <w:abstractNum w:abstractNumId="27" w15:restartNumberingAfterBreak="0">
-    <w:nsid w:val="778C7573"/>
-    <w:multiLevelType w:val="multilevel"/>
-    <w:tmpl w:val="419A036C"/>
-    <w:lvl w:ilvl="0">
-      <w:start w:val="1"/>
-      <w:numFmt w:val="bullet"/>
-      <w:lvlText w:val=""/>
-      <w:lvlJc w:val="left"/>
-      <w:pPr>
-        <w:tabs>
-          <w:tab w:val="num" w:pos="720"/>
-        </w:tabs>
-        <w:ind w:left="720" w:hanging="360"/>
-      </w:pPr>
-      <w:rPr>
-        <w:rFonts w:ascii="Symbol" w:hAnsi="Symbol" w:hint="default"/>
-        <w:sz w:val="20"/>
-      </w:rPr>
-    </w:lvl>
-    <w:lvl w:ilvl="1" w:tentative="1">
-      <w:start w:val="1"/>
-      <w:numFmt w:val="bullet"/>
-      <w:lvlText w:val="o"/>
-      <w:lvlJc w:val="left"/>
-      <w:pPr>
-        <w:tabs>
-          <w:tab w:val="num" w:pos="1440"/>
-        </w:tabs>
-        <w:ind w:left="1440" w:hanging="360"/>
-      </w:pPr>
-      <w:rPr>
-        <w:rFonts w:ascii="Courier New" w:hAnsi="Courier New" w:hint="default"/>
-        <w:sz w:val="20"/>
-      </w:rPr>
-    </w:lvl>
-    <w:lvl w:ilvl="2" w:tentative="1">
-      <w:start w:val="1"/>
-      <w:numFmt w:val="bullet"/>
-      <w:lvlText w:val=""/>
-      <w:lvlJc w:val="left"/>
-      <w:pPr>
-        <w:tabs>
-          <w:tab w:val="num" w:pos="2160"/>
-        </w:tabs>
-        <w:ind w:left="2160" w:hanging="360"/>
-      </w:pPr>
-      <w:rPr>
-        <w:rFonts w:ascii="Wingdings" w:hAnsi="Wingdings" w:hint="default"/>
-        <w:sz w:val="20"/>
-      </w:rPr>
-    </w:lvl>
-    <w:lvl w:ilvl="3" w:tentative="1">
-      <w:start w:val="1"/>
-      <w:numFmt w:val="bullet"/>
-      <w:lvlText w:val=""/>
-      <w:lvlJc w:val="left"/>
-      <w:pPr>
-        <w:tabs>
-          <w:tab w:val="num" w:pos="2880"/>
-        </w:tabs>
-        <w:ind w:left="2880" w:hanging="360"/>
-      </w:pPr>
-      <w:rPr>
-        <w:rFonts w:ascii="Wingdings" w:hAnsi="Wingdings" w:hint="default"/>
-        <w:sz w:val="20"/>
-      </w:rPr>
-    </w:lvl>
-    <w:lvl w:ilvl="4" w:tentative="1">
-      <w:start w:val="1"/>
-      <w:numFmt w:val="bullet"/>
-      <w:lvlText w:val=""/>
-      <w:lvlJc w:val="left"/>
-      <w:pPr>
-        <w:tabs>
-          <w:tab w:val="num" w:pos="3600"/>
-        </w:tabs>
-        <w:ind w:left="3600" w:hanging="360"/>
-      </w:pPr>
-      <w:rPr>
-        <w:rFonts w:ascii="Wingdings" w:hAnsi="Wingdings" w:hint="default"/>
-        <w:sz w:val="20"/>
-      </w:rPr>
-    </w:lvl>
-    <w:lvl w:ilvl="5" w:tentative="1">
-      <w:start w:val="1"/>
-      <w:numFmt w:val="bullet"/>
-      <w:lvlText w:val=""/>
-      <w:lvlJc w:val="left"/>
-      <w:pPr>
-        <w:tabs>
-          <w:tab w:val="num" w:pos="4320"/>
-        </w:tabs>
-        <w:ind w:left="4320" w:hanging="360"/>
-      </w:pPr>
-      <w:rPr>
-        <w:rFonts w:ascii="Wingdings" w:hAnsi="Wingdings" w:hint="default"/>
-        <w:sz w:val="20"/>
-      </w:rPr>
-    </w:lvl>
-    <w:lvl w:ilvl="6" w:tentative="1">
-      <w:start w:val="1"/>
-      <w:numFmt w:val="bullet"/>
-      <w:lvlText w:val=""/>
-      <w:lvlJc w:val="left"/>
-      <w:pPr>
-        <w:tabs>
-          <w:tab w:val="num" w:pos="5040"/>
-        </w:tabs>
-        <w:ind w:left="5040" w:hanging="360"/>
-      </w:pPr>
-      <w:rPr>
-        <w:rFonts w:ascii="Wingdings" w:hAnsi="Wingdings" w:hint="default"/>
-        <w:sz w:val="20"/>
-      </w:rPr>
-    </w:lvl>
-    <w:lvl w:ilvl="7" w:tentative="1">
-      <w:start w:val="1"/>
-      <w:numFmt w:val="bullet"/>
-      <w:lvlText w:val=""/>
-      <w:lvlJc w:val="left"/>
-      <w:pPr>
-        <w:tabs>
-          <w:tab w:val="num" w:pos="5760"/>
-        </w:tabs>
-        <w:ind w:left="5760" w:hanging="360"/>
-      </w:pPr>
-      <w:rPr>
-        <w:rFonts w:ascii="Wingdings" w:hAnsi="Wingdings" w:hint="default"/>
-        <w:sz w:val="20"/>
-      </w:rPr>
-    </w:lvl>
-    <w:lvl w:ilvl="8" w:tentative="1">
-      <w:start w:val="1"/>
-      <w:numFmt w:val="bullet"/>
-      <w:lvlText w:val=""/>
-      <w:lvlJc w:val="left"/>
-      <w:pPr>
-        <w:tabs>
-          <w:tab w:val="num" w:pos="6480"/>
-        </w:tabs>
-        <w:ind w:left="6480" w:hanging="360"/>
-      </w:pPr>
-      <w:rPr>
-        <w:rFonts w:ascii="Wingdings" w:hAnsi="Wingdings" w:hint="default"/>
-        <w:sz w:val="20"/>
-      </w:rPr>
-    </w:lvl>
-  </w:abstractNum>
-  <w:num w:numId="1" w16cid:durableId="1189444853">
+  <w:num w:numId="1" w16cid:durableId="1147016075">
+    <w:abstractNumId w:val="5"/>
+  </w:num>
+  <w:num w:numId="2" w16cid:durableId="1305429362">
+    <w:abstractNumId w:val="18"/>
+  </w:num>
+  <w:num w:numId="3" w16cid:durableId="91096967">
+    <w:abstractNumId w:val="24"/>
+  </w:num>
+  <w:num w:numId="4" w16cid:durableId="141780549">
+    <w:abstractNumId w:val="23"/>
+  </w:num>
+  <w:num w:numId="5" w16cid:durableId="182980138">
+    <w:abstractNumId w:val="11"/>
+  </w:num>
+  <w:num w:numId="6" w16cid:durableId="674452755">
+    <w:abstractNumId w:val="4"/>
+  </w:num>
+  <w:num w:numId="7" w16cid:durableId="804812066">
     <w:abstractNumId w:val="26"/>
   </w:num>
-  <w:num w:numId="2" w16cid:durableId="794643765">
+  <w:num w:numId="8" w16cid:durableId="1285766747">
+    <w:abstractNumId w:val="19"/>
+  </w:num>
+  <w:num w:numId="9" w16cid:durableId="1636521905">
+    <w:abstractNumId w:val="15"/>
+  </w:num>
+  <w:num w:numId="10" w16cid:durableId="1264218784">
+    <w:abstractNumId w:val="22"/>
+  </w:num>
+  <w:num w:numId="11" w16cid:durableId="784152731">
+    <w:abstractNumId w:val="2"/>
+  </w:num>
+  <w:num w:numId="12" w16cid:durableId="1691222141">
+    <w:abstractNumId w:val="17"/>
+  </w:num>
+  <w:num w:numId="13" w16cid:durableId="856231901">
+    <w:abstractNumId w:val="7"/>
+  </w:num>
+  <w:num w:numId="14" w16cid:durableId="1500736152">
+    <w:abstractNumId w:val="10"/>
+  </w:num>
+  <w:num w:numId="15" w16cid:durableId="873342941">
+    <w:abstractNumId w:val="8"/>
+  </w:num>
+  <w:num w:numId="16" w16cid:durableId="38093795">
+    <w:abstractNumId w:val="6"/>
+  </w:num>
+  <w:num w:numId="17" w16cid:durableId="1190140874">
+    <w:abstractNumId w:val="9"/>
+  </w:num>
+  <w:num w:numId="18" w16cid:durableId="1642540591">
+    <w:abstractNumId w:val="12"/>
+  </w:num>
+  <w:num w:numId="19" w16cid:durableId="5717659">
+    <w:abstractNumId w:val="0"/>
+  </w:num>
+  <w:num w:numId="20" w16cid:durableId="2119907023">
+    <w:abstractNumId w:val="25"/>
+  </w:num>
+  <w:num w:numId="21" w16cid:durableId="214243828">
+    <w:abstractNumId w:val="13"/>
+  </w:num>
+  <w:num w:numId="22" w16cid:durableId="460198281">
+    <w:abstractNumId w:val="20"/>
+  </w:num>
+  <w:num w:numId="23" w16cid:durableId="1333879000">
+    <w:abstractNumId w:val="21"/>
+  </w:num>
+  <w:num w:numId="24" w16cid:durableId="1009334579">
+    <w:abstractNumId w:val="27"/>
+  </w:num>
+  <w:num w:numId="25" w16cid:durableId="807430449">
     <w:abstractNumId w:val="3"/>
   </w:num>
-  <w:num w:numId="3" w16cid:durableId="1356616931">
-    <w:abstractNumId w:val="7"/>
+  <w:num w:numId="26" w16cid:durableId="1199969379">
+    <w:abstractNumId w:val="14"/>
   </w:num>
-  <w:num w:numId="4" w16cid:durableId="451555773">
-    <w:abstractNumId w:val="20"/>
-  </w:num>
-  <w:num w:numId="5" w16cid:durableId="2028168538">
-    <w:abstractNumId w:val="12"/>
-  </w:num>
-  <w:num w:numId="6" w16cid:durableId="945424797">
-    <w:abstractNumId w:val="22"/>
-  </w:num>
-  <w:num w:numId="7" w16cid:durableId="349718338">
-    <w:abstractNumId w:val="24"/>
-  </w:num>
-  <w:num w:numId="8" w16cid:durableId="1239100594">
-    <w:abstractNumId w:val="0"/>
-  </w:num>
-  <w:num w:numId="9" w16cid:durableId="970666956">
-    <w:abstractNumId w:val="19"/>
-  </w:num>
-  <w:num w:numId="10" w16cid:durableId="1290162495">
-    <w:abstractNumId w:val="13"/>
-  </w:num>
-  <w:num w:numId="11" w16cid:durableId="583299842">
+  <w:num w:numId="27" w16cid:durableId="1718118610">
     <w:abstractNumId w:val="16"/>
   </w:num>
-  <w:num w:numId="12" w16cid:durableId="1143549584">
-    <w:abstractNumId w:val="27"/>
-  </w:num>
-  <w:num w:numId="13" w16cid:durableId="210387327">
-    <w:abstractNumId w:val="14"/>
-  </w:num>
-  <w:num w:numId="14" w16cid:durableId="285087359">
-    <w:abstractNumId w:val="25"/>
-  </w:num>
-  <w:num w:numId="15" w16cid:durableId="1069570208">
-    <w:abstractNumId w:val="10"/>
-  </w:num>
-  <w:num w:numId="16" w16cid:durableId="66803088">
-    <w:abstractNumId w:val="17"/>
-  </w:num>
-  <w:num w:numId="17" w16cid:durableId="782916558">
-    <w:abstractNumId w:val="9"/>
-  </w:num>
-  <w:num w:numId="18" w16cid:durableId="1763602095">
-    <w:abstractNumId w:val="11"/>
-  </w:num>
-  <w:num w:numId="19" w16cid:durableId="1456408752">
-    <w:abstractNumId w:val="2"/>
-  </w:num>
-  <w:num w:numId="20" w16cid:durableId="419790750">
-    <w:abstractNumId w:val="23"/>
-  </w:num>
-  <w:num w:numId="21" w16cid:durableId="1354266502">
-    <w:abstractNumId w:val="8"/>
-  </w:num>
-  <w:num w:numId="22" w16cid:durableId="1655984560">
-    <w:abstractNumId w:val="5"/>
-  </w:num>
-  <w:num w:numId="23" w16cid:durableId="107163841">
-    <w:abstractNumId w:val="6"/>
-  </w:num>
-  <w:num w:numId="24" w16cid:durableId="574123765">
-    <w:abstractNumId w:val="18"/>
-  </w:num>
-  <w:num w:numId="25" w16cid:durableId="186259464">
+  <w:num w:numId="28" w16cid:durableId="6836302">
     <w:abstractNumId w:val="1"/>
-  </w:num>
-  <w:num w:numId="26" w16cid:durableId="1624069552">
-    <w:abstractNumId w:val="4"/>
-  </w:num>
-  <w:num w:numId="27" w16cid:durableId="2064283174">
-    <w:abstractNumId w:val="21"/>
-  </w:num>
-  <w:num w:numId="28" w16cid:durableId="878204602">
-    <w:abstractNumId w:val="15"/>
   </w:num>
 </w:numbering>
 </file>

--- a/docs/Feature Guide.docx
+++ b/docs/Feature Guide.docx
@@ -98,7 +98,7 @@
       <w:pPr>
         <w:pStyle w:val="NormalWeb"/>
         <w:shd w:val="clear" w:color="auto" w:fill="EEF2F8"/>
-        <w:divId w:val="915867953"/>
+        <w:divId w:val="1994093491"/>
         <w:rPr>
           <w:rFonts w:ascii="Calibri" w:hAnsi="Calibri" w:cs="Calibri"/>
           <w:color w:val="404040"/>
@@ -2727,16 +2727,7 @@
           <w:sz w:val="22"/>
           <w:szCs w:val="22"/>
         </w:rPr>
-        <w:t xml:space="preserve"> </w:t>
-      </w:r>
-      <w:r>
-        <w:rPr>
-          <w:rFonts w:ascii="Calibri" w:eastAsia="Times New Roman" w:hAnsi="Calibri" w:cs="Calibri"/>
-          <w:color w:val="1A1A1A"/>
-          <w:sz w:val="22"/>
-          <w:szCs w:val="22"/>
-        </w:rPr>
-        <w:t>is shown in pesos, for example ₱1,250.00.</w:t>
+        <w:t xml:space="preserve"> is shown in pesos, for example ₱1,250.00.</w:t>
       </w:r>
     </w:p>
     <w:p>
@@ -3187,6 +3178,7 @@
         <w:rPr>
           <w:rFonts w:ascii="Calibri" w:eastAsia="Times New Roman" w:hAnsi="Calibri" w:cs="Calibri"/>
         </w:rPr>
+        <w:lastRenderedPageBreak/>
         <w:t>2. Signing in and staying safe</w:t>
       </w:r>
     </w:p>
@@ -4480,6 +4472,7 @@
           <w:sz w:val="22"/>
           <w:szCs w:val="22"/>
         </w:rPr>
+        <w:lastRenderedPageBreak/>
         <w:t xml:space="preserve">Examples: </w:t>
       </w:r>
       <w:r>
@@ -5423,6 +5416,7 @@
           <w:sz w:val="22"/>
           <w:szCs w:val="22"/>
         </w:rPr>
+        <w:lastRenderedPageBreak/>
         <w:t>One login per employee.</w:t>
       </w:r>
       <w:r>
@@ -10573,6 +10567,1201 @@
         <w:rPr>
           <w:rFonts w:ascii="Calibri" w:eastAsia="Times New Roman" w:hAnsi="Calibri" w:cs="Calibri"/>
         </w:rPr>
+        <w:t>7b. HR &amp; Payroll: Attendance</w:t>
+      </w:r>
+    </w:p>
+    <w:p>
+      <w:pPr>
+        <w:pStyle w:val="Heading2"/>
+        <w:rPr>
+          <w:rFonts w:ascii="Calibri" w:eastAsia="Times New Roman" w:hAnsi="Calibri" w:cs="Calibri"/>
+        </w:rPr>
+      </w:pPr>
+      <w:r>
+        <w:rPr>
+          <w:rFonts w:ascii="Calibri" w:eastAsia="Times New Roman" w:hAnsi="Calibri" w:cs="Calibri"/>
+        </w:rPr>
+        <w:t>7b.1 Where the times come from</w:t>
+      </w:r>
+    </w:p>
+    <w:p>
+      <w:pPr>
+        <w:pStyle w:val="NormalWeb"/>
+        <w:rPr>
+          <w:rFonts w:ascii="Calibri" w:hAnsi="Calibri" w:cs="Calibri"/>
+          <w:color w:val="1A1A1A"/>
+          <w:sz w:val="22"/>
+          <w:szCs w:val="22"/>
+        </w:rPr>
+      </w:pPr>
+      <w:r>
+        <w:rPr>
+          <w:rFonts w:ascii="Calibri" w:hAnsi="Calibri" w:cs="Calibri"/>
+          <w:color w:val="1A1A1A"/>
+          <w:sz w:val="22"/>
+          <w:szCs w:val="22"/>
+        </w:rPr>
+        <w:t xml:space="preserve">There is one fingerprint scanner. Everyone scans </w:t>
+      </w:r>
+      <w:r>
+        <w:rPr>
+          <w:rStyle w:val="Strong"/>
+          <w:rFonts w:ascii="Calibri" w:hAnsi="Calibri" w:cs="Calibri"/>
+          <w:color w:val="1A1A1A"/>
+          <w:sz w:val="22"/>
+          <w:szCs w:val="22"/>
+        </w:rPr>
+        <w:t>4 times a day</w:t>
+      </w:r>
+      <w:r>
+        <w:rPr>
+          <w:rFonts w:ascii="Calibri" w:hAnsi="Calibri" w:cs="Calibri"/>
+          <w:color w:val="1A1A1A"/>
+          <w:sz w:val="22"/>
+          <w:szCs w:val="22"/>
+        </w:rPr>
+        <w:t xml:space="preserve">: in, break out (lunch), break in, out. HR exports the scanner's </w:t>
+      </w:r>
+      <w:r>
+        <w:rPr>
+          <w:rStyle w:val="Strong"/>
+          <w:rFonts w:ascii="Calibri" w:hAnsi="Calibri" w:cs="Calibri"/>
+          <w:color w:val="1A1A1A"/>
+          <w:sz w:val="22"/>
+          <w:szCs w:val="22"/>
+        </w:rPr>
+        <w:t>All Report</w:t>
+      </w:r>
+      <w:r>
+        <w:rPr>
+          <w:rFonts w:ascii="Calibri" w:hAnsi="Calibri" w:cs="Calibri"/>
+          <w:color w:val="1A1A1A"/>
+          <w:sz w:val="22"/>
+          <w:szCs w:val="22"/>
+        </w:rPr>
+        <w:t xml:space="preserve"> </w:t>
+      </w:r>
+      <w:r>
+        <w:rPr>
+          <w:rFonts w:ascii="Calibri" w:hAnsi="Calibri" w:cs="Calibri"/>
+          <w:color w:val="1A1A1A"/>
+          <w:sz w:val="22"/>
+          <w:szCs w:val="22"/>
+        </w:rPr>
+        <w:t xml:space="preserve">file to a USB stick and uploads it. The scanner's ID number for a person must be typed as their </w:t>
+      </w:r>
+      <w:r>
+        <w:rPr>
+          <w:rStyle w:val="Strong"/>
+          <w:rFonts w:ascii="Calibri" w:hAnsi="Calibri" w:cs="Calibri"/>
+          <w:color w:val="1A1A1A"/>
+          <w:sz w:val="22"/>
+          <w:szCs w:val="22"/>
+        </w:rPr>
+        <w:t>Biometric ID</w:t>
+      </w:r>
+      <w:r>
+        <w:rPr>
+          <w:rFonts w:ascii="Calibri" w:hAnsi="Calibri" w:cs="Calibri"/>
+          <w:color w:val="1A1A1A"/>
+          <w:sz w:val="22"/>
+          <w:szCs w:val="22"/>
+        </w:rPr>
+        <w:t xml:space="preserve"> in Employees, or their scans are skipped (the rejected rows say who).</w:t>
+      </w:r>
+    </w:p>
+    <w:p>
+      <w:pPr>
+        <w:pStyle w:val="NormalWeb"/>
+        <w:rPr>
+          <w:rFonts w:ascii="Calibri" w:hAnsi="Calibri" w:cs="Calibri"/>
+          <w:color w:val="1A1A1A"/>
+          <w:sz w:val="22"/>
+          <w:szCs w:val="22"/>
+        </w:rPr>
+      </w:pPr>
+      <w:r>
+        <w:rPr>
+          <w:rFonts w:ascii="Calibri" w:hAnsi="Calibri" w:cs="Calibri"/>
+          <w:color w:val="1A1A1A"/>
+          <w:sz w:val="22"/>
+          <w:szCs w:val="22"/>
+        </w:rPr>
+        <w:t>Uploading the same file again, or a file that overlaps an earlier one, is safe: each scan is stored once.</w:t>
+      </w:r>
+    </w:p>
+    <w:p>
+      <w:pPr>
+        <w:pStyle w:val="Heading2"/>
+        <w:rPr>
+          <w:rFonts w:ascii="Calibri" w:eastAsia="Times New Roman" w:hAnsi="Calibri" w:cs="Calibri"/>
+        </w:rPr>
+      </w:pPr>
+      <w:r>
+        <w:rPr>
+          <w:rFonts w:ascii="Calibri" w:eastAsia="Times New Roman" w:hAnsi="Calibri" w:cs="Calibri"/>
+        </w:rPr>
+        <w:t>7b.2 How a day is worked out</w:t>
+      </w:r>
+    </w:p>
+    <w:tbl>
+      <w:tblPr>
+        <w:tblW w:w="0" w:type="auto"/>
+        <w:tblCellMar>
+          <w:top w:w="15" w:type="dxa"/>
+          <w:left w:w="15" w:type="dxa"/>
+          <w:bottom w:w="15" w:type="dxa"/>
+          <w:right w:w="15" w:type="dxa"/>
+        </w:tblCellMar>
+        <w:tblLook w:val="04A0" w:firstRow="1" w:lastRow="0" w:firstColumn="1" w:lastColumn="0" w:noHBand="0" w:noVBand="1"/>
+      </w:tblPr>
+      <w:tblGrid>
+        <w:gridCol w:w="5857"/>
+        <w:gridCol w:w="3487"/>
+      </w:tblGrid>
+      <w:tr>
+        <w:trPr>
+          <w:tblHeader/>
+        </w:trPr>
+        <w:tc>
+          <w:tcPr>
+            <w:tcW w:w="0" w:type="auto"/>
+            <w:tcBorders>
+              <w:top w:val="single" w:sz="6" w:space="0" w:color="BFBFBF"/>
+              <w:left w:val="single" w:sz="6" w:space="0" w:color="BFBFBF"/>
+              <w:bottom w:val="single" w:sz="6" w:space="0" w:color="BFBFBF"/>
+              <w:right w:val="single" w:sz="6" w:space="0" w:color="BFBFBF"/>
+            </w:tcBorders>
+            <w:shd w:val="clear" w:color="auto" w:fill="1F3864"/>
+            <w:tcMar>
+              <w:top w:w="60" w:type="dxa"/>
+              <w:left w:w="120" w:type="dxa"/>
+              <w:bottom w:w="60" w:type="dxa"/>
+              <w:right w:w="120" w:type="dxa"/>
+            </w:tcMar>
+            <w:vAlign w:val="center"/>
+            <w:hideMark/>
+          </w:tcPr>
+          <w:p>
+            <w:pPr>
+              <w:spacing w:before="120" w:after="120"/>
+              <w:rPr>
+                <w:rFonts w:ascii="Calibri" w:eastAsia="Times New Roman" w:hAnsi="Calibri" w:cs="Calibri"/>
+                <w:b/>
+                <w:bCs/>
+                <w:color w:val="FFFFFF"/>
+                <w:sz w:val="22"/>
+                <w:szCs w:val="22"/>
+              </w:rPr>
+            </w:pPr>
+            <w:r>
+              <w:rPr>
+                <w:rFonts w:ascii="Calibri" w:eastAsia="Times New Roman" w:hAnsi="Calibri" w:cs="Calibri"/>
+                <w:b/>
+                <w:bCs/>
+                <w:color w:val="FFFFFF"/>
+                <w:sz w:val="22"/>
+                <w:szCs w:val="22"/>
+              </w:rPr>
+              <w:t>Rule</w:t>
+            </w:r>
+          </w:p>
+        </w:tc>
+        <w:tc>
+          <w:tcPr>
+            <w:tcW w:w="0" w:type="auto"/>
+            <w:tcBorders>
+              <w:top w:val="single" w:sz="6" w:space="0" w:color="BFBFBF"/>
+              <w:left w:val="single" w:sz="6" w:space="0" w:color="BFBFBF"/>
+              <w:bottom w:val="single" w:sz="6" w:space="0" w:color="BFBFBF"/>
+              <w:right w:val="single" w:sz="6" w:space="0" w:color="BFBFBF"/>
+            </w:tcBorders>
+            <w:shd w:val="clear" w:color="auto" w:fill="1F3864"/>
+            <w:tcMar>
+              <w:top w:w="60" w:type="dxa"/>
+              <w:left w:w="120" w:type="dxa"/>
+              <w:bottom w:w="60" w:type="dxa"/>
+              <w:right w:w="120" w:type="dxa"/>
+            </w:tcMar>
+            <w:vAlign w:val="center"/>
+            <w:hideMark/>
+          </w:tcPr>
+          <w:p>
+            <w:pPr>
+              <w:spacing w:before="120" w:after="120"/>
+              <w:rPr>
+                <w:rFonts w:ascii="Calibri" w:eastAsia="Times New Roman" w:hAnsi="Calibri" w:cs="Calibri"/>
+                <w:b/>
+                <w:bCs/>
+                <w:color w:val="FFFFFF"/>
+                <w:sz w:val="22"/>
+                <w:szCs w:val="22"/>
+              </w:rPr>
+            </w:pPr>
+            <w:r>
+              <w:rPr>
+                <w:rFonts w:ascii="Calibri" w:eastAsia="Times New Roman" w:hAnsi="Calibri" w:cs="Calibri"/>
+                <w:b/>
+                <w:bCs/>
+                <w:color w:val="FFFFFF"/>
+                <w:sz w:val="22"/>
+                <w:szCs w:val="22"/>
+              </w:rPr>
+              <w:t>Example</w:t>
+            </w:r>
+          </w:p>
+        </w:tc>
+      </w:tr>
+      <w:tr>
+        <w:tc>
+          <w:tcPr>
+            <w:tcW w:w="0" w:type="auto"/>
+            <w:tcBorders>
+              <w:top w:val="single" w:sz="6" w:space="0" w:color="BFBFBF"/>
+              <w:left w:val="single" w:sz="6" w:space="0" w:color="BFBFBF"/>
+              <w:bottom w:val="single" w:sz="6" w:space="0" w:color="BFBFBF"/>
+              <w:right w:val="single" w:sz="6" w:space="0" w:color="BFBFBF"/>
+            </w:tcBorders>
+            <w:tcMar>
+              <w:top w:w="60" w:type="dxa"/>
+              <w:left w:w="120" w:type="dxa"/>
+              <w:bottom w:w="60" w:type="dxa"/>
+              <w:right w:w="120" w:type="dxa"/>
+            </w:tcMar>
+            <w:hideMark/>
+          </w:tcPr>
+          <w:p>
+            <w:pPr>
+              <w:spacing w:before="120" w:after="120"/>
+              <w:rPr>
+                <w:rFonts w:ascii="Calibri" w:eastAsia="Times New Roman" w:hAnsi="Calibri" w:cs="Calibri"/>
+                <w:color w:val="1A1A1A"/>
+                <w:sz w:val="22"/>
+                <w:szCs w:val="22"/>
+              </w:rPr>
+            </w:pPr>
+            <w:r>
+              <w:rPr>
+                <w:rFonts w:ascii="Calibri" w:eastAsia="Times New Roman" w:hAnsi="Calibri" w:cs="Calibri"/>
+                <w:color w:val="1A1A1A"/>
+                <w:sz w:val="22"/>
+                <w:szCs w:val="22"/>
+              </w:rPr>
+              <w:t>Work day: Monday to Saturday, 8:00 AM to 5:00 PM, lunch 12-1 unpaid</w:t>
+            </w:r>
+          </w:p>
+        </w:tc>
+        <w:tc>
+          <w:tcPr>
+            <w:tcW w:w="0" w:type="auto"/>
+            <w:tcBorders>
+              <w:top w:val="single" w:sz="6" w:space="0" w:color="BFBFBF"/>
+              <w:left w:val="single" w:sz="6" w:space="0" w:color="BFBFBF"/>
+              <w:bottom w:val="single" w:sz="6" w:space="0" w:color="BFBFBF"/>
+              <w:right w:val="single" w:sz="6" w:space="0" w:color="BFBFBF"/>
+            </w:tcBorders>
+            <w:tcMar>
+              <w:top w:w="60" w:type="dxa"/>
+              <w:left w:w="120" w:type="dxa"/>
+              <w:bottom w:w="60" w:type="dxa"/>
+              <w:right w:w="120" w:type="dxa"/>
+            </w:tcMar>
+            <w:hideMark/>
+          </w:tcPr>
+          <w:p>
+            <w:pPr>
+              <w:spacing w:before="120" w:after="120"/>
+              <w:rPr>
+                <w:rFonts w:ascii="Calibri" w:eastAsia="Times New Roman" w:hAnsi="Calibri" w:cs="Calibri"/>
+                <w:color w:val="1A1A1A"/>
+                <w:sz w:val="22"/>
+                <w:szCs w:val="22"/>
+              </w:rPr>
+            </w:pPr>
+          </w:p>
+        </w:tc>
+      </w:tr>
+      <w:tr>
+        <w:tc>
+          <w:tcPr>
+            <w:tcW w:w="0" w:type="auto"/>
+            <w:tcBorders>
+              <w:top w:val="single" w:sz="6" w:space="0" w:color="BFBFBF"/>
+              <w:left w:val="single" w:sz="6" w:space="0" w:color="BFBFBF"/>
+              <w:bottom w:val="single" w:sz="6" w:space="0" w:color="BFBFBF"/>
+              <w:right w:val="single" w:sz="6" w:space="0" w:color="BFBFBF"/>
+            </w:tcBorders>
+            <w:tcMar>
+              <w:top w:w="60" w:type="dxa"/>
+              <w:left w:w="120" w:type="dxa"/>
+              <w:bottom w:w="60" w:type="dxa"/>
+              <w:right w:w="120" w:type="dxa"/>
+            </w:tcMar>
+            <w:hideMark/>
+          </w:tcPr>
+          <w:p>
+            <w:pPr>
+              <w:spacing w:before="120" w:after="120"/>
+              <w:rPr>
+                <w:rFonts w:ascii="Calibri" w:eastAsia="Times New Roman" w:hAnsi="Calibri" w:cs="Calibri"/>
+                <w:color w:val="1A1A1A"/>
+                <w:sz w:val="22"/>
+                <w:szCs w:val="22"/>
+              </w:rPr>
+            </w:pPr>
+            <w:r>
+              <w:rPr>
+                <w:rFonts w:ascii="Calibri" w:eastAsia="Times New Roman" w:hAnsi="Calibri" w:cs="Calibri"/>
+                <w:color w:val="1A1A1A"/>
+                <w:sz w:val="22"/>
+                <w:szCs w:val="22"/>
+              </w:rPr>
+              <w:t xml:space="preserve">On time until </w:t>
+            </w:r>
+            <w:r>
+              <w:rPr>
+                <w:rStyle w:val="Strong"/>
+                <w:rFonts w:ascii="Calibri" w:eastAsia="Times New Roman" w:hAnsi="Calibri" w:cs="Calibri"/>
+                <w:color w:val="1A1A1A"/>
+                <w:sz w:val="22"/>
+                <w:szCs w:val="22"/>
+              </w:rPr>
+              <w:t>8:15</w:t>
+            </w:r>
+          </w:p>
+        </w:tc>
+        <w:tc>
+          <w:tcPr>
+            <w:tcW w:w="0" w:type="auto"/>
+            <w:tcBorders>
+              <w:top w:val="single" w:sz="6" w:space="0" w:color="BFBFBF"/>
+              <w:left w:val="single" w:sz="6" w:space="0" w:color="BFBFBF"/>
+              <w:bottom w:val="single" w:sz="6" w:space="0" w:color="BFBFBF"/>
+              <w:right w:val="single" w:sz="6" w:space="0" w:color="BFBFBF"/>
+            </w:tcBorders>
+            <w:tcMar>
+              <w:top w:w="60" w:type="dxa"/>
+              <w:left w:w="120" w:type="dxa"/>
+              <w:bottom w:w="60" w:type="dxa"/>
+              <w:right w:w="120" w:type="dxa"/>
+            </w:tcMar>
+            <w:hideMark/>
+          </w:tcPr>
+          <w:p>
+            <w:pPr>
+              <w:spacing w:before="120" w:after="120"/>
+              <w:rPr>
+                <w:rFonts w:ascii="Calibri" w:eastAsia="Times New Roman" w:hAnsi="Calibri" w:cs="Calibri"/>
+                <w:color w:val="1A1A1A"/>
+                <w:sz w:val="22"/>
+                <w:szCs w:val="22"/>
+              </w:rPr>
+            </w:pPr>
+            <w:r>
+              <w:rPr>
+                <w:rFonts w:ascii="Calibri" w:eastAsia="Times New Roman" w:hAnsi="Calibri" w:cs="Calibri"/>
+                <w:color w:val="1A1A1A"/>
+                <w:sz w:val="22"/>
+                <w:szCs w:val="22"/>
+              </w:rPr>
+              <w:t>In at 8:14 = on time</w:t>
+            </w:r>
+          </w:p>
+        </w:tc>
+      </w:tr>
+      <w:tr>
+        <w:tc>
+          <w:tcPr>
+            <w:tcW w:w="0" w:type="auto"/>
+            <w:tcBorders>
+              <w:top w:val="single" w:sz="6" w:space="0" w:color="BFBFBF"/>
+              <w:left w:val="single" w:sz="6" w:space="0" w:color="BFBFBF"/>
+              <w:bottom w:val="single" w:sz="6" w:space="0" w:color="BFBFBF"/>
+              <w:right w:val="single" w:sz="6" w:space="0" w:color="BFBFBF"/>
+            </w:tcBorders>
+            <w:tcMar>
+              <w:top w:w="60" w:type="dxa"/>
+              <w:left w:w="120" w:type="dxa"/>
+              <w:bottom w:w="60" w:type="dxa"/>
+              <w:right w:w="120" w:type="dxa"/>
+            </w:tcMar>
+            <w:hideMark/>
+          </w:tcPr>
+          <w:p>
+            <w:pPr>
+              <w:spacing w:before="120" w:after="120"/>
+              <w:rPr>
+                <w:rFonts w:ascii="Calibri" w:eastAsia="Times New Roman" w:hAnsi="Calibri" w:cs="Calibri"/>
+                <w:color w:val="1A1A1A"/>
+                <w:sz w:val="22"/>
+                <w:szCs w:val="22"/>
+              </w:rPr>
+            </w:pPr>
+            <w:r>
+              <w:rPr>
+                <w:rFonts w:ascii="Calibri" w:eastAsia="Times New Roman" w:hAnsi="Calibri" w:cs="Calibri"/>
+                <w:color w:val="1A1A1A"/>
+                <w:sz w:val="22"/>
+                <w:szCs w:val="22"/>
+              </w:rPr>
+              <w:t xml:space="preserve">After 8:15, late counts </w:t>
+            </w:r>
+            <w:r>
+              <w:rPr>
+                <w:rStyle w:val="Strong"/>
+                <w:rFonts w:ascii="Calibri" w:eastAsia="Times New Roman" w:hAnsi="Calibri" w:cs="Calibri"/>
+                <w:color w:val="1A1A1A"/>
+                <w:sz w:val="22"/>
+                <w:szCs w:val="22"/>
+              </w:rPr>
+              <w:t>every minute from 8:00</w:t>
+            </w:r>
+          </w:p>
+        </w:tc>
+        <w:tc>
+          <w:tcPr>
+            <w:tcW w:w="0" w:type="auto"/>
+            <w:tcBorders>
+              <w:top w:val="single" w:sz="6" w:space="0" w:color="BFBFBF"/>
+              <w:left w:val="single" w:sz="6" w:space="0" w:color="BFBFBF"/>
+              <w:bottom w:val="single" w:sz="6" w:space="0" w:color="BFBFBF"/>
+              <w:right w:val="single" w:sz="6" w:space="0" w:color="BFBFBF"/>
+            </w:tcBorders>
+            <w:tcMar>
+              <w:top w:w="60" w:type="dxa"/>
+              <w:left w:w="120" w:type="dxa"/>
+              <w:bottom w:w="60" w:type="dxa"/>
+              <w:right w:w="120" w:type="dxa"/>
+            </w:tcMar>
+            <w:hideMark/>
+          </w:tcPr>
+          <w:p>
+            <w:pPr>
+              <w:spacing w:before="120" w:after="120"/>
+              <w:rPr>
+                <w:rFonts w:ascii="Calibri" w:eastAsia="Times New Roman" w:hAnsi="Calibri" w:cs="Calibri"/>
+                <w:color w:val="1A1A1A"/>
+                <w:sz w:val="22"/>
+                <w:szCs w:val="22"/>
+              </w:rPr>
+            </w:pPr>
+            <w:r>
+              <w:rPr>
+                <w:rFonts w:ascii="Calibri" w:eastAsia="Times New Roman" w:hAnsi="Calibri" w:cs="Calibri"/>
+                <w:color w:val="1A1A1A"/>
+                <w:sz w:val="22"/>
+                <w:szCs w:val="22"/>
+              </w:rPr>
+              <w:t>In at 8:20 = 20 minutes late</w:t>
+            </w:r>
+          </w:p>
+        </w:tc>
+      </w:tr>
+      <w:tr>
+        <w:tc>
+          <w:tcPr>
+            <w:tcW w:w="0" w:type="auto"/>
+            <w:tcBorders>
+              <w:top w:val="single" w:sz="6" w:space="0" w:color="BFBFBF"/>
+              <w:left w:val="single" w:sz="6" w:space="0" w:color="BFBFBF"/>
+              <w:bottom w:val="single" w:sz="6" w:space="0" w:color="BFBFBF"/>
+              <w:right w:val="single" w:sz="6" w:space="0" w:color="BFBFBF"/>
+            </w:tcBorders>
+            <w:tcMar>
+              <w:top w:w="60" w:type="dxa"/>
+              <w:left w:w="120" w:type="dxa"/>
+              <w:bottom w:w="60" w:type="dxa"/>
+              <w:right w:w="120" w:type="dxa"/>
+            </w:tcMar>
+            <w:hideMark/>
+          </w:tcPr>
+          <w:p>
+            <w:pPr>
+              <w:spacing w:before="120" w:after="120"/>
+              <w:rPr>
+                <w:rFonts w:ascii="Calibri" w:eastAsia="Times New Roman" w:hAnsi="Calibri" w:cs="Calibri"/>
+                <w:color w:val="1A1A1A"/>
+                <w:sz w:val="22"/>
+                <w:szCs w:val="22"/>
+              </w:rPr>
+            </w:pPr>
+            <w:r>
+              <w:rPr>
+                <w:rFonts w:ascii="Calibri" w:eastAsia="Times New Roman" w:hAnsi="Calibri" w:cs="Calibri"/>
+                <w:color w:val="1A1A1A"/>
+                <w:sz w:val="22"/>
+                <w:szCs w:val="22"/>
+              </w:rPr>
+              <w:t>Back from lunch after 1:00 also counts as late</w:t>
+            </w:r>
+          </w:p>
+        </w:tc>
+        <w:tc>
+          <w:tcPr>
+            <w:tcW w:w="0" w:type="auto"/>
+            <w:tcBorders>
+              <w:top w:val="single" w:sz="6" w:space="0" w:color="BFBFBF"/>
+              <w:left w:val="single" w:sz="6" w:space="0" w:color="BFBFBF"/>
+              <w:bottom w:val="single" w:sz="6" w:space="0" w:color="BFBFBF"/>
+              <w:right w:val="single" w:sz="6" w:space="0" w:color="BFBFBF"/>
+            </w:tcBorders>
+            <w:tcMar>
+              <w:top w:w="60" w:type="dxa"/>
+              <w:left w:w="120" w:type="dxa"/>
+              <w:bottom w:w="60" w:type="dxa"/>
+              <w:right w:w="120" w:type="dxa"/>
+            </w:tcMar>
+            <w:hideMark/>
+          </w:tcPr>
+          <w:p>
+            <w:pPr>
+              <w:spacing w:before="120" w:after="120"/>
+              <w:rPr>
+                <w:rFonts w:ascii="Calibri" w:eastAsia="Times New Roman" w:hAnsi="Calibri" w:cs="Calibri"/>
+                <w:color w:val="1A1A1A"/>
+                <w:sz w:val="22"/>
+                <w:szCs w:val="22"/>
+              </w:rPr>
+            </w:pPr>
+            <w:r>
+              <w:rPr>
+                <w:rFonts w:ascii="Calibri" w:eastAsia="Times New Roman" w:hAnsi="Calibri" w:cs="Calibri"/>
+                <w:color w:val="1A1A1A"/>
+                <w:sz w:val="22"/>
+                <w:szCs w:val="22"/>
+              </w:rPr>
+              <w:t>Back 1:10 = 10 more minutes</w:t>
+            </w:r>
+          </w:p>
+        </w:tc>
+      </w:tr>
+      <w:tr>
+        <w:tc>
+          <w:tcPr>
+            <w:tcW w:w="0" w:type="auto"/>
+            <w:tcBorders>
+              <w:top w:val="single" w:sz="6" w:space="0" w:color="BFBFBF"/>
+              <w:left w:val="single" w:sz="6" w:space="0" w:color="BFBFBF"/>
+              <w:bottom w:val="single" w:sz="6" w:space="0" w:color="BFBFBF"/>
+              <w:right w:val="single" w:sz="6" w:space="0" w:color="BFBFBF"/>
+            </w:tcBorders>
+            <w:tcMar>
+              <w:top w:w="60" w:type="dxa"/>
+              <w:left w:w="120" w:type="dxa"/>
+              <w:bottom w:w="60" w:type="dxa"/>
+              <w:right w:w="120" w:type="dxa"/>
+            </w:tcMar>
+            <w:hideMark/>
+          </w:tcPr>
+          <w:p>
+            <w:pPr>
+              <w:spacing w:before="120" w:after="120"/>
+              <w:rPr>
+                <w:rFonts w:ascii="Calibri" w:eastAsia="Times New Roman" w:hAnsi="Calibri" w:cs="Calibri"/>
+                <w:color w:val="1A1A1A"/>
+                <w:sz w:val="22"/>
+                <w:szCs w:val="22"/>
+              </w:rPr>
+            </w:pPr>
+            <w:r>
+              <w:rPr>
+                <w:rFonts w:ascii="Calibri" w:eastAsia="Times New Roman" w:hAnsi="Calibri" w:cs="Calibri"/>
+                <w:color w:val="1A1A1A"/>
+                <w:sz w:val="22"/>
+                <w:szCs w:val="22"/>
+              </w:rPr>
+              <w:t xml:space="preserve">Leaving before 5:00 counts as </w:t>
+            </w:r>
+            <w:r>
+              <w:rPr>
+                <w:rStyle w:val="Strong"/>
+                <w:rFonts w:ascii="Calibri" w:eastAsia="Times New Roman" w:hAnsi="Calibri" w:cs="Calibri"/>
+                <w:color w:val="1A1A1A"/>
+                <w:sz w:val="22"/>
+                <w:szCs w:val="22"/>
+              </w:rPr>
+              <w:t>early</w:t>
+            </w:r>
+            <w:r>
+              <w:rPr>
+                <w:rFonts w:ascii="Calibri" w:eastAsia="Times New Roman" w:hAnsi="Calibri" w:cs="Calibri"/>
+                <w:color w:val="1A1A1A"/>
+                <w:sz w:val="22"/>
+                <w:szCs w:val="22"/>
+              </w:rPr>
+              <w:t xml:space="preserve"> minutes</w:t>
+            </w:r>
+          </w:p>
+        </w:tc>
+        <w:tc>
+          <w:tcPr>
+            <w:tcW w:w="0" w:type="auto"/>
+            <w:tcBorders>
+              <w:top w:val="single" w:sz="6" w:space="0" w:color="BFBFBF"/>
+              <w:left w:val="single" w:sz="6" w:space="0" w:color="BFBFBF"/>
+              <w:bottom w:val="single" w:sz="6" w:space="0" w:color="BFBFBF"/>
+              <w:right w:val="single" w:sz="6" w:space="0" w:color="BFBFBF"/>
+            </w:tcBorders>
+            <w:tcMar>
+              <w:top w:w="60" w:type="dxa"/>
+              <w:left w:w="120" w:type="dxa"/>
+              <w:bottom w:w="60" w:type="dxa"/>
+              <w:right w:w="120" w:type="dxa"/>
+            </w:tcMar>
+            <w:hideMark/>
+          </w:tcPr>
+          <w:p>
+            <w:pPr>
+              <w:spacing w:before="120" w:after="120"/>
+              <w:rPr>
+                <w:rFonts w:ascii="Calibri" w:eastAsia="Times New Roman" w:hAnsi="Calibri" w:cs="Calibri"/>
+                <w:color w:val="1A1A1A"/>
+                <w:sz w:val="22"/>
+                <w:szCs w:val="22"/>
+              </w:rPr>
+            </w:pPr>
+            <w:r>
+              <w:rPr>
+                <w:rFonts w:ascii="Calibri" w:eastAsia="Times New Roman" w:hAnsi="Calibri" w:cs="Calibri"/>
+                <w:color w:val="1A1A1A"/>
+                <w:sz w:val="22"/>
+                <w:szCs w:val="22"/>
+              </w:rPr>
+              <w:t>Out 4:30 = 30 minutes early</w:t>
+            </w:r>
+          </w:p>
+        </w:tc>
+      </w:tr>
+      <w:tr>
+        <w:tc>
+          <w:tcPr>
+            <w:tcW w:w="0" w:type="auto"/>
+            <w:tcBorders>
+              <w:top w:val="single" w:sz="6" w:space="0" w:color="BFBFBF"/>
+              <w:left w:val="single" w:sz="6" w:space="0" w:color="BFBFBF"/>
+              <w:bottom w:val="single" w:sz="6" w:space="0" w:color="BFBFBF"/>
+              <w:right w:val="single" w:sz="6" w:space="0" w:color="BFBFBF"/>
+            </w:tcBorders>
+            <w:tcMar>
+              <w:top w:w="60" w:type="dxa"/>
+              <w:left w:w="120" w:type="dxa"/>
+              <w:bottom w:w="60" w:type="dxa"/>
+              <w:right w:w="120" w:type="dxa"/>
+            </w:tcMar>
+            <w:hideMark/>
+          </w:tcPr>
+          <w:p>
+            <w:pPr>
+              <w:spacing w:before="120" w:after="120"/>
+              <w:rPr>
+                <w:rFonts w:ascii="Calibri" w:eastAsia="Times New Roman" w:hAnsi="Calibri" w:cs="Calibri"/>
+                <w:color w:val="1A1A1A"/>
+                <w:sz w:val="22"/>
+                <w:szCs w:val="22"/>
+              </w:rPr>
+            </w:pPr>
+            <w:r>
+              <w:rPr>
+                <w:rFonts w:ascii="Calibri" w:eastAsia="Times New Roman" w:hAnsi="Calibri" w:cs="Calibri"/>
+                <w:color w:val="1A1A1A"/>
+                <w:sz w:val="22"/>
+                <w:szCs w:val="22"/>
+              </w:rPr>
+              <w:t xml:space="preserve">Overtime = time after 5:00, from </w:t>
+            </w:r>
+            <w:r>
+              <w:rPr>
+                <w:rStyle w:val="Strong"/>
+                <w:rFonts w:ascii="Calibri" w:eastAsia="Times New Roman" w:hAnsi="Calibri" w:cs="Calibri"/>
+                <w:color w:val="1A1A1A"/>
+                <w:sz w:val="22"/>
+                <w:szCs w:val="22"/>
+              </w:rPr>
+              <w:t>30 minutes</w:t>
+            </w:r>
+            <w:r>
+              <w:rPr>
+                <w:rFonts w:ascii="Calibri" w:eastAsia="Times New Roman" w:hAnsi="Calibri" w:cs="Calibri"/>
+                <w:color w:val="1A1A1A"/>
+                <w:sz w:val="22"/>
+                <w:szCs w:val="22"/>
+              </w:rPr>
+              <w:t xml:space="preserve"> on, paid only when approved</w:t>
+            </w:r>
+          </w:p>
+        </w:tc>
+        <w:tc>
+          <w:tcPr>
+            <w:tcW w:w="0" w:type="auto"/>
+            <w:tcBorders>
+              <w:top w:val="single" w:sz="6" w:space="0" w:color="BFBFBF"/>
+              <w:left w:val="single" w:sz="6" w:space="0" w:color="BFBFBF"/>
+              <w:bottom w:val="single" w:sz="6" w:space="0" w:color="BFBFBF"/>
+              <w:right w:val="single" w:sz="6" w:space="0" w:color="BFBFBF"/>
+            </w:tcBorders>
+            <w:tcMar>
+              <w:top w:w="60" w:type="dxa"/>
+              <w:left w:w="120" w:type="dxa"/>
+              <w:bottom w:w="60" w:type="dxa"/>
+              <w:right w:w="120" w:type="dxa"/>
+            </w:tcMar>
+            <w:hideMark/>
+          </w:tcPr>
+          <w:p>
+            <w:pPr>
+              <w:spacing w:before="120" w:after="120"/>
+              <w:rPr>
+                <w:rFonts w:ascii="Calibri" w:eastAsia="Times New Roman" w:hAnsi="Calibri" w:cs="Calibri"/>
+                <w:color w:val="1A1A1A"/>
+                <w:sz w:val="22"/>
+                <w:szCs w:val="22"/>
+              </w:rPr>
+            </w:pPr>
+            <w:r>
+              <w:rPr>
+                <w:rFonts w:ascii="Calibri" w:eastAsia="Times New Roman" w:hAnsi="Calibri" w:cs="Calibri"/>
+                <w:color w:val="1A1A1A"/>
+                <w:sz w:val="22"/>
+                <w:szCs w:val="22"/>
+              </w:rPr>
+              <w:t>Out 6:45 = 1 h 45 min waiting for approval</w:t>
+            </w:r>
+          </w:p>
+        </w:tc>
+      </w:tr>
+      <w:tr>
+        <w:tc>
+          <w:tcPr>
+            <w:tcW w:w="0" w:type="auto"/>
+            <w:tcBorders>
+              <w:top w:val="single" w:sz="6" w:space="0" w:color="BFBFBF"/>
+              <w:left w:val="single" w:sz="6" w:space="0" w:color="BFBFBF"/>
+              <w:bottom w:val="single" w:sz="6" w:space="0" w:color="BFBFBF"/>
+              <w:right w:val="single" w:sz="6" w:space="0" w:color="BFBFBF"/>
+            </w:tcBorders>
+            <w:tcMar>
+              <w:top w:w="60" w:type="dxa"/>
+              <w:left w:w="120" w:type="dxa"/>
+              <w:bottom w:w="60" w:type="dxa"/>
+              <w:right w:w="120" w:type="dxa"/>
+            </w:tcMar>
+            <w:hideMark/>
+          </w:tcPr>
+          <w:p>
+            <w:pPr>
+              <w:spacing w:before="120" w:after="120"/>
+              <w:rPr>
+                <w:rFonts w:ascii="Calibri" w:eastAsia="Times New Roman" w:hAnsi="Calibri" w:cs="Calibri"/>
+                <w:color w:val="1A1A1A"/>
+                <w:sz w:val="22"/>
+                <w:szCs w:val="22"/>
+              </w:rPr>
+            </w:pPr>
+            <w:r>
+              <w:rPr>
+                <w:rFonts w:ascii="Calibri" w:eastAsia="Times New Roman" w:hAnsi="Calibri" w:cs="Calibri"/>
+                <w:color w:val="1A1A1A"/>
+                <w:sz w:val="22"/>
+                <w:szCs w:val="22"/>
+              </w:rPr>
+              <w:t>Two scans within 3 minutes count once</w:t>
+            </w:r>
+          </w:p>
+        </w:tc>
+        <w:tc>
+          <w:tcPr>
+            <w:tcW w:w="0" w:type="auto"/>
+            <w:tcBorders>
+              <w:top w:val="single" w:sz="6" w:space="0" w:color="BFBFBF"/>
+              <w:left w:val="single" w:sz="6" w:space="0" w:color="BFBFBF"/>
+              <w:bottom w:val="single" w:sz="6" w:space="0" w:color="BFBFBF"/>
+              <w:right w:val="single" w:sz="6" w:space="0" w:color="BFBFBF"/>
+            </w:tcBorders>
+            <w:tcMar>
+              <w:top w:w="60" w:type="dxa"/>
+              <w:left w:w="120" w:type="dxa"/>
+              <w:bottom w:w="60" w:type="dxa"/>
+              <w:right w:w="120" w:type="dxa"/>
+            </w:tcMar>
+            <w:hideMark/>
+          </w:tcPr>
+          <w:p>
+            <w:pPr>
+              <w:spacing w:before="120" w:after="120"/>
+              <w:rPr>
+                <w:rFonts w:ascii="Calibri" w:eastAsia="Times New Roman" w:hAnsi="Calibri" w:cs="Calibri"/>
+                <w:color w:val="1A1A1A"/>
+                <w:sz w:val="22"/>
+                <w:szCs w:val="22"/>
+              </w:rPr>
+            </w:pPr>
+            <w:r>
+              <w:rPr>
+                <w:rFonts w:ascii="Calibri" w:eastAsia="Times New Roman" w:hAnsi="Calibri" w:cs="Calibri"/>
+                <w:color w:val="1A1A1A"/>
+                <w:sz w:val="22"/>
+                <w:szCs w:val="22"/>
+              </w:rPr>
+              <w:t>8:01 and 8:02 = one scan</w:t>
+            </w:r>
+          </w:p>
+        </w:tc>
+      </w:tr>
+      <w:tr>
+        <w:tc>
+          <w:tcPr>
+            <w:tcW w:w="0" w:type="auto"/>
+            <w:tcBorders>
+              <w:top w:val="single" w:sz="6" w:space="0" w:color="BFBFBF"/>
+              <w:left w:val="single" w:sz="6" w:space="0" w:color="BFBFBF"/>
+              <w:bottom w:val="single" w:sz="6" w:space="0" w:color="BFBFBF"/>
+              <w:right w:val="single" w:sz="6" w:space="0" w:color="BFBFBF"/>
+            </w:tcBorders>
+            <w:tcMar>
+              <w:top w:w="60" w:type="dxa"/>
+              <w:left w:w="120" w:type="dxa"/>
+              <w:bottom w:w="60" w:type="dxa"/>
+              <w:right w:w="120" w:type="dxa"/>
+            </w:tcMar>
+            <w:hideMark/>
+          </w:tcPr>
+          <w:p>
+            <w:pPr>
+              <w:spacing w:before="120" w:after="120"/>
+              <w:rPr>
+                <w:rFonts w:ascii="Calibri" w:eastAsia="Times New Roman" w:hAnsi="Calibri" w:cs="Calibri"/>
+                <w:color w:val="1A1A1A"/>
+                <w:sz w:val="22"/>
+                <w:szCs w:val="22"/>
+              </w:rPr>
+            </w:pPr>
+            <w:r>
+              <w:rPr>
+                <w:rFonts w:ascii="Calibri" w:eastAsia="Times New Roman" w:hAnsi="Calibri" w:cs="Calibri"/>
+                <w:color w:val="1A1A1A"/>
+                <w:sz w:val="22"/>
+                <w:szCs w:val="22"/>
+              </w:rPr>
+              <w:t xml:space="preserve">Sunday scans = </w:t>
+            </w:r>
+            <w:r>
+              <w:rPr>
+                <w:rStyle w:val="Strong"/>
+                <w:rFonts w:ascii="Calibri" w:eastAsia="Times New Roman" w:hAnsi="Calibri" w:cs="Calibri"/>
+                <w:color w:val="1A1A1A"/>
+                <w:sz w:val="22"/>
+                <w:szCs w:val="22"/>
+              </w:rPr>
+              <w:t>Rest Day Work</w:t>
+            </w:r>
+            <w:r>
+              <w:rPr>
+                <w:rFonts w:ascii="Calibri" w:eastAsia="Times New Roman" w:hAnsi="Calibri" w:cs="Calibri"/>
+                <w:color w:val="1A1A1A"/>
+                <w:sz w:val="22"/>
+                <w:szCs w:val="22"/>
+              </w:rPr>
+              <w:t>, all of it waiting as overtime</w:t>
+            </w:r>
+          </w:p>
+        </w:tc>
+        <w:tc>
+          <w:tcPr>
+            <w:tcW w:w="0" w:type="auto"/>
+            <w:tcBorders>
+              <w:top w:val="single" w:sz="6" w:space="0" w:color="BFBFBF"/>
+              <w:left w:val="single" w:sz="6" w:space="0" w:color="BFBFBF"/>
+              <w:bottom w:val="single" w:sz="6" w:space="0" w:color="BFBFBF"/>
+              <w:right w:val="single" w:sz="6" w:space="0" w:color="BFBFBF"/>
+            </w:tcBorders>
+            <w:tcMar>
+              <w:top w:w="60" w:type="dxa"/>
+              <w:left w:w="120" w:type="dxa"/>
+              <w:bottom w:w="60" w:type="dxa"/>
+              <w:right w:w="120" w:type="dxa"/>
+            </w:tcMar>
+            <w:hideMark/>
+          </w:tcPr>
+          <w:p>
+            <w:pPr>
+              <w:spacing w:before="120" w:after="120"/>
+              <w:rPr>
+                <w:rFonts w:ascii="Calibri" w:eastAsia="Times New Roman" w:hAnsi="Calibri" w:cs="Calibri"/>
+                <w:color w:val="1A1A1A"/>
+                <w:sz w:val="22"/>
+                <w:szCs w:val="22"/>
+              </w:rPr>
+            </w:pPr>
+          </w:p>
+        </w:tc>
+      </w:tr>
+    </w:tbl>
+    <w:p>
+      <w:pPr>
+        <w:pStyle w:val="NormalWeb"/>
+        <w:rPr>
+          <w:rFonts w:ascii="Calibri" w:hAnsi="Calibri" w:cs="Calibri"/>
+          <w:color w:val="1A1A1A"/>
+          <w:sz w:val="22"/>
+          <w:szCs w:val="22"/>
+        </w:rPr>
+      </w:pPr>
+      <w:r>
+        <w:rPr>
+          <w:rStyle w:val="Strong"/>
+          <w:rFonts w:ascii="Calibri" w:hAnsi="Calibri" w:cs="Calibri"/>
+          <w:color w:val="1A1A1A"/>
+          <w:sz w:val="22"/>
+          <w:szCs w:val="22"/>
+        </w:rPr>
+        <w:t>Statuses:</w:t>
+      </w:r>
+      <w:r>
+        <w:rPr>
+          <w:rFonts w:ascii="Calibri" w:hAnsi="Calibri" w:cs="Calibri"/>
+          <w:color w:val="1A1A1A"/>
+          <w:sz w:val="22"/>
+          <w:szCs w:val="22"/>
+        </w:rPr>
+        <w:t xml:space="preserve"> Present, Late, </w:t>
+      </w:r>
+      <w:r>
+        <w:rPr>
+          <w:rStyle w:val="Strong"/>
+          <w:rFonts w:ascii="Calibri" w:hAnsi="Calibri" w:cs="Calibri"/>
+          <w:color w:val="1A1A1A"/>
+          <w:sz w:val="22"/>
+          <w:szCs w:val="22"/>
+        </w:rPr>
+        <w:t>Missing Scan</w:t>
+      </w:r>
+      <w:r>
+        <w:rPr>
+          <w:rFonts w:ascii="Calibri" w:hAnsi="Calibri" w:cs="Calibri"/>
+          <w:color w:val="1A1A1A"/>
+          <w:sz w:val="22"/>
+          <w:szCs w:val="22"/>
+        </w:rPr>
+        <w:t xml:space="preserve"> (fewer than 4 scans), </w:t>
+      </w:r>
+      <w:r>
+        <w:rPr>
+          <w:rStyle w:val="Strong"/>
+          <w:rFonts w:ascii="Calibri" w:hAnsi="Calibri" w:cs="Calibri"/>
+          <w:color w:val="1A1A1A"/>
+          <w:sz w:val="22"/>
+          <w:szCs w:val="22"/>
+        </w:rPr>
+        <w:t>Absent</w:t>
+      </w:r>
+      <w:r>
+        <w:rPr>
+          <w:rFonts w:ascii="Calibri" w:hAnsi="Calibri" w:cs="Calibri"/>
+          <w:color w:val="1A1A1A"/>
+          <w:sz w:val="22"/>
+          <w:szCs w:val="22"/>
+        </w:rPr>
+        <w:t xml:space="preserve"> </w:t>
+      </w:r>
+      <w:r>
+        <w:rPr>
+          <w:rFonts w:ascii="Calibri" w:hAnsi="Calibri" w:cs="Calibri"/>
+          <w:color w:val="1A1A1A"/>
+          <w:sz w:val="22"/>
+          <w:szCs w:val="22"/>
+        </w:rPr>
+        <w:t>(a work day with no scan), Rest Day Work. A day is only marked Absent up to yesterday, and not before the person's first daily-rate date.</w:t>
+      </w:r>
+    </w:p>
+    <w:p>
+      <w:pPr>
+        <w:pStyle w:val="Heading2"/>
+        <w:rPr>
+          <w:rFonts w:ascii="Calibri" w:eastAsia="Times New Roman" w:hAnsi="Calibri" w:cs="Calibri"/>
+        </w:rPr>
+      </w:pPr>
+      <w:r>
+        <w:rPr>
+          <w:rFonts w:ascii="Calibri" w:eastAsia="Times New Roman" w:hAnsi="Calibri" w:cs="Calibri"/>
+        </w:rPr>
+        <w:t>7b.3 Fixing a day</w:t>
+      </w:r>
+    </w:p>
+    <w:p>
+      <w:pPr>
+        <w:pStyle w:val="NormalWeb"/>
+        <w:rPr>
+          <w:rFonts w:ascii="Calibri" w:hAnsi="Calibri" w:cs="Calibri"/>
+          <w:color w:val="1A1A1A"/>
+          <w:sz w:val="22"/>
+          <w:szCs w:val="22"/>
+        </w:rPr>
+      </w:pPr>
+      <w:r>
+        <w:rPr>
+          <w:rFonts w:ascii="Calibri" w:hAnsi="Calibri" w:cs="Calibri"/>
+          <w:color w:val="1A1A1A"/>
+          <w:sz w:val="22"/>
+          <w:szCs w:val="22"/>
+        </w:rPr>
+        <w:t xml:space="preserve">If someone forgot to scan, HR clicks </w:t>
+      </w:r>
+      <w:r>
+        <w:rPr>
+          <w:rStyle w:val="Strong"/>
+          <w:rFonts w:ascii="Calibri" w:hAnsi="Calibri" w:cs="Calibri"/>
+          <w:color w:val="1A1A1A"/>
+          <w:sz w:val="22"/>
+          <w:szCs w:val="22"/>
+        </w:rPr>
+        <w:t>Fix Missing Scan</w:t>
+      </w:r>
+      <w:r>
+        <w:rPr>
+          <w:rFonts w:ascii="Calibri" w:hAnsi="Calibri" w:cs="Calibri"/>
+          <w:color w:val="1A1A1A"/>
+          <w:sz w:val="22"/>
+          <w:szCs w:val="22"/>
+        </w:rPr>
+        <w:t xml:space="preserve">, sets the known times and types the reason (e.g. </w:t>
+      </w:r>
+      <w:r>
+        <w:rPr>
+          <w:rStyle w:val="Emphasis"/>
+          <w:rFonts w:ascii="Calibri" w:hAnsi="Calibri" w:cs="Calibri"/>
+          <w:color w:val="1A1A1A"/>
+          <w:sz w:val="22"/>
+          <w:szCs w:val="22"/>
+        </w:rPr>
+        <w:t>forgot to scan after lunch, confirmed by the foreman</w:t>
+      </w:r>
+      <w:r>
+        <w:rPr>
+          <w:rFonts w:ascii="Calibri" w:hAnsi="Calibri" w:cs="Calibri"/>
+          <w:color w:val="1A1A1A"/>
+          <w:sz w:val="22"/>
+          <w:szCs w:val="22"/>
+        </w:rPr>
+        <w:t xml:space="preserve">). The day is worked out again from those times, marked </w:t>
+      </w:r>
+      <w:r>
+        <w:rPr>
+          <w:rStyle w:val="Strong"/>
+          <w:rFonts w:ascii="Calibri" w:hAnsi="Calibri" w:cs="Calibri"/>
+          <w:color w:val="1A1A1A"/>
+          <w:sz w:val="22"/>
+          <w:szCs w:val="22"/>
+        </w:rPr>
+        <w:t>Fixed</w:t>
+      </w:r>
+      <w:r>
+        <w:rPr>
+          <w:rFonts w:ascii="Calibri" w:hAnsi="Calibri" w:cs="Calibri"/>
+          <w:color w:val="1A1A1A"/>
+          <w:sz w:val="22"/>
+          <w:szCs w:val="22"/>
+        </w:rPr>
+        <w:t>, and the change is kept in Edit History. Uploading again never undoes a fix.</w:t>
+      </w:r>
+    </w:p>
+    <w:p>
+      <w:pPr>
+        <w:pStyle w:val="Heading2"/>
+        <w:rPr>
+          <w:rFonts w:ascii="Calibri" w:eastAsia="Times New Roman" w:hAnsi="Calibri" w:cs="Calibri"/>
+        </w:rPr>
+      </w:pPr>
+      <w:r>
+        <w:rPr>
+          <w:rFonts w:ascii="Calibri" w:eastAsia="Times New Roman" w:hAnsi="Calibri" w:cs="Calibri"/>
+        </w:rPr>
+        <w:t>7b.4 Overtime approval</w:t>
+      </w:r>
+    </w:p>
+    <w:p>
+      <w:pPr>
+        <w:pStyle w:val="NormalWeb"/>
+        <w:rPr>
+          <w:rFonts w:ascii="Calibri" w:hAnsi="Calibri" w:cs="Calibri"/>
+          <w:color w:val="1A1A1A"/>
+          <w:sz w:val="22"/>
+          <w:szCs w:val="22"/>
+        </w:rPr>
+      </w:pPr>
+      <w:r>
+        <w:rPr>
+          <w:rFonts w:ascii="Calibri" w:hAnsi="Calibri" w:cs="Calibri"/>
+          <w:color w:val="1A1A1A"/>
+          <w:sz w:val="22"/>
+          <w:szCs w:val="22"/>
+        </w:rPr>
+        <w:t xml:space="preserve">Overtime is never paid by itself. The </w:t>
+      </w:r>
+      <w:r>
+        <w:rPr>
+          <w:rStyle w:val="Strong"/>
+          <w:rFonts w:ascii="Calibri" w:hAnsi="Calibri" w:cs="Calibri"/>
+          <w:color w:val="1A1A1A"/>
+          <w:sz w:val="22"/>
+          <w:szCs w:val="22"/>
+        </w:rPr>
+        <w:t>HR Supervisor</w:t>
+      </w:r>
+      <w:r>
+        <w:rPr>
+          <w:rFonts w:ascii="Calibri" w:hAnsi="Calibri" w:cs="Calibri"/>
+          <w:color w:val="1A1A1A"/>
+          <w:sz w:val="22"/>
+          <w:szCs w:val="22"/>
+        </w:rPr>
+        <w:t xml:space="preserve"> (or an Admin) approves or rejects each day's overtime. A decision stays after another upload, unless the overtime minutes change (then it waits again).</w:t>
+      </w:r>
+    </w:p>
+    <w:p>
+      <w:pPr>
+        <w:pStyle w:val="Heading2"/>
+        <w:rPr>
+          <w:rFonts w:ascii="Calibri" w:eastAsia="Times New Roman" w:hAnsi="Calibri" w:cs="Calibri"/>
+        </w:rPr>
+      </w:pPr>
+      <w:r>
+        <w:rPr>
+          <w:rFonts w:ascii="Calibri" w:eastAsia="Times New Roman" w:hAnsi="Calibri" w:cs="Calibri"/>
+        </w:rPr>
+        <w:t>7b.5 Not yet</w:t>
+      </w:r>
+    </w:p>
+    <w:p>
+      <w:pPr>
+        <w:pStyle w:val="NormalWeb"/>
+        <w:rPr>
+          <w:rFonts w:ascii="Calibri" w:hAnsi="Calibri" w:cs="Calibri"/>
+          <w:color w:val="1A1A1A"/>
+          <w:sz w:val="22"/>
+          <w:szCs w:val="22"/>
+        </w:rPr>
+      </w:pPr>
+      <w:r>
+        <w:rPr>
+          <w:rFonts w:ascii="Calibri" w:hAnsi="Calibri" w:cs="Calibri"/>
+          <w:color w:val="1A1A1A"/>
+          <w:sz w:val="22"/>
+          <w:szCs w:val="22"/>
+        </w:rPr>
+        <w:t>Holidays aren't set up yet (they come with the Settings tab), so a holiday with no scans shows as Absent for now. Payroll will use these days: only complete or fixed days are paid.</w:t>
+      </w:r>
+    </w:p>
+    <w:p>
+      <w:pPr>
+        <w:pStyle w:val="Heading1"/>
+        <w:rPr>
+          <w:rFonts w:ascii="Calibri" w:eastAsia="Times New Roman" w:hAnsi="Calibri" w:cs="Calibri"/>
+        </w:rPr>
+      </w:pPr>
+      <w:r>
+        <w:rPr>
+          <w:rFonts w:ascii="Calibri" w:eastAsia="Times New Roman" w:hAnsi="Calibri" w:cs="Calibri"/>
+        </w:rPr>
         <w:t>8. Inventory &amp; Vendors</w:t>
       </w:r>
     </w:p>
@@ -10684,16 +11873,7 @@
           <w:sz w:val="22"/>
           <w:szCs w:val="22"/>
         </w:rPr>
-        <w:t xml:space="preserve"> </w:t>
-      </w:r>
-      <w:r>
-        <w:rPr>
-          <w:rFonts w:ascii="Calibri" w:hAnsi="Calibri" w:cs="Calibri"/>
-          <w:color w:val="1A1A1A"/>
-          <w:sz w:val="22"/>
-          <w:szCs w:val="22"/>
-        </w:rPr>
-        <w:t>by itself:</w:t>
+        <w:t xml:space="preserve"> by itself:</w:t>
       </w:r>
     </w:p>
     <w:p>
@@ -11012,16 +12192,7 @@
           <w:sz w:val="22"/>
           <w:szCs w:val="22"/>
         </w:rPr>
-        <w:t xml:space="preserve"> the stock drops, and the cost becomes that project'</w:t>
-      </w:r>
-      <w:r>
-        <w:rPr>
-          <w:rFonts w:ascii="Calibri" w:eastAsia="Times New Roman" w:hAnsi="Calibri" w:cs="Calibri"/>
-          <w:color w:val="1A1A1A"/>
-          <w:sz w:val="22"/>
-          <w:szCs w:val="22"/>
-        </w:rPr>
-        <w:t>s expense.</w:t>
+        <w:t xml:space="preserve"> the stock drops, and the cost becomes that project's expense.</w:t>
       </w:r>
     </w:p>
     <w:p>
@@ -15661,122 +16832,9 @@
 <file path=word/numbering.xml><?xml version="1.0" encoding="utf-8"?>
 <w:numbering xmlns:wpc="http://schemas.microsoft.com/office/word/2010/wordprocessingCanvas" xmlns:cx="http://schemas.microsoft.com/office/drawing/2014/chartex" xmlns:cx1="http://schemas.microsoft.com/office/drawing/2015/9/8/chartex" xmlns:cx2="http://schemas.microsoft.com/office/drawing/2015/10/21/chartex" xmlns:cx3="http://schemas.microsoft.com/office/drawing/2016/5/9/chartex" xmlns:cx4="http://schemas.microsoft.com/office/drawing/2016/5/10/chartex" xmlns:cx5="http://schemas.microsoft.com/office/drawing/2016/5/11/chartex" xmlns:cx6="http://schemas.microsoft.com/office/drawing/2016/5/12/chartex" xmlns:cx7="http://schemas.microsoft.com/office/drawing/2016/5/13/chartex" xmlns:cx8="http://schemas.microsoft.com/office/drawing/2016/5/14/chartex" xmlns:mc="http://schemas.openxmlformats.org/markup-compatibility/2006" xmlns:aink="http://schemas.microsoft.com/office/drawing/2016/ink" xmlns:am3d="http://schemas.microsoft.com/office/drawing/2017/model3d" xmlns:o="urn:schemas-microsoft-com:office:office" xmlns:oel="http://schemas.microsoft.com/office/2019/extlst" xmlns:r="http://schemas.openxmlformats.org/officeDocument/2006/relationships" xmlns:m="http://schemas.openxmlformats.org/officeDocument/2006/math" xmlns:v="urn:schemas-microsoft-com:vml" xmlns:wp14="http://schemas.microsoft.com/office/word/2010/wordprocessingDrawing" xmlns:wp="http://schemas.openxmlformats.org/drawingml/2006/wordprocessingDrawing" xmlns:w10="urn:schemas-microsoft-com:office:word" xmlns:w="http://schemas.openxmlformats.org/wordprocessingml/2006/main" xmlns:w14="http://schemas.microsoft.com/office/word/2010/wordml" xmlns:w15="http://schemas.microsoft.com/office/word/2012/wordml" xmlns:w16cex="http://schemas.microsoft.com/office/word/2018/wordml/cex" xmlns:w16cid="http://schemas.microsoft.com/office/word/2016/wordml/cid" xmlns:w16="http://schemas.microsoft.com/office/word/2018/wordml" xmlns:w16du="http://schemas.microsoft.com/office/word/2023/wordml/word16du" xmlns:w16sdtdh="http://schemas.microsoft.com/office/word/2020/wordml/sdtdatahash" xmlns:w16sdtfl="http://schemas.microsoft.com/office/word/2024/wordml/sdtformatlock" xmlns:w16se="http://schemas.microsoft.com/office/word/2015/wordml/symex" xmlns:wpg="http://schemas.microsoft.com/office/word/2010/wordprocessingGroup" xmlns:wpi="http://schemas.microsoft.com/office/word/2010/wordprocessingInk" xmlns:wne="http://schemas.microsoft.com/office/word/2006/wordml" xmlns:wps="http://schemas.microsoft.com/office/word/2010/wordprocessingShape" mc:Ignorable="w14 w15 w16se w16cid w16 w16cex w16sdtdh w16sdtfl w16du wp14">
   <w:abstractNum w:abstractNumId="0" w15:restartNumberingAfterBreak="0">
-    <w:nsid w:val="07E207D1"/>
+    <w:nsid w:val="039E62DF"/>
     <w:multiLevelType w:val="multilevel"/>
-    <w:tmpl w:val="2774E072"/>
-    <w:lvl w:ilvl="0">
-      <w:start w:val="1"/>
-      <w:numFmt w:val="decimal"/>
-      <w:lvlText w:val="%1."/>
-      <w:lvlJc w:val="left"/>
-      <w:pPr>
-        <w:tabs>
-          <w:tab w:val="num" w:pos="720"/>
-        </w:tabs>
-        <w:ind w:left="720" w:hanging="360"/>
-      </w:pPr>
-    </w:lvl>
-    <w:lvl w:ilvl="1" w:tentative="1">
-      <w:start w:val="1"/>
-      <w:numFmt w:val="decimal"/>
-      <w:lvlText w:val="%2."/>
-      <w:lvlJc w:val="left"/>
-      <w:pPr>
-        <w:tabs>
-          <w:tab w:val="num" w:pos="1440"/>
-        </w:tabs>
-        <w:ind w:left="1440" w:hanging="360"/>
-      </w:pPr>
-    </w:lvl>
-    <w:lvl w:ilvl="2" w:tentative="1">
-      <w:start w:val="1"/>
-      <w:numFmt w:val="decimal"/>
-      <w:lvlText w:val="%3."/>
-      <w:lvlJc w:val="left"/>
-      <w:pPr>
-        <w:tabs>
-          <w:tab w:val="num" w:pos="2160"/>
-        </w:tabs>
-        <w:ind w:left="2160" w:hanging="360"/>
-      </w:pPr>
-    </w:lvl>
-    <w:lvl w:ilvl="3" w:tentative="1">
-      <w:start w:val="1"/>
-      <w:numFmt w:val="decimal"/>
-      <w:lvlText w:val="%4."/>
-      <w:lvlJc w:val="left"/>
-      <w:pPr>
-        <w:tabs>
-          <w:tab w:val="num" w:pos="2880"/>
-        </w:tabs>
-        <w:ind w:left="2880" w:hanging="360"/>
-      </w:pPr>
-    </w:lvl>
-    <w:lvl w:ilvl="4" w:tentative="1">
-      <w:start w:val="1"/>
-      <w:numFmt w:val="decimal"/>
-      <w:lvlText w:val="%5."/>
-      <w:lvlJc w:val="left"/>
-      <w:pPr>
-        <w:tabs>
-          <w:tab w:val="num" w:pos="3600"/>
-        </w:tabs>
-        <w:ind w:left="3600" w:hanging="360"/>
-      </w:pPr>
-    </w:lvl>
-    <w:lvl w:ilvl="5" w:tentative="1">
-      <w:start w:val="1"/>
-      <w:numFmt w:val="decimal"/>
-      <w:lvlText w:val="%6."/>
-      <w:lvlJc w:val="left"/>
-      <w:pPr>
-        <w:tabs>
-          <w:tab w:val="num" w:pos="4320"/>
-        </w:tabs>
-        <w:ind w:left="4320" w:hanging="360"/>
-      </w:pPr>
-    </w:lvl>
-    <w:lvl w:ilvl="6" w:tentative="1">
-      <w:start w:val="1"/>
-      <w:numFmt w:val="decimal"/>
-      <w:lvlText w:val="%7."/>
-      <w:lvlJc w:val="left"/>
-      <w:pPr>
-        <w:tabs>
-          <w:tab w:val="num" w:pos="5040"/>
-        </w:tabs>
-        <w:ind w:left="5040" w:hanging="360"/>
-      </w:pPr>
-    </w:lvl>
-    <w:lvl w:ilvl="7" w:tentative="1">
-      <w:start w:val="1"/>
-      <w:numFmt w:val="decimal"/>
-      <w:lvlText w:val="%8."/>
-      <w:lvlJc w:val="left"/>
-      <w:pPr>
-        <w:tabs>
-          <w:tab w:val="num" w:pos="5760"/>
-        </w:tabs>
-        <w:ind w:left="5760" w:hanging="360"/>
-      </w:pPr>
-    </w:lvl>
-    <w:lvl w:ilvl="8" w:tentative="1">
-      <w:start w:val="1"/>
-      <w:numFmt w:val="decimal"/>
-      <w:lvlText w:val="%9."/>
-      <w:lvlJc w:val="left"/>
-      <w:pPr>
-        <w:tabs>
-          <w:tab w:val="num" w:pos="6480"/>
-        </w:tabs>
-        <w:ind w:left="6480" w:hanging="360"/>
-      </w:pPr>
-    </w:lvl>
-  </w:abstractNum>
-  <w:abstractNum w:abstractNumId="1" w15:restartNumberingAfterBreak="0">
-    <w:nsid w:val="08530F99"/>
-    <w:multiLevelType w:val="multilevel"/>
-    <w:tmpl w:val="32960BF4"/>
+    <w:tmpl w:val="C4AC9CB0"/>
     <w:lvl w:ilvl="0">
       <w:start w:val="1"/>
       <w:numFmt w:val="bullet"/>
@@ -15922,10 +16980,10 @@
       </w:rPr>
     </w:lvl>
   </w:abstractNum>
-  <w:abstractNum w:abstractNumId="2" w15:restartNumberingAfterBreak="0">
-    <w:nsid w:val="0C820C8C"/>
+  <w:abstractNum w:abstractNumId="1" w15:restartNumberingAfterBreak="0">
+    <w:nsid w:val="0ACA2265"/>
     <w:multiLevelType w:val="multilevel"/>
-    <w:tmpl w:val="F7DAE69A"/>
+    <w:tmpl w:val="767AACC0"/>
     <w:lvl w:ilvl="0">
       <w:start w:val="1"/>
       <w:numFmt w:val="bullet"/>
@@ -16071,10 +17129,10 @@
       </w:rPr>
     </w:lvl>
   </w:abstractNum>
-  <w:abstractNum w:abstractNumId="3" w15:restartNumberingAfterBreak="0">
-    <w:nsid w:val="110651CC"/>
+  <w:abstractNum w:abstractNumId="2" w15:restartNumberingAfterBreak="0">
+    <w:nsid w:val="0D1E669F"/>
     <w:multiLevelType w:val="multilevel"/>
-    <w:tmpl w:val="8F960CE0"/>
+    <w:tmpl w:val="55064F50"/>
     <w:lvl w:ilvl="0">
       <w:start w:val="1"/>
       <w:numFmt w:val="bullet"/>
@@ -16220,10 +17278,10 @@
       </w:rPr>
     </w:lvl>
   </w:abstractNum>
-  <w:abstractNum w:abstractNumId="4" w15:restartNumberingAfterBreak="0">
-    <w:nsid w:val="112D111D"/>
+  <w:abstractNum w:abstractNumId="3" w15:restartNumberingAfterBreak="0">
+    <w:nsid w:val="10345ABD"/>
     <w:multiLevelType w:val="multilevel"/>
-    <w:tmpl w:val="8D068EEA"/>
+    <w:tmpl w:val="C22A685A"/>
     <w:lvl w:ilvl="0">
       <w:start w:val="1"/>
       <w:numFmt w:val="bullet"/>
@@ -16369,10 +17427,10 @@
       </w:rPr>
     </w:lvl>
   </w:abstractNum>
-  <w:abstractNum w:abstractNumId="5" w15:restartNumberingAfterBreak="0">
-    <w:nsid w:val="1ACF20F2"/>
+  <w:abstractNum w:abstractNumId="4" w15:restartNumberingAfterBreak="0">
+    <w:nsid w:val="16A2741C"/>
     <w:multiLevelType w:val="multilevel"/>
-    <w:tmpl w:val="2B4A30E0"/>
+    <w:tmpl w:val="2D6259CE"/>
     <w:lvl w:ilvl="0">
       <w:start w:val="1"/>
       <w:numFmt w:val="bullet"/>
@@ -16518,10 +17576,10 @@
       </w:rPr>
     </w:lvl>
   </w:abstractNum>
-  <w:abstractNum w:abstractNumId="6" w15:restartNumberingAfterBreak="0">
-    <w:nsid w:val="1D306B8A"/>
+  <w:abstractNum w:abstractNumId="5" w15:restartNumberingAfterBreak="0">
+    <w:nsid w:val="1DD656E5"/>
     <w:multiLevelType w:val="multilevel"/>
-    <w:tmpl w:val="CBBA4EF8"/>
+    <w:tmpl w:val="B17449E6"/>
     <w:lvl w:ilvl="0">
       <w:start w:val="1"/>
       <w:numFmt w:val="bullet"/>
@@ -16667,10 +17725,10 @@
       </w:rPr>
     </w:lvl>
   </w:abstractNum>
-  <w:abstractNum w:abstractNumId="7" w15:restartNumberingAfterBreak="0">
-    <w:nsid w:val="21615144"/>
+  <w:abstractNum w:abstractNumId="6" w15:restartNumberingAfterBreak="0">
+    <w:nsid w:val="241C7F2A"/>
     <w:multiLevelType w:val="multilevel"/>
-    <w:tmpl w:val="CF26777C"/>
+    <w:tmpl w:val="A4A0107E"/>
     <w:lvl w:ilvl="0">
       <w:start w:val="1"/>
       <w:numFmt w:val="bullet"/>
@@ -16816,10 +17874,10 @@
       </w:rPr>
     </w:lvl>
   </w:abstractNum>
-  <w:abstractNum w:abstractNumId="8" w15:restartNumberingAfterBreak="0">
-    <w:nsid w:val="25CD52C8"/>
+  <w:abstractNum w:abstractNumId="7" w15:restartNumberingAfterBreak="0">
+    <w:nsid w:val="256C658C"/>
     <w:multiLevelType w:val="multilevel"/>
-    <w:tmpl w:val="1F10F130"/>
+    <w:tmpl w:val="09126130"/>
     <w:lvl w:ilvl="0">
       <w:start w:val="1"/>
       <w:numFmt w:val="bullet"/>
@@ -16965,10 +18023,10 @@
       </w:rPr>
     </w:lvl>
   </w:abstractNum>
-  <w:abstractNum w:abstractNumId="9" w15:restartNumberingAfterBreak="0">
-    <w:nsid w:val="2BBB5E2D"/>
+  <w:abstractNum w:abstractNumId="8" w15:restartNumberingAfterBreak="0">
+    <w:nsid w:val="2DC0549E"/>
     <w:multiLevelType w:val="multilevel"/>
-    <w:tmpl w:val="4A609382"/>
+    <w:tmpl w:val="04B27200"/>
     <w:lvl w:ilvl="0">
       <w:start w:val="1"/>
       <w:numFmt w:val="bullet"/>
@@ -17114,10 +18172,236 @@
       </w:rPr>
     </w:lvl>
   </w:abstractNum>
+  <w:abstractNum w:abstractNumId="9" w15:restartNumberingAfterBreak="0">
+    <w:nsid w:val="35DB6272"/>
+    <w:multiLevelType w:val="multilevel"/>
+    <w:tmpl w:val="E1C61798"/>
+    <w:lvl w:ilvl="0">
+      <w:start w:val="1"/>
+      <w:numFmt w:val="decimal"/>
+      <w:lvlText w:val="%1."/>
+      <w:lvlJc w:val="left"/>
+      <w:pPr>
+        <w:tabs>
+          <w:tab w:val="num" w:pos="720"/>
+        </w:tabs>
+        <w:ind w:left="720" w:hanging="360"/>
+      </w:pPr>
+    </w:lvl>
+    <w:lvl w:ilvl="1" w:tentative="1">
+      <w:start w:val="1"/>
+      <w:numFmt w:val="decimal"/>
+      <w:lvlText w:val="%2."/>
+      <w:lvlJc w:val="left"/>
+      <w:pPr>
+        <w:tabs>
+          <w:tab w:val="num" w:pos="1440"/>
+        </w:tabs>
+        <w:ind w:left="1440" w:hanging="360"/>
+      </w:pPr>
+    </w:lvl>
+    <w:lvl w:ilvl="2" w:tentative="1">
+      <w:start w:val="1"/>
+      <w:numFmt w:val="decimal"/>
+      <w:lvlText w:val="%3."/>
+      <w:lvlJc w:val="left"/>
+      <w:pPr>
+        <w:tabs>
+          <w:tab w:val="num" w:pos="2160"/>
+        </w:tabs>
+        <w:ind w:left="2160" w:hanging="360"/>
+      </w:pPr>
+    </w:lvl>
+    <w:lvl w:ilvl="3" w:tentative="1">
+      <w:start w:val="1"/>
+      <w:numFmt w:val="decimal"/>
+      <w:lvlText w:val="%4."/>
+      <w:lvlJc w:val="left"/>
+      <w:pPr>
+        <w:tabs>
+          <w:tab w:val="num" w:pos="2880"/>
+        </w:tabs>
+        <w:ind w:left="2880" w:hanging="360"/>
+      </w:pPr>
+    </w:lvl>
+    <w:lvl w:ilvl="4" w:tentative="1">
+      <w:start w:val="1"/>
+      <w:numFmt w:val="decimal"/>
+      <w:lvlText w:val="%5."/>
+      <w:lvlJc w:val="left"/>
+      <w:pPr>
+        <w:tabs>
+          <w:tab w:val="num" w:pos="3600"/>
+        </w:tabs>
+        <w:ind w:left="3600" w:hanging="360"/>
+      </w:pPr>
+    </w:lvl>
+    <w:lvl w:ilvl="5" w:tentative="1">
+      <w:start w:val="1"/>
+      <w:numFmt w:val="decimal"/>
+      <w:lvlText w:val="%6."/>
+      <w:lvlJc w:val="left"/>
+      <w:pPr>
+        <w:tabs>
+          <w:tab w:val="num" w:pos="4320"/>
+        </w:tabs>
+        <w:ind w:left="4320" w:hanging="360"/>
+      </w:pPr>
+    </w:lvl>
+    <w:lvl w:ilvl="6" w:tentative="1">
+      <w:start w:val="1"/>
+      <w:numFmt w:val="decimal"/>
+      <w:lvlText w:val="%7."/>
+      <w:lvlJc w:val="left"/>
+      <w:pPr>
+        <w:tabs>
+          <w:tab w:val="num" w:pos="5040"/>
+        </w:tabs>
+        <w:ind w:left="5040" w:hanging="360"/>
+      </w:pPr>
+    </w:lvl>
+    <w:lvl w:ilvl="7" w:tentative="1">
+      <w:start w:val="1"/>
+      <w:numFmt w:val="decimal"/>
+      <w:lvlText w:val="%8."/>
+      <w:lvlJc w:val="left"/>
+      <w:pPr>
+        <w:tabs>
+          <w:tab w:val="num" w:pos="5760"/>
+        </w:tabs>
+        <w:ind w:left="5760" w:hanging="360"/>
+      </w:pPr>
+    </w:lvl>
+    <w:lvl w:ilvl="8" w:tentative="1">
+      <w:start w:val="1"/>
+      <w:numFmt w:val="decimal"/>
+      <w:lvlText w:val="%9."/>
+      <w:lvlJc w:val="left"/>
+      <w:pPr>
+        <w:tabs>
+          <w:tab w:val="num" w:pos="6480"/>
+        </w:tabs>
+        <w:ind w:left="6480" w:hanging="360"/>
+      </w:pPr>
+    </w:lvl>
+  </w:abstractNum>
   <w:abstractNum w:abstractNumId="10" w15:restartNumberingAfterBreak="0">
-    <w:nsid w:val="32C86B4A"/>
+    <w:nsid w:val="3EEB7BC0"/>
     <w:multiLevelType w:val="multilevel"/>
-    <w:tmpl w:val="A1F6C776"/>
+    <w:tmpl w:val="AD124082"/>
+    <w:lvl w:ilvl="0">
+      <w:start w:val="1"/>
+      <w:numFmt w:val="decimal"/>
+      <w:lvlText w:val="%1."/>
+      <w:lvlJc w:val="left"/>
+      <w:pPr>
+        <w:tabs>
+          <w:tab w:val="num" w:pos="720"/>
+        </w:tabs>
+        <w:ind w:left="720" w:hanging="360"/>
+      </w:pPr>
+    </w:lvl>
+    <w:lvl w:ilvl="1" w:tentative="1">
+      <w:start w:val="1"/>
+      <w:numFmt w:val="decimal"/>
+      <w:lvlText w:val="%2."/>
+      <w:lvlJc w:val="left"/>
+      <w:pPr>
+        <w:tabs>
+          <w:tab w:val="num" w:pos="1440"/>
+        </w:tabs>
+        <w:ind w:left="1440" w:hanging="360"/>
+      </w:pPr>
+    </w:lvl>
+    <w:lvl w:ilvl="2" w:tentative="1">
+      <w:start w:val="1"/>
+      <w:numFmt w:val="decimal"/>
+      <w:lvlText w:val="%3."/>
+      <w:lvlJc w:val="left"/>
+      <w:pPr>
+        <w:tabs>
+          <w:tab w:val="num" w:pos="2160"/>
+        </w:tabs>
+        <w:ind w:left="2160" w:hanging="360"/>
+      </w:pPr>
+    </w:lvl>
+    <w:lvl w:ilvl="3" w:tentative="1">
+      <w:start w:val="1"/>
+      <w:numFmt w:val="decimal"/>
+      <w:lvlText w:val="%4."/>
+      <w:lvlJc w:val="left"/>
+      <w:pPr>
+        <w:tabs>
+          <w:tab w:val="num" w:pos="2880"/>
+        </w:tabs>
+        <w:ind w:left="2880" w:hanging="360"/>
+      </w:pPr>
+    </w:lvl>
+    <w:lvl w:ilvl="4" w:tentative="1">
+      <w:start w:val="1"/>
+      <w:numFmt w:val="decimal"/>
+      <w:lvlText w:val="%5."/>
+      <w:lvlJc w:val="left"/>
+      <w:pPr>
+        <w:tabs>
+          <w:tab w:val="num" w:pos="3600"/>
+        </w:tabs>
+        <w:ind w:left="3600" w:hanging="360"/>
+      </w:pPr>
+    </w:lvl>
+    <w:lvl w:ilvl="5" w:tentative="1">
+      <w:start w:val="1"/>
+      <w:numFmt w:val="decimal"/>
+      <w:lvlText w:val="%6."/>
+      <w:lvlJc w:val="left"/>
+      <w:pPr>
+        <w:tabs>
+          <w:tab w:val="num" w:pos="4320"/>
+        </w:tabs>
+        <w:ind w:left="4320" w:hanging="360"/>
+      </w:pPr>
+    </w:lvl>
+    <w:lvl w:ilvl="6" w:tentative="1">
+      <w:start w:val="1"/>
+      <w:numFmt w:val="decimal"/>
+      <w:lvlText w:val="%7."/>
+      <w:lvlJc w:val="left"/>
+      <w:pPr>
+        <w:tabs>
+          <w:tab w:val="num" w:pos="5040"/>
+        </w:tabs>
+        <w:ind w:left="5040" w:hanging="360"/>
+      </w:pPr>
+    </w:lvl>
+    <w:lvl w:ilvl="7" w:tentative="1">
+      <w:start w:val="1"/>
+      <w:numFmt w:val="decimal"/>
+      <w:lvlText w:val="%8."/>
+      <w:lvlJc w:val="left"/>
+      <w:pPr>
+        <w:tabs>
+          <w:tab w:val="num" w:pos="5760"/>
+        </w:tabs>
+        <w:ind w:left="5760" w:hanging="360"/>
+      </w:pPr>
+    </w:lvl>
+    <w:lvl w:ilvl="8" w:tentative="1">
+      <w:start w:val="1"/>
+      <w:numFmt w:val="decimal"/>
+      <w:lvlText w:val="%9."/>
+      <w:lvlJc w:val="left"/>
+      <w:pPr>
+        <w:tabs>
+          <w:tab w:val="num" w:pos="6480"/>
+        </w:tabs>
+        <w:ind w:left="6480" w:hanging="360"/>
+      </w:pPr>
+    </w:lvl>
+  </w:abstractNum>
+  <w:abstractNum w:abstractNumId="11" w15:restartNumberingAfterBreak="0">
+    <w:nsid w:val="41977644"/>
+    <w:multiLevelType w:val="multilevel"/>
+    <w:tmpl w:val="BDFAB6BA"/>
     <w:lvl w:ilvl="0">
       <w:start w:val="1"/>
       <w:numFmt w:val="bullet"/>
@@ -17263,10 +18547,10 @@
       </w:rPr>
     </w:lvl>
   </w:abstractNum>
-  <w:abstractNum w:abstractNumId="11" w15:restartNumberingAfterBreak="0">
-    <w:nsid w:val="3A6F7553"/>
+  <w:abstractNum w:abstractNumId="12" w15:restartNumberingAfterBreak="0">
+    <w:nsid w:val="459359A6"/>
     <w:multiLevelType w:val="multilevel"/>
-    <w:tmpl w:val="66C29DFA"/>
+    <w:tmpl w:val="111EEF92"/>
     <w:lvl w:ilvl="0">
       <w:start w:val="1"/>
       <w:numFmt w:val="bullet"/>
@@ -17412,10 +18696,123 @@
       </w:rPr>
     </w:lvl>
   </w:abstractNum>
-  <w:abstractNum w:abstractNumId="12" w15:restartNumberingAfterBreak="0">
-    <w:nsid w:val="447171CB"/>
+  <w:abstractNum w:abstractNumId="13" w15:restartNumberingAfterBreak="0">
+    <w:nsid w:val="48BD2E04"/>
     <w:multiLevelType w:val="multilevel"/>
-    <w:tmpl w:val="7E9CCACE"/>
+    <w:tmpl w:val="2CC6FA76"/>
+    <w:lvl w:ilvl="0">
+      <w:start w:val="1"/>
+      <w:numFmt w:val="decimal"/>
+      <w:lvlText w:val="%1."/>
+      <w:lvlJc w:val="left"/>
+      <w:pPr>
+        <w:tabs>
+          <w:tab w:val="num" w:pos="720"/>
+        </w:tabs>
+        <w:ind w:left="720" w:hanging="360"/>
+      </w:pPr>
+    </w:lvl>
+    <w:lvl w:ilvl="1" w:tentative="1">
+      <w:start w:val="1"/>
+      <w:numFmt w:val="decimal"/>
+      <w:lvlText w:val="%2."/>
+      <w:lvlJc w:val="left"/>
+      <w:pPr>
+        <w:tabs>
+          <w:tab w:val="num" w:pos="1440"/>
+        </w:tabs>
+        <w:ind w:left="1440" w:hanging="360"/>
+      </w:pPr>
+    </w:lvl>
+    <w:lvl w:ilvl="2" w:tentative="1">
+      <w:start w:val="1"/>
+      <w:numFmt w:val="decimal"/>
+      <w:lvlText w:val="%3."/>
+      <w:lvlJc w:val="left"/>
+      <w:pPr>
+        <w:tabs>
+          <w:tab w:val="num" w:pos="2160"/>
+        </w:tabs>
+        <w:ind w:left="2160" w:hanging="360"/>
+      </w:pPr>
+    </w:lvl>
+    <w:lvl w:ilvl="3" w:tentative="1">
+      <w:start w:val="1"/>
+      <w:numFmt w:val="decimal"/>
+      <w:lvlText w:val="%4."/>
+      <w:lvlJc w:val="left"/>
+      <w:pPr>
+        <w:tabs>
+          <w:tab w:val="num" w:pos="2880"/>
+        </w:tabs>
+        <w:ind w:left="2880" w:hanging="360"/>
+      </w:pPr>
+    </w:lvl>
+    <w:lvl w:ilvl="4" w:tentative="1">
+      <w:start w:val="1"/>
+      <w:numFmt w:val="decimal"/>
+      <w:lvlText w:val="%5."/>
+      <w:lvlJc w:val="left"/>
+      <w:pPr>
+        <w:tabs>
+          <w:tab w:val="num" w:pos="3600"/>
+        </w:tabs>
+        <w:ind w:left="3600" w:hanging="360"/>
+      </w:pPr>
+    </w:lvl>
+    <w:lvl w:ilvl="5" w:tentative="1">
+      <w:start w:val="1"/>
+      <w:numFmt w:val="decimal"/>
+      <w:lvlText w:val="%6."/>
+      <w:lvlJc w:val="left"/>
+      <w:pPr>
+        <w:tabs>
+          <w:tab w:val="num" w:pos="4320"/>
+        </w:tabs>
+        <w:ind w:left="4320" w:hanging="360"/>
+      </w:pPr>
+    </w:lvl>
+    <w:lvl w:ilvl="6" w:tentative="1">
+      <w:start w:val="1"/>
+      <w:numFmt w:val="decimal"/>
+      <w:lvlText w:val="%7."/>
+      <w:lvlJc w:val="left"/>
+      <w:pPr>
+        <w:tabs>
+          <w:tab w:val="num" w:pos="5040"/>
+        </w:tabs>
+        <w:ind w:left="5040" w:hanging="360"/>
+      </w:pPr>
+    </w:lvl>
+    <w:lvl w:ilvl="7" w:tentative="1">
+      <w:start w:val="1"/>
+      <w:numFmt w:val="decimal"/>
+      <w:lvlText w:val="%8."/>
+      <w:lvlJc w:val="left"/>
+      <w:pPr>
+        <w:tabs>
+          <w:tab w:val="num" w:pos="5760"/>
+        </w:tabs>
+        <w:ind w:left="5760" w:hanging="360"/>
+      </w:pPr>
+    </w:lvl>
+    <w:lvl w:ilvl="8" w:tentative="1">
+      <w:start w:val="1"/>
+      <w:numFmt w:val="decimal"/>
+      <w:lvlText w:val="%9."/>
+      <w:lvlJc w:val="left"/>
+      <w:pPr>
+        <w:tabs>
+          <w:tab w:val="num" w:pos="6480"/>
+        </w:tabs>
+        <w:ind w:left="6480" w:hanging="360"/>
+      </w:pPr>
+    </w:lvl>
+  </w:abstractNum>
+  <w:abstractNum w:abstractNumId="14" w15:restartNumberingAfterBreak="0">
+    <w:nsid w:val="494A6856"/>
+    <w:multiLevelType w:val="multilevel"/>
+    <w:tmpl w:val="D1181E52"/>
     <w:lvl w:ilvl="0">
       <w:start w:val="1"/>
       <w:numFmt w:val="bullet"/>
@@ -17561,10 +18958,10 @@
       </w:rPr>
     </w:lvl>
   </w:abstractNum>
-  <w:abstractNum w:abstractNumId="13" w15:restartNumberingAfterBreak="0">
-    <w:nsid w:val="53604EEA"/>
+  <w:abstractNum w:abstractNumId="15" w15:restartNumberingAfterBreak="0">
+    <w:nsid w:val="4AB7146E"/>
     <w:multiLevelType w:val="multilevel"/>
-    <w:tmpl w:val="7A56ACEA"/>
+    <w:tmpl w:val="F33E4C58"/>
     <w:lvl w:ilvl="0">
       <w:start w:val="1"/>
       <w:numFmt w:val="bullet"/>
@@ -17710,10 +19107,10 @@
       </w:rPr>
     </w:lvl>
   </w:abstractNum>
-  <w:abstractNum w:abstractNumId="14" w15:restartNumberingAfterBreak="0">
-    <w:nsid w:val="56A66263"/>
+  <w:abstractNum w:abstractNumId="16" w15:restartNumberingAfterBreak="0">
+    <w:nsid w:val="53F93D46"/>
     <w:multiLevelType w:val="multilevel"/>
-    <w:tmpl w:val="52B8C442"/>
+    <w:tmpl w:val="E0AA7DCE"/>
     <w:lvl w:ilvl="0">
       <w:start w:val="1"/>
       <w:numFmt w:val="bullet"/>
@@ -17859,236 +19256,10 @@
       </w:rPr>
     </w:lvl>
   </w:abstractNum>
-  <w:abstractNum w:abstractNumId="15" w15:restartNumberingAfterBreak="0">
-    <w:nsid w:val="5AB519D0"/>
+  <w:abstractNum w:abstractNumId="17" w15:restartNumberingAfterBreak="0">
+    <w:nsid w:val="54B02BC0"/>
     <w:multiLevelType w:val="multilevel"/>
-    <w:tmpl w:val="F6E432F8"/>
-    <w:lvl w:ilvl="0">
-      <w:start w:val="1"/>
-      <w:numFmt w:val="decimal"/>
-      <w:lvlText w:val="%1."/>
-      <w:lvlJc w:val="left"/>
-      <w:pPr>
-        <w:tabs>
-          <w:tab w:val="num" w:pos="720"/>
-        </w:tabs>
-        <w:ind w:left="720" w:hanging="360"/>
-      </w:pPr>
-    </w:lvl>
-    <w:lvl w:ilvl="1" w:tentative="1">
-      <w:start w:val="1"/>
-      <w:numFmt w:val="decimal"/>
-      <w:lvlText w:val="%2."/>
-      <w:lvlJc w:val="left"/>
-      <w:pPr>
-        <w:tabs>
-          <w:tab w:val="num" w:pos="1440"/>
-        </w:tabs>
-        <w:ind w:left="1440" w:hanging="360"/>
-      </w:pPr>
-    </w:lvl>
-    <w:lvl w:ilvl="2" w:tentative="1">
-      <w:start w:val="1"/>
-      <w:numFmt w:val="decimal"/>
-      <w:lvlText w:val="%3."/>
-      <w:lvlJc w:val="left"/>
-      <w:pPr>
-        <w:tabs>
-          <w:tab w:val="num" w:pos="2160"/>
-        </w:tabs>
-        <w:ind w:left="2160" w:hanging="360"/>
-      </w:pPr>
-    </w:lvl>
-    <w:lvl w:ilvl="3" w:tentative="1">
-      <w:start w:val="1"/>
-      <w:numFmt w:val="decimal"/>
-      <w:lvlText w:val="%4."/>
-      <w:lvlJc w:val="left"/>
-      <w:pPr>
-        <w:tabs>
-          <w:tab w:val="num" w:pos="2880"/>
-        </w:tabs>
-        <w:ind w:left="2880" w:hanging="360"/>
-      </w:pPr>
-    </w:lvl>
-    <w:lvl w:ilvl="4" w:tentative="1">
-      <w:start w:val="1"/>
-      <w:numFmt w:val="decimal"/>
-      <w:lvlText w:val="%5."/>
-      <w:lvlJc w:val="left"/>
-      <w:pPr>
-        <w:tabs>
-          <w:tab w:val="num" w:pos="3600"/>
-        </w:tabs>
-        <w:ind w:left="3600" w:hanging="360"/>
-      </w:pPr>
-    </w:lvl>
-    <w:lvl w:ilvl="5" w:tentative="1">
-      <w:start w:val="1"/>
-      <w:numFmt w:val="decimal"/>
-      <w:lvlText w:val="%6."/>
-      <w:lvlJc w:val="left"/>
-      <w:pPr>
-        <w:tabs>
-          <w:tab w:val="num" w:pos="4320"/>
-        </w:tabs>
-        <w:ind w:left="4320" w:hanging="360"/>
-      </w:pPr>
-    </w:lvl>
-    <w:lvl w:ilvl="6" w:tentative="1">
-      <w:start w:val="1"/>
-      <w:numFmt w:val="decimal"/>
-      <w:lvlText w:val="%7."/>
-      <w:lvlJc w:val="left"/>
-      <w:pPr>
-        <w:tabs>
-          <w:tab w:val="num" w:pos="5040"/>
-        </w:tabs>
-        <w:ind w:left="5040" w:hanging="360"/>
-      </w:pPr>
-    </w:lvl>
-    <w:lvl w:ilvl="7" w:tentative="1">
-      <w:start w:val="1"/>
-      <w:numFmt w:val="decimal"/>
-      <w:lvlText w:val="%8."/>
-      <w:lvlJc w:val="left"/>
-      <w:pPr>
-        <w:tabs>
-          <w:tab w:val="num" w:pos="5760"/>
-        </w:tabs>
-        <w:ind w:left="5760" w:hanging="360"/>
-      </w:pPr>
-    </w:lvl>
-    <w:lvl w:ilvl="8" w:tentative="1">
-      <w:start w:val="1"/>
-      <w:numFmt w:val="decimal"/>
-      <w:lvlText w:val="%9."/>
-      <w:lvlJc w:val="left"/>
-      <w:pPr>
-        <w:tabs>
-          <w:tab w:val="num" w:pos="6480"/>
-        </w:tabs>
-        <w:ind w:left="6480" w:hanging="360"/>
-      </w:pPr>
-    </w:lvl>
-  </w:abstractNum>
-  <w:abstractNum w:abstractNumId="16" w15:restartNumberingAfterBreak="0">
-    <w:nsid w:val="5E164780"/>
-    <w:multiLevelType w:val="multilevel"/>
-    <w:tmpl w:val="948412BA"/>
-    <w:lvl w:ilvl="0">
-      <w:start w:val="1"/>
-      <w:numFmt w:val="decimal"/>
-      <w:lvlText w:val="%1."/>
-      <w:lvlJc w:val="left"/>
-      <w:pPr>
-        <w:tabs>
-          <w:tab w:val="num" w:pos="720"/>
-        </w:tabs>
-        <w:ind w:left="720" w:hanging="360"/>
-      </w:pPr>
-    </w:lvl>
-    <w:lvl w:ilvl="1" w:tentative="1">
-      <w:start w:val="1"/>
-      <w:numFmt w:val="decimal"/>
-      <w:lvlText w:val="%2."/>
-      <w:lvlJc w:val="left"/>
-      <w:pPr>
-        <w:tabs>
-          <w:tab w:val="num" w:pos="1440"/>
-        </w:tabs>
-        <w:ind w:left="1440" w:hanging="360"/>
-      </w:pPr>
-    </w:lvl>
-    <w:lvl w:ilvl="2" w:tentative="1">
-      <w:start w:val="1"/>
-      <w:numFmt w:val="decimal"/>
-      <w:lvlText w:val="%3."/>
-      <w:lvlJc w:val="left"/>
-      <w:pPr>
-        <w:tabs>
-          <w:tab w:val="num" w:pos="2160"/>
-        </w:tabs>
-        <w:ind w:left="2160" w:hanging="360"/>
-      </w:pPr>
-    </w:lvl>
-    <w:lvl w:ilvl="3" w:tentative="1">
-      <w:start w:val="1"/>
-      <w:numFmt w:val="decimal"/>
-      <w:lvlText w:val="%4."/>
-      <w:lvlJc w:val="left"/>
-      <w:pPr>
-        <w:tabs>
-          <w:tab w:val="num" w:pos="2880"/>
-        </w:tabs>
-        <w:ind w:left="2880" w:hanging="360"/>
-      </w:pPr>
-    </w:lvl>
-    <w:lvl w:ilvl="4" w:tentative="1">
-      <w:start w:val="1"/>
-      <w:numFmt w:val="decimal"/>
-      <w:lvlText w:val="%5."/>
-      <w:lvlJc w:val="left"/>
-      <w:pPr>
-        <w:tabs>
-          <w:tab w:val="num" w:pos="3600"/>
-        </w:tabs>
-        <w:ind w:left="3600" w:hanging="360"/>
-      </w:pPr>
-    </w:lvl>
-    <w:lvl w:ilvl="5" w:tentative="1">
-      <w:start w:val="1"/>
-      <w:numFmt w:val="decimal"/>
-      <w:lvlText w:val="%6."/>
-      <w:lvlJc w:val="left"/>
-      <w:pPr>
-        <w:tabs>
-          <w:tab w:val="num" w:pos="4320"/>
-        </w:tabs>
-        <w:ind w:left="4320" w:hanging="360"/>
-      </w:pPr>
-    </w:lvl>
-    <w:lvl w:ilvl="6" w:tentative="1">
-      <w:start w:val="1"/>
-      <w:numFmt w:val="decimal"/>
-      <w:lvlText w:val="%7."/>
-      <w:lvlJc w:val="left"/>
-      <w:pPr>
-        <w:tabs>
-          <w:tab w:val="num" w:pos="5040"/>
-        </w:tabs>
-        <w:ind w:left="5040" w:hanging="360"/>
-      </w:pPr>
-    </w:lvl>
-    <w:lvl w:ilvl="7" w:tentative="1">
-      <w:start w:val="1"/>
-      <w:numFmt w:val="decimal"/>
-      <w:lvlText w:val="%8."/>
-      <w:lvlJc w:val="left"/>
-      <w:pPr>
-        <w:tabs>
-          <w:tab w:val="num" w:pos="5760"/>
-        </w:tabs>
-        <w:ind w:left="5760" w:hanging="360"/>
-      </w:pPr>
-    </w:lvl>
-    <w:lvl w:ilvl="8" w:tentative="1">
-      <w:start w:val="1"/>
-      <w:numFmt w:val="decimal"/>
-      <w:lvlText w:val="%9."/>
-      <w:lvlJc w:val="left"/>
-      <w:pPr>
-        <w:tabs>
-          <w:tab w:val="num" w:pos="6480"/>
-        </w:tabs>
-        <w:ind w:left="6480" w:hanging="360"/>
-      </w:pPr>
-    </w:lvl>
-  </w:abstractNum>
-  <w:abstractNum w:abstractNumId="17" w15:restartNumberingAfterBreak="0">
-    <w:nsid w:val="630505A3"/>
-    <w:multiLevelType w:val="multilevel"/>
-    <w:tmpl w:val="D20E0F28"/>
+    <w:tmpl w:val="58C26AEA"/>
     <w:lvl w:ilvl="0">
       <w:start w:val="1"/>
       <w:numFmt w:val="bullet"/>
@@ -18235,9 +19406,9 @@
     </w:lvl>
   </w:abstractNum>
   <w:abstractNum w:abstractNumId="18" w15:restartNumberingAfterBreak="0">
-    <w:nsid w:val="63086547"/>
+    <w:nsid w:val="55317018"/>
     <w:multiLevelType w:val="multilevel"/>
-    <w:tmpl w:val="52F62152"/>
+    <w:tmpl w:val="538EE91C"/>
     <w:lvl w:ilvl="0">
       <w:start w:val="1"/>
       <w:numFmt w:val="bullet"/>
@@ -18384,9 +19555,9 @@
     </w:lvl>
   </w:abstractNum>
   <w:abstractNum w:abstractNumId="19" w15:restartNumberingAfterBreak="0">
-    <w:nsid w:val="6648150E"/>
+    <w:nsid w:val="5F3F42AA"/>
     <w:multiLevelType w:val="multilevel"/>
-    <w:tmpl w:val="FF1EDAC6"/>
+    <w:tmpl w:val="7EAACFF8"/>
     <w:lvl w:ilvl="0">
       <w:start w:val="1"/>
       <w:numFmt w:val="bullet"/>
@@ -18533,9 +19704,9 @@
     </w:lvl>
   </w:abstractNum>
   <w:abstractNum w:abstractNumId="20" w15:restartNumberingAfterBreak="0">
-    <w:nsid w:val="6B241C9F"/>
+    <w:nsid w:val="604C015C"/>
     <w:multiLevelType w:val="multilevel"/>
-    <w:tmpl w:val="6BB8DA02"/>
+    <w:tmpl w:val="C3ECC1E2"/>
     <w:lvl w:ilvl="0">
       <w:start w:val="1"/>
       <w:numFmt w:val="bullet"/>
@@ -18682,9 +19853,9 @@
     </w:lvl>
   </w:abstractNum>
   <w:abstractNum w:abstractNumId="21" w15:restartNumberingAfterBreak="0">
-    <w:nsid w:val="73D57B90"/>
+    <w:nsid w:val="662C74B3"/>
     <w:multiLevelType w:val="multilevel"/>
-    <w:tmpl w:val="2CD69730"/>
+    <w:tmpl w:val="9626C870"/>
     <w:lvl w:ilvl="0">
       <w:start w:val="1"/>
       <w:numFmt w:val="bullet"/>
@@ -18831,9 +20002,122 @@
     </w:lvl>
   </w:abstractNum>
   <w:abstractNum w:abstractNumId="22" w15:restartNumberingAfterBreak="0">
-    <w:nsid w:val="74E13340"/>
+    <w:nsid w:val="673B7DDA"/>
     <w:multiLevelType w:val="multilevel"/>
-    <w:tmpl w:val="D3980BEC"/>
+    <w:tmpl w:val="EDF0CF82"/>
+    <w:lvl w:ilvl="0">
+      <w:start w:val="1"/>
+      <w:numFmt w:val="decimal"/>
+      <w:lvlText w:val="%1."/>
+      <w:lvlJc w:val="left"/>
+      <w:pPr>
+        <w:tabs>
+          <w:tab w:val="num" w:pos="720"/>
+        </w:tabs>
+        <w:ind w:left="720" w:hanging="360"/>
+      </w:pPr>
+    </w:lvl>
+    <w:lvl w:ilvl="1" w:tentative="1">
+      <w:start w:val="1"/>
+      <w:numFmt w:val="decimal"/>
+      <w:lvlText w:val="%2."/>
+      <w:lvlJc w:val="left"/>
+      <w:pPr>
+        <w:tabs>
+          <w:tab w:val="num" w:pos="1440"/>
+        </w:tabs>
+        <w:ind w:left="1440" w:hanging="360"/>
+      </w:pPr>
+    </w:lvl>
+    <w:lvl w:ilvl="2" w:tentative="1">
+      <w:start w:val="1"/>
+      <w:numFmt w:val="decimal"/>
+      <w:lvlText w:val="%3."/>
+      <w:lvlJc w:val="left"/>
+      <w:pPr>
+        <w:tabs>
+          <w:tab w:val="num" w:pos="2160"/>
+        </w:tabs>
+        <w:ind w:left="2160" w:hanging="360"/>
+      </w:pPr>
+    </w:lvl>
+    <w:lvl w:ilvl="3" w:tentative="1">
+      <w:start w:val="1"/>
+      <w:numFmt w:val="decimal"/>
+      <w:lvlText w:val="%4."/>
+      <w:lvlJc w:val="left"/>
+      <w:pPr>
+        <w:tabs>
+          <w:tab w:val="num" w:pos="2880"/>
+        </w:tabs>
+        <w:ind w:left="2880" w:hanging="360"/>
+      </w:pPr>
+    </w:lvl>
+    <w:lvl w:ilvl="4" w:tentative="1">
+      <w:start w:val="1"/>
+      <w:numFmt w:val="decimal"/>
+      <w:lvlText w:val="%5."/>
+      <w:lvlJc w:val="left"/>
+      <w:pPr>
+        <w:tabs>
+          <w:tab w:val="num" w:pos="3600"/>
+        </w:tabs>
+        <w:ind w:left="3600" w:hanging="360"/>
+      </w:pPr>
+    </w:lvl>
+    <w:lvl w:ilvl="5" w:tentative="1">
+      <w:start w:val="1"/>
+      <w:numFmt w:val="decimal"/>
+      <w:lvlText w:val="%6."/>
+      <w:lvlJc w:val="left"/>
+      <w:pPr>
+        <w:tabs>
+          <w:tab w:val="num" w:pos="4320"/>
+        </w:tabs>
+        <w:ind w:left="4320" w:hanging="360"/>
+      </w:pPr>
+    </w:lvl>
+    <w:lvl w:ilvl="6" w:tentative="1">
+      <w:start w:val="1"/>
+      <w:numFmt w:val="decimal"/>
+      <w:lvlText w:val="%7."/>
+      <w:lvlJc w:val="left"/>
+      <w:pPr>
+        <w:tabs>
+          <w:tab w:val="num" w:pos="5040"/>
+        </w:tabs>
+        <w:ind w:left="5040" w:hanging="360"/>
+      </w:pPr>
+    </w:lvl>
+    <w:lvl w:ilvl="7" w:tentative="1">
+      <w:start w:val="1"/>
+      <w:numFmt w:val="decimal"/>
+      <w:lvlText w:val="%8."/>
+      <w:lvlJc w:val="left"/>
+      <w:pPr>
+        <w:tabs>
+          <w:tab w:val="num" w:pos="5760"/>
+        </w:tabs>
+        <w:ind w:left="5760" w:hanging="360"/>
+      </w:pPr>
+    </w:lvl>
+    <w:lvl w:ilvl="8" w:tentative="1">
+      <w:start w:val="1"/>
+      <w:numFmt w:val="decimal"/>
+      <w:lvlText w:val="%9."/>
+      <w:lvlJc w:val="left"/>
+      <w:pPr>
+        <w:tabs>
+          <w:tab w:val="num" w:pos="6480"/>
+        </w:tabs>
+        <w:ind w:left="6480" w:hanging="360"/>
+      </w:pPr>
+    </w:lvl>
+  </w:abstractNum>
+  <w:abstractNum w:abstractNumId="23" w15:restartNumberingAfterBreak="0">
+    <w:nsid w:val="6AA45E75"/>
+    <w:multiLevelType w:val="multilevel"/>
+    <w:tmpl w:val="F378F0FC"/>
     <w:lvl w:ilvl="0">
       <w:start w:val="1"/>
       <w:numFmt w:val="bullet"/>
@@ -18979,10 +20263,10 @@
       </w:rPr>
     </w:lvl>
   </w:abstractNum>
-  <w:abstractNum w:abstractNumId="23" w15:restartNumberingAfterBreak="0">
-    <w:nsid w:val="7656236C"/>
+  <w:abstractNum w:abstractNumId="24" w15:restartNumberingAfterBreak="0">
+    <w:nsid w:val="6FCE7ECC"/>
     <w:multiLevelType w:val="multilevel"/>
-    <w:tmpl w:val="26226C2A"/>
+    <w:tmpl w:val="73CAAD00"/>
     <w:lvl w:ilvl="0">
       <w:start w:val="1"/>
       <w:numFmt w:val="bullet"/>
@@ -19128,10 +20412,10 @@
       </w:rPr>
     </w:lvl>
   </w:abstractNum>
-  <w:abstractNum w:abstractNumId="24" w15:restartNumberingAfterBreak="0">
-    <w:nsid w:val="778A3E72"/>
+  <w:abstractNum w:abstractNumId="25" w15:restartNumberingAfterBreak="0">
+    <w:nsid w:val="733C0777"/>
     <w:multiLevelType w:val="multilevel"/>
-    <w:tmpl w:val="B3007BC0"/>
+    <w:tmpl w:val="359E4332"/>
     <w:lvl w:ilvl="0">
       <w:start w:val="1"/>
       <w:numFmt w:val="bullet"/>
@@ -19277,10 +20561,10 @@
       </w:rPr>
     </w:lvl>
   </w:abstractNum>
-  <w:abstractNum w:abstractNumId="25" w15:restartNumberingAfterBreak="0">
-    <w:nsid w:val="77F36834"/>
+  <w:abstractNum w:abstractNumId="26" w15:restartNumberingAfterBreak="0">
+    <w:nsid w:val="76A97E71"/>
     <w:multiLevelType w:val="multilevel"/>
-    <w:tmpl w:val="CA5E1AFE"/>
+    <w:tmpl w:val="35D44E02"/>
     <w:lvl w:ilvl="0">
       <w:start w:val="1"/>
       <w:numFmt w:val="decimal"/>
@@ -19390,10 +20674,10 @@
       </w:pPr>
     </w:lvl>
   </w:abstractNum>
-  <w:abstractNum w:abstractNumId="26" w15:restartNumberingAfterBreak="0">
-    <w:nsid w:val="7FD307AC"/>
+  <w:abstractNum w:abstractNumId="27" w15:restartNumberingAfterBreak="0">
+    <w:nsid w:val="787A336D"/>
     <w:multiLevelType w:val="multilevel"/>
-    <w:tmpl w:val="ECB46FAA"/>
+    <w:tmpl w:val="5A725744"/>
     <w:lvl w:ilvl="0">
       <w:start w:val="1"/>
       <w:numFmt w:val="bullet"/>
@@ -19539,202 +20823,89 @@
       </w:rPr>
     </w:lvl>
   </w:abstractNum>
-  <w:abstractNum w:abstractNumId="27" w15:restartNumberingAfterBreak="0">
-    <w:nsid w:val="7FE70F1E"/>
-    <w:multiLevelType w:val="multilevel"/>
-    <w:tmpl w:val="6DD4E414"/>
-    <w:lvl w:ilvl="0">
-      <w:start w:val="1"/>
-      <w:numFmt w:val="decimal"/>
-      <w:lvlText w:val="%1."/>
-      <w:lvlJc w:val="left"/>
-      <w:pPr>
-        <w:tabs>
-          <w:tab w:val="num" w:pos="720"/>
-        </w:tabs>
-        <w:ind w:left="720" w:hanging="360"/>
-      </w:pPr>
-    </w:lvl>
-    <w:lvl w:ilvl="1" w:tentative="1">
-      <w:start w:val="1"/>
-      <w:numFmt w:val="decimal"/>
-      <w:lvlText w:val="%2."/>
-      <w:lvlJc w:val="left"/>
-      <w:pPr>
-        <w:tabs>
-          <w:tab w:val="num" w:pos="1440"/>
-        </w:tabs>
-        <w:ind w:left="1440" w:hanging="360"/>
-      </w:pPr>
-    </w:lvl>
-    <w:lvl w:ilvl="2" w:tentative="1">
-      <w:start w:val="1"/>
-      <w:numFmt w:val="decimal"/>
-      <w:lvlText w:val="%3."/>
-      <w:lvlJc w:val="left"/>
-      <w:pPr>
-        <w:tabs>
-          <w:tab w:val="num" w:pos="2160"/>
-        </w:tabs>
-        <w:ind w:left="2160" w:hanging="360"/>
-      </w:pPr>
-    </w:lvl>
-    <w:lvl w:ilvl="3" w:tentative="1">
-      <w:start w:val="1"/>
-      <w:numFmt w:val="decimal"/>
-      <w:lvlText w:val="%4."/>
-      <w:lvlJc w:val="left"/>
-      <w:pPr>
-        <w:tabs>
-          <w:tab w:val="num" w:pos="2880"/>
-        </w:tabs>
-        <w:ind w:left="2880" w:hanging="360"/>
-      </w:pPr>
-    </w:lvl>
-    <w:lvl w:ilvl="4" w:tentative="1">
-      <w:start w:val="1"/>
-      <w:numFmt w:val="decimal"/>
-      <w:lvlText w:val="%5."/>
-      <w:lvlJc w:val="left"/>
-      <w:pPr>
-        <w:tabs>
-          <w:tab w:val="num" w:pos="3600"/>
-        </w:tabs>
-        <w:ind w:left="3600" w:hanging="360"/>
-      </w:pPr>
-    </w:lvl>
-    <w:lvl w:ilvl="5" w:tentative="1">
-      <w:start w:val="1"/>
-      <w:numFmt w:val="decimal"/>
-      <w:lvlText w:val="%6."/>
-      <w:lvlJc w:val="left"/>
-      <w:pPr>
-        <w:tabs>
-          <w:tab w:val="num" w:pos="4320"/>
-        </w:tabs>
-        <w:ind w:left="4320" w:hanging="360"/>
-      </w:pPr>
-    </w:lvl>
-    <w:lvl w:ilvl="6" w:tentative="1">
-      <w:start w:val="1"/>
-      <w:numFmt w:val="decimal"/>
-      <w:lvlText w:val="%7."/>
-      <w:lvlJc w:val="left"/>
-      <w:pPr>
-        <w:tabs>
-          <w:tab w:val="num" w:pos="5040"/>
-        </w:tabs>
-        <w:ind w:left="5040" w:hanging="360"/>
-      </w:pPr>
-    </w:lvl>
-    <w:lvl w:ilvl="7" w:tentative="1">
-      <w:start w:val="1"/>
-      <w:numFmt w:val="decimal"/>
-      <w:lvlText w:val="%8."/>
-      <w:lvlJc w:val="left"/>
-      <w:pPr>
-        <w:tabs>
-          <w:tab w:val="num" w:pos="5760"/>
-        </w:tabs>
-        <w:ind w:left="5760" w:hanging="360"/>
-      </w:pPr>
-    </w:lvl>
-    <w:lvl w:ilvl="8" w:tentative="1">
-      <w:start w:val="1"/>
-      <w:numFmt w:val="decimal"/>
-      <w:lvlText w:val="%9."/>
-      <w:lvlJc w:val="left"/>
-      <w:pPr>
-        <w:tabs>
-          <w:tab w:val="num" w:pos="6480"/>
-        </w:tabs>
-        <w:ind w:left="6480" w:hanging="360"/>
-      </w:pPr>
-    </w:lvl>
-  </w:abstractNum>
-  <w:num w:numId="1" w16cid:durableId="1147016075">
+  <w:num w:numId="1" w16cid:durableId="1607926715">
+    <w:abstractNumId w:val="1"/>
+  </w:num>
+  <w:num w:numId="2" w16cid:durableId="938833990">
+    <w:abstractNumId w:val="18"/>
+  </w:num>
+  <w:num w:numId="3" w16cid:durableId="702481509">
+    <w:abstractNumId w:val="27"/>
+  </w:num>
+  <w:num w:numId="4" w16cid:durableId="1572348892">
+    <w:abstractNumId w:val="16"/>
+  </w:num>
+  <w:num w:numId="5" w16cid:durableId="227545252">
+    <w:abstractNumId w:val="19"/>
+  </w:num>
+  <w:num w:numId="6" w16cid:durableId="1917740342">
+    <w:abstractNumId w:val="3"/>
+  </w:num>
+  <w:num w:numId="7" w16cid:durableId="490029337">
+    <w:abstractNumId w:val="2"/>
+  </w:num>
+  <w:num w:numId="8" w16cid:durableId="1071194328">
     <w:abstractNumId w:val="5"/>
   </w:num>
-  <w:num w:numId="2" w16cid:durableId="1305429362">
-    <w:abstractNumId w:val="18"/>
+  <w:num w:numId="9" w16cid:durableId="318388299">
+    <w:abstractNumId w:val="10"/>
   </w:num>
-  <w:num w:numId="3" w16cid:durableId="91096967">
+  <w:num w:numId="10" w16cid:durableId="71314562">
+    <w:abstractNumId w:val="21"/>
+  </w:num>
+  <w:num w:numId="11" w16cid:durableId="807623046">
+    <w:abstractNumId w:val="15"/>
+  </w:num>
+  <w:num w:numId="12" w16cid:durableId="1799257600">
+    <w:abstractNumId w:val="7"/>
+  </w:num>
+  <w:num w:numId="13" w16cid:durableId="843663976">
+    <w:abstractNumId w:val="25"/>
+  </w:num>
+  <w:num w:numId="14" w16cid:durableId="902183118">
+    <w:abstractNumId w:val="12"/>
+  </w:num>
+  <w:num w:numId="15" w16cid:durableId="1023630595">
     <w:abstractNumId w:val="24"/>
   </w:num>
-  <w:num w:numId="4" w16cid:durableId="141780549">
+  <w:num w:numId="16" w16cid:durableId="947465616">
+    <w:abstractNumId w:val="14"/>
+  </w:num>
+  <w:num w:numId="17" w16cid:durableId="1965185728">
+    <w:abstractNumId w:val="8"/>
+  </w:num>
+  <w:num w:numId="18" w16cid:durableId="1382630744">
     <w:abstractNumId w:val="23"/>
   </w:num>
-  <w:num w:numId="5" w16cid:durableId="182980138">
+  <w:num w:numId="19" w16cid:durableId="2107381495">
+    <w:abstractNumId w:val="26"/>
+  </w:num>
+  <w:num w:numId="20" w16cid:durableId="122234053">
+    <w:abstractNumId w:val="13"/>
+  </w:num>
+  <w:num w:numId="21" w16cid:durableId="1169909064">
+    <w:abstractNumId w:val="20"/>
+  </w:num>
+  <w:num w:numId="22" w16cid:durableId="1283726520">
     <w:abstractNumId w:val="11"/>
   </w:num>
-  <w:num w:numId="6" w16cid:durableId="674452755">
+  <w:num w:numId="23" w16cid:durableId="1403064845">
+    <w:abstractNumId w:val="0"/>
+  </w:num>
+  <w:num w:numId="24" w16cid:durableId="508952789">
+    <w:abstractNumId w:val="22"/>
+  </w:num>
+  <w:num w:numId="25" w16cid:durableId="173232443">
+    <w:abstractNumId w:val="6"/>
+  </w:num>
+  <w:num w:numId="26" w16cid:durableId="1456022217">
     <w:abstractNumId w:val="4"/>
   </w:num>
-  <w:num w:numId="7" w16cid:durableId="804812066">
-    <w:abstractNumId w:val="26"/>
-  </w:num>
-  <w:num w:numId="8" w16cid:durableId="1285766747">
-    <w:abstractNumId w:val="19"/>
-  </w:num>
-  <w:num w:numId="9" w16cid:durableId="1636521905">
-    <w:abstractNumId w:val="15"/>
-  </w:num>
-  <w:num w:numId="10" w16cid:durableId="1264218784">
-    <w:abstractNumId w:val="22"/>
-  </w:num>
-  <w:num w:numId="11" w16cid:durableId="784152731">
-    <w:abstractNumId w:val="2"/>
-  </w:num>
-  <w:num w:numId="12" w16cid:durableId="1691222141">
-    <w:abstractNumId w:val="17"/>
-  </w:num>
-  <w:num w:numId="13" w16cid:durableId="856231901">
-    <w:abstractNumId w:val="7"/>
-  </w:num>
-  <w:num w:numId="14" w16cid:durableId="1500736152">
-    <w:abstractNumId w:val="10"/>
-  </w:num>
-  <w:num w:numId="15" w16cid:durableId="873342941">
-    <w:abstractNumId w:val="8"/>
-  </w:num>
-  <w:num w:numId="16" w16cid:durableId="38093795">
-    <w:abstractNumId w:val="6"/>
-  </w:num>
-  <w:num w:numId="17" w16cid:durableId="1190140874">
+  <w:num w:numId="27" w16cid:durableId="828254005">
     <w:abstractNumId w:val="9"/>
   </w:num>
-  <w:num w:numId="18" w16cid:durableId="1642540591">
-    <w:abstractNumId w:val="12"/>
-  </w:num>
-  <w:num w:numId="19" w16cid:durableId="5717659">
-    <w:abstractNumId w:val="0"/>
-  </w:num>
-  <w:num w:numId="20" w16cid:durableId="2119907023">
-    <w:abstractNumId w:val="25"/>
-  </w:num>
-  <w:num w:numId="21" w16cid:durableId="214243828">
-    <w:abstractNumId w:val="13"/>
-  </w:num>
-  <w:num w:numId="22" w16cid:durableId="460198281">
-    <w:abstractNumId w:val="20"/>
-  </w:num>
-  <w:num w:numId="23" w16cid:durableId="1333879000">
-    <w:abstractNumId w:val="21"/>
-  </w:num>
-  <w:num w:numId="24" w16cid:durableId="1009334579">
-    <w:abstractNumId w:val="27"/>
-  </w:num>
-  <w:num w:numId="25" w16cid:durableId="807430449">
-    <w:abstractNumId w:val="3"/>
-  </w:num>
-  <w:num w:numId="26" w16cid:durableId="1199969379">
-    <w:abstractNumId w:val="14"/>
-  </w:num>
-  <w:num w:numId="27" w16cid:durableId="1718118610">
-    <w:abstractNumId w:val="16"/>
-  </w:num>
-  <w:num w:numId="28" w16cid:durableId="6836302">
-    <w:abstractNumId w:val="1"/>
+  <w:num w:numId="28" w16cid:durableId="87778317">
+    <w:abstractNumId w:val="17"/>
   </w:num>
 </w:numbering>
 </file>
@@ -20242,7 +21413,7 @@
     <w:uiPriority w:val="9"/>
     <w:rPr>
       <w:rFonts w:asciiTheme="majorHAnsi" w:eastAsiaTheme="majorEastAsia" w:hAnsiTheme="majorHAnsi" w:cstheme="majorBidi"/>
-      <w:color w:val="0F4761" w:themeColor="accent1" w:themeShade="BF"/>
+      <w:color w:val="2F5496" w:themeColor="accent1" w:themeShade="BF"/>
       <w:sz w:val="40"/>
       <w:szCs w:val="40"/>
     </w:rPr>
@@ -20255,7 +21426,7 @@
     <w:semiHidden/>
     <w:rPr>
       <w:rFonts w:asciiTheme="majorHAnsi" w:eastAsiaTheme="majorEastAsia" w:hAnsiTheme="majorHAnsi" w:cstheme="majorBidi"/>
-      <w:color w:val="0F4761" w:themeColor="accent1" w:themeShade="BF"/>
+      <w:color w:val="2F5496" w:themeColor="accent1" w:themeShade="BF"/>
       <w:sz w:val="32"/>
       <w:szCs w:val="32"/>
     </w:rPr>
@@ -20268,7 +21439,7 @@
     <w:semiHidden/>
     <w:rPr>
       <w:rFonts w:asciiTheme="minorHAnsi" w:eastAsiaTheme="majorEastAsia" w:hAnsiTheme="minorHAnsi" w:cstheme="majorBidi"/>
-      <w:color w:val="0F4761" w:themeColor="accent1" w:themeShade="BF"/>
+      <w:color w:val="2F5496" w:themeColor="accent1" w:themeShade="BF"/>
       <w:sz w:val="28"/>
       <w:szCs w:val="28"/>
     </w:rPr>
@@ -20374,39 +21545,39 @@
         <a:sysClr val="window" lastClr="FFFFFF"/>
       </a:lt1>
       <a:dk2>
-        <a:srgbClr val="0E2841"/>
+        <a:srgbClr val="44546A"/>
       </a:dk2>
       <a:lt2>
-        <a:srgbClr val="E8E8E8"/>
+        <a:srgbClr val="E7E6E6"/>
       </a:lt2>
       <a:accent1>
-        <a:srgbClr val="156082"/>
+        <a:srgbClr val="4472C4"/>
       </a:accent1>
       <a:accent2>
-        <a:srgbClr val="E97132"/>
+        <a:srgbClr val="ED7D31"/>
       </a:accent2>
       <a:accent3>
-        <a:srgbClr val="196B24"/>
+        <a:srgbClr val="A5A5A5"/>
       </a:accent3>
       <a:accent4>
-        <a:srgbClr val="0F9ED5"/>
+        <a:srgbClr val="FFC000"/>
       </a:accent4>
       <a:accent5>
-        <a:srgbClr val="A02B93"/>
+        <a:srgbClr val="5B9BD5"/>
       </a:accent5>
       <a:accent6>
-        <a:srgbClr val="4EA72E"/>
+        <a:srgbClr val="70AD47"/>
       </a:accent6>
       <a:hlink>
-        <a:srgbClr val="467886"/>
+        <a:srgbClr val="0563C1"/>
       </a:hlink>
       <a:folHlink>
-        <a:srgbClr val="96607D"/>
+        <a:srgbClr val="954F72"/>
       </a:folHlink>
     </a:clrScheme>
     <a:fontScheme name="Office">
       <a:majorFont>
-        <a:latin typeface="Aptos Display" panose="02110004020202020204"/>
+        <a:latin typeface="Calibri Light" panose="020F0302020204030204"/>
         <a:ea typeface=""/>
         <a:cs typeface=""/>
         <a:font script="Jpan" typeface="游ゴシック Light"/>
@@ -20458,7 +21629,7 @@
         <a:font script="Tfng" typeface="Ebrima"/>
       </a:majorFont>
       <a:minorFont>
-        <a:latin typeface="Aptos" panose="02110004020202020204"/>
+        <a:latin typeface="Calibri" panose="020F0502020204030204"/>
         <a:ea typeface=""/>
         <a:cs typeface=""/>
         <a:font script="Jpan" typeface="游明朝"/>
@@ -20569,6 +21740,13 @@
         </a:gradFill>
       </a:fillStyleLst>
       <a:lnStyleLst>
+        <a:ln w="6350" cap="flat" cmpd="sng" algn="ctr">
+          <a:solidFill>
+            <a:schemeClr val="phClr"/>
+          </a:solidFill>
+          <a:prstDash val="solid"/>
+          <a:miter lim="800000"/>
+        </a:ln>
         <a:ln w="12700" cap="flat" cmpd="sng" algn="ctr">
           <a:solidFill>
             <a:schemeClr val="phClr"/>
@@ -20577,13 +21755,6 @@
           <a:miter lim="800000"/>
         </a:ln>
         <a:ln w="19050" cap="flat" cmpd="sng" algn="ctr">
-          <a:solidFill>
-            <a:schemeClr val="phClr"/>
-          </a:solidFill>
-          <a:prstDash val="solid"/>
-          <a:miter lim="800000"/>
-        </a:ln>
-        <a:ln w="25400" cap="flat" cmpd="sng" algn="ctr">
           <a:solidFill>
             <a:schemeClr val="phClr"/>
           </a:solidFill>
@@ -20648,31 +21819,11 @@
       </a:bgFillStyleLst>
     </a:fmtScheme>
   </a:themeElements>
-  <a:objectDefaults>
-    <a:lnDef>
-      <a:spPr/>
-      <a:bodyPr/>
-      <a:lstStyle/>
-      <a:style>
-        <a:lnRef idx="2">
-          <a:schemeClr val="accent1"/>
-        </a:lnRef>
-        <a:fillRef idx="0">
-          <a:schemeClr val="accent1"/>
-        </a:fillRef>
-        <a:effectRef idx="1">
-          <a:schemeClr val="accent1"/>
-        </a:effectRef>
-        <a:fontRef idx="minor">
-          <a:schemeClr val="tx1"/>
-        </a:fontRef>
-      </a:style>
-    </a:lnDef>
-  </a:objectDefaults>
+  <a:objectDefaults/>
   <a:extraClrSchemeLst/>
   <a:extLst>
     <a:ext uri="{05A4C25C-085E-4340-85A3-A5531E510DB2}">
-      <thm15:themeFamily xmlns:thm15="http://schemas.microsoft.com/office/thememl/2012/main" name="Office Theme" id="{2E142A2C-CD16-42D6-873A-C26D2A0506FA}" vid="{1BDDFF52-6CD6-40A5-AB3C-68EB2F1E4D0A}"/>
+      <thm15:themeFamily xmlns:thm15="http://schemas.microsoft.com/office/thememl/2012/main" name="Office Theme" id="{62F939B6-93AF-4DB8-9C6B-D6C7DFDC589F}" vid="{4A3C46E8-61CC-4603-A589-7422A47A8E4A}"/>
     </a:ext>
   </a:extLst>
 </a:theme>

--- a/docs/Feature Guide.docx
+++ b/docs/Feature Guide.docx
@@ -98,7 +98,7 @@
       <w:pPr>
         <w:pStyle w:val="NormalWeb"/>
         <w:shd w:val="clear" w:color="auto" w:fill="EEF2F8"/>
-        <w:divId w:val="1994093491"/>
+        <w:divId w:val="1601448332"/>
         <w:rPr>
           <w:rFonts w:ascii="Calibri" w:hAnsi="Calibri" w:cs="Calibri"/>
           <w:color w:val="404040"/>
@@ -10692,6 +10692,102 @@
     </w:p>
     <w:p>
       <w:pPr>
+        <w:pStyle w:val="NormalWeb"/>
+        <w:rPr>
+          <w:rFonts w:ascii="Calibri" w:hAnsi="Calibri" w:cs="Calibri"/>
+          <w:color w:val="1A1A1A"/>
+          <w:sz w:val="22"/>
+          <w:szCs w:val="22"/>
+        </w:rPr>
+      </w:pPr>
+      <w:r>
+        <w:rPr>
+          <w:rStyle w:val="Strong"/>
+          <w:rFonts w:ascii="Calibri" w:hAnsi="Calibri" w:cs="Calibri"/>
+          <w:color w:val="1A1A1A"/>
+          <w:sz w:val="22"/>
+          <w:szCs w:val="22"/>
+        </w:rPr>
+        <w:t>Sending the employee list to the scanner.</w:t>
+      </w:r>
+      <w:r>
+        <w:rPr>
+          <w:rFonts w:ascii="Calibri" w:hAnsi="Calibri" w:cs="Calibri"/>
+          <w:color w:val="1A1A1A"/>
+          <w:sz w:val="22"/>
+          <w:szCs w:val="22"/>
+        </w:rPr>
+        <w:t xml:space="preserve"> The scanner can load its employee list from a file on the USB stick, in its own </w:t>
+      </w:r>
+      <w:r>
+        <w:rPr>
+          <w:rStyle w:val="Emphasis"/>
+          <w:rFonts w:ascii="Calibri" w:hAnsi="Calibri" w:cs="Calibri"/>
+          <w:color w:val="1A1A1A"/>
+          <w:sz w:val="22"/>
+          <w:szCs w:val="22"/>
+        </w:rPr>
+        <w:t>Employee Form</w:t>
+      </w:r>
+      <w:r>
+        <w:rPr>
+          <w:rFonts w:ascii="Calibri" w:hAnsi="Calibri" w:cs="Calibri"/>
+          <w:color w:val="1A1A1A"/>
+          <w:sz w:val="22"/>
+          <w:szCs w:val="22"/>
+        </w:rPr>
+        <w:t xml:space="preserve"> layout. </w:t>
+      </w:r>
+      <w:r>
+        <w:rPr>
+          <w:rStyle w:val="Strong"/>
+          <w:rFonts w:ascii="Calibri" w:hAnsi="Calibri" w:cs="Calibri"/>
+          <w:color w:val="1A1A1A"/>
+          <w:sz w:val="22"/>
+          <w:szCs w:val="22"/>
+        </w:rPr>
+        <w:t>Make Scanner Employee File</w:t>
+      </w:r>
+      <w:r>
+        <w:rPr>
+          <w:rFonts w:ascii="Calibri" w:hAnsi="Calibri" w:cs="Calibri"/>
+          <w:color w:val="1A1A1A"/>
+          <w:sz w:val="22"/>
+          <w:szCs w:val="22"/>
+        </w:rPr>
+        <w:t xml:space="preserve"> fills that form with every </w:t>
+      </w:r>
+      <w:r>
+        <w:rPr>
+          <w:rStyle w:val="Strong"/>
+          <w:rFonts w:ascii="Calibri" w:hAnsi="Calibri" w:cs="Calibri"/>
+          <w:color w:val="1A1A1A"/>
+          <w:sz w:val="22"/>
+          <w:szCs w:val="22"/>
+        </w:rPr>
+        <w:t>active</w:t>
+      </w:r>
+      <w:r>
+        <w:rPr>
+          <w:rFonts w:ascii="Calibri" w:hAnsi="Calibri" w:cs="Calibri"/>
+          <w:color w:val="1A1A1A"/>
+          <w:sz w:val="22"/>
+          <w:szCs w:val="22"/>
+        </w:rPr>
+        <w:t xml:space="preserve"> </w:t>
+      </w:r>
+      <w:r>
+        <w:rPr>
+          <w:rFonts w:ascii="Calibri" w:hAnsi="Calibri" w:cs="Calibri"/>
+          <w:color w:val="1A1A1A"/>
+          <w:sz w:val="22"/>
+          <w:szCs w:val="22"/>
+        </w:rPr>
+        <w:t>employee who has a numeric Biometric ID: ID, name, department and "employee" authority (scanner admins are set on the scanner). The scanner only knows numbered departments, so ours are sent as Site = 1, Administration = 3, HR &amp; Payroll = 4, Inventory = 5, Subcontractors = 6, Receipts = 7. The schedule columns are left empty, like the scanner's own file, because the app works out late, absent and overtime itself. Fingerprints are still registered on the scanner, one person at a time.</w:t>
+      </w:r>
+    </w:p>
+    <w:p>
+      <w:pPr>
         <w:pStyle w:val="Heading2"/>
         <w:rPr>
           <w:rFonts w:ascii="Calibri" w:eastAsia="Times New Roman" w:hAnsi="Calibri" w:cs="Calibri"/>
@@ -11561,16 +11657,7 @@
           <w:sz w:val="22"/>
           <w:szCs w:val="22"/>
         </w:rPr>
-        <w:t xml:space="preserve"> </w:t>
-      </w:r>
-      <w:r>
-        <w:rPr>
-          <w:rFonts w:ascii="Calibri" w:hAnsi="Calibri" w:cs="Calibri"/>
-          <w:color w:val="1A1A1A"/>
-          <w:sz w:val="22"/>
-          <w:szCs w:val="22"/>
-        </w:rPr>
-        <w:t>(a work day with no scan), Rest Day Work. A day is only marked Absent up to yesterday, and not before the person's first daily-rate date.</w:t>
+        <w:t xml:space="preserve"> (a work day with no scan), Rest Day Work. A day is only marked Absent up to yesterday, and not before the person's first daily-rate date.</w:t>
       </w:r>
     </w:p>
     <w:p>
@@ -11748,7 +11835,16 @@
           <w:sz w:val="22"/>
           <w:szCs w:val="22"/>
         </w:rPr>
-        <w:t>Holidays aren't set up yet (they come with the Settings tab), so a holiday with no scans shows as Absent for now. Payroll will use these days: only complete or fixed days are paid.</w:t>
+        <w:t>Holidays aren'</w:t>
+      </w:r>
+      <w:r>
+        <w:rPr>
+          <w:rFonts w:ascii="Calibri" w:hAnsi="Calibri" w:cs="Calibri"/>
+          <w:color w:val="1A1A1A"/>
+          <w:sz w:val="22"/>
+          <w:szCs w:val="22"/>
+        </w:rPr>
+        <w:t>t set up yet (they come with the Settings tab), so a holiday with no scans shows as Absent for now. Payroll will use these days: only complete or fixed days are paid.</w:t>
       </w:r>
     </w:p>
     <w:p>
@@ -12009,7 +12105,16 @@
           <w:sz w:val="22"/>
           <w:szCs w:val="22"/>
         </w:rPr>
-        <w:t xml:space="preserve"> if anyone could type the stock, nobody could trust it. This way every unit can be traced to a delivery or a project.</w:t>
+        <w:t xml:space="preserve"> </w:t>
+      </w:r>
+      <w:r>
+        <w:rPr>
+          <w:rFonts w:ascii="Calibri" w:hAnsi="Calibri" w:cs="Calibri"/>
+          <w:color w:val="1A1A1A"/>
+          <w:sz w:val="22"/>
+          <w:szCs w:val="22"/>
+        </w:rPr>
+        <w:t>if anyone could type the stock, nobody could trust it. This way every unit can be traced to a delivery or a project.</w:t>
       </w:r>
     </w:p>
     <w:p>
@@ -12483,7 +12588,16 @@
           <w:sz w:val="22"/>
           <w:szCs w:val="22"/>
         </w:rPr>
-        <w:t xml:space="preserve"> and sets the material's price to the </w:t>
+        <w:t xml:space="preserve"> and sets the material'</w:t>
+      </w:r>
+      <w:r>
+        <w:rPr>
+          <w:rFonts w:ascii="Calibri" w:eastAsia="Times New Roman" w:hAnsi="Calibri" w:cs="Calibri"/>
+          <w:color w:val="1A1A1A"/>
+          <w:sz w:val="22"/>
+          <w:szCs w:val="22"/>
+        </w:rPr>
+        <w:t xml:space="preserve">s price to the </w:t>
       </w:r>
       <w:r>
         <w:rPr>
@@ -12779,7 +12893,16 @@
           <w:sz w:val="22"/>
           <w:szCs w:val="22"/>
         </w:rPr>
-        <w:t xml:space="preserve"> after maintenance or a repair; it can move the next maintenance date.</w:t>
+        <w:t xml:space="preserve"> </w:t>
+      </w:r>
+      <w:r>
+        <w:rPr>
+          <w:rFonts w:ascii="Calibri" w:eastAsia="Times New Roman" w:hAnsi="Calibri" w:cs="Calibri"/>
+          <w:color w:val="1A1A1A"/>
+          <w:sz w:val="22"/>
+          <w:szCs w:val="22"/>
+        </w:rPr>
+        <w:t>after maintenance or a repair; it can move the next maintenance date.</w:t>
       </w:r>
     </w:p>
     <w:p>
@@ -13058,16 +13181,7 @@
           <w:sz w:val="22"/>
           <w:szCs w:val="22"/>
         </w:rPr>
-        <w:t xml:space="preserve"> </w:t>
-      </w:r>
-      <w:r>
-        <w:rPr>
-          <w:rFonts w:ascii="Calibri" w:eastAsia="Times New Roman" w:hAnsi="Calibri" w:cs="Calibri"/>
-          <w:color w:val="1A1A1A"/>
-          <w:sz w:val="22"/>
-          <w:szCs w:val="22"/>
-        </w:rPr>
-        <w:t xml:space="preserve">split the contract (default: Down payment 30%, Midway 40%, Completion 30%). They must add up to exactly </w:t>
+        <w:t xml:space="preserve"> split the contract (default: Down payment 30%, Midway 40%, Completion 30%). They must add up to exactly </w:t>
       </w:r>
       <w:r>
         <w:rPr>
@@ -14201,7 +14315,16 @@
           <w:sz w:val="22"/>
           <w:szCs w:val="22"/>
         </w:rPr>
-        <w:t xml:space="preserve"> is recorded for exactly the voucher's amount. Bank transfers and checks need a reference number.</w:t>
+        <w:t xml:space="preserve"> </w:t>
+      </w:r>
+      <w:r>
+        <w:rPr>
+          <w:rFonts w:ascii="Calibri" w:eastAsia="Times New Roman" w:hAnsi="Calibri" w:cs="Calibri"/>
+          <w:color w:val="1A1A1A"/>
+          <w:sz w:val="22"/>
+          <w:szCs w:val="22"/>
+        </w:rPr>
+        <w:t>is recorded for exactly the voucher's amount. Bank transfers and checks need a reference number.</w:t>
       </w:r>
     </w:p>
     <w:p>
@@ -14221,16 +14344,7 @@
           <w:sz w:val="22"/>
           <w:szCs w:val="22"/>
         </w:rPr>
-        <w:t>A voucher can'</w:t>
-      </w:r>
-      <w:r>
-        <w:rPr>
-          <w:rFonts w:ascii="Calibri" w:hAnsi="Calibri" w:cs="Calibri"/>
-          <w:color w:val="1A1A1A"/>
-          <w:sz w:val="22"/>
-          <w:szCs w:val="22"/>
-        </w:rPr>
-        <w:t>t be prepared before its stage is reached, and a payout can't be recorded before approval or twice.</w:t>
+        <w:t>A voucher can't be prepared before its stage is reached, and a payout can't be recorded before approval or twice.</w:t>
       </w:r>
     </w:p>
     <w:p>
@@ -14546,7 +14660,13 @@
         <w:rPr>
           <w:rFonts w:ascii="Calibri" w:eastAsia="Times New Roman" w:hAnsi="Calibri" w:cs="Calibri"/>
         </w:rPr>
-        <w:t>10. Receipts &amp; Change Orders</w:t>
+        <w:t xml:space="preserve">10. Receipts &amp; </w:t>
+      </w:r>
+      <w:r>
+        <w:rPr>
+          <w:rFonts w:ascii="Calibri" w:eastAsia="Times New Roman" w:hAnsi="Calibri" w:cs="Calibri"/>
+        </w:rPr>
+        <w:t>Change Orders</w:t>
       </w:r>
     </w:p>
     <w:p>
@@ -15856,7 +15976,16 @@
           <w:sz w:val="22"/>
           <w:szCs w:val="22"/>
         </w:rPr>
-        <w:t xml:space="preserve"> a change order needs a cost change or a days change (or both), and the revised contract price can'</w:t>
+        <w:t xml:space="preserve"> </w:t>
+      </w:r>
+      <w:r>
+        <w:rPr>
+          <w:rFonts w:ascii="Calibri" w:hAnsi="Calibri" w:cs="Calibri"/>
+          <w:color w:val="1A1A1A"/>
+          <w:sz w:val="22"/>
+          <w:szCs w:val="22"/>
+        </w:rPr>
+        <w:t>a change order needs a cost change or a days change (or both), and the revised contract price can'</w:t>
       </w:r>
       <w:r>
         <w:rPr>
@@ -15918,16 +16047,7 @@
           <w:sz w:val="22"/>
           <w:szCs w:val="22"/>
         </w:rPr>
-        <w:t xml:space="preserve"> </w:t>
-      </w:r>
-      <w:r>
-        <w:rPr>
-          <w:rFonts w:ascii="Calibri" w:hAnsi="Calibri" w:cs="Calibri"/>
-          <w:color w:val="1A1A1A"/>
-          <w:sz w:val="22"/>
-          <w:szCs w:val="22"/>
-        </w:rPr>
-        <w:t>expenses only. Print, save as PDF, or export to Excel.</w:t>
+        <w:t xml:space="preserve"> expenses only. Print, save as PDF, or export to Excel.</w:t>
       </w:r>
     </w:p>
     <w:p>
@@ -16009,7 +16129,16 @@
           <w:sz w:val="22"/>
           <w:szCs w:val="22"/>
         </w:rPr>
-        <w:t xml:space="preserve"> pay worked out from validated attendance, late minutes, approved overtime and deductions; payslips printed or saved as PDF.</w:t>
+        <w:t xml:space="preserve"> </w:t>
+      </w:r>
+      <w:r>
+        <w:rPr>
+          <w:rFonts w:ascii="Calibri" w:eastAsia="Times New Roman" w:hAnsi="Calibri" w:cs="Calibri"/>
+          <w:color w:val="1A1A1A"/>
+          <w:sz w:val="22"/>
+          <w:szCs w:val="22"/>
+        </w:rPr>
+        <w:t>pay worked out from validated attendance, late minutes, approved overtime and deductions; payslips printed or saved as PDF.</w:t>
       </w:r>
     </w:p>
     <w:p>
@@ -16077,6 +16206,44 @@
           <w:sz w:val="22"/>
           <w:szCs w:val="22"/>
         </w:rPr>
+        <w:t xml:space="preserve"> screens separate from the office pages, to edit the public website, choose which projects show, and read Contact form messages. </w:t>
+      </w:r>
+      <w:r>
+        <w:rPr>
+          <w:rStyle w:val="Strong"/>
+          <w:rFonts w:ascii="Calibri" w:eastAsia="Times New Roman" w:hAnsi="Calibri" w:cs="Calibri"/>
+          <w:color w:val="1A1A1A"/>
+          <w:sz w:val="22"/>
+          <w:szCs w:val="22"/>
+        </w:rPr>
+        <w:t>Built so far:</w:t>
+      </w:r>
+      <w:r>
+        <w:rPr>
+          <w:rFonts w:ascii="Calibri" w:eastAsia="Times New Roman" w:hAnsi="Calibri" w:cs="Calibri"/>
+          <w:color w:val="1A1A1A"/>
+          <w:sz w:val="22"/>
+          <w:szCs w:val="22"/>
+        </w:rPr>
+        <w:t xml:space="preserve"> its main window (a sidebar like the office app, same idle sign-out) and the </w:t>
+      </w:r>
+      <w:r>
+        <w:rPr>
+          <w:rStyle w:val="Strong"/>
+          <w:rFonts w:ascii="Calibri" w:eastAsia="Times New Roman" w:hAnsi="Calibri" w:cs="Calibri"/>
+          <w:color w:val="1A1A1A"/>
+          <w:sz w:val="22"/>
+          <w:szCs w:val="22"/>
+        </w:rPr>
+        <w:t>Inquiries</w:t>
+      </w:r>
+      <w:r>
+        <w:rPr>
+          <w:rFonts w:ascii="Calibri" w:eastAsia="Times New Roman" w:hAnsi="Calibri" w:cs="Calibri"/>
+          <w:color w:val="1A1A1A"/>
+          <w:sz w:val="22"/>
+          <w:szCs w:val="22"/>
+        </w:rPr>
         <w:t xml:space="preserve"> </w:t>
       </w:r>
       <w:r>
@@ -16086,45 +16253,7 @@
           <w:sz w:val="22"/>
           <w:szCs w:val="22"/>
         </w:rPr>
-        <w:t xml:space="preserve">screens separate from the office pages, to edit the public website, choose which projects show, and read Contact form messages. </w:t>
-      </w:r>
-      <w:r>
-        <w:rPr>
-          <w:rStyle w:val="Strong"/>
-          <w:rFonts w:ascii="Calibri" w:eastAsia="Times New Roman" w:hAnsi="Calibri" w:cs="Calibri"/>
-          <w:color w:val="1A1A1A"/>
-          <w:sz w:val="22"/>
-          <w:szCs w:val="22"/>
-        </w:rPr>
-        <w:t>Built so far:</w:t>
-      </w:r>
-      <w:r>
-        <w:rPr>
-          <w:rFonts w:ascii="Calibri" w:eastAsia="Times New Roman" w:hAnsi="Calibri" w:cs="Calibri"/>
-          <w:color w:val="1A1A1A"/>
-          <w:sz w:val="22"/>
-          <w:szCs w:val="22"/>
-        </w:rPr>
-        <w:t xml:space="preserve"> its main window (a sidebar like the office app, same idle sign-out) and the </w:t>
-      </w:r>
-      <w:r>
-        <w:rPr>
-          <w:rStyle w:val="Strong"/>
-          <w:rFonts w:ascii="Calibri" w:eastAsia="Times New Roman" w:hAnsi="Calibri" w:cs="Calibri"/>
-          <w:color w:val="1A1A1A"/>
-          <w:sz w:val="22"/>
-          <w:szCs w:val="22"/>
-        </w:rPr>
-        <w:t>Inquiries</w:t>
-      </w:r>
-      <w:r>
-        <w:rPr>
-          <w:rFonts w:ascii="Calibri" w:eastAsia="Times New Roman" w:hAnsi="Calibri" w:cs="Calibri"/>
-          <w:color w:val="1A1A1A"/>
-          <w:sz w:val="22"/>
-          <w:szCs w:val="22"/>
-        </w:rPr>
-        <w:t xml:space="preserve"> page: every Contact form message with New / Contacted / Closed and internal notes; Website Admins and Admins can follow them up; nothing is ever deleted. Website Admin logins are a Level in User Accounts (see 1.1); Tri-Stone opens these screens for them.</w:t>
+        <w:t>page: every Contact form message with New / Contacted / Closed and internal notes; Website Admins and Admins can follow them up; nothing is ever deleted. Website Admin logins are a Level in User Accounts (see 1.1); Tri-Stone opens these screens for them.</w:t>
       </w:r>
     </w:p>
     <w:p>
@@ -16718,16 +16847,7 @@
                 <w:sz w:val="22"/>
                 <w:szCs w:val="22"/>
               </w:rPr>
-              <w:t>Counting a project'</w:t>
-            </w:r>
-            <w:r>
-              <w:rPr>
-                <w:rFonts w:ascii="Calibri" w:eastAsia="Times New Roman" w:hAnsi="Calibri" w:cs="Calibri"/>
-                <w:color w:val="1A1A1A"/>
-                <w:sz w:val="22"/>
-                <w:szCs w:val="22"/>
-              </w:rPr>
-              <w:t>s money when it's finished, not while it runs.</w:t>
+              <w:t>Counting a project's money when it's finished, not while it runs.</w:t>
             </w:r>
           </w:p>
         </w:tc>
@@ -16832,9 +16952,9 @@
 <file path=word/numbering.xml><?xml version="1.0" encoding="utf-8"?>
 <w:numbering xmlns:wpc="http://schemas.microsoft.com/office/word/2010/wordprocessingCanvas" xmlns:cx="http://schemas.microsoft.com/office/drawing/2014/chartex" xmlns:cx1="http://schemas.microsoft.com/office/drawing/2015/9/8/chartex" xmlns:cx2="http://schemas.microsoft.com/office/drawing/2015/10/21/chartex" xmlns:cx3="http://schemas.microsoft.com/office/drawing/2016/5/9/chartex" xmlns:cx4="http://schemas.microsoft.com/office/drawing/2016/5/10/chartex" xmlns:cx5="http://schemas.microsoft.com/office/drawing/2016/5/11/chartex" xmlns:cx6="http://schemas.microsoft.com/office/drawing/2016/5/12/chartex" xmlns:cx7="http://schemas.microsoft.com/office/drawing/2016/5/13/chartex" xmlns:cx8="http://schemas.microsoft.com/office/drawing/2016/5/14/chartex" xmlns:mc="http://schemas.openxmlformats.org/markup-compatibility/2006" xmlns:aink="http://schemas.microsoft.com/office/drawing/2016/ink" xmlns:am3d="http://schemas.microsoft.com/office/drawing/2017/model3d" xmlns:o="urn:schemas-microsoft-com:office:office" xmlns:oel="http://schemas.microsoft.com/office/2019/extlst" xmlns:r="http://schemas.openxmlformats.org/officeDocument/2006/relationships" xmlns:m="http://schemas.openxmlformats.org/officeDocument/2006/math" xmlns:v="urn:schemas-microsoft-com:vml" xmlns:wp14="http://schemas.microsoft.com/office/word/2010/wordprocessingDrawing" xmlns:wp="http://schemas.openxmlformats.org/drawingml/2006/wordprocessingDrawing" xmlns:w10="urn:schemas-microsoft-com:office:word" xmlns:w="http://schemas.openxmlformats.org/wordprocessingml/2006/main" xmlns:w14="http://schemas.microsoft.com/office/word/2010/wordml" xmlns:w15="http://schemas.microsoft.com/office/word/2012/wordml" xmlns:w16cex="http://schemas.microsoft.com/office/word/2018/wordml/cex" xmlns:w16cid="http://schemas.microsoft.com/office/word/2016/wordml/cid" xmlns:w16="http://schemas.microsoft.com/office/word/2018/wordml" xmlns:w16du="http://schemas.microsoft.com/office/word/2023/wordml/word16du" xmlns:w16sdtdh="http://schemas.microsoft.com/office/word/2020/wordml/sdtdatahash" xmlns:w16sdtfl="http://schemas.microsoft.com/office/word/2024/wordml/sdtformatlock" xmlns:w16se="http://schemas.microsoft.com/office/word/2015/wordml/symex" xmlns:wpg="http://schemas.microsoft.com/office/word/2010/wordprocessingGroup" xmlns:wpi="http://schemas.microsoft.com/office/word/2010/wordprocessingInk" xmlns:wne="http://schemas.microsoft.com/office/word/2006/wordml" xmlns:wps="http://schemas.microsoft.com/office/word/2010/wordprocessingShape" mc:Ignorable="w14 w15 w16se w16cid w16 w16cex w16sdtdh w16sdtfl w16du wp14">
   <w:abstractNum w:abstractNumId="0" w15:restartNumberingAfterBreak="0">
-    <w:nsid w:val="039E62DF"/>
+    <w:nsid w:val="00281AA4"/>
     <w:multiLevelType w:val="multilevel"/>
-    <w:tmpl w:val="C4AC9CB0"/>
+    <w:tmpl w:val="998276E0"/>
     <w:lvl w:ilvl="0">
       <w:start w:val="1"/>
       <w:numFmt w:val="bullet"/>
@@ -16981,9 +17101,122 @@
     </w:lvl>
   </w:abstractNum>
   <w:abstractNum w:abstractNumId="1" w15:restartNumberingAfterBreak="0">
-    <w:nsid w:val="0ACA2265"/>
+    <w:nsid w:val="00600B65"/>
     <w:multiLevelType w:val="multilevel"/>
-    <w:tmpl w:val="767AACC0"/>
+    <w:tmpl w:val="8AD46920"/>
+    <w:lvl w:ilvl="0">
+      <w:start w:val="1"/>
+      <w:numFmt w:val="decimal"/>
+      <w:lvlText w:val="%1."/>
+      <w:lvlJc w:val="left"/>
+      <w:pPr>
+        <w:tabs>
+          <w:tab w:val="num" w:pos="720"/>
+        </w:tabs>
+        <w:ind w:left="720" w:hanging="360"/>
+      </w:pPr>
+    </w:lvl>
+    <w:lvl w:ilvl="1" w:tentative="1">
+      <w:start w:val="1"/>
+      <w:numFmt w:val="decimal"/>
+      <w:lvlText w:val="%2."/>
+      <w:lvlJc w:val="left"/>
+      <w:pPr>
+        <w:tabs>
+          <w:tab w:val="num" w:pos="1440"/>
+        </w:tabs>
+        <w:ind w:left="1440" w:hanging="360"/>
+      </w:pPr>
+    </w:lvl>
+    <w:lvl w:ilvl="2" w:tentative="1">
+      <w:start w:val="1"/>
+      <w:numFmt w:val="decimal"/>
+      <w:lvlText w:val="%3."/>
+      <w:lvlJc w:val="left"/>
+      <w:pPr>
+        <w:tabs>
+          <w:tab w:val="num" w:pos="2160"/>
+        </w:tabs>
+        <w:ind w:left="2160" w:hanging="360"/>
+      </w:pPr>
+    </w:lvl>
+    <w:lvl w:ilvl="3" w:tentative="1">
+      <w:start w:val="1"/>
+      <w:numFmt w:val="decimal"/>
+      <w:lvlText w:val="%4."/>
+      <w:lvlJc w:val="left"/>
+      <w:pPr>
+        <w:tabs>
+          <w:tab w:val="num" w:pos="2880"/>
+        </w:tabs>
+        <w:ind w:left="2880" w:hanging="360"/>
+      </w:pPr>
+    </w:lvl>
+    <w:lvl w:ilvl="4" w:tentative="1">
+      <w:start w:val="1"/>
+      <w:numFmt w:val="decimal"/>
+      <w:lvlText w:val="%5."/>
+      <w:lvlJc w:val="left"/>
+      <w:pPr>
+        <w:tabs>
+          <w:tab w:val="num" w:pos="3600"/>
+        </w:tabs>
+        <w:ind w:left="3600" w:hanging="360"/>
+      </w:pPr>
+    </w:lvl>
+    <w:lvl w:ilvl="5" w:tentative="1">
+      <w:start w:val="1"/>
+      <w:numFmt w:val="decimal"/>
+      <w:lvlText w:val="%6."/>
+      <w:lvlJc w:val="left"/>
+      <w:pPr>
+        <w:tabs>
+          <w:tab w:val="num" w:pos="4320"/>
+        </w:tabs>
+        <w:ind w:left="4320" w:hanging="360"/>
+      </w:pPr>
+    </w:lvl>
+    <w:lvl w:ilvl="6" w:tentative="1">
+      <w:start w:val="1"/>
+      <w:numFmt w:val="decimal"/>
+      <w:lvlText w:val="%7."/>
+      <w:lvlJc w:val="left"/>
+      <w:pPr>
+        <w:tabs>
+          <w:tab w:val="num" w:pos="5040"/>
+        </w:tabs>
+        <w:ind w:left="5040" w:hanging="360"/>
+      </w:pPr>
+    </w:lvl>
+    <w:lvl w:ilvl="7" w:tentative="1">
+      <w:start w:val="1"/>
+      <w:numFmt w:val="decimal"/>
+      <w:lvlText w:val="%8."/>
+      <w:lvlJc w:val="left"/>
+      <w:pPr>
+        <w:tabs>
+          <w:tab w:val="num" w:pos="5760"/>
+        </w:tabs>
+        <w:ind w:left="5760" w:hanging="360"/>
+      </w:pPr>
+    </w:lvl>
+    <w:lvl w:ilvl="8" w:tentative="1">
+      <w:start w:val="1"/>
+      <w:numFmt w:val="decimal"/>
+      <w:lvlText w:val="%9."/>
+      <w:lvlJc w:val="left"/>
+      <w:pPr>
+        <w:tabs>
+          <w:tab w:val="num" w:pos="6480"/>
+        </w:tabs>
+        <w:ind w:left="6480" w:hanging="360"/>
+      </w:pPr>
+    </w:lvl>
+  </w:abstractNum>
+  <w:abstractNum w:abstractNumId="2" w15:restartNumberingAfterBreak="0">
+    <w:nsid w:val="079E6FBD"/>
+    <w:multiLevelType w:val="multilevel"/>
+    <w:tmpl w:val="0C3E2608"/>
     <w:lvl w:ilvl="0">
       <w:start w:val="1"/>
       <w:numFmt w:val="bullet"/>
@@ -17129,10 +17362,10 @@
       </w:rPr>
     </w:lvl>
   </w:abstractNum>
-  <w:abstractNum w:abstractNumId="2" w15:restartNumberingAfterBreak="0">
-    <w:nsid w:val="0D1E669F"/>
+  <w:abstractNum w:abstractNumId="3" w15:restartNumberingAfterBreak="0">
+    <w:nsid w:val="09F2418A"/>
     <w:multiLevelType w:val="multilevel"/>
-    <w:tmpl w:val="55064F50"/>
+    <w:tmpl w:val="1476443E"/>
     <w:lvl w:ilvl="0">
       <w:start w:val="1"/>
       <w:numFmt w:val="bullet"/>
@@ -17278,10 +17511,123 @@
       </w:rPr>
     </w:lvl>
   </w:abstractNum>
-  <w:abstractNum w:abstractNumId="3" w15:restartNumberingAfterBreak="0">
-    <w:nsid w:val="10345ABD"/>
+  <w:abstractNum w:abstractNumId="4" w15:restartNumberingAfterBreak="0">
+    <w:nsid w:val="13735885"/>
     <w:multiLevelType w:val="multilevel"/>
-    <w:tmpl w:val="C22A685A"/>
+    <w:tmpl w:val="681C71F8"/>
+    <w:lvl w:ilvl="0">
+      <w:start w:val="1"/>
+      <w:numFmt w:val="decimal"/>
+      <w:lvlText w:val="%1."/>
+      <w:lvlJc w:val="left"/>
+      <w:pPr>
+        <w:tabs>
+          <w:tab w:val="num" w:pos="720"/>
+        </w:tabs>
+        <w:ind w:left="720" w:hanging="360"/>
+      </w:pPr>
+    </w:lvl>
+    <w:lvl w:ilvl="1" w:tentative="1">
+      <w:start w:val="1"/>
+      <w:numFmt w:val="decimal"/>
+      <w:lvlText w:val="%2."/>
+      <w:lvlJc w:val="left"/>
+      <w:pPr>
+        <w:tabs>
+          <w:tab w:val="num" w:pos="1440"/>
+        </w:tabs>
+        <w:ind w:left="1440" w:hanging="360"/>
+      </w:pPr>
+    </w:lvl>
+    <w:lvl w:ilvl="2" w:tentative="1">
+      <w:start w:val="1"/>
+      <w:numFmt w:val="decimal"/>
+      <w:lvlText w:val="%3."/>
+      <w:lvlJc w:val="left"/>
+      <w:pPr>
+        <w:tabs>
+          <w:tab w:val="num" w:pos="2160"/>
+        </w:tabs>
+        <w:ind w:left="2160" w:hanging="360"/>
+      </w:pPr>
+    </w:lvl>
+    <w:lvl w:ilvl="3" w:tentative="1">
+      <w:start w:val="1"/>
+      <w:numFmt w:val="decimal"/>
+      <w:lvlText w:val="%4."/>
+      <w:lvlJc w:val="left"/>
+      <w:pPr>
+        <w:tabs>
+          <w:tab w:val="num" w:pos="2880"/>
+        </w:tabs>
+        <w:ind w:left="2880" w:hanging="360"/>
+      </w:pPr>
+    </w:lvl>
+    <w:lvl w:ilvl="4" w:tentative="1">
+      <w:start w:val="1"/>
+      <w:numFmt w:val="decimal"/>
+      <w:lvlText w:val="%5."/>
+      <w:lvlJc w:val="left"/>
+      <w:pPr>
+        <w:tabs>
+          <w:tab w:val="num" w:pos="3600"/>
+        </w:tabs>
+        <w:ind w:left="3600" w:hanging="360"/>
+      </w:pPr>
+    </w:lvl>
+    <w:lvl w:ilvl="5" w:tentative="1">
+      <w:start w:val="1"/>
+      <w:numFmt w:val="decimal"/>
+      <w:lvlText w:val="%6."/>
+      <w:lvlJc w:val="left"/>
+      <w:pPr>
+        <w:tabs>
+          <w:tab w:val="num" w:pos="4320"/>
+        </w:tabs>
+        <w:ind w:left="4320" w:hanging="360"/>
+      </w:pPr>
+    </w:lvl>
+    <w:lvl w:ilvl="6" w:tentative="1">
+      <w:start w:val="1"/>
+      <w:numFmt w:val="decimal"/>
+      <w:lvlText w:val="%7."/>
+      <w:lvlJc w:val="left"/>
+      <w:pPr>
+        <w:tabs>
+          <w:tab w:val="num" w:pos="5040"/>
+        </w:tabs>
+        <w:ind w:left="5040" w:hanging="360"/>
+      </w:pPr>
+    </w:lvl>
+    <w:lvl w:ilvl="7" w:tentative="1">
+      <w:start w:val="1"/>
+      <w:numFmt w:val="decimal"/>
+      <w:lvlText w:val="%8."/>
+      <w:lvlJc w:val="left"/>
+      <w:pPr>
+        <w:tabs>
+          <w:tab w:val="num" w:pos="5760"/>
+        </w:tabs>
+        <w:ind w:left="5760" w:hanging="360"/>
+      </w:pPr>
+    </w:lvl>
+    <w:lvl w:ilvl="8" w:tentative="1">
+      <w:start w:val="1"/>
+      <w:numFmt w:val="decimal"/>
+      <w:lvlText w:val="%9."/>
+      <w:lvlJc w:val="left"/>
+      <w:pPr>
+        <w:tabs>
+          <w:tab w:val="num" w:pos="6480"/>
+        </w:tabs>
+        <w:ind w:left="6480" w:hanging="360"/>
+      </w:pPr>
+    </w:lvl>
+  </w:abstractNum>
+  <w:abstractNum w:abstractNumId="5" w15:restartNumberingAfterBreak="0">
+    <w:nsid w:val="1A875A6C"/>
+    <w:multiLevelType w:val="multilevel"/>
+    <w:tmpl w:val="6A20C21E"/>
     <w:lvl w:ilvl="0">
       <w:start w:val="1"/>
       <w:numFmt w:val="bullet"/>
@@ -17427,10 +17773,10 @@
       </w:rPr>
     </w:lvl>
   </w:abstractNum>
-  <w:abstractNum w:abstractNumId="4" w15:restartNumberingAfterBreak="0">
-    <w:nsid w:val="16A2741C"/>
+  <w:abstractNum w:abstractNumId="6" w15:restartNumberingAfterBreak="0">
+    <w:nsid w:val="1C440EAE"/>
     <w:multiLevelType w:val="multilevel"/>
-    <w:tmpl w:val="2D6259CE"/>
+    <w:tmpl w:val="D4601CB4"/>
     <w:lvl w:ilvl="0">
       <w:start w:val="1"/>
       <w:numFmt w:val="bullet"/>
@@ -17576,10 +17922,123 @@
       </w:rPr>
     </w:lvl>
   </w:abstractNum>
-  <w:abstractNum w:abstractNumId="5" w15:restartNumberingAfterBreak="0">
-    <w:nsid w:val="1DD656E5"/>
+  <w:abstractNum w:abstractNumId="7" w15:restartNumberingAfterBreak="0">
+    <w:nsid w:val="1E2E7F65"/>
     <w:multiLevelType w:val="multilevel"/>
-    <w:tmpl w:val="B17449E6"/>
+    <w:tmpl w:val="1796241E"/>
+    <w:lvl w:ilvl="0">
+      <w:start w:val="1"/>
+      <w:numFmt w:val="decimal"/>
+      <w:lvlText w:val="%1."/>
+      <w:lvlJc w:val="left"/>
+      <w:pPr>
+        <w:tabs>
+          <w:tab w:val="num" w:pos="720"/>
+        </w:tabs>
+        <w:ind w:left="720" w:hanging="360"/>
+      </w:pPr>
+    </w:lvl>
+    <w:lvl w:ilvl="1" w:tentative="1">
+      <w:start w:val="1"/>
+      <w:numFmt w:val="decimal"/>
+      <w:lvlText w:val="%2."/>
+      <w:lvlJc w:val="left"/>
+      <w:pPr>
+        <w:tabs>
+          <w:tab w:val="num" w:pos="1440"/>
+        </w:tabs>
+        <w:ind w:left="1440" w:hanging="360"/>
+      </w:pPr>
+    </w:lvl>
+    <w:lvl w:ilvl="2" w:tentative="1">
+      <w:start w:val="1"/>
+      <w:numFmt w:val="decimal"/>
+      <w:lvlText w:val="%3."/>
+      <w:lvlJc w:val="left"/>
+      <w:pPr>
+        <w:tabs>
+          <w:tab w:val="num" w:pos="2160"/>
+        </w:tabs>
+        <w:ind w:left="2160" w:hanging="360"/>
+      </w:pPr>
+    </w:lvl>
+    <w:lvl w:ilvl="3" w:tentative="1">
+      <w:start w:val="1"/>
+      <w:numFmt w:val="decimal"/>
+      <w:lvlText w:val="%4."/>
+      <w:lvlJc w:val="left"/>
+      <w:pPr>
+        <w:tabs>
+          <w:tab w:val="num" w:pos="2880"/>
+        </w:tabs>
+        <w:ind w:left="2880" w:hanging="360"/>
+      </w:pPr>
+    </w:lvl>
+    <w:lvl w:ilvl="4" w:tentative="1">
+      <w:start w:val="1"/>
+      <w:numFmt w:val="decimal"/>
+      <w:lvlText w:val="%5."/>
+      <w:lvlJc w:val="left"/>
+      <w:pPr>
+        <w:tabs>
+          <w:tab w:val="num" w:pos="3600"/>
+        </w:tabs>
+        <w:ind w:left="3600" w:hanging="360"/>
+      </w:pPr>
+    </w:lvl>
+    <w:lvl w:ilvl="5" w:tentative="1">
+      <w:start w:val="1"/>
+      <w:numFmt w:val="decimal"/>
+      <w:lvlText w:val="%6."/>
+      <w:lvlJc w:val="left"/>
+      <w:pPr>
+        <w:tabs>
+          <w:tab w:val="num" w:pos="4320"/>
+        </w:tabs>
+        <w:ind w:left="4320" w:hanging="360"/>
+      </w:pPr>
+    </w:lvl>
+    <w:lvl w:ilvl="6" w:tentative="1">
+      <w:start w:val="1"/>
+      <w:numFmt w:val="decimal"/>
+      <w:lvlText w:val="%7."/>
+      <w:lvlJc w:val="left"/>
+      <w:pPr>
+        <w:tabs>
+          <w:tab w:val="num" w:pos="5040"/>
+        </w:tabs>
+        <w:ind w:left="5040" w:hanging="360"/>
+      </w:pPr>
+    </w:lvl>
+    <w:lvl w:ilvl="7" w:tentative="1">
+      <w:start w:val="1"/>
+      <w:numFmt w:val="decimal"/>
+      <w:lvlText w:val="%8."/>
+      <w:lvlJc w:val="left"/>
+      <w:pPr>
+        <w:tabs>
+          <w:tab w:val="num" w:pos="5760"/>
+        </w:tabs>
+        <w:ind w:left="5760" w:hanging="360"/>
+      </w:pPr>
+    </w:lvl>
+    <w:lvl w:ilvl="8" w:tentative="1">
+      <w:start w:val="1"/>
+      <w:numFmt w:val="decimal"/>
+      <w:lvlText w:val="%9."/>
+      <w:lvlJc w:val="left"/>
+      <w:pPr>
+        <w:tabs>
+          <w:tab w:val="num" w:pos="6480"/>
+        </w:tabs>
+        <w:ind w:left="6480" w:hanging="360"/>
+      </w:pPr>
+    </w:lvl>
+  </w:abstractNum>
+  <w:abstractNum w:abstractNumId="8" w15:restartNumberingAfterBreak="0">
+    <w:nsid w:val="23BC0AED"/>
+    <w:multiLevelType w:val="multilevel"/>
+    <w:tmpl w:val="C7162248"/>
     <w:lvl w:ilvl="0">
       <w:start w:val="1"/>
       <w:numFmt w:val="bullet"/>
@@ -17725,10 +18184,10 @@
       </w:rPr>
     </w:lvl>
   </w:abstractNum>
-  <w:abstractNum w:abstractNumId="6" w15:restartNumberingAfterBreak="0">
-    <w:nsid w:val="241C7F2A"/>
+  <w:abstractNum w:abstractNumId="9" w15:restartNumberingAfterBreak="0">
+    <w:nsid w:val="2B7D15DC"/>
     <w:multiLevelType w:val="multilevel"/>
-    <w:tmpl w:val="A4A0107E"/>
+    <w:tmpl w:val="88C8C452"/>
     <w:lvl w:ilvl="0">
       <w:start w:val="1"/>
       <w:numFmt w:val="bullet"/>
@@ -17874,10 +18333,10 @@
       </w:rPr>
     </w:lvl>
   </w:abstractNum>
-  <w:abstractNum w:abstractNumId="7" w15:restartNumberingAfterBreak="0">
-    <w:nsid w:val="256C658C"/>
+  <w:abstractNum w:abstractNumId="10" w15:restartNumberingAfterBreak="0">
+    <w:nsid w:val="30FD03C8"/>
     <w:multiLevelType w:val="multilevel"/>
-    <w:tmpl w:val="09126130"/>
+    <w:tmpl w:val="7A0EECEC"/>
     <w:lvl w:ilvl="0">
       <w:start w:val="1"/>
       <w:numFmt w:val="bullet"/>
@@ -18023,10 +18482,10 @@
       </w:rPr>
     </w:lvl>
   </w:abstractNum>
-  <w:abstractNum w:abstractNumId="8" w15:restartNumberingAfterBreak="0">
-    <w:nsid w:val="2DC0549E"/>
+  <w:abstractNum w:abstractNumId="11" w15:restartNumberingAfterBreak="0">
+    <w:nsid w:val="36965D52"/>
     <w:multiLevelType w:val="multilevel"/>
-    <w:tmpl w:val="04B27200"/>
+    <w:tmpl w:val="A4E6BA28"/>
     <w:lvl w:ilvl="0">
       <w:start w:val="1"/>
       <w:numFmt w:val="bullet"/>
@@ -18172,236 +18631,10 @@
       </w:rPr>
     </w:lvl>
   </w:abstractNum>
-  <w:abstractNum w:abstractNumId="9" w15:restartNumberingAfterBreak="0">
-    <w:nsid w:val="35DB6272"/>
+  <w:abstractNum w:abstractNumId="12" w15:restartNumberingAfterBreak="0">
+    <w:nsid w:val="377D0847"/>
     <w:multiLevelType w:val="multilevel"/>
-    <w:tmpl w:val="E1C61798"/>
-    <w:lvl w:ilvl="0">
-      <w:start w:val="1"/>
-      <w:numFmt w:val="decimal"/>
-      <w:lvlText w:val="%1."/>
-      <w:lvlJc w:val="left"/>
-      <w:pPr>
-        <w:tabs>
-          <w:tab w:val="num" w:pos="720"/>
-        </w:tabs>
-        <w:ind w:left="720" w:hanging="360"/>
-      </w:pPr>
-    </w:lvl>
-    <w:lvl w:ilvl="1" w:tentative="1">
-      <w:start w:val="1"/>
-      <w:numFmt w:val="decimal"/>
-      <w:lvlText w:val="%2."/>
-      <w:lvlJc w:val="left"/>
-      <w:pPr>
-        <w:tabs>
-          <w:tab w:val="num" w:pos="1440"/>
-        </w:tabs>
-        <w:ind w:left="1440" w:hanging="360"/>
-      </w:pPr>
-    </w:lvl>
-    <w:lvl w:ilvl="2" w:tentative="1">
-      <w:start w:val="1"/>
-      <w:numFmt w:val="decimal"/>
-      <w:lvlText w:val="%3."/>
-      <w:lvlJc w:val="left"/>
-      <w:pPr>
-        <w:tabs>
-          <w:tab w:val="num" w:pos="2160"/>
-        </w:tabs>
-        <w:ind w:left="2160" w:hanging="360"/>
-      </w:pPr>
-    </w:lvl>
-    <w:lvl w:ilvl="3" w:tentative="1">
-      <w:start w:val="1"/>
-      <w:numFmt w:val="decimal"/>
-      <w:lvlText w:val="%4."/>
-      <w:lvlJc w:val="left"/>
-      <w:pPr>
-        <w:tabs>
-          <w:tab w:val="num" w:pos="2880"/>
-        </w:tabs>
-        <w:ind w:left="2880" w:hanging="360"/>
-      </w:pPr>
-    </w:lvl>
-    <w:lvl w:ilvl="4" w:tentative="1">
-      <w:start w:val="1"/>
-      <w:numFmt w:val="decimal"/>
-      <w:lvlText w:val="%5."/>
-      <w:lvlJc w:val="left"/>
-      <w:pPr>
-        <w:tabs>
-          <w:tab w:val="num" w:pos="3600"/>
-        </w:tabs>
-        <w:ind w:left="3600" w:hanging="360"/>
-      </w:pPr>
-    </w:lvl>
-    <w:lvl w:ilvl="5" w:tentative="1">
-      <w:start w:val="1"/>
-      <w:numFmt w:val="decimal"/>
-      <w:lvlText w:val="%6."/>
-      <w:lvlJc w:val="left"/>
-      <w:pPr>
-        <w:tabs>
-          <w:tab w:val="num" w:pos="4320"/>
-        </w:tabs>
-        <w:ind w:left="4320" w:hanging="360"/>
-      </w:pPr>
-    </w:lvl>
-    <w:lvl w:ilvl="6" w:tentative="1">
-      <w:start w:val="1"/>
-      <w:numFmt w:val="decimal"/>
-      <w:lvlText w:val="%7."/>
-      <w:lvlJc w:val="left"/>
-      <w:pPr>
-        <w:tabs>
-          <w:tab w:val="num" w:pos="5040"/>
-        </w:tabs>
-        <w:ind w:left="5040" w:hanging="360"/>
-      </w:pPr>
-    </w:lvl>
-    <w:lvl w:ilvl="7" w:tentative="1">
-      <w:start w:val="1"/>
-      <w:numFmt w:val="decimal"/>
-      <w:lvlText w:val="%8."/>
-      <w:lvlJc w:val="left"/>
-      <w:pPr>
-        <w:tabs>
-          <w:tab w:val="num" w:pos="5760"/>
-        </w:tabs>
-        <w:ind w:left="5760" w:hanging="360"/>
-      </w:pPr>
-    </w:lvl>
-    <w:lvl w:ilvl="8" w:tentative="1">
-      <w:start w:val="1"/>
-      <w:numFmt w:val="decimal"/>
-      <w:lvlText w:val="%9."/>
-      <w:lvlJc w:val="left"/>
-      <w:pPr>
-        <w:tabs>
-          <w:tab w:val="num" w:pos="6480"/>
-        </w:tabs>
-        <w:ind w:left="6480" w:hanging="360"/>
-      </w:pPr>
-    </w:lvl>
-  </w:abstractNum>
-  <w:abstractNum w:abstractNumId="10" w15:restartNumberingAfterBreak="0">
-    <w:nsid w:val="3EEB7BC0"/>
-    <w:multiLevelType w:val="multilevel"/>
-    <w:tmpl w:val="AD124082"/>
-    <w:lvl w:ilvl="0">
-      <w:start w:val="1"/>
-      <w:numFmt w:val="decimal"/>
-      <w:lvlText w:val="%1."/>
-      <w:lvlJc w:val="left"/>
-      <w:pPr>
-        <w:tabs>
-          <w:tab w:val="num" w:pos="720"/>
-        </w:tabs>
-        <w:ind w:left="720" w:hanging="360"/>
-      </w:pPr>
-    </w:lvl>
-    <w:lvl w:ilvl="1" w:tentative="1">
-      <w:start w:val="1"/>
-      <w:numFmt w:val="decimal"/>
-      <w:lvlText w:val="%2."/>
-      <w:lvlJc w:val="left"/>
-      <w:pPr>
-        <w:tabs>
-          <w:tab w:val="num" w:pos="1440"/>
-        </w:tabs>
-        <w:ind w:left="1440" w:hanging="360"/>
-      </w:pPr>
-    </w:lvl>
-    <w:lvl w:ilvl="2" w:tentative="1">
-      <w:start w:val="1"/>
-      <w:numFmt w:val="decimal"/>
-      <w:lvlText w:val="%3."/>
-      <w:lvlJc w:val="left"/>
-      <w:pPr>
-        <w:tabs>
-          <w:tab w:val="num" w:pos="2160"/>
-        </w:tabs>
-        <w:ind w:left="2160" w:hanging="360"/>
-      </w:pPr>
-    </w:lvl>
-    <w:lvl w:ilvl="3" w:tentative="1">
-      <w:start w:val="1"/>
-      <w:numFmt w:val="decimal"/>
-      <w:lvlText w:val="%4."/>
-      <w:lvlJc w:val="left"/>
-      <w:pPr>
-        <w:tabs>
-          <w:tab w:val="num" w:pos="2880"/>
-        </w:tabs>
-        <w:ind w:left="2880" w:hanging="360"/>
-      </w:pPr>
-    </w:lvl>
-    <w:lvl w:ilvl="4" w:tentative="1">
-      <w:start w:val="1"/>
-      <w:numFmt w:val="decimal"/>
-      <w:lvlText w:val="%5."/>
-      <w:lvlJc w:val="left"/>
-      <w:pPr>
-        <w:tabs>
-          <w:tab w:val="num" w:pos="3600"/>
-        </w:tabs>
-        <w:ind w:left="3600" w:hanging="360"/>
-      </w:pPr>
-    </w:lvl>
-    <w:lvl w:ilvl="5" w:tentative="1">
-      <w:start w:val="1"/>
-      <w:numFmt w:val="decimal"/>
-      <w:lvlText w:val="%6."/>
-      <w:lvlJc w:val="left"/>
-      <w:pPr>
-        <w:tabs>
-          <w:tab w:val="num" w:pos="4320"/>
-        </w:tabs>
-        <w:ind w:left="4320" w:hanging="360"/>
-      </w:pPr>
-    </w:lvl>
-    <w:lvl w:ilvl="6" w:tentative="1">
-      <w:start w:val="1"/>
-      <w:numFmt w:val="decimal"/>
-      <w:lvlText w:val="%7."/>
-      <w:lvlJc w:val="left"/>
-      <w:pPr>
-        <w:tabs>
-          <w:tab w:val="num" w:pos="5040"/>
-        </w:tabs>
-        <w:ind w:left="5040" w:hanging="360"/>
-      </w:pPr>
-    </w:lvl>
-    <w:lvl w:ilvl="7" w:tentative="1">
-      <w:start w:val="1"/>
-      <w:numFmt w:val="decimal"/>
-      <w:lvlText w:val="%8."/>
-      <w:lvlJc w:val="left"/>
-      <w:pPr>
-        <w:tabs>
-          <w:tab w:val="num" w:pos="5760"/>
-        </w:tabs>
-        <w:ind w:left="5760" w:hanging="360"/>
-      </w:pPr>
-    </w:lvl>
-    <w:lvl w:ilvl="8" w:tentative="1">
-      <w:start w:val="1"/>
-      <w:numFmt w:val="decimal"/>
-      <w:lvlText w:val="%9."/>
-      <w:lvlJc w:val="left"/>
-      <w:pPr>
-        <w:tabs>
-          <w:tab w:val="num" w:pos="6480"/>
-        </w:tabs>
-        <w:ind w:left="6480" w:hanging="360"/>
-      </w:pPr>
-    </w:lvl>
-  </w:abstractNum>
-  <w:abstractNum w:abstractNumId="11" w15:restartNumberingAfterBreak="0">
-    <w:nsid w:val="41977644"/>
-    <w:multiLevelType w:val="multilevel"/>
-    <w:tmpl w:val="BDFAB6BA"/>
+    <w:tmpl w:val="8252F63A"/>
     <w:lvl w:ilvl="0">
       <w:start w:val="1"/>
       <w:numFmt w:val="bullet"/>
@@ -18547,10 +18780,10 @@
       </w:rPr>
     </w:lvl>
   </w:abstractNum>
-  <w:abstractNum w:abstractNumId="12" w15:restartNumberingAfterBreak="0">
-    <w:nsid w:val="459359A6"/>
+  <w:abstractNum w:abstractNumId="13" w15:restartNumberingAfterBreak="0">
+    <w:nsid w:val="39966460"/>
     <w:multiLevelType w:val="multilevel"/>
-    <w:tmpl w:val="111EEF92"/>
+    <w:tmpl w:val="EAE87374"/>
     <w:lvl w:ilvl="0">
       <w:start w:val="1"/>
       <w:numFmt w:val="bullet"/>
@@ -18696,123 +18929,10 @@
       </w:rPr>
     </w:lvl>
   </w:abstractNum>
-  <w:abstractNum w:abstractNumId="13" w15:restartNumberingAfterBreak="0">
-    <w:nsid w:val="48BD2E04"/>
+  <w:abstractNum w:abstractNumId="14" w15:restartNumberingAfterBreak="0">
+    <w:nsid w:val="3AA62694"/>
     <w:multiLevelType w:val="multilevel"/>
-    <w:tmpl w:val="2CC6FA76"/>
-    <w:lvl w:ilvl="0">
-      <w:start w:val="1"/>
-      <w:numFmt w:val="decimal"/>
-      <w:lvlText w:val="%1."/>
-      <w:lvlJc w:val="left"/>
-      <w:pPr>
-        <w:tabs>
-          <w:tab w:val="num" w:pos="720"/>
-        </w:tabs>
-        <w:ind w:left="720" w:hanging="360"/>
-      </w:pPr>
-    </w:lvl>
-    <w:lvl w:ilvl="1" w:tentative="1">
-      <w:start w:val="1"/>
-      <w:numFmt w:val="decimal"/>
-      <w:lvlText w:val="%2."/>
-      <w:lvlJc w:val="left"/>
-      <w:pPr>
-        <w:tabs>
-          <w:tab w:val="num" w:pos="1440"/>
-        </w:tabs>
-        <w:ind w:left="1440" w:hanging="360"/>
-      </w:pPr>
-    </w:lvl>
-    <w:lvl w:ilvl="2" w:tentative="1">
-      <w:start w:val="1"/>
-      <w:numFmt w:val="decimal"/>
-      <w:lvlText w:val="%3."/>
-      <w:lvlJc w:val="left"/>
-      <w:pPr>
-        <w:tabs>
-          <w:tab w:val="num" w:pos="2160"/>
-        </w:tabs>
-        <w:ind w:left="2160" w:hanging="360"/>
-      </w:pPr>
-    </w:lvl>
-    <w:lvl w:ilvl="3" w:tentative="1">
-      <w:start w:val="1"/>
-      <w:numFmt w:val="decimal"/>
-      <w:lvlText w:val="%4."/>
-      <w:lvlJc w:val="left"/>
-      <w:pPr>
-        <w:tabs>
-          <w:tab w:val="num" w:pos="2880"/>
-        </w:tabs>
-        <w:ind w:left="2880" w:hanging="360"/>
-      </w:pPr>
-    </w:lvl>
-    <w:lvl w:ilvl="4" w:tentative="1">
-      <w:start w:val="1"/>
-      <w:numFmt w:val="decimal"/>
-      <w:lvlText w:val="%5."/>
-      <w:lvlJc w:val="left"/>
-      <w:pPr>
-        <w:tabs>
-          <w:tab w:val="num" w:pos="3600"/>
-        </w:tabs>
-        <w:ind w:left="3600" w:hanging="360"/>
-      </w:pPr>
-    </w:lvl>
-    <w:lvl w:ilvl="5" w:tentative="1">
-      <w:start w:val="1"/>
-      <w:numFmt w:val="decimal"/>
-      <w:lvlText w:val="%6."/>
-      <w:lvlJc w:val="left"/>
-      <w:pPr>
-        <w:tabs>
-          <w:tab w:val="num" w:pos="4320"/>
-        </w:tabs>
-        <w:ind w:left="4320" w:hanging="360"/>
-      </w:pPr>
-    </w:lvl>
-    <w:lvl w:ilvl="6" w:tentative="1">
-      <w:start w:val="1"/>
-      <w:numFmt w:val="decimal"/>
-      <w:lvlText w:val="%7."/>
-      <w:lvlJc w:val="left"/>
-      <w:pPr>
-        <w:tabs>
-          <w:tab w:val="num" w:pos="5040"/>
-        </w:tabs>
-        <w:ind w:left="5040" w:hanging="360"/>
-      </w:pPr>
-    </w:lvl>
-    <w:lvl w:ilvl="7" w:tentative="1">
-      <w:start w:val="1"/>
-      <w:numFmt w:val="decimal"/>
-      <w:lvlText w:val="%8."/>
-      <w:lvlJc w:val="left"/>
-      <w:pPr>
-        <w:tabs>
-          <w:tab w:val="num" w:pos="5760"/>
-        </w:tabs>
-        <w:ind w:left="5760" w:hanging="360"/>
-      </w:pPr>
-    </w:lvl>
-    <w:lvl w:ilvl="8" w:tentative="1">
-      <w:start w:val="1"/>
-      <w:numFmt w:val="decimal"/>
-      <w:lvlText w:val="%9."/>
-      <w:lvlJc w:val="left"/>
-      <w:pPr>
-        <w:tabs>
-          <w:tab w:val="num" w:pos="6480"/>
-        </w:tabs>
-        <w:ind w:left="6480" w:hanging="360"/>
-      </w:pPr>
-    </w:lvl>
-  </w:abstractNum>
-  <w:abstractNum w:abstractNumId="14" w15:restartNumberingAfterBreak="0">
-    <w:nsid w:val="494A6856"/>
-    <w:multiLevelType w:val="multilevel"/>
-    <w:tmpl w:val="D1181E52"/>
+    <w:tmpl w:val="564C3D12"/>
     <w:lvl w:ilvl="0">
       <w:start w:val="1"/>
       <w:numFmt w:val="bullet"/>
@@ -18959,9 +19079,9 @@
     </w:lvl>
   </w:abstractNum>
   <w:abstractNum w:abstractNumId="15" w15:restartNumberingAfterBreak="0">
-    <w:nsid w:val="4AB7146E"/>
+    <w:nsid w:val="420210E2"/>
     <w:multiLevelType w:val="multilevel"/>
-    <w:tmpl w:val="F33E4C58"/>
+    <w:tmpl w:val="AE2A2740"/>
     <w:lvl w:ilvl="0">
       <w:start w:val="1"/>
       <w:numFmt w:val="bullet"/>
@@ -19108,9 +19228,9 @@
     </w:lvl>
   </w:abstractNum>
   <w:abstractNum w:abstractNumId="16" w15:restartNumberingAfterBreak="0">
-    <w:nsid w:val="53F93D46"/>
+    <w:nsid w:val="44BE6033"/>
     <w:multiLevelType w:val="multilevel"/>
-    <w:tmpl w:val="E0AA7DCE"/>
+    <w:tmpl w:val="90C6A760"/>
     <w:lvl w:ilvl="0">
       <w:start w:val="1"/>
       <w:numFmt w:val="bullet"/>
@@ -19257,9 +19377,9 @@
     </w:lvl>
   </w:abstractNum>
   <w:abstractNum w:abstractNumId="17" w15:restartNumberingAfterBreak="0">
-    <w:nsid w:val="54B02BC0"/>
+    <w:nsid w:val="450F1E49"/>
     <w:multiLevelType w:val="multilevel"/>
-    <w:tmpl w:val="58C26AEA"/>
+    <w:tmpl w:val="238E6488"/>
     <w:lvl w:ilvl="0">
       <w:start w:val="1"/>
       <w:numFmt w:val="bullet"/>
@@ -19406,9 +19526,122 @@
     </w:lvl>
   </w:abstractNum>
   <w:abstractNum w:abstractNumId="18" w15:restartNumberingAfterBreak="0">
-    <w:nsid w:val="55317018"/>
+    <w:nsid w:val="4A072FF4"/>
     <w:multiLevelType w:val="multilevel"/>
-    <w:tmpl w:val="538EE91C"/>
+    <w:tmpl w:val="CAE0A3E0"/>
+    <w:lvl w:ilvl="0">
+      <w:start w:val="1"/>
+      <w:numFmt w:val="decimal"/>
+      <w:lvlText w:val="%1."/>
+      <w:lvlJc w:val="left"/>
+      <w:pPr>
+        <w:tabs>
+          <w:tab w:val="num" w:pos="720"/>
+        </w:tabs>
+        <w:ind w:left="720" w:hanging="360"/>
+      </w:pPr>
+    </w:lvl>
+    <w:lvl w:ilvl="1" w:tentative="1">
+      <w:start w:val="1"/>
+      <w:numFmt w:val="decimal"/>
+      <w:lvlText w:val="%2."/>
+      <w:lvlJc w:val="left"/>
+      <w:pPr>
+        <w:tabs>
+          <w:tab w:val="num" w:pos="1440"/>
+        </w:tabs>
+        <w:ind w:left="1440" w:hanging="360"/>
+      </w:pPr>
+    </w:lvl>
+    <w:lvl w:ilvl="2" w:tentative="1">
+      <w:start w:val="1"/>
+      <w:numFmt w:val="decimal"/>
+      <w:lvlText w:val="%3."/>
+      <w:lvlJc w:val="left"/>
+      <w:pPr>
+        <w:tabs>
+          <w:tab w:val="num" w:pos="2160"/>
+        </w:tabs>
+        <w:ind w:left="2160" w:hanging="360"/>
+      </w:pPr>
+    </w:lvl>
+    <w:lvl w:ilvl="3" w:tentative="1">
+      <w:start w:val="1"/>
+      <w:numFmt w:val="decimal"/>
+      <w:lvlText w:val="%4."/>
+      <w:lvlJc w:val="left"/>
+      <w:pPr>
+        <w:tabs>
+          <w:tab w:val="num" w:pos="2880"/>
+        </w:tabs>
+        <w:ind w:left="2880" w:hanging="360"/>
+      </w:pPr>
+    </w:lvl>
+    <w:lvl w:ilvl="4" w:tentative="1">
+      <w:start w:val="1"/>
+      <w:numFmt w:val="decimal"/>
+      <w:lvlText w:val="%5."/>
+      <w:lvlJc w:val="left"/>
+      <w:pPr>
+        <w:tabs>
+          <w:tab w:val="num" w:pos="3600"/>
+        </w:tabs>
+        <w:ind w:left="3600" w:hanging="360"/>
+      </w:pPr>
+    </w:lvl>
+    <w:lvl w:ilvl="5" w:tentative="1">
+      <w:start w:val="1"/>
+      <w:numFmt w:val="decimal"/>
+      <w:lvlText w:val="%6."/>
+      <w:lvlJc w:val="left"/>
+      <w:pPr>
+        <w:tabs>
+          <w:tab w:val="num" w:pos="4320"/>
+        </w:tabs>
+        <w:ind w:left="4320" w:hanging="360"/>
+      </w:pPr>
+    </w:lvl>
+    <w:lvl w:ilvl="6" w:tentative="1">
+      <w:start w:val="1"/>
+      <w:numFmt w:val="decimal"/>
+      <w:lvlText w:val="%7."/>
+      <w:lvlJc w:val="left"/>
+      <w:pPr>
+        <w:tabs>
+          <w:tab w:val="num" w:pos="5040"/>
+        </w:tabs>
+        <w:ind w:left="5040" w:hanging="360"/>
+      </w:pPr>
+    </w:lvl>
+    <w:lvl w:ilvl="7" w:tentative="1">
+      <w:start w:val="1"/>
+      <w:numFmt w:val="decimal"/>
+      <w:lvlText w:val="%8."/>
+      <w:lvlJc w:val="left"/>
+      <w:pPr>
+        <w:tabs>
+          <w:tab w:val="num" w:pos="5760"/>
+        </w:tabs>
+        <w:ind w:left="5760" w:hanging="360"/>
+      </w:pPr>
+    </w:lvl>
+    <w:lvl w:ilvl="8" w:tentative="1">
+      <w:start w:val="1"/>
+      <w:numFmt w:val="decimal"/>
+      <w:lvlText w:val="%9."/>
+      <w:lvlJc w:val="left"/>
+      <w:pPr>
+        <w:tabs>
+          <w:tab w:val="num" w:pos="6480"/>
+        </w:tabs>
+        <w:ind w:left="6480" w:hanging="360"/>
+      </w:pPr>
+    </w:lvl>
+  </w:abstractNum>
+  <w:abstractNum w:abstractNumId="19" w15:restartNumberingAfterBreak="0">
+    <w:nsid w:val="4B316B6E"/>
+    <w:multiLevelType w:val="multilevel"/>
+    <w:tmpl w:val="62ACBEB0"/>
     <w:lvl w:ilvl="0">
       <w:start w:val="1"/>
       <w:numFmt w:val="bullet"/>
@@ -19554,10 +19787,10 @@
       </w:rPr>
     </w:lvl>
   </w:abstractNum>
-  <w:abstractNum w:abstractNumId="19" w15:restartNumberingAfterBreak="0">
-    <w:nsid w:val="5F3F42AA"/>
+  <w:abstractNum w:abstractNumId="20" w15:restartNumberingAfterBreak="0">
+    <w:nsid w:val="4B5C479C"/>
     <w:multiLevelType w:val="multilevel"/>
-    <w:tmpl w:val="7EAACFF8"/>
+    <w:tmpl w:val="EF460B34"/>
     <w:lvl w:ilvl="0">
       <w:start w:val="1"/>
       <w:numFmt w:val="bullet"/>
@@ -19703,10 +19936,10 @@
       </w:rPr>
     </w:lvl>
   </w:abstractNum>
-  <w:abstractNum w:abstractNumId="20" w15:restartNumberingAfterBreak="0">
-    <w:nsid w:val="604C015C"/>
+  <w:abstractNum w:abstractNumId="21" w15:restartNumberingAfterBreak="0">
+    <w:nsid w:val="4B734221"/>
     <w:multiLevelType w:val="multilevel"/>
-    <w:tmpl w:val="C3ECC1E2"/>
+    <w:tmpl w:val="6BFE4AC2"/>
     <w:lvl w:ilvl="0">
       <w:start w:val="1"/>
       <w:numFmt w:val="bullet"/>
@@ -19852,10 +20085,10 @@
       </w:rPr>
     </w:lvl>
   </w:abstractNum>
-  <w:abstractNum w:abstractNumId="21" w15:restartNumberingAfterBreak="0">
-    <w:nsid w:val="662C74B3"/>
+  <w:abstractNum w:abstractNumId="22" w15:restartNumberingAfterBreak="0">
+    <w:nsid w:val="4E462BF3"/>
     <w:multiLevelType w:val="multilevel"/>
-    <w:tmpl w:val="9626C870"/>
+    <w:tmpl w:val="650C06D6"/>
     <w:lvl w:ilvl="0">
       <w:start w:val="1"/>
       <w:numFmt w:val="bullet"/>
@@ -20001,123 +20234,10 @@
       </w:rPr>
     </w:lvl>
   </w:abstractNum>
-  <w:abstractNum w:abstractNumId="22" w15:restartNumberingAfterBreak="0">
-    <w:nsid w:val="673B7DDA"/>
+  <w:abstractNum w:abstractNumId="23" w15:restartNumberingAfterBreak="0">
+    <w:nsid w:val="68595B45"/>
     <w:multiLevelType w:val="multilevel"/>
-    <w:tmpl w:val="EDF0CF82"/>
-    <w:lvl w:ilvl="0">
-      <w:start w:val="1"/>
-      <w:numFmt w:val="decimal"/>
-      <w:lvlText w:val="%1."/>
-      <w:lvlJc w:val="left"/>
-      <w:pPr>
-        <w:tabs>
-          <w:tab w:val="num" w:pos="720"/>
-        </w:tabs>
-        <w:ind w:left="720" w:hanging="360"/>
-      </w:pPr>
-    </w:lvl>
-    <w:lvl w:ilvl="1" w:tentative="1">
-      <w:start w:val="1"/>
-      <w:numFmt w:val="decimal"/>
-      <w:lvlText w:val="%2."/>
-      <w:lvlJc w:val="left"/>
-      <w:pPr>
-        <w:tabs>
-          <w:tab w:val="num" w:pos="1440"/>
-        </w:tabs>
-        <w:ind w:left="1440" w:hanging="360"/>
-      </w:pPr>
-    </w:lvl>
-    <w:lvl w:ilvl="2" w:tentative="1">
-      <w:start w:val="1"/>
-      <w:numFmt w:val="decimal"/>
-      <w:lvlText w:val="%3."/>
-      <w:lvlJc w:val="left"/>
-      <w:pPr>
-        <w:tabs>
-          <w:tab w:val="num" w:pos="2160"/>
-        </w:tabs>
-        <w:ind w:left="2160" w:hanging="360"/>
-      </w:pPr>
-    </w:lvl>
-    <w:lvl w:ilvl="3" w:tentative="1">
-      <w:start w:val="1"/>
-      <w:numFmt w:val="decimal"/>
-      <w:lvlText w:val="%4."/>
-      <w:lvlJc w:val="left"/>
-      <w:pPr>
-        <w:tabs>
-          <w:tab w:val="num" w:pos="2880"/>
-        </w:tabs>
-        <w:ind w:left="2880" w:hanging="360"/>
-      </w:pPr>
-    </w:lvl>
-    <w:lvl w:ilvl="4" w:tentative="1">
-      <w:start w:val="1"/>
-      <w:numFmt w:val="decimal"/>
-      <w:lvlText w:val="%5."/>
-      <w:lvlJc w:val="left"/>
-      <w:pPr>
-        <w:tabs>
-          <w:tab w:val="num" w:pos="3600"/>
-        </w:tabs>
-        <w:ind w:left="3600" w:hanging="360"/>
-      </w:pPr>
-    </w:lvl>
-    <w:lvl w:ilvl="5" w:tentative="1">
-      <w:start w:val="1"/>
-      <w:numFmt w:val="decimal"/>
-      <w:lvlText w:val="%6."/>
-      <w:lvlJc w:val="left"/>
-      <w:pPr>
-        <w:tabs>
-          <w:tab w:val="num" w:pos="4320"/>
-        </w:tabs>
-        <w:ind w:left="4320" w:hanging="360"/>
-      </w:pPr>
-    </w:lvl>
-    <w:lvl w:ilvl="6" w:tentative="1">
-      <w:start w:val="1"/>
-      <w:numFmt w:val="decimal"/>
-      <w:lvlText w:val="%7."/>
-      <w:lvlJc w:val="left"/>
-      <w:pPr>
-        <w:tabs>
-          <w:tab w:val="num" w:pos="5040"/>
-        </w:tabs>
-        <w:ind w:left="5040" w:hanging="360"/>
-      </w:pPr>
-    </w:lvl>
-    <w:lvl w:ilvl="7" w:tentative="1">
-      <w:start w:val="1"/>
-      <w:numFmt w:val="decimal"/>
-      <w:lvlText w:val="%8."/>
-      <w:lvlJc w:val="left"/>
-      <w:pPr>
-        <w:tabs>
-          <w:tab w:val="num" w:pos="5760"/>
-        </w:tabs>
-        <w:ind w:left="5760" w:hanging="360"/>
-      </w:pPr>
-    </w:lvl>
-    <w:lvl w:ilvl="8" w:tentative="1">
-      <w:start w:val="1"/>
-      <w:numFmt w:val="decimal"/>
-      <w:lvlText w:val="%9."/>
-      <w:lvlJc w:val="left"/>
-      <w:pPr>
-        <w:tabs>
-          <w:tab w:val="num" w:pos="6480"/>
-        </w:tabs>
-        <w:ind w:left="6480" w:hanging="360"/>
-      </w:pPr>
-    </w:lvl>
-  </w:abstractNum>
-  <w:abstractNum w:abstractNumId="23" w15:restartNumberingAfterBreak="0">
-    <w:nsid w:val="6AA45E75"/>
-    <w:multiLevelType w:val="multilevel"/>
-    <w:tmpl w:val="F378F0FC"/>
+    <w:tmpl w:val="82E04B18"/>
     <w:lvl w:ilvl="0">
       <w:start w:val="1"/>
       <w:numFmt w:val="bullet"/>
@@ -20264,9 +20384,9 @@
     </w:lvl>
   </w:abstractNum>
   <w:abstractNum w:abstractNumId="24" w15:restartNumberingAfterBreak="0">
-    <w:nsid w:val="6FCE7ECC"/>
+    <w:nsid w:val="695359C8"/>
     <w:multiLevelType w:val="multilevel"/>
-    <w:tmpl w:val="73CAAD00"/>
+    <w:tmpl w:val="0CC0A72A"/>
     <w:lvl w:ilvl="0">
       <w:start w:val="1"/>
       <w:numFmt w:val="bullet"/>
@@ -20413,9 +20533,9 @@
     </w:lvl>
   </w:abstractNum>
   <w:abstractNum w:abstractNumId="25" w15:restartNumberingAfterBreak="0">
-    <w:nsid w:val="733C0777"/>
+    <w:nsid w:val="6E1206FF"/>
     <w:multiLevelType w:val="multilevel"/>
-    <w:tmpl w:val="359E4332"/>
+    <w:tmpl w:val="1B444F90"/>
     <w:lvl w:ilvl="0">
       <w:start w:val="1"/>
       <w:numFmt w:val="bullet"/>
@@ -20562,122 +20682,9 @@
     </w:lvl>
   </w:abstractNum>
   <w:abstractNum w:abstractNumId="26" w15:restartNumberingAfterBreak="0">
-    <w:nsid w:val="76A97E71"/>
+    <w:nsid w:val="7AD925CA"/>
     <w:multiLevelType w:val="multilevel"/>
-    <w:tmpl w:val="35D44E02"/>
-    <w:lvl w:ilvl="0">
-      <w:start w:val="1"/>
-      <w:numFmt w:val="decimal"/>
-      <w:lvlText w:val="%1."/>
-      <w:lvlJc w:val="left"/>
-      <w:pPr>
-        <w:tabs>
-          <w:tab w:val="num" w:pos="720"/>
-        </w:tabs>
-        <w:ind w:left="720" w:hanging="360"/>
-      </w:pPr>
-    </w:lvl>
-    <w:lvl w:ilvl="1" w:tentative="1">
-      <w:start w:val="1"/>
-      <w:numFmt w:val="decimal"/>
-      <w:lvlText w:val="%2."/>
-      <w:lvlJc w:val="left"/>
-      <w:pPr>
-        <w:tabs>
-          <w:tab w:val="num" w:pos="1440"/>
-        </w:tabs>
-        <w:ind w:left="1440" w:hanging="360"/>
-      </w:pPr>
-    </w:lvl>
-    <w:lvl w:ilvl="2" w:tentative="1">
-      <w:start w:val="1"/>
-      <w:numFmt w:val="decimal"/>
-      <w:lvlText w:val="%3."/>
-      <w:lvlJc w:val="left"/>
-      <w:pPr>
-        <w:tabs>
-          <w:tab w:val="num" w:pos="2160"/>
-        </w:tabs>
-        <w:ind w:left="2160" w:hanging="360"/>
-      </w:pPr>
-    </w:lvl>
-    <w:lvl w:ilvl="3" w:tentative="1">
-      <w:start w:val="1"/>
-      <w:numFmt w:val="decimal"/>
-      <w:lvlText w:val="%4."/>
-      <w:lvlJc w:val="left"/>
-      <w:pPr>
-        <w:tabs>
-          <w:tab w:val="num" w:pos="2880"/>
-        </w:tabs>
-        <w:ind w:left="2880" w:hanging="360"/>
-      </w:pPr>
-    </w:lvl>
-    <w:lvl w:ilvl="4" w:tentative="1">
-      <w:start w:val="1"/>
-      <w:numFmt w:val="decimal"/>
-      <w:lvlText w:val="%5."/>
-      <w:lvlJc w:val="left"/>
-      <w:pPr>
-        <w:tabs>
-          <w:tab w:val="num" w:pos="3600"/>
-        </w:tabs>
-        <w:ind w:left="3600" w:hanging="360"/>
-      </w:pPr>
-    </w:lvl>
-    <w:lvl w:ilvl="5" w:tentative="1">
-      <w:start w:val="1"/>
-      <w:numFmt w:val="decimal"/>
-      <w:lvlText w:val="%6."/>
-      <w:lvlJc w:val="left"/>
-      <w:pPr>
-        <w:tabs>
-          <w:tab w:val="num" w:pos="4320"/>
-        </w:tabs>
-        <w:ind w:left="4320" w:hanging="360"/>
-      </w:pPr>
-    </w:lvl>
-    <w:lvl w:ilvl="6" w:tentative="1">
-      <w:start w:val="1"/>
-      <w:numFmt w:val="decimal"/>
-      <w:lvlText w:val="%7."/>
-      <w:lvlJc w:val="left"/>
-      <w:pPr>
-        <w:tabs>
-          <w:tab w:val="num" w:pos="5040"/>
-        </w:tabs>
-        <w:ind w:left="5040" w:hanging="360"/>
-      </w:pPr>
-    </w:lvl>
-    <w:lvl w:ilvl="7" w:tentative="1">
-      <w:start w:val="1"/>
-      <w:numFmt w:val="decimal"/>
-      <w:lvlText w:val="%8."/>
-      <w:lvlJc w:val="left"/>
-      <w:pPr>
-        <w:tabs>
-          <w:tab w:val="num" w:pos="5760"/>
-        </w:tabs>
-        <w:ind w:left="5760" w:hanging="360"/>
-      </w:pPr>
-    </w:lvl>
-    <w:lvl w:ilvl="8" w:tentative="1">
-      <w:start w:val="1"/>
-      <w:numFmt w:val="decimal"/>
-      <w:lvlText w:val="%9."/>
-      <w:lvlJc w:val="left"/>
-      <w:pPr>
-        <w:tabs>
-          <w:tab w:val="num" w:pos="6480"/>
-        </w:tabs>
-        <w:ind w:left="6480" w:hanging="360"/>
-      </w:pPr>
-    </w:lvl>
-  </w:abstractNum>
-  <w:abstractNum w:abstractNumId="27" w15:restartNumberingAfterBreak="0">
-    <w:nsid w:val="787A336D"/>
-    <w:multiLevelType w:val="multilevel"/>
-    <w:tmpl w:val="5A725744"/>
+    <w:tmpl w:val="D81C37B4"/>
     <w:lvl w:ilvl="0">
       <w:start w:val="1"/>
       <w:numFmt w:val="bullet"/>
@@ -20823,89 +20830,202 @@
       </w:rPr>
     </w:lvl>
   </w:abstractNum>
-  <w:num w:numId="1" w16cid:durableId="1607926715">
+  <w:abstractNum w:abstractNumId="27" w15:restartNumberingAfterBreak="0">
+    <w:nsid w:val="7FEE2D01"/>
+    <w:multiLevelType w:val="multilevel"/>
+    <w:tmpl w:val="62A4888E"/>
+    <w:lvl w:ilvl="0">
+      <w:start w:val="1"/>
+      <w:numFmt w:val="decimal"/>
+      <w:lvlText w:val="%1."/>
+      <w:lvlJc w:val="left"/>
+      <w:pPr>
+        <w:tabs>
+          <w:tab w:val="num" w:pos="720"/>
+        </w:tabs>
+        <w:ind w:left="720" w:hanging="360"/>
+      </w:pPr>
+    </w:lvl>
+    <w:lvl w:ilvl="1" w:tentative="1">
+      <w:start w:val="1"/>
+      <w:numFmt w:val="decimal"/>
+      <w:lvlText w:val="%2."/>
+      <w:lvlJc w:val="left"/>
+      <w:pPr>
+        <w:tabs>
+          <w:tab w:val="num" w:pos="1440"/>
+        </w:tabs>
+        <w:ind w:left="1440" w:hanging="360"/>
+      </w:pPr>
+    </w:lvl>
+    <w:lvl w:ilvl="2" w:tentative="1">
+      <w:start w:val="1"/>
+      <w:numFmt w:val="decimal"/>
+      <w:lvlText w:val="%3."/>
+      <w:lvlJc w:val="left"/>
+      <w:pPr>
+        <w:tabs>
+          <w:tab w:val="num" w:pos="2160"/>
+        </w:tabs>
+        <w:ind w:left="2160" w:hanging="360"/>
+      </w:pPr>
+    </w:lvl>
+    <w:lvl w:ilvl="3" w:tentative="1">
+      <w:start w:val="1"/>
+      <w:numFmt w:val="decimal"/>
+      <w:lvlText w:val="%4."/>
+      <w:lvlJc w:val="left"/>
+      <w:pPr>
+        <w:tabs>
+          <w:tab w:val="num" w:pos="2880"/>
+        </w:tabs>
+        <w:ind w:left="2880" w:hanging="360"/>
+      </w:pPr>
+    </w:lvl>
+    <w:lvl w:ilvl="4" w:tentative="1">
+      <w:start w:val="1"/>
+      <w:numFmt w:val="decimal"/>
+      <w:lvlText w:val="%5."/>
+      <w:lvlJc w:val="left"/>
+      <w:pPr>
+        <w:tabs>
+          <w:tab w:val="num" w:pos="3600"/>
+        </w:tabs>
+        <w:ind w:left="3600" w:hanging="360"/>
+      </w:pPr>
+    </w:lvl>
+    <w:lvl w:ilvl="5" w:tentative="1">
+      <w:start w:val="1"/>
+      <w:numFmt w:val="decimal"/>
+      <w:lvlText w:val="%6."/>
+      <w:lvlJc w:val="left"/>
+      <w:pPr>
+        <w:tabs>
+          <w:tab w:val="num" w:pos="4320"/>
+        </w:tabs>
+        <w:ind w:left="4320" w:hanging="360"/>
+      </w:pPr>
+    </w:lvl>
+    <w:lvl w:ilvl="6" w:tentative="1">
+      <w:start w:val="1"/>
+      <w:numFmt w:val="decimal"/>
+      <w:lvlText w:val="%7."/>
+      <w:lvlJc w:val="left"/>
+      <w:pPr>
+        <w:tabs>
+          <w:tab w:val="num" w:pos="5040"/>
+        </w:tabs>
+        <w:ind w:left="5040" w:hanging="360"/>
+      </w:pPr>
+    </w:lvl>
+    <w:lvl w:ilvl="7" w:tentative="1">
+      <w:start w:val="1"/>
+      <w:numFmt w:val="decimal"/>
+      <w:lvlText w:val="%8."/>
+      <w:lvlJc w:val="left"/>
+      <w:pPr>
+        <w:tabs>
+          <w:tab w:val="num" w:pos="5760"/>
+        </w:tabs>
+        <w:ind w:left="5760" w:hanging="360"/>
+      </w:pPr>
+    </w:lvl>
+    <w:lvl w:ilvl="8" w:tentative="1">
+      <w:start w:val="1"/>
+      <w:numFmt w:val="decimal"/>
+      <w:lvlText w:val="%9."/>
+      <w:lvlJc w:val="left"/>
+      <w:pPr>
+        <w:tabs>
+          <w:tab w:val="num" w:pos="6480"/>
+        </w:tabs>
+        <w:ind w:left="6480" w:hanging="360"/>
+      </w:pPr>
+    </w:lvl>
+  </w:abstractNum>
+  <w:num w:numId="1" w16cid:durableId="1105616127">
+    <w:abstractNumId w:val="2"/>
+  </w:num>
+  <w:num w:numId="2" w16cid:durableId="867107137">
+    <w:abstractNumId w:val="24"/>
+  </w:num>
+  <w:num w:numId="3" w16cid:durableId="1446853331">
+    <w:abstractNumId w:val="13"/>
+  </w:num>
+  <w:num w:numId="4" w16cid:durableId="1612933474">
+    <w:abstractNumId w:val="22"/>
+  </w:num>
+  <w:num w:numId="5" w16cid:durableId="1282958546">
+    <w:abstractNumId w:val="6"/>
+  </w:num>
+  <w:num w:numId="6" w16cid:durableId="772554737">
+    <w:abstractNumId w:val="3"/>
+  </w:num>
+  <w:num w:numId="7" w16cid:durableId="442771906">
+    <w:abstractNumId w:val="17"/>
+  </w:num>
+  <w:num w:numId="8" w16cid:durableId="808938402">
+    <w:abstractNumId w:val="14"/>
+  </w:num>
+  <w:num w:numId="9" w16cid:durableId="131141338">
+    <w:abstractNumId w:val="27"/>
+  </w:num>
+  <w:num w:numId="10" w16cid:durableId="1843622497">
+    <w:abstractNumId w:val="25"/>
+  </w:num>
+  <w:num w:numId="11" w16cid:durableId="313685345">
+    <w:abstractNumId w:val="9"/>
+  </w:num>
+  <w:num w:numId="12" w16cid:durableId="497499973">
+    <w:abstractNumId w:val="23"/>
+  </w:num>
+  <w:num w:numId="13" w16cid:durableId="812255875">
+    <w:abstractNumId w:val="21"/>
+  </w:num>
+  <w:num w:numId="14" w16cid:durableId="2101633204">
+    <w:abstractNumId w:val="0"/>
+  </w:num>
+  <w:num w:numId="15" w16cid:durableId="242109326">
+    <w:abstractNumId w:val="11"/>
+  </w:num>
+  <w:num w:numId="16" w16cid:durableId="1790123397">
+    <w:abstractNumId w:val="10"/>
+  </w:num>
+  <w:num w:numId="17" w16cid:durableId="1196499872">
+    <w:abstractNumId w:val="8"/>
+  </w:num>
+  <w:num w:numId="18" w16cid:durableId="59133264">
+    <w:abstractNumId w:val="19"/>
+  </w:num>
+  <w:num w:numId="19" w16cid:durableId="847523592">
+    <w:abstractNumId w:val="18"/>
+  </w:num>
+  <w:num w:numId="20" w16cid:durableId="1234389148">
+    <w:abstractNumId w:val="4"/>
+  </w:num>
+  <w:num w:numId="21" w16cid:durableId="1615944753">
+    <w:abstractNumId w:val="16"/>
+  </w:num>
+  <w:num w:numId="22" w16cid:durableId="509638068">
+    <w:abstractNumId w:val="26"/>
+  </w:num>
+  <w:num w:numId="23" w16cid:durableId="625357336">
+    <w:abstractNumId w:val="15"/>
+  </w:num>
+  <w:num w:numId="24" w16cid:durableId="2083142436">
+    <w:abstractNumId w:val="7"/>
+  </w:num>
+  <w:num w:numId="25" w16cid:durableId="1113357224">
+    <w:abstractNumId w:val="5"/>
+  </w:num>
+  <w:num w:numId="26" w16cid:durableId="1288196200">
+    <w:abstractNumId w:val="12"/>
+  </w:num>
+  <w:num w:numId="27" w16cid:durableId="887649446">
     <w:abstractNumId w:val="1"/>
   </w:num>
-  <w:num w:numId="2" w16cid:durableId="938833990">
-    <w:abstractNumId w:val="18"/>
-  </w:num>
-  <w:num w:numId="3" w16cid:durableId="702481509">
-    <w:abstractNumId w:val="27"/>
-  </w:num>
-  <w:num w:numId="4" w16cid:durableId="1572348892">
-    <w:abstractNumId w:val="16"/>
-  </w:num>
-  <w:num w:numId="5" w16cid:durableId="227545252">
-    <w:abstractNumId w:val="19"/>
-  </w:num>
-  <w:num w:numId="6" w16cid:durableId="1917740342">
-    <w:abstractNumId w:val="3"/>
-  </w:num>
-  <w:num w:numId="7" w16cid:durableId="490029337">
-    <w:abstractNumId w:val="2"/>
-  </w:num>
-  <w:num w:numId="8" w16cid:durableId="1071194328">
-    <w:abstractNumId w:val="5"/>
-  </w:num>
-  <w:num w:numId="9" w16cid:durableId="318388299">
-    <w:abstractNumId w:val="10"/>
-  </w:num>
-  <w:num w:numId="10" w16cid:durableId="71314562">
-    <w:abstractNumId w:val="21"/>
-  </w:num>
-  <w:num w:numId="11" w16cid:durableId="807623046">
-    <w:abstractNumId w:val="15"/>
-  </w:num>
-  <w:num w:numId="12" w16cid:durableId="1799257600">
-    <w:abstractNumId w:val="7"/>
-  </w:num>
-  <w:num w:numId="13" w16cid:durableId="843663976">
-    <w:abstractNumId w:val="25"/>
-  </w:num>
-  <w:num w:numId="14" w16cid:durableId="902183118">
-    <w:abstractNumId w:val="12"/>
-  </w:num>
-  <w:num w:numId="15" w16cid:durableId="1023630595">
-    <w:abstractNumId w:val="24"/>
-  </w:num>
-  <w:num w:numId="16" w16cid:durableId="947465616">
-    <w:abstractNumId w:val="14"/>
-  </w:num>
-  <w:num w:numId="17" w16cid:durableId="1965185728">
-    <w:abstractNumId w:val="8"/>
-  </w:num>
-  <w:num w:numId="18" w16cid:durableId="1382630744">
-    <w:abstractNumId w:val="23"/>
-  </w:num>
-  <w:num w:numId="19" w16cid:durableId="2107381495">
-    <w:abstractNumId w:val="26"/>
-  </w:num>
-  <w:num w:numId="20" w16cid:durableId="122234053">
-    <w:abstractNumId w:val="13"/>
-  </w:num>
-  <w:num w:numId="21" w16cid:durableId="1169909064">
+  <w:num w:numId="28" w16cid:durableId="540479118">
     <w:abstractNumId w:val="20"/>
-  </w:num>
-  <w:num w:numId="22" w16cid:durableId="1283726520">
-    <w:abstractNumId w:val="11"/>
-  </w:num>
-  <w:num w:numId="23" w16cid:durableId="1403064845">
-    <w:abstractNumId w:val="0"/>
-  </w:num>
-  <w:num w:numId="24" w16cid:durableId="508952789">
-    <w:abstractNumId w:val="22"/>
-  </w:num>
-  <w:num w:numId="25" w16cid:durableId="173232443">
-    <w:abstractNumId w:val="6"/>
-  </w:num>
-  <w:num w:numId="26" w16cid:durableId="1456022217">
-    <w:abstractNumId w:val="4"/>
-  </w:num>
-  <w:num w:numId="27" w16cid:durableId="828254005">
-    <w:abstractNumId w:val="9"/>
-  </w:num>
-  <w:num w:numId="28" w16cid:durableId="87778317">
-    <w:abstractNumId w:val="17"/>
   </w:num>
 </w:numbering>
 </file>

--- a/docs/Feature Guide.docx
+++ b/docs/Feature Guide.docx
@@ -98,7 +98,7 @@
       <w:pPr>
         <w:pStyle w:val="NormalWeb"/>
         <w:shd w:val="clear" w:color="auto" w:fill="EEF2F8"/>
-        <w:divId w:val="1601448332"/>
+        <w:divId w:val="53505138"/>
         <w:rPr>
           <w:rFonts w:ascii="Calibri" w:hAnsi="Calibri" w:cs="Calibri"/>
           <w:color w:val="404040"/>
@@ -11815,7 +11815,7 @@
         <w:rPr>
           <w:rFonts w:ascii="Calibri" w:eastAsia="Times New Roman" w:hAnsi="Calibri" w:cs="Calibri"/>
         </w:rPr>
-        <w:t>7b.5 Not yet</w:t>
+        <w:t>7b.5 Holidays</w:t>
       </w:r>
     </w:p>
     <w:p>
@@ -11835,16 +11835,1962 @@
           <w:sz w:val="22"/>
           <w:szCs w:val="22"/>
         </w:rPr>
-        <w:t>Holidays aren'</w:t>
-      </w:r>
-      <w:r>
-        <w:rPr>
-          <w:rFonts w:ascii="Calibri" w:hAnsi="Calibri" w:cs="Calibri"/>
-          <w:color w:val="1A1A1A"/>
-          <w:sz w:val="22"/>
-          <w:szCs w:val="22"/>
-        </w:rPr>
-        <w:t>t set up yet (they come with the Settings tab), so a holiday with no scans shows as Absent for now. Payroll will use these days: only complete or fixed days are paid.</w:t>
+        <w:t xml:space="preserve">Holidays are set in </w:t>
+      </w:r>
+      <w:r>
+        <w:rPr>
+          <w:rStyle w:val="Strong"/>
+          <w:rFonts w:ascii="Calibri" w:hAnsi="Calibri" w:cs="Calibri"/>
+          <w:color w:val="1A1A1A"/>
+          <w:sz w:val="22"/>
+          <w:szCs w:val="22"/>
+        </w:rPr>
+        <w:t>Settings</w:t>
+      </w:r>
+      <w:r>
+        <w:rPr>
+          <w:rFonts w:ascii="Calibri" w:hAnsi="Calibri" w:cs="Calibri"/>
+          <w:color w:val="1A1A1A"/>
+          <w:sz w:val="22"/>
+          <w:szCs w:val="22"/>
+        </w:rPr>
+        <w:t xml:space="preserve">. Nobody is marked absent on one. </w:t>
+      </w:r>
+      <w:r>
+        <w:rPr>
+          <w:rStyle w:val="Strong"/>
+          <w:rFonts w:ascii="Calibri" w:hAnsi="Calibri" w:cs="Calibri"/>
+          <w:color w:val="1A1A1A"/>
+          <w:sz w:val="22"/>
+          <w:szCs w:val="22"/>
+        </w:rPr>
+        <w:t>Regular</w:t>
+      </w:r>
+      <w:r>
+        <w:rPr>
+          <w:rFonts w:ascii="Calibri" w:hAnsi="Calibri" w:cs="Calibri"/>
+          <w:color w:val="1A1A1A"/>
+          <w:sz w:val="22"/>
+          <w:szCs w:val="22"/>
+        </w:rPr>
+        <w:t xml:space="preserve"> holidays are paid even when not worked; </w:t>
+      </w:r>
+      <w:r>
+        <w:rPr>
+          <w:rStyle w:val="Strong"/>
+          <w:rFonts w:ascii="Calibri" w:hAnsi="Calibri" w:cs="Calibri"/>
+          <w:color w:val="1A1A1A"/>
+          <w:sz w:val="22"/>
+          <w:szCs w:val="22"/>
+        </w:rPr>
+        <w:t>Special</w:t>
+      </w:r>
+      <w:r>
+        <w:rPr>
+          <w:rFonts w:ascii="Calibri" w:hAnsi="Calibri" w:cs="Calibri"/>
+          <w:color w:val="1A1A1A"/>
+          <w:sz w:val="22"/>
+          <w:szCs w:val="22"/>
+        </w:rPr>
+        <w:t xml:space="preserve"> </w:t>
+      </w:r>
+      <w:r>
+        <w:rPr>
+          <w:rFonts w:ascii="Calibri" w:hAnsi="Calibri" w:cs="Calibri"/>
+          <w:color w:val="1A1A1A"/>
+          <w:sz w:val="22"/>
+          <w:szCs w:val="22"/>
+        </w:rPr>
+        <w:t>holidays are no work, no pay. Working on a holiday is paid like a normal day.</w:t>
+      </w:r>
+    </w:p>
+    <w:p>
+      <w:pPr>
+        <w:pStyle w:val="Heading1"/>
+        <w:rPr>
+          <w:rFonts w:ascii="Calibri" w:eastAsia="Times New Roman" w:hAnsi="Calibri" w:cs="Calibri"/>
+        </w:rPr>
+      </w:pPr>
+      <w:r>
+        <w:rPr>
+          <w:rFonts w:ascii="Calibri" w:eastAsia="Times New Roman" w:hAnsi="Calibri" w:cs="Calibri"/>
+        </w:rPr>
+        <w:t>7c. HR &amp; Payroll: Payroll, cash advances, payslips</w:t>
+      </w:r>
+    </w:p>
+    <w:p>
+      <w:pPr>
+        <w:pStyle w:val="Heading2"/>
+        <w:rPr>
+          <w:rFonts w:ascii="Calibri" w:eastAsia="Times New Roman" w:hAnsi="Calibri" w:cs="Calibri"/>
+        </w:rPr>
+      </w:pPr>
+      <w:r>
+        <w:rPr>
+          <w:rFonts w:ascii="Calibri" w:eastAsia="Times New Roman" w:hAnsi="Calibri" w:cs="Calibri"/>
+        </w:rPr>
+        <w:t>7c.1 When people are paid</w:t>
+      </w:r>
+    </w:p>
+    <w:tbl>
+      <w:tblPr>
+        <w:tblW w:w="0" w:type="auto"/>
+        <w:tblCellMar>
+          <w:top w:w="15" w:type="dxa"/>
+          <w:left w:w="15" w:type="dxa"/>
+          <w:bottom w:w="15" w:type="dxa"/>
+          <w:right w:w="15" w:type="dxa"/>
+        </w:tblCellMar>
+        <w:tblLook w:val="04A0" w:firstRow="1" w:lastRow="0" w:firstColumn="1" w:lastColumn="0" w:noHBand="0" w:noVBand="1"/>
+      </w:tblPr>
+      <w:tblGrid>
+        <w:gridCol w:w="813"/>
+        <w:gridCol w:w="3039"/>
+        <w:gridCol w:w="3296"/>
+      </w:tblGrid>
+      <w:tr>
+        <w:trPr>
+          <w:tblHeader/>
+        </w:trPr>
+        <w:tc>
+          <w:tcPr>
+            <w:tcW w:w="0" w:type="auto"/>
+            <w:tcBorders>
+              <w:top w:val="single" w:sz="6" w:space="0" w:color="BFBFBF"/>
+              <w:left w:val="single" w:sz="6" w:space="0" w:color="BFBFBF"/>
+              <w:bottom w:val="single" w:sz="6" w:space="0" w:color="BFBFBF"/>
+              <w:right w:val="single" w:sz="6" w:space="0" w:color="BFBFBF"/>
+            </w:tcBorders>
+            <w:shd w:val="clear" w:color="auto" w:fill="1F3864"/>
+            <w:tcMar>
+              <w:top w:w="60" w:type="dxa"/>
+              <w:left w:w="120" w:type="dxa"/>
+              <w:bottom w:w="60" w:type="dxa"/>
+              <w:right w:w="120" w:type="dxa"/>
+            </w:tcMar>
+            <w:vAlign w:val="center"/>
+            <w:hideMark/>
+          </w:tcPr>
+          <w:p>
+            <w:pPr>
+              <w:spacing w:before="120" w:after="120"/>
+              <w:rPr>
+                <w:rFonts w:ascii="Calibri" w:eastAsia="Times New Roman" w:hAnsi="Calibri" w:cs="Calibri"/>
+                <w:b/>
+                <w:bCs/>
+                <w:color w:val="FFFFFF"/>
+                <w:sz w:val="22"/>
+                <w:szCs w:val="22"/>
+              </w:rPr>
+            </w:pPr>
+            <w:r>
+              <w:rPr>
+                <w:rFonts w:ascii="Calibri" w:eastAsia="Times New Roman" w:hAnsi="Calibri" w:cs="Calibri"/>
+                <w:b/>
+                <w:bCs/>
+                <w:color w:val="FFFFFF"/>
+                <w:sz w:val="22"/>
+                <w:szCs w:val="22"/>
+              </w:rPr>
+              <w:t>Group</w:t>
+            </w:r>
+          </w:p>
+        </w:tc>
+        <w:tc>
+          <w:tcPr>
+            <w:tcW w:w="0" w:type="auto"/>
+            <w:tcBorders>
+              <w:top w:val="single" w:sz="6" w:space="0" w:color="BFBFBF"/>
+              <w:left w:val="single" w:sz="6" w:space="0" w:color="BFBFBF"/>
+              <w:bottom w:val="single" w:sz="6" w:space="0" w:color="BFBFBF"/>
+              <w:right w:val="single" w:sz="6" w:space="0" w:color="BFBFBF"/>
+            </w:tcBorders>
+            <w:shd w:val="clear" w:color="auto" w:fill="1F3864"/>
+            <w:tcMar>
+              <w:top w:w="60" w:type="dxa"/>
+              <w:left w:w="120" w:type="dxa"/>
+              <w:bottom w:w="60" w:type="dxa"/>
+              <w:right w:w="120" w:type="dxa"/>
+            </w:tcMar>
+            <w:vAlign w:val="center"/>
+            <w:hideMark/>
+          </w:tcPr>
+          <w:p>
+            <w:pPr>
+              <w:spacing w:before="120" w:after="120"/>
+              <w:rPr>
+                <w:rFonts w:ascii="Calibri" w:eastAsia="Times New Roman" w:hAnsi="Calibri" w:cs="Calibri"/>
+                <w:b/>
+                <w:bCs/>
+                <w:color w:val="FFFFFF"/>
+                <w:sz w:val="22"/>
+                <w:szCs w:val="22"/>
+              </w:rPr>
+            </w:pPr>
+            <w:r>
+              <w:rPr>
+                <w:rFonts w:ascii="Calibri" w:eastAsia="Times New Roman" w:hAnsi="Calibri" w:cs="Calibri"/>
+                <w:b/>
+                <w:bCs/>
+                <w:color w:val="FFFFFF"/>
+                <w:sz w:val="22"/>
+                <w:szCs w:val="22"/>
+              </w:rPr>
+              <w:t>Payday</w:t>
+            </w:r>
+          </w:p>
+        </w:tc>
+        <w:tc>
+          <w:tcPr>
+            <w:tcW w:w="0" w:type="auto"/>
+            <w:tcBorders>
+              <w:top w:val="single" w:sz="6" w:space="0" w:color="BFBFBF"/>
+              <w:left w:val="single" w:sz="6" w:space="0" w:color="BFBFBF"/>
+              <w:bottom w:val="single" w:sz="6" w:space="0" w:color="BFBFBF"/>
+              <w:right w:val="single" w:sz="6" w:space="0" w:color="BFBFBF"/>
+            </w:tcBorders>
+            <w:shd w:val="clear" w:color="auto" w:fill="1F3864"/>
+            <w:tcMar>
+              <w:top w:w="60" w:type="dxa"/>
+              <w:left w:w="120" w:type="dxa"/>
+              <w:bottom w:w="60" w:type="dxa"/>
+              <w:right w:w="120" w:type="dxa"/>
+            </w:tcMar>
+            <w:vAlign w:val="center"/>
+            <w:hideMark/>
+          </w:tcPr>
+          <w:p>
+            <w:pPr>
+              <w:spacing w:before="120" w:after="120"/>
+              <w:rPr>
+                <w:rFonts w:ascii="Calibri" w:eastAsia="Times New Roman" w:hAnsi="Calibri" w:cs="Calibri"/>
+                <w:b/>
+                <w:bCs/>
+                <w:color w:val="FFFFFF"/>
+                <w:sz w:val="22"/>
+                <w:szCs w:val="22"/>
+              </w:rPr>
+            </w:pPr>
+            <w:r>
+              <w:rPr>
+                <w:rFonts w:ascii="Calibri" w:eastAsia="Times New Roman" w:hAnsi="Calibri" w:cs="Calibri"/>
+                <w:b/>
+                <w:bCs/>
+                <w:color w:val="FFFFFF"/>
+                <w:sz w:val="22"/>
+                <w:szCs w:val="22"/>
+              </w:rPr>
+              <w:t>Covers</w:t>
+            </w:r>
+          </w:p>
+        </w:tc>
+      </w:tr>
+      <w:tr>
+        <w:tc>
+          <w:tcPr>
+            <w:tcW w:w="0" w:type="auto"/>
+            <w:tcBorders>
+              <w:top w:val="single" w:sz="6" w:space="0" w:color="BFBFBF"/>
+              <w:left w:val="single" w:sz="6" w:space="0" w:color="BFBFBF"/>
+              <w:bottom w:val="single" w:sz="6" w:space="0" w:color="BFBFBF"/>
+              <w:right w:val="single" w:sz="6" w:space="0" w:color="BFBFBF"/>
+            </w:tcBorders>
+            <w:tcMar>
+              <w:top w:w="60" w:type="dxa"/>
+              <w:left w:w="120" w:type="dxa"/>
+              <w:bottom w:w="60" w:type="dxa"/>
+              <w:right w:w="120" w:type="dxa"/>
+            </w:tcMar>
+            <w:hideMark/>
+          </w:tcPr>
+          <w:p>
+            <w:pPr>
+              <w:spacing w:before="120" w:after="120"/>
+              <w:rPr>
+                <w:rFonts w:ascii="Calibri" w:eastAsia="Times New Roman" w:hAnsi="Calibri" w:cs="Calibri"/>
+                <w:color w:val="1A1A1A"/>
+                <w:sz w:val="22"/>
+                <w:szCs w:val="22"/>
+              </w:rPr>
+            </w:pPr>
+            <w:r>
+              <w:rPr>
+                <w:rFonts w:ascii="Calibri" w:eastAsia="Times New Roman" w:hAnsi="Calibri" w:cs="Calibri"/>
+                <w:color w:val="1A1A1A"/>
+                <w:sz w:val="22"/>
+                <w:szCs w:val="22"/>
+              </w:rPr>
+              <w:t>Office</w:t>
+            </w:r>
+          </w:p>
+        </w:tc>
+        <w:tc>
+          <w:tcPr>
+            <w:tcW w:w="0" w:type="auto"/>
+            <w:tcBorders>
+              <w:top w:val="single" w:sz="6" w:space="0" w:color="BFBFBF"/>
+              <w:left w:val="single" w:sz="6" w:space="0" w:color="BFBFBF"/>
+              <w:bottom w:val="single" w:sz="6" w:space="0" w:color="BFBFBF"/>
+              <w:right w:val="single" w:sz="6" w:space="0" w:color="BFBFBF"/>
+            </w:tcBorders>
+            <w:tcMar>
+              <w:top w:w="60" w:type="dxa"/>
+              <w:left w:w="120" w:type="dxa"/>
+              <w:bottom w:w="60" w:type="dxa"/>
+              <w:right w:w="120" w:type="dxa"/>
+            </w:tcMar>
+            <w:hideMark/>
+          </w:tcPr>
+          <w:p>
+            <w:pPr>
+              <w:spacing w:before="120" w:after="120"/>
+              <w:rPr>
+                <w:rFonts w:ascii="Calibri" w:eastAsia="Times New Roman" w:hAnsi="Calibri" w:cs="Calibri"/>
+                <w:color w:val="1A1A1A"/>
+                <w:sz w:val="22"/>
+                <w:szCs w:val="22"/>
+              </w:rPr>
+            </w:pPr>
+            <w:r>
+              <w:rPr>
+                <w:rFonts w:ascii="Calibri" w:eastAsia="Times New Roman" w:hAnsi="Calibri" w:cs="Calibri"/>
+                <w:color w:val="1A1A1A"/>
+                <w:sz w:val="22"/>
+                <w:szCs w:val="22"/>
+              </w:rPr>
+              <w:t>the 15th</w:t>
+            </w:r>
+          </w:p>
+        </w:tc>
+        <w:tc>
+          <w:tcPr>
+            <w:tcW w:w="0" w:type="auto"/>
+            <w:tcBorders>
+              <w:top w:val="single" w:sz="6" w:space="0" w:color="BFBFBF"/>
+              <w:left w:val="single" w:sz="6" w:space="0" w:color="BFBFBF"/>
+              <w:bottom w:val="single" w:sz="6" w:space="0" w:color="BFBFBF"/>
+              <w:right w:val="single" w:sz="6" w:space="0" w:color="BFBFBF"/>
+            </w:tcBorders>
+            <w:tcMar>
+              <w:top w:w="60" w:type="dxa"/>
+              <w:left w:w="120" w:type="dxa"/>
+              <w:bottom w:w="60" w:type="dxa"/>
+              <w:right w:w="120" w:type="dxa"/>
+            </w:tcMar>
+            <w:hideMark/>
+          </w:tcPr>
+          <w:p>
+            <w:pPr>
+              <w:spacing w:before="120" w:after="120"/>
+              <w:rPr>
+                <w:rFonts w:ascii="Calibri" w:eastAsia="Times New Roman" w:hAnsi="Calibri" w:cs="Calibri"/>
+                <w:color w:val="1A1A1A"/>
+                <w:sz w:val="22"/>
+                <w:szCs w:val="22"/>
+              </w:rPr>
+            </w:pPr>
+            <w:r>
+              <w:rPr>
+                <w:rFonts w:ascii="Calibri" w:eastAsia="Times New Roman" w:hAnsi="Calibri" w:cs="Calibri"/>
+                <w:color w:val="1A1A1A"/>
+                <w:sz w:val="22"/>
+                <w:szCs w:val="22"/>
+              </w:rPr>
+              <w:t>the 26th of last month to the 10th</w:t>
+            </w:r>
+          </w:p>
+        </w:tc>
+      </w:tr>
+      <w:tr>
+        <w:tc>
+          <w:tcPr>
+            <w:tcW w:w="0" w:type="auto"/>
+            <w:tcBorders>
+              <w:top w:val="single" w:sz="6" w:space="0" w:color="BFBFBF"/>
+              <w:left w:val="single" w:sz="6" w:space="0" w:color="BFBFBF"/>
+              <w:bottom w:val="single" w:sz="6" w:space="0" w:color="BFBFBF"/>
+              <w:right w:val="single" w:sz="6" w:space="0" w:color="BFBFBF"/>
+            </w:tcBorders>
+            <w:tcMar>
+              <w:top w:w="60" w:type="dxa"/>
+              <w:left w:w="120" w:type="dxa"/>
+              <w:bottom w:w="60" w:type="dxa"/>
+              <w:right w:w="120" w:type="dxa"/>
+            </w:tcMar>
+            <w:hideMark/>
+          </w:tcPr>
+          <w:p>
+            <w:pPr>
+              <w:spacing w:before="120" w:after="120"/>
+              <w:rPr>
+                <w:rFonts w:ascii="Calibri" w:eastAsia="Times New Roman" w:hAnsi="Calibri" w:cs="Calibri"/>
+                <w:color w:val="1A1A1A"/>
+                <w:sz w:val="22"/>
+                <w:szCs w:val="22"/>
+              </w:rPr>
+            </w:pPr>
+            <w:r>
+              <w:rPr>
+                <w:rFonts w:ascii="Calibri" w:eastAsia="Times New Roman" w:hAnsi="Calibri" w:cs="Calibri"/>
+                <w:color w:val="1A1A1A"/>
+                <w:sz w:val="22"/>
+                <w:szCs w:val="22"/>
+              </w:rPr>
+              <w:t>Office</w:t>
+            </w:r>
+          </w:p>
+        </w:tc>
+        <w:tc>
+          <w:tcPr>
+            <w:tcW w:w="0" w:type="auto"/>
+            <w:tcBorders>
+              <w:top w:val="single" w:sz="6" w:space="0" w:color="BFBFBF"/>
+              <w:left w:val="single" w:sz="6" w:space="0" w:color="BFBFBF"/>
+              <w:bottom w:val="single" w:sz="6" w:space="0" w:color="BFBFBF"/>
+              <w:right w:val="single" w:sz="6" w:space="0" w:color="BFBFBF"/>
+            </w:tcBorders>
+            <w:tcMar>
+              <w:top w:w="60" w:type="dxa"/>
+              <w:left w:w="120" w:type="dxa"/>
+              <w:bottom w:w="60" w:type="dxa"/>
+              <w:right w:w="120" w:type="dxa"/>
+            </w:tcMar>
+            <w:hideMark/>
+          </w:tcPr>
+          <w:p>
+            <w:pPr>
+              <w:spacing w:before="120" w:after="120"/>
+              <w:rPr>
+                <w:rFonts w:ascii="Calibri" w:eastAsia="Times New Roman" w:hAnsi="Calibri" w:cs="Calibri"/>
+                <w:color w:val="1A1A1A"/>
+                <w:sz w:val="22"/>
+                <w:szCs w:val="22"/>
+              </w:rPr>
+            </w:pPr>
+            <w:r>
+              <w:rPr>
+                <w:rFonts w:ascii="Calibri" w:eastAsia="Times New Roman" w:hAnsi="Calibri" w:cs="Calibri"/>
+                <w:color w:val="1A1A1A"/>
+                <w:sz w:val="22"/>
+                <w:szCs w:val="22"/>
+              </w:rPr>
+              <w:t>the 30th (February: its last day)</w:t>
+            </w:r>
+          </w:p>
+        </w:tc>
+        <w:tc>
+          <w:tcPr>
+            <w:tcW w:w="0" w:type="auto"/>
+            <w:tcBorders>
+              <w:top w:val="single" w:sz="6" w:space="0" w:color="BFBFBF"/>
+              <w:left w:val="single" w:sz="6" w:space="0" w:color="BFBFBF"/>
+              <w:bottom w:val="single" w:sz="6" w:space="0" w:color="BFBFBF"/>
+              <w:right w:val="single" w:sz="6" w:space="0" w:color="BFBFBF"/>
+            </w:tcBorders>
+            <w:tcMar>
+              <w:top w:w="60" w:type="dxa"/>
+              <w:left w:w="120" w:type="dxa"/>
+              <w:bottom w:w="60" w:type="dxa"/>
+              <w:right w:w="120" w:type="dxa"/>
+            </w:tcMar>
+            <w:hideMark/>
+          </w:tcPr>
+          <w:p>
+            <w:pPr>
+              <w:spacing w:before="120" w:after="120"/>
+              <w:rPr>
+                <w:rFonts w:ascii="Calibri" w:eastAsia="Times New Roman" w:hAnsi="Calibri" w:cs="Calibri"/>
+                <w:color w:val="1A1A1A"/>
+                <w:sz w:val="22"/>
+                <w:szCs w:val="22"/>
+              </w:rPr>
+            </w:pPr>
+            <w:r>
+              <w:rPr>
+                <w:rFonts w:ascii="Calibri" w:eastAsia="Times New Roman" w:hAnsi="Calibri" w:cs="Calibri"/>
+                <w:color w:val="1A1A1A"/>
+                <w:sz w:val="22"/>
+                <w:szCs w:val="22"/>
+              </w:rPr>
+              <w:t>the 11th to the 25th</w:t>
+            </w:r>
+          </w:p>
+        </w:tc>
+      </w:tr>
+      <w:tr>
+        <w:tc>
+          <w:tcPr>
+            <w:tcW w:w="0" w:type="auto"/>
+            <w:tcBorders>
+              <w:top w:val="single" w:sz="6" w:space="0" w:color="BFBFBF"/>
+              <w:left w:val="single" w:sz="6" w:space="0" w:color="BFBFBF"/>
+              <w:bottom w:val="single" w:sz="6" w:space="0" w:color="BFBFBF"/>
+              <w:right w:val="single" w:sz="6" w:space="0" w:color="BFBFBF"/>
+            </w:tcBorders>
+            <w:tcMar>
+              <w:top w:w="60" w:type="dxa"/>
+              <w:left w:w="120" w:type="dxa"/>
+              <w:bottom w:w="60" w:type="dxa"/>
+              <w:right w:w="120" w:type="dxa"/>
+            </w:tcMar>
+            <w:hideMark/>
+          </w:tcPr>
+          <w:p>
+            <w:pPr>
+              <w:spacing w:before="120" w:after="120"/>
+              <w:rPr>
+                <w:rFonts w:ascii="Calibri" w:eastAsia="Times New Roman" w:hAnsi="Calibri" w:cs="Calibri"/>
+                <w:color w:val="1A1A1A"/>
+                <w:sz w:val="22"/>
+                <w:szCs w:val="22"/>
+              </w:rPr>
+            </w:pPr>
+            <w:r>
+              <w:rPr>
+                <w:rFonts w:ascii="Calibri" w:eastAsia="Times New Roman" w:hAnsi="Calibri" w:cs="Calibri"/>
+                <w:color w:val="1A1A1A"/>
+                <w:sz w:val="22"/>
+                <w:szCs w:val="22"/>
+              </w:rPr>
+              <w:t>Site</w:t>
+            </w:r>
+          </w:p>
+        </w:tc>
+        <w:tc>
+          <w:tcPr>
+            <w:tcW w:w="0" w:type="auto"/>
+            <w:tcBorders>
+              <w:top w:val="single" w:sz="6" w:space="0" w:color="BFBFBF"/>
+              <w:left w:val="single" w:sz="6" w:space="0" w:color="BFBFBF"/>
+              <w:bottom w:val="single" w:sz="6" w:space="0" w:color="BFBFBF"/>
+              <w:right w:val="single" w:sz="6" w:space="0" w:color="BFBFBF"/>
+            </w:tcBorders>
+            <w:tcMar>
+              <w:top w:w="60" w:type="dxa"/>
+              <w:left w:w="120" w:type="dxa"/>
+              <w:bottom w:w="60" w:type="dxa"/>
+              <w:right w:w="120" w:type="dxa"/>
+            </w:tcMar>
+            <w:hideMark/>
+          </w:tcPr>
+          <w:p>
+            <w:pPr>
+              <w:spacing w:before="120" w:after="120"/>
+              <w:rPr>
+                <w:rFonts w:ascii="Calibri" w:eastAsia="Times New Roman" w:hAnsi="Calibri" w:cs="Calibri"/>
+                <w:color w:val="1A1A1A"/>
+                <w:sz w:val="22"/>
+                <w:szCs w:val="22"/>
+              </w:rPr>
+            </w:pPr>
+            <w:r>
+              <w:rPr>
+                <w:rFonts w:ascii="Calibri" w:eastAsia="Times New Roman" w:hAnsi="Calibri" w:cs="Calibri"/>
+                <w:color w:val="1A1A1A"/>
+                <w:sz w:val="22"/>
+                <w:szCs w:val="22"/>
+              </w:rPr>
+              <w:t>every Saturday</w:t>
+            </w:r>
+          </w:p>
+        </w:tc>
+        <w:tc>
+          <w:tcPr>
+            <w:tcW w:w="0" w:type="auto"/>
+            <w:tcBorders>
+              <w:top w:val="single" w:sz="6" w:space="0" w:color="BFBFBF"/>
+              <w:left w:val="single" w:sz="6" w:space="0" w:color="BFBFBF"/>
+              <w:bottom w:val="single" w:sz="6" w:space="0" w:color="BFBFBF"/>
+              <w:right w:val="single" w:sz="6" w:space="0" w:color="BFBFBF"/>
+            </w:tcBorders>
+            <w:tcMar>
+              <w:top w:w="60" w:type="dxa"/>
+              <w:left w:w="120" w:type="dxa"/>
+              <w:bottom w:w="60" w:type="dxa"/>
+              <w:right w:w="120" w:type="dxa"/>
+            </w:tcMar>
+            <w:hideMark/>
+          </w:tcPr>
+          <w:p>
+            <w:pPr>
+              <w:spacing w:before="120" w:after="120"/>
+              <w:rPr>
+                <w:rFonts w:ascii="Calibri" w:eastAsia="Times New Roman" w:hAnsi="Calibri" w:cs="Calibri"/>
+                <w:color w:val="1A1A1A"/>
+                <w:sz w:val="22"/>
+                <w:szCs w:val="22"/>
+              </w:rPr>
+            </w:pPr>
+            <w:r>
+              <w:rPr>
+                <w:rFonts w:ascii="Calibri" w:eastAsia="Times New Roman" w:hAnsi="Calibri" w:cs="Calibri"/>
+                <w:color w:val="1A1A1A"/>
+                <w:sz w:val="22"/>
+                <w:szCs w:val="22"/>
+              </w:rPr>
+              <w:t>Saturday to Friday before it</w:t>
+            </w:r>
+          </w:p>
+        </w:tc>
+      </w:tr>
+    </w:tbl>
+    <w:p>
+      <w:pPr>
+        <w:pStyle w:val="NormalWeb"/>
+        <w:rPr>
+          <w:rFonts w:ascii="Calibri" w:hAnsi="Calibri" w:cs="Calibri"/>
+          <w:color w:val="1A1A1A"/>
+          <w:sz w:val="22"/>
+          <w:szCs w:val="22"/>
+        </w:rPr>
+      </w:pPr>
+      <w:r>
+        <w:rPr>
+          <w:rFonts w:ascii="Calibri" w:hAnsi="Calibri" w:cs="Calibri"/>
+          <w:color w:val="1A1A1A"/>
+          <w:sz w:val="22"/>
+          <w:szCs w:val="22"/>
+        </w:rPr>
+        <w:t>A payday on a Sunday or holiday moves to the day before. HR uses the days between the end of a period and payday to upload the scanner file, fix missing scans and approve overtime.</w:t>
+      </w:r>
+    </w:p>
+    <w:p>
+      <w:pPr>
+        <w:pStyle w:val="Heading2"/>
+        <w:rPr>
+          <w:rFonts w:ascii="Calibri" w:eastAsia="Times New Roman" w:hAnsi="Calibri" w:cs="Calibri"/>
+        </w:rPr>
+      </w:pPr>
+      <w:r>
+        <w:rPr>
+          <w:rFonts w:ascii="Calibri" w:eastAsia="Times New Roman" w:hAnsi="Calibri" w:cs="Calibri"/>
+        </w:rPr>
+        <w:t>7c.2 How pay is worked out</w:t>
+      </w:r>
+    </w:p>
+    <w:tbl>
+      <w:tblPr>
+        <w:tblW w:w="0" w:type="auto"/>
+        <w:tblCellMar>
+          <w:top w:w="15" w:type="dxa"/>
+          <w:left w:w="15" w:type="dxa"/>
+          <w:bottom w:w="15" w:type="dxa"/>
+          <w:right w:w="15" w:type="dxa"/>
+        </w:tblCellMar>
+        <w:tblLook w:val="04A0" w:firstRow="1" w:lastRow="0" w:firstColumn="1" w:lastColumn="0" w:noHBand="0" w:noVBand="1"/>
+      </w:tblPr>
+      <w:tblGrid>
+        <w:gridCol w:w="2355"/>
+        <w:gridCol w:w="5092"/>
+        <w:gridCol w:w="1897"/>
+      </w:tblGrid>
+      <w:tr>
+        <w:trPr>
+          <w:tblHeader/>
+        </w:trPr>
+        <w:tc>
+          <w:tcPr>
+            <w:tcW w:w="0" w:type="auto"/>
+            <w:tcBorders>
+              <w:top w:val="single" w:sz="6" w:space="0" w:color="BFBFBF"/>
+              <w:left w:val="single" w:sz="6" w:space="0" w:color="BFBFBF"/>
+              <w:bottom w:val="single" w:sz="6" w:space="0" w:color="BFBFBF"/>
+              <w:right w:val="single" w:sz="6" w:space="0" w:color="BFBFBF"/>
+            </w:tcBorders>
+            <w:shd w:val="clear" w:color="auto" w:fill="1F3864"/>
+            <w:tcMar>
+              <w:top w:w="60" w:type="dxa"/>
+              <w:left w:w="120" w:type="dxa"/>
+              <w:bottom w:w="60" w:type="dxa"/>
+              <w:right w:w="120" w:type="dxa"/>
+            </w:tcMar>
+            <w:vAlign w:val="center"/>
+            <w:hideMark/>
+          </w:tcPr>
+          <w:p>
+            <w:pPr>
+              <w:spacing w:before="120" w:after="120"/>
+              <w:rPr>
+                <w:rFonts w:ascii="Calibri" w:eastAsia="Times New Roman" w:hAnsi="Calibri" w:cs="Calibri"/>
+                <w:b/>
+                <w:bCs/>
+                <w:color w:val="FFFFFF"/>
+                <w:sz w:val="22"/>
+                <w:szCs w:val="22"/>
+              </w:rPr>
+            </w:pPr>
+            <w:r>
+              <w:rPr>
+                <w:rFonts w:ascii="Calibri" w:eastAsia="Times New Roman" w:hAnsi="Calibri" w:cs="Calibri"/>
+                <w:b/>
+                <w:bCs/>
+                <w:color w:val="FFFFFF"/>
+                <w:sz w:val="22"/>
+                <w:szCs w:val="22"/>
+              </w:rPr>
+              <w:t>Part</w:t>
+            </w:r>
+          </w:p>
+        </w:tc>
+        <w:tc>
+          <w:tcPr>
+            <w:tcW w:w="0" w:type="auto"/>
+            <w:tcBorders>
+              <w:top w:val="single" w:sz="6" w:space="0" w:color="BFBFBF"/>
+              <w:left w:val="single" w:sz="6" w:space="0" w:color="BFBFBF"/>
+              <w:bottom w:val="single" w:sz="6" w:space="0" w:color="BFBFBF"/>
+              <w:right w:val="single" w:sz="6" w:space="0" w:color="BFBFBF"/>
+            </w:tcBorders>
+            <w:shd w:val="clear" w:color="auto" w:fill="1F3864"/>
+            <w:tcMar>
+              <w:top w:w="60" w:type="dxa"/>
+              <w:left w:w="120" w:type="dxa"/>
+              <w:bottom w:w="60" w:type="dxa"/>
+              <w:right w:w="120" w:type="dxa"/>
+            </w:tcMar>
+            <w:vAlign w:val="center"/>
+            <w:hideMark/>
+          </w:tcPr>
+          <w:p>
+            <w:pPr>
+              <w:spacing w:before="120" w:after="120"/>
+              <w:rPr>
+                <w:rFonts w:ascii="Calibri" w:eastAsia="Times New Roman" w:hAnsi="Calibri" w:cs="Calibri"/>
+                <w:b/>
+                <w:bCs/>
+                <w:color w:val="FFFFFF"/>
+                <w:sz w:val="22"/>
+                <w:szCs w:val="22"/>
+              </w:rPr>
+            </w:pPr>
+            <w:r>
+              <w:rPr>
+                <w:rFonts w:ascii="Calibri" w:eastAsia="Times New Roman" w:hAnsi="Calibri" w:cs="Calibri"/>
+                <w:b/>
+                <w:bCs/>
+                <w:color w:val="FFFFFF"/>
+                <w:sz w:val="22"/>
+                <w:szCs w:val="22"/>
+              </w:rPr>
+              <w:t>Rule</w:t>
+            </w:r>
+          </w:p>
+        </w:tc>
+        <w:tc>
+          <w:tcPr>
+            <w:tcW w:w="0" w:type="auto"/>
+            <w:tcBorders>
+              <w:top w:val="single" w:sz="6" w:space="0" w:color="BFBFBF"/>
+              <w:left w:val="single" w:sz="6" w:space="0" w:color="BFBFBF"/>
+              <w:bottom w:val="single" w:sz="6" w:space="0" w:color="BFBFBF"/>
+              <w:right w:val="single" w:sz="6" w:space="0" w:color="BFBFBF"/>
+            </w:tcBorders>
+            <w:shd w:val="clear" w:color="auto" w:fill="1F3864"/>
+            <w:tcMar>
+              <w:top w:w="60" w:type="dxa"/>
+              <w:left w:w="120" w:type="dxa"/>
+              <w:bottom w:w="60" w:type="dxa"/>
+              <w:right w:w="120" w:type="dxa"/>
+            </w:tcMar>
+            <w:vAlign w:val="center"/>
+            <w:hideMark/>
+          </w:tcPr>
+          <w:p>
+            <w:pPr>
+              <w:spacing w:before="120" w:after="120"/>
+              <w:rPr>
+                <w:rFonts w:ascii="Calibri" w:eastAsia="Times New Roman" w:hAnsi="Calibri" w:cs="Calibri"/>
+                <w:b/>
+                <w:bCs/>
+                <w:color w:val="FFFFFF"/>
+                <w:sz w:val="22"/>
+                <w:szCs w:val="22"/>
+              </w:rPr>
+            </w:pPr>
+            <w:r>
+              <w:rPr>
+                <w:rFonts w:ascii="Calibri" w:eastAsia="Times New Roman" w:hAnsi="Calibri" w:cs="Calibri"/>
+                <w:b/>
+                <w:bCs/>
+                <w:color w:val="FFFFFF"/>
+                <w:sz w:val="22"/>
+                <w:szCs w:val="22"/>
+              </w:rPr>
+              <w:t>Example (₱800 a day)</w:t>
+            </w:r>
+          </w:p>
+        </w:tc>
+      </w:tr>
+      <w:tr>
+        <w:tc>
+          <w:tcPr>
+            <w:tcW w:w="0" w:type="auto"/>
+            <w:tcBorders>
+              <w:top w:val="single" w:sz="6" w:space="0" w:color="BFBFBF"/>
+              <w:left w:val="single" w:sz="6" w:space="0" w:color="BFBFBF"/>
+              <w:bottom w:val="single" w:sz="6" w:space="0" w:color="BFBFBF"/>
+              <w:right w:val="single" w:sz="6" w:space="0" w:color="BFBFBF"/>
+            </w:tcBorders>
+            <w:tcMar>
+              <w:top w:w="60" w:type="dxa"/>
+              <w:left w:w="120" w:type="dxa"/>
+              <w:bottom w:w="60" w:type="dxa"/>
+              <w:right w:w="120" w:type="dxa"/>
+            </w:tcMar>
+            <w:hideMark/>
+          </w:tcPr>
+          <w:p>
+            <w:pPr>
+              <w:spacing w:before="120" w:after="120"/>
+              <w:rPr>
+                <w:rFonts w:ascii="Calibri" w:eastAsia="Times New Roman" w:hAnsi="Calibri" w:cs="Calibri"/>
+                <w:color w:val="1A1A1A"/>
+                <w:sz w:val="22"/>
+                <w:szCs w:val="22"/>
+              </w:rPr>
+            </w:pPr>
+            <w:r>
+              <w:rPr>
+                <w:rFonts w:ascii="Calibri" w:eastAsia="Times New Roman" w:hAnsi="Calibri" w:cs="Calibri"/>
+                <w:color w:val="1A1A1A"/>
+                <w:sz w:val="22"/>
+                <w:szCs w:val="22"/>
+              </w:rPr>
+              <w:t>Basic pay</w:t>
+            </w:r>
+          </w:p>
+        </w:tc>
+        <w:tc>
+          <w:tcPr>
+            <w:tcW w:w="0" w:type="auto"/>
+            <w:tcBorders>
+              <w:top w:val="single" w:sz="6" w:space="0" w:color="BFBFBF"/>
+              <w:left w:val="single" w:sz="6" w:space="0" w:color="BFBFBF"/>
+              <w:bottom w:val="single" w:sz="6" w:space="0" w:color="BFBFBF"/>
+              <w:right w:val="single" w:sz="6" w:space="0" w:color="BFBFBF"/>
+            </w:tcBorders>
+            <w:tcMar>
+              <w:top w:w="60" w:type="dxa"/>
+              <w:left w:w="120" w:type="dxa"/>
+              <w:bottom w:w="60" w:type="dxa"/>
+              <w:right w:w="120" w:type="dxa"/>
+            </w:tcMar>
+            <w:hideMark/>
+          </w:tcPr>
+          <w:p>
+            <w:pPr>
+              <w:spacing w:before="120" w:after="120"/>
+              <w:rPr>
+                <w:rFonts w:ascii="Calibri" w:eastAsia="Times New Roman" w:hAnsi="Calibri" w:cs="Calibri"/>
+                <w:color w:val="1A1A1A"/>
+                <w:sz w:val="22"/>
+                <w:szCs w:val="22"/>
+              </w:rPr>
+            </w:pPr>
+            <w:r>
+              <w:rPr>
+                <w:rFonts w:ascii="Calibri" w:eastAsia="Times New Roman" w:hAnsi="Calibri" w:cs="Calibri"/>
+                <w:color w:val="1A1A1A"/>
+                <w:sz w:val="22"/>
+                <w:szCs w:val="22"/>
+              </w:rPr>
+              <w:t>each paid day at that day's rate; paid = Present or Late, or fixed by HR</w:t>
+            </w:r>
+          </w:p>
+        </w:tc>
+        <w:tc>
+          <w:tcPr>
+            <w:tcW w:w="0" w:type="auto"/>
+            <w:tcBorders>
+              <w:top w:val="single" w:sz="6" w:space="0" w:color="BFBFBF"/>
+              <w:left w:val="single" w:sz="6" w:space="0" w:color="BFBFBF"/>
+              <w:bottom w:val="single" w:sz="6" w:space="0" w:color="BFBFBF"/>
+              <w:right w:val="single" w:sz="6" w:space="0" w:color="BFBFBF"/>
+            </w:tcBorders>
+            <w:tcMar>
+              <w:top w:w="60" w:type="dxa"/>
+              <w:left w:w="120" w:type="dxa"/>
+              <w:bottom w:w="60" w:type="dxa"/>
+              <w:right w:w="120" w:type="dxa"/>
+            </w:tcMar>
+            <w:hideMark/>
+          </w:tcPr>
+          <w:p>
+            <w:pPr>
+              <w:spacing w:before="120" w:after="120"/>
+              <w:rPr>
+                <w:rFonts w:ascii="Calibri" w:eastAsia="Times New Roman" w:hAnsi="Calibri" w:cs="Calibri"/>
+                <w:color w:val="1A1A1A"/>
+                <w:sz w:val="22"/>
+                <w:szCs w:val="22"/>
+              </w:rPr>
+            </w:pPr>
+            <w:r>
+              <w:rPr>
+                <w:rFonts w:ascii="Calibri" w:eastAsia="Times New Roman" w:hAnsi="Calibri" w:cs="Calibri"/>
+                <w:color w:val="1A1A1A"/>
+                <w:sz w:val="22"/>
+                <w:szCs w:val="22"/>
+              </w:rPr>
+              <w:t>11 days = ₱8,800</w:t>
+            </w:r>
+          </w:p>
+        </w:tc>
+      </w:tr>
+      <w:tr>
+        <w:tc>
+          <w:tcPr>
+            <w:tcW w:w="0" w:type="auto"/>
+            <w:tcBorders>
+              <w:top w:val="single" w:sz="6" w:space="0" w:color="BFBFBF"/>
+              <w:left w:val="single" w:sz="6" w:space="0" w:color="BFBFBF"/>
+              <w:bottom w:val="single" w:sz="6" w:space="0" w:color="BFBFBF"/>
+              <w:right w:val="single" w:sz="6" w:space="0" w:color="BFBFBF"/>
+            </w:tcBorders>
+            <w:tcMar>
+              <w:top w:w="60" w:type="dxa"/>
+              <w:left w:w="120" w:type="dxa"/>
+              <w:bottom w:w="60" w:type="dxa"/>
+              <w:right w:w="120" w:type="dxa"/>
+            </w:tcMar>
+            <w:hideMark/>
+          </w:tcPr>
+          <w:p>
+            <w:pPr>
+              <w:spacing w:before="120" w:after="120"/>
+              <w:rPr>
+                <w:rFonts w:ascii="Calibri" w:eastAsia="Times New Roman" w:hAnsi="Calibri" w:cs="Calibri"/>
+                <w:color w:val="1A1A1A"/>
+                <w:sz w:val="22"/>
+                <w:szCs w:val="22"/>
+              </w:rPr>
+            </w:pPr>
+            <w:r>
+              <w:rPr>
+                <w:rFonts w:ascii="Calibri" w:eastAsia="Times New Roman" w:hAnsi="Calibri" w:cs="Calibri"/>
+                <w:color w:val="1A1A1A"/>
+                <w:sz w:val="22"/>
+                <w:szCs w:val="22"/>
+              </w:rPr>
+              <w:t>Missing Scan / Absent</w:t>
+            </w:r>
+          </w:p>
+        </w:tc>
+        <w:tc>
+          <w:tcPr>
+            <w:tcW w:w="0" w:type="auto"/>
+            <w:tcBorders>
+              <w:top w:val="single" w:sz="6" w:space="0" w:color="BFBFBF"/>
+              <w:left w:val="single" w:sz="6" w:space="0" w:color="BFBFBF"/>
+              <w:bottom w:val="single" w:sz="6" w:space="0" w:color="BFBFBF"/>
+              <w:right w:val="single" w:sz="6" w:space="0" w:color="BFBFBF"/>
+            </w:tcBorders>
+            <w:tcMar>
+              <w:top w:w="60" w:type="dxa"/>
+              <w:left w:w="120" w:type="dxa"/>
+              <w:bottom w:w="60" w:type="dxa"/>
+              <w:right w:w="120" w:type="dxa"/>
+            </w:tcMar>
+            <w:hideMark/>
+          </w:tcPr>
+          <w:p>
+            <w:pPr>
+              <w:spacing w:before="120" w:after="120"/>
+              <w:rPr>
+                <w:rFonts w:ascii="Calibri" w:eastAsia="Times New Roman" w:hAnsi="Calibri" w:cs="Calibri"/>
+                <w:color w:val="1A1A1A"/>
+                <w:sz w:val="22"/>
+                <w:szCs w:val="22"/>
+              </w:rPr>
+            </w:pPr>
+            <w:r>
+              <w:rPr>
+                <w:rFonts w:ascii="Calibri" w:eastAsia="Times New Roman" w:hAnsi="Calibri" w:cs="Calibri"/>
+                <w:color w:val="1A1A1A"/>
+                <w:sz w:val="22"/>
+                <w:szCs w:val="22"/>
+              </w:rPr>
+              <w:t>not paid (fix a missing scan to pay it)</w:t>
+            </w:r>
+          </w:p>
+        </w:tc>
+        <w:tc>
+          <w:tcPr>
+            <w:tcW w:w="0" w:type="auto"/>
+            <w:tcBorders>
+              <w:top w:val="single" w:sz="6" w:space="0" w:color="BFBFBF"/>
+              <w:left w:val="single" w:sz="6" w:space="0" w:color="BFBFBF"/>
+              <w:bottom w:val="single" w:sz="6" w:space="0" w:color="BFBFBF"/>
+              <w:right w:val="single" w:sz="6" w:space="0" w:color="BFBFBF"/>
+            </w:tcBorders>
+            <w:tcMar>
+              <w:top w:w="60" w:type="dxa"/>
+              <w:left w:w="120" w:type="dxa"/>
+              <w:bottom w:w="60" w:type="dxa"/>
+              <w:right w:w="120" w:type="dxa"/>
+            </w:tcMar>
+            <w:hideMark/>
+          </w:tcPr>
+          <w:p>
+            <w:pPr>
+              <w:spacing w:before="120" w:after="120"/>
+              <w:rPr>
+                <w:rFonts w:ascii="Calibri" w:eastAsia="Times New Roman" w:hAnsi="Calibri" w:cs="Calibri"/>
+                <w:color w:val="1A1A1A"/>
+                <w:sz w:val="22"/>
+                <w:szCs w:val="22"/>
+              </w:rPr>
+            </w:pPr>
+          </w:p>
+        </w:tc>
+      </w:tr>
+      <w:tr>
+        <w:tc>
+          <w:tcPr>
+            <w:tcW w:w="0" w:type="auto"/>
+            <w:tcBorders>
+              <w:top w:val="single" w:sz="6" w:space="0" w:color="BFBFBF"/>
+              <w:left w:val="single" w:sz="6" w:space="0" w:color="BFBFBF"/>
+              <w:bottom w:val="single" w:sz="6" w:space="0" w:color="BFBFBF"/>
+              <w:right w:val="single" w:sz="6" w:space="0" w:color="BFBFBF"/>
+            </w:tcBorders>
+            <w:tcMar>
+              <w:top w:w="60" w:type="dxa"/>
+              <w:left w:w="120" w:type="dxa"/>
+              <w:bottom w:w="60" w:type="dxa"/>
+              <w:right w:w="120" w:type="dxa"/>
+            </w:tcMar>
+            <w:hideMark/>
+          </w:tcPr>
+          <w:p>
+            <w:pPr>
+              <w:spacing w:before="120" w:after="120"/>
+              <w:rPr>
+                <w:rFonts w:ascii="Calibri" w:eastAsia="Times New Roman" w:hAnsi="Calibri" w:cs="Calibri"/>
+                <w:color w:val="1A1A1A"/>
+                <w:sz w:val="22"/>
+                <w:szCs w:val="22"/>
+              </w:rPr>
+            </w:pPr>
+            <w:r>
+              <w:rPr>
+                <w:rFonts w:ascii="Calibri" w:eastAsia="Times New Roman" w:hAnsi="Calibri" w:cs="Calibri"/>
+                <w:color w:val="1A1A1A"/>
+                <w:sz w:val="22"/>
+                <w:szCs w:val="22"/>
+              </w:rPr>
+              <w:t>Regular holiday not worked</w:t>
+            </w:r>
+          </w:p>
+        </w:tc>
+        <w:tc>
+          <w:tcPr>
+            <w:tcW w:w="0" w:type="auto"/>
+            <w:tcBorders>
+              <w:top w:val="single" w:sz="6" w:space="0" w:color="BFBFBF"/>
+              <w:left w:val="single" w:sz="6" w:space="0" w:color="BFBFBF"/>
+              <w:bottom w:val="single" w:sz="6" w:space="0" w:color="BFBFBF"/>
+              <w:right w:val="single" w:sz="6" w:space="0" w:color="BFBFBF"/>
+            </w:tcBorders>
+            <w:tcMar>
+              <w:top w:w="60" w:type="dxa"/>
+              <w:left w:w="120" w:type="dxa"/>
+              <w:bottom w:w="60" w:type="dxa"/>
+              <w:right w:w="120" w:type="dxa"/>
+            </w:tcMar>
+            <w:hideMark/>
+          </w:tcPr>
+          <w:p>
+            <w:pPr>
+              <w:spacing w:before="120" w:after="120"/>
+              <w:rPr>
+                <w:rFonts w:ascii="Calibri" w:eastAsia="Times New Roman" w:hAnsi="Calibri" w:cs="Calibri"/>
+                <w:color w:val="1A1A1A"/>
+                <w:sz w:val="22"/>
+                <w:szCs w:val="22"/>
+              </w:rPr>
+            </w:pPr>
+            <w:r>
+              <w:rPr>
+                <w:rFonts w:ascii="Calibri" w:eastAsia="Times New Roman" w:hAnsi="Calibri" w:cs="Calibri"/>
+                <w:color w:val="1A1A1A"/>
+                <w:sz w:val="22"/>
+                <w:szCs w:val="22"/>
+              </w:rPr>
+              <w:t>paid</w:t>
+            </w:r>
+          </w:p>
+        </w:tc>
+        <w:tc>
+          <w:tcPr>
+            <w:tcW w:w="0" w:type="auto"/>
+            <w:tcBorders>
+              <w:top w:val="single" w:sz="6" w:space="0" w:color="BFBFBF"/>
+              <w:left w:val="single" w:sz="6" w:space="0" w:color="BFBFBF"/>
+              <w:bottom w:val="single" w:sz="6" w:space="0" w:color="BFBFBF"/>
+              <w:right w:val="single" w:sz="6" w:space="0" w:color="BFBFBF"/>
+            </w:tcBorders>
+            <w:tcMar>
+              <w:top w:w="60" w:type="dxa"/>
+              <w:left w:w="120" w:type="dxa"/>
+              <w:bottom w:w="60" w:type="dxa"/>
+              <w:right w:w="120" w:type="dxa"/>
+            </w:tcMar>
+            <w:hideMark/>
+          </w:tcPr>
+          <w:p>
+            <w:pPr>
+              <w:spacing w:before="120" w:after="120"/>
+              <w:rPr>
+                <w:rFonts w:ascii="Calibri" w:eastAsia="Times New Roman" w:hAnsi="Calibri" w:cs="Calibri"/>
+                <w:color w:val="1A1A1A"/>
+                <w:sz w:val="22"/>
+                <w:szCs w:val="22"/>
+              </w:rPr>
+            </w:pPr>
+            <w:r>
+              <w:rPr>
+                <w:rFonts w:ascii="Calibri" w:eastAsia="Times New Roman" w:hAnsi="Calibri" w:cs="Calibri"/>
+                <w:color w:val="1A1A1A"/>
+                <w:sz w:val="22"/>
+                <w:szCs w:val="22"/>
+              </w:rPr>
+              <w:t>+₱800</w:t>
+            </w:r>
+          </w:p>
+        </w:tc>
+      </w:tr>
+      <w:tr>
+        <w:tc>
+          <w:tcPr>
+            <w:tcW w:w="0" w:type="auto"/>
+            <w:tcBorders>
+              <w:top w:val="single" w:sz="6" w:space="0" w:color="BFBFBF"/>
+              <w:left w:val="single" w:sz="6" w:space="0" w:color="BFBFBF"/>
+              <w:bottom w:val="single" w:sz="6" w:space="0" w:color="BFBFBF"/>
+              <w:right w:val="single" w:sz="6" w:space="0" w:color="BFBFBF"/>
+            </w:tcBorders>
+            <w:tcMar>
+              <w:top w:w="60" w:type="dxa"/>
+              <w:left w:w="120" w:type="dxa"/>
+              <w:bottom w:w="60" w:type="dxa"/>
+              <w:right w:w="120" w:type="dxa"/>
+            </w:tcMar>
+            <w:hideMark/>
+          </w:tcPr>
+          <w:p>
+            <w:pPr>
+              <w:spacing w:before="120" w:after="120"/>
+              <w:rPr>
+                <w:rFonts w:ascii="Calibri" w:eastAsia="Times New Roman" w:hAnsi="Calibri" w:cs="Calibri"/>
+                <w:color w:val="1A1A1A"/>
+                <w:sz w:val="22"/>
+                <w:szCs w:val="22"/>
+              </w:rPr>
+            </w:pPr>
+            <w:r>
+              <w:rPr>
+                <w:rFonts w:ascii="Calibri" w:eastAsia="Times New Roman" w:hAnsi="Calibri" w:cs="Calibri"/>
+                <w:color w:val="1A1A1A"/>
+                <w:sz w:val="22"/>
+                <w:szCs w:val="22"/>
+              </w:rPr>
+              <w:t>Late and early minutes</w:t>
+            </w:r>
+          </w:p>
+        </w:tc>
+        <w:tc>
+          <w:tcPr>
+            <w:tcW w:w="0" w:type="auto"/>
+            <w:tcBorders>
+              <w:top w:val="single" w:sz="6" w:space="0" w:color="BFBFBF"/>
+              <w:left w:val="single" w:sz="6" w:space="0" w:color="BFBFBF"/>
+              <w:bottom w:val="single" w:sz="6" w:space="0" w:color="BFBFBF"/>
+              <w:right w:val="single" w:sz="6" w:space="0" w:color="BFBFBF"/>
+            </w:tcBorders>
+            <w:tcMar>
+              <w:top w:w="60" w:type="dxa"/>
+              <w:left w:w="120" w:type="dxa"/>
+              <w:bottom w:w="60" w:type="dxa"/>
+              <w:right w:w="120" w:type="dxa"/>
+            </w:tcMar>
+            <w:hideMark/>
+          </w:tcPr>
+          <w:p>
+            <w:pPr>
+              <w:spacing w:before="120" w:after="120"/>
+              <w:rPr>
+                <w:rFonts w:ascii="Calibri" w:eastAsia="Times New Roman" w:hAnsi="Calibri" w:cs="Calibri"/>
+                <w:color w:val="1A1A1A"/>
+                <w:sz w:val="22"/>
+                <w:szCs w:val="22"/>
+              </w:rPr>
+            </w:pPr>
+            <w:r>
+              <w:rPr>
+                <w:rFonts w:ascii="Calibri" w:eastAsia="Times New Roman" w:hAnsi="Calibri" w:cs="Calibri"/>
+                <w:color w:val="1A1A1A"/>
+                <w:sz w:val="22"/>
+                <w:szCs w:val="22"/>
+              </w:rPr>
+              <w:t>daily rate / 480 per minute</w:t>
+            </w:r>
+          </w:p>
+        </w:tc>
+        <w:tc>
+          <w:tcPr>
+            <w:tcW w:w="0" w:type="auto"/>
+            <w:tcBorders>
+              <w:top w:val="single" w:sz="6" w:space="0" w:color="BFBFBF"/>
+              <w:left w:val="single" w:sz="6" w:space="0" w:color="BFBFBF"/>
+              <w:bottom w:val="single" w:sz="6" w:space="0" w:color="BFBFBF"/>
+              <w:right w:val="single" w:sz="6" w:space="0" w:color="BFBFBF"/>
+            </w:tcBorders>
+            <w:tcMar>
+              <w:top w:w="60" w:type="dxa"/>
+              <w:left w:w="120" w:type="dxa"/>
+              <w:bottom w:w="60" w:type="dxa"/>
+              <w:right w:w="120" w:type="dxa"/>
+            </w:tcMar>
+            <w:hideMark/>
+          </w:tcPr>
+          <w:p>
+            <w:pPr>
+              <w:spacing w:before="120" w:after="120"/>
+              <w:rPr>
+                <w:rFonts w:ascii="Calibri" w:eastAsia="Times New Roman" w:hAnsi="Calibri" w:cs="Calibri"/>
+                <w:color w:val="1A1A1A"/>
+                <w:sz w:val="22"/>
+                <w:szCs w:val="22"/>
+              </w:rPr>
+            </w:pPr>
+            <w:r>
+              <w:rPr>
+                <w:rFonts w:ascii="Calibri" w:eastAsia="Times New Roman" w:hAnsi="Calibri" w:cs="Calibri"/>
+                <w:color w:val="1A1A1A"/>
+                <w:sz w:val="22"/>
+                <w:szCs w:val="22"/>
+              </w:rPr>
+              <w:t>30 min = −₱50</w:t>
+            </w:r>
+          </w:p>
+        </w:tc>
+      </w:tr>
+      <w:tr>
+        <w:tc>
+          <w:tcPr>
+            <w:tcW w:w="0" w:type="auto"/>
+            <w:tcBorders>
+              <w:top w:val="single" w:sz="6" w:space="0" w:color="BFBFBF"/>
+              <w:left w:val="single" w:sz="6" w:space="0" w:color="BFBFBF"/>
+              <w:bottom w:val="single" w:sz="6" w:space="0" w:color="BFBFBF"/>
+              <w:right w:val="single" w:sz="6" w:space="0" w:color="BFBFBF"/>
+            </w:tcBorders>
+            <w:tcMar>
+              <w:top w:w="60" w:type="dxa"/>
+              <w:left w:w="120" w:type="dxa"/>
+              <w:bottom w:w="60" w:type="dxa"/>
+              <w:right w:w="120" w:type="dxa"/>
+            </w:tcMar>
+            <w:hideMark/>
+          </w:tcPr>
+          <w:p>
+            <w:pPr>
+              <w:spacing w:before="120" w:after="120"/>
+              <w:rPr>
+                <w:rFonts w:ascii="Calibri" w:eastAsia="Times New Roman" w:hAnsi="Calibri" w:cs="Calibri"/>
+                <w:color w:val="1A1A1A"/>
+                <w:sz w:val="22"/>
+                <w:szCs w:val="22"/>
+              </w:rPr>
+            </w:pPr>
+            <w:r>
+              <w:rPr>
+                <w:rFonts w:ascii="Calibri" w:eastAsia="Times New Roman" w:hAnsi="Calibri" w:cs="Calibri"/>
+                <w:color w:val="1A1A1A"/>
+                <w:sz w:val="22"/>
+                <w:szCs w:val="22"/>
+              </w:rPr>
+              <w:t>Overtime</w:t>
+            </w:r>
+          </w:p>
+        </w:tc>
+        <w:tc>
+          <w:tcPr>
+            <w:tcW w:w="0" w:type="auto"/>
+            <w:tcBorders>
+              <w:top w:val="single" w:sz="6" w:space="0" w:color="BFBFBF"/>
+              <w:left w:val="single" w:sz="6" w:space="0" w:color="BFBFBF"/>
+              <w:bottom w:val="single" w:sz="6" w:space="0" w:color="BFBFBF"/>
+              <w:right w:val="single" w:sz="6" w:space="0" w:color="BFBFBF"/>
+            </w:tcBorders>
+            <w:tcMar>
+              <w:top w:w="60" w:type="dxa"/>
+              <w:left w:w="120" w:type="dxa"/>
+              <w:bottom w:w="60" w:type="dxa"/>
+              <w:right w:w="120" w:type="dxa"/>
+            </w:tcMar>
+            <w:hideMark/>
+          </w:tcPr>
+          <w:p>
+            <w:pPr>
+              <w:spacing w:before="120" w:after="120"/>
+              <w:rPr>
+                <w:rFonts w:ascii="Calibri" w:eastAsia="Times New Roman" w:hAnsi="Calibri" w:cs="Calibri"/>
+                <w:color w:val="1A1A1A"/>
+                <w:sz w:val="22"/>
+                <w:szCs w:val="22"/>
+              </w:rPr>
+            </w:pPr>
+            <w:r>
+              <w:rPr>
+                <w:rFonts w:ascii="Calibri" w:eastAsia="Times New Roman" w:hAnsi="Calibri" w:cs="Calibri"/>
+                <w:color w:val="1A1A1A"/>
+                <w:sz w:val="22"/>
+                <w:szCs w:val="22"/>
+              </w:rPr>
+              <w:t>approved hours x ₱100</w:t>
+            </w:r>
+          </w:p>
+        </w:tc>
+        <w:tc>
+          <w:tcPr>
+            <w:tcW w:w="0" w:type="auto"/>
+            <w:tcBorders>
+              <w:top w:val="single" w:sz="6" w:space="0" w:color="BFBFBF"/>
+              <w:left w:val="single" w:sz="6" w:space="0" w:color="BFBFBF"/>
+              <w:bottom w:val="single" w:sz="6" w:space="0" w:color="BFBFBF"/>
+              <w:right w:val="single" w:sz="6" w:space="0" w:color="BFBFBF"/>
+            </w:tcBorders>
+            <w:tcMar>
+              <w:top w:w="60" w:type="dxa"/>
+              <w:left w:w="120" w:type="dxa"/>
+              <w:bottom w:w="60" w:type="dxa"/>
+              <w:right w:w="120" w:type="dxa"/>
+            </w:tcMar>
+            <w:hideMark/>
+          </w:tcPr>
+          <w:p>
+            <w:pPr>
+              <w:spacing w:before="120" w:after="120"/>
+              <w:rPr>
+                <w:rFonts w:ascii="Calibri" w:eastAsia="Times New Roman" w:hAnsi="Calibri" w:cs="Calibri"/>
+                <w:color w:val="1A1A1A"/>
+                <w:sz w:val="22"/>
+                <w:szCs w:val="22"/>
+              </w:rPr>
+            </w:pPr>
+            <w:r>
+              <w:rPr>
+                <w:rFonts w:ascii="Calibri" w:eastAsia="Times New Roman" w:hAnsi="Calibri" w:cs="Calibri"/>
+                <w:color w:val="1A1A1A"/>
+                <w:sz w:val="22"/>
+                <w:szCs w:val="22"/>
+              </w:rPr>
+              <w:t>2 h = +₱200</w:t>
+            </w:r>
+          </w:p>
+        </w:tc>
+      </w:tr>
+      <w:tr>
+        <w:tc>
+          <w:tcPr>
+            <w:tcW w:w="0" w:type="auto"/>
+            <w:tcBorders>
+              <w:top w:val="single" w:sz="6" w:space="0" w:color="BFBFBF"/>
+              <w:left w:val="single" w:sz="6" w:space="0" w:color="BFBFBF"/>
+              <w:bottom w:val="single" w:sz="6" w:space="0" w:color="BFBFBF"/>
+              <w:right w:val="single" w:sz="6" w:space="0" w:color="BFBFBF"/>
+            </w:tcBorders>
+            <w:tcMar>
+              <w:top w:w="60" w:type="dxa"/>
+              <w:left w:w="120" w:type="dxa"/>
+              <w:bottom w:w="60" w:type="dxa"/>
+              <w:right w:w="120" w:type="dxa"/>
+            </w:tcMar>
+            <w:hideMark/>
+          </w:tcPr>
+          <w:p>
+            <w:pPr>
+              <w:spacing w:before="120" w:after="120"/>
+              <w:rPr>
+                <w:rFonts w:ascii="Calibri" w:eastAsia="Times New Roman" w:hAnsi="Calibri" w:cs="Calibri"/>
+                <w:color w:val="1A1A1A"/>
+                <w:sz w:val="22"/>
+                <w:szCs w:val="22"/>
+              </w:rPr>
+            </w:pPr>
+            <w:r>
+              <w:rPr>
+                <w:rFonts w:ascii="Calibri" w:eastAsia="Times New Roman" w:hAnsi="Calibri" w:cs="Calibri"/>
+                <w:color w:val="1A1A1A"/>
+                <w:sz w:val="22"/>
+                <w:szCs w:val="22"/>
+              </w:rPr>
+              <w:t>Gross pay</w:t>
+            </w:r>
+          </w:p>
+        </w:tc>
+        <w:tc>
+          <w:tcPr>
+            <w:tcW w:w="0" w:type="auto"/>
+            <w:tcBorders>
+              <w:top w:val="single" w:sz="6" w:space="0" w:color="BFBFBF"/>
+              <w:left w:val="single" w:sz="6" w:space="0" w:color="BFBFBF"/>
+              <w:bottom w:val="single" w:sz="6" w:space="0" w:color="BFBFBF"/>
+              <w:right w:val="single" w:sz="6" w:space="0" w:color="BFBFBF"/>
+            </w:tcBorders>
+            <w:tcMar>
+              <w:top w:w="60" w:type="dxa"/>
+              <w:left w:w="120" w:type="dxa"/>
+              <w:bottom w:w="60" w:type="dxa"/>
+              <w:right w:w="120" w:type="dxa"/>
+            </w:tcMar>
+            <w:hideMark/>
+          </w:tcPr>
+          <w:p>
+            <w:pPr>
+              <w:spacing w:before="120" w:after="120"/>
+              <w:rPr>
+                <w:rFonts w:ascii="Calibri" w:eastAsia="Times New Roman" w:hAnsi="Calibri" w:cs="Calibri"/>
+                <w:color w:val="1A1A1A"/>
+                <w:sz w:val="22"/>
+                <w:szCs w:val="22"/>
+              </w:rPr>
+            </w:pPr>
+          </w:p>
+        </w:tc>
+        <w:tc>
+          <w:tcPr>
+            <w:tcW w:w="0" w:type="auto"/>
+            <w:tcBorders>
+              <w:top w:val="single" w:sz="6" w:space="0" w:color="BFBFBF"/>
+              <w:left w:val="single" w:sz="6" w:space="0" w:color="BFBFBF"/>
+              <w:bottom w:val="single" w:sz="6" w:space="0" w:color="BFBFBF"/>
+              <w:right w:val="single" w:sz="6" w:space="0" w:color="BFBFBF"/>
+            </w:tcBorders>
+            <w:tcMar>
+              <w:top w:w="60" w:type="dxa"/>
+              <w:left w:w="120" w:type="dxa"/>
+              <w:bottom w:w="60" w:type="dxa"/>
+              <w:right w:w="120" w:type="dxa"/>
+            </w:tcMar>
+            <w:hideMark/>
+          </w:tcPr>
+          <w:p>
+            <w:pPr>
+              <w:spacing w:before="120" w:after="120"/>
+              <w:rPr>
+                <w:rFonts w:ascii="Calibri" w:eastAsia="Times New Roman" w:hAnsi="Calibri" w:cs="Calibri"/>
+                <w:color w:val="1A1A1A"/>
+                <w:sz w:val="22"/>
+                <w:szCs w:val="22"/>
+              </w:rPr>
+            </w:pPr>
+            <w:r>
+              <w:rPr>
+                <w:rFonts w:ascii="Calibri" w:eastAsia="Times New Roman" w:hAnsi="Calibri" w:cs="Calibri"/>
+                <w:color w:val="1A1A1A"/>
+                <w:sz w:val="22"/>
+                <w:szCs w:val="22"/>
+              </w:rPr>
+              <w:t>₱9,750</w:t>
+            </w:r>
+          </w:p>
+        </w:tc>
+      </w:tr>
+      <w:tr>
+        <w:tc>
+          <w:tcPr>
+            <w:tcW w:w="0" w:type="auto"/>
+            <w:tcBorders>
+              <w:top w:val="single" w:sz="6" w:space="0" w:color="BFBFBF"/>
+              <w:left w:val="single" w:sz="6" w:space="0" w:color="BFBFBF"/>
+              <w:bottom w:val="single" w:sz="6" w:space="0" w:color="BFBFBF"/>
+              <w:right w:val="single" w:sz="6" w:space="0" w:color="BFBFBF"/>
+            </w:tcBorders>
+            <w:tcMar>
+              <w:top w:w="60" w:type="dxa"/>
+              <w:left w:w="120" w:type="dxa"/>
+              <w:bottom w:w="60" w:type="dxa"/>
+              <w:right w:w="120" w:type="dxa"/>
+            </w:tcMar>
+            <w:hideMark/>
+          </w:tcPr>
+          <w:p>
+            <w:pPr>
+              <w:spacing w:before="120" w:after="120"/>
+              <w:rPr>
+                <w:rFonts w:ascii="Calibri" w:eastAsia="Times New Roman" w:hAnsi="Calibri" w:cs="Calibri"/>
+                <w:color w:val="1A1A1A"/>
+                <w:sz w:val="22"/>
+                <w:szCs w:val="22"/>
+              </w:rPr>
+            </w:pPr>
+            <w:r>
+              <w:rPr>
+                <w:rFonts w:ascii="Calibri" w:eastAsia="Times New Roman" w:hAnsi="Calibri" w:cs="Calibri"/>
+                <w:color w:val="1A1A1A"/>
+                <w:sz w:val="22"/>
+                <w:szCs w:val="22"/>
+              </w:rPr>
+              <w:t>Government deductions</w:t>
+            </w:r>
+          </w:p>
+        </w:tc>
+        <w:tc>
+          <w:tcPr>
+            <w:tcW w:w="0" w:type="auto"/>
+            <w:tcBorders>
+              <w:top w:val="single" w:sz="6" w:space="0" w:color="BFBFBF"/>
+              <w:left w:val="single" w:sz="6" w:space="0" w:color="BFBFBF"/>
+              <w:bottom w:val="single" w:sz="6" w:space="0" w:color="BFBFBF"/>
+              <w:right w:val="single" w:sz="6" w:space="0" w:color="BFBFBF"/>
+            </w:tcBorders>
+            <w:tcMar>
+              <w:top w:w="60" w:type="dxa"/>
+              <w:left w:w="120" w:type="dxa"/>
+              <w:bottom w:w="60" w:type="dxa"/>
+              <w:right w:w="120" w:type="dxa"/>
+            </w:tcMar>
+            <w:hideMark/>
+          </w:tcPr>
+          <w:p>
+            <w:pPr>
+              <w:spacing w:before="120" w:after="120"/>
+              <w:rPr>
+                <w:rFonts w:ascii="Calibri" w:eastAsia="Times New Roman" w:hAnsi="Calibri" w:cs="Calibri"/>
+                <w:color w:val="1A1A1A"/>
+                <w:sz w:val="22"/>
+                <w:szCs w:val="22"/>
+              </w:rPr>
+            </w:pPr>
+            <w:r>
+              <w:rPr>
+                <w:rFonts w:ascii="Calibri" w:eastAsia="Times New Roman" w:hAnsi="Calibri" w:cs="Calibri"/>
+                <w:color w:val="1A1A1A"/>
+                <w:sz w:val="22"/>
+                <w:szCs w:val="22"/>
+              </w:rPr>
+              <w:t>only if the employee's switch is on</w:t>
+            </w:r>
+          </w:p>
+        </w:tc>
+        <w:tc>
+          <w:tcPr>
+            <w:tcW w:w="0" w:type="auto"/>
+            <w:tcBorders>
+              <w:top w:val="single" w:sz="6" w:space="0" w:color="BFBFBF"/>
+              <w:left w:val="single" w:sz="6" w:space="0" w:color="BFBFBF"/>
+              <w:bottom w:val="single" w:sz="6" w:space="0" w:color="BFBFBF"/>
+              <w:right w:val="single" w:sz="6" w:space="0" w:color="BFBFBF"/>
+            </w:tcBorders>
+            <w:tcMar>
+              <w:top w:w="60" w:type="dxa"/>
+              <w:left w:w="120" w:type="dxa"/>
+              <w:bottom w:w="60" w:type="dxa"/>
+              <w:right w:w="120" w:type="dxa"/>
+            </w:tcMar>
+            <w:hideMark/>
+          </w:tcPr>
+          <w:p>
+            <w:pPr>
+              <w:spacing w:before="120" w:after="120"/>
+              <w:rPr>
+                <w:rFonts w:ascii="Calibri" w:eastAsia="Times New Roman" w:hAnsi="Calibri" w:cs="Calibri"/>
+                <w:color w:val="1A1A1A"/>
+                <w:sz w:val="22"/>
+                <w:szCs w:val="22"/>
+              </w:rPr>
+            </w:pPr>
+          </w:p>
+        </w:tc>
+      </w:tr>
+      <w:tr>
+        <w:tc>
+          <w:tcPr>
+            <w:tcW w:w="0" w:type="auto"/>
+            <w:tcBorders>
+              <w:top w:val="single" w:sz="6" w:space="0" w:color="BFBFBF"/>
+              <w:left w:val="single" w:sz="6" w:space="0" w:color="BFBFBF"/>
+              <w:bottom w:val="single" w:sz="6" w:space="0" w:color="BFBFBF"/>
+              <w:right w:val="single" w:sz="6" w:space="0" w:color="BFBFBF"/>
+            </w:tcBorders>
+            <w:tcMar>
+              <w:top w:w="60" w:type="dxa"/>
+              <w:left w:w="120" w:type="dxa"/>
+              <w:bottom w:w="60" w:type="dxa"/>
+              <w:right w:w="120" w:type="dxa"/>
+            </w:tcMar>
+            <w:hideMark/>
+          </w:tcPr>
+          <w:p>
+            <w:pPr>
+              <w:spacing w:before="120" w:after="120"/>
+              <w:rPr>
+                <w:rFonts w:ascii="Calibri" w:eastAsia="Times New Roman" w:hAnsi="Calibri" w:cs="Calibri"/>
+                <w:color w:val="1A1A1A"/>
+                <w:sz w:val="22"/>
+                <w:szCs w:val="22"/>
+              </w:rPr>
+            </w:pPr>
+            <w:r>
+              <w:rPr>
+                <w:rFonts w:ascii="Calibri" w:eastAsia="Times New Roman" w:hAnsi="Calibri" w:cs="Calibri"/>
+                <w:color w:val="1A1A1A"/>
+                <w:sz w:val="22"/>
+                <w:szCs w:val="22"/>
+              </w:rPr>
+              <w:t>Cash advance</w:t>
+            </w:r>
+          </w:p>
+        </w:tc>
+        <w:tc>
+          <w:tcPr>
+            <w:tcW w:w="0" w:type="auto"/>
+            <w:tcBorders>
+              <w:top w:val="single" w:sz="6" w:space="0" w:color="BFBFBF"/>
+              <w:left w:val="single" w:sz="6" w:space="0" w:color="BFBFBF"/>
+              <w:bottom w:val="single" w:sz="6" w:space="0" w:color="BFBFBF"/>
+              <w:right w:val="single" w:sz="6" w:space="0" w:color="BFBFBF"/>
+            </w:tcBorders>
+            <w:tcMar>
+              <w:top w:w="60" w:type="dxa"/>
+              <w:left w:w="120" w:type="dxa"/>
+              <w:bottom w:w="60" w:type="dxa"/>
+              <w:right w:w="120" w:type="dxa"/>
+            </w:tcMar>
+            <w:hideMark/>
+          </w:tcPr>
+          <w:p>
+            <w:pPr>
+              <w:spacing w:before="120" w:after="120"/>
+              <w:rPr>
+                <w:rFonts w:ascii="Calibri" w:eastAsia="Times New Roman" w:hAnsi="Calibri" w:cs="Calibri"/>
+                <w:color w:val="1A1A1A"/>
+                <w:sz w:val="22"/>
+                <w:szCs w:val="22"/>
+              </w:rPr>
+            </w:pPr>
+            <w:r>
+              <w:rPr>
+                <w:rFonts w:ascii="Calibri" w:eastAsia="Times New Roman" w:hAnsi="Calibri" w:cs="Calibri"/>
+                <w:color w:val="1A1A1A"/>
+                <w:sz w:val="22"/>
+                <w:szCs w:val="22"/>
+              </w:rPr>
+              <w:t>its amount per payday, never more than what's left</w:t>
+            </w:r>
+          </w:p>
+        </w:tc>
+        <w:tc>
+          <w:tcPr>
+            <w:tcW w:w="0" w:type="auto"/>
+            <w:tcBorders>
+              <w:top w:val="single" w:sz="6" w:space="0" w:color="BFBFBF"/>
+              <w:left w:val="single" w:sz="6" w:space="0" w:color="BFBFBF"/>
+              <w:bottom w:val="single" w:sz="6" w:space="0" w:color="BFBFBF"/>
+              <w:right w:val="single" w:sz="6" w:space="0" w:color="BFBFBF"/>
+            </w:tcBorders>
+            <w:tcMar>
+              <w:top w:w="60" w:type="dxa"/>
+              <w:left w:w="120" w:type="dxa"/>
+              <w:bottom w:w="60" w:type="dxa"/>
+              <w:right w:w="120" w:type="dxa"/>
+            </w:tcMar>
+            <w:hideMark/>
+          </w:tcPr>
+          <w:p>
+            <w:pPr>
+              <w:spacing w:before="120" w:after="120"/>
+              <w:rPr>
+                <w:rFonts w:ascii="Calibri" w:eastAsia="Times New Roman" w:hAnsi="Calibri" w:cs="Calibri"/>
+                <w:color w:val="1A1A1A"/>
+                <w:sz w:val="22"/>
+                <w:szCs w:val="22"/>
+              </w:rPr>
+            </w:pPr>
+            <w:r>
+              <w:rPr>
+                <w:rFonts w:ascii="Calibri" w:eastAsia="Times New Roman" w:hAnsi="Calibri" w:cs="Calibri"/>
+                <w:color w:val="1A1A1A"/>
+                <w:sz w:val="22"/>
+                <w:szCs w:val="22"/>
+              </w:rPr>
+              <w:t>−₱1,000</w:t>
+            </w:r>
+          </w:p>
+        </w:tc>
+      </w:tr>
+      <w:tr>
+        <w:tc>
+          <w:tcPr>
+            <w:tcW w:w="0" w:type="auto"/>
+            <w:tcBorders>
+              <w:top w:val="single" w:sz="6" w:space="0" w:color="BFBFBF"/>
+              <w:left w:val="single" w:sz="6" w:space="0" w:color="BFBFBF"/>
+              <w:bottom w:val="single" w:sz="6" w:space="0" w:color="BFBFBF"/>
+              <w:right w:val="single" w:sz="6" w:space="0" w:color="BFBFBF"/>
+            </w:tcBorders>
+            <w:tcMar>
+              <w:top w:w="60" w:type="dxa"/>
+              <w:left w:w="120" w:type="dxa"/>
+              <w:bottom w:w="60" w:type="dxa"/>
+              <w:right w:w="120" w:type="dxa"/>
+            </w:tcMar>
+            <w:hideMark/>
+          </w:tcPr>
+          <w:p>
+            <w:pPr>
+              <w:spacing w:before="120" w:after="120"/>
+              <w:rPr>
+                <w:rFonts w:ascii="Calibri" w:eastAsia="Times New Roman" w:hAnsi="Calibri" w:cs="Calibri"/>
+                <w:color w:val="1A1A1A"/>
+                <w:sz w:val="22"/>
+                <w:szCs w:val="22"/>
+              </w:rPr>
+            </w:pPr>
+            <w:r>
+              <w:rPr>
+                <w:rFonts w:ascii="Calibri" w:eastAsia="Times New Roman" w:hAnsi="Calibri" w:cs="Calibri"/>
+                <w:color w:val="1A1A1A"/>
+                <w:sz w:val="22"/>
+                <w:szCs w:val="22"/>
+              </w:rPr>
+              <w:t>Net pay</w:t>
+            </w:r>
+          </w:p>
+        </w:tc>
+        <w:tc>
+          <w:tcPr>
+            <w:tcW w:w="0" w:type="auto"/>
+            <w:tcBorders>
+              <w:top w:val="single" w:sz="6" w:space="0" w:color="BFBFBF"/>
+              <w:left w:val="single" w:sz="6" w:space="0" w:color="BFBFBF"/>
+              <w:bottom w:val="single" w:sz="6" w:space="0" w:color="BFBFBF"/>
+              <w:right w:val="single" w:sz="6" w:space="0" w:color="BFBFBF"/>
+            </w:tcBorders>
+            <w:tcMar>
+              <w:top w:w="60" w:type="dxa"/>
+              <w:left w:w="120" w:type="dxa"/>
+              <w:bottom w:w="60" w:type="dxa"/>
+              <w:right w:w="120" w:type="dxa"/>
+            </w:tcMar>
+            <w:hideMark/>
+          </w:tcPr>
+          <w:p>
+            <w:pPr>
+              <w:spacing w:before="120" w:after="120"/>
+              <w:rPr>
+                <w:rFonts w:ascii="Calibri" w:eastAsia="Times New Roman" w:hAnsi="Calibri" w:cs="Calibri"/>
+                <w:color w:val="1A1A1A"/>
+                <w:sz w:val="22"/>
+                <w:szCs w:val="22"/>
+              </w:rPr>
+            </w:pPr>
+            <w:r>
+              <w:rPr>
+                <w:rFonts w:ascii="Calibri" w:eastAsia="Times New Roman" w:hAnsi="Calibri" w:cs="Calibri"/>
+                <w:color w:val="1A1A1A"/>
+                <w:sz w:val="22"/>
+                <w:szCs w:val="22"/>
+              </w:rPr>
+              <w:t>never below zero</w:t>
+            </w:r>
+          </w:p>
+        </w:tc>
+        <w:tc>
+          <w:tcPr>
+            <w:tcW w:w="0" w:type="auto"/>
+            <w:tcBorders>
+              <w:top w:val="single" w:sz="6" w:space="0" w:color="BFBFBF"/>
+              <w:left w:val="single" w:sz="6" w:space="0" w:color="BFBFBF"/>
+              <w:bottom w:val="single" w:sz="6" w:space="0" w:color="BFBFBF"/>
+              <w:right w:val="single" w:sz="6" w:space="0" w:color="BFBFBF"/>
+            </w:tcBorders>
+            <w:tcMar>
+              <w:top w:w="60" w:type="dxa"/>
+              <w:left w:w="120" w:type="dxa"/>
+              <w:bottom w:w="60" w:type="dxa"/>
+              <w:right w:w="120" w:type="dxa"/>
+            </w:tcMar>
+            <w:hideMark/>
+          </w:tcPr>
+          <w:p>
+            <w:pPr>
+              <w:spacing w:before="120" w:after="120"/>
+              <w:rPr>
+                <w:rFonts w:ascii="Calibri" w:eastAsia="Times New Roman" w:hAnsi="Calibri" w:cs="Calibri"/>
+                <w:color w:val="1A1A1A"/>
+                <w:sz w:val="22"/>
+                <w:szCs w:val="22"/>
+              </w:rPr>
+            </w:pPr>
+            <w:r>
+              <w:rPr>
+                <w:rFonts w:ascii="Calibri" w:eastAsia="Times New Roman" w:hAnsi="Calibri" w:cs="Calibri"/>
+                <w:color w:val="1A1A1A"/>
+                <w:sz w:val="22"/>
+                <w:szCs w:val="22"/>
+              </w:rPr>
+              <w:t>₱8,750</w:t>
+            </w:r>
+          </w:p>
+        </w:tc>
+      </w:tr>
+    </w:tbl>
+    <w:p>
+      <w:pPr>
+        <w:pStyle w:val="NormalWeb"/>
+        <w:rPr>
+          <w:rFonts w:ascii="Calibri" w:hAnsi="Calibri" w:cs="Calibri"/>
+          <w:color w:val="1A1A1A"/>
+          <w:sz w:val="22"/>
+          <w:szCs w:val="22"/>
+        </w:rPr>
+      </w:pPr>
+      <w:r>
+        <w:rPr>
+          <w:rStyle w:val="Strong"/>
+          <w:rFonts w:ascii="Calibri" w:hAnsi="Calibri" w:cs="Calibri"/>
+          <w:color w:val="1A1A1A"/>
+          <w:sz w:val="22"/>
+          <w:szCs w:val="22"/>
+        </w:rPr>
+        <w:t>Government deductions</w:t>
+      </w:r>
+      <w:r>
+        <w:rPr>
+          <w:rFonts w:ascii="Calibri" w:hAnsi="Calibri" w:cs="Calibri"/>
+          <w:color w:val="1A1A1A"/>
+          <w:sz w:val="22"/>
+          <w:szCs w:val="22"/>
+        </w:rPr>
+        <w:t xml:space="preserve"> </w:t>
+      </w:r>
+      <w:r>
+        <w:rPr>
+          <w:rFonts w:ascii="Calibri" w:hAnsi="Calibri" w:cs="Calibri"/>
+          <w:color w:val="1A1A1A"/>
+          <w:sz w:val="22"/>
+          <w:szCs w:val="22"/>
+        </w:rPr>
+        <w:t>(switch on): from a monthly basis of daily rate x 26. SSS 5% of the salary credit (₱5,000-₱35,000), PhilHealth 2.5% (basis kept between ₱10,000 and ₱100,000), Pag-IBIG 2% up to ₱10,000. Office pays half each payday, site 12/52 each week. Income tax uses the TRAIN yearly table (0% up to ₱250,000) on pay after those. These are the 2025 employee shares and can be changed in Settings; have the accountant check them.</w:t>
+      </w:r>
+    </w:p>
+    <w:p>
+      <w:pPr>
+        <w:pStyle w:val="Heading2"/>
+        <w:rPr>
+          <w:rFonts w:ascii="Calibri" w:eastAsia="Times New Roman" w:hAnsi="Calibri" w:cs="Calibri"/>
+        </w:rPr>
+      </w:pPr>
+      <w:r>
+        <w:rPr>
+          <w:rFonts w:ascii="Calibri" w:eastAsia="Times New Roman" w:hAnsi="Calibri" w:cs="Calibri"/>
+        </w:rPr>
+        <w:t>7c.3 Draft and Final</w:t>
+      </w:r>
+    </w:p>
+    <w:p>
+      <w:pPr>
+        <w:pStyle w:val="NormalWeb"/>
+        <w:rPr>
+          <w:rFonts w:ascii="Calibri" w:hAnsi="Calibri" w:cs="Calibri"/>
+          <w:color w:val="1A1A1A"/>
+          <w:sz w:val="22"/>
+          <w:szCs w:val="22"/>
+        </w:rPr>
+      </w:pPr>
+      <w:r>
+        <w:rPr>
+          <w:rStyle w:val="Strong"/>
+          <w:rFonts w:ascii="Calibri" w:hAnsi="Calibri" w:cs="Calibri"/>
+          <w:color w:val="1A1A1A"/>
+          <w:sz w:val="22"/>
+          <w:szCs w:val="22"/>
+        </w:rPr>
+        <w:t>Compute Payroll</w:t>
+      </w:r>
+      <w:r>
+        <w:rPr>
+          <w:rFonts w:ascii="Calibri" w:hAnsi="Calibri" w:cs="Calibri"/>
+          <w:color w:val="1A1A1A"/>
+          <w:sz w:val="22"/>
+          <w:szCs w:val="22"/>
+        </w:rPr>
+        <w:t xml:space="preserve"> makes a draft: compute again as often as needed. </w:t>
+      </w:r>
+      <w:r>
+        <w:rPr>
+          <w:rStyle w:val="Strong"/>
+          <w:rFonts w:ascii="Calibri" w:hAnsi="Calibri" w:cs="Calibri"/>
+          <w:color w:val="1A1A1A"/>
+          <w:sz w:val="22"/>
+          <w:szCs w:val="22"/>
+        </w:rPr>
+        <w:t>Finalize</w:t>
+      </w:r>
+      <w:r>
+        <w:rPr>
+          <w:rFonts w:ascii="Calibri" w:hAnsi="Calibri" w:cs="Calibri"/>
+          <w:color w:val="1A1A1A"/>
+          <w:sz w:val="22"/>
+          <w:szCs w:val="22"/>
+        </w:rPr>
+        <w:t xml:space="preserve"> </w:t>
+      </w:r>
+      <w:r>
+        <w:rPr>
+          <w:rFonts w:ascii="Calibri" w:hAnsi="Calibri" w:cs="Calibri"/>
+          <w:color w:val="1A1A1A"/>
+          <w:sz w:val="22"/>
+          <w:szCs w:val="22"/>
+        </w:rPr>
+        <w:t>(HR Supervisor or Admin) is refused while there are missing scans not fixed or overtime waiting. Finalizing computes once more, takes the cash advances, and locks it: those attendance days can't be changed, re-uploaded or fixed any more, so the payslips always match.</w:t>
+      </w:r>
+    </w:p>
+    <w:p>
+      <w:pPr>
+        <w:pStyle w:val="Heading2"/>
+        <w:rPr>
+          <w:rFonts w:ascii="Calibri" w:eastAsia="Times New Roman" w:hAnsi="Calibri" w:cs="Calibri"/>
+        </w:rPr>
+      </w:pPr>
+      <w:r>
+        <w:rPr>
+          <w:rFonts w:ascii="Calibri" w:eastAsia="Times New Roman" w:hAnsi="Calibri" w:cs="Calibri"/>
+        </w:rPr>
+        <w:t>7c.4 Cash advances</w:t>
+      </w:r>
+    </w:p>
+    <w:p>
+      <w:pPr>
+        <w:pStyle w:val="NormalWeb"/>
+        <w:rPr>
+          <w:rFonts w:ascii="Calibri" w:hAnsi="Calibri" w:cs="Calibri"/>
+          <w:color w:val="1A1A1A"/>
+          <w:sz w:val="22"/>
+          <w:szCs w:val="22"/>
+        </w:rPr>
+      </w:pPr>
+      <w:r>
+        <w:rPr>
+          <w:rFonts w:ascii="Calibri" w:hAnsi="Calibri" w:cs="Calibri"/>
+          <w:color w:val="1A1A1A"/>
+          <w:sz w:val="22"/>
+          <w:szCs w:val="22"/>
+        </w:rPr>
+        <w:t>The HR Employee records the amount, the deduction per payday, the date and the reason; the HR Supervisor approves. Each finalized payroll takes the per-payday amount until it'</w:t>
+      </w:r>
+      <w:r>
+        <w:rPr>
+          <w:rFonts w:ascii="Calibri" w:hAnsi="Calibri" w:cs="Calibri"/>
+          <w:color w:val="1A1A1A"/>
+          <w:sz w:val="22"/>
+          <w:szCs w:val="22"/>
+        </w:rPr>
+        <w:t>s paid off. If the pay left is smaller, only that is taken and the rest carries over (pay never goes negative). Example: ₱5,000 at ₱2,000 per payday, pay left ₱1,500 → ₱1,500 taken, ₱3,500 still owed.</w:t>
       </w:r>
     </w:p>
     <w:p>
@@ -16952,9 +18898,9 @@
 <file path=word/numbering.xml><?xml version="1.0" encoding="utf-8"?>
 <w:numbering xmlns:wpc="http://schemas.microsoft.com/office/word/2010/wordprocessingCanvas" xmlns:cx="http://schemas.microsoft.com/office/drawing/2014/chartex" xmlns:cx1="http://schemas.microsoft.com/office/drawing/2015/9/8/chartex" xmlns:cx2="http://schemas.microsoft.com/office/drawing/2015/10/21/chartex" xmlns:cx3="http://schemas.microsoft.com/office/drawing/2016/5/9/chartex" xmlns:cx4="http://schemas.microsoft.com/office/drawing/2016/5/10/chartex" xmlns:cx5="http://schemas.microsoft.com/office/drawing/2016/5/11/chartex" xmlns:cx6="http://schemas.microsoft.com/office/drawing/2016/5/12/chartex" xmlns:cx7="http://schemas.microsoft.com/office/drawing/2016/5/13/chartex" xmlns:cx8="http://schemas.microsoft.com/office/drawing/2016/5/14/chartex" xmlns:mc="http://schemas.openxmlformats.org/markup-compatibility/2006" xmlns:aink="http://schemas.microsoft.com/office/drawing/2016/ink" xmlns:am3d="http://schemas.microsoft.com/office/drawing/2017/model3d" xmlns:o="urn:schemas-microsoft-com:office:office" xmlns:oel="http://schemas.microsoft.com/office/2019/extlst" xmlns:r="http://schemas.openxmlformats.org/officeDocument/2006/relationships" xmlns:m="http://schemas.openxmlformats.org/officeDocument/2006/math" xmlns:v="urn:schemas-microsoft-com:vml" xmlns:wp14="http://schemas.microsoft.com/office/word/2010/wordprocessingDrawing" xmlns:wp="http://schemas.openxmlformats.org/drawingml/2006/wordprocessingDrawing" xmlns:w10="urn:schemas-microsoft-com:office:word" xmlns:w="http://schemas.openxmlformats.org/wordprocessingml/2006/main" xmlns:w14="http://schemas.microsoft.com/office/word/2010/wordml" xmlns:w15="http://schemas.microsoft.com/office/word/2012/wordml" xmlns:w16cex="http://schemas.microsoft.com/office/word/2018/wordml/cex" xmlns:w16cid="http://schemas.microsoft.com/office/word/2016/wordml/cid" xmlns:w16="http://schemas.microsoft.com/office/word/2018/wordml" xmlns:w16du="http://schemas.microsoft.com/office/word/2023/wordml/word16du" xmlns:w16sdtdh="http://schemas.microsoft.com/office/word/2020/wordml/sdtdatahash" xmlns:w16sdtfl="http://schemas.microsoft.com/office/word/2024/wordml/sdtformatlock" xmlns:w16se="http://schemas.microsoft.com/office/word/2015/wordml/symex" xmlns:wpg="http://schemas.microsoft.com/office/word/2010/wordprocessingGroup" xmlns:wpi="http://schemas.microsoft.com/office/word/2010/wordprocessingInk" xmlns:wne="http://schemas.microsoft.com/office/word/2006/wordml" xmlns:wps="http://schemas.microsoft.com/office/word/2010/wordprocessingShape" mc:Ignorable="w14 w15 w16se w16cid w16 w16cex w16sdtdh w16sdtfl w16du wp14">
   <w:abstractNum w:abstractNumId="0" w15:restartNumberingAfterBreak="0">
-    <w:nsid w:val="00281AA4"/>
+    <w:nsid w:val="02662532"/>
     <w:multiLevelType w:val="multilevel"/>
-    <w:tmpl w:val="998276E0"/>
+    <w:tmpl w:val="2D8E05F4"/>
     <w:lvl w:ilvl="0">
       <w:start w:val="1"/>
       <w:numFmt w:val="bullet"/>
@@ -17101,122 +19047,9 @@
     </w:lvl>
   </w:abstractNum>
   <w:abstractNum w:abstractNumId="1" w15:restartNumberingAfterBreak="0">
-    <w:nsid w:val="00600B65"/>
+    <w:nsid w:val="06D70FFE"/>
     <w:multiLevelType w:val="multilevel"/>
-    <w:tmpl w:val="8AD46920"/>
-    <w:lvl w:ilvl="0">
-      <w:start w:val="1"/>
-      <w:numFmt w:val="decimal"/>
-      <w:lvlText w:val="%1."/>
-      <w:lvlJc w:val="left"/>
-      <w:pPr>
-        <w:tabs>
-          <w:tab w:val="num" w:pos="720"/>
-        </w:tabs>
-        <w:ind w:left="720" w:hanging="360"/>
-      </w:pPr>
-    </w:lvl>
-    <w:lvl w:ilvl="1" w:tentative="1">
-      <w:start w:val="1"/>
-      <w:numFmt w:val="decimal"/>
-      <w:lvlText w:val="%2."/>
-      <w:lvlJc w:val="left"/>
-      <w:pPr>
-        <w:tabs>
-          <w:tab w:val="num" w:pos="1440"/>
-        </w:tabs>
-        <w:ind w:left="1440" w:hanging="360"/>
-      </w:pPr>
-    </w:lvl>
-    <w:lvl w:ilvl="2" w:tentative="1">
-      <w:start w:val="1"/>
-      <w:numFmt w:val="decimal"/>
-      <w:lvlText w:val="%3."/>
-      <w:lvlJc w:val="left"/>
-      <w:pPr>
-        <w:tabs>
-          <w:tab w:val="num" w:pos="2160"/>
-        </w:tabs>
-        <w:ind w:left="2160" w:hanging="360"/>
-      </w:pPr>
-    </w:lvl>
-    <w:lvl w:ilvl="3" w:tentative="1">
-      <w:start w:val="1"/>
-      <w:numFmt w:val="decimal"/>
-      <w:lvlText w:val="%4."/>
-      <w:lvlJc w:val="left"/>
-      <w:pPr>
-        <w:tabs>
-          <w:tab w:val="num" w:pos="2880"/>
-        </w:tabs>
-        <w:ind w:left="2880" w:hanging="360"/>
-      </w:pPr>
-    </w:lvl>
-    <w:lvl w:ilvl="4" w:tentative="1">
-      <w:start w:val="1"/>
-      <w:numFmt w:val="decimal"/>
-      <w:lvlText w:val="%5."/>
-      <w:lvlJc w:val="left"/>
-      <w:pPr>
-        <w:tabs>
-          <w:tab w:val="num" w:pos="3600"/>
-        </w:tabs>
-        <w:ind w:left="3600" w:hanging="360"/>
-      </w:pPr>
-    </w:lvl>
-    <w:lvl w:ilvl="5" w:tentative="1">
-      <w:start w:val="1"/>
-      <w:numFmt w:val="decimal"/>
-      <w:lvlText w:val="%6."/>
-      <w:lvlJc w:val="left"/>
-      <w:pPr>
-        <w:tabs>
-          <w:tab w:val="num" w:pos="4320"/>
-        </w:tabs>
-        <w:ind w:left="4320" w:hanging="360"/>
-      </w:pPr>
-    </w:lvl>
-    <w:lvl w:ilvl="6" w:tentative="1">
-      <w:start w:val="1"/>
-      <w:numFmt w:val="decimal"/>
-      <w:lvlText w:val="%7."/>
-      <w:lvlJc w:val="left"/>
-      <w:pPr>
-        <w:tabs>
-          <w:tab w:val="num" w:pos="5040"/>
-        </w:tabs>
-        <w:ind w:left="5040" w:hanging="360"/>
-      </w:pPr>
-    </w:lvl>
-    <w:lvl w:ilvl="7" w:tentative="1">
-      <w:start w:val="1"/>
-      <w:numFmt w:val="decimal"/>
-      <w:lvlText w:val="%8."/>
-      <w:lvlJc w:val="left"/>
-      <w:pPr>
-        <w:tabs>
-          <w:tab w:val="num" w:pos="5760"/>
-        </w:tabs>
-        <w:ind w:left="5760" w:hanging="360"/>
-      </w:pPr>
-    </w:lvl>
-    <w:lvl w:ilvl="8" w:tentative="1">
-      <w:start w:val="1"/>
-      <w:numFmt w:val="decimal"/>
-      <w:lvlText w:val="%9."/>
-      <w:lvlJc w:val="left"/>
-      <w:pPr>
-        <w:tabs>
-          <w:tab w:val="num" w:pos="6480"/>
-        </w:tabs>
-        <w:ind w:left="6480" w:hanging="360"/>
-      </w:pPr>
-    </w:lvl>
-  </w:abstractNum>
-  <w:abstractNum w:abstractNumId="2" w15:restartNumberingAfterBreak="0">
-    <w:nsid w:val="079E6FBD"/>
-    <w:multiLevelType w:val="multilevel"/>
-    <w:tmpl w:val="0C3E2608"/>
+    <w:tmpl w:val="92BA9088"/>
     <w:lvl w:ilvl="0">
       <w:start w:val="1"/>
       <w:numFmt w:val="bullet"/>
@@ -17362,10 +19195,10 @@
       </w:rPr>
     </w:lvl>
   </w:abstractNum>
-  <w:abstractNum w:abstractNumId="3" w15:restartNumberingAfterBreak="0">
-    <w:nsid w:val="09F2418A"/>
+  <w:abstractNum w:abstractNumId="2" w15:restartNumberingAfterBreak="0">
+    <w:nsid w:val="070325B2"/>
     <w:multiLevelType w:val="multilevel"/>
-    <w:tmpl w:val="1476443E"/>
+    <w:tmpl w:val="96082592"/>
     <w:lvl w:ilvl="0">
       <w:start w:val="1"/>
       <w:numFmt w:val="bullet"/>
@@ -17511,123 +19344,10 @@
       </w:rPr>
     </w:lvl>
   </w:abstractNum>
-  <w:abstractNum w:abstractNumId="4" w15:restartNumberingAfterBreak="0">
-    <w:nsid w:val="13735885"/>
+  <w:abstractNum w:abstractNumId="3" w15:restartNumberingAfterBreak="0">
+    <w:nsid w:val="07265EDA"/>
     <w:multiLevelType w:val="multilevel"/>
-    <w:tmpl w:val="681C71F8"/>
-    <w:lvl w:ilvl="0">
-      <w:start w:val="1"/>
-      <w:numFmt w:val="decimal"/>
-      <w:lvlText w:val="%1."/>
-      <w:lvlJc w:val="left"/>
-      <w:pPr>
-        <w:tabs>
-          <w:tab w:val="num" w:pos="720"/>
-        </w:tabs>
-        <w:ind w:left="720" w:hanging="360"/>
-      </w:pPr>
-    </w:lvl>
-    <w:lvl w:ilvl="1" w:tentative="1">
-      <w:start w:val="1"/>
-      <w:numFmt w:val="decimal"/>
-      <w:lvlText w:val="%2."/>
-      <w:lvlJc w:val="left"/>
-      <w:pPr>
-        <w:tabs>
-          <w:tab w:val="num" w:pos="1440"/>
-        </w:tabs>
-        <w:ind w:left="1440" w:hanging="360"/>
-      </w:pPr>
-    </w:lvl>
-    <w:lvl w:ilvl="2" w:tentative="1">
-      <w:start w:val="1"/>
-      <w:numFmt w:val="decimal"/>
-      <w:lvlText w:val="%3."/>
-      <w:lvlJc w:val="left"/>
-      <w:pPr>
-        <w:tabs>
-          <w:tab w:val="num" w:pos="2160"/>
-        </w:tabs>
-        <w:ind w:left="2160" w:hanging="360"/>
-      </w:pPr>
-    </w:lvl>
-    <w:lvl w:ilvl="3" w:tentative="1">
-      <w:start w:val="1"/>
-      <w:numFmt w:val="decimal"/>
-      <w:lvlText w:val="%4."/>
-      <w:lvlJc w:val="left"/>
-      <w:pPr>
-        <w:tabs>
-          <w:tab w:val="num" w:pos="2880"/>
-        </w:tabs>
-        <w:ind w:left="2880" w:hanging="360"/>
-      </w:pPr>
-    </w:lvl>
-    <w:lvl w:ilvl="4" w:tentative="1">
-      <w:start w:val="1"/>
-      <w:numFmt w:val="decimal"/>
-      <w:lvlText w:val="%5."/>
-      <w:lvlJc w:val="left"/>
-      <w:pPr>
-        <w:tabs>
-          <w:tab w:val="num" w:pos="3600"/>
-        </w:tabs>
-        <w:ind w:left="3600" w:hanging="360"/>
-      </w:pPr>
-    </w:lvl>
-    <w:lvl w:ilvl="5" w:tentative="1">
-      <w:start w:val="1"/>
-      <w:numFmt w:val="decimal"/>
-      <w:lvlText w:val="%6."/>
-      <w:lvlJc w:val="left"/>
-      <w:pPr>
-        <w:tabs>
-          <w:tab w:val="num" w:pos="4320"/>
-        </w:tabs>
-        <w:ind w:left="4320" w:hanging="360"/>
-      </w:pPr>
-    </w:lvl>
-    <w:lvl w:ilvl="6" w:tentative="1">
-      <w:start w:val="1"/>
-      <w:numFmt w:val="decimal"/>
-      <w:lvlText w:val="%7."/>
-      <w:lvlJc w:val="left"/>
-      <w:pPr>
-        <w:tabs>
-          <w:tab w:val="num" w:pos="5040"/>
-        </w:tabs>
-        <w:ind w:left="5040" w:hanging="360"/>
-      </w:pPr>
-    </w:lvl>
-    <w:lvl w:ilvl="7" w:tentative="1">
-      <w:start w:val="1"/>
-      <w:numFmt w:val="decimal"/>
-      <w:lvlText w:val="%8."/>
-      <w:lvlJc w:val="left"/>
-      <w:pPr>
-        <w:tabs>
-          <w:tab w:val="num" w:pos="5760"/>
-        </w:tabs>
-        <w:ind w:left="5760" w:hanging="360"/>
-      </w:pPr>
-    </w:lvl>
-    <w:lvl w:ilvl="8" w:tentative="1">
-      <w:start w:val="1"/>
-      <w:numFmt w:val="decimal"/>
-      <w:lvlText w:val="%9."/>
-      <w:lvlJc w:val="left"/>
-      <w:pPr>
-        <w:tabs>
-          <w:tab w:val="num" w:pos="6480"/>
-        </w:tabs>
-        <w:ind w:left="6480" w:hanging="360"/>
-      </w:pPr>
-    </w:lvl>
-  </w:abstractNum>
-  <w:abstractNum w:abstractNumId="5" w15:restartNumberingAfterBreak="0">
-    <w:nsid w:val="1A875A6C"/>
-    <w:multiLevelType w:val="multilevel"/>
-    <w:tmpl w:val="6A20C21E"/>
+    <w:tmpl w:val="4C049BFE"/>
     <w:lvl w:ilvl="0">
       <w:start w:val="1"/>
       <w:numFmt w:val="bullet"/>
@@ -17773,10 +19493,236 @@
       </w:rPr>
     </w:lvl>
   </w:abstractNum>
+  <w:abstractNum w:abstractNumId="4" w15:restartNumberingAfterBreak="0">
+    <w:nsid w:val="13B4171F"/>
+    <w:multiLevelType w:val="multilevel"/>
+    <w:tmpl w:val="6EFAE19E"/>
+    <w:lvl w:ilvl="0">
+      <w:start w:val="1"/>
+      <w:numFmt w:val="decimal"/>
+      <w:lvlText w:val="%1."/>
+      <w:lvlJc w:val="left"/>
+      <w:pPr>
+        <w:tabs>
+          <w:tab w:val="num" w:pos="720"/>
+        </w:tabs>
+        <w:ind w:left="720" w:hanging="360"/>
+      </w:pPr>
+    </w:lvl>
+    <w:lvl w:ilvl="1" w:tentative="1">
+      <w:start w:val="1"/>
+      <w:numFmt w:val="decimal"/>
+      <w:lvlText w:val="%2."/>
+      <w:lvlJc w:val="left"/>
+      <w:pPr>
+        <w:tabs>
+          <w:tab w:val="num" w:pos="1440"/>
+        </w:tabs>
+        <w:ind w:left="1440" w:hanging="360"/>
+      </w:pPr>
+    </w:lvl>
+    <w:lvl w:ilvl="2" w:tentative="1">
+      <w:start w:val="1"/>
+      <w:numFmt w:val="decimal"/>
+      <w:lvlText w:val="%3."/>
+      <w:lvlJc w:val="left"/>
+      <w:pPr>
+        <w:tabs>
+          <w:tab w:val="num" w:pos="2160"/>
+        </w:tabs>
+        <w:ind w:left="2160" w:hanging="360"/>
+      </w:pPr>
+    </w:lvl>
+    <w:lvl w:ilvl="3" w:tentative="1">
+      <w:start w:val="1"/>
+      <w:numFmt w:val="decimal"/>
+      <w:lvlText w:val="%4."/>
+      <w:lvlJc w:val="left"/>
+      <w:pPr>
+        <w:tabs>
+          <w:tab w:val="num" w:pos="2880"/>
+        </w:tabs>
+        <w:ind w:left="2880" w:hanging="360"/>
+      </w:pPr>
+    </w:lvl>
+    <w:lvl w:ilvl="4" w:tentative="1">
+      <w:start w:val="1"/>
+      <w:numFmt w:val="decimal"/>
+      <w:lvlText w:val="%5."/>
+      <w:lvlJc w:val="left"/>
+      <w:pPr>
+        <w:tabs>
+          <w:tab w:val="num" w:pos="3600"/>
+        </w:tabs>
+        <w:ind w:left="3600" w:hanging="360"/>
+      </w:pPr>
+    </w:lvl>
+    <w:lvl w:ilvl="5" w:tentative="1">
+      <w:start w:val="1"/>
+      <w:numFmt w:val="decimal"/>
+      <w:lvlText w:val="%6."/>
+      <w:lvlJc w:val="left"/>
+      <w:pPr>
+        <w:tabs>
+          <w:tab w:val="num" w:pos="4320"/>
+        </w:tabs>
+        <w:ind w:left="4320" w:hanging="360"/>
+      </w:pPr>
+    </w:lvl>
+    <w:lvl w:ilvl="6" w:tentative="1">
+      <w:start w:val="1"/>
+      <w:numFmt w:val="decimal"/>
+      <w:lvlText w:val="%7."/>
+      <w:lvlJc w:val="left"/>
+      <w:pPr>
+        <w:tabs>
+          <w:tab w:val="num" w:pos="5040"/>
+        </w:tabs>
+        <w:ind w:left="5040" w:hanging="360"/>
+      </w:pPr>
+    </w:lvl>
+    <w:lvl w:ilvl="7" w:tentative="1">
+      <w:start w:val="1"/>
+      <w:numFmt w:val="decimal"/>
+      <w:lvlText w:val="%8."/>
+      <w:lvlJc w:val="left"/>
+      <w:pPr>
+        <w:tabs>
+          <w:tab w:val="num" w:pos="5760"/>
+        </w:tabs>
+        <w:ind w:left="5760" w:hanging="360"/>
+      </w:pPr>
+    </w:lvl>
+    <w:lvl w:ilvl="8" w:tentative="1">
+      <w:start w:val="1"/>
+      <w:numFmt w:val="decimal"/>
+      <w:lvlText w:val="%9."/>
+      <w:lvlJc w:val="left"/>
+      <w:pPr>
+        <w:tabs>
+          <w:tab w:val="num" w:pos="6480"/>
+        </w:tabs>
+        <w:ind w:left="6480" w:hanging="360"/>
+      </w:pPr>
+    </w:lvl>
+  </w:abstractNum>
+  <w:abstractNum w:abstractNumId="5" w15:restartNumberingAfterBreak="0">
+    <w:nsid w:val="19E40312"/>
+    <w:multiLevelType w:val="multilevel"/>
+    <w:tmpl w:val="D076D952"/>
+    <w:lvl w:ilvl="0">
+      <w:start w:val="1"/>
+      <w:numFmt w:val="decimal"/>
+      <w:lvlText w:val="%1."/>
+      <w:lvlJc w:val="left"/>
+      <w:pPr>
+        <w:tabs>
+          <w:tab w:val="num" w:pos="720"/>
+        </w:tabs>
+        <w:ind w:left="720" w:hanging="360"/>
+      </w:pPr>
+    </w:lvl>
+    <w:lvl w:ilvl="1" w:tentative="1">
+      <w:start w:val="1"/>
+      <w:numFmt w:val="decimal"/>
+      <w:lvlText w:val="%2."/>
+      <w:lvlJc w:val="left"/>
+      <w:pPr>
+        <w:tabs>
+          <w:tab w:val="num" w:pos="1440"/>
+        </w:tabs>
+        <w:ind w:left="1440" w:hanging="360"/>
+      </w:pPr>
+    </w:lvl>
+    <w:lvl w:ilvl="2" w:tentative="1">
+      <w:start w:val="1"/>
+      <w:numFmt w:val="decimal"/>
+      <w:lvlText w:val="%3."/>
+      <w:lvlJc w:val="left"/>
+      <w:pPr>
+        <w:tabs>
+          <w:tab w:val="num" w:pos="2160"/>
+        </w:tabs>
+        <w:ind w:left="2160" w:hanging="360"/>
+      </w:pPr>
+    </w:lvl>
+    <w:lvl w:ilvl="3" w:tentative="1">
+      <w:start w:val="1"/>
+      <w:numFmt w:val="decimal"/>
+      <w:lvlText w:val="%4."/>
+      <w:lvlJc w:val="left"/>
+      <w:pPr>
+        <w:tabs>
+          <w:tab w:val="num" w:pos="2880"/>
+        </w:tabs>
+        <w:ind w:left="2880" w:hanging="360"/>
+      </w:pPr>
+    </w:lvl>
+    <w:lvl w:ilvl="4" w:tentative="1">
+      <w:start w:val="1"/>
+      <w:numFmt w:val="decimal"/>
+      <w:lvlText w:val="%5."/>
+      <w:lvlJc w:val="left"/>
+      <w:pPr>
+        <w:tabs>
+          <w:tab w:val="num" w:pos="3600"/>
+        </w:tabs>
+        <w:ind w:left="3600" w:hanging="360"/>
+      </w:pPr>
+    </w:lvl>
+    <w:lvl w:ilvl="5" w:tentative="1">
+      <w:start w:val="1"/>
+      <w:numFmt w:val="decimal"/>
+      <w:lvlText w:val="%6."/>
+      <w:lvlJc w:val="left"/>
+      <w:pPr>
+        <w:tabs>
+          <w:tab w:val="num" w:pos="4320"/>
+        </w:tabs>
+        <w:ind w:left="4320" w:hanging="360"/>
+      </w:pPr>
+    </w:lvl>
+    <w:lvl w:ilvl="6" w:tentative="1">
+      <w:start w:val="1"/>
+      <w:numFmt w:val="decimal"/>
+      <w:lvlText w:val="%7."/>
+      <w:lvlJc w:val="left"/>
+      <w:pPr>
+        <w:tabs>
+          <w:tab w:val="num" w:pos="5040"/>
+        </w:tabs>
+        <w:ind w:left="5040" w:hanging="360"/>
+      </w:pPr>
+    </w:lvl>
+    <w:lvl w:ilvl="7" w:tentative="1">
+      <w:start w:val="1"/>
+      <w:numFmt w:val="decimal"/>
+      <w:lvlText w:val="%8."/>
+      <w:lvlJc w:val="left"/>
+      <w:pPr>
+        <w:tabs>
+          <w:tab w:val="num" w:pos="5760"/>
+        </w:tabs>
+        <w:ind w:left="5760" w:hanging="360"/>
+      </w:pPr>
+    </w:lvl>
+    <w:lvl w:ilvl="8" w:tentative="1">
+      <w:start w:val="1"/>
+      <w:numFmt w:val="decimal"/>
+      <w:lvlText w:val="%9."/>
+      <w:lvlJc w:val="left"/>
+      <w:pPr>
+        <w:tabs>
+          <w:tab w:val="num" w:pos="6480"/>
+        </w:tabs>
+        <w:ind w:left="6480" w:hanging="360"/>
+      </w:pPr>
+    </w:lvl>
+  </w:abstractNum>
   <w:abstractNum w:abstractNumId="6" w15:restartNumberingAfterBreak="0">
-    <w:nsid w:val="1C440EAE"/>
+    <w:nsid w:val="1CD13D31"/>
     <w:multiLevelType w:val="multilevel"/>
-    <w:tmpl w:val="D4601CB4"/>
+    <w:tmpl w:val="6FDCB2A6"/>
     <w:lvl w:ilvl="0">
       <w:start w:val="1"/>
       <w:numFmt w:val="bullet"/>
@@ -17923,122 +19869,9 @@
     </w:lvl>
   </w:abstractNum>
   <w:abstractNum w:abstractNumId="7" w15:restartNumberingAfterBreak="0">
-    <w:nsid w:val="1E2E7F65"/>
+    <w:nsid w:val="2A972CB5"/>
     <w:multiLevelType w:val="multilevel"/>
-    <w:tmpl w:val="1796241E"/>
-    <w:lvl w:ilvl="0">
-      <w:start w:val="1"/>
-      <w:numFmt w:val="decimal"/>
-      <w:lvlText w:val="%1."/>
-      <w:lvlJc w:val="left"/>
-      <w:pPr>
-        <w:tabs>
-          <w:tab w:val="num" w:pos="720"/>
-        </w:tabs>
-        <w:ind w:left="720" w:hanging="360"/>
-      </w:pPr>
-    </w:lvl>
-    <w:lvl w:ilvl="1" w:tentative="1">
-      <w:start w:val="1"/>
-      <w:numFmt w:val="decimal"/>
-      <w:lvlText w:val="%2."/>
-      <w:lvlJc w:val="left"/>
-      <w:pPr>
-        <w:tabs>
-          <w:tab w:val="num" w:pos="1440"/>
-        </w:tabs>
-        <w:ind w:left="1440" w:hanging="360"/>
-      </w:pPr>
-    </w:lvl>
-    <w:lvl w:ilvl="2" w:tentative="1">
-      <w:start w:val="1"/>
-      <w:numFmt w:val="decimal"/>
-      <w:lvlText w:val="%3."/>
-      <w:lvlJc w:val="left"/>
-      <w:pPr>
-        <w:tabs>
-          <w:tab w:val="num" w:pos="2160"/>
-        </w:tabs>
-        <w:ind w:left="2160" w:hanging="360"/>
-      </w:pPr>
-    </w:lvl>
-    <w:lvl w:ilvl="3" w:tentative="1">
-      <w:start w:val="1"/>
-      <w:numFmt w:val="decimal"/>
-      <w:lvlText w:val="%4."/>
-      <w:lvlJc w:val="left"/>
-      <w:pPr>
-        <w:tabs>
-          <w:tab w:val="num" w:pos="2880"/>
-        </w:tabs>
-        <w:ind w:left="2880" w:hanging="360"/>
-      </w:pPr>
-    </w:lvl>
-    <w:lvl w:ilvl="4" w:tentative="1">
-      <w:start w:val="1"/>
-      <w:numFmt w:val="decimal"/>
-      <w:lvlText w:val="%5."/>
-      <w:lvlJc w:val="left"/>
-      <w:pPr>
-        <w:tabs>
-          <w:tab w:val="num" w:pos="3600"/>
-        </w:tabs>
-        <w:ind w:left="3600" w:hanging="360"/>
-      </w:pPr>
-    </w:lvl>
-    <w:lvl w:ilvl="5" w:tentative="1">
-      <w:start w:val="1"/>
-      <w:numFmt w:val="decimal"/>
-      <w:lvlText w:val="%6."/>
-      <w:lvlJc w:val="left"/>
-      <w:pPr>
-        <w:tabs>
-          <w:tab w:val="num" w:pos="4320"/>
-        </w:tabs>
-        <w:ind w:left="4320" w:hanging="360"/>
-      </w:pPr>
-    </w:lvl>
-    <w:lvl w:ilvl="6" w:tentative="1">
-      <w:start w:val="1"/>
-      <w:numFmt w:val="decimal"/>
-      <w:lvlText w:val="%7."/>
-      <w:lvlJc w:val="left"/>
-      <w:pPr>
-        <w:tabs>
-          <w:tab w:val="num" w:pos="5040"/>
-        </w:tabs>
-        <w:ind w:left="5040" w:hanging="360"/>
-      </w:pPr>
-    </w:lvl>
-    <w:lvl w:ilvl="7" w:tentative="1">
-      <w:start w:val="1"/>
-      <w:numFmt w:val="decimal"/>
-      <w:lvlText w:val="%8."/>
-      <w:lvlJc w:val="left"/>
-      <w:pPr>
-        <w:tabs>
-          <w:tab w:val="num" w:pos="5760"/>
-        </w:tabs>
-        <w:ind w:left="5760" w:hanging="360"/>
-      </w:pPr>
-    </w:lvl>
-    <w:lvl w:ilvl="8" w:tentative="1">
-      <w:start w:val="1"/>
-      <w:numFmt w:val="decimal"/>
-      <w:lvlText w:val="%9."/>
-      <w:lvlJc w:val="left"/>
-      <w:pPr>
-        <w:tabs>
-          <w:tab w:val="num" w:pos="6480"/>
-        </w:tabs>
-        <w:ind w:left="6480" w:hanging="360"/>
-      </w:pPr>
-    </w:lvl>
-  </w:abstractNum>
-  <w:abstractNum w:abstractNumId="8" w15:restartNumberingAfterBreak="0">
-    <w:nsid w:val="23BC0AED"/>
-    <w:multiLevelType w:val="multilevel"/>
-    <w:tmpl w:val="C7162248"/>
+    <w:tmpl w:val="C72EB820"/>
     <w:lvl w:ilvl="0">
       <w:start w:val="1"/>
       <w:numFmt w:val="bullet"/>
@@ -18184,10 +20017,10 @@
       </w:rPr>
     </w:lvl>
   </w:abstractNum>
-  <w:abstractNum w:abstractNumId="9" w15:restartNumberingAfterBreak="0">
-    <w:nsid w:val="2B7D15DC"/>
+  <w:abstractNum w:abstractNumId="8" w15:restartNumberingAfterBreak="0">
+    <w:nsid w:val="2C130117"/>
     <w:multiLevelType w:val="multilevel"/>
-    <w:tmpl w:val="88C8C452"/>
+    <w:tmpl w:val="1E88B80A"/>
     <w:lvl w:ilvl="0">
       <w:start w:val="1"/>
       <w:numFmt w:val="bullet"/>
@@ -18333,10 +20166,10 @@
       </w:rPr>
     </w:lvl>
   </w:abstractNum>
-  <w:abstractNum w:abstractNumId="10" w15:restartNumberingAfterBreak="0">
-    <w:nsid w:val="30FD03C8"/>
+  <w:abstractNum w:abstractNumId="9" w15:restartNumberingAfterBreak="0">
+    <w:nsid w:val="32F75B13"/>
     <w:multiLevelType w:val="multilevel"/>
-    <w:tmpl w:val="7A0EECEC"/>
+    <w:tmpl w:val="3F389940"/>
     <w:lvl w:ilvl="0">
       <w:start w:val="1"/>
       <w:numFmt w:val="bullet"/>
@@ -18482,10 +20315,10 @@
       </w:rPr>
     </w:lvl>
   </w:abstractNum>
-  <w:abstractNum w:abstractNumId="11" w15:restartNumberingAfterBreak="0">
-    <w:nsid w:val="36965D52"/>
+  <w:abstractNum w:abstractNumId="10" w15:restartNumberingAfterBreak="0">
+    <w:nsid w:val="3BF441EC"/>
     <w:multiLevelType w:val="multilevel"/>
-    <w:tmpl w:val="A4E6BA28"/>
+    <w:tmpl w:val="9DD09A60"/>
     <w:lvl w:ilvl="0">
       <w:start w:val="1"/>
       <w:numFmt w:val="bullet"/>
@@ -18631,10 +20464,10 @@
       </w:rPr>
     </w:lvl>
   </w:abstractNum>
-  <w:abstractNum w:abstractNumId="12" w15:restartNumberingAfterBreak="0">
-    <w:nsid w:val="377D0847"/>
+  <w:abstractNum w:abstractNumId="11" w15:restartNumberingAfterBreak="0">
+    <w:nsid w:val="3D453C19"/>
     <w:multiLevelType w:val="multilevel"/>
-    <w:tmpl w:val="8252F63A"/>
+    <w:tmpl w:val="72A826F2"/>
     <w:lvl w:ilvl="0">
       <w:start w:val="1"/>
       <w:numFmt w:val="bullet"/>
@@ -18780,10 +20613,10 @@
       </w:rPr>
     </w:lvl>
   </w:abstractNum>
-  <w:abstractNum w:abstractNumId="13" w15:restartNumberingAfterBreak="0">
-    <w:nsid w:val="39966460"/>
+  <w:abstractNum w:abstractNumId="12" w15:restartNumberingAfterBreak="0">
+    <w:nsid w:val="489E07BF"/>
     <w:multiLevelType w:val="multilevel"/>
-    <w:tmpl w:val="EAE87374"/>
+    <w:tmpl w:val="DBF60852"/>
     <w:lvl w:ilvl="0">
       <w:start w:val="1"/>
       <w:numFmt w:val="bullet"/>
@@ -18929,10 +20762,123 @@
       </w:rPr>
     </w:lvl>
   </w:abstractNum>
+  <w:abstractNum w:abstractNumId="13" w15:restartNumberingAfterBreak="0">
+    <w:nsid w:val="4EE910CC"/>
+    <w:multiLevelType w:val="multilevel"/>
+    <w:tmpl w:val="3C481508"/>
+    <w:lvl w:ilvl="0">
+      <w:start w:val="1"/>
+      <w:numFmt w:val="decimal"/>
+      <w:lvlText w:val="%1."/>
+      <w:lvlJc w:val="left"/>
+      <w:pPr>
+        <w:tabs>
+          <w:tab w:val="num" w:pos="720"/>
+        </w:tabs>
+        <w:ind w:left="720" w:hanging="360"/>
+      </w:pPr>
+    </w:lvl>
+    <w:lvl w:ilvl="1" w:tentative="1">
+      <w:start w:val="1"/>
+      <w:numFmt w:val="decimal"/>
+      <w:lvlText w:val="%2."/>
+      <w:lvlJc w:val="left"/>
+      <w:pPr>
+        <w:tabs>
+          <w:tab w:val="num" w:pos="1440"/>
+        </w:tabs>
+        <w:ind w:left="1440" w:hanging="360"/>
+      </w:pPr>
+    </w:lvl>
+    <w:lvl w:ilvl="2" w:tentative="1">
+      <w:start w:val="1"/>
+      <w:numFmt w:val="decimal"/>
+      <w:lvlText w:val="%3."/>
+      <w:lvlJc w:val="left"/>
+      <w:pPr>
+        <w:tabs>
+          <w:tab w:val="num" w:pos="2160"/>
+        </w:tabs>
+        <w:ind w:left="2160" w:hanging="360"/>
+      </w:pPr>
+    </w:lvl>
+    <w:lvl w:ilvl="3" w:tentative="1">
+      <w:start w:val="1"/>
+      <w:numFmt w:val="decimal"/>
+      <w:lvlText w:val="%4."/>
+      <w:lvlJc w:val="left"/>
+      <w:pPr>
+        <w:tabs>
+          <w:tab w:val="num" w:pos="2880"/>
+        </w:tabs>
+        <w:ind w:left="2880" w:hanging="360"/>
+      </w:pPr>
+    </w:lvl>
+    <w:lvl w:ilvl="4" w:tentative="1">
+      <w:start w:val="1"/>
+      <w:numFmt w:val="decimal"/>
+      <w:lvlText w:val="%5."/>
+      <w:lvlJc w:val="left"/>
+      <w:pPr>
+        <w:tabs>
+          <w:tab w:val="num" w:pos="3600"/>
+        </w:tabs>
+        <w:ind w:left="3600" w:hanging="360"/>
+      </w:pPr>
+    </w:lvl>
+    <w:lvl w:ilvl="5" w:tentative="1">
+      <w:start w:val="1"/>
+      <w:numFmt w:val="decimal"/>
+      <w:lvlText w:val="%6."/>
+      <w:lvlJc w:val="left"/>
+      <w:pPr>
+        <w:tabs>
+          <w:tab w:val="num" w:pos="4320"/>
+        </w:tabs>
+        <w:ind w:left="4320" w:hanging="360"/>
+      </w:pPr>
+    </w:lvl>
+    <w:lvl w:ilvl="6" w:tentative="1">
+      <w:start w:val="1"/>
+      <w:numFmt w:val="decimal"/>
+      <w:lvlText w:val="%7."/>
+      <w:lvlJc w:val="left"/>
+      <w:pPr>
+        <w:tabs>
+          <w:tab w:val="num" w:pos="5040"/>
+        </w:tabs>
+        <w:ind w:left="5040" w:hanging="360"/>
+      </w:pPr>
+    </w:lvl>
+    <w:lvl w:ilvl="7" w:tentative="1">
+      <w:start w:val="1"/>
+      <w:numFmt w:val="decimal"/>
+      <w:lvlText w:val="%8."/>
+      <w:lvlJc w:val="left"/>
+      <w:pPr>
+        <w:tabs>
+          <w:tab w:val="num" w:pos="5760"/>
+        </w:tabs>
+        <w:ind w:left="5760" w:hanging="360"/>
+      </w:pPr>
+    </w:lvl>
+    <w:lvl w:ilvl="8" w:tentative="1">
+      <w:start w:val="1"/>
+      <w:numFmt w:val="decimal"/>
+      <w:lvlText w:val="%9."/>
+      <w:lvlJc w:val="left"/>
+      <w:pPr>
+        <w:tabs>
+          <w:tab w:val="num" w:pos="6480"/>
+        </w:tabs>
+        <w:ind w:left="6480" w:hanging="360"/>
+      </w:pPr>
+    </w:lvl>
+  </w:abstractNum>
   <w:abstractNum w:abstractNumId="14" w15:restartNumberingAfterBreak="0">
-    <w:nsid w:val="3AA62694"/>
+    <w:nsid w:val="564313BF"/>
     <w:multiLevelType w:val="multilevel"/>
-    <w:tmpl w:val="564C3D12"/>
+    <w:tmpl w:val="9A8A1CCC"/>
     <w:lvl w:ilvl="0">
       <w:start w:val="1"/>
       <w:numFmt w:val="bullet"/>
@@ -19079,9 +21025,9 @@
     </w:lvl>
   </w:abstractNum>
   <w:abstractNum w:abstractNumId="15" w15:restartNumberingAfterBreak="0">
-    <w:nsid w:val="420210E2"/>
+    <w:nsid w:val="5A483386"/>
     <w:multiLevelType w:val="multilevel"/>
-    <w:tmpl w:val="AE2A2740"/>
+    <w:tmpl w:val="98964104"/>
     <w:lvl w:ilvl="0">
       <w:start w:val="1"/>
       <w:numFmt w:val="bullet"/>
@@ -19228,9 +21174,9 @@
     </w:lvl>
   </w:abstractNum>
   <w:abstractNum w:abstractNumId="16" w15:restartNumberingAfterBreak="0">
-    <w:nsid w:val="44BE6033"/>
+    <w:nsid w:val="5BE81E8A"/>
     <w:multiLevelType w:val="multilevel"/>
-    <w:tmpl w:val="90C6A760"/>
+    <w:tmpl w:val="ACCC8E42"/>
     <w:lvl w:ilvl="0">
       <w:start w:val="1"/>
       <w:numFmt w:val="bullet"/>
@@ -19377,9 +21323,9 @@
     </w:lvl>
   </w:abstractNum>
   <w:abstractNum w:abstractNumId="17" w15:restartNumberingAfterBreak="0">
-    <w:nsid w:val="450F1E49"/>
+    <w:nsid w:val="5E094AFF"/>
     <w:multiLevelType w:val="multilevel"/>
-    <w:tmpl w:val="238E6488"/>
+    <w:tmpl w:val="B8121A64"/>
     <w:lvl w:ilvl="0">
       <w:start w:val="1"/>
       <w:numFmt w:val="bullet"/>
@@ -19526,122 +21472,9 @@
     </w:lvl>
   </w:abstractNum>
   <w:abstractNum w:abstractNumId="18" w15:restartNumberingAfterBreak="0">
-    <w:nsid w:val="4A072FF4"/>
+    <w:nsid w:val="5F894A12"/>
     <w:multiLevelType w:val="multilevel"/>
-    <w:tmpl w:val="CAE0A3E0"/>
-    <w:lvl w:ilvl="0">
-      <w:start w:val="1"/>
-      <w:numFmt w:val="decimal"/>
-      <w:lvlText w:val="%1."/>
-      <w:lvlJc w:val="left"/>
-      <w:pPr>
-        <w:tabs>
-          <w:tab w:val="num" w:pos="720"/>
-        </w:tabs>
-        <w:ind w:left="720" w:hanging="360"/>
-      </w:pPr>
-    </w:lvl>
-    <w:lvl w:ilvl="1" w:tentative="1">
-      <w:start w:val="1"/>
-      <w:numFmt w:val="decimal"/>
-      <w:lvlText w:val="%2."/>
-      <w:lvlJc w:val="left"/>
-      <w:pPr>
-        <w:tabs>
-          <w:tab w:val="num" w:pos="1440"/>
-        </w:tabs>
-        <w:ind w:left="1440" w:hanging="360"/>
-      </w:pPr>
-    </w:lvl>
-    <w:lvl w:ilvl="2" w:tentative="1">
-      <w:start w:val="1"/>
-      <w:numFmt w:val="decimal"/>
-      <w:lvlText w:val="%3."/>
-      <w:lvlJc w:val="left"/>
-      <w:pPr>
-        <w:tabs>
-          <w:tab w:val="num" w:pos="2160"/>
-        </w:tabs>
-        <w:ind w:left="2160" w:hanging="360"/>
-      </w:pPr>
-    </w:lvl>
-    <w:lvl w:ilvl="3" w:tentative="1">
-      <w:start w:val="1"/>
-      <w:numFmt w:val="decimal"/>
-      <w:lvlText w:val="%4."/>
-      <w:lvlJc w:val="left"/>
-      <w:pPr>
-        <w:tabs>
-          <w:tab w:val="num" w:pos="2880"/>
-        </w:tabs>
-        <w:ind w:left="2880" w:hanging="360"/>
-      </w:pPr>
-    </w:lvl>
-    <w:lvl w:ilvl="4" w:tentative="1">
-      <w:start w:val="1"/>
-      <w:numFmt w:val="decimal"/>
-      <w:lvlText w:val="%5."/>
-      <w:lvlJc w:val="left"/>
-      <w:pPr>
-        <w:tabs>
-          <w:tab w:val="num" w:pos="3600"/>
-        </w:tabs>
-        <w:ind w:left="3600" w:hanging="360"/>
-      </w:pPr>
-    </w:lvl>
-    <w:lvl w:ilvl="5" w:tentative="1">
-      <w:start w:val="1"/>
-      <w:numFmt w:val="decimal"/>
-      <w:lvlText w:val="%6."/>
-      <w:lvlJc w:val="left"/>
-      <w:pPr>
-        <w:tabs>
-          <w:tab w:val="num" w:pos="4320"/>
-        </w:tabs>
-        <w:ind w:left="4320" w:hanging="360"/>
-      </w:pPr>
-    </w:lvl>
-    <w:lvl w:ilvl="6" w:tentative="1">
-      <w:start w:val="1"/>
-      <w:numFmt w:val="decimal"/>
-      <w:lvlText w:val="%7."/>
-      <w:lvlJc w:val="left"/>
-      <w:pPr>
-        <w:tabs>
-          <w:tab w:val="num" w:pos="5040"/>
-        </w:tabs>
-        <w:ind w:left="5040" w:hanging="360"/>
-      </w:pPr>
-    </w:lvl>
-    <w:lvl w:ilvl="7" w:tentative="1">
-      <w:start w:val="1"/>
-      <w:numFmt w:val="decimal"/>
-      <w:lvlText w:val="%8."/>
-      <w:lvlJc w:val="left"/>
-      <w:pPr>
-        <w:tabs>
-          <w:tab w:val="num" w:pos="5760"/>
-        </w:tabs>
-        <w:ind w:left="5760" w:hanging="360"/>
-      </w:pPr>
-    </w:lvl>
-    <w:lvl w:ilvl="8" w:tentative="1">
-      <w:start w:val="1"/>
-      <w:numFmt w:val="decimal"/>
-      <w:lvlText w:val="%9."/>
-      <w:lvlJc w:val="left"/>
-      <w:pPr>
-        <w:tabs>
-          <w:tab w:val="num" w:pos="6480"/>
-        </w:tabs>
-        <w:ind w:left="6480" w:hanging="360"/>
-      </w:pPr>
-    </w:lvl>
-  </w:abstractNum>
-  <w:abstractNum w:abstractNumId="19" w15:restartNumberingAfterBreak="0">
-    <w:nsid w:val="4B316B6E"/>
-    <w:multiLevelType w:val="multilevel"/>
-    <w:tmpl w:val="62ACBEB0"/>
+    <w:tmpl w:val="C852A566"/>
     <w:lvl w:ilvl="0">
       <w:start w:val="1"/>
       <w:numFmt w:val="bullet"/>
@@ -19787,10 +21620,10 @@
       </w:rPr>
     </w:lvl>
   </w:abstractNum>
-  <w:abstractNum w:abstractNumId="20" w15:restartNumberingAfterBreak="0">
-    <w:nsid w:val="4B5C479C"/>
+  <w:abstractNum w:abstractNumId="19" w15:restartNumberingAfterBreak="0">
+    <w:nsid w:val="696F1FBC"/>
     <w:multiLevelType w:val="multilevel"/>
-    <w:tmpl w:val="EF460B34"/>
+    <w:tmpl w:val="4C42ED8E"/>
     <w:lvl w:ilvl="0">
       <w:start w:val="1"/>
       <w:numFmt w:val="bullet"/>
@@ -19936,10 +21769,10 @@
       </w:rPr>
     </w:lvl>
   </w:abstractNum>
-  <w:abstractNum w:abstractNumId="21" w15:restartNumberingAfterBreak="0">
-    <w:nsid w:val="4B734221"/>
+  <w:abstractNum w:abstractNumId="20" w15:restartNumberingAfterBreak="0">
+    <w:nsid w:val="6EEC133B"/>
     <w:multiLevelType w:val="multilevel"/>
-    <w:tmpl w:val="6BFE4AC2"/>
+    <w:tmpl w:val="DF647E7A"/>
     <w:lvl w:ilvl="0">
       <w:start w:val="1"/>
       <w:numFmt w:val="bullet"/>
@@ -20085,10 +21918,10 @@
       </w:rPr>
     </w:lvl>
   </w:abstractNum>
-  <w:abstractNum w:abstractNumId="22" w15:restartNumberingAfterBreak="0">
-    <w:nsid w:val="4E462BF3"/>
+  <w:abstractNum w:abstractNumId="21" w15:restartNumberingAfterBreak="0">
+    <w:nsid w:val="6EEC1A44"/>
     <w:multiLevelType w:val="multilevel"/>
-    <w:tmpl w:val="650C06D6"/>
+    <w:tmpl w:val="93A0D20A"/>
     <w:lvl w:ilvl="0">
       <w:start w:val="1"/>
       <w:numFmt w:val="bullet"/>
@@ -20234,10 +22067,10 @@
       </w:rPr>
     </w:lvl>
   </w:abstractNum>
-  <w:abstractNum w:abstractNumId="23" w15:restartNumberingAfterBreak="0">
-    <w:nsid w:val="68595B45"/>
+  <w:abstractNum w:abstractNumId="22" w15:restartNumberingAfterBreak="0">
+    <w:nsid w:val="6FB23FB3"/>
     <w:multiLevelType w:val="multilevel"/>
-    <w:tmpl w:val="82E04B18"/>
+    <w:tmpl w:val="D4BCB33C"/>
     <w:lvl w:ilvl="0">
       <w:start w:val="1"/>
       <w:numFmt w:val="bullet"/>
@@ -20383,10 +22216,10 @@
       </w:rPr>
     </w:lvl>
   </w:abstractNum>
-  <w:abstractNum w:abstractNumId="24" w15:restartNumberingAfterBreak="0">
-    <w:nsid w:val="695359C8"/>
+  <w:abstractNum w:abstractNumId="23" w15:restartNumberingAfterBreak="0">
+    <w:nsid w:val="6FD45D20"/>
     <w:multiLevelType w:val="multilevel"/>
-    <w:tmpl w:val="0CC0A72A"/>
+    <w:tmpl w:val="B478019E"/>
     <w:lvl w:ilvl="0">
       <w:start w:val="1"/>
       <w:numFmt w:val="bullet"/>
@@ -20532,10 +22365,10 @@
       </w:rPr>
     </w:lvl>
   </w:abstractNum>
-  <w:abstractNum w:abstractNumId="25" w15:restartNumberingAfterBreak="0">
-    <w:nsid w:val="6E1206FF"/>
+  <w:abstractNum w:abstractNumId="24" w15:restartNumberingAfterBreak="0">
+    <w:nsid w:val="7CDA1CE4"/>
     <w:multiLevelType w:val="multilevel"/>
-    <w:tmpl w:val="1B444F90"/>
+    <w:tmpl w:val="3230BC0E"/>
     <w:lvl w:ilvl="0">
       <w:start w:val="1"/>
       <w:numFmt w:val="bullet"/>
@@ -20681,10 +22514,236 @@
       </w:rPr>
     </w:lvl>
   </w:abstractNum>
+  <w:abstractNum w:abstractNumId="25" w15:restartNumberingAfterBreak="0">
+    <w:nsid w:val="7D2A05D7"/>
+    <w:multiLevelType w:val="multilevel"/>
+    <w:tmpl w:val="6A5267C8"/>
+    <w:lvl w:ilvl="0">
+      <w:start w:val="1"/>
+      <w:numFmt w:val="decimal"/>
+      <w:lvlText w:val="%1."/>
+      <w:lvlJc w:val="left"/>
+      <w:pPr>
+        <w:tabs>
+          <w:tab w:val="num" w:pos="720"/>
+        </w:tabs>
+        <w:ind w:left="720" w:hanging="360"/>
+      </w:pPr>
+    </w:lvl>
+    <w:lvl w:ilvl="1" w:tentative="1">
+      <w:start w:val="1"/>
+      <w:numFmt w:val="decimal"/>
+      <w:lvlText w:val="%2."/>
+      <w:lvlJc w:val="left"/>
+      <w:pPr>
+        <w:tabs>
+          <w:tab w:val="num" w:pos="1440"/>
+        </w:tabs>
+        <w:ind w:left="1440" w:hanging="360"/>
+      </w:pPr>
+    </w:lvl>
+    <w:lvl w:ilvl="2" w:tentative="1">
+      <w:start w:val="1"/>
+      <w:numFmt w:val="decimal"/>
+      <w:lvlText w:val="%3."/>
+      <w:lvlJc w:val="left"/>
+      <w:pPr>
+        <w:tabs>
+          <w:tab w:val="num" w:pos="2160"/>
+        </w:tabs>
+        <w:ind w:left="2160" w:hanging="360"/>
+      </w:pPr>
+    </w:lvl>
+    <w:lvl w:ilvl="3" w:tentative="1">
+      <w:start w:val="1"/>
+      <w:numFmt w:val="decimal"/>
+      <w:lvlText w:val="%4."/>
+      <w:lvlJc w:val="left"/>
+      <w:pPr>
+        <w:tabs>
+          <w:tab w:val="num" w:pos="2880"/>
+        </w:tabs>
+        <w:ind w:left="2880" w:hanging="360"/>
+      </w:pPr>
+    </w:lvl>
+    <w:lvl w:ilvl="4" w:tentative="1">
+      <w:start w:val="1"/>
+      <w:numFmt w:val="decimal"/>
+      <w:lvlText w:val="%5."/>
+      <w:lvlJc w:val="left"/>
+      <w:pPr>
+        <w:tabs>
+          <w:tab w:val="num" w:pos="3600"/>
+        </w:tabs>
+        <w:ind w:left="3600" w:hanging="360"/>
+      </w:pPr>
+    </w:lvl>
+    <w:lvl w:ilvl="5" w:tentative="1">
+      <w:start w:val="1"/>
+      <w:numFmt w:val="decimal"/>
+      <w:lvlText w:val="%6."/>
+      <w:lvlJc w:val="left"/>
+      <w:pPr>
+        <w:tabs>
+          <w:tab w:val="num" w:pos="4320"/>
+        </w:tabs>
+        <w:ind w:left="4320" w:hanging="360"/>
+      </w:pPr>
+    </w:lvl>
+    <w:lvl w:ilvl="6" w:tentative="1">
+      <w:start w:val="1"/>
+      <w:numFmt w:val="decimal"/>
+      <w:lvlText w:val="%7."/>
+      <w:lvlJc w:val="left"/>
+      <w:pPr>
+        <w:tabs>
+          <w:tab w:val="num" w:pos="5040"/>
+        </w:tabs>
+        <w:ind w:left="5040" w:hanging="360"/>
+      </w:pPr>
+    </w:lvl>
+    <w:lvl w:ilvl="7" w:tentative="1">
+      <w:start w:val="1"/>
+      <w:numFmt w:val="decimal"/>
+      <w:lvlText w:val="%8."/>
+      <w:lvlJc w:val="left"/>
+      <w:pPr>
+        <w:tabs>
+          <w:tab w:val="num" w:pos="5760"/>
+        </w:tabs>
+        <w:ind w:left="5760" w:hanging="360"/>
+      </w:pPr>
+    </w:lvl>
+    <w:lvl w:ilvl="8" w:tentative="1">
+      <w:start w:val="1"/>
+      <w:numFmt w:val="decimal"/>
+      <w:lvlText w:val="%9."/>
+      <w:lvlJc w:val="left"/>
+      <w:pPr>
+        <w:tabs>
+          <w:tab w:val="num" w:pos="6480"/>
+        </w:tabs>
+        <w:ind w:left="6480" w:hanging="360"/>
+      </w:pPr>
+    </w:lvl>
+  </w:abstractNum>
   <w:abstractNum w:abstractNumId="26" w15:restartNumberingAfterBreak="0">
-    <w:nsid w:val="7AD925CA"/>
+    <w:nsid w:val="7F5E17A8"/>
     <w:multiLevelType w:val="multilevel"/>
-    <w:tmpl w:val="D81C37B4"/>
+    <w:tmpl w:val="95F42958"/>
+    <w:lvl w:ilvl="0">
+      <w:start w:val="1"/>
+      <w:numFmt w:val="decimal"/>
+      <w:lvlText w:val="%1."/>
+      <w:lvlJc w:val="left"/>
+      <w:pPr>
+        <w:tabs>
+          <w:tab w:val="num" w:pos="720"/>
+        </w:tabs>
+        <w:ind w:left="720" w:hanging="360"/>
+      </w:pPr>
+    </w:lvl>
+    <w:lvl w:ilvl="1" w:tentative="1">
+      <w:start w:val="1"/>
+      <w:numFmt w:val="decimal"/>
+      <w:lvlText w:val="%2."/>
+      <w:lvlJc w:val="left"/>
+      <w:pPr>
+        <w:tabs>
+          <w:tab w:val="num" w:pos="1440"/>
+        </w:tabs>
+        <w:ind w:left="1440" w:hanging="360"/>
+      </w:pPr>
+    </w:lvl>
+    <w:lvl w:ilvl="2" w:tentative="1">
+      <w:start w:val="1"/>
+      <w:numFmt w:val="decimal"/>
+      <w:lvlText w:val="%3."/>
+      <w:lvlJc w:val="left"/>
+      <w:pPr>
+        <w:tabs>
+          <w:tab w:val="num" w:pos="2160"/>
+        </w:tabs>
+        <w:ind w:left="2160" w:hanging="360"/>
+      </w:pPr>
+    </w:lvl>
+    <w:lvl w:ilvl="3" w:tentative="1">
+      <w:start w:val="1"/>
+      <w:numFmt w:val="decimal"/>
+      <w:lvlText w:val="%4."/>
+      <w:lvlJc w:val="left"/>
+      <w:pPr>
+        <w:tabs>
+          <w:tab w:val="num" w:pos="2880"/>
+        </w:tabs>
+        <w:ind w:left="2880" w:hanging="360"/>
+      </w:pPr>
+    </w:lvl>
+    <w:lvl w:ilvl="4" w:tentative="1">
+      <w:start w:val="1"/>
+      <w:numFmt w:val="decimal"/>
+      <w:lvlText w:val="%5."/>
+      <w:lvlJc w:val="left"/>
+      <w:pPr>
+        <w:tabs>
+          <w:tab w:val="num" w:pos="3600"/>
+        </w:tabs>
+        <w:ind w:left="3600" w:hanging="360"/>
+      </w:pPr>
+    </w:lvl>
+    <w:lvl w:ilvl="5" w:tentative="1">
+      <w:start w:val="1"/>
+      <w:numFmt w:val="decimal"/>
+      <w:lvlText w:val="%6."/>
+      <w:lvlJc w:val="left"/>
+      <w:pPr>
+        <w:tabs>
+          <w:tab w:val="num" w:pos="4320"/>
+        </w:tabs>
+        <w:ind w:left="4320" w:hanging="360"/>
+      </w:pPr>
+    </w:lvl>
+    <w:lvl w:ilvl="6" w:tentative="1">
+      <w:start w:val="1"/>
+      <w:numFmt w:val="decimal"/>
+      <w:lvlText w:val="%7."/>
+      <w:lvlJc w:val="left"/>
+      <w:pPr>
+        <w:tabs>
+          <w:tab w:val="num" w:pos="5040"/>
+        </w:tabs>
+        <w:ind w:left="5040" w:hanging="360"/>
+      </w:pPr>
+    </w:lvl>
+    <w:lvl w:ilvl="7" w:tentative="1">
+      <w:start w:val="1"/>
+      <w:numFmt w:val="decimal"/>
+      <w:lvlText w:val="%8."/>
+      <w:lvlJc w:val="left"/>
+      <w:pPr>
+        <w:tabs>
+          <w:tab w:val="num" w:pos="5760"/>
+        </w:tabs>
+        <w:ind w:left="5760" w:hanging="360"/>
+      </w:pPr>
+    </w:lvl>
+    <w:lvl w:ilvl="8" w:tentative="1">
+      <w:start w:val="1"/>
+      <w:numFmt w:val="decimal"/>
+      <w:lvlText w:val="%9."/>
+      <w:lvlJc w:val="left"/>
+      <w:pPr>
+        <w:tabs>
+          <w:tab w:val="num" w:pos="6480"/>
+        </w:tabs>
+        <w:ind w:left="6480" w:hanging="360"/>
+      </w:pPr>
+    </w:lvl>
+  </w:abstractNum>
+  <w:abstractNum w:abstractNumId="27" w15:restartNumberingAfterBreak="0">
+    <w:nsid w:val="7F855ABD"/>
+    <w:multiLevelType w:val="multilevel"/>
+    <w:tmpl w:val="9E3A9548"/>
     <w:lvl w:ilvl="0">
       <w:start w:val="1"/>
       <w:numFmt w:val="bullet"/>
@@ -20830,202 +22889,89 @@
       </w:rPr>
     </w:lvl>
   </w:abstractNum>
-  <w:abstractNum w:abstractNumId="27" w15:restartNumberingAfterBreak="0">
-    <w:nsid w:val="7FEE2D01"/>
-    <w:multiLevelType w:val="multilevel"/>
-    <w:tmpl w:val="62A4888E"/>
-    <w:lvl w:ilvl="0">
-      <w:start w:val="1"/>
-      <w:numFmt w:val="decimal"/>
-      <w:lvlText w:val="%1."/>
-      <w:lvlJc w:val="left"/>
-      <w:pPr>
-        <w:tabs>
-          <w:tab w:val="num" w:pos="720"/>
-        </w:tabs>
-        <w:ind w:left="720" w:hanging="360"/>
-      </w:pPr>
-    </w:lvl>
-    <w:lvl w:ilvl="1" w:tentative="1">
-      <w:start w:val="1"/>
-      <w:numFmt w:val="decimal"/>
-      <w:lvlText w:val="%2."/>
-      <w:lvlJc w:val="left"/>
-      <w:pPr>
-        <w:tabs>
-          <w:tab w:val="num" w:pos="1440"/>
-        </w:tabs>
-        <w:ind w:left="1440" w:hanging="360"/>
-      </w:pPr>
-    </w:lvl>
-    <w:lvl w:ilvl="2" w:tentative="1">
-      <w:start w:val="1"/>
-      <w:numFmt w:val="decimal"/>
-      <w:lvlText w:val="%3."/>
-      <w:lvlJc w:val="left"/>
-      <w:pPr>
-        <w:tabs>
-          <w:tab w:val="num" w:pos="2160"/>
-        </w:tabs>
-        <w:ind w:left="2160" w:hanging="360"/>
-      </w:pPr>
-    </w:lvl>
-    <w:lvl w:ilvl="3" w:tentative="1">
-      <w:start w:val="1"/>
-      <w:numFmt w:val="decimal"/>
-      <w:lvlText w:val="%4."/>
-      <w:lvlJc w:val="left"/>
-      <w:pPr>
-        <w:tabs>
-          <w:tab w:val="num" w:pos="2880"/>
-        </w:tabs>
-        <w:ind w:left="2880" w:hanging="360"/>
-      </w:pPr>
-    </w:lvl>
-    <w:lvl w:ilvl="4" w:tentative="1">
-      <w:start w:val="1"/>
-      <w:numFmt w:val="decimal"/>
-      <w:lvlText w:val="%5."/>
-      <w:lvlJc w:val="left"/>
-      <w:pPr>
-        <w:tabs>
-          <w:tab w:val="num" w:pos="3600"/>
-        </w:tabs>
-        <w:ind w:left="3600" w:hanging="360"/>
-      </w:pPr>
-    </w:lvl>
-    <w:lvl w:ilvl="5" w:tentative="1">
-      <w:start w:val="1"/>
-      <w:numFmt w:val="decimal"/>
-      <w:lvlText w:val="%6."/>
-      <w:lvlJc w:val="left"/>
-      <w:pPr>
-        <w:tabs>
-          <w:tab w:val="num" w:pos="4320"/>
-        </w:tabs>
-        <w:ind w:left="4320" w:hanging="360"/>
-      </w:pPr>
-    </w:lvl>
-    <w:lvl w:ilvl="6" w:tentative="1">
-      <w:start w:val="1"/>
-      <w:numFmt w:val="decimal"/>
-      <w:lvlText w:val="%7."/>
-      <w:lvlJc w:val="left"/>
-      <w:pPr>
-        <w:tabs>
-          <w:tab w:val="num" w:pos="5040"/>
-        </w:tabs>
-        <w:ind w:left="5040" w:hanging="360"/>
-      </w:pPr>
-    </w:lvl>
-    <w:lvl w:ilvl="7" w:tentative="1">
-      <w:start w:val="1"/>
-      <w:numFmt w:val="decimal"/>
-      <w:lvlText w:val="%8."/>
-      <w:lvlJc w:val="left"/>
-      <w:pPr>
-        <w:tabs>
-          <w:tab w:val="num" w:pos="5760"/>
-        </w:tabs>
-        <w:ind w:left="5760" w:hanging="360"/>
-      </w:pPr>
-    </w:lvl>
-    <w:lvl w:ilvl="8" w:tentative="1">
-      <w:start w:val="1"/>
-      <w:numFmt w:val="decimal"/>
-      <w:lvlText w:val="%9."/>
-      <w:lvlJc w:val="left"/>
-      <w:pPr>
-        <w:tabs>
-          <w:tab w:val="num" w:pos="6480"/>
-        </w:tabs>
-        <w:ind w:left="6480" w:hanging="360"/>
-      </w:pPr>
-    </w:lvl>
-  </w:abstractNum>
-  <w:num w:numId="1" w16cid:durableId="1105616127">
+  <w:num w:numId="1" w16cid:durableId="1107508000">
+    <w:abstractNumId w:val="27"/>
+  </w:num>
+  <w:num w:numId="2" w16cid:durableId="1410616870">
     <w:abstractNumId w:val="2"/>
   </w:num>
-  <w:num w:numId="2" w16cid:durableId="867107137">
+  <w:num w:numId="3" w16cid:durableId="1645156929">
+    <w:abstractNumId w:val="18"/>
+  </w:num>
+  <w:num w:numId="4" w16cid:durableId="1732003430">
+    <w:abstractNumId w:val="0"/>
+  </w:num>
+  <w:num w:numId="5" w16cid:durableId="1485509694">
+    <w:abstractNumId w:val="22"/>
+  </w:num>
+  <w:num w:numId="6" w16cid:durableId="1523669584">
+    <w:abstractNumId w:val="9"/>
+  </w:num>
+  <w:num w:numId="7" w16cid:durableId="636029436">
+    <w:abstractNumId w:val="1"/>
+  </w:num>
+  <w:num w:numId="8" w16cid:durableId="1332441555">
+    <w:abstractNumId w:val="12"/>
+  </w:num>
+  <w:num w:numId="9" w16cid:durableId="820779616">
+    <w:abstractNumId w:val="26"/>
+  </w:num>
+  <w:num w:numId="10" w16cid:durableId="2044793432">
+    <w:abstractNumId w:val="3"/>
+  </w:num>
+  <w:num w:numId="11" w16cid:durableId="1947879817">
+    <w:abstractNumId w:val="8"/>
+  </w:num>
+  <w:num w:numId="12" w16cid:durableId="249894607">
+    <w:abstractNumId w:val="16"/>
+  </w:num>
+  <w:num w:numId="13" w16cid:durableId="841042822">
+    <w:abstractNumId w:val="23"/>
+  </w:num>
+  <w:num w:numId="14" w16cid:durableId="306319723">
+    <w:abstractNumId w:val="7"/>
+  </w:num>
+  <w:num w:numId="15" w16cid:durableId="1191845936">
+    <w:abstractNumId w:val="20"/>
+  </w:num>
+  <w:num w:numId="16" w16cid:durableId="893735299">
+    <w:abstractNumId w:val="21"/>
+  </w:num>
+  <w:num w:numId="17" w16cid:durableId="2133549648">
+    <w:abstractNumId w:val="14"/>
+  </w:num>
+  <w:num w:numId="18" w16cid:durableId="209345985">
     <w:abstractNumId w:val="24"/>
   </w:num>
-  <w:num w:numId="3" w16cid:durableId="1446853331">
+  <w:num w:numId="19" w16cid:durableId="1652174998">
+    <w:abstractNumId w:val="25"/>
+  </w:num>
+  <w:num w:numId="20" w16cid:durableId="1663043725">
+    <w:abstractNumId w:val="5"/>
+  </w:num>
+  <w:num w:numId="21" w16cid:durableId="1606617059">
+    <w:abstractNumId w:val="10"/>
+  </w:num>
+  <w:num w:numId="22" w16cid:durableId="1039401198">
+    <w:abstractNumId w:val="11"/>
+  </w:num>
+  <w:num w:numId="23" w16cid:durableId="298190892">
+    <w:abstractNumId w:val="19"/>
+  </w:num>
+  <w:num w:numId="24" w16cid:durableId="227420601">
+    <w:abstractNumId w:val="4"/>
+  </w:num>
+  <w:num w:numId="25" w16cid:durableId="1645236521">
+    <w:abstractNumId w:val="17"/>
+  </w:num>
+  <w:num w:numId="26" w16cid:durableId="1557083410">
+    <w:abstractNumId w:val="15"/>
+  </w:num>
+  <w:num w:numId="27" w16cid:durableId="741833102">
     <w:abstractNumId w:val="13"/>
   </w:num>
-  <w:num w:numId="4" w16cid:durableId="1612933474">
-    <w:abstractNumId w:val="22"/>
-  </w:num>
-  <w:num w:numId="5" w16cid:durableId="1282958546">
+  <w:num w:numId="28" w16cid:durableId="539365841">
     <w:abstractNumId w:val="6"/>
-  </w:num>
-  <w:num w:numId="6" w16cid:durableId="772554737">
-    <w:abstractNumId w:val="3"/>
-  </w:num>
-  <w:num w:numId="7" w16cid:durableId="442771906">
-    <w:abstractNumId w:val="17"/>
-  </w:num>
-  <w:num w:numId="8" w16cid:durableId="808938402">
-    <w:abstractNumId w:val="14"/>
-  </w:num>
-  <w:num w:numId="9" w16cid:durableId="131141338">
-    <w:abstractNumId w:val="27"/>
-  </w:num>
-  <w:num w:numId="10" w16cid:durableId="1843622497">
-    <w:abstractNumId w:val="25"/>
-  </w:num>
-  <w:num w:numId="11" w16cid:durableId="313685345">
-    <w:abstractNumId w:val="9"/>
-  </w:num>
-  <w:num w:numId="12" w16cid:durableId="497499973">
-    <w:abstractNumId w:val="23"/>
-  </w:num>
-  <w:num w:numId="13" w16cid:durableId="812255875">
-    <w:abstractNumId w:val="21"/>
-  </w:num>
-  <w:num w:numId="14" w16cid:durableId="2101633204">
-    <w:abstractNumId w:val="0"/>
-  </w:num>
-  <w:num w:numId="15" w16cid:durableId="242109326">
-    <w:abstractNumId w:val="11"/>
-  </w:num>
-  <w:num w:numId="16" w16cid:durableId="1790123397">
-    <w:abstractNumId w:val="10"/>
-  </w:num>
-  <w:num w:numId="17" w16cid:durableId="1196499872">
-    <w:abstractNumId w:val="8"/>
-  </w:num>
-  <w:num w:numId="18" w16cid:durableId="59133264">
-    <w:abstractNumId w:val="19"/>
-  </w:num>
-  <w:num w:numId="19" w16cid:durableId="847523592">
-    <w:abstractNumId w:val="18"/>
-  </w:num>
-  <w:num w:numId="20" w16cid:durableId="1234389148">
-    <w:abstractNumId w:val="4"/>
-  </w:num>
-  <w:num w:numId="21" w16cid:durableId="1615944753">
-    <w:abstractNumId w:val="16"/>
-  </w:num>
-  <w:num w:numId="22" w16cid:durableId="509638068">
-    <w:abstractNumId w:val="26"/>
-  </w:num>
-  <w:num w:numId="23" w16cid:durableId="625357336">
-    <w:abstractNumId w:val="15"/>
-  </w:num>
-  <w:num w:numId="24" w16cid:durableId="2083142436">
-    <w:abstractNumId w:val="7"/>
-  </w:num>
-  <w:num w:numId="25" w16cid:durableId="1113357224">
-    <w:abstractNumId w:val="5"/>
-  </w:num>
-  <w:num w:numId="26" w16cid:durableId="1288196200">
-    <w:abstractNumId w:val="12"/>
-  </w:num>
-  <w:num w:numId="27" w16cid:durableId="887649446">
-    <w:abstractNumId w:val="1"/>
-  </w:num>
-  <w:num w:numId="28" w16cid:durableId="540479118">
-    <w:abstractNumId w:val="20"/>
   </w:num>
 </w:numbering>
 </file>

--- a/docs/Feature Guide.docx
+++ b/docs/Feature Guide.docx
@@ -98,7 +98,7 @@
       <w:pPr>
         <w:pStyle w:val="NormalWeb"/>
         <w:shd w:val="clear" w:color="auto" w:fill="EEF2F8"/>
-        <w:divId w:val="53505138"/>
+        <w:divId w:val="1523319798"/>
         <w:rPr>
           <w:rFonts w:ascii="Calibri" w:hAnsi="Calibri" w:cs="Calibri"/>
           <w:color w:val="404040"/>
@@ -18898,9 +18898,9 @@
 <file path=word/numbering.xml><?xml version="1.0" encoding="utf-8"?>
 <w:numbering xmlns:wpc="http://schemas.microsoft.com/office/word/2010/wordprocessingCanvas" xmlns:cx="http://schemas.microsoft.com/office/drawing/2014/chartex" xmlns:cx1="http://schemas.microsoft.com/office/drawing/2015/9/8/chartex" xmlns:cx2="http://schemas.microsoft.com/office/drawing/2015/10/21/chartex" xmlns:cx3="http://schemas.microsoft.com/office/drawing/2016/5/9/chartex" xmlns:cx4="http://schemas.microsoft.com/office/drawing/2016/5/10/chartex" xmlns:cx5="http://schemas.microsoft.com/office/drawing/2016/5/11/chartex" xmlns:cx6="http://schemas.microsoft.com/office/drawing/2016/5/12/chartex" xmlns:cx7="http://schemas.microsoft.com/office/drawing/2016/5/13/chartex" xmlns:cx8="http://schemas.microsoft.com/office/drawing/2016/5/14/chartex" xmlns:mc="http://schemas.openxmlformats.org/markup-compatibility/2006" xmlns:aink="http://schemas.microsoft.com/office/drawing/2016/ink" xmlns:am3d="http://schemas.microsoft.com/office/drawing/2017/model3d" xmlns:o="urn:schemas-microsoft-com:office:office" xmlns:oel="http://schemas.microsoft.com/office/2019/extlst" xmlns:r="http://schemas.openxmlformats.org/officeDocument/2006/relationships" xmlns:m="http://schemas.openxmlformats.org/officeDocument/2006/math" xmlns:v="urn:schemas-microsoft-com:vml" xmlns:wp14="http://schemas.microsoft.com/office/word/2010/wordprocessingDrawing" xmlns:wp="http://schemas.openxmlformats.org/drawingml/2006/wordprocessingDrawing" xmlns:w10="urn:schemas-microsoft-com:office:word" xmlns:w="http://schemas.openxmlformats.org/wordprocessingml/2006/main" xmlns:w14="http://schemas.microsoft.com/office/word/2010/wordml" xmlns:w15="http://schemas.microsoft.com/office/word/2012/wordml" xmlns:w16cex="http://schemas.microsoft.com/office/word/2018/wordml/cex" xmlns:w16cid="http://schemas.microsoft.com/office/word/2016/wordml/cid" xmlns:w16="http://schemas.microsoft.com/office/word/2018/wordml" xmlns:w16du="http://schemas.microsoft.com/office/word/2023/wordml/word16du" xmlns:w16sdtdh="http://schemas.microsoft.com/office/word/2020/wordml/sdtdatahash" xmlns:w16sdtfl="http://schemas.microsoft.com/office/word/2024/wordml/sdtformatlock" xmlns:w16se="http://schemas.microsoft.com/office/word/2015/wordml/symex" xmlns:wpg="http://schemas.microsoft.com/office/word/2010/wordprocessingGroup" xmlns:wpi="http://schemas.microsoft.com/office/word/2010/wordprocessingInk" xmlns:wne="http://schemas.microsoft.com/office/word/2006/wordml" xmlns:wps="http://schemas.microsoft.com/office/word/2010/wordprocessingShape" mc:Ignorable="w14 w15 w16se w16cid w16 w16cex w16sdtdh w16sdtfl w16du wp14">
   <w:abstractNum w:abstractNumId="0" w15:restartNumberingAfterBreak="0">
-    <w:nsid w:val="02662532"/>
+    <w:nsid w:val="07562A9D"/>
     <w:multiLevelType w:val="multilevel"/>
-    <w:tmpl w:val="2D8E05F4"/>
+    <w:tmpl w:val="FC641A58"/>
     <w:lvl w:ilvl="0">
       <w:start w:val="1"/>
       <w:numFmt w:val="bullet"/>
@@ -19047,9 +19047,9 @@
     </w:lvl>
   </w:abstractNum>
   <w:abstractNum w:abstractNumId="1" w15:restartNumberingAfterBreak="0">
-    <w:nsid w:val="06D70FFE"/>
+    <w:nsid w:val="09D60CBC"/>
     <w:multiLevelType w:val="multilevel"/>
-    <w:tmpl w:val="92BA9088"/>
+    <w:tmpl w:val="85A237FE"/>
     <w:lvl w:ilvl="0">
       <w:start w:val="1"/>
       <w:numFmt w:val="bullet"/>
@@ -19196,9 +19196,9 @@
     </w:lvl>
   </w:abstractNum>
   <w:abstractNum w:abstractNumId="2" w15:restartNumberingAfterBreak="0">
-    <w:nsid w:val="070325B2"/>
+    <w:nsid w:val="0BCC33D6"/>
     <w:multiLevelType w:val="multilevel"/>
-    <w:tmpl w:val="96082592"/>
+    <w:tmpl w:val="B2BE99AA"/>
     <w:lvl w:ilvl="0">
       <w:start w:val="1"/>
       <w:numFmt w:val="bullet"/>
@@ -19345,9 +19345,9 @@
     </w:lvl>
   </w:abstractNum>
   <w:abstractNum w:abstractNumId="3" w15:restartNumberingAfterBreak="0">
-    <w:nsid w:val="07265EDA"/>
+    <w:nsid w:val="11E22FCF"/>
     <w:multiLevelType w:val="multilevel"/>
-    <w:tmpl w:val="4C049BFE"/>
+    <w:tmpl w:val="A7226C68"/>
     <w:lvl w:ilvl="0">
       <w:start w:val="1"/>
       <w:numFmt w:val="bullet"/>
@@ -19494,235 +19494,9 @@
     </w:lvl>
   </w:abstractNum>
   <w:abstractNum w:abstractNumId="4" w15:restartNumberingAfterBreak="0">
-    <w:nsid w:val="13B4171F"/>
+    <w:nsid w:val="12754686"/>
     <w:multiLevelType w:val="multilevel"/>
-    <w:tmpl w:val="6EFAE19E"/>
-    <w:lvl w:ilvl="0">
-      <w:start w:val="1"/>
-      <w:numFmt w:val="decimal"/>
-      <w:lvlText w:val="%1."/>
-      <w:lvlJc w:val="left"/>
-      <w:pPr>
-        <w:tabs>
-          <w:tab w:val="num" w:pos="720"/>
-        </w:tabs>
-        <w:ind w:left="720" w:hanging="360"/>
-      </w:pPr>
-    </w:lvl>
-    <w:lvl w:ilvl="1" w:tentative="1">
-      <w:start w:val="1"/>
-      <w:numFmt w:val="decimal"/>
-      <w:lvlText w:val="%2."/>
-      <w:lvlJc w:val="left"/>
-      <w:pPr>
-        <w:tabs>
-          <w:tab w:val="num" w:pos="1440"/>
-        </w:tabs>
-        <w:ind w:left="1440" w:hanging="360"/>
-      </w:pPr>
-    </w:lvl>
-    <w:lvl w:ilvl="2" w:tentative="1">
-      <w:start w:val="1"/>
-      <w:numFmt w:val="decimal"/>
-      <w:lvlText w:val="%3."/>
-      <w:lvlJc w:val="left"/>
-      <w:pPr>
-        <w:tabs>
-          <w:tab w:val="num" w:pos="2160"/>
-        </w:tabs>
-        <w:ind w:left="2160" w:hanging="360"/>
-      </w:pPr>
-    </w:lvl>
-    <w:lvl w:ilvl="3" w:tentative="1">
-      <w:start w:val="1"/>
-      <w:numFmt w:val="decimal"/>
-      <w:lvlText w:val="%4."/>
-      <w:lvlJc w:val="left"/>
-      <w:pPr>
-        <w:tabs>
-          <w:tab w:val="num" w:pos="2880"/>
-        </w:tabs>
-        <w:ind w:left="2880" w:hanging="360"/>
-      </w:pPr>
-    </w:lvl>
-    <w:lvl w:ilvl="4" w:tentative="1">
-      <w:start w:val="1"/>
-      <w:numFmt w:val="decimal"/>
-      <w:lvlText w:val="%5."/>
-      <w:lvlJc w:val="left"/>
-      <w:pPr>
-        <w:tabs>
-          <w:tab w:val="num" w:pos="3600"/>
-        </w:tabs>
-        <w:ind w:left="3600" w:hanging="360"/>
-      </w:pPr>
-    </w:lvl>
-    <w:lvl w:ilvl="5" w:tentative="1">
-      <w:start w:val="1"/>
-      <w:numFmt w:val="decimal"/>
-      <w:lvlText w:val="%6."/>
-      <w:lvlJc w:val="left"/>
-      <w:pPr>
-        <w:tabs>
-          <w:tab w:val="num" w:pos="4320"/>
-        </w:tabs>
-        <w:ind w:left="4320" w:hanging="360"/>
-      </w:pPr>
-    </w:lvl>
-    <w:lvl w:ilvl="6" w:tentative="1">
-      <w:start w:val="1"/>
-      <w:numFmt w:val="decimal"/>
-      <w:lvlText w:val="%7."/>
-      <w:lvlJc w:val="left"/>
-      <w:pPr>
-        <w:tabs>
-          <w:tab w:val="num" w:pos="5040"/>
-        </w:tabs>
-        <w:ind w:left="5040" w:hanging="360"/>
-      </w:pPr>
-    </w:lvl>
-    <w:lvl w:ilvl="7" w:tentative="1">
-      <w:start w:val="1"/>
-      <w:numFmt w:val="decimal"/>
-      <w:lvlText w:val="%8."/>
-      <w:lvlJc w:val="left"/>
-      <w:pPr>
-        <w:tabs>
-          <w:tab w:val="num" w:pos="5760"/>
-        </w:tabs>
-        <w:ind w:left="5760" w:hanging="360"/>
-      </w:pPr>
-    </w:lvl>
-    <w:lvl w:ilvl="8" w:tentative="1">
-      <w:start w:val="1"/>
-      <w:numFmt w:val="decimal"/>
-      <w:lvlText w:val="%9."/>
-      <w:lvlJc w:val="left"/>
-      <w:pPr>
-        <w:tabs>
-          <w:tab w:val="num" w:pos="6480"/>
-        </w:tabs>
-        <w:ind w:left="6480" w:hanging="360"/>
-      </w:pPr>
-    </w:lvl>
-  </w:abstractNum>
-  <w:abstractNum w:abstractNumId="5" w15:restartNumberingAfterBreak="0">
-    <w:nsid w:val="19E40312"/>
-    <w:multiLevelType w:val="multilevel"/>
-    <w:tmpl w:val="D076D952"/>
-    <w:lvl w:ilvl="0">
-      <w:start w:val="1"/>
-      <w:numFmt w:val="decimal"/>
-      <w:lvlText w:val="%1."/>
-      <w:lvlJc w:val="left"/>
-      <w:pPr>
-        <w:tabs>
-          <w:tab w:val="num" w:pos="720"/>
-        </w:tabs>
-        <w:ind w:left="720" w:hanging="360"/>
-      </w:pPr>
-    </w:lvl>
-    <w:lvl w:ilvl="1" w:tentative="1">
-      <w:start w:val="1"/>
-      <w:numFmt w:val="decimal"/>
-      <w:lvlText w:val="%2."/>
-      <w:lvlJc w:val="left"/>
-      <w:pPr>
-        <w:tabs>
-          <w:tab w:val="num" w:pos="1440"/>
-        </w:tabs>
-        <w:ind w:left="1440" w:hanging="360"/>
-      </w:pPr>
-    </w:lvl>
-    <w:lvl w:ilvl="2" w:tentative="1">
-      <w:start w:val="1"/>
-      <w:numFmt w:val="decimal"/>
-      <w:lvlText w:val="%3."/>
-      <w:lvlJc w:val="left"/>
-      <w:pPr>
-        <w:tabs>
-          <w:tab w:val="num" w:pos="2160"/>
-        </w:tabs>
-        <w:ind w:left="2160" w:hanging="360"/>
-      </w:pPr>
-    </w:lvl>
-    <w:lvl w:ilvl="3" w:tentative="1">
-      <w:start w:val="1"/>
-      <w:numFmt w:val="decimal"/>
-      <w:lvlText w:val="%4."/>
-      <w:lvlJc w:val="left"/>
-      <w:pPr>
-        <w:tabs>
-          <w:tab w:val="num" w:pos="2880"/>
-        </w:tabs>
-        <w:ind w:left="2880" w:hanging="360"/>
-      </w:pPr>
-    </w:lvl>
-    <w:lvl w:ilvl="4" w:tentative="1">
-      <w:start w:val="1"/>
-      <w:numFmt w:val="decimal"/>
-      <w:lvlText w:val="%5."/>
-      <w:lvlJc w:val="left"/>
-      <w:pPr>
-        <w:tabs>
-          <w:tab w:val="num" w:pos="3600"/>
-        </w:tabs>
-        <w:ind w:left="3600" w:hanging="360"/>
-      </w:pPr>
-    </w:lvl>
-    <w:lvl w:ilvl="5" w:tentative="1">
-      <w:start w:val="1"/>
-      <w:numFmt w:val="decimal"/>
-      <w:lvlText w:val="%6."/>
-      <w:lvlJc w:val="left"/>
-      <w:pPr>
-        <w:tabs>
-          <w:tab w:val="num" w:pos="4320"/>
-        </w:tabs>
-        <w:ind w:left="4320" w:hanging="360"/>
-      </w:pPr>
-    </w:lvl>
-    <w:lvl w:ilvl="6" w:tentative="1">
-      <w:start w:val="1"/>
-      <w:numFmt w:val="decimal"/>
-      <w:lvlText w:val="%7."/>
-      <w:lvlJc w:val="left"/>
-      <w:pPr>
-        <w:tabs>
-          <w:tab w:val="num" w:pos="5040"/>
-        </w:tabs>
-        <w:ind w:left="5040" w:hanging="360"/>
-      </w:pPr>
-    </w:lvl>
-    <w:lvl w:ilvl="7" w:tentative="1">
-      <w:start w:val="1"/>
-      <w:numFmt w:val="decimal"/>
-      <w:lvlText w:val="%8."/>
-      <w:lvlJc w:val="left"/>
-      <w:pPr>
-        <w:tabs>
-          <w:tab w:val="num" w:pos="5760"/>
-        </w:tabs>
-        <w:ind w:left="5760" w:hanging="360"/>
-      </w:pPr>
-    </w:lvl>
-    <w:lvl w:ilvl="8" w:tentative="1">
-      <w:start w:val="1"/>
-      <w:numFmt w:val="decimal"/>
-      <w:lvlText w:val="%9."/>
-      <w:lvlJc w:val="left"/>
-      <w:pPr>
-        <w:tabs>
-          <w:tab w:val="num" w:pos="6480"/>
-        </w:tabs>
-        <w:ind w:left="6480" w:hanging="360"/>
-      </w:pPr>
-    </w:lvl>
-  </w:abstractNum>
-  <w:abstractNum w:abstractNumId="6" w15:restartNumberingAfterBreak="0">
-    <w:nsid w:val="1CD13D31"/>
-    <w:multiLevelType w:val="multilevel"/>
-    <w:tmpl w:val="6FDCB2A6"/>
+    <w:tmpl w:val="94121A88"/>
     <w:lvl w:ilvl="0">
       <w:start w:val="1"/>
       <w:numFmt w:val="bullet"/>
@@ -19868,10 +19642,10 @@
       </w:rPr>
     </w:lvl>
   </w:abstractNum>
-  <w:abstractNum w:abstractNumId="7" w15:restartNumberingAfterBreak="0">
-    <w:nsid w:val="2A972CB5"/>
+  <w:abstractNum w:abstractNumId="5" w15:restartNumberingAfterBreak="0">
+    <w:nsid w:val="132A5975"/>
     <w:multiLevelType w:val="multilevel"/>
-    <w:tmpl w:val="C72EB820"/>
+    <w:tmpl w:val="38EABDF4"/>
     <w:lvl w:ilvl="0">
       <w:start w:val="1"/>
       <w:numFmt w:val="bullet"/>
@@ -20017,10 +19791,10 @@
       </w:rPr>
     </w:lvl>
   </w:abstractNum>
-  <w:abstractNum w:abstractNumId="8" w15:restartNumberingAfterBreak="0">
-    <w:nsid w:val="2C130117"/>
+  <w:abstractNum w:abstractNumId="6" w15:restartNumberingAfterBreak="0">
+    <w:nsid w:val="152F64B5"/>
     <w:multiLevelType w:val="multilevel"/>
-    <w:tmpl w:val="1E88B80A"/>
+    <w:tmpl w:val="6E2A9AE4"/>
     <w:lvl w:ilvl="0">
       <w:start w:val="1"/>
       <w:numFmt w:val="bullet"/>
@@ -20166,10 +19940,10 @@
       </w:rPr>
     </w:lvl>
   </w:abstractNum>
-  <w:abstractNum w:abstractNumId="9" w15:restartNumberingAfterBreak="0">
-    <w:nsid w:val="32F75B13"/>
+  <w:abstractNum w:abstractNumId="7" w15:restartNumberingAfterBreak="0">
+    <w:nsid w:val="244358A9"/>
     <w:multiLevelType w:val="multilevel"/>
-    <w:tmpl w:val="3F389940"/>
+    <w:tmpl w:val="174E78C6"/>
     <w:lvl w:ilvl="0">
       <w:start w:val="1"/>
       <w:numFmt w:val="bullet"/>
@@ -20315,10 +20089,10 @@
       </w:rPr>
     </w:lvl>
   </w:abstractNum>
-  <w:abstractNum w:abstractNumId="10" w15:restartNumberingAfterBreak="0">
-    <w:nsid w:val="3BF441EC"/>
+  <w:abstractNum w:abstractNumId="8" w15:restartNumberingAfterBreak="0">
+    <w:nsid w:val="24C67EE7"/>
     <w:multiLevelType w:val="multilevel"/>
-    <w:tmpl w:val="9DD09A60"/>
+    <w:tmpl w:val="69347F1E"/>
     <w:lvl w:ilvl="0">
       <w:start w:val="1"/>
       <w:numFmt w:val="bullet"/>
@@ -20464,10 +20238,10 @@
       </w:rPr>
     </w:lvl>
   </w:abstractNum>
-  <w:abstractNum w:abstractNumId="11" w15:restartNumberingAfterBreak="0">
-    <w:nsid w:val="3D453C19"/>
+  <w:abstractNum w:abstractNumId="9" w15:restartNumberingAfterBreak="0">
+    <w:nsid w:val="26D8559A"/>
     <w:multiLevelType w:val="multilevel"/>
-    <w:tmpl w:val="72A826F2"/>
+    <w:tmpl w:val="80E65B48"/>
     <w:lvl w:ilvl="0">
       <w:start w:val="1"/>
       <w:numFmt w:val="bullet"/>
@@ -20613,10 +20387,10 @@
       </w:rPr>
     </w:lvl>
   </w:abstractNum>
-  <w:abstractNum w:abstractNumId="12" w15:restartNumberingAfterBreak="0">
-    <w:nsid w:val="489E07BF"/>
+  <w:abstractNum w:abstractNumId="10" w15:restartNumberingAfterBreak="0">
+    <w:nsid w:val="273B32D0"/>
     <w:multiLevelType w:val="multilevel"/>
-    <w:tmpl w:val="DBF60852"/>
+    <w:tmpl w:val="18B6420C"/>
     <w:lvl w:ilvl="0">
       <w:start w:val="1"/>
       <w:numFmt w:val="bullet"/>
@@ -20762,123 +20536,10 @@
       </w:rPr>
     </w:lvl>
   </w:abstractNum>
-  <w:abstractNum w:abstractNumId="13" w15:restartNumberingAfterBreak="0">
-    <w:nsid w:val="4EE910CC"/>
+  <w:abstractNum w:abstractNumId="11" w15:restartNumberingAfterBreak="0">
+    <w:nsid w:val="2807546F"/>
     <w:multiLevelType w:val="multilevel"/>
-    <w:tmpl w:val="3C481508"/>
-    <w:lvl w:ilvl="0">
-      <w:start w:val="1"/>
-      <w:numFmt w:val="decimal"/>
-      <w:lvlText w:val="%1."/>
-      <w:lvlJc w:val="left"/>
-      <w:pPr>
-        <w:tabs>
-          <w:tab w:val="num" w:pos="720"/>
-        </w:tabs>
-        <w:ind w:left="720" w:hanging="360"/>
-      </w:pPr>
-    </w:lvl>
-    <w:lvl w:ilvl="1" w:tentative="1">
-      <w:start w:val="1"/>
-      <w:numFmt w:val="decimal"/>
-      <w:lvlText w:val="%2."/>
-      <w:lvlJc w:val="left"/>
-      <w:pPr>
-        <w:tabs>
-          <w:tab w:val="num" w:pos="1440"/>
-        </w:tabs>
-        <w:ind w:left="1440" w:hanging="360"/>
-      </w:pPr>
-    </w:lvl>
-    <w:lvl w:ilvl="2" w:tentative="1">
-      <w:start w:val="1"/>
-      <w:numFmt w:val="decimal"/>
-      <w:lvlText w:val="%3."/>
-      <w:lvlJc w:val="left"/>
-      <w:pPr>
-        <w:tabs>
-          <w:tab w:val="num" w:pos="2160"/>
-        </w:tabs>
-        <w:ind w:left="2160" w:hanging="360"/>
-      </w:pPr>
-    </w:lvl>
-    <w:lvl w:ilvl="3" w:tentative="1">
-      <w:start w:val="1"/>
-      <w:numFmt w:val="decimal"/>
-      <w:lvlText w:val="%4."/>
-      <w:lvlJc w:val="left"/>
-      <w:pPr>
-        <w:tabs>
-          <w:tab w:val="num" w:pos="2880"/>
-        </w:tabs>
-        <w:ind w:left="2880" w:hanging="360"/>
-      </w:pPr>
-    </w:lvl>
-    <w:lvl w:ilvl="4" w:tentative="1">
-      <w:start w:val="1"/>
-      <w:numFmt w:val="decimal"/>
-      <w:lvlText w:val="%5."/>
-      <w:lvlJc w:val="left"/>
-      <w:pPr>
-        <w:tabs>
-          <w:tab w:val="num" w:pos="3600"/>
-        </w:tabs>
-        <w:ind w:left="3600" w:hanging="360"/>
-      </w:pPr>
-    </w:lvl>
-    <w:lvl w:ilvl="5" w:tentative="1">
-      <w:start w:val="1"/>
-      <w:numFmt w:val="decimal"/>
-      <w:lvlText w:val="%6."/>
-      <w:lvlJc w:val="left"/>
-      <w:pPr>
-        <w:tabs>
-          <w:tab w:val="num" w:pos="4320"/>
-        </w:tabs>
-        <w:ind w:left="4320" w:hanging="360"/>
-      </w:pPr>
-    </w:lvl>
-    <w:lvl w:ilvl="6" w:tentative="1">
-      <w:start w:val="1"/>
-      <w:numFmt w:val="decimal"/>
-      <w:lvlText w:val="%7."/>
-      <w:lvlJc w:val="left"/>
-      <w:pPr>
-        <w:tabs>
-          <w:tab w:val="num" w:pos="5040"/>
-        </w:tabs>
-        <w:ind w:left="5040" w:hanging="360"/>
-      </w:pPr>
-    </w:lvl>
-    <w:lvl w:ilvl="7" w:tentative="1">
-      <w:start w:val="1"/>
-      <w:numFmt w:val="decimal"/>
-      <w:lvlText w:val="%8."/>
-      <w:lvlJc w:val="left"/>
-      <w:pPr>
-        <w:tabs>
-          <w:tab w:val="num" w:pos="5760"/>
-        </w:tabs>
-        <w:ind w:left="5760" w:hanging="360"/>
-      </w:pPr>
-    </w:lvl>
-    <w:lvl w:ilvl="8" w:tentative="1">
-      <w:start w:val="1"/>
-      <w:numFmt w:val="decimal"/>
-      <w:lvlText w:val="%9."/>
-      <w:lvlJc w:val="left"/>
-      <w:pPr>
-        <w:tabs>
-          <w:tab w:val="num" w:pos="6480"/>
-        </w:tabs>
-        <w:ind w:left="6480" w:hanging="360"/>
-      </w:pPr>
-    </w:lvl>
-  </w:abstractNum>
-  <w:abstractNum w:abstractNumId="14" w15:restartNumberingAfterBreak="0">
-    <w:nsid w:val="564313BF"/>
-    <w:multiLevelType w:val="multilevel"/>
-    <w:tmpl w:val="9A8A1CCC"/>
+    <w:tmpl w:val="C1521722"/>
     <w:lvl w:ilvl="0">
       <w:start w:val="1"/>
       <w:numFmt w:val="bullet"/>
@@ -21024,10 +20685,10 @@
       </w:rPr>
     </w:lvl>
   </w:abstractNum>
-  <w:abstractNum w:abstractNumId="15" w15:restartNumberingAfterBreak="0">
-    <w:nsid w:val="5A483386"/>
+  <w:abstractNum w:abstractNumId="12" w15:restartNumberingAfterBreak="0">
+    <w:nsid w:val="2B9B2340"/>
     <w:multiLevelType w:val="multilevel"/>
-    <w:tmpl w:val="98964104"/>
+    <w:tmpl w:val="E9F8810A"/>
     <w:lvl w:ilvl="0">
       <w:start w:val="1"/>
       <w:numFmt w:val="bullet"/>
@@ -21173,10 +20834,123 @@
       </w:rPr>
     </w:lvl>
   </w:abstractNum>
-  <w:abstractNum w:abstractNumId="16" w15:restartNumberingAfterBreak="0">
-    <w:nsid w:val="5BE81E8A"/>
+  <w:abstractNum w:abstractNumId="13" w15:restartNumberingAfterBreak="0">
+    <w:nsid w:val="2EBF0EEF"/>
     <w:multiLevelType w:val="multilevel"/>
-    <w:tmpl w:val="ACCC8E42"/>
+    <w:tmpl w:val="510E14AC"/>
+    <w:lvl w:ilvl="0">
+      <w:start w:val="1"/>
+      <w:numFmt w:val="decimal"/>
+      <w:lvlText w:val="%1."/>
+      <w:lvlJc w:val="left"/>
+      <w:pPr>
+        <w:tabs>
+          <w:tab w:val="num" w:pos="720"/>
+        </w:tabs>
+        <w:ind w:left="720" w:hanging="360"/>
+      </w:pPr>
+    </w:lvl>
+    <w:lvl w:ilvl="1" w:tentative="1">
+      <w:start w:val="1"/>
+      <w:numFmt w:val="decimal"/>
+      <w:lvlText w:val="%2."/>
+      <w:lvlJc w:val="left"/>
+      <w:pPr>
+        <w:tabs>
+          <w:tab w:val="num" w:pos="1440"/>
+        </w:tabs>
+        <w:ind w:left="1440" w:hanging="360"/>
+      </w:pPr>
+    </w:lvl>
+    <w:lvl w:ilvl="2" w:tentative="1">
+      <w:start w:val="1"/>
+      <w:numFmt w:val="decimal"/>
+      <w:lvlText w:val="%3."/>
+      <w:lvlJc w:val="left"/>
+      <w:pPr>
+        <w:tabs>
+          <w:tab w:val="num" w:pos="2160"/>
+        </w:tabs>
+        <w:ind w:left="2160" w:hanging="360"/>
+      </w:pPr>
+    </w:lvl>
+    <w:lvl w:ilvl="3" w:tentative="1">
+      <w:start w:val="1"/>
+      <w:numFmt w:val="decimal"/>
+      <w:lvlText w:val="%4."/>
+      <w:lvlJc w:val="left"/>
+      <w:pPr>
+        <w:tabs>
+          <w:tab w:val="num" w:pos="2880"/>
+        </w:tabs>
+        <w:ind w:left="2880" w:hanging="360"/>
+      </w:pPr>
+    </w:lvl>
+    <w:lvl w:ilvl="4" w:tentative="1">
+      <w:start w:val="1"/>
+      <w:numFmt w:val="decimal"/>
+      <w:lvlText w:val="%5."/>
+      <w:lvlJc w:val="left"/>
+      <w:pPr>
+        <w:tabs>
+          <w:tab w:val="num" w:pos="3600"/>
+        </w:tabs>
+        <w:ind w:left="3600" w:hanging="360"/>
+      </w:pPr>
+    </w:lvl>
+    <w:lvl w:ilvl="5" w:tentative="1">
+      <w:start w:val="1"/>
+      <w:numFmt w:val="decimal"/>
+      <w:lvlText w:val="%6."/>
+      <w:lvlJc w:val="left"/>
+      <w:pPr>
+        <w:tabs>
+          <w:tab w:val="num" w:pos="4320"/>
+        </w:tabs>
+        <w:ind w:left="4320" w:hanging="360"/>
+      </w:pPr>
+    </w:lvl>
+    <w:lvl w:ilvl="6" w:tentative="1">
+      <w:start w:val="1"/>
+      <w:numFmt w:val="decimal"/>
+      <w:lvlText w:val="%7."/>
+      <w:lvlJc w:val="left"/>
+      <w:pPr>
+        <w:tabs>
+          <w:tab w:val="num" w:pos="5040"/>
+        </w:tabs>
+        <w:ind w:left="5040" w:hanging="360"/>
+      </w:pPr>
+    </w:lvl>
+    <w:lvl w:ilvl="7" w:tentative="1">
+      <w:start w:val="1"/>
+      <w:numFmt w:val="decimal"/>
+      <w:lvlText w:val="%8."/>
+      <w:lvlJc w:val="left"/>
+      <w:pPr>
+        <w:tabs>
+          <w:tab w:val="num" w:pos="5760"/>
+        </w:tabs>
+        <w:ind w:left="5760" w:hanging="360"/>
+      </w:pPr>
+    </w:lvl>
+    <w:lvl w:ilvl="8" w:tentative="1">
+      <w:start w:val="1"/>
+      <w:numFmt w:val="decimal"/>
+      <w:lvlText w:val="%9."/>
+      <w:lvlJc w:val="left"/>
+      <w:pPr>
+        <w:tabs>
+          <w:tab w:val="num" w:pos="6480"/>
+        </w:tabs>
+        <w:ind w:left="6480" w:hanging="360"/>
+      </w:pPr>
+    </w:lvl>
+  </w:abstractNum>
+  <w:abstractNum w:abstractNumId="14" w15:restartNumberingAfterBreak="0">
+    <w:nsid w:val="398023D8"/>
+    <w:multiLevelType w:val="multilevel"/>
+    <w:tmpl w:val="B4883786"/>
     <w:lvl w:ilvl="0">
       <w:start w:val="1"/>
       <w:numFmt w:val="bullet"/>
@@ -21322,10 +21096,10 @@
       </w:rPr>
     </w:lvl>
   </w:abstractNum>
-  <w:abstractNum w:abstractNumId="17" w15:restartNumberingAfterBreak="0">
-    <w:nsid w:val="5E094AFF"/>
+  <w:abstractNum w:abstractNumId="15" w15:restartNumberingAfterBreak="0">
+    <w:nsid w:val="39B52108"/>
     <w:multiLevelType w:val="multilevel"/>
-    <w:tmpl w:val="B8121A64"/>
+    <w:tmpl w:val="C16E1D00"/>
     <w:lvl w:ilvl="0">
       <w:start w:val="1"/>
       <w:numFmt w:val="bullet"/>
@@ -21471,10 +21245,10 @@
       </w:rPr>
     </w:lvl>
   </w:abstractNum>
-  <w:abstractNum w:abstractNumId="18" w15:restartNumberingAfterBreak="0">
-    <w:nsid w:val="5F894A12"/>
+  <w:abstractNum w:abstractNumId="16" w15:restartNumberingAfterBreak="0">
+    <w:nsid w:val="3CC7668F"/>
     <w:multiLevelType w:val="multilevel"/>
-    <w:tmpl w:val="C852A566"/>
+    <w:tmpl w:val="7A8A8C2C"/>
     <w:lvl w:ilvl="0">
       <w:start w:val="1"/>
       <w:numFmt w:val="bullet"/>
@@ -21620,10 +21394,123 @@
       </w:rPr>
     </w:lvl>
   </w:abstractNum>
-  <w:abstractNum w:abstractNumId="19" w15:restartNumberingAfterBreak="0">
-    <w:nsid w:val="696F1FBC"/>
+  <w:abstractNum w:abstractNumId="17" w15:restartNumberingAfterBreak="0">
+    <w:nsid w:val="3DCA2E97"/>
     <w:multiLevelType w:val="multilevel"/>
-    <w:tmpl w:val="4C42ED8E"/>
+    <w:tmpl w:val="17BCD2AC"/>
+    <w:lvl w:ilvl="0">
+      <w:start w:val="1"/>
+      <w:numFmt w:val="decimal"/>
+      <w:lvlText w:val="%1."/>
+      <w:lvlJc w:val="left"/>
+      <w:pPr>
+        <w:tabs>
+          <w:tab w:val="num" w:pos="720"/>
+        </w:tabs>
+        <w:ind w:left="720" w:hanging="360"/>
+      </w:pPr>
+    </w:lvl>
+    <w:lvl w:ilvl="1" w:tentative="1">
+      <w:start w:val="1"/>
+      <w:numFmt w:val="decimal"/>
+      <w:lvlText w:val="%2."/>
+      <w:lvlJc w:val="left"/>
+      <w:pPr>
+        <w:tabs>
+          <w:tab w:val="num" w:pos="1440"/>
+        </w:tabs>
+        <w:ind w:left="1440" w:hanging="360"/>
+      </w:pPr>
+    </w:lvl>
+    <w:lvl w:ilvl="2" w:tentative="1">
+      <w:start w:val="1"/>
+      <w:numFmt w:val="decimal"/>
+      <w:lvlText w:val="%3."/>
+      <w:lvlJc w:val="left"/>
+      <w:pPr>
+        <w:tabs>
+          <w:tab w:val="num" w:pos="2160"/>
+        </w:tabs>
+        <w:ind w:left="2160" w:hanging="360"/>
+      </w:pPr>
+    </w:lvl>
+    <w:lvl w:ilvl="3" w:tentative="1">
+      <w:start w:val="1"/>
+      <w:numFmt w:val="decimal"/>
+      <w:lvlText w:val="%4."/>
+      <w:lvlJc w:val="left"/>
+      <w:pPr>
+        <w:tabs>
+          <w:tab w:val="num" w:pos="2880"/>
+        </w:tabs>
+        <w:ind w:left="2880" w:hanging="360"/>
+      </w:pPr>
+    </w:lvl>
+    <w:lvl w:ilvl="4" w:tentative="1">
+      <w:start w:val="1"/>
+      <w:numFmt w:val="decimal"/>
+      <w:lvlText w:val="%5."/>
+      <w:lvlJc w:val="left"/>
+      <w:pPr>
+        <w:tabs>
+          <w:tab w:val="num" w:pos="3600"/>
+        </w:tabs>
+        <w:ind w:left="3600" w:hanging="360"/>
+      </w:pPr>
+    </w:lvl>
+    <w:lvl w:ilvl="5" w:tentative="1">
+      <w:start w:val="1"/>
+      <w:numFmt w:val="decimal"/>
+      <w:lvlText w:val="%6."/>
+      <w:lvlJc w:val="left"/>
+      <w:pPr>
+        <w:tabs>
+          <w:tab w:val="num" w:pos="4320"/>
+        </w:tabs>
+        <w:ind w:left="4320" w:hanging="360"/>
+      </w:pPr>
+    </w:lvl>
+    <w:lvl w:ilvl="6" w:tentative="1">
+      <w:start w:val="1"/>
+      <w:numFmt w:val="decimal"/>
+      <w:lvlText w:val="%7."/>
+      <w:lvlJc w:val="left"/>
+      <w:pPr>
+        <w:tabs>
+          <w:tab w:val="num" w:pos="5040"/>
+        </w:tabs>
+        <w:ind w:left="5040" w:hanging="360"/>
+      </w:pPr>
+    </w:lvl>
+    <w:lvl w:ilvl="7" w:tentative="1">
+      <w:start w:val="1"/>
+      <w:numFmt w:val="decimal"/>
+      <w:lvlText w:val="%8."/>
+      <w:lvlJc w:val="left"/>
+      <w:pPr>
+        <w:tabs>
+          <w:tab w:val="num" w:pos="5760"/>
+        </w:tabs>
+        <w:ind w:left="5760" w:hanging="360"/>
+      </w:pPr>
+    </w:lvl>
+    <w:lvl w:ilvl="8" w:tentative="1">
+      <w:start w:val="1"/>
+      <w:numFmt w:val="decimal"/>
+      <w:lvlText w:val="%9."/>
+      <w:lvlJc w:val="left"/>
+      <w:pPr>
+        <w:tabs>
+          <w:tab w:val="num" w:pos="6480"/>
+        </w:tabs>
+        <w:ind w:left="6480" w:hanging="360"/>
+      </w:pPr>
+    </w:lvl>
+  </w:abstractNum>
+  <w:abstractNum w:abstractNumId="18" w15:restartNumberingAfterBreak="0">
+    <w:nsid w:val="434F01BB"/>
+    <w:multiLevelType w:val="multilevel"/>
+    <w:tmpl w:val="0C24330C"/>
     <w:lvl w:ilvl="0">
       <w:start w:val="1"/>
       <w:numFmt w:val="bullet"/>
@@ -21769,10 +21656,123 @@
       </w:rPr>
     </w:lvl>
   </w:abstractNum>
+  <w:abstractNum w:abstractNumId="19" w15:restartNumberingAfterBreak="0">
+    <w:nsid w:val="4A0E3114"/>
+    <w:multiLevelType w:val="multilevel"/>
+    <w:tmpl w:val="083C2F42"/>
+    <w:lvl w:ilvl="0">
+      <w:start w:val="1"/>
+      <w:numFmt w:val="decimal"/>
+      <w:lvlText w:val="%1."/>
+      <w:lvlJc w:val="left"/>
+      <w:pPr>
+        <w:tabs>
+          <w:tab w:val="num" w:pos="720"/>
+        </w:tabs>
+        <w:ind w:left="720" w:hanging="360"/>
+      </w:pPr>
+    </w:lvl>
+    <w:lvl w:ilvl="1" w:tentative="1">
+      <w:start w:val="1"/>
+      <w:numFmt w:val="decimal"/>
+      <w:lvlText w:val="%2."/>
+      <w:lvlJc w:val="left"/>
+      <w:pPr>
+        <w:tabs>
+          <w:tab w:val="num" w:pos="1440"/>
+        </w:tabs>
+        <w:ind w:left="1440" w:hanging="360"/>
+      </w:pPr>
+    </w:lvl>
+    <w:lvl w:ilvl="2" w:tentative="1">
+      <w:start w:val="1"/>
+      <w:numFmt w:val="decimal"/>
+      <w:lvlText w:val="%3."/>
+      <w:lvlJc w:val="left"/>
+      <w:pPr>
+        <w:tabs>
+          <w:tab w:val="num" w:pos="2160"/>
+        </w:tabs>
+        <w:ind w:left="2160" w:hanging="360"/>
+      </w:pPr>
+    </w:lvl>
+    <w:lvl w:ilvl="3" w:tentative="1">
+      <w:start w:val="1"/>
+      <w:numFmt w:val="decimal"/>
+      <w:lvlText w:val="%4."/>
+      <w:lvlJc w:val="left"/>
+      <w:pPr>
+        <w:tabs>
+          <w:tab w:val="num" w:pos="2880"/>
+        </w:tabs>
+        <w:ind w:left="2880" w:hanging="360"/>
+      </w:pPr>
+    </w:lvl>
+    <w:lvl w:ilvl="4" w:tentative="1">
+      <w:start w:val="1"/>
+      <w:numFmt w:val="decimal"/>
+      <w:lvlText w:val="%5."/>
+      <w:lvlJc w:val="left"/>
+      <w:pPr>
+        <w:tabs>
+          <w:tab w:val="num" w:pos="3600"/>
+        </w:tabs>
+        <w:ind w:left="3600" w:hanging="360"/>
+      </w:pPr>
+    </w:lvl>
+    <w:lvl w:ilvl="5" w:tentative="1">
+      <w:start w:val="1"/>
+      <w:numFmt w:val="decimal"/>
+      <w:lvlText w:val="%6."/>
+      <w:lvlJc w:val="left"/>
+      <w:pPr>
+        <w:tabs>
+          <w:tab w:val="num" w:pos="4320"/>
+        </w:tabs>
+        <w:ind w:left="4320" w:hanging="360"/>
+      </w:pPr>
+    </w:lvl>
+    <w:lvl w:ilvl="6" w:tentative="1">
+      <w:start w:val="1"/>
+      <w:numFmt w:val="decimal"/>
+      <w:lvlText w:val="%7."/>
+      <w:lvlJc w:val="left"/>
+      <w:pPr>
+        <w:tabs>
+          <w:tab w:val="num" w:pos="5040"/>
+        </w:tabs>
+        <w:ind w:left="5040" w:hanging="360"/>
+      </w:pPr>
+    </w:lvl>
+    <w:lvl w:ilvl="7" w:tentative="1">
+      <w:start w:val="1"/>
+      <w:numFmt w:val="decimal"/>
+      <w:lvlText w:val="%8."/>
+      <w:lvlJc w:val="left"/>
+      <w:pPr>
+        <w:tabs>
+          <w:tab w:val="num" w:pos="5760"/>
+        </w:tabs>
+        <w:ind w:left="5760" w:hanging="360"/>
+      </w:pPr>
+    </w:lvl>
+    <w:lvl w:ilvl="8" w:tentative="1">
+      <w:start w:val="1"/>
+      <w:numFmt w:val="decimal"/>
+      <w:lvlText w:val="%9."/>
+      <w:lvlJc w:val="left"/>
+      <w:pPr>
+        <w:tabs>
+          <w:tab w:val="num" w:pos="6480"/>
+        </w:tabs>
+        <w:ind w:left="6480" w:hanging="360"/>
+      </w:pPr>
+    </w:lvl>
+  </w:abstractNum>
   <w:abstractNum w:abstractNumId="20" w15:restartNumberingAfterBreak="0">
-    <w:nsid w:val="6EEC133B"/>
+    <w:nsid w:val="51FF6BAC"/>
     <w:multiLevelType w:val="multilevel"/>
-    <w:tmpl w:val="DF647E7A"/>
+    <w:tmpl w:val="FD46E9C2"/>
     <w:lvl w:ilvl="0">
       <w:start w:val="1"/>
       <w:numFmt w:val="bullet"/>
@@ -21919,9 +21919,9 @@
     </w:lvl>
   </w:abstractNum>
   <w:abstractNum w:abstractNumId="21" w15:restartNumberingAfterBreak="0">
-    <w:nsid w:val="6EEC1A44"/>
+    <w:nsid w:val="58074BC0"/>
     <w:multiLevelType w:val="multilevel"/>
-    <w:tmpl w:val="93A0D20A"/>
+    <w:tmpl w:val="74A6622E"/>
     <w:lvl w:ilvl="0">
       <w:start w:val="1"/>
       <w:numFmt w:val="bullet"/>
@@ -22068,9 +22068,9 @@
     </w:lvl>
   </w:abstractNum>
   <w:abstractNum w:abstractNumId="22" w15:restartNumberingAfterBreak="0">
-    <w:nsid w:val="6FB23FB3"/>
+    <w:nsid w:val="5E936C41"/>
     <w:multiLevelType w:val="multilevel"/>
-    <w:tmpl w:val="D4BCB33C"/>
+    <w:tmpl w:val="73AABF3C"/>
     <w:lvl w:ilvl="0">
       <w:start w:val="1"/>
       <w:numFmt w:val="bullet"/>
@@ -22217,9 +22217,9 @@
     </w:lvl>
   </w:abstractNum>
   <w:abstractNum w:abstractNumId="23" w15:restartNumberingAfterBreak="0">
-    <w:nsid w:val="6FD45D20"/>
+    <w:nsid w:val="62911FFB"/>
     <w:multiLevelType w:val="multilevel"/>
-    <w:tmpl w:val="B478019E"/>
+    <w:tmpl w:val="1F206966"/>
     <w:lvl w:ilvl="0">
       <w:start w:val="1"/>
       <w:numFmt w:val="bullet"/>
@@ -22366,9 +22366,9 @@
     </w:lvl>
   </w:abstractNum>
   <w:abstractNum w:abstractNumId="24" w15:restartNumberingAfterBreak="0">
-    <w:nsid w:val="7CDA1CE4"/>
+    <w:nsid w:val="6E476EDA"/>
     <w:multiLevelType w:val="multilevel"/>
-    <w:tmpl w:val="3230BC0E"/>
+    <w:tmpl w:val="CDB2BED2"/>
     <w:lvl w:ilvl="0">
       <w:start w:val="1"/>
       <w:numFmt w:val="bullet"/>
@@ -22515,9 +22515,9 @@
     </w:lvl>
   </w:abstractNum>
   <w:abstractNum w:abstractNumId="25" w15:restartNumberingAfterBreak="0">
-    <w:nsid w:val="7D2A05D7"/>
+    <w:nsid w:val="6FB65C02"/>
     <w:multiLevelType w:val="multilevel"/>
-    <w:tmpl w:val="6A5267C8"/>
+    <w:tmpl w:val="11B256B0"/>
     <w:lvl w:ilvl="0">
       <w:start w:val="1"/>
       <w:numFmt w:val="decimal"/>
@@ -22628,122 +22628,9 @@
     </w:lvl>
   </w:abstractNum>
   <w:abstractNum w:abstractNumId="26" w15:restartNumberingAfterBreak="0">
-    <w:nsid w:val="7F5E17A8"/>
+    <w:nsid w:val="77641A1A"/>
     <w:multiLevelType w:val="multilevel"/>
-    <w:tmpl w:val="95F42958"/>
-    <w:lvl w:ilvl="0">
-      <w:start w:val="1"/>
-      <w:numFmt w:val="decimal"/>
-      <w:lvlText w:val="%1."/>
-      <w:lvlJc w:val="left"/>
-      <w:pPr>
-        <w:tabs>
-          <w:tab w:val="num" w:pos="720"/>
-        </w:tabs>
-        <w:ind w:left="720" w:hanging="360"/>
-      </w:pPr>
-    </w:lvl>
-    <w:lvl w:ilvl="1" w:tentative="1">
-      <w:start w:val="1"/>
-      <w:numFmt w:val="decimal"/>
-      <w:lvlText w:val="%2."/>
-      <w:lvlJc w:val="left"/>
-      <w:pPr>
-        <w:tabs>
-          <w:tab w:val="num" w:pos="1440"/>
-        </w:tabs>
-        <w:ind w:left="1440" w:hanging="360"/>
-      </w:pPr>
-    </w:lvl>
-    <w:lvl w:ilvl="2" w:tentative="1">
-      <w:start w:val="1"/>
-      <w:numFmt w:val="decimal"/>
-      <w:lvlText w:val="%3."/>
-      <w:lvlJc w:val="left"/>
-      <w:pPr>
-        <w:tabs>
-          <w:tab w:val="num" w:pos="2160"/>
-        </w:tabs>
-        <w:ind w:left="2160" w:hanging="360"/>
-      </w:pPr>
-    </w:lvl>
-    <w:lvl w:ilvl="3" w:tentative="1">
-      <w:start w:val="1"/>
-      <w:numFmt w:val="decimal"/>
-      <w:lvlText w:val="%4."/>
-      <w:lvlJc w:val="left"/>
-      <w:pPr>
-        <w:tabs>
-          <w:tab w:val="num" w:pos="2880"/>
-        </w:tabs>
-        <w:ind w:left="2880" w:hanging="360"/>
-      </w:pPr>
-    </w:lvl>
-    <w:lvl w:ilvl="4" w:tentative="1">
-      <w:start w:val="1"/>
-      <w:numFmt w:val="decimal"/>
-      <w:lvlText w:val="%5."/>
-      <w:lvlJc w:val="left"/>
-      <w:pPr>
-        <w:tabs>
-          <w:tab w:val="num" w:pos="3600"/>
-        </w:tabs>
-        <w:ind w:left="3600" w:hanging="360"/>
-      </w:pPr>
-    </w:lvl>
-    <w:lvl w:ilvl="5" w:tentative="1">
-      <w:start w:val="1"/>
-      <w:numFmt w:val="decimal"/>
-      <w:lvlText w:val="%6."/>
-      <w:lvlJc w:val="left"/>
-      <w:pPr>
-        <w:tabs>
-          <w:tab w:val="num" w:pos="4320"/>
-        </w:tabs>
-        <w:ind w:left="4320" w:hanging="360"/>
-      </w:pPr>
-    </w:lvl>
-    <w:lvl w:ilvl="6" w:tentative="1">
-      <w:start w:val="1"/>
-      <w:numFmt w:val="decimal"/>
-      <w:lvlText w:val="%7."/>
-      <w:lvlJc w:val="left"/>
-      <w:pPr>
-        <w:tabs>
-          <w:tab w:val="num" w:pos="5040"/>
-        </w:tabs>
-        <w:ind w:left="5040" w:hanging="360"/>
-      </w:pPr>
-    </w:lvl>
-    <w:lvl w:ilvl="7" w:tentative="1">
-      <w:start w:val="1"/>
-      <w:numFmt w:val="decimal"/>
-      <w:lvlText w:val="%8."/>
-      <w:lvlJc w:val="left"/>
-      <w:pPr>
-        <w:tabs>
-          <w:tab w:val="num" w:pos="5760"/>
-        </w:tabs>
-        <w:ind w:left="5760" w:hanging="360"/>
-      </w:pPr>
-    </w:lvl>
-    <w:lvl w:ilvl="8" w:tentative="1">
-      <w:start w:val="1"/>
-      <w:numFmt w:val="decimal"/>
-      <w:lvlText w:val="%9."/>
-      <w:lvlJc w:val="left"/>
-      <w:pPr>
-        <w:tabs>
-          <w:tab w:val="num" w:pos="6480"/>
-        </w:tabs>
-        <w:ind w:left="6480" w:hanging="360"/>
-      </w:pPr>
-    </w:lvl>
-  </w:abstractNum>
-  <w:abstractNum w:abstractNumId="27" w15:restartNumberingAfterBreak="0">
-    <w:nsid w:val="7F855ABD"/>
-    <w:multiLevelType w:val="multilevel"/>
-    <w:tmpl w:val="9E3A9548"/>
+    <w:tmpl w:val="FCF01554"/>
     <w:lvl w:ilvl="0">
       <w:start w:val="1"/>
       <w:numFmt w:val="bullet"/>
@@ -22889,89 +22776,202 @@
       </w:rPr>
     </w:lvl>
   </w:abstractNum>
-  <w:num w:numId="1" w16cid:durableId="1107508000">
+  <w:abstractNum w:abstractNumId="27" w15:restartNumberingAfterBreak="0">
+    <w:nsid w:val="7B9A2624"/>
+    <w:multiLevelType w:val="multilevel"/>
+    <w:tmpl w:val="FA22ADE6"/>
+    <w:lvl w:ilvl="0">
+      <w:start w:val="1"/>
+      <w:numFmt w:val="decimal"/>
+      <w:lvlText w:val="%1."/>
+      <w:lvlJc w:val="left"/>
+      <w:pPr>
+        <w:tabs>
+          <w:tab w:val="num" w:pos="720"/>
+        </w:tabs>
+        <w:ind w:left="720" w:hanging="360"/>
+      </w:pPr>
+    </w:lvl>
+    <w:lvl w:ilvl="1" w:tentative="1">
+      <w:start w:val="1"/>
+      <w:numFmt w:val="decimal"/>
+      <w:lvlText w:val="%2."/>
+      <w:lvlJc w:val="left"/>
+      <w:pPr>
+        <w:tabs>
+          <w:tab w:val="num" w:pos="1440"/>
+        </w:tabs>
+        <w:ind w:left="1440" w:hanging="360"/>
+      </w:pPr>
+    </w:lvl>
+    <w:lvl w:ilvl="2" w:tentative="1">
+      <w:start w:val="1"/>
+      <w:numFmt w:val="decimal"/>
+      <w:lvlText w:val="%3."/>
+      <w:lvlJc w:val="left"/>
+      <w:pPr>
+        <w:tabs>
+          <w:tab w:val="num" w:pos="2160"/>
+        </w:tabs>
+        <w:ind w:left="2160" w:hanging="360"/>
+      </w:pPr>
+    </w:lvl>
+    <w:lvl w:ilvl="3" w:tentative="1">
+      <w:start w:val="1"/>
+      <w:numFmt w:val="decimal"/>
+      <w:lvlText w:val="%4."/>
+      <w:lvlJc w:val="left"/>
+      <w:pPr>
+        <w:tabs>
+          <w:tab w:val="num" w:pos="2880"/>
+        </w:tabs>
+        <w:ind w:left="2880" w:hanging="360"/>
+      </w:pPr>
+    </w:lvl>
+    <w:lvl w:ilvl="4" w:tentative="1">
+      <w:start w:val="1"/>
+      <w:numFmt w:val="decimal"/>
+      <w:lvlText w:val="%5."/>
+      <w:lvlJc w:val="left"/>
+      <w:pPr>
+        <w:tabs>
+          <w:tab w:val="num" w:pos="3600"/>
+        </w:tabs>
+        <w:ind w:left="3600" w:hanging="360"/>
+      </w:pPr>
+    </w:lvl>
+    <w:lvl w:ilvl="5" w:tentative="1">
+      <w:start w:val="1"/>
+      <w:numFmt w:val="decimal"/>
+      <w:lvlText w:val="%6."/>
+      <w:lvlJc w:val="left"/>
+      <w:pPr>
+        <w:tabs>
+          <w:tab w:val="num" w:pos="4320"/>
+        </w:tabs>
+        <w:ind w:left="4320" w:hanging="360"/>
+      </w:pPr>
+    </w:lvl>
+    <w:lvl w:ilvl="6" w:tentative="1">
+      <w:start w:val="1"/>
+      <w:numFmt w:val="decimal"/>
+      <w:lvlText w:val="%7."/>
+      <w:lvlJc w:val="left"/>
+      <w:pPr>
+        <w:tabs>
+          <w:tab w:val="num" w:pos="5040"/>
+        </w:tabs>
+        <w:ind w:left="5040" w:hanging="360"/>
+      </w:pPr>
+    </w:lvl>
+    <w:lvl w:ilvl="7" w:tentative="1">
+      <w:start w:val="1"/>
+      <w:numFmt w:val="decimal"/>
+      <w:lvlText w:val="%8."/>
+      <w:lvlJc w:val="left"/>
+      <w:pPr>
+        <w:tabs>
+          <w:tab w:val="num" w:pos="5760"/>
+        </w:tabs>
+        <w:ind w:left="5760" w:hanging="360"/>
+      </w:pPr>
+    </w:lvl>
+    <w:lvl w:ilvl="8" w:tentative="1">
+      <w:start w:val="1"/>
+      <w:numFmt w:val="decimal"/>
+      <w:lvlText w:val="%9."/>
+      <w:lvlJc w:val="left"/>
+      <w:pPr>
+        <w:tabs>
+          <w:tab w:val="num" w:pos="6480"/>
+        </w:tabs>
+        <w:ind w:left="6480" w:hanging="360"/>
+      </w:pPr>
+    </w:lvl>
+  </w:abstractNum>
+  <w:num w:numId="1" w16cid:durableId="668943172">
+    <w:abstractNumId w:val="9"/>
+  </w:num>
+  <w:num w:numId="2" w16cid:durableId="1975986799">
+    <w:abstractNumId w:val="16"/>
+  </w:num>
+  <w:num w:numId="3" w16cid:durableId="1227104604">
+    <w:abstractNumId w:val="6"/>
+  </w:num>
+  <w:num w:numId="4" w16cid:durableId="1262179224">
+    <w:abstractNumId w:val="1"/>
+  </w:num>
+  <w:num w:numId="5" w16cid:durableId="1285505356">
+    <w:abstractNumId w:val="18"/>
+  </w:num>
+  <w:num w:numId="6" w16cid:durableId="731587889">
+    <w:abstractNumId w:val="20"/>
+  </w:num>
+  <w:num w:numId="7" w16cid:durableId="1690911317">
+    <w:abstractNumId w:val="5"/>
+  </w:num>
+  <w:num w:numId="8" w16cid:durableId="1888103431">
+    <w:abstractNumId w:val="0"/>
+  </w:num>
+  <w:num w:numId="9" w16cid:durableId="805322216">
+    <w:abstractNumId w:val="19"/>
+  </w:num>
+  <w:num w:numId="10" w16cid:durableId="1967078454">
+    <w:abstractNumId w:val="15"/>
+  </w:num>
+  <w:num w:numId="11" w16cid:durableId="383211903">
+    <w:abstractNumId w:val="3"/>
+  </w:num>
+  <w:num w:numId="12" w16cid:durableId="1576821493">
+    <w:abstractNumId w:val="11"/>
+  </w:num>
+  <w:num w:numId="13" w16cid:durableId="125051482">
+    <w:abstractNumId w:val="24"/>
+  </w:num>
+  <w:num w:numId="14" w16cid:durableId="1356928420">
+    <w:abstractNumId w:val="2"/>
+  </w:num>
+  <w:num w:numId="15" w16cid:durableId="92827436">
+    <w:abstractNumId w:val="22"/>
+  </w:num>
+  <w:num w:numId="16" w16cid:durableId="1793867250">
+    <w:abstractNumId w:val="12"/>
+  </w:num>
+  <w:num w:numId="17" w16cid:durableId="1100683545">
+    <w:abstractNumId w:val="14"/>
+  </w:num>
+  <w:num w:numId="18" w16cid:durableId="29498602">
+    <w:abstractNumId w:val="8"/>
+  </w:num>
+  <w:num w:numId="19" w16cid:durableId="46342802">
+    <w:abstractNumId w:val="25"/>
+  </w:num>
+  <w:num w:numId="20" w16cid:durableId="1851065326">
     <w:abstractNumId w:val="27"/>
   </w:num>
-  <w:num w:numId="2" w16cid:durableId="1410616870">
-    <w:abstractNumId w:val="2"/>
-  </w:num>
-  <w:num w:numId="3" w16cid:durableId="1645156929">
-    <w:abstractNumId w:val="18"/>
-  </w:num>
-  <w:num w:numId="4" w16cid:durableId="1732003430">
-    <w:abstractNumId w:val="0"/>
-  </w:num>
-  <w:num w:numId="5" w16cid:durableId="1485509694">
-    <w:abstractNumId w:val="22"/>
-  </w:num>
-  <w:num w:numId="6" w16cid:durableId="1523669584">
-    <w:abstractNumId w:val="9"/>
-  </w:num>
-  <w:num w:numId="7" w16cid:durableId="636029436">
-    <w:abstractNumId w:val="1"/>
-  </w:num>
-  <w:num w:numId="8" w16cid:durableId="1332441555">
-    <w:abstractNumId w:val="12"/>
-  </w:num>
-  <w:num w:numId="9" w16cid:durableId="820779616">
+  <w:num w:numId="21" w16cid:durableId="1155561865">
     <w:abstractNumId w:val="26"/>
   </w:num>
-  <w:num w:numId="10" w16cid:durableId="2044793432">
-    <w:abstractNumId w:val="3"/>
+  <w:num w:numId="22" w16cid:durableId="1893149662">
+    <w:abstractNumId w:val="21"/>
   </w:num>
-  <w:num w:numId="11" w16cid:durableId="1947879817">
-    <w:abstractNumId w:val="8"/>
+  <w:num w:numId="23" w16cid:durableId="338460282">
+    <w:abstractNumId w:val="4"/>
   </w:num>
-  <w:num w:numId="12" w16cid:durableId="249894607">
-    <w:abstractNumId w:val="16"/>
+  <w:num w:numId="24" w16cid:durableId="1425103138">
+    <w:abstractNumId w:val="17"/>
   </w:num>
-  <w:num w:numId="13" w16cid:durableId="841042822">
+  <w:num w:numId="25" w16cid:durableId="393746095">
+    <w:abstractNumId w:val="10"/>
+  </w:num>
+  <w:num w:numId="26" w16cid:durableId="87579033">
     <w:abstractNumId w:val="23"/>
   </w:num>
-  <w:num w:numId="14" w16cid:durableId="306319723">
-    <w:abstractNumId w:val="7"/>
-  </w:num>
-  <w:num w:numId="15" w16cid:durableId="1191845936">
-    <w:abstractNumId w:val="20"/>
-  </w:num>
-  <w:num w:numId="16" w16cid:durableId="893735299">
-    <w:abstractNumId w:val="21"/>
-  </w:num>
-  <w:num w:numId="17" w16cid:durableId="2133549648">
-    <w:abstractNumId w:val="14"/>
-  </w:num>
-  <w:num w:numId="18" w16cid:durableId="209345985">
-    <w:abstractNumId w:val="24"/>
-  </w:num>
-  <w:num w:numId="19" w16cid:durableId="1652174998">
-    <w:abstractNumId w:val="25"/>
-  </w:num>
-  <w:num w:numId="20" w16cid:durableId="1663043725">
-    <w:abstractNumId w:val="5"/>
-  </w:num>
-  <w:num w:numId="21" w16cid:durableId="1606617059">
-    <w:abstractNumId w:val="10"/>
-  </w:num>
-  <w:num w:numId="22" w16cid:durableId="1039401198">
-    <w:abstractNumId w:val="11"/>
-  </w:num>
-  <w:num w:numId="23" w16cid:durableId="298190892">
-    <w:abstractNumId w:val="19"/>
-  </w:num>
-  <w:num w:numId="24" w16cid:durableId="227420601">
-    <w:abstractNumId w:val="4"/>
-  </w:num>
-  <w:num w:numId="25" w16cid:durableId="1645236521">
-    <w:abstractNumId w:val="17"/>
-  </w:num>
-  <w:num w:numId="26" w16cid:durableId="1557083410">
-    <w:abstractNumId w:val="15"/>
-  </w:num>
-  <w:num w:numId="27" w16cid:durableId="741833102">
+  <w:num w:numId="27" w16cid:durableId="637491716">
     <w:abstractNumId w:val="13"/>
   </w:num>
-  <w:num w:numId="28" w16cid:durableId="539365841">
-    <w:abstractNumId w:val="6"/>
+  <w:num w:numId="28" w16cid:durableId="1514417067">
+    <w:abstractNumId w:val="7"/>
   </w:num>
 </w:numbering>
 </file>
